--- a/arb/docx/49.content.docx
+++ b/arb/docx/49.content.docx
@@ -437,6 +437,23 @@
           <w:b/>
           <w:lang w:val="ar_AE" w:bidi="ar_AE"/>
         </w:rPr>
+        <w:t>Παῦλος, ἀπόστολος Χριστοῦ Ἰησοῦ &amp; τοῖς ἁγίοις τοῖς οὖσιν</w:t>
+      </w:r>
+    </w:p>
+    <w:p>
+      <w:pPr>
+        <w:bidi/>
+      </w:pPr>
+      <w:r>
+        <w:rPr>
+          <w:lang w:val="ar_AE" w:bidi="ar_AE"/>
+        </w:rPr>
+      </w:r>
+      <w:r>
+        <w:rPr>
+          <w:b/>
+          <w:lang w:val="ar_AE" w:bidi="ar_AE"/>
+        </w:rPr>
         <w:t>"</w:t>
       </w:r>
       <w:r>
@@ -535,6 +552,23 @@
           <w:b/>
           <w:lang w:val="ar_AE" w:bidi="ar_AE"/>
         </w:rPr>
+        <w:t>ἐν Χριστῷ Ἰησοῦ</w:t>
+      </w:r>
+    </w:p>
+    <w:p>
+      <w:pPr>
+        <w:bidi/>
+      </w:pPr>
+      <w:r>
+        <w:rPr>
+          <w:lang w:val="ar_AE" w:bidi="ar_AE"/>
+        </w:rPr>
+      </w:r>
+      <w:r>
+        <w:rPr>
+          <w:b/>
+          <w:lang w:val="ar_AE" w:bidi="ar_AE"/>
+        </w:rPr>
         <w:t>"</w:t>
       </w:r>
       <w:r>
@@ -654,6 +688,23 @@
           <w:b/>
           <w:lang w:val="ar_AE" w:bidi="ar_AE"/>
         </w:rPr>
+        <w:t>χάρις ὑμῖν καὶ εἰρήνη</w:t>
+      </w:r>
+    </w:p>
+    <w:p>
+      <w:pPr>
+        <w:bidi/>
+      </w:pPr>
+      <w:r>
+        <w:rPr>
+          <w:lang w:val="ar_AE" w:bidi="ar_AE"/>
+        </w:rPr>
+      </w:r>
+      <w:r>
+        <w:rPr>
+          <w:b/>
+          <w:lang w:val="ar_AE" w:bidi="ar_AE"/>
+        </w:rPr>
         <w:t>"</w:t>
       </w:r>
       <w:r>
@@ -914,6 +965,23 @@
           <w:b/>
           <w:lang w:val="ar_AE" w:bidi="ar_AE"/>
         </w:rPr>
+        <w:t>εὐλογητὸς ὁ Θεὸς καὶ Πατὴρ τοῦ Κυρίου ἡμῶν, Ἰησοῦ Χριστοῦ</w:t>
+      </w:r>
+    </w:p>
+    <w:p>
+      <w:pPr>
+        <w:bidi/>
+      </w:pPr>
+      <w:r>
+        <w:rPr>
+          <w:lang w:val="ar_AE" w:bidi="ar_AE"/>
+        </w:rPr>
+      </w:r>
+      <w:r>
+        <w:rPr>
+          <w:b/>
+          <w:lang w:val="ar_AE" w:bidi="ar_AE"/>
+        </w:rPr>
         <w:t>"</w:t>
       </w:r>
       <w:r>
@@ -1020,6 +1088,23 @@
           <w:b/>
           <w:lang w:val="ar_AE" w:bidi="ar_AE"/>
         </w:rPr>
+        <w:t>ὁ εὐλογήσας ἡμᾶς</w:t>
+      </w:r>
+    </w:p>
+    <w:p>
+      <w:pPr>
+        <w:bidi/>
+      </w:pPr>
+      <w:r>
+        <w:rPr>
+          <w:lang w:val="ar_AE" w:bidi="ar_AE"/>
+        </w:rPr>
+      </w:r>
+      <w:r>
+        <w:rPr>
+          <w:b/>
+          <w:lang w:val="ar_AE" w:bidi="ar_AE"/>
+        </w:rPr>
         <w:t>"</w:t>
       </w:r>
       <w:r>
@@ -1104,6 +1189,23 @@
           <w:b/>
           <w:lang w:val="ar_AE" w:bidi="ar_AE"/>
         </w:rPr>
+        <w:t>πάσῃ εὐλογίᾳ πνευματικῇ</w:t>
+      </w:r>
+    </w:p>
+    <w:p>
+      <w:pPr>
+        <w:bidi/>
+      </w:pPr>
+      <w:r>
+        <w:rPr>
+          <w:lang w:val="ar_AE" w:bidi="ar_AE"/>
+        </w:rPr>
+      </w:r>
+      <w:r>
+        <w:rPr>
+          <w:b/>
+          <w:lang w:val="ar_AE" w:bidi="ar_AE"/>
+        </w:rPr>
         <w:t>"</w:t>
       </w:r>
       <w:r>
@@ -1285,6 +1387,23 @@
           <w:b/>
           <w:lang w:val="ar_AE" w:bidi="ar_AE"/>
         </w:rPr>
+        <w:t>ἐν Χριστῷ</w:t>
+      </w:r>
+    </w:p>
+    <w:p>
+      <w:pPr>
+        <w:bidi/>
+      </w:pPr>
+      <w:r>
+        <w:rPr>
+          <w:lang w:val="ar_AE" w:bidi="ar_AE"/>
+        </w:rPr>
+      </w:r>
+      <w:r>
+        <w:rPr>
+          <w:b/>
+          <w:lang w:val="ar_AE" w:bidi="ar_AE"/>
+        </w:rPr>
         <w:t>"</w:t>
       </w:r>
       <w:r>
@@ -1404,6 +1523,23 @@
           <w:b/>
           <w:lang w:val="ar_AE" w:bidi="ar_AE"/>
         </w:rPr>
+        <w:t>ἁγίους καὶ ἀμώμους</w:t>
+      </w:r>
+    </w:p>
+    <w:p>
+      <w:pPr>
+        <w:bidi/>
+      </w:pPr>
+      <w:r>
+        <w:rPr>
+          <w:lang w:val="ar_AE" w:bidi="ar_AE"/>
+        </w:rPr>
+      </w:r>
+      <w:r>
+        <w:rPr>
+          <w:b/>
+          <w:lang w:val="ar_AE" w:bidi="ar_AE"/>
+        </w:rPr>
         <w:t>"</w:t>
       </w:r>
       <w:r>
@@ -1536,6 +1672,23 @@
           <w:b/>
           <w:lang w:val="ar_AE" w:bidi="ar_AE"/>
         </w:rPr>
+        <w:t>ἀμώμους</w:t>
+      </w:r>
+    </w:p>
+    <w:p>
+      <w:pPr>
+        <w:bidi/>
+      </w:pPr>
+      <w:r>
+        <w:rPr>
+          <w:lang w:val="ar_AE" w:bidi="ar_AE"/>
+        </w:rPr>
+      </w:r>
+      <w:r>
+        <w:rPr>
+          <w:b/>
+          <w:lang w:val="ar_AE" w:bidi="ar_AE"/>
+        </w:rPr>
         <w:t>"</w:t>
       </w:r>
       <w:r>
@@ -1655,6 +1808,23 @@
           <w:b/>
           <w:lang w:val="ar_AE" w:bidi="ar_AE"/>
         </w:rPr>
+        <w:t>προορίσας &amp; αὐτόν &amp; αὐτοῦ</w:t>
+      </w:r>
+    </w:p>
+    <w:p>
+      <w:pPr>
+        <w:bidi/>
+      </w:pPr>
+      <w:r>
+        <w:rPr>
+          <w:lang w:val="ar_AE" w:bidi="ar_AE"/>
+        </w:rPr>
+      </w:r>
+      <w:r>
+        <w:rPr>
+          <w:b/>
+          <w:lang w:val="ar_AE" w:bidi="ar_AE"/>
+        </w:rPr>
         <w:t>"</w:t>
       </w:r>
       <w:r>
@@ -1767,6 +1937,23 @@
           <w:b/>
           <w:lang w:val="ar_AE" w:bidi="ar_AE"/>
         </w:rPr>
+        <w:t>προορίσας ἡμᾶς εἰς υἱοθεσίαν</w:t>
+      </w:r>
+    </w:p>
+    <w:p>
+      <w:pPr>
+        <w:bidi/>
+      </w:pPr>
+      <w:r>
+        <w:rPr>
+          <w:lang w:val="ar_AE" w:bidi="ar_AE"/>
+        </w:rPr>
+      </w:r>
+      <w:r>
+        <w:rPr>
+          <w:b/>
+          <w:lang w:val="ar_AE" w:bidi="ar_AE"/>
+        </w:rPr>
         <w:t>"</w:t>
       </w:r>
       <w:r>
@@ -1885,6 +2072,23 @@
           <w:b/>
           <w:lang w:val="ar_AE" w:bidi="ar_AE"/>
         </w:rPr>
+        <w:t>προορίσας ἡμᾶς</w:t>
+      </w:r>
+    </w:p>
+    <w:p>
+      <w:pPr>
+        <w:bidi/>
+      </w:pPr>
+      <w:r>
+        <w:rPr>
+          <w:lang w:val="ar_AE" w:bidi="ar_AE"/>
+        </w:rPr>
+      </w:r>
+      <w:r>
+        <w:rPr>
+          <w:b/>
+          <w:lang w:val="ar_AE" w:bidi="ar_AE"/>
+        </w:rPr>
         <w:t>"</w:t>
       </w:r>
       <w:r>
@@ -1969,6 +2173,23 @@
           <w:b/>
           <w:lang w:val="ar_AE" w:bidi="ar_AE"/>
         </w:rPr>
+        <w:t>εἰς υἱοθεσίαν</w:t>
+      </w:r>
+    </w:p>
+    <w:p>
+      <w:pPr>
+        <w:bidi/>
+      </w:pPr>
+      <w:r>
+        <w:rPr>
+          <w:lang w:val="ar_AE" w:bidi="ar_AE"/>
+        </w:rPr>
+      </w:r>
+      <w:r>
+        <w:rPr>
+          <w:b/>
+          <w:lang w:val="ar_AE" w:bidi="ar_AE"/>
+        </w:rPr>
         <w:t>"</w:t>
       </w:r>
       <w:r>
@@ -2185,6 +2406,23 @@
           <w:b/>
           <w:lang w:val="ar_AE" w:bidi="ar_AE"/>
         </w:rPr>
+        <w:t>ἐχαρίτωσεν ἡμᾶς ἐν τῷ ἠγαπημένῳ</w:t>
+      </w:r>
+    </w:p>
+    <w:p>
+      <w:pPr>
+        <w:bidi/>
+      </w:pPr>
+      <w:r>
+        <w:rPr>
+          <w:lang w:val="ar_AE" w:bidi="ar_AE"/>
+        </w:rPr>
+      </w:r>
+      <w:r>
+        <w:rPr>
+          <w:b/>
+          <w:lang w:val="ar_AE" w:bidi="ar_AE"/>
+        </w:rPr>
         <w:t>"</w:t>
       </w:r>
       <w:r>
@@ -2269,6 +2507,23 @@
           <w:b/>
           <w:lang w:val="ar_AE" w:bidi="ar_AE"/>
         </w:rPr>
+        <w:t>τῷ ἠγαπημένῳ</w:t>
+      </w:r>
+    </w:p>
+    <w:p>
+      <w:pPr>
+        <w:bidi/>
+      </w:pPr>
+      <w:r>
+        <w:rPr>
+          <w:lang w:val="ar_AE" w:bidi="ar_AE"/>
+        </w:rPr>
+      </w:r>
+      <w:r>
+        <w:rPr>
+          <w:b/>
+          <w:lang w:val="ar_AE" w:bidi="ar_AE"/>
+        </w:rPr>
         <w:t>"ٱلْمَحْبُوبِ"</w:t>
       </w:r>
     </w:p>
@@ -2339,6 +2594,23 @@
           <w:b/>
           <w:lang w:val="ar_AE" w:bidi="ar_AE"/>
         </w:rPr>
+        <w:t>διὰ τοῦ αἵματος αὐτοῦ</w:t>
+      </w:r>
+    </w:p>
+    <w:p>
+      <w:pPr>
+        <w:bidi/>
+      </w:pPr>
+      <w:r>
+        <w:rPr>
+          <w:lang w:val="ar_AE" w:bidi="ar_AE"/>
+        </w:rPr>
+      </w:r>
+      <w:r>
+        <w:rPr>
+          <w:b/>
+          <w:lang w:val="ar_AE" w:bidi="ar_AE"/>
+        </w:rPr>
         <w:t>"</w:t>
       </w:r>
       <w:r>
@@ -2458,6 +2730,23 @@
           <w:b/>
           <w:lang w:val="ar_AE" w:bidi="ar_AE"/>
         </w:rPr>
+        <w:t>τὸ πλοῦτος τῆς χάριτος αὐτοῦ</w:t>
+      </w:r>
+    </w:p>
+    <w:p>
+      <w:pPr>
+        <w:bidi/>
+      </w:pPr>
+      <w:r>
+        <w:rPr>
+          <w:lang w:val="ar_AE" w:bidi="ar_AE"/>
+        </w:rPr>
+      </w:r>
+      <w:r>
+        <w:rPr>
+          <w:b/>
+          <w:lang w:val="ar_AE" w:bidi="ar_AE"/>
+        </w:rPr>
         <w:t>"</w:t>
       </w:r>
       <w:r>
@@ -2577,6 +2866,23 @@
           <w:b/>
           <w:lang w:val="ar_AE" w:bidi="ar_AE"/>
         </w:rPr>
+        <w:t>ἧς ἐπερίσσευσεν εἰς ἡμᾶς</w:t>
+      </w:r>
+    </w:p>
+    <w:p>
+      <w:pPr>
+        <w:bidi/>
+      </w:pPr>
+      <w:r>
+        <w:rPr>
+          <w:lang w:val="ar_AE" w:bidi="ar_AE"/>
+        </w:rPr>
+      </w:r>
+      <w:r>
+        <w:rPr>
+          <w:b/>
+          <w:lang w:val="ar_AE" w:bidi="ar_AE"/>
+        </w:rPr>
         <w:t>"</w:t>
       </w:r>
       <w:r>
@@ -2661,6 +2967,23 @@
           <w:b/>
           <w:lang w:val="ar_AE" w:bidi="ar_AE"/>
         </w:rPr>
+        <w:t>ἐν πάσῃ σοφίᾳ καὶ φρονήσει</w:t>
+      </w:r>
+    </w:p>
+    <w:p>
+      <w:pPr>
+        <w:bidi/>
+      </w:pPr>
+      <w:r>
+        <w:rPr>
+          <w:lang w:val="ar_AE" w:bidi="ar_AE"/>
+        </w:rPr>
+      </w:r>
+      <w:r>
+        <w:rPr>
+          <w:b/>
+          <w:lang w:val="ar_AE" w:bidi="ar_AE"/>
+        </w:rPr>
         <w:t>"</w:t>
       </w:r>
       <w:r>
@@ -2745,6 +3068,23 @@
           <w:b/>
           <w:lang w:val="ar_AE" w:bidi="ar_AE"/>
         </w:rPr>
+        <w:t>σοφίᾳ καὶ φρονήσει</w:t>
+      </w:r>
+    </w:p>
+    <w:p>
+      <w:pPr>
+        <w:bidi/>
+      </w:pPr>
+      <w:r>
+        <w:rPr>
+          <w:lang w:val="ar_AE" w:bidi="ar_AE"/>
+        </w:rPr>
+      </w:r>
+      <w:r>
+        <w:rPr>
+          <w:b/>
+          <w:lang w:val="ar_AE" w:bidi="ar_AE"/>
+        </w:rPr>
         <w:t>"</w:t>
       </w:r>
       <w:r>
@@ -2877,6 +3217,23 @@
           <w:b/>
           <w:lang w:val="ar_AE" w:bidi="ar_AE"/>
         </w:rPr>
+        <w:t>κατὰ τὴν εὐδοκίαν αὐτοῦ</w:t>
+      </w:r>
+    </w:p>
+    <w:p>
+      <w:pPr>
+        <w:bidi/>
+      </w:pPr>
+      <w:r>
+        <w:rPr>
+          <w:lang w:val="ar_AE" w:bidi="ar_AE"/>
+        </w:rPr>
+      </w:r>
+      <w:r>
+        <w:rPr>
+          <w:b/>
+          <w:lang w:val="ar_AE" w:bidi="ar_AE"/>
+        </w:rPr>
         <w:t>"</w:t>
       </w:r>
       <w:r>
@@ -2961,6 +3318,23 @@
           <w:b/>
           <w:lang w:val="ar_AE" w:bidi="ar_AE"/>
         </w:rPr>
+        <w:t>ἣν προέθετο ἐν αὐτῷ</w:t>
+      </w:r>
+    </w:p>
+    <w:p>
+      <w:pPr>
+        <w:bidi/>
+      </w:pPr>
+      <w:r>
+        <w:rPr>
+          <w:lang w:val="ar_AE" w:bidi="ar_AE"/>
+        </w:rPr>
+      </w:r>
+      <w:r>
+        <w:rPr>
+          <w:b/>
+          <w:lang w:val="ar_AE" w:bidi="ar_AE"/>
+        </w:rPr>
         <w:t>"</w:t>
       </w:r>
       <w:r>
@@ -3045,6 +3419,23 @@
           <w:b/>
           <w:lang w:val="ar_AE" w:bidi="ar_AE"/>
         </w:rPr>
+        <w:t>ἐν αὐτῷ</w:t>
+      </w:r>
+    </w:p>
+    <w:p>
+      <w:pPr>
+        <w:bidi/>
+      </w:pPr>
+      <w:r>
+        <w:rPr>
+          <w:lang w:val="ar_AE" w:bidi="ar_AE"/>
+        </w:rPr>
+      </w:r>
+      <w:r>
+        <w:rPr>
+          <w:b/>
+          <w:lang w:val="ar_AE" w:bidi="ar_AE"/>
+        </w:rPr>
         <w:t>"</w:t>
       </w:r>
       <w:r>
@@ -3129,6 +3520,23 @@
           <w:b/>
           <w:lang w:val="ar_AE" w:bidi="ar_AE"/>
         </w:rPr>
+        <w:t>εἰς οἰκονομίαν</w:t>
+      </w:r>
+    </w:p>
+    <w:p>
+      <w:pPr>
+        <w:bidi/>
+      </w:pPr>
+      <w:r>
+        <w:rPr>
+          <w:lang w:val="ar_AE" w:bidi="ar_AE"/>
+        </w:rPr>
+      </w:r>
+      <w:r>
+        <w:rPr>
+          <w:b/>
+          <w:lang w:val="ar_AE" w:bidi="ar_AE"/>
+        </w:rPr>
         <w:t>"</w:t>
       </w:r>
       <w:r>
@@ -3213,6 +3621,23 @@
           <w:b/>
           <w:lang w:val="ar_AE" w:bidi="ar_AE"/>
         </w:rPr>
+        <w:t>τοῦ πληρώματος τῶν καιρῶν</w:t>
+      </w:r>
+    </w:p>
+    <w:p>
+      <w:pPr>
+        <w:bidi/>
+      </w:pPr>
+      <w:r>
+        <w:rPr>
+          <w:lang w:val="ar_AE" w:bidi="ar_AE"/>
+        </w:rPr>
+      </w:r>
+      <w:r>
+        <w:rPr>
+          <w:b/>
+          <w:lang w:val="ar_AE" w:bidi="ar_AE"/>
+        </w:rPr>
         <w:t>"</w:t>
       </w:r>
       <w:r>
@@ -3297,6 +3722,23 @@
           <w:b/>
           <w:lang w:val="ar_AE" w:bidi="ar_AE"/>
         </w:rPr>
+        <w:t>ἐν αὐτῷ</w:t>
+      </w:r>
+    </w:p>
+    <w:p>
+      <w:pPr>
+        <w:bidi/>
+      </w:pPr>
+      <w:r>
+        <w:rPr>
+          <w:lang w:val="ar_AE" w:bidi="ar_AE"/>
+        </w:rPr>
+      </w:r>
+      <w:r>
+        <w:rPr>
+          <w:b/>
+          <w:lang w:val="ar_AE" w:bidi="ar_AE"/>
+        </w:rPr>
         <w:t>"</w:t>
       </w:r>
       <w:r>
@@ -3381,6 +3823,23 @@
           <w:b/>
           <w:lang w:val="ar_AE" w:bidi="ar_AE"/>
         </w:rPr>
+        <w:t>καὶ ἐκληρώθημεν, προορισθέντες</w:t>
+      </w:r>
+    </w:p>
+    <w:p>
+      <w:pPr>
+        <w:bidi/>
+      </w:pPr>
+      <w:r>
+        <w:rPr>
+          <w:lang w:val="ar_AE" w:bidi="ar_AE"/>
+        </w:rPr>
+      </w:r>
+      <w:r>
+        <w:rPr>
+          <w:b/>
+          <w:lang w:val="ar_AE" w:bidi="ar_AE"/>
+        </w:rPr>
         <w:t>"</w:t>
       </w:r>
       <w:r>
@@ -3487,6 +3946,23 @@
           <w:b/>
           <w:lang w:val="ar_AE" w:bidi="ar_AE"/>
         </w:rPr>
+        <w:t>καὶ ἐκληρώθημεν</w:t>
+      </w:r>
+    </w:p>
+    <w:p>
+      <w:pPr>
+        <w:bidi/>
+      </w:pPr>
+      <w:r>
+        <w:rPr>
+          <w:lang w:val="ar_AE" w:bidi="ar_AE"/>
+        </w:rPr>
+      </w:r>
+      <w:r>
+        <w:rPr>
+          <w:b/>
+          <w:lang w:val="ar_AE" w:bidi="ar_AE"/>
+        </w:rPr>
         <w:t>"نِلْنَا نَصِيبًا"</w:t>
       </w:r>
     </w:p>
@@ -3579,6 +4055,23 @@
           <w:b/>
           <w:lang w:val="ar_AE" w:bidi="ar_AE"/>
         </w:rPr>
+        <w:t>προορισθέντες</w:t>
+      </w:r>
+    </w:p>
+    <w:p>
+      <w:pPr>
+        <w:bidi/>
+      </w:pPr>
+      <w:r>
+        <w:rPr>
+          <w:lang w:val="ar_AE" w:bidi="ar_AE"/>
+        </w:rPr>
+      </w:r>
+      <w:r>
+        <w:rPr>
+          <w:b/>
+          <w:lang w:val="ar_AE" w:bidi="ar_AE"/>
+        </w:rPr>
         <w:t>"</w:t>
       </w:r>
       <w:r>
@@ -3685,6 +4178,23 @@
           <w:b/>
           <w:lang w:val="ar_AE" w:bidi="ar_AE"/>
         </w:rPr>
+        <w:t>ἡμᾶς &amp; τοὺς προηλπικότας ἐν τῷ Χριστῷ</w:t>
+      </w:r>
+    </w:p>
+    <w:p>
+      <w:pPr>
+        <w:bidi/>
+      </w:pPr>
+      <w:r>
+        <w:rPr>
+          <w:lang w:val="ar_AE" w:bidi="ar_AE"/>
+        </w:rPr>
+      </w:r>
+      <w:r>
+        <w:rPr>
+          <w:b/>
+          <w:lang w:val="ar_AE" w:bidi="ar_AE"/>
+        </w:rPr>
         <w:t>"</w:t>
       </w:r>
       <w:r>
@@ -3804,6 +4314,23 @@
           <w:b/>
           <w:lang w:val="ar_AE" w:bidi="ar_AE"/>
         </w:rPr>
+        <w:t>εἰς τὸ εἶναι ἡμᾶς, εἰς ἔπαινον δόξης αὐτοῦ</w:t>
+      </w:r>
+    </w:p>
+    <w:p>
+      <w:pPr>
+        <w:bidi/>
+      </w:pPr>
+      <w:r>
+        <w:rPr>
+          <w:lang w:val="ar_AE" w:bidi="ar_AE"/>
+        </w:rPr>
+      </w:r>
+      <w:r>
+        <w:rPr>
+          <w:b/>
+          <w:lang w:val="ar_AE" w:bidi="ar_AE"/>
+        </w:rPr>
         <w:t>"</w:t>
       </w:r>
       <w:r>
@@ -3972,6 +4499,23 @@
           <w:b/>
           <w:lang w:val="ar_AE" w:bidi="ar_AE"/>
         </w:rPr>
+        <w:t>τὸν λόγον τῆς ἀληθείας</w:t>
+      </w:r>
+    </w:p>
+    <w:p>
+      <w:pPr>
+        <w:bidi/>
+      </w:pPr>
+      <w:r>
+        <w:rPr>
+          <w:lang w:val="ar_AE" w:bidi="ar_AE"/>
+        </w:rPr>
+      </w:r>
+      <w:r>
+        <w:rPr>
+          <w:b/>
+          <w:lang w:val="ar_AE" w:bidi="ar_AE"/>
+        </w:rPr>
         <w:t>"</w:t>
       </w:r>
       <w:r>
@@ -4056,6 +4600,23 @@
           <w:b/>
           <w:lang w:val="ar_AE" w:bidi="ar_AE"/>
         </w:rPr>
+        <w:t>ἐσφραγίσθητε τῷ Πνεύματι τῆς ἐπαγγελίας, τῷ Ἁγίῳ</w:t>
+      </w:r>
+    </w:p>
+    <w:p>
+      <w:pPr>
+        <w:bidi/>
+      </w:pPr>
+      <w:r>
+        <w:rPr>
+          <w:lang w:val="ar_AE" w:bidi="ar_AE"/>
+        </w:rPr>
+      </w:r>
+      <w:r>
+        <w:rPr>
+          <w:b/>
+          <w:lang w:val="ar_AE" w:bidi="ar_AE"/>
+        </w:rPr>
         <w:t>"</w:t>
       </w:r>
       <w:r>
@@ -4175,6 +4736,23 @@
           <w:b/>
           <w:lang w:val="ar_AE" w:bidi="ar_AE"/>
         </w:rPr>
+        <w:t>ἐσφραγίσθητε</w:t>
+      </w:r>
+    </w:p>
+    <w:p>
+      <w:pPr>
+        <w:bidi/>
+      </w:pPr>
+      <w:r>
+        <w:rPr>
+          <w:lang w:val="ar_AE" w:bidi="ar_AE"/>
+        </w:rPr>
+      </w:r>
+      <w:r>
+        <w:rPr>
+          <w:b/>
+          <w:lang w:val="ar_AE" w:bidi="ar_AE"/>
+        </w:rPr>
         <w:t>"</w:t>
       </w:r>
       <w:r>
@@ -4281,6 +4859,23 @@
           <w:b/>
           <w:lang w:val="ar_AE" w:bidi="ar_AE"/>
         </w:rPr>
+        <w:t>ἀρραβὼν τῆς κληρονομίας ἡμῶν</w:t>
+      </w:r>
+    </w:p>
+    <w:p>
+      <w:pPr>
+        <w:bidi/>
+      </w:pPr>
+      <w:r>
+        <w:rPr>
+          <w:lang w:val="ar_AE" w:bidi="ar_AE"/>
+        </w:rPr>
+      </w:r>
+      <w:r>
+        <w:rPr>
+          <w:b/>
+          <w:lang w:val="ar_AE" w:bidi="ar_AE"/>
+        </w:rPr>
         <w:t>"</w:t>
       </w:r>
       <w:r>
@@ -4471,6 +5066,23 @@
           <w:b/>
           <w:lang w:val="ar_AE" w:bidi="ar_AE"/>
         </w:rPr>
+        <w:t>διὰ τοῦτο</w:t>
+      </w:r>
+    </w:p>
+    <w:p>
+      <w:pPr>
+        <w:bidi/>
+      </w:pPr>
+      <w:r>
+        <w:rPr>
+          <w:lang w:val="ar_AE" w:bidi="ar_AE"/>
+        </w:rPr>
+      </w:r>
+      <w:r>
+        <w:rPr>
+          <w:b/>
+          <w:lang w:val="ar_AE" w:bidi="ar_AE"/>
+        </w:rPr>
         <w:t>"</w:t>
       </w:r>
       <w:r>
@@ -4709,6 +5321,23 @@
           <w:b/>
           <w:lang w:val="ar_AE" w:bidi="ar_AE"/>
         </w:rPr>
+        <w:t>οὐ παύομαι εὐχαριστῶν</w:t>
+      </w:r>
+    </w:p>
+    <w:p>
+      <w:pPr>
+        <w:bidi/>
+      </w:pPr>
+      <w:r>
+        <w:rPr>
+          <w:lang w:val="ar_AE" w:bidi="ar_AE"/>
+        </w:rPr>
+      </w:r>
+      <w:r>
+        <w:rPr>
+          <w:b/>
+          <w:lang w:val="ar_AE" w:bidi="ar_AE"/>
+        </w:rPr>
         <w:t>"</w:t>
       </w:r>
       <w:r>
@@ -4815,6 +5444,23 @@
           <w:b/>
           <w:lang w:val="ar_AE" w:bidi="ar_AE"/>
         </w:rPr>
+        <w:t>ἵνα</w:t>
+      </w:r>
+    </w:p>
+    <w:p>
+      <w:pPr>
+        <w:bidi/>
+      </w:pPr>
+      <w:r>
+        <w:rPr>
+          <w:lang w:val="ar_AE" w:bidi="ar_AE"/>
+        </w:rPr>
+      </w:r>
+      <w:r>
+        <w:rPr>
+          <w:b/>
+          <w:lang w:val="ar_AE" w:bidi="ar_AE"/>
+        </w:rPr>
         <w:t>"</w:t>
       </w:r>
       <w:r>
@@ -4934,6 +5580,23 @@
           <w:b/>
           <w:lang w:val="ar_AE" w:bidi="ar_AE"/>
         </w:rPr>
+        <w:t>πνεῦμα σοφίας καὶ ἀποκαλύψεως, ἐν ἐπιγνώσει αὐτοῦ</w:t>
+      </w:r>
+    </w:p>
+    <w:p>
+      <w:pPr>
+        <w:bidi/>
+      </w:pPr>
+      <w:r>
+        <w:rPr>
+          <w:lang w:val="ar_AE" w:bidi="ar_AE"/>
+        </w:rPr>
+      </w:r>
+      <w:r>
+        <w:rPr>
+          <w:b/>
+          <w:lang w:val="ar_AE" w:bidi="ar_AE"/>
+        </w:rPr>
         <w:t>"</w:t>
       </w:r>
       <w:r>
@@ -5018,6 +5681,23 @@
           <w:b/>
           <w:lang w:val="ar_AE" w:bidi="ar_AE"/>
         </w:rPr>
+        <w:t>πεφωτισμένους τοὺς ὀφθαλμοὺς τῆς καρδίας</w:t>
+      </w:r>
+    </w:p>
+    <w:p>
+      <w:pPr>
+        <w:bidi/>
+      </w:pPr>
+      <w:r>
+        <w:rPr>
+          <w:lang w:val="ar_AE" w:bidi="ar_AE"/>
+        </w:rPr>
+      </w:r>
+      <w:r>
+        <w:rPr>
+          <w:b/>
+          <w:lang w:val="ar_AE" w:bidi="ar_AE"/>
+        </w:rPr>
         <w:t>"</w:t>
       </w:r>
       <w:r>
@@ -5137,6 +5817,23 @@
           <w:b/>
           <w:lang w:val="ar_AE" w:bidi="ar_AE"/>
         </w:rPr>
+        <w:t>πεφωτισμένους τοὺς ὀφθαλμοὺς τῆς καρδίας</w:t>
+      </w:r>
+    </w:p>
+    <w:p>
+      <w:pPr>
+        <w:bidi/>
+      </w:pPr>
+      <w:r>
+        <w:rPr>
+          <w:lang w:val="ar_AE" w:bidi="ar_AE"/>
+        </w:rPr>
+      </w:r>
+      <w:r>
+        <w:rPr>
+          <w:b/>
+          <w:lang w:val="ar_AE" w:bidi="ar_AE"/>
+        </w:rPr>
         <w:t>"</w:t>
       </w:r>
       <w:r>
@@ -5243,6 +5940,23 @@
           <w:b/>
           <w:lang w:val="ar_AE" w:bidi="ar_AE"/>
         </w:rPr>
+        <w:t>τοὺς ὀφθαλμοὺς τῆς καρδίας</w:t>
+      </w:r>
+    </w:p>
+    <w:p>
+      <w:pPr>
+        <w:bidi/>
+      </w:pPr>
+      <w:r>
+        <w:rPr>
+          <w:lang w:val="ar_AE" w:bidi="ar_AE"/>
+        </w:rPr>
+      </w:r>
+      <w:r>
+        <w:rPr>
+          <w:b/>
+          <w:lang w:val="ar_AE" w:bidi="ar_AE"/>
+        </w:rPr>
         <w:t>"</w:t>
       </w:r>
       <w:r>
@@ -5362,6 +6076,23 @@
           <w:b/>
           <w:lang w:val="ar_AE" w:bidi="ar_AE"/>
         </w:rPr>
+        <w:t>πεφωτισμένους</w:t>
+      </w:r>
+    </w:p>
+    <w:p>
+      <w:pPr>
+        <w:bidi/>
+      </w:pPr>
+      <w:r>
+        <w:rPr>
+          <w:lang w:val="ar_AE" w:bidi="ar_AE"/>
+        </w:rPr>
+      </w:r>
+      <w:r>
+        <w:rPr>
+          <w:b/>
+          <w:lang w:val="ar_AE" w:bidi="ar_AE"/>
+        </w:rPr>
         <w:t>"</w:t>
       </w:r>
       <w:r>
@@ -5543,6 +6274,23 @@
           <w:b/>
           <w:lang w:val="ar_AE" w:bidi="ar_AE"/>
         </w:rPr>
+        <w:t>τῆς κληρονομίας αὐτοῦ</w:t>
+      </w:r>
+    </w:p>
+    <w:p>
+      <w:pPr>
+        <w:bidi/>
+      </w:pPr>
+      <w:r>
+        <w:rPr>
+          <w:lang w:val="ar_AE" w:bidi="ar_AE"/>
+        </w:rPr>
+      </w:r>
+      <w:r>
+        <w:rPr>
+          <w:b/>
+          <w:lang w:val="ar_AE" w:bidi="ar_AE"/>
+        </w:rPr>
         <w:t>"</w:t>
       </w:r>
       <w:r>
@@ -5649,6 +6397,23 @@
           <w:b/>
           <w:lang w:val="ar_AE" w:bidi="ar_AE"/>
         </w:rPr>
+        <w:t>τοῖς ἁγίοις</w:t>
+      </w:r>
+    </w:p>
+    <w:p>
+      <w:pPr>
+        <w:bidi/>
+      </w:pPr>
+      <w:r>
+        <w:rPr>
+          <w:lang w:val="ar_AE" w:bidi="ar_AE"/>
+        </w:rPr>
+      </w:r>
+      <w:r>
+        <w:rPr>
+          <w:b/>
+          <w:lang w:val="ar_AE" w:bidi="ar_AE"/>
+        </w:rPr>
         <w:t>"</w:t>
       </w:r>
       <w:r>
@@ -5733,6 +6498,23 @@
           <w:b/>
           <w:lang w:val="ar_AE" w:bidi="ar_AE"/>
         </w:rPr>
+        <w:t>τὸ ὑπερβάλλον μέγεθος τῆς δυνάμεως αὐτοῦ</w:t>
+      </w:r>
+    </w:p>
+    <w:p>
+      <w:pPr>
+        <w:bidi/>
+      </w:pPr>
+      <w:r>
+        <w:rPr>
+          <w:lang w:val="ar_AE" w:bidi="ar_AE"/>
+        </w:rPr>
+      </w:r>
+      <w:r>
+        <w:rPr>
+          <w:b/>
+          <w:lang w:val="ar_AE" w:bidi="ar_AE"/>
+        </w:rPr>
         <w:t>"</w:t>
       </w:r>
       <w:r>
@@ -5817,6 +6599,23 @@
           <w:b/>
           <w:lang w:val="ar_AE" w:bidi="ar_AE"/>
         </w:rPr>
+        <w:t>εἰς ἡμᾶς, τοὺς πιστεύοντας</w:t>
+      </w:r>
+    </w:p>
+    <w:p>
+      <w:pPr>
+        <w:bidi/>
+      </w:pPr>
+      <w:r>
+        <w:rPr>
+          <w:lang w:val="ar_AE" w:bidi="ar_AE"/>
+        </w:rPr>
+      </w:r>
+      <w:r>
+        <w:rPr>
+          <w:b/>
+          <w:lang w:val="ar_AE" w:bidi="ar_AE"/>
+        </w:rPr>
         <w:t>"</w:t>
       </w:r>
       <w:r>
@@ -5901,6 +6700,23 @@
           <w:b/>
           <w:lang w:val="ar_AE" w:bidi="ar_AE"/>
         </w:rPr>
+        <w:t>τὴν ἐνέργειαν τοῦ κράτους τῆς ἰσχύος αὐτοῦ</w:t>
+      </w:r>
+    </w:p>
+    <w:p>
+      <w:pPr>
+        <w:bidi/>
+      </w:pPr>
+      <w:r>
+        <w:rPr>
+          <w:lang w:val="ar_AE" w:bidi="ar_AE"/>
+        </w:rPr>
+      </w:r>
+      <w:r>
+        <w:rPr>
+          <w:b/>
+          <w:lang w:val="ar_AE" w:bidi="ar_AE"/>
+        </w:rPr>
         <w:t>"</w:t>
       </w:r>
       <w:r>
@@ -5985,6 +6801,23 @@
           <w:b/>
           <w:lang w:val="ar_AE" w:bidi="ar_AE"/>
         </w:rPr>
+        <w:t>τοῦ κράτους τῆς ἰσχύος αὐτοῦ</w:t>
+      </w:r>
+    </w:p>
+    <w:p>
+      <w:pPr>
+        <w:bidi/>
+      </w:pPr>
+      <w:r>
+        <w:rPr>
+          <w:lang w:val="ar_AE" w:bidi="ar_AE"/>
+        </w:rPr>
+      </w:r>
+      <w:r>
+        <w:rPr>
+          <w:b/>
+          <w:lang w:val="ar_AE" w:bidi="ar_AE"/>
+        </w:rPr>
         <w:t>"</w:t>
       </w:r>
       <w:r>
@@ -6117,6 +6950,23 @@
           <w:b/>
           <w:lang w:val="ar_AE" w:bidi="ar_AE"/>
         </w:rPr>
+        <w:t>ἐγείρας αὐτὸν ἐκ νεκρῶν</w:t>
+      </w:r>
+    </w:p>
+    <w:p>
+      <w:pPr>
+        <w:bidi/>
+      </w:pPr>
+      <w:r>
+        <w:rPr>
+          <w:lang w:val="ar_AE" w:bidi="ar_AE"/>
+        </w:rPr>
+      </w:r>
+      <w:r>
+        <w:rPr>
+          <w:b/>
+          <w:lang w:val="ar_AE" w:bidi="ar_AE"/>
+        </w:rPr>
         <w:t>"</w:t>
       </w:r>
       <w:r>
@@ -6201,6 +7051,23 @@
           <w:b/>
           <w:lang w:val="ar_AE" w:bidi="ar_AE"/>
         </w:rPr>
+        <w:t>ἐκ νεκρῶν</w:t>
+      </w:r>
+    </w:p>
+    <w:p>
+      <w:pPr>
+        <w:bidi/>
+      </w:pPr>
+      <w:r>
+        <w:rPr>
+          <w:lang w:val="ar_AE" w:bidi="ar_AE"/>
+        </w:rPr>
+      </w:r>
+      <w:r>
+        <w:rPr>
+          <w:b/>
+          <w:lang w:val="ar_AE" w:bidi="ar_AE"/>
+        </w:rPr>
         <w:t>"</w:t>
       </w:r>
       <w:r>
@@ -6320,6 +7187,23 @@
           <w:b/>
           <w:lang w:val="ar_AE" w:bidi="ar_AE"/>
         </w:rPr>
+        <w:t>καθίσας ἐν δεξιᾷ αὐτοῦ, ἐν τοῖς ἐπουρανίοις</w:t>
+      </w:r>
+    </w:p>
+    <w:p>
+      <w:pPr>
+        <w:bidi/>
+      </w:pPr>
+      <w:r>
+        <w:rPr>
+          <w:lang w:val="ar_AE" w:bidi="ar_AE"/>
+        </w:rPr>
+      </w:r>
+      <w:r>
+        <w:rPr>
+          <w:b/>
+          <w:lang w:val="ar_AE" w:bidi="ar_AE"/>
+        </w:rPr>
         <w:t>"</w:t>
       </w:r>
       <w:r>
@@ -6439,6 +7323,23 @@
           <w:b/>
           <w:lang w:val="ar_AE" w:bidi="ar_AE"/>
         </w:rPr>
+        <w:t>καθίσας ἐν δεξιᾷ αὐτοῦ</w:t>
+      </w:r>
+    </w:p>
+    <w:p>
+      <w:pPr>
+        <w:bidi/>
+      </w:pPr>
+      <w:r>
+        <w:rPr>
+          <w:lang w:val="ar_AE" w:bidi="ar_AE"/>
+        </w:rPr>
+      </w:r>
+      <w:r>
+        <w:rPr>
+          <w:b/>
+          <w:lang w:val="ar_AE" w:bidi="ar_AE"/>
+        </w:rPr>
         <w:t>"</w:t>
       </w:r>
       <w:r>
@@ -6542,6 +7443,23 @@
         <w:rPr>
           <w:lang w:val="ar_AE" w:bidi="ar_AE"/>
         </w:rPr>
+      </w:r>
+    </w:p>
+    <w:p>
+      <w:pPr>
+        <w:bidi/>
+      </w:pPr>
+      <w:r>
+        <w:rPr>
+          <w:lang w:val="ar_AE" w:bidi="ar_AE"/>
+        </w:rPr>
+      </w:r>
+      <w:r>
+        <w:rPr>
+          <w:b/>
+          <w:lang w:val="ar_AE" w:bidi="ar_AE"/>
+        </w:rPr>
+        <w:t>ἐν τοῖς ἐπουρανίοις</w:t>
       </w:r>
     </w:p>
     <w:p>
@@ -6673,6 +7591,23 @@
           <w:b/>
           <w:lang w:val="ar_AE" w:bidi="ar_AE"/>
         </w:rPr>
+        <w:t>ὑπεράνω πάσης ἀρχῆς, καὶ ἐξουσίας, καὶ δυνάμεως, καὶ κυριότητος</w:t>
+      </w:r>
+    </w:p>
+    <w:p>
+      <w:pPr>
+        <w:bidi/>
+      </w:pPr>
+      <w:r>
+        <w:rPr>
+          <w:lang w:val="ar_AE" w:bidi="ar_AE"/>
+        </w:rPr>
+      </w:r>
+      <w:r>
+        <w:rPr>
+          <w:b/>
+          <w:lang w:val="ar_AE" w:bidi="ar_AE"/>
+        </w:rPr>
         <w:t>"</w:t>
       </w:r>
       <w:r>
@@ -6779,6 +7714,23 @@
           <w:b/>
           <w:lang w:val="ar_AE" w:bidi="ar_AE"/>
         </w:rPr>
+        <w:t>παντὸς ὀνόματος ὀνομαζομένου</w:t>
+      </w:r>
+    </w:p>
+    <w:p>
+      <w:pPr>
+        <w:bidi/>
+      </w:pPr>
+      <w:r>
+        <w:rPr>
+          <w:lang w:val="ar_AE" w:bidi="ar_AE"/>
+        </w:rPr>
+      </w:r>
+      <w:r>
+        <w:rPr>
+          <w:b/>
+          <w:lang w:val="ar_AE" w:bidi="ar_AE"/>
+        </w:rPr>
         <w:t>"</w:t>
       </w:r>
       <w:r>
@@ -6885,6 +7837,23 @@
           <w:b/>
           <w:lang w:val="ar_AE" w:bidi="ar_AE"/>
         </w:rPr>
+        <w:t>ὀνόματος</w:t>
+      </w:r>
+    </w:p>
+    <w:p>
+      <w:pPr>
+        <w:bidi/>
+      </w:pPr>
+      <w:r>
+        <w:rPr>
+          <w:lang w:val="ar_AE" w:bidi="ar_AE"/>
+        </w:rPr>
+      </w:r>
+      <w:r>
+        <w:rPr>
+          <w:b/>
+          <w:lang w:val="ar_AE" w:bidi="ar_AE"/>
+        </w:rPr>
         <w:t>"</w:t>
       </w:r>
       <w:r>
@@ -6982,6 +7951,23 @@
           <w:b/>
           <w:lang w:val="ar_AE" w:bidi="ar_AE"/>
         </w:rPr>
+        <w:t>ἐν τῷ αἰῶνι τούτῳ</w:t>
+      </w:r>
+    </w:p>
+    <w:p>
+      <w:pPr>
+        <w:bidi/>
+      </w:pPr>
+      <w:r>
+        <w:rPr>
+          <w:lang w:val="ar_AE" w:bidi="ar_AE"/>
+        </w:rPr>
+      </w:r>
+      <w:r>
+        <w:rPr>
+          <w:b/>
+          <w:lang w:val="ar_AE" w:bidi="ar_AE"/>
+        </w:rPr>
         <w:t>"</w:t>
       </w:r>
       <w:r>
@@ -7066,6 +8052,23 @@
           <w:b/>
           <w:lang w:val="ar_AE" w:bidi="ar_AE"/>
         </w:rPr>
+        <w:t>ἐν τῷ μέλλοντι</w:t>
+      </w:r>
+    </w:p>
+    <w:p>
+      <w:pPr>
+        <w:bidi/>
+      </w:pPr>
+      <w:r>
+        <w:rPr>
+          <w:lang w:val="ar_AE" w:bidi="ar_AE"/>
+        </w:rPr>
+      </w:r>
+      <w:r>
+        <w:rPr>
+          <w:b/>
+          <w:lang w:val="ar_AE" w:bidi="ar_AE"/>
+        </w:rPr>
         <w:t>"</w:t>
       </w:r>
       <w:r>
@@ -7150,6 +8153,23 @@
           <w:b/>
           <w:lang w:val="ar_AE" w:bidi="ar_AE"/>
         </w:rPr>
+        <w:t>ὑπὸ τοὺς πόδας αὐτοῦ</w:t>
+      </w:r>
+    </w:p>
+    <w:p>
+      <w:pPr>
+        <w:bidi/>
+      </w:pPr>
+      <w:r>
+        <w:rPr>
+          <w:lang w:val="ar_AE" w:bidi="ar_AE"/>
+        </w:rPr>
+      </w:r>
+      <w:r>
+        <w:rPr>
+          <w:b/>
+          <w:lang w:val="ar_AE" w:bidi="ar_AE"/>
+        </w:rPr>
         <w:t>"</w:t>
       </w:r>
       <w:r>
@@ -7269,6 +8289,23 @@
           <w:b/>
           <w:lang w:val="ar_AE" w:bidi="ar_AE"/>
         </w:rPr>
+        <w:t>κεφαλὴν ὑπὲρ πάντα</w:t>
+      </w:r>
+    </w:p>
+    <w:p>
+      <w:pPr>
+        <w:bidi/>
+      </w:pPr>
+      <w:r>
+        <w:rPr>
+          <w:lang w:val="ar_AE" w:bidi="ar_AE"/>
+        </w:rPr>
+      </w:r>
+      <w:r>
+        <w:rPr>
+          <w:b/>
+          <w:lang w:val="ar_AE" w:bidi="ar_AE"/>
+        </w:rPr>
         <w:t>"</w:t>
       </w:r>
       <w:r>
@@ -7388,6 +8425,23 @@
           <w:b/>
           <w:lang w:val="ar_AE" w:bidi="ar_AE"/>
         </w:rPr>
+        <w:t>τὸ σῶμα αὐτοῦ</w:t>
+      </w:r>
+    </w:p>
+    <w:p>
+      <w:pPr>
+        <w:bidi/>
+      </w:pPr>
+      <w:r>
+        <w:rPr>
+          <w:lang w:val="ar_AE" w:bidi="ar_AE"/>
+        </w:rPr>
+      </w:r>
+      <w:r>
+        <w:rPr>
+          <w:b/>
+          <w:lang w:val="ar_AE" w:bidi="ar_AE"/>
+        </w:rPr>
         <w:t>"</w:t>
       </w:r>
       <w:r>
@@ -7507,6 +8561,23 @@
           <w:b/>
           <w:lang w:val="ar_AE" w:bidi="ar_AE"/>
         </w:rPr>
+        <w:t>τὸ πλήρωμα τοῦ τὰ πάντα ἐν πᾶσιν πληρουμένου</w:t>
+      </w:r>
+    </w:p>
+    <w:p>
+      <w:pPr>
+        <w:bidi/>
+      </w:pPr>
+      <w:r>
+        <w:rPr>
+          <w:lang w:val="ar_AE" w:bidi="ar_AE"/>
+        </w:rPr>
+      </w:r>
+      <w:r>
+        <w:rPr>
+          <w:b/>
+          <w:lang w:val="ar_AE" w:bidi="ar_AE"/>
+        </w:rPr>
         <w:t>"</w:t>
       </w:r>
       <w:r>
@@ -7591,6 +8662,23 @@
           <w:b/>
           <w:lang w:val="ar_AE" w:bidi="ar_AE"/>
         </w:rPr>
+        <w:t>τὸ πλήρωμα</w:t>
+      </w:r>
+    </w:p>
+    <w:p>
+      <w:pPr>
+        <w:bidi/>
+      </w:pPr>
+      <w:r>
+        <w:rPr>
+          <w:lang w:val="ar_AE" w:bidi="ar_AE"/>
+        </w:rPr>
+      </w:r>
+      <w:r>
+        <w:rPr>
+          <w:b/>
+          <w:lang w:val="ar_AE" w:bidi="ar_AE"/>
+        </w:rPr>
         <w:t>"</w:t>
       </w:r>
       <w:r>
@@ -7759,6 +8847,23 @@
           <w:b/>
           <w:lang w:val="ar_AE" w:bidi="ar_AE"/>
         </w:rPr>
+        <w:t>ὑμᾶς ὄντας νεκροὺς τοῖς παραπτώμασιν καὶ ταῖς ἁμαρτίαις ὑμῶν</w:t>
+      </w:r>
+    </w:p>
+    <w:p>
+      <w:pPr>
+        <w:bidi/>
+      </w:pPr>
+      <w:r>
+        <w:rPr>
+          <w:lang w:val="ar_AE" w:bidi="ar_AE"/>
+        </w:rPr>
+      </w:r>
+      <w:r>
+        <w:rPr>
+          <w:b/>
+          <w:lang w:val="ar_AE" w:bidi="ar_AE"/>
+        </w:rPr>
         <w:t>"</w:t>
       </w:r>
       <w:r>
@@ -7878,6 +8983,23 @@
           <w:b/>
           <w:lang w:val="ar_AE" w:bidi="ar_AE"/>
         </w:rPr>
+        <w:t>τοῖς παραπτώμασιν καὶ ταῖς ἁμαρτίαις ὑμῶν</w:t>
+      </w:r>
+    </w:p>
+    <w:p>
+      <w:pPr>
+        <w:bidi/>
+      </w:pPr>
+      <w:r>
+        <w:rPr>
+          <w:lang w:val="ar_AE" w:bidi="ar_AE"/>
+        </w:rPr>
+      </w:r>
+      <w:r>
+        <w:rPr>
+          <w:b/>
+          <w:lang w:val="ar_AE" w:bidi="ar_AE"/>
+        </w:rPr>
         <w:t>"</w:t>
       </w:r>
       <w:r>
@@ -7997,6 +9119,23 @@
           <w:b/>
           <w:lang w:val="ar_AE" w:bidi="ar_AE"/>
         </w:rPr>
+        <w:t>τοῖς παραπτώμασιν καὶ ταῖς ἁμαρτίαις ὑμῶν</w:t>
+      </w:r>
+    </w:p>
+    <w:p>
+      <w:pPr>
+        <w:bidi/>
+      </w:pPr>
+      <w:r>
+        <w:rPr>
+          <w:lang w:val="ar_AE" w:bidi="ar_AE"/>
+        </w:rPr>
+      </w:r>
+      <w:r>
+        <w:rPr>
+          <w:b/>
+          <w:lang w:val="ar_AE" w:bidi="ar_AE"/>
+        </w:rPr>
         <w:t>"</w:t>
       </w:r>
       <w:r>
@@ -8116,6 +9255,23 @@
           <w:b/>
           <w:lang w:val="ar_AE" w:bidi="ar_AE"/>
         </w:rPr>
+        <w:t>ἐν αἷς ποτε περιεπατήσατε</w:t>
+      </w:r>
+    </w:p>
+    <w:p>
+      <w:pPr>
+        <w:bidi/>
+      </w:pPr>
+      <w:r>
+        <w:rPr>
+          <w:lang w:val="ar_AE" w:bidi="ar_AE"/>
+        </w:rPr>
+      </w:r>
+      <w:r>
+        <w:rPr>
+          <w:b/>
+          <w:lang w:val="ar_AE" w:bidi="ar_AE"/>
+        </w:rPr>
         <w:t>"</w:t>
       </w:r>
       <w:r>
@@ -8235,6 +9391,23 @@
           <w:b/>
           <w:lang w:val="ar_AE" w:bidi="ar_AE"/>
         </w:rPr>
+        <w:t>κατὰ τὸν αἰῶνα τοῦ κόσμου τούτου</w:t>
+      </w:r>
+    </w:p>
+    <w:p>
+      <w:pPr>
+        <w:bidi/>
+      </w:pPr>
+      <w:r>
+        <w:rPr>
+          <w:lang w:val="ar_AE" w:bidi="ar_AE"/>
+        </w:rPr>
+      </w:r>
+      <w:r>
+        <w:rPr>
+          <w:b/>
+          <w:lang w:val="ar_AE" w:bidi="ar_AE"/>
+        </w:rPr>
         <w:t>"</w:t>
       </w:r>
       <w:r>
@@ -8438,6 +9611,23 @@
           <w:b/>
           <w:lang w:val="ar_AE" w:bidi="ar_AE"/>
         </w:rPr>
+        <w:t>τοῦ πνεύματος τοῦ νῦν ἐνεργοῦντος</w:t>
+      </w:r>
+    </w:p>
+    <w:p>
+      <w:pPr>
+        <w:bidi/>
+      </w:pPr>
+      <w:r>
+        <w:rPr>
+          <w:lang w:val="ar_AE" w:bidi="ar_AE"/>
+        </w:rPr>
+      </w:r>
+      <w:r>
+        <w:rPr>
+          <w:b/>
+          <w:lang w:val="ar_AE" w:bidi="ar_AE"/>
+        </w:rPr>
         <w:t>"</w:t>
       </w:r>
       <w:r>
@@ -8522,6 +9712,23 @@
           <w:b/>
           <w:lang w:val="ar_AE" w:bidi="ar_AE"/>
         </w:rPr>
+        <w:t>τοῖς υἱοῖς τῆς ἀπειθείας</w:t>
+      </w:r>
+    </w:p>
+    <w:p>
+      <w:pPr>
+        <w:bidi/>
+      </w:pPr>
+      <w:r>
+        <w:rPr>
+          <w:lang w:val="ar_AE" w:bidi="ar_AE"/>
+        </w:rPr>
+      </w:r>
+      <w:r>
+        <w:rPr>
+          <w:b/>
+          <w:lang w:val="ar_AE" w:bidi="ar_AE"/>
+        </w:rPr>
         <w:t>"</w:t>
       </w:r>
       <w:r>
@@ -8628,6 +9835,23 @@
           <w:b/>
           <w:lang w:val="ar_AE" w:bidi="ar_AE"/>
         </w:rPr>
+        <w:t>τὰ θελήματα τῆς σαρκὸς καὶ τῶν διανοιῶν</w:t>
+      </w:r>
+    </w:p>
+    <w:p>
+      <w:pPr>
+        <w:bidi/>
+      </w:pPr>
+      <w:r>
+        <w:rPr>
+          <w:lang w:val="ar_AE" w:bidi="ar_AE"/>
+        </w:rPr>
+      </w:r>
+      <w:r>
+        <w:rPr>
+          <w:b/>
+          <w:lang w:val="ar_AE" w:bidi="ar_AE"/>
+        </w:rPr>
         <w:t>"</w:t>
       </w:r>
       <w:r>
@@ -8760,6 +9984,23 @@
           <w:b/>
           <w:lang w:val="ar_AE" w:bidi="ar_AE"/>
         </w:rPr>
+        <w:t>τέκνα &amp; ὀργῆς</w:t>
+      </w:r>
+    </w:p>
+    <w:p>
+      <w:pPr>
+        <w:bidi/>
+      </w:pPr>
+      <w:r>
+        <w:rPr>
+          <w:lang w:val="ar_AE" w:bidi="ar_AE"/>
+        </w:rPr>
+      </w:r>
+      <w:r>
+        <w:rPr>
+          <w:b/>
+          <w:lang w:val="ar_AE" w:bidi="ar_AE"/>
+        </w:rPr>
         <w:t>"</w:t>
       </w:r>
       <w:r>
@@ -8866,6 +10107,23 @@
           <w:b/>
           <w:lang w:val="ar_AE" w:bidi="ar_AE"/>
         </w:rPr>
+        <w:t>δὲ</w:t>
+      </w:r>
+    </w:p>
+    <w:p>
+      <w:pPr>
+        <w:bidi/>
+      </w:pPr>
+      <w:r>
+        <w:rPr>
+          <w:lang w:val="ar_AE" w:bidi="ar_AE"/>
+        </w:rPr>
+      </w:r>
+      <w:r>
+        <w:rPr>
+          <w:b/>
+          <w:lang w:val="ar_AE" w:bidi="ar_AE"/>
+        </w:rPr>
         <w:t>"ولكن"</w:t>
       </w:r>
     </w:p>
@@ -8971,6 +10229,23 @@
           <w:b/>
           <w:lang w:val="ar_AE" w:bidi="ar_AE"/>
         </w:rPr>
+        <w:t>Θεὸς πλούσιος ὢν ἐν ἐλέει</w:t>
+      </w:r>
+    </w:p>
+    <w:p>
+      <w:pPr>
+        <w:bidi/>
+      </w:pPr>
+      <w:r>
+        <w:rPr>
+          <w:lang w:val="ar_AE" w:bidi="ar_AE"/>
+        </w:rPr>
+      </w:r>
+      <w:r>
+        <w:rPr>
+          <w:b/>
+          <w:lang w:val="ar_AE" w:bidi="ar_AE"/>
+        </w:rPr>
         <w:t>"</w:t>
       </w:r>
       <w:r>
@@ -9090,6 +10365,23 @@
           <w:b/>
           <w:lang w:val="ar_AE" w:bidi="ar_AE"/>
         </w:rPr>
+        <w:t>διὰ τὴν πολλὴν ἀγάπην αὐτοῦ, ἣν ἠγάπησεν ἡμᾶς</w:t>
+      </w:r>
+    </w:p>
+    <w:p>
+      <w:pPr>
+        <w:bidi/>
+      </w:pPr>
+      <w:r>
+        <w:rPr>
+          <w:lang w:val="ar_AE" w:bidi="ar_AE"/>
+        </w:rPr>
+      </w:r>
+      <w:r>
+        <w:rPr>
+          <w:b/>
+          <w:lang w:val="ar_AE" w:bidi="ar_AE"/>
+        </w:rPr>
         <w:t>"</w:t>
       </w:r>
       <w:r>
@@ -9209,6 +10501,23 @@
           <w:b/>
           <w:lang w:val="ar_AE" w:bidi="ar_AE"/>
         </w:rPr>
+        <w:t>χάριτί ἐστε σεσῳσμένοι</w:t>
+      </w:r>
+    </w:p>
+    <w:p>
+      <w:pPr>
+        <w:bidi/>
+      </w:pPr>
+      <w:r>
+        <w:rPr>
+          <w:lang w:val="ar_AE" w:bidi="ar_AE"/>
+        </w:rPr>
+      </w:r>
+      <w:r>
+        <w:rPr>
+          <w:b/>
+          <w:lang w:val="ar_AE" w:bidi="ar_AE"/>
+        </w:rPr>
         <w:t>"</w:t>
       </w:r>
       <w:r>
@@ -9315,6 +10624,23 @@
           <w:b/>
           <w:lang w:val="ar_AE" w:bidi="ar_AE"/>
         </w:rPr>
+        <w:t>χάριτί ἐστε σεσῳσμένοι</w:t>
+      </w:r>
+    </w:p>
+    <w:p>
+      <w:pPr>
+        <w:bidi/>
+      </w:pPr>
+      <w:r>
+        <w:rPr>
+          <w:lang w:val="ar_AE" w:bidi="ar_AE"/>
+        </w:rPr>
+      </w:r>
+      <w:r>
+        <w:rPr>
+          <w:b/>
+          <w:lang w:val="ar_AE" w:bidi="ar_AE"/>
+        </w:rPr>
         <w:t>"</w:t>
       </w:r>
       <w:r>
@@ -9434,6 +10760,23 @@
           <w:b/>
           <w:lang w:val="ar_AE" w:bidi="ar_AE"/>
         </w:rPr>
+        <w:t>συνήγειρεν</w:t>
+      </w:r>
+    </w:p>
+    <w:p>
+      <w:pPr>
+        <w:bidi/>
+      </w:pPr>
+      <w:r>
+        <w:rPr>
+          <w:lang w:val="ar_AE" w:bidi="ar_AE"/>
+        </w:rPr>
+      </w:r>
+      <w:r>
+        <w:rPr>
+          <w:b/>
+          <w:lang w:val="ar_AE" w:bidi="ar_AE"/>
+        </w:rPr>
         <w:t>"</w:t>
       </w:r>
       <w:r>
@@ -9553,6 +10896,23 @@
           <w:b/>
           <w:lang w:val="ar_AE" w:bidi="ar_AE"/>
         </w:rPr>
+        <w:t>συνήγειρεν</w:t>
+      </w:r>
+    </w:p>
+    <w:p>
+      <w:pPr>
+        <w:bidi/>
+      </w:pPr>
+      <w:r>
+        <w:rPr>
+          <w:lang w:val="ar_AE" w:bidi="ar_AE"/>
+        </w:rPr>
+      </w:r>
+      <w:r>
+        <w:rPr>
+          <w:b/>
+          <w:lang w:val="ar_AE" w:bidi="ar_AE"/>
+        </w:rPr>
         <w:t>"</w:t>
       </w:r>
       <w:r>
@@ -9659,6 +11019,23 @@
           <w:b/>
           <w:lang w:val="ar_AE" w:bidi="ar_AE"/>
         </w:rPr>
+        <w:t>συνεκάθισεν</w:t>
+      </w:r>
+    </w:p>
+    <w:p>
+      <w:pPr>
+        <w:bidi/>
+      </w:pPr>
+      <w:r>
+        <w:rPr>
+          <w:lang w:val="ar_AE" w:bidi="ar_AE"/>
+        </w:rPr>
+      </w:r>
+      <w:r>
+        <w:rPr>
+          <w:b/>
+          <w:lang w:val="ar_AE" w:bidi="ar_AE"/>
+        </w:rPr>
         <w:t>"</w:t>
       </w:r>
       <w:r>
@@ -9762,6 +11139,23 @@
         <w:rPr>
           <w:lang w:val="ar_AE" w:bidi="ar_AE"/>
         </w:rPr>
+      </w:r>
+    </w:p>
+    <w:p>
+      <w:pPr>
+        <w:bidi/>
+      </w:pPr>
+      <w:r>
+        <w:rPr>
+          <w:lang w:val="ar_AE" w:bidi="ar_AE"/>
+        </w:rPr>
+      </w:r>
+      <w:r>
+        <w:rPr>
+          <w:b/>
+          <w:lang w:val="ar_AE" w:bidi="ar_AE"/>
+        </w:rPr>
+        <w:t>ἐν τοῖς ἐπουρανίοις</w:t>
       </w:r>
     </w:p>
     <w:p>
@@ -9893,6 +11287,23 @@
           <w:b/>
           <w:lang w:val="ar_AE" w:bidi="ar_AE"/>
         </w:rPr>
+        <w:t>ἐν Χριστῷ Ἰησοῦ</w:t>
+      </w:r>
+    </w:p>
+    <w:p>
+      <w:pPr>
+        <w:bidi/>
+      </w:pPr>
+      <w:r>
+        <w:rPr>
+          <w:lang w:val="ar_AE" w:bidi="ar_AE"/>
+        </w:rPr>
+      </w:r>
+      <w:r>
+        <w:rPr>
+          <w:b/>
+          <w:lang w:val="ar_AE" w:bidi="ar_AE"/>
+        </w:rPr>
         <w:t>"</w:t>
       </w:r>
       <w:r>
@@ -9990,6 +11401,23 @@
           <w:b/>
           <w:lang w:val="ar_AE" w:bidi="ar_AE"/>
         </w:rPr>
+        <w:t>ἵνα</w:t>
+      </w:r>
+    </w:p>
+    <w:p>
+      <w:pPr>
+        <w:bidi/>
+      </w:pPr>
+      <w:r>
+        <w:rPr>
+          <w:lang w:val="ar_AE" w:bidi="ar_AE"/>
+        </w:rPr>
+      </w:r>
+      <w:r>
+        <w:rPr>
+          <w:b/>
+          <w:lang w:val="ar_AE" w:bidi="ar_AE"/>
+        </w:rPr>
         <w:t>"</w:t>
       </w:r>
       <w:r>
@@ -10109,6 +11537,23 @@
           <w:b/>
           <w:lang w:val="ar_AE" w:bidi="ar_AE"/>
         </w:rPr>
+        <w:t>ἐν τοῖς αἰῶσιν, τοῖς ἐπερχομένοις</w:t>
+      </w:r>
+    </w:p>
+    <w:p>
+      <w:pPr>
+        <w:bidi/>
+      </w:pPr>
+      <w:r>
+        <w:rPr>
+          <w:lang w:val="ar_AE" w:bidi="ar_AE"/>
+        </w:rPr>
+      </w:r>
+      <w:r>
+        <w:rPr>
+          <w:b/>
+          <w:lang w:val="ar_AE" w:bidi="ar_AE"/>
+        </w:rPr>
         <w:t>"</w:t>
       </w:r>
       <w:r>
@@ -10193,6 +11638,23 @@
           <w:b/>
           <w:lang w:val="ar_AE" w:bidi="ar_AE"/>
         </w:rPr>
+        <w:t>γὰρ</w:t>
+      </w:r>
+    </w:p>
+    <w:p>
+      <w:pPr>
+        <w:bidi/>
+      </w:pPr>
+      <w:r>
+        <w:rPr>
+          <w:lang w:val="ar_AE" w:bidi="ar_AE"/>
+        </w:rPr>
+      </w:r>
+      <w:r>
+        <w:rPr>
+          <w:b/>
+          <w:lang w:val="ar_AE" w:bidi="ar_AE"/>
+        </w:rPr>
         <w:t>"</w:t>
       </w:r>
       <w:r>
@@ -10296,6 +11758,23 @@
         <w:rPr>
           <w:lang w:val="ar_AE" w:bidi="ar_AE"/>
         </w:rPr>
+      </w:r>
+    </w:p>
+    <w:p>
+      <w:pPr>
+        <w:bidi/>
+      </w:pPr>
+      <w:r>
+        <w:rPr>
+          <w:lang w:val="ar_AE" w:bidi="ar_AE"/>
+        </w:rPr>
+      </w:r>
+      <w:r>
+        <w:rPr>
+          <w:b/>
+          <w:lang w:val="ar_AE" w:bidi="ar_AE"/>
+        </w:rPr>
+        <w:t>τῇ γὰρ χάριτί ἐστε σεσῳσμένοι διὰ πίστεως</w:t>
       </w:r>
     </w:p>
     <w:p>
@@ -10542,6 +12021,23 @@
           <w:b/>
           <w:lang w:val="ar_AE" w:bidi="ar_AE"/>
         </w:rPr>
+        <w:t>τοῦτο</w:t>
+      </w:r>
+    </w:p>
+    <w:p>
+      <w:pPr>
+        <w:bidi/>
+      </w:pPr>
+      <w:r>
+        <w:rPr>
+          <w:lang w:val="ar_AE" w:bidi="ar_AE"/>
+        </w:rPr>
+      </w:r>
+      <w:r>
+        <w:rPr>
+          <w:b/>
+          <w:lang w:val="ar_AE" w:bidi="ar_AE"/>
+        </w:rPr>
         <w:t>"</w:t>
       </w:r>
       <w:r>
@@ -10861,6 +12357,23 @@
           <w:b/>
           <w:lang w:val="ar_AE" w:bidi="ar_AE"/>
         </w:rPr>
+        <w:t>γάρ</w:t>
+      </w:r>
+    </w:p>
+    <w:p>
+      <w:pPr>
+        <w:bidi/>
+      </w:pPr>
+      <w:r>
+        <w:rPr>
+          <w:lang w:val="ar_AE" w:bidi="ar_AE"/>
+        </w:rPr>
+      </w:r>
+      <w:r>
+        <w:rPr>
+          <w:b/>
+          <w:lang w:val="ar_AE" w:bidi="ar_AE"/>
+        </w:rPr>
         <w:t>"</w:t>
       </w:r>
       <w:r>
@@ -10980,6 +12493,23 @@
           <w:b/>
           <w:lang w:val="ar_AE" w:bidi="ar_AE"/>
         </w:rPr>
+        <w:t>ἐν Χριστῷ Ἰησοῦ</w:t>
+      </w:r>
+    </w:p>
+    <w:p>
+      <w:pPr>
+        <w:bidi/>
+      </w:pPr>
+      <w:r>
+        <w:rPr>
+          <w:lang w:val="ar_AE" w:bidi="ar_AE"/>
+        </w:rPr>
+      </w:r>
+      <w:r>
+        <w:rPr>
+          <w:b/>
+          <w:lang w:val="ar_AE" w:bidi="ar_AE"/>
+        </w:rPr>
         <w:t>"</w:t>
       </w:r>
       <w:r>
@@ -11077,6 +12607,23 @@
           <w:b/>
           <w:lang w:val="ar_AE" w:bidi="ar_AE"/>
         </w:rPr>
+        <w:t>ἵνα</w:t>
+      </w:r>
+    </w:p>
+    <w:p>
+      <w:pPr>
+        <w:bidi/>
+      </w:pPr>
+      <w:r>
+        <w:rPr>
+          <w:lang w:val="ar_AE" w:bidi="ar_AE"/>
+        </w:rPr>
+      </w:r>
+      <w:r>
+        <w:rPr>
+          <w:b/>
+          <w:lang w:val="ar_AE" w:bidi="ar_AE"/>
+        </w:rPr>
         <w:t>"</w:t>
       </w:r>
       <w:r>
@@ -11196,6 +12743,23 @@
           <w:b/>
           <w:lang w:val="ar_AE" w:bidi="ar_AE"/>
         </w:rPr>
+        <w:t>ἐν αὐτοῖς περιπατήσωμεν</w:t>
+      </w:r>
+    </w:p>
+    <w:p>
+      <w:pPr>
+        <w:bidi/>
+      </w:pPr>
+      <w:r>
+        <w:rPr>
+          <w:lang w:val="ar_AE" w:bidi="ar_AE"/>
+        </w:rPr>
+      </w:r>
+      <w:r>
+        <w:rPr>
+          <w:b/>
+          <w:lang w:val="ar_AE" w:bidi="ar_AE"/>
+        </w:rPr>
         <w:t>"</w:t>
       </w:r>
       <w:r>
@@ -11328,6 +12892,23 @@
           <w:b/>
           <w:lang w:val="ar_AE" w:bidi="ar_AE"/>
         </w:rPr>
+        <w:t>διὸ</w:t>
+      </w:r>
+    </w:p>
+    <w:p>
+      <w:pPr>
+        <w:bidi/>
+      </w:pPr>
+      <w:r>
+        <w:rPr>
+          <w:lang w:val="ar_AE" w:bidi="ar_AE"/>
+        </w:rPr>
+      </w:r>
+      <w:r>
+        <w:rPr>
+          <w:b/>
+          <w:lang w:val="ar_AE" w:bidi="ar_AE"/>
+        </w:rPr>
         <w:t>"</w:t>
       </w:r>
       <w:r>
@@ -11517,6 +13098,23 @@
           <w:b/>
           <w:lang w:val="ar_AE" w:bidi="ar_AE"/>
         </w:rPr>
+        <w:t>τὰ ἔθνη ἐν σαρκί</w:t>
+      </w:r>
+    </w:p>
+    <w:p>
+      <w:pPr>
+        <w:bidi/>
+      </w:pPr>
+      <w:r>
+        <w:rPr>
+          <w:lang w:val="ar_AE" w:bidi="ar_AE"/>
+        </w:rPr>
+      </w:r>
+      <w:r>
+        <w:rPr>
+          <w:b/>
+          <w:lang w:val="ar_AE" w:bidi="ar_AE"/>
+        </w:rPr>
         <w:t>"</w:t>
       </w:r>
       <w:r>
@@ -11636,6 +13234,23 @@
           <w:b/>
           <w:lang w:val="ar_AE" w:bidi="ar_AE"/>
         </w:rPr>
+        <w:t>ἀκροβυστία</w:t>
+      </w:r>
+    </w:p>
+    <w:p>
+      <w:pPr>
+        <w:bidi/>
+      </w:pPr>
+      <w:r>
+        <w:rPr>
+          <w:lang w:val="ar_AE" w:bidi="ar_AE"/>
+        </w:rPr>
+      </w:r>
+      <w:r>
+        <w:rPr>
+          <w:b/>
+          <w:lang w:val="ar_AE" w:bidi="ar_AE"/>
+        </w:rPr>
         <w:t>"</w:t>
       </w:r>
       <w:r>
@@ -11742,6 +13357,23 @@
           <w:b/>
           <w:lang w:val="ar_AE" w:bidi="ar_AE"/>
         </w:rPr>
+        <w:t>περιτομῆς</w:t>
+      </w:r>
+    </w:p>
+    <w:p>
+      <w:pPr>
+        <w:bidi/>
+      </w:pPr>
+      <w:r>
+        <w:rPr>
+          <w:lang w:val="ar_AE" w:bidi="ar_AE"/>
+        </w:rPr>
+      </w:r>
+      <w:r>
+        <w:rPr>
+          <w:b/>
+          <w:lang w:val="ar_AE" w:bidi="ar_AE"/>
+        </w:rPr>
         <w:t>"</w:t>
       </w:r>
       <w:r>
@@ -11861,6 +13493,23 @@
           <w:b/>
           <w:lang w:val="ar_AE" w:bidi="ar_AE"/>
         </w:rPr>
+        <w:t>ὑπὸ τῆς λεγομένης</w:t>
+      </w:r>
+    </w:p>
+    <w:p>
+      <w:pPr>
+        <w:bidi/>
+      </w:pPr>
+      <w:r>
+        <w:rPr>
+          <w:lang w:val="ar_AE" w:bidi="ar_AE"/>
+        </w:rPr>
+      </w:r>
+      <w:r>
+        <w:rPr>
+          <w:b/>
+          <w:lang w:val="ar_AE" w:bidi="ar_AE"/>
+        </w:rPr>
         <w:t>"</w:t>
       </w:r>
       <w:r>
@@ -12051,6 +13700,23 @@
           <w:b/>
           <w:lang w:val="ar_AE" w:bidi="ar_AE"/>
         </w:rPr>
+        <w:t>ὅτι</w:t>
+      </w:r>
+    </w:p>
+    <w:p>
+      <w:pPr>
+        <w:bidi/>
+      </w:pPr>
+      <w:r>
+        <w:rPr>
+          <w:lang w:val="ar_AE" w:bidi="ar_AE"/>
+        </w:rPr>
+      </w:r>
+      <w:r>
+        <w:rPr>
+          <w:b/>
+          <w:lang w:val="ar_AE" w:bidi="ar_AE"/>
+        </w:rPr>
         <w:t>"</w:t>
       </w:r>
       <w:r>
@@ -12170,6 +13836,23 @@
           <w:b/>
           <w:lang w:val="ar_AE" w:bidi="ar_AE"/>
         </w:rPr>
+        <w:t>χωρὶς Χριστοῦ</w:t>
+      </w:r>
+    </w:p>
+    <w:p>
+      <w:pPr>
+        <w:bidi/>
+      </w:pPr>
+      <w:r>
+        <w:rPr>
+          <w:lang w:val="ar_AE" w:bidi="ar_AE"/>
+        </w:rPr>
+      </w:r>
+      <w:r>
+        <w:rPr>
+          <w:b/>
+          <w:lang w:val="ar_AE" w:bidi="ar_AE"/>
+        </w:rPr>
         <w:t>"</w:t>
       </w:r>
       <w:r>
@@ -12254,6 +13937,23 @@
           <w:b/>
           <w:lang w:val="ar_AE" w:bidi="ar_AE"/>
         </w:rPr>
+        <w:t>ξένοι τῶν διαθηκῶν τῆς ἐπαγγελίας</w:t>
+      </w:r>
+    </w:p>
+    <w:p>
+      <w:pPr>
+        <w:bidi/>
+      </w:pPr>
+      <w:r>
+        <w:rPr>
+          <w:lang w:val="ar_AE" w:bidi="ar_AE"/>
+        </w:rPr>
+      </w:r>
+      <w:r>
+        <w:rPr>
+          <w:b/>
+          <w:lang w:val="ar_AE" w:bidi="ar_AE"/>
+        </w:rPr>
         <w:t>"</w:t>
       </w:r>
       <w:r>
@@ -12360,6 +14060,23 @@
           <w:b/>
           <w:lang w:val="ar_AE" w:bidi="ar_AE"/>
         </w:rPr>
+        <w:t>δὲ</w:t>
+      </w:r>
+    </w:p>
+    <w:p>
+      <w:pPr>
+        <w:bidi/>
+      </w:pPr>
+      <w:r>
+        <w:rPr>
+          <w:lang w:val="ar_AE" w:bidi="ar_AE"/>
+        </w:rPr>
+      </w:r>
+      <w:r>
+        <w:rPr>
+          <w:b/>
+          <w:lang w:val="ar_AE" w:bidi="ar_AE"/>
+        </w:rPr>
         <w:t>"</w:t>
       </w:r>
       <w:r>
@@ -12479,6 +14196,23 @@
           <w:b/>
           <w:lang w:val="ar_AE" w:bidi="ar_AE"/>
         </w:rPr>
+        <w:t>ὑμεῖς οἵ ποτε ὄντες μακρὰν, ἐγενήθητε ἐγγὺς ἐν τῷ αἵματι τοῦ Χριστοῦ</w:t>
+      </w:r>
+    </w:p>
+    <w:p>
+      <w:pPr>
+        <w:bidi/>
+      </w:pPr>
+      <w:r>
+        <w:rPr>
+          <w:lang w:val="ar_AE" w:bidi="ar_AE"/>
+        </w:rPr>
+      </w:r>
+      <w:r>
+        <w:rPr>
+          <w:b/>
+          <w:lang w:val="ar_AE" w:bidi="ar_AE"/>
+        </w:rPr>
         <w:t>"</w:t>
       </w:r>
       <w:r>
@@ -12624,6 +14358,23 @@
           <w:b/>
           <w:lang w:val="ar_AE" w:bidi="ar_AE"/>
         </w:rPr>
+        <w:t>ἐν τῷ αἵματι τοῦ Χριστοῦ</w:t>
+      </w:r>
+    </w:p>
+    <w:p>
+      <w:pPr>
+        <w:bidi/>
+      </w:pPr>
+      <w:r>
+        <w:rPr>
+          <w:lang w:val="ar_AE" w:bidi="ar_AE"/>
+        </w:rPr>
+      </w:r>
+      <w:r>
+        <w:rPr>
+          <w:b/>
+          <w:lang w:val="ar_AE" w:bidi="ar_AE"/>
+        </w:rPr>
         <w:t>"</w:t>
       </w:r>
       <w:r>
@@ -12743,6 +14494,23 @@
           <w:b/>
           <w:lang w:val="ar_AE" w:bidi="ar_AE"/>
         </w:rPr>
+        <w:t>γάρ</w:t>
+      </w:r>
+    </w:p>
+    <w:p>
+      <w:pPr>
+        <w:bidi/>
+      </w:pPr>
+      <w:r>
+        <w:rPr>
+          <w:lang w:val="ar_AE" w:bidi="ar_AE"/>
+        </w:rPr>
+      </w:r>
+      <w:r>
+        <w:rPr>
+          <w:b/>
+          <w:lang w:val="ar_AE" w:bidi="ar_AE"/>
+        </w:rPr>
         <w:t>"</w:t>
       </w:r>
       <w:r>
@@ -12862,6 +14630,23 @@
           <w:b/>
           <w:lang w:val="ar_AE" w:bidi="ar_AE"/>
         </w:rPr>
+        <w:t>αὐτὸς &amp; ἐστιν ἡ εἰρήνη ἡμῶν</w:t>
+      </w:r>
+    </w:p>
+    <w:p>
+      <w:pPr>
+        <w:bidi/>
+      </w:pPr>
+      <w:r>
+        <w:rPr>
+          <w:lang w:val="ar_AE" w:bidi="ar_AE"/>
+        </w:rPr>
+      </w:r>
+      <w:r>
+        <w:rPr>
+          <w:b/>
+          <w:lang w:val="ar_AE" w:bidi="ar_AE"/>
+        </w:rPr>
         <w:t>"</w:t>
       </w:r>
       <w:r>
@@ -12946,6 +14731,23 @@
           <w:b/>
           <w:lang w:val="ar_AE" w:bidi="ar_AE"/>
         </w:rPr>
+        <w:t>ἡ εἰρήνη ἡμῶν</w:t>
+      </w:r>
+    </w:p>
+    <w:p>
+      <w:pPr>
+        <w:bidi/>
+      </w:pPr>
+      <w:r>
+        <w:rPr>
+          <w:lang w:val="ar_AE" w:bidi="ar_AE"/>
+        </w:rPr>
+      </w:r>
+      <w:r>
+        <w:rPr>
+          <w:b/>
+          <w:lang w:val="ar_AE" w:bidi="ar_AE"/>
+        </w:rPr>
         <w:t>"</w:t>
       </w:r>
       <w:r>
@@ -13052,6 +14854,23 @@
           <w:b/>
           <w:lang w:val="ar_AE" w:bidi="ar_AE"/>
         </w:rPr>
+        <w:t>ὁ ποιήσας τὰ ἀμφότερα ἓν</w:t>
+      </w:r>
+    </w:p>
+    <w:p>
+      <w:pPr>
+        <w:bidi/>
+      </w:pPr>
+      <w:r>
+        <w:rPr>
+          <w:lang w:val="ar_AE" w:bidi="ar_AE"/>
+        </w:rPr>
+      </w:r>
+      <w:r>
+        <w:rPr>
+          <w:b/>
+          <w:lang w:val="ar_AE" w:bidi="ar_AE"/>
+        </w:rPr>
         <w:t>"</w:t>
       </w:r>
       <w:r>
@@ -13136,6 +14955,23 @@
           <w:b/>
           <w:lang w:val="ar_AE" w:bidi="ar_AE"/>
         </w:rPr>
+        <w:t>ἐν τῇ σαρκὶ αὐτοῦ</w:t>
+      </w:r>
+    </w:p>
+    <w:p>
+      <w:pPr>
+        <w:bidi/>
+      </w:pPr>
+      <w:r>
+        <w:rPr>
+          <w:lang w:val="ar_AE" w:bidi="ar_AE"/>
+        </w:rPr>
+      </w:r>
+      <w:r>
+        <w:rPr>
+          <w:b/>
+          <w:lang w:val="ar_AE" w:bidi="ar_AE"/>
+        </w:rPr>
         <w:t>"بِجَسَدِهِ"</w:t>
       </w:r>
     </w:p>
@@ -13241,6 +15077,23 @@
           <w:b/>
           <w:lang w:val="ar_AE" w:bidi="ar_AE"/>
         </w:rPr>
+        <w:t>τὸ μεσότοιχον τοῦ φραγμοῦ &amp; τὴν ἔχθραν</w:t>
+      </w:r>
+    </w:p>
+    <w:p>
+      <w:pPr>
+        <w:bidi/>
+      </w:pPr>
+      <w:r>
+        <w:rPr>
+          <w:lang w:val="ar_AE" w:bidi="ar_AE"/>
+        </w:rPr>
+      </w:r>
+      <w:r>
+        <w:rPr>
+          <w:b/>
+          <w:lang w:val="ar_AE" w:bidi="ar_AE"/>
+        </w:rPr>
         <w:t>"</w:t>
       </w:r>
       <w:r>
@@ -13457,6 +15310,23 @@
           <w:b/>
           <w:lang w:val="ar_AE" w:bidi="ar_AE"/>
         </w:rPr>
+        <w:t>ἵνα</w:t>
+      </w:r>
+    </w:p>
+    <w:p>
+      <w:pPr>
+        <w:bidi/>
+      </w:pPr>
+      <w:r>
+        <w:rPr>
+          <w:lang w:val="ar_AE" w:bidi="ar_AE"/>
+        </w:rPr>
+      </w:r>
+      <w:r>
+        <w:rPr>
+          <w:b/>
+          <w:lang w:val="ar_AE" w:bidi="ar_AE"/>
+        </w:rPr>
         <w:t>"</w:t>
       </w:r>
       <w:r>
@@ -13576,6 +15446,23 @@
           <w:b/>
           <w:lang w:val="ar_AE" w:bidi="ar_AE"/>
         </w:rPr>
+        <w:t>ἕνα καινὸν ἄνθρωπον</w:t>
+      </w:r>
+    </w:p>
+    <w:p>
+      <w:pPr>
+        <w:bidi/>
+      </w:pPr>
+      <w:r>
+        <w:rPr>
+          <w:lang w:val="ar_AE" w:bidi="ar_AE"/>
+        </w:rPr>
+      </w:r>
+      <w:r>
+        <w:rPr>
+          <w:b/>
+          <w:lang w:val="ar_AE" w:bidi="ar_AE"/>
+        </w:rPr>
         <w:t>"</w:t>
       </w:r>
       <w:r>
@@ -13695,6 +15582,23 @@
           <w:b/>
           <w:lang w:val="ar_AE" w:bidi="ar_AE"/>
         </w:rPr>
+        <w:t>ἐν αὑτῷ</w:t>
+      </w:r>
+    </w:p>
+    <w:p>
+      <w:pPr>
+        <w:bidi/>
+      </w:pPr>
+      <w:r>
+        <w:rPr>
+          <w:lang w:val="ar_AE" w:bidi="ar_AE"/>
+        </w:rPr>
+      </w:r>
+      <w:r>
+        <w:rPr>
+          <w:b/>
+          <w:lang w:val="ar_AE" w:bidi="ar_AE"/>
+        </w:rPr>
         <w:t>"</w:t>
       </w:r>
       <w:r>
@@ -13801,6 +15705,23 @@
           <w:b/>
           <w:lang w:val="ar_AE" w:bidi="ar_AE"/>
         </w:rPr>
+        <w:t>ἀποκαταλλάξῃ τοὺς ἀμφοτέρους</w:t>
+      </w:r>
+    </w:p>
+    <w:p>
+      <w:pPr>
+        <w:bidi/>
+      </w:pPr>
+      <w:r>
+        <w:rPr>
+          <w:lang w:val="ar_AE" w:bidi="ar_AE"/>
+        </w:rPr>
+      </w:r>
+      <w:r>
+        <w:rPr>
+          <w:b/>
+          <w:lang w:val="ar_AE" w:bidi="ar_AE"/>
+        </w:rPr>
         <w:t>"</w:t>
       </w:r>
       <w:r>
@@ -13885,6 +15806,23 @@
           <w:b/>
           <w:lang w:val="ar_AE" w:bidi="ar_AE"/>
         </w:rPr>
+        <w:t>ἐν ἑνὶ σώματι</w:t>
+      </w:r>
+    </w:p>
+    <w:p>
+      <w:pPr>
+        <w:bidi/>
+      </w:pPr>
+      <w:r>
+        <w:rPr>
+          <w:lang w:val="ar_AE" w:bidi="ar_AE"/>
+        </w:rPr>
+      </w:r>
+      <w:r>
+        <w:rPr>
+          <w:b/>
+          <w:lang w:val="ar_AE" w:bidi="ar_AE"/>
+        </w:rPr>
         <w:t>"</w:t>
       </w:r>
       <w:r>
@@ -14004,6 +15942,23 @@
           <w:b/>
           <w:lang w:val="ar_AE" w:bidi="ar_AE"/>
         </w:rPr>
+        <w:t>διὰ τοῦ σταυροῦ</w:t>
+      </w:r>
+    </w:p>
+    <w:p>
+      <w:pPr>
+        <w:bidi/>
+      </w:pPr>
+      <w:r>
+        <w:rPr>
+          <w:lang w:val="ar_AE" w:bidi="ar_AE"/>
+        </w:rPr>
+      </w:r>
+      <w:r>
+        <w:rPr>
+          <w:b/>
+          <w:lang w:val="ar_AE" w:bidi="ar_AE"/>
+        </w:rPr>
         <w:t>"</w:t>
       </w:r>
       <w:r>
@@ -14123,6 +16078,23 @@
           <w:b/>
           <w:lang w:val="ar_AE" w:bidi="ar_AE"/>
         </w:rPr>
+        <w:t>ἀποκτείνας τὴν ἔχθραν</w:t>
+      </w:r>
+    </w:p>
+    <w:p>
+      <w:pPr>
+        <w:bidi/>
+      </w:pPr>
+      <w:r>
+        <w:rPr>
+          <w:lang w:val="ar_AE" w:bidi="ar_AE"/>
+        </w:rPr>
+      </w:r>
+      <w:r>
+        <w:rPr>
+          <w:b/>
+          <w:lang w:val="ar_AE" w:bidi="ar_AE"/>
+        </w:rPr>
         <w:t>"</w:t>
       </w:r>
       <w:r>
@@ -14410,6 +16382,23 @@
           <w:b/>
           <w:lang w:val="ar_AE" w:bidi="ar_AE"/>
         </w:rPr>
+        <w:t>ὑμῖν τοῖς μακρὰν</w:t>
+      </w:r>
+    </w:p>
+    <w:p>
+      <w:pPr>
+        <w:bidi/>
+      </w:pPr>
+      <w:r>
+        <w:rPr>
+          <w:lang w:val="ar_AE" w:bidi="ar_AE"/>
+        </w:rPr>
+      </w:r>
+      <w:r>
+        <w:rPr>
+          <w:b/>
+          <w:lang w:val="ar_AE" w:bidi="ar_AE"/>
+        </w:rPr>
         <w:t>"</w:t>
       </w:r>
       <w:r>
@@ -14516,6 +16505,23 @@
           <w:b/>
           <w:lang w:val="ar_AE" w:bidi="ar_AE"/>
         </w:rPr>
+        <w:t>τοῖς ἐγγύς</w:t>
+      </w:r>
+    </w:p>
+    <w:p>
+      <w:pPr>
+        <w:bidi/>
+      </w:pPr>
+      <w:r>
+        <w:rPr>
+          <w:lang w:val="ar_AE" w:bidi="ar_AE"/>
+        </w:rPr>
+      </w:r>
+      <w:r>
+        <w:rPr>
+          <w:b/>
+          <w:lang w:val="ar_AE" w:bidi="ar_AE"/>
+        </w:rPr>
         <w:t>"</w:t>
       </w:r>
       <w:r>
@@ -14741,6 +16747,23 @@
           <w:b/>
           <w:lang w:val="ar_AE" w:bidi="ar_AE"/>
         </w:rPr>
+        <w:t>ὅτι</w:t>
+      </w:r>
+    </w:p>
+    <w:p>
+      <w:pPr>
+        <w:bidi/>
+      </w:pPr>
+      <w:r>
+        <w:rPr>
+          <w:lang w:val="ar_AE" w:bidi="ar_AE"/>
+        </w:rPr>
+      </w:r>
+      <w:r>
+        <w:rPr>
+          <w:b/>
+          <w:lang w:val="ar_AE" w:bidi="ar_AE"/>
+        </w:rPr>
         <w:t>"</w:t>
       </w:r>
       <w:r>
@@ -14944,6 +16967,23 @@
           <w:b/>
           <w:lang w:val="ar_AE" w:bidi="ar_AE"/>
         </w:rPr>
+        <w:t>ἄρα οὖν</w:t>
+      </w:r>
+    </w:p>
+    <w:p>
+      <w:pPr>
+        <w:bidi/>
+      </w:pPr>
+      <w:r>
+        <w:rPr>
+          <w:lang w:val="ar_AE" w:bidi="ar_AE"/>
+        </w:rPr>
+      </w:r>
+      <w:r>
+        <w:rPr>
+          <w:b/>
+          <w:lang w:val="ar_AE" w:bidi="ar_AE"/>
+        </w:rPr>
         <w:t>"</w:t>
       </w:r>
       <w:r>
@@ -15063,6 +17103,23 @@
           <w:b/>
           <w:lang w:val="ar_AE" w:bidi="ar_AE"/>
         </w:rPr>
+        <w:t>ξένοι καὶ πάροικοι</w:t>
+      </w:r>
+    </w:p>
+    <w:p>
+      <w:pPr>
+        <w:bidi/>
+      </w:pPr>
+      <w:r>
+        <w:rPr>
+          <w:lang w:val="ar_AE" w:bidi="ar_AE"/>
+        </w:rPr>
+      </w:r>
+      <w:r>
+        <w:rPr>
+          <w:b/>
+          <w:lang w:val="ar_AE" w:bidi="ar_AE"/>
+        </w:rPr>
         <w:t>"</w:t>
       </w:r>
       <w:r>
@@ -15182,6 +17239,23 @@
           <w:b/>
           <w:lang w:val="ar_AE" w:bidi="ar_AE"/>
         </w:rPr>
+        <w:t>ἀλλὰ</w:t>
+      </w:r>
+    </w:p>
+    <w:p>
+      <w:pPr>
+        <w:bidi/>
+      </w:pPr>
+      <w:r>
+        <w:rPr>
+          <w:lang w:val="ar_AE" w:bidi="ar_AE"/>
+        </w:rPr>
+      </w:r>
+      <w:r>
+        <w:rPr>
+          <w:b/>
+          <w:lang w:val="ar_AE" w:bidi="ar_AE"/>
+        </w:rPr>
         <w:t>"</w:t>
       </w:r>
       <w:r>
@@ -15301,6 +17375,23 @@
           <w:b/>
           <w:lang w:val="ar_AE" w:bidi="ar_AE"/>
         </w:rPr>
+        <w:t>ἐστὲ συνπολῖται τῶν ἁγίων καὶ οἰκεῖοι τοῦ Θεοῦ</w:t>
+      </w:r>
+    </w:p>
+    <w:p>
+      <w:pPr>
+        <w:bidi/>
+      </w:pPr>
+      <w:r>
+        <w:rPr>
+          <w:lang w:val="ar_AE" w:bidi="ar_AE"/>
+        </w:rPr>
+      </w:r>
+      <w:r>
+        <w:rPr>
+          <w:b/>
+          <w:lang w:val="ar_AE" w:bidi="ar_AE"/>
+        </w:rPr>
         <w:t>"</w:t>
       </w:r>
       <w:r>
@@ -15420,6 +17511,23 @@
           <w:b/>
           <w:lang w:val="ar_AE" w:bidi="ar_AE"/>
         </w:rPr>
+        <w:t>ἐποικοδομηθέντες ἐπὶ τῷ θεμελίῳ</w:t>
+      </w:r>
+    </w:p>
+    <w:p>
+      <w:pPr>
+        <w:bidi/>
+      </w:pPr>
+      <w:r>
+        <w:rPr>
+          <w:lang w:val="ar_AE" w:bidi="ar_AE"/>
+        </w:rPr>
+      </w:r>
+      <w:r>
+        <w:rPr>
+          <w:b/>
+          <w:lang w:val="ar_AE" w:bidi="ar_AE"/>
+        </w:rPr>
         <w:t>"</w:t>
       </w:r>
       <w:r>
@@ -15539,6 +17647,23 @@
           <w:b/>
           <w:lang w:val="ar_AE" w:bidi="ar_AE"/>
         </w:rPr>
+        <w:t>ἐποικοδομηθέντες</w:t>
+      </w:r>
+    </w:p>
+    <w:p>
+      <w:pPr>
+        <w:bidi/>
+      </w:pPr>
+      <w:r>
+        <w:rPr>
+          <w:lang w:val="ar_AE" w:bidi="ar_AE"/>
+        </w:rPr>
+      </w:r>
+      <w:r>
+        <w:rPr>
+          <w:b/>
+          <w:lang w:val="ar_AE" w:bidi="ar_AE"/>
+        </w:rPr>
         <w:t>"</w:t>
       </w:r>
       <w:r>
@@ -15645,6 +17770,23 @@
           <w:b/>
           <w:lang w:val="ar_AE" w:bidi="ar_AE"/>
         </w:rPr>
+        <w:t>πᾶσα οἰκοδομὴ συναρμολογουμένη, αὔξει εἰς ναὸν ἅγιον</w:t>
+      </w:r>
+    </w:p>
+    <w:p>
+      <w:pPr>
+        <w:bidi/>
+      </w:pPr>
+      <w:r>
+        <w:rPr>
+          <w:lang w:val="ar_AE" w:bidi="ar_AE"/>
+        </w:rPr>
+      </w:r>
+      <w:r>
+        <w:rPr>
+          <w:b/>
+          <w:lang w:val="ar_AE" w:bidi="ar_AE"/>
+        </w:rPr>
         <w:t>"</w:t>
       </w:r>
       <w:r>
@@ -15764,6 +17906,23 @@
           <w:b/>
           <w:lang w:val="ar_AE" w:bidi="ar_AE"/>
         </w:rPr>
+        <w:t>ἐν ᾧ &amp; ἐν Κυρίῳ</w:t>
+      </w:r>
+    </w:p>
+    <w:p>
+      <w:pPr>
+        <w:bidi/>
+      </w:pPr>
+      <w:r>
+        <w:rPr>
+          <w:lang w:val="ar_AE" w:bidi="ar_AE"/>
+        </w:rPr>
+      </w:r>
+      <w:r>
+        <w:rPr>
+          <w:b/>
+          <w:lang w:val="ar_AE" w:bidi="ar_AE"/>
+        </w:rPr>
         <w:t>"</w:t>
       </w:r>
       <w:r>
@@ -15884,6 +18043,23 @@
           <w:b/>
           <w:lang w:val="ar_AE" w:bidi="ar_AE"/>
         </w:rPr>
+        <w:t>ἐν ᾧ</w:t>
+      </w:r>
+    </w:p>
+    <w:p>
+      <w:pPr>
+        <w:bidi/>
+      </w:pPr>
+      <w:r>
+        <w:rPr>
+          <w:lang w:val="ar_AE" w:bidi="ar_AE"/>
+        </w:rPr>
+      </w:r>
+      <w:r>
+        <w:rPr>
+          <w:b/>
+          <w:lang w:val="ar_AE" w:bidi="ar_AE"/>
+        </w:rPr>
         <w:t>"</w:t>
       </w:r>
       <w:r>
@@ -15990,6 +18166,23 @@
           <w:b/>
           <w:lang w:val="ar_AE" w:bidi="ar_AE"/>
         </w:rPr>
+        <w:t>καὶ ὑμεῖς συνοικοδομεῖσθε, εἰς κατοικητήριον τοῦ Θεοῦ ἐν Πνεύματι</w:t>
+      </w:r>
+    </w:p>
+    <w:p>
+      <w:pPr>
+        <w:bidi/>
+      </w:pPr>
+      <w:r>
+        <w:rPr>
+          <w:lang w:val="ar_AE" w:bidi="ar_AE"/>
+        </w:rPr>
+      </w:r>
+      <w:r>
+        <w:rPr>
+          <w:b/>
+          <w:lang w:val="ar_AE" w:bidi="ar_AE"/>
+        </w:rPr>
         <w:t>"</w:t>
       </w:r>
       <w:r>
@@ -16122,6 +18315,23 @@
           <w:b/>
           <w:lang w:val="ar_AE" w:bidi="ar_AE"/>
         </w:rPr>
+        <w:t>καὶ ὑμεῖς συνοικοδομεῖσθε</w:t>
+      </w:r>
+    </w:p>
+    <w:p>
+      <w:pPr>
+        <w:bidi/>
+      </w:pPr>
+      <w:r>
+        <w:rPr>
+          <w:lang w:val="ar_AE" w:bidi="ar_AE"/>
+        </w:rPr>
+      </w:r>
+      <w:r>
+        <w:rPr>
+          <w:b/>
+          <w:lang w:val="ar_AE" w:bidi="ar_AE"/>
+        </w:rPr>
         <w:t>"</w:t>
       </w:r>
       <w:r>
@@ -16431,6 +18641,23 @@
           <w:b/>
           <w:lang w:val="ar_AE" w:bidi="ar_AE"/>
         </w:rPr>
+        <w:t>τούτου χάριν</w:t>
+      </w:r>
+    </w:p>
+    <w:p>
+      <w:pPr>
+        <w:bidi/>
+      </w:pPr>
+      <w:r>
+        <w:rPr>
+          <w:lang w:val="ar_AE" w:bidi="ar_AE"/>
+        </w:rPr>
+      </w:r>
+      <w:r>
+        <w:rPr>
+          <w:b/>
+          <w:lang w:val="ar_AE" w:bidi="ar_AE"/>
+        </w:rPr>
         <w:t>"</w:t>
       </w:r>
       <w:r>
@@ -16537,6 +18764,23 @@
           <w:b/>
           <w:lang w:val="ar_AE" w:bidi="ar_AE"/>
         </w:rPr>
+        <w:t>ὁ δέσμιος τοῦ Χριστοῦ Ἰησοῦ</w:t>
+      </w:r>
+    </w:p>
+    <w:p>
+      <w:pPr>
+        <w:bidi/>
+      </w:pPr>
+      <w:r>
+        <w:rPr>
+          <w:lang w:val="ar_AE" w:bidi="ar_AE"/>
+        </w:rPr>
+      </w:r>
+      <w:r>
+        <w:rPr>
+          <w:b/>
+          <w:lang w:val="ar_AE" w:bidi="ar_AE"/>
+        </w:rPr>
         <w:t>"</w:t>
       </w:r>
       <w:r>
@@ -16621,6 +18865,23 @@
           <w:b/>
           <w:lang w:val="ar_AE" w:bidi="ar_AE"/>
         </w:rPr>
+        <w:t>τὴν οἰκονομίαν τῆς χάριτος τοῦ Θεοῦ, τῆς δοθείσης μοι εἰς ὑμᾶς</w:t>
+      </w:r>
+    </w:p>
+    <w:p>
+      <w:pPr>
+        <w:bidi/>
+      </w:pPr>
+      <w:r>
+        <w:rPr>
+          <w:lang w:val="ar_AE" w:bidi="ar_AE"/>
+        </w:rPr>
+      </w:r>
+      <w:r>
+        <w:rPr>
+          <w:b/>
+          <w:lang w:val="ar_AE" w:bidi="ar_AE"/>
+        </w:rPr>
         <w:t>"</w:t>
       </w:r>
       <w:r>
@@ -16718,6 +18979,23 @@
           <w:b/>
           <w:lang w:val="ar_AE" w:bidi="ar_AE"/>
         </w:rPr>
+        <w:t>κατὰ ἀποκάλυψιν ἐγνωρίσθη μοι</w:t>
+      </w:r>
+    </w:p>
+    <w:p>
+      <w:pPr>
+        <w:bidi/>
+      </w:pPr>
+      <w:r>
+        <w:rPr>
+          <w:lang w:val="ar_AE" w:bidi="ar_AE"/>
+        </w:rPr>
+      </w:r>
+      <w:r>
+        <w:rPr>
+          <w:b/>
+          <w:lang w:val="ar_AE" w:bidi="ar_AE"/>
+        </w:rPr>
         <w:t>"</w:t>
       </w:r>
       <w:r>
@@ -16824,6 +19102,23 @@
           <w:b/>
           <w:lang w:val="ar_AE" w:bidi="ar_AE"/>
         </w:rPr>
+        <w:t>καθὼς προέγραψα ἐν ὀλίγῳ</w:t>
+      </w:r>
+    </w:p>
+    <w:p>
+      <w:pPr>
+        <w:bidi/>
+      </w:pPr>
+      <w:r>
+        <w:rPr>
+          <w:lang w:val="ar_AE" w:bidi="ar_AE"/>
+        </w:rPr>
+      </w:r>
+      <w:r>
+        <w:rPr>
+          <w:b/>
+          <w:lang w:val="ar_AE" w:bidi="ar_AE"/>
+        </w:rPr>
         <w:t>"</w:t>
       </w:r>
       <w:r>
@@ -16908,6 +19203,23 @@
           <w:b/>
           <w:lang w:val="ar_AE" w:bidi="ar_AE"/>
         </w:rPr>
+        <w:t>ὃ ἑτέραις γενεαῖς οὐκ ἐγνωρίσθη τοῖς υἱοῖς τῶν ἀνθρώπων</w:t>
+      </w:r>
+    </w:p>
+    <w:p>
+      <w:pPr>
+        <w:bidi/>
+      </w:pPr>
+      <w:r>
+        <w:rPr>
+          <w:lang w:val="ar_AE" w:bidi="ar_AE"/>
+        </w:rPr>
+      </w:r>
+      <w:r>
+        <w:rPr>
+          <w:b/>
+          <w:lang w:val="ar_AE" w:bidi="ar_AE"/>
+        </w:rPr>
         <w:t>"</w:t>
       </w:r>
       <w:r>
@@ -17014,6 +19326,23 @@
           <w:b/>
           <w:lang w:val="ar_AE" w:bidi="ar_AE"/>
         </w:rPr>
+        <w:t>ὡς νῦν ἀπεκαλύφθη &amp; ἐν Πνεύματι</w:t>
+      </w:r>
+    </w:p>
+    <w:p>
+      <w:pPr>
+        <w:bidi/>
+      </w:pPr>
+      <w:r>
+        <w:rPr>
+          <w:lang w:val="ar_AE" w:bidi="ar_AE"/>
+        </w:rPr>
+      </w:r>
+      <w:r>
+        <w:rPr>
+          <w:b/>
+          <w:lang w:val="ar_AE" w:bidi="ar_AE"/>
+        </w:rPr>
         <w:t>"</w:t>
       </w:r>
       <w:r>
@@ -17328,6 +19657,23 @@
           <w:b/>
           <w:lang w:val="ar_AE" w:bidi="ar_AE"/>
         </w:rPr>
+        <w:t>ἐν Χριστῷ Ἰησοῦ</w:t>
+      </w:r>
+    </w:p>
+    <w:p>
+      <w:pPr>
+        <w:bidi/>
+      </w:pPr>
+      <w:r>
+        <w:rPr>
+          <w:lang w:val="ar_AE" w:bidi="ar_AE"/>
+        </w:rPr>
+      </w:r>
+      <w:r>
+        <w:rPr>
+          <w:b/>
+          <w:lang w:val="ar_AE" w:bidi="ar_AE"/>
+        </w:rPr>
         <w:t>"</w:t>
       </w:r>
       <w:r>
@@ -17425,6 +19771,23 @@
           <w:b/>
           <w:lang w:val="ar_AE" w:bidi="ar_AE"/>
         </w:rPr>
+        <w:t>διὰ τοῦ εὐαγγελίου</w:t>
+      </w:r>
+    </w:p>
+    <w:p>
+      <w:pPr>
+        <w:bidi/>
+      </w:pPr>
+      <w:r>
+        <w:rPr>
+          <w:lang w:val="ar_AE" w:bidi="ar_AE"/>
+        </w:rPr>
+      </w:r>
+      <w:r>
+        <w:rPr>
+          <w:b/>
+          <w:lang w:val="ar_AE" w:bidi="ar_AE"/>
+        </w:rPr>
         <w:t>"</w:t>
       </w:r>
       <w:r>
@@ -17535,6 +19898,23 @@
           <w:b/>
           <w:lang w:val="ar_AE" w:bidi="ar_AE"/>
         </w:rPr>
+        <w:t>ἀνεξιχνίαστον</w:t>
+      </w:r>
+    </w:p>
+    <w:p>
+      <w:pPr>
+        <w:bidi/>
+      </w:pPr>
+      <w:r>
+        <w:rPr>
+          <w:lang w:val="ar_AE" w:bidi="ar_AE"/>
+        </w:rPr>
+      </w:r>
+      <w:r>
+        <w:rPr>
+          <w:b/>
+          <w:lang w:val="ar_AE" w:bidi="ar_AE"/>
+        </w:rPr>
         <w:t>"</w:t>
       </w:r>
       <w:r>
@@ -17641,6 +20021,23 @@
           <w:b/>
           <w:lang w:val="ar_AE" w:bidi="ar_AE"/>
         </w:rPr>
+        <w:t>πλοῦτος τοῦ Χριστοῦ</w:t>
+      </w:r>
+    </w:p>
+    <w:p>
+      <w:pPr>
+        <w:bidi/>
+      </w:pPr>
+      <w:r>
+        <w:rPr>
+          <w:lang w:val="ar_AE" w:bidi="ar_AE"/>
+        </w:rPr>
+      </w:r>
+      <w:r>
+        <w:rPr>
+          <w:b/>
+          <w:lang w:val="ar_AE" w:bidi="ar_AE"/>
+        </w:rPr>
         <w:t>"</w:t>
       </w:r>
       <w:r>
@@ -17760,6 +20157,23 @@
           <w:b/>
           <w:lang w:val="ar_AE" w:bidi="ar_AE"/>
         </w:rPr>
+        <w:t>τοῦ μυστηρίου, τοῦ ἀποκεκρυμμένου ἀπὸ τῶν αἰώνων ἐν τῷ Θεῷ, τῷ τὰ πάντα κτίσαντι</w:t>
+      </w:r>
+    </w:p>
+    <w:p>
+      <w:pPr>
+        <w:bidi/>
+      </w:pPr>
+      <w:r>
+        <w:rPr>
+          <w:lang w:val="ar_AE" w:bidi="ar_AE"/>
+        </w:rPr>
+      </w:r>
+      <w:r>
+        <w:rPr>
+          <w:b/>
+          <w:lang w:val="ar_AE" w:bidi="ar_AE"/>
+        </w:rPr>
         <w:t>"</w:t>
       </w:r>
       <w:r>
@@ -17866,6 +20280,23 @@
           <w:b/>
           <w:lang w:val="ar_AE" w:bidi="ar_AE"/>
         </w:rPr>
+        <w:t>ἵνα</w:t>
+      </w:r>
+    </w:p>
+    <w:p>
+      <w:pPr>
+        <w:bidi/>
+      </w:pPr>
+      <w:r>
+        <w:rPr>
+          <w:lang w:val="ar_AE" w:bidi="ar_AE"/>
+        </w:rPr>
+      </w:r>
+      <w:r>
+        <w:rPr>
+          <w:b/>
+          <w:lang w:val="ar_AE" w:bidi="ar_AE"/>
+        </w:rPr>
         <w:t>"</w:t>
       </w:r>
       <w:r>
@@ -17985,6 +20416,23 @@
           <w:b/>
           <w:lang w:val="ar_AE" w:bidi="ar_AE"/>
         </w:rPr>
+        <w:t>γνωρισθῇ &amp; ταῖς ἀρχαῖς καὶ ταῖς ἐξουσίαις ἐν τοῖς ἐπουρανίοις &amp; ἡ πολυποίκιλος σοφία τοῦ Θεοῦ</w:t>
+      </w:r>
+    </w:p>
+    <w:p>
+      <w:pPr>
+        <w:bidi/>
+      </w:pPr>
+      <w:r>
+        <w:rPr>
+          <w:lang w:val="ar_AE" w:bidi="ar_AE"/>
+        </w:rPr>
+      </w:r>
+      <w:r>
+        <w:rPr>
+          <w:b/>
+          <w:lang w:val="ar_AE" w:bidi="ar_AE"/>
+        </w:rPr>
         <w:t>"</w:t>
       </w:r>
       <w:r>
@@ -18194,6 +20642,23 @@
         <w:rPr>
           <w:lang w:val="ar_AE" w:bidi="ar_AE"/>
         </w:rPr>
+      </w:r>
+    </w:p>
+    <w:p>
+      <w:pPr>
+        <w:bidi/>
+      </w:pPr>
+      <w:r>
+        <w:rPr>
+          <w:lang w:val="ar_AE" w:bidi="ar_AE"/>
+        </w:rPr>
+      </w:r>
+      <w:r>
+        <w:rPr>
+          <w:b/>
+          <w:lang w:val="ar_AE" w:bidi="ar_AE"/>
+        </w:rPr>
+        <w:t>ἐν τοῖς ἐπουρανίοις</w:t>
       </w:r>
     </w:p>
     <w:p>
@@ -18325,6 +20790,23 @@
           <w:b/>
           <w:lang w:val="ar_AE" w:bidi="ar_AE"/>
         </w:rPr>
+        <w:t>ἡ πολυποίκιλος σοφία τοῦ Θεοῦ</w:t>
+      </w:r>
+    </w:p>
+    <w:p>
+      <w:pPr>
+        <w:bidi/>
+      </w:pPr>
+      <w:r>
+        <w:rPr>
+          <w:lang w:val="ar_AE" w:bidi="ar_AE"/>
+        </w:rPr>
+      </w:r>
+      <w:r>
+        <w:rPr>
+          <w:b/>
+          <w:lang w:val="ar_AE" w:bidi="ar_AE"/>
+        </w:rPr>
         <w:t>"</w:t>
       </w:r>
       <w:r>
@@ -18444,6 +20926,23 @@
           <w:b/>
           <w:lang w:val="ar_AE" w:bidi="ar_AE"/>
         </w:rPr>
+        <w:t>κατὰ πρόθεσιν τῶν αἰώνων</w:t>
+      </w:r>
+    </w:p>
+    <w:p>
+      <w:pPr>
+        <w:bidi/>
+      </w:pPr>
+      <w:r>
+        <w:rPr>
+          <w:lang w:val="ar_AE" w:bidi="ar_AE"/>
+        </w:rPr>
+      </w:r>
+      <w:r>
+        <w:rPr>
+          <w:b/>
+          <w:lang w:val="ar_AE" w:bidi="ar_AE"/>
+        </w:rPr>
         <w:t>"</w:t>
       </w:r>
       <w:r>
@@ -18814,6 +21313,23 @@
           <w:b/>
           <w:lang w:val="ar_AE" w:bidi="ar_AE"/>
         </w:rPr>
+        <w:t>προσαγωγὴν ἐν πεποιθήσει</w:t>
+      </w:r>
+    </w:p>
+    <w:p>
+      <w:pPr>
+        <w:bidi/>
+      </w:pPr>
+      <w:r>
+        <w:rPr>
+          <w:lang w:val="ar_AE" w:bidi="ar_AE"/>
+        </w:rPr>
+      </w:r>
+      <w:r>
+        <w:rPr>
+          <w:b/>
+          <w:lang w:val="ar_AE" w:bidi="ar_AE"/>
+        </w:rPr>
         <w:t>"</w:t>
       </w:r>
       <w:r>
@@ -18933,6 +21449,23 @@
           <w:b/>
           <w:lang w:val="ar_AE" w:bidi="ar_AE"/>
         </w:rPr>
+        <w:t>πεποιθήσει</w:t>
+      </w:r>
+    </w:p>
+    <w:p>
+      <w:pPr>
+        <w:bidi/>
+      </w:pPr>
+      <w:r>
+        <w:rPr>
+          <w:lang w:val="ar_AE" w:bidi="ar_AE"/>
+        </w:rPr>
+      </w:r>
+      <w:r>
+        <w:rPr>
+          <w:b/>
+          <w:lang w:val="ar_AE" w:bidi="ar_AE"/>
+        </w:rPr>
         <w:t>"</w:t>
       </w:r>
       <w:r>
@@ -19017,6 +21550,23 @@
           <w:b/>
           <w:lang w:val="ar_AE" w:bidi="ar_AE"/>
         </w:rPr>
+        <w:t>διὸ</w:t>
+      </w:r>
+    </w:p>
+    <w:p>
+      <w:pPr>
+        <w:bidi/>
+      </w:pPr>
+      <w:r>
+        <w:rPr>
+          <w:lang w:val="ar_AE" w:bidi="ar_AE"/>
+        </w:rPr>
+      </w:r>
+      <w:r>
+        <w:rPr>
+          <w:b/>
+          <w:lang w:val="ar_AE" w:bidi="ar_AE"/>
+        </w:rPr>
         <w:t>"</w:t>
       </w:r>
       <w:r>
@@ -19136,6 +21686,23 @@
           <w:b/>
           <w:lang w:val="ar_AE" w:bidi="ar_AE"/>
         </w:rPr>
+        <w:t>ὑπὲρ ὑμῶν, ἥτις ἐστὶν δόξα ὑμῶν</w:t>
+      </w:r>
+    </w:p>
+    <w:p>
+      <w:pPr>
+        <w:bidi/>
+      </w:pPr>
+      <w:r>
+        <w:rPr>
+          <w:lang w:val="ar_AE" w:bidi="ar_AE"/>
+        </w:rPr>
+      </w:r>
+      <w:r>
+        <w:rPr>
+          <w:b/>
+          <w:lang w:val="ar_AE" w:bidi="ar_AE"/>
+        </w:rPr>
         <w:t>"</w:t>
       </w:r>
       <w:r>
@@ -19268,6 +21835,23 @@
           <w:b/>
           <w:lang w:val="ar_AE" w:bidi="ar_AE"/>
         </w:rPr>
+        <w:t>τούτου χάριν</w:t>
+      </w:r>
+    </w:p>
+    <w:p>
+      <w:pPr>
+        <w:bidi/>
+      </w:pPr>
+      <w:r>
+        <w:rPr>
+          <w:lang w:val="ar_AE" w:bidi="ar_AE"/>
+        </w:rPr>
+      </w:r>
+      <w:r>
+        <w:rPr>
+          <w:b/>
+          <w:lang w:val="ar_AE" w:bidi="ar_AE"/>
+        </w:rPr>
         <w:t>"</w:t>
       </w:r>
       <w:r>
@@ -19387,6 +21971,23 @@
           <w:b/>
           <w:lang w:val="ar_AE" w:bidi="ar_AE"/>
         </w:rPr>
+        <w:t>τούτου χάριν</w:t>
+      </w:r>
+    </w:p>
+    <w:p>
+      <w:pPr>
+        <w:bidi/>
+      </w:pPr>
+      <w:r>
+        <w:rPr>
+          <w:lang w:val="ar_AE" w:bidi="ar_AE"/>
+        </w:rPr>
+      </w:r>
+      <w:r>
+        <w:rPr>
+          <w:b/>
+          <w:lang w:val="ar_AE" w:bidi="ar_AE"/>
+        </w:rPr>
         <w:t>"</w:t>
       </w:r>
       <w:r>
@@ -19493,6 +22094,23 @@
           <w:b/>
           <w:lang w:val="ar_AE" w:bidi="ar_AE"/>
         </w:rPr>
+        <w:t>κάμπτω τὰ γόνατά μου πρὸς τὸν Πατέρα</w:t>
+      </w:r>
+    </w:p>
+    <w:p>
+      <w:pPr>
+        <w:bidi/>
+      </w:pPr>
+      <w:r>
+        <w:rPr>
+          <w:lang w:val="ar_AE" w:bidi="ar_AE"/>
+        </w:rPr>
+      </w:r>
+      <w:r>
+        <w:rPr>
+          <w:b/>
+          <w:lang w:val="ar_AE" w:bidi="ar_AE"/>
+        </w:rPr>
         <w:t>"</w:t>
       </w:r>
       <w:r>
@@ -19612,6 +22230,23 @@
           <w:b/>
           <w:lang w:val="ar_AE" w:bidi="ar_AE"/>
         </w:rPr>
+        <w:t>ἐξ οὗ πᾶσα πατριὰ ἐν οὐρανοῖς καὶ ἐπὶ γῆς ὀνομάζεται</w:t>
+      </w:r>
+    </w:p>
+    <w:p>
+      <w:pPr>
+        <w:bidi/>
+      </w:pPr>
+      <w:r>
+        <w:rPr>
+          <w:lang w:val="ar_AE" w:bidi="ar_AE"/>
+        </w:rPr>
+      </w:r>
+      <w:r>
+        <w:rPr>
+          <w:b/>
+          <w:lang w:val="ar_AE" w:bidi="ar_AE"/>
+        </w:rPr>
         <w:t>"</w:t>
       </w:r>
       <w:r>
@@ -19711,6 +22346,23 @@
           <w:b/>
           <w:lang w:val="ar_AE" w:bidi="ar_AE"/>
         </w:rPr>
+        <w:t>ἵνα</w:t>
+      </w:r>
+    </w:p>
+    <w:p>
+      <w:pPr>
+        <w:bidi/>
+      </w:pPr>
+      <w:r>
+        <w:rPr>
+          <w:lang w:val="ar_AE" w:bidi="ar_AE"/>
+        </w:rPr>
+      </w:r>
+      <w:r>
+        <w:rPr>
+          <w:b/>
+          <w:lang w:val="ar_AE" w:bidi="ar_AE"/>
+        </w:rPr>
         <w:t>"</w:t>
       </w:r>
       <w:r>
@@ -19830,6 +22482,23 @@
           <w:b/>
           <w:lang w:val="ar_AE" w:bidi="ar_AE"/>
         </w:rPr>
+        <w:t>δῷ ὑμῖν κατὰ τὸ πλοῦτος τῆς δόξης αὐτοῦ, δυνάμει κραταιωθῆναι</w:t>
+      </w:r>
+    </w:p>
+    <w:p>
+      <w:pPr>
+        <w:bidi/>
+      </w:pPr>
+      <w:r>
+        <w:rPr>
+          <w:lang w:val="ar_AE" w:bidi="ar_AE"/>
+        </w:rPr>
+      </w:r>
+      <w:r>
+        <w:rPr>
+          <w:b/>
+          <w:lang w:val="ar_AE" w:bidi="ar_AE"/>
+        </w:rPr>
         <w:t>"</w:t>
       </w:r>
       <w:r>
@@ -19898,6 +22567,23 @@
         <w:rPr>
           <w:lang w:val="ar_AE" w:bidi="ar_AE"/>
         </w:rPr>
+      </w:r>
+    </w:p>
+    <w:p>
+      <w:pPr>
+        <w:bidi/>
+      </w:pPr>
+      <w:r>
+        <w:rPr>
+          <w:lang w:val="ar_AE" w:bidi="ar_AE"/>
+        </w:rPr>
+      </w:r>
+      <w:r>
+        <w:rPr>
+          <w:b/>
+          <w:lang w:val="ar_AE" w:bidi="ar_AE"/>
+        </w:rPr>
+        <w:t>δῷ</w:t>
       </w:r>
     </w:p>
     <w:p>
@@ -20217,6 +22903,23 @@
           <w:b/>
           <w:lang w:val="ar_AE" w:bidi="ar_AE"/>
         </w:rPr>
+        <w:t>κατοικῆσαι τὸν Χριστὸν διὰ τῆς πίστεως ἐν ταῖς καρδίαις ὑμῶν</w:t>
+      </w:r>
+    </w:p>
+    <w:p>
+      <w:pPr>
+        <w:bidi/>
+      </w:pPr>
+      <w:r>
+        <w:rPr>
+          <w:lang w:val="ar_AE" w:bidi="ar_AE"/>
+        </w:rPr>
+      </w:r>
+      <w:r>
+        <w:rPr>
+          <w:b/>
+          <w:lang w:val="ar_AE" w:bidi="ar_AE"/>
+        </w:rPr>
         <w:t>"</w:t>
       </w:r>
       <w:r>
@@ -20362,6 +23065,23 @@
           <w:b/>
           <w:lang w:val="ar_AE" w:bidi="ar_AE"/>
         </w:rPr>
+        <w:t>ἐν ἀγάπῃ, ἐρριζωμένοι καὶ τεθεμελιωμένοι</w:t>
+      </w:r>
+    </w:p>
+    <w:p>
+      <w:pPr>
+        <w:bidi/>
+      </w:pPr>
+      <w:r>
+        <w:rPr>
+          <w:lang w:val="ar_AE" w:bidi="ar_AE"/>
+        </w:rPr>
+      </w:r>
+      <w:r>
+        <w:rPr>
+          <w:b/>
+          <w:lang w:val="ar_AE" w:bidi="ar_AE"/>
+        </w:rPr>
         <w:t>"</w:t>
       </w:r>
       <w:r>
@@ -20452,6 +23172,23 @@
         <w:rPr>
           <w:lang w:val="ar_AE" w:bidi="ar_AE"/>
         </w:rPr>
+      </w:r>
+    </w:p>
+    <w:p>
+      <w:pPr>
+        <w:bidi/>
+      </w:pPr>
+      <w:r>
+        <w:rPr>
+          <w:lang w:val="ar_AE" w:bidi="ar_AE"/>
+        </w:rPr>
+      </w:r>
+      <w:r>
+        <w:rPr>
+          <w:b/>
+          <w:lang w:val="ar_AE" w:bidi="ar_AE"/>
+        </w:rPr>
+        <w:t>ἵνα</w:t>
       </w:r>
     </w:p>
     <w:p>
@@ -20707,6 +23444,23 @@
           <w:b/>
           <w:lang w:val="ar_AE" w:bidi="ar_AE"/>
         </w:rPr>
+        <w:t>πᾶσιν τοῖς ἁγίοις</w:t>
+      </w:r>
+    </w:p>
+    <w:p>
+      <w:pPr>
+        <w:bidi/>
+      </w:pPr>
+      <w:r>
+        <w:rPr>
+          <w:lang w:val="ar_AE" w:bidi="ar_AE"/>
+        </w:rPr>
+      </w:r>
+      <w:r>
+        <w:rPr>
+          <w:b/>
+          <w:lang w:val="ar_AE" w:bidi="ar_AE"/>
+        </w:rPr>
         <w:t>"</w:t>
       </w:r>
       <w:r>
@@ -20791,6 +23545,23 @@
           <w:b/>
           <w:lang w:val="ar_AE" w:bidi="ar_AE"/>
         </w:rPr>
+        <w:t>τὸ πλάτος, καὶ μῆκος, καὶ ὕψος, καὶ βάθος</w:t>
+      </w:r>
+    </w:p>
+    <w:p>
+      <w:pPr>
+        <w:bidi/>
+      </w:pPr>
+      <w:r>
+        <w:rPr>
+          <w:lang w:val="ar_AE" w:bidi="ar_AE"/>
+        </w:rPr>
+      </w:r>
+      <w:r>
+        <w:rPr>
+          <w:b/>
+          <w:lang w:val="ar_AE" w:bidi="ar_AE"/>
+        </w:rPr>
         <w:t>"</w:t>
       </w:r>
       <w:r>
@@ -20897,6 +23668,23 @@
           <w:b/>
           <w:lang w:val="ar_AE" w:bidi="ar_AE"/>
         </w:rPr>
+        <w:t>τὸ πλάτος, καὶ μῆκος, καὶ ὕψος, καὶ βάθος</w:t>
+      </w:r>
+    </w:p>
+    <w:p>
+      <w:pPr>
+        <w:bidi/>
+      </w:pPr>
+      <w:r>
+        <w:rPr>
+          <w:lang w:val="ar_AE" w:bidi="ar_AE"/>
+        </w:rPr>
+      </w:r>
+      <w:r>
+        <w:rPr>
+          <w:b/>
+          <w:lang w:val="ar_AE" w:bidi="ar_AE"/>
+        </w:rPr>
         <w:t>"</w:t>
       </w:r>
       <w:r>
@@ -20987,6 +23775,23 @@
         <w:rPr>
           <w:lang w:val="ar_AE" w:bidi="ar_AE"/>
         </w:rPr>
+      </w:r>
+    </w:p>
+    <w:p>
+      <w:pPr>
+        <w:bidi/>
+      </w:pPr>
+      <w:r>
+        <w:rPr>
+          <w:lang w:val="ar_AE" w:bidi="ar_AE"/>
+        </w:rPr>
+      </w:r>
+      <w:r>
+        <w:rPr>
+          <w:b/>
+          <w:lang w:val="ar_AE" w:bidi="ar_AE"/>
+        </w:rPr>
+        <w:t>γνῶναί τε τὴν &amp; ἀγάπην τοῦ Χριστοῦ</w:t>
       </w:r>
     </w:p>
     <w:p>
@@ -21243,6 +24048,23 @@
           <w:b/>
           <w:lang w:val="ar_AE" w:bidi="ar_AE"/>
         </w:rPr>
+        <w:t>ἵνα πληρωθῆτε εἰς πᾶν τὸ πλήρωμα τοῦ Θεοῦ</w:t>
+      </w:r>
+    </w:p>
+    <w:p>
+      <w:pPr>
+        <w:bidi/>
+      </w:pPr>
+      <w:r>
+        <w:rPr>
+          <w:lang w:val="ar_AE" w:bidi="ar_AE"/>
+        </w:rPr>
+      </w:r>
+      <w:r>
+        <w:rPr>
+          <w:b/>
+          <w:lang w:val="ar_AE" w:bidi="ar_AE"/>
+        </w:rPr>
         <w:t>"</w:t>
       </w:r>
       <w:r>
@@ -21362,6 +24184,23 @@
           <w:b/>
           <w:lang w:val="ar_AE" w:bidi="ar_AE"/>
         </w:rPr>
+        <w:t>ἵνα πληρωθῆτε</w:t>
+      </w:r>
+    </w:p>
+    <w:p>
+      <w:pPr>
+        <w:bidi/>
+      </w:pPr>
+      <w:r>
+        <w:rPr>
+          <w:lang w:val="ar_AE" w:bidi="ar_AE"/>
+        </w:rPr>
+      </w:r>
+      <w:r>
+        <w:rPr>
+          <w:b/>
+          <w:lang w:val="ar_AE" w:bidi="ar_AE"/>
+        </w:rPr>
         <w:t>"</w:t>
       </w:r>
       <w:r>
@@ -21468,6 +24307,23 @@
           <w:b/>
           <w:lang w:val="ar_AE" w:bidi="ar_AE"/>
         </w:rPr>
+        <w:t>εἰς πᾶν τὸ πλήρωμα τοῦ Θεοῦ</w:t>
+      </w:r>
+    </w:p>
+    <w:p>
+      <w:pPr>
+        <w:bidi/>
+      </w:pPr>
+      <w:r>
+        <w:rPr>
+          <w:lang w:val="ar_AE" w:bidi="ar_AE"/>
+        </w:rPr>
+      </w:r>
+      <w:r>
+        <w:rPr>
+          <w:b/>
+          <w:lang w:val="ar_AE" w:bidi="ar_AE"/>
+        </w:rPr>
         <w:t>"</w:t>
       </w:r>
       <w:r>
@@ -21587,6 +24443,23 @@
           <w:b/>
           <w:lang w:val="ar_AE" w:bidi="ar_AE"/>
         </w:rPr>
+        <w:t>ἵνα</w:t>
+      </w:r>
+    </w:p>
+    <w:p>
+      <w:pPr>
+        <w:bidi/>
+      </w:pPr>
+      <w:r>
+        <w:rPr>
+          <w:lang w:val="ar_AE" w:bidi="ar_AE"/>
+        </w:rPr>
+      </w:r>
+      <w:r>
+        <w:rPr>
+          <w:b/>
+          <w:lang w:val="ar_AE" w:bidi="ar_AE"/>
+        </w:rPr>
         <w:t>"</w:t>
       </w:r>
       <w:r>
@@ -21966,6 +24839,23 @@
           <w:b/>
           <w:lang w:val="ar_AE" w:bidi="ar_AE"/>
         </w:rPr>
+        <w:t>ὑπὲρ πάντα, ποιῆσαι ὑπέρἐκπερισσοῦ ὧν αἰτούμεθα ἢ νοοῦμεν</w:t>
+      </w:r>
+    </w:p>
+    <w:p>
+      <w:pPr>
+        <w:bidi/>
+      </w:pPr>
+      <w:r>
+        <w:rPr>
+          <w:lang w:val="ar_AE" w:bidi="ar_AE"/>
+        </w:rPr>
+      </w:r>
+      <w:r>
+        <w:rPr>
+          <w:b/>
+          <w:lang w:val="ar_AE" w:bidi="ar_AE"/>
+        </w:rPr>
         <w:t>«</w:t>
       </w:r>
       <w:r>
@@ -22050,6 +24940,23 @@
           <w:b/>
           <w:lang w:val="ar_AE" w:bidi="ar_AE"/>
         </w:rPr>
+        <w:t>αὐτῷ ἡ δόξα ἐν τῇ ἐκκλησίᾳ</w:t>
+      </w:r>
+    </w:p>
+    <w:p>
+      <w:pPr>
+        <w:bidi/>
+      </w:pPr>
+      <w:r>
+        <w:rPr>
+          <w:lang w:val="ar_AE" w:bidi="ar_AE"/>
+        </w:rPr>
+      </w:r>
+      <w:r>
+        <w:rPr>
+          <w:b/>
+          <w:lang w:val="ar_AE" w:bidi="ar_AE"/>
+        </w:rPr>
         <w:t>"</w:t>
       </w:r>
       <w:r>
@@ -22253,6 +25160,23 @@
           <w:b/>
           <w:lang w:val="ar_AE" w:bidi="ar_AE"/>
         </w:rPr>
+        <w:t>οὖν</w:t>
+      </w:r>
+    </w:p>
+    <w:p>
+      <w:pPr>
+        <w:bidi/>
+      </w:pPr>
+      <w:r>
+        <w:rPr>
+          <w:lang w:val="ar_AE" w:bidi="ar_AE"/>
+        </w:rPr>
+      </w:r>
+      <w:r>
+        <w:rPr>
+          <w:b/>
+          <w:lang w:val="ar_AE" w:bidi="ar_AE"/>
+        </w:rPr>
         <w:t>"</w:t>
       </w:r>
       <w:r>
@@ -22372,6 +25296,23 @@
           <w:b/>
           <w:lang w:val="ar_AE" w:bidi="ar_AE"/>
         </w:rPr>
+        <w:t>ὁ δέσμιος ἐν Κυρίῳ</w:t>
+      </w:r>
+    </w:p>
+    <w:p>
+      <w:pPr>
+        <w:bidi/>
+      </w:pPr>
+      <w:r>
+        <w:rPr>
+          <w:lang w:val="ar_AE" w:bidi="ar_AE"/>
+        </w:rPr>
+      </w:r>
+      <w:r>
+        <w:rPr>
+          <w:b/>
+          <w:lang w:val="ar_AE" w:bidi="ar_AE"/>
+        </w:rPr>
         <w:t>"</w:t>
       </w:r>
       <w:r>
@@ -22575,6 +25516,23 @@
           <w:b/>
           <w:lang w:val="ar_AE" w:bidi="ar_AE"/>
         </w:rPr>
+        <w:t>τῆς κλήσεως ἧς ἐκλήθητε</w:t>
+      </w:r>
+    </w:p>
+    <w:p>
+      <w:pPr>
+        <w:bidi/>
+      </w:pPr>
+      <w:r>
+        <w:rPr>
+          <w:lang w:val="ar_AE" w:bidi="ar_AE"/>
+        </w:rPr>
+      </w:r>
+      <w:r>
+        <w:rPr>
+          <w:b/>
+          <w:lang w:val="ar_AE" w:bidi="ar_AE"/>
+        </w:rPr>
         <w:t>"</w:t>
       </w:r>
       <w:r>
@@ -22672,6 +25630,23 @@
           <w:b/>
           <w:lang w:val="ar_AE" w:bidi="ar_AE"/>
         </w:rPr>
+        <w:t>μετὰ πάσης ταπεινοφροσύνης καὶ πραΰτητος</w:t>
+      </w:r>
+    </w:p>
+    <w:p>
+      <w:pPr>
+        <w:bidi/>
+      </w:pPr>
+      <w:r>
+        <w:rPr>
+          <w:lang w:val="ar_AE" w:bidi="ar_AE"/>
+        </w:rPr>
+      </w:r>
+      <w:r>
+        <w:rPr>
+          <w:b/>
+          <w:lang w:val="ar_AE" w:bidi="ar_AE"/>
+        </w:rPr>
         <w:t>"</w:t>
       </w:r>
       <w:r>
@@ -22817,6 +25792,23 @@
           <w:b/>
           <w:lang w:val="ar_AE" w:bidi="ar_AE"/>
         </w:rPr>
+        <w:t>τηρεῖν τὴν ἑνότητα τοῦ Πνεύματος ἐν τῷ συνδέσμῳ τῆς εἰρήνης</w:t>
+      </w:r>
+    </w:p>
+    <w:p>
+      <w:pPr>
+        <w:bidi/>
+      </w:pPr>
+      <w:r>
+        <w:rPr>
+          <w:lang w:val="ar_AE" w:bidi="ar_AE"/>
+        </w:rPr>
+      </w:r>
+      <w:r>
+        <w:rPr>
+          <w:b/>
+          <w:lang w:val="ar_AE" w:bidi="ar_AE"/>
+        </w:rPr>
         <w:t>"</w:t>
       </w:r>
       <w:r>
@@ -22949,6 +25941,23 @@
           <w:b/>
           <w:lang w:val="ar_AE" w:bidi="ar_AE"/>
         </w:rPr>
+        <w:t>τηρεῖν τὴν ἑνότητα τοῦ Πνεύματος ἐν τῷ συνδέσμῳ τῆς εἰρήνης</w:t>
+      </w:r>
+    </w:p>
+    <w:p>
+      <w:pPr>
+        <w:bidi/>
+      </w:pPr>
+      <w:r>
+        <w:rPr>
+          <w:lang w:val="ar_AE" w:bidi="ar_AE"/>
+        </w:rPr>
+      </w:r>
+      <w:r>
+        <w:rPr>
+          <w:b/>
+          <w:lang w:val="ar_AE" w:bidi="ar_AE"/>
+        </w:rPr>
         <w:t>"</w:t>
       </w:r>
       <w:r>
@@ -23081,6 +26090,23 @@
           <w:b/>
           <w:lang w:val="ar_AE" w:bidi="ar_AE"/>
         </w:rPr>
+        <w:t>ἓν σῶμα</w:t>
+      </w:r>
+    </w:p>
+    <w:p>
+      <w:pPr>
+        <w:bidi/>
+      </w:pPr>
+      <w:r>
+        <w:rPr>
+          <w:lang w:val="ar_AE" w:bidi="ar_AE"/>
+        </w:rPr>
+      </w:r>
+      <w:r>
+        <w:rPr>
+          <w:b/>
+          <w:lang w:val="ar_AE" w:bidi="ar_AE"/>
+        </w:rPr>
         <w:t>"</w:t>
       </w:r>
       <w:r>
@@ -23178,6 +26204,23 @@
           <w:b/>
           <w:lang w:val="ar_AE" w:bidi="ar_AE"/>
         </w:rPr>
+        <w:t>ἓν Πνεῦμα</w:t>
+      </w:r>
+    </w:p>
+    <w:p>
+      <w:pPr>
+        <w:bidi/>
+      </w:pPr>
+      <w:r>
+        <w:rPr>
+          <w:lang w:val="ar_AE" w:bidi="ar_AE"/>
+        </w:rPr>
+      </w:r>
+      <w:r>
+        <w:rPr>
+          <w:b/>
+          <w:lang w:val="ar_AE" w:bidi="ar_AE"/>
+        </w:rPr>
         <w:t>"</w:t>
       </w:r>
       <w:r>
@@ -23262,6 +26305,23 @@
           <w:b/>
           <w:lang w:val="ar_AE" w:bidi="ar_AE"/>
         </w:rPr>
+        <w:t>ἐκλήθητε ἐν μιᾷ ἐλπίδι τῆς κλήσεως ὑμῶν</w:t>
+      </w:r>
+    </w:p>
+    <w:p>
+      <w:pPr>
+        <w:bidi/>
+      </w:pPr>
+      <w:r>
+        <w:rPr>
+          <w:lang w:val="ar_AE" w:bidi="ar_AE"/>
+        </w:rPr>
+      </w:r>
+      <w:r>
+        <w:rPr>
+          <w:b/>
+          <w:lang w:val="ar_AE" w:bidi="ar_AE"/>
+        </w:rPr>
         <w:t>"</w:t>
       </w:r>
       <w:r>
@@ -23661,6 +26721,23 @@
           <w:b/>
           <w:lang w:val="ar_AE" w:bidi="ar_AE"/>
         </w:rPr>
+        <w:t>ἑνὶ &amp; ἑκάστῳ ἡμῶν ἐδόθη ἡ χάρις</w:t>
+      </w:r>
+    </w:p>
+    <w:p>
+      <w:pPr>
+        <w:bidi/>
+      </w:pPr>
+      <w:r>
+        <w:rPr>
+          <w:lang w:val="ar_AE" w:bidi="ar_AE"/>
+        </w:rPr>
+      </w:r>
+      <w:r>
+        <w:rPr>
+          <w:b/>
+          <w:lang w:val="ar_AE" w:bidi="ar_AE"/>
+        </w:rPr>
         <w:t>"</w:t>
       </w:r>
       <w:r>
@@ -23767,6 +26844,23 @@
           <w:b/>
           <w:lang w:val="ar_AE" w:bidi="ar_AE"/>
         </w:rPr>
+        <w:t>ἑνὶ &amp; ἑκάστῳ ἡμῶν ἐδόθη ἡ χάρις</w:t>
+      </w:r>
+    </w:p>
+    <w:p>
+      <w:pPr>
+        <w:bidi/>
+      </w:pPr>
+      <w:r>
+        <w:rPr>
+          <w:lang w:val="ar_AE" w:bidi="ar_AE"/>
+        </w:rPr>
+      </w:r>
+      <w:r>
+        <w:rPr>
+          <w:b/>
+          <w:lang w:val="ar_AE" w:bidi="ar_AE"/>
+        </w:rPr>
         <w:t>"</w:t>
       </w:r>
       <w:r>
@@ -23886,6 +26980,23 @@
           <w:b/>
           <w:lang w:val="ar_AE" w:bidi="ar_AE"/>
         </w:rPr>
+        <w:t>διὸ</w:t>
+      </w:r>
+    </w:p>
+    <w:p>
+      <w:pPr>
+        <w:bidi/>
+      </w:pPr>
+      <w:r>
+        <w:rPr>
+          <w:lang w:val="ar_AE" w:bidi="ar_AE"/>
+        </w:rPr>
+      </w:r>
+      <w:r>
+        <w:rPr>
+          <w:b/>
+          <w:lang w:val="ar_AE" w:bidi="ar_AE"/>
+        </w:rPr>
         <w:t>"</w:t>
       </w:r>
       <w:r>
@@ -24005,6 +27116,23 @@
           <w:b/>
           <w:lang w:val="ar_AE" w:bidi="ar_AE"/>
         </w:rPr>
+        <w:t>ἀναβὰς εἰς ὕψος</w:t>
+      </w:r>
+    </w:p>
+    <w:p>
+      <w:pPr>
+        <w:bidi/>
+      </w:pPr>
+      <w:r>
+        <w:rPr>
+          <w:lang w:val="ar_AE" w:bidi="ar_AE"/>
+        </w:rPr>
+      </w:r>
+      <w:r>
+        <w:rPr>
+          <w:b/>
+          <w:lang w:val="ar_AE" w:bidi="ar_AE"/>
+        </w:rPr>
         <w:t>"</w:t>
       </w:r>
       <w:r>
@@ -24089,6 +27217,23 @@
           <w:b/>
           <w:lang w:val="ar_AE" w:bidi="ar_AE"/>
         </w:rPr>
+        <w:t>ἀνέβη</w:t>
+      </w:r>
+    </w:p>
+    <w:p>
+      <w:pPr>
+        <w:bidi/>
+      </w:pPr>
+      <w:r>
+        <w:rPr>
+          <w:lang w:val="ar_AE" w:bidi="ar_AE"/>
+        </w:rPr>
+      </w:r>
+      <w:r>
+        <w:rPr>
+          <w:b/>
+          <w:lang w:val="ar_AE" w:bidi="ar_AE"/>
+        </w:rPr>
         <w:t>"</w:t>
       </w:r>
       <w:r>
@@ -24173,6 +27318,23 @@
           <w:b/>
           <w:lang w:val="ar_AE" w:bidi="ar_AE"/>
         </w:rPr>
+        <w:t>καὶ κατέβη</w:t>
+      </w:r>
+    </w:p>
+    <w:p>
+      <w:pPr>
+        <w:bidi/>
+      </w:pPr>
+      <w:r>
+        <w:rPr>
+          <w:lang w:val="ar_AE" w:bidi="ar_AE"/>
+        </w:rPr>
+      </w:r>
+      <w:r>
+        <w:rPr>
+          <w:b/>
+          <w:lang w:val="ar_AE" w:bidi="ar_AE"/>
+        </w:rPr>
         <w:t>"</w:t>
       </w:r>
       <w:r>
@@ -24257,6 +27419,23 @@
           <w:b/>
           <w:lang w:val="ar_AE" w:bidi="ar_AE"/>
         </w:rPr>
+        <w:t>εἰς τὰ κατώτερα μέρη τῆς γῆς</w:t>
+      </w:r>
+    </w:p>
+    <w:p>
+      <w:pPr>
+        <w:bidi/>
+      </w:pPr>
+      <w:r>
+        <w:rPr>
+          <w:lang w:val="ar_AE" w:bidi="ar_AE"/>
+        </w:rPr>
+      </w:r>
+      <w:r>
+        <w:rPr>
+          <w:b/>
+          <w:lang w:val="ar_AE" w:bidi="ar_AE"/>
+        </w:rPr>
         <w:t>"</w:t>
       </w:r>
       <w:r>
@@ -24393,6 +27572,23 @@
           <w:b/>
           <w:lang w:val="ar_AE" w:bidi="ar_AE"/>
         </w:rPr>
+        <w:t>ἵνα πληρώσῃ τὰ πάντα</w:t>
+      </w:r>
+    </w:p>
+    <w:p>
+      <w:pPr>
+        <w:bidi/>
+      </w:pPr>
+      <w:r>
+        <w:rPr>
+          <w:lang w:val="ar_AE" w:bidi="ar_AE"/>
+        </w:rPr>
+      </w:r>
+      <w:r>
+        <w:rPr>
+          <w:b/>
+          <w:lang w:val="ar_AE" w:bidi="ar_AE"/>
+        </w:rPr>
         <w:t>"</w:t>
       </w:r>
       <w:r>
@@ -24477,6 +27673,23 @@
           <w:b/>
           <w:lang w:val="ar_AE" w:bidi="ar_AE"/>
         </w:rPr>
+        <w:t>πληρώσῃ</w:t>
+      </w:r>
+    </w:p>
+    <w:p>
+      <w:pPr>
+        <w:bidi/>
+      </w:pPr>
+      <w:r>
+        <w:rPr>
+          <w:lang w:val="ar_AE" w:bidi="ar_AE"/>
+        </w:rPr>
+      </w:r>
+      <w:r>
+        <w:rPr>
+          <w:b/>
+          <w:lang w:val="ar_AE" w:bidi="ar_AE"/>
+        </w:rPr>
         <w:t>"</w:t>
       </w:r>
       <w:r>
@@ -24561,6 +27774,23 @@
           <w:b/>
           <w:lang w:val="ar_AE" w:bidi="ar_AE"/>
         </w:rPr>
+        <w:t>ποιμένας</w:t>
+      </w:r>
+    </w:p>
+    <w:p>
+      <w:pPr>
+        <w:bidi/>
+      </w:pPr>
+      <w:r>
+        <w:rPr>
+          <w:lang w:val="ar_AE" w:bidi="ar_AE"/>
+        </w:rPr>
+      </w:r>
+      <w:r>
+        <w:rPr>
+          <w:b/>
+          <w:lang w:val="ar_AE" w:bidi="ar_AE"/>
+        </w:rPr>
         <w:t>"</w:t>
       </w:r>
       <w:r>
@@ -24680,6 +27910,23 @@
           <w:b/>
           <w:lang w:val="ar_AE" w:bidi="ar_AE"/>
         </w:rPr>
+        <w:t>πρὸς τὸν καταρτισμὸν τῶν ἁγίων</w:t>
+      </w:r>
+    </w:p>
+    <w:p>
+      <w:pPr>
+        <w:bidi/>
+      </w:pPr>
+      <w:r>
+        <w:rPr>
+          <w:lang w:val="ar_AE" w:bidi="ar_AE"/>
+        </w:rPr>
+      </w:r>
+      <w:r>
+        <w:rPr>
+          <w:b/>
+          <w:lang w:val="ar_AE" w:bidi="ar_AE"/>
+        </w:rPr>
         <w:t>"</w:t>
       </w:r>
       <w:r>
@@ -24764,6 +28011,23 @@
           <w:b/>
           <w:lang w:val="ar_AE" w:bidi="ar_AE"/>
         </w:rPr>
+        <w:t>εἰς ἔργον διακονίας</w:t>
+      </w:r>
+    </w:p>
+    <w:p>
+      <w:pPr>
+        <w:bidi/>
+      </w:pPr>
+      <w:r>
+        <w:rPr>
+          <w:lang w:val="ar_AE" w:bidi="ar_AE"/>
+        </w:rPr>
+      </w:r>
+      <w:r>
+        <w:rPr>
+          <w:b/>
+          <w:lang w:val="ar_AE" w:bidi="ar_AE"/>
+        </w:rPr>
         <w:t>"</w:t>
       </w:r>
       <w:r>
@@ -24848,6 +28112,23 @@
           <w:b/>
           <w:lang w:val="ar_AE" w:bidi="ar_AE"/>
         </w:rPr>
+        <w:t>εἰς οἰκοδομὴν τοῦ σώματος τοῦ Χριστοῦ</w:t>
+      </w:r>
+    </w:p>
+    <w:p>
+      <w:pPr>
+        <w:bidi/>
+      </w:pPr>
+      <w:r>
+        <w:rPr>
+          <w:lang w:val="ar_AE" w:bidi="ar_AE"/>
+        </w:rPr>
+      </w:r>
+      <w:r>
+        <w:rPr>
+          <w:b/>
+          <w:lang w:val="ar_AE" w:bidi="ar_AE"/>
+        </w:rPr>
         <w:t>"</w:t>
       </w:r>
       <w:r>
@@ -24954,6 +28235,23 @@
           <w:b/>
           <w:lang w:val="ar_AE" w:bidi="ar_AE"/>
         </w:rPr>
+        <w:t>οἰκοδομὴν</w:t>
+      </w:r>
+    </w:p>
+    <w:p>
+      <w:pPr>
+        <w:bidi/>
+      </w:pPr>
+      <w:r>
+        <w:rPr>
+          <w:lang w:val="ar_AE" w:bidi="ar_AE"/>
+        </w:rPr>
+      </w:r>
+      <w:r>
+        <w:rPr>
+          <w:b/>
+          <w:lang w:val="ar_AE" w:bidi="ar_AE"/>
+        </w:rPr>
         <w:t>"</w:t>
       </w:r>
       <w:r>
@@ -25245,6 +28543,23 @@
           <w:b/>
           <w:lang w:val="ar_AE" w:bidi="ar_AE"/>
         </w:rPr>
+        <w:t>καταντήσωμεν οἱ πάντες εἰς τὴν ἑνότητα τῆς πίστεως</w:t>
+      </w:r>
+    </w:p>
+    <w:p>
+      <w:pPr>
+        <w:bidi/>
+      </w:pPr>
+      <w:r>
+        <w:rPr>
+          <w:lang w:val="ar_AE" w:bidi="ar_AE"/>
+        </w:rPr>
+      </w:r>
+      <w:r>
+        <w:rPr>
+          <w:b/>
+          <w:lang w:val="ar_AE" w:bidi="ar_AE"/>
+        </w:rPr>
         <w:t>"</w:t>
       </w:r>
       <w:r>
@@ -25364,6 +28679,23 @@
           <w:b/>
           <w:lang w:val="ar_AE" w:bidi="ar_AE"/>
         </w:rPr>
+        <w:t>καταντήσωμεν οἱ πάντες εἰς τὴν ἑνότητα τῆς πίστεως</w:t>
+      </w:r>
+    </w:p>
+    <w:p>
+      <w:pPr>
+        <w:bidi/>
+      </w:pPr>
+      <w:r>
+        <w:rPr>
+          <w:lang w:val="ar_AE" w:bidi="ar_AE"/>
+        </w:rPr>
+      </w:r>
+      <w:r>
+        <w:rPr>
+          <w:b/>
+          <w:lang w:val="ar_AE" w:bidi="ar_AE"/>
+        </w:rPr>
         <w:t>"</w:t>
       </w:r>
       <w:r>
@@ -25483,6 +28815,23 @@
           <w:b/>
           <w:lang w:val="ar_AE" w:bidi="ar_AE"/>
         </w:rPr>
+        <w:t>τῆς ἐπιγνώσεως τοῦ Υἱοῦ τοῦ Θεοῦ</w:t>
+      </w:r>
+    </w:p>
+    <w:p>
+      <w:pPr>
+        <w:bidi/>
+      </w:pPr>
+      <w:r>
+        <w:rPr>
+          <w:lang w:val="ar_AE" w:bidi="ar_AE"/>
+        </w:rPr>
+      </w:r>
+      <w:r>
+        <w:rPr>
+          <w:b/>
+          <w:lang w:val="ar_AE" w:bidi="ar_AE"/>
+        </w:rPr>
         <w:t>"</w:t>
       </w:r>
       <w:r>
@@ -25602,6 +28951,23 @@
           <w:b/>
           <w:lang w:val="ar_AE" w:bidi="ar_AE"/>
         </w:rPr>
+        <w:t>τοῦ Υἱοῦ τοῦ Θεοῦ</w:t>
+      </w:r>
+    </w:p>
+    <w:p>
+      <w:pPr>
+        <w:bidi/>
+      </w:pPr>
+      <w:r>
+        <w:rPr>
+          <w:lang w:val="ar_AE" w:bidi="ar_AE"/>
+        </w:rPr>
+      </w:r>
+      <w:r>
+        <w:rPr>
+          <w:b/>
+          <w:lang w:val="ar_AE" w:bidi="ar_AE"/>
+        </w:rPr>
         <w:t>"</w:t>
       </w:r>
       <w:r>
@@ -25715,6 +29081,23 @@
           <w:b/>
           <w:lang w:val="ar_AE" w:bidi="ar_AE"/>
         </w:rPr>
+        <w:t>εἰς ἄνδρα τέλειον</w:t>
+      </w:r>
+    </w:p>
+    <w:p>
+      <w:pPr>
+        <w:bidi/>
+      </w:pPr>
+      <w:r>
+        <w:rPr>
+          <w:lang w:val="ar_AE" w:bidi="ar_AE"/>
+        </w:rPr>
+      </w:r>
+      <w:r>
+        <w:rPr>
+          <w:b/>
+          <w:lang w:val="ar_AE" w:bidi="ar_AE"/>
+        </w:rPr>
         <w:t>"</w:t>
       </w:r>
       <w:r>
@@ -25799,6 +29182,23 @@
           <w:b/>
           <w:lang w:val="ar_AE" w:bidi="ar_AE"/>
         </w:rPr>
+        <w:t>τέλειον</w:t>
+      </w:r>
+    </w:p>
+    <w:p>
+      <w:pPr>
+        <w:bidi/>
+      </w:pPr>
+      <w:r>
+        <w:rPr>
+          <w:lang w:val="ar_AE" w:bidi="ar_AE"/>
+        </w:rPr>
+      </w:r>
+      <w:r>
+        <w:rPr>
+          <w:b/>
+          <w:lang w:val="ar_AE" w:bidi="ar_AE"/>
+        </w:rPr>
         <w:t>"</w:t>
       </w:r>
       <w:r>
@@ -25883,6 +29283,23 @@
           <w:b/>
           <w:lang w:val="ar_AE" w:bidi="ar_AE"/>
         </w:rPr>
+        <w:t>ἵνα</w:t>
+      </w:r>
+    </w:p>
+    <w:p>
+      <w:pPr>
+        <w:bidi/>
+      </w:pPr>
+      <w:r>
+        <w:rPr>
+          <w:lang w:val="ar_AE" w:bidi="ar_AE"/>
+        </w:rPr>
+      </w:r>
+      <w:r>
+        <w:rPr>
+          <w:b/>
+          <w:lang w:val="ar_AE" w:bidi="ar_AE"/>
+        </w:rPr>
         <w:t>"</w:t>
       </w:r>
       <w:r>
@@ -26002,6 +29419,23 @@
           <w:b/>
           <w:lang w:val="ar_AE" w:bidi="ar_AE"/>
         </w:rPr>
+        <w:t>μηκέτι ὦμεν νήπιοι</w:t>
+      </w:r>
+    </w:p>
+    <w:p>
+      <w:pPr>
+        <w:bidi/>
+      </w:pPr>
+      <w:r>
+        <w:rPr>
+          <w:lang w:val="ar_AE" w:bidi="ar_AE"/>
+        </w:rPr>
+      </w:r>
+      <w:r>
+        <w:rPr>
+          <w:b/>
+          <w:lang w:val="ar_AE" w:bidi="ar_AE"/>
+        </w:rPr>
         <w:t>"</w:t>
       </w:r>
       <w:r>
@@ -26121,6 +29555,23 @@
           <w:b/>
           <w:lang w:val="ar_AE" w:bidi="ar_AE"/>
         </w:rPr>
+        <w:t>κλυδωνιζόμενοι καὶ περιφερόμενοι παντὶ ἀνέμῳ τῆς διδασκαλίας</w:t>
+      </w:r>
+    </w:p>
+    <w:p>
+      <w:pPr>
+        <w:bidi/>
+      </w:pPr>
+      <w:r>
+        <w:rPr>
+          <w:lang w:val="ar_AE" w:bidi="ar_AE"/>
+        </w:rPr>
+      </w:r>
+      <w:r>
+        <w:rPr>
+          <w:b/>
+          <w:lang w:val="ar_AE" w:bidi="ar_AE"/>
+        </w:rPr>
         <w:t>"</w:t>
       </w:r>
       <w:r>
@@ -26240,6 +29691,23 @@
           <w:b/>
           <w:lang w:val="ar_AE" w:bidi="ar_AE"/>
         </w:rPr>
+        <w:t>ἐν τῇ κυβίᾳ τῶν ἀνθρώπων, ἐν πανουργίᾳ πρὸς τὴν μεθοδίαν τῆς πλάνης</w:t>
+      </w:r>
+    </w:p>
+    <w:p>
+      <w:pPr>
+        <w:bidi/>
+      </w:pPr>
+      <w:r>
+        <w:rPr>
+          <w:lang w:val="ar_AE" w:bidi="ar_AE"/>
+        </w:rPr>
+      </w:r>
+      <w:r>
+        <w:rPr>
+          <w:b/>
+          <w:lang w:val="ar_AE" w:bidi="ar_AE"/>
+        </w:rPr>
         <w:t>"</w:t>
       </w:r>
       <w:r>
@@ -26378,6 +29846,23 @@
           <w:b/>
           <w:lang w:val="ar_AE" w:bidi="ar_AE"/>
         </w:rPr>
+        <w:t>δὲ</w:t>
+      </w:r>
+    </w:p>
+    <w:p>
+      <w:pPr>
+        <w:bidi/>
+      </w:pPr>
+      <w:r>
+        <w:rPr>
+          <w:lang w:val="ar_AE" w:bidi="ar_AE"/>
+        </w:rPr>
+      </w:r>
+      <w:r>
+        <w:rPr>
+          <w:b/>
+          <w:lang w:val="ar_AE" w:bidi="ar_AE"/>
+        </w:rPr>
         <w:t>"</w:t>
       </w:r>
       <w:r>
@@ -26497,6 +29982,23 @@
           <w:b/>
           <w:lang w:val="ar_AE" w:bidi="ar_AE"/>
         </w:rPr>
+        <w:t>ἀληθεύοντες</w:t>
+      </w:r>
+    </w:p>
+    <w:p>
+      <w:pPr>
+        <w:bidi/>
+      </w:pPr>
+      <w:r>
+        <w:rPr>
+          <w:lang w:val="ar_AE" w:bidi="ar_AE"/>
+        </w:rPr>
+      </w:r>
+      <w:r>
+        <w:rPr>
+          <w:b/>
+          <w:lang w:val="ar_AE" w:bidi="ar_AE"/>
+        </w:rPr>
         <w:t>"</w:t>
       </w:r>
       <w:r>
@@ -26616,6 +30118,23 @@
           <w:b/>
           <w:lang w:val="ar_AE" w:bidi="ar_AE"/>
         </w:rPr>
+        <w:t>ἐν ἀγάπῃ</w:t>
+      </w:r>
+    </w:p>
+    <w:p>
+      <w:pPr>
+        <w:bidi/>
+      </w:pPr>
+      <w:r>
+        <w:rPr>
+          <w:lang w:val="ar_AE" w:bidi="ar_AE"/>
+        </w:rPr>
+      </w:r>
+      <w:r>
+        <w:rPr>
+          <w:b/>
+          <w:lang w:val="ar_AE" w:bidi="ar_AE"/>
+        </w:rPr>
         <w:t>"</w:t>
       </w:r>
       <w:r>
@@ -26735,6 +30254,23 @@
           <w:b/>
           <w:lang w:val="ar_AE" w:bidi="ar_AE"/>
         </w:rPr>
+        <w:t>εἰς αὐτὸν &amp; ὅς ἐστιν ἡ κεφαλή</w:t>
+      </w:r>
+    </w:p>
+    <w:p>
+      <w:pPr>
+        <w:bidi/>
+      </w:pPr>
+      <w:r>
+        <w:rPr>
+          <w:lang w:val="ar_AE" w:bidi="ar_AE"/>
+        </w:rPr>
+      </w:r>
+      <w:r>
+        <w:rPr>
+          <w:b/>
+          <w:lang w:val="ar_AE" w:bidi="ar_AE"/>
+        </w:rPr>
         <w:t>"</w:t>
       </w:r>
       <w:r>
@@ -26854,6 +30390,23 @@
           <w:b/>
           <w:lang w:val="ar_AE" w:bidi="ar_AE"/>
         </w:rPr>
+        <w:t>ἐξ οὗ πᾶν τὸ σῶμα &amp; τὴν αὔξησιν τοῦ σώματος ποιεῖται</w:t>
+      </w:r>
+    </w:p>
+    <w:p>
+      <w:pPr>
+        <w:bidi/>
+      </w:pPr>
+      <w:r>
+        <w:rPr>
+          <w:lang w:val="ar_AE" w:bidi="ar_AE"/>
+        </w:rPr>
+      </w:r>
+      <w:r>
+        <w:rPr>
+          <w:b/>
+          <w:lang w:val="ar_AE" w:bidi="ar_AE"/>
+        </w:rPr>
         <w:t>"</w:t>
       </w:r>
       <w:r>
@@ -26987,6 +30540,23 @@
           <w:b/>
           <w:lang w:val="ar_AE" w:bidi="ar_AE"/>
         </w:rPr>
+        <w:t>εἰς οἰκοδομὴν ἑαυτοῦ ἐν ἀγάπῃ</w:t>
+      </w:r>
+    </w:p>
+    <w:p>
+      <w:pPr>
+        <w:bidi/>
+      </w:pPr>
+      <w:r>
+        <w:rPr>
+          <w:lang w:val="ar_AE" w:bidi="ar_AE"/>
+        </w:rPr>
+      </w:r>
+      <w:r>
+        <w:rPr>
+          <w:b/>
+          <w:lang w:val="ar_AE" w:bidi="ar_AE"/>
+        </w:rPr>
         <w:t>"</w:t>
       </w:r>
       <w:r>
@@ -27106,6 +30676,23 @@
           <w:b/>
           <w:lang w:val="ar_AE" w:bidi="ar_AE"/>
         </w:rPr>
+        <w:t>ἐν ἀγάπῃ</w:t>
+      </w:r>
+    </w:p>
+    <w:p>
+      <w:pPr>
+        <w:bidi/>
+      </w:pPr>
+      <w:r>
+        <w:rPr>
+          <w:lang w:val="ar_AE" w:bidi="ar_AE"/>
+        </w:rPr>
+      </w:r>
+      <w:r>
+        <w:rPr>
+          <w:b/>
+          <w:lang w:val="ar_AE" w:bidi="ar_AE"/>
+        </w:rPr>
         <w:t>"</w:t>
       </w:r>
       <w:r>
@@ -27225,6 +30812,23 @@
           <w:b/>
           <w:lang w:val="ar_AE" w:bidi="ar_AE"/>
         </w:rPr>
+        <w:t>διὰ πάσης ἁφῆς τῆς ἐπιχορηγίας</w:t>
+      </w:r>
+    </w:p>
+    <w:p>
+      <w:pPr>
+        <w:bidi/>
+      </w:pPr>
+      <w:r>
+        <w:rPr>
+          <w:lang w:val="ar_AE" w:bidi="ar_AE"/>
+        </w:rPr>
+      </w:r>
+      <w:r>
+        <w:rPr>
+          <w:b/>
+          <w:lang w:val="ar_AE" w:bidi="ar_AE"/>
+        </w:rPr>
         <w:t>"</w:t>
       </w:r>
       <w:r>
@@ -27547,6 +31151,23 @@
           <w:b/>
           <w:lang w:val="ar_AE" w:bidi="ar_AE"/>
         </w:rPr>
+        <w:t>τοῦτο οὖν λέγω καὶ μαρτύρομαι</w:t>
+      </w:r>
+    </w:p>
+    <w:p>
+      <w:pPr>
+        <w:bidi/>
+      </w:pPr>
+      <w:r>
+        <w:rPr>
+          <w:lang w:val="ar_AE" w:bidi="ar_AE"/>
+        </w:rPr>
+      </w:r>
+      <w:r>
+        <w:rPr>
+          <w:b/>
+          <w:lang w:val="ar_AE" w:bidi="ar_AE"/>
+        </w:rPr>
         <w:t>"</w:t>
       </w:r>
       <w:r>
@@ -27631,6 +31252,23 @@
           <w:b/>
           <w:lang w:val="ar_AE" w:bidi="ar_AE"/>
         </w:rPr>
+        <w:t>ἐν Κυρίῳ</w:t>
+      </w:r>
+    </w:p>
+    <w:p>
+      <w:pPr>
+        <w:bidi/>
+      </w:pPr>
+      <w:r>
+        <w:rPr>
+          <w:lang w:val="ar_AE" w:bidi="ar_AE"/>
+        </w:rPr>
+      </w:r>
+      <w:r>
+        <w:rPr>
+          <w:b/>
+          <w:lang w:val="ar_AE" w:bidi="ar_AE"/>
+        </w:rPr>
         <w:t>"</w:t>
       </w:r>
       <w:r>
@@ -27715,6 +31353,23 @@
           <w:b/>
           <w:lang w:val="ar_AE" w:bidi="ar_AE"/>
         </w:rPr>
+        <w:t>μηκέτι ὑμᾶς περιπατεῖν, καθὼς καὶ τὰ ἔθνη περιπατεῖ ἐν ματαιότητι τοῦ νοὸς αὐτῶν</w:t>
+      </w:r>
+    </w:p>
+    <w:p>
+      <w:pPr>
+        <w:bidi/>
+      </w:pPr>
+      <w:r>
+        <w:rPr>
+          <w:lang w:val="ar_AE" w:bidi="ar_AE"/>
+        </w:rPr>
+      </w:r>
+      <w:r>
+        <w:rPr>
+          <w:b/>
+          <w:lang w:val="ar_AE" w:bidi="ar_AE"/>
+        </w:rPr>
         <w:t xml:space="preserve"> "</w:t>
       </w:r>
       <w:r>
@@ -27821,6 +31476,23 @@
           <w:b/>
           <w:lang w:val="ar_AE" w:bidi="ar_AE"/>
         </w:rPr>
+        <w:t>ἐσκοτωμένοι τῇ διανοίᾳ</w:t>
+      </w:r>
+    </w:p>
+    <w:p>
+      <w:pPr>
+        <w:bidi/>
+      </w:pPr>
+      <w:r>
+        <w:rPr>
+          <w:lang w:val="ar_AE" w:bidi="ar_AE"/>
+        </w:rPr>
+      </w:r>
+      <w:r>
+        <w:rPr>
+          <w:b/>
+          <w:lang w:val="ar_AE" w:bidi="ar_AE"/>
+        </w:rPr>
         <w:t>"</w:t>
       </w:r>
       <w:r>
@@ -27927,6 +31599,23 @@
           <w:b/>
           <w:lang w:val="ar_AE" w:bidi="ar_AE"/>
         </w:rPr>
+        <w:t>ἐσκοτωμένοι τῇ διανοίᾳ</w:t>
+      </w:r>
+    </w:p>
+    <w:p>
+      <w:pPr>
+        <w:bidi/>
+      </w:pPr>
+      <w:r>
+        <w:rPr>
+          <w:lang w:val="ar_AE" w:bidi="ar_AE"/>
+        </w:rPr>
+      </w:r>
+      <w:r>
+        <w:rPr>
+          <w:b/>
+          <w:lang w:val="ar_AE" w:bidi="ar_AE"/>
+        </w:rPr>
         <w:t>"</w:t>
       </w:r>
       <w:r>
@@ -28033,6 +31722,23 @@
           <w:b/>
           <w:lang w:val="ar_AE" w:bidi="ar_AE"/>
         </w:rPr>
+        <w:t>ἀπηλλοτριωμένοι τῆς ζωῆς τοῦ Θεοῦ, διὰ τὴν ἄγνοιαν τὴν οὖσαν ἐν αὐτοῖς</w:t>
+      </w:r>
+    </w:p>
+    <w:p>
+      <w:pPr>
+        <w:bidi/>
+      </w:pPr>
+      <w:r>
+        <w:rPr>
+          <w:lang w:val="ar_AE" w:bidi="ar_AE"/>
+        </w:rPr>
+      </w:r>
+      <w:r>
+        <w:rPr>
+          <w:b/>
+          <w:lang w:val="ar_AE" w:bidi="ar_AE"/>
+        </w:rPr>
         <w:t>"</w:t>
       </w:r>
       <w:r>
@@ -28139,6 +31845,23 @@
           <w:b/>
           <w:lang w:val="ar_AE" w:bidi="ar_AE"/>
         </w:rPr>
+        <w:t>ἀπηλλοτριωμένοι</w:t>
+      </w:r>
+    </w:p>
+    <w:p>
+      <w:pPr>
+        <w:bidi/>
+      </w:pPr>
+      <w:r>
+        <w:rPr>
+          <w:lang w:val="ar_AE" w:bidi="ar_AE"/>
+        </w:rPr>
+      </w:r>
+      <w:r>
+        <w:rPr>
+          <w:b/>
+          <w:lang w:val="ar_AE" w:bidi="ar_AE"/>
+        </w:rPr>
         <w:t>"</w:t>
       </w:r>
       <w:r>
@@ -28223,6 +31946,23 @@
           <w:b/>
           <w:lang w:val="ar_AE" w:bidi="ar_AE"/>
         </w:rPr>
+        <w:t>ἄγνοιαν</w:t>
+      </w:r>
+    </w:p>
+    <w:p>
+      <w:pPr>
+        <w:bidi/>
+      </w:pPr>
+      <w:r>
+        <w:rPr>
+          <w:lang w:val="ar_AE" w:bidi="ar_AE"/>
+        </w:rPr>
+      </w:r>
+      <w:r>
+        <w:rPr>
+          <w:b/>
+          <w:lang w:val="ar_AE" w:bidi="ar_AE"/>
+        </w:rPr>
         <w:t>"</w:t>
       </w:r>
       <w:r>
@@ -28307,6 +32047,23 @@
           <w:b/>
           <w:lang w:val="ar_AE" w:bidi="ar_AE"/>
         </w:rPr>
+        <w:t>διὰ τὴν πώρωσιν τῆς καρδίας αὐτῶν</w:t>
+      </w:r>
+    </w:p>
+    <w:p>
+      <w:pPr>
+        <w:bidi/>
+      </w:pPr>
+      <w:r>
+        <w:rPr>
+          <w:lang w:val="ar_AE" w:bidi="ar_AE"/>
+        </w:rPr>
+      </w:r>
+      <w:r>
+        <w:rPr>
+          <w:b/>
+          <w:lang w:val="ar_AE" w:bidi="ar_AE"/>
+        </w:rPr>
         <w:t>"</w:t>
       </w:r>
       <w:r>
@@ -28426,6 +32183,23 @@
           <w:b/>
           <w:lang w:val="ar_AE" w:bidi="ar_AE"/>
         </w:rPr>
+        <w:t>διὰ</w:t>
+      </w:r>
+    </w:p>
+    <w:p>
+      <w:pPr>
+        <w:bidi/>
+      </w:pPr>
+      <w:r>
+        <w:rPr>
+          <w:lang w:val="ar_AE" w:bidi="ar_AE"/>
+        </w:rPr>
+      </w:r>
+      <w:r>
+        <w:rPr>
+          <w:b/>
+          <w:lang w:val="ar_AE" w:bidi="ar_AE"/>
+        </w:rPr>
         <w:t>"</w:t>
       </w:r>
       <w:r>
@@ -28545,6 +32319,23 @@
           <w:b/>
           <w:lang w:val="ar_AE" w:bidi="ar_AE"/>
         </w:rPr>
+        <w:t>διὰ</w:t>
+      </w:r>
+    </w:p>
+    <w:p>
+      <w:pPr>
+        <w:bidi/>
+      </w:pPr>
+      <w:r>
+        <w:rPr>
+          <w:lang w:val="ar_AE" w:bidi="ar_AE"/>
+        </w:rPr>
+      </w:r>
+      <w:r>
+        <w:rPr>
+          <w:b/>
+          <w:lang w:val="ar_AE" w:bidi="ar_AE"/>
+        </w:rPr>
         <w:t>"</w:t>
       </w:r>
       <w:r>
@@ -28648,6 +32439,23 @@
         <w:rPr>
           <w:lang w:val="ar_AE" w:bidi="ar_AE"/>
         </w:rPr>
+      </w:r>
+    </w:p>
+    <w:p>
+      <w:pPr>
+        <w:bidi/>
+      </w:pPr>
+      <w:r>
+        <w:rPr>
+          <w:lang w:val="ar_AE" w:bidi="ar_AE"/>
+        </w:rPr>
+      </w:r>
+      <w:r>
+        <w:rPr>
+          <w:b/>
+          <w:lang w:val="ar_AE" w:bidi="ar_AE"/>
+        </w:rPr>
+        <w:t>ἑαυτοὺς παρέδωκαν τῇ ἀσελγείᾳ</w:t>
       </w:r>
     </w:p>
     <w:p>
@@ -28885,6 +32693,23 @@
           <w:b/>
           <w:lang w:val="ar_AE" w:bidi="ar_AE"/>
         </w:rPr>
+        <w:t>δὲ</w:t>
+      </w:r>
+    </w:p>
+    <w:p>
+      <w:pPr>
+        <w:bidi/>
+      </w:pPr>
+      <w:r>
+        <w:rPr>
+          <w:lang w:val="ar_AE" w:bidi="ar_AE"/>
+        </w:rPr>
+      </w:r>
+      <w:r>
+        <w:rPr>
+          <w:b/>
+          <w:lang w:val="ar_AE" w:bidi="ar_AE"/>
+        </w:rPr>
         <w:t>"</w:t>
       </w:r>
       <w:r>
@@ -29004,6 +32829,23 @@
           <w:b/>
           <w:lang w:val="ar_AE" w:bidi="ar_AE"/>
         </w:rPr>
+        <w:t>εἴ γε αὐτὸν ἠκούσατε καὶ ἐν αὐτῷ ἐδιδάχθητε</w:t>
+      </w:r>
+    </w:p>
+    <w:p>
+      <w:pPr>
+        <w:bidi/>
+      </w:pPr>
+      <w:r>
+        <w:rPr>
+          <w:lang w:val="ar_AE" w:bidi="ar_AE"/>
+        </w:rPr>
+      </w:r>
+      <w:r>
+        <w:rPr>
+          <w:b/>
+          <w:lang w:val="ar_AE" w:bidi="ar_AE"/>
+        </w:rPr>
         <w:t>"</w:t>
       </w:r>
       <w:r>
@@ -29136,6 +32978,23 @@
           <w:b/>
           <w:lang w:val="ar_AE" w:bidi="ar_AE"/>
         </w:rPr>
+        <w:t>ἐν αὐτῷ ἐδιδάχθητε</w:t>
+      </w:r>
+    </w:p>
+    <w:p>
+      <w:pPr>
+        <w:bidi/>
+      </w:pPr>
+      <w:r>
+        <w:rPr>
+          <w:lang w:val="ar_AE" w:bidi="ar_AE"/>
+        </w:rPr>
+      </w:r>
+      <w:r>
+        <w:rPr>
+          <w:b/>
+          <w:lang w:val="ar_AE" w:bidi="ar_AE"/>
+        </w:rPr>
         <w:t>"</w:t>
       </w:r>
       <w:r>
@@ -29242,6 +33101,23 @@
           <w:b/>
           <w:lang w:val="ar_AE" w:bidi="ar_AE"/>
         </w:rPr>
+        <w:t>καθώς ἐστιν ἀλήθεια ἐν τῷ Ἰησοῦ</w:t>
+      </w:r>
+    </w:p>
+    <w:p>
+      <w:pPr>
+        <w:bidi/>
+      </w:pPr>
+      <w:r>
+        <w:rPr>
+          <w:lang w:val="ar_AE" w:bidi="ar_AE"/>
+        </w:rPr>
+      </w:r>
+      <w:r>
+        <w:rPr>
+          <w:b/>
+          <w:lang w:val="ar_AE" w:bidi="ar_AE"/>
+        </w:rPr>
         <w:t>"</w:t>
       </w:r>
       <w:r>
@@ -29326,6 +33202,23 @@
           <w:b/>
           <w:lang w:val="ar_AE" w:bidi="ar_AE"/>
         </w:rPr>
+        <w:t>ἀποθέσθαι ὑμᾶς κατὰ τὴν προτέραν ἀναστροφὴν</w:t>
+      </w:r>
+    </w:p>
+    <w:p>
+      <w:pPr>
+        <w:bidi/>
+      </w:pPr>
+      <w:r>
+        <w:rPr>
+          <w:lang w:val="ar_AE" w:bidi="ar_AE"/>
+        </w:rPr>
+      </w:r>
+      <w:r>
+        <w:rPr>
+          <w:b/>
+          <w:lang w:val="ar_AE" w:bidi="ar_AE"/>
+        </w:rPr>
         <w:t>"</w:t>
       </w:r>
       <w:r>
@@ -29432,6 +33325,23 @@
           <w:b/>
           <w:lang w:val="ar_AE" w:bidi="ar_AE"/>
         </w:rPr>
+        <w:t>ἀποθέσθαι ὑμᾶς κατὰ τὴν προτέραν ἀναστροφὴν τὸν παλαιὸν ἄνθρωπον</w:t>
+      </w:r>
+    </w:p>
+    <w:p>
+      <w:pPr>
+        <w:bidi/>
+      </w:pPr>
+      <w:r>
+        <w:rPr>
+          <w:lang w:val="ar_AE" w:bidi="ar_AE"/>
+        </w:rPr>
+      </w:r>
+      <w:r>
+        <w:rPr>
+          <w:b/>
+          <w:lang w:val="ar_AE" w:bidi="ar_AE"/>
+        </w:rPr>
         <w:t>"</w:t>
       </w:r>
       <w:r>
@@ -29538,6 +33448,23 @@
           <w:b/>
           <w:lang w:val="ar_AE" w:bidi="ar_AE"/>
         </w:rPr>
+        <w:t>τὸν παλαιὸν ἄνθρωπον</w:t>
+      </w:r>
+    </w:p>
+    <w:p>
+      <w:pPr>
+        <w:bidi/>
+      </w:pPr>
+      <w:r>
+        <w:rPr>
+          <w:lang w:val="ar_AE" w:bidi="ar_AE"/>
+        </w:rPr>
+      </w:r>
+      <w:r>
+        <w:rPr>
+          <w:b/>
+          <w:lang w:val="ar_AE" w:bidi="ar_AE"/>
+        </w:rPr>
         <w:t>"</w:t>
       </w:r>
       <w:r>
@@ -29763,6 +33690,23 @@
           <w:b/>
           <w:lang w:val="ar_AE" w:bidi="ar_AE"/>
         </w:rPr>
+        <w:t>ἀνανεοῦσθαι &amp; τῷ πνεύματι τοῦ νοὸς ὑμῶν</w:t>
+      </w:r>
+    </w:p>
+    <w:p>
+      <w:pPr>
+        <w:bidi/>
+      </w:pPr>
+      <w:r>
+        <w:rPr>
+          <w:lang w:val="ar_AE" w:bidi="ar_AE"/>
+        </w:rPr>
+      </w:r>
+      <w:r>
+        <w:rPr>
+          <w:b/>
+          <w:lang w:val="ar_AE" w:bidi="ar_AE"/>
+        </w:rPr>
         <w:t>"</w:t>
       </w:r>
       <w:r>
@@ -29869,6 +33813,23 @@
           <w:b/>
           <w:lang w:val="ar_AE" w:bidi="ar_AE"/>
         </w:rPr>
+        <w:t>ἐν δικαιοσύνῃ καὶ ὁσιότητι τῆς ἀληθείας</w:t>
+      </w:r>
+    </w:p>
+    <w:p>
+      <w:pPr>
+        <w:bidi/>
+      </w:pPr>
+      <w:r>
+        <w:rPr>
+          <w:lang w:val="ar_AE" w:bidi="ar_AE"/>
+        </w:rPr>
+      </w:r>
+      <w:r>
+        <w:rPr>
+          <w:b/>
+          <w:lang w:val="ar_AE" w:bidi="ar_AE"/>
+        </w:rPr>
         <w:t>"</w:t>
       </w:r>
       <w:r>
@@ -30014,6 +33975,23 @@
           <w:b/>
           <w:lang w:val="ar_AE" w:bidi="ar_AE"/>
         </w:rPr>
+        <w:t>ἐνδύσασθαι τὸν καινὸν ἄνθρωπον</w:t>
+      </w:r>
+    </w:p>
+    <w:p>
+      <w:pPr>
+        <w:bidi/>
+      </w:pPr>
+      <w:r>
+        <w:rPr>
+          <w:lang w:val="ar_AE" w:bidi="ar_AE"/>
+        </w:rPr>
+      </w:r>
+      <w:r>
+        <w:rPr>
+          <w:b/>
+          <w:lang w:val="ar_AE" w:bidi="ar_AE"/>
+        </w:rPr>
         <w:t>"</w:t>
       </w:r>
       <w:r>
@@ -30133,6 +34111,23 @@
           <w:b/>
           <w:lang w:val="ar_AE" w:bidi="ar_AE"/>
         </w:rPr>
+        <w:t>διὸ</w:t>
+      </w:r>
+    </w:p>
+    <w:p>
+      <w:pPr>
+        <w:bidi/>
+      </w:pPr>
+      <w:r>
+        <w:rPr>
+          <w:lang w:val="ar_AE" w:bidi="ar_AE"/>
+        </w:rPr>
+      </w:r>
+      <w:r>
+        <w:rPr>
+          <w:b/>
+          <w:lang w:val="ar_AE" w:bidi="ar_AE"/>
+        </w:rPr>
         <w:t>"</w:t>
       </w:r>
       <w:r>
@@ -30252,6 +34247,23 @@
           <w:b/>
           <w:lang w:val="ar_AE" w:bidi="ar_AE"/>
         </w:rPr>
+        <w:t>ἀποθέμενοι τὸ ψεῦδος</w:t>
+      </w:r>
+    </w:p>
+    <w:p>
+      <w:pPr>
+        <w:bidi/>
+      </w:pPr>
+      <w:r>
+        <w:rPr>
+          <w:lang w:val="ar_AE" w:bidi="ar_AE"/>
+        </w:rPr>
+      </w:r>
+      <w:r>
+        <w:rPr>
+          <w:b/>
+          <w:lang w:val="ar_AE" w:bidi="ar_AE"/>
+        </w:rPr>
         <w:t>"</w:t>
       </w:r>
       <w:r>
@@ -30358,6 +34370,23 @@
           <w:b/>
           <w:lang w:val="ar_AE" w:bidi="ar_AE"/>
         </w:rPr>
+        <w:t>λαλεῖτε ἀλήθειαν ἕκαστος</w:t>
+      </w:r>
+    </w:p>
+    <w:p>
+      <w:pPr>
+        <w:bidi/>
+      </w:pPr>
+      <w:r>
+        <w:rPr>
+          <w:lang w:val="ar_AE" w:bidi="ar_AE"/>
+        </w:rPr>
+      </w:r>
+      <w:r>
+        <w:rPr>
+          <w:b/>
+          <w:lang w:val="ar_AE" w:bidi="ar_AE"/>
+        </w:rPr>
         <w:t>"</w:t>
       </w:r>
       <w:r>
@@ -30477,6 +34506,23 @@
           <w:b/>
           <w:lang w:val="ar_AE" w:bidi="ar_AE"/>
         </w:rPr>
+        <w:t>ὅτι</w:t>
+      </w:r>
+    </w:p>
+    <w:p>
+      <w:pPr>
+        <w:bidi/>
+      </w:pPr>
+      <w:r>
+        <w:rPr>
+          <w:lang w:val="ar_AE" w:bidi="ar_AE"/>
+        </w:rPr>
+      </w:r>
+      <w:r>
+        <w:rPr>
+          <w:b/>
+          <w:lang w:val="ar_AE" w:bidi="ar_AE"/>
+        </w:rPr>
         <w:t>"</w:t>
       </w:r>
       <w:r>
@@ -30596,6 +34642,23 @@
           <w:b/>
           <w:lang w:val="ar_AE" w:bidi="ar_AE"/>
         </w:rPr>
+        <w:t>ἐσμὲν ἀλλήλων μέλη</w:t>
+      </w:r>
+    </w:p>
+    <w:p>
+      <w:pPr>
+        <w:bidi/>
+      </w:pPr>
+      <w:r>
+        <w:rPr>
+          <w:lang w:val="ar_AE" w:bidi="ar_AE"/>
+        </w:rPr>
+      </w:r>
+      <w:r>
+        <w:rPr>
+          <w:b/>
+          <w:lang w:val="ar_AE" w:bidi="ar_AE"/>
+        </w:rPr>
         <w:t>"</w:t>
       </w:r>
       <w:r>
@@ -30702,6 +34765,23 @@
           <w:b/>
           <w:lang w:val="ar_AE" w:bidi="ar_AE"/>
         </w:rPr>
+        <w:t>ὀργίζεσθε, καὶ μὴ ἁμαρτάνετε</w:t>
+      </w:r>
+    </w:p>
+    <w:p>
+      <w:pPr>
+        <w:bidi/>
+      </w:pPr>
+      <w:r>
+        <w:rPr>
+          <w:lang w:val="ar_AE" w:bidi="ar_AE"/>
+        </w:rPr>
+      </w:r>
+      <w:r>
+        <w:rPr>
+          <w:b/>
+          <w:lang w:val="ar_AE" w:bidi="ar_AE"/>
+        </w:rPr>
         <w:t>"</w:t>
       </w:r>
       <w:r>
@@ -30786,6 +34866,23 @@
           <w:b/>
           <w:lang w:val="ar_AE" w:bidi="ar_AE"/>
         </w:rPr>
+        <w:t>ὁ ἥλιος μὴ ἐπιδυέτω ἐπὶ παροργισμῷ ὑμῶν</w:t>
+      </w:r>
+    </w:p>
+    <w:p>
+      <w:pPr>
+        <w:bidi/>
+      </w:pPr>
+      <w:r>
+        <w:rPr>
+          <w:lang w:val="ar_AE" w:bidi="ar_AE"/>
+        </w:rPr>
+      </w:r>
+      <w:r>
+        <w:rPr>
+          <w:b/>
+          <w:lang w:val="ar_AE" w:bidi="ar_AE"/>
+        </w:rPr>
         <w:t>"</w:t>
       </w:r>
       <w:r>
@@ -30918,6 +35015,23 @@
           <w:b/>
           <w:lang w:val="ar_AE" w:bidi="ar_AE"/>
         </w:rPr>
+        <w:t>μηδὲ δίδοτε τόπον τῷ διαβόλῳ</w:t>
+      </w:r>
+    </w:p>
+    <w:p>
+      <w:pPr>
+        <w:bidi/>
+      </w:pPr>
+      <w:r>
+        <w:rPr>
+          <w:lang w:val="ar_AE" w:bidi="ar_AE"/>
+        </w:rPr>
+      </w:r>
+      <w:r>
+        <w:rPr>
+          <w:b/>
+          <w:lang w:val="ar_AE" w:bidi="ar_AE"/>
+        </w:rPr>
         <w:t>"</w:t>
       </w:r>
       <w:r>
@@ -31002,6 +35116,23 @@
           <w:b/>
           <w:lang w:val="ar_AE" w:bidi="ar_AE"/>
         </w:rPr>
+        <w:t>μᾶλλον δὲ</w:t>
+      </w:r>
+    </w:p>
+    <w:p>
+      <w:pPr>
+        <w:bidi/>
+      </w:pPr>
+      <w:r>
+        <w:rPr>
+          <w:lang w:val="ar_AE" w:bidi="ar_AE"/>
+        </w:rPr>
+      </w:r>
+      <w:r>
+        <w:rPr>
+          <w:b/>
+          <w:lang w:val="ar_AE" w:bidi="ar_AE"/>
+        </w:rPr>
         <w:t>"</w:t>
       </w:r>
       <w:r>
@@ -31121,6 +35252,23 @@
           <w:b/>
           <w:lang w:val="ar_AE" w:bidi="ar_AE"/>
         </w:rPr>
+        <w:t>ἵνα</w:t>
+      </w:r>
+    </w:p>
+    <w:p>
+      <w:pPr>
+        <w:bidi/>
+      </w:pPr>
+      <w:r>
+        <w:rPr>
+          <w:lang w:val="ar_AE" w:bidi="ar_AE"/>
+        </w:rPr>
+      </w:r>
+      <w:r>
+        <w:rPr>
+          <w:b/>
+          <w:lang w:val="ar_AE" w:bidi="ar_AE"/>
+        </w:rPr>
         <w:t>"</w:t>
       </w:r>
       <w:r>
@@ -31324,6 +35472,23 @@
           <w:b/>
           <w:lang w:val="ar_AE" w:bidi="ar_AE"/>
         </w:rPr>
+        <w:t>ἀλλ’</w:t>
+      </w:r>
+    </w:p>
+    <w:p>
+      <w:pPr>
+        <w:bidi/>
+      </w:pPr>
+      <w:r>
+        <w:rPr>
+          <w:lang w:val="ar_AE" w:bidi="ar_AE"/>
+        </w:rPr>
+      </w:r>
+      <w:r>
+        <w:rPr>
+          <w:b/>
+          <w:lang w:val="ar_AE" w:bidi="ar_AE"/>
+        </w:rPr>
         <w:t>"</w:t>
       </w:r>
       <w:r>
@@ -31443,6 +35608,23 @@
           <w:b/>
           <w:lang w:val="ar_AE" w:bidi="ar_AE"/>
         </w:rPr>
+        <w:t>πρὸς οἰκοδομὴν</w:t>
+      </w:r>
+    </w:p>
+    <w:p>
+      <w:pPr>
+        <w:bidi/>
+      </w:pPr>
+      <w:r>
+        <w:rPr>
+          <w:lang w:val="ar_AE" w:bidi="ar_AE"/>
+        </w:rPr>
+      </w:r>
+      <w:r>
+        <w:rPr>
+          <w:b/>
+          <w:lang w:val="ar_AE" w:bidi="ar_AE"/>
+        </w:rPr>
         <w:t>"</w:t>
       </w:r>
       <w:r>
@@ -31520,6 +35702,23 @@
           <w:b/>
           <w:lang w:val="ar_AE" w:bidi="ar_AE"/>
         </w:rPr>
+        <w:t>ἵνα</w:t>
+      </w:r>
+    </w:p>
+    <w:p>
+      <w:pPr>
+        <w:bidi/>
+      </w:pPr>
+      <w:r>
+        <w:rPr>
+          <w:lang w:val="ar_AE" w:bidi="ar_AE"/>
+        </w:rPr>
+      </w:r>
+      <w:r>
+        <w:rPr>
+          <w:b/>
+          <w:lang w:val="ar_AE" w:bidi="ar_AE"/>
+        </w:rPr>
         <w:t>"</w:t>
       </w:r>
       <w:r>
@@ -31639,6 +35838,23 @@
           <w:b/>
           <w:lang w:val="ar_AE" w:bidi="ar_AE"/>
         </w:rPr>
+        <w:t>τῆς χρείας, ἵνα δῷ χάριν τοῖς ἀκούουσιν</w:t>
+      </w:r>
+    </w:p>
+    <w:p>
+      <w:pPr>
+        <w:bidi/>
+      </w:pPr>
+      <w:r>
+        <w:rPr>
+          <w:lang w:val="ar_AE" w:bidi="ar_AE"/>
+        </w:rPr>
+      </w:r>
+      <w:r>
+        <w:rPr>
+          <w:b/>
+          <w:lang w:val="ar_AE" w:bidi="ar_AE"/>
+        </w:rPr>
         <w:t>"</w:t>
       </w:r>
       <w:r>
@@ -31723,6 +35939,23 @@
           <w:b/>
           <w:lang w:val="ar_AE" w:bidi="ar_AE"/>
         </w:rPr>
+        <w:t>ἵνα δῷ χάριν τοῖς ἀκούουσιν</w:t>
+      </w:r>
+    </w:p>
+    <w:p>
+      <w:pPr>
+        <w:bidi/>
+      </w:pPr>
+      <w:r>
+        <w:rPr>
+          <w:lang w:val="ar_AE" w:bidi="ar_AE"/>
+        </w:rPr>
+      </w:r>
+      <w:r>
+        <w:rPr>
+          <w:b/>
+          <w:lang w:val="ar_AE" w:bidi="ar_AE"/>
+        </w:rPr>
         <w:t>"</w:t>
       </w:r>
       <w:r>
@@ -31842,6 +36075,23 @@
           <w:b/>
           <w:lang w:val="ar_AE" w:bidi="ar_AE"/>
         </w:rPr>
+        <w:t>μὴ λυπεῖτε</w:t>
+      </w:r>
+    </w:p>
+    <w:p>
+      <w:pPr>
+        <w:bidi/>
+      </w:pPr>
+      <w:r>
+        <w:rPr>
+          <w:lang w:val="ar_AE" w:bidi="ar_AE"/>
+        </w:rPr>
+      </w:r>
+      <w:r>
+        <w:rPr>
+          <w:b/>
+          <w:lang w:val="ar_AE" w:bidi="ar_AE"/>
+        </w:rPr>
         <w:t>"</w:t>
       </w:r>
       <w:r>
@@ -31926,6 +36176,23 @@
           <w:b/>
           <w:lang w:val="ar_AE" w:bidi="ar_AE"/>
         </w:rPr>
+        <w:t>ἐν ᾧ ἐσφραγίσθητε εἰς ἡμέραν ἀπολυτρώσεως</w:t>
+      </w:r>
+    </w:p>
+    <w:p>
+      <w:pPr>
+        <w:bidi/>
+      </w:pPr>
+      <w:r>
+        <w:rPr>
+          <w:lang w:val="ar_AE" w:bidi="ar_AE"/>
+        </w:rPr>
+      </w:r>
+      <w:r>
+        <w:rPr>
+          <w:b/>
+          <w:lang w:val="ar_AE" w:bidi="ar_AE"/>
+        </w:rPr>
         <w:t>"</w:t>
       </w:r>
       <w:r>
@@ -32032,6 +36299,23 @@
           <w:b/>
           <w:lang w:val="ar_AE" w:bidi="ar_AE"/>
         </w:rPr>
+        <w:t>ἐν ᾧ ἐσφραγίσθητε εἰς ἡμέραν ἀπολυτρώσεως</w:t>
+      </w:r>
+    </w:p>
+    <w:p>
+      <w:pPr>
+        <w:bidi/>
+      </w:pPr>
+      <w:r>
+        <w:rPr>
+          <w:lang w:val="ar_AE" w:bidi="ar_AE"/>
+        </w:rPr>
+      </w:r>
+      <w:r>
+        <w:rPr>
+          <w:b/>
+          <w:lang w:val="ar_AE" w:bidi="ar_AE"/>
+        </w:rPr>
         <w:t>"</w:t>
       </w:r>
       <w:r>
@@ -32314,6 +36598,23 @@
           <w:b/>
           <w:lang w:val="ar_AE" w:bidi="ar_AE"/>
         </w:rPr>
+        <w:t>πικρία, καὶ θυμὸς, καὶ ὀργὴ</w:t>
+      </w:r>
+    </w:p>
+    <w:p>
+      <w:pPr>
+        <w:bidi/>
+      </w:pPr>
+      <w:r>
+        <w:rPr>
+          <w:lang w:val="ar_AE" w:bidi="ar_AE"/>
+        </w:rPr>
+      </w:r>
+      <w:r>
+        <w:rPr>
+          <w:b/>
+          <w:lang w:val="ar_AE" w:bidi="ar_AE"/>
+        </w:rPr>
         <w:t>"</w:t>
       </w:r>
       <w:r>
@@ -32459,6 +36760,23 @@
           <w:b/>
           <w:lang w:val="ar_AE" w:bidi="ar_AE"/>
         </w:rPr>
+        <w:t>κακίᾳ</w:t>
+      </w:r>
+    </w:p>
+    <w:p>
+      <w:pPr>
+        <w:bidi/>
+      </w:pPr>
+      <w:r>
+        <w:rPr>
+          <w:lang w:val="ar_AE" w:bidi="ar_AE"/>
+        </w:rPr>
+      </w:r>
+      <w:r>
+        <w:rPr>
+          <w:b/>
+          <w:lang w:val="ar_AE" w:bidi="ar_AE"/>
+        </w:rPr>
         <w:t>"مكر"</w:t>
       </w:r>
     </w:p>
@@ -32564,6 +36882,23 @@
           <w:b/>
           <w:lang w:val="ar_AE" w:bidi="ar_AE"/>
         </w:rPr>
+        <w:t>δὲ</w:t>
+      </w:r>
+    </w:p>
+    <w:p>
+      <w:pPr>
+        <w:bidi/>
+      </w:pPr>
+      <w:r>
+        <w:rPr>
+          <w:lang w:val="ar_AE" w:bidi="ar_AE"/>
+        </w:rPr>
+      </w:r>
+      <w:r>
+        <w:rPr>
+          <w:b/>
+          <w:lang w:val="ar_AE" w:bidi="ar_AE"/>
+        </w:rPr>
         <w:t>"عوضاً عن ذلك"</w:t>
       </w:r>
     </w:p>
@@ -32653,6 +36988,23 @@
         <w:rPr>
           <w:lang w:val="ar_AE" w:bidi="ar_AE"/>
         </w:rPr>
+      </w:r>
+    </w:p>
+    <w:p>
+      <w:pPr>
+        <w:bidi/>
+      </w:pPr>
+      <w:r>
+        <w:rPr>
+          <w:lang w:val="ar_AE" w:bidi="ar_AE"/>
+        </w:rPr>
+      </w:r>
+      <w:r>
+        <w:rPr>
+          <w:b/>
+          <w:lang w:val="ar_AE" w:bidi="ar_AE"/>
+        </w:rPr>
+        <w:t>εὔσπλαγχνοι</w:t>
       </w:r>
     </w:p>
     <w:p>
@@ -33071,6 +37423,23 @@
           <w:b/>
           <w:lang w:val="ar_AE" w:bidi="ar_AE"/>
         </w:rPr>
+        <w:t>ὡς τέκνα ἀγαπητά</w:t>
+      </w:r>
+    </w:p>
+    <w:p>
+      <w:pPr>
+        <w:bidi/>
+      </w:pPr>
+      <w:r>
+        <w:rPr>
+          <w:lang w:val="ar_AE" w:bidi="ar_AE"/>
+        </w:rPr>
+      </w:r>
+      <w:r>
+        <w:rPr>
+          <w:b/>
+          <w:lang w:val="ar_AE" w:bidi="ar_AE"/>
+        </w:rPr>
         <w:t>"</w:t>
       </w:r>
       <w:r>
@@ -33190,6 +37559,23 @@
           <w:b/>
           <w:lang w:val="ar_AE" w:bidi="ar_AE"/>
         </w:rPr>
+        <w:t>περιπατεῖτε ἐν ἀγάπῃ</w:t>
+      </w:r>
+    </w:p>
+    <w:p>
+      <w:pPr>
+        <w:bidi/>
+      </w:pPr>
+      <w:r>
+        <w:rPr>
+          <w:lang w:val="ar_AE" w:bidi="ar_AE"/>
+        </w:rPr>
+      </w:r>
+      <w:r>
+        <w:rPr>
+          <w:b/>
+          <w:lang w:val="ar_AE" w:bidi="ar_AE"/>
+        </w:rPr>
         <w:t>"</w:t>
       </w:r>
       <w:r>
@@ -33309,6 +37695,23 @@
           <w:b/>
           <w:lang w:val="ar_AE" w:bidi="ar_AE"/>
         </w:rPr>
+        <w:t>προσφορὰν καὶ θυσίαν τῷ Θεῷ εἰς ὀσμὴν εὐωδίας</w:t>
+      </w:r>
+    </w:p>
+    <w:p>
+      <w:pPr>
+        <w:bidi/>
+      </w:pPr>
+      <w:r>
+        <w:rPr>
+          <w:lang w:val="ar_AE" w:bidi="ar_AE"/>
+        </w:rPr>
+      </w:r>
+      <w:r>
+        <w:rPr>
+          <w:b/>
+          <w:lang w:val="ar_AE" w:bidi="ar_AE"/>
+        </w:rPr>
         <w:t>"</w:t>
       </w:r>
       <w:r>
@@ -33428,6 +37831,23 @@
           <w:b/>
           <w:lang w:val="ar_AE" w:bidi="ar_AE"/>
         </w:rPr>
+        <w:t>πορνεία δὲ, καὶ ἀκαθαρσία πᾶσα, ἢ πλεονεξία, μηδὲ ὀνομαζέσθω ἐν ὑμῖν</w:t>
+      </w:r>
+    </w:p>
+    <w:p>
+      <w:pPr>
+        <w:bidi/>
+      </w:pPr>
+      <w:r>
+        <w:rPr>
+          <w:lang w:val="ar_AE" w:bidi="ar_AE"/>
+        </w:rPr>
+      </w:r>
+      <w:r>
+        <w:rPr>
+          <w:b/>
+          <w:lang w:val="ar_AE" w:bidi="ar_AE"/>
+        </w:rPr>
         <w:t>"</w:t>
       </w:r>
       <w:r>
@@ -33534,6 +37954,23 @@
           <w:b/>
           <w:lang w:val="ar_AE" w:bidi="ar_AE"/>
         </w:rPr>
+        <w:t>δὲ</w:t>
+      </w:r>
+    </w:p>
+    <w:p>
+      <w:pPr>
+        <w:bidi/>
+      </w:pPr>
+      <w:r>
+        <w:rPr>
+          <w:lang w:val="ar_AE" w:bidi="ar_AE"/>
+        </w:rPr>
+      </w:r>
+      <w:r>
+        <w:rPr>
+          <w:b/>
+          <w:lang w:val="ar_AE" w:bidi="ar_AE"/>
+        </w:rPr>
         <w:t>"</w:t>
       </w:r>
       <w:r>
@@ -33653,6 +38090,23 @@
           <w:b/>
           <w:lang w:val="ar_AE" w:bidi="ar_AE"/>
         </w:rPr>
+        <w:t>ἀκαθαρσία πᾶσα</w:t>
+      </w:r>
+    </w:p>
+    <w:p>
+      <w:pPr>
+        <w:bidi/>
+      </w:pPr>
+      <w:r>
+        <w:rPr>
+          <w:lang w:val="ar_AE" w:bidi="ar_AE"/>
+        </w:rPr>
+      </w:r>
+      <w:r>
+        <w:rPr>
+          <w:b/>
+          <w:lang w:val="ar_AE" w:bidi="ar_AE"/>
+        </w:rPr>
         <w:t>"</w:t>
       </w:r>
       <w:r>
@@ -33834,6 +38288,23 @@
           <w:b/>
           <w:lang w:val="ar_AE" w:bidi="ar_AE"/>
         </w:rPr>
+        <w:t>ἀλλὰ μᾶλλον</w:t>
+      </w:r>
+    </w:p>
+    <w:p>
+      <w:pPr>
+        <w:bidi/>
+      </w:pPr>
+      <w:r>
+        <w:rPr>
+          <w:lang w:val="ar_AE" w:bidi="ar_AE"/>
+        </w:rPr>
+      </w:r>
+      <w:r>
+        <w:rPr>
+          <w:b/>
+          <w:lang w:val="ar_AE" w:bidi="ar_AE"/>
+        </w:rPr>
         <w:t>"</w:t>
       </w:r>
       <w:r>
@@ -33953,6 +38424,23 @@
           <w:b/>
           <w:lang w:val="ar_AE" w:bidi="ar_AE"/>
         </w:rPr>
+        <w:t>ἀκάθαρτος</w:t>
+      </w:r>
+    </w:p>
+    <w:p>
+      <w:pPr>
+        <w:bidi/>
+      </w:pPr>
+      <w:r>
+        <w:rPr>
+          <w:lang w:val="ar_AE" w:bidi="ar_AE"/>
+        </w:rPr>
+      </w:r>
+      <w:r>
+        <w:rPr>
+          <w:b/>
+          <w:lang w:val="ar_AE" w:bidi="ar_AE"/>
+        </w:rPr>
         <w:t>"</w:t>
       </w:r>
       <w:r>
@@ -34072,6 +38560,23 @@
           <w:b/>
           <w:lang w:val="ar_AE" w:bidi="ar_AE"/>
         </w:rPr>
+        <w:t>οὐκ ἔχει κληρονομίαν</w:t>
+      </w:r>
+    </w:p>
+    <w:p>
+      <w:pPr>
+        <w:bidi/>
+      </w:pPr>
+      <w:r>
+        <w:rPr>
+          <w:lang w:val="ar_AE" w:bidi="ar_AE"/>
+        </w:rPr>
+      </w:r>
+      <w:r>
+        <w:rPr>
+          <w:b/>
+          <w:lang w:val="ar_AE" w:bidi="ar_AE"/>
+        </w:rPr>
         <w:t>"</w:t>
       </w:r>
       <w:r>
@@ -34178,6 +38683,23 @@
           <w:b/>
           <w:lang w:val="ar_AE" w:bidi="ar_AE"/>
         </w:rPr>
+        <w:t>κενοῖς λόγοις</w:t>
+      </w:r>
+    </w:p>
+    <w:p>
+      <w:pPr>
+        <w:bidi/>
+      </w:pPr>
+      <w:r>
+        <w:rPr>
+          <w:lang w:val="ar_AE" w:bidi="ar_AE"/>
+        </w:rPr>
+      </w:r>
+      <w:r>
+        <w:rPr>
+          <w:b/>
+          <w:lang w:val="ar_AE" w:bidi="ar_AE"/>
+        </w:rPr>
         <w:t>"</w:t>
       </w:r>
       <w:r>
@@ -34262,6 +38784,23 @@
           <w:b/>
           <w:lang w:val="ar_AE" w:bidi="ar_AE"/>
         </w:rPr>
+        <w:t>γὰρ</w:t>
+      </w:r>
+    </w:p>
+    <w:p>
+      <w:pPr>
+        <w:bidi/>
+      </w:pPr>
+      <w:r>
+        <w:rPr>
+          <w:lang w:val="ar_AE" w:bidi="ar_AE"/>
+        </w:rPr>
+      </w:r>
+      <w:r>
+        <w:rPr>
+          <w:b/>
+          <w:lang w:val="ar_AE" w:bidi="ar_AE"/>
+        </w:rPr>
         <w:t>"</w:t>
       </w:r>
       <w:r>
@@ -34381,6 +38920,23 @@
           <w:b/>
           <w:lang w:val="ar_AE" w:bidi="ar_AE"/>
         </w:rPr>
+        <w:t>ἔρχεται ἡ ὀργὴ τοῦ Θεοῦ ἐπὶ</w:t>
+      </w:r>
+    </w:p>
+    <w:p>
+      <w:pPr>
+        <w:bidi/>
+      </w:pPr>
+      <w:r>
+        <w:rPr>
+          <w:lang w:val="ar_AE" w:bidi="ar_AE"/>
+        </w:rPr>
+      </w:r>
+      <w:r>
+        <w:rPr>
+          <w:b/>
+          <w:lang w:val="ar_AE" w:bidi="ar_AE"/>
+        </w:rPr>
         <w:t>"</w:t>
       </w:r>
       <w:r>
@@ -34500,6 +39056,23 @@
           <w:b/>
           <w:lang w:val="ar_AE" w:bidi="ar_AE"/>
         </w:rPr>
+        <w:t>τοὺς υἱοὺς τῆς ἀπειθείας</w:t>
+      </w:r>
+    </w:p>
+    <w:p>
+      <w:pPr>
+        <w:bidi/>
+      </w:pPr>
+      <w:r>
+        <w:rPr>
+          <w:lang w:val="ar_AE" w:bidi="ar_AE"/>
+        </w:rPr>
+      </w:r>
+      <w:r>
+        <w:rPr>
+          <w:b/>
+          <w:lang w:val="ar_AE" w:bidi="ar_AE"/>
+        </w:rPr>
         <w:t>"</w:t>
       </w:r>
       <w:r>
@@ -34606,6 +39179,23 @@
           <w:b/>
           <w:lang w:val="ar_AE" w:bidi="ar_AE"/>
         </w:rPr>
+        <w:t>οὖν</w:t>
+      </w:r>
+    </w:p>
+    <w:p>
+      <w:pPr>
+        <w:bidi/>
+      </w:pPr>
+      <w:r>
+        <w:rPr>
+          <w:lang w:val="ar_AE" w:bidi="ar_AE"/>
+        </w:rPr>
+      </w:r>
+      <w:r>
+        <w:rPr>
+          <w:b/>
+          <w:lang w:val="ar_AE" w:bidi="ar_AE"/>
+        </w:rPr>
         <w:t>"</w:t>
       </w:r>
       <w:r>
@@ -34725,6 +39315,23 @@
           <w:b/>
           <w:lang w:val="ar_AE" w:bidi="ar_AE"/>
         </w:rPr>
+        <w:t>ἦτε γάρ ποτε σκότος</w:t>
+      </w:r>
+    </w:p>
+    <w:p>
+      <w:pPr>
+        <w:bidi/>
+      </w:pPr>
+      <w:r>
+        <w:rPr>
+          <w:lang w:val="ar_AE" w:bidi="ar_AE"/>
+        </w:rPr>
+      </w:r>
+      <w:r>
+        <w:rPr>
+          <w:b/>
+          <w:lang w:val="ar_AE" w:bidi="ar_AE"/>
+        </w:rPr>
         <w:t>"</w:t>
       </w:r>
       <w:r>
@@ -34831,6 +39438,23 @@
           <w:b/>
           <w:lang w:val="ar_AE" w:bidi="ar_AE"/>
         </w:rPr>
+        <w:t>γάρ</w:t>
+      </w:r>
+    </w:p>
+    <w:p>
+      <w:pPr>
+        <w:bidi/>
+      </w:pPr>
+      <w:r>
+        <w:rPr>
+          <w:lang w:val="ar_AE" w:bidi="ar_AE"/>
+        </w:rPr>
+      </w:r>
+      <w:r>
+        <w:rPr>
+          <w:b/>
+          <w:lang w:val="ar_AE" w:bidi="ar_AE"/>
+        </w:rPr>
         <w:t>"</w:t>
       </w:r>
       <w:r>
@@ -34950,6 +39574,23 @@
           <w:b/>
           <w:lang w:val="ar_AE" w:bidi="ar_AE"/>
         </w:rPr>
+        <w:t>νῦν δὲ φῶς ἐν Κυρίῳ</w:t>
+      </w:r>
+    </w:p>
+    <w:p>
+      <w:pPr>
+        <w:bidi/>
+      </w:pPr>
+      <w:r>
+        <w:rPr>
+          <w:lang w:val="ar_AE" w:bidi="ar_AE"/>
+        </w:rPr>
+      </w:r>
+      <w:r>
+        <w:rPr>
+          <w:b/>
+          <w:lang w:val="ar_AE" w:bidi="ar_AE"/>
+        </w:rPr>
         <w:t>"</w:t>
       </w:r>
       <w:r>
@@ -35069,6 +39710,23 @@
           <w:b/>
           <w:lang w:val="ar_AE" w:bidi="ar_AE"/>
         </w:rPr>
+        <w:t>δὲ</w:t>
+      </w:r>
+    </w:p>
+    <w:p>
+      <w:pPr>
+        <w:bidi/>
+      </w:pPr>
+      <w:r>
+        <w:rPr>
+          <w:lang w:val="ar_AE" w:bidi="ar_AE"/>
+        </w:rPr>
+      </w:r>
+      <w:r>
+        <w:rPr>
+          <w:b/>
+          <w:lang w:val="ar_AE" w:bidi="ar_AE"/>
+        </w:rPr>
         <w:t>"</w:t>
       </w:r>
       <w:r>
@@ -35188,6 +39846,23 @@
           <w:b/>
           <w:lang w:val="ar_AE" w:bidi="ar_AE"/>
         </w:rPr>
+        <w:t>ὡς τέκνα φωτὸς περιπατεῖτε</w:t>
+      </w:r>
+    </w:p>
+    <w:p>
+      <w:pPr>
+        <w:bidi/>
+      </w:pPr>
+      <w:r>
+        <w:rPr>
+          <w:lang w:val="ar_AE" w:bidi="ar_AE"/>
+        </w:rPr>
+      </w:r>
+      <w:r>
+        <w:rPr>
+          <w:b/>
+          <w:lang w:val="ar_AE" w:bidi="ar_AE"/>
+        </w:rPr>
         <w:t>"</w:t>
       </w:r>
       <w:r>
@@ -35294,6 +39969,23 @@
           <w:b/>
           <w:lang w:val="ar_AE" w:bidi="ar_AE"/>
         </w:rPr>
+        <w:t>ὡς τέκνα φωτὸς</w:t>
+      </w:r>
+    </w:p>
+    <w:p>
+      <w:pPr>
+        <w:bidi/>
+      </w:pPr>
+      <w:r>
+        <w:rPr>
+          <w:lang w:val="ar_AE" w:bidi="ar_AE"/>
+        </w:rPr>
+      </w:r>
+      <w:r>
+        <w:rPr>
+          <w:b/>
+          <w:lang w:val="ar_AE" w:bidi="ar_AE"/>
+        </w:rPr>
         <w:t>"</w:t>
       </w:r>
       <w:r>
@@ -35413,6 +40105,23 @@
           <w:b/>
           <w:lang w:val="ar_AE" w:bidi="ar_AE"/>
         </w:rPr>
+        <w:t>ὁ &amp; καρπὸς τοῦ φωτὸς ἐν πάσῃ ἀγαθωσύνῃ, καὶ δικαιοσύνῃ, καὶ ἀληθείᾳ</w:t>
+      </w:r>
+    </w:p>
+    <w:p>
+      <w:pPr>
+        <w:bidi/>
+      </w:pPr>
+      <w:r>
+        <w:rPr>
+          <w:lang w:val="ar_AE" w:bidi="ar_AE"/>
+        </w:rPr>
+      </w:r>
+      <w:r>
+        <w:rPr>
+          <w:b/>
+          <w:lang w:val="ar_AE" w:bidi="ar_AE"/>
+        </w:rPr>
         <w:t>"</w:t>
       </w:r>
       <w:r>
@@ -35545,6 +40254,23 @@
           <w:b/>
           <w:lang w:val="ar_AE" w:bidi="ar_AE"/>
         </w:rPr>
+        <w:t>γὰρ</w:t>
+      </w:r>
+    </w:p>
+    <w:p>
+      <w:pPr>
+        <w:bidi/>
+      </w:pPr>
+      <w:r>
+        <w:rPr>
+          <w:lang w:val="ar_AE" w:bidi="ar_AE"/>
+        </w:rPr>
+      </w:r>
+      <w:r>
+        <w:rPr>
+          <w:b/>
+          <w:lang w:val="ar_AE" w:bidi="ar_AE"/>
+        </w:rPr>
         <w:t>"</w:t>
       </w:r>
       <w:r>
@@ -35664,6 +40390,23 @@
           <w:b/>
           <w:lang w:val="ar_AE" w:bidi="ar_AE"/>
         </w:rPr>
+        <w:t>μὴ συνκοινωνεῖτε τοῖς ἔργοις τοῖς ἀκάρποις τοῦ σκότους</w:t>
+      </w:r>
+    </w:p>
+    <w:p>
+      <w:pPr>
+        <w:bidi/>
+      </w:pPr>
+      <w:r>
+        <w:rPr>
+          <w:lang w:val="ar_AE" w:bidi="ar_AE"/>
+        </w:rPr>
+      </w:r>
+      <w:r>
+        <w:rPr>
+          <w:b/>
+          <w:lang w:val="ar_AE" w:bidi="ar_AE"/>
+        </w:rPr>
         <w:t>"</w:t>
       </w:r>
       <w:r>
@@ -35770,6 +40513,23 @@
           <w:b/>
           <w:lang w:val="ar_AE" w:bidi="ar_AE"/>
         </w:rPr>
+        <w:t>τοῖς ἔργοις τοῖς ἀκάρποις τοῦ σκότους</w:t>
+      </w:r>
+    </w:p>
+    <w:p>
+      <w:pPr>
+        <w:bidi/>
+      </w:pPr>
+      <w:r>
+        <w:rPr>
+          <w:lang w:val="ar_AE" w:bidi="ar_AE"/>
+        </w:rPr>
+      </w:r>
+      <w:r>
+        <w:rPr>
+          <w:b/>
+          <w:lang w:val="ar_AE" w:bidi="ar_AE"/>
+        </w:rPr>
         <w:t>"</w:t>
       </w:r>
       <w:r>
@@ -35876,6 +40636,23 @@
           <w:b/>
           <w:lang w:val="ar_AE" w:bidi="ar_AE"/>
         </w:rPr>
+        <w:t>τοῖς ἔργοις τοῖς ἀκάρποις τοῦ σκότους</w:t>
+      </w:r>
+    </w:p>
+    <w:p>
+      <w:pPr>
+        <w:bidi/>
+      </w:pPr>
+      <w:r>
+        <w:rPr>
+          <w:lang w:val="ar_AE" w:bidi="ar_AE"/>
+        </w:rPr>
+      </w:r>
+      <w:r>
+        <w:rPr>
+          <w:b/>
+          <w:lang w:val="ar_AE" w:bidi="ar_AE"/>
+        </w:rPr>
         <w:t>"</w:t>
       </w:r>
       <w:r>
@@ -35995,6 +40772,23 @@
           <w:b/>
           <w:lang w:val="ar_AE" w:bidi="ar_AE"/>
         </w:rPr>
+        <w:t>μᾶλλον δὲ</w:t>
+      </w:r>
+    </w:p>
+    <w:p>
+      <w:pPr>
+        <w:bidi/>
+      </w:pPr>
+      <w:r>
+        <w:rPr>
+          <w:lang w:val="ar_AE" w:bidi="ar_AE"/>
+        </w:rPr>
+      </w:r>
+      <w:r>
+        <w:rPr>
+          <w:b/>
+          <w:lang w:val="ar_AE" w:bidi="ar_AE"/>
+        </w:rPr>
         <w:t>"</w:t>
       </w:r>
       <w:r>
@@ -36114,6 +40908,23 @@
           <w:b/>
           <w:lang w:val="ar_AE" w:bidi="ar_AE"/>
         </w:rPr>
+        <w:t>ἐλέγχετε</w:t>
+      </w:r>
+    </w:p>
+    <w:p>
+      <w:pPr>
+        <w:bidi/>
+      </w:pPr>
+      <w:r>
+        <w:rPr>
+          <w:lang w:val="ar_AE" w:bidi="ar_AE"/>
+        </w:rPr>
+      </w:r>
+      <w:r>
+        <w:rPr>
+          <w:b/>
+          <w:lang w:val="ar_AE" w:bidi="ar_AE"/>
+        </w:rPr>
         <w:t>"</w:t>
       </w:r>
       <w:r>
@@ -36220,6 +41031,23 @@
           <w:b/>
           <w:lang w:val="ar_AE" w:bidi="ar_AE"/>
         </w:rPr>
+        <w:t>αὐτῶν</w:t>
+      </w:r>
+    </w:p>
+    <w:p>
+      <w:pPr>
+        <w:bidi/>
+      </w:pPr>
+      <w:r>
+        <w:rPr>
+          <w:lang w:val="ar_AE" w:bidi="ar_AE"/>
+        </w:rPr>
+      </w:r>
+      <w:r>
+        <w:rPr>
+          <w:b/>
+          <w:lang w:val="ar_AE" w:bidi="ar_AE"/>
+        </w:rPr>
         <w:t>"</w:t>
       </w:r>
       <w:r>
@@ -36422,6 +41250,23 @@
           <w:b/>
           <w:lang w:val="ar_AE" w:bidi="ar_AE"/>
         </w:rPr>
+        <w:t>δὲ</w:t>
+      </w:r>
+    </w:p>
+    <w:p>
+      <w:pPr>
+        <w:bidi/>
+      </w:pPr>
+      <w:r>
+        <w:rPr>
+          <w:lang w:val="ar_AE" w:bidi="ar_AE"/>
+        </w:rPr>
+      </w:r>
+      <w:r>
+        <w:rPr>
+          <w:b/>
+          <w:lang w:val="ar_AE" w:bidi="ar_AE"/>
+        </w:rPr>
         <w:t>"</w:t>
       </w:r>
       <w:r>
@@ -36541,6 +41386,23 @@
           <w:b/>
           <w:lang w:val="ar_AE" w:bidi="ar_AE"/>
         </w:rPr>
+        <w:t>πᾶν &amp; τὸ φανερούμενον φῶς ἐστιν</w:t>
+      </w:r>
+    </w:p>
+    <w:p>
+      <w:pPr>
+        <w:bidi/>
+      </w:pPr>
+      <w:r>
+        <w:rPr>
+          <w:lang w:val="ar_AE" w:bidi="ar_AE"/>
+        </w:rPr>
+      </w:r>
+      <w:r>
+        <w:rPr>
+          <w:b/>
+          <w:lang w:val="ar_AE" w:bidi="ar_AE"/>
+        </w:rPr>
         <w:t>"</w:t>
       </w:r>
       <w:r>
@@ -36779,6 +41641,23 @@
           <w:b/>
           <w:lang w:val="ar_AE" w:bidi="ar_AE"/>
         </w:rPr>
+        <w:t>ἔγειρε, ὁ καθεύδων, καὶ ἀνάστα ἐκ τῶν νεκρῶν</w:t>
+      </w:r>
+    </w:p>
+    <w:p>
+      <w:pPr>
+        <w:bidi/>
+      </w:pPr>
+      <w:r>
+        <w:rPr>
+          <w:lang w:val="ar_AE" w:bidi="ar_AE"/>
+        </w:rPr>
+      </w:r>
+      <w:r>
+        <w:rPr>
+          <w:b/>
+          <w:lang w:val="ar_AE" w:bidi="ar_AE"/>
+        </w:rPr>
         <w:t>""</w:t>
       </w:r>
       <w:r>
@@ -36885,6 +41764,23 @@
           <w:b/>
           <w:lang w:val="ar_AE" w:bidi="ar_AE"/>
         </w:rPr>
+        <w:t>ὁ καθεύδων</w:t>
+      </w:r>
+    </w:p>
+    <w:p>
+      <w:pPr>
+        <w:bidi/>
+      </w:pPr>
+      <w:r>
+        <w:rPr>
+          <w:lang w:val="ar_AE" w:bidi="ar_AE"/>
+        </w:rPr>
+      </w:r>
+      <w:r>
+        <w:rPr>
+          <w:b/>
+          <w:lang w:val="ar_AE" w:bidi="ar_AE"/>
+        </w:rPr>
         <w:t>"</w:t>
       </w:r>
       <w:r>
@@ -36991,6 +41887,23 @@
           <w:b/>
           <w:lang w:val="ar_AE" w:bidi="ar_AE"/>
         </w:rPr>
+        <w:t>ἐκ τῶν νεκρῶν</w:t>
+      </w:r>
+    </w:p>
+    <w:p>
+      <w:pPr>
+        <w:bidi/>
+      </w:pPr>
+      <w:r>
+        <w:rPr>
+          <w:lang w:val="ar_AE" w:bidi="ar_AE"/>
+        </w:rPr>
+      </w:r>
+      <w:r>
+        <w:rPr>
+          <w:b/>
+          <w:lang w:val="ar_AE" w:bidi="ar_AE"/>
+        </w:rPr>
         <w:t>"</w:t>
       </w:r>
       <w:r>
@@ -37110,6 +42023,23 @@
           <w:b/>
           <w:lang w:val="ar_AE" w:bidi="ar_AE"/>
         </w:rPr>
+        <w:t>ἐπιφαύσει σοι</w:t>
+      </w:r>
+    </w:p>
+    <w:p>
+      <w:pPr>
+        <w:bidi/>
+      </w:pPr>
+      <w:r>
+        <w:rPr>
+          <w:lang w:val="ar_AE" w:bidi="ar_AE"/>
+        </w:rPr>
+      </w:r>
+      <w:r>
+        <w:rPr>
+          <w:b/>
+          <w:lang w:val="ar_AE" w:bidi="ar_AE"/>
+        </w:rPr>
         <w:t>"</w:t>
       </w:r>
       <w:r>
@@ -37216,6 +42146,23 @@
           <w:b/>
           <w:lang w:val="ar_AE" w:bidi="ar_AE"/>
         </w:rPr>
+        <w:t>ἐπιφαύσει σοι ὁ Χριστός</w:t>
+      </w:r>
+    </w:p>
+    <w:p>
+      <w:pPr>
+        <w:bidi/>
+      </w:pPr>
+      <w:r>
+        <w:rPr>
+          <w:lang w:val="ar_AE" w:bidi="ar_AE"/>
+        </w:rPr>
+      </w:r>
+      <w:r>
+        <w:rPr>
+          <w:b/>
+          <w:lang w:val="ar_AE" w:bidi="ar_AE"/>
+        </w:rPr>
         <w:t>"</w:t>
       </w:r>
       <w:r>
@@ -37445,6 +42392,23 @@
           <w:b/>
           <w:lang w:val="ar_AE" w:bidi="ar_AE"/>
         </w:rPr>
+        <w:t>οὖν</w:t>
+      </w:r>
+    </w:p>
+    <w:p>
+      <w:pPr>
+        <w:bidi/>
+      </w:pPr>
+      <w:r>
+        <w:rPr>
+          <w:lang w:val="ar_AE" w:bidi="ar_AE"/>
+        </w:rPr>
+      </w:r>
+      <w:r>
+        <w:rPr>
+          <w:b/>
+          <w:lang w:val="ar_AE" w:bidi="ar_AE"/>
+        </w:rPr>
         <w:t>"</w:t>
       </w:r>
       <w:r>
@@ -37564,6 +42528,23 @@
           <w:b/>
           <w:lang w:val="ar_AE" w:bidi="ar_AE"/>
         </w:rPr>
+        <w:t>ἀλλ’</w:t>
+      </w:r>
+    </w:p>
+    <w:p>
+      <w:pPr>
+        <w:bidi/>
+      </w:pPr>
+      <w:r>
+        <w:rPr>
+          <w:lang w:val="ar_AE" w:bidi="ar_AE"/>
+        </w:rPr>
+      </w:r>
+      <w:r>
+        <w:rPr>
+          <w:b/>
+          <w:lang w:val="ar_AE" w:bidi="ar_AE"/>
+        </w:rPr>
         <w:t>"</w:t>
       </w:r>
       <w:r>
@@ -37789,6 +42770,23 @@
           <w:b/>
           <w:lang w:val="ar_AE" w:bidi="ar_AE"/>
         </w:rPr>
+        <w:t>ἐξαγοραζόμενοι τὸν καιρόν</w:t>
+      </w:r>
+    </w:p>
+    <w:p>
+      <w:pPr>
+        <w:bidi/>
+      </w:pPr>
+      <w:r>
+        <w:rPr>
+          <w:lang w:val="ar_AE" w:bidi="ar_AE"/>
+        </w:rPr>
+      </w:r>
+      <w:r>
+        <w:rPr>
+          <w:b/>
+          <w:lang w:val="ar_AE" w:bidi="ar_AE"/>
+        </w:rPr>
         <w:t>"</w:t>
       </w:r>
       <w:r>
@@ -37908,6 +42906,23 @@
           <w:b/>
           <w:lang w:val="ar_AE" w:bidi="ar_AE"/>
         </w:rPr>
+        <w:t>ὅτι αἱ ἡμέραι πονηραί εἰσιν</w:t>
+      </w:r>
+    </w:p>
+    <w:p>
+      <w:pPr>
+        <w:bidi/>
+      </w:pPr>
+      <w:r>
+        <w:rPr>
+          <w:lang w:val="ar_AE" w:bidi="ar_AE"/>
+        </w:rPr>
+      </w:r>
+      <w:r>
+        <w:rPr>
+          <w:b/>
+          <w:lang w:val="ar_AE" w:bidi="ar_AE"/>
+        </w:rPr>
         <w:t>"</w:t>
       </w:r>
       <w:r>
@@ -38027,6 +43042,23 @@
           <w:b/>
           <w:lang w:val="ar_AE" w:bidi="ar_AE"/>
         </w:rPr>
+        <w:t>ὅτι</w:t>
+      </w:r>
+    </w:p>
+    <w:p>
+      <w:pPr>
+        <w:bidi/>
+      </w:pPr>
+      <w:r>
+        <w:rPr>
+          <w:lang w:val="ar_AE" w:bidi="ar_AE"/>
+        </w:rPr>
+      </w:r>
+      <w:r>
+        <w:rPr>
+          <w:b/>
+          <w:lang w:val="ar_AE" w:bidi="ar_AE"/>
+        </w:rPr>
         <w:t>"</w:t>
       </w:r>
       <w:r>
@@ -38146,6 +43178,23 @@
           <w:b/>
           <w:lang w:val="ar_AE" w:bidi="ar_AE"/>
         </w:rPr>
+        <w:t>διὰ τοῦτο</w:t>
+      </w:r>
+    </w:p>
+    <w:p>
+      <w:pPr>
+        <w:bidi/>
+      </w:pPr>
+      <w:r>
+        <w:rPr>
+          <w:lang w:val="ar_AE" w:bidi="ar_AE"/>
+        </w:rPr>
+      </w:r>
+      <w:r>
+        <w:rPr>
+          <w:b/>
+          <w:lang w:val="ar_AE" w:bidi="ar_AE"/>
+        </w:rPr>
         <w:t>"</w:t>
       </w:r>
       <w:r>
@@ -38265,6 +43314,23 @@
           <w:b/>
           <w:lang w:val="ar_AE" w:bidi="ar_AE"/>
         </w:rPr>
+        <w:t>ἀλλὰ</w:t>
+      </w:r>
+    </w:p>
+    <w:p>
+      <w:pPr>
+        <w:bidi/>
+      </w:pPr>
+      <w:r>
+        <w:rPr>
+          <w:lang w:val="ar_AE" w:bidi="ar_AE"/>
+        </w:rPr>
+      </w:r>
+      <w:r>
+        <w:rPr>
+          <w:b/>
+          <w:lang w:val="ar_AE" w:bidi="ar_AE"/>
+        </w:rPr>
         <w:t>"</w:t>
       </w:r>
       <w:r>
@@ -38552,6 +43618,23 @@
           <w:b/>
           <w:lang w:val="ar_AE" w:bidi="ar_AE"/>
         </w:rPr>
+        <w:t>ἐν ᾧ ἐστιν ἀσωτία</w:t>
+      </w:r>
+    </w:p>
+    <w:p>
+      <w:pPr>
+        <w:bidi/>
+      </w:pPr>
+      <w:r>
+        <w:rPr>
+          <w:lang w:val="ar_AE" w:bidi="ar_AE"/>
+        </w:rPr>
+      </w:r>
+      <w:r>
+        <w:rPr>
+          <w:b/>
+          <w:lang w:val="ar_AE" w:bidi="ar_AE"/>
+        </w:rPr>
         <w:t>"</w:t>
       </w:r>
       <w:r>
@@ -38671,6 +43754,23 @@
           <w:b/>
           <w:lang w:val="ar_AE" w:bidi="ar_AE"/>
         </w:rPr>
+        <w:t>ἀλλὰ πληροῦσθε ἐν Πνεύματι</w:t>
+      </w:r>
+    </w:p>
+    <w:p>
+      <w:pPr>
+        <w:bidi/>
+      </w:pPr>
+      <w:r>
+        <w:rPr>
+          <w:lang w:val="ar_AE" w:bidi="ar_AE"/>
+        </w:rPr>
+      </w:r>
+      <w:r>
+        <w:rPr>
+          <w:b/>
+          <w:lang w:val="ar_AE" w:bidi="ar_AE"/>
+        </w:rPr>
         <w:t>"</w:t>
       </w:r>
       <w:r>
@@ -38755,6 +43855,23 @@
           <w:b/>
           <w:lang w:val="ar_AE" w:bidi="ar_AE"/>
         </w:rPr>
+        <w:t>ἀλλὰ</w:t>
+      </w:r>
+    </w:p>
+    <w:p>
+      <w:pPr>
+        <w:bidi/>
+      </w:pPr>
+      <w:r>
+        <w:rPr>
+          <w:lang w:val="ar_AE" w:bidi="ar_AE"/>
+        </w:rPr>
+      </w:r>
+      <w:r>
+        <w:rPr>
+          <w:b/>
+          <w:lang w:val="ar_AE" w:bidi="ar_AE"/>
+        </w:rPr>
         <w:t>"</w:t>
       </w:r>
       <w:r>
@@ -38874,6 +43991,23 @@
           <w:b/>
           <w:lang w:val="ar_AE" w:bidi="ar_AE"/>
         </w:rPr>
+        <w:t>ψαλμοῖς, καὶ ὕμνοις, καὶ ᾠδαῖς πνευματικαῖς</w:t>
+      </w:r>
+    </w:p>
+    <w:p>
+      <w:pPr>
+        <w:bidi/>
+      </w:pPr>
+      <w:r>
+        <w:rPr>
+          <w:lang w:val="ar_AE" w:bidi="ar_AE"/>
+        </w:rPr>
+      </w:r>
+      <w:r>
+        <w:rPr>
+          <w:b/>
+          <w:lang w:val="ar_AE" w:bidi="ar_AE"/>
+        </w:rPr>
         <w:t>"</w:t>
       </w:r>
       <w:r>
@@ -39070,6 +44204,23 @@
           <w:b/>
           <w:lang w:val="ar_AE" w:bidi="ar_AE"/>
         </w:rPr>
+        <w:t>ὕμνοις</w:t>
+      </w:r>
+    </w:p>
+    <w:p>
+      <w:pPr>
+        <w:bidi/>
+      </w:pPr>
+      <w:r>
+        <w:rPr>
+          <w:lang w:val="ar_AE" w:bidi="ar_AE"/>
+        </w:rPr>
+      </w:r>
+      <w:r>
+        <w:rPr>
+          <w:b/>
+          <w:lang w:val="ar_AE" w:bidi="ar_AE"/>
+        </w:rPr>
         <w:t>"</w:t>
       </w:r>
       <w:r>
@@ -39167,6 +44318,23 @@
           <w:b/>
           <w:lang w:val="ar_AE" w:bidi="ar_AE"/>
         </w:rPr>
+        <w:t>ᾠδαῖς πνευματικαῖς</w:t>
+      </w:r>
+    </w:p>
+    <w:p>
+      <w:pPr>
+        <w:bidi/>
+      </w:pPr>
+      <w:r>
+        <w:rPr>
+          <w:lang w:val="ar_AE" w:bidi="ar_AE"/>
+        </w:rPr>
+      </w:r>
+      <w:r>
+        <w:rPr>
+          <w:b/>
+          <w:lang w:val="ar_AE" w:bidi="ar_AE"/>
+        </w:rPr>
         <w:t>"</w:t>
       </w:r>
       <w:r>
@@ -39286,6 +44454,23 @@
           <w:b/>
           <w:lang w:val="ar_AE" w:bidi="ar_AE"/>
         </w:rPr>
+        <w:t>τῇ καρδίᾳ ὑμῶν</w:t>
+      </w:r>
+    </w:p>
+    <w:p>
+      <w:pPr>
+        <w:bidi/>
+      </w:pPr>
+      <w:r>
+        <w:rPr>
+          <w:lang w:val="ar_AE" w:bidi="ar_AE"/>
+        </w:rPr>
+      </w:r>
+      <w:r>
+        <w:rPr>
+          <w:b/>
+          <w:lang w:val="ar_AE" w:bidi="ar_AE"/>
+        </w:rPr>
         <w:t>"</w:t>
       </w:r>
       <w:r>
@@ -39405,6 +44590,23 @@
           <w:b/>
           <w:lang w:val="ar_AE" w:bidi="ar_AE"/>
         </w:rPr>
+        <w:t>ἐν ὀνόματι τοῦ Κυρίου ἡμῶν, Ἰησοῦ Χριστοῦ</w:t>
+      </w:r>
+    </w:p>
+    <w:p>
+      <w:pPr>
+        <w:bidi/>
+      </w:pPr>
+      <w:r>
+        <w:rPr>
+          <w:lang w:val="ar_AE" w:bidi="ar_AE"/>
+        </w:rPr>
+      </w:r>
+      <w:r>
+        <w:rPr>
+          <w:b/>
+          <w:lang w:val="ar_AE" w:bidi="ar_AE"/>
+        </w:rPr>
         <w:t>"</w:t>
       </w:r>
       <w:r>
@@ -39508,6 +44710,23 @@
         <w:rPr>
           <w:lang w:val="ar_AE" w:bidi="ar_AE"/>
         </w:rPr>
+      </w:r>
+    </w:p>
+    <w:p>
+      <w:pPr>
+        <w:bidi/>
+      </w:pPr>
+      <w:r>
+        <w:rPr>
+          <w:lang w:val="ar_AE" w:bidi="ar_AE"/>
+        </w:rPr>
+      </w:r>
+      <w:r>
+        <w:rPr>
+          <w:b/>
+          <w:lang w:val="ar_AE" w:bidi="ar_AE"/>
+        </w:rPr>
+        <w:t>τῷ Θεῷ καὶ Πατρί</w:t>
       </w:r>
     </w:p>
     <w:p>
@@ -39710,6 +44929,23 @@
           <w:b/>
           <w:lang w:val="ar_AE" w:bidi="ar_AE"/>
         </w:rPr>
+        <w:t>ὅτι</w:t>
+      </w:r>
+    </w:p>
+    <w:p>
+      <w:pPr>
+        <w:bidi/>
+      </w:pPr>
+      <w:r>
+        <w:rPr>
+          <w:lang w:val="ar_AE" w:bidi="ar_AE"/>
+        </w:rPr>
+      </w:r>
+      <w:r>
+        <w:rPr>
+          <w:b/>
+          <w:lang w:val="ar_AE" w:bidi="ar_AE"/>
+        </w:rPr>
         <w:t>"</w:t>
       </w:r>
       <w:r>
@@ -39829,6 +45065,23 @@
           <w:b/>
           <w:lang w:val="ar_AE" w:bidi="ar_AE"/>
         </w:rPr>
+        <w:t>κεφαλὴ τῆς γυναικὸς &amp; κεφαλὴ τῆς ἐκκλησίας</w:t>
+      </w:r>
+    </w:p>
+    <w:p>
+      <w:pPr>
+        <w:bidi/>
+      </w:pPr>
+      <w:r>
+        <w:rPr>
+          <w:lang w:val="ar_AE" w:bidi="ar_AE"/>
+        </w:rPr>
+      </w:r>
+      <w:r>
+        <w:rPr>
+          <w:b/>
+          <w:lang w:val="ar_AE" w:bidi="ar_AE"/>
+        </w:rPr>
         <w:t>"</w:t>
       </w:r>
       <w:r>
@@ -39962,6 +45215,23 @@
           <w:b/>
           <w:lang w:val="ar_AE" w:bidi="ar_AE"/>
         </w:rPr>
+        <w:t>τοῦ σώματος</w:t>
+      </w:r>
+    </w:p>
+    <w:p>
+      <w:pPr>
+        <w:bidi/>
+      </w:pPr>
+      <w:r>
+        <w:rPr>
+          <w:lang w:val="ar_AE" w:bidi="ar_AE"/>
+        </w:rPr>
+      </w:r>
+      <w:r>
+        <w:rPr>
+          <w:b/>
+          <w:lang w:val="ar_AE" w:bidi="ar_AE"/>
+        </w:rPr>
         <w:t>"</w:t>
       </w:r>
       <w:r>
@@ -40266,6 +45536,23 @@
           <w:b/>
           <w:lang w:val="ar_AE" w:bidi="ar_AE"/>
         </w:rPr>
+        <w:t>ἑαυτὸν παρέδωκεν</w:t>
+      </w:r>
+    </w:p>
+    <w:p>
+      <w:pPr>
+        <w:bidi/>
+      </w:pPr>
+      <w:r>
+        <w:rPr>
+          <w:lang w:val="ar_AE" w:bidi="ar_AE"/>
+        </w:rPr>
+      </w:r>
+      <w:r>
+        <w:rPr>
+          <w:b/>
+          <w:lang w:val="ar_AE" w:bidi="ar_AE"/>
+        </w:rPr>
         <w:t>"</w:t>
       </w:r>
       <w:r>
@@ -40350,6 +45637,23 @@
           <w:b/>
           <w:lang w:val="ar_AE" w:bidi="ar_AE"/>
         </w:rPr>
+        <w:t>ὑπὲρ αὐτῆς</w:t>
+      </w:r>
+    </w:p>
+    <w:p>
+      <w:pPr>
+        <w:bidi/>
+      </w:pPr>
+      <w:r>
+        <w:rPr>
+          <w:lang w:val="ar_AE" w:bidi="ar_AE"/>
+        </w:rPr>
+      </w:r>
+      <w:r>
+        <w:rPr>
+          <w:b/>
+          <w:lang w:val="ar_AE" w:bidi="ar_AE"/>
+        </w:rPr>
         <w:t>"</w:t>
       </w:r>
       <w:r>
@@ -40456,6 +45760,23 @@
           <w:b/>
           <w:lang w:val="ar_AE" w:bidi="ar_AE"/>
         </w:rPr>
+        <w:t>ἵνα</w:t>
+      </w:r>
+    </w:p>
+    <w:p>
+      <w:pPr>
+        <w:bidi/>
+      </w:pPr>
+      <w:r>
+        <w:rPr>
+          <w:lang w:val="ar_AE" w:bidi="ar_AE"/>
+        </w:rPr>
+      </w:r>
+      <w:r>
+        <w:rPr>
+          <w:b/>
+          <w:lang w:val="ar_AE" w:bidi="ar_AE"/>
+        </w:rPr>
         <w:t>"</w:t>
       </w:r>
       <w:r>
@@ -40575,6 +45896,23 @@
           <w:b/>
           <w:lang w:val="ar_AE" w:bidi="ar_AE"/>
         </w:rPr>
+        <w:t>αὐτὴν ἁγιάσῃ, καθαρίσας</w:t>
+      </w:r>
+    </w:p>
+    <w:p>
+      <w:pPr>
+        <w:bidi/>
+      </w:pPr>
+      <w:r>
+        <w:rPr>
+          <w:lang w:val="ar_AE" w:bidi="ar_AE"/>
+        </w:rPr>
+      </w:r>
+      <w:r>
+        <w:rPr>
+          <w:b/>
+          <w:lang w:val="ar_AE" w:bidi="ar_AE"/>
+        </w:rPr>
         <w:t>"</w:t>
       </w:r>
       <w:r>
@@ -40681,6 +46019,23 @@
           <w:b/>
           <w:lang w:val="ar_AE" w:bidi="ar_AE"/>
         </w:rPr>
+        <w:t>καθαρίσας τῷ λουτρῷ τοῦ ὕδατος ἐν ῥήματι</w:t>
+      </w:r>
+    </w:p>
+    <w:p>
+      <w:pPr>
+        <w:bidi/>
+      </w:pPr>
+      <w:r>
+        <w:rPr>
+          <w:lang w:val="ar_AE" w:bidi="ar_AE"/>
+        </w:rPr>
+      </w:r>
+      <w:r>
+        <w:rPr>
+          <w:b/>
+          <w:lang w:val="ar_AE" w:bidi="ar_AE"/>
+        </w:rPr>
         <w:t>"</w:t>
       </w:r>
       <w:r>
@@ -40826,6 +46181,23 @@
           <w:b/>
           <w:lang w:val="ar_AE" w:bidi="ar_AE"/>
         </w:rPr>
+        <w:t>ἵνα</w:t>
+      </w:r>
+    </w:p>
+    <w:p>
+      <w:pPr>
+        <w:bidi/>
+      </w:pPr>
+      <w:r>
+        <w:rPr>
+          <w:lang w:val="ar_AE" w:bidi="ar_AE"/>
+        </w:rPr>
+      </w:r>
+      <w:r>
+        <w:rPr>
+          <w:b/>
+          <w:lang w:val="ar_AE" w:bidi="ar_AE"/>
+        </w:rPr>
         <w:t>"</w:t>
       </w:r>
       <w:r>
@@ -40945,6 +46317,23 @@
           <w:b/>
           <w:lang w:val="ar_AE" w:bidi="ar_AE"/>
         </w:rPr>
+        <w:t>μὴ ἔχουσαν σπίλον, ἢ ῥυτίδα</w:t>
+      </w:r>
+    </w:p>
+    <w:p>
+      <w:pPr>
+        <w:bidi/>
+      </w:pPr>
+      <w:r>
+        <w:rPr>
+          <w:lang w:val="ar_AE" w:bidi="ar_AE"/>
+        </w:rPr>
+      </w:r>
+      <w:r>
+        <w:rPr>
+          <w:b/>
+          <w:lang w:val="ar_AE" w:bidi="ar_AE"/>
+        </w:rPr>
         <w:t>"</w:t>
       </w:r>
       <w:r>
@@ -41183,6 +46572,23 @@
           <w:b/>
           <w:lang w:val="ar_AE" w:bidi="ar_AE"/>
         </w:rPr>
+        <w:t>ἀλλ’</w:t>
+      </w:r>
+    </w:p>
+    <w:p>
+      <w:pPr>
+        <w:bidi/>
+      </w:pPr>
+      <w:r>
+        <w:rPr>
+          <w:lang w:val="ar_AE" w:bidi="ar_AE"/>
+        </w:rPr>
+      </w:r>
+      <w:r>
+        <w:rPr>
+          <w:b/>
+          <w:lang w:val="ar_AE" w:bidi="ar_AE"/>
+        </w:rPr>
         <w:t>"</w:t>
       </w:r>
       <w:r>
@@ -41302,6 +46708,23 @@
           <w:b/>
           <w:lang w:val="ar_AE" w:bidi="ar_AE"/>
         </w:rPr>
+        <w:t>ἵνα</w:t>
+      </w:r>
+    </w:p>
+    <w:p>
+      <w:pPr>
+        <w:bidi/>
+      </w:pPr>
+      <w:r>
+        <w:rPr>
+          <w:lang w:val="ar_AE" w:bidi="ar_AE"/>
+        </w:rPr>
+      </w:r>
+      <w:r>
+        <w:rPr>
+          <w:b/>
+          <w:lang w:val="ar_AE" w:bidi="ar_AE"/>
+        </w:rPr>
         <w:t>"</w:t>
       </w:r>
       <w:r>
@@ -41421,6 +46844,23 @@
           <w:b/>
           <w:lang w:val="ar_AE" w:bidi="ar_AE"/>
         </w:rPr>
+        <w:t>ἁγία καὶ ἄμωμος</w:t>
+      </w:r>
+    </w:p>
+    <w:p>
+      <w:pPr>
+        <w:bidi/>
+      </w:pPr>
+      <w:r>
+        <w:rPr>
+          <w:lang w:val="ar_AE" w:bidi="ar_AE"/>
+        </w:rPr>
+      </w:r>
+      <w:r>
+        <w:rPr>
+          <w:b/>
+          <w:lang w:val="ar_AE" w:bidi="ar_AE"/>
+        </w:rPr>
         <w:t>"</w:t>
       </w:r>
       <w:r>
@@ -41553,6 +46993,23 @@
           <w:b/>
           <w:lang w:val="ar_AE" w:bidi="ar_AE"/>
         </w:rPr>
+        <w:t>ὡς τὰ ἑαυτῶν σώματα</w:t>
+      </w:r>
+    </w:p>
+    <w:p>
+      <w:pPr>
+        <w:bidi/>
+      </w:pPr>
+      <w:r>
+        <w:rPr>
+          <w:lang w:val="ar_AE" w:bidi="ar_AE"/>
+        </w:rPr>
+      </w:r>
+      <w:r>
+        <w:rPr>
+          <w:b/>
+          <w:lang w:val="ar_AE" w:bidi="ar_AE"/>
+        </w:rPr>
         <w:t>"</w:t>
       </w:r>
       <w:r>
@@ -41672,6 +47129,23 @@
           <w:b/>
           <w:lang w:val="ar_AE" w:bidi="ar_AE"/>
         </w:rPr>
+        <w:t>ἀλλὰ ἐκτρέφει</w:t>
+      </w:r>
+    </w:p>
+    <w:p>
+      <w:pPr>
+        <w:bidi/>
+      </w:pPr>
+      <w:r>
+        <w:rPr>
+          <w:lang w:val="ar_AE" w:bidi="ar_AE"/>
+        </w:rPr>
+      </w:r>
+      <w:r>
+        <w:rPr>
+          <w:b/>
+          <w:lang w:val="ar_AE" w:bidi="ar_AE"/>
+        </w:rPr>
         <w:t>"</w:t>
       </w:r>
       <w:r>
@@ -41756,6 +47230,23 @@
           <w:b/>
           <w:lang w:val="ar_AE" w:bidi="ar_AE"/>
         </w:rPr>
+        <w:t>ἀλλὰ</w:t>
+      </w:r>
+    </w:p>
+    <w:p>
+      <w:pPr>
+        <w:bidi/>
+      </w:pPr>
+      <w:r>
+        <w:rPr>
+          <w:lang w:val="ar_AE" w:bidi="ar_AE"/>
+        </w:rPr>
+      </w:r>
+      <w:r>
+        <w:rPr>
+          <w:b/>
+          <w:lang w:val="ar_AE" w:bidi="ar_AE"/>
+        </w:rPr>
         <w:t>"لكن"</w:t>
       </w:r>
     </w:p>
@@ -41861,6 +47352,23 @@
           <w:b/>
           <w:lang w:val="ar_AE" w:bidi="ar_AE"/>
         </w:rPr>
+        <w:t>ὅτι</w:t>
+      </w:r>
+    </w:p>
+    <w:p>
+      <w:pPr>
+        <w:bidi/>
+      </w:pPr>
+      <w:r>
+        <w:rPr>
+          <w:lang w:val="ar_AE" w:bidi="ar_AE"/>
+        </w:rPr>
+      </w:r>
+      <w:r>
+        <w:rPr>
+          <w:b/>
+          <w:lang w:val="ar_AE" w:bidi="ar_AE"/>
+        </w:rPr>
         <w:t>"</w:t>
       </w:r>
       <w:r>
@@ -41980,6 +47488,23 @@
           <w:b/>
           <w:lang w:val="ar_AE" w:bidi="ar_AE"/>
         </w:rPr>
+        <w:t>μέλη ἐσμὲν τοῦ σώματος αὐτοῦ</w:t>
+      </w:r>
+    </w:p>
+    <w:p>
+      <w:pPr>
+        <w:bidi/>
+      </w:pPr>
+      <w:r>
+        <w:rPr>
+          <w:lang w:val="ar_AE" w:bidi="ar_AE"/>
+        </w:rPr>
+      </w:r>
+      <w:r>
+        <w:rPr>
+          <w:b/>
+          <w:lang w:val="ar_AE" w:bidi="ar_AE"/>
+        </w:rPr>
         <w:t>"</w:t>
       </w:r>
       <w:r>
@@ -42267,6 +47792,23 @@
           <w:b/>
           <w:lang w:val="ar_AE" w:bidi="ar_AE"/>
         </w:rPr>
+        <w:t>ἀντὶ τούτου</w:t>
+      </w:r>
+    </w:p>
+    <w:p>
+      <w:pPr>
+        <w:bidi/>
+      </w:pPr>
+      <w:r>
+        <w:rPr>
+          <w:lang w:val="ar_AE" w:bidi="ar_AE"/>
+        </w:rPr>
+      </w:r>
+      <w:r>
+        <w:rPr>
+          <w:b/>
+          <w:lang w:val="ar_AE" w:bidi="ar_AE"/>
+        </w:rPr>
         <w:t>"</w:t>
       </w:r>
       <w:r>
@@ -42554,6 +48096,23 @@
           <w:b/>
           <w:lang w:val="ar_AE" w:bidi="ar_AE"/>
         </w:rPr>
+        <w:t>γάρ</w:t>
+      </w:r>
+    </w:p>
+    <w:p>
+      <w:pPr>
+        <w:bidi/>
+      </w:pPr>
+      <w:r>
+        <w:rPr>
+          <w:lang w:val="ar_AE" w:bidi="ar_AE"/>
+        </w:rPr>
+      </w:r>
+      <w:r>
+        <w:rPr>
+          <w:b/>
+          <w:lang w:val="ar_AE" w:bidi="ar_AE"/>
+        </w:rPr>
         <w:t>"</w:t>
       </w:r>
       <w:r>
@@ -42778,6 +48337,23 @@
           <w:b/>
           <w:lang w:val="ar_AE" w:bidi="ar_AE"/>
         </w:rPr>
+        <w:t>ἵνα</w:t>
+      </w:r>
+    </w:p>
+    <w:p>
+      <w:pPr>
+        <w:bidi/>
+      </w:pPr>
+      <w:r>
+        <w:rPr>
+          <w:lang w:val="ar_AE" w:bidi="ar_AE"/>
+        </w:rPr>
+      </w:r>
+      <w:r>
+        <w:rPr>
+          <w:b/>
+          <w:lang w:val="ar_AE" w:bidi="ar_AE"/>
+        </w:rPr>
         <w:t>"</w:t>
       </w:r>
       <w:r>
@@ -42897,6 +48473,23 @@
           <w:b/>
           <w:lang w:val="ar_AE" w:bidi="ar_AE"/>
         </w:rPr>
+        <w:t>μὴ παροργίζετε τὰ τέκνα ὑμῶν</w:t>
+      </w:r>
+    </w:p>
+    <w:p>
+      <w:pPr>
+        <w:bidi/>
+      </w:pPr>
+      <w:r>
+        <w:rPr>
+          <w:lang w:val="ar_AE" w:bidi="ar_AE"/>
+        </w:rPr>
+      </w:r>
+      <w:r>
+        <w:rPr>
+          <w:b/>
+          <w:lang w:val="ar_AE" w:bidi="ar_AE"/>
+        </w:rPr>
         <w:t>"</w:t>
       </w:r>
       <w:r>
@@ -42981,6 +48574,23 @@
           <w:b/>
           <w:lang w:val="ar_AE" w:bidi="ar_AE"/>
         </w:rPr>
+        <w:t>ἀλλὰ</w:t>
+      </w:r>
+    </w:p>
+    <w:p>
+      <w:pPr>
+        <w:bidi/>
+      </w:pPr>
+      <w:r>
+        <w:rPr>
+          <w:lang w:val="ar_AE" w:bidi="ar_AE"/>
+        </w:rPr>
+      </w:r>
+      <w:r>
+        <w:rPr>
+          <w:b/>
+          <w:lang w:val="ar_AE" w:bidi="ar_AE"/>
+        </w:rPr>
         <w:t>"</w:t>
       </w:r>
       <w:r>
@@ -43100,6 +48710,23 @@
           <w:b/>
           <w:lang w:val="ar_AE" w:bidi="ar_AE"/>
         </w:rPr>
+        <w:t>ἐκτρέφετε αὐτὰ ἐν παιδείᾳ καὶ νουθεσίᾳ Κυρίου</w:t>
+      </w:r>
+    </w:p>
+    <w:p>
+      <w:pPr>
+        <w:bidi/>
+      </w:pPr>
+      <w:r>
+        <w:rPr>
+          <w:lang w:val="ar_AE" w:bidi="ar_AE"/>
+        </w:rPr>
+      </w:r>
+      <w:r>
+        <w:rPr>
+          <w:b/>
+          <w:lang w:val="ar_AE" w:bidi="ar_AE"/>
+        </w:rPr>
         <w:t>"</w:t>
       </w:r>
       <w:r>
@@ -43232,6 +48859,23 @@
           <w:b/>
           <w:lang w:val="ar_AE" w:bidi="ar_AE"/>
         </w:rPr>
+        <w:t>φόβου καὶ τρόμου</w:t>
+      </w:r>
+    </w:p>
+    <w:p>
+      <w:pPr>
+        <w:bidi/>
+      </w:pPr>
+      <w:r>
+        <w:rPr>
+          <w:lang w:val="ar_AE" w:bidi="ar_AE"/>
+        </w:rPr>
+      </w:r>
+      <w:r>
+        <w:rPr>
+          <w:b/>
+          <w:lang w:val="ar_AE" w:bidi="ar_AE"/>
+        </w:rPr>
         <w:t>"</w:t>
       </w:r>
       <w:r>
@@ -43351,6 +48995,23 @@
           <w:b/>
           <w:lang w:val="ar_AE" w:bidi="ar_AE"/>
         </w:rPr>
+        <w:t>καὶ τρόμου</w:t>
+      </w:r>
+    </w:p>
+    <w:p>
+      <w:pPr>
+        <w:bidi/>
+      </w:pPr>
+      <w:r>
+        <w:rPr>
+          <w:lang w:val="ar_AE" w:bidi="ar_AE"/>
+        </w:rPr>
+      </w:r>
+      <w:r>
+        <w:rPr>
+          <w:b/>
+          <w:lang w:val="ar_AE" w:bidi="ar_AE"/>
+        </w:rPr>
         <w:t>"</w:t>
       </w:r>
       <w:r>
@@ -43470,6 +49131,23 @@
           <w:b/>
           <w:lang w:val="ar_AE" w:bidi="ar_AE"/>
         </w:rPr>
+        <w:t>ἐν ἁπλότητι τῆς καρδίας ὑμῶν</w:t>
+      </w:r>
+    </w:p>
+    <w:p>
+      <w:pPr>
+        <w:bidi/>
+      </w:pPr>
+      <w:r>
+        <w:rPr>
+          <w:lang w:val="ar_AE" w:bidi="ar_AE"/>
+        </w:rPr>
+      </w:r>
+      <w:r>
+        <w:rPr>
+          <w:b/>
+          <w:lang w:val="ar_AE" w:bidi="ar_AE"/>
+        </w:rPr>
         <w:t>"</w:t>
       </w:r>
       <w:r>
@@ -43589,6 +49267,23 @@
           <w:b/>
           <w:lang w:val="ar_AE" w:bidi="ar_AE"/>
         </w:rPr>
+        <w:t>ἐν ἁπλότητι</w:t>
+      </w:r>
+    </w:p>
+    <w:p>
+      <w:pPr>
+        <w:bidi/>
+      </w:pPr>
+      <w:r>
+        <w:rPr>
+          <w:lang w:val="ar_AE" w:bidi="ar_AE"/>
+        </w:rPr>
+      </w:r>
+      <w:r>
+        <w:rPr>
+          <w:b/>
+          <w:lang w:val="ar_AE" w:bidi="ar_AE"/>
+        </w:rPr>
         <w:t>"</w:t>
       </w:r>
       <w:r>
@@ -43708,6 +49403,23 @@
           <w:b/>
           <w:lang w:val="ar_AE" w:bidi="ar_AE"/>
         </w:rPr>
+        <w:t>ὡς τῷ Χριστῷ</w:t>
+      </w:r>
+    </w:p>
+    <w:p>
+      <w:pPr>
+        <w:bidi/>
+      </w:pPr>
+      <w:r>
+        <w:rPr>
+          <w:lang w:val="ar_AE" w:bidi="ar_AE"/>
+        </w:rPr>
+      </w:r>
+      <w:r>
+        <w:rPr>
+          <w:b/>
+          <w:lang w:val="ar_AE" w:bidi="ar_AE"/>
+        </w:rPr>
         <w:t>"</w:t>
       </w:r>
       <w:r>
@@ -43814,6 +49526,23 @@
           <w:b/>
           <w:lang w:val="ar_AE" w:bidi="ar_AE"/>
         </w:rPr>
+        <w:t>ἀλλ’</w:t>
+      </w:r>
+    </w:p>
+    <w:p>
+      <w:pPr>
+        <w:bidi/>
+      </w:pPr>
+      <w:r>
+        <w:rPr>
+          <w:lang w:val="ar_AE" w:bidi="ar_AE"/>
+        </w:rPr>
+      </w:r>
+      <w:r>
+        <w:rPr>
+          <w:b/>
+          <w:lang w:val="ar_AE" w:bidi="ar_AE"/>
+        </w:rPr>
         <w:t>"</w:t>
       </w:r>
       <w:r>
@@ -43933,6 +49662,23 @@
           <w:b/>
           <w:lang w:val="ar_AE" w:bidi="ar_AE"/>
         </w:rPr>
+        <w:t>ὡς δοῦλοι Χριστοῦ</w:t>
+      </w:r>
+    </w:p>
+    <w:p>
+      <w:pPr>
+        <w:bidi/>
+      </w:pPr>
+      <w:r>
+        <w:rPr>
+          <w:lang w:val="ar_AE" w:bidi="ar_AE"/>
+        </w:rPr>
+      </w:r>
+      <w:r>
+        <w:rPr>
+          <w:b/>
+          <w:lang w:val="ar_AE" w:bidi="ar_AE"/>
+        </w:rPr>
         <w:t>"</w:t>
       </w:r>
       <w:r>
@@ -44017,6 +49763,23 @@
           <w:b/>
           <w:lang w:val="ar_AE" w:bidi="ar_AE"/>
         </w:rPr>
+        <w:t>ἐκ ψυχῆς</w:t>
+      </w:r>
+    </w:p>
+    <w:p>
+      <w:pPr>
+        <w:bidi/>
+      </w:pPr>
+      <w:r>
+        <w:rPr>
+          <w:lang w:val="ar_AE" w:bidi="ar_AE"/>
+        </w:rPr>
+      </w:r>
+      <w:r>
+        <w:rPr>
+          <w:b/>
+          <w:lang w:val="ar_AE" w:bidi="ar_AE"/>
+        </w:rPr>
         <w:t>"</w:t>
       </w:r>
       <w:r>
@@ -44120,6 +49883,23 @@
         <w:rPr>
           <w:lang w:val="ar_AE" w:bidi="ar_AE"/>
         </w:rPr>
+      </w:r>
+    </w:p>
+    <w:p>
+      <w:pPr>
+        <w:bidi/>
+      </w:pPr>
+      <w:r>
+        <w:rPr>
+          <w:lang w:val="ar_AE" w:bidi="ar_AE"/>
+        </w:rPr>
+      </w:r>
+      <w:r>
+        <w:rPr>
+          <w:b/>
+          <w:lang w:val="ar_AE" w:bidi="ar_AE"/>
+        </w:rPr>
+        <w:t>τὰ αὐτὰ ποιεῖτε πρὸς αὐτούς</w:t>
       </w:r>
     </w:p>
     <w:p>
@@ -44285,6 +50065,23 @@
           <w:b/>
           <w:lang w:val="ar_AE" w:bidi="ar_AE"/>
         </w:rPr>
+        <w:t>εἰδότες ὅτι καὶ αὐτῶν καὶ ὑμῶν ὁ Κύριός ἐστιν ἐν οὐρανοῖς</w:t>
+      </w:r>
+    </w:p>
+    <w:p>
+      <w:pPr>
+        <w:bidi/>
+      </w:pPr>
+      <w:r>
+        <w:rPr>
+          <w:lang w:val="ar_AE" w:bidi="ar_AE"/>
+        </w:rPr>
+      </w:r>
+      <w:r>
+        <w:rPr>
+          <w:b/>
+          <w:lang w:val="ar_AE" w:bidi="ar_AE"/>
+        </w:rPr>
         <w:t>"</w:t>
       </w:r>
       <w:r>
@@ -44353,6 +50150,23 @@
         <w:rPr>
           <w:lang w:val="ar_AE" w:bidi="ar_AE"/>
         </w:rPr>
+      </w:r>
+    </w:p>
+    <w:p>
+      <w:pPr>
+        <w:bidi/>
+      </w:pPr>
+      <w:r>
+        <w:rPr>
+          <w:lang w:val="ar_AE" w:bidi="ar_AE"/>
+        </w:rPr>
+      </w:r>
+      <w:r>
+        <w:rPr>
+          <w:b/>
+          <w:lang w:val="ar_AE" w:bidi="ar_AE"/>
+        </w:rPr>
+        <w:t>προσωπολημψία οὐκ ἔστιν παρ’ αὐτῷ</w:t>
       </w:r>
     </w:p>
     <w:p>
@@ -44661,6 +50475,23 @@
           <w:b/>
           <w:lang w:val="ar_AE" w:bidi="ar_AE"/>
         </w:rPr>
+        <w:t>ἐνδύσασθε τὴν πανοπλίαν τοῦ Θεοῦ, πρὸς τὸ δύνασθαι ὑμᾶς στῆναι πρὸς τὰς μεθοδίας τοῦ διαβόλου</w:t>
+      </w:r>
+    </w:p>
+    <w:p>
+      <w:pPr>
+        <w:bidi/>
+      </w:pPr>
+      <w:r>
+        <w:rPr>
+          <w:lang w:val="ar_AE" w:bidi="ar_AE"/>
+        </w:rPr>
+      </w:r>
+      <w:r>
+        <w:rPr>
+          <w:b/>
+          <w:lang w:val="ar_AE" w:bidi="ar_AE"/>
+        </w:rPr>
         <w:t>"</w:t>
       </w:r>
       <w:r>
@@ -44793,6 +50624,23 @@
           <w:b/>
           <w:lang w:val="ar_AE" w:bidi="ar_AE"/>
         </w:rPr>
+        <w:t>τὰς μεθοδίας</w:t>
+      </w:r>
+    </w:p>
+    <w:p>
+      <w:pPr>
+        <w:bidi/>
+      </w:pPr>
+      <w:r>
+        <w:rPr>
+          <w:lang w:val="ar_AE" w:bidi="ar_AE"/>
+        </w:rPr>
+      </w:r>
+      <w:r>
+        <w:rPr>
+          <w:b/>
+          <w:lang w:val="ar_AE" w:bidi="ar_AE"/>
+        </w:rPr>
         <w:t>"</w:t>
       </w:r>
       <w:r>
@@ -44877,6 +50725,23 @@
           <w:b/>
           <w:lang w:val="ar_AE" w:bidi="ar_AE"/>
         </w:rPr>
+        <w:t>ὅτι</w:t>
+      </w:r>
+    </w:p>
+    <w:p>
+      <w:pPr>
+        <w:bidi/>
+      </w:pPr>
+      <w:r>
+        <w:rPr>
+          <w:lang w:val="ar_AE" w:bidi="ar_AE"/>
+        </w:rPr>
+      </w:r>
+      <w:r>
+        <w:rPr>
+          <w:b/>
+          <w:lang w:val="ar_AE" w:bidi="ar_AE"/>
+        </w:rPr>
         <w:t>"</w:t>
       </w:r>
       <w:r>
@@ -45009,6 +50874,23 @@
           <w:b/>
           <w:lang w:val="ar_AE" w:bidi="ar_AE"/>
         </w:rPr>
+        <w:t>αἷμα καὶ σάρκα</w:t>
+      </w:r>
+    </w:p>
+    <w:p>
+      <w:pPr>
+        <w:bidi/>
+      </w:pPr>
+      <w:r>
+        <w:rPr>
+          <w:lang w:val="ar_AE" w:bidi="ar_AE"/>
+        </w:rPr>
+      </w:r>
+      <w:r>
+        <w:rPr>
+          <w:b/>
+          <w:lang w:val="ar_AE" w:bidi="ar_AE"/>
+        </w:rPr>
         <w:t>"</w:t>
       </w:r>
       <w:r>
@@ -45115,6 +50997,23 @@
           <w:b/>
           <w:lang w:val="ar_AE" w:bidi="ar_AE"/>
         </w:rPr>
+        <w:t>ἀλλὰ</w:t>
+      </w:r>
+    </w:p>
+    <w:p>
+      <w:pPr>
+        <w:bidi/>
+      </w:pPr>
+      <w:r>
+        <w:rPr>
+          <w:lang w:val="ar_AE" w:bidi="ar_AE"/>
+        </w:rPr>
+      </w:r>
+      <w:r>
+        <w:rPr>
+          <w:b/>
+          <w:lang w:val="ar_AE" w:bidi="ar_AE"/>
+        </w:rPr>
         <w:t>"</w:t>
       </w:r>
       <w:r>
@@ -45353,6 +51252,23 @@
           <w:b/>
           <w:lang w:val="ar_AE" w:bidi="ar_AE"/>
         </w:rPr>
+        <w:t>τοῦ σκότους τούτου</w:t>
+      </w:r>
+    </w:p>
+    <w:p>
+      <w:pPr>
+        <w:bidi/>
+      </w:pPr>
+      <w:r>
+        <w:rPr>
+          <w:lang w:val="ar_AE" w:bidi="ar_AE"/>
+        </w:rPr>
+      </w:r>
+      <w:r>
+        <w:rPr>
+          <w:b/>
+          <w:lang w:val="ar_AE" w:bidi="ar_AE"/>
+        </w:rPr>
         <w:t>"</w:t>
       </w:r>
       <w:r>
@@ -45472,6 +51388,23 @@
           <w:b/>
           <w:lang w:val="ar_AE" w:bidi="ar_AE"/>
         </w:rPr>
+        <w:t>διὰ τοῦτο, ἀναλάβετε τὴν πανοπλίαν τοῦ Θεοῦ</w:t>
+      </w:r>
+    </w:p>
+    <w:p>
+      <w:pPr>
+        <w:bidi/>
+      </w:pPr>
+      <w:r>
+        <w:rPr>
+          <w:lang w:val="ar_AE" w:bidi="ar_AE"/>
+        </w:rPr>
+      </w:r>
+      <w:r>
+        <w:rPr>
+          <w:b/>
+          <w:lang w:val="ar_AE" w:bidi="ar_AE"/>
+        </w:rPr>
         <w:t>"</w:t>
       </w:r>
       <w:r>
@@ -45604,6 +51537,23 @@
           <w:b/>
           <w:lang w:val="ar_AE" w:bidi="ar_AE"/>
         </w:rPr>
+        <w:t>διὰ τοῦτο</w:t>
+      </w:r>
+    </w:p>
+    <w:p>
+      <w:pPr>
+        <w:bidi/>
+      </w:pPr>
+      <w:r>
+        <w:rPr>
+          <w:lang w:val="ar_AE" w:bidi="ar_AE"/>
+        </w:rPr>
+      </w:r>
+      <w:r>
+        <w:rPr>
+          <w:b/>
+          <w:lang w:val="ar_AE" w:bidi="ar_AE"/>
+        </w:rPr>
         <w:t>"</w:t>
       </w:r>
       <w:r>
@@ -45723,6 +51673,23 @@
           <w:b/>
           <w:lang w:val="ar_AE" w:bidi="ar_AE"/>
         </w:rPr>
+        <w:t>ἵνα δυνηθῆτε ἀντιστῆναι ἐν τῇ ἡμέρᾳ τῇ πονηρᾷ</w:t>
+      </w:r>
+    </w:p>
+    <w:p>
+      <w:pPr>
+        <w:bidi/>
+      </w:pPr>
+      <w:r>
+        <w:rPr>
+          <w:lang w:val="ar_AE" w:bidi="ar_AE"/>
+        </w:rPr>
+      </w:r>
+      <w:r>
+        <w:rPr>
+          <w:b/>
+          <w:lang w:val="ar_AE" w:bidi="ar_AE"/>
+        </w:rPr>
         <w:t>"</w:t>
       </w:r>
       <w:r>
@@ -45842,6 +51809,23 @@
           <w:b/>
           <w:lang w:val="ar_AE" w:bidi="ar_AE"/>
         </w:rPr>
+        <w:t>ἵνα δυνηθῆτε ἀντιστῆναι</w:t>
+      </w:r>
+    </w:p>
+    <w:p>
+      <w:pPr>
+        <w:bidi/>
+      </w:pPr>
+      <w:r>
+        <w:rPr>
+          <w:lang w:val="ar_AE" w:bidi="ar_AE"/>
+        </w:rPr>
+      </w:r>
+      <w:r>
+        <w:rPr>
+          <w:b/>
+          <w:lang w:val="ar_AE" w:bidi="ar_AE"/>
+        </w:rPr>
         <w:t>"</w:t>
       </w:r>
       <w:r>
@@ -45961,6 +51945,23 @@
           <w:b/>
           <w:lang w:val="ar_AE" w:bidi="ar_AE"/>
         </w:rPr>
+        <w:t>ἵνα</w:t>
+      </w:r>
+    </w:p>
+    <w:p>
+      <w:pPr>
+        <w:bidi/>
+      </w:pPr>
+      <w:r>
+        <w:rPr>
+          <w:lang w:val="ar_AE" w:bidi="ar_AE"/>
+        </w:rPr>
+      </w:r>
+      <w:r>
+        <w:rPr>
+          <w:b/>
+          <w:lang w:val="ar_AE" w:bidi="ar_AE"/>
+        </w:rPr>
         <w:t>"</w:t>
       </w:r>
       <w:r>
@@ -46064,6 +52065,23 @@
         <w:rPr>
           <w:lang w:val="ar_AE" w:bidi="ar_AE"/>
         </w:rPr>
+      </w:r>
+    </w:p>
+    <w:p>
+      <w:pPr>
+        <w:bidi/>
+      </w:pPr>
+      <w:r>
+        <w:rPr>
+          <w:lang w:val="ar_AE" w:bidi="ar_AE"/>
+        </w:rPr>
+      </w:r>
+      <w:r>
+        <w:rPr>
+          <w:b/>
+          <w:lang w:val="ar_AE" w:bidi="ar_AE"/>
+        </w:rPr>
+        <w:t>στῆτε οὖν</w:t>
       </w:r>
     </w:p>
     <w:p>
@@ -46230,6 +52248,23 @@
           <w:b/>
           <w:lang w:val="ar_AE" w:bidi="ar_AE"/>
         </w:rPr>
+        <w:t>οὖν</w:t>
+      </w:r>
+    </w:p>
+    <w:p>
+      <w:pPr>
+        <w:bidi/>
+      </w:pPr>
+      <w:r>
+        <w:rPr>
+          <w:lang w:val="ar_AE" w:bidi="ar_AE"/>
+        </w:rPr>
+      </w:r>
+      <w:r>
+        <w:rPr>
+          <w:b/>
+          <w:lang w:val="ar_AE" w:bidi="ar_AE"/>
+        </w:rPr>
         <w:t>"</w:t>
       </w:r>
       <w:r>
@@ -46468,6 +52503,23 @@
           <w:b/>
           <w:lang w:val="ar_AE" w:bidi="ar_AE"/>
         </w:rPr>
+        <w:t>ἀληθείᾳ</w:t>
+      </w:r>
+    </w:p>
+    <w:p>
+      <w:pPr>
+        <w:bidi/>
+      </w:pPr>
+      <w:r>
+        <w:rPr>
+          <w:lang w:val="ar_AE" w:bidi="ar_AE"/>
+        </w:rPr>
+      </w:r>
+      <w:r>
+        <w:rPr>
+          <w:b/>
+          <w:lang w:val="ar_AE" w:bidi="ar_AE"/>
+        </w:rPr>
         <w:t>"</w:t>
       </w:r>
       <w:r>
@@ -46587,6 +52639,23 @@
           <w:b/>
           <w:lang w:val="ar_AE" w:bidi="ar_AE"/>
         </w:rPr>
+        <w:t>ἐνδυσάμενοι τὸν θώρακα τῆς δικαιοσύνης</w:t>
+      </w:r>
+    </w:p>
+    <w:p>
+      <w:pPr>
+        <w:bidi/>
+      </w:pPr>
+      <w:r>
+        <w:rPr>
+          <w:lang w:val="ar_AE" w:bidi="ar_AE"/>
+        </w:rPr>
+      </w:r>
+      <w:r>
+        <w:rPr>
+          <w:b/>
+          <w:lang w:val="ar_AE" w:bidi="ar_AE"/>
+        </w:rPr>
         <w:t>"</w:t>
       </w:r>
       <w:r>
@@ -46719,6 +52788,23 @@
           <w:b/>
           <w:lang w:val="ar_AE" w:bidi="ar_AE"/>
         </w:rPr>
+        <w:t>δικαιοσύνης</w:t>
+      </w:r>
+    </w:p>
+    <w:p>
+      <w:pPr>
+        <w:bidi/>
+      </w:pPr>
+      <w:r>
+        <w:rPr>
+          <w:lang w:val="ar_AE" w:bidi="ar_AE"/>
+        </w:rPr>
+      </w:r>
+      <w:r>
+        <w:rPr>
+          <w:b/>
+          <w:lang w:val="ar_AE" w:bidi="ar_AE"/>
+        </w:rPr>
         <w:t>"</w:t>
       </w:r>
       <w:r>
@@ -46838,6 +52924,23 @@
           <w:b/>
           <w:lang w:val="ar_AE" w:bidi="ar_AE"/>
         </w:rPr>
+        <w:t>ὑποδησάμενοι τοὺς πόδας ἐν ἑτοιμασίᾳ τοῦ εὐαγγελίου τῆς εἰρήνης</w:t>
+      </w:r>
+    </w:p>
+    <w:p>
+      <w:pPr>
+        <w:bidi/>
+      </w:pPr>
+      <w:r>
+        <w:rPr>
+          <w:lang w:val="ar_AE" w:bidi="ar_AE"/>
+        </w:rPr>
+      </w:r>
+      <w:r>
+        <w:rPr>
+          <w:b/>
+          <w:lang w:val="ar_AE" w:bidi="ar_AE"/>
+        </w:rPr>
         <w:t>"</w:t>
       </w:r>
       <w:r>
@@ -46957,6 +53060,23 @@
           <w:b/>
           <w:lang w:val="ar_AE" w:bidi="ar_AE"/>
         </w:rPr>
+        <w:t>εἰρήνης</w:t>
+      </w:r>
+    </w:p>
+    <w:p>
+      <w:pPr>
+        <w:bidi/>
+      </w:pPr>
+      <w:r>
+        <w:rPr>
+          <w:lang w:val="ar_AE" w:bidi="ar_AE"/>
+        </w:rPr>
+      </w:r>
+      <w:r>
+        <w:rPr>
+          <w:b/>
+          <w:lang w:val="ar_AE" w:bidi="ar_AE"/>
+        </w:rPr>
         <w:t>"</w:t>
       </w:r>
       <w:r>
@@ -47076,6 +53196,23 @@
           <w:b/>
           <w:lang w:val="ar_AE" w:bidi="ar_AE"/>
         </w:rPr>
+        <w:t>ἐν πᾶσιν ἀναλαβόντες τὸν θυρεὸν τῆς πίστεως</w:t>
+      </w:r>
+    </w:p>
+    <w:p>
+      <w:pPr>
+        <w:bidi/>
+      </w:pPr>
+      <w:r>
+        <w:rPr>
+          <w:lang w:val="ar_AE" w:bidi="ar_AE"/>
+        </w:rPr>
+      </w:r>
+      <w:r>
+        <w:rPr>
+          <w:b/>
+          <w:lang w:val="ar_AE" w:bidi="ar_AE"/>
+        </w:rPr>
         <w:t>"</w:t>
       </w:r>
       <w:r>
@@ -47195,6 +53332,23 @@
           <w:b/>
           <w:lang w:val="ar_AE" w:bidi="ar_AE"/>
         </w:rPr>
+        <w:t>τῆς πίστεως</w:t>
+      </w:r>
+    </w:p>
+    <w:p>
+      <w:pPr>
+        <w:bidi/>
+      </w:pPr>
+      <w:r>
+        <w:rPr>
+          <w:lang w:val="ar_AE" w:bidi="ar_AE"/>
+        </w:rPr>
+      </w:r>
+      <w:r>
+        <w:rPr>
+          <w:b/>
+          <w:lang w:val="ar_AE" w:bidi="ar_AE"/>
+        </w:rPr>
         <w:t>"</w:t>
       </w:r>
       <w:r>
@@ -47314,6 +53468,23 @@
           <w:b/>
           <w:lang w:val="ar_AE" w:bidi="ar_AE"/>
         </w:rPr>
+        <w:t>τὰ βέλη τοῦ πονηροῦ πεπυρωμένα</w:t>
+      </w:r>
+    </w:p>
+    <w:p>
+      <w:pPr>
+        <w:bidi/>
+      </w:pPr>
+      <w:r>
+        <w:rPr>
+          <w:lang w:val="ar_AE" w:bidi="ar_AE"/>
+        </w:rPr>
+      </w:r>
+      <w:r>
+        <w:rPr>
+          <w:b/>
+          <w:lang w:val="ar_AE" w:bidi="ar_AE"/>
+        </w:rPr>
         <w:t>"</w:t>
       </w:r>
       <w:r>
@@ -47433,6 +53604,23 @@
           <w:b/>
           <w:lang w:val="ar_AE" w:bidi="ar_AE"/>
         </w:rPr>
+        <w:t>τὴν περικεφαλαίαν τοῦ σωτηρίου δέξασθε</w:t>
+      </w:r>
+    </w:p>
+    <w:p>
+      <w:pPr>
+        <w:bidi/>
+      </w:pPr>
+      <w:r>
+        <w:rPr>
+          <w:lang w:val="ar_AE" w:bidi="ar_AE"/>
+        </w:rPr>
+      </w:r>
+      <w:r>
+        <w:rPr>
+          <w:b/>
+          <w:lang w:val="ar_AE" w:bidi="ar_AE"/>
+        </w:rPr>
         <w:t>"</w:t>
       </w:r>
       <w:r>
@@ -47565,6 +53753,23 @@
           <w:b/>
           <w:lang w:val="ar_AE" w:bidi="ar_AE"/>
         </w:rPr>
+        <w:t>τοῦ σωτηρίου</w:t>
+      </w:r>
+    </w:p>
+    <w:p>
+      <w:pPr>
+        <w:bidi/>
+      </w:pPr>
+      <w:r>
+        <w:rPr>
+          <w:lang w:val="ar_AE" w:bidi="ar_AE"/>
+        </w:rPr>
+      </w:r>
+      <w:r>
+        <w:rPr>
+          <w:b/>
+          <w:lang w:val="ar_AE" w:bidi="ar_AE"/>
+        </w:rPr>
         <w:t>"</w:t>
       </w:r>
       <w:r>
@@ -47684,6 +53889,23 @@
           <w:b/>
           <w:lang w:val="ar_AE" w:bidi="ar_AE"/>
         </w:rPr>
+        <w:t>τὴν μάχαιραν τοῦ Πνεύματος, ὅ ἐστιν ῥῆμα Θεοῦ</w:t>
+      </w:r>
+    </w:p>
+    <w:p>
+      <w:pPr>
+        <w:bidi/>
+      </w:pPr>
+      <w:r>
+        <w:rPr>
+          <w:lang w:val="ar_AE" w:bidi="ar_AE"/>
+        </w:rPr>
+      </w:r>
+      <w:r>
+        <w:rPr>
+          <w:b/>
+          <w:lang w:val="ar_AE" w:bidi="ar_AE"/>
+        </w:rPr>
         <w:t>"</w:t>
       </w:r>
       <w:r>
@@ -47790,6 +54012,23 @@
           <w:b/>
           <w:lang w:val="ar_AE" w:bidi="ar_AE"/>
         </w:rPr>
+        <w:t>διὰ πάσης προσευχῆς καὶ δεήσεως, προσευχόμενοι ἐν παντὶ καιρῷ ἐν Πνεύματι</w:t>
+      </w:r>
+    </w:p>
+    <w:p>
+      <w:pPr>
+        <w:bidi/>
+      </w:pPr>
+      <w:r>
+        <w:rPr>
+          <w:lang w:val="ar_AE" w:bidi="ar_AE"/>
+        </w:rPr>
+      </w:r>
+      <w:r>
+        <w:rPr>
+          <w:b/>
+          <w:lang w:val="ar_AE" w:bidi="ar_AE"/>
+        </w:rPr>
         <w:t>"</w:t>
       </w:r>
       <w:r>
@@ -47874,6 +54113,23 @@
           <w:b/>
           <w:lang w:val="ar_AE" w:bidi="ar_AE"/>
         </w:rPr>
+        <w:t>εἰς αὐτὸ</w:t>
+      </w:r>
+    </w:p>
+    <w:p>
+      <w:pPr>
+        <w:bidi/>
+      </w:pPr>
+      <w:r>
+        <w:rPr>
+          <w:lang w:val="ar_AE" w:bidi="ar_AE"/>
+        </w:rPr>
+      </w:r>
+      <w:r>
+        <w:rPr>
+          <w:b/>
+          <w:lang w:val="ar_AE" w:bidi="ar_AE"/>
+        </w:rPr>
         <w:t>"</w:t>
       </w:r>
       <w:r>
@@ -47993,6 +54249,23 @@
           <w:b/>
           <w:lang w:val="ar_AE" w:bidi="ar_AE"/>
         </w:rPr>
+        <w:t>ἀγρυπνοῦντες ἐν πάσῃ προσκαρτερήσει καὶ δεήσει περὶ πάντων τῶν ἁγίων</w:t>
+      </w:r>
+    </w:p>
+    <w:p>
+      <w:pPr>
+        <w:bidi/>
+      </w:pPr>
+      <w:r>
+        <w:rPr>
+          <w:lang w:val="ar_AE" w:bidi="ar_AE"/>
+        </w:rPr>
+      </w:r>
+      <w:r>
+        <w:rPr>
+          <w:b/>
+          <w:lang w:val="ar_AE" w:bidi="ar_AE"/>
+        </w:rPr>
         <w:t>"</w:t>
       </w:r>
       <w:r>
@@ -48182,6 +54455,23 @@
           <w:b/>
           <w:lang w:val="ar_AE" w:bidi="ar_AE"/>
         </w:rPr>
+        <w:t>ἵνα μοι δοθῇ λόγος</w:t>
+      </w:r>
+    </w:p>
+    <w:p>
+      <w:pPr>
+        <w:bidi/>
+      </w:pPr>
+      <w:r>
+        <w:rPr>
+          <w:lang w:val="ar_AE" w:bidi="ar_AE"/>
+        </w:rPr>
+      </w:r>
+      <w:r>
+        <w:rPr>
+          <w:b/>
+          <w:lang w:val="ar_AE" w:bidi="ar_AE"/>
+        </w:rPr>
         <w:t>"</w:t>
       </w:r>
       <w:r>
@@ -48288,6 +54578,23 @@
           <w:b/>
           <w:lang w:val="ar_AE" w:bidi="ar_AE"/>
         </w:rPr>
+        <w:t>ἵνα</w:t>
+      </w:r>
+    </w:p>
+    <w:p>
+      <w:pPr>
+        <w:bidi/>
+      </w:pPr>
+      <w:r>
+        <w:rPr>
+          <w:lang w:val="ar_AE" w:bidi="ar_AE"/>
+        </w:rPr>
+      </w:r>
+      <w:r>
+        <w:rPr>
+          <w:b/>
+          <w:lang w:val="ar_AE" w:bidi="ar_AE"/>
+        </w:rPr>
         <w:t>"</w:t>
       </w:r>
       <w:r>
@@ -48513,6 +54820,23 @@
           <w:b/>
           <w:lang w:val="ar_AE" w:bidi="ar_AE"/>
         </w:rPr>
+        <w:t>ὑπὲρ οὗ πρεσβεύω ἐν ἁλύσει</w:t>
+      </w:r>
+    </w:p>
+    <w:p>
+      <w:pPr>
+        <w:bidi/>
+      </w:pPr>
+      <w:r>
+        <w:rPr>
+          <w:lang w:val="ar_AE" w:bidi="ar_AE"/>
+        </w:rPr>
+      </w:r>
+      <w:r>
+        <w:rPr>
+          <w:b/>
+          <w:lang w:val="ar_AE" w:bidi="ar_AE"/>
+        </w:rPr>
         <w:t>"</w:t>
       </w:r>
       <w:r>
@@ -48632,6 +54956,23 @@
           <w:b/>
           <w:lang w:val="ar_AE" w:bidi="ar_AE"/>
         </w:rPr>
+        <w:t>ἵνα ἐν αὐτῷ παρρησιάσωμαι, ὡς δεῖ με λαλῆσαι</w:t>
+      </w:r>
+    </w:p>
+    <w:p>
+      <w:pPr>
+        <w:bidi/>
+      </w:pPr>
+      <w:r>
+        <w:rPr>
+          <w:lang w:val="ar_AE" w:bidi="ar_AE"/>
+        </w:rPr>
+      </w:r>
+      <w:r>
+        <w:rPr>
+          <w:b/>
+          <w:lang w:val="ar_AE" w:bidi="ar_AE"/>
+        </w:rPr>
         <w:t>"</w:t>
       </w:r>
       <w:r>
@@ -48738,6 +55079,23 @@
           <w:b/>
           <w:lang w:val="ar_AE" w:bidi="ar_AE"/>
         </w:rPr>
+        <w:t>ἵνα</w:t>
+      </w:r>
+    </w:p>
+    <w:p>
+      <w:pPr>
+        <w:bidi/>
+      </w:pPr>
+      <w:r>
+        <w:rPr>
+          <w:lang w:val="ar_AE" w:bidi="ar_AE"/>
+        </w:rPr>
+      </w:r>
+      <w:r>
+        <w:rPr>
+          <w:b/>
+          <w:lang w:val="ar_AE" w:bidi="ar_AE"/>
+        </w:rPr>
         <w:t>"</w:t>
       </w:r>
       <w:r>
@@ -48857,6 +55215,23 @@
           <w:b/>
           <w:lang w:val="ar_AE" w:bidi="ar_AE"/>
         </w:rPr>
+        <w:t>ἐν αὐτῷ</w:t>
+      </w:r>
+    </w:p>
+    <w:p>
+      <w:pPr>
+        <w:bidi/>
+      </w:pPr>
+      <w:r>
+        <w:rPr>
+          <w:lang w:val="ar_AE" w:bidi="ar_AE"/>
+        </w:rPr>
+      </w:r>
+      <w:r>
+        <w:rPr>
+          <w:b/>
+          <w:lang w:val="ar_AE" w:bidi="ar_AE"/>
+        </w:rPr>
         <w:t>"</w:t>
       </w:r>
       <w:r>
@@ -48963,6 +55338,23 @@
           <w:b/>
           <w:lang w:val="ar_AE" w:bidi="ar_AE"/>
         </w:rPr>
+        <w:t>ἵνα</w:t>
+      </w:r>
+    </w:p>
+    <w:p>
+      <w:pPr>
+        <w:bidi/>
+      </w:pPr>
+      <w:r>
+        <w:rPr>
+          <w:lang w:val="ar_AE" w:bidi="ar_AE"/>
+        </w:rPr>
+      </w:r>
+      <w:r>
+        <w:rPr>
+          <w:b/>
+          <w:lang w:val="ar_AE" w:bidi="ar_AE"/>
+        </w:rPr>
         <w:t>"</w:t>
       </w:r>
       <w:r>
@@ -49082,6 +55474,23 @@
           <w:b/>
           <w:lang w:val="ar_AE" w:bidi="ar_AE"/>
         </w:rPr>
+        <w:t>ἀδελφὸς</w:t>
+      </w:r>
+    </w:p>
+    <w:p>
+      <w:pPr>
+        <w:bidi/>
+      </w:pPr>
+      <w:r>
+        <w:rPr>
+          <w:lang w:val="ar_AE" w:bidi="ar_AE"/>
+        </w:rPr>
+      </w:r>
+      <w:r>
+        <w:rPr>
+          <w:b/>
+          <w:lang w:val="ar_AE" w:bidi="ar_AE"/>
+        </w:rPr>
         <w:t>"</w:t>
       </w:r>
       <w:r>
@@ -49201,6 +55610,23 @@
           <w:b/>
           <w:lang w:val="ar_AE" w:bidi="ar_AE"/>
         </w:rPr>
+        <w:t>παρακαλέσῃ τὰς καρδίας ὑμῶν</w:t>
+      </w:r>
+    </w:p>
+    <w:p>
+      <w:pPr>
+        <w:bidi/>
+      </w:pPr>
+      <w:r>
+        <w:rPr>
+          <w:lang w:val="ar_AE" w:bidi="ar_AE"/>
+        </w:rPr>
+      </w:r>
+      <w:r>
+        <w:rPr>
+          <w:b/>
+          <w:lang w:val="ar_AE" w:bidi="ar_AE"/>
+        </w:rPr>
         <w:t>"</w:t>
       </w:r>
       <w:r>
@@ -49320,6 +55746,23 @@
           <w:b/>
           <w:lang w:val="ar_AE" w:bidi="ar_AE"/>
         </w:rPr>
+        <w:t>ἵνα</w:t>
+      </w:r>
+    </w:p>
+    <w:p>
+      <w:pPr>
+        <w:bidi/>
+      </w:pPr>
+      <w:r>
+        <w:rPr>
+          <w:lang w:val="ar_AE" w:bidi="ar_AE"/>
+        </w:rPr>
+      </w:r>
+      <w:r>
+        <w:rPr>
+          <w:b/>
+          <w:lang w:val="ar_AE" w:bidi="ar_AE"/>
+        </w:rPr>
         <w:t>"</w:t>
       </w:r>
       <w:r>
@@ -49509,6 +55952,23 @@
           <w:b/>
           <w:lang w:val="ar_AE" w:bidi="ar_AE"/>
         </w:rPr>
+        <w:t>εἰρήνη τοῖς ἀδελφοῖς</w:t>
+      </w:r>
+    </w:p>
+    <w:p>
+      <w:pPr>
+        <w:bidi/>
+      </w:pPr>
+      <w:r>
+        <w:rPr>
+          <w:lang w:val="ar_AE" w:bidi="ar_AE"/>
+        </w:rPr>
+      </w:r>
+      <w:r>
+        <w:rPr>
+          <w:b/>
+          <w:lang w:val="ar_AE" w:bidi="ar_AE"/>
+        </w:rPr>
         <w:t>"</w:t>
       </w:r>
       <w:r>
@@ -49628,6 +56088,23 @@
           <w:b/>
           <w:lang w:val="ar_AE" w:bidi="ar_AE"/>
         </w:rPr>
+        <w:t>τοῖς ἀδελφοῖς</w:t>
+      </w:r>
+    </w:p>
+    <w:p>
+      <w:pPr>
+        <w:bidi/>
+      </w:pPr>
+      <w:r>
+        <w:rPr>
+          <w:lang w:val="ar_AE" w:bidi="ar_AE"/>
+        </w:rPr>
+      </w:r>
+      <w:r>
+        <w:rPr>
+          <w:b/>
+          <w:lang w:val="ar_AE" w:bidi="ar_AE"/>
+        </w:rPr>
         <w:t>"</w:t>
       </w:r>
       <w:r>
@@ -49747,6 +56224,23 @@
           <w:b/>
           <w:lang w:val="ar_AE" w:bidi="ar_AE"/>
         </w:rPr>
+        <w:t>ἀγάπη</w:t>
+      </w:r>
+    </w:p>
+    <w:p>
+      <w:pPr>
+        <w:bidi/>
+      </w:pPr>
+      <w:r>
+        <w:rPr>
+          <w:lang w:val="ar_AE" w:bidi="ar_AE"/>
+        </w:rPr>
+      </w:r>
+      <w:r>
+        <w:rPr>
+          <w:b/>
+          <w:lang w:val="ar_AE" w:bidi="ar_AE"/>
+        </w:rPr>
         <w:t>"</w:t>
       </w:r>
       <w:r>
@@ -49866,6 +56360,23 @@
           <w:b/>
           <w:lang w:val="ar_AE" w:bidi="ar_AE"/>
         </w:rPr>
+        <w:t>μετὰ πίστεως</w:t>
+      </w:r>
+    </w:p>
+    <w:p>
+      <w:pPr>
+        <w:bidi/>
+      </w:pPr>
+      <w:r>
+        <w:rPr>
+          <w:lang w:val="ar_AE" w:bidi="ar_AE"/>
+        </w:rPr>
+      </w:r>
+      <w:r>
+        <w:rPr>
+          <w:b/>
+          <w:lang w:val="ar_AE" w:bidi="ar_AE"/>
+        </w:rPr>
         <w:t>"</w:t>
       </w:r>
       <w:r>
@@ -49985,6 +56496,23 @@
           <w:b/>
           <w:lang w:val="ar_AE" w:bidi="ar_AE"/>
         </w:rPr>
+        <w:t>ἡ χάρις μετὰ</w:t>
+      </w:r>
+    </w:p>
+    <w:p>
+      <w:pPr>
+        <w:bidi/>
+      </w:pPr>
+      <w:r>
+        <w:rPr>
+          <w:lang w:val="ar_AE" w:bidi="ar_AE"/>
+        </w:rPr>
+      </w:r>
+      <w:r>
+        <w:rPr>
+          <w:b/>
+          <w:lang w:val="ar_AE" w:bidi="ar_AE"/>
+        </w:rPr>
         <w:t>"</w:t>
       </w:r>
       <w:r>
@@ -50088,6 +56616,23 @@
         <w:rPr>
           <w:lang w:val="ar_AE" w:bidi="ar_AE"/>
         </w:rPr>
+      </w:r>
+    </w:p>
+    <w:p>
+      <w:pPr>
+        <w:bidi/>
+      </w:pPr>
+      <w:r>
+        <w:rPr>
+          <w:lang w:val="ar_AE" w:bidi="ar_AE"/>
+        </w:rPr>
+      </w:r>
+      <w:r>
+        <w:rPr>
+          <w:b/>
+          <w:lang w:val="ar_AE" w:bidi="ar_AE"/>
+        </w:rPr>
+        <w:t>ἐν ἀφθαρσίᾳ</w:t>
       </w:r>
     </w:p>
     <w:p>

--- a/arb/docx/49.content.docx
+++ b/arb/docx/49.content.docx
@@ -32,51 +32,16 @@
     </w:p>
     <w:p>
       <w:pPr>
-        <w:pStyle w:val="Heading2"/>
-        <w:bidi/>
-      </w:pPr>
-      <w:r>
-        <w:rPr>
-          <w:lang w:val="ar_AE" w:bidi="ar_AE"/>
-        </w:rPr>
-        <w:t>License Information</w:t>
-      </w:r>
-      <w:r>
-        <w:rPr>
-          <w:lang w:val="ar_AE" w:bidi="ar_AE"/>
-        </w:rPr>
-      </w:r>
-    </w:p>
-    <w:p>
-      <w:pPr>
-        <w:bidi/>
-      </w:pPr>
-      <w:r>
-        <w:rPr>
-          <w:lang w:val="ar_AE" w:bidi="ar_AE"/>
-        </w:rPr>
-      </w:r>
-      <w:r>
-        <w:rPr>
-          <w:b/>
-          <w:lang w:val="ar_AE" w:bidi="ar_AE"/>
-        </w:rPr>
-        <w:t>ملاحظات الترجمة (كلمة متكشفة)</w:t>
-      </w:r>
-      <w:r>
-        <w:rPr>
-          <w:lang w:val="ar_AE" w:bidi="ar_AE"/>
-        </w:rPr>
-        <w:t xml:space="preserve"> (Arabic) is based on</w:t>
-      </w:r>
-      <w:r>
-        <w:rPr>
-          <w:lang w:val="ar_AE" w:bidi="ar_AE"/>
-        </w:rPr>
-        <w:t xml:space="preserve">: </w:t>
-      </w:r>
-      <w:r>
-        <w:rPr>
+        <w:bidi/>
+      </w:pPr>
+      <w:r>
+        <w:rPr>
+          <w:lang w:val="ar_AE" w:bidi="ar_AE"/>
+        </w:rPr>
+      </w:r>
+      <w:r>
+        <w:rPr>
+          <w:b/>
           <w:lang w:val="ar_AE" w:bidi="ar_AE"/>
         </w:rPr>
         <w:t>unfoldingWord® Translation Notes</w:t>
@@ -85,64 +50,31 @@
         <w:rPr>
           <w:lang w:val="ar_AE" w:bidi="ar_AE"/>
         </w:rPr>
-        <w:t xml:space="preserve">, </w:t>
-      </w:r>
-      <w:hyperlink r:id="rId13">
-        <w:r>
-          <w:rPr>
-            <w:lang w:val="ar_AE" w:bidi="ar_AE"/>
-          </w:rPr>
-          <w:rPr>
-            <w:color w:val="0000EE"/>
-            <w:u w:val="single"/>
-          </w:rPr>
-          <w:t>unfoldingWord</w:t>
-        </w:r>
-      </w:hyperlink>
-      <w:r>
-        <w:rPr>
-          <w:lang w:val="ar_AE" w:bidi="ar_AE"/>
-        </w:rPr>
-        <w:t xml:space="preserve">, 2022, which is licensed under a </w:t>
-      </w:r>
-      <w:hyperlink r:id="rId14">
-        <w:r>
-          <w:rPr>
-            <w:lang w:val="ar_AE" w:bidi="ar_AE"/>
-          </w:rPr>
-          <w:rPr>
-            <w:color w:val="0000EE"/>
-            <w:u w:val="single"/>
-          </w:rPr>
-          <w:t>CC BY-SA 4.0 license</w:t>
-        </w:r>
-      </w:hyperlink>
-      <w:r>
-        <w:rPr>
-          <w:lang w:val="ar_AE" w:bidi="ar_AE"/>
-        </w:rPr>
-        <w:t>.</w:t>
-      </w:r>
-      <w:r>
-        <w:rPr>
-          <w:lang w:val="ar_AE" w:bidi="ar_AE"/>
-        </w:rPr>
-      </w:r>
-    </w:p>
-    <w:p>
-      <w:pPr>
-        <w:bidi/>
-      </w:pPr>
-      <w:r>
-        <w:rPr>
-          <w:lang w:val="ar_AE" w:bidi="ar_AE"/>
-        </w:rPr>
-      </w:r>
-      <w:r>
-        <w:rPr>
-          <w:lang w:val="ar_AE" w:bidi="ar_AE"/>
-        </w:rPr>
-        <w:t>This PDF version is provided under the same license.</w:t>
+        <w:t xml:space="preserve"> © 2022 unfoldingWord. Released under CC BY-SA 4.0 license. </w:t>
+      </w:r>
+      <w:r>
+        <w:rPr>
+          <w:lang w:val="ar_AE" w:bidi="ar_AE"/>
+        </w:rPr>
+        <w:t>unfoldingWord® Translation Notes</w:t>
+      </w:r>
+      <w:r>
+        <w:rPr>
+          <w:lang w:val="ar_AE" w:bidi="ar_AE"/>
+        </w:rPr>
+        <w:t xml:space="preserve"> has been adapted in the following languages: Tok Pisin, Arabic (عربي), French (Français), Hindi (हिंदी), Indonesian (Bahasa Indonesia), Portuguese (Português), Russian (Русский), Spanish (Español), Swahili (Kiswahili), and Simplified Chinese (简体中文) from </w:t>
+      </w:r>
+      <w:r>
+        <w:rPr>
+          <w:lang w:val="ar_AE" w:bidi="ar_AE"/>
+        </w:rPr>
+        <w:t>unfoldingWord® Translation Notes</w:t>
+      </w:r>
+      <w:r>
+        <w:rPr>
+          <w:lang w:val="ar_AE" w:bidi="ar_AE"/>
+        </w:rPr>
+        <w:t xml:space="preserve"> © 2022 unfoldingWord. Released under CC BY-SA 4.0 license by Mission Mutual</w:t>
       </w:r>
       <w:r>
         <w:rPr>
@@ -437,23 +369,6 @@
           <w:b/>
           <w:lang w:val="ar_AE" w:bidi="ar_AE"/>
         </w:rPr>
-        <w:t>Παῦλος, ἀπόστολος Χριστοῦ Ἰησοῦ &amp; τοῖς ἁγίοις τοῖς οὖσιν</w:t>
-      </w:r>
-    </w:p>
-    <w:p>
-      <w:pPr>
-        <w:bidi/>
-      </w:pPr>
-      <w:r>
-        <w:rPr>
-          <w:lang w:val="ar_AE" w:bidi="ar_AE"/>
-        </w:rPr>
-      </w:r>
-      <w:r>
-        <w:rPr>
-          <w:b/>
-          <w:lang w:val="ar_AE" w:bidi="ar_AE"/>
-        </w:rPr>
         <w:t>"</w:t>
       </w:r>
       <w:r>
@@ -552,23 +467,6 @@
           <w:b/>
           <w:lang w:val="ar_AE" w:bidi="ar_AE"/>
         </w:rPr>
-        <w:t>ἐν Χριστῷ Ἰησοῦ</w:t>
-      </w:r>
-    </w:p>
-    <w:p>
-      <w:pPr>
-        <w:bidi/>
-      </w:pPr>
-      <w:r>
-        <w:rPr>
-          <w:lang w:val="ar_AE" w:bidi="ar_AE"/>
-        </w:rPr>
-      </w:r>
-      <w:r>
-        <w:rPr>
-          <w:b/>
-          <w:lang w:val="ar_AE" w:bidi="ar_AE"/>
-        </w:rPr>
         <w:t>"</w:t>
       </w:r>
       <w:r>
@@ -688,23 +586,6 @@
           <w:b/>
           <w:lang w:val="ar_AE" w:bidi="ar_AE"/>
         </w:rPr>
-        <w:t>χάρις ὑμῖν καὶ εἰρήνη</w:t>
-      </w:r>
-    </w:p>
-    <w:p>
-      <w:pPr>
-        <w:bidi/>
-      </w:pPr>
-      <w:r>
-        <w:rPr>
-          <w:lang w:val="ar_AE" w:bidi="ar_AE"/>
-        </w:rPr>
-      </w:r>
-      <w:r>
-        <w:rPr>
-          <w:b/>
-          <w:lang w:val="ar_AE" w:bidi="ar_AE"/>
-        </w:rPr>
         <w:t>"</w:t>
       </w:r>
       <w:r>
@@ -965,23 +846,6 @@
           <w:b/>
           <w:lang w:val="ar_AE" w:bidi="ar_AE"/>
         </w:rPr>
-        <w:t>εὐλογητὸς ὁ Θεὸς καὶ Πατὴρ τοῦ Κυρίου ἡμῶν, Ἰησοῦ Χριστοῦ</w:t>
-      </w:r>
-    </w:p>
-    <w:p>
-      <w:pPr>
-        <w:bidi/>
-      </w:pPr>
-      <w:r>
-        <w:rPr>
-          <w:lang w:val="ar_AE" w:bidi="ar_AE"/>
-        </w:rPr>
-      </w:r>
-      <w:r>
-        <w:rPr>
-          <w:b/>
-          <w:lang w:val="ar_AE" w:bidi="ar_AE"/>
-        </w:rPr>
         <w:t>"</w:t>
       </w:r>
       <w:r>
@@ -1088,23 +952,6 @@
           <w:b/>
           <w:lang w:val="ar_AE" w:bidi="ar_AE"/>
         </w:rPr>
-        <w:t>ὁ εὐλογήσας ἡμᾶς</w:t>
-      </w:r>
-    </w:p>
-    <w:p>
-      <w:pPr>
-        <w:bidi/>
-      </w:pPr>
-      <w:r>
-        <w:rPr>
-          <w:lang w:val="ar_AE" w:bidi="ar_AE"/>
-        </w:rPr>
-      </w:r>
-      <w:r>
-        <w:rPr>
-          <w:b/>
-          <w:lang w:val="ar_AE" w:bidi="ar_AE"/>
-        </w:rPr>
         <w:t>"</w:t>
       </w:r>
       <w:r>
@@ -1189,23 +1036,6 @@
           <w:b/>
           <w:lang w:val="ar_AE" w:bidi="ar_AE"/>
         </w:rPr>
-        <w:t>πάσῃ εὐλογίᾳ πνευματικῇ</w:t>
-      </w:r>
-    </w:p>
-    <w:p>
-      <w:pPr>
-        <w:bidi/>
-      </w:pPr>
-      <w:r>
-        <w:rPr>
-          <w:lang w:val="ar_AE" w:bidi="ar_AE"/>
-        </w:rPr>
-      </w:r>
-      <w:r>
-        <w:rPr>
-          <w:b/>
-          <w:lang w:val="ar_AE" w:bidi="ar_AE"/>
-        </w:rPr>
         <w:t>"</w:t>
       </w:r>
       <w:r>
@@ -1387,23 +1217,6 @@
           <w:b/>
           <w:lang w:val="ar_AE" w:bidi="ar_AE"/>
         </w:rPr>
-        <w:t>ἐν Χριστῷ</w:t>
-      </w:r>
-    </w:p>
-    <w:p>
-      <w:pPr>
-        <w:bidi/>
-      </w:pPr>
-      <w:r>
-        <w:rPr>
-          <w:lang w:val="ar_AE" w:bidi="ar_AE"/>
-        </w:rPr>
-      </w:r>
-      <w:r>
-        <w:rPr>
-          <w:b/>
-          <w:lang w:val="ar_AE" w:bidi="ar_AE"/>
-        </w:rPr>
         <w:t>"</w:t>
       </w:r>
       <w:r>
@@ -1523,23 +1336,6 @@
           <w:b/>
           <w:lang w:val="ar_AE" w:bidi="ar_AE"/>
         </w:rPr>
-        <w:t>ἁγίους καὶ ἀμώμους</w:t>
-      </w:r>
-    </w:p>
-    <w:p>
-      <w:pPr>
-        <w:bidi/>
-      </w:pPr>
-      <w:r>
-        <w:rPr>
-          <w:lang w:val="ar_AE" w:bidi="ar_AE"/>
-        </w:rPr>
-      </w:r>
-      <w:r>
-        <w:rPr>
-          <w:b/>
-          <w:lang w:val="ar_AE" w:bidi="ar_AE"/>
-        </w:rPr>
         <w:t>"</w:t>
       </w:r>
       <w:r>
@@ -1672,23 +1468,6 @@
           <w:b/>
           <w:lang w:val="ar_AE" w:bidi="ar_AE"/>
         </w:rPr>
-        <w:t>ἀμώμους</w:t>
-      </w:r>
-    </w:p>
-    <w:p>
-      <w:pPr>
-        <w:bidi/>
-      </w:pPr>
-      <w:r>
-        <w:rPr>
-          <w:lang w:val="ar_AE" w:bidi="ar_AE"/>
-        </w:rPr>
-      </w:r>
-      <w:r>
-        <w:rPr>
-          <w:b/>
-          <w:lang w:val="ar_AE" w:bidi="ar_AE"/>
-        </w:rPr>
         <w:t>"</w:t>
       </w:r>
       <w:r>
@@ -1808,23 +1587,6 @@
           <w:b/>
           <w:lang w:val="ar_AE" w:bidi="ar_AE"/>
         </w:rPr>
-        <w:t>προορίσας &amp; αὐτόν &amp; αὐτοῦ</w:t>
-      </w:r>
-    </w:p>
-    <w:p>
-      <w:pPr>
-        <w:bidi/>
-      </w:pPr>
-      <w:r>
-        <w:rPr>
-          <w:lang w:val="ar_AE" w:bidi="ar_AE"/>
-        </w:rPr>
-      </w:r>
-      <w:r>
-        <w:rPr>
-          <w:b/>
-          <w:lang w:val="ar_AE" w:bidi="ar_AE"/>
-        </w:rPr>
         <w:t>"</w:t>
       </w:r>
       <w:r>
@@ -1937,23 +1699,6 @@
           <w:b/>
           <w:lang w:val="ar_AE" w:bidi="ar_AE"/>
         </w:rPr>
-        <w:t>προορίσας ἡμᾶς εἰς υἱοθεσίαν</w:t>
-      </w:r>
-    </w:p>
-    <w:p>
-      <w:pPr>
-        <w:bidi/>
-      </w:pPr>
-      <w:r>
-        <w:rPr>
-          <w:lang w:val="ar_AE" w:bidi="ar_AE"/>
-        </w:rPr>
-      </w:r>
-      <w:r>
-        <w:rPr>
-          <w:b/>
-          <w:lang w:val="ar_AE" w:bidi="ar_AE"/>
-        </w:rPr>
         <w:t>"</w:t>
       </w:r>
       <w:r>
@@ -2072,23 +1817,6 @@
           <w:b/>
           <w:lang w:val="ar_AE" w:bidi="ar_AE"/>
         </w:rPr>
-        <w:t>προορίσας ἡμᾶς</w:t>
-      </w:r>
-    </w:p>
-    <w:p>
-      <w:pPr>
-        <w:bidi/>
-      </w:pPr>
-      <w:r>
-        <w:rPr>
-          <w:lang w:val="ar_AE" w:bidi="ar_AE"/>
-        </w:rPr>
-      </w:r>
-      <w:r>
-        <w:rPr>
-          <w:b/>
-          <w:lang w:val="ar_AE" w:bidi="ar_AE"/>
-        </w:rPr>
         <w:t>"</w:t>
       </w:r>
       <w:r>
@@ -2173,23 +1901,6 @@
           <w:b/>
           <w:lang w:val="ar_AE" w:bidi="ar_AE"/>
         </w:rPr>
-        <w:t>εἰς υἱοθεσίαν</w:t>
-      </w:r>
-    </w:p>
-    <w:p>
-      <w:pPr>
-        <w:bidi/>
-      </w:pPr>
-      <w:r>
-        <w:rPr>
-          <w:lang w:val="ar_AE" w:bidi="ar_AE"/>
-        </w:rPr>
-      </w:r>
-      <w:r>
-        <w:rPr>
-          <w:b/>
-          <w:lang w:val="ar_AE" w:bidi="ar_AE"/>
-        </w:rPr>
         <w:t>"</w:t>
       </w:r>
       <w:r>
@@ -2406,23 +2117,6 @@
           <w:b/>
           <w:lang w:val="ar_AE" w:bidi="ar_AE"/>
         </w:rPr>
-        <w:t>ἐχαρίτωσεν ἡμᾶς ἐν τῷ ἠγαπημένῳ</w:t>
-      </w:r>
-    </w:p>
-    <w:p>
-      <w:pPr>
-        <w:bidi/>
-      </w:pPr>
-      <w:r>
-        <w:rPr>
-          <w:lang w:val="ar_AE" w:bidi="ar_AE"/>
-        </w:rPr>
-      </w:r>
-      <w:r>
-        <w:rPr>
-          <w:b/>
-          <w:lang w:val="ar_AE" w:bidi="ar_AE"/>
-        </w:rPr>
         <w:t>"</w:t>
       </w:r>
       <w:r>
@@ -2507,23 +2201,6 @@
           <w:b/>
           <w:lang w:val="ar_AE" w:bidi="ar_AE"/>
         </w:rPr>
-        <w:t>τῷ ἠγαπημένῳ</w:t>
-      </w:r>
-    </w:p>
-    <w:p>
-      <w:pPr>
-        <w:bidi/>
-      </w:pPr>
-      <w:r>
-        <w:rPr>
-          <w:lang w:val="ar_AE" w:bidi="ar_AE"/>
-        </w:rPr>
-      </w:r>
-      <w:r>
-        <w:rPr>
-          <w:b/>
-          <w:lang w:val="ar_AE" w:bidi="ar_AE"/>
-        </w:rPr>
         <w:t>"ٱلْمَحْبُوبِ"</w:t>
       </w:r>
     </w:p>
@@ -2594,23 +2271,6 @@
           <w:b/>
           <w:lang w:val="ar_AE" w:bidi="ar_AE"/>
         </w:rPr>
-        <w:t>διὰ τοῦ αἵματος αὐτοῦ</w:t>
-      </w:r>
-    </w:p>
-    <w:p>
-      <w:pPr>
-        <w:bidi/>
-      </w:pPr>
-      <w:r>
-        <w:rPr>
-          <w:lang w:val="ar_AE" w:bidi="ar_AE"/>
-        </w:rPr>
-      </w:r>
-      <w:r>
-        <w:rPr>
-          <w:b/>
-          <w:lang w:val="ar_AE" w:bidi="ar_AE"/>
-        </w:rPr>
         <w:t>"</w:t>
       </w:r>
       <w:r>
@@ -2730,23 +2390,6 @@
           <w:b/>
           <w:lang w:val="ar_AE" w:bidi="ar_AE"/>
         </w:rPr>
-        <w:t>τὸ πλοῦτος τῆς χάριτος αὐτοῦ</w:t>
-      </w:r>
-    </w:p>
-    <w:p>
-      <w:pPr>
-        <w:bidi/>
-      </w:pPr>
-      <w:r>
-        <w:rPr>
-          <w:lang w:val="ar_AE" w:bidi="ar_AE"/>
-        </w:rPr>
-      </w:r>
-      <w:r>
-        <w:rPr>
-          <w:b/>
-          <w:lang w:val="ar_AE" w:bidi="ar_AE"/>
-        </w:rPr>
         <w:t>"</w:t>
       </w:r>
       <w:r>
@@ -2866,23 +2509,6 @@
           <w:b/>
           <w:lang w:val="ar_AE" w:bidi="ar_AE"/>
         </w:rPr>
-        <w:t>ἧς ἐπερίσσευσεν εἰς ἡμᾶς</w:t>
-      </w:r>
-    </w:p>
-    <w:p>
-      <w:pPr>
-        <w:bidi/>
-      </w:pPr>
-      <w:r>
-        <w:rPr>
-          <w:lang w:val="ar_AE" w:bidi="ar_AE"/>
-        </w:rPr>
-      </w:r>
-      <w:r>
-        <w:rPr>
-          <w:b/>
-          <w:lang w:val="ar_AE" w:bidi="ar_AE"/>
-        </w:rPr>
         <w:t>"</w:t>
       </w:r>
       <w:r>
@@ -2967,23 +2593,6 @@
           <w:b/>
           <w:lang w:val="ar_AE" w:bidi="ar_AE"/>
         </w:rPr>
-        <w:t>ἐν πάσῃ σοφίᾳ καὶ φρονήσει</w:t>
-      </w:r>
-    </w:p>
-    <w:p>
-      <w:pPr>
-        <w:bidi/>
-      </w:pPr>
-      <w:r>
-        <w:rPr>
-          <w:lang w:val="ar_AE" w:bidi="ar_AE"/>
-        </w:rPr>
-      </w:r>
-      <w:r>
-        <w:rPr>
-          <w:b/>
-          <w:lang w:val="ar_AE" w:bidi="ar_AE"/>
-        </w:rPr>
         <w:t>"</w:t>
       </w:r>
       <w:r>
@@ -3068,23 +2677,6 @@
           <w:b/>
           <w:lang w:val="ar_AE" w:bidi="ar_AE"/>
         </w:rPr>
-        <w:t>σοφίᾳ καὶ φρονήσει</w:t>
-      </w:r>
-    </w:p>
-    <w:p>
-      <w:pPr>
-        <w:bidi/>
-      </w:pPr>
-      <w:r>
-        <w:rPr>
-          <w:lang w:val="ar_AE" w:bidi="ar_AE"/>
-        </w:rPr>
-      </w:r>
-      <w:r>
-        <w:rPr>
-          <w:b/>
-          <w:lang w:val="ar_AE" w:bidi="ar_AE"/>
-        </w:rPr>
         <w:t>"</w:t>
       </w:r>
       <w:r>
@@ -3217,23 +2809,6 @@
           <w:b/>
           <w:lang w:val="ar_AE" w:bidi="ar_AE"/>
         </w:rPr>
-        <w:t>κατὰ τὴν εὐδοκίαν αὐτοῦ</w:t>
-      </w:r>
-    </w:p>
-    <w:p>
-      <w:pPr>
-        <w:bidi/>
-      </w:pPr>
-      <w:r>
-        <w:rPr>
-          <w:lang w:val="ar_AE" w:bidi="ar_AE"/>
-        </w:rPr>
-      </w:r>
-      <w:r>
-        <w:rPr>
-          <w:b/>
-          <w:lang w:val="ar_AE" w:bidi="ar_AE"/>
-        </w:rPr>
         <w:t>"</w:t>
       </w:r>
       <w:r>
@@ -3318,23 +2893,6 @@
           <w:b/>
           <w:lang w:val="ar_AE" w:bidi="ar_AE"/>
         </w:rPr>
-        <w:t>ἣν προέθετο ἐν αὐτῷ</w:t>
-      </w:r>
-    </w:p>
-    <w:p>
-      <w:pPr>
-        <w:bidi/>
-      </w:pPr>
-      <w:r>
-        <w:rPr>
-          <w:lang w:val="ar_AE" w:bidi="ar_AE"/>
-        </w:rPr>
-      </w:r>
-      <w:r>
-        <w:rPr>
-          <w:b/>
-          <w:lang w:val="ar_AE" w:bidi="ar_AE"/>
-        </w:rPr>
         <w:t>"</w:t>
       </w:r>
       <w:r>
@@ -3419,23 +2977,6 @@
           <w:b/>
           <w:lang w:val="ar_AE" w:bidi="ar_AE"/>
         </w:rPr>
-        <w:t>ἐν αὐτῷ</w:t>
-      </w:r>
-    </w:p>
-    <w:p>
-      <w:pPr>
-        <w:bidi/>
-      </w:pPr>
-      <w:r>
-        <w:rPr>
-          <w:lang w:val="ar_AE" w:bidi="ar_AE"/>
-        </w:rPr>
-      </w:r>
-      <w:r>
-        <w:rPr>
-          <w:b/>
-          <w:lang w:val="ar_AE" w:bidi="ar_AE"/>
-        </w:rPr>
         <w:t>"</w:t>
       </w:r>
       <w:r>
@@ -3520,23 +3061,6 @@
           <w:b/>
           <w:lang w:val="ar_AE" w:bidi="ar_AE"/>
         </w:rPr>
-        <w:t>εἰς οἰκονομίαν</w:t>
-      </w:r>
-    </w:p>
-    <w:p>
-      <w:pPr>
-        <w:bidi/>
-      </w:pPr>
-      <w:r>
-        <w:rPr>
-          <w:lang w:val="ar_AE" w:bidi="ar_AE"/>
-        </w:rPr>
-      </w:r>
-      <w:r>
-        <w:rPr>
-          <w:b/>
-          <w:lang w:val="ar_AE" w:bidi="ar_AE"/>
-        </w:rPr>
         <w:t>"</w:t>
       </w:r>
       <w:r>
@@ -3621,23 +3145,6 @@
           <w:b/>
           <w:lang w:val="ar_AE" w:bidi="ar_AE"/>
         </w:rPr>
-        <w:t>τοῦ πληρώματος τῶν καιρῶν</w:t>
-      </w:r>
-    </w:p>
-    <w:p>
-      <w:pPr>
-        <w:bidi/>
-      </w:pPr>
-      <w:r>
-        <w:rPr>
-          <w:lang w:val="ar_AE" w:bidi="ar_AE"/>
-        </w:rPr>
-      </w:r>
-      <w:r>
-        <w:rPr>
-          <w:b/>
-          <w:lang w:val="ar_AE" w:bidi="ar_AE"/>
-        </w:rPr>
         <w:t>"</w:t>
       </w:r>
       <w:r>
@@ -3722,23 +3229,6 @@
           <w:b/>
           <w:lang w:val="ar_AE" w:bidi="ar_AE"/>
         </w:rPr>
-        <w:t>ἐν αὐτῷ</w:t>
-      </w:r>
-    </w:p>
-    <w:p>
-      <w:pPr>
-        <w:bidi/>
-      </w:pPr>
-      <w:r>
-        <w:rPr>
-          <w:lang w:val="ar_AE" w:bidi="ar_AE"/>
-        </w:rPr>
-      </w:r>
-      <w:r>
-        <w:rPr>
-          <w:b/>
-          <w:lang w:val="ar_AE" w:bidi="ar_AE"/>
-        </w:rPr>
         <w:t>"</w:t>
       </w:r>
       <w:r>
@@ -3823,23 +3313,6 @@
           <w:b/>
           <w:lang w:val="ar_AE" w:bidi="ar_AE"/>
         </w:rPr>
-        <w:t>καὶ ἐκληρώθημεν, προορισθέντες</w:t>
-      </w:r>
-    </w:p>
-    <w:p>
-      <w:pPr>
-        <w:bidi/>
-      </w:pPr>
-      <w:r>
-        <w:rPr>
-          <w:lang w:val="ar_AE" w:bidi="ar_AE"/>
-        </w:rPr>
-      </w:r>
-      <w:r>
-        <w:rPr>
-          <w:b/>
-          <w:lang w:val="ar_AE" w:bidi="ar_AE"/>
-        </w:rPr>
         <w:t>"</w:t>
       </w:r>
       <w:r>
@@ -3946,23 +3419,6 @@
           <w:b/>
           <w:lang w:val="ar_AE" w:bidi="ar_AE"/>
         </w:rPr>
-        <w:t>καὶ ἐκληρώθημεν</w:t>
-      </w:r>
-    </w:p>
-    <w:p>
-      <w:pPr>
-        <w:bidi/>
-      </w:pPr>
-      <w:r>
-        <w:rPr>
-          <w:lang w:val="ar_AE" w:bidi="ar_AE"/>
-        </w:rPr>
-      </w:r>
-      <w:r>
-        <w:rPr>
-          <w:b/>
-          <w:lang w:val="ar_AE" w:bidi="ar_AE"/>
-        </w:rPr>
         <w:t>"نِلْنَا نَصِيبًا"</w:t>
       </w:r>
     </w:p>
@@ -4055,23 +3511,6 @@
           <w:b/>
           <w:lang w:val="ar_AE" w:bidi="ar_AE"/>
         </w:rPr>
-        <w:t>προορισθέντες</w:t>
-      </w:r>
-    </w:p>
-    <w:p>
-      <w:pPr>
-        <w:bidi/>
-      </w:pPr>
-      <w:r>
-        <w:rPr>
-          <w:lang w:val="ar_AE" w:bidi="ar_AE"/>
-        </w:rPr>
-      </w:r>
-      <w:r>
-        <w:rPr>
-          <w:b/>
-          <w:lang w:val="ar_AE" w:bidi="ar_AE"/>
-        </w:rPr>
         <w:t>"</w:t>
       </w:r>
       <w:r>
@@ -4178,23 +3617,6 @@
           <w:b/>
           <w:lang w:val="ar_AE" w:bidi="ar_AE"/>
         </w:rPr>
-        <w:t>ἡμᾶς &amp; τοὺς προηλπικότας ἐν τῷ Χριστῷ</w:t>
-      </w:r>
-    </w:p>
-    <w:p>
-      <w:pPr>
-        <w:bidi/>
-      </w:pPr>
-      <w:r>
-        <w:rPr>
-          <w:lang w:val="ar_AE" w:bidi="ar_AE"/>
-        </w:rPr>
-      </w:r>
-      <w:r>
-        <w:rPr>
-          <w:b/>
-          <w:lang w:val="ar_AE" w:bidi="ar_AE"/>
-        </w:rPr>
         <w:t>"</w:t>
       </w:r>
       <w:r>
@@ -4314,23 +3736,6 @@
           <w:b/>
           <w:lang w:val="ar_AE" w:bidi="ar_AE"/>
         </w:rPr>
-        <w:t>εἰς τὸ εἶναι ἡμᾶς, εἰς ἔπαινον δόξης αὐτοῦ</w:t>
-      </w:r>
-    </w:p>
-    <w:p>
-      <w:pPr>
-        <w:bidi/>
-      </w:pPr>
-      <w:r>
-        <w:rPr>
-          <w:lang w:val="ar_AE" w:bidi="ar_AE"/>
-        </w:rPr>
-      </w:r>
-      <w:r>
-        <w:rPr>
-          <w:b/>
-          <w:lang w:val="ar_AE" w:bidi="ar_AE"/>
-        </w:rPr>
         <w:t>"</w:t>
       </w:r>
       <w:r>
@@ -4499,23 +3904,6 @@
           <w:b/>
           <w:lang w:val="ar_AE" w:bidi="ar_AE"/>
         </w:rPr>
-        <w:t>τὸν λόγον τῆς ἀληθείας</w:t>
-      </w:r>
-    </w:p>
-    <w:p>
-      <w:pPr>
-        <w:bidi/>
-      </w:pPr>
-      <w:r>
-        <w:rPr>
-          <w:lang w:val="ar_AE" w:bidi="ar_AE"/>
-        </w:rPr>
-      </w:r>
-      <w:r>
-        <w:rPr>
-          <w:b/>
-          <w:lang w:val="ar_AE" w:bidi="ar_AE"/>
-        </w:rPr>
         <w:t>"</w:t>
       </w:r>
       <w:r>
@@ -4600,23 +3988,6 @@
           <w:b/>
           <w:lang w:val="ar_AE" w:bidi="ar_AE"/>
         </w:rPr>
-        <w:t>ἐσφραγίσθητε τῷ Πνεύματι τῆς ἐπαγγελίας, τῷ Ἁγίῳ</w:t>
-      </w:r>
-    </w:p>
-    <w:p>
-      <w:pPr>
-        <w:bidi/>
-      </w:pPr>
-      <w:r>
-        <w:rPr>
-          <w:lang w:val="ar_AE" w:bidi="ar_AE"/>
-        </w:rPr>
-      </w:r>
-      <w:r>
-        <w:rPr>
-          <w:b/>
-          <w:lang w:val="ar_AE" w:bidi="ar_AE"/>
-        </w:rPr>
         <w:t>"</w:t>
       </w:r>
       <w:r>
@@ -4736,23 +4107,6 @@
           <w:b/>
           <w:lang w:val="ar_AE" w:bidi="ar_AE"/>
         </w:rPr>
-        <w:t>ἐσφραγίσθητε</w:t>
-      </w:r>
-    </w:p>
-    <w:p>
-      <w:pPr>
-        <w:bidi/>
-      </w:pPr>
-      <w:r>
-        <w:rPr>
-          <w:lang w:val="ar_AE" w:bidi="ar_AE"/>
-        </w:rPr>
-      </w:r>
-      <w:r>
-        <w:rPr>
-          <w:b/>
-          <w:lang w:val="ar_AE" w:bidi="ar_AE"/>
-        </w:rPr>
         <w:t>"</w:t>
       </w:r>
       <w:r>
@@ -4859,23 +4213,6 @@
           <w:b/>
           <w:lang w:val="ar_AE" w:bidi="ar_AE"/>
         </w:rPr>
-        <w:t>ἀρραβὼν τῆς κληρονομίας ἡμῶν</w:t>
-      </w:r>
-    </w:p>
-    <w:p>
-      <w:pPr>
-        <w:bidi/>
-      </w:pPr>
-      <w:r>
-        <w:rPr>
-          <w:lang w:val="ar_AE" w:bidi="ar_AE"/>
-        </w:rPr>
-      </w:r>
-      <w:r>
-        <w:rPr>
-          <w:b/>
-          <w:lang w:val="ar_AE" w:bidi="ar_AE"/>
-        </w:rPr>
         <w:t>"</w:t>
       </w:r>
       <w:r>
@@ -5066,23 +4403,6 @@
           <w:b/>
           <w:lang w:val="ar_AE" w:bidi="ar_AE"/>
         </w:rPr>
-        <w:t>διὰ τοῦτο</w:t>
-      </w:r>
-    </w:p>
-    <w:p>
-      <w:pPr>
-        <w:bidi/>
-      </w:pPr>
-      <w:r>
-        <w:rPr>
-          <w:lang w:val="ar_AE" w:bidi="ar_AE"/>
-        </w:rPr>
-      </w:r>
-      <w:r>
-        <w:rPr>
-          <w:b/>
-          <w:lang w:val="ar_AE" w:bidi="ar_AE"/>
-        </w:rPr>
         <w:t>"</w:t>
       </w:r>
       <w:r>
@@ -5321,23 +4641,6 @@
           <w:b/>
           <w:lang w:val="ar_AE" w:bidi="ar_AE"/>
         </w:rPr>
-        <w:t>οὐ παύομαι εὐχαριστῶν</w:t>
-      </w:r>
-    </w:p>
-    <w:p>
-      <w:pPr>
-        <w:bidi/>
-      </w:pPr>
-      <w:r>
-        <w:rPr>
-          <w:lang w:val="ar_AE" w:bidi="ar_AE"/>
-        </w:rPr>
-      </w:r>
-      <w:r>
-        <w:rPr>
-          <w:b/>
-          <w:lang w:val="ar_AE" w:bidi="ar_AE"/>
-        </w:rPr>
         <w:t>"</w:t>
       </w:r>
       <w:r>
@@ -5444,23 +4747,6 @@
           <w:b/>
           <w:lang w:val="ar_AE" w:bidi="ar_AE"/>
         </w:rPr>
-        <w:t>ἵνα</w:t>
-      </w:r>
-    </w:p>
-    <w:p>
-      <w:pPr>
-        <w:bidi/>
-      </w:pPr>
-      <w:r>
-        <w:rPr>
-          <w:lang w:val="ar_AE" w:bidi="ar_AE"/>
-        </w:rPr>
-      </w:r>
-      <w:r>
-        <w:rPr>
-          <w:b/>
-          <w:lang w:val="ar_AE" w:bidi="ar_AE"/>
-        </w:rPr>
         <w:t>"</w:t>
       </w:r>
       <w:r>
@@ -5580,23 +4866,6 @@
           <w:b/>
           <w:lang w:val="ar_AE" w:bidi="ar_AE"/>
         </w:rPr>
-        <w:t>πνεῦμα σοφίας καὶ ἀποκαλύψεως, ἐν ἐπιγνώσει αὐτοῦ</w:t>
-      </w:r>
-    </w:p>
-    <w:p>
-      <w:pPr>
-        <w:bidi/>
-      </w:pPr>
-      <w:r>
-        <w:rPr>
-          <w:lang w:val="ar_AE" w:bidi="ar_AE"/>
-        </w:rPr>
-      </w:r>
-      <w:r>
-        <w:rPr>
-          <w:b/>
-          <w:lang w:val="ar_AE" w:bidi="ar_AE"/>
-        </w:rPr>
         <w:t>"</w:t>
       </w:r>
       <w:r>
@@ -5681,23 +4950,6 @@
           <w:b/>
           <w:lang w:val="ar_AE" w:bidi="ar_AE"/>
         </w:rPr>
-        <w:t>πεφωτισμένους τοὺς ὀφθαλμοὺς τῆς καρδίας</w:t>
-      </w:r>
-    </w:p>
-    <w:p>
-      <w:pPr>
-        <w:bidi/>
-      </w:pPr>
-      <w:r>
-        <w:rPr>
-          <w:lang w:val="ar_AE" w:bidi="ar_AE"/>
-        </w:rPr>
-      </w:r>
-      <w:r>
-        <w:rPr>
-          <w:b/>
-          <w:lang w:val="ar_AE" w:bidi="ar_AE"/>
-        </w:rPr>
         <w:t>"</w:t>
       </w:r>
       <w:r>
@@ -5817,23 +5069,6 @@
           <w:b/>
           <w:lang w:val="ar_AE" w:bidi="ar_AE"/>
         </w:rPr>
-        <w:t>πεφωτισμένους τοὺς ὀφθαλμοὺς τῆς καρδίας</w:t>
-      </w:r>
-    </w:p>
-    <w:p>
-      <w:pPr>
-        <w:bidi/>
-      </w:pPr>
-      <w:r>
-        <w:rPr>
-          <w:lang w:val="ar_AE" w:bidi="ar_AE"/>
-        </w:rPr>
-      </w:r>
-      <w:r>
-        <w:rPr>
-          <w:b/>
-          <w:lang w:val="ar_AE" w:bidi="ar_AE"/>
-        </w:rPr>
         <w:t>"</w:t>
       </w:r>
       <w:r>
@@ -5940,23 +5175,6 @@
           <w:b/>
           <w:lang w:val="ar_AE" w:bidi="ar_AE"/>
         </w:rPr>
-        <w:t>τοὺς ὀφθαλμοὺς τῆς καρδίας</w:t>
-      </w:r>
-    </w:p>
-    <w:p>
-      <w:pPr>
-        <w:bidi/>
-      </w:pPr>
-      <w:r>
-        <w:rPr>
-          <w:lang w:val="ar_AE" w:bidi="ar_AE"/>
-        </w:rPr>
-      </w:r>
-      <w:r>
-        <w:rPr>
-          <w:b/>
-          <w:lang w:val="ar_AE" w:bidi="ar_AE"/>
-        </w:rPr>
         <w:t>"</w:t>
       </w:r>
       <w:r>
@@ -6076,23 +5294,6 @@
           <w:b/>
           <w:lang w:val="ar_AE" w:bidi="ar_AE"/>
         </w:rPr>
-        <w:t>πεφωτισμένους</w:t>
-      </w:r>
-    </w:p>
-    <w:p>
-      <w:pPr>
-        <w:bidi/>
-      </w:pPr>
-      <w:r>
-        <w:rPr>
-          <w:lang w:val="ar_AE" w:bidi="ar_AE"/>
-        </w:rPr>
-      </w:r>
-      <w:r>
-        <w:rPr>
-          <w:b/>
-          <w:lang w:val="ar_AE" w:bidi="ar_AE"/>
-        </w:rPr>
         <w:t>"</w:t>
       </w:r>
       <w:r>
@@ -6274,23 +5475,6 @@
           <w:b/>
           <w:lang w:val="ar_AE" w:bidi="ar_AE"/>
         </w:rPr>
-        <w:t>τῆς κληρονομίας αὐτοῦ</w:t>
-      </w:r>
-    </w:p>
-    <w:p>
-      <w:pPr>
-        <w:bidi/>
-      </w:pPr>
-      <w:r>
-        <w:rPr>
-          <w:lang w:val="ar_AE" w:bidi="ar_AE"/>
-        </w:rPr>
-      </w:r>
-      <w:r>
-        <w:rPr>
-          <w:b/>
-          <w:lang w:val="ar_AE" w:bidi="ar_AE"/>
-        </w:rPr>
         <w:t>"</w:t>
       </w:r>
       <w:r>
@@ -6397,23 +5581,6 @@
           <w:b/>
           <w:lang w:val="ar_AE" w:bidi="ar_AE"/>
         </w:rPr>
-        <w:t>τοῖς ἁγίοις</w:t>
-      </w:r>
-    </w:p>
-    <w:p>
-      <w:pPr>
-        <w:bidi/>
-      </w:pPr>
-      <w:r>
-        <w:rPr>
-          <w:lang w:val="ar_AE" w:bidi="ar_AE"/>
-        </w:rPr>
-      </w:r>
-      <w:r>
-        <w:rPr>
-          <w:b/>
-          <w:lang w:val="ar_AE" w:bidi="ar_AE"/>
-        </w:rPr>
         <w:t>"</w:t>
       </w:r>
       <w:r>
@@ -6498,23 +5665,6 @@
           <w:b/>
           <w:lang w:val="ar_AE" w:bidi="ar_AE"/>
         </w:rPr>
-        <w:t>τὸ ὑπερβάλλον μέγεθος τῆς δυνάμεως αὐτοῦ</w:t>
-      </w:r>
-    </w:p>
-    <w:p>
-      <w:pPr>
-        <w:bidi/>
-      </w:pPr>
-      <w:r>
-        <w:rPr>
-          <w:lang w:val="ar_AE" w:bidi="ar_AE"/>
-        </w:rPr>
-      </w:r>
-      <w:r>
-        <w:rPr>
-          <w:b/>
-          <w:lang w:val="ar_AE" w:bidi="ar_AE"/>
-        </w:rPr>
         <w:t>"</w:t>
       </w:r>
       <w:r>
@@ -6599,23 +5749,6 @@
           <w:b/>
           <w:lang w:val="ar_AE" w:bidi="ar_AE"/>
         </w:rPr>
-        <w:t>εἰς ἡμᾶς, τοὺς πιστεύοντας</w:t>
-      </w:r>
-    </w:p>
-    <w:p>
-      <w:pPr>
-        <w:bidi/>
-      </w:pPr>
-      <w:r>
-        <w:rPr>
-          <w:lang w:val="ar_AE" w:bidi="ar_AE"/>
-        </w:rPr>
-      </w:r>
-      <w:r>
-        <w:rPr>
-          <w:b/>
-          <w:lang w:val="ar_AE" w:bidi="ar_AE"/>
-        </w:rPr>
         <w:t>"</w:t>
       </w:r>
       <w:r>
@@ -6700,23 +5833,6 @@
           <w:b/>
           <w:lang w:val="ar_AE" w:bidi="ar_AE"/>
         </w:rPr>
-        <w:t>τὴν ἐνέργειαν τοῦ κράτους τῆς ἰσχύος αὐτοῦ</w:t>
-      </w:r>
-    </w:p>
-    <w:p>
-      <w:pPr>
-        <w:bidi/>
-      </w:pPr>
-      <w:r>
-        <w:rPr>
-          <w:lang w:val="ar_AE" w:bidi="ar_AE"/>
-        </w:rPr>
-      </w:r>
-      <w:r>
-        <w:rPr>
-          <w:b/>
-          <w:lang w:val="ar_AE" w:bidi="ar_AE"/>
-        </w:rPr>
         <w:t>"</w:t>
       </w:r>
       <w:r>
@@ -6801,23 +5917,6 @@
           <w:b/>
           <w:lang w:val="ar_AE" w:bidi="ar_AE"/>
         </w:rPr>
-        <w:t>τοῦ κράτους τῆς ἰσχύος αὐτοῦ</w:t>
-      </w:r>
-    </w:p>
-    <w:p>
-      <w:pPr>
-        <w:bidi/>
-      </w:pPr>
-      <w:r>
-        <w:rPr>
-          <w:lang w:val="ar_AE" w:bidi="ar_AE"/>
-        </w:rPr>
-      </w:r>
-      <w:r>
-        <w:rPr>
-          <w:b/>
-          <w:lang w:val="ar_AE" w:bidi="ar_AE"/>
-        </w:rPr>
         <w:t>"</w:t>
       </w:r>
       <w:r>
@@ -6950,23 +6049,6 @@
           <w:b/>
           <w:lang w:val="ar_AE" w:bidi="ar_AE"/>
         </w:rPr>
-        <w:t>ἐγείρας αὐτὸν ἐκ νεκρῶν</w:t>
-      </w:r>
-    </w:p>
-    <w:p>
-      <w:pPr>
-        <w:bidi/>
-      </w:pPr>
-      <w:r>
-        <w:rPr>
-          <w:lang w:val="ar_AE" w:bidi="ar_AE"/>
-        </w:rPr>
-      </w:r>
-      <w:r>
-        <w:rPr>
-          <w:b/>
-          <w:lang w:val="ar_AE" w:bidi="ar_AE"/>
-        </w:rPr>
         <w:t>"</w:t>
       </w:r>
       <w:r>
@@ -7051,23 +6133,6 @@
           <w:b/>
           <w:lang w:val="ar_AE" w:bidi="ar_AE"/>
         </w:rPr>
-        <w:t>ἐκ νεκρῶν</w:t>
-      </w:r>
-    </w:p>
-    <w:p>
-      <w:pPr>
-        <w:bidi/>
-      </w:pPr>
-      <w:r>
-        <w:rPr>
-          <w:lang w:val="ar_AE" w:bidi="ar_AE"/>
-        </w:rPr>
-      </w:r>
-      <w:r>
-        <w:rPr>
-          <w:b/>
-          <w:lang w:val="ar_AE" w:bidi="ar_AE"/>
-        </w:rPr>
         <w:t>"</w:t>
       </w:r>
       <w:r>
@@ -7187,23 +6252,6 @@
           <w:b/>
           <w:lang w:val="ar_AE" w:bidi="ar_AE"/>
         </w:rPr>
-        <w:t>καθίσας ἐν δεξιᾷ αὐτοῦ, ἐν τοῖς ἐπουρανίοις</w:t>
-      </w:r>
-    </w:p>
-    <w:p>
-      <w:pPr>
-        <w:bidi/>
-      </w:pPr>
-      <w:r>
-        <w:rPr>
-          <w:lang w:val="ar_AE" w:bidi="ar_AE"/>
-        </w:rPr>
-      </w:r>
-      <w:r>
-        <w:rPr>
-          <w:b/>
-          <w:lang w:val="ar_AE" w:bidi="ar_AE"/>
-        </w:rPr>
         <w:t>"</w:t>
       </w:r>
       <w:r>
@@ -7323,23 +6371,6 @@
           <w:b/>
           <w:lang w:val="ar_AE" w:bidi="ar_AE"/>
         </w:rPr>
-        <w:t>καθίσας ἐν δεξιᾷ αὐτοῦ</w:t>
-      </w:r>
-    </w:p>
-    <w:p>
-      <w:pPr>
-        <w:bidi/>
-      </w:pPr>
-      <w:r>
-        <w:rPr>
-          <w:lang w:val="ar_AE" w:bidi="ar_AE"/>
-        </w:rPr>
-      </w:r>
-      <w:r>
-        <w:rPr>
-          <w:b/>
-          <w:lang w:val="ar_AE" w:bidi="ar_AE"/>
-        </w:rPr>
         <w:t>"</w:t>
       </w:r>
       <w:r>
@@ -7459,23 +6490,6 @@
           <w:b/>
           <w:lang w:val="ar_AE" w:bidi="ar_AE"/>
         </w:rPr>
-        <w:t>ἐν τοῖς ἐπουρανίοις</w:t>
-      </w:r>
-    </w:p>
-    <w:p>
-      <w:pPr>
-        <w:bidi/>
-      </w:pPr>
-      <w:r>
-        <w:rPr>
-          <w:lang w:val="ar_AE" w:bidi="ar_AE"/>
-        </w:rPr>
-      </w:r>
-      <w:r>
-        <w:rPr>
-          <w:b/>
-          <w:lang w:val="ar_AE" w:bidi="ar_AE"/>
-        </w:rPr>
         <w:t>"</w:t>
       </w:r>
       <w:r>
@@ -7521,7 +6535,7 @@
         </w:rPr>
         <w:t xml:space="preserve">إلى المكان الذي يسكن فيه الله. انظر كيف قمت بترجمة هذه الكلمة في </w:t>
       </w:r>
-      <w:hyperlink r:id="rId15">
+      <w:hyperlink r:id="rId13">
         <w:r>
           <w:rPr>
             <w:lang w:val="ar_AE" w:bidi="ar_AE"/>
@@ -7591,23 +6605,6 @@
           <w:b/>
           <w:lang w:val="ar_AE" w:bidi="ar_AE"/>
         </w:rPr>
-        <w:t>ὑπεράνω πάσης ἀρχῆς, καὶ ἐξουσίας, καὶ δυνάμεως, καὶ κυριότητος</w:t>
-      </w:r>
-    </w:p>
-    <w:p>
-      <w:pPr>
-        <w:bidi/>
-      </w:pPr>
-      <w:r>
-        <w:rPr>
-          <w:lang w:val="ar_AE" w:bidi="ar_AE"/>
-        </w:rPr>
-      </w:r>
-      <w:r>
-        <w:rPr>
-          <w:b/>
-          <w:lang w:val="ar_AE" w:bidi="ar_AE"/>
-        </w:rPr>
         <w:t>"</w:t>
       </w:r>
       <w:r>
@@ -7714,23 +6711,6 @@
           <w:b/>
           <w:lang w:val="ar_AE" w:bidi="ar_AE"/>
         </w:rPr>
-        <w:t>παντὸς ὀνόματος ὀνομαζομένου</w:t>
-      </w:r>
-    </w:p>
-    <w:p>
-      <w:pPr>
-        <w:bidi/>
-      </w:pPr>
-      <w:r>
-        <w:rPr>
-          <w:lang w:val="ar_AE" w:bidi="ar_AE"/>
-        </w:rPr>
-      </w:r>
-      <w:r>
-        <w:rPr>
-          <w:b/>
-          <w:lang w:val="ar_AE" w:bidi="ar_AE"/>
-        </w:rPr>
         <w:t>"</w:t>
       </w:r>
       <w:r>
@@ -7837,23 +6817,6 @@
           <w:b/>
           <w:lang w:val="ar_AE" w:bidi="ar_AE"/>
         </w:rPr>
-        <w:t>ὀνόματος</w:t>
-      </w:r>
-    </w:p>
-    <w:p>
-      <w:pPr>
-        <w:bidi/>
-      </w:pPr>
-      <w:r>
-        <w:rPr>
-          <w:lang w:val="ar_AE" w:bidi="ar_AE"/>
-        </w:rPr>
-      </w:r>
-      <w:r>
-        <w:rPr>
-          <w:b/>
-          <w:lang w:val="ar_AE" w:bidi="ar_AE"/>
-        </w:rPr>
         <w:t>"</w:t>
       </w:r>
       <w:r>
@@ -7951,23 +6914,6 @@
           <w:b/>
           <w:lang w:val="ar_AE" w:bidi="ar_AE"/>
         </w:rPr>
-        <w:t>ἐν τῷ αἰῶνι τούτῳ</w:t>
-      </w:r>
-    </w:p>
-    <w:p>
-      <w:pPr>
-        <w:bidi/>
-      </w:pPr>
-      <w:r>
-        <w:rPr>
-          <w:lang w:val="ar_AE" w:bidi="ar_AE"/>
-        </w:rPr>
-      </w:r>
-      <w:r>
-        <w:rPr>
-          <w:b/>
-          <w:lang w:val="ar_AE" w:bidi="ar_AE"/>
-        </w:rPr>
         <w:t>"</w:t>
       </w:r>
       <w:r>
@@ -8052,23 +6998,6 @@
           <w:b/>
           <w:lang w:val="ar_AE" w:bidi="ar_AE"/>
         </w:rPr>
-        <w:t>ἐν τῷ μέλλοντι</w:t>
-      </w:r>
-    </w:p>
-    <w:p>
-      <w:pPr>
-        <w:bidi/>
-      </w:pPr>
-      <w:r>
-        <w:rPr>
-          <w:lang w:val="ar_AE" w:bidi="ar_AE"/>
-        </w:rPr>
-      </w:r>
-      <w:r>
-        <w:rPr>
-          <w:b/>
-          <w:lang w:val="ar_AE" w:bidi="ar_AE"/>
-        </w:rPr>
         <w:t>"</w:t>
       </w:r>
       <w:r>
@@ -8153,23 +7082,6 @@
           <w:b/>
           <w:lang w:val="ar_AE" w:bidi="ar_AE"/>
         </w:rPr>
-        <w:t>ὑπὸ τοὺς πόδας αὐτοῦ</w:t>
-      </w:r>
-    </w:p>
-    <w:p>
-      <w:pPr>
-        <w:bidi/>
-      </w:pPr>
-      <w:r>
-        <w:rPr>
-          <w:lang w:val="ar_AE" w:bidi="ar_AE"/>
-        </w:rPr>
-      </w:r>
-      <w:r>
-        <w:rPr>
-          <w:b/>
-          <w:lang w:val="ar_AE" w:bidi="ar_AE"/>
-        </w:rPr>
         <w:t>"</w:t>
       </w:r>
       <w:r>
@@ -8289,23 +7201,6 @@
           <w:b/>
           <w:lang w:val="ar_AE" w:bidi="ar_AE"/>
         </w:rPr>
-        <w:t>κεφαλὴν ὑπὲρ πάντα</w:t>
-      </w:r>
-    </w:p>
-    <w:p>
-      <w:pPr>
-        <w:bidi/>
-      </w:pPr>
-      <w:r>
-        <w:rPr>
-          <w:lang w:val="ar_AE" w:bidi="ar_AE"/>
-        </w:rPr>
-      </w:r>
-      <w:r>
-        <w:rPr>
-          <w:b/>
-          <w:lang w:val="ar_AE" w:bidi="ar_AE"/>
-        </w:rPr>
         <w:t>"</w:t>
       </w:r>
       <w:r>
@@ -8425,23 +7320,6 @@
           <w:b/>
           <w:lang w:val="ar_AE" w:bidi="ar_AE"/>
         </w:rPr>
-        <w:t>τὸ σῶμα αὐτοῦ</w:t>
-      </w:r>
-    </w:p>
-    <w:p>
-      <w:pPr>
-        <w:bidi/>
-      </w:pPr>
-      <w:r>
-        <w:rPr>
-          <w:lang w:val="ar_AE" w:bidi="ar_AE"/>
-        </w:rPr>
-      </w:r>
-      <w:r>
-        <w:rPr>
-          <w:b/>
-          <w:lang w:val="ar_AE" w:bidi="ar_AE"/>
-        </w:rPr>
         <w:t>"</w:t>
       </w:r>
       <w:r>
@@ -8561,23 +7439,6 @@
           <w:b/>
           <w:lang w:val="ar_AE" w:bidi="ar_AE"/>
         </w:rPr>
-        <w:t>τὸ πλήρωμα τοῦ τὰ πάντα ἐν πᾶσιν πληρουμένου</w:t>
-      </w:r>
-    </w:p>
-    <w:p>
-      <w:pPr>
-        <w:bidi/>
-      </w:pPr>
-      <w:r>
-        <w:rPr>
-          <w:lang w:val="ar_AE" w:bidi="ar_AE"/>
-        </w:rPr>
-      </w:r>
-      <w:r>
-        <w:rPr>
-          <w:b/>
-          <w:lang w:val="ar_AE" w:bidi="ar_AE"/>
-        </w:rPr>
         <w:t>"</w:t>
       </w:r>
       <w:r>
@@ -8662,23 +7523,6 @@
           <w:b/>
           <w:lang w:val="ar_AE" w:bidi="ar_AE"/>
         </w:rPr>
-        <w:t>τὸ πλήρωμα</w:t>
-      </w:r>
-    </w:p>
-    <w:p>
-      <w:pPr>
-        <w:bidi/>
-      </w:pPr>
-      <w:r>
-        <w:rPr>
-          <w:lang w:val="ar_AE" w:bidi="ar_AE"/>
-        </w:rPr>
-      </w:r>
-      <w:r>
-        <w:rPr>
-          <w:b/>
-          <w:lang w:val="ar_AE" w:bidi="ar_AE"/>
-        </w:rPr>
         <w:t>"</w:t>
       </w:r>
       <w:r>
@@ -8847,23 +7691,6 @@
           <w:b/>
           <w:lang w:val="ar_AE" w:bidi="ar_AE"/>
         </w:rPr>
-        <w:t>ὑμᾶς ὄντας νεκροὺς τοῖς παραπτώμασιν καὶ ταῖς ἁμαρτίαις ὑμῶν</w:t>
-      </w:r>
-    </w:p>
-    <w:p>
-      <w:pPr>
-        <w:bidi/>
-      </w:pPr>
-      <w:r>
-        <w:rPr>
-          <w:lang w:val="ar_AE" w:bidi="ar_AE"/>
-        </w:rPr>
-      </w:r>
-      <w:r>
-        <w:rPr>
-          <w:b/>
-          <w:lang w:val="ar_AE" w:bidi="ar_AE"/>
-        </w:rPr>
         <w:t>"</w:t>
       </w:r>
       <w:r>
@@ -8983,23 +7810,6 @@
           <w:b/>
           <w:lang w:val="ar_AE" w:bidi="ar_AE"/>
         </w:rPr>
-        <w:t>τοῖς παραπτώμασιν καὶ ταῖς ἁμαρτίαις ὑμῶν</w:t>
-      </w:r>
-    </w:p>
-    <w:p>
-      <w:pPr>
-        <w:bidi/>
-      </w:pPr>
-      <w:r>
-        <w:rPr>
-          <w:lang w:val="ar_AE" w:bidi="ar_AE"/>
-        </w:rPr>
-      </w:r>
-      <w:r>
-        <w:rPr>
-          <w:b/>
-          <w:lang w:val="ar_AE" w:bidi="ar_AE"/>
-        </w:rPr>
         <w:t>"</w:t>
       </w:r>
       <w:r>
@@ -9119,23 +7929,6 @@
           <w:b/>
           <w:lang w:val="ar_AE" w:bidi="ar_AE"/>
         </w:rPr>
-        <w:t>τοῖς παραπτώμασιν καὶ ταῖς ἁμαρτίαις ὑμῶν</w:t>
-      </w:r>
-    </w:p>
-    <w:p>
-      <w:pPr>
-        <w:bidi/>
-      </w:pPr>
-      <w:r>
-        <w:rPr>
-          <w:lang w:val="ar_AE" w:bidi="ar_AE"/>
-        </w:rPr>
-      </w:r>
-      <w:r>
-        <w:rPr>
-          <w:b/>
-          <w:lang w:val="ar_AE" w:bidi="ar_AE"/>
-        </w:rPr>
         <w:t>"</w:t>
       </w:r>
       <w:r>
@@ -9255,23 +8048,6 @@
           <w:b/>
           <w:lang w:val="ar_AE" w:bidi="ar_AE"/>
         </w:rPr>
-        <w:t>ἐν αἷς ποτε περιεπατήσατε</w:t>
-      </w:r>
-    </w:p>
-    <w:p>
-      <w:pPr>
-        <w:bidi/>
-      </w:pPr>
-      <w:r>
-        <w:rPr>
-          <w:lang w:val="ar_AE" w:bidi="ar_AE"/>
-        </w:rPr>
-      </w:r>
-      <w:r>
-        <w:rPr>
-          <w:b/>
-          <w:lang w:val="ar_AE" w:bidi="ar_AE"/>
-        </w:rPr>
         <w:t>"</w:t>
       </w:r>
       <w:r>
@@ -9391,23 +8167,6 @@
           <w:b/>
           <w:lang w:val="ar_AE" w:bidi="ar_AE"/>
         </w:rPr>
-        <w:t>κατὰ τὸν αἰῶνα τοῦ κόσμου τούτου</w:t>
-      </w:r>
-    </w:p>
-    <w:p>
-      <w:pPr>
-        <w:bidi/>
-      </w:pPr>
-      <w:r>
-        <w:rPr>
-          <w:lang w:val="ar_AE" w:bidi="ar_AE"/>
-        </w:rPr>
-      </w:r>
-      <w:r>
-        <w:rPr>
-          <w:b/>
-          <w:lang w:val="ar_AE" w:bidi="ar_AE"/>
-        </w:rPr>
         <w:t>"</w:t>
       </w:r>
       <w:r>
@@ -9611,23 +8370,6 @@
           <w:b/>
           <w:lang w:val="ar_AE" w:bidi="ar_AE"/>
         </w:rPr>
-        <w:t>τοῦ πνεύματος τοῦ νῦν ἐνεργοῦντος</w:t>
-      </w:r>
-    </w:p>
-    <w:p>
-      <w:pPr>
-        <w:bidi/>
-      </w:pPr>
-      <w:r>
-        <w:rPr>
-          <w:lang w:val="ar_AE" w:bidi="ar_AE"/>
-        </w:rPr>
-      </w:r>
-      <w:r>
-        <w:rPr>
-          <w:b/>
-          <w:lang w:val="ar_AE" w:bidi="ar_AE"/>
-        </w:rPr>
         <w:t>"</w:t>
       </w:r>
       <w:r>
@@ -9712,23 +8454,6 @@
           <w:b/>
           <w:lang w:val="ar_AE" w:bidi="ar_AE"/>
         </w:rPr>
-        <w:t>τοῖς υἱοῖς τῆς ἀπειθείας</w:t>
-      </w:r>
-    </w:p>
-    <w:p>
-      <w:pPr>
-        <w:bidi/>
-      </w:pPr>
-      <w:r>
-        <w:rPr>
-          <w:lang w:val="ar_AE" w:bidi="ar_AE"/>
-        </w:rPr>
-      </w:r>
-      <w:r>
-        <w:rPr>
-          <w:b/>
-          <w:lang w:val="ar_AE" w:bidi="ar_AE"/>
-        </w:rPr>
         <w:t>"</w:t>
       </w:r>
       <w:r>
@@ -9835,23 +8560,6 @@
           <w:b/>
           <w:lang w:val="ar_AE" w:bidi="ar_AE"/>
         </w:rPr>
-        <w:t>τὰ θελήματα τῆς σαρκὸς καὶ τῶν διανοιῶν</w:t>
-      </w:r>
-    </w:p>
-    <w:p>
-      <w:pPr>
-        <w:bidi/>
-      </w:pPr>
-      <w:r>
-        <w:rPr>
-          <w:lang w:val="ar_AE" w:bidi="ar_AE"/>
-        </w:rPr>
-      </w:r>
-      <w:r>
-        <w:rPr>
-          <w:b/>
-          <w:lang w:val="ar_AE" w:bidi="ar_AE"/>
-        </w:rPr>
         <w:t>"</w:t>
       </w:r>
       <w:r>
@@ -9984,23 +8692,6 @@
           <w:b/>
           <w:lang w:val="ar_AE" w:bidi="ar_AE"/>
         </w:rPr>
-        <w:t>τέκνα &amp; ὀργῆς</w:t>
-      </w:r>
-    </w:p>
-    <w:p>
-      <w:pPr>
-        <w:bidi/>
-      </w:pPr>
-      <w:r>
-        <w:rPr>
-          <w:lang w:val="ar_AE" w:bidi="ar_AE"/>
-        </w:rPr>
-      </w:r>
-      <w:r>
-        <w:rPr>
-          <w:b/>
-          <w:lang w:val="ar_AE" w:bidi="ar_AE"/>
-        </w:rPr>
         <w:t>"</w:t>
       </w:r>
       <w:r>
@@ -10107,23 +8798,6 @@
           <w:b/>
           <w:lang w:val="ar_AE" w:bidi="ar_AE"/>
         </w:rPr>
-        <w:t>δὲ</w:t>
-      </w:r>
-    </w:p>
-    <w:p>
-      <w:pPr>
-        <w:bidi/>
-      </w:pPr>
-      <w:r>
-        <w:rPr>
-          <w:lang w:val="ar_AE" w:bidi="ar_AE"/>
-        </w:rPr>
-      </w:r>
-      <w:r>
-        <w:rPr>
-          <w:b/>
-          <w:lang w:val="ar_AE" w:bidi="ar_AE"/>
-        </w:rPr>
         <w:t>"ولكن"</w:t>
       </w:r>
     </w:p>
@@ -10229,23 +8903,6 @@
           <w:b/>
           <w:lang w:val="ar_AE" w:bidi="ar_AE"/>
         </w:rPr>
-        <w:t>Θεὸς πλούσιος ὢν ἐν ἐλέει</w:t>
-      </w:r>
-    </w:p>
-    <w:p>
-      <w:pPr>
-        <w:bidi/>
-      </w:pPr>
-      <w:r>
-        <w:rPr>
-          <w:lang w:val="ar_AE" w:bidi="ar_AE"/>
-        </w:rPr>
-      </w:r>
-      <w:r>
-        <w:rPr>
-          <w:b/>
-          <w:lang w:val="ar_AE" w:bidi="ar_AE"/>
-        </w:rPr>
         <w:t>"</w:t>
       </w:r>
       <w:r>
@@ -10365,23 +9022,6 @@
           <w:b/>
           <w:lang w:val="ar_AE" w:bidi="ar_AE"/>
         </w:rPr>
-        <w:t>διὰ τὴν πολλὴν ἀγάπην αὐτοῦ, ἣν ἠγάπησεν ἡμᾶς</w:t>
-      </w:r>
-    </w:p>
-    <w:p>
-      <w:pPr>
-        <w:bidi/>
-      </w:pPr>
-      <w:r>
-        <w:rPr>
-          <w:lang w:val="ar_AE" w:bidi="ar_AE"/>
-        </w:rPr>
-      </w:r>
-      <w:r>
-        <w:rPr>
-          <w:b/>
-          <w:lang w:val="ar_AE" w:bidi="ar_AE"/>
-        </w:rPr>
         <w:t>"</w:t>
       </w:r>
       <w:r>
@@ -10501,23 +9141,6 @@
           <w:b/>
           <w:lang w:val="ar_AE" w:bidi="ar_AE"/>
         </w:rPr>
-        <w:t>χάριτί ἐστε σεσῳσμένοι</w:t>
-      </w:r>
-    </w:p>
-    <w:p>
-      <w:pPr>
-        <w:bidi/>
-      </w:pPr>
-      <w:r>
-        <w:rPr>
-          <w:lang w:val="ar_AE" w:bidi="ar_AE"/>
-        </w:rPr>
-      </w:r>
-      <w:r>
-        <w:rPr>
-          <w:b/>
-          <w:lang w:val="ar_AE" w:bidi="ar_AE"/>
-        </w:rPr>
         <w:t>"</w:t>
       </w:r>
       <w:r>
@@ -10624,23 +9247,6 @@
           <w:b/>
           <w:lang w:val="ar_AE" w:bidi="ar_AE"/>
         </w:rPr>
-        <w:t>χάριτί ἐστε σεσῳσμένοι</w:t>
-      </w:r>
-    </w:p>
-    <w:p>
-      <w:pPr>
-        <w:bidi/>
-      </w:pPr>
-      <w:r>
-        <w:rPr>
-          <w:lang w:val="ar_AE" w:bidi="ar_AE"/>
-        </w:rPr>
-      </w:r>
-      <w:r>
-        <w:rPr>
-          <w:b/>
-          <w:lang w:val="ar_AE" w:bidi="ar_AE"/>
-        </w:rPr>
         <w:t>"</w:t>
       </w:r>
       <w:r>
@@ -10760,23 +9366,6 @@
           <w:b/>
           <w:lang w:val="ar_AE" w:bidi="ar_AE"/>
         </w:rPr>
-        <w:t>συνήγειρεν</w:t>
-      </w:r>
-    </w:p>
-    <w:p>
-      <w:pPr>
-        <w:bidi/>
-      </w:pPr>
-      <w:r>
-        <w:rPr>
-          <w:lang w:val="ar_AE" w:bidi="ar_AE"/>
-        </w:rPr>
-      </w:r>
-      <w:r>
-        <w:rPr>
-          <w:b/>
-          <w:lang w:val="ar_AE" w:bidi="ar_AE"/>
-        </w:rPr>
         <w:t>"</w:t>
       </w:r>
       <w:r>
@@ -10896,23 +9485,6 @@
           <w:b/>
           <w:lang w:val="ar_AE" w:bidi="ar_AE"/>
         </w:rPr>
-        <w:t>συνήγειρεν</w:t>
-      </w:r>
-    </w:p>
-    <w:p>
-      <w:pPr>
-        <w:bidi/>
-      </w:pPr>
-      <w:r>
-        <w:rPr>
-          <w:lang w:val="ar_AE" w:bidi="ar_AE"/>
-        </w:rPr>
-      </w:r>
-      <w:r>
-        <w:rPr>
-          <w:b/>
-          <w:lang w:val="ar_AE" w:bidi="ar_AE"/>
-        </w:rPr>
         <w:t>"</w:t>
       </w:r>
       <w:r>
@@ -11019,23 +9591,6 @@
           <w:b/>
           <w:lang w:val="ar_AE" w:bidi="ar_AE"/>
         </w:rPr>
-        <w:t>συνεκάθισεν</w:t>
-      </w:r>
-    </w:p>
-    <w:p>
-      <w:pPr>
-        <w:bidi/>
-      </w:pPr>
-      <w:r>
-        <w:rPr>
-          <w:lang w:val="ar_AE" w:bidi="ar_AE"/>
-        </w:rPr>
-      </w:r>
-      <w:r>
-        <w:rPr>
-          <w:b/>
-          <w:lang w:val="ar_AE" w:bidi="ar_AE"/>
-        </w:rPr>
         <w:t>"</w:t>
       </w:r>
       <w:r>
@@ -11155,23 +9710,6 @@
           <w:b/>
           <w:lang w:val="ar_AE" w:bidi="ar_AE"/>
         </w:rPr>
-        <w:t>ἐν τοῖς ἐπουρανίοις</w:t>
-      </w:r>
-    </w:p>
-    <w:p>
-      <w:pPr>
-        <w:bidi/>
-      </w:pPr>
-      <w:r>
-        <w:rPr>
-          <w:lang w:val="ar_AE" w:bidi="ar_AE"/>
-        </w:rPr>
-      </w:r>
-      <w:r>
-        <w:rPr>
-          <w:b/>
-          <w:lang w:val="ar_AE" w:bidi="ar_AE"/>
-        </w:rPr>
         <w:t>"</w:t>
       </w:r>
       <w:r>
@@ -11217,7 +9755,7 @@
         </w:rPr>
         <w:t xml:space="preserve"> إلى المكان الذي يوجد فيه الله. انظر كيف قمت بترجمةهذه الكلمة في </w:t>
       </w:r>
-      <w:hyperlink r:id="rId15">
+      <w:hyperlink r:id="rId13">
         <w:r>
           <w:rPr>
             <w:lang w:val="ar_AE" w:bidi="ar_AE"/>
@@ -11287,23 +9825,6 @@
           <w:b/>
           <w:lang w:val="ar_AE" w:bidi="ar_AE"/>
         </w:rPr>
-        <w:t>ἐν Χριστῷ Ἰησοῦ</w:t>
-      </w:r>
-    </w:p>
-    <w:p>
-      <w:pPr>
-        <w:bidi/>
-      </w:pPr>
-      <w:r>
-        <w:rPr>
-          <w:lang w:val="ar_AE" w:bidi="ar_AE"/>
-        </w:rPr>
-      </w:r>
-      <w:r>
-        <w:rPr>
-          <w:b/>
-          <w:lang w:val="ar_AE" w:bidi="ar_AE"/>
-        </w:rPr>
         <w:t>"</w:t>
       </w:r>
       <w:r>
@@ -11401,23 +9922,6 @@
           <w:b/>
           <w:lang w:val="ar_AE" w:bidi="ar_AE"/>
         </w:rPr>
-        <w:t>ἵνα</w:t>
-      </w:r>
-    </w:p>
-    <w:p>
-      <w:pPr>
-        <w:bidi/>
-      </w:pPr>
-      <w:r>
-        <w:rPr>
-          <w:lang w:val="ar_AE" w:bidi="ar_AE"/>
-        </w:rPr>
-      </w:r>
-      <w:r>
-        <w:rPr>
-          <w:b/>
-          <w:lang w:val="ar_AE" w:bidi="ar_AE"/>
-        </w:rPr>
         <w:t>"</w:t>
       </w:r>
       <w:r>
@@ -11537,23 +10041,6 @@
           <w:b/>
           <w:lang w:val="ar_AE" w:bidi="ar_AE"/>
         </w:rPr>
-        <w:t>ἐν τοῖς αἰῶσιν, τοῖς ἐπερχομένοις</w:t>
-      </w:r>
-    </w:p>
-    <w:p>
-      <w:pPr>
-        <w:bidi/>
-      </w:pPr>
-      <w:r>
-        <w:rPr>
-          <w:lang w:val="ar_AE" w:bidi="ar_AE"/>
-        </w:rPr>
-      </w:r>
-      <w:r>
-        <w:rPr>
-          <w:b/>
-          <w:lang w:val="ar_AE" w:bidi="ar_AE"/>
-        </w:rPr>
         <w:t>"</w:t>
       </w:r>
       <w:r>
@@ -11638,23 +10125,6 @@
           <w:b/>
           <w:lang w:val="ar_AE" w:bidi="ar_AE"/>
         </w:rPr>
-        <w:t>γὰρ</w:t>
-      </w:r>
-    </w:p>
-    <w:p>
-      <w:pPr>
-        <w:bidi/>
-      </w:pPr>
-      <w:r>
-        <w:rPr>
-          <w:lang w:val="ar_AE" w:bidi="ar_AE"/>
-        </w:rPr>
-      </w:r>
-      <w:r>
-        <w:rPr>
-          <w:b/>
-          <w:lang w:val="ar_AE" w:bidi="ar_AE"/>
-        </w:rPr>
         <w:t>"</w:t>
       </w:r>
       <w:r>
@@ -11774,23 +10244,6 @@
           <w:b/>
           <w:lang w:val="ar_AE" w:bidi="ar_AE"/>
         </w:rPr>
-        <w:t>τῇ γὰρ χάριτί ἐστε σεσῳσμένοι διὰ πίστεως</w:t>
-      </w:r>
-    </w:p>
-    <w:p>
-      <w:pPr>
-        <w:bidi/>
-      </w:pPr>
-      <w:r>
-        <w:rPr>
-          <w:lang w:val="ar_AE" w:bidi="ar_AE"/>
-        </w:rPr>
-      </w:r>
-      <w:r>
-        <w:rPr>
-          <w:b/>
-          <w:lang w:val="ar_AE" w:bidi="ar_AE"/>
-        </w:rPr>
         <w:t>"</w:t>
       </w:r>
       <w:r>
@@ -11929,7 +10382,7 @@
         </w:rPr>
         <w:t xml:space="preserve">انظر كيف قمت بترجمة هذه العبارة في </w:t>
       </w:r>
-      <w:hyperlink r:id="rId16">
+      <w:hyperlink r:id="rId14">
         <w:r>
           <w:rPr>
             <w:lang w:val="ar_AE" w:bidi="ar_AE"/>
@@ -12021,23 +10474,6 @@
           <w:b/>
           <w:lang w:val="ar_AE" w:bidi="ar_AE"/>
         </w:rPr>
-        <w:t>τοῦτο</w:t>
-      </w:r>
-    </w:p>
-    <w:p>
-      <w:pPr>
-        <w:bidi/>
-      </w:pPr>
-      <w:r>
-        <w:rPr>
-          <w:lang w:val="ar_AE" w:bidi="ar_AE"/>
-        </w:rPr>
-      </w:r>
-      <w:r>
-        <w:rPr>
-          <w:b/>
-          <w:lang w:val="ar_AE" w:bidi="ar_AE"/>
-        </w:rPr>
         <w:t>"</w:t>
       </w:r>
       <w:r>
@@ -12357,23 +10793,6 @@
           <w:b/>
           <w:lang w:val="ar_AE" w:bidi="ar_AE"/>
         </w:rPr>
-        <w:t>γάρ</w:t>
-      </w:r>
-    </w:p>
-    <w:p>
-      <w:pPr>
-        <w:bidi/>
-      </w:pPr>
-      <w:r>
-        <w:rPr>
-          <w:lang w:val="ar_AE" w:bidi="ar_AE"/>
-        </w:rPr>
-      </w:r>
-      <w:r>
-        <w:rPr>
-          <w:b/>
-          <w:lang w:val="ar_AE" w:bidi="ar_AE"/>
-        </w:rPr>
         <w:t>"</w:t>
       </w:r>
       <w:r>
@@ -12493,23 +10912,6 @@
           <w:b/>
           <w:lang w:val="ar_AE" w:bidi="ar_AE"/>
         </w:rPr>
-        <w:t>ἐν Χριστῷ Ἰησοῦ</w:t>
-      </w:r>
-    </w:p>
-    <w:p>
-      <w:pPr>
-        <w:bidi/>
-      </w:pPr>
-      <w:r>
-        <w:rPr>
-          <w:lang w:val="ar_AE" w:bidi="ar_AE"/>
-        </w:rPr>
-      </w:r>
-      <w:r>
-        <w:rPr>
-          <w:b/>
-          <w:lang w:val="ar_AE" w:bidi="ar_AE"/>
-        </w:rPr>
         <w:t>"</w:t>
       </w:r>
       <w:r>
@@ -12607,23 +11009,6 @@
           <w:b/>
           <w:lang w:val="ar_AE" w:bidi="ar_AE"/>
         </w:rPr>
-        <w:t>ἵνα</w:t>
-      </w:r>
-    </w:p>
-    <w:p>
-      <w:pPr>
-        <w:bidi/>
-      </w:pPr>
-      <w:r>
-        <w:rPr>
-          <w:lang w:val="ar_AE" w:bidi="ar_AE"/>
-        </w:rPr>
-      </w:r>
-      <w:r>
-        <w:rPr>
-          <w:b/>
-          <w:lang w:val="ar_AE" w:bidi="ar_AE"/>
-        </w:rPr>
         <w:t>"</w:t>
       </w:r>
       <w:r>
@@ -12743,23 +11128,6 @@
           <w:b/>
           <w:lang w:val="ar_AE" w:bidi="ar_AE"/>
         </w:rPr>
-        <w:t>ἐν αὐτοῖς περιπατήσωμεν</w:t>
-      </w:r>
-    </w:p>
-    <w:p>
-      <w:pPr>
-        <w:bidi/>
-      </w:pPr>
-      <w:r>
-        <w:rPr>
-          <w:lang w:val="ar_AE" w:bidi="ar_AE"/>
-        </w:rPr>
-      </w:r>
-      <w:r>
-        <w:rPr>
-          <w:b/>
-          <w:lang w:val="ar_AE" w:bidi="ar_AE"/>
-        </w:rPr>
         <w:t>"</w:t>
       </w:r>
       <w:r>
@@ -12892,23 +11260,6 @@
           <w:b/>
           <w:lang w:val="ar_AE" w:bidi="ar_AE"/>
         </w:rPr>
-        <w:t>διὸ</w:t>
-      </w:r>
-    </w:p>
-    <w:p>
-      <w:pPr>
-        <w:bidi/>
-      </w:pPr>
-      <w:r>
-        <w:rPr>
-          <w:lang w:val="ar_AE" w:bidi="ar_AE"/>
-        </w:rPr>
-      </w:r>
-      <w:r>
-        <w:rPr>
-          <w:b/>
-          <w:lang w:val="ar_AE" w:bidi="ar_AE"/>
-        </w:rPr>
         <w:t>"</w:t>
       </w:r>
       <w:r>
@@ -13098,23 +11449,6 @@
           <w:b/>
           <w:lang w:val="ar_AE" w:bidi="ar_AE"/>
         </w:rPr>
-        <w:t>τὰ ἔθνη ἐν σαρκί</w:t>
-      </w:r>
-    </w:p>
-    <w:p>
-      <w:pPr>
-        <w:bidi/>
-      </w:pPr>
-      <w:r>
-        <w:rPr>
-          <w:lang w:val="ar_AE" w:bidi="ar_AE"/>
-        </w:rPr>
-      </w:r>
-      <w:r>
-        <w:rPr>
-          <w:b/>
-          <w:lang w:val="ar_AE" w:bidi="ar_AE"/>
-        </w:rPr>
         <w:t>"</w:t>
       </w:r>
       <w:r>
@@ -13234,23 +11568,6 @@
           <w:b/>
           <w:lang w:val="ar_AE" w:bidi="ar_AE"/>
         </w:rPr>
-        <w:t>ἀκροβυστία</w:t>
-      </w:r>
-    </w:p>
-    <w:p>
-      <w:pPr>
-        <w:bidi/>
-      </w:pPr>
-      <w:r>
-        <w:rPr>
-          <w:lang w:val="ar_AE" w:bidi="ar_AE"/>
-        </w:rPr>
-      </w:r>
-      <w:r>
-        <w:rPr>
-          <w:b/>
-          <w:lang w:val="ar_AE" w:bidi="ar_AE"/>
-        </w:rPr>
         <w:t>"</w:t>
       </w:r>
       <w:r>
@@ -13357,23 +11674,6 @@
           <w:b/>
           <w:lang w:val="ar_AE" w:bidi="ar_AE"/>
         </w:rPr>
-        <w:t>περιτομῆς</w:t>
-      </w:r>
-    </w:p>
-    <w:p>
-      <w:pPr>
-        <w:bidi/>
-      </w:pPr>
-      <w:r>
-        <w:rPr>
-          <w:lang w:val="ar_AE" w:bidi="ar_AE"/>
-        </w:rPr>
-      </w:r>
-      <w:r>
-        <w:rPr>
-          <w:b/>
-          <w:lang w:val="ar_AE" w:bidi="ar_AE"/>
-        </w:rPr>
         <w:t>"</w:t>
       </w:r>
       <w:r>
@@ -13493,23 +11793,6 @@
           <w:b/>
           <w:lang w:val="ar_AE" w:bidi="ar_AE"/>
         </w:rPr>
-        <w:t>ὑπὸ τῆς λεγομένης</w:t>
-      </w:r>
-    </w:p>
-    <w:p>
-      <w:pPr>
-        <w:bidi/>
-      </w:pPr>
-      <w:r>
-        <w:rPr>
-          <w:lang w:val="ar_AE" w:bidi="ar_AE"/>
-        </w:rPr>
-      </w:r>
-      <w:r>
-        <w:rPr>
-          <w:b/>
-          <w:lang w:val="ar_AE" w:bidi="ar_AE"/>
-        </w:rPr>
         <w:t>"</w:t>
       </w:r>
       <w:r>
@@ -13700,23 +11983,6 @@
           <w:b/>
           <w:lang w:val="ar_AE" w:bidi="ar_AE"/>
         </w:rPr>
-        <w:t>ὅτι</w:t>
-      </w:r>
-    </w:p>
-    <w:p>
-      <w:pPr>
-        <w:bidi/>
-      </w:pPr>
-      <w:r>
-        <w:rPr>
-          <w:lang w:val="ar_AE" w:bidi="ar_AE"/>
-        </w:rPr>
-      </w:r>
-      <w:r>
-        <w:rPr>
-          <w:b/>
-          <w:lang w:val="ar_AE" w:bidi="ar_AE"/>
-        </w:rPr>
         <w:t>"</w:t>
       </w:r>
       <w:r>
@@ -13836,23 +12102,6 @@
           <w:b/>
           <w:lang w:val="ar_AE" w:bidi="ar_AE"/>
         </w:rPr>
-        <w:t>χωρὶς Χριστοῦ</w:t>
-      </w:r>
-    </w:p>
-    <w:p>
-      <w:pPr>
-        <w:bidi/>
-      </w:pPr>
-      <w:r>
-        <w:rPr>
-          <w:lang w:val="ar_AE" w:bidi="ar_AE"/>
-        </w:rPr>
-      </w:r>
-      <w:r>
-        <w:rPr>
-          <w:b/>
-          <w:lang w:val="ar_AE" w:bidi="ar_AE"/>
-        </w:rPr>
         <w:t>"</w:t>
       </w:r>
       <w:r>
@@ -13937,23 +12186,6 @@
           <w:b/>
           <w:lang w:val="ar_AE" w:bidi="ar_AE"/>
         </w:rPr>
-        <w:t>ξένοι τῶν διαθηκῶν τῆς ἐπαγγελίας</w:t>
-      </w:r>
-    </w:p>
-    <w:p>
-      <w:pPr>
-        <w:bidi/>
-      </w:pPr>
-      <w:r>
-        <w:rPr>
-          <w:lang w:val="ar_AE" w:bidi="ar_AE"/>
-        </w:rPr>
-      </w:r>
-      <w:r>
-        <w:rPr>
-          <w:b/>
-          <w:lang w:val="ar_AE" w:bidi="ar_AE"/>
-        </w:rPr>
         <w:t>"</w:t>
       </w:r>
       <w:r>
@@ -14060,23 +12292,6 @@
           <w:b/>
           <w:lang w:val="ar_AE" w:bidi="ar_AE"/>
         </w:rPr>
-        <w:t>δὲ</w:t>
-      </w:r>
-    </w:p>
-    <w:p>
-      <w:pPr>
-        <w:bidi/>
-      </w:pPr>
-      <w:r>
-        <w:rPr>
-          <w:lang w:val="ar_AE" w:bidi="ar_AE"/>
-        </w:rPr>
-      </w:r>
-      <w:r>
-        <w:rPr>
-          <w:b/>
-          <w:lang w:val="ar_AE" w:bidi="ar_AE"/>
-        </w:rPr>
         <w:t>"</w:t>
       </w:r>
       <w:r>
@@ -14196,23 +12411,6 @@
           <w:b/>
           <w:lang w:val="ar_AE" w:bidi="ar_AE"/>
         </w:rPr>
-        <w:t>ὑμεῖς οἵ ποτε ὄντες μακρὰν, ἐγενήθητε ἐγγὺς ἐν τῷ αἵματι τοῦ Χριστοῦ</w:t>
-      </w:r>
-    </w:p>
-    <w:p>
-      <w:pPr>
-        <w:bidi/>
-      </w:pPr>
-      <w:r>
-        <w:rPr>
-          <w:lang w:val="ar_AE" w:bidi="ar_AE"/>
-        </w:rPr>
-      </w:r>
-      <w:r>
-        <w:rPr>
-          <w:b/>
-          <w:lang w:val="ar_AE" w:bidi="ar_AE"/>
-        </w:rPr>
         <w:t>"</w:t>
       </w:r>
       <w:r>
@@ -14358,23 +12556,6 @@
           <w:b/>
           <w:lang w:val="ar_AE" w:bidi="ar_AE"/>
         </w:rPr>
-        <w:t>ἐν τῷ αἵματι τοῦ Χριστοῦ</w:t>
-      </w:r>
-    </w:p>
-    <w:p>
-      <w:pPr>
-        <w:bidi/>
-      </w:pPr>
-      <w:r>
-        <w:rPr>
-          <w:lang w:val="ar_AE" w:bidi="ar_AE"/>
-        </w:rPr>
-      </w:r>
-      <w:r>
-        <w:rPr>
-          <w:b/>
-          <w:lang w:val="ar_AE" w:bidi="ar_AE"/>
-        </w:rPr>
         <w:t>"</w:t>
       </w:r>
       <w:r>
@@ -14494,23 +12675,6 @@
           <w:b/>
           <w:lang w:val="ar_AE" w:bidi="ar_AE"/>
         </w:rPr>
-        <w:t>γάρ</w:t>
-      </w:r>
-    </w:p>
-    <w:p>
-      <w:pPr>
-        <w:bidi/>
-      </w:pPr>
-      <w:r>
-        <w:rPr>
-          <w:lang w:val="ar_AE" w:bidi="ar_AE"/>
-        </w:rPr>
-      </w:r>
-      <w:r>
-        <w:rPr>
-          <w:b/>
-          <w:lang w:val="ar_AE" w:bidi="ar_AE"/>
-        </w:rPr>
         <w:t>"</w:t>
       </w:r>
       <w:r>
@@ -14630,23 +12794,6 @@
           <w:b/>
           <w:lang w:val="ar_AE" w:bidi="ar_AE"/>
         </w:rPr>
-        <w:t>αὐτὸς &amp; ἐστιν ἡ εἰρήνη ἡμῶν</w:t>
-      </w:r>
-    </w:p>
-    <w:p>
-      <w:pPr>
-        <w:bidi/>
-      </w:pPr>
-      <w:r>
-        <w:rPr>
-          <w:lang w:val="ar_AE" w:bidi="ar_AE"/>
-        </w:rPr>
-      </w:r>
-      <w:r>
-        <w:rPr>
-          <w:b/>
-          <w:lang w:val="ar_AE" w:bidi="ar_AE"/>
-        </w:rPr>
         <w:t>"</w:t>
       </w:r>
       <w:r>
@@ -14731,23 +12878,6 @@
           <w:b/>
           <w:lang w:val="ar_AE" w:bidi="ar_AE"/>
         </w:rPr>
-        <w:t>ἡ εἰρήνη ἡμῶν</w:t>
-      </w:r>
-    </w:p>
-    <w:p>
-      <w:pPr>
-        <w:bidi/>
-      </w:pPr>
-      <w:r>
-        <w:rPr>
-          <w:lang w:val="ar_AE" w:bidi="ar_AE"/>
-        </w:rPr>
-      </w:r>
-      <w:r>
-        <w:rPr>
-          <w:b/>
-          <w:lang w:val="ar_AE" w:bidi="ar_AE"/>
-        </w:rPr>
         <w:t>"</w:t>
       </w:r>
       <w:r>
@@ -14854,23 +12984,6 @@
           <w:b/>
           <w:lang w:val="ar_AE" w:bidi="ar_AE"/>
         </w:rPr>
-        <w:t>ὁ ποιήσας τὰ ἀμφότερα ἓν</w:t>
-      </w:r>
-    </w:p>
-    <w:p>
-      <w:pPr>
-        <w:bidi/>
-      </w:pPr>
-      <w:r>
-        <w:rPr>
-          <w:lang w:val="ar_AE" w:bidi="ar_AE"/>
-        </w:rPr>
-      </w:r>
-      <w:r>
-        <w:rPr>
-          <w:b/>
-          <w:lang w:val="ar_AE" w:bidi="ar_AE"/>
-        </w:rPr>
         <w:t>"</w:t>
       </w:r>
       <w:r>
@@ -14955,23 +13068,6 @@
           <w:b/>
           <w:lang w:val="ar_AE" w:bidi="ar_AE"/>
         </w:rPr>
-        <w:t>ἐν τῇ σαρκὶ αὐτοῦ</w:t>
-      </w:r>
-    </w:p>
-    <w:p>
-      <w:pPr>
-        <w:bidi/>
-      </w:pPr>
-      <w:r>
-        <w:rPr>
-          <w:lang w:val="ar_AE" w:bidi="ar_AE"/>
-        </w:rPr>
-      </w:r>
-      <w:r>
-        <w:rPr>
-          <w:b/>
-          <w:lang w:val="ar_AE" w:bidi="ar_AE"/>
-        </w:rPr>
         <w:t>"بِجَسَدِهِ"</w:t>
       </w:r>
     </w:p>
@@ -15077,23 +13173,6 @@
           <w:b/>
           <w:lang w:val="ar_AE" w:bidi="ar_AE"/>
         </w:rPr>
-        <w:t>τὸ μεσότοιχον τοῦ φραγμοῦ &amp; τὴν ἔχθραν</w:t>
-      </w:r>
-    </w:p>
-    <w:p>
-      <w:pPr>
-        <w:bidi/>
-      </w:pPr>
-      <w:r>
-        <w:rPr>
-          <w:lang w:val="ar_AE" w:bidi="ar_AE"/>
-        </w:rPr>
-      </w:r>
-      <w:r>
-        <w:rPr>
-          <w:b/>
-          <w:lang w:val="ar_AE" w:bidi="ar_AE"/>
-        </w:rPr>
         <w:t>"</w:t>
       </w:r>
       <w:r>
@@ -15310,23 +13389,6 @@
           <w:b/>
           <w:lang w:val="ar_AE" w:bidi="ar_AE"/>
         </w:rPr>
-        <w:t>ἵνα</w:t>
-      </w:r>
-    </w:p>
-    <w:p>
-      <w:pPr>
-        <w:bidi/>
-      </w:pPr>
-      <w:r>
-        <w:rPr>
-          <w:lang w:val="ar_AE" w:bidi="ar_AE"/>
-        </w:rPr>
-      </w:r>
-      <w:r>
-        <w:rPr>
-          <w:b/>
-          <w:lang w:val="ar_AE" w:bidi="ar_AE"/>
-        </w:rPr>
         <w:t>"</w:t>
       </w:r>
       <w:r>
@@ -15446,23 +13508,6 @@
           <w:b/>
           <w:lang w:val="ar_AE" w:bidi="ar_AE"/>
         </w:rPr>
-        <w:t>ἕνα καινὸν ἄνθρωπον</w:t>
-      </w:r>
-    </w:p>
-    <w:p>
-      <w:pPr>
-        <w:bidi/>
-      </w:pPr>
-      <w:r>
-        <w:rPr>
-          <w:lang w:val="ar_AE" w:bidi="ar_AE"/>
-        </w:rPr>
-      </w:r>
-      <w:r>
-        <w:rPr>
-          <w:b/>
-          <w:lang w:val="ar_AE" w:bidi="ar_AE"/>
-        </w:rPr>
         <w:t>"</w:t>
       </w:r>
       <w:r>
@@ -15582,23 +13627,6 @@
           <w:b/>
           <w:lang w:val="ar_AE" w:bidi="ar_AE"/>
         </w:rPr>
-        <w:t>ἐν αὑτῷ</w:t>
-      </w:r>
-    </w:p>
-    <w:p>
-      <w:pPr>
-        <w:bidi/>
-      </w:pPr>
-      <w:r>
-        <w:rPr>
-          <w:lang w:val="ar_AE" w:bidi="ar_AE"/>
-        </w:rPr>
-      </w:r>
-      <w:r>
-        <w:rPr>
-          <w:b/>
-          <w:lang w:val="ar_AE" w:bidi="ar_AE"/>
-        </w:rPr>
         <w:t>"</w:t>
       </w:r>
       <w:r>
@@ -15705,23 +13733,6 @@
           <w:b/>
           <w:lang w:val="ar_AE" w:bidi="ar_AE"/>
         </w:rPr>
-        <w:t>ἀποκαταλλάξῃ τοὺς ἀμφοτέρους</w:t>
-      </w:r>
-    </w:p>
-    <w:p>
-      <w:pPr>
-        <w:bidi/>
-      </w:pPr>
-      <w:r>
-        <w:rPr>
-          <w:lang w:val="ar_AE" w:bidi="ar_AE"/>
-        </w:rPr>
-      </w:r>
-      <w:r>
-        <w:rPr>
-          <w:b/>
-          <w:lang w:val="ar_AE" w:bidi="ar_AE"/>
-        </w:rPr>
         <w:t>"</w:t>
       </w:r>
       <w:r>
@@ -15806,23 +13817,6 @@
           <w:b/>
           <w:lang w:val="ar_AE" w:bidi="ar_AE"/>
         </w:rPr>
-        <w:t>ἐν ἑνὶ σώματι</w:t>
-      </w:r>
-    </w:p>
-    <w:p>
-      <w:pPr>
-        <w:bidi/>
-      </w:pPr>
-      <w:r>
-        <w:rPr>
-          <w:lang w:val="ar_AE" w:bidi="ar_AE"/>
-        </w:rPr>
-      </w:r>
-      <w:r>
-        <w:rPr>
-          <w:b/>
-          <w:lang w:val="ar_AE" w:bidi="ar_AE"/>
-        </w:rPr>
         <w:t>"</w:t>
       </w:r>
       <w:r>
@@ -15942,23 +13936,6 @@
           <w:b/>
           <w:lang w:val="ar_AE" w:bidi="ar_AE"/>
         </w:rPr>
-        <w:t>διὰ τοῦ σταυροῦ</w:t>
-      </w:r>
-    </w:p>
-    <w:p>
-      <w:pPr>
-        <w:bidi/>
-      </w:pPr>
-      <w:r>
-        <w:rPr>
-          <w:lang w:val="ar_AE" w:bidi="ar_AE"/>
-        </w:rPr>
-      </w:r>
-      <w:r>
-        <w:rPr>
-          <w:b/>
-          <w:lang w:val="ar_AE" w:bidi="ar_AE"/>
-        </w:rPr>
         <w:t>"</w:t>
       </w:r>
       <w:r>
@@ -16078,23 +14055,6 @@
           <w:b/>
           <w:lang w:val="ar_AE" w:bidi="ar_AE"/>
         </w:rPr>
-        <w:t>ἀποκτείνας τὴν ἔχθραν</w:t>
-      </w:r>
-    </w:p>
-    <w:p>
-      <w:pPr>
-        <w:bidi/>
-      </w:pPr>
-      <w:r>
-        <w:rPr>
-          <w:lang w:val="ar_AE" w:bidi="ar_AE"/>
-        </w:rPr>
-      </w:r>
-      <w:r>
-        <w:rPr>
-          <w:b/>
-          <w:lang w:val="ar_AE" w:bidi="ar_AE"/>
-        </w:rPr>
         <w:t>"</w:t>
       </w:r>
       <w:r>
@@ -16382,23 +14342,6 @@
           <w:b/>
           <w:lang w:val="ar_AE" w:bidi="ar_AE"/>
         </w:rPr>
-        <w:t>ὑμῖν τοῖς μακρὰν</w:t>
-      </w:r>
-    </w:p>
-    <w:p>
-      <w:pPr>
-        <w:bidi/>
-      </w:pPr>
-      <w:r>
-        <w:rPr>
-          <w:lang w:val="ar_AE" w:bidi="ar_AE"/>
-        </w:rPr>
-      </w:r>
-      <w:r>
-        <w:rPr>
-          <w:b/>
-          <w:lang w:val="ar_AE" w:bidi="ar_AE"/>
-        </w:rPr>
         <w:t>"</w:t>
       </w:r>
       <w:r>
@@ -16505,23 +14448,6 @@
           <w:b/>
           <w:lang w:val="ar_AE" w:bidi="ar_AE"/>
         </w:rPr>
-        <w:t>τοῖς ἐγγύς</w:t>
-      </w:r>
-    </w:p>
-    <w:p>
-      <w:pPr>
-        <w:bidi/>
-      </w:pPr>
-      <w:r>
-        <w:rPr>
-          <w:lang w:val="ar_AE" w:bidi="ar_AE"/>
-        </w:rPr>
-      </w:r>
-      <w:r>
-        <w:rPr>
-          <w:b/>
-          <w:lang w:val="ar_AE" w:bidi="ar_AE"/>
-        </w:rPr>
         <w:t>"</w:t>
       </w:r>
       <w:r>
@@ -16747,23 +14673,6 @@
           <w:b/>
           <w:lang w:val="ar_AE" w:bidi="ar_AE"/>
         </w:rPr>
-        <w:t>ὅτι</w:t>
-      </w:r>
-    </w:p>
-    <w:p>
-      <w:pPr>
-        <w:bidi/>
-      </w:pPr>
-      <w:r>
-        <w:rPr>
-          <w:lang w:val="ar_AE" w:bidi="ar_AE"/>
-        </w:rPr>
-      </w:r>
-      <w:r>
-        <w:rPr>
-          <w:b/>
-          <w:lang w:val="ar_AE" w:bidi="ar_AE"/>
-        </w:rPr>
         <w:t>"</w:t>
       </w:r>
       <w:r>
@@ -16967,23 +14876,6 @@
           <w:b/>
           <w:lang w:val="ar_AE" w:bidi="ar_AE"/>
         </w:rPr>
-        <w:t>ἄρα οὖν</w:t>
-      </w:r>
-    </w:p>
-    <w:p>
-      <w:pPr>
-        <w:bidi/>
-      </w:pPr>
-      <w:r>
-        <w:rPr>
-          <w:lang w:val="ar_AE" w:bidi="ar_AE"/>
-        </w:rPr>
-      </w:r>
-      <w:r>
-        <w:rPr>
-          <w:b/>
-          <w:lang w:val="ar_AE" w:bidi="ar_AE"/>
-        </w:rPr>
         <w:t>"</w:t>
       </w:r>
       <w:r>
@@ -17103,23 +14995,6 @@
           <w:b/>
           <w:lang w:val="ar_AE" w:bidi="ar_AE"/>
         </w:rPr>
-        <w:t>ξένοι καὶ πάροικοι</w:t>
-      </w:r>
-    </w:p>
-    <w:p>
-      <w:pPr>
-        <w:bidi/>
-      </w:pPr>
-      <w:r>
-        <w:rPr>
-          <w:lang w:val="ar_AE" w:bidi="ar_AE"/>
-        </w:rPr>
-      </w:r>
-      <w:r>
-        <w:rPr>
-          <w:b/>
-          <w:lang w:val="ar_AE" w:bidi="ar_AE"/>
-        </w:rPr>
         <w:t>"</w:t>
       </w:r>
       <w:r>
@@ -17239,23 +15114,6 @@
           <w:b/>
           <w:lang w:val="ar_AE" w:bidi="ar_AE"/>
         </w:rPr>
-        <w:t>ἀλλὰ</w:t>
-      </w:r>
-    </w:p>
-    <w:p>
-      <w:pPr>
-        <w:bidi/>
-      </w:pPr>
-      <w:r>
-        <w:rPr>
-          <w:lang w:val="ar_AE" w:bidi="ar_AE"/>
-        </w:rPr>
-      </w:r>
-      <w:r>
-        <w:rPr>
-          <w:b/>
-          <w:lang w:val="ar_AE" w:bidi="ar_AE"/>
-        </w:rPr>
         <w:t>"</w:t>
       </w:r>
       <w:r>
@@ -17375,23 +15233,6 @@
           <w:b/>
           <w:lang w:val="ar_AE" w:bidi="ar_AE"/>
         </w:rPr>
-        <w:t>ἐστὲ συνπολῖται τῶν ἁγίων καὶ οἰκεῖοι τοῦ Θεοῦ</w:t>
-      </w:r>
-    </w:p>
-    <w:p>
-      <w:pPr>
-        <w:bidi/>
-      </w:pPr>
-      <w:r>
-        <w:rPr>
-          <w:lang w:val="ar_AE" w:bidi="ar_AE"/>
-        </w:rPr>
-      </w:r>
-      <w:r>
-        <w:rPr>
-          <w:b/>
-          <w:lang w:val="ar_AE" w:bidi="ar_AE"/>
-        </w:rPr>
         <w:t>"</w:t>
       </w:r>
       <w:r>
@@ -17511,23 +15352,6 @@
           <w:b/>
           <w:lang w:val="ar_AE" w:bidi="ar_AE"/>
         </w:rPr>
-        <w:t>ἐποικοδομηθέντες ἐπὶ τῷ θεμελίῳ</w:t>
-      </w:r>
-    </w:p>
-    <w:p>
-      <w:pPr>
-        <w:bidi/>
-      </w:pPr>
-      <w:r>
-        <w:rPr>
-          <w:lang w:val="ar_AE" w:bidi="ar_AE"/>
-        </w:rPr>
-      </w:r>
-      <w:r>
-        <w:rPr>
-          <w:b/>
-          <w:lang w:val="ar_AE" w:bidi="ar_AE"/>
-        </w:rPr>
         <w:t>"</w:t>
       </w:r>
       <w:r>
@@ -17647,23 +15471,6 @@
           <w:b/>
           <w:lang w:val="ar_AE" w:bidi="ar_AE"/>
         </w:rPr>
-        <w:t>ἐποικοδομηθέντες</w:t>
-      </w:r>
-    </w:p>
-    <w:p>
-      <w:pPr>
-        <w:bidi/>
-      </w:pPr>
-      <w:r>
-        <w:rPr>
-          <w:lang w:val="ar_AE" w:bidi="ar_AE"/>
-        </w:rPr>
-      </w:r>
-      <w:r>
-        <w:rPr>
-          <w:b/>
-          <w:lang w:val="ar_AE" w:bidi="ar_AE"/>
-        </w:rPr>
         <w:t>"</w:t>
       </w:r>
       <w:r>
@@ -17770,23 +15577,6 @@
           <w:b/>
           <w:lang w:val="ar_AE" w:bidi="ar_AE"/>
         </w:rPr>
-        <w:t>πᾶσα οἰκοδομὴ συναρμολογουμένη, αὔξει εἰς ναὸν ἅγιον</w:t>
-      </w:r>
-    </w:p>
-    <w:p>
-      <w:pPr>
-        <w:bidi/>
-      </w:pPr>
-      <w:r>
-        <w:rPr>
-          <w:lang w:val="ar_AE" w:bidi="ar_AE"/>
-        </w:rPr>
-      </w:r>
-      <w:r>
-        <w:rPr>
-          <w:b/>
-          <w:lang w:val="ar_AE" w:bidi="ar_AE"/>
-        </w:rPr>
         <w:t>"</w:t>
       </w:r>
       <w:r>
@@ -17906,23 +15696,6 @@
           <w:b/>
           <w:lang w:val="ar_AE" w:bidi="ar_AE"/>
         </w:rPr>
-        <w:t>ἐν ᾧ &amp; ἐν Κυρίῳ</w:t>
-      </w:r>
-    </w:p>
-    <w:p>
-      <w:pPr>
-        <w:bidi/>
-      </w:pPr>
-      <w:r>
-        <w:rPr>
-          <w:lang w:val="ar_AE" w:bidi="ar_AE"/>
-        </w:rPr>
-      </w:r>
-      <w:r>
-        <w:rPr>
-          <w:b/>
-          <w:lang w:val="ar_AE" w:bidi="ar_AE"/>
-        </w:rPr>
         <w:t>"</w:t>
       </w:r>
       <w:r>
@@ -18043,23 +15816,6 @@
           <w:b/>
           <w:lang w:val="ar_AE" w:bidi="ar_AE"/>
         </w:rPr>
-        <w:t>ἐν ᾧ</w:t>
-      </w:r>
-    </w:p>
-    <w:p>
-      <w:pPr>
-        <w:bidi/>
-      </w:pPr>
-      <w:r>
-        <w:rPr>
-          <w:lang w:val="ar_AE" w:bidi="ar_AE"/>
-        </w:rPr>
-      </w:r>
-      <w:r>
-        <w:rPr>
-          <w:b/>
-          <w:lang w:val="ar_AE" w:bidi="ar_AE"/>
-        </w:rPr>
         <w:t>"</w:t>
       </w:r>
       <w:r>
@@ -18166,23 +15922,6 @@
           <w:b/>
           <w:lang w:val="ar_AE" w:bidi="ar_AE"/>
         </w:rPr>
-        <w:t>καὶ ὑμεῖς συνοικοδομεῖσθε, εἰς κατοικητήριον τοῦ Θεοῦ ἐν Πνεύματι</w:t>
-      </w:r>
-    </w:p>
-    <w:p>
-      <w:pPr>
-        <w:bidi/>
-      </w:pPr>
-      <w:r>
-        <w:rPr>
-          <w:lang w:val="ar_AE" w:bidi="ar_AE"/>
-        </w:rPr>
-      </w:r>
-      <w:r>
-        <w:rPr>
-          <w:b/>
-          <w:lang w:val="ar_AE" w:bidi="ar_AE"/>
-        </w:rPr>
         <w:t>"</w:t>
       </w:r>
       <w:r>
@@ -18315,23 +16054,6 @@
           <w:b/>
           <w:lang w:val="ar_AE" w:bidi="ar_AE"/>
         </w:rPr>
-        <w:t>καὶ ὑμεῖς συνοικοδομεῖσθε</w:t>
-      </w:r>
-    </w:p>
-    <w:p>
-      <w:pPr>
-        <w:bidi/>
-      </w:pPr>
-      <w:r>
-        <w:rPr>
-          <w:lang w:val="ar_AE" w:bidi="ar_AE"/>
-        </w:rPr>
-      </w:r>
-      <w:r>
-        <w:rPr>
-          <w:b/>
-          <w:lang w:val="ar_AE" w:bidi="ar_AE"/>
-        </w:rPr>
         <w:t>"</w:t>
       </w:r>
       <w:r>
@@ -18641,23 +16363,6 @@
           <w:b/>
           <w:lang w:val="ar_AE" w:bidi="ar_AE"/>
         </w:rPr>
-        <w:t>τούτου χάριν</w:t>
-      </w:r>
-    </w:p>
-    <w:p>
-      <w:pPr>
-        <w:bidi/>
-      </w:pPr>
-      <w:r>
-        <w:rPr>
-          <w:lang w:val="ar_AE" w:bidi="ar_AE"/>
-        </w:rPr>
-      </w:r>
-      <w:r>
-        <w:rPr>
-          <w:b/>
-          <w:lang w:val="ar_AE" w:bidi="ar_AE"/>
-        </w:rPr>
         <w:t>"</w:t>
       </w:r>
       <w:r>
@@ -18764,23 +16469,6 @@
           <w:b/>
           <w:lang w:val="ar_AE" w:bidi="ar_AE"/>
         </w:rPr>
-        <w:t>ὁ δέσμιος τοῦ Χριστοῦ Ἰησοῦ</w:t>
-      </w:r>
-    </w:p>
-    <w:p>
-      <w:pPr>
-        <w:bidi/>
-      </w:pPr>
-      <w:r>
-        <w:rPr>
-          <w:lang w:val="ar_AE" w:bidi="ar_AE"/>
-        </w:rPr>
-      </w:r>
-      <w:r>
-        <w:rPr>
-          <w:b/>
-          <w:lang w:val="ar_AE" w:bidi="ar_AE"/>
-        </w:rPr>
         <w:t>"</w:t>
       </w:r>
       <w:r>
@@ -18865,23 +16553,6 @@
           <w:b/>
           <w:lang w:val="ar_AE" w:bidi="ar_AE"/>
         </w:rPr>
-        <w:t>τὴν οἰκονομίαν τῆς χάριτος τοῦ Θεοῦ, τῆς δοθείσης μοι εἰς ὑμᾶς</w:t>
-      </w:r>
-    </w:p>
-    <w:p>
-      <w:pPr>
-        <w:bidi/>
-      </w:pPr>
-      <w:r>
-        <w:rPr>
-          <w:lang w:val="ar_AE" w:bidi="ar_AE"/>
-        </w:rPr>
-      </w:r>
-      <w:r>
-        <w:rPr>
-          <w:b/>
-          <w:lang w:val="ar_AE" w:bidi="ar_AE"/>
-        </w:rPr>
         <w:t>"</w:t>
       </w:r>
       <w:r>
@@ -18979,23 +16650,6 @@
           <w:b/>
           <w:lang w:val="ar_AE" w:bidi="ar_AE"/>
         </w:rPr>
-        <w:t>κατὰ ἀποκάλυψιν ἐγνωρίσθη μοι</w:t>
-      </w:r>
-    </w:p>
-    <w:p>
-      <w:pPr>
-        <w:bidi/>
-      </w:pPr>
-      <w:r>
-        <w:rPr>
-          <w:lang w:val="ar_AE" w:bidi="ar_AE"/>
-        </w:rPr>
-      </w:r>
-      <w:r>
-        <w:rPr>
-          <w:b/>
-          <w:lang w:val="ar_AE" w:bidi="ar_AE"/>
-        </w:rPr>
         <w:t>"</w:t>
       </w:r>
       <w:r>
@@ -19102,23 +16756,6 @@
           <w:b/>
           <w:lang w:val="ar_AE" w:bidi="ar_AE"/>
         </w:rPr>
-        <w:t>καθὼς προέγραψα ἐν ὀλίγῳ</w:t>
-      </w:r>
-    </w:p>
-    <w:p>
-      <w:pPr>
-        <w:bidi/>
-      </w:pPr>
-      <w:r>
-        <w:rPr>
-          <w:lang w:val="ar_AE" w:bidi="ar_AE"/>
-        </w:rPr>
-      </w:r>
-      <w:r>
-        <w:rPr>
-          <w:b/>
-          <w:lang w:val="ar_AE" w:bidi="ar_AE"/>
-        </w:rPr>
         <w:t>"</w:t>
       </w:r>
       <w:r>
@@ -19203,23 +16840,6 @@
           <w:b/>
           <w:lang w:val="ar_AE" w:bidi="ar_AE"/>
         </w:rPr>
-        <w:t>ὃ ἑτέραις γενεαῖς οὐκ ἐγνωρίσθη τοῖς υἱοῖς τῶν ἀνθρώπων</w:t>
-      </w:r>
-    </w:p>
-    <w:p>
-      <w:pPr>
-        <w:bidi/>
-      </w:pPr>
-      <w:r>
-        <w:rPr>
-          <w:lang w:val="ar_AE" w:bidi="ar_AE"/>
-        </w:rPr>
-      </w:r>
-      <w:r>
-        <w:rPr>
-          <w:b/>
-          <w:lang w:val="ar_AE" w:bidi="ar_AE"/>
-        </w:rPr>
         <w:t>"</w:t>
       </w:r>
       <w:r>
@@ -19326,23 +16946,6 @@
           <w:b/>
           <w:lang w:val="ar_AE" w:bidi="ar_AE"/>
         </w:rPr>
-        <w:t>ὡς νῦν ἀπεκαλύφθη &amp; ἐν Πνεύματι</w:t>
-      </w:r>
-    </w:p>
-    <w:p>
-      <w:pPr>
-        <w:bidi/>
-      </w:pPr>
-      <w:r>
-        <w:rPr>
-          <w:lang w:val="ar_AE" w:bidi="ar_AE"/>
-        </w:rPr>
-      </w:r>
-      <w:r>
-        <w:rPr>
-          <w:b/>
-          <w:lang w:val="ar_AE" w:bidi="ar_AE"/>
-        </w:rPr>
         <w:t>"</w:t>
       </w:r>
       <w:r>
@@ -19657,23 +17260,6 @@
           <w:b/>
           <w:lang w:val="ar_AE" w:bidi="ar_AE"/>
         </w:rPr>
-        <w:t>ἐν Χριστῷ Ἰησοῦ</w:t>
-      </w:r>
-    </w:p>
-    <w:p>
-      <w:pPr>
-        <w:bidi/>
-      </w:pPr>
-      <w:r>
-        <w:rPr>
-          <w:lang w:val="ar_AE" w:bidi="ar_AE"/>
-        </w:rPr>
-      </w:r>
-      <w:r>
-        <w:rPr>
-          <w:b/>
-          <w:lang w:val="ar_AE" w:bidi="ar_AE"/>
-        </w:rPr>
         <w:t>"</w:t>
       </w:r>
       <w:r>
@@ -19771,23 +17357,6 @@
           <w:b/>
           <w:lang w:val="ar_AE" w:bidi="ar_AE"/>
         </w:rPr>
-        <w:t>διὰ τοῦ εὐαγγελίου</w:t>
-      </w:r>
-    </w:p>
-    <w:p>
-      <w:pPr>
-        <w:bidi/>
-      </w:pPr>
-      <w:r>
-        <w:rPr>
-          <w:lang w:val="ar_AE" w:bidi="ar_AE"/>
-        </w:rPr>
-      </w:r>
-      <w:r>
-        <w:rPr>
-          <w:b/>
-          <w:lang w:val="ar_AE" w:bidi="ar_AE"/>
-        </w:rPr>
         <w:t>"</w:t>
       </w:r>
       <w:r>
@@ -19898,23 +17467,6 @@
           <w:b/>
           <w:lang w:val="ar_AE" w:bidi="ar_AE"/>
         </w:rPr>
-        <w:t>ἀνεξιχνίαστον</w:t>
-      </w:r>
-    </w:p>
-    <w:p>
-      <w:pPr>
-        <w:bidi/>
-      </w:pPr>
-      <w:r>
-        <w:rPr>
-          <w:lang w:val="ar_AE" w:bidi="ar_AE"/>
-        </w:rPr>
-      </w:r>
-      <w:r>
-        <w:rPr>
-          <w:b/>
-          <w:lang w:val="ar_AE" w:bidi="ar_AE"/>
-        </w:rPr>
         <w:t>"</w:t>
       </w:r>
       <w:r>
@@ -20021,23 +17573,6 @@
           <w:b/>
           <w:lang w:val="ar_AE" w:bidi="ar_AE"/>
         </w:rPr>
-        <w:t>πλοῦτος τοῦ Χριστοῦ</w:t>
-      </w:r>
-    </w:p>
-    <w:p>
-      <w:pPr>
-        <w:bidi/>
-      </w:pPr>
-      <w:r>
-        <w:rPr>
-          <w:lang w:val="ar_AE" w:bidi="ar_AE"/>
-        </w:rPr>
-      </w:r>
-      <w:r>
-        <w:rPr>
-          <w:b/>
-          <w:lang w:val="ar_AE" w:bidi="ar_AE"/>
-        </w:rPr>
         <w:t>"</w:t>
       </w:r>
       <w:r>
@@ -20157,23 +17692,6 @@
           <w:b/>
           <w:lang w:val="ar_AE" w:bidi="ar_AE"/>
         </w:rPr>
-        <w:t>τοῦ μυστηρίου, τοῦ ἀποκεκρυμμένου ἀπὸ τῶν αἰώνων ἐν τῷ Θεῷ, τῷ τὰ πάντα κτίσαντι</w:t>
-      </w:r>
-    </w:p>
-    <w:p>
-      <w:pPr>
-        <w:bidi/>
-      </w:pPr>
-      <w:r>
-        <w:rPr>
-          <w:lang w:val="ar_AE" w:bidi="ar_AE"/>
-        </w:rPr>
-      </w:r>
-      <w:r>
-        <w:rPr>
-          <w:b/>
-          <w:lang w:val="ar_AE" w:bidi="ar_AE"/>
-        </w:rPr>
         <w:t>"</w:t>
       </w:r>
       <w:r>
@@ -20280,23 +17798,6 @@
           <w:b/>
           <w:lang w:val="ar_AE" w:bidi="ar_AE"/>
         </w:rPr>
-        <w:t>ἵνα</w:t>
-      </w:r>
-    </w:p>
-    <w:p>
-      <w:pPr>
-        <w:bidi/>
-      </w:pPr>
-      <w:r>
-        <w:rPr>
-          <w:lang w:val="ar_AE" w:bidi="ar_AE"/>
-        </w:rPr>
-      </w:r>
-      <w:r>
-        <w:rPr>
-          <w:b/>
-          <w:lang w:val="ar_AE" w:bidi="ar_AE"/>
-        </w:rPr>
         <w:t>"</w:t>
       </w:r>
       <w:r>
@@ -20416,23 +17917,6 @@
           <w:b/>
           <w:lang w:val="ar_AE" w:bidi="ar_AE"/>
         </w:rPr>
-        <w:t>γνωρισθῇ &amp; ταῖς ἀρχαῖς καὶ ταῖς ἐξουσίαις ἐν τοῖς ἐπουρανίοις &amp; ἡ πολυποίκιλος σοφία τοῦ Θεοῦ</w:t>
-      </w:r>
-    </w:p>
-    <w:p>
-      <w:pPr>
-        <w:bidi/>
-      </w:pPr>
-      <w:r>
-        <w:rPr>
-          <w:lang w:val="ar_AE" w:bidi="ar_AE"/>
-        </w:rPr>
-      </w:r>
-      <w:r>
-        <w:rPr>
-          <w:b/>
-          <w:lang w:val="ar_AE" w:bidi="ar_AE"/>
-        </w:rPr>
         <w:t>"</w:t>
       </w:r>
       <w:r>
@@ -20658,23 +18142,6 @@
           <w:b/>
           <w:lang w:val="ar_AE" w:bidi="ar_AE"/>
         </w:rPr>
-        <w:t>ἐν τοῖς ἐπουρανίοις</w:t>
-      </w:r>
-    </w:p>
-    <w:p>
-      <w:pPr>
-        <w:bidi/>
-      </w:pPr>
-      <w:r>
-        <w:rPr>
-          <w:lang w:val="ar_AE" w:bidi="ar_AE"/>
-        </w:rPr>
-      </w:r>
-      <w:r>
-        <w:rPr>
-          <w:b/>
-          <w:lang w:val="ar_AE" w:bidi="ar_AE"/>
-        </w:rPr>
         <w:t>"</w:t>
       </w:r>
       <w:r>
@@ -20720,7 +18187,7 @@
         </w:rPr>
         <w:t xml:space="preserve"> إلى المكان الذي يوجد فيه الله. انظر كيف قمت بترجمة هذه العبارة في </w:t>
       </w:r>
-      <w:hyperlink r:id="rId15">
+      <w:hyperlink r:id="rId13">
         <w:r>
           <w:rPr>
             <w:lang w:val="ar_AE" w:bidi="ar_AE"/>
@@ -20790,23 +18257,6 @@
           <w:b/>
           <w:lang w:val="ar_AE" w:bidi="ar_AE"/>
         </w:rPr>
-        <w:t>ἡ πολυποίκιλος σοφία τοῦ Θεοῦ</w:t>
-      </w:r>
-    </w:p>
-    <w:p>
-      <w:pPr>
-        <w:bidi/>
-      </w:pPr>
-      <w:r>
-        <w:rPr>
-          <w:lang w:val="ar_AE" w:bidi="ar_AE"/>
-        </w:rPr>
-      </w:r>
-      <w:r>
-        <w:rPr>
-          <w:b/>
-          <w:lang w:val="ar_AE" w:bidi="ar_AE"/>
-        </w:rPr>
         <w:t>"</w:t>
       </w:r>
       <w:r>
@@ -20926,23 +18376,6 @@
           <w:b/>
           <w:lang w:val="ar_AE" w:bidi="ar_AE"/>
         </w:rPr>
-        <w:t>κατὰ πρόθεσιν τῶν αἰώνων</w:t>
-      </w:r>
-    </w:p>
-    <w:p>
-      <w:pPr>
-        <w:bidi/>
-      </w:pPr>
-      <w:r>
-        <w:rPr>
-          <w:lang w:val="ar_AE" w:bidi="ar_AE"/>
-        </w:rPr>
-      </w:r>
-      <w:r>
-        <w:rPr>
-          <w:b/>
-          <w:lang w:val="ar_AE" w:bidi="ar_AE"/>
-        </w:rPr>
         <w:t>"</w:t>
       </w:r>
       <w:r>
@@ -21313,23 +18746,6 @@
           <w:b/>
           <w:lang w:val="ar_AE" w:bidi="ar_AE"/>
         </w:rPr>
-        <w:t>προσαγωγὴν ἐν πεποιθήσει</w:t>
-      </w:r>
-    </w:p>
-    <w:p>
-      <w:pPr>
-        <w:bidi/>
-      </w:pPr>
-      <w:r>
-        <w:rPr>
-          <w:lang w:val="ar_AE" w:bidi="ar_AE"/>
-        </w:rPr>
-      </w:r>
-      <w:r>
-        <w:rPr>
-          <w:b/>
-          <w:lang w:val="ar_AE" w:bidi="ar_AE"/>
-        </w:rPr>
         <w:t>"</w:t>
       </w:r>
       <w:r>
@@ -21449,23 +18865,6 @@
           <w:b/>
           <w:lang w:val="ar_AE" w:bidi="ar_AE"/>
         </w:rPr>
-        <w:t>πεποιθήσει</w:t>
-      </w:r>
-    </w:p>
-    <w:p>
-      <w:pPr>
-        <w:bidi/>
-      </w:pPr>
-      <w:r>
-        <w:rPr>
-          <w:lang w:val="ar_AE" w:bidi="ar_AE"/>
-        </w:rPr>
-      </w:r>
-      <w:r>
-        <w:rPr>
-          <w:b/>
-          <w:lang w:val="ar_AE" w:bidi="ar_AE"/>
-        </w:rPr>
         <w:t>"</w:t>
       </w:r>
       <w:r>
@@ -21550,23 +18949,6 @@
           <w:b/>
           <w:lang w:val="ar_AE" w:bidi="ar_AE"/>
         </w:rPr>
-        <w:t>διὸ</w:t>
-      </w:r>
-    </w:p>
-    <w:p>
-      <w:pPr>
-        <w:bidi/>
-      </w:pPr>
-      <w:r>
-        <w:rPr>
-          <w:lang w:val="ar_AE" w:bidi="ar_AE"/>
-        </w:rPr>
-      </w:r>
-      <w:r>
-        <w:rPr>
-          <w:b/>
-          <w:lang w:val="ar_AE" w:bidi="ar_AE"/>
-        </w:rPr>
         <w:t>"</w:t>
       </w:r>
       <w:r>
@@ -21686,23 +19068,6 @@
           <w:b/>
           <w:lang w:val="ar_AE" w:bidi="ar_AE"/>
         </w:rPr>
-        <w:t>ὑπὲρ ὑμῶν, ἥτις ἐστὶν δόξα ὑμῶν</w:t>
-      </w:r>
-    </w:p>
-    <w:p>
-      <w:pPr>
-        <w:bidi/>
-      </w:pPr>
-      <w:r>
-        <w:rPr>
-          <w:lang w:val="ar_AE" w:bidi="ar_AE"/>
-        </w:rPr>
-      </w:r>
-      <w:r>
-        <w:rPr>
-          <w:b/>
-          <w:lang w:val="ar_AE" w:bidi="ar_AE"/>
-        </w:rPr>
         <w:t>"</w:t>
       </w:r>
       <w:r>
@@ -21835,23 +19200,6 @@
           <w:b/>
           <w:lang w:val="ar_AE" w:bidi="ar_AE"/>
         </w:rPr>
-        <w:t>τούτου χάριν</w:t>
-      </w:r>
-    </w:p>
-    <w:p>
-      <w:pPr>
-        <w:bidi/>
-      </w:pPr>
-      <w:r>
-        <w:rPr>
-          <w:lang w:val="ar_AE" w:bidi="ar_AE"/>
-        </w:rPr>
-      </w:r>
-      <w:r>
-        <w:rPr>
-          <w:b/>
-          <w:lang w:val="ar_AE" w:bidi="ar_AE"/>
-        </w:rPr>
         <w:t>"</w:t>
       </w:r>
       <w:r>
@@ -21971,23 +19319,6 @@
           <w:b/>
           <w:lang w:val="ar_AE" w:bidi="ar_AE"/>
         </w:rPr>
-        <w:t>τούτου χάριν</w:t>
-      </w:r>
-    </w:p>
-    <w:p>
-      <w:pPr>
-        <w:bidi/>
-      </w:pPr>
-      <w:r>
-        <w:rPr>
-          <w:lang w:val="ar_AE" w:bidi="ar_AE"/>
-        </w:rPr>
-      </w:r>
-      <w:r>
-        <w:rPr>
-          <w:b/>
-          <w:lang w:val="ar_AE" w:bidi="ar_AE"/>
-        </w:rPr>
         <w:t>"</w:t>
       </w:r>
       <w:r>
@@ -22094,23 +19425,6 @@
           <w:b/>
           <w:lang w:val="ar_AE" w:bidi="ar_AE"/>
         </w:rPr>
-        <w:t>κάμπτω τὰ γόνατά μου πρὸς τὸν Πατέρα</w:t>
-      </w:r>
-    </w:p>
-    <w:p>
-      <w:pPr>
-        <w:bidi/>
-      </w:pPr>
-      <w:r>
-        <w:rPr>
-          <w:lang w:val="ar_AE" w:bidi="ar_AE"/>
-        </w:rPr>
-      </w:r>
-      <w:r>
-        <w:rPr>
-          <w:b/>
-          <w:lang w:val="ar_AE" w:bidi="ar_AE"/>
-        </w:rPr>
         <w:t>"</w:t>
       </w:r>
       <w:r>
@@ -22230,23 +19544,6 @@
           <w:b/>
           <w:lang w:val="ar_AE" w:bidi="ar_AE"/>
         </w:rPr>
-        <w:t>ἐξ οὗ πᾶσα πατριὰ ἐν οὐρανοῖς καὶ ἐπὶ γῆς ὀνομάζεται</w:t>
-      </w:r>
-    </w:p>
-    <w:p>
-      <w:pPr>
-        <w:bidi/>
-      </w:pPr>
-      <w:r>
-        <w:rPr>
-          <w:lang w:val="ar_AE" w:bidi="ar_AE"/>
-        </w:rPr>
-      </w:r>
-      <w:r>
-        <w:rPr>
-          <w:b/>
-          <w:lang w:val="ar_AE" w:bidi="ar_AE"/>
-        </w:rPr>
         <w:t>"</w:t>
       </w:r>
       <w:r>
@@ -22346,23 +19643,6 @@
           <w:b/>
           <w:lang w:val="ar_AE" w:bidi="ar_AE"/>
         </w:rPr>
-        <w:t>ἵνα</w:t>
-      </w:r>
-    </w:p>
-    <w:p>
-      <w:pPr>
-        <w:bidi/>
-      </w:pPr>
-      <w:r>
-        <w:rPr>
-          <w:lang w:val="ar_AE" w:bidi="ar_AE"/>
-        </w:rPr>
-      </w:r>
-      <w:r>
-        <w:rPr>
-          <w:b/>
-          <w:lang w:val="ar_AE" w:bidi="ar_AE"/>
-        </w:rPr>
         <w:t>"</w:t>
       </w:r>
       <w:r>
@@ -22482,23 +19762,6 @@
           <w:b/>
           <w:lang w:val="ar_AE" w:bidi="ar_AE"/>
         </w:rPr>
-        <w:t>δῷ ὑμῖν κατὰ τὸ πλοῦτος τῆς δόξης αὐτοῦ, δυνάμει κραταιωθῆναι</w:t>
-      </w:r>
-    </w:p>
-    <w:p>
-      <w:pPr>
-        <w:bidi/>
-      </w:pPr>
-      <w:r>
-        <w:rPr>
-          <w:lang w:val="ar_AE" w:bidi="ar_AE"/>
-        </w:rPr>
-      </w:r>
-      <w:r>
-        <w:rPr>
-          <w:b/>
-          <w:lang w:val="ar_AE" w:bidi="ar_AE"/>
-        </w:rPr>
         <w:t>"</w:t>
       </w:r>
       <w:r>
@@ -22583,23 +19846,6 @@
           <w:b/>
           <w:lang w:val="ar_AE" w:bidi="ar_AE"/>
         </w:rPr>
-        <w:t>δῷ</w:t>
-      </w:r>
-    </w:p>
-    <w:p>
-      <w:pPr>
-        <w:bidi/>
-      </w:pPr>
-      <w:r>
-        <w:rPr>
-          <w:lang w:val="ar_AE" w:bidi="ar_AE"/>
-        </w:rPr>
-      </w:r>
-      <w:r>
-        <w:rPr>
-          <w:b/>
-          <w:lang w:val="ar_AE" w:bidi="ar_AE"/>
-        </w:rPr>
         <w:t>"</w:t>
       </w:r>
       <w:r>
@@ -22716,7 +19962,7 @@
         </w:rPr>
         <w:t xml:space="preserve">عبارة الربط: يواصل بولس الصلاة التي بدأها في </w:t>
       </w:r>
-      <w:hyperlink r:id="rId17">
+      <w:hyperlink r:id="rId15">
         <w:r>
           <w:rPr>
             <w:lang w:val="ar_AE" w:bidi="ar_AE"/>
@@ -22833,7 +20079,7 @@
         </w:rPr>
         <w:t>هذا هو الأمر الثاني الذي يصلي بولس أن "يعطيه" الله لأهل أفسس "بحسب غنى مجده". الأمر الأول هو أن "يتأيدوا بالقوة" (</w:t>
       </w:r>
-      <w:hyperlink r:id="rId18">
+      <w:hyperlink r:id="rId16">
         <w:r>
           <w:rPr>
             <w:lang w:val="ar_AE" w:bidi="ar_AE"/>
@@ -22903,23 +20149,6 @@
           <w:b/>
           <w:lang w:val="ar_AE" w:bidi="ar_AE"/>
         </w:rPr>
-        <w:t>κατοικῆσαι τὸν Χριστὸν διὰ τῆς πίστεως ἐν ταῖς καρδίαις ὑμῶν</w:t>
-      </w:r>
-    </w:p>
-    <w:p>
-      <w:pPr>
-        <w:bidi/>
-      </w:pPr>
-      <w:r>
-        <w:rPr>
-          <w:lang w:val="ar_AE" w:bidi="ar_AE"/>
-        </w:rPr>
-      </w:r>
-      <w:r>
-        <w:rPr>
-          <w:b/>
-          <w:lang w:val="ar_AE" w:bidi="ar_AE"/>
-        </w:rPr>
         <w:t>"</w:t>
       </w:r>
       <w:r>
@@ -23065,23 +20294,6 @@
           <w:b/>
           <w:lang w:val="ar_AE" w:bidi="ar_AE"/>
         </w:rPr>
-        <w:t>ἐν ἀγάπῃ, ἐρριζωμένοι καὶ τεθεμελιωμένοι</w:t>
-      </w:r>
-    </w:p>
-    <w:p>
-      <w:pPr>
-        <w:bidi/>
-      </w:pPr>
-      <w:r>
-        <w:rPr>
-          <w:lang w:val="ar_AE" w:bidi="ar_AE"/>
-        </w:rPr>
-      </w:r>
-      <w:r>
-        <w:rPr>
-          <w:b/>
-          <w:lang w:val="ar_AE" w:bidi="ar_AE"/>
-        </w:rPr>
         <w:t>"</w:t>
       </w:r>
       <w:r>
@@ -23188,23 +20400,6 @@
           <w:b/>
           <w:lang w:val="ar_AE" w:bidi="ar_AE"/>
         </w:rPr>
-        <w:t>ἵνα</w:t>
-      </w:r>
-    </w:p>
-    <w:p>
-      <w:pPr>
-        <w:bidi/>
-      </w:pPr>
-      <w:r>
-        <w:rPr>
-          <w:lang w:val="ar_AE" w:bidi="ar_AE"/>
-        </w:rPr>
-      </w:r>
-      <w:r>
-        <w:rPr>
-          <w:b/>
-          <w:lang w:val="ar_AE" w:bidi="ar_AE"/>
-        </w:rPr>
         <w:t>"</w:t>
       </w:r>
       <w:r>
@@ -23356,7 +20551,7 @@
         </w:rPr>
         <w:t>هذا هو الأمر الثالث الذي من أجله يحني بولس ركبتيه ويصلي؛ الأول هو أن يعطيهم الله أن يتأيدوا بالقوة (</w:t>
       </w:r>
-      <w:hyperlink r:id="rId18">
+      <w:hyperlink r:id="rId16">
         <w:r>
           <w:rPr>
             <w:lang w:val="ar_AE" w:bidi="ar_AE"/>
@@ -23374,7 +20569,7 @@
         </w:rPr>
         <w:t>)، والثاني هو أن يحلّ المسيح في قلوبهم بالإيمان (</w:t>
       </w:r>
-      <w:hyperlink r:id="rId19">
+      <w:hyperlink r:id="rId17">
         <w:r>
           <w:rPr>
             <w:lang w:val="ar_AE" w:bidi="ar_AE"/>
@@ -23444,23 +20639,6 @@
           <w:b/>
           <w:lang w:val="ar_AE" w:bidi="ar_AE"/>
         </w:rPr>
-        <w:t>πᾶσιν τοῖς ἁγίοις</w:t>
-      </w:r>
-    </w:p>
-    <w:p>
-      <w:pPr>
-        <w:bidi/>
-      </w:pPr>
-      <w:r>
-        <w:rPr>
-          <w:lang w:val="ar_AE" w:bidi="ar_AE"/>
-        </w:rPr>
-      </w:r>
-      <w:r>
-        <w:rPr>
-          <w:b/>
-          <w:lang w:val="ar_AE" w:bidi="ar_AE"/>
-        </w:rPr>
         <w:t>"</w:t>
       </w:r>
       <w:r>
@@ -23545,23 +20723,6 @@
           <w:b/>
           <w:lang w:val="ar_AE" w:bidi="ar_AE"/>
         </w:rPr>
-        <w:t>τὸ πλάτος, καὶ μῆκος, καὶ ὕψος, καὶ βάθος</w:t>
-      </w:r>
-    </w:p>
-    <w:p>
-      <w:pPr>
-        <w:bidi/>
-      </w:pPr>
-      <w:r>
-        <w:rPr>
-          <w:lang w:val="ar_AE" w:bidi="ar_AE"/>
-        </w:rPr>
-      </w:r>
-      <w:r>
-        <w:rPr>
-          <w:b/>
-          <w:lang w:val="ar_AE" w:bidi="ar_AE"/>
-        </w:rPr>
         <w:t>"</w:t>
       </w:r>
       <w:r>
@@ -23668,23 +20829,6 @@
           <w:b/>
           <w:lang w:val="ar_AE" w:bidi="ar_AE"/>
         </w:rPr>
-        <w:t>τὸ πλάτος, καὶ μῆκος, καὶ ὕψος, καὶ βάθος</w:t>
-      </w:r>
-    </w:p>
-    <w:p>
-      <w:pPr>
-        <w:bidi/>
-      </w:pPr>
-      <w:r>
-        <w:rPr>
-          <w:lang w:val="ar_AE" w:bidi="ar_AE"/>
-        </w:rPr>
-      </w:r>
-      <w:r>
-        <w:rPr>
-          <w:b/>
-          <w:lang w:val="ar_AE" w:bidi="ar_AE"/>
-        </w:rPr>
         <w:t>"</w:t>
       </w:r>
       <w:r>
@@ -23791,23 +20935,6 @@
           <w:b/>
           <w:lang w:val="ar_AE" w:bidi="ar_AE"/>
         </w:rPr>
-        <w:t>γνῶναί τε τὴν &amp; ἀγάπην τοῦ Χριστοῦ</w:t>
-      </w:r>
-    </w:p>
-    <w:p>
-      <w:pPr>
-        <w:bidi/>
-      </w:pPr>
-      <w:r>
-        <w:rPr>
-          <w:lang w:val="ar_AE" w:bidi="ar_AE"/>
-        </w:rPr>
-      </w:r>
-      <w:r>
-        <w:rPr>
-          <w:b/>
-          <w:lang w:val="ar_AE" w:bidi="ar_AE"/>
-        </w:rPr>
         <w:t>"</w:t>
       </w:r>
       <w:r>
@@ -23924,7 +21051,7 @@
         </w:rPr>
         <w:t>هذا هو الأمر الرابع الذي يحني بولس ركبتيه ويصلي لأجله (</w:t>
       </w:r>
-      <w:hyperlink r:id="rId17">
+      <w:hyperlink r:id="rId15">
         <w:r>
           <w:rPr>
             <w:lang w:val="ar_AE" w:bidi="ar_AE"/>
@@ -23942,7 +21069,7 @@
         </w:rPr>
         <w:t>). الأول هو أن "يتأيدوا بالقوة" (</w:t>
       </w:r>
-      <w:hyperlink r:id="rId18">
+      <w:hyperlink r:id="rId16">
         <w:r>
           <w:rPr>
             <w:lang w:val="ar_AE" w:bidi="ar_AE"/>
@@ -23960,7 +21087,7 @@
         </w:rPr>
         <w:t>)، والثاني هو أن "يحل المسيح بالإيمان في قلوبهم" (</w:t>
       </w:r>
-      <w:hyperlink r:id="rId19">
+      <w:hyperlink r:id="rId17">
         <w:r>
           <w:rPr>
             <w:lang w:val="ar_AE" w:bidi="ar_AE"/>
@@ -23978,7 +21105,7 @@
         </w:rPr>
         <w:t>)، والثالث هو أن "يستطيعوا أن يدركوا محبة المسيح" (</w:t>
       </w:r>
-      <w:hyperlink r:id="rId20">
+      <w:hyperlink r:id="rId18">
         <w:r>
           <w:rPr>
             <w:lang w:val="ar_AE" w:bidi="ar_AE"/>
@@ -24048,23 +21175,6 @@
           <w:b/>
           <w:lang w:val="ar_AE" w:bidi="ar_AE"/>
         </w:rPr>
-        <w:t>ἵνα πληρωθῆτε εἰς πᾶν τὸ πλήρωμα τοῦ Θεοῦ</w:t>
-      </w:r>
-    </w:p>
-    <w:p>
-      <w:pPr>
-        <w:bidi/>
-      </w:pPr>
-      <w:r>
-        <w:rPr>
-          <w:lang w:val="ar_AE" w:bidi="ar_AE"/>
-        </w:rPr>
-      </w:r>
-      <w:r>
-        <w:rPr>
-          <w:b/>
-          <w:lang w:val="ar_AE" w:bidi="ar_AE"/>
-        </w:rPr>
         <w:t>"</w:t>
       </w:r>
       <w:r>
@@ -24184,23 +21294,6 @@
           <w:b/>
           <w:lang w:val="ar_AE" w:bidi="ar_AE"/>
         </w:rPr>
-        <w:t>ἵνα πληρωθῆτε</w:t>
-      </w:r>
-    </w:p>
-    <w:p>
-      <w:pPr>
-        <w:bidi/>
-      </w:pPr>
-      <w:r>
-        <w:rPr>
-          <w:lang w:val="ar_AE" w:bidi="ar_AE"/>
-        </w:rPr>
-      </w:r>
-      <w:r>
-        <w:rPr>
-          <w:b/>
-          <w:lang w:val="ar_AE" w:bidi="ar_AE"/>
-        </w:rPr>
         <w:t>"</w:t>
       </w:r>
       <w:r>
@@ -24307,23 +21400,6 @@
           <w:b/>
           <w:lang w:val="ar_AE" w:bidi="ar_AE"/>
         </w:rPr>
-        <w:t>εἰς πᾶν τὸ πλήρωμα τοῦ Θεοῦ</w:t>
-      </w:r>
-    </w:p>
-    <w:p>
-      <w:pPr>
-        <w:bidi/>
-      </w:pPr>
-      <w:r>
-        <w:rPr>
-          <w:lang w:val="ar_AE" w:bidi="ar_AE"/>
-        </w:rPr>
-      </w:r>
-      <w:r>
-        <w:rPr>
-          <w:b/>
-          <w:lang w:val="ar_AE" w:bidi="ar_AE"/>
-        </w:rPr>
         <w:t>"</w:t>
       </w:r>
       <w:r>
@@ -24443,23 +21519,6 @@
           <w:b/>
           <w:lang w:val="ar_AE" w:bidi="ar_AE"/>
         </w:rPr>
-        <w:t>ἵνα</w:t>
-      </w:r>
-    </w:p>
-    <w:p>
-      <w:pPr>
-        <w:bidi/>
-      </w:pPr>
-      <w:r>
-        <w:rPr>
-          <w:lang w:val="ar_AE" w:bidi="ar_AE"/>
-        </w:rPr>
-      </w:r>
-      <w:r>
-        <w:rPr>
-          <w:b/>
-          <w:lang w:val="ar_AE" w:bidi="ar_AE"/>
-        </w:rPr>
         <w:t>"</w:t>
       </w:r>
       <w:r>
@@ -24839,23 +21898,6 @@
           <w:b/>
           <w:lang w:val="ar_AE" w:bidi="ar_AE"/>
         </w:rPr>
-        <w:t>ὑπὲρ πάντα, ποιῆσαι ὑπέρἐκπερισσοῦ ὧν αἰτούμεθα ἢ νοοῦμεν</w:t>
-      </w:r>
-    </w:p>
-    <w:p>
-      <w:pPr>
-        <w:bidi/>
-      </w:pPr>
-      <w:r>
-        <w:rPr>
-          <w:lang w:val="ar_AE" w:bidi="ar_AE"/>
-        </w:rPr>
-      </w:r>
-      <w:r>
-        <w:rPr>
-          <w:b/>
-          <w:lang w:val="ar_AE" w:bidi="ar_AE"/>
-        </w:rPr>
         <w:t>«</w:t>
       </w:r>
       <w:r>
@@ -24940,23 +21982,6 @@
           <w:b/>
           <w:lang w:val="ar_AE" w:bidi="ar_AE"/>
         </w:rPr>
-        <w:t>αὐτῷ ἡ δόξα ἐν τῇ ἐκκλησίᾳ</w:t>
-      </w:r>
-    </w:p>
-    <w:p>
-      <w:pPr>
-        <w:bidi/>
-      </w:pPr>
-      <w:r>
-        <w:rPr>
-          <w:lang w:val="ar_AE" w:bidi="ar_AE"/>
-        </w:rPr>
-      </w:r>
-      <w:r>
-        <w:rPr>
-          <w:b/>
-          <w:lang w:val="ar_AE" w:bidi="ar_AE"/>
-        </w:rPr>
         <w:t>"</w:t>
       </w:r>
       <w:r>
@@ -25160,23 +22185,6 @@
           <w:b/>
           <w:lang w:val="ar_AE" w:bidi="ar_AE"/>
         </w:rPr>
-        <w:t>οὖν</w:t>
-      </w:r>
-    </w:p>
-    <w:p>
-      <w:pPr>
-        <w:bidi/>
-      </w:pPr>
-      <w:r>
-        <w:rPr>
-          <w:lang w:val="ar_AE" w:bidi="ar_AE"/>
-        </w:rPr>
-      </w:r>
-      <w:r>
-        <w:rPr>
-          <w:b/>
-          <w:lang w:val="ar_AE" w:bidi="ar_AE"/>
-        </w:rPr>
         <w:t>"</w:t>
       </w:r>
       <w:r>
@@ -25296,23 +22304,6 @@
           <w:b/>
           <w:lang w:val="ar_AE" w:bidi="ar_AE"/>
         </w:rPr>
-        <w:t>ὁ δέσμιος ἐν Κυρίῳ</w:t>
-      </w:r>
-    </w:p>
-    <w:p>
-      <w:pPr>
-        <w:bidi/>
-      </w:pPr>
-      <w:r>
-        <w:rPr>
-          <w:lang w:val="ar_AE" w:bidi="ar_AE"/>
-        </w:rPr>
-      </w:r>
-      <w:r>
-        <w:rPr>
-          <w:b/>
-          <w:lang w:val="ar_AE" w:bidi="ar_AE"/>
-        </w:rPr>
         <w:t>"</w:t>
       </w:r>
       <w:r>
@@ -25516,23 +22507,6 @@
           <w:b/>
           <w:lang w:val="ar_AE" w:bidi="ar_AE"/>
         </w:rPr>
-        <w:t>τῆς κλήσεως ἧς ἐκλήθητε</w:t>
-      </w:r>
-    </w:p>
-    <w:p>
-      <w:pPr>
-        <w:bidi/>
-      </w:pPr>
-      <w:r>
-        <w:rPr>
-          <w:lang w:val="ar_AE" w:bidi="ar_AE"/>
-        </w:rPr>
-      </w:r>
-      <w:r>
-        <w:rPr>
-          <w:b/>
-          <w:lang w:val="ar_AE" w:bidi="ar_AE"/>
-        </w:rPr>
         <w:t>"</w:t>
       </w:r>
       <w:r>
@@ -25630,23 +22604,6 @@
           <w:b/>
           <w:lang w:val="ar_AE" w:bidi="ar_AE"/>
         </w:rPr>
-        <w:t>μετὰ πάσης ταπεινοφροσύνης καὶ πραΰτητος</w:t>
-      </w:r>
-    </w:p>
-    <w:p>
-      <w:pPr>
-        <w:bidi/>
-      </w:pPr>
-      <w:r>
-        <w:rPr>
-          <w:lang w:val="ar_AE" w:bidi="ar_AE"/>
-        </w:rPr>
-      </w:r>
-      <w:r>
-        <w:rPr>
-          <w:b/>
-          <w:lang w:val="ar_AE" w:bidi="ar_AE"/>
-        </w:rPr>
         <w:t>"</w:t>
       </w:r>
       <w:r>
@@ -25792,23 +22749,6 @@
           <w:b/>
           <w:lang w:val="ar_AE" w:bidi="ar_AE"/>
         </w:rPr>
-        <w:t>τηρεῖν τὴν ἑνότητα τοῦ Πνεύματος ἐν τῷ συνδέσμῳ τῆς εἰρήνης</w:t>
-      </w:r>
-    </w:p>
-    <w:p>
-      <w:pPr>
-        <w:bidi/>
-      </w:pPr>
-      <w:r>
-        <w:rPr>
-          <w:lang w:val="ar_AE" w:bidi="ar_AE"/>
-        </w:rPr>
-      </w:r>
-      <w:r>
-        <w:rPr>
-          <w:b/>
-          <w:lang w:val="ar_AE" w:bidi="ar_AE"/>
-        </w:rPr>
         <w:t>"</w:t>
       </w:r>
       <w:r>
@@ -25941,23 +22881,6 @@
           <w:b/>
           <w:lang w:val="ar_AE" w:bidi="ar_AE"/>
         </w:rPr>
-        <w:t>τηρεῖν τὴν ἑνότητα τοῦ Πνεύματος ἐν τῷ συνδέσμῳ τῆς εἰρήνης</w:t>
-      </w:r>
-    </w:p>
-    <w:p>
-      <w:pPr>
-        <w:bidi/>
-      </w:pPr>
-      <w:r>
-        <w:rPr>
-          <w:lang w:val="ar_AE" w:bidi="ar_AE"/>
-        </w:rPr>
-      </w:r>
-      <w:r>
-        <w:rPr>
-          <w:b/>
-          <w:lang w:val="ar_AE" w:bidi="ar_AE"/>
-        </w:rPr>
         <w:t>"</w:t>
       </w:r>
       <w:r>
@@ -26090,23 +23013,6 @@
           <w:b/>
           <w:lang w:val="ar_AE" w:bidi="ar_AE"/>
         </w:rPr>
-        <w:t>ἓν σῶμα</w:t>
-      </w:r>
-    </w:p>
-    <w:p>
-      <w:pPr>
-        <w:bidi/>
-      </w:pPr>
-      <w:r>
-        <w:rPr>
-          <w:lang w:val="ar_AE" w:bidi="ar_AE"/>
-        </w:rPr>
-      </w:r>
-      <w:r>
-        <w:rPr>
-          <w:b/>
-          <w:lang w:val="ar_AE" w:bidi="ar_AE"/>
-        </w:rPr>
         <w:t>"</w:t>
       </w:r>
       <w:r>
@@ -26204,23 +23110,6 @@
           <w:b/>
           <w:lang w:val="ar_AE" w:bidi="ar_AE"/>
         </w:rPr>
-        <w:t>ἓν Πνεῦμα</w:t>
-      </w:r>
-    </w:p>
-    <w:p>
-      <w:pPr>
-        <w:bidi/>
-      </w:pPr>
-      <w:r>
-        <w:rPr>
-          <w:lang w:val="ar_AE" w:bidi="ar_AE"/>
-        </w:rPr>
-      </w:r>
-      <w:r>
-        <w:rPr>
-          <w:b/>
-          <w:lang w:val="ar_AE" w:bidi="ar_AE"/>
-        </w:rPr>
         <w:t>"</w:t>
       </w:r>
       <w:r>
@@ -26305,23 +23194,6 @@
           <w:b/>
           <w:lang w:val="ar_AE" w:bidi="ar_AE"/>
         </w:rPr>
-        <w:t>ἐκλήθητε ἐν μιᾷ ἐλπίδι τῆς κλήσεως ὑμῶν</w:t>
-      </w:r>
-    </w:p>
-    <w:p>
-      <w:pPr>
-        <w:bidi/>
-      </w:pPr>
-      <w:r>
-        <w:rPr>
-          <w:lang w:val="ar_AE" w:bidi="ar_AE"/>
-        </w:rPr>
-      </w:r>
-      <w:r>
-        <w:rPr>
-          <w:b/>
-          <w:lang w:val="ar_AE" w:bidi="ar_AE"/>
-        </w:rPr>
         <w:t>"</w:t>
       </w:r>
       <w:r>
@@ -26721,23 +23593,6 @@
           <w:b/>
           <w:lang w:val="ar_AE" w:bidi="ar_AE"/>
         </w:rPr>
-        <w:t>ἑνὶ &amp; ἑκάστῳ ἡμῶν ἐδόθη ἡ χάρις</w:t>
-      </w:r>
-    </w:p>
-    <w:p>
-      <w:pPr>
-        <w:bidi/>
-      </w:pPr>
-      <w:r>
-        <w:rPr>
-          <w:lang w:val="ar_AE" w:bidi="ar_AE"/>
-        </w:rPr>
-      </w:r>
-      <w:r>
-        <w:rPr>
-          <w:b/>
-          <w:lang w:val="ar_AE" w:bidi="ar_AE"/>
-        </w:rPr>
         <w:t>"</w:t>
       </w:r>
       <w:r>
@@ -26844,23 +23699,6 @@
           <w:b/>
           <w:lang w:val="ar_AE" w:bidi="ar_AE"/>
         </w:rPr>
-        <w:t>ἑνὶ &amp; ἑκάστῳ ἡμῶν ἐδόθη ἡ χάρις</w:t>
-      </w:r>
-    </w:p>
-    <w:p>
-      <w:pPr>
-        <w:bidi/>
-      </w:pPr>
-      <w:r>
-        <w:rPr>
-          <w:lang w:val="ar_AE" w:bidi="ar_AE"/>
-        </w:rPr>
-      </w:r>
-      <w:r>
-        <w:rPr>
-          <w:b/>
-          <w:lang w:val="ar_AE" w:bidi="ar_AE"/>
-        </w:rPr>
         <w:t>"</w:t>
       </w:r>
       <w:r>
@@ -26980,23 +23818,6 @@
           <w:b/>
           <w:lang w:val="ar_AE" w:bidi="ar_AE"/>
         </w:rPr>
-        <w:t>διὸ</w:t>
-      </w:r>
-    </w:p>
-    <w:p>
-      <w:pPr>
-        <w:bidi/>
-      </w:pPr>
-      <w:r>
-        <w:rPr>
-          <w:lang w:val="ar_AE" w:bidi="ar_AE"/>
-        </w:rPr>
-      </w:r>
-      <w:r>
-        <w:rPr>
-          <w:b/>
-          <w:lang w:val="ar_AE" w:bidi="ar_AE"/>
-        </w:rPr>
         <w:t>"</w:t>
       </w:r>
       <w:r>
@@ -27116,23 +23937,6 @@
           <w:b/>
           <w:lang w:val="ar_AE" w:bidi="ar_AE"/>
         </w:rPr>
-        <w:t>ἀναβὰς εἰς ὕψος</w:t>
-      </w:r>
-    </w:p>
-    <w:p>
-      <w:pPr>
-        <w:bidi/>
-      </w:pPr>
-      <w:r>
-        <w:rPr>
-          <w:lang w:val="ar_AE" w:bidi="ar_AE"/>
-        </w:rPr>
-      </w:r>
-      <w:r>
-        <w:rPr>
-          <w:b/>
-          <w:lang w:val="ar_AE" w:bidi="ar_AE"/>
-        </w:rPr>
         <w:t>"</w:t>
       </w:r>
       <w:r>
@@ -27217,23 +24021,6 @@
           <w:b/>
           <w:lang w:val="ar_AE" w:bidi="ar_AE"/>
         </w:rPr>
-        <w:t>ἀνέβη</w:t>
-      </w:r>
-    </w:p>
-    <w:p>
-      <w:pPr>
-        <w:bidi/>
-      </w:pPr>
-      <w:r>
-        <w:rPr>
-          <w:lang w:val="ar_AE" w:bidi="ar_AE"/>
-        </w:rPr>
-      </w:r>
-      <w:r>
-        <w:rPr>
-          <w:b/>
-          <w:lang w:val="ar_AE" w:bidi="ar_AE"/>
-        </w:rPr>
         <w:t>"</w:t>
       </w:r>
       <w:r>
@@ -27318,23 +24105,6 @@
           <w:b/>
           <w:lang w:val="ar_AE" w:bidi="ar_AE"/>
         </w:rPr>
-        <w:t>καὶ κατέβη</w:t>
-      </w:r>
-    </w:p>
-    <w:p>
-      <w:pPr>
-        <w:bidi/>
-      </w:pPr>
-      <w:r>
-        <w:rPr>
-          <w:lang w:val="ar_AE" w:bidi="ar_AE"/>
-        </w:rPr>
-      </w:r>
-      <w:r>
-        <w:rPr>
-          <w:b/>
-          <w:lang w:val="ar_AE" w:bidi="ar_AE"/>
-        </w:rPr>
         <w:t>"</w:t>
       </w:r>
       <w:r>
@@ -27419,23 +24189,6 @@
           <w:b/>
           <w:lang w:val="ar_AE" w:bidi="ar_AE"/>
         </w:rPr>
-        <w:t>εἰς τὰ κατώτερα μέρη τῆς γῆς</w:t>
-      </w:r>
-    </w:p>
-    <w:p>
-      <w:pPr>
-        <w:bidi/>
-      </w:pPr>
-      <w:r>
-        <w:rPr>
-          <w:lang w:val="ar_AE" w:bidi="ar_AE"/>
-        </w:rPr>
-      </w:r>
-      <w:r>
-        <w:rPr>
-          <w:b/>
-          <w:lang w:val="ar_AE" w:bidi="ar_AE"/>
-        </w:rPr>
         <w:t>"</w:t>
       </w:r>
       <w:r>
@@ -27572,23 +24325,6 @@
           <w:b/>
           <w:lang w:val="ar_AE" w:bidi="ar_AE"/>
         </w:rPr>
-        <w:t>ἵνα πληρώσῃ τὰ πάντα</w:t>
-      </w:r>
-    </w:p>
-    <w:p>
-      <w:pPr>
-        <w:bidi/>
-      </w:pPr>
-      <w:r>
-        <w:rPr>
-          <w:lang w:val="ar_AE" w:bidi="ar_AE"/>
-        </w:rPr>
-      </w:r>
-      <w:r>
-        <w:rPr>
-          <w:b/>
-          <w:lang w:val="ar_AE" w:bidi="ar_AE"/>
-        </w:rPr>
         <w:t>"</w:t>
       </w:r>
       <w:r>
@@ -27673,23 +24409,6 @@
           <w:b/>
           <w:lang w:val="ar_AE" w:bidi="ar_AE"/>
         </w:rPr>
-        <w:t>πληρώσῃ</w:t>
-      </w:r>
-    </w:p>
-    <w:p>
-      <w:pPr>
-        <w:bidi/>
-      </w:pPr>
-      <w:r>
-        <w:rPr>
-          <w:lang w:val="ar_AE" w:bidi="ar_AE"/>
-        </w:rPr>
-      </w:r>
-      <w:r>
-        <w:rPr>
-          <w:b/>
-          <w:lang w:val="ar_AE" w:bidi="ar_AE"/>
-        </w:rPr>
         <w:t>"</w:t>
       </w:r>
       <w:r>
@@ -27774,23 +24493,6 @@
           <w:b/>
           <w:lang w:val="ar_AE" w:bidi="ar_AE"/>
         </w:rPr>
-        <w:t>ποιμένας</w:t>
-      </w:r>
-    </w:p>
-    <w:p>
-      <w:pPr>
-        <w:bidi/>
-      </w:pPr>
-      <w:r>
-        <w:rPr>
-          <w:lang w:val="ar_AE" w:bidi="ar_AE"/>
-        </w:rPr>
-      </w:r>
-      <w:r>
-        <w:rPr>
-          <w:b/>
-          <w:lang w:val="ar_AE" w:bidi="ar_AE"/>
-        </w:rPr>
         <w:t>"</w:t>
       </w:r>
       <w:r>
@@ -27910,23 +24612,6 @@
           <w:b/>
           <w:lang w:val="ar_AE" w:bidi="ar_AE"/>
         </w:rPr>
-        <w:t>πρὸς τὸν καταρτισμὸν τῶν ἁγίων</w:t>
-      </w:r>
-    </w:p>
-    <w:p>
-      <w:pPr>
-        <w:bidi/>
-      </w:pPr>
-      <w:r>
-        <w:rPr>
-          <w:lang w:val="ar_AE" w:bidi="ar_AE"/>
-        </w:rPr>
-      </w:r>
-      <w:r>
-        <w:rPr>
-          <w:b/>
-          <w:lang w:val="ar_AE" w:bidi="ar_AE"/>
-        </w:rPr>
         <w:t>"</w:t>
       </w:r>
       <w:r>
@@ -28011,23 +24696,6 @@
           <w:b/>
           <w:lang w:val="ar_AE" w:bidi="ar_AE"/>
         </w:rPr>
-        <w:t>εἰς ἔργον διακονίας</w:t>
-      </w:r>
-    </w:p>
-    <w:p>
-      <w:pPr>
-        <w:bidi/>
-      </w:pPr>
-      <w:r>
-        <w:rPr>
-          <w:lang w:val="ar_AE" w:bidi="ar_AE"/>
-        </w:rPr>
-      </w:r>
-      <w:r>
-        <w:rPr>
-          <w:b/>
-          <w:lang w:val="ar_AE" w:bidi="ar_AE"/>
-        </w:rPr>
         <w:t>"</w:t>
       </w:r>
       <w:r>
@@ -28112,23 +24780,6 @@
           <w:b/>
           <w:lang w:val="ar_AE" w:bidi="ar_AE"/>
         </w:rPr>
-        <w:t>εἰς οἰκοδομὴν τοῦ σώματος τοῦ Χριστοῦ</w:t>
-      </w:r>
-    </w:p>
-    <w:p>
-      <w:pPr>
-        <w:bidi/>
-      </w:pPr>
-      <w:r>
-        <w:rPr>
-          <w:lang w:val="ar_AE" w:bidi="ar_AE"/>
-        </w:rPr>
-      </w:r>
-      <w:r>
-        <w:rPr>
-          <w:b/>
-          <w:lang w:val="ar_AE" w:bidi="ar_AE"/>
-        </w:rPr>
         <w:t>"</w:t>
       </w:r>
       <w:r>
@@ -28235,23 +24886,6 @@
           <w:b/>
           <w:lang w:val="ar_AE" w:bidi="ar_AE"/>
         </w:rPr>
-        <w:t>οἰκοδομὴν</w:t>
-      </w:r>
-    </w:p>
-    <w:p>
-      <w:pPr>
-        <w:bidi/>
-      </w:pPr>
-      <w:r>
-        <w:rPr>
-          <w:lang w:val="ar_AE" w:bidi="ar_AE"/>
-        </w:rPr>
-      </w:r>
-      <w:r>
-        <w:rPr>
-          <w:b/>
-          <w:lang w:val="ar_AE" w:bidi="ar_AE"/>
-        </w:rPr>
         <w:t>"</w:t>
       </w:r>
       <w:r>
@@ -28543,23 +25177,6 @@
           <w:b/>
           <w:lang w:val="ar_AE" w:bidi="ar_AE"/>
         </w:rPr>
-        <w:t>καταντήσωμεν οἱ πάντες εἰς τὴν ἑνότητα τῆς πίστεως</w:t>
-      </w:r>
-    </w:p>
-    <w:p>
-      <w:pPr>
-        <w:bidi/>
-      </w:pPr>
-      <w:r>
-        <w:rPr>
-          <w:lang w:val="ar_AE" w:bidi="ar_AE"/>
-        </w:rPr>
-      </w:r>
-      <w:r>
-        <w:rPr>
-          <w:b/>
-          <w:lang w:val="ar_AE" w:bidi="ar_AE"/>
-        </w:rPr>
         <w:t>"</w:t>
       </w:r>
       <w:r>
@@ -28679,23 +25296,6 @@
           <w:b/>
           <w:lang w:val="ar_AE" w:bidi="ar_AE"/>
         </w:rPr>
-        <w:t>καταντήσωμεν οἱ πάντες εἰς τὴν ἑνότητα τῆς πίστεως</w:t>
-      </w:r>
-    </w:p>
-    <w:p>
-      <w:pPr>
-        <w:bidi/>
-      </w:pPr>
-      <w:r>
-        <w:rPr>
-          <w:lang w:val="ar_AE" w:bidi="ar_AE"/>
-        </w:rPr>
-      </w:r>
-      <w:r>
-        <w:rPr>
-          <w:b/>
-          <w:lang w:val="ar_AE" w:bidi="ar_AE"/>
-        </w:rPr>
         <w:t>"</w:t>
       </w:r>
       <w:r>
@@ -28815,23 +25415,6 @@
           <w:b/>
           <w:lang w:val="ar_AE" w:bidi="ar_AE"/>
         </w:rPr>
-        <w:t>τῆς ἐπιγνώσεως τοῦ Υἱοῦ τοῦ Θεοῦ</w:t>
-      </w:r>
-    </w:p>
-    <w:p>
-      <w:pPr>
-        <w:bidi/>
-      </w:pPr>
-      <w:r>
-        <w:rPr>
-          <w:lang w:val="ar_AE" w:bidi="ar_AE"/>
-        </w:rPr>
-      </w:r>
-      <w:r>
-        <w:rPr>
-          <w:b/>
-          <w:lang w:val="ar_AE" w:bidi="ar_AE"/>
-        </w:rPr>
         <w:t>"</w:t>
       </w:r>
       <w:r>
@@ -28951,23 +25534,6 @@
           <w:b/>
           <w:lang w:val="ar_AE" w:bidi="ar_AE"/>
         </w:rPr>
-        <w:t>τοῦ Υἱοῦ τοῦ Θεοῦ</w:t>
-      </w:r>
-    </w:p>
-    <w:p>
-      <w:pPr>
-        <w:bidi/>
-      </w:pPr>
-      <w:r>
-        <w:rPr>
-          <w:lang w:val="ar_AE" w:bidi="ar_AE"/>
-        </w:rPr>
-      </w:r>
-      <w:r>
-        <w:rPr>
-          <w:b/>
-          <w:lang w:val="ar_AE" w:bidi="ar_AE"/>
-        </w:rPr>
         <w:t>"</w:t>
       </w:r>
       <w:r>
@@ -29081,23 +25647,6 @@
           <w:b/>
           <w:lang w:val="ar_AE" w:bidi="ar_AE"/>
         </w:rPr>
-        <w:t>εἰς ἄνδρα τέλειον</w:t>
-      </w:r>
-    </w:p>
-    <w:p>
-      <w:pPr>
-        <w:bidi/>
-      </w:pPr>
-      <w:r>
-        <w:rPr>
-          <w:lang w:val="ar_AE" w:bidi="ar_AE"/>
-        </w:rPr>
-      </w:r>
-      <w:r>
-        <w:rPr>
-          <w:b/>
-          <w:lang w:val="ar_AE" w:bidi="ar_AE"/>
-        </w:rPr>
         <w:t>"</w:t>
       </w:r>
       <w:r>
@@ -29182,23 +25731,6 @@
           <w:b/>
           <w:lang w:val="ar_AE" w:bidi="ar_AE"/>
         </w:rPr>
-        <w:t>τέλειον</w:t>
-      </w:r>
-    </w:p>
-    <w:p>
-      <w:pPr>
-        <w:bidi/>
-      </w:pPr>
-      <w:r>
-        <w:rPr>
-          <w:lang w:val="ar_AE" w:bidi="ar_AE"/>
-        </w:rPr>
-      </w:r>
-      <w:r>
-        <w:rPr>
-          <w:b/>
-          <w:lang w:val="ar_AE" w:bidi="ar_AE"/>
-        </w:rPr>
         <w:t>"</w:t>
       </w:r>
       <w:r>
@@ -29283,23 +25815,6 @@
           <w:b/>
           <w:lang w:val="ar_AE" w:bidi="ar_AE"/>
         </w:rPr>
-        <w:t>ἵνα</w:t>
-      </w:r>
-    </w:p>
-    <w:p>
-      <w:pPr>
-        <w:bidi/>
-      </w:pPr>
-      <w:r>
-        <w:rPr>
-          <w:lang w:val="ar_AE" w:bidi="ar_AE"/>
-        </w:rPr>
-      </w:r>
-      <w:r>
-        <w:rPr>
-          <w:b/>
-          <w:lang w:val="ar_AE" w:bidi="ar_AE"/>
-        </w:rPr>
         <w:t>"</w:t>
       </w:r>
       <w:r>
@@ -29419,23 +25934,6 @@
           <w:b/>
           <w:lang w:val="ar_AE" w:bidi="ar_AE"/>
         </w:rPr>
-        <w:t>μηκέτι ὦμεν νήπιοι</w:t>
-      </w:r>
-    </w:p>
-    <w:p>
-      <w:pPr>
-        <w:bidi/>
-      </w:pPr>
-      <w:r>
-        <w:rPr>
-          <w:lang w:val="ar_AE" w:bidi="ar_AE"/>
-        </w:rPr>
-      </w:r>
-      <w:r>
-        <w:rPr>
-          <w:b/>
-          <w:lang w:val="ar_AE" w:bidi="ar_AE"/>
-        </w:rPr>
         <w:t>"</w:t>
       </w:r>
       <w:r>
@@ -29555,23 +26053,6 @@
           <w:b/>
           <w:lang w:val="ar_AE" w:bidi="ar_AE"/>
         </w:rPr>
-        <w:t>κλυδωνιζόμενοι καὶ περιφερόμενοι παντὶ ἀνέμῳ τῆς διδασκαλίας</w:t>
-      </w:r>
-    </w:p>
-    <w:p>
-      <w:pPr>
-        <w:bidi/>
-      </w:pPr>
-      <w:r>
-        <w:rPr>
-          <w:lang w:val="ar_AE" w:bidi="ar_AE"/>
-        </w:rPr>
-      </w:r>
-      <w:r>
-        <w:rPr>
-          <w:b/>
-          <w:lang w:val="ar_AE" w:bidi="ar_AE"/>
-        </w:rPr>
         <w:t>"</w:t>
       </w:r>
       <w:r>
@@ -29691,23 +26172,6 @@
           <w:b/>
           <w:lang w:val="ar_AE" w:bidi="ar_AE"/>
         </w:rPr>
-        <w:t>ἐν τῇ κυβίᾳ τῶν ἀνθρώπων, ἐν πανουργίᾳ πρὸς τὴν μεθοδίαν τῆς πλάνης</w:t>
-      </w:r>
-    </w:p>
-    <w:p>
-      <w:pPr>
-        <w:bidi/>
-      </w:pPr>
-      <w:r>
-        <w:rPr>
-          <w:lang w:val="ar_AE" w:bidi="ar_AE"/>
-        </w:rPr>
-      </w:r>
-      <w:r>
-        <w:rPr>
-          <w:b/>
-          <w:lang w:val="ar_AE" w:bidi="ar_AE"/>
-        </w:rPr>
         <w:t>"</w:t>
       </w:r>
       <w:r>
@@ -29846,23 +26310,6 @@
           <w:b/>
           <w:lang w:val="ar_AE" w:bidi="ar_AE"/>
         </w:rPr>
-        <w:t>δὲ</w:t>
-      </w:r>
-    </w:p>
-    <w:p>
-      <w:pPr>
-        <w:bidi/>
-      </w:pPr>
-      <w:r>
-        <w:rPr>
-          <w:lang w:val="ar_AE" w:bidi="ar_AE"/>
-        </w:rPr>
-      </w:r>
-      <w:r>
-        <w:rPr>
-          <w:b/>
-          <w:lang w:val="ar_AE" w:bidi="ar_AE"/>
-        </w:rPr>
         <w:t>"</w:t>
       </w:r>
       <w:r>
@@ -29982,23 +26429,6 @@
           <w:b/>
           <w:lang w:val="ar_AE" w:bidi="ar_AE"/>
         </w:rPr>
-        <w:t>ἀληθεύοντες</w:t>
-      </w:r>
-    </w:p>
-    <w:p>
-      <w:pPr>
-        <w:bidi/>
-      </w:pPr>
-      <w:r>
-        <w:rPr>
-          <w:lang w:val="ar_AE" w:bidi="ar_AE"/>
-        </w:rPr>
-      </w:r>
-      <w:r>
-        <w:rPr>
-          <w:b/>
-          <w:lang w:val="ar_AE" w:bidi="ar_AE"/>
-        </w:rPr>
         <w:t>"</w:t>
       </w:r>
       <w:r>
@@ -30118,23 +26548,6 @@
           <w:b/>
           <w:lang w:val="ar_AE" w:bidi="ar_AE"/>
         </w:rPr>
-        <w:t>ἐν ἀγάπῃ</w:t>
-      </w:r>
-    </w:p>
-    <w:p>
-      <w:pPr>
-        <w:bidi/>
-      </w:pPr>
-      <w:r>
-        <w:rPr>
-          <w:lang w:val="ar_AE" w:bidi="ar_AE"/>
-        </w:rPr>
-      </w:r>
-      <w:r>
-        <w:rPr>
-          <w:b/>
-          <w:lang w:val="ar_AE" w:bidi="ar_AE"/>
-        </w:rPr>
         <w:t>"</w:t>
       </w:r>
       <w:r>
@@ -30254,23 +26667,6 @@
           <w:b/>
           <w:lang w:val="ar_AE" w:bidi="ar_AE"/>
         </w:rPr>
-        <w:t>εἰς αὐτὸν &amp; ὅς ἐστιν ἡ κεφαλή</w:t>
-      </w:r>
-    </w:p>
-    <w:p>
-      <w:pPr>
-        <w:bidi/>
-      </w:pPr>
-      <w:r>
-        <w:rPr>
-          <w:lang w:val="ar_AE" w:bidi="ar_AE"/>
-        </w:rPr>
-      </w:r>
-      <w:r>
-        <w:rPr>
-          <w:b/>
-          <w:lang w:val="ar_AE" w:bidi="ar_AE"/>
-        </w:rPr>
         <w:t>"</w:t>
       </w:r>
       <w:r>
@@ -30390,23 +26786,6 @@
           <w:b/>
           <w:lang w:val="ar_AE" w:bidi="ar_AE"/>
         </w:rPr>
-        <w:t>ἐξ οὗ πᾶν τὸ σῶμα &amp; τὴν αὔξησιν τοῦ σώματος ποιεῖται</w:t>
-      </w:r>
-    </w:p>
-    <w:p>
-      <w:pPr>
-        <w:bidi/>
-      </w:pPr>
-      <w:r>
-        <w:rPr>
-          <w:lang w:val="ar_AE" w:bidi="ar_AE"/>
-        </w:rPr>
-      </w:r>
-      <w:r>
-        <w:rPr>
-          <w:b/>
-          <w:lang w:val="ar_AE" w:bidi="ar_AE"/>
-        </w:rPr>
         <w:t>"</w:t>
       </w:r>
       <w:r>
@@ -30540,23 +26919,6 @@
           <w:b/>
           <w:lang w:val="ar_AE" w:bidi="ar_AE"/>
         </w:rPr>
-        <w:t>εἰς οἰκοδομὴν ἑαυτοῦ ἐν ἀγάπῃ</w:t>
-      </w:r>
-    </w:p>
-    <w:p>
-      <w:pPr>
-        <w:bidi/>
-      </w:pPr>
-      <w:r>
-        <w:rPr>
-          <w:lang w:val="ar_AE" w:bidi="ar_AE"/>
-        </w:rPr>
-      </w:r>
-      <w:r>
-        <w:rPr>
-          <w:b/>
-          <w:lang w:val="ar_AE" w:bidi="ar_AE"/>
-        </w:rPr>
         <w:t>"</w:t>
       </w:r>
       <w:r>
@@ -30676,23 +27038,6 @@
           <w:b/>
           <w:lang w:val="ar_AE" w:bidi="ar_AE"/>
         </w:rPr>
-        <w:t>ἐν ἀγάπῃ</w:t>
-      </w:r>
-    </w:p>
-    <w:p>
-      <w:pPr>
-        <w:bidi/>
-      </w:pPr>
-      <w:r>
-        <w:rPr>
-          <w:lang w:val="ar_AE" w:bidi="ar_AE"/>
-        </w:rPr>
-      </w:r>
-      <w:r>
-        <w:rPr>
-          <w:b/>
-          <w:lang w:val="ar_AE" w:bidi="ar_AE"/>
-        </w:rPr>
         <w:t>"</w:t>
       </w:r>
       <w:r>
@@ -30812,23 +27157,6 @@
           <w:b/>
           <w:lang w:val="ar_AE" w:bidi="ar_AE"/>
         </w:rPr>
-        <w:t>διὰ πάσης ἁφῆς τῆς ἐπιχορηγίας</w:t>
-      </w:r>
-    </w:p>
-    <w:p>
-      <w:pPr>
-        <w:bidi/>
-      </w:pPr>
-      <w:r>
-        <w:rPr>
-          <w:lang w:val="ar_AE" w:bidi="ar_AE"/>
-        </w:rPr>
-      </w:r>
-      <w:r>
-        <w:rPr>
-          <w:b/>
-          <w:lang w:val="ar_AE" w:bidi="ar_AE"/>
-        </w:rPr>
         <w:t>"</w:t>
       </w:r>
       <w:r>
@@ -31151,23 +27479,6 @@
           <w:b/>
           <w:lang w:val="ar_AE" w:bidi="ar_AE"/>
         </w:rPr>
-        <w:t>τοῦτο οὖν λέγω καὶ μαρτύρομαι</w:t>
-      </w:r>
-    </w:p>
-    <w:p>
-      <w:pPr>
-        <w:bidi/>
-      </w:pPr>
-      <w:r>
-        <w:rPr>
-          <w:lang w:val="ar_AE" w:bidi="ar_AE"/>
-        </w:rPr>
-      </w:r>
-      <w:r>
-        <w:rPr>
-          <w:b/>
-          <w:lang w:val="ar_AE" w:bidi="ar_AE"/>
-        </w:rPr>
         <w:t>"</w:t>
       </w:r>
       <w:r>
@@ -31252,23 +27563,6 @@
           <w:b/>
           <w:lang w:val="ar_AE" w:bidi="ar_AE"/>
         </w:rPr>
-        <w:t>ἐν Κυρίῳ</w:t>
-      </w:r>
-    </w:p>
-    <w:p>
-      <w:pPr>
-        <w:bidi/>
-      </w:pPr>
-      <w:r>
-        <w:rPr>
-          <w:lang w:val="ar_AE" w:bidi="ar_AE"/>
-        </w:rPr>
-      </w:r>
-      <w:r>
-        <w:rPr>
-          <w:b/>
-          <w:lang w:val="ar_AE" w:bidi="ar_AE"/>
-        </w:rPr>
         <w:t>"</w:t>
       </w:r>
       <w:r>
@@ -31353,23 +27647,6 @@
           <w:b/>
           <w:lang w:val="ar_AE" w:bidi="ar_AE"/>
         </w:rPr>
-        <w:t>μηκέτι ὑμᾶς περιπατεῖν, καθὼς καὶ τὰ ἔθνη περιπατεῖ ἐν ματαιότητι τοῦ νοὸς αὐτῶν</w:t>
-      </w:r>
-    </w:p>
-    <w:p>
-      <w:pPr>
-        <w:bidi/>
-      </w:pPr>
-      <w:r>
-        <w:rPr>
-          <w:lang w:val="ar_AE" w:bidi="ar_AE"/>
-        </w:rPr>
-      </w:r>
-      <w:r>
-        <w:rPr>
-          <w:b/>
-          <w:lang w:val="ar_AE" w:bidi="ar_AE"/>
-        </w:rPr>
         <w:t xml:space="preserve"> "</w:t>
       </w:r>
       <w:r>
@@ -31476,23 +27753,6 @@
           <w:b/>
           <w:lang w:val="ar_AE" w:bidi="ar_AE"/>
         </w:rPr>
-        <w:t>ἐσκοτωμένοι τῇ διανοίᾳ</w:t>
-      </w:r>
-    </w:p>
-    <w:p>
-      <w:pPr>
-        <w:bidi/>
-      </w:pPr>
-      <w:r>
-        <w:rPr>
-          <w:lang w:val="ar_AE" w:bidi="ar_AE"/>
-        </w:rPr>
-      </w:r>
-      <w:r>
-        <w:rPr>
-          <w:b/>
-          <w:lang w:val="ar_AE" w:bidi="ar_AE"/>
-        </w:rPr>
         <w:t>"</w:t>
       </w:r>
       <w:r>
@@ -31599,23 +27859,6 @@
           <w:b/>
           <w:lang w:val="ar_AE" w:bidi="ar_AE"/>
         </w:rPr>
-        <w:t>ἐσκοτωμένοι τῇ διανοίᾳ</w:t>
-      </w:r>
-    </w:p>
-    <w:p>
-      <w:pPr>
-        <w:bidi/>
-      </w:pPr>
-      <w:r>
-        <w:rPr>
-          <w:lang w:val="ar_AE" w:bidi="ar_AE"/>
-        </w:rPr>
-      </w:r>
-      <w:r>
-        <w:rPr>
-          <w:b/>
-          <w:lang w:val="ar_AE" w:bidi="ar_AE"/>
-        </w:rPr>
         <w:t>"</w:t>
       </w:r>
       <w:r>
@@ -31722,23 +27965,6 @@
           <w:b/>
           <w:lang w:val="ar_AE" w:bidi="ar_AE"/>
         </w:rPr>
-        <w:t>ἀπηλλοτριωμένοι τῆς ζωῆς τοῦ Θεοῦ, διὰ τὴν ἄγνοιαν τὴν οὖσαν ἐν αὐτοῖς</w:t>
-      </w:r>
-    </w:p>
-    <w:p>
-      <w:pPr>
-        <w:bidi/>
-      </w:pPr>
-      <w:r>
-        <w:rPr>
-          <w:lang w:val="ar_AE" w:bidi="ar_AE"/>
-        </w:rPr>
-      </w:r>
-      <w:r>
-        <w:rPr>
-          <w:b/>
-          <w:lang w:val="ar_AE" w:bidi="ar_AE"/>
-        </w:rPr>
         <w:t>"</w:t>
       </w:r>
       <w:r>
@@ -31845,23 +28071,6 @@
           <w:b/>
           <w:lang w:val="ar_AE" w:bidi="ar_AE"/>
         </w:rPr>
-        <w:t>ἀπηλλοτριωμένοι</w:t>
-      </w:r>
-    </w:p>
-    <w:p>
-      <w:pPr>
-        <w:bidi/>
-      </w:pPr>
-      <w:r>
-        <w:rPr>
-          <w:lang w:val="ar_AE" w:bidi="ar_AE"/>
-        </w:rPr>
-      </w:r>
-      <w:r>
-        <w:rPr>
-          <w:b/>
-          <w:lang w:val="ar_AE" w:bidi="ar_AE"/>
-        </w:rPr>
         <w:t>"</w:t>
       </w:r>
       <w:r>
@@ -31946,23 +28155,6 @@
           <w:b/>
           <w:lang w:val="ar_AE" w:bidi="ar_AE"/>
         </w:rPr>
-        <w:t>ἄγνοιαν</w:t>
-      </w:r>
-    </w:p>
-    <w:p>
-      <w:pPr>
-        <w:bidi/>
-      </w:pPr>
-      <w:r>
-        <w:rPr>
-          <w:lang w:val="ar_AE" w:bidi="ar_AE"/>
-        </w:rPr>
-      </w:r>
-      <w:r>
-        <w:rPr>
-          <w:b/>
-          <w:lang w:val="ar_AE" w:bidi="ar_AE"/>
-        </w:rPr>
         <w:t>"</w:t>
       </w:r>
       <w:r>
@@ -32047,23 +28239,6 @@
           <w:b/>
           <w:lang w:val="ar_AE" w:bidi="ar_AE"/>
         </w:rPr>
-        <w:t>διὰ τὴν πώρωσιν τῆς καρδίας αὐτῶν</w:t>
-      </w:r>
-    </w:p>
-    <w:p>
-      <w:pPr>
-        <w:bidi/>
-      </w:pPr>
-      <w:r>
-        <w:rPr>
-          <w:lang w:val="ar_AE" w:bidi="ar_AE"/>
-        </w:rPr>
-      </w:r>
-      <w:r>
-        <w:rPr>
-          <w:b/>
-          <w:lang w:val="ar_AE" w:bidi="ar_AE"/>
-        </w:rPr>
         <w:t>"</w:t>
       </w:r>
       <w:r>
@@ -32183,23 +28358,6 @@
           <w:b/>
           <w:lang w:val="ar_AE" w:bidi="ar_AE"/>
         </w:rPr>
-        <w:t>διὰ</w:t>
-      </w:r>
-    </w:p>
-    <w:p>
-      <w:pPr>
-        <w:bidi/>
-      </w:pPr>
-      <w:r>
-        <w:rPr>
-          <w:lang w:val="ar_AE" w:bidi="ar_AE"/>
-        </w:rPr>
-      </w:r>
-      <w:r>
-        <w:rPr>
-          <w:b/>
-          <w:lang w:val="ar_AE" w:bidi="ar_AE"/>
-        </w:rPr>
         <w:t>"</w:t>
       </w:r>
       <w:r>
@@ -32319,23 +28477,6 @@
           <w:b/>
           <w:lang w:val="ar_AE" w:bidi="ar_AE"/>
         </w:rPr>
-        <w:t>διὰ</w:t>
-      </w:r>
-    </w:p>
-    <w:p>
-      <w:pPr>
-        <w:bidi/>
-      </w:pPr>
-      <w:r>
-        <w:rPr>
-          <w:lang w:val="ar_AE" w:bidi="ar_AE"/>
-        </w:rPr>
-      </w:r>
-      <w:r>
-        <w:rPr>
-          <w:b/>
-          <w:lang w:val="ar_AE" w:bidi="ar_AE"/>
-        </w:rPr>
         <w:t>"</w:t>
       </w:r>
       <w:r>
@@ -32455,23 +28596,6 @@
           <w:b/>
           <w:lang w:val="ar_AE" w:bidi="ar_AE"/>
         </w:rPr>
-        <w:t>ἑαυτοὺς παρέδωκαν τῇ ἀσελγείᾳ</w:t>
-      </w:r>
-    </w:p>
-    <w:p>
-      <w:pPr>
-        <w:bidi/>
-      </w:pPr>
-      <w:r>
-        <w:rPr>
-          <w:lang w:val="ar_AE" w:bidi="ar_AE"/>
-        </w:rPr>
-      </w:r>
-      <w:r>
-        <w:rPr>
-          <w:b/>
-          <w:lang w:val="ar_AE" w:bidi="ar_AE"/>
-        </w:rPr>
         <w:t>"</w:t>
       </w:r>
       <w:r>
@@ -32623,7 +28747,7 @@
         </w:rPr>
         <w:t xml:space="preserve"> إلى الطريقة التي تعيش بها الأمم، كما تم وصفه في </w:t>
       </w:r>
-      <w:hyperlink r:id="rId21">
+      <w:hyperlink r:id="rId19">
         <w:r>
           <w:rPr>
             <w:lang w:val="ar_AE" w:bidi="ar_AE"/>
@@ -32693,23 +28817,6 @@
           <w:b/>
           <w:lang w:val="ar_AE" w:bidi="ar_AE"/>
         </w:rPr>
-        <w:t>δὲ</w:t>
-      </w:r>
-    </w:p>
-    <w:p>
-      <w:pPr>
-        <w:bidi/>
-      </w:pPr>
-      <w:r>
-        <w:rPr>
-          <w:lang w:val="ar_AE" w:bidi="ar_AE"/>
-        </w:rPr>
-      </w:r>
-      <w:r>
-        <w:rPr>
-          <w:b/>
-          <w:lang w:val="ar_AE" w:bidi="ar_AE"/>
-        </w:rPr>
         <w:t>"</w:t>
       </w:r>
       <w:r>
@@ -32829,23 +28936,6 @@
           <w:b/>
           <w:lang w:val="ar_AE" w:bidi="ar_AE"/>
         </w:rPr>
-        <w:t>εἴ γε αὐτὸν ἠκούσατε καὶ ἐν αὐτῷ ἐδιδάχθητε</w:t>
-      </w:r>
-    </w:p>
-    <w:p>
-      <w:pPr>
-        <w:bidi/>
-      </w:pPr>
-      <w:r>
-        <w:rPr>
-          <w:lang w:val="ar_AE" w:bidi="ar_AE"/>
-        </w:rPr>
-      </w:r>
-      <w:r>
-        <w:rPr>
-          <w:b/>
-          <w:lang w:val="ar_AE" w:bidi="ar_AE"/>
-        </w:rPr>
         <w:t>"</w:t>
       </w:r>
       <w:r>
@@ -32978,23 +29068,6 @@
           <w:b/>
           <w:lang w:val="ar_AE" w:bidi="ar_AE"/>
         </w:rPr>
-        <w:t>ἐν αὐτῷ ἐδιδάχθητε</w:t>
-      </w:r>
-    </w:p>
-    <w:p>
-      <w:pPr>
-        <w:bidi/>
-      </w:pPr>
-      <w:r>
-        <w:rPr>
-          <w:lang w:val="ar_AE" w:bidi="ar_AE"/>
-        </w:rPr>
-      </w:r>
-      <w:r>
-        <w:rPr>
-          <w:b/>
-          <w:lang w:val="ar_AE" w:bidi="ar_AE"/>
-        </w:rPr>
         <w:t>"</w:t>
       </w:r>
       <w:r>
@@ -33101,23 +29174,6 @@
           <w:b/>
           <w:lang w:val="ar_AE" w:bidi="ar_AE"/>
         </w:rPr>
-        <w:t>καθώς ἐστιν ἀλήθεια ἐν τῷ Ἰησοῦ</w:t>
-      </w:r>
-    </w:p>
-    <w:p>
-      <w:pPr>
-        <w:bidi/>
-      </w:pPr>
-      <w:r>
-        <w:rPr>
-          <w:lang w:val="ar_AE" w:bidi="ar_AE"/>
-        </w:rPr>
-      </w:r>
-      <w:r>
-        <w:rPr>
-          <w:b/>
-          <w:lang w:val="ar_AE" w:bidi="ar_AE"/>
-        </w:rPr>
         <w:t>"</w:t>
       </w:r>
       <w:r>
@@ -33202,23 +29258,6 @@
           <w:b/>
           <w:lang w:val="ar_AE" w:bidi="ar_AE"/>
         </w:rPr>
-        <w:t>ἀποθέσθαι ὑμᾶς κατὰ τὴν προτέραν ἀναστροφὴν</w:t>
-      </w:r>
-    </w:p>
-    <w:p>
-      <w:pPr>
-        <w:bidi/>
-      </w:pPr>
-      <w:r>
-        <w:rPr>
-          <w:lang w:val="ar_AE" w:bidi="ar_AE"/>
-        </w:rPr>
-      </w:r>
-      <w:r>
-        <w:rPr>
-          <w:b/>
-          <w:lang w:val="ar_AE" w:bidi="ar_AE"/>
-        </w:rPr>
         <w:t>"</w:t>
       </w:r>
       <w:r>
@@ -33325,23 +29364,6 @@
           <w:b/>
           <w:lang w:val="ar_AE" w:bidi="ar_AE"/>
         </w:rPr>
-        <w:t>ἀποθέσθαι ὑμᾶς κατὰ τὴν προτέραν ἀναστροφὴν τὸν παλαιὸν ἄνθρωπον</w:t>
-      </w:r>
-    </w:p>
-    <w:p>
-      <w:pPr>
-        <w:bidi/>
-      </w:pPr>
-      <w:r>
-        <w:rPr>
-          <w:lang w:val="ar_AE" w:bidi="ar_AE"/>
-        </w:rPr>
-      </w:r>
-      <w:r>
-        <w:rPr>
-          <w:b/>
-          <w:lang w:val="ar_AE" w:bidi="ar_AE"/>
-        </w:rPr>
         <w:t>"</w:t>
       </w:r>
       <w:r>
@@ -33448,23 +29470,6 @@
           <w:b/>
           <w:lang w:val="ar_AE" w:bidi="ar_AE"/>
         </w:rPr>
-        <w:t>τὸν παλαιὸν ἄνθρωπον</w:t>
-      </w:r>
-    </w:p>
-    <w:p>
-      <w:pPr>
-        <w:bidi/>
-      </w:pPr>
-      <w:r>
-        <w:rPr>
-          <w:lang w:val="ar_AE" w:bidi="ar_AE"/>
-        </w:rPr>
-      </w:r>
-      <w:r>
-        <w:rPr>
-          <w:b/>
-          <w:lang w:val="ar_AE" w:bidi="ar_AE"/>
-        </w:rPr>
         <w:t>"</w:t>
       </w:r>
       <w:r>
@@ -33690,23 +29695,6 @@
           <w:b/>
           <w:lang w:val="ar_AE" w:bidi="ar_AE"/>
         </w:rPr>
-        <w:t>ἀνανεοῦσθαι &amp; τῷ πνεύματι τοῦ νοὸς ὑμῶν</w:t>
-      </w:r>
-    </w:p>
-    <w:p>
-      <w:pPr>
-        <w:bidi/>
-      </w:pPr>
-      <w:r>
-        <w:rPr>
-          <w:lang w:val="ar_AE" w:bidi="ar_AE"/>
-        </w:rPr>
-      </w:r>
-      <w:r>
-        <w:rPr>
-          <w:b/>
-          <w:lang w:val="ar_AE" w:bidi="ar_AE"/>
-        </w:rPr>
         <w:t>"</w:t>
       </w:r>
       <w:r>
@@ -33813,23 +29801,6 @@
           <w:b/>
           <w:lang w:val="ar_AE" w:bidi="ar_AE"/>
         </w:rPr>
-        <w:t>ἐν δικαιοσύνῃ καὶ ὁσιότητι τῆς ἀληθείας</w:t>
-      </w:r>
-    </w:p>
-    <w:p>
-      <w:pPr>
-        <w:bidi/>
-      </w:pPr>
-      <w:r>
-        <w:rPr>
-          <w:lang w:val="ar_AE" w:bidi="ar_AE"/>
-        </w:rPr>
-      </w:r>
-      <w:r>
-        <w:rPr>
-          <w:b/>
-          <w:lang w:val="ar_AE" w:bidi="ar_AE"/>
-        </w:rPr>
         <w:t>"</w:t>
       </w:r>
       <w:r>
@@ -33975,23 +29946,6 @@
           <w:b/>
           <w:lang w:val="ar_AE" w:bidi="ar_AE"/>
         </w:rPr>
-        <w:t>ἐνδύσασθαι τὸν καινὸν ἄνθρωπον</w:t>
-      </w:r>
-    </w:p>
-    <w:p>
-      <w:pPr>
-        <w:bidi/>
-      </w:pPr>
-      <w:r>
-        <w:rPr>
-          <w:lang w:val="ar_AE" w:bidi="ar_AE"/>
-        </w:rPr>
-      </w:r>
-      <w:r>
-        <w:rPr>
-          <w:b/>
-          <w:lang w:val="ar_AE" w:bidi="ar_AE"/>
-        </w:rPr>
         <w:t>"</w:t>
       </w:r>
       <w:r>
@@ -34111,23 +30065,6 @@
           <w:b/>
           <w:lang w:val="ar_AE" w:bidi="ar_AE"/>
         </w:rPr>
-        <w:t>διὸ</w:t>
-      </w:r>
-    </w:p>
-    <w:p>
-      <w:pPr>
-        <w:bidi/>
-      </w:pPr>
-      <w:r>
-        <w:rPr>
-          <w:lang w:val="ar_AE" w:bidi="ar_AE"/>
-        </w:rPr>
-      </w:r>
-      <w:r>
-        <w:rPr>
-          <w:b/>
-          <w:lang w:val="ar_AE" w:bidi="ar_AE"/>
-        </w:rPr>
         <w:t>"</w:t>
       </w:r>
       <w:r>
@@ -34247,23 +30184,6 @@
           <w:b/>
           <w:lang w:val="ar_AE" w:bidi="ar_AE"/>
         </w:rPr>
-        <w:t>ἀποθέμενοι τὸ ψεῦδος</w:t>
-      </w:r>
-    </w:p>
-    <w:p>
-      <w:pPr>
-        <w:bidi/>
-      </w:pPr>
-      <w:r>
-        <w:rPr>
-          <w:lang w:val="ar_AE" w:bidi="ar_AE"/>
-        </w:rPr>
-      </w:r>
-      <w:r>
-        <w:rPr>
-          <w:b/>
-          <w:lang w:val="ar_AE" w:bidi="ar_AE"/>
-        </w:rPr>
         <w:t>"</w:t>
       </w:r>
       <w:r>
@@ -34370,23 +30290,6 @@
           <w:b/>
           <w:lang w:val="ar_AE" w:bidi="ar_AE"/>
         </w:rPr>
-        <w:t>λαλεῖτε ἀλήθειαν ἕκαστος</w:t>
-      </w:r>
-    </w:p>
-    <w:p>
-      <w:pPr>
-        <w:bidi/>
-      </w:pPr>
-      <w:r>
-        <w:rPr>
-          <w:lang w:val="ar_AE" w:bidi="ar_AE"/>
-        </w:rPr>
-      </w:r>
-      <w:r>
-        <w:rPr>
-          <w:b/>
-          <w:lang w:val="ar_AE" w:bidi="ar_AE"/>
-        </w:rPr>
         <w:t>"</w:t>
       </w:r>
       <w:r>
@@ -34506,23 +30409,6 @@
           <w:b/>
           <w:lang w:val="ar_AE" w:bidi="ar_AE"/>
         </w:rPr>
-        <w:t>ὅτι</w:t>
-      </w:r>
-    </w:p>
-    <w:p>
-      <w:pPr>
-        <w:bidi/>
-      </w:pPr>
-      <w:r>
-        <w:rPr>
-          <w:lang w:val="ar_AE" w:bidi="ar_AE"/>
-        </w:rPr>
-      </w:r>
-      <w:r>
-        <w:rPr>
-          <w:b/>
-          <w:lang w:val="ar_AE" w:bidi="ar_AE"/>
-        </w:rPr>
         <w:t>"</w:t>
       </w:r>
       <w:r>
@@ -34642,23 +30528,6 @@
           <w:b/>
           <w:lang w:val="ar_AE" w:bidi="ar_AE"/>
         </w:rPr>
-        <w:t>ἐσμὲν ἀλλήλων μέλη</w:t>
-      </w:r>
-    </w:p>
-    <w:p>
-      <w:pPr>
-        <w:bidi/>
-      </w:pPr>
-      <w:r>
-        <w:rPr>
-          <w:lang w:val="ar_AE" w:bidi="ar_AE"/>
-        </w:rPr>
-      </w:r>
-      <w:r>
-        <w:rPr>
-          <w:b/>
-          <w:lang w:val="ar_AE" w:bidi="ar_AE"/>
-        </w:rPr>
         <w:t>"</w:t>
       </w:r>
       <w:r>
@@ -34765,23 +30634,6 @@
           <w:b/>
           <w:lang w:val="ar_AE" w:bidi="ar_AE"/>
         </w:rPr>
-        <w:t>ὀργίζεσθε, καὶ μὴ ἁμαρτάνετε</w:t>
-      </w:r>
-    </w:p>
-    <w:p>
-      <w:pPr>
-        <w:bidi/>
-      </w:pPr>
-      <w:r>
-        <w:rPr>
-          <w:lang w:val="ar_AE" w:bidi="ar_AE"/>
-        </w:rPr>
-      </w:r>
-      <w:r>
-        <w:rPr>
-          <w:b/>
-          <w:lang w:val="ar_AE" w:bidi="ar_AE"/>
-        </w:rPr>
         <w:t>"</w:t>
       </w:r>
       <w:r>
@@ -34866,23 +30718,6 @@
           <w:b/>
           <w:lang w:val="ar_AE" w:bidi="ar_AE"/>
         </w:rPr>
-        <w:t>ὁ ἥλιος μὴ ἐπιδυέτω ἐπὶ παροργισμῷ ὑμῶν</w:t>
-      </w:r>
-    </w:p>
-    <w:p>
-      <w:pPr>
-        <w:bidi/>
-      </w:pPr>
-      <w:r>
-        <w:rPr>
-          <w:lang w:val="ar_AE" w:bidi="ar_AE"/>
-        </w:rPr>
-      </w:r>
-      <w:r>
-        <w:rPr>
-          <w:b/>
-          <w:lang w:val="ar_AE" w:bidi="ar_AE"/>
-        </w:rPr>
         <w:t>"</w:t>
       </w:r>
       <w:r>
@@ -35015,23 +30850,6 @@
           <w:b/>
           <w:lang w:val="ar_AE" w:bidi="ar_AE"/>
         </w:rPr>
-        <w:t>μηδὲ δίδοτε τόπον τῷ διαβόλῳ</w:t>
-      </w:r>
-    </w:p>
-    <w:p>
-      <w:pPr>
-        <w:bidi/>
-      </w:pPr>
-      <w:r>
-        <w:rPr>
-          <w:lang w:val="ar_AE" w:bidi="ar_AE"/>
-        </w:rPr>
-      </w:r>
-      <w:r>
-        <w:rPr>
-          <w:b/>
-          <w:lang w:val="ar_AE" w:bidi="ar_AE"/>
-        </w:rPr>
         <w:t>"</w:t>
       </w:r>
       <w:r>
@@ -35116,23 +30934,6 @@
           <w:b/>
           <w:lang w:val="ar_AE" w:bidi="ar_AE"/>
         </w:rPr>
-        <w:t>μᾶλλον δὲ</w:t>
-      </w:r>
-    </w:p>
-    <w:p>
-      <w:pPr>
-        <w:bidi/>
-      </w:pPr>
-      <w:r>
-        <w:rPr>
-          <w:lang w:val="ar_AE" w:bidi="ar_AE"/>
-        </w:rPr>
-      </w:r>
-      <w:r>
-        <w:rPr>
-          <w:b/>
-          <w:lang w:val="ar_AE" w:bidi="ar_AE"/>
-        </w:rPr>
         <w:t>"</w:t>
       </w:r>
       <w:r>
@@ -35252,23 +31053,6 @@
           <w:b/>
           <w:lang w:val="ar_AE" w:bidi="ar_AE"/>
         </w:rPr>
-        <w:t>ἵνα</w:t>
-      </w:r>
-    </w:p>
-    <w:p>
-      <w:pPr>
-        <w:bidi/>
-      </w:pPr>
-      <w:r>
-        <w:rPr>
-          <w:lang w:val="ar_AE" w:bidi="ar_AE"/>
-        </w:rPr>
-      </w:r>
-      <w:r>
-        <w:rPr>
-          <w:b/>
-          <w:lang w:val="ar_AE" w:bidi="ar_AE"/>
-        </w:rPr>
         <w:t>"</w:t>
       </w:r>
       <w:r>
@@ -35472,23 +31256,6 @@
           <w:b/>
           <w:lang w:val="ar_AE" w:bidi="ar_AE"/>
         </w:rPr>
-        <w:t>ἀλλ’</w:t>
-      </w:r>
-    </w:p>
-    <w:p>
-      <w:pPr>
-        <w:bidi/>
-      </w:pPr>
-      <w:r>
-        <w:rPr>
-          <w:lang w:val="ar_AE" w:bidi="ar_AE"/>
-        </w:rPr>
-      </w:r>
-      <w:r>
-        <w:rPr>
-          <w:b/>
-          <w:lang w:val="ar_AE" w:bidi="ar_AE"/>
-        </w:rPr>
         <w:t>"</w:t>
       </w:r>
       <w:r>
@@ -35608,23 +31375,6 @@
           <w:b/>
           <w:lang w:val="ar_AE" w:bidi="ar_AE"/>
         </w:rPr>
-        <w:t>πρὸς οἰκοδομὴν</w:t>
-      </w:r>
-    </w:p>
-    <w:p>
-      <w:pPr>
-        <w:bidi/>
-      </w:pPr>
-      <w:r>
-        <w:rPr>
-          <w:lang w:val="ar_AE" w:bidi="ar_AE"/>
-        </w:rPr>
-      </w:r>
-      <w:r>
-        <w:rPr>
-          <w:b/>
-          <w:lang w:val="ar_AE" w:bidi="ar_AE"/>
-        </w:rPr>
         <w:t>"</w:t>
       </w:r>
       <w:r>
@@ -35702,23 +31452,6 @@
           <w:b/>
           <w:lang w:val="ar_AE" w:bidi="ar_AE"/>
         </w:rPr>
-        <w:t>ἵνα</w:t>
-      </w:r>
-    </w:p>
-    <w:p>
-      <w:pPr>
-        <w:bidi/>
-      </w:pPr>
-      <w:r>
-        <w:rPr>
-          <w:lang w:val="ar_AE" w:bidi="ar_AE"/>
-        </w:rPr>
-      </w:r>
-      <w:r>
-        <w:rPr>
-          <w:b/>
-          <w:lang w:val="ar_AE" w:bidi="ar_AE"/>
-        </w:rPr>
         <w:t>"</w:t>
       </w:r>
       <w:r>
@@ -35838,23 +31571,6 @@
           <w:b/>
           <w:lang w:val="ar_AE" w:bidi="ar_AE"/>
         </w:rPr>
-        <w:t>τῆς χρείας, ἵνα δῷ χάριν τοῖς ἀκούουσιν</w:t>
-      </w:r>
-    </w:p>
-    <w:p>
-      <w:pPr>
-        <w:bidi/>
-      </w:pPr>
-      <w:r>
-        <w:rPr>
-          <w:lang w:val="ar_AE" w:bidi="ar_AE"/>
-        </w:rPr>
-      </w:r>
-      <w:r>
-        <w:rPr>
-          <w:b/>
-          <w:lang w:val="ar_AE" w:bidi="ar_AE"/>
-        </w:rPr>
         <w:t>"</w:t>
       </w:r>
       <w:r>
@@ -35939,23 +31655,6 @@
           <w:b/>
           <w:lang w:val="ar_AE" w:bidi="ar_AE"/>
         </w:rPr>
-        <w:t>ἵνα δῷ χάριν τοῖς ἀκούουσιν</w:t>
-      </w:r>
-    </w:p>
-    <w:p>
-      <w:pPr>
-        <w:bidi/>
-      </w:pPr>
-      <w:r>
-        <w:rPr>
-          <w:lang w:val="ar_AE" w:bidi="ar_AE"/>
-        </w:rPr>
-      </w:r>
-      <w:r>
-        <w:rPr>
-          <w:b/>
-          <w:lang w:val="ar_AE" w:bidi="ar_AE"/>
-        </w:rPr>
         <w:t>"</w:t>
       </w:r>
       <w:r>
@@ -36075,23 +31774,6 @@
           <w:b/>
           <w:lang w:val="ar_AE" w:bidi="ar_AE"/>
         </w:rPr>
-        <w:t>μὴ λυπεῖτε</w:t>
-      </w:r>
-    </w:p>
-    <w:p>
-      <w:pPr>
-        <w:bidi/>
-      </w:pPr>
-      <w:r>
-        <w:rPr>
-          <w:lang w:val="ar_AE" w:bidi="ar_AE"/>
-        </w:rPr>
-      </w:r>
-      <w:r>
-        <w:rPr>
-          <w:b/>
-          <w:lang w:val="ar_AE" w:bidi="ar_AE"/>
-        </w:rPr>
         <w:t>"</w:t>
       </w:r>
       <w:r>
@@ -36176,23 +31858,6 @@
           <w:b/>
           <w:lang w:val="ar_AE" w:bidi="ar_AE"/>
         </w:rPr>
-        <w:t>ἐν ᾧ ἐσφραγίσθητε εἰς ἡμέραν ἀπολυτρώσεως</w:t>
-      </w:r>
-    </w:p>
-    <w:p>
-      <w:pPr>
-        <w:bidi/>
-      </w:pPr>
-      <w:r>
-        <w:rPr>
-          <w:lang w:val="ar_AE" w:bidi="ar_AE"/>
-        </w:rPr>
-      </w:r>
-      <w:r>
-        <w:rPr>
-          <w:b/>
-          <w:lang w:val="ar_AE" w:bidi="ar_AE"/>
-        </w:rPr>
         <w:t>"</w:t>
       </w:r>
       <w:r>
@@ -36299,23 +31964,6 @@
           <w:b/>
           <w:lang w:val="ar_AE" w:bidi="ar_AE"/>
         </w:rPr>
-        <w:t>ἐν ᾧ ἐσφραγίσθητε εἰς ἡμέραν ἀπολυτρώσεως</w:t>
-      </w:r>
-    </w:p>
-    <w:p>
-      <w:pPr>
-        <w:bidi/>
-      </w:pPr>
-      <w:r>
-        <w:rPr>
-          <w:lang w:val="ar_AE" w:bidi="ar_AE"/>
-        </w:rPr>
-      </w:r>
-      <w:r>
-        <w:rPr>
-          <w:b/>
-          <w:lang w:val="ar_AE" w:bidi="ar_AE"/>
-        </w:rPr>
         <w:t>"</w:t>
       </w:r>
       <w:r>
@@ -36598,23 +32246,6 @@
           <w:b/>
           <w:lang w:val="ar_AE" w:bidi="ar_AE"/>
         </w:rPr>
-        <w:t>πικρία, καὶ θυμὸς, καὶ ὀργὴ</w:t>
-      </w:r>
-    </w:p>
-    <w:p>
-      <w:pPr>
-        <w:bidi/>
-      </w:pPr>
-      <w:r>
-        <w:rPr>
-          <w:lang w:val="ar_AE" w:bidi="ar_AE"/>
-        </w:rPr>
-      </w:r>
-      <w:r>
-        <w:rPr>
-          <w:b/>
-          <w:lang w:val="ar_AE" w:bidi="ar_AE"/>
-        </w:rPr>
         <w:t>"</w:t>
       </w:r>
       <w:r>
@@ -36760,23 +32391,6 @@
           <w:b/>
           <w:lang w:val="ar_AE" w:bidi="ar_AE"/>
         </w:rPr>
-        <w:t>κακίᾳ</w:t>
-      </w:r>
-    </w:p>
-    <w:p>
-      <w:pPr>
-        <w:bidi/>
-      </w:pPr>
-      <w:r>
-        <w:rPr>
-          <w:lang w:val="ar_AE" w:bidi="ar_AE"/>
-        </w:rPr>
-      </w:r>
-      <w:r>
-        <w:rPr>
-          <w:b/>
-          <w:lang w:val="ar_AE" w:bidi="ar_AE"/>
-        </w:rPr>
         <w:t>"مكر"</w:t>
       </w:r>
     </w:p>
@@ -36882,23 +32496,6 @@
           <w:b/>
           <w:lang w:val="ar_AE" w:bidi="ar_AE"/>
         </w:rPr>
-        <w:t>δὲ</w:t>
-      </w:r>
-    </w:p>
-    <w:p>
-      <w:pPr>
-        <w:bidi/>
-      </w:pPr>
-      <w:r>
-        <w:rPr>
-          <w:lang w:val="ar_AE" w:bidi="ar_AE"/>
-        </w:rPr>
-      </w:r>
-      <w:r>
-        <w:rPr>
-          <w:b/>
-          <w:lang w:val="ar_AE" w:bidi="ar_AE"/>
-        </w:rPr>
         <w:t>"عوضاً عن ذلك"</w:t>
       </w:r>
     </w:p>
@@ -37004,23 +32601,6 @@
           <w:b/>
           <w:lang w:val="ar_AE" w:bidi="ar_AE"/>
         </w:rPr>
-        <w:t>εὔσπλαγχνοι</w:t>
-      </w:r>
-    </w:p>
-    <w:p>
-      <w:pPr>
-        <w:bidi/>
-      </w:pPr>
-      <w:r>
-        <w:rPr>
-          <w:lang w:val="ar_AE" w:bidi="ar_AE"/>
-        </w:rPr>
-      </w:r>
-      <w:r>
-        <w:rPr>
-          <w:b/>
-          <w:lang w:val="ar_AE" w:bidi="ar_AE"/>
-        </w:rPr>
         <w:t>"</w:t>
       </w:r>
       <w:r>
@@ -37331,7 +32911,7 @@
         </w:rPr>
         <w:t xml:space="preserve">علاقة سبب ونتيجة. فإن السبب (المذكور في </w:t>
       </w:r>
-      <w:hyperlink r:id="rId22">
+      <w:hyperlink r:id="rId20">
         <w:r>
           <w:rPr>
             <w:lang w:val="ar_AE" w:bidi="ar_AE"/>
@@ -37423,23 +33003,6 @@
           <w:b/>
           <w:lang w:val="ar_AE" w:bidi="ar_AE"/>
         </w:rPr>
-        <w:t>ὡς τέκνα ἀγαπητά</w:t>
-      </w:r>
-    </w:p>
-    <w:p>
-      <w:pPr>
-        <w:bidi/>
-      </w:pPr>
-      <w:r>
-        <w:rPr>
-          <w:lang w:val="ar_AE" w:bidi="ar_AE"/>
-        </w:rPr>
-      </w:r>
-      <w:r>
-        <w:rPr>
-          <w:b/>
-          <w:lang w:val="ar_AE" w:bidi="ar_AE"/>
-        </w:rPr>
         <w:t>"</w:t>
       </w:r>
       <w:r>
@@ -37559,23 +33122,6 @@
           <w:b/>
           <w:lang w:val="ar_AE" w:bidi="ar_AE"/>
         </w:rPr>
-        <w:t>περιπατεῖτε ἐν ἀγάπῃ</w:t>
-      </w:r>
-    </w:p>
-    <w:p>
-      <w:pPr>
-        <w:bidi/>
-      </w:pPr>
-      <w:r>
-        <w:rPr>
-          <w:lang w:val="ar_AE" w:bidi="ar_AE"/>
-        </w:rPr>
-      </w:r>
-      <w:r>
-        <w:rPr>
-          <w:b/>
-          <w:lang w:val="ar_AE" w:bidi="ar_AE"/>
-        </w:rPr>
         <w:t>"</w:t>
       </w:r>
       <w:r>
@@ -37695,23 +33241,6 @@
           <w:b/>
           <w:lang w:val="ar_AE" w:bidi="ar_AE"/>
         </w:rPr>
-        <w:t>προσφορὰν καὶ θυσίαν τῷ Θεῷ εἰς ὀσμὴν εὐωδίας</w:t>
-      </w:r>
-    </w:p>
-    <w:p>
-      <w:pPr>
-        <w:bidi/>
-      </w:pPr>
-      <w:r>
-        <w:rPr>
-          <w:lang w:val="ar_AE" w:bidi="ar_AE"/>
-        </w:rPr>
-      </w:r>
-      <w:r>
-        <w:rPr>
-          <w:b/>
-          <w:lang w:val="ar_AE" w:bidi="ar_AE"/>
-        </w:rPr>
         <w:t>"</w:t>
       </w:r>
       <w:r>
@@ -37831,23 +33360,6 @@
           <w:b/>
           <w:lang w:val="ar_AE" w:bidi="ar_AE"/>
         </w:rPr>
-        <w:t>πορνεία δὲ, καὶ ἀκαθαρσία πᾶσα, ἢ πλεονεξία, μηδὲ ὀνομαζέσθω ἐν ὑμῖν</w:t>
-      </w:r>
-    </w:p>
-    <w:p>
-      <w:pPr>
-        <w:bidi/>
-      </w:pPr>
-      <w:r>
-        <w:rPr>
-          <w:lang w:val="ar_AE" w:bidi="ar_AE"/>
-        </w:rPr>
-      </w:r>
-      <w:r>
-        <w:rPr>
-          <w:b/>
-          <w:lang w:val="ar_AE" w:bidi="ar_AE"/>
-        </w:rPr>
         <w:t>"</w:t>
       </w:r>
       <w:r>
@@ -37954,23 +33466,6 @@
           <w:b/>
           <w:lang w:val="ar_AE" w:bidi="ar_AE"/>
         </w:rPr>
-        <w:t>δὲ</w:t>
-      </w:r>
-    </w:p>
-    <w:p>
-      <w:pPr>
-        <w:bidi/>
-      </w:pPr>
-      <w:r>
-        <w:rPr>
-          <w:lang w:val="ar_AE" w:bidi="ar_AE"/>
-        </w:rPr>
-      </w:r>
-      <w:r>
-        <w:rPr>
-          <w:b/>
-          <w:lang w:val="ar_AE" w:bidi="ar_AE"/>
-        </w:rPr>
         <w:t>"</w:t>
       </w:r>
       <w:r>
@@ -38090,23 +33585,6 @@
           <w:b/>
           <w:lang w:val="ar_AE" w:bidi="ar_AE"/>
         </w:rPr>
-        <w:t>ἀκαθαρσία πᾶσα</w:t>
-      </w:r>
-    </w:p>
-    <w:p>
-      <w:pPr>
-        <w:bidi/>
-      </w:pPr>
-      <w:r>
-        <w:rPr>
-          <w:lang w:val="ar_AE" w:bidi="ar_AE"/>
-        </w:rPr>
-      </w:r>
-      <w:r>
-        <w:rPr>
-          <w:b/>
-          <w:lang w:val="ar_AE" w:bidi="ar_AE"/>
-        </w:rPr>
         <w:t>"</w:t>
       </w:r>
       <w:r>
@@ -38288,23 +33766,6 @@
           <w:b/>
           <w:lang w:val="ar_AE" w:bidi="ar_AE"/>
         </w:rPr>
-        <w:t>ἀλλὰ μᾶλλον</w:t>
-      </w:r>
-    </w:p>
-    <w:p>
-      <w:pPr>
-        <w:bidi/>
-      </w:pPr>
-      <w:r>
-        <w:rPr>
-          <w:lang w:val="ar_AE" w:bidi="ar_AE"/>
-        </w:rPr>
-      </w:r>
-      <w:r>
-        <w:rPr>
-          <w:b/>
-          <w:lang w:val="ar_AE" w:bidi="ar_AE"/>
-        </w:rPr>
         <w:t>"</w:t>
       </w:r>
       <w:r>
@@ -38424,23 +33885,6 @@
           <w:b/>
           <w:lang w:val="ar_AE" w:bidi="ar_AE"/>
         </w:rPr>
-        <w:t>ἀκάθαρτος</w:t>
-      </w:r>
-    </w:p>
-    <w:p>
-      <w:pPr>
-        <w:bidi/>
-      </w:pPr>
-      <w:r>
-        <w:rPr>
-          <w:lang w:val="ar_AE" w:bidi="ar_AE"/>
-        </w:rPr>
-      </w:r>
-      <w:r>
-        <w:rPr>
-          <w:b/>
-          <w:lang w:val="ar_AE" w:bidi="ar_AE"/>
-        </w:rPr>
         <w:t>"</w:t>
       </w:r>
       <w:r>
@@ -38560,23 +34004,6 @@
           <w:b/>
           <w:lang w:val="ar_AE" w:bidi="ar_AE"/>
         </w:rPr>
-        <w:t>οὐκ ἔχει κληρονομίαν</w:t>
-      </w:r>
-    </w:p>
-    <w:p>
-      <w:pPr>
-        <w:bidi/>
-      </w:pPr>
-      <w:r>
-        <w:rPr>
-          <w:lang w:val="ar_AE" w:bidi="ar_AE"/>
-        </w:rPr>
-      </w:r>
-      <w:r>
-        <w:rPr>
-          <w:b/>
-          <w:lang w:val="ar_AE" w:bidi="ar_AE"/>
-        </w:rPr>
         <w:t>"</w:t>
       </w:r>
       <w:r>
@@ -38683,23 +34110,6 @@
           <w:b/>
           <w:lang w:val="ar_AE" w:bidi="ar_AE"/>
         </w:rPr>
-        <w:t>κενοῖς λόγοις</w:t>
-      </w:r>
-    </w:p>
-    <w:p>
-      <w:pPr>
-        <w:bidi/>
-      </w:pPr>
-      <w:r>
-        <w:rPr>
-          <w:lang w:val="ar_AE" w:bidi="ar_AE"/>
-        </w:rPr>
-      </w:r>
-      <w:r>
-        <w:rPr>
-          <w:b/>
-          <w:lang w:val="ar_AE" w:bidi="ar_AE"/>
-        </w:rPr>
         <w:t>"</w:t>
       </w:r>
       <w:r>
@@ -38784,23 +34194,6 @@
           <w:b/>
           <w:lang w:val="ar_AE" w:bidi="ar_AE"/>
         </w:rPr>
-        <w:t>γὰρ</w:t>
-      </w:r>
-    </w:p>
-    <w:p>
-      <w:pPr>
-        <w:bidi/>
-      </w:pPr>
-      <w:r>
-        <w:rPr>
-          <w:lang w:val="ar_AE" w:bidi="ar_AE"/>
-        </w:rPr>
-      </w:r>
-      <w:r>
-        <w:rPr>
-          <w:b/>
-          <w:lang w:val="ar_AE" w:bidi="ar_AE"/>
-        </w:rPr>
         <w:t>"</w:t>
       </w:r>
       <w:r>
@@ -38920,23 +34313,6 @@
           <w:b/>
           <w:lang w:val="ar_AE" w:bidi="ar_AE"/>
         </w:rPr>
-        <w:t>ἔρχεται ἡ ὀργὴ τοῦ Θεοῦ ἐπὶ</w:t>
-      </w:r>
-    </w:p>
-    <w:p>
-      <w:pPr>
-        <w:bidi/>
-      </w:pPr>
-      <w:r>
-        <w:rPr>
-          <w:lang w:val="ar_AE" w:bidi="ar_AE"/>
-        </w:rPr>
-      </w:r>
-      <w:r>
-        <w:rPr>
-          <w:b/>
-          <w:lang w:val="ar_AE" w:bidi="ar_AE"/>
-        </w:rPr>
         <w:t>"</w:t>
       </w:r>
       <w:r>
@@ -39056,23 +34432,6 @@
           <w:b/>
           <w:lang w:val="ar_AE" w:bidi="ar_AE"/>
         </w:rPr>
-        <w:t>τοὺς υἱοὺς τῆς ἀπειθείας</w:t>
-      </w:r>
-    </w:p>
-    <w:p>
-      <w:pPr>
-        <w:bidi/>
-      </w:pPr>
-      <w:r>
-        <w:rPr>
-          <w:lang w:val="ar_AE" w:bidi="ar_AE"/>
-        </w:rPr>
-      </w:r>
-      <w:r>
-        <w:rPr>
-          <w:b/>
-          <w:lang w:val="ar_AE" w:bidi="ar_AE"/>
-        </w:rPr>
         <w:t>"</w:t>
       </w:r>
       <w:r>
@@ -39179,23 +34538,6 @@
           <w:b/>
           <w:lang w:val="ar_AE" w:bidi="ar_AE"/>
         </w:rPr>
-        <w:t>οὖν</w:t>
-      </w:r>
-    </w:p>
-    <w:p>
-      <w:pPr>
-        <w:bidi/>
-      </w:pPr>
-      <w:r>
-        <w:rPr>
-          <w:lang w:val="ar_AE" w:bidi="ar_AE"/>
-        </w:rPr>
-      </w:r>
-      <w:r>
-        <w:rPr>
-          <w:b/>
-          <w:lang w:val="ar_AE" w:bidi="ar_AE"/>
-        </w:rPr>
         <w:t>"</w:t>
       </w:r>
       <w:r>
@@ -39315,23 +34657,6 @@
           <w:b/>
           <w:lang w:val="ar_AE" w:bidi="ar_AE"/>
         </w:rPr>
-        <w:t>ἦτε γάρ ποτε σκότος</w:t>
-      </w:r>
-    </w:p>
-    <w:p>
-      <w:pPr>
-        <w:bidi/>
-      </w:pPr>
-      <w:r>
-        <w:rPr>
-          <w:lang w:val="ar_AE" w:bidi="ar_AE"/>
-        </w:rPr>
-      </w:r>
-      <w:r>
-        <w:rPr>
-          <w:b/>
-          <w:lang w:val="ar_AE" w:bidi="ar_AE"/>
-        </w:rPr>
         <w:t>"</w:t>
       </w:r>
       <w:r>
@@ -39438,23 +34763,6 @@
           <w:b/>
           <w:lang w:val="ar_AE" w:bidi="ar_AE"/>
         </w:rPr>
-        <w:t>γάρ</w:t>
-      </w:r>
-    </w:p>
-    <w:p>
-      <w:pPr>
-        <w:bidi/>
-      </w:pPr>
-      <w:r>
-        <w:rPr>
-          <w:lang w:val="ar_AE" w:bidi="ar_AE"/>
-        </w:rPr>
-      </w:r>
-      <w:r>
-        <w:rPr>
-          <w:b/>
-          <w:lang w:val="ar_AE" w:bidi="ar_AE"/>
-        </w:rPr>
         <w:t>"</w:t>
       </w:r>
       <w:r>
@@ -39574,23 +34882,6 @@
           <w:b/>
           <w:lang w:val="ar_AE" w:bidi="ar_AE"/>
         </w:rPr>
-        <w:t>νῦν δὲ φῶς ἐν Κυρίῳ</w:t>
-      </w:r>
-    </w:p>
-    <w:p>
-      <w:pPr>
-        <w:bidi/>
-      </w:pPr>
-      <w:r>
-        <w:rPr>
-          <w:lang w:val="ar_AE" w:bidi="ar_AE"/>
-        </w:rPr>
-      </w:r>
-      <w:r>
-        <w:rPr>
-          <w:b/>
-          <w:lang w:val="ar_AE" w:bidi="ar_AE"/>
-        </w:rPr>
         <w:t>"</w:t>
       </w:r>
       <w:r>
@@ -39710,23 +35001,6 @@
           <w:b/>
           <w:lang w:val="ar_AE" w:bidi="ar_AE"/>
         </w:rPr>
-        <w:t>δὲ</w:t>
-      </w:r>
-    </w:p>
-    <w:p>
-      <w:pPr>
-        <w:bidi/>
-      </w:pPr>
-      <w:r>
-        <w:rPr>
-          <w:lang w:val="ar_AE" w:bidi="ar_AE"/>
-        </w:rPr>
-      </w:r>
-      <w:r>
-        <w:rPr>
-          <w:b/>
-          <w:lang w:val="ar_AE" w:bidi="ar_AE"/>
-        </w:rPr>
         <w:t>"</w:t>
       </w:r>
       <w:r>
@@ -39846,23 +35120,6 @@
           <w:b/>
           <w:lang w:val="ar_AE" w:bidi="ar_AE"/>
         </w:rPr>
-        <w:t>ὡς τέκνα φωτὸς περιπατεῖτε</w:t>
-      </w:r>
-    </w:p>
-    <w:p>
-      <w:pPr>
-        <w:bidi/>
-      </w:pPr>
-      <w:r>
-        <w:rPr>
-          <w:lang w:val="ar_AE" w:bidi="ar_AE"/>
-        </w:rPr>
-      </w:r>
-      <w:r>
-        <w:rPr>
-          <w:b/>
-          <w:lang w:val="ar_AE" w:bidi="ar_AE"/>
-        </w:rPr>
         <w:t>"</w:t>
       </w:r>
       <w:r>
@@ -39969,23 +35226,6 @@
           <w:b/>
           <w:lang w:val="ar_AE" w:bidi="ar_AE"/>
         </w:rPr>
-        <w:t>ὡς τέκνα φωτὸς</w:t>
-      </w:r>
-    </w:p>
-    <w:p>
-      <w:pPr>
-        <w:bidi/>
-      </w:pPr>
-      <w:r>
-        <w:rPr>
-          <w:lang w:val="ar_AE" w:bidi="ar_AE"/>
-        </w:rPr>
-      </w:r>
-      <w:r>
-        <w:rPr>
-          <w:b/>
-          <w:lang w:val="ar_AE" w:bidi="ar_AE"/>
-        </w:rPr>
         <w:t>"</w:t>
       </w:r>
       <w:r>
@@ -40105,23 +35345,6 @@
           <w:b/>
           <w:lang w:val="ar_AE" w:bidi="ar_AE"/>
         </w:rPr>
-        <w:t>ὁ &amp; καρπὸς τοῦ φωτὸς ἐν πάσῃ ἀγαθωσύνῃ, καὶ δικαιοσύνῃ, καὶ ἀληθείᾳ</w:t>
-      </w:r>
-    </w:p>
-    <w:p>
-      <w:pPr>
-        <w:bidi/>
-      </w:pPr>
-      <w:r>
-        <w:rPr>
-          <w:lang w:val="ar_AE" w:bidi="ar_AE"/>
-        </w:rPr>
-      </w:r>
-      <w:r>
-        <w:rPr>
-          <w:b/>
-          <w:lang w:val="ar_AE" w:bidi="ar_AE"/>
-        </w:rPr>
         <w:t>"</w:t>
       </w:r>
       <w:r>
@@ -40254,23 +35477,6 @@
           <w:b/>
           <w:lang w:val="ar_AE" w:bidi="ar_AE"/>
         </w:rPr>
-        <w:t>γὰρ</w:t>
-      </w:r>
-    </w:p>
-    <w:p>
-      <w:pPr>
-        <w:bidi/>
-      </w:pPr>
-      <w:r>
-        <w:rPr>
-          <w:lang w:val="ar_AE" w:bidi="ar_AE"/>
-        </w:rPr>
-      </w:r>
-      <w:r>
-        <w:rPr>
-          <w:b/>
-          <w:lang w:val="ar_AE" w:bidi="ar_AE"/>
-        </w:rPr>
         <w:t>"</w:t>
       </w:r>
       <w:r>
@@ -40390,23 +35596,6 @@
           <w:b/>
           <w:lang w:val="ar_AE" w:bidi="ar_AE"/>
         </w:rPr>
-        <w:t>μὴ συνκοινωνεῖτε τοῖς ἔργοις τοῖς ἀκάρποις τοῦ σκότους</w:t>
-      </w:r>
-    </w:p>
-    <w:p>
-      <w:pPr>
-        <w:bidi/>
-      </w:pPr>
-      <w:r>
-        <w:rPr>
-          <w:lang w:val="ar_AE" w:bidi="ar_AE"/>
-        </w:rPr>
-      </w:r>
-      <w:r>
-        <w:rPr>
-          <w:b/>
-          <w:lang w:val="ar_AE" w:bidi="ar_AE"/>
-        </w:rPr>
         <w:t>"</w:t>
       </w:r>
       <w:r>
@@ -40513,23 +35702,6 @@
           <w:b/>
           <w:lang w:val="ar_AE" w:bidi="ar_AE"/>
         </w:rPr>
-        <w:t>τοῖς ἔργοις τοῖς ἀκάρποις τοῦ σκότους</w:t>
-      </w:r>
-    </w:p>
-    <w:p>
-      <w:pPr>
-        <w:bidi/>
-      </w:pPr>
-      <w:r>
-        <w:rPr>
-          <w:lang w:val="ar_AE" w:bidi="ar_AE"/>
-        </w:rPr>
-      </w:r>
-      <w:r>
-        <w:rPr>
-          <w:b/>
-          <w:lang w:val="ar_AE" w:bidi="ar_AE"/>
-        </w:rPr>
         <w:t>"</w:t>
       </w:r>
       <w:r>
@@ -40636,23 +35808,6 @@
           <w:b/>
           <w:lang w:val="ar_AE" w:bidi="ar_AE"/>
         </w:rPr>
-        <w:t>τοῖς ἔργοις τοῖς ἀκάρποις τοῦ σκότους</w:t>
-      </w:r>
-    </w:p>
-    <w:p>
-      <w:pPr>
-        <w:bidi/>
-      </w:pPr>
-      <w:r>
-        <w:rPr>
-          <w:lang w:val="ar_AE" w:bidi="ar_AE"/>
-        </w:rPr>
-      </w:r>
-      <w:r>
-        <w:rPr>
-          <w:b/>
-          <w:lang w:val="ar_AE" w:bidi="ar_AE"/>
-        </w:rPr>
         <w:t>"</w:t>
       </w:r>
       <w:r>
@@ -40772,23 +35927,6 @@
           <w:b/>
           <w:lang w:val="ar_AE" w:bidi="ar_AE"/>
         </w:rPr>
-        <w:t>μᾶλλον δὲ</w:t>
-      </w:r>
-    </w:p>
-    <w:p>
-      <w:pPr>
-        <w:bidi/>
-      </w:pPr>
-      <w:r>
-        <w:rPr>
-          <w:lang w:val="ar_AE" w:bidi="ar_AE"/>
-        </w:rPr>
-      </w:r>
-      <w:r>
-        <w:rPr>
-          <w:b/>
-          <w:lang w:val="ar_AE" w:bidi="ar_AE"/>
-        </w:rPr>
         <w:t>"</w:t>
       </w:r>
       <w:r>
@@ -40908,23 +36046,6 @@
           <w:b/>
           <w:lang w:val="ar_AE" w:bidi="ar_AE"/>
         </w:rPr>
-        <w:t>ἐλέγχετε</w:t>
-      </w:r>
-    </w:p>
-    <w:p>
-      <w:pPr>
-        <w:bidi/>
-      </w:pPr>
-      <w:r>
-        <w:rPr>
-          <w:lang w:val="ar_AE" w:bidi="ar_AE"/>
-        </w:rPr>
-      </w:r>
-      <w:r>
-        <w:rPr>
-          <w:b/>
-          <w:lang w:val="ar_AE" w:bidi="ar_AE"/>
-        </w:rPr>
         <w:t>"</w:t>
       </w:r>
       <w:r>
@@ -41031,23 +36152,6 @@
           <w:b/>
           <w:lang w:val="ar_AE" w:bidi="ar_AE"/>
         </w:rPr>
-        <w:t>αὐτῶν</w:t>
-      </w:r>
-    </w:p>
-    <w:p>
-      <w:pPr>
-        <w:bidi/>
-      </w:pPr>
-      <w:r>
-        <w:rPr>
-          <w:lang w:val="ar_AE" w:bidi="ar_AE"/>
-        </w:rPr>
-      </w:r>
-      <w:r>
-        <w:rPr>
-          <w:b/>
-          <w:lang w:val="ar_AE" w:bidi="ar_AE"/>
-        </w:rPr>
         <w:t>"</w:t>
       </w:r>
       <w:r>
@@ -41250,23 +36354,6 @@
           <w:b/>
           <w:lang w:val="ar_AE" w:bidi="ar_AE"/>
         </w:rPr>
-        <w:t>δὲ</w:t>
-      </w:r>
-    </w:p>
-    <w:p>
-      <w:pPr>
-        <w:bidi/>
-      </w:pPr>
-      <w:r>
-        <w:rPr>
-          <w:lang w:val="ar_AE" w:bidi="ar_AE"/>
-        </w:rPr>
-      </w:r>
-      <w:r>
-        <w:rPr>
-          <w:b/>
-          <w:lang w:val="ar_AE" w:bidi="ar_AE"/>
-        </w:rPr>
         <w:t>"</w:t>
       </w:r>
       <w:r>
@@ -41386,23 +36473,6 @@
           <w:b/>
           <w:lang w:val="ar_AE" w:bidi="ar_AE"/>
         </w:rPr>
-        <w:t>πᾶν &amp; τὸ φανερούμενον φῶς ἐστιν</w:t>
-      </w:r>
-    </w:p>
-    <w:p>
-      <w:pPr>
-        <w:bidi/>
-      </w:pPr>
-      <w:r>
-        <w:rPr>
-          <w:lang w:val="ar_AE" w:bidi="ar_AE"/>
-        </w:rPr>
-      </w:r>
-      <w:r>
-        <w:rPr>
-          <w:b/>
-          <w:lang w:val="ar_AE" w:bidi="ar_AE"/>
-        </w:rPr>
         <w:t>"</w:t>
       </w:r>
       <w:r>
@@ -41641,23 +36711,6 @@
           <w:b/>
           <w:lang w:val="ar_AE" w:bidi="ar_AE"/>
         </w:rPr>
-        <w:t>ἔγειρε, ὁ καθεύδων, καὶ ἀνάστα ἐκ τῶν νεκρῶν</w:t>
-      </w:r>
-    </w:p>
-    <w:p>
-      <w:pPr>
-        <w:bidi/>
-      </w:pPr>
-      <w:r>
-        <w:rPr>
-          <w:lang w:val="ar_AE" w:bidi="ar_AE"/>
-        </w:rPr>
-      </w:r>
-      <w:r>
-        <w:rPr>
-          <w:b/>
-          <w:lang w:val="ar_AE" w:bidi="ar_AE"/>
-        </w:rPr>
         <w:t>""</w:t>
       </w:r>
       <w:r>
@@ -41764,23 +36817,6 @@
           <w:b/>
           <w:lang w:val="ar_AE" w:bidi="ar_AE"/>
         </w:rPr>
-        <w:t>ὁ καθεύδων</w:t>
-      </w:r>
-    </w:p>
-    <w:p>
-      <w:pPr>
-        <w:bidi/>
-      </w:pPr>
-      <w:r>
-        <w:rPr>
-          <w:lang w:val="ar_AE" w:bidi="ar_AE"/>
-        </w:rPr>
-      </w:r>
-      <w:r>
-        <w:rPr>
-          <w:b/>
-          <w:lang w:val="ar_AE" w:bidi="ar_AE"/>
-        </w:rPr>
         <w:t>"</w:t>
       </w:r>
       <w:r>
@@ -41887,23 +36923,6 @@
           <w:b/>
           <w:lang w:val="ar_AE" w:bidi="ar_AE"/>
         </w:rPr>
-        <w:t>ἐκ τῶν νεκρῶν</w:t>
-      </w:r>
-    </w:p>
-    <w:p>
-      <w:pPr>
-        <w:bidi/>
-      </w:pPr>
-      <w:r>
-        <w:rPr>
-          <w:lang w:val="ar_AE" w:bidi="ar_AE"/>
-        </w:rPr>
-      </w:r>
-      <w:r>
-        <w:rPr>
-          <w:b/>
-          <w:lang w:val="ar_AE" w:bidi="ar_AE"/>
-        </w:rPr>
         <w:t>"</w:t>
       </w:r>
       <w:r>
@@ -42023,23 +37042,6 @@
           <w:b/>
           <w:lang w:val="ar_AE" w:bidi="ar_AE"/>
         </w:rPr>
-        <w:t>ἐπιφαύσει σοι</w:t>
-      </w:r>
-    </w:p>
-    <w:p>
-      <w:pPr>
-        <w:bidi/>
-      </w:pPr>
-      <w:r>
-        <w:rPr>
-          <w:lang w:val="ar_AE" w:bidi="ar_AE"/>
-        </w:rPr>
-      </w:r>
-      <w:r>
-        <w:rPr>
-          <w:b/>
-          <w:lang w:val="ar_AE" w:bidi="ar_AE"/>
-        </w:rPr>
         <w:t>"</w:t>
       </w:r>
       <w:r>
@@ -42146,23 +37148,6 @@
           <w:b/>
           <w:lang w:val="ar_AE" w:bidi="ar_AE"/>
         </w:rPr>
-        <w:t>ἐπιφαύσει σοι ὁ Χριστός</w:t>
-      </w:r>
-    </w:p>
-    <w:p>
-      <w:pPr>
-        <w:bidi/>
-      </w:pPr>
-      <w:r>
-        <w:rPr>
-          <w:lang w:val="ar_AE" w:bidi="ar_AE"/>
-        </w:rPr>
-      </w:r>
-      <w:r>
-        <w:rPr>
-          <w:b/>
-          <w:lang w:val="ar_AE" w:bidi="ar_AE"/>
-        </w:rPr>
         <w:t>"</w:t>
       </w:r>
       <w:r>
@@ -42392,23 +37377,6 @@
           <w:b/>
           <w:lang w:val="ar_AE" w:bidi="ar_AE"/>
         </w:rPr>
-        <w:t>οὖν</w:t>
-      </w:r>
-    </w:p>
-    <w:p>
-      <w:pPr>
-        <w:bidi/>
-      </w:pPr>
-      <w:r>
-        <w:rPr>
-          <w:lang w:val="ar_AE" w:bidi="ar_AE"/>
-        </w:rPr>
-      </w:r>
-      <w:r>
-        <w:rPr>
-          <w:b/>
-          <w:lang w:val="ar_AE" w:bidi="ar_AE"/>
-        </w:rPr>
         <w:t>"</w:t>
       </w:r>
       <w:r>
@@ -42528,23 +37496,6 @@
           <w:b/>
           <w:lang w:val="ar_AE" w:bidi="ar_AE"/>
         </w:rPr>
-        <w:t>ἀλλ’</w:t>
-      </w:r>
-    </w:p>
-    <w:p>
-      <w:pPr>
-        <w:bidi/>
-      </w:pPr>
-      <w:r>
-        <w:rPr>
-          <w:lang w:val="ar_AE" w:bidi="ar_AE"/>
-        </w:rPr>
-      </w:r>
-      <w:r>
-        <w:rPr>
-          <w:b/>
-          <w:lang w:val="ar_AE" w:bidi="ar_AE"/>
-        </w:rPr>
         <w:t>"</w:t>
       </w:r>
       <w:r>
@@ -42770,23 +37721,6 @@
           <w:b/>
           <w:lang w:val="ar_AE" w:bidi="ar_AE"/>
         </w:rPr>
-        <w:t>ἐξαγοραζόμενοι τὸν καιρόν</w:t>
-      </w:r>
-    </w:p>
-    <w:p>
-      <w:pPr>
-        <w:bidi/>
-      </w:pPr>
-      <w:r>
-        <w:rPr>
-          <w:lang w:val="ar_AE" w:bidi="ar_AE"/>
-        </w:rPr>
-      </w:r>
-      <w:r>
-        <w:rPr>
-          <w:b/>
-          <w:lang w:val="ar_AE" w:bidi="ar_AE"/>
-        </w:rPr>
         <w:t>"</w:t>
       </w:r>
       <w:r>
@@ -42906,23 +37840,6 @@
           <w:b/>
           <w:lang w:val="ar_AE" w:bidi="ar_AE"/>
         </w:rPr>
-        <w:t>ὅτι αἱ ἡμέραι πονηραί εἰσιν</w:t>
-      </w:r>
-    </w:p>
-    <w:p>
-      <w:pPr>
-        <w:bidi/>
-      </w:pPr>
-      <w:r>
-        <w:rPr>
-          <w:lang w:val="ar_AE" w:bidi="ar_AE"/>
-        </w:rPr>
-      </w:r>
-      <w:r>
-        <w:rPr>
-          <w:b/>
-          <w:lang w:val="ar_AE" w:bidi="ar_AE"/>
-        </w:rPr>
         <w:t>"</w:t>
       </w:r>
       <w:r>
@@ -43042,23 +37959,6 @@
           <w:b/>
           <w:lang w:val="ar_AE" w:bidi="ar_AE"/>
         </w:rPr>
-        <w:t>ὅτι</w:t>
-      </w:r>
-    </w:p>
-    <w:p>
-      <w:pPr>
-        <w:bidi/>
-      </w:pPr>
-      <w:r>
-        <w:rPr>
-          <w:lang w:val="ar_AE" w:bidi="ar_AE"/>
-        </w:rPr>
-      </w:r>
-      <w:r>
-        <w:rPr>
-          <w:b/>
-          <w:lang w:val="ar_AE" w:bidi="ar_AE"/>
-        </w:rPr>
         <w:t>"</w:t>
       </w:r>
       <w:r>
@@ -43178,23 +38078,6 @@
           <w:b/>
           <w:lang w:val="ar_AE" w:bidi="ar_AE"/>
         </w:rPr>
-        <w:t>διὰ τοῦτο</w:t>
-      </w:r>
-    </w:p>
-    <w:p>
-      <w:pPr>
-        <w:bidi/>
-      </w:pPr>
-      <w:r>
-        <w:rPr>
-          <w:lang w:val="ar_AE" w:bidi="ar_AE"/>
-        </w:rPr>
-      </w:r>
-      <w:r>
-        <w:rPr>
-          <w:b/>
-          <w:lang w:val="ar_AE" w:bidi="ar_AE"/>
-        </w:rPr>
         <w:t>"</w:t>
       </w:r>
       <w:r>
@@ -43314,23 +38197,6 @@
           <w:b/>
           <w:lang w:val="ar_AE" w:bidi="ar_AE"/>
         </w:rPr>
-        <w:t>ἀλλὰ</w:t>
-      </w:r>
-    </w:p>
-    <w:p>
-      <w:pPr>
-        <w:bidi/>
-      </w:pPr>
-      <w:r>
-        <w:rPr>
-          <w:lang w:val="ar_AE" w:bidi="ar_AE"/>
-        </w:rPr>
-      </w:r>
-      <w:r>
-        <w:rPr>
-          <w:b/>
-          <w:lang w:val="ar_AE" w:bidi="ar_AE"/>
-        </w:rPr>
         <w:t>"</w:t>
       </w:r>
       <w:r>
@@ -43618,23 +38484,6 @@
           <w:b/>
           <w:lang w:val="ar_AE" w:bidi="ar_AE"/>
         </w:rPr>
-        <w:t>ἐν ᾧ ἐστιν ἀσωτία</w:t>
-      </w:r>
-    </w:p>
-    <w:p>
-      <w:pPr>
-        <w:bidi/>
-      </w:pPr>
-      <w:r>
-        <w:rPr>
-          <w:lang w:val="ar_AE" w:bidi="ar_AE"/>
-        </w:rPr>
-      </w:r>
-      <w:r>
-        <w:rPr>
-          <w:b/>
-          <w:lang w:val="ar_AE" w:bidi="ar_AE"/>
-        </w:rPr>
         <w:t>"</w:t>
       </w:r>
       <w:r>
@@ -43754,23 +38603,6 @@
           <w:b/>
           <w:lang w:val="ar_AE" w:bidi="ar_AE"/>
         </w:rPr>
-        <w:t>ἀλλὰ πληροῦσθε ἐν Πνεύματι</w:t>
-      </w:r>
-    </w:p>
-    <w:p>
-      <w:pPr>
-        <w:bidi/>
-      </w:pPr>
-      <w:r>
-        <w:rPr>
-          <w:lang w:val="ar_AE" w:bidi="ar_AE"/>
-        </w:rPr>
-      </w:r>
-      <w:r>
-        <w:rPr>
-          <w:b/>
-          <w:lang w:val="ar_AE" w:bidi="ar_AE"/>
-        </w:rPr>
         <w:t>"</w:t>
       </w:r>
       <w:r>
@@ -43855,23 +38687,6 @@
           <w:b/>
           <w:lang w:val="ar_AE" w:bidi="ar_AE"/>
         </w:rPr>
-        <w:t>ἀλλὰ</w:t>
-      </w:r>
-    </w:p>
-    <w:p>
-      <w:pPr>
-        <w:bidi/>
-      </w:pPr>
-      <w:r>
-        <w:rPr>
-          <w:lang w:val="ar_AE" w:bidi="ar_AE"/>
-        </w:rPr>
-      </w:r>
-      <w:r>
-        <w:rPr>
-          <w:b/>
-          <w:lang w:val="ar_AE" w:bidi="ar_AE"/>
-        </w:rPr>
         <w:t>"</w:t>
       </w:r>
       <w:r>
@@ -43991,23 +38806,6 @@
           <w:b/>
           <w:lang w:val="ar_AE" w:bidi="ar_AE"/>
         </w:rPr>
-        <w:t>ψαλμοῖς, καὶ ὕμνοις, καὶ ᾠδαῖς πνευματικαῖς</w:t>
-      </w:r>
-    </w:p>
-    <w:p>
-      <w:pPr>
-        <w:bidi/>
-      </w:pPr>
-      <w:r>
-        <w:rPr>
-          <w:lang w:val="ar_AE" w:bidi="ar_AE"/>
-        </w:rPr>
-      </w:r>
-      <w:r>
-        <w:rPr>
-          <w:b/>
-          <w:lang w:val="ar_AE" w:bidi="ar_AE"/>
-        </w:rPr>
         <w:t>"</w:t>
       </w:r>
       <w:r>
@@ -44204,23 +39002,6 @@
           <w:b/>
           <w:lang w:val="ar_AE" w:bidi="ar_AE"/>
         </w:rPr>
-        <w:t>ὕμνοις</w:t>
-      </w:r>
-    </w:p>
-    <w:p>
-      <w:pPr>
-        <w:bidi/>
-      </w:pPr>
-      <w:r>
-        <w:rPr>
-          <w:lang w:val="ar_AE" w:bidi="ar_AE"/>
-        </w:rPr>
-      </w:r>
-      <w:r>
-        <w:rPr>
-          <w:b/>
-          <w:lang w:val="ar_AE" w:bidi="ar_AE"/>
-        </w:rPr>
         <w:t>"</w:t>
       </w:r>
       <w:r>
@@ -44318,23 +39099,6 @@
           <w:b/>
           <w:lang w:val="ar_AE" w:bidi="ar_AE"/>
         </w:rPr>
-        <w:t>ᾠδαῖς πνευματικαῖς</w:t>
-      </w:r>
-    </w:p>
-    <w:p>
-      <w:pPr>
-        <w:bidi/>
-      </w:pPr>
-      <w:r>
-        <w:rPr>
-          <w:lang w:val="ar_AE" w:bidi="ar_AE"/>
-        </w:rPr>
-      </w:r>
-      <w:r>
-        <w:rPr>
-          <w:b/>
-          <w:lang w:val="ar_AE" w:bidi="ar_AE"/>
-        </w:rPr>
         <w:t>"</w:t>
       </w:r>
       <w:r>
@@ -44454,23 +39218,6 @@
           <w:b/>
           <w:lang w:val="ar_AE" w:bidi="ar_AE"/>
         </w:rPr>
-        <w:t>τῇ καρδίᾳ ὑμῶν</w:t>
-      </w:r>
-    </w:p>
-    <w:p>
-      <w:pPr>
-        <w:bidi/>
-      </w:pPr>
-      <w:r>
-        <w:rPr>
-          <w:lang w:val="ar_AE" w:bidi="ar_AE"/>
-        </w:rPr>
-      </w:r>
-      <w:r>
-        <w:rPr>
-          <w:b/>
-          <w:lang w:val="ar_AE" w:bidi="ar_AE"/>
-        </w:rPr>
         <w:t>"</w:t>
       </w:r>
       <w:r>
@@ -44590,23 +39337,6 @@
           <w:b/>
           <w:lang w:val="ar_AE" w:bidi="ar_AE"/>
         </w:rPr>
-        <w:t>ἐν ὀνόματι τοῦ Κυρίου ἡμῶν, Ἰησοῦ Χριστοῦ</w:t>
-      </w:r>
-    </w:p>
-    <w:p>
-      <w:pPr>
-        <w:bidi/>
-      </w:pPr>
-      <w:r>
-        <w:rPr>
-          <w:lang w:val="ar_AE" w:bidi="ar_AE"/>
-        </w:rPr>
-      </w:r>
-      <w:r>
-        <w:rPr>
-          <w:b/>
-          <w:lang w:val="ar_AE" w:bidi="ar_AE"/>
-        </w:rPr>
         <w:t>"</w:t>
       </w:r>
       <w:r>
@@ -44726,23 +39456,6 @@
           <w:b/>
           <w:lang w:val="ar_AE" w:bidi="ar_AE"/>
         </w:rPr>
-        <w:t>τῷ Θεῷ καὶ Πατρί</w:t>
-      </w:r>
-    </w:p>
-    <w:p>
-      <w:pPr>
-        <w:bidi/>
-      </w:pPr>
-      <w:r>
-        <w:rPr>
-          <w:lang w:val="ar_AE" w:bidi="ar_AE"/>
-        </w:rPr>
-      </w:r>
-      <w:r>
-        <w:rPr>
-          <w:b/>
-          <w:lang w:val="ar_AE" w:bidi="ar_AE"/>
-        </w:rPr>
         <w:t>"</w:t>
       </w:r>
       <w:r>
@@ -44859,7 +39572,7 @@
         </w:rPr>
         <w:t>عبارة الربط: يبدأ بولس بشرح كيف يجب على المؤمنين أن يخضعوا بعضهم لبعض (</w:t>
       </w:r>
-      <w:hyperlink r:id="rId23">
+      <w:hyperlink r:id="rId21">
         <w:r>
           <w:rPr>
             <w:lang w:val="ar_AE" w:bidi="ar_AE"/>
@@ -44929,23 +39642,6 @@
           <w:b/>
           <w:lang w:val="ar_AE" w:bidi="ar_AE"/>
         </w:rPr>
-        <w:t>ὅτι</w:t>
-      </w:r>
-    </w:p>
-    <w:p>
-      <w:pPr>
-        <w:bidi/>
-      </w:pPr>
-      <w:r>
-        <w:rPr>
-          <w:lang w:val="ar_AE" w:bidi="ar_AE"/>
-        </w:rPr>
-      </w:r>
-      <w:r>
-        <w:rPr>
-          <w:b/>
-          <w:lang w:val="ar_AE" w:bidi="ar_AE"/>
-        </w:rPr>
         <w:t>"</w:t>
       </w:r>
       <w:r>
@@ -45065,23 +39761,6 @@
           <w:b/>
           <w:lang w:val="ar_AE" w:bidi="ar_AE"/>
         </w:rPr>
-        <w:t>κεφαλὴ τῆς γυναικὸς &amp; κεφαλὴ τῆς ἐκκλησίας</w:t>
-      </w:r>
-    </w:p>
-    <w:p>
-      <w:pPr>
-        <w:bidi/>
-      </w:pPr>
-      <w:r>
-        <w:rPr>
-          <w:lang w:val="ar_AE" w:bidi="ar_AE"/>
-        </w:rPr>
-      </w:r>
-      <w:r>
-        <w:rPr>
-          <w:b/>
-          <w:lang w:val="ar_AE" w:bidi="ar_AE"/>
-        </w:rPr>
         <w:t>"</w:t>
       </w:r>
       <w:r>
@@ -45215,23 +39894,6 @@
           <w:b/>
           <w:lang w:val="ar_AE" w:bidi="ar_AE"/>
         </w:rPr>
-        <w:t>τοῦ σώματος</w:t>
-      </w:r>
-    </w:p>
-    <w:p>
-      <w:pPr>
-        <w:bidi/>
-      </w:pPr>
-      <w:r>
-        <w:rPr>
-          <w:lang w:val="ar_AE" w:bidi="ar_AE"/>
-        </w:rPr>
-      </w:r>
-      <w:r>
-        <w:rPr>
-          <w:b/>
-          <w:lang w:val="ar_AE" w:bidi="ar_AE"/>
-        </w:rPr>
         <w:t>"</w:t>
       </w:r>
       <w:r>
@@ -45536,23 +40198,6 @@
           <w:b/>
           <w:lang w:val="ar_AE" w:bidi="ar_AE"/>
         </w:rPr>
-        <w:t>ἑαυτὸν παρέδωκεν</w:t>
-      </w:r>
-    </w:p>
-    <w:p>
-      <w:pPr>
-        <w:bidi/>
-      </w:pPr>
-      <w:r>
-        <w:rPr>
-          <w:lang w:val="ar_AE" w:bidi="ar_AE"/>
-        </w:rPr>
-      </w:r>
-      <w:r>
-        <w:rPr>
-          <w:b/>
-          <w:lang w:val="ar_AE" w:bidi="ar_AE"/>
-        </w:rPr>
         <w:t>"</w:t>
       </w:r>
       <w:r>
@@ -45637,23 +40282,6 @@
           <w:b/>
           <w:lang w:val="ar_AE" w:bidi="ar_AE"/>
         </w:rPr>
-        <w:t>ὑπὲρ αὐτῆς</w:t>
-      </w:r>
-    </w:p>
-    <w:p>
-      <w:pPr>
-        <w:bidi/>
-      </w:pPr>
-      <w:r>
-        <w:rPr>
-          <w:lang w:val="ar_AE" w:bidi="ar_AE"/>
-        </w:rPr>
-      </w:r>
-      <w:r>
-        <w:rPr>
-          <w:b/>
-          <w:lang w:val="ar_AE" w:bidi="ar_AE"/>
-        </w:rPr>
         <w:t>"</w:t>
       </w:r>
       <w:r>
@@ -45760,23 +40388,6 @@
           <w:b/>
           <w:lang w:val="ar_AE" w:bidi="ar_AE"/>
         </w:rPr>
-        <w:t>ἵνα</w:t>
-      </w:r>
-    </w:p>
-    <w:p>
-      <w:pPr>
-        <w:bidi/>
-      </w:pPr>
-      <w:r>
-        <w:rPr>
-          <w:lang w:val="ar_AE" w:bidi="ar_AE"/>
-        </w:rPr>
-      </w:r>
-      <w:r>
-        <w:rPr>
-          <w:b/>
-          <w:lang w:val="ar_AE" w:bidi="ar_AE"/>
-        </w:rPr>
         <w:t>"</w:t>
       </w:r>
       <w:r>
@@ -45896,23 +40507,6 @@
           <w:b/>
           <w:lang w:val="ar_AE" w:bidi="ar_AE"/>
         </w:rPr>
-        <w:t>αὐτὴν ἁγιάσῃ, καθαρίσας</w:t>
-      </w:r>
-    </w:p>
-    <w:p>
-      <w:pPr>
-        <w:bidi/>
-      </w:pPr>
-      <w:r>
-        <w:rPr>
-          <w:lang w:val="ar_AE" w:bidi="ar_AE"/>
-        </w:rPr>
-      </w:r>
-      <w:r>
-        <w:rPr>
-          <w:b/>
-          <w:lang w:val="ar_AE" w:bidi="ar_AE"/>
-        </w:rPr>
         <w:t>"</w:t>
       </w:r>
       <w:r>
@@ -46019,23 +40613,6 @@
           <w:b/>
           <w:lang w:val="ar_AE" w:bidi="ar_AE"/>
         </w:rPr>
-        <w:t>καθαρίσας τῷ λουτρῷ τοῦ ὕδατος ἐν ῥήματι</w:t>
-      </w:r>
-    </w:p>
-    <w:p>
-      <w:pPr>
-        <w:bidi/>
-      </w:pPr>
-      <w:r>
-        <w:rPr>
-          <w:lang w:val="ar_AE" w:bidi="ar_AE"/>
-        </w:rPr>
-      </w:r>
-      <w:r>
-        <w:rPr>
-          <w:b/>
-          <w:lang w:val="ar_AE" w:bidi="ar_AE"/>
-        </w:rPr>
         <w:t>"</w:t>
       </w:r>
       <w:r>
@@ -46181,23 +40758,6 @@
           <w:b/>
           <w:lang w:val="ar_AE" w:bidi="ar_AE"/>
         </w:rPr>
-        <w:t>ἵνα</w:t>
-      </w:r>
-    </w:p>
-    <w:p>
-      <w:pPr>
-        <w:bidi/>
-      </w:pPr>
-      <w:r>
-        <w:rPr>
-          <w:lang w:val="ar_AE" w:bidi="ar_AE"/>
-        </w:rPr>
-      </w:r>
-      <w:r>
-        <w:rPr>
-          <w:b/>
-          <w:lang w:val="ar_AE" w:bidi="ar_AE"/>
-        </w:rPr>
         <w:t>"</w:t>
       </w:r>
       <w:r>
@@ -46317,23 +40877,6 @@
           <w:b/>
           <w:lang w:val="ar_AE" w:bidi="ar_AE"/>
         </w:rPr>
-        <w:t>μὴ ἔχουσαν σπίλον, ἢ ῥυτίδα</w:t>
-      </w:r>
-    </w:p>
-    <w:p>
-      <w:pPr>
-        <w:bidi/>
-      </w:pPr>
-      <w:r>
-        <w:rPr>
-          <w:lang w:val="ar_AE" w:bidi="ar_AE"/>
-        </w:rPr>
-      </w:r>
-      <w:r>
-        <w:rPr>
-          <w:b/>
-          <w:lang w:val="ar_AE" w:bidi="ar_AE"/>
-        </w:rPr>
         <w:t>"</w:t>
       </w:r>
       <w:r>
@@ -46572,23 +41115,6 @@
           <w:b/>
           <w:lang w:val="ar_AE" w:bidi="ar_AE"/>
         </w:rPr>
-        <w:t>ἀλλ’</w:t>
-      </w:r>
-    </w:p>
-    <w:p>
-      <w:pPr>
-        <w:bidi/>
-      </w:pPr>
-      <w:r>
-        <w:rPr>
-          <w:lang w:val="ar_AE" w:bidi="ar_AE"/>
-        </w:rPr>
-      </w:r>
-      <w:r>
-        <w:rPr>
-          <w:b/>
-          <w:lang w:val="ar_AE" w:bidi="ar_AE"/>
-        </w:rPr>
         <w:t>"</w:t>
       </w:r>
       <w:r>
@@ -46708,23 +41234,6 @@
           <w:b/>
           <w:lang w:val="ar_AE" w:bidi="ar_AE"/>
         </w:rPr>
-        <w:t>ἵνα</w:t>
-      </w:r>
-    </w:p>
-    <w:p>
-      <w:pPr>
-        <w:bidi/>
-      </w:pPr>
-      <w:r>
-        <w:rPr>
-          <w:lang w:val="ar_AE" w:bidi="ar_AE"/>
-        </w:rPr>
-      </w:r>
-      <w:r>
-        <w:rPr>
-          <w:b/>
-          <w:lang w:val="ar_AE" w:bidi="ar_AE"/>
-        </w:rPr>
         <w:t>"</w:t>
       </w:r>
       <w:r>
@@ -46844,23 +41353,6 @@
           <w:b/>
           <w:lang w:val="ar_AE" w:bidi="ar_AE"/>
         </w:rPr>
-        <w:t>ἁγία καὶ ἄμωμος</w:t>
-      </w:r>
-    </w:p>
-    <w:p>
-      <w:pPr>
-        <w:bidi/>
-      </w:pPr>
-      <w:r>
-        <w:rPr>
-          <w:lang w:val="ar_AE" w:bidi="ar_AE"/>
-        </w:rPr>
-      </w:r>
-      <w:r>
-        <w:rPr>
-          <w:b/>
-          <w:lang w:val="ar_AE" w:bidi="ar_AE"/>
-        </w:rPr>
         <w:t>"</w:t>
       </w:r>
       <w:r>
@@ -46993,23 +41485,6 @@
           <w:b/>
           <w:lang w:val="ar_AE" w:bidi="ar_AE"/>
         </w:rPr>
-        <w:t>ὡς τὰ ἑαυτῶν σώματα</w:t>
-      </w:r>
-    </w:p>
-    <w:p>
-      <w:pPr>
-        <w:bidi/>
-      </w:pPr>
-      <w:r>
-        <w:rPr>
-          <w:lang w:val="ar_AE" w:bidi="ar_AE"/>
-        </w:rPr>
-      </w:r>
-      <w:r>
-        <w:rPr>
-          <w:b/>
-          <w:lang w:val="ar_AE" w:bidi="ar_AE"/>
-        </w:rPr>
         <w:t>"</w:t>
       </w:r>
       <w:r>
@@ -47129,23 +41604,6 @@
           <w:b/>
           <w:lang w:val="ar_AE" w:bidi="ar_AE"/>
         </w:rPr>
-        <w:t>ἀλλὰ ἐκτρέφει</w:t>
-      </w:r>
-    </w:p>
-    <w:p>
-      <w:pPr>
-        <w:bidi/>
-      </w:pPr>
-      <w:r>
-        <w:rPr>
-          <w:lang w:val="ar_AE" w:bidi="ar_AE"/>
-        </w:rPr>
-      </w:r>
-      <w:r>
-        <w:rPr>
-          <w:b/>
-          <w:lang w:val="ar_AE" w:bidi="ar_AE"/>
-        </w:rPr>
         <w:t>"</w:t>
       </w:r>
       <w:r>
@@ -47230,23 +41688,6 @@
           <w:b/>
           <w:lang w:val="ar_AE" w:bidi="ar_AE"/>
         </w:rPr>
-        <w:t>ἀλλὰ</w:t>
-      </w:r>
-    </w:p>
-    <w:p>
-      <w:pPr>
-        <w:bidi/>
-      </w:pPr>
-      <w:r>
-        <w:rPr>
-          <w:lang w:val="ar_AE" w:bidi="ar_AE"/>
-        </w:rPr>
-      </w:r>
-      <w:r>
-        <w:rPr>
-          <w:b/>
-          <w:lang w:val="ar_AE" w:bidi="ar_AE"/>
-        </w:rPr>
         <w:t>"لكن"</w:t>
       </w:r>
     </w:p>
@@ -47352,23 +41793,6 @@
           <w:b/>
           <w:lang w:val="ar_AE" w:bidi="ar_AE"/>
         </w:rPr>
-        <w:t>ὅτι</w:t>
-      </w:r>
-    </w:p>
-    <w:p>
-      <w:pPr>
-        <w:bidi/>
-      </w:pPr>
-      <w:r>
-        <w:rPr>
-          <w:lang w:val="ar_AE" w:bidi="ar_AE"/>
-        </w:rPr>
-      </w:r>
-      <w:r>
-        <w:rPr>
-          <w:b/>
-          <w:lang w:val="ar_AE" w:bidi="ar_AE"/>
-        </w:rPr>
         <w:t>"</w:t>
       </w:r>
       <w:r>
@@ -47488,23 +41912,6 @@
           <w:b/>
           <w:lang w:val="ar_AE" w:bidi="ar_AE"/>
         </w:rPr>
-        <w:t>μέλη ἐσμὲν τοῦ σώματος αὐτοῦ</w:t>
-      </w:r>
-    </w:p>
-    <w:p>
-      <w:pPr>
-        <w:bidi/>
-      </w:pPr>
-      <w:r>
-        <w:rPr>
-          <w:lang w:val="ar_AE" w:bidi="ar_AE"/>
-        </w:rPr>
-      </w:r>
-      <w:r>
-        <w:rPr>
-          <w:b/>
-          <w:lang w:val="ar_AE" w:bidi="ar_AE"/>
-        </w:rPr>
         <w:t>"</w:t>
       </w:r>
       <w:r>
@@ -47792,23 +42199,6 @@
           <w:b/>
           <w:lang w:val="ar_AE" w:bidi="ar_AE"/>
         </w:rPr>
-        <w:t>ἀντὶ τούτου</w:t>
-      </w:r>
-    </w:p>
-    <w:p>
-      <w:pPr>
-        <w:bidi/>
-      </w:pPr>
-      <w:r>
-        <w:rPr>
-          <w:lang w:val="ar_AE" w:bidi="ar_AE"/>
-        </w:rPr>
-      </w:r>
-      <w:r>
-        <w:rPr>
-          <w:b/>
-          <w:lang w:val="ar_AE" w:bidi="ar_AE"/>
-        </w:rPr>
         <w:t>"</w:t>
       </w:r>
       <w:r>
@@ -48096,23 +42486,6 @@
           <w:b/>
           <w:lang w:val="ar_AE" w:bidi="ar_AE"/>
         </w:rPr>
-        <w:t>γάρ</w:t>
-      </w:r>
-    </w:p>
-    <w:p>
-      <w:pPr>
-        <w:bidi/>
-      </w:pPr>
-      <w:r>
-        <w:rPr>
-          <w:lang w:val="ar_AE" w:bidi="ar_AE"/>
-        </w:rPr>
-      </w:r>
-      <w:r>
-        <w:rPr>
-          <w:b/>
-          <w:lang w:val="ar_AE" w:bidi="ar_AE"/>
-        </w:rPr>
         <w:t>"</w:t>
       </w:r>
       <w:r>
@@ -48337,23 +42710,6 @@
           <w:b/>
           <w:lang w:val="ar_AE" w:bidi="ar_AE"/>
         </w:rPr>
-        <w:t>ἵνα</w:t>
-      </w:r>
-    </w:p>
-    <w:p>
-      <w:pPr>
-        <w:bidi/>
-      </w:pPr>
-      <w:r>
-        <w:rPr>
-          <w:lang w:val="ar_AE" w:bidi="ar_AE"/>
-        </w:rPr>
-      </w:r>
-      <w:r>
-        <w:rPr>
-          <w:b/>
-          <w:lang w:val="ar_AE" w:bidi="ar_AE"/>
-        </w:rPr>
         <w:t>"</w:t>
       </w:r>
       <w:r>
@@ -48473,23 +42829,6 @@
           <w:b/>
           <w:lang w:val="ar_AE" w:bidi="ar_AE"/>
         </w:rPr>
-        <w:t>μὴ παροργίζετε τὰ τέκνα ὑμῶν</w:t>
-      </w:r>
-    </w:p>
-    <w:p>
-      <w:pPr>
-        <w:bidi/>
-      </w:pPr>
-      <w:r>
-        <w:rPr>
-          <w:lang w:val="ar_AE" w:bidi="ar_AE"/>
-        </w:rPr>
-      </w:r>
-      <w:r>
-        <w:rPr>
-          <w:b/>
-          <w:lang w:val="ar_AE" w:bidi="ar_AE"/>
-        </w:rPr>
         <w:t>"</w:t>
       </w:r>
       <w:r>
@@ -48574,23 +42913,6 @@
           <w:b/>
           <w:lang w:val="ar_AE" w:bidi="ar_AE"/>
         </w:rPr>
-        <w:t>ἀλλὰ</w:t>
-      </w:r>
-    </w:p>
-    <w:p>
-      <w:pPr>
-        <w:bidi/>
-      </w:pPr>
-      <w:r>
-        <w:rPr>
-          <w:lang w:val="ar_AE" w:bidi="ar_AE"/>
-        </w:rPr>
-      </w:r>
-      <w:r>
-        <w:rPr>
-          <w:b/>
-          <w:lang w:val="ar_AE" w:bidi="ar_AE"/>
-        </w:rPr>
         <w:t>"</w:t>
       </w:r>
       <w:r>
@@ -48710,23 +43032,6 @@
           <w:b/>
           <w:lang w:val="ar_AE" w:bidi="ar_AE"/>
         </w:rPr>
-        <w:t>ἐκτρέφετε αὐτὰ ἐν παιδείᾳ καὶ νουθεσίᾳ Κυρίου</w:t>
-      </w:r>
-    </w:p>
-    <w:p>
-      <w:pPr>
-        <w:bidi/>
-      </w:pPr>
-      <w:r>
-        <w:rPr>
-          <w:lang w:val="ar_AE" w:bidi="ar_AE"/>
-        </w:rPr>
-      </w:r>
-      <w:r>
-        <w:rPr>
-          <w:b/>
-          <w:lang w:val="ar_AE" w:bidi="ar_AE"/>
-        </w:rPr>
         <w:t>"</w:t>
       </w:r>
       <w:r>
@@ -48859,23 +43164,6 @@
           <w:b/>
           <w:lang w:val="ar_AE" w:bidi="ar_AE"/>
         </w:rPr>
-        <w:t>φόβου καὶ τρόμου</w:t>
-      </w:r>
-    </w:p>
-    <w:p>
-      <w:pPr>
-        <w:bidi/>
-      </w:pPr>
-      <w:r>
-        <w:rPr>
-          <w:lang w:val="ar_AE" w:bidi="ar_AE"/>
-        </w:rPr>
-      </w:r>
-      <w:r>
-        <w:rPr>
-          <w:b/>
-          <w:lang w:val="ar_AE" w:bidi="ar_AE"/>
-        </w:rPr>
         <w:t>"</w:t>
       </w:r>
       <w:r>
@@ -48995,23 +43283,6 @@
           <w:b/>
           <w:lang w:val="ar_AE" w:bidi="ar_AE"/>
         </w:rPr>
-        <w:t>καὶ τρόμου</w:t>
-      </w:r>
-    </w:p>
-    <w:p>
-      <w:pPr>
-        <w:bidi/>
-      </w:pPr>
-      <w:r>
-        <w:rPr>
-          <w:lang w:val="ar_AE" w:bidi="ar_AE"/>
-        </w:rPr>
-      </w:r>
-      <w:r>
-        <w:rPr>
-          <w:b/>
-          <w:lang w:val="ar_AE" w:bidi="ar_AE"/>
-        </w:rPr>
         <w:t>"</w:t>
       </w:r>
       <w:r>
@@ -49131,23 +43402,6 @@
           <w:b/>
           <w:lang w:val="ar_AE" w:bidi="ar_AE"/>
         </w:rPr>
-        <w:t>ἐν ἁπλότητι τῆς καρδίας ὑμῶν</w:t>
-      </w:r>
-    </w:p>
-    <w:p>
-      <w:pPr>
-        <w:bidi/>
-      </w:pPr>
-      <w:r>
-        <w:rPr>
-          <w:lang w:val="ar_AE" w:bidi="ar_AE"/>
-        </w:rPr>
-      </w:r>
-      <w:r>
-        <w:rPr>
-          <w:b/>
-          <w:lang w:val="ar_AE" w:bidi="ar_AE"/>
-        </w:rPr>
         <w:t>"</w:t>
       </w:r>
       <w:r>
@@ -49267,23 +43521,6 @@
           <w:b/>
           <w:lang w:val="ar_AE" w:bidi="ar_AE"/>
         </w:rPr>
-        <w:t>ἐν ἁπλότητι</w:t>
-      </w:r>
-    </w:p>
-    <w:p>
-      <w:pPr>
-        <w:bidi/>
-      </w:pPr>
-      <w:r>
-        <w:rPr>
-          <w:lang w:val="ar_AE" w:bidi="ar_AE"/>
-        </w:rPr>
-      </w:r>
-      <w:r>
-        <w:rPr>
-          <w:b/>
-          <w:lang w:val="ar_AE" w:bidi="ar_AE"/>
-        </w:rPr>
         <w:t>"</w:t>
       </w:r>
       <w:r>
@@ -49403,23 +43640,6 @@
           <w:b/>
           <w:lang w:val="ar_AE" w:bidi="ar_AE"/>
         </w:rPr>
-        <w:t>ὡς τῷ Χριστῷ</w:t>
-      </w:r>
-    </w:p>
-    <w:p>
-      <w:pPr>
-        <w:bidi/>
-      </w:pPr>
-      <w:r>
-        <w:rPr>
-          <w:lang w:val="ar_AE" w:bidi="ar_AE"/>
-        </w:rPr>
-      </w:r>
-      <w:r>
-        <w:rPr>
-          <w:b/>
-          <w:lang w:val="ar_AE" w:bidi="ar_AE"/>
-        </w:rPr>
         <w:t>"</w:t>
       </w:r>
       <w:r>
@@ -49526,23 +43746,6 @@
           <w:b/>
           <w:lang w:val="ar_AE" w:bidi="ar_AE"/>
         </w:rPr>
-        <w:t>ἀλλ’</w:t>
-      </w:r>
-    </w:p>
-    <w:p>
-      <w:pPr>
-        <w:bidi/>
-      </w:pPr>
-      <w:r>
-        <w:rPr>
-          <w:lang w:val="ar_AE" w:bidi="ar_AE"/>
-        </w:rPr>
-      </w:r>
-      <w:r>
-        <w:rPr>
-          <w:b/>
-          <w:lang w:val="ar_AE" w:bidi="ar_AE"/>
-        </w:rPr>
         <w:t>"</w:t>
       </w:r>
       <w:r>
@@ -49662,23 +43865,6 @@
           <w:b/>
           <w:lang w:val="ar_AE" w:bidi="ar_AE"/>
         </w:rPr>
-        <w:t>ὡς δοῦλοι Χριστοῦ</w:t>
-      </w:r>
-    </w:p>
-    <w:p>
-      <w:pPr>
-        <w:bidi/>
-      </w:pPr>
-      <w:r>
-        <w:rPr>
-          <w:lang w:val="ar_AE" w:bidi="ar_AE"/>
-        </w:rPr>
-      </w:r>
-      <w:r>
-        <w:rPr>
-          <w:b/>
-          <w:lang w:val="ar_AE" w:bidi="ar_AE"/>
-        </w:rPr>
         <w:t>"</w:t>
       </w:r>
       <w:r>
@@ -49763,23 +43949,6 @@
           <w:b/>
           <w:lang w:val="ar_AE" w:bidi="ar_AE"/>
         </w:rPr>
-        <w:t>ἐκ ψυχῆς</w:t>
-      </w:r>
-    </w:p>
-    <w:p>
-      <w:pPr>
-        <w:bidi/>
-      </w:pPr>
-      <w:r>
-        <w:rPr>
-          <w:lang w:val="ar_AE" w:bidi="ar_AE"/>
-        </w:rPr>
-      </w:r>
-      <w:r>
-        <w:rPr>
-          <w:b/>
-          <w:lang w:val="ar_AE" w:bidi="ar_AE"/>
-        </w:rPr>
         <w:t>"</w:t>
       </w:r>
       <w:r>
@@ -49899,23 +44068,6 @@
           <w:b/>
           <w:lang w:val="ar_AE" w:bidi="ar_AE"/>
         </w:rPr>
-        <w:t>τὰ αὐτὰ ποιεῖτε πρὸς αὐτούς</w:t>
-      </w:r>
-    </w:p>
-    <w:p>
-      <w:pPr>
-        <w:bidi/>
-      </w:pPr>
-      <w:r>
-        <w:rPr>
-          <w:lang w:val="ar_AE" w:bidi="ar_AE"/>
-        </w:rPr>
-      </w:r>
-      <w:r>
-        <w:rPr>
-          <w:b/>
-          <w:lang w:val="ar_AE" w:bidi="ar_AE"/>
-        </w:rPr>
         <w:t>"</w:t>
       </w:r>
       <w:r>
@@ -49973,7 +44125,7 @@
         </w:rPr>
         <w:t>" فن (</w:t>
       </w:r>
-      <w:hyperlink r:id="rId24">
+      <w:hyperlink r:id="rId22">
         <w:r>
           <w:rPr>
             <w:lang w:val="ar_AE" w:bidi="ar_AE"/>
@@ -50065,23 +44217,6 @@
           <w:b/>
           <w:lang w:val="ar_AE" w:bidi="ar_AE"/>
         </w:rPr>
-        <w:t>εἰδότες ὅτι καὶ αὐτῶν καὶ ὑμῶν ὁ Κύριός ἐστιν ἐν οὐρανοῖς</w:t>
-      </w:r>
-    </w:p>
-    <w:p>
-      <w:pPr>
-        <w:bidi/>
-      </w:pPr>
-      <w:r>
-        <w:rPr>
-          <w:lang w:val="ar_AE" w:bidi="ar_AE"/>
-        </w:rPr>
-      </w:r>
-      <w:r>
-        <w:rPr>
-          <w:b/>
-          <w:lang w:val="ar_AE" w:bidi="ar_AE"/>
-        </w:rPr>
         <w:t>"</w:t>
       </w:r>
       <w:r>
@@ -50166,23 +44301,6 @@
           <w:b/>
           <w:lang w:val="ar_AE" w:bidi="ar_AE"/>
         </w:rPr>
-        <w:t>προσωπολημψία οὐκ ἔστιν παρ’ αὐτῷ</w:t>
-      </w:r>
-    </w:p>
-    <w:p>
-      <w:pPr>
-        <w:bidi/>
-      </w:pPr>
-      <w:r>
-        <w:rPr>
-          <w:lang w:val="ar_AE" w:bidi="ar_AE"/>
-        </w:rPr>
-      </w:r>
-      <w:r>
-        <w:rPr>
-          <w:b/>
-          <w:lang w:val="ar_AE" w:bidi="ar_AE"/>
-        </w:rPr>
         <w:t>"</w:t>
       </w:r>
       <w:r>
@@ -50383,7 +44501,7 @@
         </w:rPr>
         <w:t xml:space="preserve">هاتان الكلمتان متشابهتان جدًا في المعنى. وتم استخدامهما معًا حتى تؤكد كل منهما الأخرى. انظر كيف قُمت بترجمة هذه العبارة قرب نهاية </w:t>
       </w:r>
-      <w:hyperlink r:id="rId25">
+      <w:hyperlink r:id="rId23">
         <w:r>
           <w:rPr>
             <w:lang w:val="ar_AE" w:bidi="ar_AE"/>
@@ -50475,23 +44593,6 @@
           <w:b/>
           <w:lang w:val="ar_AE" w:bidi="ar_AE"/>
         </w:rPr>
-        <w:t>ἐνδύσασθε τὴν πανοπλίαν τοῦ Θεοῦ, πρὸς τὸ δύνασθαι ὑμᾶς στῆναι πρὸς τὰς μεθοδίας τοῦ διαβόλου</w:t>
-      </w:r>
-    </w:p>
-    <w:p>
-      <w:pPr>
-        <w:bidi/>
-      </w:pPr>
-      <w:r>
-        <w:rPr>
-          <w:lang w:val="ar_AE" w:bidi="ar_AE"/>
-        </w:rPr>
-      </w:r>
-      <w:r>
-        <w:rPr>
-          <w:b/>
-          <w:lang w:val="ar_AE" w:bidi="ar_AE"/>
-        </w:rPr>
         <w:t>"</w:t>
       </w:r>
       <w:r>
@@ -50624,23 +44725,6 @@
           <w:b/>
           <w:lang w:val="ar_AE" w:bidi="ar_AE"/>
         </w:rPr>
-        <w:t>τὰς μεθοδίας</w:t>
-      </w:r>
-    </w:p>
-    <w:p>
-      <w:pPr>
-        <w:bidi/>
-      </w:pPr>
-      <w:r>
-        <w:rPr>
-          <w:lang w:val="ar_AE" w:bidi="ar_AE"/>
-        </w:rPr>
-      </w:r>
-      <w:r>
-        <w:rPr>
-          <w:b/>
-          <w:lang w:val="ar_AE" w:bidi="ar_AE"/>
-        </w:rPr>
         <w:t>"</w:t>
       </w:r>
       <w:r>
@@ -50725,23 +44809,6 @@
           <w:b/>
           <w:lang w:val="ar_AE" w:bidi="ar_AE"/>
         </w:rPr>
-        <w:t>ὅτι</w:t>
-      </w:r>
-    </w:p>
-    <w:p>
-      <w:pPr>
-        <w:bidi/>
-      </w:pPr>
-      <w:r>
-        <w:rPr>
-          <w:lang w:val="ar_AE" w:bidi="ar_AE"/>
-        </w:rPr>
-      </w:r>
-      <w:r>
-        <w:rPr>
-          <w:b/>
-          <w:lang w:val="ar_AE" w:bidi="ar_AE"/>
-        </w:rPr>
         <w:t>"</w:t>
       </w:r>
       <w:r>
@@ -50874,23 +44941,6 @@
           <w:b/>
           <w:lang w:val="ar_AE" w:bidi="ar_AE"/>
         </w:rPr>
-        <w:t>αἷμα καὶ σάρκα</w:t>
-      </w:r>
-    </w:p>
-    <w:p>
-      <w:pPr>
-        <w:bidi/>
-      </w:pPr>
-      <w:r>
-        <w:rPr>
-          <w:lang w:val="ar_AE" w:bidi="ar_AE"/>
-        </w:rPr>
-      </w:r>
-      <w:r>
-        <w:rPr>
-          <w:b/>
-          <w:lang w:val="ar_AE" w:bidi="ar_AE"/>
-        </w:rPr>
         <w:t>"</w:t>
       </w:r>
       <w:r>
@@ -50997,23 +45047,6 @@
           <w:b/>
           <w:lang w:val="ar_AE" w:bidi="ar_AE"/>
         </w:rPr>
-        <w:t>ἀλλὰ</w:t>
-      </w:r>
-    </w:p>
-    <w:p>
-      <w:pPr>
-        <w:bidi/>
-      </w:pPr>
-      <w:r>
-        <w:rPr>
-          <w:lang w:val="ar_AE" w:bidi="ar_AE"/>
-        </w:rPr>
-      </w:r>
-      <w:r>
-        <w:rPr>
-          <w:b/>
-          <w:lang w:val="ar_AE" w:bidi="ar_AE"/>
-        </w:rPr>
         <w:t>"</w:t>
       </w:r>
       <w:r>
@@ -51252,23 +45285,6 @@
           <w:b/>
           <w:lang w:val="ar_AE" w:bidi="ar_AE"/>
         </w:rPr>
-        <w:t>τοῦ σκότους τούτου</w:t>
-      </w:r>
-    </w:p>
-    <w:p>
-      <w:pPr>
-        <w:bidi/>
-      </w:pPr>
-      <w:r>
-        <w:rPr>
-          <w:lang w:val="ar_AE" w:bidi="ar_AE"/>
-        </w:rPr>
-      </w:r>
-      <w:r>
-        <w:rPr>
-          <w:b/>
-          <w:lang w:val="ar_AE" w:bidi="ar_AE"/>
-        </w:rPr>
         <w:t>"</w:t>
       </w:r>
       <w:r>
@@ -51388,23 +45404,6 @@
           <w:b/>
           <w:lang w:val="ar_AE" w:bidi="ar_AE"/>
         </w:rPr>
-        <w:t>διὰ τοῦτο, ἀναλάβετε τὴν πανοπλίαν τοῦ Θεοῦ</w:t>
-      </w:r>
-    </w:p>
-    <w:p>
-      <w:pPr>
-        <w:bidi/>
-      </w:pPr>
-      <w:r>
-        <w:rPr>
-          <w:lang w:val="ar_AE" w:bidi="ar_AE"/>
-        </w:rPr>
-      </w:r>
-      <w:r>
-        <w:rPr>
-          <w:b/>
-          <w:lang w:val="ar_AE" w:bidi="ar_AE"/>
-        </w:rPr>
         <w:t>"</w:t>
       </w:r>
       <w:r>
@@ -51537,23 +45536,6 @@
           <w:b/>
           <w:lang w:val="ar_AE" w:bidi="ar_AE"/>
         </w:rPr>
-        <w:t>διὰ τοῦτο</w:t>
-      </w:r>
-    </w:p>
-    <w:p>
-      <w:pPr>
-        <w:bidi/>
-      </w:pPr>
-      <w:r>
-        <w:rPr>
-          <w:lang w:val="ar_AE" w:bidi="ar_AE"/>
-        </w:rPr>
-      </w:r>
-      <w:r>
-        <w:rPr>
-          <w:b/>
-          <w:lang w:val="ar_AE" w:bidi="ar_AE"/>
-        </w:rPr>
         <w:t>"</w:t>
       </w:r>
       <w:r>
@@ -51673,23 +45655,6 @@
           <w:b/>
           <w:lang w:val="ar_AE" w:bidi="ar_AE"/>
         </w:rPr>
-        <w:t>ἵνα δυνηθῆτε ἀντιστῆναι ἐν τῇ ἡμέρᾳ τῇ πονηρᾷ</w:t>
-      </w:r>
-    </w:p>
-    <w:p>
-      <w:pPr>
-        <w:bidi/>
-      </w:pPr>
-      <w:r>
-        <w:rPr>
-          <w:lang w:val="ar_AE" w:bidi="ar_AE"/>
-        </w:rPr>
-      </w:r>
-      <w:r>
-        <w:rPr>
-          <w:b/>
-          <w:lang w:val="ar_AE" w:bidi="ar_AE"/>
-        </w:rPr>
         <w:t>"</w:t>
       </w:r>
       <w:r>
@@ -51809,23 +45774,6 @@
           <w:b/>
           <w:lang w:val="ar_AE" w:bidi="ar_AE"/>
         </w:rPr>
-        <w:t>ἵνα δυνηθῆτε ἀντιστῆναι</w:t>
-      </w:r>
-    </w:p>
-    <w:p>
-      <w:pPr>
-        <w:bidi/>
-      </w:pPr>
-      <w:r>
-        <w:rPr>
-          <w:lang w:val="ar_AE" w:bidi="ar_AE"/>
-        </w:rPr>
-      </w:r>
-      <w:r>
-        <w:rPr>
-          <w:b/>
-          <w:lang w:val="ar_AE" w:bidi="ar_AE"/>
-        </w:rPr>
         <w:t>"</w:t>
       </w:r>
       <w:r>
@@ -51945,23 +45893,6 @@
           <w:b/>
           <w:lang w:val="ar_AE" w:bidi="ar_AE"/>
         </w:rPr>
-        <w:t>ἵνα</w:t>
-      </w:r>
-    </w:p>
-    <w:p>
-      <w:pPr>
-        <w:bidi/>
-      </w:pPr>
-      <w:r>
-        <w:rPr>
-          <w:lang w:val="ar_AE" w:bidi="ar_AE"/>
-        </w:rPr>
-      </w:r>
-      <w:r>
-        <w:rPr>
-          <w:b/>
-          <w:lang w:val="ar_AE" w:bidi="ar_AE"/>
-        </w:rPr>
         <w:t>"</w:t>
       </w:r>
       <w:r>
@@ -52081,23 +46012,6 @@
           <w:b/>
           <w:lang w:val="ar_AE" w:bidi="ar_AE"/>
         </w:rPr>
-        <w:t>στῆτε οὖν</w:t>
-      </w:r>
-    </w:p>
-    <w:p>
-      <w:pPr>
-        <w:bidi/>
-      </w:pPr>
-      <w:r>
-        <w:rPr>
-          <w:lang w:val="ar_AE" w:bidi="ar_AE"/>
-        </w:rPr>
-      </w:r>
-      <w:r>
-        <w:rPr>
-          <w:b/>
-          <w:lang w:val="ar_AE" w:bidi="ar_AE"/>
-        </w:rPr>
         <w:t>"</w:t>
       </w:r>
       <w:r>
@@ -52156,7 +46070,7 @@
         </w:rPr>
         <w:t xml:space="preserve">" في </w:t>
       </w:r>
-      <w:hyperlink r:id="rId26">
+      <w:hyperlink r:id="rId24">
         <w:r>
           <w:rPr>
             <w:lang w:val="ar_AE" w:bidi="ar_AE"/>
@@ -52248,23 +46162,6 @@
           <w:b/>
           <w:lang w:val="ar_AE" w:bidi="ar_AE"/>
         </w:rPr>
-        <w:t>οὖν</w:t>
-      </w:r>
-    </w:p>
-    <w:p>
-      <w:pPr>
-        <w:bidi/>
-      </w:pPr>
-      <w:r>
-        <w:rPr>
-          <w:lang w:val="ar_AE" w:bidi="ar_AE"/>
-        </w:rPr>
-      </w:r>
-      <w:r>
-        <w:rPr>
-          <w:b/>
-          <w:lang w:val="ar_AE" w:bidi="ar_AE"/>
-        </w:rPr>
         <w:t>"</w:t>
       </w:r>
       <w:r>
@@ -52503,23 +46400,6 @@
           <w:b/>
           <w:lang w:val="ar_AE" w:bidi="ar_AE"/>
         </w:rPr>
-        <w:t>ἀληθείᾳ</w:t>
-      </w:r>
-    </w:p>
-    <w:p>
-      <w:pPr>
-        <w:bidi/>
-      </w:pPr>
-      <w:r>
-        <w:rPr>
-          <w:lang w:val="ar_AE" w:bidi="ar_AE"/>
-        </w:rPr>
-      </w:r>
-      <w:r>
-        <w:rPr>
-          <w:b/>
-          <w:lang w:val="ar_AE" w:bidi="ar_AE"/>
-        </w:rPr>
         <w:t>"</w:t>
       </w:r>
       <w:r>
@@ -52639,23 +46519,6 @@
           <w:b/>
           <w:lang w:val="ar_AE" w:bidi="ar_AE"/>
         </w:rPr>
-        <w:t>ἐνδυσάμενοι τὸν θώρακα τῆς δικαιοσύνης</w:t>
-      </w:r>
-    </w:p>
-    <w:p>
-      <w:pPr>
-        <w:bidi/>
-      </w:pPr>
-      <w:r>
-        <w:rPr>
-          <w:lang w:val="ar_AE" w:bidi="ar_AE"/>
-        </w:rPr>
-      </w:r>
-      <w:r>
-        <w:rPr>
-          <w:b/>
-          <w:lang w:val="ar_AE" w:bidi="ar_AE"/>
-        </w:rPr>
         <w:t>"</w:t>
       </w:r>
       <w:r>
@@ -52788,23 +46651,6 @@
           <w:b/>
           <w:lang w:val="ar_AE" w:bidi="ar_AE"/>
         </w:rPr>
-        <w:t>δικαιοσύνης</w:t>
-      </w:r>
-    </w:p>
-    <w:p>
-      <w:pPr>
-        <w:bidi/>
-      </w:pPr>
-      <w:r>
-        <w:rPr>
-          <w:lang w:val="ar_AE" w:bidi="ar_AE"/>
-        </w:rPr>
-      </w:r>
-      <w:r>
-        <w:rPr>
-          <w:b/>
-          <w:lang w:val="ar_AE" w:bidi="ar_AE"/>
-        </w:rPr>
         <w:t>"</w:t>
       </w:r>
       <w:r>
@@ -52924,23 +46770,6 @@
           <w:b/>
           <w:lang w:val="ar_AE" w:bidi="ar_AE"/>
         </w:rPr>
-        <w:t>ὑποδησάμενοι τοὺς πόδας ἐν ἑτοιμασίᾳ τοῦ εὐαγγελίου τῆς εἰρήνης</w:t>
-      </w:r>
-    </w:p>
-    <w:p>
-      <w:pPr>
-        <w:bidi/>
-      </w:pPr>
-      <w:r>
-        <w:rPr>
-          <w:lang w:val="ar_AE" w:bidi="ar_AE"/>
-        </w:rPr>
-      </w:r>
-      <w:r>
-        <w:rPr>
-          <w:b/>
-          <w:lang w:val="ar_AE" w:bidi="ar_AE"/>
-        </w:rPr>
         <w:t>"</w:t>
       </w:r>
       <w:r>
@@ -53060,23 +46889,6 @@
           <w:b/>
           <w:lang w:val="ar_AE" w:bidi="ar_AE"/>
         </w:rPr>
-        <w:t>εἰρήνης</w:t>
-      </w:r>
-    </w:p>
-    <w:p>
-      <w:pPr>
-        <w:bidi/>
-      </w:pPr>
-      <w:r>
-        <w:rPr>
-          <w:lang w:val="ar_AE" w:bidi="ar_AE"/>
-        </w:rPr>
-      </w:r>
-      <w:r>
-        <w:rPr>
-          <w:b/>
-          <w:lang w:val="ar_AE" w:bidi="ar_AE"/>
-        </w:rPr>
         <w:t>"</w:t>
       </w:r>
       <w:r>
@@ -53196,23 +47008,6 @@
           <w:b/>
           <w:lang w:val="ar_AE" w:bidi="ar_AE"/>
         </w:rPr>
-        <w:t>ἐν πᾶσιν ἀναλαβόντες τὸν θυρεὸν τῆς πίστεως</w:t>
-      </w:r>
-    </w:p>
-    <w:p>
-      <w:pPr>
-        <w:bidi/>
-      </w:pPr>
-      <w:r>
-        <w:rPr>
-          <w:lang w:val="ar_AE" w:bidi="ar_AE"/>
-        </w:rPr>
-      </w:r>
-      <w:r>
-        <w:rPr>
-          <w:b/>
-          <w:lang w:val="ar_AE" w:bidi="ar_AE"/>
-        </w:rPr>
         <w:t>"</w:t>
       </w:r>
       <w:r>
@@ -53332,23 +47127,6 @@
           <w:b/>
           <w:lang w:val="ar_AE" w:bidi="ar_AE"/>
         </w:rPr>
-        <w:t>τῆς πίστεως</w:t>
-      </w:r>
-    </w:p>
-    <w:p>
-      <w:pPr>
-        <w:bidi/>
-      </w:pPr>
-      <w:r>
-        <w:rPr>
-          <w:lang w:val="ar_AE" w:bidi="ar_AE"/>
-        </w:rPr>
-      </w:r>
-      <w:r>
-        <w:rPr>
-          <w:b/>
-          <w:lang w:val="ar_AE" w:bidi="ar_AE"/>
-        </w:rPr>
         <w:t>"</w:t>
       </w:r>
       <w:r>
@@ -53468,23 +47246,6 @@
           <w:b/>
           <w:lang w:val="ar_AE" w:bidi="ar_AE"/>
         </w:rPr>
-        <w:t>τὰ βέλη τοῦ πονηροῦ πεπυρωμένα</w:t>
-      </w:r>
-    </w:p>
-    <w:p>
-      <w:pPr>
-        <w:bidi/>
-      </w:pPr>
-      <w:r>
-        <w:rPr>
-          <w:lang w:val="ar_AE" w:bidi="ar_AE"/>
-        </w:rPr>
-      </w:r>
-      <w:r>
-        <w:rPr>
-          <w:b/>
-          <w:lang w:val="ar_AE" w:bidi="ar_AE"/>
-        </w:rPr>
         <w:t>"</w:t>
       </w:r>
       <w:r>
@@ -53604,23 +47365,6 @@
           <w:b/>
           <w:lang w:val="ar_AE" w:bidi="ar_AE"/>
         </w:rPr>
-        <w:t>τὴν περικεφαλαίαν τοῦ σωτηρίου δέξασθε</w:t>
-      </w:r>
-    </w:p>
-    <w:p>
-      <w:pPr>
-        <w:bidi/>
-      </w:pPr>
-      <w:r>
-        <w:rPr>
-          <w:lang w:val="ar_AE" w:bidi="ar_AE"/>
-        </w:rPr>
-      </w:r>
-      <w:r>
-        <w:rPr>
-          <w:b/>
-          <w:lang w:val="ar_AE" w:bidi="ar_AE"/>
-        </w:rPr>
         <w:t>"</w:t>
       </w:r>
       <w:r>
@@ -53753,23 +47497,6 @@
           <w:b/>
           <w:lang w:val="ar_AE" w:bidi="ar_AE"/>
         </w:rPr>
-        <w:t>τοῦ σωτηρίου</w:t>
-      </w:r>
-    </w:p>
-    <w:p>
-      <w:pPr>
-        <w:bidi/>
-      </w:pPr>
-      <w:r>
-        <w:rPr>
-          <w:lang w:val="ar_AE" w:bidi="ar_AE"/>
-        </w:rPr>
-      </w:r>
-      <w:r>
-        <w:rPr>
-          <w:b/>
-          <w:lang w:val="ar_AE" w:bidi="ar_AE"/>
-        </w:rPr>
         <w:t>"</w:t>
       </w:r>
       <w:r>
@@ -53889,23 +47616,6 @@
           <w:b/>
           <w:lang w:val="ar_AE" w:bidi="ar_AE"/>
         </w:rPr>
-        <w:t>τὴν μάχαιραν τοῦ Πνεύματος, ὅ ἐστιν ῥῆμα Θεοῦ</w:t>
-      </w:r>
-    </w:p>
-    <w:p>
-      <w:pPr>
-        <w:bidi/>
-      </w:pPr>
-      <w:r>
-        <w:rPr>
-          <w:lang w:val="ar_AE" w:bidi="ar_AE"/>
-        </w:rPr>
-      </w:r>
-      <w:r>
-        <w:rPr>
-          <w:b/>
-          <w:lang w:val="ar_AE" w:bidi="ar_AE"/>
-        </w:rPr>
         <w:t>"</w:t>
       </w:r>
       <w:r>
@@ -54012,23 +47722,6 @@
           <w:b/>
           <w:lang w:val="ar_AE" w:bidi="ar_AE"/>
         </w:rPr>
-        <w:t>διὰ πάσης προσευχῆς καὶ δεήσεως, προσευχόμενοι ἐν παντὶ καιρῷ ἐν Πνεύματι</w:t>
-      </w:r>
-    </w:p>
-    <w:p>
-      <w:pPr>
-        <w:bidi/>
-      </w:pPr>
-      <w:r>
-        <w:rPr>
-          <w:lang w:val="ar_AE" w:bidi="ar_AE"/>
-        </w:rPr>
-      </w:r>
-      <w:r>
-        <w:rPr>
-          <w:b/>
-          <w:lang w:val="ar_AE" w:bidi="ar_AE"/>
-        </w:rPr>
         <w:t>"</w:t>
       </w:r>
       <w:r>
@@ -54113,23 +47806,6 @@
           <w:b/>
           <w:lang w:val="ar_AE" w:bidi="ar_AE"/>
         </w:rPr>
-        <w:t>εἰς αὐτὸ</w:t>
-      </w:r>
-    </w:p>
-    <w:p>
-      <w:pPr>
-        <w:bidi/>
-      </w:pPr>
-      <w:r>
-        <w:rPr>
-          <w:lang w:val="ar_AE" w:bidi="ar_AE"/>
-        </w:rPr>
-      </w:r>
-      <w:r>
-        <w:rPr>
-          <w:b/>
-          <w:lang w:val="ar_AE" w:bidi="ar_AE"/>
-        </w:rPr>
         <w:t>"</w:t>
       </w:r>
       <w:r>
@@ -54249,23 +47925,6 @@
           <w:b/>
           <w:lang w:val="ar_AE" w:bidi="ar_AE"/>
         </w:rPr>
-        <w:t>ἀγρυπνοῦντες ἐν πάσῃ προσκαρτερήσει καὶ δεήσει περὶ πάντων τῶν ἁγίων</w:t>
-      </w:r>
-    </w:p>
-    <w:p>
-      <w:pPr>
-        <w:bidi/>
-      </w:pPr>
-      <w:r>
-        <w:rPr>
-          <w:lang w:val="ar_AE" w:bidi="ar_AE"/>
-        </w:rPr>
-      </w:r>
-      <w:r>
-        <w:rPr>
-          <w:b/>
-          <w:lang w:val="ar_AE" w:bidi="ar_AE"/>
-        </w:rPr>
         <w:t>"</w:t>
       </w:r>
       <w:r>
@@ -54455,23 +48114,6 @@
           <w:b/>
           <w:lang w:val="ar_AE" w:bidi="ar_AE"/>
         </w:rPr>
-        <w:t>ἵνα μοι δοθῇ λόγος</w:t>
-      </w:r>
-    </w:p>
-    <w:p>
-      <w:pPr>
-        <w:bidi/>
-      </w:pPr>
-      <w:r>
-        <w:rPr>
-          <w:lang w:val="ar_AE" w:bidi="ar_AE"/>
-        </w:rPr>
-      </w:r>
-      <w:r>
-        <w:rPr>
-          <w:b/>
-          <w:lang w:val="ar_AE" w:bidi="ar_AE"/>
-        </w:rPr>
         <w:t>"</w:t>
       </w:r>
       <w:r>
@@ -54578,23 +48220,6 @@
           <w:b/>
           <w:lang w:val="ar_AE" w:bidi="ar_AE"/>
         </w:rPr>
-        <w:t>ἵνα</w:t>
-      </w:r>
-    </w:p>
-    <w:p>
-      <w:pPr>
-        <w:bidi/>
-      </w:pPr>
-      <w:r>
-        <w:rPr>
-          <w:lang w:val="ar_AE" w:bidi="ar_AE"/>
-        </w:rPr>
-      </w:r>
-      <w:r>
-        <w:rPr>
-          <w:b/>
-          <w:lang w:val="ar_AE" w:bidi="ar_AE"/>
-        </w:rPr>
         <w:t>"</w:t>
       </w:r>
       <w:r>
@@ -54820,23 +48445,6 @@
           <w:b/>
           <w:lang w:val="ar_AE" w:bidi="ar_AE"/>
         </w:rPr>
-        <w:t>ὑπὲρ οὗ πρεσβεύω ἐν ἁλύσει</w:t>
-      </w:r>
-    </w:p>
-    <w:p>
-      <w:pPr>
-        <w:bidi/>
-      </w:pPr>
-      <w:r>
-        <w:rPr>
-          <w:lang w:val="ar_AE" w:bidi="ar_AE"/>
-        </w:rPr>
-      </w:r>
-      <w:r>
-        <w:rPr>
-          <w:b/>
-          <w:lang w:val="ar_AE" w:bidi="ar_AE"/>
-        </w:rPr>
         <w:t>"</w:t>
       </w:r>
       <w:r>
@@ -54956,23 +48564,6 @@
           <w:b/>
           <w:lang w:val="ar_AE" w:bidi="ar_AE"/>
         </w:rPr>
-        <w:t>ἵνα ἐν αὐτῷ παρρησιάσωμαι, ὡς δεῖ με λαλῆσαι</w:t>
-      </w:r>
-    </w:p>
-    <w:p>
-      <w:pPr>
-        <w:bidi/>
-      </w:pPr>
-      <w:r>
-        <w:rPr>
-          <w:lang w:val="ar_AE" w:bidi="ar_AE"/>
-        </w:rPr>
-      </w:r>
-      <w:r>
-        <w:rPr>
-          <w:b/>
-          <w:lang w:val="ar_AE" w:bidi="ar_AE"/>
-        </w:rPr>
         <w:t>"</w:t>
       </w:r>
       <w:r>
@@ -55079,23 +48670,6 @@
           <w:b/>
           <w:lang w:val="ar_AE" w:bidi="ar_AE"/>
         </w:rPr>
-        <w:t>ἵνα</w:t>
-      </w:r>
-    </w:p>
-    <w:p>
-      <w:pPr>
-        <w:bidi/>
-      </w:pPr>
-      <w:r>
-        <w:rPr>
-          <w:lang w:val="ar_AE" w:bidi="ar_AE"/>
-        </w:rPr>
-      </w:r>
-      <w:r>
-        <w:rPr>
-          <w:b/>
-          <w:lang w:val="ar_AE" w:bidi="ar_AE"/>
-        </w:rPr>
         <w:t>"</w:t>
       </w:r>
       <w:r>
@@ -55215,23 +48789,6 @@
           <w:b/>
           <w:lang w:val="ar_AE" w:bidi="ar_AE"/>
         </w:rPr>
-        <w:t>ἐν αὐτῷ</w:t>
-      </w:r>
-    </w:p>
-    <w:p>
-      <w:pPr>
-        <w:bidi/>
-      </w:pPr>
-      <w:r>
-        <w:rPr>
-          <w:lang w:val="ar_AE" w:bidi="ar_AE"/>
-        </w:rPr>
-      </w:r>
-      <w:r>
-        <w:rPr>
-          <w:b/>
-          <w:lang w:val="ar_AE" w:bidi="ar_AE"/>
-        </w:rPr>
         <w:t>"</w:t>
       </w:r>
       <w:r>
@@ -55338,23 +48895,6 @@
           <w:b/>
           <w:lang w:val="ar_AE" w:bidi="ar_AE"/>
         </w:rPr>
-        <w:t>ἵνα</w:t>
-      </w:r>
-    </w:p>
-    <w:p>
-      <w:pPr>
-        <w:bidi/>
-      </w:pPr>
-      <w:r>
-        <w:rPr>
-          <w:lang w:val="ar_AE" w:bidi="ar_AE"/>
-        </w:rPr>
-      </w:r>
-      <w:r>
-        <w:rPr>
-          <w:b/>
-          <w:lang w:val="ar_AE" w:bidi="ar_AE"/>
-        </w:rPr>
         <w:t>"</w:t>
       </w:r>
       <w:r>
@@ -55474,23 +49014,6 @@
           <w:b/>
           <w:lang w:val="ar_AE" w:bidi="ar_AE"/>
         </w:rPr>
-        <w:t>ἀδελφὸς</w:t>
-      </w:r>
-    </w:p>
-    <w:p>
-      <w:pPr>
-        <w:bidi/>
-      </w:pPr>
-      <w:r>
-        <w:rPr>
-          <w:lang w:val="ar_AE" w:bidi="ar_AE"/>
-        </w:rPr>
-      </w:r>
-      <w:r>
-        <w:rPr>
-          <w:b/>
-          <w:lang w:val="ar_AE" w:bidi="ar_AE"/>
-        </w:rPr>
         <w:t>"</w:t>
       </w:r>
       <w:r>
@@ -55610,23 +49133,6 @@
           <w:b/>
           <w:lang w:val="ar_AE" w:bidi="ar_AE"/>
         </w:rPr>
-        <w:t>παρακαλέσῃ τὰς καρδίας ὑμῶν</w:t>
-      </w:r>
-    </w:p>
-    <w:p>
-      <w:pPr>
-        <w:bidi/>
-      </w:pPr>
-      <w:r>
-        <w:rPr>
-          <w:lang w:val="ar_AE" w:bidi="ar_AE"/>
-        </w:rPr>
-      </w:r>
-      <w:r>
-        <w:rPr>
-          <w:b/>
-          <w:lang w:val="ar_AE" w:bidi="ar_AE"/>
-        </w:rPr>
         <w:t>"</w:t>
       </w:r>
       <w:r>
@@ -55746,23 +49252,6 @@
           <w:b/>
           <w:lang w:val="ar_AE" w:bidi="ar_AE"/>
         </w:rPr>
-        <w:t>ἵνα</w:t>
-      </w:r>
-    </w:p>
-    <w:p>
-      <w:pPr>
-        <w:bidi/>
-      </w:pPr>
-      <w:r>
-        <w:rPr>
-          <w:lang w:val="ar_AE" w:bidi="ar_AE"/>
-        </w:rPr>
-      </w:r>
-      <w:r>
-        <w:rPr>
-          <w:b/>
-          <w:lang w:val="ar_AE" w:bidi="ar_AE"/>
-        </w:rPr>
         <w:t>"</w:t>
       </w:r>
       <w:r>
@@ -55952,23 +49441,6 @@
           <w:b/>
           <w:lang w:val="ar_AE" w:bidi="ar_AE"/>
         </w:rPr>
-        <w:t>εἰρήνη τοῖς ἀδελφοῖς</w:t>
-      </w:r>
-    </w:p>
-    <w:p>
-      <w:pPr>
-        <w:bidi/>
-      </w:pPr>
-      <w:r>
-        <w:rPr>
-          <w:lang w:val="ar_AE" w:bidi="ar_AE"/>
-        </w:rPr>
-      </w:r>
-      <w:r>
-        <w:rPr>
-          <w:b/>
-          <w:lang w:val="ar_AE" w:bidi="ar_AE"/>
-        </w:rPr>
         <w:t>"</w:t>
       </w:r>
       <w:r>
@@ -56088,23 +49560,6 @@
           <w:b/>
           <w:lang w:val="ar_AE" w:bidi="ar_AE"/>
         </w:rPr>
-        <w:t>τοῖς ἀδελφοῖς</w:t>
-      </w:r>
-    </w:p>
-    <w:p>
-      <w:pPr>
-        <w:bidi/>
-      </w:pPr>
-      <w:r>
-        <w:rPr>
-          <w:lang w:val="ar_AE" w:bidi="ar_AE"/>
-        </w:rPr>
-      </w:r>
-      <w:r>
-        <w:rPr>
-          <w:b/>
-          <w:lang w:val="ar_AE" w:bidi="ar_AE"/>
-        </w:rPr>
         <w:t>"</w:t>
       </w:r>
       <w:r>
@@ -56224,23 +49679,6 @@
           <w:b/>
           <w:lang w:val="ar_AE" w:bidi="ar_AE"/>
         </w:rPr>
-        <w:t>ἀγάπη</w:t>
-      </w:r>
-    </w:p>
-    <w:p>
-      <w:pPr>
-        <w:bidi/>
-      </w:pPr>
-      <w:r>
-        <w:rPr>
-          <w:lang w:val="ar_AE" w:bidi="ar_AE"/>
-        </w:rPr>
-      </w:r>
-      <w:r>
-        <w:rPr>
-          <w:b/>
-          <w:lang w:val="ar_AE" w:bidi="ar_AE"/>
-        </w:rPr>
         <w:t>"</w:t>
       </w:r>
       <w:r>
@@ -56360,23 +49798,6 @@
           <w:b/>
           <w:lang w:val="ar_AE" w:bidi="ar_AE"/>
         </w:rPr>
-        <w:t>μετὰ πίστεως</w:t>
-      </w:r>
-    </w:p>
-    <w:p>
-      <w:pPr>
-        <w:bidi/>
-      </w:pPr>
-      <w:r>
-        <w:rPr>
-          <w:lang w:val="ar_AE" w:bidi="ar_AE"/>
-        </w:rPr>
-      </w:r>
-      <w:r>
-        <w:rPr>
-          <w:b/>
-          <w:lang w:val="ar_AE" w:bidi="ar_AE"/>
-        </w:rPr>
         <w:t>"</w:t>
       </w:r>
       <w:r>
@@ -56496,23 +49917,6 @@
           <w:b/>
           <w:lang w:val="ar_AE" w:bidi="ar_AE"/>
         </w:rPr>
-        <w:t>ἡ χάρις μετὰ</w:t>
-      </w:r>
-    </w:p>
-    <w:p>
-      <w:pPr>
-        <w:bidi/>
-      </w:pPr>
-      <w:r>
-        <w:rPr>
-          <w:lang w:val="ar_AE" w:bidi="ar_AE"/>
-        </w:rPr>
-      </w:r>
-      <w:r>
-        <w:rPr>
-          <w:b/>
-          <w:lang w:val="ar_AE" w:bidi="ar_AE"/>
-        </w:rPr>
         <w:t>"</w:t>
       </w:r>
       <w:r>
@@ -56616,23 +50020,6 @@
         <w:rPr>
           <w:lang w:val="ar_AE" w:bidi="ar_AE"/>
         </w:rPr>
-      </w:r>
-    </w:p>
-    <w:p>
-      <w:pPr>
-        <w:bidi/>
-      </w:pPr>
-      <w:r>
-        <w:rPr>
-          <w:lang w:val="ar_AE" w:bidi="ar_AE"/>
-        </w:rPr>
-      </w:r>
-      <w:r>
-        <w:rPr>
-          <w:b/>
-          <w:lang w:val="ar_AE" w:bidi="ar_AE"/>
-        </w:rPr>
-        <w:t>ἐν ἀφθαρσίᾳ</w:t>
       </w:r>
     </w:p>
     <w:p>

--- a/arb/docx/49.content.docx
+++ b/arb/docx/49.content.docx
@@ -32,16 +32,51 @@
     </w:p>
     <w:p>
       <w:pPr>
-        <w:bidi/>
-      </w:pPr>
-      <w:r>
-        <w:rPr>
-          <w:lang w:val="ar_AE" w:bidi="ar_AE"/>
-        </w:rPr>
-      </w:r>
-      <w:r>
-        <w:rPr>
-          <w:b/>
+        <w:pStyle w:val="Heading2"/>
+        <w:bidi/>
+      </w:pPr>
+      <w:r>
+        <w:rPr>
+          <w:lang w:val="ar_AE" w:bidi="ar_AE"/>
+        </w:rPr>
+        <w:t>License Information</w:t>
+      </w:r>
+      <w:r>
+        <w:rPr>
+          <w:lang w:val="ar_AE" w:bidi="ar_AE"/>
+        </w:rPr>
+      </w:r>
+    </w:p>
+    <w:p>
+      <w:pPr>
+        <w:bidi/>
+      </w:pPr>
+      <w:r>
+        <w:rPr>
+          <w:lang w:val="ar_AE" w:bidi="ar_AE"/>
+        </w:rPr>
+      </w:r>
+      <w:r>
+        <w:rPr>
+          <w:b/>
+          <w:lang w:val="ar_AE" w:bidi="ar_AE"/>
+        </w:rPr>
+        <w:t>ملاحظات الترجمة (كلمة متكشفة)</w:t>
+      </w:r>
+      <w:r>
+        <w:rPr>
+          <w:lang w:val="ar_AE" w:bidi="ar_AE"/>
+        </w:rPr>
+        <w:t xml:space="preserve"> (Arabic) is based on</w:t>
+      </w:r>
+      <w:r>
+        <w:rPr>
+          <w:lang w:val="ar_AE" w:bidi="ar_AE"/>
+        </w:rPr>
+        <w:t xml:space="preserve">: </w:t>
+      </w:r>
+      <w:r>
+        <w:rPr>
           <w:lang w:val="ar_AE" w:bidi="ar_AE"/>
         </w:rPr>
         <w:t>unfoldingWord® Translation Notes</w:t>
@@ -50,31 +85,64 @@
         <w:rPr>
           <w:lang w:val="ar_AE" w:bidi="ar_AE"/>
         </w:rPr>
-        <w:t xml:space="preserve"> © 2022 unfoldingWord. Released under CC BY-SA 4.0 license. </w:t>
-      </w:r>
-      <w:r>
-        <w:rPr>
-          <w:lang w:val="ar_AE" w:bidi="ar_AE"/>
-        </w:rPr>
-        <w:t>unfoldingWord® Translation Notes</w:t>
-      </w:r>
-      <w:r>
-        <w:rPr>
-          <w:lang w:val="ar_AE" w:bidi="ar_AE"/>
-        </w:rPr>
-        <w:t xml:space="preserve"> has been adapted in the following languages: Tok Pisin, Arabic (عربي), French (Français), Hindi (हिंदी), Indonesian (Bahasa Indonesia), Portuguese (Português), Russian (Русский), Spanish (Español), Swahili (Kiswahili), and Simplified Chinese (简体中文) from </w:t>
-      </w:r>
-      <w:r>
-        <w:rPr>
-          <w:lang w:val="ar_AE" w:bidi="ar_AE"/>
-        </w:rPr>
-        <w:t>unfoldingWord® Translation Notes</w:t>
-      </w:r>
-      <w:r>
-        <w:rPr>
-          <w:lang w:val="ar_AE" w:bidi="ar_AE"/>
-        </w:rPr>
-        <w:t xml:space="preserve"> © 2022 unfoldingWord. Released under CC BY-SA 4.0 license by Mission Mutual</w:t>
+        <w:t xml:space="preserve">, </w:t>
+      </w:r>
+      <w:hyperlink r:id="rId13">
+        <w:r>
+          <w:rPr>
+            <w:lang w:val="ar_AE" w:bidi="ar_AE"/>
+          </w:rPr>
+          <w:rPr>
+            <w:color w:val="0000EE"/>
+            <w:u w:val="single"/>
+          </w:rPr>
+          <w:t>unfoldingWord</w:t>
+        </w:r>
+      </w:hyperlink>
+      <w:r>
+        <w:rPr>
+          <w:lang w:val="ar_AE" w:bidi="ar_AE"/>
+        </w:rPr>
+        <w:t xml:space="preserve">, 2022, which is licensed under a </w:t>
+      </w:r>
+      <w:hyperlink r:id="rId14">
+        <w:r>
+          <w:rPr>
+            <w:lang w:val="ar_AE" w:bidi="ar_AE"/>
+          </w:rPr>
+          <w:rPr>
+            <w:color w:val="0000EE"/>
+            <w:u w:val="single"/>
+          </w:rPr>
+          <w:t>CC BY-SA 4.0 license</w:t>
+        </w:r>
+      </w:hyperlink>
+      <w:r>
+        <w:rPr>
+          <w:lang w:val="ar_AE" w:bidi="ar_AE"/>
+        </w:rPr>
+        <w:t>.</w:t>
+      </w:r>
+      <w:r>
+        <w:rPr>
+          <w:lang w:val="ar_AE" w:bidi="ar_AE"/>
+        </w:rPr>
+      </w:r>
+    </w:p>
+    <w:p>
+      <w:pPr>
+        <w:bidi/>
+      </w:pPr>
+      <w:r>
+        <w:rPr>
+          <w:lang w:val="ar_AE" w:bidi="ar_AE"/>
+        </w:rPr>
+      </w:r>
+      <w:r>
+        <w:rPr>
+          <w:lang w:val="ar_AE" w:bidi="ar_AE"/>
+        </w:rPr>
+        <w:t>This PDF version is provided under the same license.</w:t>
       </w:r>
       <w:r>
         <w:rPr>
@@ -369,6 +437,23 @@
           <w:b/>
           <w:lang w:val="ar_AE" w:bidi="ar_AE"/>
         </w:rPr>
+        <w:t>Παῦλος, ἀπόστολος Χριστοῦ Ἰησοῦ &amp; τοῖς ἁγίοις τοῖς οὖσιν</w:t>
+      </w:r>
+    </w:p>
+    <w:p>
+      <w:pPr>
+        <w:bidi/>
+      </w:pPr>
+      <w:r>
+        <w:rPr>
+          <w:lang w:val="ar_AE" w:bidi="ar_AE"/>
+        </w:rPr>
+      </w:r>
+      <w:r>
+        <w:rPr>
+          <w:b/>
+          <w:lang w:val="ar_AE" w:bidi="ar_AE"/>
+        </w:rPr>
         <w:t>"</w:t>
       </w:r>
       <w:r>
@@ -467,6 +552,23 @@
           <w:b/>
           <w:lang w:val="ar_AE" w:bidi="ar_AE"/>
         </w:rPr>
+        <w:t>ἐν Χριστῷ Ἰησοῦ</w:t>
+      </w:r>
+    </w:p>
+    <w:p>
+      <w:pPr>
+        <w:bidi/>
+      </w:pPr>
+      <w:r>
+        <w:rPr>
+          <w:lang w:val="ar_AE" w:bidi="ar_AE"/>
+        </w:rPr>
+      </w:r>
+      <w:r>
+        <w:rPr>
+          <w:b/>
+          <w:lang w:val="ar_AE" w:bidi="ar_AE"/>
+        </w:rPr>
         <w:t>"</w:t>
       </w:r>
       <w:r>
@@ -586,6 +688,23 @@
           <w:b/>
           <w:lang w:val="ar_AE" w:bidi="ar_AE"/>
         </w:rPr>
+        <w:t>χάρις ὑμῖν καὶ εἰρήνη</w:t>
+      </w:r>
+    </w:p>
+    <w:p>
+      <w:pPr>
+        <w:bidi/>
+      </w:pPr>
+      <w:r>
+        <w:rPr>
+          <w:lang w:val="ar_AE" w:bidi="ar_AE"/>
+        </w:rPr>
+      </w:r>
+      <w:r>
+        <w:rPr>
+          <w:b/>
+          <w:lang w:val="ar_AE" w:bidi="ar_AE"/>
+        </w:rPr>
         <w:t>"</w:t>
       </w:r>
       <w:r>
@@ -846,6 +965,23 @@
           <w:b/>
           <w:lang w:val="ar_AE" w:bidi="ar_AE"/>
         </w:rPr>
+        <w:t>εὐλογητὸς ὁ Θεὸς καὶ Πατὴρ τοῦ Κυρίου ἡμῶν, Ἰησοῦ Χριστοῦ</w:t>
+      </w:r>
+    </w:p>
+    <w:p>
+      <w:pPr>
+        <w:bidi/>
+      </w:pPr>
+      <w:r>
+        <w:rPr>
+          <w:lang w:val="ar_AE" w:bidi="ar_AE"/>
+        </w:rPr>
+      </w:r>
+      <w:r>
+        <w:rPr>
+          <w:b/>
+          <w:lang w:val="ar_AE" w:bidi="ar_AE"/>
+        </w:rPr>
         <w:t>"</w:t>
       </w:r>
       <w:r>
@@ -952,6 +1088,23 @@
           <w:b/>
           <w:lang w:val="ar_AE" w:bidi="ar_AE"/>
         </w:rPr>
+        <w:t>ὁ εὐλογήσας ἡμᾶς</w:t>
+      </w:r>
+    </w:p>
+    <w:p>
+      <w:pPr>
+        <w:bidi/>
+      </w:pPr>
+      <w:r>
+        <w:rPr>
+          <w:lang w:val="ar_AE" w:bidi="ar_AE"/>
+        </w:rPr>
+      </w:r>
+      <w:r>
+        <w:rPr>
+          <w:b/>
+          <w:lang w:val="ar_AE" w:bidi="ar_AE"/>
+        </w:rPr>
         <w:t>"</w:t>
       </w:r>
       <w:r>
@@ -1036,6 +1189,23 @@
           <w:b/>
           <w:lang w:val="ar_AE" w:bidi="ar_AE"/>
         </w:rPr>
+        <w:t>πάσῃ εὐλογίᾳ πνευματικῇ</w:t>
+      </w:r>
+    </w:p>
+    <w:p>
+      <w:pPr>
+        <w:bidi/>
+      </w:pPr>
+      <w:r>
+        <w:rPr>
+          <w:lang w:val="ar_AE" w:bidi="ar_AE"/>
+        </w:rPr>
+      </w:r>
+      <w:r>
+        <w:rPr>
+          <w:b/>
+          <w:lang w:val="ar_AE" w:bidi="ar_AE"/>
+        </w:rPr>
         <w:t>"</w:t>
       </w:r>
       <w:r>
@@ -1217,6 +1387,23 @@
           <w:b/>
           <w:lang w:val="ar_AE" w:bidi="ar_AE"/>
         </w:rPr>
+        <w:t>ἐν Χριστῷ</w:t>
+      </w:r>
+    </w:p>
+    <w:p>
+      <w:pPr>
+        <w:bidi/>
+      </w:pPr>
+      <w:r>
+        <w:rPr>
+          <w:lang w:val="ar_AE" w:bidi="ar_AE"/>
+        </w:rPr>
+      </w:r>
+      <w:r>
+        <w:rPr>
+          <w:b/>
+          <w:lang w:val="ar_AE" w:bidi="ar_AE"/>
+        </w:rPr>
         <w:t>"</w:t>
       </w:r>
       <w:r>
@@ -1336,6 +1523,23 @@
           <w:b/>
           <w:lang w:val="ar_AE" w:bidi="ar_AE"/>
         </w:rPr>
+        <w:t>ἁγίους καὶ ἀμώμους</w:t>
+      </w:r>
+    </w:p>
+    <w:p>
+      <w:pPr>
+        <w:bidi/>
+      </w:pPr>
+      <w:r>
+        <w:rPr>
+          <w:lang w:val="ar_AE" w:bidi="ar_AE"/>
+        </w:rPr>
+      </w:r>
+      <w:r>
+        <w:rPr>
+          <w:b/>
+          <w:lang w:val="ar_AE" w:bidi="ar_AE"/>
+        </w:rPr>
         <w:t>"</w:t>
       </w:r>
       <w:r>
@@ -1468,6 +1672,23 @@
           <w:b/>
           <w:lang w:val="ar_AE" w:bidi="ar_AE"/>
         </w:rPr>
+        <w:t>ἀμώμους</w:t>
+      </w:r>
+    </w:p>
+    <w:p>
+      <w:pPr>
+        <w:bidi/>
+      </w:pPr>
+      <w:r>
+        <w:rPr>
+          <w:lang w:val="ar_AE" w:bidi="ar_AE"/>
+        </w:rPr>
+      </w:r>
+      <w:r>
+        <w:rPr>
+          <w:b/>
+          <w:lang w:val="ar_AE" w:bidi="ar_AE"/>
+        </w:rPr>
         <w:t>"</w:t>
       </w:r>
       <w:r>
@@ -1587,6 +1808,23 @@
           <w:b/>
           <w:lang w:val="ar_AE" w:bidi="ar_AE"/>
         </w:rPr>
+        <w:t>προορίσας &amp; αὐτόν &amp; αὐτοῦ</w:t>
+      </w:r>
+    </w:p>
+    <w:p>
+      <w:pPr>
+        <w:bidi/>
+      </w:pPr>
+      <w:r>
+        <w:rPr>
+          <w:lang w:val="ar_AE" w:bidi="ar_AE"/>
+        </w:rPr>
+      </w:r>
+      <w:r>
+        <w:rPr>
+          <w:b/>
+          <w:lang w:val="ar_AE" w:bidi="ar_AE"/>
+        </w:rPr>
         <w:t>"</w:t>
       </w:r>
       <w:r>
@@ -1699,6 +1937,23 @@
           <w:b/>
           <w:lang w:val="ar_AE" w:bidi="ar_AE"/>
         </w:rPr>
+        <w:t>προορίσας ἡμᾶς εἰς υἱοθεσίαν</w:t>
+      </w:r>
+    </w:p>
+    <w:p>
+      <w:pPr>
+        <w:bidi/>
+      </w:pPr>
+      <w:r>
+        <w:rPr>
+          <w:lang w:val="ar_AE" w:bidi="ar_AE"/>
+        </w:rPr>
+      </w:r>
+      <w:r>
+        <w:rPr>
+          <w:b/>
+          <w:lang w:val="ar_AE" w:bidi="ar_AE"/>
+        </w:rPr>
         <w:t>"</w:t>
       </w:r>
       <w:r>
@@ -1817,6 +2072,23 @@
           <w:b/>
           <w:lang w:val="ar_AE" w:bidi="ar_AE"/>
         </w:rPr>
+        <w:t>προορίσας ἡμᾶς</w:t>
+      </w:r>
+    </w:p>
+    <w:p>
+      <w:pPr>
+        <w:bidi/>
+      </w:pPr>
+      <w:r>
+        <w:rPr>
+          <w:lang w:val="ar_AE" w:bidi="ar_AE"/>
+        </w:rPr>
+      </w:r>
+      <w:r>
+        <w:rPr>
+          <w:b/>
+          <w:lang w:val="ar_AE" w:bidi="ar_AE"/>
+        </w:rPr>
         <w:t>"</w:t>
       </w:r>
       <w:r>
@@ -1901,6 +2173,23 @@
           <w:b/>
           <w:lang w:val="ar_AE" w:bidi="ar_AE"/>
         </w:rPr>
+        <w:t>εἰς υἱοθεσίαν</w:t>
+      </w:r>
+    </w:p>
+    <w:p>
+      <w:pPr>
+        <w:bidi/>
+      </w:pPr>
+      <w:r>
+        <w:rPr>
+          <w:lang w:val="ar_AE" w:bidi="ar_AE"/>
+        </w:rPr>
+      </w:r>
+      <w:r>
+        <w:rPr>
+          <w:b/>
+          <w:lang w:val="ar_AE" w:bidi="ar_AE"/>
+        </w:rPr>
         <w:t>"</w:t>
       </w:r>
       <w:r>
@@ -2117,6 +2406,23 @@
           <w:b/>
           <w:lang w:val="ar_AE" w:bidi="ar_AE"/>
         </w:rPr>
+        <w:t>ἐχαρίτωσεν ἡμᾶς ἐν τῷ ἠγαπημένῳ</w:t>
+      </w:r>
+    </w:p>
+    <w:p>
+      <w:pPr>
+        <w:bidi/>
+      </w:pPr>
+      <w:r>
+        <w:rPr>
+          <w:lang w:val="ar_AE" w:bidi="ar_AE"/>
+        </w:rPr>
+      </w:r>
+      <w:r>
+        <w:rPr>
+          <w:b/>
+          <w:lang w:val="ar_AE" w:bidi="ar_AE"/>
+        </w:rPr>
         <w:t>"</w:t>
       </w:r>
       <w:r>
@@ -2201,6 +2507,23 @@
           <w:b/>
           <w:lang w:val="ar_AE" w:bidi="ar_AE"/>
         </w:rPr>
+        <w:t>τῷ ἠγαπημένῳ</w:t>
+      </w:r>
+    </w:p>
+    <w:p>
+      <w:pPr>
+        <w:bidi/>
+      </w:pPr>
+      <w:r>
+        <w:rPr>
+          <w:lang w:val="ar_AE" w:bidi="ar_AE"/>
+        </w:rPr>
+      </w:r>
+      <w:r>
+        <w:rPr>
+          <w:b/>
+          <w:lang w:val="ar_AE" w:bidi="ar_AE"/>
+        </w:rPr>
         <w:t>"ٱلْمَحْبُوبِ"</w:t>
       </w:r>
     </w:p>
@@ -2271,6 +2594,23 @@
           <w:b/>
           <w:lang w:val="ar_AE" w:bidi="ar_AE"/>
         </w:rPr>
+        <w:t>διὰ τοῦ αἵματος αὐτοῦ</w:t>
+      </w:r>
+    </w:p>
+    <w:p>
+      <w:pPr>
+        <w:bidi/>
+      </w:pPr>
+      <w:r>
+        <w:rPr>
+          <w:lang w:val="ar_AE" w:bidi="ar_AE"/>
+        </w:rPr>
+      </w:r>
+      <w:r>
+        <w:rPr>
+          <w:b/>
+          <w:lang w:val="ar_AE" w:bidi="ar_AE"/>
+        </w:rPr>
         <w:t>"</w:t>
       </w:r>
       <w:r>
@@ -2390,6 +2730,23 @@
           <w:b/>
           <w:lang w:val="ar_AE" w:bidi="ar_AE"/>
         </w:rPr>
+        <w:t>τὸ πλοῦτος τῆς χάριτος αὐτοῦ</w:t>
+      </w:r>
+    </w:p>
+    <w:p>
+      <w:pPr>
+        <w:bidi/>
+      </w:pPr>
+      <w:r>
+        <w:rPr>
+          <w:lang w:val="ar_AE" w:bidi="ar_AE"/>
+        </w:rPr>
+      </w:r>
+      <w:r>
+        <w:rPr>
+          <w:b/>
+          <w:lang w:val="ar_AE" w:bidi="ar_AE"/>
+        </w:rPr>
         <w:t>"</w:t>
       </w:r>
       <w:r>
@@ -2509,6 +2866,23 @@
           <w:b/>
           <w:lang w:val="ar_AE" w:bidi="ar_AE"/>
         </w:rPr>
+        <w:t>ἧς ἐπερίσσευσεν εἰς ἡμᾶς</w:t>
+      </w:r>
+    </w:p>
+    <w:p>
+      <w:pPr>
+        <w:bidi/>
+      </w:pPr>
+      <w:r>
+        <w:rPr>
+          <w:lang w:val="ar_AE" w:bidi="ar_AE"/>
+        </w:rPr>
+      </w:r>
+      <w:r>
+        <w:rPr>
+          <w:b/>
+          <w:lang w:val="ar_AE" w:bidi="ar_AE"/>
+        </w:rPr>
         <w:t>"</w:t>
       </w:r>
       <w:r>
@@ -2593,6 +2967,23 @@
           <w:b/>
           <w:lang w:val="ar_AE" w:bidi="ar_AE"/>
         </w:rPr>
+        <w:t>ἐν πάσῃ σοφίᾳ καὶ φρονήσει</w:t>
+      </w:r>
+    </w:p>
+    <w:p>
+      <w:pPr>
+        <w:bidi/>
+      </w:pPr>
+      <w:r>
+        <w:rPr>
+          <w:lang w:val="ar_AE" w:bidi="ar_AE"/>
+        </w:rPr>
+      </w:r>
+      <w:r>
+        <w:rPr>
+          <w:b/>
+          <w:lang w:val="ar_AE" w:bidi="ar_AE"/>
+        </w:rPr>
         <w:t>"</w:t>
       </w:r>
       <w:r>
@@ -2677,6 +3068,23 @@
           <w:b/>
           <w:lang w:val="ar_AE" w:bidi="ar_AE"/>
         </w:rPr>
+        <w:t>σοφίᾳ καὶ φρονήσει</w:t>
+      </w:r>
+    </w:p>
+    <w:p>
+      <w:pPr>
+        <w:bidi/>
+      </w:pPr>
+      <w:r>
+        <w:rPr>
+          <w:lang w:val="ar_AE" w:bidi="ar_AE"/>
+        </w:rPr>
+      </w:r>
+      <w:r>
+        <w:rPr>
+          <w:b/>
+          <w:lang w:val="ar_AE" w:bidi="ar_AE"/>
+        </w:rPr>
         <w:t>"</w:t>
       </w:r>
       <w:r>
@@ -2809,6 +3217,23 @@
           <w:b/>
           <w:lang w:val="ar_AE" w:bidi="ar_AE"/>
         </w:rPr>
+        <w:t>κατὰ τὴν εὐδοκίαν αὐτοῦ</w:t>
+      </w:r>
+    </w:p>
+    <w:p>
+      <w:pPr>
+        <w:bidi/>
+      </w:pPr>
+      <w:r>
+        <w:rPr>
+          <w:lang w:val="ar_AE" w:bidi="ar_AE"/>
+        </w:rPr>
+      </w:r>
+      <w:r>
+        <w:rPr>
+          <w:b/>
+          <w:lang w:val="ar_AE" w:bidi="ar_AE"/>
+        </w:rPr>
         <w:t>"</w:t>
       </w:r>
       <w:r>
@@ -2893,6 +3318,23 @@
           <w:b/>
           <w:lang w:val="ar_AE" w:bidi="ar_AE"/>
         </w:rPr>
+        <w:t>ἣν προέθετο ἐν αὐτῷ</w:t>
+      </w:r>
+    </w:p>
+    <w:p>
+      <w:pPr>
+        <w:bidi/>
+      </w:pPr>
+      <w:r>
+        <w:rPr>
+          <w:lang w:val="ar_AE" w:bidi="ar_AE"/>
+        </w:rPr>
+      </w:r>
+      <w:r>
+        <w:rPr>
+          <w:b/>
+          <w:lang w:val="ar_AE" w:bidi="ar_AE"/>
+        </w:rPr>
         <w:t>"</w:t>
       </w:r>
       <w:r>
@@ -2977,6 +3419,23 @@
           <w:b/>
           <w:lang w:val="ar_AE" w:bidi="ar_AE"/>
         </w:rPr>
+        <w:t>ἐν αὐτῷ</w:t>
+      </w:r>
+    </w:p>
+    <w:p>
+      <w:pPr>
+        <w:bidi/>
+      </w:pPr>
+      <w:r>
+        <w:rPr>
+          <w:lang w:val="ar_AE" w:bidi="ar_AE"/>
+        </w:rPr>
+      </w:r>
+      <w:r>
+        <w:rPr>
+          <w:b/>
+          <w:lang w:val="ar_AE" w:bidi="ar_AE"/>
+        </w:rPr>
         <w:t>"</w:t>
       </w:r>
       <w:r>
@@ -3061,6 +3520,23 @@
           <w:b/>
           <w:lang w:val="ar_AE" w:bidi="ar_AE"/>
         </w:rPr>
+        <w:t>εἰς οἰκονομίαν</w:t>
+      </w:r>
+    </w:p>
+    <w:p>
+      <w:pPr>
+        <w:bidi/>
+      </w:pPr>
+      <w:r>
+        <w:rPr>
+          <w:lang w:val="ar_AE" w:bidi="ar_AE"/>
+        </w:rPr>
+      </w:r>
+      <w:r>
+        <w:rPr>
+          <w:b/>
+          <w:lang w:val="ar_AE" w:bidi="ar_AE"/>
+        </w:rPr>
         <w:t>"</w:t>
       </w:r>
       <w:r>
@@ -3145,6 +3621,23 @@
           <w:b/>
           <w:lang w:val="ar_AE" w:bidi="ar_AE"/>
         </w:rPr>
+        <w:t>τοῦ πληρώματος τῶν καιρῶν</w:t>
+      </w:r>
+    </w:p>
+    <w:p>
+      <w:pPr>
+        <w:bidi/>
+      </w:pPr>
+      <w:r>
+        <w:rPr>
+          <w:lang w:val="ar_AE" w:bidi="ar_AE"/>
+        </w:rPr>
+      </w:r>
+      <w:r>
+        <w:rPr>
+          <w:b/>
+          <w:lang w:val="ar_AE" w:bidi="ar_AE"/>
+        </w:rPr>
         <w:t>"</w:t>
       </w:r>
       <w:r>
@@ -3229,6 +3722,23 @@
           <w:b/>
           <w:lang w:val="ar_AE" w:bidi="ar_AE"/>
         </w:rPr>
+        <w:t>ἐν αὐτῷ</w:t>
+      </w:r>
+    </w:p>
+    <w:p>
+      <w:pPr>
+        <w:bidi/>
+      </w:pPr>
+      <w:r>
+        <w:rPr>
+          <w:lang w:val="ar_AE" w:bidi="ar_AE"/>
+        </w:rPr>
+      </w:r>
+      <w:r>
+        <w:rPr>
+          <w:b/>
+          <w:lang w:val="ar_AE" w:bidi="ar_AE"/>
+        </w:rPr>
         <w:t>"</w:t>
       </w:r>
       <w:r>
@@ -3313,6 +3823,23 @@
           <w:b/>
           <w:lang w:val="ar_AE" w:bidi="ar_AE"/>
         </w:rPr>
+        <w:t>καὶ ἐκληρώθημεν, προορισθέντες</w:t>
+      </w:r>
+    </w:p>
+    <w:p>
+      <w:pPr>
+        <w:bidi/>
+      </w:pPr>
+      <w:r>
+        <w:rPr>
+          <w:lang w:val="ar_AE" w:bidi="ar_AE"/>
+        </w:rPr>
+      </w:r>
+      <w:r>
+        <w:rPr>
+          <w:b/>
+          <w:lang w:val="ar_AE" w:bidi="ar_AE"/>
+        </w:rPr>
         <w:t>"</w:t>
       </w:r>
       <w:r>
@@ -3419,6 +3946,23 @@
           <w:b/>
           <w:lang w:val="ar_AE" w:bidi="ar_AE"/>
         </w:rPr>
+        <w:t>καὶ ἐκληρώθημεν</w:t>
+      </w:r>
+    </w:p>
+    <w:p>
+      <w:pPr>
+        <w:bidi/>
+      </w:pPr>
+      <w:r>
+        <w:rPr>
+          <w:lang w:val="ar_AE" w:bidi="ar_AE"/>
+        </w:rPr>
+      </w:r>
+      <w:r>
+        <w:rPr>
+          <w:b/>
+          <w:lang w:val="ar_AE" w:bidi="ar_AE"/>
+        </w:rPr>
         <w:t>"نِلْنَا نَصِيبًا"</w:t>
       </w:r>
     </w:p>
@@ -3511,6 +4055,23 @@
           <w:b/>
           <w:lang w:val="ar_AE" w:bidi="ar_AE"/>
         </w:rPr>
+        <w:t>προορισθέντες</w:t>
+      </w:r>
+    </w:p>
+    <w:p>
+      <w:pPr>
+        <w:bidi/>
+      </w:pPr>
+      <w:r>
+        <w:rPr>
+          <w:lang w:val="ar_AE" w:bidi="ar_AE"/>
+        </w:rPr>
+      </w:r>
+      <w:r>
+        <w:rPr>
+          <w:b/>
+          <w:lang w:val="ar_AE" w:bidi="ar_AE"/>
+        </w:rPr>
         <w:t>"</w:t>
       </w:r>
       <w:r>
@@ -3617,6 +4178,23 @@
           <w:b/>
           <w:lang w:val="ar_AE" w:bidi="ar_AE"/>
         </w:rPr>
+        <w:t>ἡμᾶς &amp; τοὺς προηλπικότας ἐν τῷ Χριστῷ</w:t>
+      </w:r>
+    </w:p>
+    <w:p>
+      <w:pPr>
+        <w:bidi/>
+      </w:pPr>
+      <w:r>
+        <w:rPr>
+          <w:lang w:val="ar_AE" w:bidi="ar_AE"/>
+        </w:rPr>
+      </w:r>
+      <w:r>
+        <w:rPr>
+          <w:b/>
+          <w:lang w:val="ar_AE" w:bidi="ar_AE"/>
+        </w:rPr>
         <w:t>"</w:t>
       </w:r>
       <w:r>
@@ -3736,6 +4314,23 @@
           <w:b/>
           <w:lang w:val="ar_AE" w:bidi="ar_AE"/>
         </w:rPr>
+        <w:t>εἰς τὸ εἶναι ἡμᾶς, εἰς ἔπαινον δόξης αὐτοῦ</w:t>
+      </w:r>
+    </w:p>
+    <w:p>
+      <w:pPr>
+        <w:bidi/>
+      </w:pPr>
+      <w:r>
+        <w:rPr>
+          <w:lang w:val="ar_AE" w:bidi="ar_AE"/>
+        </w:rPr>
+      </w:r>
+      <w:r>
+        <w:rPr>
+          <w:b/>
+          <w:lang w:val="ar_AE" w:bidi="ar_AE"/>
+        </w:rPr>
         <w:t>"</w:t>
       </w:r>
       <w:r>
@@ -3904,6 +4499,23 @@
           <w:b/>
           <w:lang w:val="ar_AE" w:bidi="ar_AE"/>
         </w:rPr>
+        <w:t>τὸν λόγον τῆς ἀληθείας</w:t>
+      </w:r>
+    </w:p>
+    <w:p>
+      <w:pPr>
+        <w:bidi/>
+      </w:pPr>
+      <w:r>
+        <w:rPr>
+          <w:lang w:val="ar_AE" w:bidi="ar_AE"/>
+        </w:rPr>
+      </w:r>
+      <w:r>
+        <w:rPr>
+          <w:b/>
+          <w:lang w:val="ar_AE" w:bidi="ar_AE"/>
+        </w:rPr>
         <w:t>"</w:t>
       </w:r>
       <w:r>
@@ -3988,6 +4600,23 @@
           <w:b/>
           <w:lang w:val="ar_AE" w:bidi="ar_AE"/>
         </w:rPr>
+        <w:t>ἐσφραγίσθητε τῷ Πνεύματι τῆς ἐπαγγελίας, τῷ Ἁγίῳ</w:t>
+      </w:r>
+    </w:p>
+    <w:p>
+      <w:pPr>
+        <w:bidi/>
+      </w:pPr>
+      <w:r>
+        <w:rPr>
+          <w:lang w:val="ar_AE" w:bidi="ar_AE"/>
+        </w:rPr>
+      </w:r>
+      <w:r>
+        <w:rPr>
+          <w:b/>
+          <w:lang w:val="ar_AE" w:bidi="ar_AE"/>
+        </w:rPr>
         <w:t>"</w:t>
       </w:r>
       <w:r>
@@ -4107,6 +4736,23 @@
           <w:b/>
           <w:lang w:val="ar_AE" w:bidi="ar_AE"/>
         </w:rPr>
+        <w:t>ἐσφραγίσθητε</w:t>
+      </w:r>
+    </w:p>
+    <w:p>
+      <w:pPr>
+        <w:bidi/>
+      </w:pPr>
+      <w:r>
+        <w:rPr>
+          <w:lang w:val="ar_AE" w:bidi="ar_AE"/>
+        </w:rPr>
+      </w:r>
+      <w:r>
+        <w:rPr>
+          <w:b/>
+          <w:lang w:val="ar_AE" w:bidi="ar_AE"/>
+        </w:rPr>
         <w:t>"</w:t>
       </w:r>
       <w:r>
@@ -4213,6 +4859,23 @@
           <w:b/>
           <w:lang w:val="ar_AE" w:bidi="ar_AE"/>
         </w:rPr>
+        <w:t>ἀρραβὼν τῆς κληρονομίας ἡμῶν</w:t>
+      </w:r>
+    </w:p>
+    <w:p>
+      <w:pPr>
+        <w:bidi/>
+      </w:pPr>
+      <w:r>
+        <w:rPr>
+          <w:lang w:val="ar_AE" w:bidi="ar_AE"/>
+        </w:rPr>
+      </w:r>
+      <w:r>
+        <w:rPr>
+          <w:b/>
+          <w:lang w:val="ar_AE" w:bidi="ar_AE"/>
+        </w:rPr>
         <w:t>"</w:t>
       </w:r>
       <w:r>
@@ -4403,6 +5066,23 @@
           <w:b/>
           <w:lang w:val="ar_AE" w:bidi="ar_AE"/>
         </w:rPr>
+        <w:t>διὰ τοῦτο</w:t>
+      </w:r>
+    </w:p>
+    <w:p>
+      <w:pPr>
+        <w:bidi/>
+      </w:pPr>
+      <w:r>
+        <w:rPr>
+          <w:lang w:val="ar_AE" w:bidi="ar_AE"/>
+        </w:rPr>
+      </w:r>
+      <w:r>
+        <w:rPr>
+          <w:b/>
+          <w:lang w:val="ar_AE" w:bidi="ar_AE"/>
+        </w:rPr>
         <w:t>"</w:t>
       </w:r>
       <w:r>
@@ -4641,6 +5321,23 @@
           <w:b/>
           <w:lang w:val="ar_AE" w:bidi="ar_AE"/>
         </w:rPr>
+        <w:t>οὐ παύομαι εὐχαριστῶν</w:t>
+      </w:r>
+    </w:p>
+    <w:p>
+      <w:pPr>
+        <w:bidi/>
+      </w:pPr>
+      <w:r>
+        <w:rPr>
+          <w:lang w:val="ar_AE" w:bidi="ar_AE"/>
+        </w:rPr>
+      </w:r>
+      <w:r>
+        <w:rPr>
+          <w:b/>
+          <w:lang w:val="ar_AE" w:bidi="ar_AE"/>
+        </w:rPr>
         <w:t>"</w:t>
       </w:r>
       <w:r>
@@ -4747,6 +5444,23 @@
           <w:b/>
           <w:lang w:val="ar_AE" w:bidi="ar_AE"/>
         </w:rPr>
+        <w:t>ἵνα</w:t>
+      </w:r>
+    </w:p>
+    <w:p>
+      <w:pPr>
+        <w:bidi/>
+      </w:pPr>
+      <w:r>
+        <w:rPr>
+          <w:lang w:val="ar_AE" w:bidi="ar_AE"/>
+        </w:rPr>
+      </w:r>
+      <w:r>
+        <w:rPr>
+          <w:b/>
+          <w:lang w:val="ar_AE" w:bidi="ar_AE"/>
+        </w:rPr>
         <w:t>"</w:t>
       </w:r>
       <w:r>
@@ -4866,6 +5580,23 @@
           <w:b/>
           <w:lang w:val="ar_AE" w:bidi="ar_AE"/>
         </w:rPr>
+        <w:t>πνεῦμα σοφίας καὶ ἀποκαλύψεως, ἐν ἐπιγνώσει αὐτοῦ</w:t>
+      </w:r>
+    </w:p>
+    <w:p>
+      <w:pPr>
+        <w:bidi/>
+      </w:pPr>
+      <w:r>
+        <w:rPr>
+          <w:lang w:val="ar_AE" w:bidi="ar_AE"/>
+        </w:rPr>
+      </w:r>
+      <w:r>
+        <w:rPr>
+          <w:b/>
+          <w:lang w:val="ar_AE" w:bidi="ar_AE"/>
+        </w:rPr>
         <w:t>"</w:t>
       </w:r>
       <w:r>
@@ -4950,6 +5681,23 @@
           <w:b/>
           <w:lang w:val="ar_AE" w:bidi="ar_AE"/>
         </w:rPr>
+        <w:t>πεφωτισμένους τοὺς ὀφθαλμοὺς τῆς καρδίας</w:t>
+      </w:r>
+    </w:p>
+    <w:p>
+      <w:pPr>
+        <w:bidi/>
+      </w:pPr>
+      <w:r>
+        <w:rPr>
+          <w:lang w:val="ar_AE" w:bidi="ar_AE"/>
+        </w:rPr>
+      </w:r>
+      <w:r>
+        <w:rPr>
+          <w:b/>
+          <w:lang w:val="ar_AE" w:bidi="ar_AE"/>
+        </w:rPr>
         <w:t>"</w:t>
       </w:r>
       <w:r>
@@ -5069,6 +5817,23 @@
           <w:b/>
           <w:lang w:val="ar_AE" w:bidi="ar_AE"/>
         </w:rPr>
+        <w:t>πεφωτισμένους τοὺς ὀφθαλμοὺς τῆς καρδίας</w:t>
+      </w:r>
+    </w:p>
+    <w:p>
+      <w:pPr>
+        <w:bidi/>
+      </w:pPr>
+      <w:r>
+        <w:rPr>
+          <w:lang w:val="ar_AE" w:bidi="ar_AE"/>
+        </w:rPr>
+      </w:r>
+      <w:r>
+        <w:rPr>
+          <w:b/>
+          <w:lang w:val="ar_AE" w:bidi="ar_AE"/>
+        </w:rPr>
         <w:t>"</w:t>
       </w:r>
       <w:r>
@@ -5175,6 +5940,23 @@
           <w:b/>
           <w:lang w:val="ar_AE" w:bidi="ar_AE"/>
         </w:rPr>
+        <w:t>τοὺς ὀφθαλμοὺς τῆς καρδίας</w:t>
+      </w:r>
+    </w:p>
+    <w:p>
+      <w:pPr>
+        <w:bidi/>
+      </w:pPr>
+      <w:r>
+        <w:rPr>
+          <w:lang w:val="ar_AE" w:bidi="ar_AE"/>
+        </w:rPr>
+      </w:r>
+      <w:r>
+        <w:rPr>
+          <w:b/>
+          <w:lang w:val="ar_AE" w:bidi="ar_AE"/>
+        </w:rPr>
         <w:t>"</w:t>
       </w:r>
       <w:r>
@@ -5294,6 +6076,23 @@
           <w:b/>
           <w:lang w:val="ar_AE" w:bidi="ar_AE"/>
         </w:rPr>
+        <w:t>πεφωτισμένους</w:t>
+      </w:r>
+    </w:p>
+    <w:p>
+      <w:pPr>
+        <w:bidi/>
+      </w:pPr>
+      <w:r>
+        <w:rPr>
+          <w:lang w:val="ar_AE" w:bidi="ar_AE"/>
+        </w:rPr>
+      </w:r>
+      <w:r>
+        <w:rPr>
+          <w:b/>
+          <w:lang w:val="ar_AE" w:bidi="ar_AE"/>
+        </w:rPr>
         <w:t>"</w:t>
       </w:r>
       <w:r>
@@ -5475,6 +6274,23 @@
           <w:b/>
           <w:lang w:val="ar_AE" w:bidi="ar_AE"/>
         </w:rPr>
+        <w:t>τῆς κληρονομίας αὐτοῦ</w:t>
+      </w:r>
+    </w:p>
+    <w:p>
+      <w:pPr>
+        <w:bidi/>
+      </w:pPr>
+      <w:r>
+        <w:rPr>
+          <w:lang w:val="ar_AE" w:bidi="ar_AE"/>
+        </w:rPr>
+      </w:r>
+      <w:r>
+        <w:rPr>
+          <w:b/>
+          <w:lang w:val="ar_AE" w:bidi="ar_AE"/>
+        </w:rPr>
         <w:t>"</w:t>
       </w:r>
       <w:r>
@@ -5581,6 +6397,23 @@
           <w:b/>
           <w:lang w:val="ar_AE" w:bidi="ar_AE"/>
         </w:rPr>
+        <w:t>τοῖς ἁγίοις</w:t>
+      </w:r>
+    </w:p>
+    <w:p>
+      <w:pPr>
+        <w:bidi/>
+      </w:pPr>
+      <w:r>
+        <w:rPr>
+          <w:lang w:val="ar_AE" w:bidi="ar_AE"/>
+        </w:rPr>
+      </w:r>
+      <w:r>
+        <w:rPr>
+          <w:b/>
+          <w:lang w:val="ar_AE" w:bidi="ar_AE"/>
+        </w:rPr>
         <w:t>"</w:t>
       </w:r>
       <w:r>
@@ -5665,6 +6498,23 @@
           <w:b/>
           <w:lang w:val="ar_AE" w:bidi="ar_AE"/>
         </w:rPr>
+        <w:t>τὸ ὑπερβάλλον μέγεθος τῆς δυνάμεως αὐτοῦ</w:t>
+      </w:r>
+    </w:p>
+    <w:p>
+      <w:pPr>
+        <w:bidi/>
+      </w:pPr>
+      <w:r>
+        <w:rPr>
+          <w:lang w:val="ar_AE" w:bidi="ar_AE"/>
+        </w:rPr>
+      </w:r>
+      <w:r>
+        <w:rPr>
+          <w:b/>
+          <w:lang w:val="ar_AE" w:bidi="ar_AE"/>
+        </w:rPr>
         <w:t>"</w:t>
       </w:r>
       <w:r>
@@ -5749,6 +6599,23 @@
           <w:b/>
           <w:lang w:val="ar_AE" w:bidi="ar_AE"/>
         </w:rPr>
+        <w:t>εἰς ἡμᾶς, τοὺς πιστεύοντας</w:t>
+      </w:r>
+    </w:p>
+    <w:p>
+      <w:pPr>
+        <w:bidi/>
+      </w:pPr>
+      <w:r>
+        <w:rPr>
+          <w:lang w:val="ar_AE" w:bidi="ar_AE"/>
+        </w:rPr>
+      </w:r>
+      <w:r>
+        <w:rPr>
+          <w:b/>
+          <w:lang w:val="ar_AE" w:bidi="ar_AE"/>
+        </w:rPr>
         <w:t>"</w:t>
       </w:r>
       <w:r>
@@ -5833,6 +6700,23 @@
           <w:b/>
           <w:lang w:val="ar_AE" w:bidi="ar_AE"/>
         </w:rPr>
+        <w:t>τὴν ἐνέργειαν τοῦ κράτους τῆς ἰσχύος αὐτοῦ</w:t>
+      </w:r>
+    </w:p>
+    <w:p>
+      <w:pPr>
+        <w:bidi/>
+      </w:pPr>
+      <w:r>
+        <w:rPr>
+          <w:lang w:val="ar_AE" w:bidi="ar_AE"/>
+        </w:rPr>
+      </w:r>
+      <w:r>
+        <w:rPr>
+          <w:b/>
+          <w:lang w:val="ar_AE" w:bidi="ar_AE"/>
+        </w:rPr>
         <w:t>"</w:t>
       </w:r>
       <w:r>
@@ -5917,6 +6801,23 @@
           <w:b/>
           <w:lang w:val="ar_AE" w:bidi="ar_AE"/>
         </w:rPr>
+        <w:t>τοῦ κράτους τῆς ἰσχύος αὐτοῦ</w:t>
+      </w:r>
+    </w:p>
+    <w:p>
+      <w:pPr>
+        <w:bidi/>
+      </w:pPr>
+      <w:r>
+        <w:rPr>
+          <w:lang w:val="ar_AE" w:bidi="ar_AE"/>
+        </w:rPr>
+      </w:r>
+      <w:r>
+        <w:rPr>
+          <w:b/>
+          <w:lang w:val="ar_AE" w:bidi="ar_AE"/>
+        </w:rPr>
         <w:t>"</w:t>
       </w:r>
       <w:r>
@@ -6049,6 +6950,23 @@
           <w:b/>
           <w:lang w:val="ar_AE" w:bidi="ar_AE"/>
         </w:rPr>
+        <w:t>ἐγείρας αὐτὸν ἐκ νεκρῶν</w:t>
+      </w:r>
+    </w:p>
+    <w:p>
+      <w:pPr>
+        <w:bidi/>
+      </w:pPr>
+      <w:r>
+        <w:rPr>
+          <w:lang w:val="ar_AE" w:bidi="ar_AE"/>
+        </w:rPr>
+      </w:r>
+      <w:r>
+        <w:rPr>
+          <w:b/>
+          <w:lang w:val="ar_AE" w:bidi="ar_AE"/>
+        </w:rPr>
         <w:t>"</w:t>
       </w:r>
       <w:r>
@@ -6133,6 +7051,23 @@
           <w:b/>
           <w:lang w:val="ar_AE" w:bidi="ar_AE"/>
         </w:rPr>
+        <w:t>ἐκ νεκρῶν</w:t>
+      </w:r>
+    </w:p>
+    <w:p>
+      <w:pPr>
+        <w:bidi/>
+      </w:pPr>
+      <w:r>
+        <w:rPr>
+          <w:lang w:val="ar_AE" w:bidi="ar_AE"/>
+        </w:rPr>
+      </w:r>
+      <w:r>
+        <w:rPr>
+          <w:b/>
+          <w:lang w:val="ar_AE" w:bidi="ar_AE"/>
+        </w:rPr>
         <w:t>"</w:t>
       </w:r>
       <w:r>
@@ -6252,6 +7187,23 @@
           <w:b/>
           <w:lang w:val="ar_AE" w:bidi="ar_AE"/>
         </w:rPr>
+        <w:t>καθίσας ἐν δεξιᾷ αὐτοῦ, ἐν τοῖς ἐπουρανίοις</w:t>
+      </w:r>
+    </w:p>
+    <w:p>
+      <w:pPr>
+        <w:bidi/>
+      </w:pPr>
+      <w:r>
+        <w:rPr>
+          <w:lang w:val="ar_AE" w:bidi="ar_AE"/>
+        </w:rPr>
+      </w:r>
+      <w:r>
+        <w:rPr>
+          <w:b/>
+          <w:lang w:val="ar_AE" w:bidi="ar_AE"/>
+        </w:rPr>
         <w:t>"</w:t>
       </w:r>
       <w:r>
@@ -6371,6 +7323,23 @@
           <w:b/>
           <w:lang w:val="ar_AE" w:bidi="ar_AE"/>
         </w:rPr>
+        <w:t>καθίσας ἐν δεξιᾷ αὐτοῦ</w:t>
+      </w:r>
+    </w:p>
+    <w:p>
+      <w:pPr>
+        <w:bidi/>
+      </w:pPr>
+      <w:r>
+        <w:rPr>
+          <w:lang w:val="ar_AE" w:bidi="ar_AE"/>
+        </w:rPr>
+      </w:r>
+      <w:r>
+        <w:rPr>
+          <w:b/>
+          <w:lang w:val="ar_AE" w:bidi="ar_AE"/>
+        </w:rPr>
         <w:t>"</w:t>
       </w:r>
       <w:r>
@@ -6490,6 +7459,23 @@
           <w:b/>
           <w:lang w:val="ar_AE" w:bidi="ar_AE"/>
         </w:rPr>
+        <w:t>ἐν τοῖς ἐπουρανίοις</w:t>
+      </w:r>
+    </w:p>
+    <w:p>
+      <w:pPr>
+        <w:bidi/>
+      </w:pPr>
+      <w:r>
+        <w:rPr>
+          <w:lang w:val="ar_AE" w:bidi="ar_AE"/>
+        </w:rPr>
+      </w:r>
+      <w:r>
+        <w:rPr>
+          <w:b/>
+          <w:lang w:val="ar_AE" w:bidi="ar_AE"/>
+        </w:rPr>
         <w:t>"</w:t>
       </w:r>
       <w:r>
@@ -6535,7 +7521,7 @@
         </w:rPr>
         <w:t xml:space="preserve">إلى المكان الذي يسكن فيه الله. انظر كيف قمت بترجمة هذه الكلمة في </w:t>
       </w:r>
-      <w:hyperlink r:id="rId13">
+      <w:hyperlink r:id="rId15">
         <w:r>
           <w:rPr>
             <w:lang w:val="ar_AE" w:bidi="ar_AE"/>
@@ -6605,6 +7591,23 @@
           <w:b/>
           <w:lang w:val="ar_AE" w:bidi="ar_AE"/>
         </w:rPr>
+        <w:t>ὑπεράνω πάσης ἀρχῆς, καὶ ἐξουσίας, καὶ δυνάμεως, καὶ κυριότητος</w:t>
+      </w:r>
+    </w:p>
+    <w:p>
+      <w:pPr>
+        <w:bidi/>
+      </w:pPr>
+      <w:r>
+        <w:rPr>
+          <w:lang w:val="ar_AE" w:bidi="ar_AE"/>
+        </w:rPr>
+      </w:r>
+      <w:r>
+        <w:rPr>
+          <w:b/>
+          <w:lang w:val="ar_AE" w:bidi="ar_AE"/>
+        </w:rPr>
         <w:t>"</w:t>
       </w:r>
       <w:r>
@@ -6711,6 +7714,23 @@
           <w:b/>
           <w:lang w:val="ar_AE" w:bidi="ar_AE"/>
         </w:rPr>
+        <w:t>παντὸς ὀνόματος ὀνομαζομένου</w:t>
+      </w:r>
+    </w:p>
+    <w:p>
+      <w:pPr>
+        <w:bidi/>
+      </w:pPr>
+      <w:r>
+        <w:rPr>
+          <w:lang w:val="ar_AE" w:bidi="ar_AE"/>
+        </w:rPr>
+      </w:r>
+      <w:r>
+        <w:rPr>
+          <w:b/>
+          <w:lang w:val="ar_AE" w:bidi="ar_AE"/>
+        </w:rPr>
         <w:t>"</w:t>
       </w:r>
       <w:r>
@@ -6817,6 +7837,23 @@
           <w:b/>
           <w:lang w:val="ar_AE" w:bidi="ar_AE"/>
         </w:rPr>
+        <w:t>ὀνόματος</w:t>
+      </w:r>
+    </w:p>
+    <w:p>
+      <w:pPr>
+        <w:bidi/>
+      </w:pPr>
+      <w:r>
+        <w:rPr>
+          <w:lang w:val="ar_AE" w:bidi="ar_AE"/>
+        </w:rPr>
+      </w:r>
+      <w:r>
+        <w:rPr>
+          <w:b/>
+          <w:lang w:val="ar_AE" w:bidi="ar_AE"/>
+        </w:rPr>
         <w:t>"</w:t>
       </w:r>
       <w:r>
@@ -6914,6 +7951,23 @@
           <w:b/>
           <w:lang w:val="ar_AE" w:bidi="ar_AE"/>
         </w:rPr>
+        <w:t>ἐν τῷ αἰῶνι τούτῳ</w:t>
+      </w:r>
+    </w:p>
+    <w:p>
+      <w:pPr>
+        <w:bidi/>
+      </w:pPr>
+      <w:r>
+        <w:rPr>
+          <w:lang w:val="ar_AE" w:bidi="ar_AE"/>
+        </w:rPr>
+      </w:r>
+      <w:r>
+        <w:rPr>
+          <w:b/>
+          <w:lang w:val="ar_AE" w:bidi="ar_AE"/>
+        </w:rPr>
         <w:t>"</w:t>
       </w:r>
       <w:r>
@@ -6998,6 +8052,23 @@
           <w:b/>
           <w:lang w:val="ar_AE" w:bidi="ar_AE"/>
         </w:rPr>
+        <w:t>ἐν τῷ μέλλοντι</w:t>
+      </w:r>
+    </w:p>
+    <w:p>
+      <w:pPr>
+        <w:bidi/>
+      </w:pPr>
+      <w:r>
+        <w:rPr>
+          <w:lang w:val="ar_AE" w:bidi="ar_AE"/>
+        </w:rPr>
+      </w:r>
+      <w:r>
+        <w:rPr>
+          <w:b/>
+          <w:lang w:val="ar_AE" w:bidi="ar_AE"/>
+        </w:rPr>
         <w:t>"</w:t>
       </w:r>
       <w:r>
@@ -7082,6 +8153,23 @@
           <w:b/>
           <w:lang w:val="ar_AE" w:bidi="ar_AE"/>
         </w:rPr>
+        <w:t>ὑπὸ τοὺς πόδας αὐτοῦ</w:t>
+      </w:r>
+    </w:p>
+    <w:p>
+      <w:pPr>
+        <w:bidi/>
+      </w:pPr>
+      <w:r>
+        <w:rPr>
+          <w:lang w:val="ar_AE" w:bidi="ar_AE"/>
+        </w:rPr>
+      </w:r>
+      <w:r>
+        <w:rPr>
+          <w:b/>
+          <w:lang w:val="ar_AE" w:bidi="ar_AE"/>
+        </w:rPr>
         <w:t>"</w:t>
       </w:r>
       <w:r>
@@ -7201,6 +8289,23 @@
           <w:b/>
           <w:lang w:val="ar_AE" w:bidi="ar_AE"/>
         </w:rPr>
+        <w:t>κεφαλὴν ὑπὲρ πάντα</w:t>
+      </w:r>
+    </w:p>
+    <w:p>
+      <w:pPr>
+        <w:bidi/>
+      </w:pPr>
+      <w:r>
+        <w:rPr>
+          <w:lang w:val="ar_AE" w:bidi="ar_AE"/>
+        </w:rPr>
+      </w:r>
+      <w:r>
+        <w:rPr>
+          <w:b/>
+          <w:lang w:val="ar_AE" w:bidi="ar_AE"/>
+        </w:rPr>
         <w:t>"</w:t>
       </w:r>
       <w:r>
@@ -7320,6 +8425,23 @@
           <w:b/>
           <w:lang w:val="ar_AE" w:bidi="ar_AE"/>
         </w:rPr>
+        <w:t>τὸ σῶμα αὐτοῦ</w:t>
+      </w:r>
+    </w:p>
+    <w:p>
+      <w:pPr>
+        <w:bidi/>
+      </w:pPr>
+      <w:r>
+        <w:rPr>
+          <w:lang w:val="ar_AE" w:bidi="ar_AE"/>
+        </w:rPr>
+      </w:r>
+      <w:r>
+        <w:rPr>
+          <w:b/>
+          <w:lang w:val="ar_AE" w:bidi="ar_AE"/>
+        </w:rPr>
         <w:t>"</w:t>
       </w:r>
       <w:r>
@@ -7439,6 +8561,23 @@
           <w:b/>
           <w:lang w:val="ar_AE" w:bidi="ar_AE"/>
         </w:rPr>
+        <w:t>τὸ πλήρωμα τοῦ τὰ πάντα ἐν πᾶσιν πληρουμένου</w:t>
+      </w:r>
+    </w:p>
+    <w:p>
+      <w:pPr>
+        <w:bidi/>
+      </w:pPr>
+      <w:r>
+        <w:rPr>
+          <w:lang w:val="ar_AE" w:bidi="ar_AE"/>
+        </w:rPr>
+      </w:r>
+      <w:r>
+        <w:rPr>
+          <w:b/>
+          <w:lang w:val="ar_AE" w:bidi="ar_AE"/>
+        </w:rPr>
         <w:t>"</w:t>
       </w:r>
       <w:r>
@@ -7523,6 +8662,23 @@
           <w:b/>
           <w:lang w:val="ar_AE" w:bidi="ar_AE"/>
         </w:rPr>
+        <w:t>τὸ πλήρωμα</w:t>
+      </w:r>
+    </w:p>
+    <w:p>
+      <w:pPr>
+        <w:bidi/>
+      </w:pPr>
+      <w:r>
+        <w:rPr>
+          <w:lang w:val="ar_AE" w:bidi="ar_AE"/>
+        </w:rPr>
+      </w:r>
+      <w:r>
+        <w:rPr>
+          <w:b/>
+          <w:lang w:val="ar_AE" w:bidi="ar_AE"/>
+        </w:rPr>
         <w:t>"</w:t>
       </w:r>
       <w:r>
@@ -7691,6 +8847,23 @@
           <w:b/>
           <w:lang w:val="ar_AE" w:bidi="ar_AE"/>
         </w:rPr>
+        <w:t>ὑμᾶς ὄντας νεκροὺς τοῖς παραπτώμασιν καὶ ταῖς ἁμαρτίαις ὑμῶν</w:t>
+      </w:r>
+    </w:p>
+    <w:p>
+      <w:pPr>
+        <w:bidi/>
+      </w:pPr>
+      <w:r>
+        <w:rPr>
+          <w:lang w:val="ar_AE" w:bidi="ar_AE"/>
+        </w:rPr>
+      </w:r>
+      <w:r>
+        <w:rPr>
+          <w:b/>
+          <w:lang w:val="ar_AE" w:bidi="ar_AE"/>
+        </w:rPr>
         <w:t>"</w:t>
       </w:r>
       <w:r>
@@ -7810,6 +8983,23 @@
           <w:b/>
           <w:lang w:val="ar_AE" w:bidi="ar_AE"/>
         </w:rPr>
+        <w:t>τοῖς παραπτώμασιν καὶ ταῖς ἁμαρτίαις ὑμῶν</w:t>
+      </w:r>
+    </w:p>
+    <w:p>
+      <w:pPr>
+        <w:bidi/>
+      </w:pPr>
+      <w:r>
+        <w:rPr>
+          <w:lang w:val="ar_AE" w:bidi="ar_AE"/>
+        </w:rPr>
+      </w:r>
+      <w:r>
+        <w:rPr>
+          <w:b/>
+          <w:lang w:val="ar_AE" w:bidi="ar_AE"/>
+        </w:rPr>
         <w:t>"</w:t>
       </w:r>
       <w:r>
@@ -7929,6 +9119,23 @@
           <w:b/>
           <w:lang w:val="ar_AE" w:bidi="ar_AE"/>
         </w:rPr>
+        <w:t>τοῖς παραπτώμασιν καὶ ταῖς ἁμαρτίαις ὑμῶν</w:t>
+      </w:r>
+    </w:p>
+    <w:p>
+      <w:pPr>
+        <w:bidi/>
+      </w:pPr>
+      <w:r>
+        <w:rPr>
+          <w:lang w:val="ar_AE" w:bidi="ar_AE"/>
+        </w:rPr>
+      </w:r>
+      <w:r>
+        <w:rPr>
+          <w:b/>
+          <w:lang w:val="ar_AE" w:bidi="ar_AE"/>
+        </w:rPr>
         <w:t>"</w:t>
       </w:r>
       <w:r>
@@ -8048,6 +9255,23 @@
           <w:b/>
           <w:lang w:val="ar_AE" w:bidi="ar_AE"/>
         </w:rPr>
+        <w:t>ἐν αἷς ποτε περιεπατήσατε</w:t>
+      </w:r>
+    </w:p>
+    <w:p>
+      <w:pPr>
+        <w:bidi/>
+      </w:pPr>
+      <w:r>
+        <w:rPr>
+          <w:lang w:val="ar_AE" w:bidi="ar_AE"/>
+        </w:rPr>
+      </w:r>
+      <w:r>
+        <w:rPr>
+          <w:b/>
+          <w:lang w:val="ar_AE" w:bidi="ar_AE"/>
+        </w:rPr>
         <w:t>"</w:t>
       </w:r>
       <w:r>
@@ -8167,6 +9391,23 @@
           <w:b/>
           <w:lang w:val="ar_AE" w:bidi="ar_AE"/>
         </w:rPr>
+        <w:t>κατὰ τὸν αἰῶνα τοῦ κόσμου τούτου</w:t>
+      </w:r>
+    </w:p>
+    <w:p>
+      <w:pPr>
+        <w:bidi/>
+      </w:pPr>
+      <w:r>
+        <w:rPr>
+          <w:lang w:val="ar_AE" w:bidi="ar_AE"/>
+        </w:rPr>
+      </w:r>
+      <w:r>
+        <w:rPr>
+          <w:b/>
+          <w:lang w:val="ar_AE" w:bidi="ar_AE"/>
+        </w:rPr>
         <w:t>"</w:t>
       </w:r>
       <w:r>
@@ -8370,6 +9611,23 @@
           <w:b/>
           <w:lang w:val="ar_AE" w:bidi="ar_AE"/>
         </w:rPr>
+        <w:t>τοῦ πνεύματος τοῦ νῦν ἐνεργοῦντος</w:t>
+      </w:r>
+    </w:p>
+    <w:p>
+      <w:pPr>
+        <w:bidi/>
+      </w:pPr>
+      <w:r>
+        <w:rPr>
+          <w:lang w:val="ar_AE" w:bidi="ar_AE"/>
+        </w:rPr>
+      </w:r>
+      <w:r>
+        <w:rPr>
+          <w:b/>
+          <w:lang w:val="ar_AE" w:bidi="ar_AE"/>
+        </w:rPr>
         <w:t>"</w:t>
       </w:r>
       <w:r>
@@ -8454,6 +9712,23 @@
           <w:b/>
           <w:lang w:val="ar_AE" w:bidi="ar_AE"/>
         </w:rPr>
+        <w:t>τοῖς υἱοῖς τῆς ἀπειθείας</w:t>
+      </w:r>
+    </w:p>
+    <w:p>
+      <w:pPr>
+        <w:bidi/>
+      </w:pPr>
+      <w:r>
+        <w:rPr>
+          <w:lang w:val="ar_AE" w:bidi="ar_AE"/>
+        </w:rPr>
+      </w:r>
+      <w:r>
+        <w:rPr>
+          <w:b/>
+          <w:lang w:val="ar_AE" w:bidi="ar_AE"/>
+        </w:rPr>
         <w:t>"</w:t>
       </w:r>
       <w:r>
@@ -8560,6 +9835,23 @@
           <w:b/>
           <w:lang w:val="ar_AE" w:bidi="ar_AE"/>
         </w:rPr>
+        <w:t>τὰ θελήματα τῆς σαρκὸς καὶ τῶν διανοιῶν</w:t>
+      </w:r>
+    </w:p>
+    <w:p>
+      <w:pPr>
+        <w:bidi/>
+      </w:pPr>
+      <w:r>
+        <w:rPr>
+          <w:lang w:val="ar_AE" w:bidi="ar_AE"/>
+        </w:rPr>
+      </w:r>
+      <w:r>
+        <w:rPr>
+          <w:b/>
+          <w:lang w:val="ar_AE" w:bidi="ar_AE"/>
+        </w:rPr>
         <w:t>"</w:t>
       </w:r>
       <w:r>
@@ -8692,6 +9984,23 @@
           <w:b/>
           <w:lang w:val="ar_AE" w:bidi="ar_AE"/>
         </w:rPr>
+        <w:t>τέκνα &amp; ὀργῆς</w:t>
+      </w:r>
+    </w:p>
+    <w:p>
+      <w:pPr>
+        <w:bidi/>
+      </w:pPr>
+      <w:r>
+        <w:rPr>
+          <w:lang w:val="ar_AE" w:bidi="ar_AE"/>
+        </w:rPr>
+      </w:r>
+      <w:r>
+        <w:rPr>
+          <w:b/>
+          <w:lang w:val="ar_AE" w:bidi="ar_AE"/>
+        </w:rPr>
         <w:t>"</w:t>
       </w:r>
       <w:r>
@@ -8798,6 +10107,23 @@
           <w:b/>
           <w:lang w:val="ar_AE" w:bidi="ar_AE"/>
         </w:rPr>
+        <w:t>δὲ</w:t>
+      </w:r>
+    </w:p>
+    <w:p>
+      <w:pPr>
+        <w:bidi/>
+      </w:pPr>
+      <w:r>
+        <w:rPr>
+          <w:lang w:val="ar_AE" w:bidi="ar_AE"/>
+        </w:rPr>
+      </w:r>
+      <w:r>
+        <w:rPr>
+          <w:b/>
+          <w:lang w:val="ar_AE" w:bidi="ar_AE"/>
+        </w:rPr>
         <w:t>"ولكن"</w:t>
       </w:r>
     </w:p>
@@ -8903,6 +10229,23 @@
           <w:b/>
           <w:lang w:val="ar_AE" w:bidi="ar_AE"/>
         </w:rPr>
+        <w:t>Θεὸς πλούσιος ὢν ἐν ἐλέει</w:t>
+      </w:r>
+    </w:p>
+    <w:p>
+      <w:pPr>
+        <w:bidi/>
+      </w:pPr>
+      <w:r>
+        <w:rPr>
+          <w:lang w:val="ar_AE" w:bidi="ar_AE"/>
+        </w:rPr>
+      </w:r>
+      <w:r>
+        <w:rPr>
+          <w:b/>
+          <w:lang w:val="ar_AE" w:bidi="ar_AE"/>
+        </w:rPr>
         <w:t>"</w:t>
       </w:r>
       <w:r>
@@ -9022,6 +10365,23 @@
           <w:b/>
           <w:lang w:val="ar_AE" w:bidi="ar_AE"/>
         </w:rPr>
+        <w:t>διὰ τὴν πολλὴν ἀγάπην αὐτοῦ, ἣν ἠγάπησεν ἡμᾶς</w:t>
+      </w:r>
+    </w:p>
+    <w:p>
+      <w:pPr>
+        <w:bidi/>
+      </w:pPr>
+      <w:r>
+        <w:rPr>
+          <w:lang w:val="ar_AE" w:bidi="ar_AE"/>
+        </w:rPr>
+      </w:r>
+      <w:r>
+        <w:rPr>
+          <w:b/>
+          <w:lang w:val="ar_AE" w:bidi="ar_AE"/>
+        </w:rPr>
         <w:t>"</w:t>
       </w:r>
       <w:r>
@@ -9141,6 +10501,23 @@
           <w:b/>
           <w:lang w:val="ar_AE" w:bidi="ar_AE"/>
         </w:rPr>
+        <w:t>χάριτί ἐστε σεσῳσμένοι</w:t>
+      </w:r>
+    </w:p>
+    <w:p>
+      <w:pPr>
+        <w:bidi/>
+      </w:pPr>
+      <w:r>
+        <w:rPr>
+          <w:lang w:val="ar_AE" w:bidi="ar_AE"/>
+        </w:rPr>
+      </w:r>
+      <w:r>
+        <w:rPr>
+          <w:b/>
+          <w:lang w:val="ar_AE" w:bidi="ar_AE"/>
+        </w:rPr>
         <w:t>"</w:t>
       </w:r>
       <w:r>
@@ -9247,6 +10624,23 @@
           <w:b/>
           <w:lang w:val="ar_AE" w:bidi="ar_AE"/>
         </w:rPr>
+        <w:t>χάριτί ἐστε σεσῳσμένοι</w:t>
+      </w:r>
+    </w:p>
+    <w:p>
+      <w:pPr>
+        <w:bidi/>
+      </w:pPr>
+      <w:r>
+        <w:rPr>
+          <w:lang w:val="ar_AE" w:bidi="ar_AE"/>
+        </w:rPr>
+      </w:r>
+      <w:r>
+        <w:rPr>
+          <w:b/>
+          <w:lang w:val="ar_AE" w:bidi="ar_AE"/>
+        </w:rPr>
         <w:t>"</w:t>
       </w:r>
       <w:r>
@@ -9366,6 +10760,23 @@
           <w:b/>
           <w:lang w:val="ar_AE" w:bidi="ar_AE"/>
         </w:rPr>
+        <w:t>συνήγειρεν</w:t>
+      </w:r>
+    </w:p>
+    <w:p>
+      <w:pPr>
+        <w:bidi/>
+      </w:pPr>
+      <w:r>
+        <w:rPr>
+          <w:lang w:val="ar_AE" w:bidi="ar_AE"/>
+        </w:rPr>
+      </w:r>
+      <w:r>
+        <w:rPr>
+          <w:b/>
+          <w:lang w:val="ar_AE" w:bidi="ar_AE"/>
+        </w:rPr>
         <w:t>"</w:t>
       </w:r>
       <w:r>
@@ -9485,6 +10896,23 @@
           <w:b/>
           <w:lang w:val="ar_AE" w:bidi="ar_AE"/>
         </w:rPr>
+        <w:t>συνήγειρεν</w:t>
+      </w:r>
+    </w:p>
+    <w:p>
+      <w:pPr>
+        <w:bidi/>
+      </w:pPr>
+      <w:r>
+        <w:rPr>
+          <w:lang w:val="ar_AE" w:bidi="ar_AE"/>
+        </w:rPr>
+      </w:r>
+      <w:r>
+        <w:rPr>
+          <w:b/>
+          <w:lang w:val="ar_AE" w:bidi="ar_AE"/>
+        </w:rPr>
         <w:t>"</w:t>
       </w:r>
       <w:r>
@@ -9591,6 +11019,23 @@
           <w:b/>
           <w:lang w:val="ar_AE" w:bidi="ar_AE"/>
         </w:rPr>
+        <w:t>συνεκάθισεν</w:t>
+      </w:r>
+    </w:p>
+    <w:p>
+      <w:pPr>
+        <w:bidi/>
+      </w:pPr>
+      <w:r>
+        <w:rPr>
+          <w:lang w:val="ar_AE" w:bidi="ar_AE"/>
+        </w:rPr>
+      </w:r>
+      <w:r>
+        <w:rPr>
+          <w:b/>
+          <w:lang w:val="ar_AE" w:bidi="ar_AE"/>
+        </w:rPr>
         <w:t>"</w:t>
       </w:r>
       <w:r>
@@ -9710,6 +11155,23 @@
           <w:b/>
           <w:lang w:val="ar_AE" w:bidi="ar_AE"/>
         </w:rPr>
+        <w:t>ἐν τοῖς ἐπουρανίοις</w:t>
+      </w:r>
+    </w:p>
+    <w:p>
+      <w:pPr>
+        <w:bidi/>
+      </w:pPr>
+      <w:r>
+        <w:rPr>
+          <w:lang w:val="ar_AE" w:bidi="ar_AE"/>
+        </w:rPr>
+      </w:r>
+      <w:r>
+        <w:rPr>
+          <w:b/>
+          <w:lang w:val="ar_AE" w:bidi="ar_AE"/>
+        </w:rPr>
         <w:t>"</w:t>
       </w:r>
       <w:r>
@@ -9755,7 +11217,7 @@
         </w:rPr>
         <w:t xml:space="preserve"> إلى المكان الذي يوجد فيه الله. انظر كيف قمت بترجمةهذه الكلمة في </w:t>
       </w:r>
-      <w:hyperlink r:id="rId13">
+      <w:hyperlink r:id="rId15">
         <w:r>
           <w:rPr>
             <w:lang w:val="ar_AE" w:bidi="ar_AE"/>
@@ -9825,6 +11287,23 @@
           <w:b/>
           <w:lang w:val="ar_AE" w:bidi="ar_AE"/>
         </w:rPr>
+        <w:t>ἐν Χριστῷ Ἰησοῦ</w:t>
+      </w:r>
+    </w:p>
+    <w:p>
+      <w:pPr>
+        <w:bidi/>
+      </w:pPr>
+      <w:r>
+        <w:rPr>
+          <w:lang w:val="ar_AE" w:bidi="ar_AE"/>
+        </w:rPr>
+      </w:r>
+      <w:r>
+        <w:rPr>
+          <w:b/>
+          <w:lang w:val="ar_AE" w:bidi="ar_AE"/>
+        </w:rPr>
         <w:t>"</w:t>
       </w:r>
       <w:r>
@@ -9922,6 +11401,23 @@
           <w:b/>
           <w:lang w:val="ar_AE" w:bidi="ar_AE"/>
         </w:rPr>
+        <w:t>ἵνα</w:t>
+      </w:r>
+    </w:p>
+    <w:p>
+      <w:pPr>
+        <w:bidi/>
+      </w:pPr>
+      <w:r>
+        <w:rPr>
+          <w:lang w:val="ar_AE" w:bidi="ar_AE"/>
+        </w:rPr>
+      </w:r>
+      <w:r>
+        <w:rPr>
+          <w:b/>
+          <w:lang w:val="ar_AE" w:bidi="ar_AE"/>
+        </w:rPr>
         <w:t>"</w:t>
       </w:r>
       <w:r>
@@ -10041,6 +11537,23 @@
           <w:b/>
           <w:lang w:val="ar_AE" w:bidi="ar_AE"/>
         </w:rPr>
+        <w:t>ἐν τοῖς αἰῶσιν, τοῖς ἐπερχομένοις</w:t>
+      </w:r>
+    </w:p>
+    <w:p>
+      <w:pPr>
+        <w:bidi/>
+      </w:pPr>
+      <w:r>
+        <w:rPr>
+          <w:lang w:val="ar_AE" w:bidi="ar_AE"/>
+        </w:rPr>
+      </w:r>
+      <w:r>
+        <w:rPr>
+          <w:b/>
+          <w:lang w:val="ar_AE" w:bidi="ar_AE"/>
+        </w:rPr>
         <w:t>"</w:t>
       </w:r>
       <w:r>
@@ -10125,6 +11638,23 @@
           <w:b/>
           <w:lang w:val="ar_AE" w:bidi="ar_AE"/>
         </w:rPr>
+        <w:t>γὰρ</w:t>
+      </w:r>
+    </w:p>
+    <w:p>
+      <w:pPr>
+        <w:bidi/>
+      </w:pPr>
+      <w:r>
+        <w:rPr>
+          <w:lang w:val="ar_AE" w:bidi="ar_AE"/>
+        </w:rPr>
+      </w:r>
+      <w:r>
+        <w:rPr>
+          <w:b/>
+          <w:lang w:val="ar_AE" w:bidi="ar_AE"/>
+        </w:rPr>
         <w:t>"</w:t>
       </w:r>
       <w:r>
@@ -10244,6 +11774,23 @@
           <w:b/>
           <w:lang w:val="ar_AE" w:bidi="ar_AE"/>
         </w:rPr>
+        <w:t>τῇ γὰρ χάριτί ἐστε σεσῳσμένοι διὰ πίστεως</w:t>
+      </w:r>
+    </w:p>
+    <w:p>
+      <w:pPr>
+        <w:bidi/>
+      </w:pPr>
+      <w:r>
+        <w:rPr>
+          <w:lang w:val="ar_AE" w:bidi="ar_AE"/>
+        </w:rPr>
+      </w:r>
+      <w:r>
+        <w:rPr>
+          <w:b/>
+          <w:lang w:val="ar_AE" w:bidi="ar_AE"/>
+        </w:rPr>
         <w:t>"</w:t>
       </w:r>
       <w:r>
@@ -10382,7 +11929,7 @@
         </w:rPr>
         <w:t xml:space="preserve">انظر كيف قمت بترجمة هذه العبارة في </w:t>
       </w:r>
-      <w:hyperlink r:id="rId14">
+      <w:hyperlink r:id="rId16">
         <w:r>
           <w:rPr>
             <w:lang w:val="ar_AE" w:bidi="ar_AE"/>
@@ -10474,6 +12021,23 @@
           <w:b/>
           <w:lang w:val="ar_AE" w:bidi="ar_AE"/>
         </w:rPr>
+        <w:t>τοῦτο</w:t>
+      </w:r>
+    </w:p>
+    <w:p>
+      <w:pPr>
+        <w:bidi/>
+      </w:pPr>
+      <w:r>
+        <w:rPr>
+          <w:lang w:val="ar_AE" w:bidi="ar_AE"/>
+        </w:rPr>
+      </w:r>
+      <w:r>
+        <w:rPr>
+          <w:b/>
+          <w:lang w:val="ar_AE" w:bidi="ar_AE"/>
+        </w:rPr>
         <w:t>"</w:t>
       </w:r>
       <w:r>
@@ -10793,6 +12357,23 @@
           <w:b/>
           <w:lang w:val="ar_AE" w:bidi="ar_AE"/>
         </w:rPr>
+        <w:t>γάρ</w:t>
+      </w:r>
+    </w:p>
+    <w:p>
+      <w:pPr>
+        <w:bidi/>
+      </w:pPr>
+      <w:r>
+        <w:rPr>
+          <w:lang w:val="ar_AE" w:bidi="ar_AE"/>
+        </w:rPr>
+      </w:r>
+      <w:r>
+        <w:rPr>
+          <w:b/>
+          <w:lang w:val="ar_AE" w:bidi="ar_AE"/>
+        </w:rPr>
         <w:t>"</w:t>
       </w:r>
       <w:r>
@@ -10912,6 +12493,23 @@
           <w:b/>
           <w:lang w:val="ar_AE" w:bidi="ar_AE"/>
         </w:rPr>
+        <w:t>ἐν Χριστῷ Ἰησοῦ</w:t>
+      </w:r>
+    </w:p>
+    <w:p>
+      <w:pPr>
+        <w:bidi/>
+      </w:pPr>
+      <w:r>
+        <w:rPr>
+          <w:lang w:val="ar_AE" w:bidi="ar_AE"/>
+        </w:rPr>
+      </w:r>
+      <w:r>
+        <w:rPr>
+          <w:b/>
+          <w:lang w:val="ar_AE" w:bidi="ar_AE"/>
+        </w:rPr>
         <w:t>"</w:t>
       </w:r>
       <w:r>
@@ -11009,6 +12607,23 @@
           <w:b/>
           <w:lang w:val="ar_AE" w:bidi="ar_AE"/>
         </w:rPr>
+        <w:t>ἵνα</w:t>
+      </w:r>
+    </w:p>
+    <w:p>
+      <w:pPr>
+        <w:bidi/>
+      </w:pPr>
+      <w:r>
+        <w:rPr>
+          <w:lang w:val="ar_AE" w:bidi="ar_AE"/>
+        </w:rPr>
+      </w:r>
+      <w:r>
+        <w:rPr>
+          <w:b/>
+          <w:lang w:val="ar_AE" w:bidi="ar_AE"/>
+        </w:rPr>
         <w:t>"</w:t>
       </w:r>
       <w:r>
@@ -11128,6 +12743,23 @@
           <w:b/>
           <w:lang w:val="ar_AE" w:bidi="ar_AE"/>
         </w:rPr>
+        <w:t>ἐν αὐτοῖς περιπατήσωμεν</w:t>
+      </w:r>
+    </w:p>
+    <w:p>
+      <w:pPr>
+        <w:bidi/>
+      </w:pPr>
+      <w:r>
+        <w:rPr>
+          <w:lang w:val="ar_AE" w:bidi="ar_AE"/>
+        </w:rPr>
+      </w:r>
+      <w:r>
+        <w:rPr>
+          <w:b/>
+          <w:lang w:val="ar_AE" w:bidi="ar_AE"/>
+        </w:rPr>
         <w:t>"</w:t>
       </w:r>
       <w:r>
@@ -11260,6 +12892,23 @@
           <w:b/>
           <w:lang w:val="ar_AE" w:bidi="ar_AE"/>
         </w:rPr>
+        <w:t>διὸ</w:t>
+      </w:r>
+    </w:p>
+    <w:p>
+      <w:pPr>
+        <w:bidi/>
+      </w:pPr>
+      <w:r>
+        <w:rPr>
+          <w:lang w:val="ar_AE" w:bidi="ar_AE"/>
+        </w:rPr>
+      </w:r>
+      <w:r>
+        <w:rPr>
+          <w:b/>
+          <w:lang w:val="ar_AE" w:bidi="ar_AE"/>
+        </w:rPr>
         <w:t>"</w:t>
       </w:r>
       <w:r>
@@ -11449,6 +13098,23 @@
           <w:b/>
           <w:lang w:val="ar_AE" w:bidi="ar_AE"/>
         </w:rPr>
+        <w:t>τὰ ἔθνη ἐν σαρκί</w:t>
+      </w:r>
+    </w:p>
+    <w:p>
+      <w:pPr>
+        <w:bidi/>
+      </w:pPr>
+      <w:r>
+        <w:rPr>
+          <w:lang w:val="ar_AE" w:bidi="ar_AE"/>
+        </w:rPr>
+      </w:r>
+      <w:r>
+        <w:rPr>
+          <w:b/>
+          <w:lang w:val="ar_AE" w:bidi="ar_AE"/>
+        </w:rPr>
         <w:t>"</w:t>
       </w:r>
       <w:r>
@@ -11568,6 +13234,23 @@
           <w:b/>
           <w:lang w:val="ar_AE" w:bidi="ar_AE"/>
         </w:rPr>
+        <w:t>ἀκροβυστία</w:t>
+      </w:r>
+    </w:p>
+    <w:p>
+      <w:pPr>
+        <w:bidi/>
+      </w:pPr>
+      <w:r>
+        <w:rPr>
+          <w:lang w:val="ar_AE" w:bidi="ar_AE"/>
+        </w:rPr>
+      </w:r>
+      <w:r>
+        <w:rPr>
+          <w:b/>
+          <w:lang w:val="ar_AE" w:bidi="ar_AE"/>
+        </w:rPr>
         <w:t>"</w:t>
       </w:r>
       <w:r>
@@ -11674,6 +13357,23 @@
           <w:b/>
           <w:lang w:val="ar_AE" w:bidi="ar_AE"/>
         </w:rPr>
+        <w:t>περιτομῆς</w:t>
+      </w:r>
+    </w:p>
+    <w:p>
+      <w:pPr>
+        <w:bidi/>
+      </w:pPr>
+      <w:r>
+        <w:rPr>
+          <w:lang w:val="ar_AE" w:bidi="ar_AE"/>
+        </w:rPr>
+      </w:r>
+      <w:r>
+        <w:rPr>
+          <w:b/>
+          <w:lang w:val="ar_AE" w:bidi="ar_AE"/>
+        </w:rPr>
         <w:t>"</w:t>
       </w:r>
       <w:r>
@@ -11793,6 +13493,23 @@
           <w:b/>
           <w:lang w:val="ar_AE" w:bidi="ar_AE"/>
         </w:rPr>
+        <w:t>ὑπὸ τῆς λεγομένης</w:t>
+      </w:r>
+    </w:p>
+    <w:p>
+      <w:pPr>
+        <w:bidi/>
+      </w:pPr>
+      <w:r>
+        <w:rPr>
+          <w:lang w:val="ar_AE" w:bidi="ar_AE"/>
+        </w:rPr>
+      </w:r>
+      <w:r>
+        <w:rPr>
+          <w:b/>
+          <w:lang w:val="ar_AE" w:bidi="ar_AE"/>
+        </w:rPr>
         <w:t>"</w:t>
       </w:r>
       <w:r>
@@ -11983,6 +13700,23 @@
           <w:b/>
           <w:lang w:val="ar_AE" w:bidi="ar_AE"/>
         </w:rPr>
+        <w:t>ὅτι</w:t>
+      </w:r>
+    </w:p>
+    <w:p>
+      <w:pPr>
+        <w:bidi/>
+      </w:pPr>
+      <w:r>
+        <w:rPr>
+          <w:lang w:val="ar_AE" w:bidi="ar_AE"/>
+        </w:rPr>
+      </w:r>
+      <w:r>
+        <w:rPr>
+          <w:b/>
+          <w:lang w:val="ar_AE" w:bidi="ar_AE"/>
+        </w:rPr>
         <w:t>"</w:t>
       </w:r>
       <w:r>
@@ -12102,6 +13836,23 @@
           <w:b/>
           <w:lang w:val="ar_AE" w:bidi="ar_AE"/>
         </w:rPr>
+        <w:t>χωρὶς Χριστοῦ</w:t>
+      </w:r>
+    </w:p>
+    <w:p>
+      <w:pPr>
+        <w:bidi/>
+      </w:pPr>
+      <w:r>
+        <w:rPr>
+          <w:lang w:val="ar_AE" w:bidi="ar_AE"/>
+        </w:rPr>
+      </w:r>
+      <w:r>
+        <w:rPr>
+          <w:b/>
+          <w:lang w:val="ar_AE" w:bidi="ar_AE"/>
+        </w:rPr>
         <w:t>"</w:t>
       </w:r>
       <w:r>
@@ -12186,6 +13937,23 @@
           <w:b/>
           <w:lang w:val="ar_AE" w:bidi="ar_AE"/>
         </w:rPr>
+        <w:t>ξένοι τῶν διαθηκῶν τῆς ἐπαγγελίας</w:t>
+      </w:r>
+    </w:p>
+    <w:p>
+      <w:pPr>
+        <w:bidi/>
+      </w:pPr>
+      <w:r>
+        <w:rPr>
+          <w:lang w:val="ar_AE" w:bidi="ar_AE"/>
+        </w:rPr>
+      </w:r>
+      <w:r>
+        <w:rPr>
+          <w:b/>
+          <w:lang w:val="ar_AE" w:bidi="ar_AE"/>
+        </w:rPr>
         <w:t>"</w:t>
       </w:r>
       <w:r>
@@ -12292,6 +14060,23 @@
           <w:b/>
           <w:lang w:val="ar_AE" w:bidi="ar_AE"/>
         </w:rPr>
+        <w:t>δὲ</w:t>
+      </w:r>
+    </w:p>
+    <w:p>
+      <w:pPr>
+        <w:bidi/>
+      </w:pPr>
+      <w:r>
+        <w:rPr>
+          <w:lang w:val="ar_AE" w:bidi="ar_AE"/>
+        </w:rPr>
+      </w:r>
+      <w:r>
+        <w:rPr>
+          <w:b/>
+          <w:lang w:val="ar_AE" w:bidi="ar_AE"/>
+        </w:rPr>
         <w:t>"</w:t>
       </w:r>
       <w:r>
@@ -12411,6 +14196,23 @@
           <w:b/>
           <w:lang w:val="ar_AE" w:bidi="ar_AE"/>
         </w:rPr>
+        <w:t>ὑμεῖς οἵ ποτε ὄντες μακρὰν, ἐγενήθητε ἐγγὺς ἐν τῷ αἵματι τοῦ Χριστοῦ</w:t>
+      </w:r>
+    </w:p>
+    <w:p>
+      <w:pPr>
+        <w:bidi/>
+      </w:pPr>
+      <w:r>
+        <w:rPr>
+          <w:lang w:val="ar_AE" w:bidi="ar_AE"/>
+        </w:rPr>
+      </w:r>
+      <w:r>
+        <w:rPr>
+          <w:b/>
+          <w:lang w:val="ar_AE" w:bidi="ar_AE"/>
+        </w:rPr>
         <w:t>"</w:t>
       </w:r>
       <w:r>
@@ -12556,6 +14358,23 @@
           <w:b/>
           <w:lang w:val="ar_AE" w:bidi="ar_AE"/>
         </w:rPr>
+        <w:t>ἐν τῷ αἵματι τοῦ Χριστοῦ</w:t>
+      </w:r>
+    </w:p>
+    <w:p>
+      <w:pPr>
+        <w:bidi/>
+      </w:pPr>
+      <w:r>
+        <w:rPr>
+          <w:lang w:val="ar_AE" w:bidi="ar_AE"/>
+        </w:rPr>
+      </w:r>
+      <w:r>
+        <w:rPr>
+          <w:b/>
+          <w:lang w:val="ar_AE" w:bidi="ar_AE"/>
+        </w:rPr>
         <w:t>"</w:t>
       </w:r>
       <w:r>
@@ -12675,6 +14494,23 @@
           <w:b/>
           <w:lang w:val="ar_AE" w:bidi="ar_AE"/>
         </w:rPr>
+        <w:t>γάρ</w:t>
+      </w:r>
+    </w:p>
+    <w:p>
+      <w:pPr>
+        <w:bidi/>
+      </w:pPr>
+      <w:r>
+        <w:rPr>
+          <w:lang w:val="ar_AE" w:bidi="ar_AE"/>
+        </w:rPr>
+      </w:r>
+      <w:r>
+        <w:rPr>
+          <w:b/>
+          <w:lang w:val="ar_AE" w:bidi="ar_AE"/>
+        </w:rPr>
         <w:t>"</w:t>
       </w:r>
       <w:r>
@@ -12794,6 +14630,23 @@
           <w:b/>
           <w:lang w:val="ar_AE" w:bidi="ar_AE"/>
         </w:rPr>
+        <w:t>αὐτὸς &amp; ἐστιν ἡ εἰρήνη ἡμῶν</w:t>
+      </w:r>
+    </w:p>
+    <w:p>
+      <w:pPr>
+        <w:bidi/>
+      </w:pPr>
+      <w:r>
+        <w:rPr>
+          <w:lang w:val="ar_AE" w:bidi="ar_AE"/>
+        </w:rPr>
+      </w:r>
+      <w:r>
+        <w:rPr>
+          <w:b/>
+          <w:lang w:val="ar_AE" w:bidi="ar_AE"/>
+        </w:rPr>
         <w:t>"</w:t>
       </w:r>
       <w:r>
@@ -12878,6 +14731,23 @@
           <w:b/>
           <w:lang w:val="ar_AE" w:bidi="ar_AE"/>
         </w:rPr>
+        <w:t>ἡ εἰρήνη ἡμῶν</w:t>
+      </w:r>
+    </w:p>
+    <w:p>
+      <w:pPr>
+        <w:bidi/>
+      </w:pPr>
+      <w:r>
+        <w:rPr>
+          <w:lang w:val="ar_AE" w:bidi="ar_AE"/>
+        </w:rPr>
+      </w:r>
+      <w:r>
+        <w:rPr>
+          <w:b/>
+          <w:lang w:val="ar_AE" w:bidi="ar_AE"/>
+        </w:rPr>
         <w:t>"</w:t>
       </w:r>
       <w:r>
@@ -12984,6 +14854,23 @@
           <w:b/>
           <w:lang w:val="ar_AE" w:bidi="ar_AE"/>
         </w:rPr>
+        <w:t>ὁ ποιήσας τὰ ἀμφότερα ἓν</w:t>
+      </w:r>
+    </w:p>
+    <w:p>
+      <w:pPr>
+        <w:bidi/>
+      </w:pPr>
+      <w:r>
+        <w:rPr>
+          <w:lang w:val="ar_AE" w:bidi="ar_AE"/>
+        </w:rPr>
+      </w:r>
+      <w:r>
+        <w:rPr>
+          <w:b/>
+          <w:lang w:val="ar_AE" w:bidi="ar_AE"/>
+        </w:rPr>
         <w:t>"</w:t>
       </w:r>
       <w:r>
@@ -13068,6 +14955,23 @@
           <w:b/>
           <w:lang w:val="ar_AE" w:bidi="ar_AE"/>
         </w:rPr>
+        <w:t>ἐν τῇ σαρκὶ αὐτοῦ</w:t>
+      </w:r>
+    </w:p>
+    <w:p>
+      <w:pPr>
+        <w:bidi/>
+      </w:pPr>
+      <w:r>
+        <w:rPr>
+          <w:lang w:val="ar_AE" w:bidi="ar_AE"/>
+        </w:rPr>
+      </w:r>
+      <w:r>
+        <w:rPr>
+          <w:b/>
+          <w:lang w:val="ar_AE" w:bidi="ar_AE"/>
+        </w:rPr>
         <w:t>"بِجَسَدِهِ"</w:t>
       </w:r>
     </w:p>
@@ -13173,6 +15077,23 @@
           <w:b/>
           <w:lang w:val="ar_AE" w:bidi="ar_AE"/>
         </w:rPr>
+        <w:t>τὸ μεσότοιχον τοῦ φραγμοῦ &amp; τὴν ἔχθραν</w:t>
+      </w:r>
+    </w:p>
+    <w:p>
+      <w:pPr>
+        <w:bidi/>
+      </w:pPr>
+      <w:r>
+        <w:rPr>
+          <w:lang w:val="ar_AE" w:bidi="ar_AE"/>
+        </w:rPr>
+      </w:r>
+      <w:r>
+        <w:rPr>
+          <w:b/>
+          <w:lang w:val="ar_AE" w:bidi="ar_AE"/>
+        </w:rPr>
         <w:t>"</w:t>
       </w:r>
       <w:r>
@@ -13389,6 +15310,23 @@
           <w:b/>
           <w:lang w:val="ar_AE" w:bidi="ar_AE"/>
         </w:rPr>
+        <w:t>ἵνα</w:t>
+      </w:r>
+    </w:p>
+    <w:p>
+      <w:pPr>
+        <w:bidi/>
+      </w:pPr>
+      <w:r>
+        <w:rPr>
+          <w:lang w:val="ar_AE" w:bidi="ar_AE"/>
+        </w:rPr>
+      </w:r>
+      <w:r>
+        <w:rPr>
+          <w:b/>
+          <w:lang w:val="ar_AE" w:bidi="ar_AE"/>
+        </w:rPr>
         <w:t>"</w:t>
       </w:r>
       <w:r>
@@ -13508,6 +15446,23 @@
           <w:b/>
           <w:lang w:val="ar_AE" w:bidi="ar_AE"/>
         </w:rPr>
+        <w:t>ἕνα καινὸν ἄνθρωπον</w:t>
+      </w:r>
+    </w:p>
+    <w:p>
+      <w:pPr>
+        <w:bidi/>
+      </w:pPr>
+      <w:r>
+        <w:rPr>
+          <w:lang w:val="ar_AE" w:bidi="ar_AE"/>
+        </w:rPr>
+      </w:r>
+      <w:r>
+        <w:rPr>
+          <w:b/>
+          <w:lang w:val="ar_AE" w:bidi="ar_AE"/>
+        </w:rPr>
         <w:t>"</w:t>
       </w:r>
       <w:r>
@@ -13627,6 +15582,23 @@
           <w:b/>
           <w:lang w:val="ar_AE" w:bidi="ar_AE"/>
         </w:rPr>
+        <w:t>ἐν αὑτῷ</w:t>
+      </w:r>
+    </w:p>
+    <w:p>
+      <w:pPr>
+        <w:bidi/>
+      </w:pPr>
+      <w:r>
+        <w:rPr>
+          <w:lang w:val="ar_AE" w:bidi="ar_AE"/>
+        </w:rPr>
+      </w:r>
+      <w:r>
+        <w:rPr>
+          <w:b/>
+          <w:lang w:val="ar_AE" w:bidi="ar_AE"/>
+        </w:rPr>
         <w:t>"</w:t>
       </w:r>
       <w:r>
@@ -13733,6 +15705,23 @@
           <w:b/>
           <w:lang w:val="ar_AE" w:bidi="ar_AE"/>
         </w:rPr>
+        <w:t>ἀποκαταλλάξῃ τοὺς ἀμφοτέρους</w:t>
+      </w:r>
+    </w:p>
+    <w:p>
+      <w:pPr>
+        <w:bidi/>
+      </w:pPr>
+      <w:r>
+        <w:rPr>
+          <w:lang w:val="ar_AE" w:bidi="ar_AE"/>
+        </w:rPr>
+      </w:r>
+      <w:r>
+        <w:rPr>
+          <w:b/>
+          <w:lang w:val="ar_AE" w:bidi="ar_AE"/>
+        </w:rPr>
         <w:t>"</w:t>
       </w:r>
       <w:r>
@@ -13817,6 +15806,23 @@
           <w:b/>
           <w:lang w:val="ar_AE" w:bidi="ar_AE"/>
         </w:rPr>
+        <w:t>ἐν ἑνὶ σώματι</w:t>
+      </w:r>
+    </w:p>
+    <w:p>
+      <w:pPr>
+        <w:bidi/>
+      </w:pPr>
+      <w:r>
+        <w:rPr>
+          <w:lang w:val="ar_AE" w:bidi="ar_AE"/>
+        </w:rPr>
+      </w:r>
+      <w:r>
+        <w:rPr>
+          <w:b/>
+          <w:lang w:val="ar_AE" w:bidi="ar_AE"/>
+        </w:rPr>
         <w:t>"</w:t>
       </w:r>
       <w:r>
@@ -13936,6 +15942,23 @@
           <w:b/>
           <w:lang w:val="ar_AE" w:bidi="ar_AE"/>
         </w:rPr>
+        <w:t>διὰ τοῦ σταυροῦ</w:t>
+      </w:r>
+    </w:p>
+    <w:p>
+      <w:pPr>
+        <w:bidi/>
+      </w:pPr>
+      <w:r>
+        <w:rPr>
+          <w:lang w:val="ar_AE" w:bidi="ar_AE"/>
+        </w:rPr>
+      </w:r>
+      <w:r>
+        <w:rPr>
+          <w:b/>
+          <w:lang w:val="ar_AE" w:bidi="ar_AE"/>
+        </w:rPr>
         <w:t>"</w:t>
       </w:r>
       <w:r>
@@ -14055,6 +16078,23 @@
           <w:b/>
           <w:lang w:val="ar_AE" w:bidi="ar_AE"/>
         </w:rPr>
+        <w:t>ἀποκτείνας τὴν ἔχθραν</w:t>
+      </w:r>
+    </w:p>
+    <w:p>
+      <w:pPr>
+        <w:bidi/>
+      </w:pPr>
+      <w:r>
+        <w:rPr>
+          <w:lang w:val="ar_AE" w:bidi="ar_AE"/>
+        </w:rPr>
+      </w:r>
+      <w:r>
+        <w:rPr>
+          <w:b/>
+          <w:lang w:val="ar_AE" w:bidi="ar_AE"/>
+        </w:rPr>
         <w:t>"</w:t>
       </w:r>
       <w:r>
@@ -14342,6 +16382,23 @@
           <w:b/>
           <w:lang w:val="ar_AE" w:bidi="ar_AE"/>
         </w:rPr>
+        <w:t>ὑμῖν τοῖς μακρὰν</w:t>
+      </w:r>
+    </w:p>
+    <w:p>
+      <w:pPr>
+        <w:bidi/>
+      </w:pPr>
+      <w:r>
+        <w:rPr>
+          <w:lang w:val="ar_AE" w:bidi="ar_AE"/>
+        </w:rPr>
+      </w:r>
+      <w:r>
+        <w:rPr>
+          <w:b/>
+          <w:lang w:val="ar_AE" w:bidi="ar_AE"/>
+        </w:rPr>
         <w:t>"</w:t>
       </w:r>
       <w:r>
@@ -14448,6 +16505,23 @@
           <w:b/>
           <w:lang w:val="ar_AE" w:bidi="ar_AE"/>
         </w:rPr>
+        <w:t>τοῖς ἐγγύς</w:t>
+      </w:r>
+    </w:p>
+    <w:p>
+      <w:pPr>
+        <w:bidi/>
+      </w:pPr>
+      <w:r>
+        <w:rPr>
+          <w:lang w:val="ar_AE" w:bidi="ar_AE"/>
+        </w:rPr>
+      </w:r>
+      <w:r>
+        <w:rPr>
+          <w:b/>
+          <w:lang w:val="ar_AE" w:bidi="ar_AE"/>
+        </w:rPr>
         <w:t>"</w:t>
       </w:r>
       <w:r>
@@ -14673,6 +16747,23 @@
           <w:b/>
           <w:lang w:val="ar_AE" w:bidi="ar_AE"/>
         </w:rPr>
+        <w:t>ὅτι</w:t>
+      </w:r>
+    </w:p>
+    <w:p>
+      <w:pPr>
+        <w:bidi/>
+      </w:pPr>
+      <w:r>
+        <w:rPr>
+          <w:lang w:val="ar_AE" w:bidi="ar_AE"/>
+        </w:rPr>
+      </w:r>
+      <w:r>
+        <w:rPr>
+          <w:b/>
+          <w:lang w:val="ar_AE" w:bidi="ar_AE"/>
+        </w:rPr>
         <w:t>"</w:t>
       </w:r>
       <w:r>
@@ -14876,6 +16967,23 @@
           <w:b/>
           <w:lang w:val="ar_AE" w:bidi="ar_AE"/>
         </w:rPr>
+        <w:t>ἄρα οὖν</w:t>
+      </w:r>
+    </w:p>
+    <w:p>
+      <w:pPr>
+        <w:bidi/>
+      </w:pPr>
+      <w:r>
+        <w:rPr>
+          <w:lang w:val="ar_AE" w:bidi="ar_AE"/>
+        </w:rPr>
+      </w:r>
+      <w:r>
+        <w:rPr>
+          <w:b/>
+          <w:lang w:val="ar_AE" w:bidi="ar_AE"/>
+        </w:rPr>
         <w:t>"</w:t>
       </w:r>
       <w:r>
@@ -14995,6 +17103,23 @@
           <w:b/>
           <w:lang w:val="ar_AE" w:bidi="ar_AE"/>
         </w:rPr>
+        <w:t>ξένοι καὶ πάροικοι</w:t>
+      </w:r>
+    </w:p>
+    <w:p>
+      <w:pPr>
+        <w:bidi/>
+      </w:pPr>
+      <w:r>
+        <w:rPr>
+          <w:lang w:val="ar_AE" w:bidi="ar_AE"/>
+        </w:rPr>
+      </w:r>
+      <w:r>
+        <w:rPr>
+          <w:b/>
+          <w:lang w:val="ar_AE" w:bidi="ar_AE"/>
+        </w:rPr>
         <w:t>"</w:t>
       </w:r>
       <w:r>
@@ -15114,6 +17239,23 @@
           <w:b/>
           <w:lang w:val="ar_AE" w:bidi="ar_AE"/>
         </w:rPr>
+        <w:t>ἀλλὰ</w:t>
+      </w:r>
+    </w:p>
+    <w:p>
+      <w:pPr>
+        <w:bidi/>
+      </w:pPr>
+      <w:r>
+        <w:rPr>
+          <w:lang w:val="ar_AE" w:bidi="ar_AE"/>
+        </w:rPr>
+      </w:r>
+      <w:r>
+        <w:rPr>
+          <w:b/>
+          <w:lang w:val="ar_AE" w:bidi="ar_AE"/>
+        </w:rPr>
         <w:t>"</w:t>
       </w:r>
       <w:r>
@@ -15233,6 +17375,23 @@
           <w:b/>
           <w:lang w:val="ar_AE" w:bidi="ar_AE"/>
         </w:rPr>
+        <w:t>ἐστὲ συνπολῖται τῶν ἁγίων καὶ οἰκεῖοι τοῦ Θεοῦ</w:t>
+      </w:r>
+    </w:p>
+    <w:p>
+      <w:pPr>
+        <w:bidi/>
+      </w:pPr>
+      <w:r>
+        <w:rPr>
+          <w:lang w:val="ar_AE" w:bidi="ar_AE"/>
+        </w:rPr>
+      </w:r>
+      <w:r>
+        <w:rPr>
+          <w:b/>
+          <w:lang w:val="ar_AE" w:bidi="ar_AE"/>
+        </w:rPr>
         <w:t>"</w:t>
       </w:r>
       <w:r>
@@ -15352,6 +17511,23 @@
           <w:b/>
           <w:lang w:val="ar_AE" w:bidi="ar_AE"/>
         </w:rPr>
+        <w:t>ἐποικοδομηθέντες ἐπὶ τῷ θεμελίῳ</w:t>
+      </w:r>
+    </w:p>
+    <w:p>
+      <w:pPr>
+        <w:bidi/>
+      </w:pPr>
+      <w:r>
+        <w:rPr>
+          <w:lang w:val="ar_AE" w:bidi="ar_AE"/>
+        </w:rPr>
+      </w:r>
+      <w:r>
+        <w:rPr>
+          <w:b/>
+          <w:lang w:val="ar_AE" w:bidi="ar_AE"/>
+        </w:rPr>
         <w:t>"</w:t>
       </w:r>
       <w:r>
@@ -15471,6 +17647,23 @@
           <w:b/>
           <w:lang w:val="ar_AE" w:bidi="ar_AE"/>
         </w:rPr>
+        <w:t>ἐποικοδομηθέντες</w:t>
+      </w:r>
+    </w:p>
+    <w:p>
+      <w:pPr>
+        <w:bidi/>
+      </w:pPr>
+      <w:r>
+        <w:rPr>
+          <w:lang w:val="ar_AE" w:bidi="ar_AE"/>
+        </w:rPr>
+      </w:r>
+      <w:r>
+        <w:rPr>
+          <w:b/>
+          <w:lang w:val="ar_AE" w:bidi="ar_AE"/>
+        </w:rPr>
         <w:t>"</w:t>
       </w:r>
       <w:r>
@@ -15577,6 +17770,23 @@
           <w:b/>
           <w:lang w:val="ar_AE" w:bidi="ar_AE"/>
         </w:rPr>
+        <w:t>πᾶσα οἰκοδομὴ συναρμολογουμένη, αὔξει εἰς ναὸν ἅγιον</w:t>
+      </w:r>
+    </w:p>
+    <w:p>
+      <w:pPr>
+        <w:bidi/>
+      </w:pPr>
+      <w:r>
+        <w:rPr>
+          <w:lang w:val="ar_AE" w:bidi="ar_AE"/>
+        </w:rPr>
+      </w:r>
+      <w:r>
+        <w:rPr>
+          <w:b/>
+          <w:lang w:val="ar_AE" w:bidi="ar_AE"/>
+        </w:rPr>
         <w:t>"</w:t>
       </w:r>
       <w:r>
@@ -15696,6 +17906,23 @@
           <w:b/>
           <w:lang w:val="ar_AE" w:bidi="ar_AE"/>
         </w:rPr>
+        <w:t>ἐν ᾧ &amp; ἐν Κυρίῳ</w:t>
+      </w:r>
+    </w:p>
+    <w:p>
+      <w:pPr>
+        <w:bidi/>
+      </w:pPr>
+      <w:r>
+        <w:rPr>
+          <w:lang w:val="ar_AE" w:bidi="ar_AE"/>
+        </w:rPr>
+      </w:r>
+      <w:r>
+        <w:rPr>
+          <w:b/>
+          <w:lang w:val="ar_AE" w:bidi="ar_AE"/>
+        </w:rPr>
         <w:t>"</w:t>
       </w:r>
       <w:r>
@@ -15816,6 +18043,23 @@
           <w:b/>
           <w:lang w:val="ar_AE" w:bidi="ar_AE"/>
         </w:rPr>
+        <w:t>ἐν ᾧ</w:t>
+      </w:r>
+    </w:p>
+    <w:p>
+      <w:pPr>
+        <w:bidi/>
+      </w:pPr>
+      <w:r>
+        <w:rPr>
+          <w:lang w:val="ar_AE" w:bidi="ar_AE"/>
+        </w:rPr>
+      </w:r>
+      <w:r>
+        <w:rPr>
+          <w:b/>
+          <w:lang w:val="ar_AE" w:bidi="ar_AE"/>
+        </w:rPr>
         <w:t>"</w:t>
       </w:r>
       <w:r>
@@ -15922,6 +18166,23 @@
           <w:b/>
           <w:lang w:val="ar_AE" w:bidi="ar_AE"/>
         </w:rPr>
+        <w:t>καὶ ὑμεῖς συνοικοδομεῖσθε, εἰς κατοικητήριον τοῦ Θεοῦ ἐν Πνεύματι</w:t>
+      </w:r>
+    </w:p>
+    <w:p>
+      <w:pPr>
+        <w:bidi/>
+      </w:pPr>
+      <w:r>
+        <w:rPr>
+          <w:lang w:val="ar_AE" w:bidi="ar_AE"/>
+        </w:rPr>
+      </w:r>
+      <w:r>
+        <w:rPr>
+          <w:b/>
+          <w:lang w:val="ar_AE" w:bidi="ar_AE"/>
+        </w:rPr>
         <w:t>"</w:t>
       </w:r>
       <w:r>
@@ -16054,6 +18315,23 @@
           <w:b/>
           <w:lang w:val="ar_AE" w:bidi="ar_AE"/>
         </w:rPr>
+        <w:t>καὶ ὑμεῖς συνοικοδομεῖσθε</w:t>
+      </w:r>
+    </w:p>
+    <w:p>
+      <w:pPr>
+        <w:bidi/>
+      </w:pPr>
+      <w:r>
+        <w:rPr>
+          <w:lang w:val="ar_AE" w:bidi="ar_AE"/>
+        </w:rPr>
+      </w:r>
+      <w:r>
+        <w:rPr>
+          <w:b/>
+          <w:lang w:val="ar_AE" w:bidi="ar_AE"/>
+        </w:rPr>
         <w:t>"</w:t>
       </w:r>
       <w:r>
@@ -16363,6 +18641,23 @@
           <w:b/>
           <w:lang w:val="ar_AE" w:bidi="ar_AE"/>
         </w:rPr>
+        <w:t>τούτου χάριν</w:t>
+      </w:r>
+    </w:p>
+    <w:p>
+      <w:pPr>
+        <w:bidi/>
+      </w:pPr>
+      <w:r>
+        <w:rPr>
+          <w:lang w:val="ar_AE" w:bidi="ar_AE"/>
+        </w:rPr>
+      </w:r>
+      <w:r>
+        <w:rPr>
+          <w:b/>
+          <w:lang w:val="ar_AE" w:bidi="ar_AE"/>
+        </w:rPr>
         <w:t>"</w:t>
       </w:r>
       <w:r>
@@ -16469,6 +18764,23 @@
           <w:b/>
           <w:lang w:val="ar_AE" w:bidi="ar_AE"/>
         </w:rPr>
+        <w:t>ὁ δέσμιος τοῦ Χριστοῦ Ἰησοῦ</w:t>
+      </w:r>
+    </w:p>
+    <w:p>
+      <w:pPr>
+        <w:bidi/>
+      </w:pPr>
+      <w:r>
+        <w:rPr>
+          <w:lang w:val="ar_AE" w:bidi="ar_AE"/>
+        </w:rPr>
+      </w:r>
+      <w:r>
+        <w:rPr>
+          <w:b/>
+          <w:lang w:val="ar_AE" w:bidi="ar_AE"/>
+        </w:rPr>
         <w:t>"</w:t>
       </w:r>
       <w:r>
@@ -16553,6 +18865,23 @@
           <w:b/>
           <w:lang w:val="ar_AE" w:bidi="ar_AE"/>
         </w:rPr>
+        <w:t>τὴν οἰκονομίαν τῆς χάριτος τοῦ Θεοῦ, τῆς δοθείσης μοι εἰς ὑμᾶς</w:t>
+      </w:r>
+    </w:p>
+    <w:p>
+      <w:pPr>
+        <w:bidi/>
+      </w:pPr>
+      <w:r>
+        <w:rPr>
+          <w:lang w:val="ar_AE" w:bidi="ar_AE"/>
+        </w:rPr>
+      </w:r>
+      <w:r>
+        <w:rPr>
+          <w:b/>
+          <w:lang w:val="ar_AE" w:bidi="ar_AE"/>
+        </w:rPr>
         <w:t>"</w:t>
       </w:r>
       <w:r>
@@ -16650,6 +18979,23 @@
           <w:b/>
           <w:lang w:val="ar_AE" w:bidi="ar_AE"/>
         </w:rPr>
+        <w:t>κατὰ ἀποκάλυψιν ἐγνωρίσθη μοι</w:t>
+      </w:r>
+    </w:p>
+    <w:p>
+      <w:pPr>
+        <w:bidi/>
+      </w:pPr>
+      <w:r>
+        <w:rPr>
+          <w:lang w:val="ar_AE" w:bidi="ar_AE"/>
+        </w:rPr>
+      </w:r>
+      <w:r>
+        <w:rPr>
+          <w:b/>
+          <w:lang w:val="ar_AE" w:bidi="ar_AE"/>
+        </w:rPr>
         <w:t>"</w:t>
       </w:r>
       <w:r>
@@ -16756,6 +19102,23 @@
           <w:b/>
           <w:lang w:val="ar_AE" w:bidi="ar_AE"/>
         </w:rPr>
+        <w:t>καθὼς προέγραψα ἐν ὀλίγῳ</w:t>
+      </w:r>
+    </w:p>
+    <w:p>
+      <w:pPr>
+        <w:bidi/>
+      </w:pPr>
+      <w:r>
+        <w:rPr>
+          <w:lang w:val="ar_AE" w:bidi="ar_AE"/>
+        </w:rPr>
+      </w:r>
+      <w:r>
+        <w:rPr>
+          <w:b/>
+          <w:lang w:val="ar_AE" w:bidi="ar_AE"/>
+        </w:rPr>
         <w:t>"</w:t>
       </w:r>
       <w:r>
@@ -16840,6 +19203,23 @@
           <w:b/>
           <w:lang w:val="ar_AE" w:bidi="ar_AE"/>
         </w:rPr>
+        <w:t>ὃ ἑτέραις γενεαῖς οὐκ ἐγνωρίσθη τοῖς υἱοῖς τῶν ἀνθρώπων</w:t>
+      </w:r>
+    </w:p>
+    <w:p>
+      <w:pPr>
+        <w:bidi/>
+      </w:pPr>
+      <w:r>
+        <w:rPr>
+          <w:lang w:val="ar_AE" w:bidi="ar_AE"/>
+        </w:rPr>
+      </w:r>
+      <w:r>
+        <w:rPr>
+          <w:b/>
+          <w:lang w:val="ar_AE" w:bidi="ar_AE"/>
+        </w:rPr>
         <w:t>"</w:t>
       </w:r>
       <w:r>
@@ -16946,6 +19326,23 @@
           <w:b/>
           <w:lang w:val="ar_AE" w:bidi="ar_AE"/>
         </w:rPr>
+        <w:t>ὡς νῦν ἀπεκαλύφθη &amp; ἐν Πνεύματι</w:t>
+      </w:r>
+    </w:p>
+    <w:p>
+      <w:pPr>
+        <w:bidi/>
+      </w:pPr>
+      <w:r>
+        <w:rPr>
+          <w:lang w:val="ar_AE" w:bidi="ar_AE"/>
+        </w:rPr>
+      </w:r>
+      <w:r>
+        <w:rPr>
+          <w:b/>
+          <w:lang w:val="ar_AE" w:bidi="ar_AE"/>
+        </w:rPr>
         <w:t>"</w:t>
       </w:r>
       <w:r>
@@ -17260,6 +19657,23 @@
           <w:b/>
           <w:lang w:val="ar_AE" w:bidi="ar_AE"/>
         </w:rPr>
+        <w:t>ἐν Χριστῷ Ἰησοῦ</w:t>
+      </w:r>
+    </w:p>
+    <w:p>
+      <w:pPr>
+        <w:bidi/>
+      </w:pPr>
+      <w:r>
+        <w:rPr>
+          <w:lang w:val="ar_AE" w:bidi="ar_AE"/>
+        </w:rPr>
+      </w:r>
+      <w:r>
+        <w:rPr>
+          <w:b/>
+          <w:lang w:val="ar_AE" w:bidi="ar_AE"/>
+        </w:rPr>
         <w:t>"</w:t>
       </w:r>
       <w:r>
@@ -17357,6 +19771,23 @@
           <w:b/>
           <w:lang w:val="ar_AE" w:bidi="ar_AE"/>
         </w:rPr>
+        <w:t>διὰ τοῦ εὐαγγελίου</w:t>
+      </w:r>
+    </w:p>
+    <w:p>
+      <w:pPr>
+        <w:bidi/>
+      </w:pPr>
+      <w:r>
+        <w:rPr>
+          <w:lang w:val="ar_AE" w:bidi="ar_AE"/>
+        </w:rPr>
+      </w:r>
+      <w:r>
+        <w:rPr>
+          <w:b/>
+          <w:lang w:val="ar_AE" w:bidi="ar_AE"/>
+        </w:rPr>
         <w:t>"</w:t>
       </w:r>
       <w:r>
@@ -17467,6 +19898,23 @@
           <w:b/>
           <w:lang w:val="ar_AE" w:bidi="ar_AE"/>
         </w:rPr>
+        <w:t>ἀνεξιχνίαστον</w:t>
+      </w:r>
+    </w:p>
+    <w:p>
+      <w:pPr>
+        <w:bidi/>
+      </w:pPr>
+      <w:r>
+        <w:rPr>
+          <w:lang w:val="ar_AE" w:bidi="ar_AE"/>
+        </w:rPr>
+      </w:r>
+      <w:r>
+        <w:rPr>
+          <w:b/>
+          <w:lang w:val="ar_AE" w:bidi="ar_AE"/>
+        </w:rPr>
         <w:t>"</w:t>
       </w:r>
       <w:r>
@@ -17573,6 +20021,23 @@
           <w:b/>
           <w:lang w:val="ar_AE" w:bidi="ar_AE"/>
         </w:rPr>
+        <w:t>πλοῦτος τοῦ Χριστοῦ</w:t>
+      </w:r>
+    </w:p>
+    <w:p>
+      <w:pPr>
+        <w:bidi/>
+      </w:pPr>
+      <w:r>
+        <w:rPr>
+          <w:lang w:val="ar_AE" w:bidi="ar_AE"/>
+        </w:rPr>
+      </w:r>
+      <w:r>
+        <w:rPr>
+          <w:b/>
+          <w:lang w:val="ar_AE" w:bidi="ar_AE"/>
+        </w:rPr>
         <w:t>"</w:t>
       </w:r>
       <w:r>
@@ -17692,6 +20157,23 @@
           <w:b/>
           <w:lang w:val="ar_AE" w:bidi="ar_AE"/>
         </w:rPr>
+        <w:t>τοῦ μυστηρίου, τοῦ ἀποκεκρυμμένου ἀπὸ τῶν αἰώνων ἐν τῷ Θεῷ, τῷ τὰ πάντα κτίσαντι</w:t>
+      </w:r>
+    </w:p>
+    <w:p>
+      <w:pPr>
+        <w:bidi/>
+      </w:pPr>
+      <w:r>
+        <w:rPr>
+          <w:lang w:val="ar_AE" w:bidi="ar_AE"/>
+        </w:rPr>
+      </w:r>
+      <w:r>
+        <w:rPr>
+          <w:b/>
+          <w:lang w:val="ar_AE" w:bidi="ar_AE"/>
+        </w:rPr>
         <w:t>"</w:t>
       </w:r>
       <w:r>
@@ -17798,6 +20280,23 @@
           <w:b/>
           <w:lang w:val="ar_AE" w:bidi="ar_AE"/>
         </w:rPr>
+        <w:t>ἵνα</w:t>
+      </w:r>
+    </w:p>
+    <w:p>
+      <w:pPr>
+        <w:bidi/>
+      </w:pPr>
+      <w:r>
+        <w:rPr>
+          <w:lang w:val="ar_AE" w:bidi="ar_AE"/>
+        </w:rPr>
+      </w:r>
+      <w:r>
+        <w:rPr>
+          <w:b/>
+          <w:lang w:val="ar_AE" w:bidi="ar_AE"/>
+        </w:rPr>
         <w:t>"</w:t>
       </w:r>
       <w:r>
@@ -17917,6 +20416,23 @@
           <w:b/>
           <w:lang w:val="ar_AE" w:bidi="ar_AE"/>
         </w:rPr>
+        <w:t>γνωρισθῇ &amp; ταῖς ἀρχαῖς καὶ ταῖς ἐξουσίαις ἐν τοῖς ἐπουρανίοις &amp; ἡ πολυποίκιλος σοφία τοῦ Θεοῦ</w:t>
+      </w:r>
+    </w:p>
+    <w:p>
+      <w:pPr>
+        <w:bidi/>
+      </w:pPr>
+      <w:r>
+        <w:rPr>
+          <w:lang w:val="ar_AE" w:bidi="ar_AE"/>
+        </w:rPr>
+      </w:r>
+      <w:r>
+        <w:rPr>
+          <w:b/>
+          <w:lang w:val="ar_AE" w:bidi="ar_AE"/>
+        </w:rPr>
         <w:t>"</w:t>
       </w:r>
       <w:r>
@@ -18142,6 +20658,23 @@
           <w:b/>
           <w:lang w:val="ar_AE" w:bidi="ar_AE"/>
         </w:rPr>
+        <w:t>ἐν τοῖς ἐπουρανίοις</w:t>
+      </w:r>
+    </w:p>
+    <w:p>
+      <w:pPr>
+        <w:bidi/>
+      </w:pPr>
+      <w:r>
+        <w:rPr>
+          <w:lang w:val="ar_AE" w:bidi="ar_AE"/>
+        </w:rPr>
+      </w:r>
+      <w:r>
+        <w:rPr>
+          <w:b/>
+          <w:lang w:val="ar_AE" w:bidi="ar_AE"/>
+        </w:rPr>
         <w:t>"</w:t>
       </w:r>
       <w:r>
@@ -18187,7 +20720,7 @@
         </w:rPr>
         <w:t xml:space="preserve"> إلى المكان الذي يوجد فيه الله. انظر كيف قمت بترجمة هذه العبارة في </w:t>
       </w:r>
-      <w:hyperlink r:id="rId13">
+      <w:hyperlink r:id="rId15">
         <w:r>
           <w:rPr>
             <w:lang w:val="ar_AE" w:bidi="ar_AE"/>
@@ -18257,6 +20790,23 @@
           <w:b/>
           <w:lang w:val="ar_AE" w:bidi="ar_AE"/>
         </w:rPr>
+        <w:t>ἡ πολυποίκιλος σοφία τοῦ Θεοῦ</w:t>
+      </w:r>
+    </w:p>
+    <w:p>
+      <w:pPr>
+        <w:bidi/>
+      </w:pPr>
+      <w:r>
+        <w:rPr>
+          <w:lang w:val="ar_AE" w:bidi="ar_AE"/>
+        </w:rPr>
+      </w:r>
+      <w:r>
+        <w:rPr>
+          <w:b/>
+          <w:lang w:val="ar_AE" w:bidi="ar_AE"/>
+        </w:rPr>
         <w:t>"</w:t>
       </w:r>
       <w:r>
@@ -18376,6 +20926,23 @@
           <w:b/>
           <w:lang w:val="ar_AE" w:bidi="ar_AE"/>
         </w:rPr>
+        <w:t>κατὰ πρόθεσιν τῶν αἰώνων</w:t>
+      </w:r>
+    </w:p>
+    <w:p>
+      <w:pPr>
+        <w:bidi/>
+      </w:pPr>
+      <w:r>
+        <w:rPr>
+          <w:lang w:val="ar_AE" w:bidi="ar_AE"/>
+        </w:rPr>
+      </w:r>
+      <w:r>
+        <w:rPr>
+          <w:b/>
+          <w:lang w:val="ar_AE" w:bidi="ar_AE"/>
+        </w:rPr>
         <w:t>"</w:t>
       </w:r>
       <w:r>
@@ -18746,6 +21313,23 @@
           <w:b/>
           <w:lang w:val="ar_AE" w:bidi="ar_AE"/>
         </w:rPr>
+        <w:t>προσαγωγὴν ἐν πεποιθήσει</w:t>
+      </w:r>
+    </w:p>
+    <w:p>
+      <w:pPr>
+        <w:bidi/>
+      </w:pPr>
+      <w:r>
+        <w:rPr>
+          <w:lang w:val="ar_AE" w:bidi="ar_AE"/>
+        </w:rPr>
+      </w:r>
+      <w:r>
+        <w:rPr>
+          <w:b/>
+          <w:lang w:val="ar_AE" w:bidi="ar_AE"/>
+        </w:rPr>
         <w:t>"</w:t>
       </w:r>
       <w:r>
@@ -18865,6 +21449,23 @@
           <w:b/>
           <w:lang w:val="ar_AE" w:bidi="ar_AE"/>
         </w:rPr>
+        <w:t>πεποιθήσει</w:t>
+      </w:r>
+    </w:p>
+    <w:p>
+      <w:pPr>
+        <w:bidi/>
+      </w:pPr>
+      <w:r>
+        <w:rPr>
+          <w:lang w:val="ar_AE" w:bidi="ar_AE"/>
+        </w:rPr>
+      </w:r>
+      <w:r>
+        <w:rPr>
+          <w:b/>
+          <w:lang w:val="ar_AE" w:bidi="ar_AE"/>
+        </w:rPr>
         <w:t>"</w:t>
       </w:r>
       <w:r>
@@ -18949,6 +21550,23 @@
           <w:b/>
           <w:lang w:val="ar_AE" w:bidi="ar_AE"/>
         </w:rPr>
+        <w:t>διὸ</w:t>
+      </w:r>
+    </w:p>
+    <w:p>
+      <w:pPr>
+        <w:bidi/>
+      </w:pPr>
+      <w:r>
+        <w:rPr>
+          <w:lang w:val="ar_AE" w:bidi="ar_AE"/>
+        </w:rPr>
+      </w:r>
+      <w:r>
+        <w:rPr>
+          <w:b/>
+          <w:lang w:val="ar_AE" w:bidi="ar_AE"/>
+        </w:rPr>
         <w:t>"</w:t>
       </w:r>
       <w:r>
@@ -19068,6 +21686,23 @@
           <w:b/>
           <w:lang w:val="ar_AE" w:bidi="ar_AE"/>
         </w:rPr>
+        <w:t>ὑπὲρ ὑμῶν, ἥτις ἐστὶν δόξα ὑμῶν</w:t>
+      </w:r>
+    </w:p>
+    <w:p>
+      <w:pPr>
+        <w:bidi/>
+      </w:pPr>
+      <w:r>
+        <w:rPr>
+          <w:lang w:val="ar_AE" w:bidi="ar_AE"/>
+        </w:rPr>
+      </w:r>
+      <w:r>
+        <w:rPr>
+          <w:b/>
+          <w:lang w:val="ar_AE" w:bidi="ar_AE"/>
+        </w:rPr>
         <w:t>"</w:t>
       </w:r>
       <w:r>
@@ -19200,6 +21835,23 @@
           <w:b/>
           <w:lang w:val="ar_AE" w:bidi="ar_AE"/>
         </w:rPr>
+        <w:t>τούτου χάριν</w:t>
+      </w:r>
+    </w:p>
+    <w:p>
+      <w:pPr>
+        <w:bidi/>
+      </w:pPr>
+      <w:r>
+        <w:rPr>
+          <w:lang w:val="ar_AE" w:bidi="ar_AE"/>
+        </w:rPr>
+      </w:r>
+      <w:r>
+        <w:rPr>
+          <w:b/>
+          <w:lang w:val="ar_AE" w:bidi="ar_AE"/>
+        </w:rPr>
         <w:t>"</w:t>
       </w:r>
       <w:r>
@@ -19319,6 +21971,23 @@
           <w:b/>
           <w:lang w:val="ar_AE" w:bidi="ar_AE"/>
         </w:rPr>
+        <w:t>τούτου χάριν</w:t>
+      </w:r>
+    </w:p>
+    <w:p>
+      <w:pPr>
+        <w:bidi/>
+      </w:pPr>
+      <w:r>
+        <w:rPr>
+          <w:lang w:val="ar_AE" w:bidi="ar_AE"/>
+        </w:rPr>
+      </w:r>
+      <w:r>
+        <w:rPr>
+          <w:b/>
+          <w:lang w:val="ar_AE" w:bidi="ar_AE"/>
+        </w:rPr>
         <w:t>"</w:t>
       </w:r>
       <w:r>
@@ -19425,6 +22094,23 @@
           <w:b/>
           <w:lang w:val="ar_AE" w:bidi="ar_AE"/>
         </w:rPr>
+        <w:t>κάμπτω τὰ γόνατά μου πρὸς τὸν Πατέρα</w:t>
+      </w:r>
+    </w:p>
+    <w:p>
+      <w:pPr>
+        <w:bidi/>
+      </w:pPr>
+      <w:r>
+        <w:rPr>
+          <w:lang w:val="ar_AE" w:bidi="ar_AE"/>
+        </w:rPr>
+      </w:r>
+      <w:r>
+        <w:rPr>
+          <w:b/>
+          <w:lang w:val="ar_AE" w:bidi="ar_AE"/>
+        </w:rPr>
         <w:t>"</w:t>
       </w:r>
       <w:r>
@@ -19544,6 +22230,23 @@
           <w:b/>
           <w:lang w:val="ar_AE" w:bidi="ar_AE"/>
         </w:rPr>
+        <w:t>ἐξ οὗ πᾶσα πατριὰ ἐν οὐρανοῖς καὶ ἐπὶ γῆς ὀνομάζεται</w:t>
+      </w:r>
+    </w:p>
+    <w:p>
+      <w:pPr>
+        <w:bidi/>
+      </w:pPr>
+      <w:r>
+        <w:rPr>
+          <w:lang w:val="ar_AE" w:bidi="ar_AE"/>
+        </w:rPr>
+      </w:r>
+      <w:r>
+        <w:rPr>
+          <w:b/>
+          <w:lang w:val="ar_AE" w:bidi="ar_AE"/>
+        </w:rPr>
         <w:t>"</w:t>
       </w:r>
       <w:r>
@@ -19643,6 +22346,23 @@
           <w:b/>
           <w:lang w:val="ar_AE" w:bidi="ar_AE"/>
         </w:rPr>
+        <w:t>ἵνα</w:t>
+      </w:r>
+    </w:p>
+    <w:p>
+      <w:pPr>
+        <w:bidi/>
+      </w:pPr>
+      <w:r>
+        <w:rPr>
+          <w:lang w:val="ar_AE" w:bidi="ar_AE"/>
+        </w:rPr>
+      </w:r>
+      <w:r>
+        <w:rPr>
+          <w:b/>
+          <w:lang w:val="ar_AE" w:bidi="ar_AE"/>
+        </w:rPr>
         <w:t>"</w:t>
       </w:r>
       <w:r>
@@ -19762,6 +22482,23 @@
           <w:b/>
           <w:lang w:val="ar_AE" w:bidi="ar_AE"/>
         </w:rPr>
+        <w:t>δῷ ὑμῖν κατὰ τὸ πλοῦτος τῆς δόξης αὐτοῦ, δυνάμει κραταιωθῆναι</w:t>
+      </w:r>
+    </w:p>
+    <w:p>
+      <w:pPr>
+        <w:bidi/>
+      </w:pPr>
+      <w:r>
+        <w:rPr>
+          <w:lang w:val="ar_AE" w:bidi="ar_AE"/>
+        </w:rPr>
+      </w:r>
+      <w:r>
+        <w:rPr>
+          <w:b/>
+          <w:lang w:val="ar_AE" w:bidi="ar_AE"/>
+        </w:rPr>
         <w:t>"</w:t>
       </w:r>
       <w:r>
@@ -19846,6 +22583,23 @@
           <w:b/>
           <w:lang w:val="ar_AE" w:bidi="ar_AE"/>
         </w:rPr>
+        <w:t>δῷ</w:t>
+      </w:r>
+    </w:p>
+    <w:p>
+      <w:pPr>
+        <w:bidi/>
+      </w:pPr>
+      <w:r>
+        <w:rPr>
+          <w:lang w:val="ar_AE" w:bidi="ar_AE"/>
+        </w:rPr>
+      </w:r>
+      <w:r>
+        <w:rPr>
+          <w:b/>
+          <w:lang w:val="ar_AE" w:bidi="ar_AE"/>
+        </w:rPr>
         <w:t>"</w:t>
       </w:r>
       <w:r>
@@ -19962,7 +22716,7 @@
         </w:rPr>
         <w:t xml:space="preserve">عبارة الربط: يواصل بولس الصلاة التي بدأها في </w:t>
       </w:r>
-      <w:hyperlink r:id="rId15">
+      <w:hyperlink r:id="rId17">
         <w:r>
           <w:rPr>
             <w:lang w:val="ar_AE" w:bidi="ar_AE"/>
@@ -20079,7 +22833,7 @@
         </w:rPr>
         <w:t>هذا هو الأمر الثاني الذي يصلي بولس أن "يعطيه" الله لأهل أفسس "بحسب غنى مجده". الأمر الأول هو أن "يتأيدوا بالقوة" (</w:t>
       </w:r>
-      <w:hyperlink r:id="rId16">
+      <w:hyperlink r:id="rId18">
         <w:r>
           <w:rPr>
             <w:lang w:val="ar_AE" w:bidi="ar_AE"/>
@@ -20149,6 +22903,23 @@
           <w:b/>
           <w:lang w:val="ar_AE" w:bidi="ar_AE"/>
         </w:rPr>
+        <w:t>κατοικῆσαι τὸν Χριστὸν διὰ τῆς πίστεως ἐν ταῖς καρδίαις ὑμῶν</w:t>
+      </w:r>
+    </w:p>
+    <w:p>
+      <w:pPr>
+        <w:bidi/>
+      </w:pPr>
+      <w:r>
+        <w:rPr>
+          <w:lang w:val="ar_AE" w:bidi="ar_AE"/>
+        </w:rPr>
+      </w:r>
+      <w:r>
+        <w:rPr>
+          <w:b/>
+          <w:lang w:val="ar_AE" w:bidi="ar_AE"/>
+        </w:rPr>
         <w:t>"</w:t>
       </w:r>
       <w:r>
@@ -20294,6 +23065,23 @@
           <w:b/>
           <w:lang w:val="ar_AE" w:bidi="ar_AE"/>
         </w:rPr>
+        <w:t>ἐν ἀγάπῃ, ἐρριζωμένοι καὶ τεθεμελιωμένοι</w:t>
+      </w:r>
+    </w:p>
+    <w:p>
+      <w:pPr>
+        <w:bidi/>
+      </w:pPr>
+      <w:r>
+        <w:rPr>
+          <w:lang w:val="ar_AE" w:bidi="ar_AE"/>
+        </w:rPr>
+      </w:r>
+      <w:r>
+        <w:rPr>
+          <w:b/>
+          <w:lang w:val="ar_AE" w:bidi="ar_AE"/>
+        </w:rPr>
         <w:t>"</w:t>
       </w:r>
       <w:r>
@@ -20400,6 +23188,23 @@
           <w:b/>
           <w:lang w:val="ar_AE" w:bidi="ar_AE"/>
         </w:rPr>
+        <w:t>ἵνα</w:t>
+      </w:r>
+    </w:p>
+    <w:p>
+      <w:pPr>
+        <w:bidi/>
+      </w:pPr>
+      <w:r>
+        <w:rPr>
+          <w:lang w:val="ar_AE" w:bidi="ar_AE"/>
+        </w:rPr>
+      </w:r>
+      <w:r>
+        <w:rPr>
+          <w:b/>
+          <w:lang w:val="ar_AE" w:bidi="ar_AE"/>
+        </w:rPr>
         <w:t>"</w:t>
       </w:r>
       <w:r>
@@ -20551,7 +23356,7 @@
         </w:rPr>
         <w:t>هذا هو الأمر الثالث الذي من أجله يحني بولس ركبتيه ويصلي؛ الأول هو أن يعطيهم الله أن يتأيدوا بالقوة (</w:t>
       </w:r>
-      <w:hyperlink r:id="rId16">
+      <w:hyperlink r:id="rId18">
         <w:r>
           <w:rPr>
             <w:lang w:val="ar_AE" w:bidi="ar_AE"/>
@@ -20569,7 +23374,7 @@
         </w:rPr>
         <w:t>)، والثاني هو أن يحلّ المسيح في قلوبهم بالإيمان (</w:t>
       </w:r>
-      <w:hyperlink r:id="rId17">
+      <w:hyperlink r:id="rId19">
         <w:r>
           <w:rPr>
             <w:lang w:val="ar_AE" w:bidi="ar_AE"/>
@@ -20639,6 +23444,23 @@
           <w:b/>
           <w:lang w:val="ar_AE" w:bidi="ar_AE"/>
         </w:rPr>
+        <w:t>πᾶσιν τοῖς ἁγίοις</w:t>
+      </w:r>
+    </w:p>
+    <w:p>
+      <w:pPr>
+        <w:bidi/>
+      </w:pPr>
+      <w:r>
+        <w:rPr>
+          <w:lang w:val="ar_AE" w:bidi="ar_AE"/>
+        </w:rPr>
+      </w:r>
+      <w:r>
+        <w:rPr>
+          <w:b/>
+          <w:lang w:val="ar_AE" w:bidi="ar_AE"/>
+        </w:rPr>
         <w:t>"</w:t>
       </w:r>
       <w:r>
@@ -20723,6 +23545,23 @@
           <w:b/>
           <w:lang w:val="ar_AE" w:bidi="ar_AE"/>
         </w:rPr>
+        <w:t>τὸ πλάτος, καὶ μῆκος, καὶ ὕψος, καὶ βάθος</w:t>
+      </w:r>
+    </w:p>
+    <w:p>
+      <w:pPr>
+        <w:bidi/>
+      </w:pPr>
+      <w:r>
+        <w:rPr>
+          <w:lang w:val="ar_AE" w:bidi="ar_AE"/>
+        </w:rPr>
+      </w:r>
+      <w:r>
+        <w:rPr>
+          <w:b/>
+          <w:lang w:val="ar_AE" w:bidi="ar_AE"/>
+        </w:rPr>
         <w:t>"</w:t>
       </w:r>
       <w:r>
@@ -20829,6 +23668,23 @@
           <w:b/>
           <w:lang w:val="ar_AE" w:bidi="ar_AE"/>
         </w:rPr>
+        <w:t>τὸ πλάτος, καὶ μῆκος, καὶ ὕψος, καὶ βάθος</w:t>
+      </w:r>
+    </w:p>
+    <w:p>
+      <w:pPr>
+        <w:bidi/>
+      </w:pPr>
+      <w:r>
+        <w:rPr>
+          <w:lang w:val="ar_AE" w:bidi="ar_AE"/>
+        </w:rPr>
+      </w:r>
+      <w:r>
+        <w:rPr>
+          <w:b/>
+          <w:lang w:val="ar_AE" w:bidi="ar_AE"/>
+        </w:rPr>
         <w:t>"</w:t>
       </w:r>
       <w:r>
@@ -20935,6 +23791,23 @@
           <w:b/>
           <w:lang w:val="ar_AE" w:bidi="ar_AE"/>
         </w:rPr>
+        <w:t>γνῶναί τε τὴν &amp; ἀγάπην τοῦ Χριστοῦ</w:t>
+      </w:r>
+    </w:p>
+    <w:p>
+      <w:pPr>
+        <w:bidi/>
+      </w:pPr>
+      <w:r>
+        <w:rPr>
+          <w:lang w:val="ar_AE" w:bidi="ar_AE"/>
+        </w:rPr>
+      </w:r>
+      <w:r>
+        <w:rPr>
+          <w:b/>
+          <w:lang w:val="ar_AE" w:bidi="ar_AE"/>
+        </w:rPr>
         <w:t>"</w:t>
       </w:r>
       <w:r>
@@ -21051,7 +23924,7 @@
         </w:rPr>
         <w:t>هذا هو الأمر الرابع الذي يحني بولس ركبتيه ويصلي لأجله (</w:t>
       </w:r>
-      <w:hyperlink r:id="rId15">
+      <w:hyperlink r:id="rId17">
         <w:r>
           <w:rPr>
             <w:lang w:val="ar_AE" w:bidi="ar_AE"/>
@@ -21069,7 +23942,7 @@
         </w:rPr>
         <w:t>). الأول هو أن "يتأيدوا بالقوة" (</w:t>
       </w:r>
-      <w:hyperlink r:id="rId16">
+      <w:hyperlink r:id="rId18">
         <w:r>
           <w:rPr>
             <w:lang w:val="ar_AE" w:bidi="ar_AE"/>
@@ -21087,7 +23960,7 @@
         </w:rPr>
         <w:t>)، والثاني هو أن "يحل المسيح بالإيمان في قلوبهم" (</w:t>
       </w:r>
-      <w:hyperlink r:id="rId17">
+      <w:hyperlink r:id="rId19">
         <w:r>
           <w:rPr>
             <w:lang w:val="ar_AE" w:bidi="ar_AE"/>
@@ -21105,7 +23978,7 @@
         </w:rPr>
         <w:t>)، والثالث هو أن "يستطيعوا أن يدركوا محبة المسيح" (</w:t>
       </w:r>
-      <w:hyperlink r:id="rId18">
+      <w:hyperlink r:id="rId20">
         <w:r>
           <w:rPr>
             <w:lang w:val="ar_AE" w:bidi="ar_AE"/>
@@ -21175,6 +24048,23 @@
           <w:b/>
           <w:lang w:val="ar_AE" w:bidi="ar_AE"/>
         </w:rPr>
+        <w:t>ἵνα πληρωθῆτε εἰς πᾶν τὸ πλήρωμα τοῦ Θεοῦ</w:t>
+      </w:r>
+    </w:p>
+    <w:p>
+      <w:pPr>
+        <w:bidi/>
+      </w:pPr>
+      <w:r>
+        <w:rPr>
+          <w:lang w:val="ar_AE" w:bidi="ar_AE"/>
+        </w:rPr>
+      </w:r>
+      <w:r>
+        <w:rPr>
+          <w:b/>
+          <w:lang w:val="ar_AE" w:bidi="ar_AE"/>
+        </w:rPr>
         <w:t>"</w:t>
       </w:r>
       <w:r>
@@ -21294,6 +24184,23 @@
           <w:b/>
           <w:lang w:val="ar_AE" w:bidi="ar_AE"/>
         </w:rPr>
+        <w:t>ἵνα πληρωθῆτε</w:t>
+      </w:r>
+    </w:p>
+    <w:p>
+      <w:pPr>
+        <w:bidi/>
+      </w:pPr>
+      <w:r>
+        <w:rPr>
+          <w:lang w:val="ar_AE" w:bidi="ar_AE"/>
+        </w:rPr>
+      </w:r>
+      <w:r>
+        <w:rPr>
+          <w:b/>
+          <w:lang w:val="ar_AE" w:bidi="ar_AE"/>
+        </w:rPr>
         <w:t>"</w:t>
       </w:r>
       <w:r>
@@ -21400,6 +24307,23 @@
           <w:b/>
           <w:lang w:val="ar_AE" w:bidi="ar_AE"/>
         </w:rPr>
+        <w:t>εἰς πᾶν τὸ πλήρωμα τοῦ Θεοῦ</w:t>
+      </w:r>
+    </w:p>
+    <w:p>
+      <w:pPr>
+        <w:bidi/>
+      </w:pPr>
+      <w:r>
+        <w:rPr>
+          <w:lang w:val="ar_AE" w:bidi="ar_AE"/>
+        </w:rPr>
+      </w:r>
+      <w:r>
+        <w:rPr>
+          <w:b/>
+          <w:lang w:val="ar_AE" w:bidi="ar_AE"/>
+        </w:rPr>
         <w:t>"</w:t>
       </w:r>
       <w:r>
@@ -21519,6 +24443,23 @@
           <w:b/>
           <w:lang w:val="ar_AE" w:bidi="ar_AE"/>
         </w:rPr>
+        <w:t>ἵνα</w:t>
+      </w:r>
+    </w:p>
+    <w:p>
+      <w:pPr>
+        <w:bidi/>
+      </w:pPr>
+      <w:r>
+        <w:rPr>
+          <w:lang w:val="ar_AE" w:bidi="ar_AE"/>
+        </w:rPr>
+      </w:r>
+      <w:r>
+        <w:rPr>
+          <w:b/>
+          <w:lang w:val="ar_AE" w:bidi="ar_AE"/>
+        </w:rPr>
         <w:t>"</w:t>
       </w:r>
       <w:r>
@@ -21898,6 +24839,23 @@
           <w:b/>
           <w:lang w:val="ar_AE" w:bidi="ar_AE"/>
         </w:rPr>
+        <w:t>ὑπὲρ πάντα, ποιῆσαι ὑπέρἐκπερισσοῦ ὧν αἰτούμεθα ἢ νοοῦμεν</w:t>
+      </w:r>
+    </w:p>
+    <w:p>
+      <w:pPr>
+        <w:bidi/>
+      </w:pPr>
+      <w:r>
+        <w:rPr>
+          <w:lang w:val="ar_AE" w:bidi="ar_AE"/>
+        </w:rPr>
+      </w:r>
+      <w:r>
+        <w:rPr>
+          <w:b/>
+          <w:lang w:val="ar_AE" w:bidi="ar_AE"/>
+        </w:rPr>
         <w:t>«</w:t>
       </w:r>
       <w:r>
@@ -21982,6 +24940,23 @@
           <w:b/>
           <w:lang w:val="ar_AE" w:bidi="ar_AE"/>
         </w:rPr>
+        <w:t>αὐτῷ ἡ δόξα ἐν τῇ ἐκκλησίᾳ</w:t>
+      </w:r>
+    </w:p>
+    <w:p>
+      <w:pPr>
+        <w:bidi/>
+      </w:pPr>
+      <w:r>
+        <w:rPr>
+          <w:lang w:val="ar_AE" w:bidi="ar_AE"/>
+        </w:rPr>
+      </w:r>
+      <w:r>
+        <w:rPr>
+          <w:b/>
+          <w:lang w:val="ar_AE" w:bidi="ar_AE"/>
+        </w:rPr>
         <w:t>"</w:t>
       </w:r>
       <w:r>
@@ -22185,6 +25160,23 @@
           <w:b/>
           <w:lang w:val="ar_AE" w:bidi="ar_AE"/>
         </w:rPr>
+        <w:t>οὖν</w:t>
+      </w:r>
+    </w:p>
+    <w:p>
+      <w:pPr>
+        <w:bidi/>
+      </w:pPr>
+      <w:r>
+        <w:rPr>
+          <w:lang w:val="ar_AE" w:bidi="ar_AE"/>
+        </w:rPr>
+      </w:r>
+      <w:r>
+        <w:rPr>
+          <w:b/>
+          <w:lang w:val="ar_AE" w:bidi="ar_AE"/>
+        </w:rPr>
         <w:t>"</w:t>
       </w:r>
       <w:r>
@@ -22304,6 +25296,23 @@
           <w:b/>
           <w:lang w:val="ar_AE" w:bidi="ar_AE"/>
         </w:rPr>
+        <w:t>ὁ δέσμιος ἐν Κυρίῳ</w:t>
+      </w:r>
+    </w:p>
+    <w:p>
+      <w:pPr>
+        <w:bidi/>
+      </w:pPr>
+      <w:r>
+        <w:rPr>
+          <w:lang w:val="ar_AE" w:bidi="ar_AE"/>
+        </w:rPr>
+      </w:r>
+      <w:r>
+        <w:rPr>
+          <w:b/>
+          <w:lang w:val="ar_AE" w:bidi="ar_AE"/>
+        </w:rPr>
         <w:t>"</w:t>
       </w:r>
       <w:r>
@@ -22507,6 +25516,23 @@
           <w:b/>
           <w:lang w:val="ar_AE" w:bidi="ar_AE"/>
         </w:rPr>
+        <w:t>τῆς κλήσεως ἧς ἐκλήθητε</w:t>
+      </w:r>
+    </w:p>
+    <w:p>
+      <w:pPr>
+        <w:bidi/>
+      </w:pPr>
+      <w:r>
+        <w:rPr>
+          <w:lang w:val="ar_AE" w:bidi="ar_AE"/>
+        </w:rPr>
+      </w:r>
+      <w:r>
+        <w:rPr>
+          <w:b/>
+          <w:lang w:val="ar_AE" w:bidi="ar_AE"/>
+        </w:rPr>
         <w:t>"</w:t>
       </w:r>
       <w:r>
@@ -22604,6 +25630,23 @@
           <w:b/>
           <w:lang w:val="ar_AE" w:bidi="ar_AE"/>
         </w:rPr>
+        <w:t>μετὰ πάσης ταπεινοφροσύνης καὶ πραΰτητος</w:t>
+      </w:r>
+    </w:p>
+    <w:p>
+      <w:pPr>
+        <w:bidi/>
+      </w:pPr>
+      <w:r>
+        <w:rPr>
+          <w:lang w:val="ar_AE" w:bidi="ar_AE"/>
+        </w:rPr>
+      </w:r>
+      <w:r>
+        <w:rPr>
+          <w:b/>
+          <w:lang w:val="ar_AE" w:bidi="ar_AE"/>
+        </w:rPr>
         <w:t>"</w:t>
       </w:r>
       <w:r>
@@ -22749,6 +25792,23 @@
           <w:b/>
           <w:lang w:val="ar_AE" w:bidi="ar_AE"/>
         </w:rPr>
+        <w:t>τηρεῖν τὴν ἑνότητα τοῦ Πνεύματος ἐν τῷ συνδέσμῳ τῆς εἰρήνης</w:t>
+      </w:r>
+    </w:p>
+    <w:p>
+      <w:pPr>
+        <w:bidi/>
+      </w:pPr>
+      <w:r>
+        <w:rPr>
+          <w:lang w:val="ar_AE" w:bidi="ar_AE"/>
+        </w:rPr>
+      </w:r>
+      <w:r>
+        <w:rPr>
+          <w:b/>
+          <w:lang w:val="ar_AE" w:bidi="ar_AE"/>
+        </w:rPr>
         <w:t>"</w:t>
       </w:r>
       <w:r>
@@ -22881,6 +25941,23 @@
           <w:b/>
           <w:lang w:val="ar_AE" w:bidi="ar_AE"/>
         </w:rPr>
+        <w:t>τηρεῖν τὴν ἑνότητα τοῦ Πνεύματος ἐν τῷ συνδέσμῳ τῆς εἰρήνης</w:t>
+      </w:r>
+    </w:p>
+    <w:p>
+      <w:pPr>
+        <w:bidi/>
+      </w:pPr>
+      <w:r>
+        <w:rPr>
+          <w:lang w:val="ar_AE" w:bidi="ar_AE"/>
+        </w:rPr>
+      </w:r>
+      <w:r>
+        <w:rPr>
+          <w:b/>
+          <w:lang w:val="ar_AE" w:bidi="ar_AE"/>
+        </w:rPr>
         <w:t>"</w:t>
       </w:r>
       <w:r>
@@ -23013,6 +26090,23 @@
           <w:b/>
           <w:lang w:val="ar_AE" w:bidi="ar_AE"/>
         </w:rPr>
+        <w:t>ἓν σῶμα</w:t>
+      </w:r>
+    </w:p>
+    <w:p>
+      <w:pPr>
+        <w:bidi/>
+      </w:pPr>
+      <w:r>
+        <w:rPr>
+          <w:lang w:val="ar_AE" w:bidi="ar_AE"/>
+        </w:rPr>
+      </w:r>
+      <w:r>
+        <w:rPr>
+          <w:b/>
+          <w:lang w:val="ar_AE" w:bidi="ar_AE"/>
+        </w:rPr>
         <w:t>"</w:t>
       </w:r>
       <w:r>
@@ -23110,6 +26204,23 @@
           <w:b/>
           <w:lang w:val="ar_AE" w:bidi="ar_AE"/>
         </w:rPr>
+        <w:t>ἓν Πνεῦμα</w:t>
+      </w:r>
+    </w:p>
+    <w:p>
+      <w:pPr>
+        <w:bidi/>
+      </w:pPr>
+      <w:r>
+        <w:rPr>
+          <w:lang w:val="ar_AE" w:bidi="ar_AE"/>
+        </w:rPr>
+      </w:r>
+      <w:r>
+        <w:rPr>
+          <w:b/>
+          <w:lang w:val="ar_AE" w:bidi="ar_AE"/>
+        </w:rPr>
         <w:t>"</w:t>
       </w:r>
       <w:r>
@@ -23194,6 +26305,23 @@
           <w:b/>
           <w:lang w:val="ar_AE" w:bidi="ar_AE"/>
         </w:rPr>
+        <w:t>ἐκλήθητε ἐν μιᾷ ἐλπίδι τῆς κλήσεως ὑμῶν</w:t>
+      </w:r>
+    </w:p>
+    <w:p>
+      <w:pPr>
+        <w:bidi/>
+      </w:pPr>
+      <w:r>
+        <w:rPr>
+          <w:lang w:val="ar_AE" w:bidi="ar_AE"/>
+        </w:rPr>
+      </w:r>
+      <w:r>
+        <w:rPr>
+          <w:b/>
+          <w:lang w:val="ar_AE" w:bidi="ar_AE"/>
+        </w:rPr>
         <w:t>"</w:t>
       </w:r>
       <w:r>
@@ -23593,6 +26721,23 @@
           <w:b/>
           <w:lang w:val="ar_AE" w:bidi="ar_AE"/>
         </w:rPr>
+        <w:t>ἑνὶ &amp; ἑκάστῳ ἡμῶν ἐδόθη ἡ χάρις</w:t>
+      </w:r>
+    </w:p>
+    <w:p>
+      <w:pPr>
+        <w:bidi/>
+      </w:pPr>
+      <w:r>
+        <w:rPr>
+          <w:lang w:val="ar_AE" w:bidi="ar_AE"/>
+        </w:rPr>
+      </w:r>
+      <w:r>
+        <w:rPr>
+          <w:b/>
+          <w:lang w:val="ar_AE" w:bidi="ar_AE"/>
+        </w:rPr>
         <w:t>"</w:t>
       </w:r>
       <w:r>
@@ -23699,6 +26844,23 @@
           <w:b/>
           <w:lang w:val="ar_AE" w:bidi="ar_AE"/>
         </w:rPr>
+        <w:t>ἑνὶ &amp; ἑκάστῳ ἡμῶν ἐδόθη ἡ χάρις</w:t>
+      </w:r>
+    </w:p>
+    <w:p>
+      <w:pPr>
+        <w:bidi/>
+      </w:pPr>
+      <w:r>
+        <w:rPr>
+          <w:lang w:val="ar_AE" w:bidi="ar_AE"/>
+        </w:rPr>
+      </w:r>
+      <w:r>
+        <w:rPr>
+          <w:b/>
+          <w:lang w:val="ar_AE" w:bidi="ar_AE"/>
+        </w:rPr>
         <w:t>"</w:t>
       </w:r>
       <w:r>
@@ -23818,6 +26980,23 @@
           <w:b/>
           <w:lang w:val="ar_AE" w:bidi="ar_AE"/>
         </w:rPr>
+        <w:t>διὸ</w:t>
+      </w:r>
+    </w:p>
+    <w:p>
+      <w:pPr>
+        <w:bidi/>
+      </w:pPr>
+      <w:r>
+        <w:rPr>
+          <w:lang w:val="ar_AE" w:bidi="ar_AE"/>
+        </w:rPr>
+      </w:r>
+      <w:r>
+        <w:rPr>
+          <w:b/>
+          <w:lang w:val="ar_AE" w:bidi="ar_AE"/>
+        </w:rPr>
         <w:t>"</w:t>
       </w:r>
       <w:r>
@@ -23937,6 +27116,23 @@
           <w:b/>
           <w:lang w:val="ar_AE" w:bidi="ar_AE"/>
         </w:rPr>
+        <w:t>ἀναβὰς εἰς ὕψος</w:t>
+      </w:r>
+    </w:p>
+    <w:p>
+      <w:pPr>
+        <w:bidi/>
+      </w:pPr>
+      <w:r>
+        <w:rPr>
+          <w:lang w:val="ar_AE" w:bidi="ar_AE"/>
+        </w:rPr>
+      </w:r>
+      <w:r>
+        <w:rPr>
+          <w:b/>
+          <w:lang w:val="ar_AE" w:bidi="ar_AE"/>
+        </w:rPr>
         <w:t>"</w:t>
       </w:r>
       <w:r>
@@ -24021,6 +27217,23 @@
           <w:b/>
           <w:lang w:val="ar_AE" w:bidi="ar_AE"/>
         </w:rPr>
+        <w:t>ἀνέβη</w:t>
+      </w:r>
+    </w:p>
+    <w:p>
+      <w:pPr>
+        <w:bidi/>
+      </w:pPr>
+      <w:r>
+        <w:rPr>
+          <w:lang w:val="ar_AE" w:bidi="ar_AE"/>
+        </w:rPr>
+      </w:r>
+      <w:r>
+        <w:rPr>
+          <w:b/>
+          <w:lang w:val="ar_AE" w:bidi="ar_AE"/>
+        </w:rPr>
         <w:t>"</w:t>
       </w:r>
       <w:r>
@@ -24105,6 +27318,23 @@
           <w:b/>
           <w:lang w:val="ar_AE" w:bidi="ar_AE"/>
         </w:rPr>
+        <w:t>καὶ κατέβη</w:t>
+      </w:r>
+    </w:p>
+    <w:p>
+      <w:pPr>
+        <w:bidi/>
+      </w:pPr>
+      <w:r>
+        <w:rPr>
+          <w:lang w:val="ar_AE" w:bidi="ar_AE"/>
+        </w:rPr>
+      </w:r>
+      <w:r>
+        <w:rPr>
+          <w:b/>
+          <w:lang w:val="ar_AE" w:bidi="ar_AE"/>
+        </w:rPr>
         <w:t>"</w:t>
       </w:r>
       <w:r>
@@ -24189,6 +27419,23 @@
           <w:b/>
           <w:lang w:val="ar_AE" w:bidi="ar_AE"/>
         </w:rPr>
+        <w:t>εἰς τὰ κατώτερα μέρη τῆς γῆς</w:t>
+      </w:r>
+    </w:p>
+    <w:p>
+      <w:pPr>
+        <w:bidi/>
+      </w:pPr>
+      <w:r>
+        <w:rPr>
+          <w:lang w:val="ar_AE" w:bidi="ar_AE"/>
+        </w:rPr>
+      </w:r>
+      <w:r>
+        <w:rPr>
+          <w:b/>
+          <w:lang w:val="ar_AE" w:bidi="ar_AE"/>
+        </w:rPr>
         <w:t>"</w:t>
       </w:r>
       <w:r>
@@ -24325,6 +27572,23 @@
           <w:b/>
           <w:lang w:val="ar_AE" w:bidi="ar_AE"/>
         </w:rPr>
+        <w:t>ἵνα πληρώσῃ τὰ πάντα</w:t>
+      </w:r>
+    </w:p>
+    <w:p>
+      <w:pPr>
+        <w:bidi/>
+      </w:pPr>
+      <w:r>
+        <w:rPr>
+          <w:lang w:val="ar_AE" w:bidi="ar_AE"/>
+        </w:rPr>
+      </w:r>
+      <w:r>
+        <w:rPr>
+          <w:b/>
+          <w:lang w:val="ar_AE" w:bidi="ar_AE"/>
+        </w:rPr>
         <w:t>"</w:t>
       </w:r>
       <w:r>
@@ -24409,6 +27673,23 @@
           <w:b/>
           <w:lang w:val="ar_AE" w:bidi="ar_AE"/>
         </w:rPr>
+        <w:t>πληρώσῃ</w:t>
+      </w:r>
+    </w:p>
+    <w:p>
+      <w:pPr>
+        <w:bidi/>
+      </w:pPr>
+      <w:r>
+        <w:rPr>
+          <w:lang w:val="ar_AE" w:bidi="ar_AE"/>
+        </w:rPr>
+      </w:r>
+      <w:r>
+        <w:rPr>
+          <w:b/>
+          <w:lang w:val="ar_AE" w:bidi="ar_AE"/>
+        </w:rPr>
         <w:t>"</w:t>
       </w:r>
       <w:r>
@@ -24493,6 +27774,23 @@
           <w:b/>
           <w:lang w:val="ar_AE" w:bidi="ar_AE"/>
         </w:rPr>
+        <w:t>ποιμένας</w:t>
+      </w:r>
+    </w:p>
+    <w:p>
+      <w:pPr>
+        <w:bidi/>
+      </w:pPr>
+      <w:r>
+        <w:rPr>
+          <w:lang w:val="ar_AE" w:bidi="ar_AE"/>
+        </w:rPr>
+      </w:r>
+      <w:r>
+        <w:rPr>
+          <w:b/>
+          <w:lang w:val="ar_AE" w:bidi="ar_AE"/>
+        </w:rPr>
         <w:t>"</w:t>
       </w:r>
       <w:r>
@@ -24612,6 +27910,23 @@
           <w:b/>
           <w:lang w:val="ar_AE" w:bidi="ar_AE"/>
         </w:rPr>
+        <w:t>πρὸς τὸν καταρτισμὸν τῶν ἁγίων</w:t>
+      </w:r>
+    </w:p>
+    <w:p>
+      <w:pPr>
+        <w:bidi/>
+      </w:pPr>
+      <w:r>
+        <w:rPr>
+          <w:lang w:val="ar_AE" w:bidi="ar_AE"/>
+        </w:rPr>
+      </w:r>
+      <w:r>
+        <w:rPr>
+          <w:b/>
+          <w:lang w:val="ar_AE" w:bidi="ar_AE"/>
+        </w:rPr>
         <w:t>"</w:t>
       </w:r>
       <w:r>
@@ -24696,6 +28011,23 @@
           <w:b/>
           <w:lang w:val="ar_AE" w:bidi="ar_AE"/>
         </w:rPr>
+        <w:t>εἰς ἔργον διακονίας</w:t>
+      </w:r>
+    </w:p>
+    <w:p>
+      <w:pPr>
+        <w:bidi/>
+      </w:pPr>
+      <w:r>
+        <w:rPr>
+          <w:lang w:val="ar_AE" w:bidi="ar_AE"/>
+        </w:rPr>
+      </w:r>
+      <w:r>
+        <w:rPr>
+          <w:b/>
+          <w:lang w:val="ar_AE" w:bidi="ar_AE"/>
+        </w:rPr>
         <w:t>"</w:t>
       </w:r>
       <w:r>
@@ -24780,6 +28112,23 @@
           <w:b/>
           <w:lang w:val="ar_AE" w:bidi="ar_AE"/>
         </w:rPr>
+        <w:t>εἰς οἰκοδομὴν τοῦ σώματος τοῦ Χριστοῦ</w:t>
+      </w:r>
+    </w:p>
+    <w:p>
+      <w:pPr>
+        <w:bidi/>
+      </w:pPr>
+      <w:r>
+        <w:rPr>
+          <w:lang w:val="ar_AE" w:bidi="ar_AE"/>
+        </w:rPr>
+      </w:r>
+      <w:r>
+        <w:rPr>
+          <w:b/>
+          <w:lang w:val="ar_AE" w:bidi="ar_AE"/>
+        </w:rPr>
         <w:t>"</w:t>
       </w:r>
       <w:r>
@@ -24886,6 +28235,23 @@
           <w:b/>
           <w:lang w:val="ar_AE" w:bidi="ar_AE"/>
         </w:rPr>
+        <w:t>οἰκοδομὴν</w:t>
+      </w:r>
+    </w:p>
+    <w:p>
+      <w:pPr>
+        <w:bidi/>
+      </w:pPr>
+      <w:r>
+        <w:rPr>
+          <w:lang w:val="ar_AE" w:bidi="ar_AE"/>
+        </w:rPr>
+      </w:r>
+      <w:r>
+        <w:rPr>
+          <w:b/>
+          <w:lang w:val="ar_AE" w:bidi="ar_AE"/>
+        </w:rPr>
         <w:t>"</w:t>
       </w:r>
       <w:r>
@@ -25177,6 +28543,23 @@
           <w:b/>
           <w:lang w:val="ar_AE" w:bidi="ar_AE"/>
         </w:rPr>
+        <w:t>καταντήσωμεν οἱ πάντες εἰς τὴν ἑνότητα τῆς πίστεως</w:t>
+      </w:r>
+    </w:p>
+    <w:p>
+      <w:pPr>
+        <w:bidi/>
+      </w:pPr>
+      <w:r>
+        <w:rPr>
+          <w:lang w:val="ar_AE" w:bidi="ar_AE"/>
+        </w:rPr>
+      </w:r>
+      <w:r>
+        <w:rPr>
+          <w:b/>
+          <w:lang w:val="ar_AE" w:bidi="ar_AE"/>
+        </w:rPr>
         <w:t>"</w:t>
       </w:r>
       <w:r>
@@ -25296,6 +28679,23 @@
           <w:b/>
           <w:lang w:val="ar_AE" w:bidi="ar_AE"/>
         </w:rPr>
+        <w:t>καταντήσωμεν οἱ πάντες εἰς τὴν ἑνότητα τῆς πίστεως</w:t>
+      </w:r>
+    </w:p>
+    <w:p>
+      <w:pPr>
+        <w:bidi/>
+      </w:pPr>
+      <w:r>
+        <w:rPr>
+          <w:lang w:val="ar_AE" w:bidi="ar_AE"/>
+        </w:rPr>
+      </w:r>
+      <w:r>
+        <w:rPr>
+          <w:b/>
+          <w:lang w:val="ar_AE" w:bidi="ar_AE"/>
+        </w:rPr>
         <w:t>"</w:t>
       </w:r>
       <w:r>
@@ -25415,6 +28815,23 @@
           <w:b/>
           <w:lang w:val="ar_AE" w:bidi="ar_AE"/>
         </w:rPr>
+        <w:t>τῆς ἐπιγνώσεως τοῦ Υἱοῦ τοῦ Θεοῦ</w:t>
+      </w:r>
+    </w:p>
+    <w:p>
+      <w:pPr>
+        <w:bidi/>
+      </w:pPr>
+      <w:r>
+        <w:rPr>
+          <w:lang w:val="ar_AE" w:bidi="ar_AE"/>
+        </w:rPr>
+      </w:r>
+      <w:r>
+        <w:rPr>
+          <w:b/>
+          <w:lang w:val="ar_AE" w:bidi="ar_AE"/>
+        </w:rPr>
         <w:t>"</w:t>
       </w:r>
       <w:r>
@@ -25534,6 +28951,23 @@
           <w:b/>
           <w:lang w:val="ar_AE" w:bidi="ar_AE"/>
         </w:rPr>
+        <w:t>τοῦ Υἱοῦ τοῦ Θεοῦ</w:t>
+      </w:r>
+    </w:p>
+    <w:p>
+      <w:pPr>
+        <w:bidi/>
+      </w:pPr>
+      <w:r>
+        <w:rPr>
+          <w:lang w:val="ar_AE" w:bidi="ar_AE"/>
+        </w:rPr>
+      </w:r>
+      <w:r>
+        <w:rPr>
+          <w:b/>
+          <w:lang w:val="ar_AE" w:bidi="ar_AE"/>
+        </w:rPr>
         <w:t>"</w:t>
       </w:r>
       <w:r>
@@ -25647,6 +29081,23 @@
           <w:b/>
           <w:lang w:val="ar_AE" w:bidi="ar_AE"/>
         </w:rPr>
+        <w:t>εἰς ἄνδρα τέλειον</w:t>
+      </w:r>
+    </w:p>
+    <w:p>
+      <w:pPr>
+        <w:bidi/>
+      </w:pPr>
+      <w:r>
+        <w:rPr>
+          <w:lang w:val="ar_AE" w:bidi="ar_AE"/>
+        </w:rPr>
+      </w:r>
+      <w:r>
+        <w:rPr>
+          <w:b/>
+          <w:lang w:val="ar_AE" w:bidi="ar_AE"/>
+        </w:rPr>
         <w:t>"</w:t>
       </w:r>
       <w:r>
@@ -25731,6 +29182,23 @@
           <w:b/>
           <w:lang w:val="ar_AE" w:bidi="ar_AE"/>
         </w:rPr>
+        <w:t>τέλειον</w:t>
+      </w:r>
+    </w:p>
+    <w:p>
+      <w:pPr>
+        <w:bidi/>
+      </w:pPr>
+      <w:r>
+        <w:rPr>
+          <w:lang w:val="ar_AE" w:bidi="ar_AE"/>
+        </w:rPr>
+      </w:r>
+      <w:r>
+        <w:rPr>
+          <w:b/>
+          <w:lang w:val="ar_AE" w:bidi="ar_AE"/>
+        </w:rPr>
         <w:t>"</w:t>
       </w:r>
       <w:r>
@@ -25815,6 +29283,23 @@
           <w:b/>
           <w:lang w:val="ar_AE" w:bidi="ar_AE"/>
         </w:rPr>
+        <w:t>ἵνα</w:t>
+      </w:r>
+    </w:p>
+    <w:p>
+      <w:pPr>
+        <w:bidi/>
+      </w:pPr>
+      <w:r>
+        <w:rPr>
+          <w:lang w:val="ar_AE" w:bidi="ar_AE"/>
+        </w:rPr>
+      </w:r>
+      <w:r>
+        <w:rPr>
+          <w:b/>
+          <w:lang w:val="ar_AE" w:bidi="ar_AE"/>
+        </w:rPr>
         <w:t>"</w:t>
       </w:r>
       <w:r>
@@ -25934,6 +29419,23 @@
           <w:b/>
           <w:lang w:val="ar_AE" w:bidi="ar_AE"/>
         </w:rPr>
+        <w:t>μηκέτι ὦμεν νήπιοι</w:t>
+      </w:r>
+    </w:p>
+    <w:p>
+      <w:pPr>
+        <w:bidi/>
+      </w:pPr>
+      <w:r>
+        <w:rPr>
+          <w:lang w:val="ar_AE" w:bidi="ar_AE"/>
+        </w:rPr>
+      </w:r>
+      <w:r>
+        <w:rPr>
+          <w:b/>
+          <w:lang w:val="ar_AE" w:bidi="ar_AE"/>
+        </w:rPr>
         <w:t>"</w:t>
       </w:r>
       <w:r>
@@ -26053,6 +29555,23 @@
           <w:b/>
           <w:lang w:val="ar_AE" w:bidi="ar_AE"/>
         </w:rPr>
+        <w:t>κλυδωνιζόμενοι καὶ περιφερόμενοι παντὶ ἀνέμῳ τῆς διδασκαλίας</w:t>
+      </w:r>
+    </w:p>
+    <w:p>
+      <w:pPr>
+        <w:bidi/>
+      </w:pPr>
+      <w:r>
+        <w:rPr>
+          <w:lang w:val="ar_AE" w:bidi="ar_AE"/>
+        </w:rPr>
+      </w:r>
+      <w:r>
+        <w:rPr>
+          <w:b/>
+          <w:lang w:val="ar_AE" w:bidi="ar_AE"/>
+        </w:rPr>
         <w:t>"</w:t>
       </w:r>
       <w:r>
@@ -26172,6 +29691,23 @@
           <w:b/>
           <w:lang w:val="ar_AE" w:bidi="ar_AE"/>
         </w:rPr>
+        <w:t>ἐν τῇ κυβίᾳ τῶν ἀνθρώπων, ἐν πανουργίᾳ πρὸς τὴν μεθοδίαν τῆς πλάνης</w:t>
+      </w:r>
+    </w:p>
+    <w:p>
+      <w:pPr>
+        <w:bidi/>
+      </w:pPr>
+      <w:r>
+        <w:rPr>
+          <w:lang w:val="ar_AE" w:bidi="ar_AE"/>
+        </w:rPr>
+      </w:r>
+      <w:r>
+        <w:rPr>
+          <w:b/>
+          <w:lang w:val="ar_AE" w:bidi="ar_AE"/>
+        </w:rPr>
         <w:t>"</w:t>
       </w:r>
       <w:r>
@@ -26310,6 +29846,23 @@
           <w:b/>
           <w:lang w:val="ar_AE" w:bidi="ar_AE"/>
         </w:rPr>
+        <w:t>δὲ</w:t>
+      </w:r>
+    </w:p>
+    <w:p>
+      <w:pPr>
+        <w:bidi/>
+      </w:pPr>
+      <w:r>
+        <w:rPr>
+          <w:lang w:val="ar_AE" w:bidi="ar_AE"/>
+        </w:rPr>
+      </w:r>
+      <w:r>
+        <w:rPr>
+          <w:b/>
+          <w:lang w:val="ar_AE" w:bidi="ar_AE"/>
+        </w:rPr>
         <w:t>"</w:t>
       </w:r>
       <w:r>
@@ -26429,6 +29982,23 @@
           <w:b/>
           <w:lang w:val="ar_AE" w:bidi="ar_AE"/>
         </w:rPr>
+        <w:t>ἀληθεύοντες</w:t>
+      </w:r>
+    </w:p>
+    <w:p>
+      <w:pPr>
+        <w:bidi/>
+      </w:pPr>
+      <w:r>
+        <w:rPr>
+          <w:lang w:val="ar_AE" w:bidi="ar_AE"/>
+        </w:rPr>
+      </w:r>
+      <w:r>
+        <w:rPr>
+          <w:b/>
+          <w:lang w:val="ar_AE" w:bidi="ar_AE"/>
+        </w:rPr>
         <w:t>"</w:t>
       </w:r>
       <w:r>
@@ -26548,6 +30118,23 @@
           <w:b/>
           <w:lang w:val="ar_AE" w:bidi="ar_AE"/>
         </w:rPr>
+        <w:t>ἐν ἀγάπῃ</w:t>
+      </w:r>
+    </w:p>
+    <w:p>
+      <w:pPr>
+        <w:bidi/>
+      </w:pPr>
+      <w:r>
+        <w:rPr>
+          <w:lang w:val="ar_AE" w:bidi="ar_AE"/>
+        </w:rPr>
+      </w:r>
+      <w:r>
+        <w:rPr>
+          <w:b/>
+          <w:lang w:val="ar_AE" w:bidi="ar_AE"/>
+        </w:rPr>
         <w:t>"</w:t>
       </w:r>
       <w:r>
@@ -26667,6 +30254,23 @@
           <w:b/>
           <w:lang w:val="ar_AE" w:bidi="ar_AE"/>
         </w:rPr>
+        <w:t>εἰς αὐτὸν &amp; ὅς ἐστιν ἡ κεφαλή</w:t>
+      </w:r>
+    </w:p>
+    <w:p>
+      <w:pPr>
+        <w:bidi/>
+      </w:pPr>
+      <w:r>
+        <w:rPr>
+          <w:lang w:val="ar_AE" w:bidi="ar_AE"/>
+        </w:rPr>
+      </w:r>
+      <w:r>
+        <w:rPr>
+          <w:b/>
+          <w:lang w:val="ar_AE" w:bidi="ar_AE"/>
+        </w:rPr>
         <w:t>"</w:t>
       </w:r>
       <w:r>
@@ -26786,6 +30390,23 @@
           <w:b/>
           <w:lang w:val="ar_AE" w:bidi="ar_AE"/>
         </w:rPr>
+        <w:t>ἐξ οὗ πᾶν τὸ σῶμα &amp; τὴν αὔξησιν τοῦ σώματος ποιεῖται</w:t>
+      </w:r>
+    </w:p>
+    <w:p>
+      <w:pPr>
+        <w:bidi/>
+      </w:pPr>
+      <w:r>
+        <w:rPr>
+          <w:lang w:val="ar_AE" w:bidi="ar_AE"/>
+        </w:rPr>
+      </w:r>
+      <w:r>
+        <w:rPr>
+          <w:b/>
+          <w:lang w:val="ar_AE" w:bidi="ar_AE"/>
+        </w:rPr>
         <w:t>"</w:t>
       </w:r>
       <w:r>
@@ -26919,6 +30540,23 @@
           <w:b/>
           <w:lang w:val="ar_AE" w:bidi="ar_AE"/>
         </w:rPr>
+        <w:t>εἰς οἰκοδομὴν ἑαυτοῦ ἐν ἀγάπῃ</w:t>
+      </w:r>
+    </w:p>
+    <w:p>
+      <w:pPr>
+        <w:bidi/>
+      </w:pPr>
+      <w:r>
+        <w:rPr>
+          <w:lang w:val="ar_AE" w:bidi="ar_AE"/>
+        </w:rPr>
+      </w:r>
+      <w:r>
+        <w:rPr>
+          <w:b/>
+          <w:lang w:val="ar_AE" w:bidi="ar_AE"/>
+        </w:rPr>
         <w:t>"</w:t>
       </w:r>
       <w:r>
@@ -27038,6 +30676,23 @@
           <w:b/>
           <w:lang w:val="ar_AE" w:bidi="ar_AE"/>
         </w:rPr>
+        <w:t>ἐν ἀγάπῃ</w:t>
+      </w:r>
+    </w:p>
+    <w:p>
+      <w:pPr>
+        <w:bidi/>
+      </w:pPr>
+      <w:r>
+        <w:rPr>
+          <w:lang w:val="ar_AE" w:bidi="ar_AE"/>
+        </w:rPr>
+      </w:r>
+      <w:r>
+        <w:rPr>
+          <w:b/>
+          <w:lang w:val="ar_AE" w:bidi="ar_AE"/>
+        </w:rPr>
         <w:t>"</w:t>
       </w:r>
       <w:r>
@@ -27157,6 +30812,23 @@
           <w:b/>
           <w:lang w:val="ar_AE" w:bidi="ar_AE"/>
         </w:rPr>
+        <w:t>διὰ πάσης ἁφῆς τῆς ἐπιχορηγίας</w:t>
+      </w:r>
+    </w:p>
+    <w:p>
+      <w:pPr>
+        <w:bidi/>
+      </w:pPr>
+      <w:r>
+        <w:rPr>
+          <w:lang w:val="ar_AE" w:bidi="ar_AE"/>
+        </w:rPr>
+      </w:r>
+      <w:r>
+        <w:rPr>
+          <w:b/>
+          <w:lang w:val="ar_AE" w:bidi="ar_AE"/>
+        </w:rPr>
         <w:t>"</w:t>
       </w:r>
       <w:r>
@@ -27479,6 +31151,23 @@
           <w:b/>
           <w:lang w:val="ar_AE" w:bidi="ar_AE"/>
         </w:rPr>
+        <w:t>τοῦτο οὖν λέγω καὶ μαρτύρομαι</w:t>
+      </w:r>
+    </w:p>
+    <w:p>
+      <w:pPr>
+        <w:bidi/>
+      </w:pPr>
+      <w:r>
+        <w:rPr>
+          <w:lang w:val="ar_AE" w:bidi="ar_AE"/>
+        </w:rPr>
+      </w:r>
+      <w:r>
+        <w:rPr>
+          <w:b/>
+          <w:lang w:val="ar_AE" w:bidi="ar_AE"/>
+        </w:rPr>
         <w:t>"</w:t>
       </w:r>
       <w:r>
@@ -27563,6 +31252,23 @@
           <w:b/>
           <w:lang w:val="ar_AE" w:bidi="ar_AE"/>
         </w:rPr>
+        <w:t>ἐν Κυρίῳ</w:t>
+      </w:r>
+    </w:p>
+    <w:p>
+      <w:pPr>
+        <w:bidi/>
+      </w:pPr>
+      <w:r>
+        <w:rPr>
+          <w:lang w:val="ar_AE" w:bidi="ar_AE"/>
+        </w:rPr>
+      </w:r>
+      <w:r>
+        <w:rPr>
+          <w:b/>
+          <w:lang w:val="ar_AE" w:bidi="ar_AE"/>
+        </w:rPr>
         <w:t>"</w:t>
       </w:r>
       <w:r>
@@ -27647,6 +31353,23 @@
           <w:b/>
           <w:lang w:val="ar_AE" w:bidi="ar_AE"/>
         </w:rPr>
+        <w:t>μηκέτι ὑμᾶς περιπατεῖν, καθὼς καὶ τὰ ἔθνη περιπατεῖ ἐν ματαιότητι τοῦ νοὸς αὐτῶν</w:t>
+      </w:r>
+    </w:p>
+    <w:p>
+      <w:pPr>
+        <w:bidi/>
+      </w:pPr>
+      <w:r>
+        <w:rPr>
+          <w:lang w:val="ar_AE" w:bidi="ar_AE"/>
+        </w:rPr>
+      </w:r>
+      <w:r>
+        <w:rPr>
+          <w:b/>
+          <w:lang w:val="ar_AE" w:bidi="ar_AE"/>
+        </w:rPr>
         <w:t xml:space="preserve"> "</w:t>
       </w:r>
       <w:r>
@@ -27753,6 +31476,23 @@
           <w:b/>
           <w:lang w:val="ar_AE" w:bidi="ar_AE"/>
         </w:rPr>
+        <w:t>ἐσκοτωμένοι τῇ διανοίᾳ</w:t>
+      </w:r>
+    </w:p>
+    <w:p>
+      <w:pPr>
+        <w:bidi/>
+      </w:pPr>
+      <w:r>
+        <w:rPr>
+          <w:lang w:val="ar_AE" w:bidi="ar_AE"/>
+        </w:rPr>
+      </w:r>
+      <w:r>
+        <w:rPr>
+          <w:b/>
+          <w:lang w:val="ar_AE" w:bidi="ar_AE"/>
+        </w:rPr>
         <w:t>"</w:t>
       </w:r>
       <w:r>
@@ -27859,6 +31599,23 @@
           <w:b/>
           <w:lang w:val="ar_AE" w:bidi="ar_AE"/>
         </w:rPr>
+        <w:t>ἐσκοτωμένοι τῇ διανοίᾳ</w:t>
+      </w:r>
+    </w:p>
+    <w:p>
+      <w:pPr>
+        <w:bidi/>
+      </w:pPr>
+      <w:r>
+        <w:rPr>
+          <w:lang w:val="ar_AE" w:bidi="ar_AE"/>
+        </w:rPr>
+      </w:r>
+      <w:r>
+        <w:rPr>
+          <w:b/>
+          <w:lang w:val="ar_AE" w:bidi="ar_AE"/>
+        </w:rPr>
         <w:t>"</w:t>
       </w:r>
       <w:r>
@@ -27965,6 +31722,23 @@
           <w:b/>
           <w:lang w:val="ar_AE" w:bidi="ar_AE"/>
         </w:rPr>
+        <w:t>ἀπηλλοτριωμένοι τῆς ζωῆς τοῦ Θεοῦ, διὰ τὴν ἄγνοιαν τὴν οὖσαν ἐν αὐτοῖς</w:t>
+      </w:r>
+    </w:p>
+    <w:p>
+      <w:pPr>
+        <w:bidi/>
+      </w:pPr>
+      <w:r>
+        <w:rPr>
+          <w:lang w:val="ar_AE" w:bidi="ar_AE"/>
+        </w:rPr>
+      </w:r>
+      <w:r>
+        <w:rPr>
+          <w:b/>
+          <w:lang w:val="ar_AE" w:bidi="ar_AE"/>
+        </w:rPr>
         <w:t>"</w:t>
       </w:r>
       <w:r>
@@ -28071,6 +31845,23 @@
           <w:b/>
           <w:lang w:val="ar_AE" w:bidi="ar_AE"/>
         </w:rPr>
+        <w:t>ἀπηλλοτριωμένοι</w:t>
+      </w:r>
+    </w:p>
+    <w:p>
+      <w:pPr>
+        <w:bidi/>
+      </w:pPr>
+      <w:r>
+        <w:rPr>
+          <w:lang w:val="ar_AE" w:bidi="ar_AE"/>
+        </w:rPr>
+      </w:r>
+      <w:r>
+        <w:rPr>
+          <w:b/>
+          <w:lang w:val="ar_AE" w:bidi="ar_AE"/>
+        </w:rPr>
         <w:t>"</w:t>
       </w:r>
       <w:r>
@@ -28155,6 +31946,23 @@
           <w:b/>
           <w:lang w:val="ar_AE" w:bidi="ar_AE"/>
         </w:rPr>
+        <w:t>ἄγνοιαν</w:t>
+      </w:r>
+    </w:p>
+    <w:p>
+      <w:pPr>
+        <w:bidi/>
+      </w:pPr>
+      <w:r>
+        <w:rPr>
+          <w:lang w:val="ar_AE" w:bidi="ar_AE"/>
+        </w:rPr>
+      </w:r>
+      <w:r>
+        <w:rPr>
+          <w:b/>
+          <w:lang w:val="ar_AE" w:bidi="ar_AE"/>
+        </w:rPr>
         <w:t>"</w:t>
       </w:r>
       <w:r>
@@ -28239,6 +32047,23 @@
           <w:b/>
           <w:lang w:val="ar_AE" w:bidi="ar_AE"/>
         </w:rPr>
+        <w:t>διὰ τὴν πώρωσιν τῆς καρδίας αὐτῶν</w:t>
+      </w:r>
+    </w:p>
+    <w:p>
+      <w:pPr>
+        <w:bidi/>
+      </w:pPr>
+      <w:r>
+        <w:rPr>
+          <w:lang w:val="ar_AE" w:bidi="ar_AE"/>
+        </w:rPr>
+      </w:r>
+      <w:r>
+        <w:rPr>
+          <w:b/>
+          <w:lang w:val="ar_AE" w:bidi="ar_AE"/>
+        </w:rPr>
         <w:t>"</w:t>
       </w:r>
       <w:r>
@@ -28358,6 +32183,23 @@
           <w:b/>
           <w:lang w:val="ar_AE" w:bidi="ar_AE"/>
         </w:rPr>
+        <w:t>διὰ</w:t>
+      </w:r>
+    </w:p>
+    <w:p>
+      <w:pPr>
+        <w:bidi/>
+      </w:pPr>
+      <w:r>
+        <w:rPr>
+          <w:lang w:val="ar_AE" w:bidi="ar_AE"/>
+        </w:rPr>
+      </w:r>
+      <w:r>
+        <w:rPr>
+          <w:b/>
+          <w:lang w:val="ar_AE" w:bidi="ar_AE"/>
+        </w:rPr>
         <w:t>"</w:t>
       </w:r>
       <w:r>
@@ -28477,6 +32319,23 @@
           <w:b/>
           <w:lang w:val="ar_AE" w:bidi="ar_AE"/>
         </w:rPr>
+        <w:t>διὰ</w:t>
+      </w:r>
+    </w:p>
+    <w:p>
+      <w:pPr>
+        <w:bidi/>
+      </w:pPr>
+      <w:r>
+        <w:rPr>
+          <w:lang w:val="ar_AE" w:bidi="ar_AE"/>
+        </w:rPr>
+      </w:r>
+      <w:r>
+        <w:rPr>
+          <w:b/>
+          <w:lang w:val="ar_AE" w:bidi="ar_AE"/>
+        </w:rPr>
         <w:t>"</w:t>
       </w:r>
       <w:r>
@@ -28596,6 +32455,23 @@
           <w:b/>
           <w:lang w:val="ar_AE" w:bidi="ar_AE"/>
         </w:rPr>
+        <w:t>ἑαυτοὺς παρέδωκαν τῇ ἀσελγείᾳ</w:t>
+      </w:r>
+    </w:p>
+    <w:p>
+      <w:pPr>
+        <w:bidi/>
+      </w:pPr>
+      <w:r>
+        <w:rPr>
+          <w:lang w:val="ar_AE" w:bidi="ar_AE"/>
+        </w:rPr>
+      </w:r>
+      <w:r>
+        <w:rPr>
+          <w:b/>
+          <w:lang w:val="ar_AE" w:bidi="ar_AE"/>
+        </w:rPr>
         <w:t>"</w:t>
       </w:r>
       <w:r>
@@ -28747,7 +32623,7 @@
         </w:rPr>
         <w:t xml:space="preserve"> إلى الطريقة التي تعيش بها الأمم، كما تم وصفه في </w:t>
       </w:r>
-      <w:hyperlink r:id="rId19">
+      <w:hyperlink r:id="rId21">
         <w:r>
           <w:rPr>
             <w:lang w:val="ar_AE" w:bidi="ar_AE"/>
@@ -28817,6 +32693,23 @@
           <w:b/>
           <w:lang w:val="ar_AE" w:bidi="ar_AE"/>
         </w:rPr>
+        <w:t>δὲ</w:t>
+      </w:r>
+    </w:p>
+    <w:p>
+      <w:pPr>
+        <w:bidi/>
+      </w:pPr>
+      <w:r>
+        <w:rPr>
+          <w:lang w:val="ar_AE" w:bidi="ar_AE"/>
+        </w:rPr>
+      </w:r>
+      <w:r>
+        <w:rPr>
+          <w:b/>
+          <w:lang w:val="ar_AE" w:bidi="ar_AE"/>
+        </w:rPr>
         <w:t>"</w:t>
       </w:r>
       <w:r>
@@ -28936,6 +32829,23 @@
           <w:b/>
           <w:lang w:val="ar_AE" w:bidi="ar_AE"/>
         </w:rPr>
+        <w:t>εἴ γε αὐτὸν ἠκούσατε καὶ ἐν αὐτῷ ἐδιδάχθητε</w:t>
+      </w:r>
+    </w:p>
+    <w:p>
+      <w:pPr>
+        <w:bidi/>
+      </w:pPr>
+      <w:r>
+        <w:rPr>
+          <w:lang w:val="ar_AE" w:bidi="ar_AE"/>
+        </w:rPr>
+      </w:r>
+      <w:r>
+        <w:rPr>
+          <w:b/>
+          <w:lang w:val="ar_AE" w:bidi="ar_AE"/>
+        </w:rPr>
         <w:t>"</w:t>
       </w:r>
       <w:r>
@@ -29068,6 +32978,23 @@
           <w:b/>
           <w:lang w:val="ar_AE" w:bidi="ar_AE"/>
         </w:rPr>
+        <w:t>ἐν αὐτῷ ἐδιδάχθητε</w:t>
+      </w:r>
+    </w:p>
+    <w:p>
+      <w:pPr>
+        <w:bidi/>
+      </w:pPr>
+      <w:r>
+        <w:rPr>
+          <w:lang w:val="ar_AE" w:bidi="ar_AE"/>
+        </w:rPr>
+      </w:r>
+      <w:r>
+        <w:rPr>
+          <w:b/>
+          <w:lang w:val="ar_AE" w:bidi="ar_AE"/>
+        </w:rPr>
         <w:t>"</w:t>
       </w:r>
       <w:r>
@@ -29174,6 +33101,23 @@
           <w:b/>
           <w:lang w:val="ar_AE" w:bidi="ar_AE"/>
         </w:rPr>
+        <w:t>καθώς ἐστιν ἀλήθεια ἐν τῷ Ἰησοῦ</w:t>
+      </w:r>
+    </w:p>
+    <w:p>
+      <w:pPr>
+        <w:bidi/>
+      </w:pPr>
+      <w:r>
+        <w:rPr>
+          <w:lang w:val="ar_AE" w:bidi="ar_AE"/>
+        </w:rPr>
+      </w:r>
+      <w:r>
+        <w:rPr>
+          <w:b/>
+          <w:lang w:val="ar_AE" w:bidi="ar_AE"/>
+        </w:rPr>
         <w:t>"</w:t>
       </w:r>
       <w:r>
@@ -29258,6 +33202,23 @@
           <w:b/>
           <w:lang w:val="ar_AE" w:bidi="ar_AE"/>
         </w:rPr>
+        <w:t>ἀποθέσθαι ὑμᾶς κατὰ τὴν προτέραν ἀναστροφὴν</w:t>
+      </w:r>
+    </w:p>
+    <w:p>
+      <w:pPr>
+        <w:bidi/>
+      </w:pPr>
+      <w:r>
+        <w:rPr>
+          <w:lang w:val="ar_AE" w:bidi="ar_AE"/>
+        </w:rPr>
+      </w:r>
+      <w:r>
+        <w:rPr>
+          <w:b/>
+          <w:lang w:val="ar_AE" w:bidi="ar_AE"/>
+        </w:rPr>
         <w:t>"</w:t>
       </w:r>
       <w:r>
@@ -29364,6 +33325,23 @@
           <w:b/>
           <w:lang w:val="ar_AE" w:bidi="ar_AE"/>
         </w:rPr>
+        <w:t>ἀποθέσθαι ὑμᾶς κατὰ τὴν προτέραν ἀναστροφὴν τὸν παλαιὸν ἄνθρωπον</w:t>
+      </w:r>
+    </w:p>
+    <w:p>
+      <w:pPr>
+        <w:bidi/>
+      </w:pPr>
+      <w:r>
+        <w:rPr>
+          <w:lang w:val="ar_AE" w:bidi="ar_AE"/>
+        </w:rPr>
+      </w:r>
+      <w:r>
+        <w:rPr>
+          <w:b/>
+          <w:lang w:val="ar_AE" w:bidi="ar_AE"/>
+        </w:rPr>
         <w:t>"</w:t>
       </w:r>
       <w:r>
@@ -29470,6 +33448,23 @@
           <w:b/>
           <w:lang w:val="ar_AE" w:bidi="ar_AE"/>
         </w:rPr>
+        <w:t>τὸν παλαιὸν ἄνθρωπον</w:t>
+      </w:r>
+    </w:p>
+    <w:p>
+      <w:pPr>
+        <w:bidi/>
+      </w:pPr>
+      <w:r>
+        <w:rPr>
+          <w:lang w:val="ar_AE" w:bidi="ar_AE"/>
+        </w:rPr>
+      </w:r>
+      <w:r>
+        <w:rPr>
+          <w:b/>
+          <w:lang w:val="ar_AE" w:bidi="ar_AE"/>
+        </w:rPr>
         <w:t>"</w:t>
       </w:r>
       <w:r>
@@ -29695,6 +33690,23 @@
           <w:b/>
           <w:lang w:val="ar_AE" w:bidi="ar_AE"/>
         </w:rPr>
+        <w:t>ἀνανεοῦσθαι &amp; τῷ πνεύματι τοῦ νοὸς ὑμῶν</w:t>
+      </w:r>
+    </w:p>
+    <w:p>
+      <w:pPr>
+        <w:bidi/>
+      </w:pPr>
+      <w:r>
+        <w:rPr>
+          <w:lang w:val="ar_AE" w:bidi="ar_AE"/>
+        </w:rPr>
+      </w:r>
+      <w:r>
+        <w:rPr>
+          <w:b/>
+          <w:lang w:val="ar_AE" w:bidi="ar_AE"/>
+        </w:rPr>
         <w:t>"</w:t>
       </w:r>
       <w:r>
@@ -29801,6 +33813,23 @@
           <w:b/>
           <w:lang w:val="ar_AE" w:bidi="ar_AE"/>
         </w:rPr>
+        <w:t>ἐν δικαιοσύνῃ καὶ ὁσιότητι τῆς ἀληθείας</w:t>
+      </w:r>
+    </w:p>
+    <w:p>
+      <w:pPr>
+        <w:bidi/>
+      </w:pPr>
+      <w:r>
+        <w:rPr>
+          <w:lang w:val="ar_AE" w:bidi="ar_AE"/>
+        </w:rPr>
+      </w:r>
+      <w:r>
+        <w:rPr>
+          <w:b/>
+          <w:lang w:val="ar_AE" w:bidi="ar_AE"/>
+        </w:rPr>
         <w:t>"</w:t>
       </w:r>
       <w:r>
@@ -29946,6 +33975,23 @@
           <w:b/>
           <w:lang w:val="ar_AE" w:bidi="ar_AE"/>
         </w:rPr>
+        <w:t>ἐνδύσασθαι τὸν καινὸν ἄνθρωπον</w:t>
+      </w:r>
+    </w:p>
+    <w:p>
+      <w:pPr>
+        <w:bidi/>
+      </w:pPr>
+      <w:r>
+        <w:rPr>
+          <w:lang w:val="ar_AE" w:bidi="ar_AE"/>
+        </w:rPr>
+      </w:r>
+      <w:r>
+        <w:rPr>
+          <w:b/>
+          <w:lang w:val="ar_AE" w:bidi="ar_AE"/>
+        </w:rPr>
         <w:t>"</w:t>
       </w:r>
       <w:r>
@@ -30065,6 +34111,23 @@
           <w:b/>
           <w:lang w:val="ar_AE" w:bidi="ar_AE"/>
         </w:rPr>
+        <w:t>διὸ</w:t>
+      </w:r>
+    </w:p>
+    <w:p>
+      <w:pPr>
+        <w:bidi/>
+      </w:pPr>
+      <w:r>
+        <w:rPr>
+          <w:lang w:val="ar_AE" w:bidi="ar_AE"/>
+        </w:rPr>
+      </w:r>
+      <w:r>
+        <w:rPr>
+          <w:b/>
+          <w:lang w:val="ar_AE" w:bidi="ar_AE"/>
+        </w:rPr>
         <w:t>"</w:t>
       </w:r>
       <w:r>
@@ -30184,6 +34247,23 @@
           <w:b/>
           <w:lang w:val="ar_AE" w:bidi="ar_AE"/>
         </w:rPr>
+        <w:t>ἀποθέμενοι τὸ ψεῦδος</w:t>
+      </w:r>
+    </w:p>
+    <w:p>
+      <w:pPr>
+        <w:bidi/>
+      </w:pPr>
+      <w:r>
+        <w:rPr>
+          <w:lang w:val="ar_AE" w:bidi="ar_AE"/>
+        </w:rPr>
+      </w:r>
+      <w:r>
+        <w:rPr>
+          <w:b/>
+          <w:lang w:val="ar_AE" w:bidi="ar_AE"/>
+        </w:rPr>
         <w:t>"</w:t>
       </w:r>
       <w:r>
@@ -30290,6 +34370,23 @@
           <w:b/>
           <w:lang w:val="ar_AE" w:bidi="ar_AE"/>
         </w:rPr>
+        <w:t>λαλεῖτε ἀλήθειαν ἕκαστος</w:t>
+      </w:r>
+    </w:p>
+    <w:p>
+      <w:pPr>
+        <w:bidi/>
+      </w:pPr>
+      <w:r>
+        <w:rPr>
+          <w:lang w:val="ar_AE" w:bidi="ar_AE"/>
+        </w:rPr>
+      </w:r>
+      <w:r>
+        <w:rPr>
+          <w:b/>
+          <w:lang w:val="ar_AE" w:bidi="ar_AE"/>
+        </w:rPr>
         <w:t>"</w:t>
       </w:r>
       <w:r>
@@ -30409,6 +34506,23 @@
           <w:b/>
           <w:lang w:val="ar_AE" w:bidi="ar_AE"/>
         </w:rPr>
+        <w:t>ὅτι</w:t>
+      </w:r>
+    </w:p>
+    <w:p>
+      <w:pPr>
+        <w:bidi/>
+      </w:pPr>
+      <w:r>
+        <w:rPr>
+          <w:lang w:val="ar_AE" w:bidi="ar_AE"/>
+        </w:rPr>
+      </w:r>
+      <w:r>
+        <w:rPr>
+          <w:b/>
+          <w:lang w:val="ar_AE" w:bidi="ar_AE"/>
+        </w:rPr>
         <w:t>"</w:t>
       </w:r>
       <w:r>
@@ -30528,6 +34642,23 @@
           <w:b/>
           <w:lang w:val="ar_AE" w:bidi="ar_AE"/>
         </w:rPr>
+        <w:t>ἐσμὲν ἀλλήλων μέλη</w:t>
+      </w:r>
+    </w:p>
+    <w:p>
+      <w:pPr>
+        <w:bidi/>
+      </w:pPr>
+      <w:r>
+        <w:rPr>
+          <w:lang w:val="ar_AE" w:bidi="ar_AE"/>
+        </w:rPr>
+      </w:r>
+      <w:r>
+        <w:rPr>
+          <w:b/>
+          <w:lang w:val="ar_AE" w:bidi="ar_AE"/>
+        </w:rPr>
         <w:t>"</w:t>
       </w:r>
       <w:r>
@@ -30634,6 +34765,23 @@
           <w:b/>
           <w:lang w:val="ar_AE" w:bidi="ar_AE"/>
         </w:rPr>
+        <w:t>ὀργίζεσθε, καὶ μὴ ἁμαρτάνετε</w:t>
+      </w:r>
+    </w:p>
+    <w:p>
+      <w:pPr>
+        <w:bidi/>
+      </w:pPr>
+      <w:r>
+        <w:rPr>
+          <w:lang w:val="ar_AE" w:bidi="ar_AE"/>
+        </w:rPr>
+      </w:r>
+      <w:r>
+        <w:rPr>
+          <w:b/>
+          <w:lang w:val="ar_AE" w:bidi="ar_AE"/>
+        </w:rPr>
         <w:t>"</w:t>
       </w:r>
       <w:r>
@@ -30718,6 +34866,23 @@
           <w:b/>
           <w:lang w:val="ar_AE" w:bidi="ar_AE"/>
         </w:rPr>
+        <w:t>ὁ ἥλιος μὴ ἐπιδυέτω ἐπὶ παροργισμῷ ὑμῶν</w:t>
+      </w:r>
+    </w:p>
+    <w:p>
+      <w:pPr>
+        <w:bidi/>
+      </w:pPr>
+      <w:r>
+        <w:rPr>
+          <w:lang w:val="ar_AE" w:bidi="ar_AE"/>
+        </w:rPr>
+      </w:r>
+      <w:r>
+        <w:rPr>
+          <w:b/>
+          <w:lang w:val="ar_AE" w:bidi="ar_AE"/>
+        </w:rPr>
         <w:t>"</w:t>
       </w:r>
       <w:r>
@@ -30850,6 +35015,23 @@
           <w:b/>
           <w:lang w:val="ar_AE" w:bidi="ar_AE"/>
         </w:rPr>
+        <w:t>μηδὲ δίδοτε τόπον τῷ διαβόλῳ</w:t>
+      </w:r>
+    </w:p>
+    <w:p>
+      <w:pPr>
+        <w:bidi/>
+      </w:pPr>
+      <w:r>
+        <w:rPr>
+          <w:lang w:val="ar_AE" w:bidi="ar_AE"/>
+        </w:rPr>
+      </w:r>
+      <w:r>
+        <w:rPr>
+          <w:b/>
+          <w:lang w:val="ar_AE" w:bidi="ar_AE"/>
+        </w:rPr>
         <w:t>"</w:t>
       </w:r>
       <w:r>
@@ -30934,6 +35116,23 @@
           <w:b/>
           <w:lang w:val="ar_AE" w:bidi="ar_AE"/>
         </w:rPr>
+        <w:t>μᾶλλον δὲ</w:t>
+      </w:r>
+    </w:p>
+    <w:p>
+      <w:pPr>
+        <w:bidi/>
+      </w:pPr>
+      <w:r>
+        <w:rPr>
+          <w:lang w:val="ar_AE" w:bidi="ar_AE"/>
+        </w:rPr>
+      </w:r>
+      <w:r>
+        <w:rPr>
+          <w:b/>
+          <w:lang w:val="ar_AE" w:bidi="ar_AE"/>
+        </w:rPr>
         <w:t>"</w:t>
       </w:r>
       <w:r>
@@ -31053,6 +35252,23 @@
           <w:b/>
           <w:lang w:val="ar_AE" w:bidi="ar_AE"/>
         </w:rPr>
+        <w:t>ἵνα</w:t>
+      </w:r>
+    </w:p>
+    <w:p>
+      <w:pPr>
+        <w:bidi/>
+      </w:pPr>
+      <w:r>
+        <w:rPr>
+          <w:lang w:val="ar_AE" w:bidi="ar_AE"/>
+        </w:rPr>
+      </w:r>
+      <w:r>
+        <w:rPr>
+          <w:b/>
+          <w:lang w:val="ar_AE" w:bidi="ar_AE"/>
+        </w:rPr>
         <w:t>"</w:t>
       </w:r>
       <w:r>
@@ -31256,6 +35472,23 @@
           <w:b/>
           <w:lang w:val="ar_AE" w:bidi="ar_AE"/>
         </w:rPr>
+        <w:t>ἀλλ’</w:t>
+      </w:r>
+    </w:p>
+    <w:p>
+      <w:pPr>
+        <w:bidi/>
+      </w:pPr>
+      <w:r>
+        <w:rPr>
+          <w:lang w:val="ar_AE" w:bidi="ar_AE"/>
+        </w:rPr>
+      </w:r>
+      <w:r>
+        <w:rPr>
+          <w:b/>
+          <w:lang w:val="ar_AE" w:bidi="ar_AE"/>
+        </w:rPr>
         <w:t>"</w:t>
       </w:r>
       <w:r>
@@ -31375,6 +35608,23 @@
           <w:b/>
           <w:lang w:val="ar_AE" w:bidi="ar_AE"/>
         </w:rPr>
+        <w:t>πρὸς οἰκοδομὴν</w:t>
+      </w:r>
+    </w:p>
+    <w:p>
+      <w:pPr>
+        <w:bidi/>
+      </w:pPr>
+      <w:r>
+        <w:rPr>
+          <w:lang w:val="ar_AE" w:bidi="ar_AE"/>
+        </w:rPr>
+      </w:r>
+      <w:r>
+        <w:rPr>
+          <w:b/>
+          <w:lang w:val="ar_AE" w:bidi="ar_AE"/>
+        </w:rPr>
         <w:t>"</w:t>
       </w:r>
       <w:r>
@@ -31452,6 +35702,23 @@
           <w:b/>
           <w:lang w:val="ar_AE" w:bidi="ar_AE"/>
         </w:rPr>
+        <w:t>ἵνα</w:t>
+      </w:r>
+    </w:p>
+    <w:p>
+      <w:pPr>
+        <w:bidi/>
+      </w:pPr>
+      <w:r>
+        <w:rPr>
+          <w:lang w:val="ar_AE" w:bidi="ar_AE"/>
+        </w:rPr>
+      </w:r>
+      <w:r>
+        <w:rPr>
+          <w:b/>
+          <w:lang w:val="ar_AE" w:bidi="ar_AE"/>
+        </w:rPr>
         <w:t>"</w:t>
       </w:r>
       <w:r>
@@ -31571,6 +35838,23 @@
           <w:b/>
           <w:lang w:val="ar_AE" w:bidi="ar_AE"/>
         </w:rPr>
+        <w:t>τῆς χρείας, ἵνα δῷ χάριν τοῖς ἀκούουσιν</w:t>
+      </w:r>
+    </w:p>
+    <w:p>
+      <w:pPr>
+        <w:bidi/>
+      </w:pPr>
+      <w:r>
+        <w:rPr>
+          <w:lang w:val="ar_AE" w:bidi="ar_AE"/>
+        </w:rPr>
+      </w:r>
+      <w:r>
+        <w:rPr>
+          <w:b/>
+          <w:lang w:val="ar_AE" w:bidi="ar_AE"/>
+        </w:rPr>
         <w:t>"</w:t>
       </w:r>
       <w:r>
@@ -31655,6 +35939,23 @@
           <w:b/>
           <w:lang w:val="ar_AE" w:bidi="ar_AE"/>
         </w:rPr>
+        <w:t>ἵνα δῷ χάριν τοῖς ἀκούουσιν</w:t>
+      </w:r>
+    </w:p>
+    <w:p>
+      <w:pPr>
+        <w:bidi/>
+      </w:pPr>
+      <w:r>
+        <w:rPr>
+          <w:lang w:val="ar_AE" w:bidi="ar_AE"/>
+        </w:rPr>
+      </w:r>
+      <w:r>
+        <w:rPr>
+          <w:b/>
+          <w:lang w:val="ar_AE" w:bidi="ar_AE"/>
+        </w:rPr>
         <w:t>"</w:t>
       </w:r>
       <w:r>
@@ -31774,6 +36075,23 @@
           <w:b/>
           <w:lang w:val="ar_AE" w:bidi="ar_AE"/>
         </w:rPr>
+        <w:t>μὴ λυπεῖτε</w:t>
+      </w:r>
+    </w:p>
+    <w:p>
+      <w:pPr>
+        <w:bidi/>
+      </w:pPr>
+      <w:r>
+        <w:rPr>
+          <w:lang w:val="ar_AE" w:bidi="ar_AE"/>
+        </w:rPr>
+      </w:r>
+      <w:r>
+        <w:rPr>
+          <w:b/>
+          <w:lang w:val="ar_AE" w:bidi="ar_AE"/>
+        </w:rPr>
         <w:t>"</w:t>
       </w:r>
       <w:r>
@@ -31858,6 +36176,23 @@
           <w:b/>
           <w:lang w:val="ar_AE" w:bidi="ar_AE"/>
         </w:rPr>
+        <w:t>ἐν ᾧ ἐσφραγίσθητε εἰς ἡμέραν ἀπολυτρώσεως</w:t>
+      </w:r>
+    </w:p>
+    <w:p>
+      <w:pPr>
+        <w:bidi/>
+      </w:pPr>
+      <w:r>
+        <w:rPr>
+          <w:lang w:val="ar_AE" w:bidi="ar_AE"/>
+        </w:rPr>
+      </w:r>
+      <w:r>
+        <w:rPr>
+          <w:b/>
+          <w:lang w:val="ar_AE" w:bidi="ar_AE"/>
+        </w:rPr>
         <w:t>"</w:t>
       </w:r>
       <w:r>
@@ -31964,6 +36299,23 @@
           <w:b/>
           <w:lang w:val="ar_AE" w:bidi="ar_AE"/>
         </w:rPr>
+        <w:t>ἐν ᾧ ἐσφραγίσθητε εἰς ἡμέραν ἀπολυτρώσεως</w:t>
+      </w:r>
+    </w:p>
+    <w:p>
+      <w:pPr>
+        <w:bidi/>
+      </w:pPr>
+      <w:r>
+        <w:rPr>
+          <w:lang w:val="ar_AE" w:bidi="ar_AE"/>
+        </w:rPr>
+      </w:r>
+      <w:r>
+        <w:rPr>
+          <w:b/>
+          <w:lang w:val="ar_AE" w:bidi="ar_AE"/>
+        </w:rPr>
         <w:t>"</w:t>
       </w:r>
       <w:r>
@@ -32246,6 +36598,23 @@
           <w:b/>
           <w:lang w:val="ar_AE" w:bidi="ar_AE"/>
         </w:rPr>
+        <w:t>πικρία, καὶ θυμὸς, καὶ ὀργὴ</w:t>
+      </w:r>
+    </w:p>
+    <w:p>
+      <w:pPr>
+        <w:bidi/>
+      </w:pPr>
+      <w:r>
+        <w:rPr>
+          <w:lang w:val="ar_AE" w:bidi="ar_AE"/>
+        </w:rPr>
+      </w:r>
+      <w:r>
+        <w:rPr>
+          <w:b/>
+          <w:lang w:val="ar_AE" w:bidi="ar_AE"/>
+        </w:rPr>
         <w:t>"</w:t>
       </w:r>
       <w:r>
@@ -32391,6 +36760,23 @@
           <w:b/>
           <w:lang w:val="ar_AE" w:bidi="ar_AE"/>
         </w:rPr>
+        <w:t>κακίᾳ</w:t>
+      </w:r>
+    </w:p>
+    <w:p>
+      <w:pPr>
+        <w:bidi/>
+      </w:pPr>
+      <w:r>
+        <w:rPr>
+          <w:lang w:val="ar_AE" w:bidi="ar_AE"/>
+        </w:rPr>
+      </w:r>
+      <w:r>
+        <w:rPr>
+          <w:b/>
+          <w:lang w:val="ar_AE" w:bidi="ar_AE"/>
+        </w:rPr>
         <w:t>"مكر"</w:t>
       </w:r>
     </w:p>
@@ -32496,6 +36882,23 @@
           <w:b/>
           <w:lang w:val="ar_AE" w:bidi="ar_AE"/>
         </w:rPr>
+        <w:t>δὲ</w:t>
+      </w:r>
+    </w:p>
+    <w:p>
+      <w:pPr>
+        <w:bidi/>
+      </w:pPr>
+      <w:r>
+        <w:rPr>
+          <w:lang w:val="ar_AE" w:bidi="ar_AE"/>
+        </w:rPr>
+      </w:r>
+      <w:r>
+        <w:rPr>
+          <w:b/>
+          <w:lang w:val="ar_AE" w:bidi="ar_AE"/>
+        </w:rPr>
         <w:t>"عوضاً عن ذلك"</w:t>
       </w:r>
     </w:p>
@@ -32601,6 +37004,23 @@
           <w:b/>
           <w:lang w:val="ar_AE" w:bidi="ar_AE"/>
         </w:rPr>
+        <w:t>εὔσπλαγχνοι</w:t>
+      </w:r>
+    </w:p>
+    <w:p>
+      <w:pPr>
+        <w:bidi/>
+      </w:pPr>
+      <w:r>
+        <w:rPr>
+          <w:lang w:val="ar_AE" w:bidi="ar_AE"/>
+        </w:rPr>
+      </w:r>
+      <w:r>
+        <w:rPr>
+          <w:b/>
+          <w:lang w:val="ar_AE" w:bidi="ar_AE"/>
+        </w:rPr>
         <w:t>"</w:t>
       </w:r>
       <w:r>
@@ -32911,7 +37331,7 @@
         </w:rPr>
         <w:t xml:space="preserve">علاقة سبب ونتيجة. فإن السبب (المذكور في </w:t>
       </w:r>
-      <w:hyperlink r:id="rId20">
+      <w:hyperlink r:id="rId22">
         <w:r>
           <w:rPr>
             <w:lang w:val="ar_AE" w:bidi="ar_AE"/>
@@ -33003,6 +37423,23 @@
           <w:b/>
           <w:lang w:val="ar_AE" w:bidi="ar_AE"/>
         </w:rPr>
+        <w:t>ὡς τέκνα ἀγαπητά</w:t>
+      </w:r>
+    </w:p>
+    <w:p>
+      <w:pPr>
+        <w:bidi/>
+      </w:pPr>
+      <w:r>
+        <w:rPr>
+          <w:lang w:val="ar_AE" w:bidi="ar_AE"/>
+        </w:rPr>
+      </w:r>
+      <w:r>
+        <w:rPr>
+          <w:b/>
+          <w:lang w:val="ar_AE" w:bidi="ar_AE"/>
+        </w:rPr>
         <w:t>"</w:t>
       </w:r>
       <w:r>
@@ -33122,6 +37559,23 @@
           <w:b/>
           <w:lang w:val="ar_AE" w:bidi="ar_AE"/>
         </w:rPr>
+        <w:t>περιπατεῖτε ἐν ἀγάπῃ</w:t>
+      </w:r>
+    </w:p>
+    <w:p>
+      <w:pPr>
+        <w:bidi/>
+      </w:pPr>
+      <w:r>
+        <w:rPr>
+          <w:lang w:val="ar_AE" w:bidi="ar_AE"/>
+        </w:rPr>
+      </w:r>
+      <w:r>
+        <w:rPr>
+          <w:b/>
+          <w:lang w:val="ar_AE" w:bidi="ar_AE"/>
+        </w:rPr>
         <w:t>"</w:t>
       </w:r>
       <w:r>
@@ -33241,6 +37695,23 @@
           <w:b/>
           <w:lang w:val="ar_AE" w:bidi="ar_AE"/>
         </w:rPr>
+        <w:t>προσφορὰν καὶ θυσίαν τῷ Θεῷ εἰς ὀσμὴν εὐωδίας</w:t>
+      </w:r>
+    </w:p>
+    <w:p>
+      <w:pPr>
+        <w:bidi/>
+      </w:pPr>
+      <w:r>
+        <w:rPr>
+          <w:lang w:val="ar_AE" w:bidi="ar_AE"/>
+        </w:rPr>
+      </w:r>
+      <w:r>
+        <w:rPr>
+          <w:b/>
+          <w:lang w:val="ar_AE" w:bidi="ar_AE"/>
+        </w:rPr>
         <w:t>"</w:t>
       </w:r>
       <w:r>
@@ -33360,6 +37831,23 @@
           <w:b/>
           <w:lang w:val="ar_AE" w:bidi="ar_AE"/>
         </w:rPr>
+        <w:t>πορνεία δὲ, καὶ ἀκαθαρσία πᾶσα, ἢ πλεονεξία, μηδὲ ὀνομαζέσθω ἐν ὑμῖν</w:t>
+      </w:r>
+    </w:p>
+    <w:p>
+      <w:pPr>
+        <w:bidi/>
+      </w:pPr>
+      <w:r>
+        <w:rPr>
+          <w:lang w:val="ar_AE" w:bidi="ar_AE"/>
+        </w:rPr>
+      </w:r>
+      <w:r>
+        <w:rPr>
+          <w:b/>
+          <w:lang w:val="ar_AE" w:bidi="ar_AE"/>
+        </w:rPr>
         <w:t>"</w:t>
       </w:r>
       <w:r>
@@ -33466,6 +37954,23 @@
           <w:b/>
           <w:lang w:val="ar_AE" w:bidi="ar_AE"/>
         </w:rPr>
+        <w:t>δὲ</w:t>
+      </w:r>
+    </w:p>
+    <w:p>
+      <w:pPr>
+        <w:bidi/>
+      </w:pPr>
+      <w:r>
+        <w:rPr>
+          <w:lang w:val="ar_AE" w:bidi="ar_AE"/>
+        </w:rPr>
+      </w:r>
+      <w:r>
+        <w:rPr>
+          <w:b/>
+          <w:lang w:val="ar_AE" w:bidi="ar_AE"/>
+        </w:rPr>
         <w:t>"</w:t>
       </w:r>
       <w:r>
@@ -33585,6 +38090,23 @@
           <w:b/>
           <w:lang w:val="ar_AE" w:bidi="ar_AE"/>
         </w:rPr>
+        <w:t>ἀκαθαρσία πᾶσα</w:t>
+      </w:r>
+    </w:p>
+    <w:p>
+      <w:pPr>
+        <w:bidi/>
+      </w:pPr>
+      <w:r>
+        <w:rPr>
+          <w:lang w:val="ar_AE" w:bidi="ar_AE"/>
+        </w:rPr>
+      </w:r>
+      <w:r>
+        <w:rPr>
+          <w:b/>
+          <w:lang w:val="ar_AE" w:bidi="ar_AE"/>
+        </w:rPr>
         <w:t>"</w:t>
       </w:r>
       <w:r>
@@ -33766,6 +38288,23 @@
           <w:b/>
           <w:lang w:val="ar_AE" w:bidi="ar_AE"/>
         </w:rPr>
+        <w:t>ἀλλὰ μᾶλλον</w:t>
+      </w:r>
+    </w:p>
+    <w:p>
+      <w:pPr>
+        <w:bidi/>
+      </w:pPr>
+      <w:r>
+        <w:rPr>
+          <w:lang w:val="ar_AE" w:bidi="ar_AE"/>
+        </w:rPr>
+      </w:r>
+      <w:r>
+        <w:rPr>
+          <w:b/>
+          <w:lang w:val="ar_AE" w:bidi="ar_AE"/>
+        </w:rPr>
         <w:t>"</w:t>
       </w:r>
       <w:r>
@@ -33885,6 +38424,23 @@
           <w:b/>
           <w:lang w:val="ar_AE" w:bidi="ar_AE"/>
         </w:rPr>
+        <w:t>ἀκάθαρτος</w:t>
+      </w:r>
+    </w:p>
+    <w:p>
+      <w:pPr>
+        <w:bidi/>
+      </w:pPr>
+      <w:r>
+        <w:rPr>
+          <w:lang w:val="ar_AE" w:bidi="ar_AE"/>
+        </w:rPr>
+      </w:r>
+      <w:r>
+        <w:rPr>
+          <w:b/>
+          <w:lang w:val="ar_AE" w:bidi="ar_AE"/>
+        </w:rPr>
         <w:t>"</w:t>
       </w:r>
       <w:r>
@@ -34004,6 +38560,23 @@
           <w:b/>
           <w:lang w:val="ar_AE" w:bidi="ar_AE"/>
         </w:rPr>
+        <w:t>οὐκ ἔχει κληρονομίαν</w:t>
+      </w:r>
+    </w:p>
+    <w:p>
+      <w:pPr>
+        <w:bidi/>
+      </w:pPr>
+      <w:r>
+        <w:rPr>
+          <w:lang w:val="ar_AE" w:bidi="ar_AE"/>
+        </w:rPr>
+      </w:r>
+      <w:r>
+        <w:rPr>
+          <w:b/>
+          <w:lang w:val="ar_AE" w:bidi="ar_AE"/>
+        </w:rPr>
         <w:t>"</w:t>
       </w:r>
       <w:r>
@@ -34110,6 +38683,23 @@
           <w:b/>
           <w:lang w:val="ar_AE" w:bidi="ar_AE"/>
         </w:rPr>
+        <w:t>κενοῖς λόγοις</w:t>
+      </w:r>
+    </w:p>
+    <w:p>
+      <w:pPr>
+        <w:bidi/>
+      </w:pPr>
+      <w:r>
+        <w:rPr>
+          <w:lang w:val="ar_AE" w:bidi="ar_AE"/>
+        </w:rPr>
+      </w:r>
+      <w:r>
+        <w:rPr>
+          <w:b/>
+          <w:lang w:val="ar_AE" w:bidi="ar_AE"/>
+        </w:rPr>
         <w:t>"</w:t>
       </w:r>
       <w:r>
@@ -34194,6 +38784,23 @@
           <w:b/>
           <w:lang w:val="ar_AE" w:bidi="ar_AE"/>
         </w:rPr>
+        <w:t>γὰρ</w:t>
+      </w:r>
+    </w:p>
+    <w:p>
+      <w:pPr>
+        <w:bidi/>
+      </w:pPr>
+      <w:r>
+        <w:rPr>
+          <w:lang w:val="ar_AE" w:bidi="ar_AE"/>
+        </w:rPr>
+      </w:r>
+      <w:r>
+        <w:rPr>
+          <w:b/>
+          <w:lang w:val="ar_AE" w:bidi="ar_AE"/>
+        </w:rPr>
         <w:t>"</w:t>
       </w:r>
       <w:r>
@@ -34313,6 +38920,23 @@
           <w:b/>
           <w:lang w:val="ar_AE" w:bidi="ar_AE"/>
         </w:rPr>
+        <w:t>ἔρχεται ἡ ὀργὴ τοῦ Θεοῦ ἐπὶ</w:t>
+      </w:r>
+    </w:p>
+    <w:p>
+      <w:pPr>
+        <w:bidi/>
+      </w:pPr>
+      <w:r>
+        <w:rPr>
+          <w:lang w:val="ar_AE" w:bidi="ar_AE"/>
+        </w:rPr>
+      </w:r>
+      <w:r>
+        <w:rPr>
+          <w:b/>
+          <w:lang w:val="ar_AE" w:bidi="ar_AE"/>
+        </w:rPr>
         <w:t>"</w:t>
       </w:r>
       <w:r>
@@ -34432,6 +39056,23 @@
           <w:b/>
           <w:lang w:val="ar_AE" w:bidi="ar_AE"/>
         </w:rPr>
+        <w:t>τοὺς υἱοὺς τῆς ἀπειθείας</w:t>
+      </w:r>
+    </w:p>
+    <w:p>
+      <w:pPr>
+        <w:bidi/>
+      </w:pPr>
+      <w:r>
+        <w:rPr>
+          <w:lang w:val="ar_AE" w:bidi="ar_AE"/>
+        </w:rPr>
+      </w:r>
+      <w:r>
+        <w:rPr>
+          <w:b/>
+          <w:lang w:val="ar_AE" w:bidi="ar_AE"/>
+        </w:rPr>
         <w:t>"</w:t>
       </w:r>
       <w:r>
@@ -34538,6 +39179,23 @@
           <w:b/>
           <w:lang w:val="ar_AE" w:bidi="ar_AE"/>
         </w:rPr>
+        <w:t>οὖν</w:t>
+      </w:r>
+    </w:p>
+    <w:p>
+      <w:pPr>
+        <w:bidi/>
+      </w:pPr>
+      <w:r>
+        <w:rPr>
+          <w:lang w:val="ar_AE" w:bidi="ar_AE"/>
+        </w:rPr>
+      </w:r>
+      <w:r>
+        <w:rPr>
+          <w:b/>
+          <w:lang w:val="ar_AE" w:bidi="ar_AE"/>
+        </w:rPr>
         <w:t>"</w:t>
       </w:r>
       <w:r>
@@ -34657,6 +39315,23 @@
           <w:b/>
           <w:lang w:val="ar_AE" w:bidi="ar_AE"/>
         </w:rPr>
+        <w:t>ἦτε γάρ ποτε σκότος</w:t>
+      </w:r>
+    </w:p>
+    <w:p>
+      <w:pPr>
+        <w:bidi/>
+      </w:pPr>
+      <w:r>
+        <w:rPr>
+          <w:lang w:val="ar_AE" w:bidi="ar_AE"/>
+        </w:rPr>
+      </w:r>
+      <w:r>
+        <w:rPr>
+          <w:b/>
+          <w:lang w:val="ar_AE" w:bidi="ar_AE"/>
+        </w:rPr>
         <w:t>"</w:t>
       </w:r>
       <w:r>
@@ -34763,6 +39438,23 @@
           <w:b/>
           <w:lang w:val="ar_AE" w:bidi="ar_AE"/>
         </w:rPr>
+        <w:t>γάρ</w:t>
+      </w:r>
+    </w:p>
+    <w:p>
+      <w:pPr>
+        <w:bidi/>
+      </w:pPr>
+      <w:r>
+        <w:rPr>
+          <w:lang w:val="ar_AE" w:bidi="ar_AE"/>
+        </w:rPr>
+      </w:r>
+      <w:r>
+        <w:rPr>
+          <w:b/>
+          <w:lang w:val="ar_AE" w:bidi="ar_AE"/>
+        </w:rPr>
         <w:t>"</w:t>
       </w:r>
       <w:r>
@@ -34882,6 +39574,23 @@
           <w:b/>
           <w:lang w:val="ar_AE" w:bidi="ar_AE"/>
         </w:rPr>
+        <w:t>νῦν δὲ φῶς ἐν Κυρίῳ</w:t>
+      </w:r>
+    </w:p>
+    <w:p>
+      <w:pPr>
+        <w:bidi/>
+      </w:pPr>
+      <w:r>
+        <w:rPr>
+          <w:lang w:val="ar_AE" w:bidi="ar_AE"/>
+        </w:rPr>
+      </w:r>
+      <w:r>
+        <w:rPr>
+          <w:b/>
+          <w:lang w:val="ar_AE" w:bidi="ar_AE"/>
+        </w:rPr>
         <w:t>"</w:t>
       </w:r>
       <w:r>
@@ -35001,6 +39710,23 @@
           <w:b/>
           <w:lang w:val="ar_AE" w:bidi="ar_AE"/>
         </w:rPr>
+        <w:t>δὲ</w:t>
+      </w:r>
+    </w:p>
+    <w:p>
+      <w:pPr>
+        <w:bidi/>
+      </w:pPr>
+      <w:r>
+        <w:rPr>
+          <w:lang w:val="ar_AE" w:bidi="ar_AE"/>
+        </w:rPr>
+      </w:r>
+      <w:r>
+        <w:rPr>
+          <w:b/>
+          <w:lang w:val="ar_AE" w:bidi="ar_AE"/>
+        </w:rPr>
         <w:t>"</w:t>
       </w:r>
       <w:r>
@@ -35120,6 +39846,23 @@
           <w:b/>
           <w:lang w:val="ar_AE" w:bidi="ar_AE"/>
         </w:rPr>
+        <w:t>ὡς τέκνα φωτὸς περιπατεῖτε</w:t>
+      </w:r>
+    </w:p>
+    <w:p>
+      <w:pPr>
+        <w:bidi/>
+      </w:pPr>
+      <w:r>
+        <w:rPr>
+          <w:lang w:val="ar_AE" w:bidi="ar_AE"/>
+        </w:rPr>
+      </w:r>
+      <w:r>
+        <w:rPr>
+          <w:b/>
+          <w:lang w:val="ar_AE" w:bidi="ar_AE"/>
+        </w:rPr>
         <w:t>"</w:t>
       </w:r>
       <w:r>
@@ -35226,6 +39969,23 @@
           <w:b/>
           <w:lang w:val="ar_AE" w:bidi="ar_AE"/>
         </w:rPr>
+        <w:t>ὡς τέκνα φωτὸς</w:t>
+      </w:r>
+    </w:p>
+    <w:p>
+      <w:pPr>
+        <w:bidi/>
+      </w:pPr>
+      <w:r>
+        <w:rPr>
+          <w:lang w:val="ar_AE" w:bidi="ar_AE"/>
+        </w:rPr>
+      </w:r>
+      <w:r>
+        <w:rPr>
+          <w:b/>
+          <w:lang w:val="ar_AE" w:bidi="ar_AE"/>
+        </w:rPr>
         <w:t>"</w:t>
       </w:r>
       <w:r>
@@ -35345,6 +40105,23 @@
           <w:b/>
           <w:lang w:val="ar_AE" w:bidi="ar_AE"/>
         </w:rPr>
+        <w:t>ὁ &amp; καρπὸς τοῦ φωτὸς ἐν πάσῃ ἀγαθωσύνῃ, καὶ δικαιοσύνῃ, καὶ ἀληθείᾳ</w:t>
+      </w:r>
+    </w:p>
+    <w:p>
+      <w:pPr>
+        <w:bidi/>
+      </w:pPr>
+      <w:r>
+        <w:rPr>
+          <w:lang w:val="ar_AE" w:bidi="ar_AE"/>
+        </w:rPr>
+      </w:r>
+      <w:r>
+        <w:rPr>
+          <w:b/>
+          <w:lang w:val="ar_AE" w:bidi="ar_AE"/>
+        </w:rPr>
         <w:t>"</w:t>
       </w:r>
       <w:r>
@@ -35477,6 +40254,23 @@
           <w:b/>
           <w:lang w:val="ar_AE" w:bidi="ar_AE"/>
         </w:rPr>
+        <w:t>γὰρ</w:t>
+      </w:r>
+    </w:p>
+    <w:p>
+      <w:pPr>
+        <w:bidi/>
+      </w:pPr>
+      <w:r>
+        <w:rPr>
+          <w:lang w:val="ar_AE" w:bidi="ar_AE"/>
+        </w:rPr>
+      </w:r>
+      <w:r>
+        <w:rPr>
+          <w:b/>
+          <w:lang w:val="ar_AE" w:bidi="ar_AE"/>
+        </w:rPr>
         <w:t>"</w:t>
       </w:r>
       <w:r>
@@ -35596,6 +40390,23 @@
           <w:b/>
           <w:lang w:val="ar_AE" w:bidi="ar_AE"/>
         </w:rPr>
+        <w:t>μὴ συνκοινωνεῖτε τοῖς ἔργοις τοῖς ἀκάρποις τοῦ σκότους</w:t>
+      </w:r>
+    </w:p>
+    <w:p>
+      <w:pPr>
+        <w:bidi/>
+      </w:pPr>
+      <w:r>
+        <w:rPr>
+          <w:lang w:val="ar_AE" w:bidi="ar_AE"/>
+        </w:rPr>
+      </w:r>
+      <w:r>
+        <w:rPr>
+          <w:b/>
+          <w:lang w:val="ar_AE" w:bidi="ar_AE"/>
+        </w:rPr>
         <w:t>"</w:t>
       </w:r>
       <w:r>
@@ -35702,6 +40513,23 @@
           <w:b/>
           <w:lang w:val="ar_AE" w:bidi="ar_AE"/>
         </w:rPr>
+        <w:t>τοῖς ἔργοις τοῖς ἀκάρποις τοῦ σκότους</w:t>
+      </w:r>
+    </w:p>
+    <w:p>
+      <w:pPr>
+        <w:bidi/>
+      </w:pPr>
+      <w:r>
+        <w:rPr>
+          <w:lang w:val="ar_AE" w:bidi="ar_AE"/>
+        </w:rPr>
+      </w:r>
+      <w:r>
+        <w:rPr>
+          <w:b/>
+          <w:lang w:val="ar_AE" w:bidi="ar_AE"/>
+        </w:rPr>
         <w:t>"</w:t>
       </w:r>
       <w:r>
@@ -35808,6 +40636,23 @@
           <w:b/>
           <w:lang w:val="ar_AE" w:bidi="ar_AE"/>
         </w:rPr>
+        <w:t>τοῖς ἔργοις τοῖς ἀκάρποις τοῦ σκότους</w:t>
+      </w:r>
+    </w:p>
+    <w:p>
+      <w:pPr>
+        <w:bidi/>
+      </w:pPr>
+      <w:r>
+        <w:rPr>
+          <w:lang w:val="ar_AE" w:bidi="ar_AE"/>
+        </w:rPr>
+      </w:r>
+      <w:r>
+        <w:rPr>
+          <w:b/>
+          <w:lang w:val="ar_AE" w:bidi="ar_AE"/>
+        </w:rPr>
         <w:t>"</w:t>
       </w:r>
       <w:r>
@@ -35927,6 +40772,23 @@
           <w:b/>
           <w:lang w:val="ar_AE" w:bidi="ar_AE"/>
         </w:rPr>
+        <w:t>μᾶλλον δὲ</w:t>
+      </w:r>
+    </w:p>
+    <w:p>
+      <w:pPr>
+        <w:bidi/>
+      </w:pPr>
+      <w:r>
+        <w:rPr>
+          <w:lang w:val="ar_AE" w:bidi="ar_AE"/>
+        </w:rPr>
+      </w:r>
+      <w:r>
+        <w:rPr>
+          <w:b/>
+          <w:lang w:val="ar_AE" w:bidi="ar_AE"/>
+        </w:rPr>
         <w:t>"</w:t>
       </w:r>
       <w:r>
@@ -36046,6 +40908,23 @@
           <w:b/>
           <w:lang w:val="ar_AE" w:bidi="ar_AE"/>
         </w:rPr>
+        <w:t>ἐλέγχετε</w:t>
+      </w:r>
+    </w:p>
+    <w:p>
+      <w:pPr>
+        <w:bidi/>
+      </w:pPr>
+      <w:r>
+        <w:rPr>
+          <w:lang w:val="ar_AE" w:bidi="ar_AE"/>
+        </w:rPr>
+      </w:r>
+      <w:r>
+        <w:rPr>
+          <w:b/>
+          <w:lang w:val="ar_AE" w:bidi="ar_AE"/>
+        </w:rPr>
         <w:t>"</w:t>
       </w:r>
       <w:r>
@@ -36152,6 +41031,23 @@
           <w:b/>
           <w:lang w:val="ar_AE" w:bidi="ar_AE"/>
         </w:rPr>
+        <w:t>αὐτῶν</w:t>
+      </w:r>
+    </w:p>
+    <w:p>
+      <w:pPr>
+        <w:bidi/>
+      </w:pPr>
+      <w:r>
+        <w:rPr>
+          <w:lang w:val="ar_AE" w:bidi="ar_AE"/>
+        </w:rPr>
+      </w:r>
+      <w:r>
+        <w:rPr>
+          <w:b/>
+          <w:lang w:val="ar_AE" w:bidi="ar_AE"/>
+        </w:rPr>
         <w:t>"</w:t>
       </w:r>
       <w:r>
@@ -36354,6 +41250,23 @@
           <w:b/>
           <w:lang w:val="ar_AE" w:bidi="ar_AE"/>
         </w:rPr>
+        <w:t>δὲ</w:t>
+      </w:r>
+    </w:p>
+    <w:p>
+      <w:pPr>
+        <w:bidi/>
+      </w:pPr>
+      <w:r>
+        <w:rPr>
+          <w:lang w:val="ar_AE" w:bidi="ar_AE"/>
+        </w:rPr>
+      </w:r>
+      <w:r>
+        <w:rPr>
+          <w:b/>
+          <w:lang w:val="ar_AE" w:bidi="ar_AE"/>
+        </w:rPr>
         <w:t>"</w:t>
       </w:r>
       <w:r>
@@ -36473,6 +41386,23 @@
           <w:b/>
           <w:lang w:val="ar_AE" w:bidi="ar_AE"/>
         </w:rPr>
+        <w:t>πᾶν &amp; τὸ φανερούμενον φῶς ἐστιν</w:t>
+      </w:r>
+    </w:p>
+    <w:p>
+      <w:pPr>
+        <w:bidi/>
+      </w:pPr>
+      <w:r>
+        <w:rPr>
+          <w:lang w:val="ar_AE" w:bidi="ar_AE"/>
+        </w:rPr>
+      </w:r>
+      <w:r>
+        <w:rPr>
+          <w:b/>
+          <w:lang w:val="ar_AE" w:bidi="ar_AE"/>
+        </w:rPr>
         <w:t>"</w:t>
       </w:r>
       <w:r>
@@ -36711,6 +41641,23 @@
           <w:b/>
           <w:lang w:val="ar_AE" w:bidi="ar_AE"/>
         </w:rPr>
+        <w:t>ἔγειρε, ὁ καθεύδων, καὶ ἀνάστα ἐκ τῶν νεκρῶν</w:t>
+      </w:r>
+    </w:p>
+    <w:p>
+      <w:pPr>
+        <w:bidi/>
+      </w:pPr>
+      <w:r>
+        <w:rPr>
+          <w:lang w:val="ar_AE" w:bidi="ar_AE"/>
+        </w:rPr>
+      </w:r>
+      <w:r>
+        <w:rPr>
+          <w:b/>
+          <w:lang w:val="ar_AE" w:bidi="ar_AE"/>
+        </w:rPr>
         <w:t>""</w:t>
       </w:r>
       <w:r>
@@ -36817,6 +41764,23 @@
           <w:b/>
           <w:lang w:val="ar_AE" w:bidi="ar_AE"/>
         </w:rPr>
+        <w:t>ὁ καθεύδων</w:t>
+      </w:r>
+    </w:p>
+    <w:p>
+      <w:pPr>
+        <w:bidi/>
+      </w:pPr>
+      <w:r>
+        <w:rPr>
+          <w:lang w:val="ar_AE" w:bidi="ar_AE"/>
+        </w:rPr>
+      </w:r>
+      <w:r>
+        <w:rPr>
+          <w:b/>
+          <w:lang w:val="ar_AE" w:bidi="ar_AE"/>
+        </w:rPr>
         <w:t>"</w:t>
       </w:r>
       <w:r>
@@ -36923,6 +41887,23 @@
           <w:b/>
           <w:lang w:val="ar_AE" w:bidi="ar_AE"/>
         </w:rPr>
+        <w:t>ἐκ τῶν νεκρῶν</w:t>
+      </w:r>
+    </w:p>
+    <w:p>
+      <w:pPr>
+        <w:bidi/>
+      </w:pPr>
+      <w:r>
+        <w:rPr>
+          <w:lang w:val="ar_AE" w:bidi="ar_AE"/>
+        </w:rPr>
+      </w:r>
+      <w:r>
+        <w:rPr>
+          <w:b/>
+          <w:lang w:val="ar_AE" w:bidi="ar_AE"/>
+        </w:rPr>
         <w:t>"</w:t>
       </w:r>
       <w:r>
@@ -37042,6 +42023,23 @@
           <w:b/>
           <w:lang w:val="ar_AE" w:bidi="ar_AE"/>
         </w:rPr>
+        <w:t>ἐπιφαύσει σοι</w:t>
+      </w:r>
+    </w:p>
+    <w:p>
+      <w:pPr>
+        <w:bidi/>
+      </w:pPr>
+      <w:r>
+        <w:rPr>
+          <w:lang w:val="ar_AE" w:bidi="ar_AE"/>
+        </w:rPr>
+      </w:r>
+      <w:r>
+        <w:rPr>
+          <w:b/>
+          <w:lang w:val="ar_AE" w:bidi="ar_AE"/>
+        </w:rPr>
         <w:t>"</w:t>
       </w:r>
       <w:r>
@@ -37148,6 +42146,23 @@
           <w:b/>
           <w:lang w:val="ar_AE" w:bidi="ar_AE"/>
         </w:rPr>
+        <w:t>ἐπιφαύσει σοι ὁ Χριστός</w:t>
+      </w:r>
+    </w:p>
+    <w:p>
+      <w:pPr>
+        <w:bidi/>
+      </w:pPr>
+      <w:r>
+        <w:rPr>
+          <w:lang w:val="ar_AE" w:bidi="ar_AE"/>
+        </w:rPr>
+      </w:r>
+      <w:r>
+        <w:rPr>
+          <w:b/>
+          <w:lang w:val="ar_AE" w:bidi="ar_AE"/>
+        </w:rPr>
         <w:t>"</w:t>
       </w:r>
       <w:r>
@@ -37377,6 +42392,23 @@
           <w:b/>
           <w:lang w:val="ar_AE" w:bidi="ar_AE"/>
         </w:rPr>
+        <w:t>οὖν</w:t>
+      </w:r>
+    </w:p>
+    <w:p>
+      <w:pPr>
+        <w:bidi/>
+      </w:pPr>
+      <w:r>
+        <w:rPr>
+          <w:lang w:val="ar_AE" w:bidi="ar_AE"/>
+        </w:rPr>
+      </w:r>
+      <w:r>
+        <w:rPr>
+          <w:b/>
+          <w:lang w:val="ar_AE" w:bidi="ar_AE"/>
+        </w:rPr>
         <w:t>"</w:t>
       </w:r>
       <w:r>
@@ -37496,6 +42528,23 @@
           <w:b/>
           <w:lang w:val="ar_AE" w:bidi="ar_AE"/>
         </w:rPr>
+        <w:t>ἀλλ’</w:t>
+      </w:r>
+    </w:p>
+    <w:p>
+      <w:pPr>
+        <w:bidi/>
+      </w:pPr>
+      <w:r>
+        <w:rPr>
+          <w:lang w:val="ar_AE" w:bidi="ar_AE"/>
+        </w:rPr>
+      </w:r>
+      <w:r>
+        <w:rPr>
+          <w:b/>
+          <w:lang w:val="ar_AE" w:bidi="ar_AE"/>
+        </w:rPr>
         <w:t>"</w:t>
       </w:r>
       <w:r>
@@ -37721,6 +42770,23 @@
           <w:b/>
           <w:lang w:val="ar_AE" w:bidi="ar_AE"/>
         </w:rPr>
+        <w:t>ἐξαγοραζόμενοι τὸν καιρόν</w:t>
+      </w:r>
+    </w:p>
+    <w:p>
+      <w:pPr>
+        <w:bidi/>
+      </w:pPr>
+      <w:r>
+        <w:rPr>
+          <w:lang w:val="ar_AE" w:bidi="ar_AE"/>
+        </w:rPr>
+      </w:r>
+      <w:r>
+        <w:rPr>
+          <w:b/>
+          <w:lang w:val="ar_AE" w:bidi="ar_AE"/>
+        </w:rPr>
         <w:t>"</w:t>
       </w:r>
       <w:r>
@@ -37840,6 +42906,23 @@
           <w:b/>
           <w:lang w:val="ar_AE" w:bidi="ar_AE"/>
         </w:rPr>
+        <w:t>ὅτι αἱ ἡμέραι πονηραί εἰσιν</w:t>
+      </w:r>
+    </w:p>
+    <w:p>
+      <w:pPr>
+        <w:bidi/>
+      </w:pPr>
+      <w:r>
+        <w:rPr>
+          <w:lang w:val="ar_AE" w:bidi="ar_AE"/>
+        </w:rPr>
+      </w:r>
+      <w:r>
+        <w:rPr>
+          <w:b/>
+          <w:lang w:val="ar_AE" w:bidi="ar_AE"/>
+        </w:rPr>
         <w:t>"</w:t>
       </w:r>
       <w:r>
@@ -37959,6 +43042,23 @@
           <w:b/>
           <w:lang w:val="ar_AE" w:bidi="ar_AE"/>
         </w:rPr>
+        <w:t>ὅτι</w:t>
+      </w:r>
+    </w:p>
+    <w:p>
+      <w:pPr>
+        <w:bidi/>
+      </w:pPr>
+      <w:r>
+        <w:rPr>
+          <w:lang w:val="ar_AE" w:bidi="ar_AE"/>
+        </w:rPr>
+      </w:r>
+      <w:r>
+        <w:rPr>
+          <w:b/>
+          <w:lang w:val="ar_AE" w:bidi="ar_AE"/>
+        </w:rPr>
         <w:t>"</w:t>
       </w:r>
       <w:r>
@@ -38078,6 +43178,23 @@
           <w:b/>
           <w:lang w:val="ar_AE" w:bidi="ar_AE"/>
         </w:rPr>
+        <w:t>διὰ τοῦτο</w:t>
+      </w:r>
+    </w:p>
+    <w:p>
+      <w:pPr>
+        <w:bidi/>
+      </w:pPr>
+      <w:r>
+        <w:rPr>
+          <w:lang w:val="ar_AE" w:bidi="ar_AE"/>
+        </w:rPr>
+      </w:r>
+      <w:r>
+        <w:rPr>
+          <w:b/>
+          <w:lang w:val="ar_AE" w:bidi="ar_AE"/>
+        </w:rPr>
         <w:t>"</w:t>
       </w:r>
       <w:r>
@@ -38197,6 +43314,23 @@
           <w:b/>
           <w:lang w:val="ar_AE" w:bidi="ar_AE"/>
         </w:rPr>
+        <w:t>ἀλλὰ</w:t>
+      </w:r>
+    </w:p>
+    <w:p>
+      <w:pPr>
+        <w:bidi/>
+      </w:pPr>
+      <w:r>
+        <w:rPr>
+          <w:lang w:val="ar_AE" w:bidi="ar_AE"/>
+        </w:rPr>
+      </w:r>
+      <w:r>
+        <w:rPr>
+          <w:b/>
+          <w:lang w:val="ar_AE" w:bidi="ar_AE"/>
+        </w:rPr>
         <w:t>"</w:t>
       </w:r>
       <w:r>
@@ -38484,6 +43618,23 @@
           <w:b/>
           <w:lang w:val="ar_AE" w:bidi="ar_AE"/>
         </w:rPr>
+        <w:t>ἐν ᾧ ἐστιν ἀσωτία</w:t>
+      </w:r>
+    </w:p>
+    <w:p>
+      <w:pPr>
+        <w:bidi/>
+      </w:pPr>
+      <w:r>
+        <w:rPr>
+          <w:lang w:val="ar_AE" w:bidi="ar_AE"/>
+        </w:rPr>
+      </w:r>
+      <w:r>
+        <w:rPr>
+          <w:b/>
+          <w:lang w:val="ar_AE" w:bidi="ar_AE"/>
+        </w:rPr>
         <w:t>"</w:t>
       </w:r>
       <w:r>
@@ -38603,6 +43754,23 @@
           <w:b/>
           <w:lang w:val="ar_AE" w:bidi="ar_AE"/>
         </w:rPr>
+        <w:t>ἀλλὰ πληροῦσθε ἐν Πνεύματι</w:t>
+      </w:r>
+    </w:p>
+    <w:p>
+      <w:pPr>
+        <w:bidi/>
+      </w:pPr>
+      <w:r>
+        <w:rPr>
+          <w:lang w:val="ar_AE" w:bidi="ar_AE"/>
+        </w:rPr>
+      </w:r>
+      <w:r>
+        <w:rPr>
+          <w:b/>
+          <w:lang w:val="ar_AE" w:bidi="ar_AE"/>
+        </w:rPr>
         <w:t>"</w:t>
       </w:r>
       <w:r>
@@ -38687,6 +43855,23 @@
           <w:b/>
           <w:lang w:val="ar_AE" w:bidi="ar_AE"/>
         </w:rPr>
+        <w:t>ἀλλὰ</w:t>
+      </w:r>
+    </w:p>
+    <w:p>
+      <w:pPr>
+        <w:bidi/>
+      </w:pPr>
+      <w:r>
+        <w:rPr>
+          <w:lang w:val="ar_AE" w:bidi="ar_AE"/>
+        </w:rPr>
+      </w:r>
+      <w:r>
+        <w:rPr>
+          <w:b/>
+          <w:lang w:val="ar_AE" w:bidi="ar_AE"/>
+        </w:rPr>
         <w:t>"</w:t>
       </w:r>
       <w:r>
@@ -38806,6 +43991,23 @@
           <w:b/>
           <w:lang w:val="ar_AE" w:bidi="ar_AE"/>
         </w:rPr>
+        <w:t>ψαλμοῖς, καὶ ὕμνοις, καὶ ᾠδαῖς πνευματικαῖς</w:t>
+      </w:r>
+    </w:p>
+    <w:p>
+      <w:pPr>
+        <w:bidi/>
+      </w:pPr>
+      <w:r>
+        <w:rPr>
+          <w:lang w:val="ar_AE" w:bidi="ar_AE"/>
+        </w:rPr>
+      </w:r>
+      <w:r>
+        <w:rPr>
+          <w:b/>
+          <w:lang w:val="ar_AE" w:bidi="ar_AE"/>
+        </w:rPr>
         <w:t>"</w:t>
       </w:r>
       <w:r>
@@ -39002,6 +44204,23 @@
           <w:b/>
           <w:lang w:val="ar_AE" w:bidi="ar_AE"/>
         </w:rPr>
+        <w:t>ὕμνοις</w:t>
+      </w:r>
+    </w:p>
+    <w:p>
+      <w:pPr>
+        <w:bidi/>
+      </w:pPr>
+      <w:r>
+        <w:rPr>
+          <w:lang w:val="ar_AE" w:bidi="ar_AE"/>
+        </w:rPr>
+      </w:r>
+      <w:r>
+        <w:rPr>
+          <w:b/>
+          <w:lang w:val="ar_AE" w:bidi="ar_AE"/>
+        </w:rPr>
         <w:t>"</w:t>
       </w:r>
       <w:r>
@@ -39099,6 +44318,23 @@
           <w:b/>
           <w:lang w:val="ar_AE" w:bidi="ar_AE"/>
         </w:rPr>
+        <w:t>ᾠδαῖς πνευματικαῖς</w:t>
+      </w:r>
+    </w:p>
+    <w:p>
+      <w:pPr>
+        <w:bidi/>
+      </w:pPr>
+      <w:r>
+        <w:rPr>
+          <w:lang w:val="ar_AE" w:bidi="ar_AE"/>
+        </w:rPr>
+      </w:r>
+      <w:r>
+        <w:rPr>
+          <w:b/>
+          <w:lang w:val="ar_AE" w:bidi="ar_AE"/>
+        </w:rPr>
         <w:t>"</w:t>
       </w:r>
       <w:r>
@@ -39218,6 +44454,23 @@
           <w:b/>
           <w:lang w:val="ar_AE" w:bidi="ar_AE"/>
         </w:rPr>
+        <w:t>τῇ καρδίᾳ ὑμῶν</w:t>
+      </w:r>
+    </w:p>
+    <w:p>
+      <w:pPr>
+        <w:bidi/>
+      </w:pPr>
+      <w:r>
+        <w:rPr>
+          <w:lang w:val="ar_AE" w:bidi="ar_AE"/>
+        </w:rPr>
+      </w:r>
+      <w:r>
+        <w:rPr>
+          <w:b/>
+          <w:lang w:val="ar_AE" w:bidi="ar_AE"/>
+        </w:rPr>
         <w:t>"</w:t>
       </w:r>
       <w:r>
@@ -39337,6 +44590,23 @@
           <w:b/>
           <w:lang w:val="ar_AE" w:bidi="ar_AE"/>
         </w:rPr>
+        <w:t>ἐν ὀνόματι τοῦ Κυρίου ἡμῶν, Ἰησοῦ Χριστοῦ</w:t>
+      </w:r>
+    </w:p>
+    <w:p>
+      <w:pPr>
+        <w:bidi/>
+      </w:pPr>
+      <w:r>
+        <w:rPr>
+          <w:lang w:val="ar_AE" w:bidi="ar_AE"/>
+        </w:rPr>
+      </w:r>
+      <w:r>
+        <w:rPr>
+          <w:b/>
+          <w:lang w:val="ar_AE" w:bidi="ar_AE"/>
+        </w:rPr>
         <w:t>"</w:t>
       </w:r>
       <w:r>
@@ -39456,6 +44726,23 @@
           <w:b/>
           <w:lang w:val="ar_AE" w:bidi="ar_AE"/>
         </w:rPr>
+        <w:t>τῷ Θεῷ καὶ Πατρί</w:t>
+      </w:r>
+    </w:p>
+    <w:p>
+      <w:pPr>
+        <w:bidi/>
+      </w:pPr>
+      <w:r>
+        <w:rPr>
+          <w:lang w:val="ar_AE" w:bidi="ar_AE"/>
+        </w:rPr>
+      </w:r>
+      <w:r>
+        <w:rPr>
+          <w:b/>
+          <w:lang w:val="ar_AE" w:bidi="ar_AE"/>
+        </w:rPr>
         <w:t>"</w:t>
       </w:r>
       <w:r>
@@ -39572,7 +44859,7 @@
         </w:rPr>
         <w:t>عبارة الربط: يبدأ بولس بشرح كيف يجب على المؤمنين أن يخضعوا بعضهم لبعض (</w:t>
       </w:r>
-      <w:hyperlink r:id="rId21">
+      <w:hyperlink r:id="rId23">
         <w:r>
           <w:rPr>
             <w:lang w:val="ar_AE" w:bidi="ar_AE"/>
@@ -39642,6 +44929,23 @@
           <w:b/>
           <w:lang w:val="ar_AE" w:bidi="ar_AE"/>
         </w:rPr>
+        <w:t>ὅτι</w:t>
+      </w:r>
+    </w:p>
+    <w:p>
+      <w:pPr>
+        <w:bidi/>
+      </w:pPr>
+      <w:r>
+        <w:rPr>
+          <w:lang w:val="ar_AE" w:bidi="ar_AE"/>
+        </w:rPr>
+      </w:r>
+      <w:r>
+        <w:rPr>
+          <w:b/>
+          <w:lang w:val="ar_AE" w:bidi="ar_AE"/>
+        </w:rPr>
         <w:t>"</w:t>
       </w:r>
       <w:r>
@@ -39761,6 +45065,23 @@
           <w:b/>
           <w:lang w:val="ar_AE" w:bidi="ar_AE"/>
         </w:rPr>
+        <w:t>κεφαλὴ τῆς γυναικὸς &amp; κεφαλὴ τῆς ἐκκλησίας</w:t>
+      </w:r>
+    </w:p>
+    <w:p>
+      <w:pPr>
+        <w:bidi/>
+      </w:pPr>
+      <w:r>
+        <w:rPr>
+          <w:lang w:val="ar_AE" w:bidi="ar_AE"/>
+        </w:rPr>
+      </w:r>
+      <w:r>
+        <w:rPr>
+          <w:b/>
+          <w:lang w:val="ar_AE" w:bidi="ar_AE"/>
+        </w:rPr>
         <w:t>"</w:t>
       </w:r>
       <w:r>
@@ -39894,6 +45215,23 @@
           <w:b/>
           <w:lang w:val="ar_AE" w:bidi="ar_AE"/>
         </w:rPr>
+        <w:t>τοῦ σώματος</w:t>
+      </w:r>
+    </w:p>
+    <w:p>
+      <w:pPr>
+        <w:bidi/>
+      </w:pPr>
+      <w:r>
+        <w:rPr>
+          <w:lang w:val="ar_AE" w:bidi="ar_AE"/>
+        </w:rPr>
+      </w:r>
+      <w:r>
+        <w:rPr>
+          <w:b/>
+          <w:lang w:val="ar_AE" w:bidi="ar_AE"/>
+        </w:rPr>
         <w:t>"</w:t>
       </w:r>
       <w:r>
@@ -40198,6 +45536,23 @@
           <w:b/>
           <w:lang w:val="ar_AE" w:bidi="ar_AE"/>
         </w:rPr>
+        <w:t>ἑαυτὸν παρέδωκεν</w:t>
+      </w:r>
+    </w:p>
+    <w:p>
+      <w:pPr>
+        <w:bidi/>
+      </w:pPr>
+      <w:r>
+        <w:rPr>
+          <w:lang w:val="ar_AE" w:bidi="ar_AE"/>
+        </w:rPr>
+      </w:r>
+      <w:r>
+        <w:rPr>
+          <w:b/>
+          <w:lang w:val="ar_AE" w:bidi="ar_AE"/>
+        </w:rPr>
         <w:t>"</w:t>
       </w:r>
       <w:r>
@@ -40282,6 +45637,23 @@
           <w:b/>
           <w:lang w:val="ar_AE" w:bidi="ar_AE"/>
         </w:rPr>
+        <w:t>ὑπὲρ αὐτῆς</w:t>
+      </w:r>
+    </w:p>
+    <w:p>
+      <w:pPr>
+        <w:bidi/>
+      </w:pPr>
+      <w:r>
+        <w:rPr>
+          <w:lang w:val="ar_AE" w:bidi="ar_AE"/>
+        </w:rPr>
+      </w:r>
+      <w:r>
+        <w:rPr>
+          <w:b/>
+          <w:lang w:val="ar_AE" w:bidi="ar_AE"/>
+        </w:rPr>
         <w:t>"</w:t>
       </w:r>
       <w:r>
@@ -40388,6 +45760,23 @@
           <w:b/>
           <w:lang w:val="ar_AE" w:bidi="ar_AE"/>
         </w:rPr>
+        <w:t>ἵνα</w:t>
+      </w:r>
+    </w:p>
+    <w:p>
+      <w:pPr>
+        <w:bidi/>
+      </w:pPr>
+      <w:r>
+        <w:rPr>
+          <w:lang w:val="ar_AE" w:bidi="ar_AE"/>
+        </w:rPr>
+      </w:r>
+      <w:r>
+        <w:rPr>
+          <w:b/>
+          <w:lang w:val="ar_AE" w:bidi="ar_AE"/>
+        </w:rPr>
         <w:t>"</w:t>
       </w:r>
       <w:r>
@@ -40507,6 +45896,23 @@
           <w:b/>
           <w:lang w:val="ar_AE" w:bidi="ar_AE"/>
         </w:rPr>
+        <w:t>αὐτὴν ἁγιάσῃ, καθαρίσας</w:t>
+      </w:r>
+    </w:p>
+    <w:p>
+      <w:pPr>
+        <w:bidi/>
+      </w:pPr>
+      <w:r>
+        <w:rPr>
+          <w:lang w:val="ar_AE" w:bidi="ar_AE"/>
+        </w:rPr>
+      </w:r>
+      <w:r>
+        <w:rPr>
+          <w:b/>
+          <w:lang w:val="ar_AE" w:bidi="ar_AE"/>
+        </w:rPr>
         <w:t>"</w:t>
       </w:r>
       <w:r>
@@ -40613,6 +46019,23 @@
           <w:b/>
           <w:lang w:val="ar_AE" w:bidi="ar_AE"/>
         </w:rPr>
+        <w:t>καθαρίσας τῷ λουτρῷ τοῦ ὕδατος ἐν ῥήματι</w:t>
+      </w:r>
+    </w:p>
+    <w:p>
+      <w:pPr>
+        <w:bidi/>
+      </w:pPr>
+      <w:r>
+        <w:rPr>
+          <w:lang w:val="ar_AE" w:bidi="ar_AE"/>
+        </w:rPr>
+      </w:r>
+      <w:r>
+        <w:rPr>
+          <w:b/>
+          <w:lang w:val="ar_AE" w:bidi="ar_AE"/>
+        </w:rPr>
         <w:t>"</w:t>
       </w:r>
       <w:r>
@@ -40758,6 +46181,23 @@
           <w:b/>
           <w:lang w:val="ar_AE" w:bidi="ar_AE"/>
         </w:rPr>
+        <w:t>ἵνα</w:t>
+      </w:r>
+    </w:p>
+    <w:p>
+      <w:pPr>
+        <w:bidi/>
+      </w:pPr>
+      <w:r>
+        <w:rPr>
+          <w:lang w:val="ar_AE" w:bidi="ar_AE"/>
+        </w:rPr>
+      </w:r>
+      <w:r>
+        <w:rPr>
+          <w:b/>
+          <w:lang w:val="ar_AE" w:bidi="ar_AE"/>
+        </w:rPr>
         <w:t>"</w:t>
       </w:r>
       <w:r>
@@ -40877,6 +46317,23 @@
           <w:b/>
           <w:lang w:val="ar_AE" w:bidi="ar_AE"/>
         </w:rPr>
+        <w:t>μὴ ἔχουσαν σπίλον, ἢ ῥυτίδα</w:t>
+      </w:r>
+    </w:p>
+    <w:p>
+      <w:pPr>
+        <w:bidi/>
+      </w:pPr>
+      <w:r>
+        <w:rPr>
+          <w:lang w:val="ar_AE" w:bidi="ar_AE"/>
+        </w:rPr>
+      </w:r>
+      <w:r>
+        <w:rPr>
+          <w:b/>
+          <w:lang w:val="ar_AE" w:bidi="ar_AE"/>
+        </w:rPr>
         <w:t>"</w:t>
       </w:r>
       <w:r>
@@ -41115,6 +46572,23 @@
           <w:b/>
           <w:lang w:val="ar_AE" w:bidi="ar_AE"/>
         </w:rPr>
+        <w:t>ἀλλ’</w:t>
+      </w:r>
+    </w:p>
+    <w:p>
+      <w:pPr>
+        <w:bidi/>
+      </w:pPr>
+      <w:r>
+        <w:rPr>
+          <w:lang w:val="ar_AE" w:bidi="ar_AE"/>
+        </w:rPr>
+      </w:r>
+      <w:r>
+        <w:rPr>
+          <w:b/>
+          <w:lang w:val="ar_AE" w:bidi="ar_AE"/>
+        </w:rPr>
         <w:t>"</w:t>
       </w:r>
       <w:r>
@@ -41234,6 +46708,23 @@
           <w:b/>
           <w:lang w:val="ar_AE" w:bidi="ar_AE"/>
         </w:rPr>
+        <w:t>ἵνα</w:t>
+      </w:r>
+    </w:p>
+    <w:p>
+      <w:pPr>
+        <w:bidi/>
+      </w:pPr>
+      <w:r>
+        <w:rPr>
+          <w:lang w:val="ar_AE" w:bidi="ar_AE"/>
+        </w:rPr>
+      </w:r>
+      <w:r>
+        <w:rPr>
+          <w:b/>
+          <w:lang w:val="ar_AE" w:bidi="ar_AE"/>
+        </w:rPr>
         <w:t>"</w:t>
       </w:r>
       <w:r>
@@ -41353,6 +46844,23 @@
           <w:b/>
           <w:lang w:val="ar_AE" w:bidi="ar_AE"/>
         </w:rPr>
+        <w:t>ἁγία καὶ ἄμωμος</w:t>
+      </w:r>
+    </w:p>
+    <w:p>
+      <w:pPr>
+        <w:bidi/>
+      </w:pPr>
+      <w:r>
+        <w:rPr>
+          <w:lang w:val="ar_AE" w:bidi="ar_AE"/>
+        </w:rPr>
+      </w:r>
+      <w:r>
+        <w:rPr>
+          <w:b/>
+          <w:lang w:val="ar_AE" w:bidi="ar_AE"/>
+        </w:rPr>
         <w:t>"</w:t>
       </w:r>
       <w:r>
@@ -41485,6 +46993,23 @@
           <w:b/>
           <w:lang w:val="ar_AE" w:bidi="ar_AE"/>
         </w:rPr>
+        <w:t>ὡς τὰ ἑαυτῶν σώματα</w:t>
+      </w:r>
+    </w:p>
+    <w:p>
+      <w:pPr>
+        <w:bidi/>
+      </w:pPr>
+      <w:r>
+        <w:rPr>
+          <w:lang w:val="ar_AE" w:bidi="ar_AE"/>
+        </w:rPr>
+      </w:r>
+      <w:r>
+        <w:rPr>
+          <w:b/>
+          <w:lang w:val="ar_AE" w:bidi="ar_AE"/>
+        </w:rPr>
         <w:t>"</w:t>
       </w:r>
       <w:r>
@@ -41604,6 +47129,23 @@
           <w:b/>
           <w:lang w:val="ar_AE" w:bidi="ar_AE"/>
         </w:rPr>
+        <w:t>ἀλλὰ ἐκτρέφει</w:t>
+      </w:r>
+    </w:p>
+    <w:p>
+      <w:pPr>
+        <w:bidi/>
+      </w:pPr>
+      <w:r>
+        <w:rPr>
+          <w:lang w:val="ar_AE" w:bidi="ar_AE"/>
+        </w:rPr>
+      </w:r>
+      <w:r>
+        <w:rPr>
+          <w:b/>
+          <w:lang w:val="ar_AE" w:bidi="ar_AE"/>
+        </w:rPr>
         <w:t>"</w:t>
       </w:r>
       <w:r>
@@ -41688,6 +47230,23 @@
           <w:b/>
           <w:lang w:val="ar_AE" w:bidi="ar_AE"/>
         </w:rPr>
+        <w:t>ἀλλὰ</w:t>
+      </w:r>
+    </w:p>
+    <w:p>
+      <w:pPr>
+        <w:bidi/>
+      </w:pPr>
+      <w:r>
+        <w:rPr>
+          <w:lang w:val="ar_AE" w:bidi="ar_AE"/>
+        </w:rPr>
+      </w:r>
+      <w:r>
+        <w:rPr>
+          <w:b/>
+          <w:lang w:val="ar_AE" w:bidi="ar_AE"/>
+        </w:rPr>
         <w:t>"لكن"</w:t>
       </w:r>
     </w:p>
@@ -41793,6 +47352,23 @@
           <w:b/>
           <w:lang w:val="ar_AE" w:bidi="ar_AE"/>
         </w:rPr>
+        <w:t>ὅτι</w:t>
+      </w:r>
+    </w:p>
+    <w:p>
+      <w:pPr>
+        <w:bidi/>
+      </w:pPr>
+      <w:r>
+        <w:rPr>
+          <w:lang w:val="ar_AE" w:bidi="ar_AE"/>
+        </w:rPr>
+      </w:r>
+      <w:r>
+        <w:rPr>
+          <w:b/>
+          <w:lang w:val="ar_AE" w:bidi="ar_AE"/>
+        </w:rPr>
         <w:t>"</w:t>
       </w:r>
       <w:r>
@@ -41912,6 +47488,23 @@
           <w:b/>
           <w:lang w:val="ar_AE" w:bidi="ar_AE"/>
         </w:rPr>
+        <w:t>μέλη ἐσμὲν τοῦ σώματος αὐτοῦ</w:t>
+      </w:r>
+    </w:p>
+    <w:p>
+      <w:pPr>
+        <w:bidi/>
+      </w:pPr>
+      <w:r>
+        <w:rPr>
+          <w:lang w:val="ar_AE" w:bidi="ar_AE"/>
+        </w:rPr>
+      </w:r>
+      <w:r>
+        <w:rPr>
+          <w:b/>
+          <w:lang w:val="ar_AE" w:bidi="ar_AE"/>
+        </w:rPr>
         <w:t>"</w:t>
       </w:r>
       <w:r>
@@ -42199,6 +47792,23 @@
           <w:b/>
           <w:lang w:val="ar_AE" w:bidi="ar_AE"/>
         </w:rPr>
+        <w:t>ἀντὶ τούτου</w:t>
+      </w:r>
+    </w:p>
+    <w:p>
+      <w:pPr>
+        <w:bidi/>
+      </w:pPr>
+      <w:r>
+        <w:rPr>
+          <w:lang w:val="ar_AE" w:bidi="ar_AE"/>
+        </w:rPr>
+      </w:r>
+      <w:r>
+        <w:rPr>
+          <w:b/>
+          <w:lang w:val="ar_AE" w:bidi="ar_AE"/>
+        </w:rPr>
         <w:t>"</w:t>
       </w:r>
       <w:r>
@@ -42486,6 +48096,23 @@
           <w:b/>
           <w:lang w:val="ar_AE" w:bidi="ar_AE"/>
         </w:rPr>
+        <w:t>γάρ</w:t>
+      </w:r>
+    </w:p>
+    <w:p>
+      <w:pPr>
+        <w:bidi/>
+      </w:pPr>
+      <w:r>
+        <w:rPr>
+          <w:lang w:val="ar_AE" w:bidi="ar_AE"/>
+        </w:rPr>
+      </w:r>
+      <w:r>
+        <w:rPr>
+          <w:b/>
+          <w:lang w:val="ar_AE" w:bidi="ar_AE"/>
+        </w:rPr>
         <w:t>"</w:t>
       </w:r>
       <w:r>
@@ -42710,6 +48337,23 @@
           <w:b/>
           <w:lang w:val="ar_AE" w:bidi="ar_AE"/>
         </w:rPr>
+        <w:t>ἵνα</w:t>
+      </w:r>
+    </w:p>
+    <w:p>
+      <w:pPr>
+        <w:bidi/>
+      </w:pPr>
+      <w:r>
+        <w:rPr>
+          <w:lang w:val="ar_AE" w:bidi="ar_AE"/>
+        </w:rPr>
+      </w:r>
+      <w:r>
+        <w:rPr>
+          <w:b/>
+          <w:lang w:val="ar_AE" w:bidi="ar_AE"/>
+        </w:rPr>
         <w:t>"</w:t>
       </w:r>
       <w:r>
@@ -42829,6 +48473,23 @@
           <w:b/>
           <w:lang w:val="ar_AE" w:bidi="ar_AE"/>
         </w:rPr>
+        <w:t>μὴ παροργίζετε τὰ τέκνα ὑμῶν</w:t>
+      </w:r>
+    </w:p>
+    <w:p>
+      <w:pPr>
+        <w:bidi/>
+      </w:pPr>
+      <w:r>
+        <w:rPr>
+          <w:lang w:val="ar_AE" w:bidi="ar_AE"/>
+        </w:rPr>
+      </w:r>
+      <w:r>
+        <w:rPr>
+          <w:b/>
+          <w:lang w:val="ar_AE" w:bidi="ar_AE"/>
+        </w:rPr>
         <w:t>"</w:t>
       </w:r>
       <w:r>
@@ -42913,6 +48574,23 @@
           <w:b/>
           <w:lang w:val="ar_AE" w:bidi="ar_AE"/>
         </w:rPr>
+        <w:t>ἀλλὰ</w:t>
+      </w:r>
+    </w:p>
+    <w:p>
+      <w:pPr>
+        <w:bidi/>
+      </w:pPr>
+      <w:r>
+        <w:rPr>
+          <w:lang w:val="ar_AE" w:bidi="ar_AE"/>
+        </w:rPr>
+      </w:r>
+      <w:r>
+        <w:rPr>
+          <w:b/>
+          <w:lang w:val="ar_AE" w:bidi="ar_AE"/>
+        </w:rPr>
         <w:t>"</w:t>
       </w:r>
       <w:r>
@@ -43032,6 +48710,23 @@
           <w:b/>
           <w:lang w:val="ar_AE" w:bidi="ar_AE"/>
         </w:rPr>
+        <w:t>ἐκτρέφετε αὐτὰ ἐν παιδείᾳ καὶ νουθεσίᾳ Κυρίου</w:t>
+      </w:r>
+    </w:p>
+    <w:p>
+      <w:pPr>
+        <w:bidi/>
+      </w:pPr>
+      <w:r>
+        <w:rPr>
+          <w:lang w:val="ar_AE" w:bidi="ar_AE"/>
+        </w:rPr>
+      </w:r>
+      <w:r>
+        <w:rPr>
+          <w:b/>
+          <w:lang w:val="ar_AE" w:bidi="ar_AE"/>
+        </w:rPr>
         <w:t>"</w:t>
       </w:r>
       <w:r>
@@ -43164,6 +48859,23 @@
           <w:b/>
           <w:lang w:val="ar_AE" w:bidi="ar_AE"/>
         </w:rPr>
+        <w:t>φόβου καὶ τρόμου</w:t>
+      </w:r>
+    </w:p>
+    <w:p>
+      <w:pPr>
+        <w:bidi/>
+      </w:pPr>
+      <w:r>
+        <w:rPr>
+          <w:lang w:val="ar_AE" w:bidi="ar_AE"/>
+        </w:rPr>
+      </w:r>
+      <w:r>
+        <w:rPr>
+          <w:b/>
+          <w:lang w:val="ar_AE" w:bidi="ar_AE"/>
+        </w:rPr>
         <w:t>"</w:t>
       </w:r>
       <w:r>
@@ -43283,6 +48995,23 @@
           <w:b/>
           <w:lang w:val="ar_AE" w:bidi="ar_AE"/>
         </w:rPr>
+        <w:t>καὶ τρόμου</w:t>
+      </w:r>
+    </w:p>
+    <w:p>
+      <w:pPr>
+        <w:bidi/>
+      </w:pPr>
+      <w:r>
+        <w:rPr>
+          <w:lang w:val="ar_AE" w:bidi="ar_AE"/>
+        </w:rPr>
+      </w:r>
+      <w:r>
+        <w:rPr>
+          <w:b/>
+          <w:lang w:val="ar_AE" w:bidi="ar_AE"/>
+        </w:rPr>
         <w:t>"</w:t>
       </w:r>
       <w:r>
@@ -43402,6 +49131,23 @@
           <w:b/>
           <w:lang w:val="ar_AE" w:bidi="ar_AE"/>
         </w:rPr>
+        <w:t>ἐν ἁπλότητι τῆς καρδίας ὑμῶν</w:t>
+      </w:r>
+    </w:p>
+    <w:p>
+      <w:pPr>
+        <w:bidi/>
+      </w:pPr>
+      <w:r>
+        <w:rPr>
+          <w:lang w:val="ar_AE" w:bidi="ar_AE"/>
+        </w:rPr>
+      </w:r>
+      <w:r>
+        <w:rPr>
+          <w:b/>
+          <w:lang w:val="ar_AE" w:bidi="ar_AE"/>
+        </w:rPr>
         <w:t>"</w:t>
       </w:r>
       <w:r>
@@ -43521,6 +49267,23 @@
           <w:b/>
           <w:lang w:val="ar_AE" w:bidi="ar_AE"/>
         </w:rPr>
+        <w:t>ἐν ἁπλότητι</w:t>
+      </w:r>
+    </w:p>
+    <w:p>
+      <w:pPr>
+        <w:bidi/>
+      </w:pPr>
+      <w:r>
+        <w:rPr>
+          <w:lang w:val="ar_AE" w:bidi="ar_AE"/>
+        </w:rPr>
+      </w:r>
+      <w:r>
+        <w:rPr>
+          <w:b/>
+          <w:lang w:val="ar_AE" w:bidi="ar_AE"/>
+        </w:rPr>
         <w:t>"</w:t>
       </w:r>
       <w:r>
@@ -43640,6 +49403,23 @@
           <w:b/>
           <w:lang w:val="ar_AE" w:bidi="ar_AE"/>
         </w:rPr>
+        <w:t>ὡς τῷ Χριστῷ</w:t>
+      </w:r>
+    </w:p>
+    <w:p>
+      <w:pPr>
+        <w:bidi/>
+      </w:pPr>
+      <w:r>
+        <w:rPr>
+          <w:lang w:val="ar_AE" w:bidi="ar_AE"/>
+        </w:rPr>
+      </w:r>
+      <w:r>
+        <w:rPr>
+          <w:b/>
+          <w:lang w:val="ar_AE" w:bidi="ar_AE"/>
+        </w:rPr>
         <w:t>"</w:t>
       </w:r>
       <w:r>
@@ -43746,6 +49526,23 @@
           <w:b/>
           <w:lang w:val="ar_AE" w:bidi="ar_AE"/>
         </w:rPr>
+        <w:t>ἀλλ’</w:t>
+      </w:r>
+    </w:p>
+    <w:p>
+      <w:pPr>
+        <w:bidi/>
+      </w:pPr>
+      <w:r>
+        <w:rPr>
+          <w:lang w:val="ar_AE" w:bidi="ar_AE"/>
+        </w:rPr>
+      </w:r>
+      <w:r>
+        <w:rPr>
+          <w:b/>
+          <w:lang w:val="ar_AE" w:bidi="ar_AE"/>
+        </w:rPr>
         <w:t>"</w:t>
       </w:r>
       <w:r>
@@ -43865,6 +49662,23 @@
           <w:b/>
           <w:lang w:val="ar_AE" w:bidi="ar_AE"/>
         </w:rPr>
+        <w:t>ὡς δοῦλοι Χριστοῦ</w:t>
+      </w:r>
+    </w:p>
+    <w:p>
+      <w:pPr>
+        <w:bidi/>
+      </w:pPr>
+      <w:r>
+        <w:rPr>
+          <w:lang w:val="ar_AE" w:bidi="ar_AE"/>
+        </w:rPr>
+      </w:r>
+      <w:r>
+        <w:rPr>
+          <w:b/>
+          <w:lang w:val="ar_AE" w:bidi="ar_AE"/>
+        </w:rPr>
         <w:t>"</w:t>
       </w:r>
       <w:r>
@@ -43949,6 +49763,23 @@
           <w:b/>
           <w:lang w:val="ar_AE" w:bidi="ar_AE"/>
         </w:rPr>
+        <w:t>ἐκ ψυχῆς</w:t>
+      </w:r>
+    </w:p>
+    <w:p>
+      <w:pPr>
+        <w:bidi/>
+      </w:pPr>
+      <w:r>
+        <w:rPr>
+          <w:lang w:val="ar_AE" w:bidi="ar_AE"/>
+        </w:rPr>
+      </w:r>
+      <w:r>
+        <w:rPr>
+          <w:b/>
+          <w:lang w:val="ar_AE" w:bidi="ar_AE"/>
+        </w:rPr>
         <w:t>"</w:t>
       </w:r>
       <w:r>
@@ -44068,6 +49899,23 @@
           <w:b/>
           <w:lang w:val="ar_AE" w:bidi="ar_AE"/>
         </w:rPr>
+        <w:t>τὰ αὐτὰ ποιεῖτε πρὸς αὐτούς</w:t>
+      </w:r>
+    </w:p>
+    <w:p>
+      <w:pPr>
+        <w:bidi/>
+      </w:pPr>
+      <w:r>
+        <w:rPr>
+          <w:lang w:val="ar_AE" w:bidi="ar_AE"/>
+        </w:rPr>
+      </w:r>
+      <w:r>
+        <w:rPr>
+          <w:b/>
+          <w:lang w:val="ar_AE" w:bidi="ar_AE"/>
+        </w:rPr>
         <w:t>"</w:t>
       </w:r>
       <w:r>
@@ -44125,7 +49973,7 @@
         </w:rPr>
         <w:t>" فن (</w:t>
       </w:r>
-      <w:hyperlink r:id="rId22">
+      <w:hyperlink r:id="rId24">
         <w:r>
           <w:rPr>
             <w:lang w:val="ar_AE" w:bidi="ar_AE"/>
@@ -44217,6 +50065,23 @@
           <w:b/>
           <w:lang w:val="ar_AE" w:bidi="ar_AE"/>
         </w:rPr>
+        <w:t>εἰδότες ὅτι καὶ αὐτῶν καὶ ὑμῶν ὁ Κύριός ἐστιν ἐν οὐρανοῖς</w:t>
+      </w:r>
+    </w:p>
+    <w:p>
+      <w:pPr>
+        <w:bidi/>
+      </w:pPr>
+      <w:r>
+        <w:rPr>
+          <w:lang w:val="ar_AE" w:bidi="ar_AE"/>
+        </w:rPr>
+      </w:r>
+      <w:r>
+        <w:rPr>
+          <w:b/>
+          <w:lang w:val="ar_AE" w:bidi="ar_AE"/>
+        </w:rPr>
         <w:t>"</w:t>
       </w:r>
       <w:r>
@@ -44301,6 +50166,23 @@
           <w:b/>
           <w:lang w:val="ar_AE" w:bidi="ar_AE"/>
         </w:rPr>
+        <w:t>προσωπολημψία οὐκ ἔστιν παρ’ αὐτῷ</w:t>
+      </w:r>
+    </w:p>
+    <w:p>
+      <w:pPr>
+        <w:bidi/>
+      </w:pPr>
+      <w:r>
+        <w:rPr>
+          <w:lang w:val="ar_AE" w:bidi="ar_AE"/>
+        </w:rPr>
+      </w:r>
+      <w:r>
+        <w:rPr>
+          <w:b/>
+          <w:lang w:val="ar_AE" w:bidi="ar_AE"/>
+        </w:rPr>
         <w:t>"</w:t>
       </w:r>
       <w:r>
@@ -44501,7 +50383,7 @@
         </w:rPr>
         <w:t xml:space="preserve">هاتان الكلمتان متشابهتان جدًا في المعنى. وتم استخدامهما معًا حتى تؤكد كل منهما الأخرى. انظر كيف قُمت بترجمة هذه العبارة قرب نهاية </w:t>
       </w:r>
-      <w:hyperlink r:id="rId23">
+      <w:hyperlink r:id="rId25">
         <w:r>
           <w:rPr>
             <w:lang w:val="ar_AE" w:bidi="ar_AE"/>
@@ -44593,6 +50475,23 @@
           <w:b/>
           <w:lang w:val="ar_AE" w:bidi="ar_AE"/>
         </w:rPr>
+        <w:t>ἐνδύσασθε τὴν πανοπλίαν τοῦ Θεοῦ, πρὸς τὸ δύνασθαι ὑμᾶς στῆναι πρὸς τὰς μεθοδίας τοῦ διαβόλου</w:t>
+      </w:r>
+    </w:p>
+    <w:p>
+      <w:pPr>
+        <w:bidi/>
+      </w:pPr>
+      <w:r>
+        <w:rPr>
+          <w:lang w:val="ar_AE" w:bidi="ar_AE"/>
+        </w:rPr>
+      </w:r>
+      <w:r>
+        <w:rPr>
+          <w:b/>
+          <w:lang w:val="ar_AE" w:bidi="ar_AE"/>
+        </w:rPr>
         <w:t>"</w:t>
       </w:r>
       <w:r>
@@ -44725,6 +50624,23 @@
           <w:b/>
           <w:lang w:val="ar_AE" w:bidi="ar_AE"/>
         </w:rPr>
+        <w:t>τὰς μεθοδίας</w:t>
+      </w:r>
+    </w:p>
+    <w:p>
+      <w:pPr>
+        <w:bidi/>
+      </w:pPr>
+      <w:r>
+        <w:rPr>
+          <w:lang w:val="ar_AE" w:bidi="ar_AE"/>
+        </w:rPr>
+      </w:r>
+      <w:r>
+        <w:rPr>
+          <w:b/>
+          <w:lang w:val="ar_AE" w:bidi="ar_AE"/>
+        </w:rPr>
         <w:t>"</w:t>
       </w:r>
       <w:r>
@@ -44809,6 +50725,23 @@
           <w:b/>
           <w:lang w:val="ar_AE" w:bidi="ar_AE"/>
         </w:rPr>
+        <w:t>ὅτι</w:t>
+      </w:r>
+    </w:p>
+    <w:p>
+      <w:pPr>
+        <w:bidi/>
+      </w:pPr>
+      <w:r>
+        <w:rPr>
+          <w:lang w:val="ar_AE" w:bidi="ar_AE"/>
+        </w:rPr>
+      </w:r>
+      <w:r>
+        <w:rPr>
+          <w:b/>
+          <w:lang w:val="ar_AE" w:bidi="ar_AE"/>
+        </w:rPr>
         <w:t>"</w:t>
       </w:r>
       <w:r>
@@ -44941,6 +50874,23 @@
           <w:b/>
           <w:lang w:val="ar_AE" w:bidi="ar_AE"/>
         </w:rPr>
+        <w:t>αἷμα καὶ σάρκα</w:t>
+      </w:r>
+    </w:p>
+    <w:p>
+      <w:pPr>
+        <w:bidi/>
+      </w:pPr>
+      <w:r>
+        <w:rPr>
+          <w:lang w:val="ar_AE" w:bidi="ar_AE"/>
+        </w:rPr>
+      </w:r>
+      <w:r>
+        <w:rPr>
+          <w:b/>
+          <w:lang w:val="ar_AE" w:bidi="ar_AE"/>
+        </w:rPr>
         <w:t>"</w:t>
       </w:r>
       <w:r>
@@ -45047,6 +50997,23 @@
           <w:b/>
           <w:lang w:val="ar_AE" w:bidi="ar_AE"/>
         </w:rPr>
+        <w:t>ἀλλὰ</w:t>
+      </w:r>
+    </w:p>
+    <w:p>
+      <w:pPr>
+        <w:bidi/>
+      </w:pPr>
+      <w:r>
+        <w:rPr>
+          <w:lang w:val="ar_AE" w:bidi="ar_AE"/>
+        </w:rPr>
+      </w:r>
+      <w:r>
+        <w:rPr>
+          <w:b/>
+          <w:lang w:val="ar_AE" w:bidi="ar_AE"/>
+        </w:rPr>
         <w:t>"</w:t>
       </w:r>
       <w:r>
@@ -45285,6 +51252,23 @@
           <w:b/>
           <w:lang w:val="ar_AE" w:bidi="ar_AE"/>
         </w:rPr>
+        <w:t>τοῦ σκότους τούτου</w:t>
+      </w:r>
+    </w:p>
+    <w:p>
+      <w:pPr>
+        <w:bidi/>
+      </w:pPr>
+      <w:r>
+        <w:rPr>
+          <w:lang w:val="ar_AE" w:bidi="ar_AE"/>
+        </w:rPr>
+      </w:r>
+      <w:r>
+        <w:rPr>
+          <w:b/>
+          <w:lang w:val="ar_AE" w:bidi="ar_AE"/>
+        </w:rPr>
         <w:t>"</w:t>
       </w:r>
       <w:r>
@@ -45404,6 +51388,23 @@
           <w:b/>
           <w:lang w:val="ar_AE" w:bidi="ar_AE"/>
         </w:rPr>
+        <w:t>διὰ τοῦτο, ἀναλάβετε τὴν πανοπλίαν τοῦ Θεοῦ</w:t>
+      </w:r>
+    </w:p>
+    <w:p>
+      <w:pPr>
+        <w:bidi/>
+      </w:pPr>
+      <w:r>
+        <w:rPr>
+          <w:lang w:val="ar_AE" w:bidi="ar_AE"/>
+        </w:rPr>
+      </w:r>
+      <w:r>
+        <w:rPr>
+          <w:b/>
+          <w:lang w:val="ar_AE" w:bidi="ar_AE"/>
+        </w:rPr>
         <w:t>"</w:t>
       </w:r>
       <w:r>
@@ -45536,6 +51537,23 @@
           <w:b/>
           <w:lang w:val="ar_AE" w:bidi="ar_AE"/>
         </w:rPr>
+        <w:t>διὰ τοῦτο</w:t>
+      </w:r>
+    </w:p>
+    <w:p>
+      <w:pPr>
+        <w:bidi/>
+      </w:pPr>
+      <w:r>
+        <w:rPr>
+          <w:lang w:val="ar_AE" w:bidi="ar_AE"/>
+        </w:rPr>
+      </w:r>
+      <w:r>
+        <w:rPr>
+          <w:b/>
+          <w:lang w:val="ar_AE" w:bidi="ar_AE"/>
+        </w:rPr>
         <w:t>"</w:t>
       </w:r>
       <w:r>
@@ -45655,6 +51673,23 @@
           <w:b/>
           <w:lang w:val="ar_AE" w:bidi="ar_AE"/>
         </w:rPr>
+        <w:t>ἵνα δυνηθῆτε ἀντιστῆναι ἐν τῇ ἡμέρᾳ τῇ πονηρᾷ</w:t>
+      </w:r>
+    </w:p>
+    <w:p>
+      <w:pPr>
+        <w:bidi/>
+      </w:pPr>
+      <w:r>
+        <w:rPr>
+          <w:lang w:val="ar_AE" w:bidi="ar_AE"/>
+        </w:rPr>
+      </w:r>
+      <w:r>
+        <w:rPr>
+          <w:b/>
+          <w:lang w:val="ar_AE" w:bidi="ar_AE"/>
+        </w:rPr>
         <w:t>"</w:t>
       </w:r>
       <w:r>
@@ -45774,6 +51809,23 @@
           <w:b/>
           <w:lang w:val="ar_AE" w:bidi="ar_AE"/>
         </w:rPr>
+        <w:t>ἵνα δυνηθῆτε ἀντιστῆναι</w:t>
+      </w:r>
+    </w:p>
+    <w:p>
+      <w:pPr>
+        <w:bidi/>
+      </w:pPr>
+      <w:r>
+        <w:rPr>
+          <w:lang w:val="ar_AE" w:bidi="ar_AE"/>
+        </w:rPr>
+      </w:r>
+      <w:r>
+        <w:rPr>
+          <w:b/>
+          <w:lang w:val="ar_AE" w:bidi="ar_AE"/>
+        </w:rPr>
         <w:t>"</w:t>
       </w:r>
       <w:r>
@@ -45893,6 +51945,23 @@
           <w:b/>
           <w:lang w:val="ar_AE" w:bidi="ar_AE"/>
         </w:rPr>
+        <w:t>ἵνα</w:t>
+      </w:r>
+    </w:p>
+    <w:p>
+      <w:pPr>
+        <w:bidi/>
+      </w:pPr>
+      <w:r>
+        <w:rPr>
+          <w:lang w:val="ar_AE" w:bidi="ar_AE"/>
+        </w:rPr>
+      </w:r>
+      <w:r>
+        <w:rPr>
+          <w:b/>
+          <w:lang w:val="ar_AE" w:bidi="ar_AE"/>
+        </w:rPr>
         <w:t>"</w:t>
       </w:r>
       <w:r>
@@ -46012,6 +52081,23 @@
           <w:b/>
           <w:lang w:val="ar_AE" w:bidi="ar_AE"/>
         </w:rPr>
+        <w:t>στῆτε οὖν</w:t>
+      </w:r>
+    </w:p>
+    <w:p>
+      <w:pPr>
+        <w:bidi/>
+      </w:pPr>
+      <w:r>
+        <w:rPr>
+          <w:lang w:val="ar_AE" w:bidi="ar_AE"/>
+        </w:rPr>
+      </w:r>
+      <w:r>
+        <w:rPr>
+          <w:b/>
+          <w:lang w:val="ar_AE" w:bidi="ar_AE"/>
+        </w:rPr>
         <w:t>"</w:t>
       </w:r>
       <w:r>
@@ -46070,7 +52156,7 @@
         </w:rPr>
         <w:t xml:space="preserve">" في </w:t>
       </w:r>
-      <w:hyperlink r:id="rId24">
+      <w:hyperlink r:id="rId26">
         <w:r>
           <w:rPr>
             <w:lang w:val="ar_AE" w:bidi="ar_AE"/>
@@ -46162,6 +52248,23 @@
           <w:b/>
           <w:lang w:val="ar_AE" w:bidi="ar_AE"/>
         </w:rPr>
+        <w:t>οὖν</w:t>
+      </w:r>
+    </w:p>
+    <w:p>
+      <w:pPr>
+        <w:bidi/>
+      </w:pPr>
+      <w:r>
+        <w:rPr>
+          <w:lang w:val="ar_AE" w:bidi="ar_AE"/>
+        </w:rPr>
+      </w:r>
+      <w:r>
+        <w:rPr>
+          <w:b/>
+          <w:lang w:val="ar_AE" w:bidi="ar_AE"/>
+        </w:rPr>
         <w:t>"</w:t>
       </w:r>
       <w:r>
@@ -46400,6 +52503,23 @@
           <w:b/>
           <w:lang w:val="ar_AE" w:bidi="ar_AE"/>
         </w:rPr>
+        <w:t>ἀληθείᾳ</w:t>
+      </w:r>
+    </w:p>
+    <w:p>
+      <w:pPr>
+        <w:bidi/>
+      </w:pPr>
+      <w:r>
+        <w:rPr>
+          <w:lang w:val="ar_AE" w:bidi="ar_AE"/>
+        </w:rPr>
+      </w:r>
+      <w:r>
+        <w:rPr>
+          <w:b/>
+          <w:lang w:val="ar_AE" w:bidi="ar_AE"/>
+        </w:rPr>
         <w:t>"</w:t>
       </w:r>
       <w:r>
@@ -46519,6 +52639,23 @@
           <w:b/>
           <w:lang w:val="ar_AE" w:bidi="ar_AE"/>
         </w:rPr>
+        <w:t>ἐνδυσάμενοι τὸν θώρακα τῆς δικαιοσύνης</w:t>
+      </w:r>
+    </w:p>
+    <w:p>
+      <w:pPr>
+        <w:bidi/>
+      </w:pPr>
+      <w:r>
+        <w:rPr>
+          <w:lang w:val="ar_AE" w:bidi="ar_AE"/>
+        </w:rPr>
+      </w:r>
+      <w:r>
+        <w:rPr>
+          <w:b/>
+          <w:lang w:val="ar_AE" w:bidi="ar_AE"/>
+        </w:rPr>
         <w:t>"</w:t>
       </w:r>
       <w:r>
@@ -46651,6 +52788,23 @@
           <w:b/>
           <w:lang w:val="ar_AE" w:bidi="ar_AE"/>
         </w:rPr>
+        <w:t>δικαιοσύνης</w:t>
+      </w:r>
+    </w:p>
+    <w:p>
+      <w:pPr>
+        <w:bidi/>
+      </w:pPr>
+      <w:r>
+        <w:rPr>
+          <w:lang w:val="ar_AE" w:bidi="ar_AE"/>
+        </w:rPr>
+      </w:r>
+      <w:r>
+        <w:rPr>
+          <w:b/>
+          <w:lang w:val="ar_AE" w:bidi="ar_AE"/>
+        </w:rPr>
         <w:t>"</w:t>
       </w:r>
       <w:r>
@@ -46770,6 +52924,23 @@
           <w:b/>
           <w:lang w:val="ar_AE" w:bidi="ar_AE"/>
         </w:rPr>
+        <w:t>ὑποδησάμενοι τοὺς πόδας ἐν ἑτοιμασίᾳ τοῦ εὐαγγελίου τῆς εἰρήνης</w:t>
+      </w:r>
+    </w:p>
+    <w:p>
+      <w:pPr>
+        <w:bidi/>
+      </w:pPr>
+      <w:r>
+        <w:rPr>
+          <w:lang w:val="ar_AE" w:bidi="ar_AE"/>
+        </w:rPr>
+      </w:r>
+      <w:r>
+        <w:rPr>
+          <w:b/>
+          <w:lang w:val="ar_AE" w:bidi="ar_AE"/>
+        </w:rPr>
         <w:t>"</w:t>
       </w:r>
       <w:r>
@@ -46889,6 +53060,23 @@
           <w:b/>
           <w:lang w:val="ar_AE" w:bidi="ar_AE"/>
         </w:rPr>
+        <w:t>εἰρήνης</w:t>
+      </w:r>
+    </w:p>
+    <w:p>
+      <w:pPr>
+        <w:bidi/>
+      </w:pPr>
+      <w:r>
+        <w:rPr>
+          <w:lang w:val="ar_AE" w:bidi="ar_AE"/>
+        </w:rPr>
+      </w:r>
+      <w:r>
+        <w:rPr>
+          <w:b/>
+          <w:lang w:val="ar_AE" w:bidi="ar_AE"/>
+        </w:rPr>
         <w:t>"</w:t>
       </w:r>
       <w:r>
@@ -47008,6 +53196,23 @@
           <w:b/>
           <w:lang w:val="ar_AE" w:bidi="ar_AE"/>
         </w:rPr>
+        <w:t>ἐν πᾶσιν ἀναλαβόντες τὸν θυρεὸν τῆς πίστεως</w:t>
+      </w:r>
+    </w:p>
+    <w:p>
+      <w:pPr>
+        <w:bidi/>
+      </w:pPr>
+      <w:r>
+        <w:rPr>
+          <w:lang w:val="ar_AE" w:bidi="ar_AE"/>
+        </w:rPr>
+      </w:r>
+      <w:r>
+        <w:rPr>
+          <w:b/>
+          <w:lang w:val="ar_AE" w:bidi="ar_AE"/>
+        </w:rPr>
         <w:t>"</w:t>
       </w:r>
       <w:r>
@@ -47127,6 +53332,23 @@
           <w:b/>
           <w:lang w:val="ar_AE" w:bidi="ar_AE"/>
         </w:rPr>
+        <w:t>τῆς πίστεως</w:t>
+      </w:r>
+    </w:p>
+    <w:p>
+      <w:pPr>
+        <w:bidi/>
+      </w:pPr>
+      <w:r>
+        <w:rPr>
+          <w:lang w:val="ar_AE" w:bidi="ar_AE"/>
+        </w:rPr>
+      </w:r>
+      <w:r>
+        <w:rPr>
+          <w:b/>
+          <w:lang w:val="ar_AE" w:bidi="ar_AE"/>
+        </w:rPr>
         <w:t>"</w:t>
       </w:r>
       <w:r>
@@ -47246,6 +53468,23 @@
           <w:b/>
           <w:lang w:val="ar_AE" w:bidi="ar_AE"/>
         </w:rPr>
+        <w:t>τὰ βέλη τοῦ πονηροῦ πεπυρωμένα</w:t>
+      </w:r>
+    </w:p>
+    <w:p>
+      <w:pPr>
+        <w:bidi/>
+      </w:pPr>
+      <w:r>
+        <w:rPr>
+          <w:lang w:val="ar_AE" w:bidi="ar_AE"/>
+        </w:rPr>
+      </w:r>
+      <w:r>
+        <w:rPr>
+          <w:b/>
+          <w:lang w:val="ar_AE" w:bidi="ar_AE"/>
+        </w:rPr>
         <w:t>"</w:t>
       </w:r>
       <w:r>
@@ -47365,6 +53604,23 @@
           <w:b/>
           <w:lang w:val="ar_AE" w:bidi="ar_AE"/>
         </w:rPr>
+        <w:t>τὴν περικεφαλαίαν τοῦ σωτηρίου δέξασθε</w:t>
+      </w:r>
+    </w:p>
+    <w:p>
+      <w:pPr>
+        <w:bidi/>
+      </w:pPr>
+      <w:r>
+        <w:rPr>
+          <w:lang w:val="ar_AE" w:bidi="ar_AE"/>
+        </w:rPr>
+      </w:r>
+      <w:r>
+        <w:rPr>
+          <w:b/>
+          <w:lang w:val="ar_AE" w:bidi="ar_AE"/>
+        </w:rPr>
         <w:t>"</w:t>
       </w:r>
       <w:r>
@@ -47497,6 +53753,23 @@
           <w:b/>
           <w:lang w:val="ar_AE" w:bidi="ar_AE"/>
         </w:rPr>
+        <w:t>τοῦ σωτηρίου</w:t>
+      </w:r>
+    </w:p>
+    <w:p>
+      <w:pPr>
+        <w:bidi/>
+      </w:pPr>
+      <w:r>
+        <w:rPr>
+          <w:lang w:val="ar_AE" w:bidi="ar_AE"/>
+        </w:rPr>
+      </w:r>
+      <w:r>
+        <w:rPr>
+          <w:b/>
+          <w:lang w:val="ar_AE" w:bidi="ar_AE"/>
+        </w:rPr>
         <w:t>"</w:t>
       </w:r>
       <w:r>
@@ -47616,6 +53889,23 @@
           <w:b/>
           <w:lang w:val="ar_AE" w:bidi="ar_AE"/>
         </w:rPr>
+        <w:t>τὴν μάχαιραν τοῦ Πνεύματος, ὅ ἐστιν ῥῆμα Θεοῦ</w:t>
+      </w:r>
+    </w:p>
+    <w:p>
+      <w:pPr>
+        <w:bidi/>
+      </w:pPr>
+      <w:r>
+        <w:rPr>
+          <w:lang w:val="ar_AE" w:bidi="ar_AE"/>
+        </w:rPr>
+      </w:r>
+      <w:r>
+        <w:rPr>
+          <w:b/>
+          <w:lang w:val="ar_AE" w:bidi="ar_AE"/>
+        </w:rPr>
         <w:t>"</w:t>
       </w:r>
       <w:r>
@@ -47722,6 +54012,23 @@
           <w:b/>
           <w:lang w:val="ar_AE" w:bidi="ar_AE"/>
         </w:rPr>
+        <w:t>διὰ πάσης προσευχῆς καὶ δεήσεως, προσευχόμενοι ἐν παντὶ καιρῷ ἐν Πνεύματι</w:t>
+      </w:r>
+    </w:p>
+    <w:p>
+      <w:pPr>
+        <w:bidi/>
+      </w:pPr>
+      <w:r>
+        <w:rPr>
+          <w:lang w:val="ar_AE" w:bidi="ar_AE"/>
+        </w:rPr>
+      </w:r>
+      <w:r>
+        <w:rPr>
+          <w:b/>
+          <w:lang w:val="ar_AE" w:bidi="ar_AE"/>
+        </w:rPr>
         <w:t>"</w:t>
       </w:r>
       <w:r>
@@ -47806,6 +54113,23 @@
           <w:b/>
           <w:lang w:val="ar_AE" w:bidi="ar_AE"/>
         </w:rPr>
+        <w:t>εἰς αὐτὸ</w:t>
+      </w:r>
+    </w:p>
+    <w:p>
+      <w:pPr>
+        <w:bidi/>
+      </w:pPr>
+      <w:r>
+        <w:rPr>
+          <w:lang w:val="ar_AE" w:bidi="ar_AE"/>
+        </w:rPr>
+      </w:r>
+      <w:r>
+        <w:rPr>
+          <w:b/>
+          <w:lang w:val="ar_AE" w:bidi="ar_AE"/>
+        </w:rPr>
         <w:t>"</w:t>
       </w:r>
       <w:r>
@@ -47925,6 +54249,23 @@
           <w:b/>
           <w:lang w:val="ar_AE" w:bidi="ar_AE"/>
         </w:rPr>
+        <w:t>ἀγρυπνοῦντες ἐν πάσῃ προσκαρτερήσει καὶ δεήσει περὶ πάντων τῶν ἁγίων</w:t>
+      </w:r>
+    </w:p>
+    <w:p>
+      <w:pPr>
+        <w:bidi/>
+      </w:pPr>
+      <w:r>
+        <w:rPr>
+          <w:lang w:val="ar_AE" w:bidi="ar_AE"/>
+        </w:rPr>
+      </w:r>
+      <w:r>
+        <w:rPr>
+          <w:b/>
+          <w:lang w:val="ar_AE" w:bidi="ar_AE"/>
+        </w:rPr>
         <w:t>"</w:t>
       </w:r>
       <w:r>
@@ -48114,6 +54455,23 @@
           <w:b/>
           <w:lang w:val="ar_AE" w:bidi="ar_AE"/>
         </w:rPr>
+        <w:t>ἵνα μοι δοθῇ λόγος</w:t>
+      </w:r>
+    </w:p>
+    <w:p>
+      <w:pPr>
+        <w:bidi/>
+      </w:pPr>
+      <w:r>
+        <w:rPr>
+          <w:lang w:val="ar_AE" w:bidi="ar_AE"/>
+        </w:rPr>
+      </w:r>
+      <w:r>
+        <w:rPr>
+          <w:b/>
+          <w:lang w:val="ar_AE" w:bidi="ar_AE"/>
+        </w:rPr>
         <w:t>"</w:t>
       </w:r>
       <w:r>
@@ -48220,6 +54578,23 @@
           <w:b/>
           <w:lang w:val="ar_AE" w:bidi="ar_AE"/>
         </w:rPr>
+        <w:t>ἵνα</w:t>
+      </w:r>
+    </w:p>
+    <w:p>
+      <w:pPr>
+        <w:bidi/>
+      </w:pPr>
+      <w:r>
+        <w:rPr>
+          <w:lang w:val="ar_AE" w:bidi="ar_AE"/>
+        </w:rPr>
+      </w:r>
+      <w:r>
+        <w:rPr>
+          <w:b/>
+          <w:lang w:val="ar_AE" w:bidi="ar_AE"/>
+        </w:rPr>
         <w:t>"</w:t>
       </w:r>
       <w:r>
@@ -48445,6 +54820,23 @@
           <w:b/>
           <w:lang w:val="ar_AE" w:bidi="ar_AE"/>
         </w:rPr>
+        <w:t>ὑπὲρ οὗ πρεσβεύω ἐν ἁλύσει</w:t>
+      </w:r>
+    </w:p>
+    <w:p>
+      <w:pPr>
+        <w:bidi/>
+      </w:pPr>
+      <w:r>
+        <w:rPr>
+          <w:lang w:val="ar_AE" w:bidi="ar_AE"/>
+        </w:rPr>
+      </w:r>
+      <w:r>
+        <w:rPr>
+          <w:b/>
+          <w:lang w:val="ar_AE" w:bidi="ar_AE"/>
+        </w:rPr>
         <w:t>"</w:t>
       </w:r>
       <w:r>
@@ -48564,6 +54956,23 @@
           <w:b/>
           <w:lang w:val="ar_AE" w:bidi="ar_AE"/>
         </w:rPr>
+        <w:t>ἵνα ἐν αὐτῷ παρρησιάσωμαι, ὡς δεῖ με λαλῆσαι</w:t>
+      </w:r>
+    </w:p>
+    <w:p>
+      <w:pPr>
+        <w:bidi/>
+      </w:pPr>
+      <w:r>
+        <w:rPr>
+          <w:lang w:val="ar_AE" w:bidi="ar_AE"/>
+        </w:rPr>
+      </w:r>
+      <w:r>
+        <w:rPr>
+          <w:b/>
+          <w:lang w:val="ar_AE" w:bidi="ar_AE"/>
+        </w:rPr>
         <w:t>"</w:t>
       </w:r>
       <w:r>
@@ -48670,6 +55079,23 @@
           <w:b/>
           <w:lang w:val="ar_AE" w:bidi="ar_AE"/>
         </w:rPr>
+        <w:t>ἵνα</w:t>
+      </w:r>
+    </w:p>
+    <w:p>
+      <w:pPr>
+        <w:bidi/>
+      </w:pPr>
+      <w:r>
+        <w:rPr>
+          <w:lang w:val="ar_AE" w:bidi="ar_AE"/>
+        </w:rPr>
+      </w:r>
+      <w:r>
+        <w:rPr>
+          <w:b/>
+          <w:lang w:val="ar_AE" w:bidi="ar_AE"/>
+        </w:rPr>
         <w:t>"</w:t>
       </w:r>
       <w:r>
@@ -48789,6 +55215,23 @@
           <w:b/>
           <w:lang w:val="ar_AE" w:bidi="ar_AE"/>
         </w:rPr>
+        <w:t>ἐν αὐτῷ</w:t>
+      </w:r>
+    </w:p>
+    <w:p>
+      <w:pPr>
+        <w:bidi/>
+      </w:pPr>
+      <w:r>
+        <w:rPr>
+          <w:lang w:val="ar_AE" w:bidi="ar_AE"/>
+        </w:rPr>
+      </w:r>
+      <w:r>
+        <w:rPr>
+          <w:b/>
+          <w:lang w:val="ar_AE" w:bidi="ar_AE"/>
+        </w:rPr>
         <w:t>"</w:t>
       </w:r>
       <w:r>
@@ -48895,6 +55338,23 @@
           <w:b/>
           <w:lang w:val="ar_AE" w:bidi="ar_AE"/>
         </w:rPr>
+        <w:t>ἵνα</w:t>
+      </w:r>
+    </w:p>
+    <w:p>
+      <w:pPr>
+        <w:bidi/>
+      </w:pPr>
+      <w:r>
+        <w:rPr>
+          <w:lang w:val="ar_AE" w:bidi="ar_AE"/>
+        </w:rPr>
+      </w:r>
+      <w:r>
+        <w:rPr>
+          <w:b/>
+          <w:lang w:val="ar_AE" w:bidi="ar_AE"/>
+        </w:rPr>
         <w:t>"</w:t>
       </w:r>
       <w:r>
@@ -49014,6 +55474,23 @@
           <w:b/>
           <w:lang w:val="ar_AE" w:bidi="ar_AE"/>
         </w:rPr>
+        <w:t>ἀδελφὸς</w:t>
+      </w:r>
+    </w:p>
+    <w:p>
+      <w:pPr>
+        <w:bidi/>
+      </w:pPr>
+      <w:r>
+        <w:rPr>
+          <w:lang w:val="ar_AE" w:bidi="ar_AE"/>
+        </w:rPr>
+      </w:r>
+      <w:r>
+        <w:rPr>
+          <w:b/>
+          <w:lang w:val="ar_AE" w:bidi="ar_AE"/>
+        </w:rPr>
         <w:t>"</w:t>
       </w:r>
       <w:r>
@@ -49133,6 +55610,23 @@
           <w:b/>
           <w:lang w:val="ar_AE" w:bidi="ar_AE"/>
         </w:rPr>
+        <w:t>παρακαλέσῃ τὰς καρδίας ὑμῶν</w:t>
+      </w:r>
+    </w:p>
+    <w:p>
+      <w:pPr>
+        <w:bidi/>
+      </w:pPr>
+      <w:r>
+        <w:rPr>
+          <w:lang w:val="ar_AE" w:bidi="ar_AE"/>
+        </w:rPr>
+      </w:r>
+      <w:r>
+        <w:rPr>
+          <w:b/>
+          <w:lang w:val="ar_AE" w:bidi="ar_AE"/>
+        </w:rPr>
         <w:t>"</w:t>
       </w:r>
       <w:r>
@@ -49252,6 +55746,23 @@
           <w:b/>
           <w:lang w:val="ar_AE" w:bidi="ar_AE"/>
         </w:rPr>
+        <w:t>ἵνα</w:t>
+      </w:r>
+    </w:p>
+    <w:p>
+      <w:pPr>
+        <w:bidi/>
+      </w:pPr>
+      <w:r>
+        <w:rPr>
+          <w:lang w:val="ar_AE" w:bidi="ar_AE"/>
+        </w:rPr>
+      </w:r>
+      <w:r>
+        <w:rPr>
+          <w:b/>
+          <w:lang w:val="ar_AE" w:bidi="ar_AE"/>
+        </w:rPr>
         <w:t>"</w:t>
       </w:r>
       <w:r>
@@ -49441,6 +55952,23 @@
           <w:b/>
           <w:lang w:val="ar_AE" w:bidi="ar_AE"/>
         </w:rPr>
+        <w:t>εἰρήνη τοῖς ἀδελφοῖς</w:t>
+      </w:r>
+    </w:p>
+    <w:p>
+      <w:pPr>
+        <w:bidi/>
+      </w:pPr>
+      <w:r>
+        <w:rPr>
+          <w:lang w:val="ar_AE" w:bidi="ar_AE"/>
+        </w:rPr>
+      </w:r>
+      <w:r>
+        <w:rPr>
+          <w:b/>
+          <w:lang w:val="ar_AE" w:bidi="ar_AE"/>
+        </w:rPr>
         <w:t>"</w:t>
       </w:r>
       <w:r>
@@ -49560,6 +56088,23 @@
           <w:b/>
           <w:lang w:val="ar_AE" w:bidi="ar_AE"/>
         </w:rPr>
+        <w:t>τοῖς ἀδελφοῖς</w:t>
+      </w:r>
+    </w:p>
+    <w:p>
+      <w:pPr>
+        <w:bidi/>
+      </w:pPr>
+      <w:r>
+        <w:rPr>
+          <w:lang w:val="ar_AE" w:bidi="ar_AE"/>
+        </w:rPr>
+      </w:r>
+      <w:r>
+        <w:rPr>
+          <w:b/>
+          <w:lang w:val="ar_AE" w:bidi="ar_AE"/>
+        </w:rPr>
         <w:t>"</w:t>
       </w:r>
       <w:r>
@@ -49679,6 +56224,23 @@
           <w:b/>
           <w:lang w:val="ar_AE" w:bidi="ar_AE"/>
         </w:rPr>
+        <w:t>ἀγάπη</w:t>
+      </w:r>
+    </w:p>
+    <w:p>
+      <w:pPr>
+        <w:bidi/>
+      </w:pPr>
+      <w:r>
+        <w:rPr>
+          <w:lang w:val="ar_AE" w:bidi="ar_AE"/>
+        </w:rPr>
+      </w:r>
+      <w:r>
+        <w:rPr>
+          <w:b/>
+          <w:lang w:val="ar_AE" w:bidi="ar_AE"/>
+        </w:rPr>
         <w:t>"</w:t>
       </w:r>
       <w:r>
@@ -49798,6 +56360,23 @@
           <w:b/>
           <w:lang w:val="ar_AE" w:bidi="ar_AE"/>
         </w:rPr>
+        <w:t>μετὰ πίστεως</w:t>
+      </w:r>
+    </w:p>
+    <w:p>
+      <w:pPr>
+        <w:bidi/>
+      </w:pPr>
+      <w:r>
+        <w:rPr>
+          <w:lang w:val="ar_AE" w:bidi="ar_AE"/>
+        </w:rPr>
+      </w:r>
+      <w:r>
+        <w:rPr>
+          <w:b/>
+          <w:lang w:val="ar_AE" w:bidi="ar_AE"/>
+        </w:rPr>
         <w:t>"</w:t>
       </w:r>
       <w:r>
@@ -49917,6 +56496,23 @@
           <w:b/>
           <w:lang w:val="ar_AE" w:bidi="ar_AE"/>
         </w:rPr>
+        <w:t>ἡ χάρις μετὰ</w:t>
+      </w:r>
+    </w:p>
+    <w:p>
+      <w:pPr>
+        <w:bidi/>
+      </w:pPr>
+      <w:r>
+        <w:rPr>
+          <w:lang w:val="ar_AE" w:bidi="ar_AE"/>
+        </w:rPr>
+      </w:r>
+      <w:r>
+        <w:rPr>
+          <w:b/>
+          <w:lang w:val="ar_AE" w:bidi="ar_AE"/>
+        </w:rPr>
         <w:t>"</w:t>
       </w:r>
       <w:r>
@@ -50020,6 +56616,23 @@
         <w:rPr>
           <w:lang w:val="ar_AE" w:bidi="ar_AE"/>
         </w:rPr>
+      </w:r>
+    </w:p>
+    <w:p>
+      <w:pPr>
+        <w:bidi/>
+      </w:pPr>
+      <w:r>
+        <w:rPr>
+          <w:lang w:val="ar_AE" w:bidi="ar_AE"/>
+        </w:rPr>
+      </w:r>
+      <w:r>
+        <w:rPr>
+          <w:b/>
+          <w:lang w:val="ar_AE" w:bidi="ar_AE"/>
+        </w:rPr>
+        <w:t>ἐν ἀφθαρσίᾳ</w:t>
       </w:r>
     </w:p>
     <w:p>

--- a/arb/docx/49.content.docx
+++ b/arb/docx/49.content.docx
@@ -369,6 +369,23 @@
           <w:b/>
           <w:lang w:val="ar_AE" w:bidi="ar_AE"/>
         </w:rPr>
+        <w:t>Παῦλος, ἀπόστολος Χριστοῦ Ἰησοῦ &amp; τοῖς ἁγίοις τοῖς οὖσιν</w:t>
+      </w:r>
+    </w:p>
+    <w:p>
+      <w:pPr>
+        <w:bidi/>
+      </w:pPr>
+      <w:r>
+        <w:rPr>
+          <w:lang w:val="ar_AE" w:bidi="ar_AE"/>
+        </w:rPr>
+      </w:r>
+      <w:r>
+        <w:rPr>
+          <w:b/>
+          <w:lang w:val="ar_AE" w:bidi="ar_AE"/>
+        </w:rPr>
         <w:t>"</w:t>
       </w:r>
       <w:r>
@@ -467,6 +484,23 @@
           <w:b/>
           <w:lang w:val="ar_AE" w:bidi="ar_AE"/>
         </w:rPr>
+        <w:t>ἐν Χριστῷ Ἰησοῦ</w:t>
+      </w:r>
+    </w:p>
+    <w:p>
+      <w:pPr>
+        <w:bidi/>
+      </w:pPr>
+      <w:r>
+        <w:rPr>
+          <w:lang w:val="ar_AE" w:bidi="ar_AE"/>
+        </w:rPr>
+      </w:r>
+      <w:r>
+        <w:rPr>
+          <w:b/>
+          <w:lang w:val="ar_AE" w:bidi="ar_AE"/>
+        </w:rPr>
         <w:t>"</w:t>
       </w:r>
       <w:r>
@@ -586,6 +620,23 @@
           <w:b/>
           <w:lang w:val="ar_AE" w:bidi="ar_AE"/>
         </w:rPr>
+        <w:t>χάρις ὑμῖν καὶ εἰρήνη</w:t>
+      </w:r>
+    </w:p>
+    <w:p>
+      <w:pPr>
+        <w:bidi/>
+      </w:pPr>
+      <w:r>
+        <w:rPr>
+          <w:lang w:val="ar_AE" w:bidi="ar_AE"/>
+        </w:rPr>
+      </w:r>
+      <w:r>
+        <w:rPr>
+          <w:b/>
+          <w:lang w:val="ar_AE" w:bidi="ar_AE"/>
+        </w:rPr>
         <w:t>"</w:t>
       </w:r>
       <w:r>
@@ -846,6 +897,23 @@
           <w:b/>
           <w:lang w:val="ar_AE" w:bidi="ar_AE"/>
         </w:rPr>
+        <w:t>εὐλογητὸς ὁ Θεὸς καὶ Πατὴρ τοῦ Κυρίου ἡμῶν, Ἰησοῦ Χριστοῦ</w:t>
+      </w:r>
+    </w:p>
+    <w:p>
+      <w:pPr>
+        <w:bidi/>
+      </w:pPr>
+      <w:r>
+        <w:rPr>
+          <w:lang w:val="ar_AE" w:bidi="ar_AE"/>
+        </w:rPr>
+      </w:r>
+      <w:r>
+        <w:rPr>
+          <w:b/>
+          <w:lang w:val="ar_AE" w:bidi="ar_AE"/>
+        </w:rPr>
         <w:t>"</w:t>
       </w:r>
       <w:r>
@@ -952,6 +1020,23 @@
           <w:b/>
           <w:lang w:val="ar_AE" w:bidi="ar_AE"/>
         </w:rPr>
+        <w:t>ὁ εὐλογήσας ἡμᾶς</w:t>
+      </w:r>
+    </w:p>
+    <w:p>
+      <w:pPr>
+        <w:bidi/>
+      </w:pPr>
+      <w:r>
+        <w:rPr>
+          <w:lang w:val="ar_AE" w:bidi="ar_AE"/>
+        </w:rPr>
+      </w:r>
+      <w:r>
+        <w:rPr>
+          <w:b/>
+          <w:lang w:val="ar_AE" w:bidi="ar_AE"/>
+        </w:rPr>
         <w:t>"</w:t>
       </w:r>
       <w:r>
@@ -1036,6 +1121,23 @@
           <w:b/>
           <w:lang w:val="ar_AE" w:bidi="ar_AE"/>
         </w:rPr>
+        <w:t>πάσῃ εὐλογίᾳ πνευματικῇ</w:t>
+      </w:r>
+    </w:p>
+    <w:p>
+      <w:pPr>
+        <w:bidi/>
+      </w:pPr>
+      <w:r>
+        <w:rPr>
+          <w:lang w:val="ar_AE" w:bidi="ar_AE"/>
+        </w:rPr>
+      </w:r>
+      <w:r>
+        <w:rPr>
+          <w:b/>
+          <w:lang w:val="ar_AE" w:bidi="ar_AE"/>
+        </w:rPr>
         <w:t>"</w:t>
       </w:r>
       <w:r>
@@ -1217,6 +1319,23 @@
           <w:b/>
           <w:lang w:val="ar_AE" w:bidi="ar_AE"/>
         </w:rPr>
+        <w:t>ἐν Χριστῷ</w:t>
+      </w:r>
+    </w:p>
+    <w:p>
+      <w:pPr>
+        <w:bidi/>
+      </w:pPr>
+      <w:r>
+        <w:rPr>
+          <w:lang w:val="ar_AE" w:bidi="ar_AE"/>
+        </w:rPr>
+      </w:r>
+      <w:r>
+        <w:rPr>
+          <w:b/>
+          <w:lang w:val="ar_AE" w:bidi="ar_AE"/>
+        </w:rPr>
         <w:t>"</w:t>
       </w:r>
       <w:r>
@@ -1336,6 +1455,23 @@
           <w:b/>
           <w:lang w:val="ar_AE" w:bidi="ar_AE"/>
         </w:rPr>
+        <w:t>ἁγίους καὶ ἀμώμους</w:t>
+      </w:r>
+    </w:p>
+    <w:p>
+      <w:pPr>
+        <w:bidi/>
+      </w:pPr>
+      <w:r>
+        <w:rPr>
+          <w:lang w:val="ar_AE" w:bidi="ar_AE"/>
+        </w:rPr>
+      </w:r>
+      <w:r>
+        <w:rPr>
+          <w:b/>
+          <w:lang w:val="ar_AE" w:bidi="ar_AE"/>
+        </w:rPr>
         <w:t>"</w:t>
       </w:r>
       <w:r>
@@ -1468,6 +1604,23 @@
           <w:b/>
           <w:lang w:val="ar_AE" w:bidi="ar_AE"/>
         </w:rPr>
+        <w:t>ἀμώμους</w:t>
+      </w:r>
+    </w:p>
+    <w:p>
+      <w:pPr>
+        <w:bidi/>
+      </w:pPr>
+      <w:r>
+        <w:rPr>
+          <w:lang w:val="ar_AE" w:bidi="ar_AE"/>
+        </w:rPr>
+      </w:r>
+      <w:r>
+        <w:rPr>
+          <w:b/>
+          <w:lang w:val="ar_AE" w:bidi="ar_AE"/>
+        </w:rPr>
         <w:t>"</w:t>
       </w:r>
       <w:r>
@@ -1587,6 +1740,23 @@
           <w:b/>
           <w:lang w:val="ar_AE" w:bidi="ar_AE"/>
         </w:rPr>
+        <w:t>προορίσας &amp; αὐτόν &amp; αὐτοῦ</w:t>
+      </w:r>
+    </w:p>
+    <w:p>
+      <w:pPr>
+        <w:bidi/>
+      </w:pPr>
+      <w:r>
+        <w:rPr>
+          <w:lang w:val="ar_AE" w:bidi="ar_AE"/>
+        </w:rPr>
+      </w:r>
+      <w:r>
+        <w:rPr>
+          <w:b/>
+          <w:lang w:val="ar_AE" w:bidi="ar_AE"/>
+        </w:rPr>
         <w:t>"</w:t>
       </w:r>
       <w:r>
@@ -1699,6 +1869,23 @@
           <w:b/>
           <w:lang w:val="ar_AE" w:bidi="ar_AE"/>
         </w:rPr>
+        <w:t>προορίσας ἡμᾶς εἰς υἱοθεσίαν</w:t>
+      </w:r>
+    </w:p>
+    <w:p>
+      <w:pPr>
+        <w:bidi/>
+      </w:pPr>
+      <w:r>
+        <w:rPr>
+          <w:lang w:val="ar_AE" w:bidi="ar_AE"/>
+        </w:rPr>
+      </w:r>
+      <w:r>
+        <w:rPr>
+          <w:b/>
+          <w:lang w:val="ar_AE" w:bidi="ar_AE"/>
+        </w:rPr>
         <w:t>"</w:t>
       </w:r>
       <w:r>
@@ -1817,6 +2004,23 @@
           <w:b/>
           <w:lang w:val="ar_AE" w:bidi="ar_AE"/>
         </w:rPr>
+        <w:t>προορίσας ἡμᾶς</w:t>
+      </w:r>
+    </w:p>
+    <w:p>
+      <w:pPr>
+        <w:bidi/>
+      </w:pPr>
+      <w:r>
+        <w:rPr>
+          <w:lang w:val="ar_AE" w:bidi="ar_AE"/>
+        </w:rPr>
+      </w:r>
+      <w:r>
+        <w:rPr>
+          <w:b/>
+          <w:lang w:val="ar_AE" w:bidi="ar_AE"/>
+        </w:rPr>
         <w:t>"</w:t>
       </w:r>
       <w:r>
@@ -1901,6 +2105,23 @@
           <w:b/>
           <w:lang w:val="ar_AE" w:bidi="ar_AE"/>
         </w:rPr>
+        <w:t>εἰς υἱοθεσίαν</w:t>
+      </w:r>
+    </w:p>
+    <w:p>
+      <w:pPr>
+        <w:bidi/>
+      </w:pPr>
+      <w:r>
+        <w:rPr>
+          <w:lang w:val="ar_AE" w:bidi="ar_AE"/>
+        </w:rPr>
+      </w:r>
+      <w:r>
+        <w:rPr>
+          <w:b/>
+          <w:lang w:val="ar_AE" w:bidi="ar_AE"/>
+        </w:rPr>
         <w:t>"</w:t>
       </w:r>
       <w:r>
@@ -2117,6 +2338,23 @@
           <w:b/>
           <w:lang w:val="ar_AE" w:bidi="ar_AE"/>
         </w:rPr>
+        <w:t>ἐχαρίτωσεν ἡμᾶς ἐν τῷ ἠγαπημένῳ</w:t>
+      </w:r>
+    </w:p>
+    <w:p>
+      <w:pPr>
+        <w:bidi/>
+      </w:pPr>
+      <w:r>
+        <w:rPr>
+          <w:lang w:val="ar_AE" w:bidi="ar_AE"/>
+        </w:rPr>
+      </w:r>
+      <w:r>
+        <w:rPr>
+          <w:b/>
+          <w:lang w:val="ar_AE" w:bidi="ar_AE"/>
+        </w:rPr>
         <w:t>"</w:t>
       </w:r>
       <w:r>
@@ -2201,6 +2439,23 @@
           <w:b/>
           <w:lang w:val="ar_AE" w:bidi="ar_AE"/>
         </w:rPr>
+        <w:t>τῷ ἠγαπημένῳ</w:t>
+      </w:r>
+    </w:p>
+    <w:p>
+      <w:pPr>
+        <w:bidi/>
+      </w:pPr>
+      <w:r>
+        <w:rPr>
+          <w:lang w:val="ar_AE" w:bidi="ar_AE"/>
+        </w:rPr>
+      </w:r>
+      <w:r>
+        <w:rPr>
+          <w:b/>
+          <w:lang w:val="ar_AE" w:bidi="ar_AE"/>
+        </w:rPr>
         <w:t>"ٱلْمَحْبُوبِ"</w:t>
       </w:r>
     </w:p>
@@ -2271,6 +2526,23 @@
           <w:b/>
           <w:lang w:val="ar_AE" w:bidi="ar_AE"/>
         </w:rPr>
+        <w:t>διὰ τοῦ αἵματος αὐτοῦ</w:t>
+      </w:r>
+    </w:p>
+    <w:p>
+      <w:pPr>
+        <w:bidi/>
+      </w:pPr>
+      <w:r>
+        <w:rPr>
+          <w:lang w:val="ar_AE" w:bidi="ar_AE"/>
+        </w:rPr>
+      </w:r>
+      <w:r>
+        <w:rPr>
+          <w:b/>
+          <w:lang w:val="ar_AE" w:bidi="ar_AE"/>
+        </w:rPr>
         <w:t>"</w:t>
       </w:r>
       <w:r>
@@ -2390,6 +2662,23 @@
           <w:b/>
           <w:lang w:val="ar_AE" w:bidi="ar_AE"/>
         </w:rPr>
+        <w:t>τὸ πλοῦτος τῆς χάριτος αὐτοῦ</w:t>
+      </w:r>
+    </w:p>
+    <w:p>
+      <w:pPr>
+        <w:bidi/>
+      </w:pPr>
+      <w:r>
+        <w:rPr>
+          <w:lang w:val="ar_AE" w:bidi="ar_AE"/>
+        </w:rPr>
+      </w:r>
+      <w:r>
+        <w:rPr>
+          <w:b/>
+          <w:lang w:val="ar_AE" w:bidi="ar_AE"/>
+        </w:rPr>
         <w:t>"</w:t>
       </w:r>
       <w:r>
@@ -2509,6 +2798,23 @@
           <w:b/>
           <w:lang w:val="ar_AE" w:bidi="ar_AE"/>
         </w:rPr>
+        <w:t>ἧς ἐπερίσσευσεν εἰς ἡμᾶς</w:t>
+      </w:r>
+    </w:p>
+    <w:p>
+      <w:pPr>
+        <w:bidi/>
+      </w:pPr>
+      <w:r>
+        <w:rPr>
+          <w:lang w:val="ar_AE" w:bidi="ar_AE"/>
+        </w:rPr>
+      </w:r>
+      <w:r>
+        <w:rPr>
+          <w:b/>
+          <w:lang w:val="ar_AE" w:bidi="ar_AE"/>
+        </w:rPr>
         <w:t>"</w:t>
       </w:r>
       <w:r>
@@ -2593,6 +2899,23 @@
           <w:b/>
           <w:lang w:val="ar_AE" w:bidi="ar_AE"/>
         </w:rPr>
+        <w:t>ἐν πάσῃ σοφίᾳ καὶ φρονήσει</w:t>
+      </w:r>
+    </w:p>
+    <w:p>
+      <w:pPr>
+        <w:bidi/>
+      </w:pPr>
+      <w:r>
+        <w:rPr>
+          <w:lang w:val="ar_AE" w:bidi="ar_AE"/>
+        </w:rPr>
+      </w:r>
+      <w:r>
+        <w:rPr>
+          <w:b/>
+          <w:lang w:val="ar_AE" w:bidi="ar_AE"/>
+        </w:rPr>
         <w:t>"</w:t>
       </w:r>
       <w:r>
@@ -2677,6 +3000,23 @@
           <w:b/>
           <w:lang w:val="ar_AE" w:bidi="ar_AE"/>
         </w:rPr>
+        <w:t>σοφίᾳ καὶ φρονήσει</w:t>
+      </w:r>
+    </w:p>
+    <w:p>
+      <w:pPr>
+        <w:bidi/>
+      </w:pPr>
+      <w:r>
+        <w:rPr>
+          <w:lang w:val="ar_AE" w:bidi="ar_AE"/>
+        </w:rPr>
+      </w:r>
+      <w:r>
+        <w:rPr>
+          <w:b/>
+          <w:lang w:val="ar_AE" w:bidi="ar_AE"/>
+        </w:rPr>
         <w:t>"</w:t>
       </w:r>
       <w:r>
@@ -2809,6 +3149,23 @@
           <w:b/>
           <w:lang w:val="ar_AE" w:bidi="ar_AE"/>
         </w:rPr>
+        <w:t>κατὰ τὴν εὐδοκίαν αὐτοῦ</w:t>
+      </w:r>
+    </w:p>
+    <w:p>
+      <w:pPr>
+        <w:bidi/>
+      </w:pPr>
+      <w:r>
+        <w:rPr>
+          <w:lang w:val="ar_AE" w:bidi="ar_AE"/>
+        </w:rPr>
+      </w:r>
+      <w:r>
+        <w:rPr>
+          <w:b/>
+          <w:lang w:val="ar_AE" w:bidi="ar_AE"/>
+        </w:rPr>
         <w:t>"</w:t>
       </w:r>
       <w:r>
@@ -2893,6 +3250,23 @@
           <w:b/>
           <w:lang w:val="ar_AE" w:bidi="ar_AE"/>
         </w:rPr>
+        <w:t>ἣν προέθετο ἐν αὐτῷ</w:t>
+      </w:r>
+    </w:p>
+    <w:p>
+      <w:pPr>
+        <w:bidi/>
+      </w:pPr>
+      <w:r>
+        <w:rPr>
+          <w:lang w:val="ar_AE" w:bidi="ar_AE"/>
+        </w:rPr>
+      </w:r>
+      <w:r>
+        <w:rPr>
+          <w:b/>
+          <w:lang w:val="ar_AE" w:bidi="ar_AE"/>
+        </w:rPr>
         <w:t>"</w:t>
       </w:r>
       <w:r>
@@ -2977,6 +3351,23 @@
           <w:b/>
           <w:lang w:val="ar_AE" w:bidi="ar_AE"/>
         </w:rPr>
+        <w:t>ἐν αὐτῷ</w:t>
+      </w:r>
+    </w:p>
+    <w:p>
+      <w:pPr>
+        <w:bidi/>
+      </w:pPr>
+      <w:r>
+        <w:rPr>
+          <w:lang w:val="ar_AE" w:bidi="ar_AE"/>
+        </w:rPr>
+      </w:r>
+      <w:r>
+        <w:rPr>
+          <w:b/>
+          <w:lang w:val="ar_AE" w:bidi="ar_AE"/>
+        </w:rPr>
         <w:t>"</w:t>
       </w:r>
       <w:r>
@@ -3061,6 +3452,23 @@
           <w:b/>
           <w:lang w:val="ar_AE" w:bidi="ar_AE"/>
         </w:rPr>
+        <w:t>εἰς οἰκονομίαν</w:t>
+      </w:r>
+    </w:p>
+    <w:p>
+      <w:pPr>
+        <w:bidi/>
+      </w:pPr>
+      <w:r>
+        <w:rPr>
+          <w:lang w:val="ar_AE" w:bidi="ar_AE"/>
+        </w:rPr>
+      </w:r>
+      <w:r>
+        <w:rPr>
+          <w:b/>
+          <w:lang w:val="ar_AE" w:bidi="ar_AE"/>
+        </w:rPr>
         <w:t>"</w:t>
       </w:r>
       <w:r>
@@ -3145,6 +3553,23 @@
           <w:b/>
           <w:lang w:val="ar_AE" w:bidi="ar_AE"/>
         </w:rPr>
+        <w:t>τοῦ πληρώματος τῶν καιρῶν</w:t>
+      </w:r>
+    </w:p>
+    <w:p>
+      <w:pPr>
+        <w:bidi/>
+      </w:pPr>
+      <w:r>
+        <w:rPr>
+          <w:lang w:val="ar_AE" w:bidi="ar_AE"/>
+        </w:rPr>
+      </w:r>
+      <w:r>
+        <w:rPr>
+          <w:b/>
+          <w:lang w:val="ar_AE" w:bidi="ar_AE"/>
+        </w:rPr>
         <w:t>"</w:t>
       </w:r>
       <w:r>
@@ -3229,6 +3654,23 @@
           <w:b/>
           <w:lang w:val="ar_AE" w:bidi="ar_AE"/>
         </w:rPr>
+        <w:t>ἐν αὐτῷ</w:t>
+      </w:r>
+    </w:p>
+    <w:p>
+      <w:pPr>
+        <w:bidi/>
+      </w:pPr>
+      <w:r>
+        <w:rPr>
+          <w:lang w:val="ar_AE" w:bidi="ar_AE"/>
+        </w:rPr>
+      </w:r>
+      <w:r>
+        <w:rPr>
+          <w:b/>
+          <w:lang w:val="ar_AE" w:bidi="ar_AE"/>
+        </w:rPr>
         <w:t>"</w:t>
       </w:r>
       <w:r>
@@ -3313,6 +3755,23 @@
           <w:b/>
           <w:lang w:val="ar_AE" w:bidi="ar_AE"/>
         </w:rPr>
+        <w:t>καὶ ἐκληρώθημεν, προορισθέντες</w:t>
+      </w:r>
+    </w:p>
+    <w:p>
+      <w:pPr>
+        <w:bidi/>
+      </w:pPr>
+      <w:r>
+        <w:rPr>
+          <w:lang w:val="ar_AE" w:bidi="ar_AE"/>
+        </w:rPr>
+      </w:r>
+      <w:r>
+        <w:rPr>
+          <w:b/>
+          <w:lang w:val="ar_AE" w:bidi="ar_AE"/>
+        </w:rPr>
         <w:t>"</w:t>
       </w:r>
       <w:r>
@@ -3419,6 +3878,23 @@
           <w:b/>
           <w:lang w:val="ar_AE" w:bidi="ar_AE"/>
         </w:rPr>
+        <w:t>καὶ ἐκληρώθημεν</w:t>
+      </w:r>
+    </w:p>
+    <w:p>
+      <w:pPr>
+        <w:bidi/>
+      </w:pPr>
+      <w:r>
+        <w:rPr>
+          <w:lang w:val="ar_AE" w:bidi="ar_AE"/>
+        </w:rPr>
+      </w:r>
+      <w:r>
+        <w:rPr>
+          <w:b/>
+          <w:lang w:val="ar_AE" w:bidi="ar_AE"/>
+        </w:rPr>
         <w:t>"نِلْنَا نَصِيبًا"</w:t>
       </w:r>
     </w:p>
@@ -3511,6 +3987,23 @@
           <w:b/>
           <w:lang w:val="ar_AE" w:bidi="ar_AE"/>
         </w:rPr>
+        <w:t>προορισθέντες</w:t>
+      </w:r>
+    </w:p>
+    <w:p>
+      <w:pPr>
+        <w:bidi/>
+      </w:pPr>
+      <w:r>
+        <w:rPr>
+          <w:lang w:val="ar_AE" w:bidi="ar_AE"/>
+        </w:rPr>
+      </w:r>
+      <w:r>
+        <w:rPr>
+          <w:b/>
+          <w:lang w:val="ar_AE" w:bidi="ar_AE"/>
+        </w:rPr>
         <w:t>"</w:t>
       </w:r>
       <w:r>
@@ -3617,6 +4110,23 @@
           <w:b/>
           <w:lang w:val="ar_AE" w:bidi="ar_AE"/>
         </w:rPr>
+        <w:t>ἡμᾶς &amp; τοὺς προηλπικότας ἐν τῷ Χριστῷ</w:t>
+      </w:r>
+    </w:p>
+    <w:p>
+      <w:pPr>
+        <w:bidi/>
+      </w:pPr>
+      <w:r>
+        <w:rPr>
+          <w:lang w:val="ar_AE" w:bidi="ar_AE"/>
+        </w:rPr>
+      </w:r>
+      <w:r>
+        <w:rPr>
+          <w:b/>
+          <w:lang w:val="ar_AE" w:bidi="ar_AE"/>
+        </w:rPr>
         <w:t>"</w:t>
       </w:r>
       <w:r>
@@ -3736,6 +4246,23 @@
           <w:b/>
           <w:lang w:val="ar_AE" w:bidi="ar_AE"/>
         </w:rPr>
+        <w:t>εἰς τὸ εἶναι ἡμᾶς, εἰς ἔπαινον δόξης αὐτοῦ</w:t>
+      </w:r>
+    </w:p>
+    <w:p>
+      <w:pPr>
+        <w:bidi/>
+      </w:pPr>
+      <w:r>
+        <w:rPr>
+          <w:lang w:val="ar_AE" w:bidi="ar_AE"/>
+        </w:rPr>
+      </w:r>
+      <w:r>
+        <w:rPr>
+          <w:b/>
+          <w:lang w:val="ar_AE" w:bidi="ar_AE"/>
+        </w:rPr>
         <w:t>"</w:t>
       </w:r>
       <w:r>
@@ -3904,6 +4431,23 @@
           <w:b/>
           <w:lang w:val="ar_AE" w:bidi="ar_AE"/>
         </w:rPr>
+        <w:t>τὸν λόγον τῆς ἀληθείας</w:t>
+      </w:r>
+    </w:p>
+    <w:p>
+      <w:pPr>
+        <w:bidi/>
+      </w:pPr>
+      <w:r>
+        <w:rPr>
+          <w:lang w:val="ar_AE" w:bidi="ar_AE"/>
+        </w:rPr>
+      </w:r>
+      <w:r>
+        <w:rPr>
+          <w:b/>
+          <w:lang w:val="ar_AE" w:bidi="ar_AE"/>
+        </w:rPr>
         <w:t>"</w:t>
       </w:r>
       <w:r>
@@ -3988,6 +4532,23 @@
           <w:b/>
           <w:lang w:val="ar_AE" w:bidi="ar_AE"/>
         </w:rPr>
+        <w:t>ἐσφραγίσθητε τῷ Πνεύματι τῆς ἐπαγγελίας, τῷ Ἁγίῳ</w:t>
+      </w:r>
+    </w:p>
+    <w:p>
+      <w:pPr>
+        <w:bidi/>
+      </w:pPr>
+      <w:r>
+        <w:rPr>
+          <w:lang w:val="ar_AE" w:bidi="ar_AE"/>
+        </w:rPr>
+      </w:r>
+      <w:r>
+        <w:rPr>
+          <w:b/>
+          <w:lang w:val="ar_AE" w:bidi="ar_AE"/>
+        </w:rPr>
         <w:t>"</w:t>
       </w:r>
       <w:r>
@@ -4107,6 +4668,23 @@
           <w:b/>
           <w:lang w:val="ar_AE" w:bidi="ar_AE"/>
         </w:rPr>
+        <w:t>ἐσφραγίσθητε</w:t>
+      </w:r>
+    </w:p>
+    <w:p>
+      <w:pPr>
+        <w:bidi/>
+      </w:pPr>
+      <w:r>
+        <w:rPr>
+          <w:lang w:val="ar_AE" w:bidi="ar_AE"/>
+        </w:rPr>
+      </w:r>
+      <w:r>
+        <w:rPr>
+          <w:b/>
+          <w:lang w:val="ar_AE" w:bidi="ar_AE"/>
+        </w:rPr>
         <w:t>"</w:t>
       </w:r>
       <w:r>
@@ -4213,6 +4791,23 @@
           <w:b/>
           <w:lang w:val="ar_AE" w:bidi="ar_AE"/>
         </w:rPr>
+        <w:t>ἀρραβὼν τῆς κληρονομίας ἡμῶν</w:t>
+      </w:r>
+    </w:p>
+    <w:p>
+      <w:pPr>
+        <w:bidi/>
+      </w:pPr>
+      <w:r>
+        <w:rPr>
+          <w:lang w:val="ar_AE" w:bidi="ar_AE"/>
+        </w:rPr>
+      </w:r>
+      <w:r>
+        <w:rPr>
+          <w:b/>
+          <w:lang w:val="ar_AE" w:bidi="ar_AE"/>
+        </w:rPr>
         <w:t>"</w:t>
       </w:r>
       <w:r>
@@ -4403,6 +4998,23 @@
           <w:b/>
           <w:lang w:val="ar_AE" w:bidi="ar_AE"/>
         </w:rPr>
+        <w:t>διὰ τοῦτο</w:t>
+      </w:r>
+    </w:p>
+    <w:p>
+      <w:pPr>
+        <w:bidi/>
+      </w:pPr>
+      <w:r>
+        <w:rPr>
+          <w:lang w:val="ar_AE" w:bidi="ar_AE"/>
+        </w:rPr>
+      </w:r>
+      <w:r>
+        <w:rPr>
+          <w:b/>
+          <w:lang w:val="ar_AE" w:bidi="ar_AE"/>
+        </w:rPr>
         <w:t>"</w:t>
       </w:r>
       <w:r>
@@ -4641,6 +5253,23 @@
           <w:b/>
           <w:lang w:val="ar_AE" w:bidi="ar_AE"/>
         </w:rPr>
+        <w:t>οὐ παύομαι εὐχαριστῶν</w:t>
+      </w:r>
+    </w:p>
+    <w:p>
+      <w:pPr>
+        <w:bidi/>
+      </w:pPr>
+      <w:r>
+        <w:rPr>
+          <w:lang w:val="ar_AE" w:bidi="ar_AE"/>
+        </w:rPr>
+      </w:r>
+      <w:r>
+        <w:rPr>
+          <w:b/>
+          <w:lang w:val="ar_AE" w:bidi="ar_AE"/>
+        </w:rPr>
         <w:t>"</w:t>
       </w:r>
       <w:r>
@@ -4747,6 +5376,23 @@
           <w:b/>
           <w:lang w:val="ar_AE" w:bidi="ar_AE"/>
         </w:rPr>
+        <w:t>ἵνα</w:t>
+      </w:r>
+    </w:p>
+    <w:p>
+      <w:pPr>
+        <w:bidi/>
+      </w:pPr>
+      <w:r>
+        <w:rPr>
+          <w:lang w:val="ar_AE" w:bidi="ar_AE"/>
+        </w:rPr>
+      </w:r>
+      <w:r>
+        <w:rPr>
+          <w:b/>
+          <w:lang w:val="ar_AE" w:bidi="ar_AE"/>
+        </w:rPr>
         <w:t>"</w:t>
       </w:r>
       <w:r>
@@ -4866,6 +5512,23 @@
           <w:b/>
           <w:lang w:val="ar_AE" w:bidi="ar_AE"/>
         </w:rPr>
+        <w:t>πνεῦμα σοφίας καὶ ἀποκαλύψεως, ἐν ἐπιγνώσει αὐτοῦ</w:t>
+      </w:r>
+    </w:p>
+    <w:p>
+      <w:pPr>
+        <w:bidi/>
+      </w:pPr>
+      <w:r>
+        <w:rPr>
+          <w:lang w:val="ar_AE" w:bidi="ar_AE"/>
+        </w:rPr>
+      </w:r>
+      <w:r>
+        <w:rPr>
+          <w:b/>
+          <w:lang w:val="ar_AE" w:bidi="ar_AE"/>
+        </w:rPr>
         <w:t>"</w:t>
       </w:r>
       <w:r>
@@ -4950,6 +5613,23 @@
           <w:b/>
           <w:lang w:val="ar_AE" w:bidi="ar_AE"/>
         </w:rPr>
+        <w:t>πεφωτισμένους τοὺς ὀφθαλμοὺς τῆς καρδίας</w:t>
+      </w:r>
+    </w:p>
+    <w:p>
+      <w:pPr>
+        <w:bidi/>
+      </w:pPr>
+      <w:r>
+        <w:rPr>
+          <w:lang w:val="ar_AE" w:bidi="ar_AE"/>
+        </w:rPr>
+      </w:r>
+      <w:r>
+        <w:rPr>
+          <w:b/>
+          <w:lang w:val="ar_AE" w:bidi="ar_AE"/>
+        </w:rPr>
         <w:t>"</w:t>
       </w:r>
       <w:r>
@@ -5069,6 +5749,23 @@
           <w:b/>
           <w:lang w:val="ar_AE" w:bidi="ar_AE"/>
         </w:rPr>
+        <w:t>πεφωτισμένους τοὺς ὀφθαλμοὺς τῆς καρδίας</w:t>
+      </w:r>
+    </w:p>
+    <w:p>
+      <w:pPr>
+        <w:bidi/>
+      </w:pPr>
+      <w:r>
+        <w:rPr>
+          <w:lang w:val="ar_AE" w:bidi="ar_AE"/>
+        </w:rPr>
+      </w:r>
+      <w:r>
+        <w:rPr>
+          <w:b/>
+          <w:lang w:val="ar_AE" w:bidi="ar_AE"/>
+        </w:rPr>
         <w:t>"</w:t>
       </w:r>
       <w:r>
@@ -5175,6 +5872,23 @@
           <w:b/>
           <w:lang w:val="ar_AE" w:bidi="ar_AE"/>
         </w:rPr>
+        <w:t>τοὺς ὀφθαλμοὺς τῆς καρδίας</w:t>
+      </w:r>
+    </w:p>
+    <w:p>
+      <w:pPr>
+        <w:bidi/>
+      </w:pPr>
+      <w:r>
+        <w:rPr>
+          <w:lang w:val="ar_AE" w:bidi="ar_AE"/>
+        </w:rPr>
+      </w:r>
+      <w:r>
+        <w:rPr>
+          <w:b/>
+          <w:lang w:val="ar_AE" w:bidi="ar_AE"/>
+        </w:rPr>
         <w:t>"</w:t>
       </w:r>
       <w:r>
@@ -5294,6 +6008,23 @@
           <w:b/>
           <w:lang w:val="ar_AE" w:bidi="ar_AE"/>
         </w:rPr>
+        <w:t>πεφωτισμένους</w:t>
+      </w:r>
+    </w:p>
+    <w:p>
+      <w:pPr>
+        <w:bidi/>
+      </w:pPr>
+      <w:r>
+        <w:rPr>
+          <w:lang w:val="ar_AE" w:bidi="ar_AE"/>
+        </w:rPr>
+      </w:r>
+      <w:r>
+        <w:rPr>
+          <w:b/>
+          <w:lang w:val="ar_AE" w:bidi="ar_AE"/>
+        </w:rPr>
         <w:t>"</w:t>
       </w:r>
       <w:r>
@@ -5475,6 +6206,23 @@
           <w:b/>
           <w:lang w:val="ar_AE" w:bidi="ar_AE"/>
         </w:rPr>
+        <w:t>τῆς κληρονομίας αὐτοῦ</w:t>
+      </w:r>
+    </w:p>
+    <w:p>
+      <w:pPr>
+        <w:bidi/>
+      </w:pPr>
+      <w:r>
+        <w:rPr>
+          <w:lang w:val="ar_AE" w:bidi="ar_AE"/>
+        </w:rPr>
+      </w:r>
+      <w:r>
+        <w:rPr>
+          <w:b/>
+          <w:lang w:val="ar_AE" w:bidi="ar_AE"/>
+        </w:rPr>
         <w:t>"</w:t>
       </w:r>
       <w:r>
@@ -5581,6 +6329,23 @@
           <w:b/>
           <w:lang w:val="ar_AE" w:bidi="ar_AE"/>
         </w:rPr>
+        <w:t>τοῖς ἁγίοις</w:t>
+      </w:r>
+    </w:p>
+    <w:p>
+      <w:pPr>
+        <w:bidi/>
+      </w:pPr>
+      <w:r>
+        <w:rPr>
+          <w:lang w:val="ar_AE" w:bidi="ar_AE"/>
+        </w:rPr>
+      </w:r>
+      <w:r>
+        <w:rPr>
+          <w:b/>
+          <w:lang w:val="ar_AE" w:bidi="ar_AE"/>
+        </w:rPr>
         <w:t>"</w:t>
       </w:r>
       <w:r>
@@ -5665,6 +6430,23 @@
           <w:b/>
           <w:lang w:val="ar_AE" w:bidi="ar_AE"/>
         </w:rPr>
+        <w:t>τὸ ὑπερβάλλον μέγεθος τῆς δυνάμεως αὐτοῦ</w:t>
+      </w:r>
+    </w:p>
+    <w:p>
+      <w:pPr>
+        <w:bidi/>
+      </w:pPr>
+      <w:r>
+        <w:rPr>
+          <w:lang w:val="ar_AE" w:bidi="ar_AE"/>
+        </w:rPr>
+      </w:r>
+      <w:r>
+        <w:rPr>
+          <w:b/>
+          <w:lang w:val="ar_AE" w:bidi="ar_AE"/>
+        </w:rPr>
         <w:t>"</w:t>
       </w:r>
       <w:r>
@@ -5749,6 +6531,23 @@
           <w:b/>
           <w:lang w:val="ar_AE" w:bidi="ar_AE"/>
         </w:rPr>
+        <w:t>εἰς ἡμᾶς, τοὺς πιστεύοντας</w:t>
+      </w:r>
+    </w:p>
+    <w:p>
+      <w:pPr>
+        <w:bidi/>
+      </w:pPr>
+      <w:r>
+        <w:rPr>
+          <w:lang w:val="ar_AE" w:bidi="ar_AE"/>
+        </w:rPr>
+      </w:r>
+      <w:r>
+        <w:rPr>
+          <w:b/>
+          <w:lang w:val="ar_AE" w:bidi="ar_AE"/>
+        </w:rPr>
         <w:t>"</w:t>
       </w:r>
       <w:r>
@@ -5833,6 +6632,23 @@
           <w:b/>
           <w:lang w:val="ar_AE" w:bidi="ar_AE"/>
         </w:rPr>
+        <w:t>τὴν ἐνέργειαν τοῦ κράτους τῆς ἰσχύος αὐτοῦ</w:t>
+      </w:r>
+    </w:p>
+    <w:p>
+      <w:pPr>
+        <w:bidi/>
+      </w:pPr>
+      <w:r>
+        <w:rPr>
+          <w:lang w:val="ar_AE" w:bidi="ar_AE"/>
+        </w:rPr>
+      </w:r>
+      <w:r>
+        <w:rPr>
+          <w:b/>
+          <w:lang w:val="ar_AE" w:bidi="ar_AE"/>
+        </w:rPr>
         <w:t>"</w:t>
       </w:r>
       <w:r>
@@ -5917,6 +6733,23 @@
           <w:b/>
           <w:lang w:val="ar_AE" w:bidi="ar_AE"/>
         </w:rPr>
+        <w:t>τοῦ κράτους τῆς ἰσχύος αὐτοῦ</w:t>
+      </w:r>
+    </w:p>
+    <w:p>
+      <w:pPr>
+        <w:bidi/>
+      </w:pPr>
+      <w:r>
+        <w:rPr>
+          <w:lang w:val="ar_AE" w:bidi="ar_AE"/>
+        </w:rPr>
+      </w:r>
+      <w:r>
+        <w:rPr>
+          <w:b/>
+          <w:lang w:val="ar_AE" w:bidi="ar_AE"/>
+        </w:rPr>
         <w:t>"</w:t>
       </w:r>
       <w:r>
@@ -6049,6 +6882,23 @@
           <w:b/>
           <w:lang w:val="ar_AE" w:bidi="ar_AE"/>
         </w:rPr>
+        <w:t>ἐγείρας αὐτὸν ἐκ νεκρῶν</w:t>
+      </w:r>
+    </w:p>
+    <w:p>
+      <w:pPr>
+        <w:bidi/>
+      </w:pPr>
+      <w:r>
+        <w:rPr>
+          <w:lang w:val="ar_AE" w:bidi="ar_AE"/>
+        </w:rPr>
+      </w:r>
+      <w:r>
+        <w:rPr>
+          <w:b/>
+          <w:lang w:val="ar_AE" w:bidi="ar_AE"/>
+        </w:rPr>
         <w:t>"</w:t>
       </w:r>
       <w:r>
@@ -6133,6 +6983,23 @@
           <w:b/>
           <w:lang w:val="ar_AE" w:bidi="ar_AE"/>
         </w:rPr>
+        <w:t>ἐκ νεκρῶν</w:t>
+      </w:r>
+    </w:p>
+    <w:p>
+      <w:pPr>
+        <w:bidi/>
+      </w:pPr>
+      <w:r>
+        <w:rPr>
+          <w:lang w:val="ar_AE" w:bidi="ar_AE"/>
+        </w:rPr>
+      </w:r>
+      <w:r>
+        <w:rPr>
+          <w:b/>
+          <w:lang w:val="ar_AE" w:bidi="ar_AE"/>
+        </w:rPr>
         <w:t>"</w:t>
       </w:r>
       <w:r>
@@ -6252,6 +7119,23 @@
           <w:b/>
           <w:lang w:val="ar_AE" w:bidi="ar_AE"/>
         </w:rPr>
+        <w:t>καθίσας ἐν δεξιᾷ αὐτοῦ, ἐν τοῖς ἐπουρανίοις</w:t>
+      </w:r>
+    </w:p>
+    <w:p>
+      <w:pPr>
+        <w:bidi/>
+      </w:pPr>
+      <w:r>
+        <w:rPr>
+          <w:lang w:val="ar_AE" w:bidi="ar_AE"/>
+        </w:rPr>
+      </w:r>
+      <w:r>
+        <w:rPr>
+          <w:b/>
+          <w:lang w:val="ar_AE" w:bidi="ar_AE"/>
+        </w:rPr>
         <w:t>"</w:t>
       </w:r>
       <w:r>
@@ -6371,6 +7255,23 @@
           <w:b/>
           <w:lang w:val="ar_AE" w:bidi="ar_AE"/>
         </w:rPr>
+        <w:t>καθίσας ἐν δεξιᾷ αὐτοῦ</w:t>
+      </w:r>
+    </w:p>
+    <w:p>
+      <w:pPr>
+        <w:bidi/>
+      </w:pPr>
+      <w:r>
+        <w:rPr>
+          <w:lang w:val="ar_AE" w:bidi="ar_AE"/>
+        </w:rPr>
+      </w:r>
+      <w:r>
+        <w:rPr>
+          <w:b/>
+          <w:lang w:val="ar_AE" w:bidi="ar_AE"/>
+        </w:rPr>
         <w:t>"</w:t>
       </w:r>
       <w:r>
@@ -6474,6 +7375,23 @@
         <w:rPr>
           <w:lang w:val="ar_AE" w:bidi="ar_AE"/>
         </w:rPr>
+      </w:r>
+    </w:p>
+    <w:p>
+      <w:pPr>
+        <w:bidi/>
+      </w:pPr>
+      <w:r>
+        <w:rPr>
+          <w:lang w:val="ar_AE" w:bidi="ar_AE"/>
+        </w:rPr>
+      </w:r>
+      <w:r>
+        <w:rPr>
+          <w:b/>
+          <w:lang w:val="ar_AE" w:bidi="ar_AE"/>
+        </w:rPr>
+        <w:t>ἐν τοῖς ἐπουρανίοις</w:t>
       </w:r>
     </w:p>
     <w:p>
@@ -6605,6 +7523,23 @@
           <w:b/>
           <w:lang w:val="ar_AE" w:bidi="ar_AE"/>
         </w:rPr>
+        <w:t>ὑπεράνω πάσης ἀρχῆς, καὶ ἐξουσίας, καὶ δυνάμεως, καὶ κυριότητος</w:t>
+      </w:r>
+    </w:p>
+    <w:p>
+      <w:pPr>
+        <w:bidi/>
+      </w:pPr>
+      <w:r>
+        <w:rPr>
+          <w:lang w:val="ar_AE" w:bidi="ar_AE"/>
+        </w:rPr>
+      </w:r>
+      <w:r>
+        <w:rPr>
+          <w:b/>
+          <w:lang w:val="ar_AE" w:bidi="ar_AE"/>
+        </w:rPr>
         <w:t>"</w:t>
       </w:r>
       <w:r>
@@ -6711,6 +7646,23 @@
           <w:b/>
           <w:lang w:val="ar_AE" w:bidi="ar_AE"/>
         </w:rPr>
+        <w:t>παντὸς ὀνόματος ὀνομαζομένου</w:t>
+      </w:r>
+    </w:p>
+    <w:p>
+      <w:pPr>
+        <w:bidi/>
+      </w:pPr>
+      <w:r>
+        <w:rPr>
+          <w:lang w:val="ar_AE" w:bidi="ar_AE"/>
+        </w:rPr>
+      </w:r>
+      <w:r>
+        <w:rPr>
+          <w:b/>
+          <w:lang w:val="ar_AE" w:bidi="ar_AE"/>
+        </w:rPr>
         <w:t>"</w:t>
       </w:r>
       <w:r>
@@ -6817,6 +7769,23 @@
           <w:b/>
           <w:lang w:val="ar_AE" w:bidi="ar_AE"/>
         </w:rPr>
+        <w:t>ὀνόματος</w:t>
+      </w:r>
+    </w:p>
+    <w:p>
+      <w:pPr>
+        <w:bidi/>
+      </w:pPr>
+      <w:r>
+        <w:rPr>
+          <w:lang w:val="ar_AE" w:bidi="ar_AE"/>
+        </w:rPr>
+      </w:r>
+      <w:r>
+        <w:rPr>
+          <w:b/>
+          <w:lang w:val="ar_AE" w:bidi="ar_AE"/>
+        </w:rPr>
         <w:t>"</w:t>
       </w:r>
       <w:r>
@@ -6914,6 +7883,23 @@
           <w:b/>
           <w:lang w:val="ar_AE" w:bidi="ar_AE"/>
         </w:rPr>
+        <w:t>ἐν τῷ αἰῶνι τούτῳ</w:t>
+      </w:r>
+    </w:p>
+    <w:p>
+      <w:pPr>
+        <w:bidi/>
+      </w:pPr>
+      <w:r>
+        <w:rPr>
+          <w:lang w:val="ar_AE" w:bidi="ar_AE"/>
+        </w:rPr>
+      </w:r>
+      <w:r>
+        <w:rPr>
+          <w:b/>
+          <w:lang w:val="ar_AE" w:bidi="ar_AE"/>
+        </w:rPr>
         <w:t>"</w:t>
       </w:r>
       <w:r>
@@ -6998,6 +7984,23 @@
           <w:b/>
           <w:lang w:val="ar_AE" w:bidi="ar_AE"/>
         </w:rPr>
+        <w:t>ἐν τῷ μέλλοντι</w:t>
+      </w:r>
+    </w:p>
+    <w:p>
+      <w:pPr>
+        <w:bidi/>
+      </w:pPr>
+      <w:r>
+        <w:rPr>
+          <w:lang w:val="ar_AE" w:bidi="ar_AE"/>
+        </w:rPr>
+      </w:r>
+      <w:r>
+        <w:rPr>
+          <w:b/>
+          <w:lang w:val="ar_AE" w:bidi="ar_AE"/>
+        </w:rPr>
         <w:t>"</w:t>
       </w:r>
       <w:r>
@@ -7082,6 +8085,23 @@
           <w:b/>
           <w:lang w:val="ar_AE" w:bidi="ar_AE"/>
         </w:rPr>
+        <w:t>ὑπὸ τοὺς πόδας αὐτοῦ</w:t>
+      </w:r>
+    </w:p>
+    <w:p>
+      <w:pPr>
+        <w:bidi/>
+      </w:pPr>
+      <w:r>
+        <w:rPr>
+          <w:lang w:val="ar_AE" w:bidi="ar_AE"/>
+        </w:rPr>
+      </w:r>
+      <w:r>
+        <w:rPr>
+          <w:b/>
+          <w:lang w:val="ar_AE" w:bidi="ar_AE"/>
+        </w:rPr>
         <w:t>"</w:t>
       </w:r>
       <w:r>
@@ -7201,6 +8221,23 @@
           <w:b/>
           <w:lang w:val="ar_AE" w:bidi="ar_AE"/>
         </w:rPr>
+        <w:t>κεφαλὴν ὑπὲρ πάντα</w:t>
+      </w:r>
+    </w:p>
+    <w:p>
+      <w:pPr>
+        <w:bidi/>
+      </w:pPr>
+      <w:r>
+        <w:rPr>
+          <w:lang w:val="ar_AE" w:bidi="ar_AE"/>
+        </w:rPr>
+      </w:r>
+      <w:r>
+        <w:rPr>
+          <w:b/>
+          <w:lang w:val="ar_AE" w:bidi="ar_AE"/>
+        </w:rPr>
         <w:t>"</w:t>
       </w:r>
       <w:r>
@@ -7320,6 +8357,23 @@
           <w:b/>
           <w:lang w:val="ar_AE" w:bidi="ar_AE"/>
         </w:rPr>
+        <w:t>τὸ σῶμα αὐτοῦ</w:t>
+      </w:r>
+    </w:p>
+    <w:p>
+      <w:pPr>
+        <w:bidi/>
+      </w:pPr>
+      <w:r>
+        <w:rPr>
+          <w:lang w:val="ar_AE" w:bidi="ar_AE"/>
+        </w:rPr>
+      </w:r>
+      <w:r>
+        <w:rPr>
+          <w:b/>
+          <w:lang w:val="ar_AE" w:bidi="ar_AE"/>
+        </w:rPr>
         <w:t>"</w:t>
       </w:r>
       <w:r>
@@ -7439,6 +8493,23 @@
           <w:b/>
           <w:lang w:val="ar_AE" w:bidi="ar_AE"/>
         </w:rPr>
+        <w:t>τὸ πλήρωμα τοῦ τὰ πάντα ἐν πᾶσιν πληρουμένου</w:t>
+      </w:r>
+    </w:p>
+    <w:p>
+      <w:pPr>
+        <w:bidi/>
+      </w:pPr>
+      <w:r>
+        <w:rPr>
+          <w:lang w:val="ar_AE" w:bidi="ar_AE"/>
+        </w:rPr>
+      </w:r>
+      <w:r>
+        <w:rPr>
+          <w:b/>
+          <w:lang w:val="ar_AE" w:bidi="ar_AE"/>
+        </w:rPr>
         <w:t>"</w:t>
       </w:r>
       <w:r>
@@ -7523,6 +8594,23 @@
           <w:b/>
           <w:lang w:val="ar_AE" w:bidi="ar_AE"/>
         </w:rPr>
+        <w:t>τὸ πλήρωμα</w:t>
+      </w:r>
+    </w:p>
+    <w:p>
+      <w:pPr>
+        <w:bidi/>
+      </w:pPr>
+      <w:r>
+        <w:rPr>
+          <w:lang w:val="ar_AE" w:bidi="ar_AE"/>
+        </w:rPr>
+      </w:r>
+      <w:r>
+        <w:rPr>
+          <w:b/>
+          <w:lang w:val="ar_AE" w:bidi="ar_AE"/>
+        </w:rPr>
         <w:t>"</w:t>
       </w:r>
       <w:r>
@@ -7691,6 +8779,23 @@
           <w:b/>
           <w:lang w:val="ar_AE" w:bidi="ar_AE"/>
         </w:rPr>
+        <w:t>ὑμᾶς ὄντας νεκροὺς τοῖς παραπτώμασιν καὶ ταῖς ἁμαρτίαις ὑμῶν</w:t>
+      </w:r>
+    </w:p>
+    <w:p>
+      <w:pPr>
+        <w:bidi/>
+      </w:pPr>
+      <w:r>
+        <w:rPr>
+          <w:lang w:val="ar_AE" w:bidi="ar_AE"/>
+        </w:rPr>
+      </w:r>
+      <w:r>
+        <w:rPr>
+          <w:b/>
+          <w:lang w:val="ar_AE" w:bidi="ar_AE"/>
+        </w:rPr>
         <w:t>"</w:t>
       </w:r>
       <w:r>
@@ -7810,6 +8915,23 @@
           <w:b/>
           <w:lang w:val="ar_AE" w:bidi="ar_AE"/>
         </w:rPr>
+        <w:t>τοῖς παραπτώμασιν καὶ ταῖς ἁμαρτίαις ὑμῶν</w:t>
+      </w:r>
+    </w:p>
+    <w:p>
+      <w:pPr>
+        <w:bidi/>
+      </w:pPr>
+      <w:r>
+        <w:rPr>
+          <w:lang w:val="ar_AE" w:bidi="ar_AE"/>
+        </w:rPr>
+      </w:r>
+      <w:r>
+        <w:rPr>
+          <w:b/>
+          <w:lang w:val="ar_AE" w:bidi="ar_AE"/>
+        </w:rPr>
         <w:t>"</w:t>
       </w:r>
       <w:r>
@@ -7929,6 +9051,23 @@
           <w:b/>
           <w:lang w:val="ar_AE" w:bidi="ar_AE"/>
         </w:rPr>
+        <w:t>τοῖς παραπτώμασιν καὶ ταῖς ἁμαρτίαις ὑμῶν</w:t>
+      </w:r>
+    </w:p>
+    <w:p>
+      <w:pPr>
+        <w:bidi/>
+      </w:pPr>
+      <w:r>
+        <w:rPr>
+          <w:lang w:val="ar_AE" w:bidi="ar_AE"/>
+        </w:rPr>
+      </w:r>
+      <w:r>
+        <w:rPr>
+          <w:b/>
+          <w:lang w:val="ar_AE" w:bidi="ar_AE"/>
+        </w:rPr>
         <w:t>"</w:t>
       </w:r>
       <w:r>
@@ -8048,6 +9187,23 @@
           <w:b/>
           <w:lang w:val="ar_AE" w:bidi="ar_AE"/>
         </w:rPr>
+        <w:t>ἐν αἷς ποτε περιεπατήσατε</w:t>
+      </w:r>
+    </w:p>
+    <w:p>
+      <w:pPr>
+        <w:bidi/>
+      </w:pPr>
+      <w:r>
+        <w:rPr>
+          <w:lang w:val="ar_AE" w:bidi="ar_AE"/>
+        </w:rPr>
+      </w:r>
+      <w:r>
+        <w:rPr>
+          <w:b/>
+          <w:lang w:val="ar_AE" w:bidi="ar_AE"/>
+        </w:rPr>
         <w:t>"</w:t>
       </w:r>
       <w:r>
@@ -8167,6 +9323,23 @@
           <w:b/>
           <w:lang w:val="ar_AE" w:bidi="ar_AE"/>
         </w:rPr>
+        <w:t>κατὰ τὸν αἰῶνα τοῦ κόσμου τούτου</w:t>
+      </w:r>
+    </w:p>
+    <w:p>
+      <w:pPr>
+        <w:bidi/>
+      </w:pPr>
+      <w:r>
+        <w:rPr>
+          <w:lang w:val="ar_AE" w:bidi="ar_AE"/>
+        </w:rPr>
+      </w:r>
+      <w:r>
+        <w:rPr>
+          <w:b/>
+          <w:lang w:val="ar_AE" w:bidi="ar_AE"/>
+        </w:rPr>
         <w:t>"</w:t>
       </w:r>
       <w:r>
@@ -8370,6 +9543,23 @@
           <w:b/>
           <w:lang w:val="ar_AE" w:bidi="ar_AE"/>
         </w:rPr>
+        <w:t>τοῦ πνεύματος τοῦ νῦν ἐνεργοῦντος</w:t>
+      </w:r>
+    </w:p>
+    <w:p>
+      <w:pPr>
+        <w:bidi/>
+      </w:pPr>
+      <w:r>
+        <w:rPr>
+          <w:lang w:val="ar_AE" w:bidi="ar_AE"/>
+        </w:rPr>
+      </w:r>
+      <w:r>
+        <w:rPr>
+          <w:b/>
+          <w:lang w:val="ar_AE" w:bidi="ar_AE"/>
+        </w:rPr>
         <w:t>"</w:t>
       </w:r>
       <w:r>
@@ -8454,6 +9644,23 @@
           <w:b/>
           <w:lang w:val="ar_AE" w:bidi="ar_AE"/>
         </w:rPr>
+        <w:t>τοῖς υἱοῖς τῆς ἀπειθείας</w:t>
+      </w:r>
+    </w:p>
+    <w:p>
+      <w:pPr>
+        <w:bidi/>
+      </w:pPr>
+      <w:r>
+        <w:rPr>
+          <w:lang w:val="ar_AE" w:bidi="ar_AE"/>
+        </w:rPr>
+      </w:r>
+      <w:r>
+        <w:rPr>
+          <w:b/>
+          <w:lang w:val="ar_AE" w:bidi="ar_AE"/>
+        </w:rPr>
         <w:t>"</w:t>
       </w:r>
       <w:r>
@@ -8560,6 +9767,23 @@
           <w:b/>
           <w:lang w:val="ar_AE" w:bidi="ar_AE"/>
         </w:rPr>
+        <w:t>τὰ θελήματα τῆς σαρκὸς καὶ τῶν διανοιῶν</w:t>
+      </w:r>
+    </w:p>
+    <w:p>
+      <w:pPr>
+        <w:bidi/>
+      </w:pPr>
+      <w:r>
+        <w:rPr>
+          <w:lang w:val="ar_AE" w:bidi="ar_AE"/>
+        </w:rPr>
+      </w:r>
+      <w:r>
+        <w:rPr>
+          <w:b/>
+          <w:lang w:val="ar_AE" w:bidi="ar_AE"/>
+        </w:rPr>
         <w:t>"</w:t>
       </w:r>
       <w:r>
@@ -8692,6 +9916,23 @@
           <w:b/>
           <w:lang w:val="ar_AE" w:bidi="ar_AE"/>
         </w:rPr>
+        <w:t>τέκνα &amp; ὀργῆς</w:t>
+      </w:r>
+    </w:p>
+    <w:p>
+      <w:pPr>
+        <w:bidi/>
+      </w:pPr>
+      <w:r>
+        <w:rPr>
+          <w:lang w:val="ar_AE" w:bidi="ar_AE"/>
+        </w:rPr>
+      </w:r>
+      <w:r>
+        <w:rPr>
+          <w:b/>
+          <w:lang w:val="ar_AE" w:bidi="ar_AE"/>
+        </w:rPr>
         <w:t>"</w:t>
       </w:r>
       <w:r>
@@ -8798,6 +10039,23 @@
           <w:b/>
           <w:lang w:val="ar_AE" w:bidi="ar_AE"/>
         </w:rPr>
+        <w:t>δὲ</w:t>
+      </w:r>
+    </w:p>
+    <w:p>
+      <w:pPr>
+        <w:bidi/>
+      </w:pPr>
+      <w:r>
+        <w:rPr>
+          <w:lang w:val="ar_AE" w:bidi="ar_AE"/>
+        </w:rPr>
+      </w:r>
+      <w:r>
+        <w:rPr>
+          <w:b/>
+          <w:lang w:val="ar_AE" w:bidi="ar_AE"/>
+        </w:rPr>
         <w:t>"ولكن"</w:t>
       </w:r>
     </w:p>
@@ -8903,6 +10161,23 @@
           <w:b/>
           <w:lang w:val="ar_AE" w:bidi="ar_AE"/>
         </w:rPr>
+        <w:t>Θεὸς πλούσιος ὢν ἐν ἐλέει</w:t>
+      </w:r>
+    </w:p>
+    <w:p>
+      <w:pPr>
+        <w:bidi/>
+      </w:pPr>
+      <w:r>
+        <w:rPr>
+          <w:lang w:val="ar_AE" w:bidi="ar_AE"/>
+        </w:rPr>
+      </w:r>
+      <w:r>
+        <w:rPr>
+          <w:b/>
+          <w:lang w:val="ar_AE" w:bidi="ar_AE"/>
+        </w:rPr>
         <w:t>"</w:t>
       </w:r>
       <w:r>
@@ -9022,6 +10297,23 @@
           <w:b/>
           <w:lang w:val="ar_AE" w:bidi="ar_AE"/>
         </w:rPr>
+        <w:t>διὰ τὴν πολλὴν ἀγάπην αὐτοῦ, ἣν ἠγάπησεν ἡμᾶς</w:t>
+      </w:r>
+    </w:p>
+    <w:p>
+      <w:pPr>
+        <w:bidi/>
+      </w:pPr>
+      <w:r>
+        <w:rPr>
+          <w:lang w:val="ar_AE" w:bidi="ar_AE"/>
+        </w:rPr>
+      </w:r>
+      <w:r>
+        <w:rPr>
+          <w:b/>
+          <w:lang w:val="ar_AE" w:bidi="ar_AE"/>
+        </w:rPr>
         <w:t>"</w:t>
       </w:r>
       <w:r>
@@ -9141,6 +10433,23 @@
           <w:b/>
           <w:lang w:val="ar_AE" w:bidi="ar_AE"/>
         </w:rPr>
+        <w:t>χάριτί ἐστε σεσῳσμένοι</w:t>
+      </w:r>
+    </w:p>
+    <w:p>
+      <w:pPr>
+        <w:bidi/>
+      </w:pPr>
+      <w:r>
+        <w:rPr>
+          <w:lang w:val="ar_AE" w:bidi="ar_AE"/>
+        </w:rPr>
+      </w:r>
+      <w:r>
+        <w:rPr>
+          <w:b/>
+          <w:lang w:val="ar_AE" w:bidi="ar_AE"/>
+        </w:rPr>
         <w:t>"</w:t>
       </w:r>
       <w:r>
@@ -9247,6 +10556,23 @@
           <w:b/>
           <w:lang w:val="ar_AE" w:bidi="ar_AE"/>
         </w:rPr>
+        <w:t>χάριτί ἐστε σεσῳσμένοι</w:t>
+      </w:r>
+    </w:p>
+    <w:p>
+      <w:pPr>
+        <w:bidi/>
+      </w:pPr>
+      <w:r>
+        <w:rPr>
+          <w:lang w:val="ar_AE" w:bidi="ar_AE"/>
+        </w:rPr>
+      </w:r>
+      <w:r>
+        <w:rPr>
+          <w:b/>
+          <w:lang w:val="ar_AE" w:bidi="ar_AE"/>
+        </w:rPr>
         <w:t>"</w:t>
       </w:r>
       <w:r>
@@ -9366,6 +10692,23 @@
           <w:b/>
           <w:lang w:val="ar_AE" w:bidi="ar_AE"/>
         </w:rPr>
+        <w:t>συνήγειρεν</w:t>
+      </w:r>
+    </w:p>
+    <w:p>
+      <w:pPr>
+        <w:bidi/>
+      </w:pPr>
+      <w:r>
+        <w:rPr>
+          <w:lang w:val="ar_AE" w:bidi="ar_AE"/>
+        </w:rPr>
+      </w:r>
+      <w:r>
+        <w:rPr>
+          <w:b/>
+          <w:lang w:val="ar_AE" w:bidi="ar_AE"/>
+        </w:rPr>
         <w:t>"</w:t>
       </w:r>
       <w:r>
@@ -9485,6 +10828,23 @@
           <w:b/>
           <w:lang w:val="ar_AE" w:bidi="ar_AE"/>
         </w:rPr>
+        <w:t>συνήγειρεν</w:t>
+      </w:r>
+    </w:p>
+    <w:p>
+      <w:pPr>
+        <w:bidi/>
+      </w:pPr>
+      <w:r>
+        <w:rPr>
+          <w:lang w:val="ar_AE" w:bidi="ar_AE"/>
+        </w:rPr>
+      </w:r>
+      <w:r>
+        <w:rPr>
+          <w:b/>
+          <w:lang w:val="ar_AE" w:bidi="ar_AE"/>
+        </w:rPr>
         <w:t>"</w:t>
       </w:r>
       <w:r>
@@ -9591,6 +10951,23 @@
           <w:b/>
           <w:lang w:val="ar_AE" w:bidi="ar_AE"/>
         </w:rPr>
+        <w:t>συνεκάθισεν</w:t>
+      </w:r>
+    </w:p>
+    <w:p>
+      <w:pPr>
+        <w:bidi/>
+      </w:pPr>
+      <w:r>
+        <w:rPr>
+          <w:lang w:val="ar_AE" w:bidi="ar_AE"/>
+        </w:rPr>
+      </w:r>
+      <w:r>
+        <w:rPr>
+          <w:b/>
+          <w:lang w:val="ar_AE" w:bidi="ar_AE"/>
+        </w:rPr>
         <w:t>"</w:t>
       </w:r>
       <w:r>
@@ -9694,6 +11071,23 @@
         <w:rPr>
           <w:lang w:val="ar_AE" w:bidi="ar_AE"/>
         </w:rPr>
+      </w:r>
+    </w:p>
+    <w:p>
+      <w:pPr>
+        <w:bidi/>
+      </w:pPr>
+      <w:r>
+        <w:rPr>
+          <w:lang w:val="ar_AE" w:bidi="ar_AE"/>
+        </w:rPr>
+      </w:r>
+      <w:r>
+        <w:rPr>
+          <w:b/>
+          <w:lang w:val="ar_AE" w:bidi="ar_AE"/>
+        </w:rPr>
+        <w:t>ἐν τοῖς ἐπουρανίοις</w:t>
       </w:r>
     </w:p>
     <w:p>
@@ -9825,6 +11219,23 @@
           <w:b/>
           <w:lang w:val="ar_AE" w:bidi="ar_AE"/>
         </w:rPr>
+        <w:t>ἐν Χριστῷ Ἰησοῦ</w:t>
+      </w:r>
+    </w:p>
+    <w:p>
+      <w:pPr>
+        <w:bidi/>
+      </w:pPr>
+      <w:r>
+        <w:rPr>
+          <w:lang w:val="ar_AE" w:bidi="ar_AE"/>
+        </w:rPr>
+      </w:r>
+      <w:r>
+        <w:rPr>
+          <w:b/>
+          <w:lang w:val="ar_AE" w:bidi="ar_AE"/>
+        </w:rPr>
         <w:t>"</w:t>
       </w:r>
       <w:r>
@@ -9922,6 +11333,23 @@
           <w:b/>
           <w:lang w:val="ar_AE" w:bidi="ar_AE"/>
         </w:rPr>
+        <w:t>ἵνα</w:t>
+      </w:r>
+    </w:p>
+    <w:p>
+      <w:pPr>
+        <w:bidi/>
+      </w:pPr>
+      <w:r>
+        <w:rPr>
+          <w:lang w:val="ar_AE" w:bidi="ar_AE"/>
+        </w:rPr>
+      </w:r>
+      <w:r>
+        <w:rPr>
+          <w:b/>
+          <w:lang w:val="ar_AE" w:bidi="ar_AE"/>
+        </w:rPr>
         <w:t>"</w:t>
       </w:r>
       <w:r>
@@ -10041,6 +11469,23 @@
           <w:b/>
           <w:lang w:val="ar_AE" w:bidi="ar_AE"/>
         </w:rPr>
+        <w:t>ἐν τοῖς αἰῶσιν, τοῖς ἐπερχομένοις</w:t>
+      </w:r>
+    </w:p>
+    <w:p>
+      <w:pPr>
+        <w:bidi/>
+      </w:pPr>
+      <w:r>
+        <w:rPr>
+          <w:lang w:val="ar_AE" w:bidi="ar_AE"/>
+        </w:rPr>
+      </w:r>
+      <w:r>
+        <w:rPr>
+          <w:b/>
+          <w:lang w:val="ar_AE" w:bidi="ar_AE"/>
+        </w:rPr>
         <w:t>"</w:t>
       </w:r>
       <w:r>
@@ -10125,6 +11570,23 @@
           <w:b/>
           <w:lang w:val="ar_AE" w:bidi="ar_AE"/>
         </w:rPr>
+        <w:t>γὰρ</w:t>
+      </w:r>
+    </w:p>
+    <w:p>
+      <w:pPr>
+        <w:bidi/>
+      </w:pPr>
+      <w:r>
+        <w:rPr>
+          <w:lang w:val="ar_AE" w:bidi="ar_AE"/>
+        </w:rPr>
+      </w:r>
+      <w:r>
+        <w:rPr>
+          <w:b/>
+          <w:lang w:val="ar_AE" w:bidi="ar_AE"/>
+        </w:rPr>
         <w:t>"</w:t>
       </w:r>
       <w:r>
@@ -10228,6 +11690,23 @@
         <w:rPr>
           <w:lang w:val="ar_AE" w:bidi="ar_AE"/>
         </w:rPr>
+      </w:r>
+    </w:p>
+    <w:p>
+      <w:pPr>
+        <w:bidi/>
+      </w:pPr>
+      <w:r>
+        <w:rPr>
+          <w:lang w:val="ar_AE" w:bidi="ar_AE"/>
+        </w:rPr>
+      </w:r>
+      <w:r>
+        <w:rPr>
+          <w:b/>
+          <w:lang w:val="ar_AE" w:bidi="ar_AE"/>
+        </w:rPr>
+        <w:t>τῇ γὰρ χάριτί ἐστε σεσῳσμένοι διὰ πίστεως</w:t>
       </w:r>
     </w:p>
     <w:p>
@@ -10474,6 +11953,23 @@
           <w:b/>
           <w:lang w:val="ar_AE" w:bidi="ar_AE"/>
         </w:rPr>
+        <w:t>τοῦτο</w:t>
+      </w:r>
+    </w:p>
+    <w:p>
+      <w:pPr>
+        <w:bidi/>
+      </w:pPr>
+      <w:r>
+        <w:rPr>
+          <w:lang w:val="ar_AE" w:bidi="ar_AE"/>
+        </w:rPr>
+      </w:r>
+      <w:r>
+        <w:rPr>
+          <w:b/>
+          <w:lang w:val="ar_AE" w:bidi="ar_AE"/>
+        </w:rPr>
         <w:t>"</w:t>
       </w:r>
       <w:r>
@@ -10793,6 +12289,23 @@
           <w:b/>
           <w:lang w:val="ar_AE" w:bidi="ar_AE"/>
         </w:rPr>
+        <w:t>γάρ</w:t>
+      </w:r>
+    </w:p>
+    <w:p>
+      <w:pPr>
+        <w:bidi/>
+      </w:pPr>
+      <w:r>
+        <w:rPr>
+          <w:lang w:val="ar_AE" w:bidi="ar_AE"/>
+        </w:rPr>
+      </w:r>
+      <w:r>
+        <w:rPr>
+          <w:b/>
+          <w:lang w:val="ar_AE" w:bidi="ar_AE"/>
+        </w:rPr>
         <w:t>"</w:t>
       </w:r>
       <w:r>
@@ -10912,6 +12425,23 @@
           <w:b/>
           <w:lang w:val="ar_AE" w:bidi="ar_AE"/>
         </w:rPr>
+        <w:t>ἐν Χριστῷ Ἰησοῦ</w:t>
+      </w:r>
+    </w:p>
+    <w:p>
+      <w:pPr>
+        <w:bidi/>
+      </w:pPr>
+      <w:r>
+        <w:rPr>
+          <w:lang w:val="ar_AE" w:bidi="ar_AE"/>
+        </w:rPr>
+      </w:r>
+      <w:r>
+        <w:rPr>
+          <w:b/>
+          <w:lang w:val="ar_AE" w:bidi="ar_AE"/>
+        </w:rPr>
         <w:t>"</w:t>
       </w:r>
       <w:r>
@@ -11009,6 +12539,23 @@
           <w:b/>
           <w:lang w:val="ar_AE" w:bidi="ar_AE"/>
         </w:rPr>
+        <w:t>ἵνα</w:t>
+      </w:r>
+    </w:p>
+    <w:p>
+      <w:pPr>
+        <w:bidi/>
+      </w:pPr>
+      <w:r>
+        <w:rPr>
+          <w:lang w:val="ar_AE" w:bidi="ar_AE"/>
+        </w:rPr>
+      </w:r>
+      <w:r>
+        <w:rPr>
+          <w:b/>
+          <w:lang w:val="ar_AE" w:bidi="ar_AE"/>
+        </w:rPr>
         <w:t>"</w:t>
       </w:r>
       <w:r>
@@ -11128,6 +12675,23 @@
           <w:b/>
           <w:lang w:val="ar_AE" w:bidi="ar_AE"/>
         </w:rPr>
+        <w:t>ἐν αὐτοῖς περιπατήσωμεν</w:t>
+      </w:r>
+    </w:p>
+    <w:p>
+      <w:pPr>
+        <w:bidi/>
+      </w:pPr>
+      <w:r>
+        <w:rPr>
+          <w:lang w:val="ar_AE" w:bidi="ar_AE"/>
+        </w:rPr>
+      </w:r>
+      <w:r>
+        <w:rPr>
+          <w:b/>
+          <w:lang w:val="ar_AE" w:bidi="ar_AE"/>
+        </w:rPr>
         <w:t>"</w:t>
       </w:r>
       <w:r>
@@ -11260,6 +12824,23 @@
           <w:b/>
           <w:lang w:val="ar_AE" w:bidi="ar_AE"/>
         </w:rPr>
+        <w:t>διὸ</w:t>
+      </w:r>
+    </w:p>
+    <w:p>
+      <w:pPr>
+        <w:bidi/>
+      </w:pPr>
+      <w:r>
+        <w:rPr>
+          <w:lang w:val="ar_AE" w:bidi="ar_AE"/>
+        </w:rPr>
+      </w:r>
+      <w:r>
+        <w:rPr>
+          <w:b/>
+          <w:lang w:val="ar_AE" w:bidi="ar_AE"/>
+        </w:rPr>
         <w:t>"</w:t>
       </w:r>
       <w:r>
@@ -11449,6 +13030,23 @@
           <w:b/>
           <w:lang w:val="ar_AE" w:bidi="ar_AE"/>
         </w:rPr>
+        <w:t>τὰ ἔθνη ἐν σαρκί</w:t>
+      </w:r>
+    </w:p>
+    <w:p>
+      <w:pPr>
+        <w:bidi/>
+      </w:pPr>
+      <w:r>
+        <w:rPr>
+          <w:lang w:val="ar_AE" w:bidi="ar_AE"/>
+        </w:rPr>
+      </w:r>
+      <w:r>
+        <w:rPr>
+          <w:b/>
+          <w:lang w:val="ar_AE" w:bidi="ar_AE"/>
+        </w:rPr>
         <w:t>"</w:t>
       </w:r>
       <w:r>
@@ -11568,6 +13166,23 @@
           <w:b/>
           <w:lang w:val="ar_AE" w:bidi="ar_AE"/>
         </w:rPr>
+        <w:t>ἀκροβυστία</w:t>
+      </w:r>
+    </w:p>
+    <w:p>
+      <w:pPr>
+        <w:bidi/>
+      </w:pPr>
+      <w:r>
+        <w:rPr>
+          <w:lang w:val="ar_AE" w:bidi="ar_AE"/>
+        </w:rPr>
+      </w:r>
+      <w:r>
+        <w:rPr>
+          <w:b/>
+          <w:lang w:val="ar_AE" w:bidi="ar_AE"/>
+        </w:rPr>
         <w:t>"</w:t>
       </w:r>
       <w:r>
@@ -11674,6 +13289,23 @@
           <w:b/>
           <w:lang w:val="ar_AE" w:bidi="ar_AE"/>
         </w:rPr>
+        <w:t>περιτομῆς</w:t>
+      </w:r>
+    </w:p>
+    <w:p>
+      <w:pPr>
+        <w:bidi/>
+      </w:pPr>
+      <w:r>
+        <w:rPr>
+          <w:lang w:val="ar_AE" w:bidi="ar_AE"/>
+        </w:rPr>
+      </w:r>
+      <w:r>
+        <w:rPr>
+          <w:b/>
+          <w:lang w:val="ar_AE" w:bidi="ar_AE"/>
+        </w:rPr>
         <w:t>"</w:t>
       </w:r>
       <w:r>
@@ -11793,6 +13425,23 @@
           <w:b/>
           <w:lang w:val="ar_AE" w:bidi="ar_AE"/>
         </w:rPr>
+        <w:t>ὑπὸ τῆς λεγομένης</w:t>
+      </w:r>
+    </w:p>
+    <w:p>
+      <w:pPr>
+        <w:bidi/>
+      </w:pPr>
+      <w:r>
+        <w:rPr>
+          <w:lang w:val="ar_AE" w:bidi="ar_AE"/>
+        </w:rPr>
+      </w:r>
+      <w:r>
+        <w:rPr>
+          <w:b/>
+          <w:lang w:val="ar_AE" w:bidi="ar_AE"/>
+        </w:rPr>
         <w:t>"</w:t>
       </w:r>
       <w:r>
@@ -11983,6 +13632,23 @@
           <w:b/>
           <w:lang w:val="ar_AE" w:bidi="ar_AE"/>
         </w:rPr>
+        <w:t>ὅτι</w:t>
+      </w:r>
+    </w:p>
+    <w:p>
+      <w:pPr>
+        <w:bidi/>
+      </w:pPr>
+      <w:r>
+        <w:rPr>
+          <w:lang w:val="ar_AE" w:bidi="ar_AE"/>
+        </w:rPr>
+      </w:r>
+      <w:r>
+        <w:rPr>
+          <w:b/>
+          <w:lang w:val="ar_AE" w:bidi="ar_AE"/>
+        </w:rPr>
         <w:t>"</w:t>
       </w:r>
       <w:r>
@@ -12102,6 +13768,23 @@
           <w:b/>
           <w:lang w:val="ar_AE" w:bidi="ar_AE"/>
         </w:rPr>
+        <w:t>χωρὶς Χριστοῦ</w:t>
+      </w:r>
+    </w:p>
+    <w:p>
+      <w:pPr>
+        <w:bidi/>
+      </w:pPr>
+      <w:r>
+        <w:rPr>
+          <w:lang w:val="ar_AE" w:bidi="ar_AE"/>
+        </w:rPr>
+      </w:r>
+      <w:r>
+        <w:rPr>
+          <w:b/>
+          <w:lang w:val="ar_AE" w:bidi="ar_AE"/>
+        </w:rPr>
         <w:t>"</w:t>
       </w:r>
       <w:r>
@@ -12186,6 +13869,23 @@
           <w:b/>
           <w:lang w:val="ar_AE" w:bidi="ar_AE"/>
         </w:rPr>
+        <w:t>ξένοι τῶν διαθηκῶν τῆς ἐπαγγελίας</w:t>
+      </w:r>
+    </w:p>
+    <w:p>
+      <w:pPr>
+        <w:bidi/>
+      </w:pPr>
+      <w:r>
+        <w:rPr>
+          <w:lang w:val="ar_AE" w:bidi="ar_AE"/>
+        </w:rPr>
+      </w:r>
+      <w:r>
+        <w:rPr>
+          <w:b/>
+          <w:lang w:val="ar_AE" w:bidi="ar_AE"/>
+        </w:rPr>
         <w:t>"</w:t>
       </w:r>
       <w:r>
@@ -12292,6 +13992,23 @@
           <w:b/>
           <w:lang w:val="ar_AE" w:bidi="ar_AE"/>
         </w:rPr>
+        <w:t>δὲ</w:t>
+      </w:r>
+    </w:p>
+    <w:p>
+      <w:pPr>
+        <w:bidi/>
+      </w:pPr>
+      <w:r>
+        <w:rPr>
+          <w:lang w:val="ar_AE" w:bidi="ar_AE"/>
+        </w:rPr>
+      </w:r>
+      <w:r>
+        <w:rPr>
+          <w:b/>
+          <w:lang w:val="ar_AE" w:bidi="ar_AE"/>
+        </w:rPr>
         <w:t>"</w:t>
       </w:r>
       <w:r>
@@ -12411,6 +14128,23 @@
           <w:b/>
           <w:lang w:val="ar_AE" w:bidi="ar_AE"/>
         </w:rPr>
+        <w:t>ὑμεῖς οἵ ποτε ὄντες μακρὰν, ἐγενήθητε ἐγγὺς ἐν τῷ αἵματι τοῦ Χριστοῦ</w:t>
+      </w:r>
+    </w:p>
+    <w:p>
+      <w:pPr>
+        <w:bidi/>
+      </w:pPr>
+      <w:r>
+        <w:rPr>
+          <w:lang w:val="ar_AE" w:bidi="ar_AE"/>
+        </w:rPr>
+      </w:r>
+      <w:r>
+        <w:rPr>
+          <w:b/>
+          <w:lang w:val="ar_AE" w:bidi="ar_AE"/>
+        </w:rPr>
         <w:t>"</w:t>
       </w:r>
       <w:r>
@@ -12556,6 +14290,23 @@
           <w:b/>
           <w:lang w:val="ar_AE" w:bidi="ar_AE"/>
         </w:rPr>
+        <w:t>ἐν τῷ αἵματι τοῦ Χριστοῦ</w:t>
+      </w:r>
+    </w:p>
+    <w:p>
+      <w:pPr>
+        <w:bidi/>
+      </w:pPr>
+      <w:r>
+        <w:rPr>
+          <w:lang w:val="ar_AE" w:bidi="ar_AE"/>
+        </w:rPr>
+      </w:r>
+      <w:r>
+        <w:rPr>
+          <w:b/>
+          <w:lang w:val="ar_AE" w:bidi="ar_AE"/>
+        </w:rPr>
         <w:t>"</w:t>
       </w:r>
       <w:r>
@@ -12675,6 +14426,23 @@
           <w:b/>
           <w:lang w:val="ar_AE" w:bidi="ar_AE"/>
         </w:rPr>
+        <w:t>γάρ</w:t>
+      </w:r>
+    </w:p>
+    <w:p>
+      <w:pPr>
+        <w:bidi/>
+      </w:pPr>
+      <w:r>
+        <w:rPr>
+          <w:lang w:val="ar_AE" w:bidi="ar_AE"/>
+        </w:rPr>
+      </w:r>
+      <w:r>
+        <w:rPr>
+          <w:b/>
+          <w:lang w:val="ar_AE" w:bidi="ar_AE"/>
+        </w:rPr>
         <w:t>"</w:t>
       </w:r>
       <w:r>
@@ -12794,6 +14562,23 @@
           <w:b/>
           <w:lang w:val="ar_AE" w:bidi="ar_AE"/>
         </w:rPr>
+        <w:t>αὐτὸς &amp; ἐστιν ἡ εἰρήνη ἡμῶν</w:t>
+      </w:r>
+    </w:p>
+    <w:p>
+      <w:pPr>
+        <w:bidi/>
+      </w:pPr>
+      <w:r>
+        <w:rPr>
+          <w:lang w:val="ar_AE" w:bidi="ar_AE"/>
+        </w:rPr>
+      </w:r>
+      <w:r>
+        <w:rPr>
+          <w:b/>
+          <w:lang w:val="ar_AE" w:bidi="ar_AE"/>
+        </w:rPr>
         <w:t>"</w:t>
       </w:r>
       <w:r>
@@ -12878,6 +14663,23 @@
           <w:b/>
           <w:lang w:val="ar_AE" w:bidi="ar_AE"/>
         </w:rPr>
+        <w:t>ἡ εἰρήνη ἡμῶν</w:t>
+      </w:r>
+    </w:p>
+    <w:p>
+      <w:pPr>
+        <w:bidi/>
+      </w:pPr>
+      <w:r>
+        <w:rPr>
+          <w:lang w:val="ar_AE" w:bidi="ar_AE"/>
+        </w:rPr>
+      </w:r>
+      <w:r>
+        <w:rPr>
+          <w:b/>
+          <w:lang w:val="ar_AE" w:bidi="ar_AE"/>
+        </w:rPr>
         <w:t>"</w:t>
       </w:r>
       <w:r>
@@ -12984,6 +14786,23 @@
           <w:b/>
           <w:lang w:val="ar_AE" w:bidi="ar_AE"/>
         </w:rPr>
+        <w:t>ὁ ποιήσας τὰ ἀμφότερα ἓν</w:t>
+      </w:r>
+    </w:p>
+    <w:p>
+      <w:pPr>
+        <w:bidi/>
+      </w:pPr>
+      <w:r>
+        <w:rPr>
+          <w:lang w:val="ar_AE" w:bidi="ar_AE"/>
+        </w:rPr>
+      </w:r>
+      <w:r>
+        <w:rPr>
+          <w:b/>
+          <w:lang w:val="ar_AE" w:bidi="ar_AE"/>
+        </w:rPr>
         <w:t>"</w:t>
       </w:r>
       <w:r>
@@ -13068,6 +14887,23 @@
           <w:b/>
           <w:lang w:val="ar_AE" w:bidi="ar_AE"/>
         </w:rPr>
+        <w:t>ἐν τῇ σαρκὶ αὐτοῦ</w:t>
+      </w:r>
+    </w:p>
+    <w:p>
+      <w:pPr>
+        <w:bidi/>
+      </w:pPr>
+      <w:r>
+        <w:rPr>
+          <w:lang w:val="ar_AE" w:bidi="ar_AE"/>
+        </w:rPr>
+      </w:r>
+      <w:r>
+        <w:rPr>
+          <w:b/>
+          <w:lang w:val="ar_AE" w:bidi="ar_AE"/>
+        </w:rPr>
         <w:t>"بِجَسَدِهِ"</w:t>
       </w:r>
     </w:p>
@@ -13173,6 +15009,23 @@
           <w:b/>
           <w:lang w:val="ar_AE" w:bidi="ar_AE"/>
         </w:rPr>
+        <w:t>τὸ μεσότοιχον τοῦ φραγμοῦ &amp; τὴν ἔχθραν</w:t>
+      </w:r>
+    </w:p>
+    <w:p>
+      <w:pPr>
+        <w:bidi/>
+      </w:pPr>
+      <w:r>
+        <w:rPr>
+          <w:lang w:val="ar_AE" w:bidi="ar_AE"/>
+        </w:rPr>
+      </w:r>
+      <w:r>
+        <w:rPr>
+          <w:b/>
+          <w:lang w:val="ar_AE" w:bidi="ar_AE"/>
+        </w:rPr>
         <w:t>"</w:t>
       </w:r>
       <w:r>
@@ -13389,6 +15242,23 @@
           <w:b/>
           <w:lang w:val="ar_AE" w:bidi="ar_AE"/>
         </w:rPr>
+        <w:t>ἵνα</w:t>
+      </w:r>
+    </w:p>
+    <w:p>
+      <w:pPr>
+        <w:bidi/>
+      </w:pPr>
+      <w:r>
+        <w:rPr>
+          <w:lang w:val="ar_AE" w:bidi="ar_AE"/>
+        </w:rPr>
+      </w:r>
+      <w:r>
+        <w:rPr>
+          <w:b/>
+          <w:lang w:val="ar_AE" w:bidi="ar_AE"/>
+        </w:rPr>
         <w:t>"</w:t>
       </w:r>
       <w:r>
@@ -13508,6 +15378,23 @@
           <w:b/>
           <w:lang w:val="ar_AE" w:bidi="ar_AE"/>
         </w:rPr>
+        <w:t>ἕνα καινὸν ἄνθρωπον</w:t>
+      </w:r>
+    </w:p>
+    <w:p>
+      <w:pPr>
+        <w:bidi/>
+      </w:pPr>
+      <w:r>
+        <w:rPr>
+          <w:lang w:val="ar_AE" w:bidi="ar_AE"/>
+        </w:rPr>
+      </w:r>
+      <w:r>
+        <w:rPr>
+          <w:b/>
+          <w:lang w:val="ar_AE" w:bidi="ar_AE"/>
+        </w:rPr>
         <w:t>"</w:t>
       </w:r>
       <w:r>
@@ -13627,6 +15514,23 @@
           <w:b/>
           <w:lang w:val="ar_AE" w:bidi="ar_AE"/>
         </w:rPr>
+        <w:t>ἐν αὑτῷ</w:t>
+      </w:r>
+    </w:p>
+    <w:p>
+      <w:pPr>
+        <w:bidi/>
+      </w:pPr>
+      <w:r>
+        <w:rPr>
+          <w:lang w:val="ar_AE" w:bidi="ar_AE"/>
+        </w:rPr>
+      </w:r>
+      <w:r>
+        <w:rPr>
+          <w:b/>
+          <w:lang w:val="ar_AE" w:bidi="ar_AE"/>
+        </w:rPr>
         <w:t>"</w:t>
       </w:r>
       <w:r>
@@ -13733,6 +15637,23 @@
           <w:b/>
           <w:lang w:val="ar_AE" w:bidi="ar_AE"/>
         </w:rPr>
+        <w:t>ἀποκαταλλάξῃ τοὺς ἀμφοτέρους</w:t>
+      </w:r>
+    </w:p>
+    <w:p>
+      <w:pPr>
+        <w:bidi/>
+      </w:pPr>
+      <w:r>
+        <w:rPr>
+          <w:lang w:val="ar_AE" w:bidi="ar_AE"/>
+        </w:rPr>
+      </w:r>
+      <w:r>
+        <w:rPr>
+          <w:b/>
+          <w:lang w:val="ar_AE" w:bidi="ar_AE"/>
+        </w:rPr>
         <w:t>"</w:t>
       </w:r>
       <w:r>
@@ -13817,6 +15738,23 @@
           <w:b/>
           <w:lang w:val="ar_AE" w:bidi="ar_AE"/>
         </w:rPr>
+        <w:t>ἐν ἑνὶ σώματι</w:t>
+      </w:r>
+    </w:p>
+    <w:p>
+      <w:pPr>
+        <w:bidi/>
+      </w:pPr>
+      <w:r>
+        <w:rPr>
+          <w:lang w:val="ar_AE" w:bidi="ar_AE"/>
+        </w:rPr>
+      </w:r>
+      <w:r>
+        <w:rPr>
+          <w:b/>
+          <w:lang w:val="ar_AE" w:bidi="ar_AE"/>
+        </w:rPr>
         <w:t>"</w:t>
       </w:r>
       <w:r>
@@ -13936,6 +15874,23 @@
           <w:b/>
           <w:lang w:val="ar_AE" w:bidi="ar_AE"/>
         </w:rPr>
+        <w:t>διὰ τοῦ σταυροῦ</w:t>
+      </w:r>
+    </w:p>
+    <w:p>
+      <w:pPr>
+        <w:bidi/>
+      </w:pPr>
+      <w:r>
+        <w:rPr>
+          <w:lang w:val="ar_AE" w:bidi="ar_AE"/>
+        </w:rPr>
+      </w:r>
+      <w:r>
+        <w:rPr>
+          <w:b/>
+          <w:lang w:val="ar_AE" w:bidi="ar_AE"/>
+        </w:rPr>
         <w:t>"</w:t>
       </w:r>
       <w:r>
@@ -14055,6 +16010,23 @@
           <w:b/>
           <w:lang w:val="ar_AE" w:bidi="ar_AE"/>
         </w:rPr>
+        <w:t>ἀποκτείνας τὴν ἔχθραν</w:t>
+      </w:r>
+    </w:p>
+    <w:p>
+      <w:pPr>
+        <w:bidi/>
+      </w:pPr>
+      <w:r>
+        <w:rPr>
+          <w:lang w:val="ar_AE" w:bidi="ar_AE"/>
+        </w:rPr>
+      </w:r>
+      <w:r>
+        <w:rPr>
+          <w:b/>
+          <w:lang w:val="ar_AE" w:bidi="ar_AE"/>
+        </w:rPr>
         <w:t>"</w:t>
       </w:r>
       <w:r>
@@ -14342,6 +16314,23 @@
           <w:b/>
           <w:lang w:val="ar_AE" w:bidi="ar_AE"/>
         </w:rPr>
+        <w:t>ὑμῖν τοῖς μακρὰν</w:t>
+      </w:r>
+    </w:p>
+    <w:p>
+      <w:pPr>
+        <w:bidi/>
+      </w:pPr>
+      <w:r>
+        <w:rPr>
+          <w:lang w:val="ar_AE" w:bidi="ar_AE"/>
+        </w:rPr>
+      </w:r>
+      <w:r>
+        <w:rPr>
+          <w:b/>
+          <w:lang w:val="ar_AE" w:bidi="ar_AE"/>
+        </w:rPr>
         <w:t>"</w:t>
       </w:r>
       <w:r>
@@ -14448,6 +16437,23 @@
           <w:b/>
           <w:lang w:val="ar_AE" w:bidi="ar_AE"/>
         </w:rPr>
+        <w:t>τοῖς ἐγγύς</w:t>
+      </w:r>
+    </w:p>
+    <w:p>
+      <w:pPr>
+        <w:bidi/>
+      </w:pPr>
+      <w:r>
+        <w:rPr>
+          <w:lang w:val="ar_AE" w:bidi="ar_AE"/>
+        </w:rPr>
+      </w:r>
+      <w:r>
+        <w:rPr>
+          <w:b/>
+          <w:lang w:val="ar_AE" w:bidi="ar_AE"/>
+        </w:rPr>
         <w:t>"</w:t>
       </w:r>
       <w:r>
@@ -14673,6 +16679,23 @@
           <w:b/>
           <w:lang w:val="ar_AE" w:bidi="ar_AE"/>
         </w:rPr>
+        <w:t>ὅτι</w:t>
+      </w:r>
+    </w:p>
+    <w:p>
+      <w:pPr>
+        <w:bidi/>
+      </w:pPr>
+      <w:r>
+        <w:rPr>
+          <w:lang w:val="ar_AE" w:bidi="ar_AE"/>
+        </w:rPr>
+      </w:r>
+      <w:r>
+        <w:rPr>
+          <w:b/>
+          <w:lang w:val="ar_AE" w:bidi="ar_AE"/>
+        </w:rPr>
         <w:t>"</w:t>
       </w:r>
       <w:r>
@@ -14876,6 +16899,23 @@
           <w:b/>
           <w:lang w:val="ar_AE" w:bidi="ar_AE"/>
         </w:rPr>
+        <w:t>ἄρα οὖν</w:t>
+      </w:r>
+    </w:p>
+    <w:p>
+      <w:pPr>
+        <w:bidi/>
+      </w:pPr>
+      <w:r>
+        <w:rPr>
+          <w:lang w:val="ar_AE" w:bidi="ar_AE"/>
+        </w:rPr>
+      </w:r>
+      <w:r>
+        <w:rPr>
+          <w:b/>
+          <w:lang w:val="ar_AE" w:bidi="ar_AE"/>
+        </w:rPr>
         <w:t>"</w:t>
       </w:r>
       <w:r>
@@ -14995,6 +17035,23 @@
           <w:b/>
           <w:lang w:val="ar_AE" w:bidi="ar_AE"/>
         </w:rPr>
+        <w:t>ξένοι καὶ πάροικοι</w:t>
+      </w:r>
+    </w:p>
+    <w:p>
+      <w:pPr>
+        <w:bidi/>
+      </w:pPr>
+      <w:r>
+        <w:rPr>
+          <w:lang w:val="ar_AE" w:bidi="ar_AE"/>
+        </w:rPr>
+      </w:r>
+      <w:r>
+        <w:rPr>
+          <w:b/>
+          <w:lang w:val="ar_AE" w:bidi="ar_AE"/>
+        </w:rPr>
         <w:t>"</w:t>
       </w:r>
       <w:r>
@@ -15114,6 +17171,23 @@
           <w:b/>
           <w:lang w:val="ar_AE" w:bidi="ar_AE"/>
         </w:rPr>
+        <w:t>ἀλλὰ</w:t>
+      </w:r>
+    </w:p>
+    <w:p>
+      <w:pPr>
+        <w:bidi/>
+      </w:pPr>
+      <w:r>
+        <w:rPr>
+          <w:lang w:val="ar_AE" w:bidi="ar_AE"/>
+        </w:rPr>
+      </w:r>
+      <w:r>
+        <w:rPr>
+          <w:b/>
+          <w:lang w:val="ar_AE" w:bidi="ar_AE"/>
+        </w:rPr>
         <w:t>"</w:t>
       </w:r>
       <w:r>
@@ -15233,6 +17307,23 @@
           <w:b/>
           <w:lang w:val="ar_AE" w:bidi="ar_AE"/>
         </w:rPr>
+        <w:t>ἐστὲ συνπολῖται τῶν ἁγίων καὶ οἰκεῖοι τοῦ Θεοῦ</w:t>
+      </w:r>
+    </w:p>
+    <w:p>
+      <w:pPr>
+        <w:bidi/>
+      </w:pPr>
+      <w:r>
+        <w:rPr>
+          <w:lang w:val="ar_AE" w:bidi="ar_AE"/>
+        </w:rPr>
+      </w:r>
+      <w:r>
+        <w:rPr>
+          <w:b/>
+          <w:lang w:val="ar_AE" w:bidi="ar_AE"/>
+        </w:rPr>
         <w:t>"</w:t>
       </w:r>
       <w:r>
@@ -15352,6 +17443,23 @@
           <w:b/>
           <w:lang w:val="ar_AE" w:bidi="ar_AE"/>
         </w:rPr>
+        <w:t>ἐποικοδομηθέντες ἐπὶ τῷ θεμελίῳ</w:t>
+      </w:r>
+    </w:p>
+    <w:p>
+      <w:pPr>
+        <w:bidi/>
+      </w:pPr>
+      <w:r>
+        <w:rPr>
+          <w:lang w:val="ar_AE" w:bidi="ar_AE"/>
+        </w:rPr>
+      </w:r>
+      <w:r>
+        <w:rPr>
+          <w:b/>
+          <w:lang w:val="ar_AE" w:bidi="ar_AE"/>
+        </w:rPr>
         <w:t>"</w:t>
       </w:r>
       <w:r>
@@ -15471,6 +17579,23 @@
           <w:b/>
           <w:lang w:val="ar_AE" w:bidi="ar_AE"/>
         </w:rPr>
+        <w:t>ἐποικοδομηθέντες</w:t>
+      </w:r>
+    </w:p>
+    <w:p>
+      <w:pPr>
+        <w:bidi/>
+      </w:pPr>
+      <w:r>
+        <w:rPr>
+          <w:lang w:val="ar_AE" w:bidi="ar_AE"/>
+        </w:rPr>
+      </w:r>
+      <w:r>
+        <w:rPr>
+          <w:b/>
+          <w:lang w:val="ar_AE" w:bidi="ar_AE"/>
+        </w:rPr>
         <w:t>"</w:t>
       </w:r>
       <w:r>
@@ -15577,6 +17702,23 @@
           <w:b/>
           <w:lang w:val="ar_AE" w:bidi="ar_AE"/>
         </w:rPr>
+        <w:t>πᾶσα οἰκοδομὴ συναρμολογουμένη, αὔξει εἰς ναὸν ἅγιον</w:t>
+      </w:r>
+    </w:p>
+    <w:p>
+      <w:pPr>
+        <w:bidi/>
+      </w:pPr>
+      <w:r>
+        <w:rPr>
+          <w:lang w:val="ar_AE" w:bidi="ar_AE"/>
+        </w:rPr>
+      </w:r>
+      <w:r>
+        <w:rPr>
+          <w:b/>
+          <w:lang w:val="ar_AE" w:bidi="ar_AE"/>
+        </w:rPr>
         <w:t>"</w:t>
       </w:r>
       <w:r>
@@ -15696,6 +17838,23 @@
           <w:b/>
           <w:lang w:val="ar_AE" w:bidi="ar_AE"/>
         </w:rPr>
+        <w:t>ἐν ᾧ &amp; ἐν Κυρίῳ</w:t>
+      </w:r>
+    </w:p>
+    <w:p>
+      <w:pPr>
+        <w:bidi/>
+      </w:pPr>
+      <w:r>
+        <w:rPr>
+          <w:lang w:val="ar_AE" w:bidi="ar_AE"/>
+        </w:rPr>
+      </w:r>
+      <w:r>
+        <w:rPr>
+          <w:b/>
+          <w:lang w:val="ar_AE" w:bidi="ar_AE"/>
+        </w:rPr>
         <w:t>"</w:t>
       </w:r>
       <w:r>
@@ -15816,6 +17975,23 @@
           <w:b/>
           <w:lang w:val="ar_AE" w:bidi="ar_AE"/>
         </w:rPr>
+        <w:t>ἐν ᾧ</w:t>
+      </w:r>
+    </w:p>
+    <w:p>
+      <w:pPr>
+        <w:bidi/>
+      </w:pPr>
+      <w:r>
+        <w:rPr>
+          <w:lang w:val="ar_AE" w:bidi="ar_AE"/>
+        </w:rPr>
+      </w:r>
+      <w:r>
+        <w:rPr>
+          <w:b/>
+          <w:lang w:val="ar_AE" w:bidi="ar_AE"/>
+        </w:rPr>
         <w:t>"</w:t>
       </w:r>
       <w:r>
@@ -15922,6 +18098,23 @@
           <w:b/>
           <w:lang w:val="ar_AE" w:bidi="ar_AE"/>
         </w:rPr>
+        <w:t>καὶ ὑμεῖς συνοικοδομεῖσθε, εἰς κατοικητήριον τοῦ Θεοῦ ἐν Πνεύματι</w:t>
+      </w:r>
+    </w:p>
+    <w:p>
+      <w:pPr>
+        <w:bidi/>
+      </w:pPr>
+      <w:r>
+        <w:rPr>
+          <w:lang w:val="ar_AE" w:bidi="ar_AE"/>
+        </w:rPr>
+      </w:r>
+      <w:r>
+        <w:rPr>
+          <w:b/>
+          <w:lang w:val="ar_AE" w:bidi="ar_AE"/>
+        </w:rPr>
         <w:t>"</w:t>
       </w:r>
       <w:r>
@@ -16054,6 +18247,23 @@
           <w:b/>
           <w:lang w:val="ar_AE" w:bidi="ar_AE"/>
         </w:rPr>
+        <w:t>καὶ ὑμεῖς συνοικοδομεῖσθε</w:t>
+      </w:r>
+    </w:p>
+    <w:p>
+      <w:pPr>
+        <w:bidi/>
+      </w:pPr>
+      <w:r>
+        <w:rPr>
+          <w:lang w:val="ar_AE" w:bidi="ar_AE"/>
+        </w:rPr>
+      </w:r>
+      <w:r>
+        <w:rPr>
+          <w:b/>
+          <w:lang w:val="ar_AE" w:bidi="ar_AE"/>
+        </w:rPr>
         <w:t>"</w:t>
       </w:r>
       <w:r>
@@ -16363,6 +18573,23 @@
           <w:b/>
           <w:lang w:val="ar_AE" w:bidi="ar_AE"/>
         </w:rPr>
+        <w:t>τούτου χάριν</w:t>
+      </w:r>
+    </w:p>
+    <w:p>
+      <w:pPr>
+        <w:bidi/>
+      </w:pPr>
+      <w:r>
+        <w:rPr>
+          <w:lang w:val="ar_AE" w:bidi="ar_AE"/>
+        </w:rPr>
+      </w:r>
+      <w:r>
+        <w:rPr>
+          <w:b/>
+          <w:lang w:val="ar_AE" w:bidi="ar_AE"/>
+        </w:rPr>
         <w:t>"</w:t>
       </w:r>
       <w:r>
@@ -16469,6 +18696,23 @@
           <w:b/>
           <w:lang w:val="ar_AE" w:bidi="ar_AE"/>
         </w:rPr>
+        <w:t>ὁ δέσμιος τοῦ Χριστοῦ Ἰησοῦ</w:t>
+      </w:r>
+    </w:p>
+    <w:p>
+      <w:pPr>
+        <w:bidi/>
+      </w:pPr>
+      <w:r>
+        <w:rPr>
+          <w:lang w:val="ar_AE" w:bidi="ar_AE"/>
+        </w:rPr>
+      </w:r>
+      <w:r>
+        <w:rPr>
+          <w:b/>
+          <w:lang w:val="ar_AE" w:bidi="ar_AE"/>
+        </w:rPr>
         <w:t>"</w:t>
       </w:r>
       <w:r>
@@ -16553,6 +18797,23 @@
           <w:b/>
           <w:lang w:val="ar_AE" w:bidi="ar_AE"/>
         </w:rPr>
+        <w:t>τὴν οἰκονομίαν τῆς χάριτος τοῦ Θεοῦ, τῆς δοθείσης μοι εἰς ὑμᾶς</w:t>
+      </w:r>
+    </w:p>
+    <w:p>
+      <w:pPr>
+        <w:bidi/>
+      </w:pPr>
+      <w:r>
+        <w:rPr>
+          <w:lang w:val="ar_AE" w:bidi="ar_AE"/>
+        </w:rPr>
+      </w:r>
+      <w:r>
+        <w:rPr>
+          <w:b/>
+          <w:lang w:val="ar_AE" w:bidi="ar_AE"/>
+        </w:rPr>
         <w:t>"</w:t>
       </w:r>
       <w:r>
@@ -16650,6 +18911,23 @@
           <w:b/>
           <w:lang w:val="ar_AE" w:bidi="ar_AE"/>
         </w:rPr>
+        <w:t>κατὰ ἀποκάλυψιν ἐγνωρίσθη μοι</w:t>
+      </w:r>
+    </w:p>
+    <w:p>
+      <w:pPr>
+        <w:bidi/>
+      </w:pPr>
+      <w:r>
+        <w:rPr>
+          <w:lang w:val="ar_AE" w:bidi="ar_AE"/>
+        </w:rPr>
+      </w:r>
+      <w:r>
+        <w:rPr>
+          <w:b/>
+          <w:lang w:val="ar_AE" w:bidi="ar_AE"/>
+        </w:rPr>
         <w:t>"</w:t>
       </w:r>
       <w:r>
@@ -16756,6 +19034,23 @@
           <w:b/>
           <w:lang w:val="ar_AE" w:bidi="ar_AE"/>
         </w:rPr>
+        <w:t>καθὼς προέγραψα ἐν ὀλίγῳ</w:t>
+      </w:r>
+    </w:p>
+    <w:p>
+      <w:pPr>
+        <w:bidi/>
+      </w:pPr>
+      <w:r>
+        <w:rPr>
+          <w:lang w:val="ar_AE" w:bidi="ar_AE"/>
+        </w:rPr>
+      </w:r>
+      <w:r>
+        <w:rPr>
+          <w:b/>
+          <w:lang w:val="ar_AE" w:bidi="ar_AE"/>
+        </w:rPr>
         <w:t>"</w:t>
       </w:r>
       <w:r>
@@ -16840,6 +19135,23 @@
           <w:b/>
           <w:lang w:val="ar_AE" w:bidi="ar_AE"/>
         </w:rPr>
+        <w:t>ὃ ἑτέραις γενεαῖς οὐκ ἐγνωρίσθη τοῖς υἱοῖς τῶν ἀνθρώπων</w:t>
+      </w:r>
+    </w:p>
+    <w:p>
+      <w:pPr>
+        <w:bidi/>
+      </w:pPr>
+      <w:r>
+        <w:rPr>
+          <w:lang w:val="ar_AE" w:bidi="ar_AE"/>
+        </w:rPr>
+      </w:r>
+      <w:r>
+        <w:rPr>
+          <w:b/>
+          <w:lang w:val="ar_AE" w:bidi="ar_AE"/>
+        </w:rPr>
         <w:t>"</w:t>
       </w:r>
       <w:r>
@@ -16946,6 +19258,23 @@
           <w:b/>
           <w:lang w:val="ar_AE" w:bidi="ar_AE"/>
         </w:rPr>
+        <w:t>ὡς νῦν ἀπεκαλύφθη &amp; ἐν Πνεύματι</w:t>
+      </w:r>
+    </w:p>
+    <w:p>
+      <w:pPr>
+        <w:bidi/>
+      </w:pPr>
+      <w:r>
+        <w:rPr>
+          <w:lang w:val="ar_AE" w:bidi="ar_AE"/>
+        </w:rPr>
+      </w:r>
+      <w:r>
+        <w:rPr>
+          <w:b/>
+          <w:lang w:val="ar_AE" w:bidi="ar_AE"/>
+        </w:rPr>
         <w:t>"</w:t>
       </w:r>
       <w:r>
@@ -17260,6 +19589,23 @@
           <w:b/>
           <w:lang w:val="ar_AE" w:bidi="ar_AE"/>
         </w:rPr>
+        <w:t>ἐν Χριστῷ Ἰησοῦ</w:t>
+      </w:r>
+    </w:p>
+    <w:p>
+      <w:pPr>
+        <w:bidi/>
+      </w:pPr>
+      <w:r>
+        <w:rPr>
+          <w:lang w:val="ar_AE" w:bidi="ar_AE"/>
+        </w:rPr>
+      </w:r>
+      <w:r>
+        <w:rPr>
+          <w:b/>
+          <w:lang w:val="ar_AE" w:bidi="ar_AE"/>
+        </w:rPr>
         <w:t>"</w:t>
       </w:r>
       <w:r>
@@ -17357,6 +19703,23 @@
           <w:b/>
           <w:lang w:val="ar_AE" w:bidi="ar_AE"/>
         </w:rPr>
+        <w:t>διὰ τοῦ εὐαγγελίου</w:t>
+      </w:r>
+    </w:p>
+    <w:p>
+      <w:pPr>
+        <w:bidi/>
+      </w:pPr>
+      <w:r>
+        <w:rPr>
+          <w:lang w:val="ar_AE" w:bidi="ar_AE"/>
+        </w:rPr>
+      </w:r>
+      <w:r>
+        <w:rPr>
+          <w:b/>
+          <w:lang w:val="ar_AE" w:bidi="ar_AE"/>
+        </w:rPr>
         <w:t>"</w:t>
       </w:r>
       <w:r>
@@ -17467,6 +19830,23 @@
           <w:b/>
           <w:lang w:val="ar_AE" w:bidi="ar_AE"/>
         </w:rPr>
+        <w:t>ἀνεξιχνίαστον</w:t>
+      </w:r>
+    </w:p>
+    <w:p>
+      <w:pPr>
+        <w:bidi/>
+      </w:pPr>
+      <w:r>
+        <w:rPr>
+          <w:lang w:val="ar_AE" w:bidi="ar_AE"/>
+        </w:rPr>
+      </w:r>
+      <w:r>
+        <w:rPr>
+          <w:b/>
+          <w:lang w:val="ar_AE" w:bidi="ar_AE"/>
+        </w:rPr>
         <w:t>"</w:t>
       </w:r>
       <w:r>
@@ -17573,6 +19953,23 @@
           <w:b/>
           <w:lang w:val="ar_AE" w:bidi="ar_AE"/>
         </w:rPr>
+        <w:t>πλοῦτος τοῦ Χριστοῦ</w:t>
+      </w:r>
+    </w:p>
+    <w:p>
+      <w:pPr>
+        <w:bidi/>
+      </w:pPr>
+      <w:r>
+        <w:rPr>
+          <w:lang w:val="ar_AE" w:bidi="ar_AE"/>
+        </w:rPr>
+      </w:r>
+      <w:r>
+        <w:rPr>
+          <w:b/>
+          <w:lang w:val="ar_AE" w:bidi="ar_AE"/>
+        </w:rPr>
         <w:t>"</w:t>
       </w:r>
       <w:r>
@@ -17692,6 +20089,23 @@
           <w:b/>
           <w:lang w:val="ar_AE" w:bidi="ar_AE"/>
         </w:rPr>
+        <w:t>τοῦ μυστηρίου, τοῦ ἀποκεκρυμμένου ἀπὸ τῶν αἰώνων ἐν τῷ Θεῷ, τῷ τὰ πάντα κτίσαντι</w:t>
+      </w:r>
+    </w:p>
+    <w:p>
+      <w:pPr>
+        <w:bidi/>
+      </w:pPr>
+      <w:r>
+        <w:rPr>
+          <w:lang w:val="ar_AE" w:bidi="ar_AE"/>
+        </w:rPr>
+      </w:r>
+      <w:r>
+        <w:rPr>
+          <w:b/>
+          <w:lang w:val="ar_AE" w:bidi="ar_AE"/>
+        </w:rPr>
         <w:t>"</w:t>
       </w:r>
       <w:r>
@@ -17798,6 +20212,23 @@
           <w:b/>
           <w:lang w:val="ar_AE" w:bidi="ar_AE"/>
         </w:rPr>
+        <w:t>ἵνα</w:t>
+      </w:r>
+    </w:p>
+    <w:p>
+      <w:pPr>
+        <w:bidi/>
+      </w:pPr>
+      <w:r>
+        <w:rPr>
+          <w:lang w:val="ar_AE" w:bidi="ar_AE"/>
+        </w:rPr>
+      </w:r>
+      <w:r>
+        <w:rPr>
+          <w:b/>
+          <w:lang w:val="ar_AE" w:bidi="ar_AE"/>
+        </w:rPr>
         <w:t>"</w:t>
       </w:r>
       <w:r>
@@ -17917,6 +20348,23 @@
           <w:b/>
           <w:lang w:val="ar_AE" w:bidi="ar_AE"/>
         </w:rPr>
+        <w:t>γνωρισθῇ &amp; ταῖς ἀρχαῖς καὶ ταῖς ἐξουσίαις ἐν τοῖς ἐπουρανίοις &amp; ἡ πολυποίκιλος σοφία τοῦ Θεοῦ</w:t>
+      </w:r>
+    </w:p>
+    <w:p>
+      <w:pPr>
+        <w:bidi/>
+      </w:pPr>
+      <w:r>
+        <w:rPr>
+          <w:lang w:val="ar_AE" w:bidi="ar_AE"/>
+        </w:rPr>
+      </w:r>
+      <w:r>
+        <w:rPr>
+          <w:b/>
+          <w:lang w:val="ar_AE" w:bidi="ar_AE"/>
+        </w:rPr>
         <w:t>"</w:t>
       </w:r>
       <w:r>
@@ -18126,6 +20574,23 @@
         <w:rPr>
           <w:lang w:val="ar_AE" w:bidi="ar_AE"/>
         </w:rPr>
+      </w:r>
+    </w:p>
+    <w:p>
+      <w:pPr>
+        <w:bidi/>
+      </w:pPr>
+      <w:r>
+        <w:rPr>
+          <w:lang w:val="ar_AE" w:bidi="ar_AE"/>
+        </w:rPr>
+      </w:r>
+      <w:r>
+        <w:rPr>
+          <w:b/>
+          <w:lang w:val="ar_AE" w:bidi="ar_AE"/>
+        </w:rPr>
+        <w:t>ἐν τοῖς ἐπουρανίοις</w:t>
       </w:r>
     </w:p>
     <w:p>
@@ -18257,6 +20722,23 @@
           <w:b/>
           <w:lang w:val="ar_AE" w:bidi="ar_AE"/>
         </w:rPr>
+        <w:t>ἡ πολυποίκιλος σοφία τοῦ Θεοῦ</w:t>
+      </w:r>
+    </w:p>
+    <w:p>
+      <w:pPr>
+        <w:bidi/>
+      </w:pPr>
+      <w:r>
+        <w:rPr>
+          <w:lang w:val="ar_AE" w:bidi="ar_AE"/>
+        </w:rPr>
+      </w:r>
+      <w:r>
+        <w:rPr>
+          <w:b/>
+          <w:lang w:val="ar_AE" w:bidi="ar_AE"/>
+        </w:rPr>
         <w:t>"</w:t>
       </w:r>
       <w:r>
@@ -18376,6 +20858,23 @@
           <w:b/>
           <w:lang w:val="ar_AE" w:bidi="ar_AE"/>
         </w:rPr>
+        <w:t>κατὰ πρόθεσιν τῶν αἰώνων</w:t>
+      </w:r>
+    </w:p>
+    <w:p>
+      <w:pPr>
+        <w:bidi/>
+      </w:pPr>
+      <w:r>
+        <w:rPr>
+          <w:lang w:val="ar_AE" w:bidi="ar_AE"/>
+        </w:rPr>
+      </w:r>
+      <w:r>
+        <w:rPr>
+          <w:b/>
+          <w:lang w:val="ar_AE" w:bidi="ar_AE"/>
+        </w:rPr>
         <w:t>"</w:t>
       </w:r>
       <w:r>
@@ -18746,6 +21245,23 @@
           <w:b/>
           <w:lang w:val="ar_AE" w:bidi="ar_AE"/>
         </w:rPr>
+        <w:t>προσαγωγὴν ἐν πεποιθήσει</w:t>
+      </w:r>
+    </w:p>
+    <w:p>
+      <w:pPr>
+        <w:bidi/>
+      </w:pPr>
+      <w:r>
+        <w:rPr>
+          <w:lang w:val="ar_AE" w:bidi="ar_AE"/>
+        </w:rPr>
+      </w:r>
+      <w:r>
+        <w:rPr>
+          <w:b/>
+          <w:lang w:val="ar_AE" w:bidi="ar_AE"/>
+        </w:rPr>
         <w:t>"</w:t>
       </w:r>
       <w:r>
@@ -18865,6 +21381,23 @@
           <w:b/>
           <w:lang w:val="ar_AE" w:bidi="ar_AE"/>
         </w:rPr>
+        <w:t>πεποιθήσει</w:t>
+      </w:r>
+    </w:p>
+    <w:p>
+      <w:pPr>
+        <w:bidi/>
+      </w:pPr>
+      <w:r>
+        <w:rPr>
+          <w:lang w:val="ar_AE" w:bidi="ar_AE"/>
+        </w:rPr>
+      </w:r>
+      <w:r>
+        <w:rPr>
+          <w:b/>
+          <w:lang w:val="ar_AE" w:bidi="ar_AE"/>
+        </w:rPr>
         <w:t>"</w:t>
       </w:r>
       <w:r>
@@ -18949,6 +21482,23 @@
           <w:b/>
           <w:lang w:val="ar_AE" w:bidi="ar_AE"/>
         </w:rPr>
+        <w:t>διὸ</w:t>
+      </w:r>
+    </w:p>
+    <w:p>
+      <w:pPr>
+        <w:bidi/>
+      </w:pPr>
+      <w:r>
+        <w:rPr>
+          <w:lang w:val="ar_AE" w:bidi="ar_AE"/>
+        </w:rPr>
+      </w:r>
+      <w:r>
+        <w:rPr>
+          <w:b/>
+          <w:lang w:val="ar_AE" w:bidi="ar_AE"/>
+        </w:rPr>
         <w:t>"</w:t>
       </w:r>
       <w:r>
@@ -19068,6 +21618,23 @@
           <w:b/>
           <w:lang w:val="ar_AE" w:bidi="ar_AE"/>
         </w:rPr>
+        <w:t>ὑπὲρ ὑμῶν, ἥτις ἐστὶν δόξα ὑμῶν</w:t>
+      </w:r>
+    </w:p>
+    <w:p>
+      <w:pPr>
+        <w:bidi/>
+      </w:pPr>
+      <w:r>
+        <w:rPr>
+          <w:lang w:val="ar_AE" w:bidi="ar_AE"/>
+        </w:rPr>
+      </w:r>
+      <w:r>
+        <w:rPr>
+          <w:b/>
+          <w:lang w:val="ar_AE" w:bidi="ar_AE"/>
+        </w:rPr>
         <w:t>"</w:t>
       </w:r>
       <w:r>
@@ -19200,6 +21767,23 @@
           <w:b/>
           <w:lang w:val="ar_AE" w:bidi="ar_AE"/>
         </w:rPr>
+        <w:t>τούτου χάριν</w:t>
+      </w:r>
+    </w:p>
+    <w:p>
+      <w:pPr>
+        <w:bidi/>
+      </w:pPr>
+      <w:r>
+        <w:rPr>
+          <w:lang w:val="ar_AE" w:bidi="ar_AE"/>
+        </w:rPr>
+      </w:r>
+      <w:r>
+        <w:rPr>
+          <w:b/>
+          <w:lang w:val="ar_AE" w:bidi="ar_AE"/>
+        </w:rPr>
         <w:t>"</w:t>
       </w:r>
       <w:r>
@@ -19319,6 +21903,23 @@
           <w:b/>
           <w:lang w:val="ar_AE" w:bidi="ar_AE"/>
         </w:rPr>
+        <w:t>τούτου χάριν</w:t>
+      </w:r>
+    </w:p>
+    <w:p>
+      <w:pPr>
+        <w:bidi/>
+      </w:pPr>
+      <w:r>
+        <w:rPr>
+          <w:lang w:val="ar_AE" w:bidi="ar_AE"/>
+        </w:rPr>
+      </w:r>
+      <w:r>
+        <w:rPr>
+          <w:b/>
+          <w:lang w:val="ar_AE" w:bidi="ar_AE"/>
+        </w:rPr>
         <w:t>"</w:t>
       </w:r>
       <w:r>
@@ -19425,6 +22026,23 @@
           <w:b/>
           <w:lang w:val="ar_AE" w:bidi="ar_AE"/>
         </w:rPr>
+        <w:t>κάμπτω τὰ γόνατά μου πρὸς τὸν Πατέρα</w:t>
+      </w:r>
+    </w:p>
+    <w:p>
+      <w:pPr>
+        <w:bidi/>
+      </w:pPr>
+      <w:r>
+        <w:rPr>
+          <w:lang w:val="ar_AE" w:bidi="ar_AE"/>
+        </w:rPr>
+      </w:r>
+      <w:r>
+        <w:rPr>
+          <w:b/>
+          <w:lang w:val="ar_AE" w:bidi="ar_AE"/>
+        </w:rPr>
         <w:t>"</w:t>
       </w:r>
       <w:r>
@@ -19544,6 +22162,23 @@
           <w:b/>
           <w:lang w:val="ar_AE" w:bidi="ar_AE"/>
         </w:rPr>
+        <w:t>ἐξ οὗ πᾶσα πατριὰ ἐν οὐρανοῖς καὶ ἐπὶ γῆς ὀνομάζεται</w:t>
+      </w:r>
+    </w:p>
+    <w:p>
+      <w:pPr>
+        <w:bidi/>
+      </w:pPr>
+      <w:r>
+        <w:rPr>
+          <w:lang w:val="ar_AE" w:bidi="ar_AE"/>
+        </w:rPr>
+      </w:r>
+      <w:r>
+        <w:rPr>
+          <w:b/>
+          <w:lang w:val="ar_AE" w:bidi="ar_AE"/>
+        </w:rPr>
         <w:t>"</w:t>
       </w:r>
       <w:r>
@@ -19643,6 +22278,23 @@
           <w:b/>
           <w:lang w:val="ar_AE" w:bidi="ar_AE"/>
         </w:rPr>
+        <w:t>ἵνα</w:t>
+      </w:r>
+    </w:p>
+    <w:p>
+      <w:pPr>
+        <w:bidi/>
+      </w:pPr>
+      <w:r>
+        <w:rPr>
+          <w:lang w:val="ar_AE" w:bidi="ar_AE"/>
+        </w:rPr>
+      </w:r>
+      <w:r>
+        <w:rPr>
+          <w:b/>
+          <w:lang w:val="ar_AE" w:bidi="ar_AE"/>
+        </w:rPr>
         <w:t>"</w:t>
       </w:r>
       <w:r>
@@ -19762,6 +22414,23 @@
           <w:b/>
           <w:lang w:val="ar_AE" w:bidi="ar_AE"/>
         </w:rPr>
+        <w:t>δῷ ὑμῖν κατὰ τὸ πλοῦτος τῆς δόξης αὐτοῦ, δυνάμει κραταιωθῆναι</w:t>
+      </w:r>
+    </w:p>
+    <w:p>
+      <w:pPr>
+        <w:bidi/>
+      </w:pPr>
+      <w:r>
+        <w:rPr>
+          <w:lang w:val="ar_AE" w:bidi="ar_AE"/>
+        </w:rPr>
+      </w:r>
+      <w:r>
+        <w:rPr>
+          <w:b/>
+          <w:lang w:val="ar_AE" w:bidi="ar_AE"/>
+        </w:rPr>
         <w:t>"</w:t>
       </w:r>
       <w:r>
@@ -19830,6 +22499,23 @@
         <w:rPr>
           <w:lang w:val="ar_AE" w:bidi="ar_AE"/>
         </w:rPr>
+      </w:r>
+    </w:p>
+    <w:p>
+      <w:pPr>
+        <w:bidi/>
+      </w:pPr>
+      <w:r>
+        <w:rPr>
+          <w:lang w:val="ar_AE" w:bidi="ar_AE"/>
+        </w:rPr>
+      </w:r>
+      <w:r>
+        <w:rPr>
+          <w:b/>
+          <w:lang w:val="ar_AE" w:bidi="ar_AE"/>
+        </w:rPr>
+        <w:t>δῷ</w:t>
       </w:r>
     </w:p>
     <w:p>
@@ -20149,6 +22835,23 @@
           <w:b/>
           <w:lang w:val="ar_AE" w:bidi="ar_AE"/>
         </w:rPr>
+        <w:t>κατοικῆσαι τὸν Χριστὸν διὰ τῆς πίστεως ἐν ταῖς καρδίαις ὑμῶν</w:t>
+      </w:r>
+    </w:p>
+    <w:p>
+      <w:pPr>
+        <w:bidi/>
+      </w:pPr>
+      <w:r>
+        <w:rPr>
+          <w:lang w:val="ar_AE" w:bidi="ar_AE"/>
+        </w:rPr>
+      </w:r>
+      <w:r>
+        <w:rPr>
+          <w:b/>
+          <w:lang w:val="ar_AE" w:bidi="ar_AE"/>
+        </w:rPr>
         <w:t>"</w:t>
       </w:r>
       <w:r>
@@ -20294,6 +22997,23 @@
           <w:b/>
           <w:lang w:val="ar_AE" w:bidi="ar_AE"/>
         </w:rPr>
+        <w:t>ἐν ἀγάπῃ, ἐρριζωμένοι καὶ τεθεμελιωμένοι</w:t>
+      </w:r>
+    </w:p>
+    <w:p>
+      <w:pPr>
+        <w:bidi/>
+      </w:pPr>
+      <w:r>
+        <w:rPr>
+          <w:lang w:val="ar_AE" w:bidi="ar_AE"/>
+        </w:rPr>
+      </w:r>
+      <w:r>
+        <w:rPr>
+          <w:b/>
+          <w:lang w:val="ar_AE" w:bidi="ar_AE"/>
+        </w:rPr>
         <w:t>"</w:t>
       </w:r>
       <w:r>
@@ -20384,6 +23104,23 @@
         <w:rPr>
           <w:lang w:val="ar_AE" w:bidi="ar_AE"/>
         </w:rPr>
+      </w:r>
+    </w:p>
+    <w:p>
+      <w:pPr>
+        <w:bidi/>
+      </w:pPr>
+      <w:r>
+        <w:rPr>
+          <w:lang w:val="ar_AE" w:bidi="ar_AE"/>
+        </w:rPr>
+      </w:r>
+      <w:r>
+        <w:rPr>
+          <w:b/>
+          <w:lang w:val="ar_AE" w:bidi="ar_AE"/>
+        </w:rPr>
+        <w:t>ἵνα</w:t>
       </w:r>
     </w:p>
     <w:p>
@@ -20639,6 +23376,23 @@
           <w:b/>
           <w:lang w:val="ar_AE" w:bidi="ar_AE"/>
         </w:rPr>
+        <w:t>πᾶσιν τοῖς ἁγίοις</w:t>
+      </w:r>
+    </w:p>
+    <w:p>
+      <w:pPr>
+        <w:bidi/>
+      </w:pPr>
+      <w:r>
+        <w:rPr>
+          <w:lang w:val="ar_AE" w:bidi="ar_AE"/>
+        </w:rPr>
+      </w:r>
+      <w:r>
+        <w:rPr>
+          <w:b/>
+          <w:lang w:val="ar_AE" w:bidi="ar_AE"/>
+        </w:rPr>
         <w:t>"</w:t>
       </w:r>
       <w:r>
@@ -20723,6 +23477,23 @@
           <w:b/>
           <w:lang w:val="ar_AE" w:bidi="ar_AE"/>
         </w:rPr>
+        <w:t>τὸ πλάτος, καὶ μῆκος, καὶ ὕψος, καὶ βάθος</w:t>
+      </w:r>
+    </w:p>
+    <w:p>
+      <w:pPr>
+        <w:bidi/>
+      </w:pPr>
+      <w:r>
+        <w:rPr>
+          <w:lang w:val="ar_AE" w:bidi="ar_AE"/>
+        </w:rPr>
+      </w:r>
+      <w:r>
+        <w:rPr>
+          <w:b/>
+          <w:lang w:val="ar_AE" w:bidi="ar_AE"/>
+        </w:rPr>
         <w:t>"</w:t>
       </w:r>
       <w:r>
@@ -20829,6 +23600,23 @@
           <w:b/>
           <w:lang w:val="ar_AE" w:bidi="ar_AE"/>
         </w:rPr>
+        <w:t>τὸ πλάτος, καὶ μῆκος, καὶ ὕψος, καὶ βάθος</w:t>
+      </w:r>
+    </w:p>
+    <w:p>
+      <w:pPr>
+        <w:bidi/>
+      </w:pPr>
+      <w:r>
+        <w:rPr>
+          <w:lang w:val="ar_AE" w:bidi="ar_AE"/>
+        </w:rPr>
+      </w:r>
+      <w:r>
+        <w:rPr>
+          <w:b/>
+          <w:lang w:val="ar_AE" w:bidi="ar_AE"/>
+        </w:rPr>
         <w:t>"</w:t>
       </w:r>
       <w:r>
@@ -20919,6 +23707,23 @@
         <w:rPr>
           <w:lang w:val="ar_AE" w:bidi="ar_AE"/>
         </w:rPr>
+      </w:r>
+    </w:p>
+    <w:p>
+      <w:pPr>
+        <w:bidi/>
+      </w:pPr>
+      <w:r>
+        <w:rPr>
+          <w:lang w:val="ar_AE" w:bidi="ar_AE"/>
+        </w:rPr>
+      </w:r>
+      <w:r>
+        <w:rPr>
+          <w:b/>
+          <w:lang w:val="ar_AE" w:bidi="ar_AE"/>
+        </w:rPr>
+        <w:t>γνῶναί τε τὴν &amp; ἀγάπην τοῦ Χριστοῦ</w:t>
       </w:r>
     </w:p>
     <w:p>
@@ -21175,6 +23980,23 @@
           <w:b/>
           <w:lang w:val="ar_AE" w:bidi="ar_AE"/>
         </w:rPr>
+        <w:t>ἵνα πληρωθῆτε εἰς πᾶν τὸ πλήρωμα τοῦ Θεοῦ</w:t>
+      </w:r>
+    </w:p>
+    <w:p>
+      <w:pPr>
+        <w:bidi/>
+      </w:pPr>
+      <w:r>
+        <w:rPr>
+          <w:lang w:val="ar_AE" w:bidi="ar_AE"/>
+        </w:rPr>
+      </w:r>
+      <w:r>
+        <w:rPr>
+          <w:b/>
+          <w:lang w:val="ar_AE" w:bidi="ar_AE"/>
+        </w:rPr>
         <w:t>"</w:t>
       </w:r>
       <w:r>
@@ -21294,6 +24116,23 @@
           <w:b/>
           <w:lang w:val="ar_AE" w:bidi="ar_AE"/>
         </w:rPr>
+        <w:t>ἵνα πληρωθῆτε</w:t>
+      </w:r>
+    </w:p>
+    <w:p>
+      <w:pPr>
+        <w:bidi/>
+      </w:pPr>
+      <w:r>
+        <w:rPr>
+          <w:lang w:val="ar_AE" w:bidi="ar_AE"/>
+        </w:rPr>
+      </w:r>
+      <w:r>
+        <w:rPr>
+          <w:b/>
+          <w:lang w:val="ar_AE" w:bidi="ar_AE"/>
+        </w:rPr>
         <w:t>"</w:t>
       </w:r>
       <w:r>
@@ -21400,6 +24239,23 @@
           <w:b/>
           <w:lang w:val="ar_AE" w:bidi="ar_AE"/>
         </w:rPr>
+        <w:t>εἰς πᾶν τὸ πλήρωμα τοῦ Θεοῦ</w:t>
+      </w:r>
+    </w:p>
+    <w:p>
+      <w:pPr>
+        <w:bidi/>
+      </w:pPr>
+      <w:r>
+        <w:rPr>
+          <w:lang w:val="ar_AE" w:bidi="ar_AE"/>
+        </w:rPr>
+      </w:r>
+      <w:r>
+        <w:rPr>
+          <w:b/>
+          <w:lang w:val="ar_AE" w:bidi="ar_AE"/>
+        </w:rPr>
         <w:t>"</w:t>
       </w:r>
       <w:r>
@@ -21519,6 +24375,23 @@
           <w:b/>
           <w:lang w:val="ar_AE" w:bidi="ar_AE"/>
         </w:rPr>
+        <w:t>ἵνα</w:t>
+      </w:r>
+    </w:p>
+    <w:p>
+      <w:pPr>
+        <w:bidi/>
+      </w:pPr>
+      <w:r>
+        <w:rPr>
+          <w:lang w:val="ar_AE" w:bidi="ar_AE"/>
+        </w:rPr>
+      </w:r>
+      <w:r>
+        <w:rPr>
+          <w:b/>
+          <w:lang w:val="ar_AE" w:bidi="ar_AE"/>
+        </w:rPr>
         <w:t>"</w:t>
       </w:r>
       <w:r>
@@ -21898,6 +24771,23 @@
           <w:b/>
           <w:lang w:val="ar_AE" w:bidi="ar_AE"/>
         </w:rPr>
+        <w:t>ὑπὲρ πάντα, ποιῆσαι ὑπέρἐκπερισσοῦ ὧν αἰτούμεθα ἢ νοοῦμεν</w:t>
+      </w:r>
+    </w:p>
+    <w:p>
+      <w:pPr>
+        <w:bidi/>
+      </w:pPr>
+      <w:r>
+        <w:rPr>
+          <w:lang w:val="ar_AE" w:bidi="ar_AE"/>
+        </w:rPr>
+      </w:r>
+      <w:r>
+        <w:rPr>
+          <w:b/>
+          <w:lang w:val="ar_AE" w:bidi="ar_AE"/>
+        </w:rPr>
         <w:t>«</w:t>
       </w:r>
       <w:r>
@@ -21982,6 +24872,23 @@
           <w:b/>
           <w:lang w:val="ar_AE" w:bidi="ar_AE"/>
         </w:rPr>
+        <w:t>αὐτῷ ἡ δόξα ἐν τῇ ἐκκλησίᾳ</w:t>
+      </w:r>
+    </w:p>
+    <w:p>
+      <w:pPr>
+        <w:bidi/>
+      </w:pPr>
+      <w:r>
+        <w:rPr>
+          <w:lang w:val="ar_AE" w:bidi="ar_AE"/>
+        </w:rPr>
+      </w:r>
+      <w:r>
+        <w:rPr>
+          <w:b/>
+          <w:lang w:val="ar_AE" w:bidi="ar_AE"/>
+        </w:rPr>
         <w:t>"</w:t>
       </w:r>
       <w:r>
@@ -22185,6 +25092,23 @@
           <w:b/>
           <w:lang w:val="ar_AE" w:bidi="ar_AE"/>
         </w:rPr>
+        <w:t>οὖν</w:t>
+      </w:r>
+    </w:p>
+    <w:p>
+      <w:pPr>
+        <w:bidi/>
+      </w:pPr>
+      <w:r>
+        <w:rPr>
+          <w:lang w:val="ar_AE" w:bidi="ar_AE"/>
+        </w:rPr>
+      </w:r>
+      <w:r>
+        <w:rPr>
+          <w:b/>
+          <w:lang w:val="ar_AE" w:bidi="ar_AE"/>
+        </w:rPr>
         <w:t>"</w:t>
       </w:r>
       <w:r>
@@ -22304,6 +25228,23 @@
           <w:b/>
           <w:lang w:val="ar_AE" w:bidi="ar_AE"/>
         </w:rPr>
+        <w:t>ὁ δέσμιος ἐν Κυρίῳ</w:t>
+      </w:r>
+    </w:p>
+    <w:p>
+      <w:pPr>
+        <w:bidi/>
+      </w:pPr>
+      <w:r>
+        <w:rPr>
+          <w:lang w:val="ar_AE" w:bidi="ar_AE"/>
+        </w:rPr>
+      </w:r>
+      <w:r>
+        <w:rPr>
+          <w:b/>
+          <w:lang w:val="ar_AE" w:bidi="ar_AE"/>
+        </w:rPr>
         <w:t>"</w:t>
       </w:r>
       <w:r>
@@ -22507,6 +25448,23 @@
           <w:b/>
           <w:lang w:val="ar_AE" w:bidi="ar_AE"/>
         </w:rPr>
+        <w:t>τῆς κλήσεως ἧς ἐκλήθητε</w:t>
+      </w:r>
+    </w:p>
+    <w:p>
+      <w:pPr>
+        <w:bidi/>
+      </w:pPr>
+      <w:r>
+        <w:rPr>
+          <w:lang w:val="ar_AE" w:bidi="ar_AE"/>
+        </w:rPr>
+      </w:r>
+      <w:r>
+        <w:rPr>
+          <w:b/>
+          <w:lang w:val="ar_AE" w:bidi="ar_AE"/>
+        </w:rPr>
         <w:t>"</w:t>
       </w:r>
       <w:r>
@@ -22604,6 +25562,23 @@
           <w:b/>
           <w:lang w:val="ar_AE" w:bidi="ar_AE"/>
         </w:rPr>
+        <w:t>μετὰ πάσης ταπεινοφροσύνης καὶ πραΰτητος</w:t>
+      </w:r>
+    </w:p>
+    <w:p>
+      <w:pPr>
+        <w:bidi/>
+      </w:pPr>
+      <w:r>
+        <w:rPr>
+          <w:lang w:val="ar_AE" w:bidi="ar_AE"/>
+        </w:rPr>
+      </w:r>
+      <w:r>
+        <w:rPr>
+          <w:b/>
+          <w:lang w:val="ar_AE" w:bidi="ar_AE"/>
+        </w:rPr>
         <w:t>"</w:t>
       </w:r>
       <w:r>
@@ -22749,6 +25724,23 @@
           <w:b/>
           <w:lang w:val="ar_AE" w:bidi="ar_AE"/>
         </w:rPr>
+        <w:t>τηρεῖν τὴν ἑνότητα τοῦ Πνεύματος ἐν τῷ συνδέσμῳ τῆς εἰρήνης</w:t>
+      </w:r>
+    </w:p>
+    <w:p>
+      <w:pPr>
+        <w:bidi/>
+      </w:pPr>
+      <w:r>
+        <w:rPr>
+          <w:lang w:val="ar_AE" w:bidi="ar_AE"/>
+        </w:rPr>
+      </w:r>
+      <w:r>
+        <w:rPr>
+          <w:b/>
+          <w:lang w:val="ar_AE" w:bidi="ar_AE"/>
+        </w:rPr>
         <w:t>"</w:t>
       </w:r>
       <w:r>
@@ -22881,6 +25873,23 @@
           <w:b/>
           <w:lang w:val="ar_AE" w:bidi="ar_AE"/>
         </w:rPr>
+        <w:t>τηρεῖν τὴν ἑνότητα τοῦ Πνεύματος ἐν τῷ συνδέσμῳ τῆς εἰρήνης</w:t>
+      </w:r>
+    </w:p>
+    <w:p>
+      <w:pPr>
+        <w:bidi/>
+      </w:pPr>
+      <w:r>
+        <w:rPr>
+          <w:lang w:val="ar_AE" w:bidi="ar_AE"/>
+        </w:rPr>
+      </w:r>
+      <w:r>
+        <w:rPr>
+          <w:b/>
+          <w:lang w:val="ar_AE" w:bidi="ar_AE"/>
+        </w:rPr>
         <w:t>"</w:t>
       </w:r>
       <w:r>
@@ -23013,6 +26022,23 @@
           <w:b/>
           <w:lang w:val="ar_AE" w:bidi="ar_AE"/>
         </w:rPr>
+        <w:t>ἓν σῶμα</w:t>
+      </w:r>
+    </w:p>
+    <w:p>
+      <w:pPr>
+        <w:bidi/>
+      </w:pPr>
+      <w:r>
+        <w:rPr>
+          <w:lang w:val="ar_AE" w:bidi="ar_AE"/>
+        </w:rPr>
+      </w:r>
+      <w:r>
+        <w:rPr>
+          <w:b/>
+          <w:lang w:val="ar_AE" w:bidi="ar_AE"/>
+        </w:rPr>
         <w:t>"</w:t>
       </w:r>
       <w:r>
@@ -23110,6 +26136,23 @@
           <w:b/>
           <w:lang w:val="ar_AE" w:bidi="ar_AE"/>
         </w:rPr>
+        <w:t>ἓν Πνεῦμα</w:t>
+      </w:r>
+    </w:p>
+    <w:p>
+      <w:pPr>
+        <w:bidi/>
+      </w:pPr>
+      <w:r>
+        <w:rPr>
+          <w:lang w:val="ar_AE" w:bidi="ar_AE"/>
+        </w:rPr>
+      </w:r>
+      <w:r>
+        <w:rPr>
+          <w:b/>
+          <w:lang w:val="ar_AE" w:bidi="ar_AE"/>
+        </w:rPr>
         <w:t>"</w:t>
       </w:r>
       <w:r>
@@ -23194,6 +26237,23 @@
           <w:b/>
           <w:lang w:val="ar_AE" w:bidi="ar_AE"/>
         </w:rPr>
+        <w:t>ἐκλήθητε ἐν μιᾷ ἐλπίδι τῆς κλήσεως ὑμῶν</w:t>
+      </w:r>
+    </w:p>
+    <w:p>
+      <w:pPr>
+        <w:bidi/>
+      </w:pPr>
+      <w:r>
+        <w:rPr>
+          <w:lang w:val="ar_AE" w:bidi="ar_AE"/>
+        </w:rPr>
+      </w:r>
+      <w:r>
+        <w:rPr>
+          <w:b/>
+          <w:lang w:val="ar_AE" w:bidi="ar_AE"/>
+        </w:rPr>
         <w:t>"</w:t>
       </w:r>
       <w:r>
@@ -23593,6 +26653,23 @@
           <w:b/>
           <w:lang w:val="ar_AE" w:bidi="ar_AE"/>
         </w:rPr>
+        <w:t>ἑνὶ &amp; ἑκάστῳ ἡμῶν ἐδόθη ἡ χάρις</w:t>
+      </w:r>
+    </w:p>
+    <w:p>
+      <w:pPr>
+        <w:bidi/>
+      </w:pPr>
+      <w:r>
+        <w:rPr>
+          <w:lang w:val="ar_AE" w:bidi="ar_AE"/>
+        </w:rPr>
+      </w:r>
+      <w:r>
+        <w:rPr>
+          <w:b/>
+          <w:lang w:val="ar_AE" w:bidi="ar_AE"/>
+        </w:rPr>
         <w:t>"</w:t>
       </w:r>
       <w:r>
@@ -23699,6 +26776,23 @@
           <w:b/>
           <w:lang w:val="ar_AE" w:bidi="ar_AE"/>
         </w:rPr>
+        <w:t>ἑνὶ &amp; ἑκάστῳ ἡμῶν ἐδόθη ἡ χάρις</w:t>
+      </w:r>
+    </w:p>
+    <w:p>
+      <w:pPr>
+        <w:bidi/>
+      </w:pPr>
+      <w:r>
+        <w:rPr>
+          <w:lang w:val="ar_AE" w:bidi="ar_AE"/>
+        </w:rPr>
+      </w:r>
+      <w:r>
+        <w:rPr>
+          <w:b/>
+          <w:lang w:val="ar_AE" w:bidi="ar_AE"/>
+        </w:rPr>
         <w:t>"</w:t>
       </w:r>
       <w:r>
@@ -23818,6 +26912,23 @@
           <w:b/>
           <w:lang w:val="ar_AE" w:bidi="ar_AE"/>
         </w:rPr>
+        <w:t>διὸ</w:t>
+      </w:r>
+    </w:p>
+    <w:p>
+      <w:pPr>
+        <w:bidi/>
+      </w:pPr>
+      <w:r>
+        <w:rPr>
+          <w:lang w:val="ar_AE" w:bidi="ar_AE"/>
+        </w:rPr>
+      </w:r>
+      <w:r>
+        <w:rPr>
+          <w:b/>
+          <w:lang w:val="ar_AE" w:bidi="ar_AE"/>
+        </w:rPr>
         <w:t>"</w:t>
       </w:r>
       <w:r>
@@ -23937,6 +27048,23 @@
           <w:b/>
           <w:lang w:val="ar_AE" w:bidi="ar_AE"/>
         </w:rPr>
+        <w:t>ἀναβὰς εἰς ὕψος</w:t>
+      </w:r>
+    </w:p>
+    <w:p>
+      <w:pPr>
+        <w:bidi/>
+      </w:pPr>
+      <w:r>
+        <w:rPr>
+          <w:lang w:val="ar_AE" w:bidi="ar_AE"/>
+        </w:rPr>
+      </w:r>
+      <w:r>
+        <w:rPr>
+          <w:b/>
+          <w:lang w:val="ar_AE" w:bidi="ar_AE"/>
+        </w:rPr>
         <w:t>"</w:t>
       </w:r>
       <w:r>
@@ -24021,6 +27149,23 @@
           <w:b/>
           <w:lang w:val="ar_AE" w:bidi="ar_AE"/>
         </w:rPr>
+        <w:t>ἀνέβη</w:t>
+      </w:r>
+    </w:p>
+    <w:p>
+      <w:pPr>
+        <w:bidi/>
+      </w:pPr>
+      <w:r>
+        <w:rPr>
+          <w:lang w:val="ar_AE" w:bidi="ar_AE"/>
+        </w:rPr>
+      </w:r>
+      <w:r>
+        <w:rPr>
+          <w:b/>
+          <w:lang w:val="ar_AE" w:bidi="ar_AE"/>
+        </w:rPr>
         <w:t>"</w:t>
       </w:r>
       <w:r>
@@ -24105,6 +27250,23 @@
           <w:b/>
           <w:lang w:val="ar_AE" w:bidi="ar_AE"/>
         </w:rPr>
+        <w:t>καὶ κατέβη</w:t>
+      </w:r>
+    </w:p>
+    <w:p>
+      <w:pPr>
+        <w:bidi/>
+      </w:pPr>
+      <w:r>
+        <w:rPr>
+          <w:lang w:val="ar_AE" w:bidi="ar_AE"/>
+        </w:rPr>
+      </w:r>
+      <w:r>
+        <w:rPr>
+          <w:b/>
+          <w:lang w:val="ar_AE" w:bidi="ar_AE"/>
+        </w:rPr>
         <w:t>"</w:t>
       </w:r>
       <w:r>
@@ -24189,6 +27351,23 @@
           <w:b/>
           <w:lang w:val="ar_AE" w:bidi="ar_AE"/>
         </w:rPr>
+        <w:t>εἰς τὰ κατώτερα μέρη τῆς γῆς</w:t>
+      </w:r>
+    </w:p>
+    <w:p>
+      <w:pPr>
+        <w:bidi/>
+      </w:pPr>
+      <w:r>
+        <w:rPr>
+          <w:lang w:val="ar_AE" w:bidi="ar_AE"/>
+        </w:rPr>
+      </w:r>
+      <w:r>
+        <w:rPr>
+          <w:b/>
+          <w:lang w:val="ar_AE" w:bidi="ar_AE"/>
+        </w:rPr>
         <w:t>"</w:t>
       </w:r>
       <w:r>
@@ -24325,6 +27504,23 @@
           <w:b/>
           <w:lang w:val="ar_AE" w:bidi="ar_AE"/>
         </w:rPr>
+        <w:t>ἵνα πληρώσῃ τὰ πάντα</w:t>
+      </w:r>
+    </w:p>
+    <w:p>
+      <w:pPr>
+        <w:bidi/>
+      </w:pPr>
+      <w:r>
+        <w:rPr>
+          <w:lang w:val="ar_AE" w:bidi="ar_AE"/>
+        </w:rPr>
+      </w:r>
+      <w:r>
+        <w:rPr>
+          <w:b/>
+          <w:lang w:val="ar_AE" w:bidi="ar_AE"/>
+        </w:rPr>
         <w:t>"</w:t>
       </w:r>
       <w:r>
@@ -24409,6 +27605,23 @@
           <w:b/>
           <w:lang w:val="ar_AE" w:bidi="ar_AE"/>
         </w:rPr>
+        <w:t>πληρώσῃ</w:t>
+      </w:r>
+    </w:p>
+    <w:p>
+      <w:pPr>
+        <w:bidi/>
+      </w:pPr>
+      <w:r>
+        <w:rPr>
+          <w:lang w:val="ar_AE" w:bidi="ar_AE"/>
+        </w:rPr>
+      </w:r>
+      <w:r>
+        <w:rPr>
+          <w:b/>
+          <w:lang w:val="ar_AE" w:bidi="ar_AE"/>
+        </w:rPr>
         <w:t>"</w:t>
       </w:r>
       <w:r>
@@ -24493,6 +27706,23 @@
           <w:b/>
           <w:lang w:val="ar_AE" w:bidi="ar_AE"/>
         </w:rPr>
+        <w:t>ποιμένας</w:t>
+      </w:r>
+    </w:p>
+    <w:p>
+      <w:pPr>
+        <w:bidi/>
+      </w:pPr>
+      <w:r>
+        <w:rPr>
+          <w:lang w:val="ar_AE" w:bidi="ar_AE"/>
+        </w:rPr>
+      </w:r>
+      <w:r>
+        <w:rPr>
+          <w:b/>
+          <w:lang w:val="ar_AE" w:bidi="ar_AE"/>
+        </w:rPr>
         <w:t>"</w:t>
       </w:r>
       <w:r>
@@ -24612,6 +27842,23 @@
           <w:b/>
           <w:lang w:val="ar_AE" w:bidi="ar_AE"/>
         </w:rPr>
+        <w:t>πρὸς τὸν καταρτισμὸν τῶν ἁγίων</w:t>
+      </w:r>
+    </w:p>
+    <w:p>
+      <w:pPr>
+        <w:bidi/>
+      </w:pPr>
+      <w:r>
+        <w:rPr>
+          <w:lang w:val="ar_AE" w:bidi="ar_AE"/>
+        </w:rPr>
+      </w:r>
+      <w:r>
+        <w:rPr>
+          <w:b/>
+          <w:lang w:val="ar_AE" w:bidi="ar_AE"/>
+        </w:rPr>
         <w:t>"</w:t>
       </w:r>
       <w:r>
@@ -24696,6 +27943,23 @@
           <w:b/>
           <w:lang w:val="ar_AE" w:bidi="ar_AE"/>
         </w:rPr>
+        <w:t>εἰς ἔργον διακονίας</w:t>
+      </w:r>
+    </w:p>
+    <w:p>
+      <w:pPr>
+        <w:bidi/>
+      </w:pPr>
+      <w:r>
+        <w:rPr>
+          <w:lang w:val="ar_AE" w:bidi="ar_AE"/>
+        </w:rPr>
+      </w:r>
+      <w:r>
+        <w:rPr>
+          <w:b/>
+          <w:lang w:val="ar_AE" w:bidi="ar_AE"/>
+        </w:rPr>
         <w:t>"</w:t>
       </w:r>
       <w:r>
@@ -24780,6 +28044,23 @@
           <w:b/>
           <w:lang w:val="ar_AE" w:bidi="ar_AE"/>
         </w:rPr>
+        <w:t>εἰς οἰκοδομὴν τοῦ σώματος τοῦ Χριστοῦ</w:t>
+      </w:r>
+    </w:p>
+    <w:p>
+      <w:pPr>
+        <w:bidi/>
+      </w:pPr>
+      <w:r>
+        <w:rPr>
+          <w:lang w:val="ar_AE" w:bidi="ar_AE"/>
+        </w:rPr>
+      </w:r>
+      <w:r>
+        <w:rPr>
+          <w:b/>
+          <w:lang w:val="ar_AE" w:bidi="ar_AE"/>
+        </w:rPr>
         <w:t>"</w:t>
       </w:r>
       <w:r>
@@ -24886,6 +28167,23 @@
           <w:b/>
           <w:lang w:val="ar_AE" w:bidi="ar_AE"/>
         </w:rPr>
+        <w:t>οἰκοδομὴν</w:t>
+      </w:r>
+    </w:p>
+    <w:p>
+      <w:pPr>
+        <w:bidi/>
+      </w:pPr>
+      <w:r>
+        <w:rPr>
+          <w:lang w:val="ar_AE" w:bidi="ar_AE"/>
+        </w:rPr>
+      </w:r>
+      <w:r>
+        <w:rPr>
+          <w:b/>
+          <w:lang w:val="ar_AE" w:bidi="ar_AE"/>
+        </w:rPr>
         <w:t>"</w:t>
       </w:r>
       <w:r>
@@ -25177,6 +28475,23 @@
           <w:b/>
           <w:lang w:val="ar_AE" w:bidi="ar_AE"/>
         </w:rPr>
+        <w:t>καταντήσωμεν οἱ πάντες εἰς τὴν ἑνότητα τῆς πίστεως</w:t>
+      </w:r>
+    </w:p>
+    <w:p>
+      <w:pPr>
+        <w:bidi/>
+      </w:pPr>
+      <w:r>
+        <w:rPr>
+          <w:lang w:val="ar_AE" w:bidi="ar_AE"/>
+        </w:rPr>
+      </w:r>
+      <w:r>
+        <w:rPr>
+          <w:b/>
+          <w:lang w:val="ar_AE" w:bidi="ar_AE"/>
+        </w:rPr>
         <w:t>"</w:t>
       </w:r>
       <w:r>
@@ -25296,6 +28611,23 @@
           <w:b/>
           <w:lang w:val="ar_AE" w:bidi="ar_AE"/>
         </w:rPr>
+        <w:t>καταντήσωμεν οἱ πάντες εἰς τὴν ἑνότητα τῆς πίστεως</w:t>
+      </w:r>
+    </w:p>
+    <w:p>
+      <w:pPr>
+        <w:bidi/>
+      </w:pPr>
+      <w:r>
+        <w:rPr>
+          <w:lang w:val="ar_AE" w:bidi="ar_AE"/>
+        </w:rPr>
+      </w:r>
+      <w:r>
+        <w:rPr>
+          <w:b/>
+          <w:lang w:val="ar_AE" w:bidi="ar_AE"/>
+        </w:rPr>
         <w:t>"</w:t>
       </w:r>
       <w:r>
@@ -25415,6 +28747,23 @@
           <w:b/>
           <w:lang w:val="ar_AE" w:bidi="ar_AE"/>
         </w:rPr>
+        <w:t>τῆς ἐπιγνώσεως τοῦ Υἱοῦ τοῦ Θεοῦ</w:t>
+      </w:r>
+    </w:p>
+    <w:p>
+      <w:pPr>
+        <w:bidi/>
+      </w:pPr>
+      <w:r>
+        <w:rPr>
+          <w:lang w:val="ar_AE" w:bidi="ar_AE"/>
+        </w:rPr>
+      </w:r>
+      <w:r>
+        <w:rPr>
+          <w:b/>
+          <w:lang w:val="ar_AE" w:bidi="ar_AE"/>
+        </w:rPr>
         <w:t>"</w:t>
       </w:r>
       <w:r>
@@ -25534,6 +28883,23 @@
           <w:b/>
           <w:lang w:val="ar_AE" w:bidi="ar_AE"/>
         </w:rPr>
+        <w:t>τοῦ Υἱοῦ τοῦ Θεοῦ</w:t>
+      </w:r>
+    </w:p>
+    <w:p>
+      <w:pPr>
+        <w:bidi/>
+      </w:pPr>
+      <w:r>
+        <w:rPr>
+          <w:lang w:val="ar_AE" w:bidi="ar_AE"/>
+        </w:rPr>
+      </w:r>
+      <w:r>
+        <w:rPr>
+          <w:b/>
+          <w:lang w:val="ar_AE" w:bidi="ar_AE"/>
+        </w:rPr>
         <w:t>"</w:t>
       </w:r>
       <w:r>
@@ -25647,6 +29013,23 @@
           <w:b/>
           <w:lang w:val="ar_AE" w:bidi="ar_AE"/>
         </w:rPr>
+        <w:t>εἰς ἄνδρα τέλειον</w:t>
+      </w:r>
+    </w:p>
+    <w:p>
+      <w:pPr>
+        <w:bidi/>
+      </w:pPr>
+      <w:r>
+        <w:rPr>
+          <w:lang w:val="ar_AE" w:bidi="ar_AE"/>
+        </w:rPr>
+      </w:r>
+      <w:r>
+        <w:rPr>
+          <w:b/>
+          <w:lang w:val="ar_AE" w:bidi="ar_AE"/>
+        </w:rPr>
         <w:t>"</w:t>
       </w:r>
       <w:r>
@@ -25731,6 +29114,23 @@
           <w:b/>
           <w:lang w:val="ar_AE" w:bidi="ar_AE"/>
         </w:rPr>
+        <w:t>τέλειον</w:t>
+      </w:r>
+    </w:p>
+    <w:p>
+      <w:pPr>
+        <w:bidi/>
+      </w:pPr>
+      <w:r>
+        <w:rPr>
+          <w:lang w:val="ar_AE" w:bidi="ar_AE"/>
+        </w:rPr>
+      </w:r>
+      <w:r>
+        <w:rPr>
+          <w:b/>
+          <w:lang w:val="ar_AE" w:bidi="ar_AE"/>
+        </w:rPr>
         <w:t>"</w:t>
       </w:r>
       <w:r>
@@ -25815,6 +29215,23 @@
           <w:b/>
           <w:lang w:val="ar_AE" w:bidi="ar_AE"/>
         </w:rPr>
+        <w:t>ἵνα</w:t>
+      </w:r>
+    </w:p>
+    <w:p>
+      <w:pPr>
+        <w:bidi/>
+      </w:pPr>
+      <w:r>
+        <w:rPr>
+          <w:lang w:val="ar_AE" w:bidi="ar_AE"/>
+        </w:rPr>
+      </w:r>
+      <w:r>
+        <w:rPr>
+          <w:b/>
+          <w:lang w:val="ar_AE" w:bidi="ar_AE"/>
+        </w:rPr>
         <w:t>"</w:t>
       </w:r>
       <w:r>
@@ -25934,6 +29351,23 @@
           <w:b/>
           <w:lang w:val="ar_AE" w:bidi="ar_AE"/>
         </w:rPr>
+        <w:t>μηκέτι ὦμεν νήπιοι</w:t>
+      </w:r>
+    </w:p>
+    <w:p>
+      <w:pPr>
+        <w:bidi/>
+      </w:pPr>
+      <w:r>
+        <w:rPr>
+          <w:lang w:val="ar_AE" w:bidi="ar_AE"/>
+        </w:rPr>
+      </w:r>
+      <w:r>
+        <w:rPr>
+          <w:b/>
+          <w:lang w:val="ar_AE" w:bidi="ar_AE"/>
+        </w:rPr>
         <w:t>"</w:t>
       </w:r>
       <w:r>
@@ -26053,6 +29487,23 @@
           <w:b/>
           <w:lang w:val="ar_AE" w:bidi="ar_AE"/>
         </w:rPr>
+        <w:t>κλυδωνιζόμενοι καὶ περιφερόμενοι παντὶ ἀνέμῳ τῆς διδασκαλίας</w:t>
+      </w:r>
+    </w:p>
+    <w:p>
+      <w:pPr>
+        <w:bidi/>
+      </w:pPr>
+      <w:r>
+        <w:rPr>
+          <w:lang w:val="ar_AE" w:bidi="ar_AE"/>
+        </w:rPr>
+      </w:r>
+      <w:r>
+        <w:rPr>
+          <w:b/>
+          <w:lang w:val="ar_AE" w:bidi="ar_AE"/>
+        </w:rPr>
         <w:t>"</w:t>
       </w:r>
       <w:r>
@@ -26172,6 +29623,23 @@
           <w:b/>
           <w:lang w:val="ar_AE" w:bidi="ar_AE"/>
         </w:rPr>
+        <w:t>ἐν τῇ κυβίᾳ τῶν ἀνθρώπων, ἐν πανουργίᾳ πρὸς τὴν μεθοδίαν τῆς πλάνης</w:t>
+      </w:r>
+    </w:p>
+    <w:p>
+      <w:pPr>
+        <w:bidi/>
+      </w:pPr>
+      <w:r>
+        <w:rPr>
+          <w:lang w:val="ar_AE" w:bidi="ar_AE"/>
+        </w:rPr>
+      </w:r>
+      <w:r>
+        <w:rPr>
+          <w:b/>
+          <w:lang w:val="ar_AE" w:bidi="ar_AE"/>
+        </w:rPr>
         <w:t>"</w:t>
       </w:r>
       <w:r>
@@ -26310,6 +29778,23 @@
           <w:b/>
           <w:lang w:val="ar_AE" w:bidi="ar_AE"/>
         </w:rPr>
+        <w:t>δὲ</w:t>
+      </w:r>
+    </w:p>
+    <w:p>
+      <w:pPr>
+        <w:bidi/>
+      </w:pPr>
+      <w:r>
+        <w:rPr>
+          <w:lang w:val="ar_AE" w:bidi="ar_AE"/>
+        </w:rPr>
+      </w:r>
+      <w:r>
+        <w:rPr>
+          <w:b/>
+          <w:lang w:val="ar_AE" w:bidi="ar_AE"/>
+        </w:rPr>
         <w:t>"</w:t>
       </w:r>
       <w:r>
@@ -26429,6 +29914,23 @@
           <w:b/>
           <w:lang w:val="ar_AE" w:bidi="ar_AE"/>
         </w:rPr>
+        <w:t>ἀληθεύοντες</w:t>
+      </w:r>
+    </w:p>
+    <w:p>
+      <w:pPr>
+        <w:bidi/>
+      </w:pPr>
+      <w:r>
+        <w:rPr>
+          <w:lang w:val="ar_AE" w:bidi="ar_AE"/>
+        </w:rPr>
+      </w:r>
+      <w:r>
+        <w:rPr>
+          <w:b/>
+          <w:lang w:val="ar_AE" w:bidi="ar_AE"/>
+        </w:rPr>
         <w:t>"</w:t>
       </w:r>
       <w:r>
@@ -26548,6 +30050,23 @@
           <w:b/>
           <w:lang w:val="ar_AE" w:bidi="ar_AE"/>
         </w:rPr>
+        <w:t>ἐν ἀγάπῃ</w:t>
+      </w:r>
+    </w:p>
+    <w:p>
+      <w:pPr>
+        <w:bidi/>
+      </w:pPr>
+      <w:r>
+        <w:rPr>
+          <w:lang w:val="ar_AE" w:bidi="ar_AE"/>
+        </w:rPr>
+      </w:r>
+      <w:r>
+        <w:rPr>
+          <w:b/>
+          <w:lang w:val="ar_AE" w:bidi="ar_AE"/>
+        </w:rPr>
         <w:t>"</w:t>
       </w:r>
       <w:r>
@@ -26667,6 +30186,23 @@
           <w:b/>
           <w:lang w:val="ar_AE" w:bidi="ar_AE"/>
         </w:rPr>
+        <w:t>εἰς αὐτὸν &amp; ὅς ἐστιν ἡ κεφαλή</w:t>
+      </w:r>
+    </w:p>
+    <w:p>
+      <w:pPr>
+        <w:bidi/>
+      </w:pPr>
+      <w:r>
+        <w:rPr>
+          <w:lang w:val="ar_AE" w:bidi="ar_AE"/>
+        </w:rPr>
+      </w:r>
+      <w:r>
+        <w:rPr>
+          <w:b/>
+          <w:lang w:val="ar_AE" w:bidi="ar_AE"/>
+        </w:rPr>
         <w:t>"</w:t>
       </w:r>
       <w:r>
@@ -26786,6 +30322,23 @@
           <w:b/>
           <w:lang w:val="ar_AE" w:bidi="ar_AE"/>
         </w:rPr>
+        <w:t>ἐξ οὗ πᾶν τὸ σῶμα &amp; τὴν αὔξησιν τοῦ σώματος ποιεῖται</w:t>
+      </w:r>
+    </w:p>
+    <w:p>
+      <w:pPr>
+        <w:bidi/>
+      </w:pPr>
+      <w:r>
+        <w:rPr>
+          <w:lang w:val="ar_AE" w:bidi="ar_AE"/>
+        </w:rPr>
+      </w:r>
+      <w:r>
+        <w:rPr>
+          <w:b/>
+          <w:lang w:val="ar_AE" w:bidi="ar_AE"/>
+        </w:rPr>
         <w:t>"</w:t>
       </w:r>
       <w:r>
@@ -26919,6 +30472,23 @@
           <w:b/>
           <w:lang w:val="ar_AE" w:bidi="ar_AE"/>
         </w:rPr>
+        <w:t>εἰς οἰκοδομὴν ἑαυτοῦ ἐν ἀγάπῃ</w:t>
+      </w:r>
+    </w:p>
+    <w:p>
+      <w:pPr>
+        <w:bidi/>
+      </w:pPr>
+      <w:r>
+        <w:rPr>
+          <w:lang w:val="ar_AE" w:bidi="ar_AE"/>
+        </w:rPr>
+      </w:r>
+      <w:r>
+        <w:rPr>
+          <w:b/>
+          <w:lang w:val="ar_AE" w:bidi="ar_AE"/>
+        </w:rPr>
         <w:t>"</w:t>
       </w:r>
       <w:r>
@@ -27038,6 +30608,23 @@
           <w:b/>
           <w:lang w:val="ar_AE" w:bidi="ar_AE"/>
         </w:rPr>
+        <w:t>ἐν ἀγάπῃ</w:t>
+      </w:r>
+    </w:p>
+    <w:p>
+      <w:pPr>
+        <w:bidi/>
+      </w:pPr>
+      <w:r>
+        <w:rPr>
+          <w:lang w:val="ar_AE" w:bidi="ar_AE"/>
+        </w:rPr>
+      </w:r>
+      <w:r>
+        <w:rPr>
+          <w:b/>
+          <w:lang w:val="ar_AE" w:bidi="ar_AE"/>
+        </w:rPr>
         <w:t>"</w:t>
       </w:r>
       <w:r>
@@ -27157,6 +30744,23 @@
           <w:b/>
           <w:lang w:val="ar_AE" w:bidi="ar_AE"/>
         </w:rPr>
+        <w:t>διὰ πάσης ἁφῆς τῆς ἐπιχορηγίας</w:t>
+      </w:r>
+    </w:p>
+    <w:p>
+      <w:pPr>
+        <w:bidi/>
+      </w:pPr>
+      <w:r>
+        <w:rPr>
+          <w:lang w:val="ar_AE" w:bidi="ar_AE"/>
+        </w:rPr>
+      </w:r>
+      <w:r>
+        <w:rPr>
+          <w:b/>
+          <w:lang w:val="ar_AE" w:bidi="ar_AE"/>
+        </w:rPr>
         <w:t>"</w:t>
       </w:r>
       <w:r>
@@ -27479,6 +31083,23 @@
           <w:b/>
           <w:lang w:val="ar_AE" w:bidi="ar_AE"/>
         </w:rPr>
+        <w:t>τοῦτο οὖν λέγω καὶ μαρτύρομαι</w:t>
+      </w:r>
+    </w:p>
+    <w:p>
+      <w:pPr>
+        <w:bidi/>
+      </w:pPr>
+      <w:r>
+        <w:rPr>
+          <w:lang w:val="ar_AE" w:bidi="ar_AE"/>
+        </w:rPr>
+      </w:r>
+      <w:r>
+        <w:rPr>
+          <w:b/>
+          <w:lang w:val="ar_AE" w:bidi="ar_AE"/>
+        </w:rPr>
         <w:t>"</w:t>
       </w:r>
       <w:r>
@@ -27563,6 +31184,23 @@
           <w:b/>
           <w:lang w:val="ar_AE" w:bidi="ar_AE"/>
         </w:rPr>
+        <w:t>ἐν Κυρίῳ</w:t>
+      </w:r>
+    </w:p>
+    <w:p>
+      <w:pPr>
+        <w:bidi/>
+      </w:pPr>
+      <w:r>
+        <w:rPr>
+          <w:lang w:val="ar_AE" w:bidi="ar_AE"/>
+        </w:rPr>
+      </w:r>
+      <w:r>
+        <w:rPr>
+          <w:b/>
+          <w:lang w:val="ar_AE" w:bidi="ar_AE"/>
+        </w:rPr>
         <w:t>"</w:t>
       </w:r>
       <w:r>
@@ -27647,6 +31285,23 @@
           <w:b/>
           <w:lang w:val="ar_AE" w:bidi="ar_AE"/>
         </w:rPr>
+        <w:t>μηκέτι ὑμᾶς περιπατεῖν, καθὼς καὶ τὰ ἔθνη περιπατεῖ ἐν ματαιότητι τοῦ νοὸς αὐτῶν</w:t>
+      </w:r>
+    </w:p>
+    <w:p>
+      <w:pPr>
+        <w:bidi/>
+      </w:pPr>
+      <w:r>
+        <w:rPr>
+          <w:lang w:val="ar_AE" w:bidi="ar_AE"/>
+        </w:rPr>
+      </w:r>
+      <w:r>
+        <w:rPr>
+          <w:b/>
+          <w:lang w:val="ar_AE" w:bidi="ar_AE"/>
+        </w:rPr>
         <w:t xml:space="preserve"> "</w:t>
       </w:r>
       <w:r>
@@ -27753,6 +31408,23 @@
           <w:b/>
           <w:lang w:val="ar_AE" w:bidi="ar_AE"/>
         </w:rPr>
+        <w:t>ἐσκοτωμένοι τῇ διανοίᾳ</w:t>
+      </w:r>
+    </w:p>
+    <w:p>
+      <w:pPr>
+        <w:bidi/>
+      </w:pPr>
+      <w:r>
+        <w:rPr>
+          <w:lang w:val="ar_AE" w:bidi="ar_AE"/>
+        </w:rPr>
+      </w:r>
+      <w:r>
+        <w:rPr>
+          <w:b/>
+          <w:lang w:val="ar_AE" w:bidi="ar_AE"/>
+        </w:rPr>
         <w:t>"</w:t>
       </w:r>
       <w:r>
@@ -27859,6 +31531,23 @@
           <w:b/>
           <w:lang w:val="ar_AE" w:bidi="ar_AE"/>
         </w:rPr>
+        <w:t>ἐσκοτωμένοι τῇ διανοίᾳ</w:t>
+      </w:r>
+    </w:p>
+    <w:p>
+      <w:pPr>
+        <w:bidi/>
+      </w:pPr>
+      <w:r>
+        <w:rPr>
+          <w:lang w:val="ar_AE" w:bidi="ar_AE"/>
+        </w:rPr>
+      </w:r>
+      <w:r>
+        <w:rPr>
+          <w:b/>
+          <w:lang w:val="ar_AE" w:bidi="ar_AE"/>
+        </w:rPr>
         <w:t>"</w:t>
       </w:r>
       <w:r>
@@ -27965,6 +31654,23 @@
           <w:b/>
           <w:lang w:val="ar_AE" w:bidi="ar_AE"/>
         </w:rPr>
+        <w:t>ἀπηλλοτριωμένοι τῆς ζωῆς τοῦ Θεοῦ, διὰ τὴν ἄγνοιαν τὴν οὖσαν ἐν αὐτοῖς</w:t>
+      </w:r>
+    </w:p>
+    <w:p>
+      <w:pPr>
+        <w:bidi/>
+      </w:pPr>
+      <w:r>
+        <w:rPr>
+          <w:lang w:val="ar_AE" w:bidi="ar_AE"/>
+        </w:rPr>
+      </w:r>
+      <w:r>
+        <w:rPr>
+          <w:b/>
+          <w:lang w:val="ar_AE" w:bidi="ar_AE"/>
+        </w:rPr>
         <w:t>"</w:t>
       </w:r>
       <w:r>
@@ -28071,6 +31777,23 @@
           <w:b/>
           <w:lang w:val="ar_AE" w:bidi="ar_AE"/>
         </w:rPr>
+        <w:t>ἀπηλλοτριωμένοι</w:t>
+      </w:r>
+    </w:p>
+    <w:p>
+      <w:pPr>
+        <w:bidi/>
+      </w:pPr>
+      <w:r>
+        <w:rPr>
+          <w:lang w:val="ar_AE" w:bidi="ar_AE"/>
+        </w:rPr>
+      </w:r>
+      <w:r>
+        <w:rPr>
+          <w:b/>
+          <w:lang w:val="ar_AE" w:bidi="ar_AE"/>
+        </w:rPr>
         <w:t>"</w:t>
       </w:r>
       <w:r>
@@ -28155,6 +31878,23 @@
           <w:b/>
           <w:lang w:val="ar_AE" w:bidi="ar_AE"/>
         </w:rPr>
+        <w:t>ἄγνοιαν</w:t>
+      </w:r>
+    </w:p>
+    <w:p>
+      <w:pPr>
+        <w:bidi/>
+      </w:pPr>
+      <w:r>
+        <w:rPr>
+          <w:lang w:val="ar_AE" w:bidi="ar_AE"/>
+        </w:rPr>
+      </w:r>
+      <w:r>
+        <w:rPr>
+          <w:b/>
+          <w:lang w:val="ar_AE" w:bidi="ar_AE"/>
+        </w:rPr>
         <w:t>"</w:t>
       </w:r>
       <w:r>
@@ -28239,6 +31979,23 @@
           <w:b/>
           <w:lang w:val="ar_AE" w:bidi="ar_AE"/>
         </w:rPr>
+        <w:t>διὰ τὴν πώρωσιν τῆς καρδίας αὐτῶν</w:t>
+      </w:r>
+    </w:p>
+    <w:p>
+      <w:pPr>
+        <w:bidi/>
+      </w:pPr>
+      <w:r>
+        <w:rPr>
+          <w:lang w:val="ar_AE" w:bidi="ar_AE"/>
+        </w:rPr>
+      </w:r>
+      <w:r>
+        <w:rPr>
+          <w:b/>
+          <w:lang w:val="ar_AE" w:bidi="ar_AE"/>
+        </w:rPr>
         <w:t>"</w:t>
       </w:r>
       <w:r>
@@ -28358,6 +32115,23 @@
           <w:b/>
           <w:lang w:val="ar_AE" w:bidi="ar_AE"/>
         </w:rPr>
+        <w:t>διὰ</w:t>
+      </w:r>
+    </w:p>
+    <w:p>
+      <w:pPr>
+        <w:bidi/>
+      </w:pPr>
+      <w:r>
+        <w:rPr>
+          <w:lang w:val="ar_AE" w:bidi="ar_AE"/>
+        </w:rPr>
+      </w:r>
+      <w:r>
+        <w:rPr>
+          <w:b/>
+          <w:lang w:val="ar_AE" w:bidi="ar_AE"/>
+        </w:rPr>
         <w:t>"</w:t>
       </w:r>
       <w:r>
@@ -28477,6 +32251,23 @@
           <w:b/>
           <w:lang w:val="ar_AE" w:bidi="ar_AE"/>
         </w:rPr>
+        <w:t>διὰ</w:t>
+      </w:r>
+    </w:p>
+    <w:p>
+      <w:pPr>
+        <w:bidi/>
+      </w:pPr>
+      <w:r>
+        <w:rPr>
+          <w:lang w:val="ar_AE" w:bidi="ar_AE"/>
+        </w:rPr>
+      </w:r>
+      <w:r>
+        <w:rPr>
+          <w:b/>
+          <w:lang w:val="ar_AE" w:bidi="ar_AE"/>
+        </w:rPr>
         <w:t>"</w:t>
       </w:r>
       <w:r>
@@ -28580,6 +32371,23 @@
         <w:rPr>
           <w:lang w:val="ar_AE" w:bidi="ar_AE"/>
         </w:rPr>
+      </w:r>
+    </w:p>
+    <w:p>
+      <w:pPr>
+        <w:bidi/>
+      </w:pPr>
+      <w:r>
+        <w:rPr>
+          <w:lang w:val="ar_AE" w:bidi="ar_AE"/>
+        </w:rPr>
+      </w:r>
+      <w:r>
+        <w:rPr>
+          <w:b/>
+          <w:lang w:val="ar_AE" w:bidi="ar_AE"/>
+        </w:rPr>
+        <w:t>ἑαυτοὺς παρέδωκαν τῇ ἀσελγείᾳ</w:t>
       </w:r>
     </w:p>
     <w:p>
@@ -28817,6 +32625,23 @@
           <w:b/>
           <w:lang w:val="ar_AE" w:bidi="ar_AE"/>
         </w:rPr>
+        <w:t>δὲ</w:t>
+      </w:r>
+    </w:p>
+    <w:p>
+      <w:pPr>
+        <w:bidi/>
+      </w:pPr>
+      <w:r>
+        <w:rPr>
+          <w:lang w:val="ar_AE" w:bidi="ar_AE"/>
+        </w:rPr>
+      </w:r>
+      <w:r>
+        <w:rPr>
+          <w:b/>
+          <w:lang w:val="ar_AE" w:bidi="ar_AE"/>
+        </w:rPr>
         <w:t>"</w:t>
       </w:r>
       <w:r>
@@ -28936,6 +32761,23 @@
           <w:b/>
           <w:lang w:val="ar_AE" w:bidi="ar_AE"/>
         </w:rPr>
+        <w:t>εἴ γε αὐτὸν ἠκούσατε καὶ ἐν αὐτῷ ἐδιδάχθητε</w:t>
+      </w:r>
+    </w:p>
+    <w:p>
+      <w:pPr>
+        <w:bidi/>
+      </w:pPr>
+      <w:r>
+        <w:rPr>
+          <w:lang w:val="ar_AE" w:bidi="ar_AE"/>
+        </w:rPr>
+      </w:r>
+      <w:r>
+        <w:rPr>
+          <w:b/>
+          <w:lang w:val="ar_AE" w:bidi="ar_AE"/>
+        </w:rPr>
         <w:t>"</w:t>
       </w:r>
       <w:r>
@@ -29068,6 +32910,23 @@
           <w:b/>
           <w:lang w:val="ar_AE" w:bidi="ar_AE"/>
         </w:rPr>
+        <w:t>ἐν αὐτῷ ἐδιδάχθητε</w:t>
+      </w:r>
+    </w:p>
+    <w:p>
+      <w:pPr>
+        <w:bidi/>
+      </w:pPr>
+      <w:r>
+        <w:rPr>
+          <w:lang w:val="ar_AE" w:bidi="ar_AE"/>
+        </w:rPr>
+      </w:r>
+      <w:r>
+        <w:rPr>
+          <w:b/>
+          <w:lang w:val="ar_AE" w:bidi="ar_AE"/>
+        </w:rPr>
         <w:t>"</w:t>
       </w:r>
       <w:r>
@@ -29174,6 +33033,23 @@
           <w:b/>
           <w:lang w:val="ar_AE" w:bidi="ar_AE"/>
         </w:rPr>
+        <w:t>καθώς ἐστιν ἀλήθεια ἐν τῷ Ἰησοῦ</w:t>
+      </w:r>
+    </w:p>
+    <w:p>
+      <w:pPr>
+        <w:bidi/>
+      </w:pPr>
+      <w:r>
+        <w:rPr>
+          <w:lang w:val="ar_AE" w:bidi="ar_AE"/>
+        </w:rPr>
+      </w:r>
+      <w:r>
+        <w:rPr>
+          <w:b/>
+          <w:lang w:val="ar_AE" w:bidi="ar_AE"/>
+        </w:rPr>
         <w:t>"</w:t>
       </w:r>
       <w:r>
@@ -29258,6 +33134,23 @@
           <w:b/>
           <w:lang w:val="ar_AE" w:bidi="ar_AE"/>
         </w:rPr>
+        <w:t>ἀποθέσθαι ὑμᾶς κατὰ τὴν προτέραν ἀναστροφὴν</w:t>
+      </w:r>
+    </w:p>
+    <w:p>
+      <w:pPr>
+        <w:bidi/>
+      </w:pPr>
+      <w:r>
+        <w:rPr>
+          <w:lang w:val="ar_AE" w:bidi="ar_AE"/>
+        </w:rPr>
+      </w:r>
+      <w:r>
+        <w:rPr>
+          <w:b/>
+          <w:lang w:val="ar_AE" w:bidi="ar_AE"/>
+        </w:rPr>
         <w:t>"</w:t>
       </w:r>
       <w:r>
@@ -29364,6 +33257,23 @@
           <w:b/>
           <w:lang w:val="ar_AE" w:bidi="ar_AE"/>
         </w:rPr>
+        <w:t>ἀποθέσθαι ὑμᾶς κατὰ τὴν προτέραν ἀναστροφὴν τὸν παλαιὸν ἄνθρωπον</w:t>
+      </w:r>
+    </w:p>
+    <w:p>
+      <w:pPr>
+        <w:bidi/>
+      </w:pPr>
+      <w:r>
+        <w:rPr>
+          <w:lang w:val="ar_AE" w:bidi="ar_AE"/>
+        </w:rPr>
+      </w:r>
+      <w:r>
+        <w:rPr>
+          <w:b/>
+          <w:lang w:val="ar_AE" w:bidi="ar_AE"/>
+        </w:rPr>
         <w:t>"</w:t>
       </w:r>
       <w:r>
@@ -29470,6 +33380,23 @@
           <w:b/>
           <w:lang w:val="ar_AE" w:bidi="ar_AE"/>
         </w:rPr>
+        <w:t>τὸν παλαιὸν ἄνθρωπον</w:t>
+      </w:r>
+    </w:p>
+    <w:p>
+      <w:pPr>
+        <w:bidi/>
+      </w:pPr>
+      <w:r>
+        <w:rPr>
+          <w:lang w:val="ar_AE" w:bidi="ar_AE"/>
+        </w:rPr>
+      </w:r>
+      <w:r>
+        <w:rPr>
+          <w:b/>
+          <w:lang w:val="ar_AE" w:bidi="ar_AE"/>
+        </w:rPr>
         <w:t>"</w:t>
       </w:r>
       <w:r>
@@ -29695,6 +33622,23 @@
           <w:b/>
           <w:lang w:val="ar_AE" w:bidi="ar_AE"/>
         </w:rPr>
+        <w:t>ἀνανεοῦσθαι &amp; τῷ πνεύματι τοῦ νοὸς ὑμῶν</w:t>
+      </w:r>
+    </w:p>
+    <w:p>
+      <w:pPr>
+        <w:bidi/>
+      </w:pPr>
+      <w:r>
+        <w:rPr>
+          <w:lang w:val="ar_AE" w:bidi="ar_AE"/>
+        </w:rPr>
+      </w:r>
+      <w:r>
+        <w:rPr>
+          <w:b/>
+          <w:lang w:val="ar_AE" w:bidi="ar_AE"/>
+        </w:rPr>
         <w:t>"</w:t>
       </w:r>
       <w:r>
@@ -29801,6 +33745,23 @@
           <w:b/>
           <w:lang w:val="ar_AE" w:bidi="ar_AE"/>
         </w:rPr>
+        <w:t>ἐν δικαιοσύνῃ καὶ ὁσιότητι τῆς ἀληθείας</w:t>
+      </w:r>
+    </w:p>
+    <w:p>
+      <w:pPr>
+        <w:bidi/>
+      </w:pPr>
+      <w:r>
+        <w:rPr>
+          <w:lang w:val="ar_AE" w:bidi="ar_AE"/>
+        </w:rPr>
+      </w:r>
+      <w:r>
+        <w:rPr>
+          <w:b/>
+          <w:lang w:val="ar_AE" w:bidi="ar_AE"/>
+        </w:rPr>
         <w:t>"</w:t>
       </w:r>
       <w:r>
@@ -29946,6 +33907,23 @@
           <w:b/>
           <w:lang w:val="ar_AE" w:bidi="ar_AE"/>
         </w:rPr>
+        <w:t>ἐνδύσασθαι τὸν καινὸν ἄνθρωπον</w:t>
+      </w:r>
+    </w:p>
+    <w:p>
+      <w:pPr>
+        <w:bidi/>
+      </w:pPr>
+      <w:r>
+        <w:rPr>
+          <w:lang w:val="ar_AE" w:bidi="ar_AE"/>
+        </w:rPr>
+      </w:r>
+      <w:r>
+        <w:rPr>
+          <w:b/>
+          <w:lang w:val="ar_AE" w:bidi="ar_AE"/>
+        </w:rPr>
         <w:t>"</w:t>
       </w:r>
       <w:r>
@@ -30065,6 +34043,23 @@
           <w:b/>
           <w:lang w:val="ar_AE" w:bidi="ar_AE"/>
         </w:rPr>
+        <w:t>διὸ</w:t>
+      </w:r>
+    </w:p>
+    <w:p>
+      <w:pPr>
+        <w:bidi/>
+      </w:pPr>
+      <w:r>
+        <w:rPr>
+          <w:lang w:val="ar_AE" w:bidi="ar_AE"/>
+        </w:rPr>
+      </w:r>
+      <w:r>
+        <w:rPr>
+          <w:b/>
+          <w:lang w:val="ar_AE" w:bidi="ar_AE"/>
+        </w:rPr>
         <w:t>"</w:t>
       </w:r>
       <w:r>
@@ -30184,6 +34179,23 @@
           <w:b/>
           <w:lang w:val="ar_AE" w:bidi="ar_AE"/>
         </w:rPr>
+        <w:t>ἀποθέμενοι τὸ ψεῦδος</w:t>
+      </w:r>
+    </w:p>
+    <w:p>
+      <w:pPr>
+        <w:bidi/>
+      </w:pPr>
+      <w:r>
+        <w:rPr>
+          <w:lang w:val="ar_AE" w:bidi="ar_AE"/>
+        </w:rPr>
+      </w:r>
+      <w:r>
+        <w:rPr>
+          <w:b/>
+          <w:lang w:val="ar_AE" w:bidi="ar_AE"/>
+        </w:rPr>
         <w:t>"</w:t>
       </w:r>
       <w:r>
@@ -30290,6 +34302,23 @@
           <w:b/>
           <w:lang w:val="ar_AE" w:bidi="ar_AE"/>
         </w:rPr>
+        <w:t>λαλεῖτε ἀλήθειαν ἕκαστος</w:t>
+      </w:r>
+    </w:p>
+    <w:p>
+      <w:pPr>
+        <w:bidi/>
+      </w:pPr>
+      <w:r>
+        <w:rPr>
+          <w:lang w:val="ar_AE" w:bidi="ar_AE"/>
+        </w:rPr>
+      </w:r>
+      <w:r>
+        <w:rPr>
+          <w:b/>
+          <w:lang w:val="ar_AE" w:bidi="ar_AE"/>
+        </w:rPr>
         <w:t>"</w:t>
       </w:r>
       <w:r>
@@ -30409,6 +34438,23 @@
           <w:b/>
           <w:lang w:val="ar_AE" w:bidi="ar_AE"/>
         </w:rPr>
+        <w:t>ὅτι</w:t>
+      </w:r>
+    </w:p>
+    <w:p>
+      <w:pPr>
+        <w:bidi/>
+      </w:pPr>
+      <w:r>
+        <w:rPr>
+          <w:lang w:val="ar_AE" w:bidi="ar_AE"/>
+        </w:rPr>
+      </w:r>
+      <w:r>
+        <w:rPr>
+          <w:b/>
+          <w:lang w:val="ar_AE" w:bidi="ar_AE"/>
+        </w:rPr>
         <w:t>"</w:t>
       </w:r>
       <w:r>
@@ -30528,6 +34574,23 @@
           <w:b/>
           <w:lang w:val="ar_AE" w:bidi="ar_AE"/>
         </w:rPr>
+        <w:t>ἐσμὲν ἀλλήλων μέλη</w:t>
+      </w:r>
+    </w:p>
+    <w:p>
+      <w:pPr>
+        <w:bidi/>
+      </w:pPr>
+      <w:r>
+        <w:rPr>
+          <w:lang w:val="ar_AE" w:bidi="ar_AE"/>
+        </w:rPr>
+      </w:r>
+      <w:r>
+        <w:rPr>
+          <w:b/>
+          <w:lang w:val="ar_AE" w:bidi="ar_AE"/>
+        </w:rPr>
         <w:t>"</w:t>
       </w:r>
       <w:r>
@@ -30634,6 +34697,23 @@
           <w:b/>
           <w:lang w:val="ar_AE" w:bidi="ar_AE"/>
         </w:rPr>
+        <w:t>ὀργίζεσθε, καὶ μὴ ἁμαρτάνετε</w:t>
+      </w:r>
+    </w:p>
+    <w:p>
+      <w:pPr>
+        <w:bidi/>
+      </w:pPr>
+      <w:r>
+        <w:rPr>
+          <w:lang w:val="ar_AE" w:bidi="ar_AE"/>
+        </w:rPr>
+      </w:r>
+      <w:r>
+        <w:rPr>
+          <w:b/>
+          <w:lang w:val="ar_AE" w:bidi="ar_AE"/>
+        </w:rPr>
         <w:t>"</w:t>
       </w:r>
       <w:r>
@@ -30718,6 +34798,23 @@
           <w:b/>
           <w:lang w:val="ar_AE" w:bidi="ar_AE"/>
         </w:rPr>
+        <w:t>ὁ ἥλιος μὴ ἐπιδυέτω ἐπὶ παροργισμῷ ὑμῶν</w:t>
+      </w:r>
+    </w:p>
+    <w:p>
+      <w:pPr>
+        <w:bidi/>
+      </w:pPr>
+      <w:r>
+        <w:rPr>
+          <w:lang w:val="ar_AE" w:bidi="ar_AE"/>
+        </w:rPr>
+      </w:r>
+      <w:r>
+        <w:rPr>
+          <w:b/>
+          <w:lang w:val="ar_AE" w:bidi="ar_AE"/>
+        </w:rPr>
         <w:t>"</w:t>
       </w:r>
       <w:r>
@@ -30850,6 +34947,23 @@
           <w:b/>
           <w:lang w:val="ar_AE" w:bidi="ar_AE"/>
         </w:rPr>
+        <w:t>μηδὲ δίδοτε τόπον τῷ διαβόλῳ</w:t>
+      </w:r>
+    </w:p>
+    <w:p>
+      <w:pPr>
+        <w:bidi/>
+      </w:pPr>
+      <w:r>
+        <w:rPr>
+          <w:lang w:val="ar_AE" w:bidi="ar_AE"/>
+        </w:rPr>
+      </w:r>
+      <w:r>
+        <w:rPr>
+          <w:b/>
+          <w:lang w:val="ar_AE" w:bidi="ar_AE"/>
+        </w:rPr>
         <w:t>"</w:t>
       </w:r>
       <w:r>
@@ -30934,6 +35048,23 @@
           <w:b/>
           <w:lang w:val="ar_AE" w:bidi="ar_AE"/>
         </w:rPr>
+        <w:t>μᾶλλον δὲ</w:t>
+      </w:r>
+    </w:p>
+    <w:p>
+      <w:pPr>
+        <w:bidi/>
+      </w:pPr>
+      <w:r>
+        <w:rPr>
+          <w:lang w:val="ar_AE" w:bidi="ar_AE"/>
+        </w:rPr>
+      </w:r>
+      <w:r>
+        <w:rPr>
+          <w:b/>
+          <w:lang w:val="ar_AE" w:bidi="ar_AE"/>
+        </w:rPr>
         <w:t>"</w:t>
       </w:r>
       <w:r>
@@ -31053,6 +35184,23 @@
           <w:b/>
           <w:lang w:val="ar_AE" w:bidi="ar_AE"/>
         </w:rPr>
+        <w:t>ἵνα</w:t>
+      </w:r>
+    </w:p>
+    <w:p>
+      <w:pPr>
+        <w:bidi/>
+      </w:pPr>
+      <w:r>
+        <w:rPr>
+          <w:lang w:val="ar_AE" w:bidi="ar_AE"/>
+        </w:rPr>
+      </w:r>
+      <w:r>
+        <w:rPr>
+          <w:b/>
+          <w:lang w:val="ar_AE" w:bidi="ar_AE"/>
+        </w:rPr>
         <w:t>"</w:t>
       </w:r>
       <w:r>
@@ -31256,6 +35404,23 @@
           <w:b/>
           <w:lang w:val="ar_AE" w:bidi="ar_AE"/>
         </w:rPr>
+        <w:t>ἀλλ’</w:t>
+      </w:r>
+    </w:p>
+    <w:p>
+      <w:pPr>
+        <w:bidi/>
+      </w:pPr>
+      <w:r>
+        <w:rPr>
+          <w:lang w:val="ar_AE" w:bidi="ar_AE"/>
+        </w:rPr>
+      </w:r>
+      <w:r>
+        <w:rPr>
+          <w:b/>
+          <w:lang w:val="ar_AE" w:bidi="ar_AE"/>
+        </w:rPr>
         <w:t>"</w:t>
       </w:r>
       <w:r>
@@ -31375,6 +35540,23 @@
           <w:b/>
           <w:lang w:val="ar_AE" w:bidi="ar_AE"/>
         </w:rPr>
+        <w:t>πρὸς οἰκοδομὴν</w:t>
+      </w:r>
+    </w:p>
+    <w:p>
+      <w:pPr>
+        <w:bidi/>
+      </w:pPr>
+      <w:r>
+        <w:rPr>
+          <w:lang w:val="ar_AE" w:bidi="ar_AE"/>
+        </w:rPr>
+      </w:r>
+      <w:r>
+        <w:rPr>
+          <w:b/>
+          <w:lang w:val="ar_AE" w:bidi="ar_AE"/>
+        </w:rPr>
         <w:t>"</w:t>
       </w:r>
       <w:r>
@@ -31452,6 +35634,23 @@
           <w:b/>
           <w:lang w:val="ar_AE" w:bidi="ar_AE"/>
         </w:rPr>
+        <w:t>ἵνα</w:t>
+      </w:r>
+    </w:p>
+    <w:p>
+      <w:pPr>
+        <w:bidi/>
+      </w:pPr>
+      <w:r>
+        <w:rPr>
+          <w:lang w:val="ar_AE" w:bidi="ar_AE"/>
+        </w:rPr>
+      </w:r>
+      <w:r>
+        <w:rPr>
+          <w:b/>
+          <w:lang w:val="ar_AE" w:bidi="ar_AE"/>
+        </w:rPr>
         <w:t>"</w:t>
       </w:r>
       <w:r>
@@ -31571,6 +35770,23 @@
           <w:b/>
           <w:lang w:val="ar_AE" w:bidi="ar_AE"/>
         </w:rPr>
+        <w:t>τῆς χρείας, ἵνα δῷ χάριν τοῖς ἀκούουσιν</w:t>
+      </w:r>
+    </w:p>
+    <w:p>
+      <w:pPr>
+        <w:bidi/>
+      </w:pPr>
+      <w:r>
+        <w:rPr>
+          <w:lang w:val="ar_AE" w:bidi="ar_AE"/>
+        </w:rPr>
+      </w:r>
+      <w:r>
+        <w:rPr>
+          <w:b/>
+          <w:lang w:val="ar_AE" w:bidi="ar_AE"/>
+        </w:rPr>
         <w:t>"</w:t>
       </w:r>
       <w:r>
@@ -31655,6 +35871,23 @@
           <w:b/>
           <w:lang w:val="ar_AE" w:bidi="ar_AE"/>
         </w:rPr>
+        <w:t>ἵνα δῷ χάριν τοῖς ἀκούουσιν</w:t>
+      </w:r>
+    </w:p>
+    <w:p>
+      <w:pPr>
+        <w:bidi/>
+      </w:pPr>
+      <w:r>
+        <w:rPr>
+          <w:lang w:val="ar_AE" w:bidi="ar_AE"/>
+        </w:rPr>
+      </w:r>
+      <w:r>
+        <w:rPr>
+          <w:b/>
+          <w:lang w:val="ar_AE" w:bidi="ar_AE"/>
+        </w:rPr>
         <w:t>"</w:t>
       </w:r>
       <w:r>
@@ -31774,6 +36007,23 @@
           <w:b/>
           <w:lang w:val="ar_AE" w:bidi="ar_AE"/>
         </w:rPr>
+        <w:t>μὴ λυπεῖτε</w:t>
+      </w:r>
+    </w:p>
+    <w:p>
+      <w:pPr>
+        <w:bidi/>
+      </w:pPr>
+      <w:r>
+        <w:rPr>
+          <w:lang w:val="ar_AE" w:bidi="ar_AE"/>
+        </w:rPr>
+      </w:r>
+      <w:r>
+        <w:rPr>
+          <w:b/>
+          <w:lang w:val="ar_AE" w:bidi="ar_AE"/>
+        </w:rPr>
         <w:t>"</w:t>
       </w:r>
       <w:r>
@@ -31858,6 +36108,23 @@
           <w:b/>
           <w:lang w:val="ar_AE" w:bidi="ar_AE"/>
         </w:rPr>
+        <w:t>ἐν ᾧ ἐσφραγίσθητε εἰς ἡμέραν ἀπολυτρώσεως</w:t>
+      </w:r>
+    </w:p>
+    <w:p>
+      <w:pPr>
+        <w:bidi/>
+      </w:pPr>
+      <w:r>
+        <w:rPr>
+          <w:lang w:val="ar_AE" w:bidi="ar_AE"/>
+        </w:rPr>
+      </w:r>
+      <w:r>
+        <w:rPr>
+          <w:b/>
+          <w:lang w:val="ar_AE" w:bidi="ar_AE"/>
+        </w:rPr>
         <w:t>"</w:t>
       </w:r>
       <w:r>
@@ -31964,6 +36231,23 @@
           <w:b/>
           <w:lang w:val="ar_AE" w:bidi="ar_AE"/>
         </w:rPr>
+        <w:t>ἐν ᾧ ἐσφραγίσθητε εἰς ἡμέραν ἀπολυτρώσεως</w:t>
+      </w:r>
+    </w:p>
+    <w:p>
+      <w:pPr>
+        <w:bidi/>
+      </w:pPr>
+      <w:r>
+        <w:rPr>
+          <w:lang w:val="ar_AE" w:bidi="ar_AE"/>
+        </w:rPr>
+      </w:r>
+      <w:r>
+        <w:rPr>
+          <w:b/>
+          <w:lang w:val="ar_AE" w:bidi="ar_AE"/>
+        </w:rPr>
         <w:t>"</w:t>
       </w:r>
       <w:r>
@@ -32246,6 +36530,23 @@
           <w:b/>
           <w:lang w:val="ar_AE" w:bidi="ar_AE"/>
         </w:rPr>
+        <w:t>πικρία, καὶ θυμὸς, καὶ ὀργὴ</w:t>
+      </w:r>
+    </w:p>
+    <w:p>
+      <w:pPr>
+        <w:bidi/>
+      </w:pPr>
+      <w:r>
+        <w:rPr>
+          <w:lang w:val="ar_AE" w:bidi="ar_AE"/>
+        </w:rPr>
+      </w:r>
+      <w:r>
+        <w:rPr>
+          <w:b/>
+          <w:lang w:val="ar_AE" w:bidi="ar_AE"/>
+        </w:rPr>
         <w:t>"</w:t>
       </w:r>
       <w:r>
@@ -32391,6 +36692,23 @@
           <w:b/>
           <w:lang w:val="ar_AE" w:bidi="ar_AE"/>
         </w:rPr>
+        <w:t>κακίᾳ</w:t>
+      </w:r>
+    </w:p>
+    <w:p>
+      <w:pPr>
+        <w:bidi/>
+      </w:pPr>
+      <w:r>
+        <w:rPr>
+          <w:lang w:val="ar_AE" w:bidi="ar_AE"/>
+        </w:rPr>
+      </w:r>
+      <w:r>
+        <w:rPr>
+          <w:b/>
+          <w:lang w:val="ar_AE" w:bidi="ar_AE"/>
+        </w:rPr>
         <w:t>"مكر"</w:t>
       </w:r>
     </w:p>
@@ -32496,6 +36814,23 @@
           <w:b/>
           <w:lang w:val="ar_AE" w:bidi="ar_AE"/>
         </w:rPr>
+        <w:t>δὲ</w:t>
+      </w:r>
+    </w:p>
+    <w:p>
+      <w:pPr>
+        <w:bidi/>
+      </w:pPr>
+      <w:r>
+        <w:rPr>
+          <w:lang w:val="ar_AE" w:bidi="ar_AE"/>
+        </w:rPr>
+      </w:r>
+      <w:r>
+        <w:rPr>
+          <w:b/>
+          <w:lang w:val="ar_AE" w:bidi="ar_AE"/>
+        </w:rPr>
         <w:t>"عوضاً عن ذلك"</w:t>
       </w:r>
     </w:p>
@@ -32585,6 +36920,23 @@
         <w:rPr>
           <w:lang w:val="ar_AE" w:bidi="ar_AE"/>
         </w:rPr>
+      </w:r>
+    </w:p>
+    <w:p>
+      <w:pPr>
+        <w:bidi/>
+      </w:pPr>
+      <w:r>
+        <w:rPr>
+          <w:lang w:val="ar_AE" w:bidi="ar_AE"/>
+        </w:rPr>
+      </w:r>
+      <w:r>
+        <w:rPr>
+          <w:b/>
+          <w:lang w:val="ar_AE" w:bidi="ar_AE"/>
+        </w:rPr>
+        <w:t>εὔσπλαγχνοι</w:t>
       </w:r>
     </w:p>
     <w:p>
@@ -33003,6 +37355,23 @@
           <w:b/>
           <w:lang w:val="ar_AE" w:bidi="ar_AE"/>
         </w:rPr>
+        <w:t>ὡς τέκνα ἀγαπητά</w:t>
+      </w:r>
+    </w:p>
+    <w:p>
+      <w:pPr>
+        <w:bidi/>
+      </w:pPr>
+      <w:r>
+        <w:rPr>
+          <w:lang w:val="ar_AE" w:bidi="ar_AE"/>
+        </w:rPr>
+      </w:r>
+      <w:r>
+        <w:rPr>
+          <w:b/>
+          <w:lang w:val="ar_AE" w:bidi="ar_AE"/>
+        </w:rPr>
         <w:t>"</w:t>
       </w:r>
       <w:r>
@@ -33122,6 +37491,23 @@
           <w:b/>
           <w:lang w:val="ar_AE" w:bidi="ar_AE"/>
         </w:rPr>
+        <w:t>περιπατεῖτε ἐν ἀγάπῃ</w:t>
+      </w:r>
+    </w:p>
+    <w:p>
+      <w:pPr>
+        <w:bidi/>
+      </w:pPr>
+      <w:r>
+        <w:rPr>
+          <w:lang w:val="ar_AE" w:bidi="ar_AE"/>
+        </w:rPr>
+      </w:r>
+      <w:r>
+        <w:rPr>
+          <w:b/>
+          <w:lang w:val="ar_AE" w:bidi="ar_AE"/>
+        </w:rPr>
         <w:t>"</w:t>
       </w:r>
       <w:r>
@@ -33241,6 +37627,23 @@
           <w:b/>
           <w:lang w:val="ar_AE" w:bidi="ar_AE"/>
         </w:rPr>
+        <w:t>προσφορὰν καὶ θυσίαν τῷ Θεῷ εἰς ὀσμὴν εὐωδίας</w:t>
+      </w:r>
+    </w:p>
+    <w:p>
+      <w:pPr>
+        <w:bidi/>
+      </w:pPr>
+      <w:r>
+        <w:rPr>
+          <w:lang w:val="ar_AE" w:bidi="ar_AE"/>
+        </w:rPr>
+      </w:r>
+      <w:r>
+        <w:rPr>
+          <w:b/>
+          <w:lang w:val="ar_AE" w:bidi="ar_AE"/>
+        </w:rPr>
         <w:t>"</w:t>
       </w:r>
       <w:r>
@@ -33360,6 +37763,23 @@
           <w:b/>
           <w:lang w:val="ar_AE" w:bidi="ar_AE"/>
         </w:rPr>
+        <w:t>πορνεία δὲ, καὶ ἀκαθαρσία πᾶσα, ἢ πλεονεξία, μηδὲ ὀνομαζέσθω ἐν ὑμῖν</w:t>
+      </w:r>
+    </w:p>
+    <w:p>
+      <w:pPr>
+        <w:bidi/>
+      </w:pPr>
+      <w:r>
+        <w:rPr>
+          <w:lang w:val="ar_AE" w:bidi="ar_AE"/>
+        </w:rPr>
+      </w:r>
+      <w:r>
+        <w:rPr>
+          <w:b/>
+          <w:lang w:val="ar_AE" w:bidi="ar_AE"/>
+        </w:rPr>
         <w:t>"</w:t>
       </w:r>
       <w:r>
@@ -33466,6 +37886,23 @@
           <w:b/>
           <w:lang w:val="ar_AE" w:bidi="ar_AE"/>
         </w:rPr>
+        <w:t>δὲ</w:t>
+      </w:r>
+    </w:p>
+    <w:p>
+      <w:pPr>
+        <w:bidi/>
+      </w:pPr>
+      <w:r>
+        <w:rPr>
+          <w:lang w:val="ar_AE" w:bidi="ar_AE"/>
+        </w:rPr>
+      </w:r>
+      <w:r>
+        <w:rPr>
+          <w:b/>
+          <w:lang w:val="ar_AE" w:bidi="ar_AE"/>
+        </w:rPr>
         <w:t>"</w:t>
       </w:r>
       <w:r>
@@ -33585,6 +38022,23 @@
           <w:b/>
           <w:lang w:val="ar_AE" w:bidi="ar_AE"/>
         </w:rPr>
+        <w:t>ἀκαθαρσία πᾶσα</w:t>
+      </w:r>
+    </w:p>
+    <w:p>
+      <w:pPr>
+        <w:bidi/>
+      </w:pPr>
+      <w:r>
+        <w:rPr>
+          <w:lang w:val="ar_AE" w:bidi="ar_AE"/>
+        </w:rPr>
+      </w:r>
+      <w:r>
+        <w:rPr>
+          <w:b/>
+          <w:lang w:val="ar_AE" w:bidi="ar_AE"/>
+        </w:rPr>
         <w:t>"</w:t>
       </w:r>
       <w:r>
@@ -33766,6 +38220,23 @@
           <w:b/>
           <w:lang w:val="ar_AE" w:bidi="ar_AE"/>
         </w:rPr>
+        <w:t>ἀλλὰ μᾶλλον</w:t>
+      </w:r>
+    </w:p>
+    <w:p>
+      <w:pPr>
+        <w:bidi/>
+      </w:pPr>
+      <w:r>
+        <w:rPr>
+          <w:lang w:val="ar_AE" w:bidi="ar_AE"/>
+        </w:rPr>
+      </w:r>
+      <w:r>
+        <w:rPr>
+          <w:b/>
+          <w:lang w:val="ar_AE" w:bidi="ar_AE"/>
+        </w:rPr>
         <w:t>"</w:t>
       </w:r>
       <w:r>
@@ -33885,6 +38356,23 @@
           <w:b/>
           <w:lang w:val="ar_AE" w:bidi="ar_AE"/>
         </w:rPr>
+        <w:t>ἀκάθαρτος</w:t>
+      </w:r>
+    </w:p>
+    <w:p>
+      <w:pPr>
+        <w:bidi/>
+      </w:pPr>
+      <w:r>
+        <w:rPr>
+          <w:lang w:val="ar_AE" w:bidi="ar_AE"/>
+        </w:rPr>
+      </w:r>
+      <w:r>
+        <w:rPr>
+          <w:b/>
+          <w:lang w:val="ar_AE" w:bidi="ar_AE"/>
+        </w:rPr>
         <w:t>"</w:t>
       </w:r>
       <w:r>
@@ -34004,6 +38492,23 @@
           <w:b/>
           <w:lang w:val="ar_AE" w:bidi="ar_AE"/>
         </w:rPr>
+        <w:t>οὐκ ἔχει κληρονομίαν</w:t>
+      </w:r>
+    </w:p>
+    <w:p>
+      <w:pPr>
+        <w:bidi/>
+      </w:pPr>
+      <w:r>
+        <w:rPr>
+          <w:lang w:val="ar_AE" w:bidi="ar_AE"/>
+        </w:rPr>
+      </w:r>
+      <w:r>
+        <w:rPr>
+          <w:b/>
+          <w:lang w:val="ar_AE" w:bidi="ar_AE"/>
+        </w:rPr>
         <w:t>"</w:t>
       </w:r>
       <w:r>
@@ -34110,6 +38615,23 @@
           <w:b/>
           <w:lang w:val="ar_AE" w:bidi="ar_AE"/>
         </w:rPr>
+        <w:t>κενοῖς λόγοις</w:t>
+      </w:r>
+    </w:p>
+    <w:p>
+      <w:pPr>
+        <w:bidi/>
+      </w:pPr>
+      <w:r>
+        <w:rPr>
+          <w:lang w:val="ar_AE" w:bidi="ar_AE"/>
+        </w:rPr>
+      </w:r>
+      <w:r>
+        <w:rPr>
+          <w:b/>
+          <w:lang w:val="ar_AE" w:bidi="ar_AE"/>
+        </w:rPr>
         <w:t>"</w:t>
       </w:r>
       <w:r>
@@ -34194,6 +38716,23 @@
           <w:b/>
           <w:lang w:val="ar_AE" w:bidi="ar_AE"/>
         </w:rPr>
+        <w:t>γὰρ</w:t>
+      </w:r>
+    </w:p>
+    <w:p>
+      <w:pPr>
+        <w:bidi/>
+      </w:pPr>
+      <w:r>
+        <w:rPr>
+          <w:lang w:val="ar_AE" w:bidi="ar_AE"/>
+        </w:rPr>
+      </w:r>
+      <w:r>
+        <w:rPr>
+          <w:b/>
+          <w:lang w:val="ar_AE" w:bidi="ar_AE"/>
+        </w:rPr>
         <w:t>"</w:t>
       </w:r>
       <w:r>
@@ -34313,6 +38852,23 @@
           <w:b/>
           <w:lang w:val="ar_AE" w:bidi="ar_AE"/>
         </w:rPr>
+        <w:t>ἔρχεται ἡ ὀργὴ τοῦ Θεοῦ ἐπὶ</w:t>
+      </w:r>
+    </w:p>
+    <w:p>
+      <w:pPr>
+        <w:bidi/>
+      </w:pPr>
+      <w:r>
+        <w:rPr>
+          <w:lang w:val="ar_AE" w:bidi="ar_AE"/>
+        </w:rPr>
+      </w:r>
+      <w:r>
+        <w:rPr>
+          <w:b/>
+          <w:lang w:val="ar_AE" w:bidi="ar_AE"/>
+        </w:rPr>
         <w:t>"</w:t>
       </w:r>
       <w:r>
@@ -34432,6 +38988,23 @@
           <w:b/>
           <w:lang w:val="ar_AE" w:bidi="ar_AE"/>
         </w:rPr>
+        <w:t>τοὺς υἱοὺς τῆς ἀπειθείας</w:t>
+      </w:r>
+    </w:p>
+    <w:p>
+      <w:pPr>
+        <w:bidi/>
+      </w:pPr>
+      <w:r>
+        <w:rPr>
+          <w:lang w:val="ar_AE" w:bidi="ar_AE"/>
+        </w:rPr>
+      </w:r>
+      <w:r>
+        <w:rPr>
+          <w:b/>
+          <w:lang w:val="ar_AE" w:bidi="ar_AE"/>
+        </w:rPr>
         <w:t>"</w:t>
       </w:r>
       <w:r>
@@ -34538,6 +39111,23 @@
           <w:b/>
           <w:lang w:val="ar_AE" w:bidi="ar_AE"/>
         </w:rPr>
+        <w:t>οὖν</w:t>
+      </w:r>
+    </w:p>
+    <w:p>
+      <w:pPr>
+        <w:bidi/>
+      </w:pPr>
+      <w:r>
+        <w:rPr>
+          <w:lang w:val="ar_AE" w:bidi="ar_AE"/>
+        </w:rPr>
+      </w:r>
+      <w:r>
+        <w:rPr>
+          <w:b/>
+          <w:lang w:val="ar_AE" w:bidi="ar_AE"/>
+        </w:rPr>
         <w:t>"</w:t>
       </w:r>
       <w:r>
@@ -34657,6 +39247,23 @@
           <w:b/>
           <w:lang w:val="ar_AE" w:bidi="ar_AE"/>
         </w:rPr>
+        <w:t>ἦτε γάρ ποτε σκότος</w:t>
+      </w:r>
+    </w:p>
+    <w:p>
+      <w:pPr>
+        <w:bidi/>
+      </w:pPr>
+      <w:r>
+        <w:rPr>
+          <w:lang w:val="ar_AE" w:bidi="ar_AE"/>
+        </w:rPr>
+      </w:r>
+      <w:r>
+        <w:rPr>
+          <w:b/>
+          <w:lang w:val="ar_AE" w:bidi="ar_AE"/>
+        </w:rPr>
         <w:t>"</w:t>
       </w:r>
       <w:r>
@@ -34763,6 +39370,23 @@
           <w:b/>
           <w:lang w:val="ar_AE" w:bidi="ar_AE"/>
         </w:rPr>
+        <w:t>γάρ</w:t>
+      </w:r>
+    </w:p>
+    <w:p>
+      <w:pPr>
+        <w:bidi/>
+      </w:pPr>
+      <w:r>
+        <w:rPr>
+          <w:lang w:val="ar_AE" w:bidi="ar_AE"/>
+        </w:rPr>
+      </w:r>
+      <w:r>
+        <w:rPr>
+          <w:b/>
+          <w:lang w:val="ar_AE" w:bidi="ar_AE"/>
+        </w:rPr>
         <w:t>"</w:t>
       </w:r>
       <w:r>
@@ -34882,6 +39506,23 @@
           <w:b/>
           <w:lang w:val="ar_AE" w:bidi="ar_AE"/>
         </w:rPr>
+        <w:t>νῦν δὲ φῶς ἐν Κυρίῳ</w:t>
+      </w:r>
+    </w:p>
+    <w:p>
+      <w:pPr>
+        <w:bidi/>
+      </w:pPr>
+      <w:r>
+        <w:rPr>
+          <w:lang w:val="ar_AE" w:bidi="ar_AE"/>
+        </w:rPr>
+      </w:r>
+      <w:r>
+        <w:rPr>
+          <w:b/>
+          <w:lang w:val="ar_AE" w:bidi="ar_AE"/>
+        </w:rPr>
         <w:t>"</w:t>
       </w:r>
       <w:r>
@@ -35001,6 +39642,23 @@
           <w:b/>
           <w:lang w:val="ar_AE" w:bidi="ar_AE"/>
         </w:rPr>
+        <w:t>δὲ</w:t>
+      </w:r>
+    </w:p>
+    <w:p>
+      <w:pPr>
+        <w:bidi/>
+      </w:pPr>
+      <w:r>
+        <w:rPr>
+          <w:lang w:val="ar_AE" w:bidi="ar_AE"/>
+        </w:rPr>
+      </w:r>
+      <w:r>
+        <w:rPr>
+          <w:b/>
+          <w:lang w:val="ar_AE" w:bidi="ar_AE"/>
+        </w:rPr>
         <w:t>"</w:t>
       </w:r>
       <w:r>
@@ -35120,6 +39778,23 @@
           <w:b/>
           <w:lang w:val="ar_AE" w:bidi="ar_AE"/>
         </w:rPr>
+        <w:t>ὡς τέκνα φωτὸς περιπατεῖτε</w:t>
+      </w:r>
+    </w:p>
+    <w:p>
+      <w:pPr>
+        <w:bidi/>
+      </w:pPr>
+      <w:r>
+        <w:rPr>
+          <w:lang w:val="ar_AE" w:bidi="ar_AE"/>
+        </w:rPr>
+      </w:r>
+      <w:r>
+        <w:rPr>
+          <w:b/>
+          <w:lang w:val="ar_AE" w:bidi="ar_AE"/>
+        </w:rPr>
         <w:t>"</w:t>
       </w:r>
       <w:r>
@@ -35226,6 +39901,23 @@
           <w:b/>
           <w:lang w:val="ar_AE" w:bidi="ar_AE"/>
         </w:rPr>
+        <w:t>ὡς τέκνα φωτὸς</w:t>
+      </w:r>
+    </w:p>
+    <w:p>
+      <w:pPr>
+        <w:bidi/>
+      </w:pPr>
+      <w:r>
+        <w:rPr>
+          <w:lang w:val="ar_AE" w:bidi="ar_AE"/>
+        </w:rPr>
+      </w:r>
+      <w:r>
+        <w:rPr>
+          <w:b/>
+          <w:lang w:val="ar_AE" w:bidi="ar_AE"/>
+        </w:rPr>
         <w:t>"</w:t>
       </w:r>
       <w:r>
@@ -35345,6 +40037,23 @@
           <w:b/>
           <w:lang w:val="ar_AE" w:bidi="ar_AE"/>
         </w:rPr>
+        <w:t>ὁ &amp; καρπὸς τοῦ φωτὸς ἐν πάσῃ ἀγαθωσύνῃ, καὶ δικαιοσύνῃ, καὶ ἀληθείᾳ</w:t>
+      </w:r>
+    </w:p>
+    <w:p>
+      <w:pPr>
+        <w:bidi/>
+      </w:pPr>
+      <w:r>
+        <w:rPr>
+          <w:lang w:val="ar_AE" w:bidi="ar_AE"/>
+        </w:rPr>
+      </w:r>
+      <w:r>
+        <w:rPr>
+          <w:b/>
+          <w:lang w:val="ar_AE" w:bidi="ar_AE"/>
+        </w:rPr>
         <w:t>"</w:t>
       </w:r>
       <w:r>
@@ -35477,6 +40186,23 @@
           <w:b/>
           <w:lang w:val="ar_AE" w:bidi="ar_AE"/>
         </w:rPr>
+        <w:t>γὰρ</w:t>
+      </w:r>
+    </w:p>
+    <w:p>
+      <w:pPr>
+        <w:bidi/>
+      </w:pPr>
+      <w:r>
+        <w:rPr>
+          <w:lang w:val="ar_AE" w:bidi="ar_AE"/>
+        </w:rPr>
+      </w:r>
+      <w:r>
+        <w:rPr>
+          <w:b/>
+          <w:lang w:val="ar_AE" w:bidi="ar_AE"/>
+        </w:rPr>
         <w:t>"</w:t>
       </w:r>
       <w:r>
@@ -35596,6 +40322,23 @@
           <w:b/>
           <w:lang w:val="ar_AE" w:bidi="ar_AE"/>
         </w:rPr>
+        <w:t>μὴ συνκοινωνεῖτε τοῖς ἔργοις τοῖς ἀκάρποις τοῦ σκότους</w:t>
+      </w:r>
+    </w:p>
+    <w:p>
+      <w:pPr>
+        <w:bidi/>
+      </w:pPr>
+      <w:r>
+        <w:rPr>
+          <w:lang w:val="ar_AE" w:bidi="ar_AE"/>
+        </w:rPr>
+      </w:r>
+      <w:r>
+        <w:rPr>
+          <w:b/>
+          <w:lang w:val="ar_AE" w:bidi="ar_AE"/>
+        </w:rPr>
         <w:t>"</w:t>
       </w:r>
       <w:r>
@@ -35702,6 +40445,23 @@
           <w:b/>
           <w:lang w:val="ar_AE" w:bidi="ar_AE"/>
         </w:rPr>
+        <w:t>τοῖς ἔργοις τοῖς ἀκάρποις τοῦ σκότους</w:t>
+      </w:r>
+    </w:p>
+    <w:p>
+      <w:pPr>
+        <w:bidi/>
+      </w:pPr>
+      <w:r>
+        <w:rPr>
+          <w:lang w:val="ar_AE" w:bidi="ar_AE"/>
+        </w:rPr>
+      </w:r>
+      <w:r>
+        <w:rPr>
+          <w:b/>
+          <w:lang w:val="ar_AE" w:bidi="ar_AE"/>
+        </w:rPr>
         <w:t>"</w:t>
       </w:r>
       <w:r>
@@ -35808,6 +40568,23 @@
           <w:b/>
           <w:lang w:val="ar_AE" w:bidi="ar_AE"/>
         </w:rPr>
+        <w:t>τοῖς ἔργοις τοῖς ἀκάρποις τοῦ σκότους</w:t>
+      </w:r>
+    </w:p>
+    <w:p>
+      <w:pPr>
+        <w:bidi/>
+      </w:pPr>
+      <w:r>
+        <w:rPr>
+          <w:lang w:val="ar_AE" w:bidi="ar_AE"/>
+        </w:rPr>
+      </w:r>
+      <w:r>
+        <w:rPr>
+          <w:b/>
+          <w:lang w:val="ar_AE" w:bidi="ar_AE"/>
+        </w:rPr>
         <w:t>"</w:t>
       </w:r>
       <w:r>
@@ -35927,6 +40704,23 @@
           <w:b/>
           <w:lang w:val="ar_AE" w:bidi="ar_AE"/>
         </w:rPr>
+        <w:t>μᾶλλον δὲ</w:t>
+      </w:r>
+    </w:p>
+    <w:p>
+      <w:pPr>
+        <w:bidi/>
+      </w:pPr>
+      <w:r>
+        <w:rPr>
+          <w:lang w:val="ar_AE" w:bidi="ar_AE"/>
+        </w:rPr>
+      </w:r>
+      <w:r>
+        <w:rPr>
+          <w:b/>
+          <w:lang w:val="ar_AE" w:bidi="ar_AE"/>
+        </w:rPr>
         <w:t>"</w:t>
       </w:r>
       <w:r>
@@ -36046,6 +40840,23 @@
           <w:b/>
           <w:lang w:val="ar_AE" w:bidi="ar_AE"/>
         </w:rPr>
+        <w:t>ἐλέγχετε</w:t>
+      </w:r>
+    </w:p>
+    <w:p>
+      <w:pPr>
+        <w:bidi/>
+      </w:pPr>
+      <w:r>
+        <w:rPr>
+          <w:lang w:val="ar_AE" w:bidi="ar_AE"/>
+        </w:rPr>
+      </w:r>
+      <w:r>
+        <w:rPr>
+          <w:b/>
+          <w:lang w:val="ar_AE" w:bidi="ar_AE"/>
+        </w:rPr>
         <w:t>"</w:t>
       </w:r>
       <w:r>
@@ -36152,6 +40963,23 @@
           <w:b/>
           <w:lang w:val="ar_AE" w:bidi="ar_AE"/>
         </w:rPr>
+        <w:t>αὐτῶν</w:t>
+      </w:r>
+    </w:p>
+    <w:p>
+      <w:pPr>
+        <w:bidi/>
+      </w:pPr>
+      <w:r>
+        <w:rPr>
+          <w:lang w:val="ar_AE" w:bidi="ar_AE"/>
+        </w:rPr>
+      </w:r>
+      <w:r>
+        <w:rPr>
+          <w:b/>
+          <w:lang w:val="ar_AE" w:bidi="ar_AE"/>
+        </w:rPr>
         <w:t>"</w:t>
       </w:r>
       <w:r>
@@ -36354,6 +41182,23 @@
           <w:b/>
           <w:lang w:val="ar_AE" w:bidi="ar_AE"/>
         </w:rPr>
+        <w:t>δὲ</w:t>
+      </w:r>
+    </w:p>
+    <w:p>
+      <w:pPr>
+        <w:bidi/>
+      </w:pPr>
+      <w:r>
+        <w:rPr>
+          <w:lang w:val="ar_AE" w:bidi="ar_AE"/>
+        </w:rPr>
+      </w:r>
+      <w:r>
+        <w:rPr>
+          <w:b/>
+          <w:lang w:val="ar_AE" w:bidi="ar_AE"/>
+        </w:rPr>
         <w:t>"</w:t>
       </w:r>
       <w:r>
@@ -36473,6 +41318,23 @@
           <w:b/>
           <w:lang w:val="ar_AE" w:bidi="ar_AE"/>
         </w:rPr>
+        <w:t>πᾶν &amp; τὸ φανερούμενον φῶς ἐστιν</w:t>
+      </w:r>
+    </w:p>
+    <w:p>
+      <w:pPr>
+        <w:bidi/>
+      </w:pPr>
+      <w:r>
+        <w:rPr>
+          <w:lang w:val="ar_AE" w:bidi="ar_AE"/>
+        </w:rPr>
+      </w:r>
+      <w:r>
+        <w:rPr>
+          <w:b/>
+          <w:lang w:val="ar_AE" w:bidi="ar_AE"/>
+        </w:rPr>
         <w:t>"</w:t>
       </w:r>
       <w:r>
@@ -36711,6 +41573,23 @@
           <w:b/>
           <w:lang w:val="ar_AE" w:bidi="ar_AE"/>
         </w:rPr>
+        <w:t>ἔγειρε, ὁ καθεύδων, καὶ ἀνάστα ἐκ τῶν νεκρῶν</w:t>
+      </w:r>
+    </w:p>
+    <w:p>
+      <w:pPr>
+        <w:bidi/>
+      </w:pPr>
+      <w:r>
+        <w:rPr>
+          <w:lang w:val="ar_AE" w:bidi="ar_AE"/>
+        </w:rPr>
+      </w:r>
+      <w:r>
+        <w:rPr>
+          <w:b/>
+          <w:lang w:val="ar_AE" w:bidi="ar_AE"/>
+        </w:rPr>
         <w:t>""</w:t>
       </w:r>
       <w:r>
@@ -36817,6 +41696,23 @@
           <w:b/>
           <w:lang w:val="ar_AE" w:bidi="ar_AE"/>
         </w:rPr>
+        <w:t>ὁ καθεύδων</w:t>
+      </w:r>
+    </w:p>
+    <w:p>
+      <w:pPr>
+        <w:bidi/>
+      </w:pPr>
+      <w:r>
+        <w:rPr>
+          <w:lang w:val="ar_AE" w:bidi="ar_AE"/>
+        </w:rPr>
+      </w:r>
+      <w:r>
+        <w:rPr>
+          <w:b/>
+          <w:lang w:val="ar_AE" w:bidi="ar_AE"/>
+        </w:rPr>
         <w:t>"</w:t>
       </w:r>
       <w:r>
@@ -36923,6 +41819,23 @@
           <w:b/>
           <w:lang w:val="ar_AE" w:bidi="ar_AE"/>
         </w:rPr>
+        <w:t>ἐκ τῶν νεκρῶν</w:t>
+      </w:r>
+    </w:p>
+    <w:p>
+      <w:pPr>
+        <w:bidi/>
+      </w:pPr>
+      <w:r>
+        <w:rPr>
+          <w:lang w:val="ar_AE" w:bidi="ar_AE"/>
+        </w:rPr>
+      </w:r>
+      <w:r>
+        <w:rPr>
+          <w:b/>
+          <w:lang w:val="ar_AE" w:bidi="ar_AE"/>
+        </w:rPr>
         <w:t>"</w:t>
       </w:r>
       <w:r>
@@ -37042,6 +41955,23 @@
           <w:b/>
           <w:lang w:val="ar_AE" w:bidi="ar_AE"/>
         </w:rPr>
+        <w:t>ἐπιφαύσει σοι</w:t>
+      </w:r>
+    </w:p>
+    <w:p>
+      <w:pPr>
+        <w:bidi/>
+      </w:pPr>
+      <w:r>
+        <w:rPr>
+          <w:lang w:val="ar_AE" w:bidi="ar_AE"/>
+        </w:rPr>
+      </w:r>
+      <w:r>
+        <w:rPr>
+          <w:b/>
+          <w:lang w:val="ar_AE" w:bidi="ar_AE"/>
+        </w:rPr>
         <w:t>"</w:t>
       </w:r>
       <w:r>
@@ -37148,6 +42078,23 @@
           <w:b/>
           <w:lang w:val="ar_AE" w:bidi="ar_AE"/>
         </w:rPr>
+        <w:t>ἐπιφαύσει σοι ὁ Χριστός</w:t>
+      </w:r>
+    </w:p>
+    <w:p>
+      <w:pPr>
+        <w:bidi/>
+      </w:pPr>
+      <w:r>
+        <w:rPr>
+          <w:lang w:val="ar_AE" w:bidi="ar_AE"/>
+        </w:rPr>
+      </w:r>
+      <w:r>
+        <w:rPr>
+          <w:b/>
+          <w:lang w:val="ar_AE" w:bidi="ar_AE"/>
+        </w:rPr>
         <w:t>"</w:t>
       </w:r>
       <w:r>
@@ -37377,6 +42324,23 @@
           <w:b/>
           <w:lang w:val="ar_AE" w:bidi="ar_AE"/>
         </w:rPr>
+        <w:t>οὖν</w:t>
+      </w:r>
+    </w:p>
+    <w:p>
+      <w:pPr>
+        <w:bidi/>
+      </w:pPr>
+      <w:r>
+        <w:rPr>
+          <w:lang w:val="ar_AE" w:bidi="ar_AE"/>
+        </w:rPr>
+      </w:r>
+      <w:r>
+        <w:rPr>
+          <w:b/>
+          <w:lang w:val="ar_AE" w:bidi="ar_AE"/>
+        </w:rPr>
         <w:t>"</w:t>
       </w:r>
       <w:r>
@@ -37496,6 +42460,23 @@
           <w:b/>
           <w:lang w:val="ar_AE" w:bidi="ar_AE"/>
         </w:rPr>
+        <w:t>ἀλλ’</w:t>
+      </w:r>
+    </w:p>
+    <w:p>
+      <w:pPr>
+        <w:bidi/>
+      </w:pPr>
+      <w:r>
+        <w:rPr>
+          <w:lang w:val="ar_AE" w:bidi="ar_AE"/>
+        </w:rPr>
+      </w:r>
+      <w:r>
+        <w:rPr>
+          <w:b/>
+          <w:lang w:val="ar_AE" w:bidi="ar_AE"/>
+        </w:rPr>
         <w:t>"</w:t>
       </w:r>
       <w:r>
@@ -37721,6 +42702,23 @@
           <w:b/>
           <w:lang w:val="ar_AE" w:bidi="ar_AE"/>
         </w:rPr>
+        <w:t>ἐξαγοραζόμενοι τὸν καιρόν</w:t>
+      </w:r>
+    </w:p>
+    <w:p>
+      <w:pPr>
+        <w:bidi/>
+      </w:pPr>
+      <w:r>
+        <w:rPr>
+          <w:lang w:val="ar_AE" w:bidi="ar_AE"/>
+        </w:rPr>
+      </w:r>
+      <w:r>
+        <w:rPr>
+          <w:b/>
+          <w:lang w:val="ar_AE" w:bidi="ar_AE"/>
+        </w:rPr>
         <w:t>"</w:t>
       </w:r>
       <w:r>
@@ -37840,6 +42838,23 @@
           <w:b/>
           <w:lang w:val="ar_AE" w:bidi="ar_AE"/>
         </w:rPr>
+        <w:t>ὅτι αἱ ἡμέραι πονηραί εἰσιν</w:t>
+      </w:r>
+    </w:p>
+    <w:p>
+      <w:pPr>
+        <w:bidi/>
+      </w:pPr>
+      <w:r>
+        <w:rPr>
+          <w:lang w:val="ar_AE" w:bidi="ar_AE"/>
+        </w:rPr>
+      </w:r>
+      <w:r>
+        <w:rPr>
+          <w:b/>
+          <w:lang w:val="ar_AE" w:bidi="ar_AE"/>
+        </w:rPr>
         <w:t>"</w:t>
       </w:r>
       <w:r>
@@ -37959,6 +42974,23 @@
           <w:b/>
           <w:lang w:val="ar_AE" w:bidi="ar_AE"/>
         </w:rPr>
+        <w:t>ὅτι</w:t>
+      </w:r>
+    </w:p>
+    <w:p>
+      <w:pPr>
+        <w:bidi/>
+      </w:pPr>
+      <w:r>
+        <w:rPr>
+          <w:lang w:val="ar_AE" w:bidi="ar_AE"/>
+        </w:rPr>
+      </w:r>
+      <w:r>
+        <w:rPr>
+          <w:b/>
+          <w:lang w:val="ar_AE" w:bidi="ar_AE"/>
+        </w:rPr>
         <w:t>"</w:t>
       </w:r>
       <w:r>
@@ -38078,6 +43110,23 @@
           <w:b/>
           <w:lang w:val="ar_AE" w:bidi="ar_AE"/>
         </w:rPr>
+        <w:t>διὰ τοῦτο</w:t>
+      </w:r>
+    </w:p>
+    <w:p>
+      <w:pPr>
+        <w:bidi/>
+      </w:pPr>
+      <w:r>
+        <w:rPr>
+          <w:lang w:val="ar_AE" w:bidi="ar_AE"/>
+        </w:rPr>
+      </w:r>
+      <w:r>
+        <w:rPr>
+          <w:b/>
+          <w:lang w:val="ar_AE" w:bidi="ar_AE"/>
+        </w:rPr>
         <w:t>"</w:t>
       </w:r>
       <w:r>
@@ -38197,6 +43246,23 @@
           <w:b/>
           <w:lang w:val="ar_AE" w:bidi="ar_AE"/>
         </w:rPr>
+        <w:t>ἀλλὰ</w:t>
+      </w:r>
+    </w:p>
+    <w:p>
+      <w:pPr>
+        <w:bidi/>
+      </w:pPr>
+      <w:r>
+        <w:rPr>
+          <w:lang w:val="ar_AE" w:bidi="ar_AE"/>
+        </w:rPr>
+      </w:r>
+      <w:r>
+        <w:rPr>
+          <w:b/>
+          <w:lang w:val="ar_AE" w:bidi="ar_AE"/>
+        </w:rPr>
         <w:t>"</w:t>
       </w:r>
       <w:r>
@@ -38484,6 +43550,23 @@
           <w:b/>
           <w:lang w:val="ar_AE" w:bidi="ar_AE"/>
         </w:rPr>
+        <w:t>ἐν ᾧ ἐστιν ἀσωτία</w:t>
+      </w:r>
+    </w:p>
+    <w:p>
+      <w:pPr>
+        <w:bidi/>
+      </w:pPr>
+      <w:r>
+        <w:rPr>
+          <w:lang w:val="ar_AE" w:bidi="ar_AE"/>
+        </w:rPr>
+      </w:r>
+      <w:r>
+        <w:rPr>
+          <w:b/>
+          <w:lang w:val="ar_AE" w:bidi="ar_AE"/>
+        </w:rPr>
         <w:t>"</w:t>
       </w:r>
       <w:r>
@@ -38603,6 +43686,23 @@
           <w:b/>
           <w:lang w:val="ar_AE" w:bidi="ar_AE"/>
         </w:rPr>
+        <w:t>ἀλλὰ πληροῦσθε ἐν Πνεύματι</w:t>
+      </w:r>
+    </w:p>
+    <w:p>
+      <w:pPr>
+        <w:bidi/>
+      </w:pPr>
+      <w:r>
+        <w:rPr>
+          <w:lang w:val="ar_AE" w:bidi="ar_AE"/>
+        </w:rPr>
+      </w:r>
+      <w:r>
+        <w:rPr>
+          <w:b/>
+          <w:lang w:val="ar_AE" w:bidi="ar_AE"/>
+        </w:rPr>
         <w:t>"</w:t>
       </w:r>
       <w:r>
@@ -38687,6 +43787,23 @@
           <w:b/>
           <w:lang w:val="ar_AE" w:bidi="ar_AE"/>
         </w:rPr>
+        <w:t>ἀλλὰ</w:t>
+      </w:r>
+    </w:p>
+    <w:p>
+      <w:pPr>
+        <w:bidi/>
+      </w:pPr>
+      <w:r>
+        <w:rPr>
+          <w:lang w:val="ar_AE" w:bidi="ar_AE"/>
+        </w:rPr>
+      </w:r>
+      <w:r>
+        <w:rPr>
+          <w:b/>
+          <w:lang w:val="ar_AE" w:bidi="ar_AE"/>
+        </w:rPr>
         <w:t>"</w:t>
       </w:r>
       <w:r>
@@ -38806,6 +43923,23 @@
           <w:b/>
           <w:lang w:val="ar_AE" w:bidi="ar_AE"/>
         </w:rPr>
+        <w:t>ψαλμοῖς, καὶ ὕμνοις, καὶ ᾠδαῖς πνευματικαῖς</w:t>
+      </w:r>
+    </w:p>
+    <w:p>
+      <w:pPr>
+        <w:bidi/>
+      </w:pPr>
+      <w:r>
+        <w:rPr>
+          <w:lang w:val="ar_AE" w:bidi="ar_AE"/>
+        </w:rPr>
+      </w:r>
+      <w:r>
+        <w:rPr>
+          <w:b/>
+          <w:lang w:val="ar_AE" w:bidi="ar_AE"/>
+        </w:rPr>
         <w:t>"</w:t>
       </w:r>
       <w:r>
@@ -39002,6 +44136,23 @@
           <w:b/>
           <w:lang w:val="ar_AE" w:bidi="ar_AE"/>
         </w:rPr>
+        <w:t>ὕμνοις</w:t>
+      </w:r>
+    </w:p>
+    <w:p>
+      <w:pPr>
+        <w:bidi/>
+      </w:pPr>
+      <w:r>
+        <w:rPr>
+          <w:lang w:val="ar_AE" w:bidi="ar_AE"/>
+        </w:rPr>
+      </w:r>
+      <w:r>
+        <w:rPr>
+          <w:b/>
+          <w:lang w:val="ar_AE" w:bidi="ar_AE"/>
+        </w:rPr>
         <w:t>"</w:t>
       </w:r>
       <w:r>
@@ -39099,6 +44250,23 @@
           <w:b/>
           <w:lang w:val="ar_AE" w:bidi="ar_AE"/>
         </w:rPr>
+        <w:t>ᾠδαῖς πνευματικαῖς</w:t>
+      </w:r>
+    </w:p>
+    <w:p>
+      <w:pPr>
+        <w:bidi/>
+      </w:pPr>
+      <w:r>
+        <w:rPr>
+          <w:lang w:val="ar_AE" w:bidi="ar_AE"/>
+        </w:rPr>
+      </w:r>
+      <w:r>
+        <w:rPr>
+          <w:b/>
+          <w:lang w:val="ar_AE" w:bidi="ar_AE"/>
+        </w:rPr>
         <w:t>"</w:t>
       </w:r>
       <w:r>
@@ -39218,6 +44386,23 @@
           <w:b/>
           <w:lang w:val="ar_AE" w:bidi="ar_AE"/>
         </w:rPr>
+        <w:t>τῇ καρδίᾳ ὑμῶν</w:t>
+      </w:r>
+    </w:p>
+    <w:p>
+      <w:pPr>
+        <w:bidi/>
+      </w:pPr>
+      <w:r>
+        <w:rPr>
+          <w:lang w:val="ar_AE" w:bidi="ar_AE"/>
+        </w:rPr>
+      </w:r>
+      <w:r>
+        <w:rPr>
+          <w:b/>
+          <w:lang w:val="ar_AE" w:bidi="ar_AE"/>
+        </w:rPr>
         <w:t>"</w:t>
       </w:r>
       <w:r>
@@ -39337,6 +44522,23 @@
           <w:b/>
           <w:lang w:val="ar_AE" w:bidi="ar_AE"/>
         </w:rPr>
+        <w:t>ἐν ὀνόματι τοῦ Κυρίου ἡμῶν, Ἰησοῦ Χριστοῦ</w:t>
+      </w:r>
+    </w:p>
+    <w:p>
+      <w:pPr>
+        <w:bidi/>
+      </w:pPr>
+      <w:r>
+        <w:rPr>
+          <w:lang w:val="ar_AE" w:bidi="ar_AE"/>
+        </w:rPr>
+      </w:r>
+      <w:r>
+        <w:rPr>
+          <w:b/>
+          <w:lang w:val="ar_AE" w:bidi="ar_AE"/>
+        </w:rPr>
         <w:t>"</w:t>
       </w:r>
       <w:r>
@@ -39440,6 +44642,23 @@
         <w:rPr>
           <w:lang w:val="ar_AE" w:bidi="ar_AE"/>
         </w:rPr>
+      </w:r>
+    </w:p>
+    <w:p>
+      <w:pPr>
+        <w:bidi/>
+      </w:pPr>
+      <w:r>
+        <w:rPr>
+          <w:lang w:val="ar_AE" w:bidi="ar_AE"/>
+        </w:rPr>
+      </w:r>
+      <w:r>
+        <w:rPr>
+          <w:b/>
+          <w:lang w:val="ar_AE" w:bidi="ar_AE"/>
+        </w:rPr>
+        <w:t>τῷ Θεῷ καὶ Πατρί</w:t>
       </w:r>
     </w:p>
     <w:p>
@@ -39642,6 +44861,23 @@
           <w:b/>
           <w:lang w:val="ar_AE" w:bidi="ar_AE"/>
         </w:rPr>
+        <w:t>ὅτι</w:t>
+      </w:r>
+    </w:p>
+    <w:p>
+      <w:pPr>
+        <w:bidi/>
+      </w:pPr>
+      <w:r>
+        <w:rPr>
+          <w:lang w:val="ar_AE" w:bidi="ar_AE"/>
+        </w:rPr>
+      </w:r>
+      <w:r>
+        <w:rPr>
+          <w:b/>
+          <w:lang w:val="ar_AE" w:bidi="ar_AE"/>
+        </w:rPr>
         <w:t>"</w:t>
       </w:r>
       <w:r>
@@ -39761,6 +44997,23 @@
           <w:b/>
           <w:lang w:val="ar_AE" w:bidi="ar_AE"/>
         </w:rPr>
+        <w:t>κεφαλὴ τῆς γυναικὸς &amp; κεφαλὴ τῆς ἐκκλησίας</w:t>
+      </w:r>
+    </w:p>
+    <w:p>
+      <w:pPr>
+        <w:bidi/>
+      </w:pPr>
+      <w:r>
+        <w:rPr>
+          <w:lang w:val="ar_AE" w:bidi="ar_AE"/>
+        </w:rPr>
+      </w:r>
+      <w:r>
+        <w:rPr>
+          <w:b/>
+          <w:lang w:val="ar_AE" w:bidi="ar_AE"/>
+        </w:rPr>
         <w:t>"</w:t>
       </w:r>
       <w:r>
@@ -39894,6 +45147,23 @@
           <w:b/>
           <w:lang w:val="ar_AE" w:bidi="ar_AE"/>
         </w:rPr>
+        <w:t>τοῦ σώματος</w:t>
+      </w:r>
+    </w:p>
+    <w:p>
+      <w:pPr>
+        <w:bidi/>
+      </w:pPr>
+      <w:r>
+        <w:rPr>
+          <w:lang w:val="ar_AE" w:bidi="ar_AE"/>
+        </w:rPr>
+      </w:r>
+      <w:r>
+        <w:rPr>
+          <w:b/>
+          <w:lang w:val="ar_AE" w:bidi="ar_AE"/>
+        </w:rPr>
         <w:t>"</w:t>
       </w:r>
       <w:r>
@@ -40198,6 +45468,23 @@
           <w:b/>
           <w:lang w:val="ar_AE" w:bidi="ar_AE"/>
         </w:rPr>
+        <w:t>ἑαυτὸν παρέδωκεν</w:t>
+      </w:r>
+    </w:p>
+    <w:p>
+      <w:pPr>
+        <w:bidi/>
+      </w:pPr>
+      <w:r>
+        <w:rPr>
+          <w:lang w:val="ar_AE" w:bidi="ar_AE"/>
+        </w:rPr>
+      </w:r>
+      <w:r>
+        <w:rPr>
+          <w:b/>
+          <w:lang w:val="ar_AE" w:bidi="ar_AE"/>
+        </w:rPr>
         <w:t>"</w:t>
       </w:r>
       <w:r>
@@ -40282,6 +45569,23 @@
           <w:b/>
           <w:lang w:val="ar_AE" w:bidi="ar_AE"/>
         </w:rPr>
+        <w:t>ὑπὲρ αὐτῆς</w:t>
+      </w:r>
+    </w:p>
+    <w:p>
+      <w:pPr>
+        <w:bidi/>
+      </w:pPr>
+      <w:r>
+        <w:rPr>
+          <w:lang w:val="ar_AE" w:bidi="ar_AE"/>
+        </w:rPr>
+      </w:r>
+      <w:r>
+        <w:rPr>
+          <w:b/>
+          <w:lang w:val="ar_AE" w:bidi="ar_AE"/>
+        </w:rPr>
         <w:t>"</w:t>
       </w:r>
       <w:r>
@@ -40388,6 +45692,23 @@
           <w:b/>
           <w:lang w:val="ar_AE" w:bidi="ar_AE"/>
         </w:rPr>
+        <w:t>ἵνα</w:t>
+      </w:r>
+    </w:p>
+    <w:p>
+      <w:pPr>
+        <w:bidi/>
+      </w:pPr>
+      <w:r>
+        <w:rPr>
+          <w:lang w:val="ar_AE" w:bidi="ar_AE"/>
+        </w:rPr>
+      </w:r>
+      <w:r>
+        <w:rPr>
+          <w:b/>
+          <w:lang w:val="ar_AE" w:bidi="ar_AE"/>
+        </w:rPr>
         <w:t>"</w:t>
       </w:r>
       <w:r>
@@ -40507,6 +45828,23 @@
           <w:b/>
           <w:lang w:val="ar_AE" w:bidi="ar_AE"/>
         </w:rPr>
+        <w:t>αὐτὴν ἁγιάσῃ, καθαρίσας</w:t>
+      </w:r>
+    </w:p>
+    <w:p>
+      <w:pPr>
+        <w:bidi/>
+      </w:pPr>
+      <w:r>
+        <w:rPr>
+          <w:lang w:val="ar_AE" w:bidi="ar_AE"/>
+        </w:rPr>
+      </w:r>
+      <w:r>
+        <w:rPr>
+          <w:b/>
+          <w:lang w:val="ar_AE" w:bidi="ar_AE"/>
+        </w:rPr>
         <w:t>"</w:t>
       </w:r>
       <w:r>
@@ -40613,6 +45951,23 @@
           <w:b/>
           <w:lang w:val="ar_AE" w:bidi="ar_AE"/>
         </w:rPr>
+        <w:t>καθαρίσας τῷ λουτρῷ τοῦ ὕδατος ἐν ῥήματι</w:t>
+      </w:r>
+    </w:p>
+    <w:p>
+      <w:pPr>
+        <w:bidi/>
+      </w:pPr>
+      <w:r>
+        <w:rPr>
+          <w:lang w:val="ar_AE" w:bidi="ar_AE"/>
+        </w:rPr>
+      </w:r>
+      <w:r>
+        <w:rPr>
+          <w:b/>
+          <w:lang w:val="ar_AE" w:bidi="ar_AE"/>
+        </w:rPr>
         <w:t>"</w:t>
       </w:r>
       <w:r>
@@ -40758,6 +46113,23 @@
           <w:b/>
           <w:lang w:val="ar_AE" w:bidi="ar_AE"/>
         </w:rPr>
+        <w:t>ἵνα</w:t>
+      </w:r>
+    </w:p>
+    <w:p>
+      <w:pPr>
+        <w:bidi/>
+      </w:pPr>
+      <w:r>
+        <w:rPr>
+          <w:lang w:val="ar_AE" w:bidi="ar_AE"/>
+        </w:rPr>
+      </w:r>
+      <w:r>
+        <w:rPr>
+          <w:b/>
+          <w:lang w:val="ar_AE" w:bidi="ar_AE"/>
+        </w:rPr>
         <w:t>"</w:t>
       </w:r>
       <w:r>
@@ -40877,6 +46249,23 @@
           <w:b/>
           <w:lang w:val="ar_AE" w:bidi="ar_AE"/>
         </w:rPr>
+        <w:t>μὴ ἔχουσαν σπίλον, ἢ ῥυτίδα</w:t>
+      </w:r>
+    </w:p>
+    <w:p>
+      <w:pPr>
+        <w:bidi/>
+      </w:pPr>
+      <w:r>
+        <w:rPr>
+          <w:lang w:val="ar_AE" w:bidi="ar_AE"/>
+        </w:rPr>
+      </w:r>
+      <w:r>
+        <w:rPr>
+          <w:b/>
+          <w:lang w:val="ar_AE" w:bidi="ar_AE"/>
+        </w:rPr>
         <w:t>"</w:t>
       </w:r>
       <w:r>
@@ -41115,6 +46504,23 @@
           <w:b/>
           <w:lang w:val="ar_AE" w:bidi="ar_AE"/>
         </w:rPr>
+        <w:t>ἀλλ’</w:t>
+      </w:r>
+    </w:p>
+    <w:p>
+      <w:pPr>
+        <w:bidi/>
+      </w:pPr>
+      <w:r>
+        <w:rPr>
+          <w:lang w:val="ar_AE" w:bidi="ar_AE"/>
+        </w:rPr>
+      </w:r>
+      <w:r>
+        <w:rPr>
+          <w:b/>
+          <w:lang w:val="ar_AE" w:bidi="ar_AE"/>
+        </w:rPr>
         <w:t>"</w:t>
       </w:r>
       <w:r>
@@ -41234,6 +46640,23 @@
           <w:b/>
           <w:lang w:val="ar_AE" w:bidi="ar_AE"/>
         </w:rPr>
+        <w:t>ἵνα</w:t>
+      </w:r>
+    </w:p>
+    <w:p>
+      <w:pPr>
+        <w:bidi/>
+      </w:pPr>
+      <w:r>
+        <w:rPr>
+          <w:lang w:val="ar_AE" w:bidi="ar_AE"/>
+        </w:rPr>
+      </w:r>
+      <w:r>
+        <w:rPr>
+          <w:b/>
+          <w:lang w:val="ar_AE" w:bidi="ar_AE"/>
+        </w:rPr>
         <w:t>"</w:t>
       </w:r>
       <w:r>
@@ -41353,6 +46776,23 @@
           <w:b/>
           <w:lang w:val="ar_AE" w:bidi="ar_AE"/>
         </w:rPr>
+        <w:t>ἁγία καὶ ἄμωμος</w:t>
+      </w:r>
+    </w:p>
+    <w:p>
+      <w:pPr>
+        <w:bidi/>
+      </w:pPr>
+      <w:r>
+        <w:rPr>
+          <w:lang w:val="ar_AE" w:bidi="ar_AE"/>
+        </w:rPr>
+      </w:r>
+      <w:r>
+        <w:rPr>
+          <w:b/>
+          <w:lang w:val="ar_AE" w:bidi="ar_AE"/>
+        </w:rPr>
         <w:t>"</w:t>
       </w:r>
       <w:r>
@@ -41485,6 +46925,23 @@
           <w:b/>
           <w:lang w:val="ar_AE" w:bidi="ar_AE"/>
         </w:rPr>
+        <w:t>ὡς τὰ ἑαυτῶν σώματα</w:t>
+      </w:r>
+    </w:p>
+    <w:p>
+      <w:pPr>
+        <w:bidi/>
+      </w:pPr>
+      <w:r>
+        <w:rPr>
+          <w:lang w:val="ar_AE" w:bidi="ar_AE"/>
+        </w:rPr>
+      </w:r>
+      <w:r>
+        <w:rPr>
+          <w:b/>
+          <w:lang w:val="ar_AE" w:bidi="ar_AE"/>
+        </w:rPr>
         <w:t>"</w:t>
       </w:r>
       <w:r>
@@ -41604,6 +47061,23 @@
           <w:b/>
           <w:lang w:val="ar_AE" w:bidi="ar_AE"/>
         </w:rPr>
+        <w:t>ἀλλὰ ἐκτρέφει</w:t>
+      </w:r>
+    </w:p>
+    <w:p>
+      <w:pPr>
+        <w:bidi/>
+      </w:pPr>
+      <w:r>
+        <w:rPr>
+          <w:lang w:val="ar_AE" w:bidi="ar_AE"/>
+        </w:rPr>
+      </w:r>
+      <w:r>
+        <w:rPr>
+          <w:b/>
+          <w:lang w:val="ar_AE" w:bidi="ar_AE"/>
+        </w:rPr>
         <w:t>"</w:t>
       </w:r>
       <w:r>
@@ -41688,6 +47162,23 @@
           <w:b/>
           <w:lang w:val="ar_AE" w:bidi="ar_AE"/>
         </w:rPr>
+        <w:t>ἀλλὰ</w:t>
+      </w:r>
+    </w:p>
+    <w:p>
+      <w:pPr>
+        <w:bidi/>
+      </w:pPr>
+      <w:r>
+        <w:rPr>
+          <w:lang w:val="ar_AE" w:bidi="ar_AE"/>
+        </w:rPr>
+      </w:r>
+      <w:r>
+        <w:rPr>
+          <w:b/>
+          <w:lang w:val="ar_AE" w:bidi="ar_AE"/>
+        </w:rPr>
         <w:t>"لكن"</w:t>
       </w:r>
     </w:p>
@@ -41793,6 +47284,23 @@
           <w:b/>
           <w:lang w:val="ar_AE" w:bidi="ar_AE"/>
         </w:rPr>
+        <w:t>ὅτι</w:t>
+      </w:r>
+    </w:p>
+    <w:p>
+      <w:pPr>
+        <w:bidi/>
+      </w:pPr>
+      <w:r>
+        <w:rPr>
+          <w:lang w:val="ar_AE" w:bidi="ar_AE"/>
+        </w:rPr>
+      </w:r>
+      <w:r>
+        <w:rPr>
+          <w:b/>
+          <w:lang w:val="ar_AE" w:bidi="ar_AE"/>
+        </w:rPr>
         <w:t>"</w:t>
       </w:r>
       <w:r>
@@ -41912,6 +47420,23 @@
           <w:b/>
           <w:lang w:val="ar_AE" w:bidi="ar_AE"/>
         </w:rPr>
+        <w:t>μέλη ἐσμὲν τοῦ σώματος αὐτοῦ</w:t>
+      </w:r>
+    </w:p>
+    <w:p>
+      <w:pPr>
+        <w:bidi/>
+      </w:pPr>
+      <w:r>
+        <w:rPr>
+          <w:lang w:val="ar_AE" w:bidi="ar_AE"/>
+        </w:rPr>
+      </w:r>
+      <w:r>
+        <w:rPr>
+          <w:b/>
+          <w:lang w:val="ar_AE" w:bidi="ar_AE"/>
+        </w:rPr>
         <w:t>"</w:t>
       </w:r>
       <w:r>
@@ -42199,6 +47724,23 @@
           <w:b/>
           <w:lang w:val="ar_AE" w:bidi="ar_AE"/>
         </w:rPr>
+        <w:t>ἀντὶ τούτου</w:t>
+      </w:r>
+    </w:p>
+    <w:p>
+      <w:pPr>
+        <w:bidi/>
+      </w:pPr>
+      <w:r>
+        <w:rPr>
+          <w:lang w:val="ar_AE" w:bidi="ar_AE"/>
+        </w:rPr>
+      </w:r>
+      <w:r>
+        <w:rPr>
+          <w:b/>
+          <w:lang w:val="ar_AE" w:bidi="ar_AE"/>
+        </w:rPr>
         <w:t>"</w:t>
       </w:r>
       <w:r>
@@ -42486,6 +48028,23 @@
           <w:b/>
           <w:lang w:val="ar_AE" w:bidi="ar_AE"/>
         </w:rPr>
+        <w:t>γάρ</w:t>
+      </w:r>
+    </w:p>
+    <w:p>
+      <w:pPr>
+        <w:bidi/>
+      </w:pPr>
+      <w:r>
+        <w:rPr>
+          <w:lang w:val="ar_AE" w:bidi="ar_AE"/>
+        </w:rPr>
+      </w:r>
+      <w:r>
+        <w:rPr>
+          <w:b/>
+          <w:lang w:val="ar_AE" w:bidi="ar_AE"/>
+        </w:rPr>
         <w:t>"</w:t>
       </w:r>
       <w:r>
@@ -42710,6 +48269,23 @@
           <w:b/>
           <w:lang w:val="ar_AE" w:bidi="ar_AE"/>
         </w:rPr>
+        <w:t>ἵνα</w:t>
+      </w:r>
+    </w:p>
+    <w:p>
+      <w:pPr>
+        <w:bidi/>
+      </w:pPr>
+      <w:r>
+        <w:rPr>
+          <w:lang w:val="ar_AE" w:bidi="ar_AE"/>
+        </w:rPr>
+      </w:r>
+      <w:r>
+        <w:rPr>
+          <w:b/>
+          <w:lang w:val="ar_AE" w:bidi="ar_AE"/>
+        </w:rPr>
         <w:t>"</w:t>
       </w:r>
       <w:r>
@@ -42829,6 +48405,23 @@
           <w:b/>
           <w:lang w:val="ar_AE" w:bidi="ar_AE"/>
         </w:rPr>
+        <w:t>μὴ παροργίζετε τὰ τέκνα ὑμῶν</w:t>
+      </w:r>
+    </w:p>
+    <w:p>
+      <w:pPr>
+        <w:bidi/>
+      </w:pPr>
+      <w:r>
+        <w:rPr>
+          <w:lang w:val="ar_AE" w:bidi="ar_AE"/>
+        </w:rPr>
+      </w:r>
+      <w:r>
+        <w:rPr>
+          <w:b/>
+          <w:lang w:val="ar_AE" w:bidi="ar_AE"/>
+        </w:rPr>
         <w:t>"</w:t>
       </w:r>
       <w:r>
@@ -42913,6 +48506,23 @@
           <w:b/>
           <w:lang w:val="ar_AE" w:bidi="ar_AE"/>
         </w:rPr>
+        <w:t>ἀλλὰ</w:t>
+      </w:r>
+    </w:p>
+    <w:p>
+      <w:pPr>
+        <w:bidi/>
+      </w:pPr>
+      <w:r>
+        <w:rPr>
+          <w:lang w:val="ar_AE" w:bidi="ar_AE"/>
+        </w:rPr>
+      </w:r>
+      <w:r>
+        <w:rPr>
+          <w:b/>
+          <w:lang w:val="ar_AE" w:bidi="ar_AE"/>
+        </w:rPr>
         <w:t>"</w:t>
       </w:r>
       <w:r>
@@ -43032,6 +48642,23 @@
           <w:b/>
           <w:lang w:val="ar_AE" w:bidi="ar_AE"/>
         </w:rPr>
+        <w:t>ἐκτρέφετε αὐτὰ ἐν παιδείᾳ καὶ νουθεσίᾳ Κυρίου</w:t>
+      </w:r>
+    </w:p>
+    <w:p>
+      <w:pPr>
+        <w:bidi/>
+      </w:pPr>
+      <w:r>
+        <w:rPr>
+          <w:lang w:val="ar_AE" w:bidi="ar_AE"/>
+        </w:rPr>
+      </w:r>
+      <w:r>
+        <w:rPr>
+          <w:b/>
+          <w:lang w:val="ar_AE" w:bidi="ar_AE"/>
+        </w:rPr>
         <w:t>"</w:t>
       </w:r>
       <w:r>
@@ -43164,6 +48791,23 @@
           <w:b/>
           <w:lang w:val="ar_AE" w:bidi="ar_AE"/>
         </w:rPr>
+        <w:t>φόβου καὶ τρόμου</w:t>
+      </w:r>
+    </w:p>
+    <w:p>
+      <w:pPr>
+        <w:bidi/>
+      </w:pPr>
+      <w:r>
+        <w:rPr>
+          <w:lang w:val="ar_AE" w:bidi="ar_AE"/>
+        </w:rPr>
+      </w:r>
+      <w:r>
+        <w:rPr>
+          <w:b/>
+          <w:lang w:val="ar_AE" w:bidi="ar_AE"/>
+        </w:rPr>
         <w:t>"</w:t>
       </w:r>
       <w:r>
@@ -43283,6 +48927,23 @@
           <w:b/>
           <w:lang w:val="ar_AE" w:bidi="ar_AE"/>
         </w:rPr>
+        <w:t>καὶ τρόμου</w:t>
+      </w:r>
+    </w:p>
+    <w:p>
+      <w:pPr>
+        <w:bidi/>
+      </w:pPr>
+      <w:r>
+        <w:rPr>
+          <w:lang w:val="ar_AE" w:bidi="ar_AE"/>
+        </w:rPr>
+      </w:r>
+      <w:r>
+        <w:rPr>
+          <w:b/>
+          <w:lang w:val="ar_AE" w:bidi="ar_AE"/>
+        </w:rPr>
         <w:t>"</w:t>
       </w:r>
       <w:r>
@@ -43402,6 +49063,23 @@
           <w:b/>
           <w:lang w:val="ar_AE" w:bidi="ar_AE"/>
         </w:rPr>
+        <w:t>ἐν ἁπλότητι τῆς καρδίας ὑμῶν</w:t>
+      </w:r>
+    </w:p>
+    <w:p>
+      <w:pPr>
+        <w:bidi/>
+      </w:pPr>
+      <w:r>
+        <w:rPr>
+          <w:lang w:val="ar_AE" w:bidi="ar_AE"/>
+        </w:rPr>
+      </w:r>
+      <w:r>
+        <w:rPr>
+          <w:b/>
+          <w:lang w:val="ar_AE" w:bidi="ar_AE"/>
+        </w:rPr>
         <w:t>"</w:t>
       </w:r>
       <w:r>
@@ -43521,6 +49199,23 @@
           <w:b/>
           <w:lang w:val="ar_AE" w:bidi="ar_AE"/>
         </w:rPr>
+        <w:t>ἐν ἁπλότητι</w:t>
+      </w:r>
+    </w:p>
+    <w:p>
+      <w:pPr>
+        <w:bidi/>
+      </w:pPr>
+      <w:r>
+        <w:rPr>
+          <w:lang w:val="ar_AE" w:bidi="ar_AE"/>
+        </w:rPr>
+      </w:r>
+      <w:r>
+        <w:rPr>
+          <w:b/>
+          <w:lang w:val="ar_AE" w:bidi="ar_AE"/>
+        </w:rPr>
         <w:t>"</w:t>
       </w:r>
       <w:r>
@@ -43640,6 +49335,23 @@
           <w:b/>
           <w:lang w:val="ar_AE" w:bidi="ar_AE"/>
         </w:rPr>
+        <w:t>ὡς τῷ Χριστῷ</w:t>
+      </w:r>
+    </w:p>
+    <w:p>
+      <w:pPr>
+        <w:bidi/>
+      </w:pPr>
+      <w:r>
+        <w:rPr>
+          <w:lang w:val="ar_AE" w:bidi="ar_AE"/>
+        </w:rPr>
+      </w:r>
+      <w:r>
+        <w:rPr>
+          <w:b/>
+          <w:lang w:val="ar_AE" w:bidi="ar_AE"/>
+        </w:rPr>
         <w:t>"</w:t>
       </w:r>
       <w:r>
@@ -43746,6 +49458,23 @@
           <w:b/>
           <w:lang w:val="ar_AE" w:bidi="ar_AE"/>
         </w:rPr>
+        <w:t>ἀλλ’</w:t>
+      </w:r>
+    </w:p>
+    <w:p>
+      <w:pPr>
+        <w:bidi/>
+      </w:pPr>
+      <w:r>
+        <w:rPr>
+          <w:lang w:val="ar_AE" w:bidi="ar_AE"/>
+        </w:rPr>
+      </w:r>
+      <w:r>
+        <w:rPr>
+          <w:b/>
+          <w:lang w:val="ar_AE" w:bidi="ar_AE"/>
+        </w:rPr>
         <w:t>"</w:t>
       </w:r>
       <w:r>
@@ -43865,6 +49594,23 @@
           <w:b/>
           <w:lang w:val="ar_AE" w:bidi="ar_AE"/>
         </w:rPr>
+        <w:t>ὡς δοῦλοι Χριστοῦ</w:t>
+      </w:r>
+    </w:p>
+    <w:p>
+      <w:pPr>
+        <w:bidi/>
+      </w:pPr>
+      <w:r>
+        <w:rPr>
+          <w:lang w:val="ar_AE" w:bidi="ar_AE"/>
+        </w:rPr>
+      </w:r>
+      <w:r>
+        <w:rPr>
+          <w:b/>
+          <w:lang w:val="ar_AE" w:bidi="ar_AE"/>
+        </w:rPr>
         <w:t>"</w:t>
       </w:r>
       <w:r>
@@ -43949,6 +49695,23 @@
           <w:b/>
           <w:lang w:val="ar_AE" w:bidi="ar_AE"/>
         </w:rPr>
+        <w:t>ἐκ ψυχῆς</w:t>
+      </w:r>
+    </w:p>
+    <w:p>
+      <w:pPr>
+        <w:bidi/>
+      </w:pPr>
+      <w:r>
+        <w:rPr>
+          <w:lang w:val="ar_AE" w:bidi="ar_AE"/>
+        </w:rPr>
+      </w:r>
+      <w:r>
+        <w:rPr>
+          <w:b/>
+          <w:lang w:val="ar_AE" w:bidi="ar_AE"/>
+        </w:rPr>
         <w:t>"</w:t>
       </w:r>
       <w:r>
@@ -44052,6 +49815,23 @@
         <w:rPr>
           <w:lang w:val="ar_AE" w:bidi="ar_AE"/>
         </w:rPr>
+      </w:r>
+    </w:p>
+    <w:p>
+      <w:pPr>
+        <w:bidi/>
+      </w:pPr>
+      <w:r>
+        <w:rPr>
+          <w:lang w:val="ar_AE" w:bidi="ar_AE"/>
+        </w:rPr>
+      </w:r>
+      <w:r>
+        <w:rPr>
+          <w:b/>
+          <w:lang w:val="ar_AE" w:bidi="ar_AE"/>
+        </w:rPr>
+        <w:t>τὰ αὐτὰ ποιεῖτε πρὸς αὐτούς</w:t>
       </w:r>
     </w:p>
     <w:p>
@@ -44217,6 +49997,23 @@
           <w:b/>
           <w:lang w:val="ar_AE" w:bidi="ar_AE"/>
         </w:rPr>
+        <w:t>εἰδότες ὅτι καὶ αὐτῶν καὶ ὑμῶν ὁ Κύριός ἐστιν ἐν οὐρανοῖς</w:t>
+      </w:r>
+    </w:p>
+    <w:p>
+      <w:pPr>
+        <w:bidi/>
+      </w:pPr>
+      <w:r>
+        <w:rPr>
+          <w:lang w:val="ar_AE" w:bidi="ar_AE"/>
+        </w:rPr>
+      </w:r>
+      <w:r>
+        <w:rPr>
+          <w:b/>
+          <w:lang w:val="ar_AE" w:bidi="ar_AE"/>
+        </w:rPr>
         <w:t>"</w:t>
       </w:r>
       <w:r>
@@ -44285,6 +50082,23 @@
         <w:rPr>
           <w:lang w:val="ar_AE" w:bidi="ar_AE"/>
         </w:rPr>
+      </w:r>
+    </w:p>
+    <w:p>
+      <w:pPr>
+        <w:bidi/>
+      </w:pPr>
+      <w:r>
+        <w:rPr>
+          <w:lang w:val="ar_AE" w:bidi="ar_AE"/>
+        </w:rPr>
+      </w:r>
+      <w:r>
+        <w:rPr>
+          <w:b/>
+          <w:lang w:val="ar_AE" w:bidi="ar_AE"/>
+        </w:rPr>
+        <w:t>προσωπολημψία οὐκ ἔστιν παρ’ αὐτῷ</w:t>
       </w:r>
     </w:p>
     <w:p>
@@ -44593,6 +50407,23 @@
           <w:b/>
           <w:lang w:val="ar_AE" w:bidi="ar_AE"/>
         </w:rPr>
+        <w:t>ἐνδύσασθε τὴν πανοπλίαν τοῦ Θεοῦ, πρὸς τὸ δύνασθαι ὑμᾶς στῆναι πρὸς τὰς μεθοδίας τοῦ διαβόλου</w:t>
+      </w:r>
+    </w:p>
+    <w:p>
+      <w:pPr>
+        <w:bidi/>
+      </w:pPr>
+      <w:r>
+        <w:rPr>
+          <w:lang w:val="ar_AE" w:bidi="ar_AE"/>
+        </w:rPr>
+      </w:r>
+      <w:r>
+        <w:rPr>
+          <w:b/>
+          <w:lang w:val="ar_AE" w:bidi="ar_AE"/>
+        </w:rPr>
         <w:t>"</w:t>
       </w:r>
       <w:r>
@@ -44725,6 +50556,23 @@
           <w:b/>
           <w:lang w:val="ar_AE" w:bidi="ar_AE"/>
         </w:rPr>
+        <w:t>τὰς μεθοδίας</w:t>
+      </w:r>
+    </w:p>
+    <w:p>
+      <w:pPr>
+        <w:bidi/>
+      </w:pPr>
+      <w:r>
+        <w:rPr>
+          <w:lang w:val="ar_AE" w:bidi="ar_AE"/>
+        </w:rPr>
+      </w:r>
+      <w:r>
+        <w:rPr>
+          <w:b/>
+          <w:lang w:val="ar_AE" w:bidi="ar_AE"/>
+        </w:rPr>
         <w:t>"</w:t>
       </w:r>
       <w:r>
@@ -44809,6 +50657,23 @@
           <w:b/>
           <w:lang w:val="ar_AE" w:bidi="ar_AE"/>
         </w:rPr>
+        <w:t>ὅτι</w:t>
+      </w:r>
+    </w:p>
+    <w:p>
+      <w:pPr>
+        <w:bidi/>
+      </w:pPr>
+      <w:r>
+        <w:rPr>
+          <w:lang w:val="ar_AE" w:bidi="ar_AE"/>
+        </w:rPr>
+      </w:r>
+      <w:r>
+        <w:rPr>
+          <w:b/>
+          <w:lang w:val="ar_AE" w:bidi="ar_AE"/>
+        </w:rPr>
         <w:t>"</w:t>
       </w:r>
       <w:r>
@@ -44941,6 +50806,23 @@
           <w:b/>
           <w:lang w:val="ar_AE" w:bidi="ar_AE"/>
         </w:rPr>
+        <w:t>αἷμα καὶ σάρκα</w:t>
+      </w:r>
+    </w:p>
+    <w:p>
+      <w:pPr>
+        <w:bidi/>
+      </w:pPr>
+      <w:r>
+        <w:rPr>
+          <w:lang w:val="ar_AE" w:bidi="ar_AE"/>
+        </w:rPr>
+      </w:r>
+      <w:r>
+        <w:rPr>
+          <w:b/>
+          <w:lang w:val="ar_AE" w:bidi="ar_AE"/>
+        </w:rPr>
         <w:t>"</w:t>
       </w:r>
       <w:r>
@@ -45047,6 +50929,23 @@
           <w:b/>
           <w:lang w:val="ar_AE" w:bidi="ar_AE"/>
         </w:rPr>
+        <w:t>ἀλλὰ</w:t>
+      </w:r>
+    </w:p>
+    <w:p>
+      <w:pPr>
+        <w:bidi/>
+      </w:pPr>
+      <w:r>
+        <w:rPr>
+          <w:lang w:val="ar_AE" w:bidi="ar_AE"/>
+        </w:rPr>
+      </w:r>
+      <w:r>
+        <w:rPr>
+          <w:b/>
+          <w:lang w:val="ar_AE" w:bidi="ar_AE"/>
+        </w:rPr>
         <w:t>"</w:t>
       </w:r>
       <w:r>
@@ -45285,6 +51184,23 @@
           <w:b/>
           <w:lang w:val="ar_AE" w:bidi="ar_AE"/>
         </w:rPr>
+        <w:t>τοῦ σκότους τούτου</w:t>
+      </w:r>
+    </w:p>
+    <w:p>
+      <w:pPr>
+        <w:bidi/>
+      </w:pPr>
+      <w:r>
+        <w:rPr>
+          <w:lang w:val="ar_AE" w:bidi="ar_AE"/>
+        </w:rPr>
+      </w:r>
+      <w:r>
+        <w:rPr>
+          <w:b/>
+          <w:lang w:val="ar_AE" w:bidi="ar_AE"/>
+        </w:rPr>
         <w:t>"</w:t>
       </w:r>
       <w:r>
@@ -45404,6 +51320,23 @@
           <w:b/>
           <w:lang w:val="ar_AE" w:bidi="ar_AE"/>
         </w:rPr>
+        <w:t>διὰ τοῦτο, ἀναλάβετε τὴν πανοπλίαν τοῦ Θεοῦ</w:t>
+      </w:r>
+    </w:p>
+    <w:p>
+      <w:pPr>
+        <w:bidi/>
+      </w:pPr>
+      <w:r>
+        <w:rPr>
+          <w:lang w:val="ar_AE" w:bidi="ar_AE"/>
+        </w:rPr>
+      </w:r>
+      <w:r>
+        <w:rPr>
+          <w:b/>
+          <w:lang w:val="ar_AE" w:bidi="ar_AE"/>
+        </w:rPr>
         <w:t>"</w:t>
       </w:r>
       <w:r>
@@ -45536,6 +51469,23 @@
           <w:b/>
           <w:lang w:val="ar_AE" w:bidi="ar_AE"/>
         </w:rPr>
+        <w:t>διὰ τοῦτο</w:t>
+      </w:r>
+    </w:p>
+    <w:p>
+      <w:pPr>
+        <w:bidi/>
+      </w:pPr>
+      <w:r>
+        <w:rPr>
+          <w:lang w:val="ar_AE" w:bidi="ar_AE"/>
+        </w:rPr>
+      </w:r>
+      <w:r>
+        <w:rPr>
+          <w:b/>
+          <w:lang w:val="ar_AE" w:bidi="ar_AE"/>
+        </w:rPr>
         <w:t>"</w:t>
       </w:r>
       <w:r>
@@ -45655,6 +51605,23 @@
           <w:b/>
           <w:lang w:val="ar_AE" w:bidi="ar_AE"/>
         </w:rPr>
+        <w:t>ἵνα δυνηθῆτε ἀντιστῆναι ἐν τῇ ἡμέρᾳ τῇ πονηρᾷ</w:t>
+      </w:r>
+    </w:p>
+    <w:p>
+      <w:pPr>
+        <w:bidi/>
+      </w:pPr>
+      <w:r>
+        <w:rPr>
+          <w:lang w:val="ar_AE" w:bidi="ar_AE"/>
+        </w:rPr>
+      </w:r>
+      <w:r>
+        <w:rPr>
+          <w:b/>
+          <w:lang w:val="ar_AE" w:bidi="ar_AE"/>
+        </w:rPr>
         <w:t>"</w:t>
       </w:r>
       <w:r>
@@ -45774,6 +51741,23 @@
           <w:b/>
           <w:lang w:val="ar_AE" w:bidi="ar_AE"/>
         </w:rPr>
+        <w:t>ἵνα δυνηθῆτε ἀντιστῆναι</w:t>
+      </w:r>
+    </w:p>
+    <w:p>
+      <w:pPr>
+        <w:bidi/>
+      </w:pPr>
+      <w:r>
+        <w:rPr>
+          <w:lang w:val="ar_AE" w:bidi="ar_AE"/>
+        </w:rPr>
+      </w:r>
+      <w:r>
+        <w:rPr>
+          <w:b/>
+          <w:lang w:val="ar_AE" w:bidi="ar_AE"/>
+        </w:rPr>
         <w:t>"</w:t>
       </w:r>
       <w:r>
@@ -45893,6 +51877,23 @@
           <w:b/>
           <w:lang w:val="ar_AE" w:bidi="ar_AE"/>
         </w:rPr>
+        <w:t>ἵνα</w:t>
+      </w:r>
+    </w:p>
+    <w:p>
+      <w:pPr>
+        <w:bidi/>
+      </w:pPr>
+      <w:r>
+        <w:rPr>
+          <w:lang w:val="ar_AE" w:bidi="ar_AE"/>
+        </w:rPr>
+      </w:r>
+      <w:r>
+        <w:rPr>
+          <w:b/>
+          <w:lang w:val="ar_AE" w:bidi="ar_AE"/>
+        </w:rPr>
         <w:t>"</w:t>
       </w:r>
       <w:r>
@@ -45996,6 +51997,23 @@
         <w:rPr>
           <w:lang w:val="ar_AE" w:bidi="ar_AE"/>
         </w:rPr>
+      </w:r>
+    </w:p>
+    <w:p>
+      <w:pPr>
+        <w:bidi/>
+      </w:pPr>
+      <w:r>
+        <w:rPr>
+          <w:lang w:val="ar_AE" w:bidi="ar_AE"/>
+        </w:rPr>
+      </w:r>
+      <w:r>
+        <w:rPr>
+          <w:b/>
+          <w:lang w:val="ar_AE" w:bidi="ar_AE"/>
+        </w:rPr>
+        <w:t>στῆτε οὖν</w:t>
       </w:r>
     </w:p>
     <w:p>
@@ -46162,6 +52180,23 @@
           <w:b/>
           <w:lang w:val="ar_AE" w:bidi="ar_AE"/>
         </w:rPr>
+        <w:t>οὖν</w:t>
+      </w:r>
+    </w:p>
+    <w:p>
+      <w:pPr>
+        <w:bidi/>
+      </w:pPr>
+      <w:r>
+        <w:rPr>
+          <w:lang w:val="ar_AE" w:bidi="ar_AE"/>
+        </w:rPr>
+      </w:r>
+      <w:r>
+        <w:rPr>
+          <w:b/>
+          <w:lang w:val="ar_AE" w:bidi="ar_AE"/>
+        </w:rPr>
         <w:t>"</w:t>
       </w:r>
       <w:r>
@@ -46400,6 +52435,23 @@
           <w:b/>
           <w:lang w:val="ar_AE" w:bidi="ar_AE"/>
         </w:rPr>
+        <w:t>ἀληθείᾳ</w:t>
+      </w:r>
+    </w:p>
+    <w:p>
+      <w:pPr>
+        <w:bidi/>
+      </w:pPr>
+      <w:r>
+        <w:rPr>
+          <w:lang w:val="ar_AE" w:bidi="ar_AE"/>
+        </w:rPr>
+      </w:r>
+      <w:r>
+        <w:rPr>
+          <w:b/>
+          <w:lang w:val="ar_AE" w:bidi="ar_AE"/>
+        </w:rPr>
         <w:t>"</w:t>
       </w:r>
       <w:r>
@@ -46519,6 +52571,23 @@
           <w:b/>
           <w:lang w:val="ar_AE" w:bidi="ar_AE"/>
         </w:rPr>
+        <w:t>ἐνδυσάμενοι τὸν θώρακα τῆς δικαιοσύνης</w:t>
+      </w:r>
+    </w:p>
+    <w:p>
+      <w:pPr>
+        <w:bidi/>
+      </w:pPr>
+      <w:r>
+        <w:rPr>
+          <w:lang w:val="ar_AE" w:bidi="ar_AE"/>
+        </w:rPr>
+      </w:r>
+      <w:r>
+        <w:rPr>
+          <w:b/>
+          <w:lang w:val="ar_AE" w:bidi="ar_AE"/>
+        </w:rPr>
         <w:t>"</w:t>
       </w:r>
       <w:r>
@@ -46651,6 +52720,23 @@
           <w:b/>
           <w:lang w:val="ar_AE" w:bidi="ar_AE"/>
         </w:rPr>
+        <w:t>δικαιοσύνης</w:t>
+      </w:r>
+    </w:p>
+    <w:p>
+      <w:pPr>
+        <w:bidi/>
+      </w:pPr>
+      <w:r>
+        <w:rPr>
+          <w:lang w:val="ar_AE" w:bidi="ar_AE"/>
+        </w:rPr>
+      </w:r>
+      <w:r>
+        <w:rPr>
+          <w:b/>
+          <w:lang w:val="ar_AE" w:bidi="ar_AE"/>
+        </w:rPr>
         <w:t>"</w:t>
       </w:r>
       <w:r>
@@ -46770,6 +52856,23 @@
           <w:b/>
           <w:lang w:val="ar_AE" w:bidi="ar_AE"/>
         </w:rPr>
+        <w:t>ὑποδησάμενοι τοὺς πόδας ἐν ἑτοιμασίᾳ τοῦ εὐαγγελίου τῆς εἰρήνης</w:t>
+      </w:r>
+    </w:p>
+    <w:p>
+      <w:pPr>
+        <w:bidi/>
+      </w:pPr>
+      <w:r>
+        <w:rPr>
+          <w:lang w:val="ar_AE" w:bidi="ar_AE"/>
+        </w:rPr>
+      </w:r>
+      <w:r>
+        <w:rPr>
+          <w:b/>
+          <w:lang w:val="ar_AE" w:bidi="ar_AE"/>
+        </w:rPr>
         <w:t>"</w:t>
       </w:r>
       <w:r>
@@ -46889,6 +52992,23 @@
           <w:b/>
           <w:lang w:val="ar_AE" w:bidi="ar_AE"/>
         </w:rPr>
+        <w:t>εἰρήνης</w:t>
+      </w:r>
+    </w:p>
+    <w:p>
+      <w:pPr>
+        <w:bidi/>
+      </w:pPr>
+      <w:r>
+        <w:rPr>
+          <w:lang w:val="ar_AE" w:bidi="ar_AE"/>
+        </w:rPr>
+      </w:r>
+      <w:r>
+        <w:rPr>
+          <w:b/>
+          <w:lang w:val="ar_AE" w:bidi="ar_AE"/>
+        </w:rPr>
         <w:t>"</w:t>
       </w:r>
       <w:r>
@@ -47008,6 +53128,23 @@
           <w:b/>
           <w:lang w:val="ar_AE" w:bidi="ar_AE"/>
         </w:rPr>
+        <w:t>ἐν πᾶσιν ἀναλαβόντες τὸν θυρεὸν τῆς πίστεως</w:t>
+      </w:r>
+    </w:p>
+    <w:p>
+      <w:pPr>
+        <w:bidi/>
+      </w:pPr>
+      <w:r>
+        <w:rPr>
+          <w:lang w:val="ar_AE" w:bidi="ar_AE"/>
+        </w:rPr>
+      </w:r>
+      <w:r>
+        <w:rPr>
+          <w:b/>
+          <w:lang w:val="ar_AE" w:bidi="ar_AE"/>
+        </w:rPr>
         <w:t>"</w:t>
       </w:r>
       <w:r>
@@ -47127,6 +53264,23 @@
           <w:b/>
           <w:lang w:val="ar_AE" w:bidi="ar_AE"/>
         </w:rPr>
+        <w:t>τῆς πίστεως</w:t>
+      </w:r>
+    </w:p>
+    <w:p>
+      <w:pPr>
+        <w:bidi/>
+      </w:pPr>
+      <w:r>
+        <w:rPr>
+          <w:lang w:val="ar_AE" w:bidi="ar_AE"/>
+        </w:rPr>
+      </w:r>
+      <w:r>
+        <w:rPr>
+          <w:b/>
+          <w:lang w:val="ar_AE" w:bidi="ar_AE"/>
+        </w:rPr>
         <w:t>"</w:t>
       </w:r>
       <w:r>
@@ -47246,6 +53400,23 @@
           <w:b/>
           <w:lang w:val="ar_AE" w:bidi="ar_AE"/>
         </w:rPr>
+        <w:t>τὰ βέλη τοῦ πονηροῦ πεπυρωμένα</w:t>
+      </w:r>
+    </w:p>
+    <w:p>
+      <w:pPr>
+        <w:bidi/>
+      </w:pPr>
+      <w:r>
+        <w:rPr>
+          <w:lang w:val="ar_AE" w:bidi="ar_AE"/>
+        </w:rPr>
+      </w:r>
+      <w:r>
+        <w:rPr>
+          <w:b/>
+          <w:lang w:val="ar_AE" w:bidi="ar_AE"/>
+        </w:rPr>
         <w:t>"</w:t>
       </w:r>
       <w:r>
@@ -47365,6 +53536,23 @@
           <w:b/>
           <w:lang w:val="ar_AE" w:bidi="ar_AE"/>
         </w:rPr>
+        <w:t>τὴν περικεφαλαίαν τοῦ σωτηρίου δέξασθε</w:t>
+      </w:r>
+    </w:p>
+    <w:p>
+      <w:pPr>
+        <w:bidi/>
+      </w:pPr>
+      <w:r>
+        <w:rPr>
+          <w:lang w:val="ar_AE" w:bidi="ar_AE"/>
+        </w:rPr>
+      </w:r>
+      <w:r>
+        <w:rPr>
+          <w:b/>
+          <w:lang w:val="ar_AE" w:bidi="ar_AE"/>
+        </w:rPr>
         <w:t>"</w:t>
       </w:r>
       <w:r>
@@ -47497,6 +53685,23 @@
           <w:b/>
           <w:lang w:val="ar_AE" w:bidi="ar_AE"/>
         </w:rPr>
+        <w:t>τοῦ σωτηρίου</w:t>
+      </w:r>
+    </w:p>
+    <w:p>
+      <w:pPr>
+        <w:bidi/>
+      </w:pPr>
+      <w:r>
+        <w:rPr>
+          <w:lang w:val="ar_AE" w:bidi="ar_AE"/>
+        </w:rPr>
+      </w:r>
+      <w:r>
+        <w:rPr>
+          <w:b/>
+          <w:lang w:val="ar_AE" w:bidi="ar_AE"/>
+        </w:rPr>
         <w:t>"</w:t>
       </w:r>
       <w:r>
@@ -47616,6 +53821,23 @@
           <w:b/>
           <w:lang w:val="ar_AE" w:bidi="ar_AE"/>
         </w:rPr>
+        <w:t>τὴν μάχαιραν τοῦ Πνεύματος, ὅ ἐστιν ῥῆμα Θεοῦ</w:t>
+      </w:r>
+    </w:p>
+    <w:p>
+      <w:pPr>
+        <w:bidi/>
+      </w:pPr>
+      <w:r>
+        <w:rPr>
+          <w:lang w:val="ar_AE" w:bidi="ar_AE"/>
+        </w:rPr>
+      </w:r>
+      <w:r>
+        <w:rPr>
+          <w:b/>
+          <w:lang w:val="ar_AE" w:bidi="ar_AE"/>
+        </w:rPr>
         <w:t>"</w:t>
       </w:r>
       <w:r>
@@ -47722,6 +53944,23 @@
           <w:b/>
           <w:lang w:val="ar_AE" w:bidi="ar_AE"/>
         </w:rPr>
+        <w:t>διὰ πάσης προσευχῆς καὶ δεήσεως, προσευχόμενοι ἐν παντὶ καιρῷ ἐν Πνεύματι</w:t>
+      </w:r>
+    </w:p>
+    <w:p>
+      <w:pPr>
+        <w:bidi/>
+      </w:pPr>
+      <w:r>
+        <w:rPr>
+          <w:lang w:val="ar_AE" w:bidi="ar_AE"/>
+        </w:rPr>
+      </w:r>
+      <w:r>
+        <w:rPr>
+          <w:b/>
+          <w:lang w:val="ar_AE" w:bidi="ar_AE"/>
+        </w:rPr>
         <w:t>"</w:t>
       </w:r>
       <w:r>
@@ -47806,6 +54045,23 @@
           <w:b/>
           <w:lang w:val="ar_AE" w:bidi="ar_AE"/>
         </w:rPr>
+        <w:t>εἰς αὐτὸ</w:t>
+      </w:r>
+    </w:p>
+    <w:p>
+      <w:pPr>
+        <w:bidi/>
+      </w:pPr>
+      <w:r>
+        <w:rPr>
+          <w:lang w:val="ar_AE" w:bidi="ar_AE"/>
+        </w:rPr>
+      </w:r>
+      <w:r>
+        <w:rPr>
+          <w:b/>
+          <w:lang w:val="ar_AE" w:bidi="ar_AE"/>
+        </w:rPr>
         <w:t>"</w:t>
       </w:r>
       <w:r>
@@ -47925,6 +54181,23 @@
           <w:b/>
           <w:lang w:val="ar_AE" w:bidi="ar_AE"/>
         </w:rPr>
+        <w:t>ἀγρυπνοῦντες ἐν πάσῃ προσκαρτερήσει καὶ δεήσει περὶ πάντων τῶν ἁγίων</w:t>
+      </w:r>
+    </w:p>
+    <w:p>
+      <w:pPr>
+        <w:bidi/>
+      </w:pPr>
+      <w:r>
+        <w:rPr>
+          <w:lang w:val="ar_AE" w:bidi="ar_AE"/>
+        </w:rPr>
+      </w:r>
+      <w:r>
+        <w:rPr>
+          <w:b/>
+          <w:lang w:val="ar_AE" w:bidi="ar_AE"/>
+        </w:rPr>
         <w:t>"</w:t>
       </w:r>
       <w:r>
@@ -48114,6 +54387,23 @@
           <w:b/>
           <w:lang w:val="ar_AE" w:bidi="ar_AE"/>
         </w:rPr>
+        <w:t>ἵνα μοι δοθῇ λόγος</w:t>
+      </w:r>
+    </w:p>
+    <w:p>
+      <w:pPr>
+        <w:bidi/>
+      </w:pPr>
+      <w:r>
+        <w:rPr>
+          <w:lang w:val="ar_AE" w:bidi="ar_AE"/>
+        </w:rPr>
+      </w:r>
+      <w:r>
+        <w:rPr>
+          <w:b/>
+          <w:lang w:val="ar_AE" w:bidi="ar_AE"/>
+        </w:rPr>
         <w:t>"</w:t>
       </w:r>
       <w:r>
@@ -48220,6 +54510,23 @@
           <w:b/>
           <w:lang w:val="ar_AE" w:bidi="ar_AE"/>
         </w:rPr>
+        <w:t>ἵνα</w:t>
+      </w:r>
+    </w:p>
+    <w:p>
+      <w:pPr>
+        <w:bidi/>
+      </w:pPr>
+      <w:r>
+        <w:rPr>
+          <w:lang w:val="ar_AE" w:bidi="ar_AE"/>
+        </w:rPr>
+      </w:r>
+      <w:r>
+        <w:rPr>
+          <w:b/>
+          <w:lang w:val="ar_AE" w:bidi="ar_AE"/>
+        </w:rPr>
         <w:t>"</w:t>
       </w:r>
       <w:r>
@@ -48445,6 +54752,23 @@
           <w:b/>
           <w:lang w:val="ar_AE" w:bidi="ar_AE"/>
         </w:rPr>
+        <w:t>ὑπὲρ οὗ πρεσβεύω ἐν ἁλύσει</w:t>
+      </w:r>
+    </w:p>
+    <w:p>
+      <w:pPr>
+        <w:bidi/>
+      </w:pPr>
+      <w:r>
+        <w:rPr>
+          <w:lang w:val="ar_AE" w:bidi="ar_AE"/>
+        </w:rPr>
+      </w:r>
+      <w:r>
+        <w:rPr>
+          <w:b/>
+          <w:lang w:val="ar_AE" w:bidi="ar_AE"/>
+        </w:rPr>
         <w:t>"</w:t>
       </w:r>
       <w:r>
@@ -48564,6 +54888,23 @@
           <w:b/>
           <w:lang w:val="ar_AE" w:bidi="ar_AE"/>
         </w:rPr>
+        <w:t>ἵνα ἐν αὐτῷ παρρησιάσωμαι, ὡς δεῖ με λαλῆσαι</w:t>
+      </w:r>
+    </w:p>
+    <w:p>
+      <w:pPr>
+        <w:bidi/>
+      </w:pPr>
+      <w:r>
+        <w:rPr>
+          <w:lang w:val="ar_AE" w:bidi="ar_AE"/>
+        </w:rPr>
+      </w:r>
+      <w:r>
+        <w:rPr>
+          <w:b/>
+          <w:lang w:val="ar_AE" w:bidi="ar_AE"/>
+        </w:rPr>
         <w:t>"</w:t>
       </w:r>
       <w:r>
@@ -48670,6 +55011,23 @@
           <w:b/>
           <w:lang w:val="ar_AE" w:bidi="ar_AE"/>
         </w:rPr>
+        <w:t>ἵνα</w:t>
+      </w:r>
+    </w:p>
+    <w:p>
+      <w:pPr>
+        <w:bidi/>
+      </w:pPr>
+      <w:r>
+        <w:rPr>
+          <w:lang w:val="ar_AE" w:bidi="ar_AE"/>
+        </w:rPr>
+      </w:r>
+      <w:r>
+        <w:rPr>
+          <w:b/>
+          <w:lang w:val="ar_AE" w:bidi="ar_AE"/>
+        </w:rPr>
         <w:t>"</w:t>
       </w:r>
       <w:r>
@@ -48789,6 +55147,23 @@
           <w:b/>
           <w:lang w:val="ar_AE" w:bidi="ar_AE"/>
         </w:rPr>
+        <w:t>ἐν αὐτῷ</w:t>
+      </w:r>
+    </w:p>
+    <w:p>
+      <w:pPr>
+        <w:bidi/>
+      </w:pPr>
+      <w:r>
+        <w:rPr>
+          <w:lang w:val="ar_AE" w:bidi="ar_AE"/>
+        </w:rPr>
+      </w:r>
+      <w:r>
+        <w:rPr>
+          <w:b/>
+          <w:lang w:val="ar_AE" w:bidi="ar_AE"/>
+        </w:rPr>
         <w:t>"</w:t>
       </w:r>
       <w:r>
@@ -48895,6 +55270,23 @@
           <w:b/>
           <w:lang w:val="ar_AE" w:bidi="ar_AE"/>
         </w:rPr>
+        <w:t>ἵνα</w:t>
+      </w:r>
+    </w:p>
+    <w:p>
+      <w:pPr>
+        <w:bidi/>
+      </w:pPr>
+      <w:r>
+        <w:rPr>
+          <w:lang w:val="ar_AE" w:bidi="ar_AE"/>
+        </w:rPr>
+      </w:r>
+      <w:r>
+        <w:rPr>
+          <w:b/>
+          <w:lang w:val="ar_AE" w:bidi="ar_AE"/>
+        </w:rPr>
         <w:t>"</w:t>
       </w:r>
       <w:r>
@@ -49014,6 +55406,23 @@
           <w:b/>
           <w:lang w:val="ar_AE" w:bidi="ar_AE"/>
         </w:rPr>
+        <w:t>ἀδελφὸς</w:t>
+      </w:r>
+    </w:p>
+    <w:p>
+      <w:pPr>
+        <w:bidi/>
+      </w:pPr>
+      <w:r>
+        <w:rPr>
+          <w:lang w:val="ar_AE" w:bidi="ar_AE"/>
+        </w:rPr>
+      </w:r>
+      <w:r>
+        <w:rPr>
+          <w:b/>
+          <w:lang w:val="ar_AE" w:bidi="ar_AE"/>
+        </w:rPr>
         <w:t>"</w:t>
       </w:r>
       <w:r>
@@ -49133,6 +55542,23 @@
           <w:b/>
           <w:lang w:val="ar_AE" w:bidi="ar_AE"/>
         </w:rPr>
+        <w:t>παρακαλέσῃ τὰς καρδίας ὑμῶν</w:t>
+      </w:r>
+    </w:p>
+    <w:p>
+      <w:pPr>
+        <w:bidi/>
+      </w:pPr>
+      <w:r>
+        <w:rPr>
+          <w:lang w:val="ar_AE" w:bidi="ar_AE"/>
+        </w:rPr>
+      </w:r>
+      <w:r>
+        <w:rPr>
+          <w:b/>
+          <w:lang w:val="ar_AE" w:bidi="ar_AE"/>
+        </w:rPr>
         <w:t>"</w:t>
       </w:r>
       <w:r>
@@ -49252,6 +55678,23 @@
           <w:b/>
           <w:lang w:val="ar_AE" w:bidi="ar_AE"/>
         </w:rPr>
+        <w:t>ἵνα</w:t>
+      </w:r>
+    </w:p>
+    <w:p>
+      <w:pPr>
+        <w:bidi/>
+      </w:pPr>
+      <w:r>
+        <w:rPr>
+          <w:lang w:val="ar_AE" w:bidi="ar_AE"/>
+        </w:rPr>
+      </w:r>
+      <w:r>
+        <w:rPr>
+          <w:b/>
+          <w:lang w:val="ar_AE" w:bidi="ar_AE"/>
+        </w:rPr>
         <w:t>"</w:t>
       </w:r>
       <w:r>
@@ -49441,6 +55884,23 @@
           <w:b/>
           <w:lang w:val="ar_AE" w:bidi="ar_AE"/>
         </w:rPr>
+        <w:t>εἰρήνη τοῖς ἀδελφοῖς</w:t>
+      </w:r>
+    </w:p>
+    <w:p>
+      <w:pPr>
+        <w:bidi/>
+      </w:pPr>
+      <w:r>
+        <w:rPr>
+          <w:lang w:val="ar_AE" w:bidi="ar_AE"/>
+        </w:rPr>
+      </w:r>
+      <w:r>
+        <w:rPr>
+          <w:b/>
+          <w:lang w:val="ar_AE" w:bidi="ar_AE"/>
+        </w:rPr>
         <w:t>"</w:t>
       </w:r>
       <w:r>
@@ -49560,6 +56020,23 @@
           <w:b/>
           <w:lang w:val="ar_AE" w:bidi="ar_AE"/>
         </w:rPr>
+        <w:t>τοῖς ἀδελφοῖς</w:t>
+      </w:r>
+    </w:p>
+    <w:p>
+      <w:pPr>
+        <w:bidi/>
+      </w:pPr>
+      <w:r>
+        <w:rPr>
+          <w:lang w:val="ar_AE" w:bidi="ar_AE"/>
+        </w:rPr>
+      </w:r>
+      <w:r>
+        <w:rPr>
+          <w:b/>
+          <w:lang w:val="ar_AE" w:bidi="ar_AE"/>
+        </w:rPr>
         <w:t>"</w:t>
       </w:r>
       <w:r>
@@ -49679,6 +56156,23 @@
           <w:b/>
           <w:lang w:val="ar_AE" w:bidi="ar_AE"/>
         </w:rPr>
+        <w:t>ἀγάπη</w:t>
+      </w:r>
+    </w:p>
+    <w:p>
+      <w:pPr>
+        <w:bidi/>
+      </w:pPr>
+      <w:r>
+        <w:rPr>
+          <w:lang w:val="ar_AE" w:bidi="ar_AE"/>
+        </w:rPr>
+      </w:r>
+      <w:r>
+        <w:rPr>
+          <w:b/>
+          <w:lang w:val="ar_AE" w:bidi="ar_AE"/>
+        </w:rPr>
         <w:t>"</w:t>
       </w:r>
       <w:r>
@@ -49798,6 +56292,23 @@
           <w:b/>
           <w:lang w:val="ar_AE" w:bidi="ar_AE"/>
         </w:rPr>
+        <w:t>μετὰ πίστεως</w:t>
+      </w:r>
+    </w:p>
+    <w:p>
+      <w:pPr>
+        <w:bidi/>
+      </w:pPr>
+      <w:r>
+        <w:rPr>
+          <w:lang w:val="ar_AE" w:bidi="ar_AE"/>
+        </w:rPr>
+      </w:r>
+      <w:r>
+        <w:rPr>
+          <w:b/>
+          <w:lang w:val="ar_AE" w:bidi="ar_AE"/>
+        </w:rPr>
         <w:t>"</w:t>
       </w:r>
       <w:r>
@@ -49917,6 +56428,23 @@
           <w:b/>
           <w:lang w:val="ar_AE" w:bidi="ar_AE"/>
         </w:rPr>
+        <w:t>ἡ χάρις μετὰ</w:t>
+      </w:r>
+    </w:p>
+    <w:p>
+      <w:pPr>
+        <w:bidi/>
+      </w:pPr>
+      <w:r>
+        <w:rPr>
+          <w:lang w:val="ar_AE" w:bidi="ar_AE"/>
+        </w:rPr>
+      </w:r>
+      <w:r>
+        <w:rPr>
+          <w:b/>
+          <w:lang w:val="ar_AE" w:bidi="ar_AE"/>
+        </w:rPr>
         <w:t>"</w:t>
       </w:r>
       <w:r>
@@ -50020,6 +56548,23 @@
         <w:rPr>
           <w:lang w:val="ar_AE" w:bidi="ar_AE"/>
         </w:rPr>
+      </w:r>
+    </w:p>
+    <w:p>
+      <w:pPr>
+        <w:bidi/>
+      </w:pPr>
+      <w:r>
+        <w:rPr>
+          <w:lang w:val="ar_AE" w:bidi="ar_AE"/>
+        </w:rPr>
+      </w:r>
+      <w:r>
+        <w:rPr>
+          <w:b/>
+          <w:lang w:val="ar_AE" w:bidi="ar_AE"/>
+        </w:rPr>
+        <w:t>ἐν ἀφθαρσίᾳ</w:t>
       </w:r>
     </w:p>
     <w:p>

--- a/arb/docx/49.content.docx
+++ b/arb/docx/49.content.docx
@@ -32,51 +32,16 @@
     </w:p>
     <w:p>
       <w:pPr>
-        <w:pStyle w:val="Heading2"/>
-        <w:bidi/>
-      </w:pPr>
-      <w:r>
-        <w:rPr>
-          <w:lang w:val="ar_AE" w:bidi="ar_AE"/>
-        </w:rPr>
-        <w:t>License Information</w:t>
-      </w:r>
-      <w:r>
-        <w:rPr>
-          <w:lang w:val="ar_AE" w:bidi="ar_AE"/>
-        </w:rPr>
-      </w:r>
-    </w:p>
-    <w:p>
-      <w:pPr>
-        <w:bidi/>
-      </w:pPr>
-      <w:r>
-        <w:rPr>
-          <w:lang w:val="ar_AE" w:bidi="ar_AE"/>
-        </w:rPr>
-      </w:r>
-      <w:r>
-        <w:rPr>
-          <w:b/>
-          <w:lang w:val="ar_AE" w:bidi="ar_AE"/>
-        </w:rPr>
-        <w:t>ملاحظات الترجمة (كلمة متكشفة)</w:t>
-      </w:r>
-      <w:r>
-        <w:rPr>
-          <w:lang w:val="ar_AE" w:bidi="ar_AE"/>
-        </w:rPr>
-        <w:t xml:space="preserve"> (Arabic) is based on</w:t>
-      </w:r>
-      <w:r>
-        <w:rPr>
-          <w:lang w:val="ar_AE" w:bidi="ar_AE"/>
-        </w:rPr>
-        <w:t xml:space="preserve">: </w:t>
-      </w:r>
-      <w:r>
-        <w:rPr>
+        <w:bidi/>
+      </w:pPr>
+      <w:r>
+        <w:rPr>
+          <w:lang w:val="ar_AE" w:bidi="ar_AE"/>
+        </w:rPr>
+      </w:r>
+      <w:r>
+        <w:rPr>
+          <w:b/>
           <w:lang w:val="ar_AE" w:bidi="ar_AE"/>
         </w:rPr>
         <w:t>unfoldingWord® Translation Notes</w:t>
@@ -85,64 +50,31 @@
         <w:rPr>
           <w:lang w:val="ar_AE" w:bidi="ar_AE"/>
         </w:rPr>
-        <w:t xml:space="preserve">, </w:t>
-      </w:r>
-      <w:hyperlink r:id="rId13">
-        <w:r>
-          <w:rPr>
-            <w:lang w:val="ar_AE" w:bidi="ar_AE"/>
-          </w:rPr>
-          <w:rPr>
-            <w:color w:val="0000EE"/>
-            <w:u w:val="single"/>
-          </w:rPr>
-          <w:t>unfoldingWord</w:t>
-        </w:r>
-      </w:hyperlink>
-      <w:r>
-        <w:rPr>
-          <w:lang w:val="ar_AE" w:bidi="ar_AE"/>
-        </w:rPr>
-        <w:t xml:space="preserve">, 2022, which is licensed under a </w:t>
-      </w:r>
-      <w:hyperlink r:id="rId14">
-        <w:r>
-          <w:rPr>
-            <w:lang w:val="ar_AE" w:bidi="ar_AE"/>
-          </w:rPr>
-          <w:rPr>
-            <w:color w:val="0000EE"/>
-            <w:u w:val="single"/>
-          </w:rPr>
-          <w:t>CC BY-SA 4.0 license</w:t>
-        </w:r>
-      </w:hyperlink>
-      <w:r>
-        <w:rPr>
-          <w:lang w:val="ar_AE" w:bidi="ar_AE"/>
-        </w:rPr>
-        <w:t>.</w:t>
-      </w:r>
-      <w:r>
-        <w:rPr>
-          <w:lang w:val="ar_AE" w:bidi="ar_AE"/>
-        </w:rPr>
-      </w:r>
-    </w:p>
-    <w:p>
-      <w:pPr>
-        <w:bidi/>
-      </w:pPr>
-      <w:r>
-        <w:rPr>
-          <w:lang w:val="ar_AE" w:bidi="ar_AE"/>
-        </w:rPr>
-      </w:r>
-      <w:r>
-        <w:rPr>
-          <w:lang w:val="ar_AE" w:bidi="ar_AE"/>
-        </w:rPr>
-        <w:t>This PDF version is provided under the same license.</w:t>
+        <w:t xml:space="preserve"> © 2022 unfoldingWord. Released under CC BY-SA 4.0 license. </w:t>
+      </w:r>
+      <w:r>
+        <w:rPr>
+          <w:lang w:val="ar_AE" w:bidi="ar_AE"/>
+        </w:rPr>
+        <w:t>unfoldingWord® Translation Notes</w:t>
+      </w:r>
+      <w:r>
+        <w:rPr>
+          <w:lang w:val="ar_AE" w:bidi="ar_AE"/>
+        </w:rPr>
+        <w:t xml:space="preserve"> has been adapted in the following languages: Tok Pisin, Arabic (عربي), French (Français), Hindi (हिंदी), Indonesian (Bahasa Indonesia), Portuguese (Português), Russian (Русский), Spanish (Español), Swahili (Kiswahili), and Simplified Chinese (简体中文) from </w:t>
+      </w:r>
+      <w:r>
+        <w:rPr>
+          <w:lang w:val="ar_AE" w:bidi="ar_AE"/>
+        </w:rPr>
+        <w:t>unfoldingWord® Translation Notes</w:t>
+      </w:r>
+      <w:r>
+        <w:rPr>
+          <w:lang w:val="ar_AE" w:bidi="ar_AE"/>
+        </w:rPr>
+        <w:t xml:space="preserve"> © 2022 unfoldingWord. Released under CC BY-SA 4.0 license by Mission Mutual</w:t>
       </w:r>
       <w:r>
         <w:rPr>
@@ -7521,7 +7453,7 @@
         </w:rPr>
         <w:t xml:space="preserve">إلى المكان الذي يسكن فيه الله. انظر كيف قمت بترجمة هذه الكلمة في </w:t>
       </w:r>
-      <w:hyperlink r:id="rId15">
+      <w:hyperlink r:id="rId13">
         <w:r>
           <w:rPr>
             <w:lang w:val="ar_AE" w:bidi="ar_AE"/>
@@ -11217,7 +11149,7 @@
         </w:rPr>
         <w:t xml:space="preserve"> إلى المكان الذي يوجد فيه الله. انظر كيف قمت بترجمةهذه الكلمة في </w:t>
       </w:r>
-      <w:hyperlink r:id="rId15">
+      <w:hyperlink r:id="rId13">
         <w:r>
           <w:rPr>
             <w:lang w:val="ar_AE" w:bidi="ar_AE"/>
@@ -11929,7 +11861,7 @@
         </w:rPr>
         <w:t xml:space="preserve">انظر كيف قمت بترجمة هذه العبارة في </w:t>
       </w:r>
-      <w:hyperlink r:id="rId16">
+      <w:hyperlink r:id="rId14">
         <w:r>
           <w:rPr>
             <w:lang w:val="ar_AE" w:bidi="ar_AE"/>
@@ -20720,7 +20652,7 @@
         </w:rPr>
         <w:t xml:space="preserve"> إلى المكان الذي يوجد فيه الله. انظر كيف قمت بترجمة هذه العبارة في </w:t>
       </w:r>
-      <w:hyperlink r:id="rId15">
+      <w:hyperlink r:id="rId13">
         <w:r>
           <w:rPr>
             <w:lang w:val="ar_AE" w:bidi="ar_AE"/>
@@ -22716,7 +22648,7 @@
         </w:rPr>
         <w:t xml:space="preserve">عبارة الربط: يواصل بولس الصلاة التي بدأها في </w:t>
       </w:r>
-      <w:hyperlink r:id="rId17">
+      <w:hyperlink r:id="rId15">
         <w:r>
           <w:rPr>
             <w:lang w:val="ar_AE" w:bidi="ar_AE"/>
@@ -22833,7 +22765,7 @@
         </w:rPr>
         <w:t>هذا هو الأمر الثاني الذي يصلي بولس أن "يعطيه" الله لأهل أفسس "بحسب غنى مجده". الأمر الأول هو أن "يتأيدوا بالقوة" (</w:t>
       </w:r>
-      <w:hyperlink r:id="rId18">
+      <w:hyperlink r:id="rId16">
         <w:r>
           <w:rPr>
             <w:lang w:val="ar_AE" w:bidi="ar_AE"/>
@@ -23356,7 +23288,7 @@
         </w:rPr>
         <w:t>هذا هو الأمر الثالث الذي من أجله يحني بولس ركبتيه ويصلي؛ الأول هو أن يعطيهم الله أن يتأيدوا بالقوة (</w:t>
       </w:r>
-      <w:hyperlink r:id="rId18">
+      <w:hyperlink r:id="rId16">
         <w:r>
           <w:rPr>
             <w:lang w:val="ar_AE" w:bidi="ar_AE"/>
@@ -23374,7 +23306,7 @@
         </w:rPr>
         <w:t>)، والثاني هو أن يحلّ المسيح في قلوبهم بالإيمان (</w:t>
       </w:r>
-      <w:hyperlink r:id="rId19">
+      <w:hyperlink r:id="rId17">
         <w:r>
           <w:rPr>
             <w:lang w:val="ar_AE" w:bidi="ar_AE"/>
@@ -23924,7 +23856,7 @@
         </w:rPr>
         <w:t>هذا هو الأمر الرابع الذي يحني بولس ركبتيه ويصلي لأجله (</w:t>
       </w:r>
-      <w:hyperlink r:id="rId17">
+      <w:hyperlink r:id="rId15">
         <w:r>
           <w:rPr>
             <w:lang w:val="ar_AE" w:bidi="ar_AE"/>
@@ -23942,7 +23874,7 @@
         </w:rPr>
         <w:t>). الأول هو أن "يتأيدوا بالقوة" (</w:t>
       </w:r>
-      <w:hyperlink r:id="rId18">
+      <w:hyperlink r:id="rId16">
         <w:r>
           <w:rPr>
             <w:lang w:val="ar_AE" w:bidi="ar_AE"/>
@@ -23960,7 +23892,7 @@
         </w:rPr>
         <w:t>)، والثاني هو أن "يحل المسيح بالإيمان في قلوبهم" (</w:t>
       </w:r>
-      <w:hyperlink r:id="rId19">
+      <w:hyperlink r:id="rId17">
         <w:r>
           <w:rPr>
             <w:lang w:val="ar_AE" w:bidi="ar_AE"/>
@@ -23978,7 +23910,7 @@
         </w:rPr>
         <w:t>)، والثالث هو أن "يستطيعوا أن يدركوا محبة المسيح" (</w:t>
       </w:r>
-      <w:hyperlink r:id="rId20">
+      <w:hyperlink r:id="rId18">
         <w:r>
           <w:rPr>
             <w:lang w:val="ar_AE" w:bidi="ar_AE"/>
@@ -32623,7 +32555,7 @@
         </w:rPr>
         <w:t xml:space="preserve"> إلى الطريقة التي تعيش بها الأمم، كما تم وصفه في </w:t>
       </w:r>
-      <w:hyperlink r:id="rId21">
+      <w:hyperlink r:id="rId19">
         <w:r>
           <w:rPr>
             <w:lang w:val="ar_AE" w:bidi="ar_AE"/>
@@ -37331,7 +37263,7 @@
         </w:rPr>
         <w:t xml:space="preserve">علاقة سبب ونتيجة. فإن السبب (المذكور في </w:t>
       </w:r>
-      <w:hyperlink r:id="rId22">
+      <w:hyperlink r:id="rId20">
         <w:r>
           <w:rPr>
             <w:lang w:val="ar_AE" w:bidi="ar_AE"/>
@@ -44859,7 +44791,7 @@
         </w:rPr>
         <w:t>عبارة الربط: يبدأ بولس بشرح كيف يجب على المؤمنين أن يخضعوا بعضهم لبعض (</w:t>
       </w:r>
-      <w:hyperlink r:id="rId23">
+      <w:hyperlink r:id="rId21">
         <w:r>
           <w:rPr>
             <w:lang w:val="ar_AE" w:bidi="ar_AE"/>
@@ -49973,7 +49905,7 @@
         </w:rPr>
         <w:t>" فن (</w:t>
       </w:r>
-      <w:hyperlink r:id="rId24">
+      <w:hyperlink r:id="rId22">
         <w:r>
           <w:rPr>
             <w:lang w:val="ar_AE" w:bidi="ar_AE"/>
@@ -50383,7 +50315,7 @@
         </w:rPr>
         <w:t xml:space="preserve">هاتان الكلمتان متشابهتان جدًا في المعنى. وتم استخدامهما معًا حتى تؤكد كل منهما الأخرى. انظر كيف قُمت بترجمة هذه العبارة قرب نهاية </w:t>
       </w:r>
-      <w:hyperlink r:id="rId25">
+      <w:hyperlink r:id="rId23">
         <w:r>
           <w:rPr>
             <w:lang w:val="ar_AE" w:bidi="ar_AE"/>
@@ -52156,7 +52088,7 @@
         </w:rPr>
         <w:t xml:space="preserve">" في </w:t>
       </w:r>
-      <w:hyperlink r:id="rId26">
+      <w:hyperlink r:id="rId24">
         <w:r>
           <w:rPr>
             <w:lang w:val="ar_AE" w:bidi="ar_AE"/>

--- a/arb/docx/49.content.docx
+++ b/arb/docx/49.content.docx
@@ -152,13 +152,6 @@
         <w:rPr>
           <w:lang w:val="ar_AE" w:bidi="ar_AE"/>
         </w:rPr>
-      </w:r>
-      <w:r>
-        <w:rPr>
-          <w:i/>
-          <w:lang w:val="ar_AE" w:bidi="ar_AE"/>
-        </w:rPr>
-        <w:t>أفسس 1:1 (#1), أفسس 1:1 (#2), أفسس 1:1 (#3), أفسس 1: 2 (#1), أفسس 1: 3 (#1), أفسس 1: 3 (#2), أفسس 1: 3 (#3), أفسس 1: 3 (#4), أفسس 1: 3 (#5), أفسس 1: 3 (#6), أفسس 1: 3 (#7), أفسس 1: 4 (#1), أفسس 1: 4 (#2), أفسس 1: 5 (#1), أفسس 1: 5 (#2), أفسس 1: 5 (#3), أفسس ١ :٥ (#٤), أفسس 1: 5 (#5), أفسس 1: 6 (#1), أفسس 1: 6 (#2), أفسس 1: 7 (#1), أفسس 1: 7 (#2), أفسس 1: 8 (#1), أفسس ١ :٨ (#٢), أفسس 1: 8 (#3), أفسس 1: 9 (#1), أفسس 1: 9 (#2), أفسس 1: 9 (#3), أفسس 1: 10 (#1), أفسس 1: 10 (#2), أفسس 1: 10 (#3), أفسس 1: 11 (#1), أفسس 1: 11 (#2), أفسس 1: 11 (#3), أفسس 1: 12 (#1), أفسس 1: 12 (#2), أفسس 1: 13 (#1), أفسس 1: 13 (#2), أفسس 1: 13 (#3), أفسس 1: 13 (#4), أفسس 1: 14 (#1), أفسس 1: 15 (#1), أفسس 1: 15 (#2), أفسس 1: 16 (#1), أفسس 1: 16 (#2), أفسس 1: 17 (#1), أفسس 1: 17 (#2), أفسس 1: 18 (#1), أفسس 1: 18 (#2), أفسس 1: 18 (#3), أفسس 1: 18 (#4), أفسس 1: 18 (#5), أفسس 1: 18 (#6), أفسس 1: 18 (#7), أفسس 1: 19 (#1), أفسس 1: 19 (#2), أفسس 1: 19 (#3), أفسس 1: 19 (#4), أفسس 1: 20 (#1), أفسس 1: 20 (#2), أفسس 1: 20 (#3), أفسس 1: 20 (#4), أفسس 1: 20 (#5), أفسس 1: 21 (#1), أفسس 1: 21 (#2), أفسس 1: 21 (#3), أفسس 1: 21 (#4), أفسس 1: 21 (#5), أفسس 1: 22 (#1), أفسس 1: 22 (#2), أفسس 1: 23 (#1), أفسس 1: 23 (#2), أفسس 1: 23 (#3), أفسس 2: 1 (#1), أفسس 2: 1 (#2), أفسس 2: 1 (#3), أفسس 2: 1 (#4), أفسس 2: 2 (#1), أفسس 2: 2 (#2), أفسس 2: 2 (#3), أفسس 2: 2 (#4), أفسس 2: 2 (#5), أفسس 2: 3 (#1), أفسس 2: 3 (#2), أفسس 2: 4 (#1), أفسس 2: 4 (#2), أفسس 2: 4 (#3), أفسس 2: 5 (#1), أفسس 2: 5 (#2), أفسس 2: 6 (#1), أفسس 2: 6 (#2), أفسس 2: 6 (#3), أفسس 2: 6 (#4), أفسس 2: 6 (#5), أفسس 2: 7 (#1), أفسس 2: 7 (#2), أفسس 2: 8 (#1), أفسس 2: 8 (#2), أفسس 2: 8 (#3), أفسس 2: 8 (#4), أفسس 2: 9 (#1), أفسس 2: 9 (#2), أفسس 2: 10 (#1), أفسس 2: 10 (#2), أفسس 2: 10 (#3), أفسس 2: 10 (#4), أفسس 2: 11 (#1), أفسس 2: 11 (#2), أفسس 2: 11 (#3), أفسس 2: 11 (#4), أفسس 2: 11 (#5), أفسس 2: 11 (#6), أفسس 2: 11 (#7), أفسس 2: 12 (#1), أفسس 2: 12 (#2), أفسس 2: 12 (#3), أفسس 2: 13 (#1), أفسس 2: 13 (#2), أفسس 2: 13 (#3), أفسس 2: 14 (#1), أفسس 2: 14 (#2), أفسس 2: 14 (#3), أفسس 2: 14 (#4), أفسس 2: 14 (#5), أفسس 2: 14 (#6), أفسس 2: 15 (#1), أفسس 2: 15 (#2), أفسس 2: 15 (#3), أفسس 2: 15 (#4), أفسس 2: 16 (#1), أفسس 2: 16 (#2), أفسس 2: 16 (#3), أفسس 2: 16 (#4), أفسس 2: 17 (#1), أفسس 2: 17 (#2), أفسس 2: 17 (#3), أفسس 2: 17 (#4), أفسس 2: 18 (#1), أفسس 2: 18 (#2), أفسس 2: 18 (#3), أفسس 2: 19 (#1), أفسس 2: 19 (#2), أفسس 2: 19 (#3), أفسس 2: 19 (#4), أفسس 2: 20 (#1), أفسس 2: 20 (#2), أفسس 2: 21 (#1), أفسس 2: 21 (#2), أفسس 2: 22 (#1), أفسس 2: 22 (#2), أفسس 2: 22 (#3), أفسس 3: 1 (#1), أفسس 3: 1 (#2), أفسس 3: 1 (#3), أفسس 3: 1 (#4), أفسس 3: 2 (#1), أفسس 3: 3 (#1), أفسس 3: 3 (#2), أفسس 3: 5 (#1), أفسس 3: 5 (#2), أفسس 3: 6 (#1), أفسس 3: 6 (#2), أفسس 3: 6 (#3), أفسس 3: 6 (#4), أفسس 3: 8 (#1), أفسس 3: 8 (#2), أفسس 3: 9 (#1), أفسس 3: 10 (#1), أفسس 3: 10 (#2), أفسس 3: 10 (#3), أفسس 3: 10 (#4), أفسس 3: 10 (#5), أفسس 3: 11 (#1), أفسس 3: 12 (#1), أفسس 3: 12 (#2), أفسس 3: 12 (#3), أفسس 3: 12 (#4), أفسس 3: 12 (#5), أفسس 3: 13 (#1), أفسس 3: 13 (#2), أفسس 3: 14 (#1), أفسس 3: 14 (#2), أفسس 3: 14 (#3), أفسس 3: 15 (#1), أفسس 3: 16 (#1), أفسس 3: 16 (#2), أفسس 3: 16 (#3), أفسس 3: 17 (#1), أفسس 3: 17 (#2), أفسس 3: 17 (#3), أفسس 3: 17 (#4), أفسس 3: 18 (#1), أفسس 3: 18 (#2), أفسس 3: 18 (#3), أفسس 3: 18 (#4), أفسس 3: 18 (#5), أفسس 3: 19 (#1), أفسس 3: 19 (#2), أفسس 3: 19 (#3), أفسس 3: 19 (#4), أفسس 3: 19 (#5), أفسس 3: 19 (#6), أفسس 3: 20 (#1), أفسس 3: 20 (#2), أفسس 3: 20 (#3), أفسس 3: 20 (#4), أفسس 3: 21 (#1), أفسس 4: 1 (#1), أفسس 4: 1 (#2), أفسس 4: 1 (#3), أفسس 4: 1 (#4), أفسس 4: 1 (#5), أفسس 4: 2 (#1), أفسس 4: 3 (#1), أفسس 4: 3 (#2), أفسس 4: 4 (#1), أفسس 4: 4 (#2), أفسس 4: 4 (#3), أفسس 4: 6 (#1), أفسس 4: 7 (#1), أفسس 4: 7 (#2), أفسس 4: 7 (#3), أفسس 4: 7 (#4), أفسس 4: 8 (#1), أفسس 4: 8 (#2), أفسس 4: 9 (#1), أفسس 4: 9 (#2), أفسس 4: 9 (#3), أفسس 4: 10 (#1), أفسس 4: 10 (#2), أفسس 4: 11 (#1), أفسس 4: 12 (#1), أفسس 4: 12 (#2), أفسس 4: 12 (#3), أفسس 4: 12 (#4), أفسس 4: 12 (#5), أفسس 4: 13 (#1), أفسس 4: 13 (#2), أفسس 4: 13 (#3), أفسس 4: 13 (#4), أفسس 4: 13 (#5), أفسس 4: 13 (#6), أفسس 4: 13 (#7), أفسس 4: 14 (#1), أفسس 4: 14 (#2), أفسس 4: 14 (#3), أفسس 4: 14 (#4), أفسس 4: 15 (#1), أفسس 4: 15 (#2), أفسس 4: 15 (#3), أفسس 4: 15 (#4), أفسس 4: 16 (#1), أفسس 4: 16 (#2), أفسس 4: 16 (#3), أفسس 4: 16 (#4), أفسس 4: 17 (#1), أفسس 4: 17 (#2), أفسس 4: 17 (#3), أفسس 4: 17 (#4), أفسس 4: 17 (#5), أفسس 4: 18 (#1), أفسس 4: 18 (#2), أفسس 4: 18 (#3), أفسس 4: 18 (#4), أفسس 4: 18 (#5), أفسس 4: 18 (#6), أفسس 4: 18 (#7), أفسس 4: 18 (#8), أفسس 4: 19 (#1), أفسس 4: 20 (#1), أفسس 4: 20 (#2), أفسس 4: 21 (#1), أفسس 4: 21 (#2), أفسس 4: 21 (#3), أفسس 4: 22 (#1), أفسس 4: 22 (#2), أفسس 4: 22 (#3), أفسس 4: 22 (#4), أفسس 4: 23 (#1), أفسس 4: 24 (#1), أفسس 4: 24 (#2), أفسس 4: 25 (#1), أفسس 4: 25 (#2), أفسس 4: 25 (#3), أفسس 4: 25 (#4), أفسس 4: 25 (#5), أفسس 4: 26 (#1), أفسس 4: 26 (#2), أفسس 4: 27 (#1), أفسس 4: 28 (#1), أفسس 4: 28 (#2), أفسس 4: 29 (#1), أفسس 4: 29 (#2), أفسس 4: 29 (#3), أفسس 4: 29 (#4), أفسس 4: 29 (#5), أفسس 4: 29 (#6), أفسس 4: 30 (#1), أفسس 4: 30 (#2), أفسس 4: 30 (#3), أفسس 4: 31 (#1), أفسس 4: 31 (#2), أفسس 4: 31 (#3), أفسس 4:31 (#4), أفسس 4: 32 (#1), أفسس 4: 32 (#2), أفسس 5: 1 (#1), أفسس 5: 1 (#2), أفسس 5: 1 (#3), أفسس 5: 1 (#4), أفسس 5: 2 (#1), أفسس 5: 2 (#2), أفسس 5: 3 (#1), أفسس 5: 3 (#2), أفسس 5: 3 (#3), أفسس 5: 4 (#1), أفسس 5: 4 (#2), أفسس 5: 5 (#1), أفسس 5: 5 (#2), أفسس 5: 6 (#1), أفسس 5: 6 (#2), أفسس 5: 6 (#3), أفسس 5: 6 (#4), أفسس 5: 7 (#1), أفسس 5: 8 (#1), أفسس 5: 8 (#2), أفسس 5: 8 (#3), أفسس 5: 8 (#4), أفسس 5: 8 (#5), أفسس 5: 8 (#6), أفسس 5: 9 (#1), أفسس 5: 9 (#2), أفسس 5: 11 (#1), أفسس 5:11 (#2), أفسس 5: 11 (#3), أفسس 5: 11 (#4), أفسس 5: 11 (#5), أفسس 5: 12 (#1), أفسس 5: 13 (#1), أفسس 5: 13 (#2), أفسس 5: 13 (#3), أفسس 5: 14 (#1), أفسس 5: 14 (#2), أفسس 5: 14 (#3), أفسس 5: 14 (#4), أفسس 5: 14 (#5), أفسس 5: 14 (#6), أفسس 5: 15 (#1), أفسس 5: 15 (#2), أفسس 5: 15 (#3), أفسس 5: 15 (#4), أفسس 5: 16 (#1), أفسس 5: 16 (#2), أفسس 5: 16 (#3), أفسس 5: 17 (#1), أفسس 5: 17 (#2), أفسس 5: 18 (#1), أفسس 5: 18 (#2), أفسس 5: 18 (#3), أفسس 5: 18 (#4), أفسس 5: 18 (#5), أفسس 5: 19 (#1), أفسس 5: 19 (#2), أفسس 5: 19 (#3), أفسس 5: 19 (#4), أفسس 5: 19 (#5), أفسس 5: 20 (#1), أفسس 5: 20 (#2), أفسس 5: 22 (#1), أفسس 5: 23 (#1), أفسس 5: 23 (#2), أفسس 5: 23 (#3), أفسس 5: 25 (#1), أفسس 5: 25 (#2), أفسس 5: 25 (#3), أفسس 5: 25 (#4), أفسس 5: 26 (#1), أفسس 5: 26 (#2), أفسس 5: 26 (#3), أفسس 5: 27 (#1), أفسس 5: 27 (#2), أفسس 5: 27 (#3), أفسس 5: 27 (#4), أفسس 5: 27 (#5), أفسس 5: 27 (#6), أفسس 5: 28 (#1), أفسس 5: 29 (#1), أفسس 5: 29 (#2), أفسس 5: 30 (#1), أفسس 5: 30 (#2), أفسس 5: 31 (#1), أفسس 5: 31 (#2), أفسس 5: 31 (#3), أفسس 6: 1 (#1), أفسس 6: 1 (#2), أفسس 6: 1 (#3), أفسس 6: 1–3 (#1), أفسس 6: 3 (#1), أفسس 6: 4 (#1), أفسس 6: 4 (#2), أفسس 6: 4 (#3), أفسس 6: 5 (#1), أفسس 6: 5 (#2), أفسس 6: 5 (#3), أفسس 6: 5 (#4), أفسس 6: 5 (#5), أفسس 6: 6 (#1), أفسس 6: 6 (#2), أفسس 6: 6 (#3), أفسس 6: 9 (#1), أفسس 6: 9 (#2), أفسس 6: 9 (#3), أفسس 6: 10 (#1), أفسس 6: 10 (#2), أفسس 6: 11 (#1), أفسس 6: 11 (#2), أفسس 6: 12 (#1), أفسس 6: 12 (#2), أفسس 6: 12 (#3), أفسس 6: 12 (#4), أفسس 6: 12 (#5), أفسس 6: 13 (#1), أفسس 6: 13 (#2), أفسس 6: 13 (#3), أفسس 6: 13 (#4), أفسس 6: 13 (#5), أفسس 6: 14 (#1), أفسس 6: 14 (#2), أفسس 6: 14 (#3), أفسس 6: 14 (#4), أفسس 6: 14 (#5), أفسس 6: 14 (#6), أفسس 6: 15 (#1), أفسس 6: 15 (#2), أفسس 6: 16 (#1), أفسس 6: 16 (#2), أفسس 6: 16 (#3), أفسس 6: 17 (#1), أفسس 6: 17 (#2), أفسس 6: 17 (#3), أفسس 6: 18 (#1), أفسس 6: 18 (#2), أفسس 6: 18 (#3), أفسس 6: 19 (#1), أفسس 6: 19 (#2), أفسس 6: 19 (#3), أفسس 6: 19 (#4), أفسس 6: 20 (#1), أفسس 6: 20 (#2), أفسس 6: 20 (#3), أفسس 6: 20 (#4), أفسس 6: 21 (#1), أفسس 6: 21 (#2), أفسس 6: 22 (#1), أفسس 6: 22 (#2), أفسس 6: 23 (#1), أفسس 6: 23 (#2), أفسس 6: 23 (#3), أفسس 6: 23 (#4), أفسس 6: 23 (#5), أفسس 6: 24 (#1), أفسس 6: 24 (#2)</w:t>
       </w:r>
       <w:r>
         <w:rPr>

--- a/arb/docx/49.content.docx
+++ b/arb/docx/49.content.docx
@@ -157,21 +157,6 @@
         <w:rPr>
           <w:lang w:val="ar_AE" w:bidi="ar_AE"/>
         </w:rPr>
-      </w:r>
-    </w:p>
-    <w:p>
-      <w:pPr>
-        <w:bidi/>
-      </w:pPr>
-      <w:r>
-        <w:rPr>
-          <w:lang w:val="ar_AE" w:bidi="ar_AE"/>
-        </w:rPr>
-      </w:r>
-      <w:r>
-        <w:rPr>
-          <w:lang w:val="ar_AE" w:bidi="ar_AE"/>
-        </w:rPr>
         <w:t xml:space="preserve"> </w:t>
       </w:r>
       <w:r>
@@ -362,23 +347,6 @@
           <w:b/>
           <w:lang w:val="ar_AE" w:bidi="ar_AE"/>
         </w:rPr>
-        <w:t>Παῦλος, ἀπόστολος Χριστοῦ Ἰησοῦ &amp; τοῖς ἁγίοις τοῖς οὖσιν</w:t>
-      </w:r>
-    </w:p>
-    <w:p>
-      <w:pPr>
-        <w:bidi/>
-      </w:pPr>
-      <w:r>
-        <w:rPr>
-          <w:lang w:val="ar_AE" w:bidi="ar_AE"/>
-        </w:rPr>
-      </w:r>
-      <w:r>
-        <w:rPr>
-          <w:b/>
-          <w:lang w:val="ar_AE" w:bidi="ar_AE"/>
-        </w:rPr>
         <w:t>"</w:t>
       </w:r>
       <w:r>
@@ -477,23 +445,6 @@
           <w:b/>
           <w:lang w:val="ar_AE" w:bidi="ar_AE"/>
         </w:rPr>
-        <w:t>ἐν Χριστῷ Ἰησοῦ</w:t>
-      </w:r>
-    </w:p>
-    <w:p>
-      <w:pPr>
-        <w:bidi/>
-      </w:pPr>
-      <w:r>
-        <w:rPr>
-          <w:lang w:val="ar_AE" w:bidi="ar_AE"/>
-        </w:rPr>
-      </w:r>
-      <w:r>
-        <w:rPr>
-          <w:b/>
-          <w:lang w:val="ar_AE" w:bidi="ar_AE"/>
-        </w:rPr>
         <w:t>"</w:t>
       </w:r>
       <w:r>
@@ -613,23 +564,6 @@
           <w:b/>
           <w:lang w:val="ar_AE" w:bidi="ar_AE"/>
         </w:rPr>
-        <w:t>χάρις ὑμῖν καὶ εἰρήνη</w:t>
-      </w:r>
-    </w:p>
-    <w:p>
-      <w:pPr>
-        <w:bidi/>
-      </w:pPr>
-      <w:r>
-        <w:rPr>
-          <w:lang w:val="ar_AE" w:bidi="ar_AE"/>
-        </w:rPr>
-      </w:r>
-      <w:r>
-        <w:rPr>
-          <w:b/>
-          <w:lang w:val="ar_AE" w:bidi="ar_AE"/>
-        </w:rPr>
         <w:t>"</w:t>
       </w:r>
       <w:r>
@@ -890,23 +824,6 @@
           <w:b/>
           <w:lang w:val="ar_AE" w:bidi="ar_AE"/>
         </w:rPr>
-        <w:t>εὐλογητὸς ὁ Θεὸς καὶ Πατὴρ τοῦ Κυρίου ἡμῶν, Ἰησοῦ Χριστοῦ</w:t>
-      </w:r>
-    </w:p>
-    <w:p>
-      <w:pPr>
-        <w:bidi/>
-      </w:pPr>
-      <w:r>
-        <w:rPr>
-          <w:lang w:val="ar_AE" w:bidi="ar_AE"/>
-        </w:rPr>
-      </w:r>
-      <w:r>
-        <w:rPr>
-          <w:b/>
-          <w:lang w:val="ar_AE" w:bidi="ar_AE"/>
-        </w:rPr>
         <w:t>"</w:t>
       </w:r>
       <w:r>
@@ -1013,23 +930,6 @@
           <w:b/>
           <w:lang w:val="ar_AE" w:bidi="ar_AE"/>
         </w:rPr>
-        <w:t>ὁ εὐλογήσας ἡμᾶς</w:t>
-      </w:r>
-    </w:p>
-    <w:p>
-      <w:pPr>
-        <w:bidi/>
-      </w:pPr>
-      <w:r>
-        <w:rPr>
-          <w:lang w:val="ar_AE" w:bidi="ar_AE"/>
-        </w:rPr>
-      </w:r>
-      <w:r>
-        <w:rPr>
-          <w:b/>
-          <w:lang w:val="ar_AE" w:bidi="ar_AE"/>
-        </w:rPr>
         <w:t>"</w:t>
       </w:r>
       <w:r>
@@ -1114,23 +1014,6 @@
           <w:b/>
           <w:lang w:val="ar_AE" w:bidi="ar_AE"/>
         </w:rPr>
-        <w:t>πάσῃ εὐλογίᾳ πνευματικῇ</w:t>
-      </w:r>
-    </w:p>
-    <w:p>
-      <w:pPr>
-        <w:bidi/>
-      </w:pPr>
-      <w:r>
-        <w:rPr>
-          <w:lang w:val="ar_AE" w:bidi="ar_AE"/>
-        </w:rPr>
-      </w:r>
-      <w:r>
-        <w:rPr>
-          <w:b/>
-          <w:lang w:val="ar_AE" w:bidi="ar_AE"/>
-        </w:rPr>
         <w:t>"</w:t>
       </w:r>
       <w:r>
@@ -1312,23 +1195,6 @@
           <w:b/>
           <w:lang w:val="ar_AE" w:bidi="ar_AE"/>
         </w:rPr>
-        <w:t>ἐν Χριστῷ</w:t>
-      </w:r>
-    </w:p>
-    <w:p>
-      <w:pPr>
-        <w:bidi/>
-      </w:pPr>
-      <w:r>
-        <w:rPr>
-          <w:lang w:val="ar_AE" w:bidi="ar_AE"/>
-        </w:rPr>
-      </w:r>
-      <w:r>
-        <w:rPr>
-          <w:b/>
-          <w:lang w:val="ar_AE" w:bidi="ar_AE"/>
-        </w:rPr>
         <w:t>"</w:t>
       </w:r>
       <w:r>
@@ -1448,23 +1314,6 @@
           <w:b/>
           <w:lang w:val="ar_AE" w:bidi="ar_AE"/>
         </w:rPr>
-        <w:t>ἁγίους καὶ ἀμώμους</w:t>
-      </w:r>
-    </w:p>
-    <w:p>
-      <w:pPr>
-        <w:bidi/>
-      </w:pPr>
-      <w:r>
-        <w:rPr>
-          <w:lang w:val="ar_AE" w:bidi="ar_AE"/>
-        </w:rPr>
-      </w:r>
-      <w:r>
-        <w:rPr>
-          <w:b/>
-          <w:lang w:val="ar_AE" w:bidi="ar_AE"/>
-        </w:rPr>
         <w:t>"</w:t>
       </w:r>
       <w:r>
@@ -1597,23 +1446,6 @@
           <w:b/>
           <w:lang w:val="ar_AE" w:bidi="ar_AE"/>
         </w:rPr>
-        <w:t>ἀμώμους</w:t>
-      </w:r>
-    </w:p>
-    <w:p>
-      <w:pPr>
-        <w:bidi/>
-      </w:pPr>
-      <w:r>
-        <w:rPr>
-          <w:lang w:val="ar_AE" w:bidi="ar_AE"/>
-        </w:rPr>
-      </w:r>
-      <w:r>
-        <w:rPr>
-          <w:b/>
-          <w:lang w:val="ar_AE" w:bidi="ar_AE"/>
-        </w:rPr>
         <w:t>"</w:t>
       </w:r>
       <w:r>
@@ -1733,23 +1565,6 @@
           <w:b/>
           <w:lang w:val="ar_AE" w:bidi="ar_AE"/>
         </w:rPr>
-        <w:t>προορίσας &amp; αὐτόν &amp; αὐτοῦ</w:t>
-      </w:r>
-    </w:p>
-    <w:p>
-      <w:pPr>
-        <w:bidi/>
-      </w:pPr>
-      <w:r>
-        <w:rPr>
-          <w:lang w:val="ar_AE" w:bidi="ar_AE"/>
-        </w:rPr>
-      </w:r>
-      <w:r>
-        <w:rPr>
-          <w:b/>
-          <w:lang w:val="ar_AE" w:bidi="ar_AE"/>
-        </w:rPr>
         <w:t>"</w:t>
       </w:r>
       <w:r>
@@ -1862,23 +1677,6 @@
           <w:b/>
           <w:lang w:val="ar_AE" w:bidi="ar_AE"/>
         </w:rPr>
-        <w:t>προορίσας ἡμᾶς εἰς υἱοθεσίαν</w:t>
-      </w:r>
-    </w:p>
-    <w:p>
-      <w:pPr>
-        <w:bidi/>
-      </w:pPr>
-      <w:r>
-        <w:rPr>
-          <w:lang w:val="ar_AE" w:bidi="ar_AE"/>
-        </w:rPr>
-      </w:r>
-      <w:r>
-        <w:rPr>
-          <w:b/>
-          <w:lang w:val="ar_AE" w:bidi="ar_AE"/>
-        </w:rPr>
         <w:t>"</w:t>
       </w:r>
       <w:r>
@@ -1997,23 +1795,6 @@
           <w:b/>
           <w:lang w:val="ar_AE" w:bidi="ar_AE"/>
         </w:rPr>
-        <w:t>προορίσας ἡμᾶς</w:t>
-      </w:r>
-    </w:p>
-    <w:p>
-      <w:pPr>
-        <w:bidi/>
-      </w:pPr>
-      <w:r>
-        <w:rPr>
-          <w:lang w:val="ar_AE" w:bidi="ar_AE"/>
-        </w:rPr>
-      </w:r>
-      <w:r>
-        <w:rPr>
-          <w:b/>
-          <w:lang w:val="ar_AE" w:bidi="ar_AE"/>
-        </w:rPr>
         <w:t>"</w:t>
       </w:r>
       <w:r>
@@ -2098,23 +1879,6 @@
           <w:b/>
           <w:lang w:val="ar_AE" w:bidi="ar_AE"/>
         </w:rPr>
-        <w:t>εἰς υἱοθεσίαν</w:t>
-      </w:r>
-    </w:p>
-    <w:p>
-      <w:pPr>
-        <w:bidi/>
-      </w:pPr>
-      <w:r>
-        <w:rPr>
-          <w:lang w:val="ar_AE" w:bidi="ar_AE"/>
-        </w:rPr>
-      </w:r>
-      <w:r>
-        <w:rPr>
-          <w:b/>
-          <w:lang w:val="ar_AE" w:bidi="ar_AE"/>
-        </w:rPr>
         <w:t>"</w:t>
       </w:r>
       <w:r>
@@ -2331,23 +2095,6 @@
           <w:b/>
           <w:lang w:val="ar_AE" w:bidi="ar_AE"/>
         </w:rPr>
-        <w:t>ἐχαρίτωσεν ἡμᾶς ἐν τῷ ἠγαπημένῳ</w:t>
-      </w:r>
-    </w:p>
-    <w:p>
-      <w:pPr>
-        <w:bidi/>
-      </w:pPr>
-      <w:r>
-        <w:rPr>
-          <w:lang w:val="ar_AE" w:bidi="ar_AE"/>
-        </w:rPr>
-      </w:r>
-      <w:r>
-        <w:rPr>
-          <w:b/>
-          <w:lang w:val="ar_AE" w:bidi="ar_AE"/>
-        </w:rPr>
         <w:t>"</w:t>
       </w:r>
       <w:r>
@@ -2432,23 +2179,6 @@
           <w:b/>
           <w:lang w:val="ar_AE" w:bidi="ar_AE"/>
         </w:rPr>
-        <w:t>τῷ ἠγαπημένῳ</w:t>
-      </w:r>
-    </w:p>
-    <w:p>
-      <w:pPr>
-        <w:bidi/>
-      </w:pPr>
-      <w:r>
-        <w:rPr>
-          <w:lang w:val="ar_AE" w:bidi="ar_AE"/>
-        </w:rPr>
-      </w:r>
-      <w:r>
-        <w:rPr>
-          <w:b/>
-          <w:lang w:val="ar_AE" w:bidi="ar_AE"/>
-        </w:rPr>
         <w:t>"ٱلْمَحْبُوبِ"</w:t>
       </w:r>
     </w:p>
@@ -2519,23 +2249,6 @@
           <w:b/>
           <w:lang w:val="ar_AE" w:bidi="ar_AE"/>
         </w:rPr>
-        <w:t>διὰ τοῦ αἵματος αὐτοῦ</w:t>
-      </w:r>
-    </w:p>
-    <w:p>
-      <w:pPr>
-        <w:bidi/>
-      </w:pPr>
-      <w:r>
-        <w:rPr>
-          <w:lang w:val="ar_AE" w:bidi="ar_AE"/>
-        </w:rPr>
-      </w:r>
-      <w:r>
-        <w:rPr>
-          <w:b/>
-          <w:lang w:val="ar_AE" w:bidi="ar_AE"/>
-        </w:rPr>
         <w:t>"</w:t>
       </w:r>
       <w:r>
@@ -2655,23 +2368,6 @@
           <w:b/>
           <w:lang w:val="ar_AE" w:bidi="ar_AE"/>
         </w:rPr>
-        <w:t>τὸ πλοῦτος τῆς χάριτος αὐτοῦ</w:t>
-      </w:r>
-    </w:p>
-    <w:p>
-      <w:pPr>
-        <w:bidi/>
-      </w:pPr>
-      <w:r>
-        <w:rPr>
-          <w:lang w:val="ar_AE" w:bidi="ar_AE"/>
-        </w:rPr>
-      </w:r>
-      <w:r>
-        <w:rPr>
-          <w:b/>
-          <w:lang w:val="ar_AE" w:bidi="ar_AE"/>
-        </w:rPr>
         <w:t>"</w:t>
       </w:r>
       <w:r>
@@ -2791,23 +2487,6 @@
           <w:b/>
           <w:lang w:val="ar_AE" w:bidi="ar_AE"/>
         </w:rPr>
-        <w:t>ἧς ἐπερίσσευσεν εἰς ἡμᾶς</w:t>
-      </w:r>
-    </w:p>
-    <w:p>
-      <w:pPr>
-        <w:bidi/>
-      </w:pPr>
-      <w:r>
-        <w:rPr>
-          <w:lang w:val="ar_AE" w:bidi="ar_AE"/>
-        </w:rPr>
-      </w:r>
-      <w:r>
-        <w:rPr>
-          <w:b/>
-          <w:lang w:val="ar_AE" w:bidi="ar_AE"/>
-        </w:rPr>
         <w:t>"</w:t>
       </w:r>
       <w:r>
@@ -2892,23 +2571,6 @@
           <w:b/>
           <w:lang w:val="ar_AE" w:bidi="ar_AE"/>
         </w:rPr>
-        <w:t>ἐν πάσῃ σοφίᾳ καὶ φρονήσει</w:t>
-      </w:r>
-    </w:p>
-    <w:p>
-      <w:pPr>
-        <w:bidi/>
-      </w:pPr>
-      <w:r>
-        <w:rPr>
-          <w:lang w:val="ar_AE" w:bidi="ar_AE"/>
-        </w:rPr>
-      </w:r>
-      <w:r>
-        <w:rPr>
-          <w:b/>
-          <w:lang w:val="ar_AE" w:bidi="ar_AE"/>
-        </w:rPr>
         <w:t>"</w:t>
       </w:r>
       <w:r>
@@ -2993,23 +2655,6 @@
           <w:b/>
           <w:lang w:val="ar_AE" w:bidi="ar_AE"/>
         </w:rPr>
-        <w:t>σοφίᾳ καὶ φρονήσει</w:t>
-      </w:r>
-    </w:p>
-    <w:p>
-      <w:pPr>
-        <w:bidi/>
-      </w:pPr>
-      <w:r>
-        <w:rPr>
-          <w:lang w:val="ar_AE" w:bidi="ar_AE"/>
-        </w:rPr>
-      </w:r>
-      <w:r>
-        <w:rPr>
-          <w:b/>
-          <w:lang w:val="ar_AE" w:bidi="ar_AE"/>
-        </w:rPr>
         <w:t>"</w:t>
       </w:r>
       <w:r>
@@ -3142,23 +2787,6 @@
           <w:b/>
           <w:lang w:val="ar_AE" w:bidi="ar_AE"/>
         </w:rPr>
-        <w:t>κατὰ τὴν εὐδοκίαν αὐτοῦ</w:t>
-      </w:r>
-    </w:p>
-    <w:p>
-      <w:pPr>
-        <w:bidi/>
-      </w:pPr>
-      <w:r>
-        <w:rPr>
-          <w:lang w:val="ar_AE" w:bidi="ar_AE"/>
-        </w:rPr>
-      </w:r>
-      <w:r>
-        <w:rPr>
-          <w:b/>
-          <w:lang w:val="ar_AE" w:bidi="ar_AE"/>
-        </w:rPr>
         <w:t>"</w:t>
       </w:r>
       <w:r>
@@ -3243,23 +2871,6 @@
           <w:b/>
           <w:lang w:val="ar_AE" w:bidi="ar_AE"/>
         </w:rPr>
-        <w:t>ἣν προέθετο ἐν αὐτῷ</w:t>
-      </w:r>
-    </w:p>
-    <w:p>
-      <w:pPr>
-        <w:bidi/>
-      </w:pPr>
-      <w:r>
-        <w:rPr>
-          <w:lang w:val="ar_AE" w:bidi="ar_AE"/>
-        </w:rPr>
-      </w:r>
-      <w:r>
-        <w:rPr>
-          <w:b/>
-          <w:lang w:val="ar_AE" w:bidi="ar_AE"/>
-        </w:rPr>
         <w:t>"</w:t>
       </w:r>
       <w:r>
@@ -3344,23 +2955,6 @@
           <w:b/>
           <w:lang w:val="ar_AE" w:bidi="ar_AE"/>
         </w:rPr>
-        <w:t>ἐν αὐτῷ</w:t>
-      </w:r>
-    </w:p>
-    <w:p>
-      <w:pPr>
-        <w:bidi/>
-      </w:pPr>
-      <w:r>
-        <w:rPr>
-          <w:lang w:val="ar_AE" w:bidi="ar_AE"/>
-        </w:rPr>
-      </w:r>
-      <w:r>
-        <w:rPr>
-          <w:b/>
-          <w:lang w:val="ar_AE" w:bidi="ar_AE"/>
-        </w:rPr>
         <w:t>"</w:t>
       </w:r>
       <w:r>
@@ -3445,23 +3039,6 @@
           <w:b/>
           <w:lang w:val="ar_AE" w:bidi="ar_AE"/>
         </w:rPr>
-        <w:t>εἰς οἰκονομίαν</w:t>
-      </w:r>
-    </w:p>
-    <w:p>
-      <w:pPr>
-        <w:bidi/>
-      </w:pPr>
-      <w:r>
-        <w:rPr>
-          <w:lang w:val="ar_AE" w:bidi="ar_AE"/>
-        </w:rPr>
-      </w:r>
-      <w:r>
-        <w:rPr>
-          <w:b/>
-          <w:lang w:val="ar_AE" w:bidi="ar_AE"/>
-        </w:rPr>
         <w:t>"</w:t>
       </w:r>
       <w:r>
@@ -3546,23 +3123,6 @@
           <w:b/>
           <w:lang w:val="ar_AE" w:bidi="ar_AE"/>
         </w:rPr>
-        <w:t>τοῦ πληρώματος τῶν καιρῶν</w:t>
-      </w:r>
-    </w:p>
-    <w:p>
-      <w:pPr>
-        <w:bidi/>
-      </w:pPr>
-      <w:r>
-        <w:rPr>
-          <w:lang w:val="ar_AE" w:bidi="ar_AE"/>
-        </w:rPr>
-      </w:r>
-      <w:r>
-        <w:rPr>
-          <w:b/>
-          <w:lang w:val="ar_AE" w:bidi="ar_AE"/>
-        </w:rPr>
         <w:t>"</w:t>
       </w:r>
       <w:r>
@@ -3647,23 +3207,6 @@
           <w:b/>
           <w:lang w:val="ar_AE" w:bidi="ar_AE"/>
         </w:rPr>
-        <w:t>ἐν αὐτῷ</w:t>
-      </w:r>
-    </w:p>
-    <w:p>
-      <w:pPr>
-        <w:bidi/>
-      </w:pPr>
-      <w:r>
-        <w:rPr>
-          <w:lang w:val="ar_AE" w:bidi="ar_AE"/>
-        </w:rPr>
-      </w:r>
-      <w:r>
-        <w:rPr>
-          <w:b/>
-          <w:lang w:val="ar_AE" w:bidi="ar_AE"/>
-        </w:rPr>
         <w:t>"</w:t>
       </w:r>
       <w:r>
@@ -3748,23 +3291,6 @@
           <w:b/>
           <w:lang w:val="ar_AE" w:bidi="ar_AE"/>
         </w:rPr>
-        <w:t>καὶ ἐκληρώθημεν, προορισθέντες</w:t>
-      </w:r>
-    </w:p>
-    <w:p>
-      <w:pPr>
-        <w:bidi/>
-      </w:pPr>
-      <w:r>
-        <w:rPr>
-          <w:lang w:val="ar_AE" w:bidi="ar_AE"/>
-        </w:rPr>
-      </w:r>
-      <w:r>
-        <w:rPr>
-          <w:b/>
-          <w:lang w:val="ar_AE" w:bidi="ar_AE"/>
-        </w:rPr>
         <w:t>"</w:t>
       </w:r>
       <w:r>
@@ -3871,23 +3397,6 @@
           <w:b/>
           <w:lang w:val="ar_AE" w:bidi="ar_AE"/>
         </w:rPr>
-        <w:t>καὶ ἐκληρώθημεν</w:t>
-      </w:r>
-    </w:p>
-    <w:p>
-      <w:pPr>
-        <w:bidi/>
-      </w:pPr>
-      <w:r>
-        <w:rPr>
-          <w:lang w:val="ar_AE" w:bidi="ar_AE"/>
-        </w:rPr>
-      </w:r>
-      <w:r>
-        <w:rPr>
-          <w:b/>
-          <w:lang w:val="ar_AE" w:bidi="ar_AE"/>
-        </w:rPr>
         <w:t>"نِلْنَا نَصِيبًا"</w:t>
       </w:r>
     </w:p>
@@ -3980,23 +3489,6 @@
           <w:b/>
           <w:lang w:val="ar_AE" w:bidi="ar_AE"/>
         </w:rPr>
-        <w:t>προορισθέντες</w:t>
-      </w:r>
-    </w:p>
-    <w:p>
-      <w:pPr>
-        <w:bidi/>
-      </w:pPr>
-      <w:r>
-        <w:rPr>
-          <w:lang w:val="ar_AE" w:bidi="ar_AE"/>
-        </w:rPr>
-      </w:r>
-      <w:r>
-        <w:rPr>
-          <w:b/>
-          <w:lang w:val="ar_AE" w:bidi="ar_AE"/>
-        </w:rPr>
         <w:t>"</w:t>
       </w:r>
       <w:r>
@@ -4103,23 +3595,6 @@
           <w:b/>
           <w:lang w:val="ar_AE" w:bidi="ar_AE"/>
         </w:rPr>
-        <w:t>ἡμᾶς &amp; τοὺς προηλπικότας ἐν τῷ Χριστῷ</w:t>
-      </w:r>
-    </w:p>
-    <w:p>
-      <w:pPr>
-        <w:bidi/>
-      </w:pPr>
-      <w:r>
-        <w:rPr>
-          <w:lang w:val="ar_AE" w:bidi="ar_AE"/>
-        </w:rPr>
-      </w:r>
-      <w:r>
-        <w:rPr>
-          <w:b/>
-          <w:lang w:val="ar_AE" w:bidi="ar_AE"/>
-        </w:rPr>
         <w:t>"</w:t>
       </w:r>
       <w:r>
@@ -4239,23 +3714,6 @@
           <w:b/>
           <w:lang w:val="ar_AE" w:bidi="ar_AE"/>
         </w:rPr>
-        <w:t>εἰς τὸ εἶναι ἡμᾶς, εἰς ἔπαινον δόξης αὐτοῦ</w:t>
-      </w:r>
-    </w:p>
-    <w:p>
-      <w:pPr>
-        <w:bidi/>
-      </w:pPr>
-      <w:r>
-        <w:rPr>
-          <w:lang w:val="ar_AE" w:bidi="ar_AE"/>
-        </w:rPr>
-      </w:r>
-      <w:r>
-        <w:rPr>
-          <w:b/>
-          <w:lang w:val="ar_AE" w:bidi="ar_AE"/>
-        </w:rPr>
         <w:t>"</w:t>
       </w:r>
       <w:r>
@@ -4424,23 +3882,6 @@
           <w:b/>
           <w:lang w:val="ar_AE" w:bidi="ar_AE"/>
         </w:rPr>
-        <w:t>τὸν λόγον τῆς ἀληθείας</w:t>
-      </w:r>
-    </w:p>
-    <w:p>
-      <w:pPr>
-        <w:bidi/>
-      </w:pPr>
-      <w:r>
-        <w:rPr>
-          <w:lang w:val="ar_AE" w:bidi="ar_AE"/>
-        </w:rPr>
-      </w:r>
-      <w:r>
-        <w:rPr>
-          <w:b/>
-          <w:lang w:val="ar_AE" w:bidi="ar_AE"/>
-        </w:rPr>
         <w:t>"</w:t>
       </w:r>
       <w:r>
@@ -4525,23 +3966,6 @@
           <w:b/>
           <w:lang w:val="ar_AE" w:bidi="ar_AE"/>
         </w:rPr>
-        <w:t>ἐσφραγίσθητε τῷ Πνεύματι τῆς ἐπαγγελίας, τῷ Ἁγίῳ</w:t>
-      </w:r>
-    </w:p>
-    <w:p>
-      <w:pPr>
-        <w:bidi/>
-      </w:pPr>
-      <w:r>
-        <w:rPr>
-          <w:lang w:val="ar_AE" w:bidi="ar_AE"/>
-        </w:rPr>
-      </w:r>
-      <w:r>
-        <w:rPr>
-          <w:b/>
-          <w:lang w:val="ar_AE" w:bidi="ar_AE"/>
-        </w:rPr>
         <w:t>"</w:t>
       </w:r>
       <w:r>
@@ -4661,23 +4085,6 @@
           <w:b/>
           <w:lang w:val="ar_AE" w:bidi="ar_AE"/>
         </w:rPr>
-        <w:t>ἐσφραγίσθητε</w:t>
-      </w:r>
-    </w:p>
-    <w:p>
-      <w:pPr>
-        <w:bidi/>
-      </w:pPr>
-      <w:r>
-        <w:rPr>
-          <w:lang w:val="ar_AE" w:bidi="ar_AE"/>
-        </w:rPr>
-      </w:r>
-      <w:r>
-        <w:rPr>
-          <w:b/>
-          <w:lang w:val="ar_AE" w:bidi="ar_AE"/>
-        </w:rPr>
         <w:t>"</w:t>
       </w:r>
       <w:r>
@@ -4784,23 +4191,6 @@
           <w:b/>
           <w:lang w:val="ar_AE" w:bidi="ar_AE"/>
         </w:rPr>
-        <w:t>ἀρραβὼν τῆς κληρονομίας ἡμῶν</w:t>
-      </w:r>
-    </w:p>
-    <w:p>
-      <w:pPr>
-        <w:bidi/>
-      </w:pPr>
-      <w:r>
-        <w:rPr>
-          <w:lang w:val="ar_AE" w:bidi="ar_AE"/>
-        </w:rPr>
-      </w:r>
-      <w:r>
-        <w:rPr>
-          <w:b/>
-          <w:lang w:val="ar_AE" w:bidi="ar_AE"/>
-        </w:rPr>
         <w:t>"</w:t>
       </w:r>
       <w:r>
@@ -4991,23 +4381,6 @@
           <w:b/>
           <w:lang w:val="ar_AE" w:bidi="ar_AE"/>
         </w:rPr>
-        <w:t>διὰ τοῦτο</w:t>
-      </w:r>
-    </w:p>
-    <w:p>
-      <w:pPr>
-        <w:bidi/>
-      </w:pPr>
-      <w:r>
-        <w:rPr>
-          <w:lang w:val="ar_AE" w:bidi="ar_AE"/>
-        </w:rPr>
-      </w:r>
-      <w:r>
-        <w:rPr>
-          <w:b/>
-          <w:lang w:val="ar_AE" w:bidi="ar_AE"/>
-        </w:rPr>
         <w:t>"</w:t>
       </w:r>
       <w:r>
@@ -5246,23 +4619,6 @@
           <w:b/>
           <w:lang w:val="ar_AE" w:bidi="ar_AE"/>
         </w:rPr>
-        <w:t>οὐ παύομαι εὐχαριστῶν</w:t>
-      </w:r>
-    </w:p>
-    <w:p>
-      <w:pPr>
-        <w:bidi/>
-      </w:pPr>
-      <w:r>
-        <w:rPr>
-          <w:lang w:val="ar_AE" w:bidi="ar_AE"/>
-        </w:rPr>
-      </w:r>
-      <w:r>
-        <w:rPr>
-          <w:b/>
-          <w:lang w:val="ar_AE" w:bidi="ar_AE"/>
-        </w:rPr>
         <w:t>"</w:t>
       </w:r>
       <w:r>
@@ -5369,23 +4725,6 @@
           <w:b/>
           <w:lang w:val="ar_AE" w:bidi="ar_AE"/>
         </w:rPr>
-        <w:t>ἵνα</w:t>
-      </w:r>
-    </w:p>
-    <w:p>
-      <w:pPr>
-        <w:bidi/>
-      </w:pPr>
-      <w:r>
-        <w:rPr>
-          <w:lang w:val="ar_AE" w:bidi="ar_AE"/>
-        </w:rPr>
-      </w:r>
-      <w:r>
-        <w:rPr>
-          <w:b/>
-          <w:lang w:val="ar_AE" w:bidi="ar_AE"/>
-        </w:rPr>
         <w:t>"</w:t>
       </w:r>
       <w:r>
@@ -5505,23 +4844,6 @@
           <w:b/>
           <w:lang w:val="ar_AE" w:bidi="ar_AE"/>
         </w:rPr>
-        <w:t>πνεῦμα σοφίας καὶ ἀποκαλύψεως, ἐν ἐπιγνώσει αὐτοῦ</w:t>
-      </w:r>
-    </w:p>
-    <w:p>
-      <w:pPr>
-        <w:bidi/>
-      </w:pPr>
-      <w:r>
-        <w:rPr>
-          <w:lang w:val="ar_AE" w:bidi="ar_AE"/>
-        </w:rPr>
-      </w:r>
-      <w:r>
-        <w:rPr>
-          <w:b/>
-          <w:lang w:val="ar_AE" w:bidi="ar_AE"/>
-        </w:rPr>
         <w:t>"</w:t>
       </w:r>
       <w:r>
@@ -5606,23 +4928,6 @@
           <w:b/>
           <w:lang w:val="ar_AE" w:bidi="ar_AE"/>
         </w:rPr>
-        <w:t>πεφωτισμένους τοὺς ὀφθαλμοὺς τῆς καρδίας</w:t>
-      </w:r>
-    </w:p>
-    <w:p>
-      <w:pPr>
-        <w:bidi/>
-      </w:pPr>
-      <w:r>
-        <w:rPr>
-          <w:lang w:val="ar_AE" w:bidi="ar_AE"/>
-        </w:rPr>
-      </w:r>
-      <w:r>
-        <w:rPr>
-          <w:b/>
-          <w:lang w:val="ar_AE" w:bidi="ar_AE"/>
-        </w:rPr>
         <w:t>"</w:t>
       </w:r>
       <w:r>
@@ -5742,23 +5047,6 @@
           <w:b/>
           <w:lang w:val="ar_AE" w:bidi="ar_AE"/>
         </w:rPr>
-        <w:t>πεφωτισμένους τοὺς ὀφθαλμοὺς τῆς καρδίας</w:t>
-      </w:r>
-    </w:p>
-    <w:p>
-      <w:pPr>
-        <w:bidi/>
-      </w:pPr>
-      <w:r>
-        <w:rPr>
-          <w:lang w:val="ar_AE" w:bidi="ar_AE"/>
-        </w:rPr>
-      </w:r>
-      <w:r>
-        <w:rPr>
-          <w:b/>
-          <w:lang w:val="ar_AE" w:bidi="ar_AE"/>
-        </w:rPr>
         <w:t>"</w:t>
       </w:r>
       <w:r>
@@ -5865,23 +5153,6 @@
           <w:b/>
           <w:lang w:val="ar_AE" w:bidi="ar_AE"/>
         </w:rPr>
-        <w:t>τοὺς ὀφθαλμοὺς τῆς καρδίας</w:t>
-      </w:r>
-    </w:p>
-    <w:p>
-      <w:pPr>
-        <w:bidi/>
-      </w:pPr>
-      <w:r>
-        <w:rPr>
-          <w:lang w:val="ar_AE" w:bidi="ar_AE"/>
-        </w:rPr>
-      </w:r>
-      <w:r>
-        <w:rPr>
-          <w:b/>
-          <w:lang w:val="ar_AE" w:bidi="ar_AE"/>
-        </w:rPr>
         <w:t>"</w:t>
       </w:r>
       <w:r>
@@ -6001,23 +5272,6 @@
           <w:b/>
           <w:lang w:val="ar_AE" w:bidi="ar_AE"/>
         </w:rPr>
-        <w:t>πεφωτισμένους</w:t>
-      </w:r>
-    </w:p>
-    <w:p>
-      <w:pPr>
-        <w:bidi/>
-      </w:pPr>
-      <w:r>
-        <w:rPr>
-          <w:lang w:val="ar_AE" w:bidi="ar_AE"/>
-        </w:rPr>
-      </w:r>
-      <w:r>
-        <w:rPr>
-          <w:b/>
-          <w:lang w:val="ar_AE" w:bidi="ar_AE"/>
-        </w:rPr>
         <w:t>"</w:t>
       </w:r>
       <w:r>
@@ -6199,23 +5453,6 @@
           <w:b/>
           <w:lang w:val="ar_AE" w:bidi="ar_AE"/>
         </w:rPr>
-        <w:t>τῆς κληρονομίας αὐτοῦ</w:t>
-      </w:r>
-    </w:p>
-    <w:p>
-      <w:pPr>
-        <w:bidi/>
-      </w:pPr>
-      <w:r>
-        <w:rPr>
-          <w:lang w:val="ar_AE" w:bidi="ar_AE"/>
-        </w:rPr>
-      </w:r>
-      <w:r>
-        <w:rPr>
-          <w:b/>
-          <w:lang w:val="ar_AE" w:bidi="ar_AE"/>
-        </w:rPr>
         <w:t>"</w:t>
       </w:r>
       <w:r>
@@ -6322,23 +5559,6 @@
           <w:b/>
           <w:lang w:val="ar_AE" w:bidi="ar_AE"/>
         </w:rPr>
-        <w:t>τοῖς ἁγίοις</w:t>
-      </w:r>
-    </w:p>
-    <w:p>
-      <w:pPr>
-        <w:bidi/>
-      </w:pPr>
-      <w:r>
-        <w:rPr>
-          <w:lang w:val="ar_AE" w:bidi="ar_AE"/>
-        </w:rPr>
-      </w:r>
-      <w:r>
-        <w:rPr>
-          <w:b/>
-          <w:lang w:val="ar_AE" w:bidi="ar_AE"/>
-        </w:rPr>
         <w:t>"</w:t>
       </w:r>
       <w:r>
@@ -6423,23 +5643,6 @@
           <w:b/>
           <w:lang w:val="ar_AE" w:bidi="ar_AE"/>
         </w:rPr>
-        <w:t>τὸ ὑπερβάλλον μέγεθος τῆς δυνάμεως αὐτοῦ</w:t>
-      </w:r>
-    </w:p>
-    <w:p>
-      <w:pPr>
-        <w:bidi/>
-      </w:pPr>
-      <w:r>
-        <w:rPr>
-          <w:lang w:val="ar_AE" w:bidi="ar_AE"/>
-        </w:rPr>
-      </w:r>
-      <w:r>
-        <w:rPr>
-          <w:b/>
-          <w:lang w:val="ar_AE" w:bidi="ar_AE"/>
-        </w:rPr>
         <w:t>"</w:t>
       </w:r>
       <w:r>
@@ -6524,23 +5727,6 @@
           <w:b/>
           <w:lang w:val="ar_AE" w:bidi="ar_AE"/>
         </w:rPr>
-        <w:t>εἰς ἡμᾶς, τοὺς πιστεύοντας</w:t>
-      </w:r>
-    </w:p>
-    <w:p>
-      <w:pPr>
-        <w:bidi/>
-      </w:pPr>
-      <w:r>
-        <w:rPr>
-          <w:lang w:val="ar_AE" w:bidi="ar_AE"/>
-        </w:rPr>
-      </w:r>
-      <w:r>
-        <w:rPr>
-          <w:b/>
-          <w:lang w:val="ar_AE" w:bidi="ar_AE"/>
-        </w:rPr>
         <w:t>"</w:t>
       </w:r>
       <w:r>
@@ -6625,23 +5811,6 @@
           <w:b/>
           <w:lang w:val="ar_AE" w:bidi="ar_AE"/>
         </w:rPr>
-        <w:t>τὴν ἐνέργειαν τοῦ κράτους τῆς ἰσχύος αὐτοῦ</w:t>
-      </w:r>
-    </w:p>
-    <w:p>
-      <w:pPr>
-        <w:bidi/>
-      </w:pPr>
-      <w:r>
-        <w:rPr>
-          <w:lang w:val="ar_AE" w:bidi="ar_AE"/>
-        </w:rPr>
-      </w:r>
-      <w:r>
-        <w:rPr>
-          <w:b/>
-          <w:lang w:val="ar_AE" w:bidi="ar_AE"/>
-        </w:rPr>
         <w:t>"</w:t>
       </w:r>
       <w:r>
@@ -6726,23 +5895,6 @@
           <w:b/>
           <w:lang w:val="ar_AE" w:bidi="ar_AE"/>
         </w:rPr>
-        <w:t>τοῦ κράτους τῆς ἰσχύος αὐτοῦ</w:t>
-      </w:r>
-    </w:p>
-    <w:p>
-      <w:pPr>
-        <w:bidi/>
-      </w:pPr>
-      <w:r>
-        <w:rPr>
-          <w:lang w:val="ar_AE" w:bidi="ar_AE"/>
-        </w:rPr>
-      </w:r>
-      <w:r>
-        <w:rPr>
-          <w:b/>
-          <w:lang w:val="ar_AE" w:bidi="ar_AE"/>
-        </w:rPr>
         <w:t>"</w:t>
       </w:r>
       <w:r>
@@ -6875,23 +6027,6 @@
           <w:b/>
           <w:lang w:val="ar_AE" w:bidi="ar_AE"/>
         </w:rPr>
-        <w:t>ἐγείρας αὐτὸν ἐκ νεκρῶν</w:t>
-      </w:r>
-    </w:p>
-    <w:p>
-      <w:pPr>
-        <w:bidi/>
-      </w:pPr>
-      <w:r>
-        <w:rPr>
-          <w:lang w:val="ar_AE" w:bidi="ar_AE"/>
-        </w:rPr>
-      </w:r>
-      <w:r>
-        <w:rPr>
-          <w:b/>
-          <w:lang w:val="ar_AE" w:bidi="ar_AE"/>
-        </w:rPr>
         <w:t>"</w:t>
       </w:r>
       <w:r>
@@ -6976,23 +6111,6 @@
           <w:b/>
           <w:lang w:val="ar_AE" w:bidi="ar_AE"/>
         </w:rPr>
-        <w:t>ἐκ νεκρῶν</w:t>
-      </w:r>
-    </w:p>
-    <w:p>
-      <w:pPr>
-        <w:bidi/>
-      </w:pPr>
-      <w:r>
-        <w:rPr>
-          <w:lang w:val="ar_AE" w:bidi="ar_AE"/>
-        </w:rPr>
-      </w:r>
-      <w:r>
-        <w:rPr>
-          <w:b/>
-          <w:lang w:val="ar_AE" w:bidi="ar_AE"/>
-        </w:rPr>
         <w:t>"</w:t>
       </w:r>
       <w:r>
@@ -7112,23 +6230,6 @@
           <w:b/>
           <w:lang w:val="ar_AE" w:bidi="ar_AE"/>
         </w:rPr>
-        <w:t>καθίσας ἐν δεξιᾷ αὐτοῦ, ἐν τοῖς ἐπουρανίοις</w:t>
-      </w:r>
-    </w:p>
-    <w:p>
-      <w:pPr>
-        <w:bidi/>
-      </w:pPr>
-      <w:r>
-        <w:rPr>
-          <w:lang w:val="ar_AE" w:bidi="ar_AE"/>
-        </w:rPr>
-      </w:r>
-      <w:r>
-        <w:rPr>
-          <w:b/>
-          <w:lang w:val="ar_AE" w:bidi="ar_AE"/>
-        </w:rPr>
         <w:t>"</w:t>
       </w:r>
       <w:r>
@@ -7248,23 +6349,6 @@
           <w:b/>
           <w:lang w:val="ar_AE" w:bidi="ar_AE"/>
         </w:rPr>
-        <w:t>καθίσας ἐν δεξιᾷ αὐτοῦ</w:t>
-      </w:r>
-    </w:p>
-    <w:p>
-      <w:pPr>
-        <w:bidi/>
-      </w:pPr>
-      <w:r>
-        <w:rPr>
-          <w:lang w:val="ar_AE" w:bidi="ar_AE"/>
-        </w:rPr>
-      </w:r>
-      <w:r>
-        <w:rPr>
-          <w:b/>
-          <w:lang w:val="ar_AE" w:bidi="ar_AE"/>
-        </w:rPr>
         <w:t>"</w:t>
       </w:r>
       <w:r>
@@ -7368,23 +6452,6 @@
         <w:rPr>
           <w:lang w:val="ar_AE" w:bidi="ar_AE"/>
         </w:rPr>
-      </w:r>
-    </w:p>
-    <w:p>
-      <w:pPr>
-        <w:bidi/>
-      </w:pPr>
-      <w:r>
-        <w:rPr>
-          <w:lang w:val="ar_AE" w:bidi="ar_AE"/>
-        </w:rPr>
-      </w:r>
-      <w:r>
-        <w:rPr>
-          <w:b/>
-          <w:lang w:val="ar_AE" w:bidi="ar_AE"/>
-        </w:rPr>
-        <w:t>ἐν τοῖς ἐπουρανίοις</w:t>
       </w:r>
     </w:p>
     <w:p>
@@ -7516,23 +6583,6 @@
           <w:b/>
           <w:lang w:val="ar_AE" w:bidi="ar_AE"/>
         </w:rPr>
-        <w:t>ὑπεράνω πάσης ἀρχῆς, καὶ ἐξουσίας, καὶ δυνάμεως, καὶ κυριότητος</w:t>
-      </w:r>
-    </w:p>
-    <w:p>
-      <w:pPr>
-        <w:bidi/>
-      </w:pPr>
-      <w:r>
-        <w:rPr>
-          <w:lang w:val="ar_AE" w:bidi="ar_AE"/>
-        </w:rPr>
-      </w:r>
-      <w:r>
-        <w:rPr>
-          <w:b/>
-          <w:lang w:val="ar_AE" w:bidi="ar_AE"/>
-        </w:rPr>
         <w:t>"</w:t>
       </w:r>
       <w:r>
@@ -7639,23 +6689,6 @@
           <w:b/>
           <w:lang w:val="ar_AE" w:bidi="ar_AE"/>
         </w:rPr>
-        <w:t>παντὸς ὀνόματος ὀνομαζομένου</w:t>
-      </w:r>
-    </w:p>
-    <w:p>
-      <w:pPr>
-        <w:bidi/>
-      </w:pPr>
-      <w:r>
-        <w:rPr>
-          <w:lang w:val="ar_AE" w:bidi="ar_AE"/>
-        </w:rPr>
-      </w:r>
-      <w:r>
-        <w:rPr>
-          <w:b/>
-          <w:lang w:val="ar_AE" w:bidi="ar_AE"/>
-        </w:rPr>
         <w:t>"</w:t>
       </w:r>
       <w:r>
@@ -7762,23 +6795,6 @@
           <w:b/>
           <w:lang w:val="ar_AE" w:bidi="ar_AE"/>
         </w:rPr>
-        <w:t>ὀνόματος</w:t>
-      </w:r>
-    </w:p>
-    <w:p>
-      <w:pPr>
-        <w:bidi/>
-      </w:pPr>
-      <w:r>
-        <w:rPr>
-          <w:lang w:val="ar_AE" w:bidi="ar_AE"/>
-        </w:rPr>
-      </w:r>
-      <w:r>
-        <w:rPr>
-          <w:b/>
-          <w:lang w:val="ar_AE" w:bidi="ar_AE"/>
-        </w:rPr>
         <w:t>"</w:t>
       </w:r>
       <w:r>
@@ -7876,23 +6892,6 @@
           <w:b/>
           <w:lang w:val="ar_AE" w:bidi="ar_AE"/>
         </w:rPr>
-        <w:t>ἐν τῷ αἰῶνι τούτῳ</w:t>
-      </w:r>
-    </w:p>
-    <w:p>
-      <w:pPr>
-        <w:bidi/>
-      </w:pPr>
-      <w:r>
-        <w:rPr>
-          <w:lang w:val="ar_AE" w:bidi="ar_AE"/>
-        </w:rPr>
-      </w:r>
-      <w:r>
-        <w:rPr>
-          <w:b/>
-          <w:lang w:val="ar_AE" w:bidi="ar_AE"/>
-        </w:rPr>
         <w:t>"</w:t>
       </w:r>
       <w:r>
@@ -7977,23 +6976,6 @@
           <w:b/>
           <w:lang w:val="ar_AE" w:bidi="ar_AE"/>
         </w:rPr>
-        <w:t>ἐν τῷ μέλλοντι</w:t>
-      </w:r>
-    </w:p>
-    <w:p>
-      <w:pPr>
-        <w:bidi/>
-      </w:pPr>
-      <w:r>
-        <w:rPr>
-          <w:lang w:val="ar_AE" w:bidi="ar_AE"/>
-        </w:rPr>
-      </w:r>
-      <w:r>
-        <w:rPr>
-          <w:b/>
-          <w:lang w:val="ar_AE" w:bidi="ar_AE"/>
-        </w:rPr>
         <w:t>"</w:t>
       </w:r>
       <w:r>
@@ -8078,23 +7060,6 @@
           <w:b/>
           <w:lang w:val="ar_AE" w:bidi="ar_AE"/>
         </w:rPr>
-        <w:t>ὑπὸ τοὺς πόδας αὐτοῦ</w:t>
-      </w:r>
-    </w:p>
-    <w:p>
-      <w:pPr>
-        <w:bidi/>
-      </w:pPr>
-      <w:r>
-        <w:rPr>
-          <w:lang w:val="ar_AE" w:bidi="ar_AE"/>
-        </w:rPr>
-      </w:r>
-      <w:r>
-        <w:rPr>
-          <w:b/>
-          <w:lang w:val="ar_AE" w:bidi="ar_AE"/>
-        </w:rPr>
         <w:t>"</w:t>
       </w:r>
       <w:r>
@@ -8214,23 +7179,6 @@
           <w:b/>
           <w:lang w:val="ar_AE" w:bidi="ar_AE"/>
         </w:rPr>
-        <w:t>κεφαλὴν ὑπὲρ πάντα</w:t>
-      </w:r>
-    </w:p>
-    <w:p>
-      <w:pPr>
-        <w:bidi/>
-      </w:pPr>
-      <w:r>
-        <w:rPr>
-          <w:lang w:val="ar_AE" w:bidi="ar_AE"/>
-        </w:rPr>
-      </w:r>
-      <w:r>
-        <w:rPr>
-          <w:b/>
-          <w:lang w:val="ar_AE" w:bidi="ar_AE"/>
-        </w:rPr>
         <w:t>"</w:t>
       </w:r>
       <w:r>
@@ -8350,23 +7298,6 @@
           <w:b/>
           <w:lang w:val="ar_AE" w:bidi="ar_AE"/>
         </w:rPr>
-        <w:t>τὸ σῶμα αὐτοῦ</w:t>
-      </w:r>
-    </w:p>
-    <w:p>
-      <w:pPr>
-        <w:bidi/>
-      </w:pPr>
-      <w:r>
-        <w:rPr>
-          <w:lang w:val="ar_AE" w:bidi="ar_AE"/>
-        </w:rPr>
-      </w:r>
-      <w:r>
-        <w:rPr>
-          <w:b/>
-          <w:lang w:val="ar_AE" w:bidi="ar_AE"/>
-        </w:rPr>
         <w:t>"</w:t>
       </w:r>
       <w:r>
@@ -8486,23 +7417,6 @@
           <w:b/>
           <w:lang w:val="ar_AE" w:bidi="ar_AE"/>
         </w:rPr>
-        <w:t>τὸ πλήρωμα τοῦ τὰ πάντα ἐν πᾶσιν πληρουμένου</w:t>
-      </w:r>
-    </w:p>
-    <w:p>
-      <w:pPr>
-        <w:bidi/>
-      </w:pPr>
-      <w:r>
-        <w:rPr>
-          <w:lang w:val="ar_AE" w:bidi="ar_AE"/>
-        </w:rPr>
-      </w:r>
-      <w:r>
-        <w:rPr>
-          <w:b/>
-          <w:lang w:val="ar_AE" w:bidi="ar_AE"/>
-        </w:rPr>
         <w:t>"</w:t>
       </w:r>
       <w:r>
@@ -8587,23 +7501,6 @@
           <w:b/>
           <w:lang w:val="ar_AE" w:bidi="ar_AE"/>
         </w:rPr>
-        <w:t>τὸ πλήρωμα</w:t>
-      </w:r>
-    </w:p>
-    <w:p>
-      <w:pPr>
-        <w:bidi/>
-      </w:pPr>
-      <w:r>
-        <w:rPr>
-          <w:lang w:val="ar_AE" w:bidi="ar_AE"/>
-        </w:rPr>
-      </w:r>
-      <w:r>
-        <w:rPr>
-          <w:b/>
-          <w:lang w:val="ar_AE" w:bidi="ar_AE"/>
-        </w:rPr>
         <w:t>"</w:t>
       </w:r>
       <w:r>
@@ -8772,23 +7669,6 @@
           <w:b/>
           <w:lang w:val="ar_AE" w:bidi="ar_AE"/>
         </w:rPr>
-        <w:t>ὑμᾶς ὄντας νεκροὺς τοῖς παραπτώμασιν καὶ ταῖς ἁμαρτίαις ὑμῶν</w:t>
-      </w:r>
-    </w:p>
-    <w:p>
-      <w:pPr>
-        <w:bidi/>
-      </w:pPr>
-      <w:r>
-        <w:rPr>
-          <w:lang w:val="ar_AE" w:bidi="ar_AE"/>
-        </w:rPr>
-      </w:r>
-      <w:r>
-        <w:rPr>
-          <w:b/>
-          <w:lang w:val="ar_AE" w:bidi="ar_AE"/>
-        </w:rPr>
         <w:t>"</w:t>
       </w:r>
       <w:r>
@@ -8908,23 +7788,6 @@
           <w:b/>
           <w:lang w:val="ar_AE" w:bidi="ar_AE"/>
         </w:rPr>
-        <w:t>τοῖς παραπτώμασιν καὶ ταῖς ἁμαρτίαις ὑμῶν</w:t>
-      </w:r>
-    </w:p>
-    <w:p>
-      <w:pPr>
-        <w:bidi/>
-      </w:pPr>
-      <w:r>
-        <w:rPr>
-          <w:lang w:val="ar_AE" w:bidi="ar_AE"/>
-        </w:rPr>
-      </w:r>
-      <w:r>
-        <w:rPr>
-          <w:b/>
-          <w:lang w:val="ar_AE" w:bidi="ar_AE"/>
-        </w:rPr>
         <w:t>"</w:t>
       </w:r>
       <w:r>
@@ -9044,23 +7907,6 @@
           <w:b/>
           <w:lang w:val="ar_AE" w:bidi="ar_AE"/>
         </w:rPr>
-        <w:t>τοῖς παραπτώμασιν καὶ ταῖς ἁμαρτίαις ὑμῶν</w:t>
-      </w:r>
-    </w:p>
-    <w:p>
-      <w:pPr>
-        <w:bidi/>
-      </w:pPr>
-      <w:r>
-        <w:rPr>
-          <w:lang w:val="ar_AE" w:bidi="ar_AE"/>
-        </w:rPr>
-      </w:r>
-      <w:r>
-        <w:rPr>
-          <w:b/>
-          <w:lang w:val="ar_AE" w:bidi="ar_AE"/>
-        </w:rPr>
         <w:t>"</w:t>
       </w:r>
       <w:r>
@@ -9180,23 +8026,6 @@
           <w:b/>
           <w:lang w:val="ar_AE" w:bidi="ar_AE"/>
         </w:rPr>
-        <w:t>ἐν αἷς ποτε περιεπατήσατε</w:t>
-      </w:r>
-    </w:p>
-    <w:p>
-      <w:pPr>
-        <w:bidi/>
-      </w:pPr>
-      <w:r>
-        <w:rPr>
-          <w:lang w:val="ar_AE" w:bidi="ar_AE"/>
-        </w:rPr>
-      </w:r>
-      <w:r>
-        <w:rPr>
-          <w:b/>
-          <w:lang w:val="ar_AE" w:bidi="ar_AE"/>
-        </w:rPr>
         <w:t>"</w:t>
       </w:r>
       <w:r>
@@ -9316,23 +8145,6 @@
           <w:b/>
           <w:lang w:val="ar_AE" w:bidi="ar_AE"/>
         </w:rPr>
-        <w:t>κατὰ τὸν αἰῶνα τοῦ κόσμου τούτου</w:t>
-      </w:r>
-    </w:p>
-    <w:p>
-      <w:pPr>
-        <w:bidi/>
-      </w:pPr>
-      <w:r>
-        <w:rPr>
-          <w:lang w:val="ar_AE" w:bidi="ar_AE"/>
-        </w:rPr>
-      </w:r>
-      <w:r>
-        <w:rPr>
-          <w:b/>
-          <w:lang w:val="ar_AE" w:bidi="ar_AE"/>
-        </w:rPr>
         <w:t>"</w:t>
       </w:r>
       <w:r>
@@ -9536,23 +8348,6 @@
           <w:b/>
           <w:lang w:val="ar_AE" w:bidi="ar_AE"/>
         </w:rPr>
-        <w:t>τοῦ πνεύματος τοῦ νῦν ἐνεργοῦντος</w:t>
-      </w:r>
-    </w:p>
-    <w:p>
-      <w:pPr>
-        <w:bidi/>
-      </w:pPr>
-      <w:r>
-        <w:rPr>
-          <w:lang w:val="ar_AE" w:bidi="ar_AE"/>
-        </w:rPr>
-      </w:r>
-      <w:r>
-        <w:rPr>
-          <w:b/>
-          <w:lang w:val="ar_AE" w:bidi="ar_AE"/>
-        </w:rPr>
         <w:t>"</w:t>
       </w:r>
       <w:r>
@@ -9637,23 +8432,6 @@
           <w:b/>
           <w:lang w:val="ar_AE" w:bidi="ar_AE"/>
         </w:rPr>
-        <w:t>τοῖς υἱοῖς τῆς ἀπειθείας</w:t>
-      </w:r>
-    </w:p>
-    <w:p>
-      <w:pPr>
-        <w:bidi/>
-      </w:pPr>
-      <w:r>
-        <w:rPr>
-          <w:lang w:val="ar_AE" w:bidi="ar_AE"/>
-        </w:rPr>
-      </w:r>
-      <w:r>
-        <w:rPr>
-          <w:b/>
-          <w:lang w:val="ar_AE" w:bidi="ar_AE"/>
-        </w:rPr>
         <w:t>"</w:t>
       </w:r>
       <w:r>
@@ -9760,23 +8538,6 @@
           <w:b/>
           <w:lang w:val="ar_AE" w:bidi="ar_AE"/>
         </w:rPr>
-        <w:t>τὰ θελήματα τῆς σαρκὸς καὶ τῶν διανοιῶν</w:t>
-      </w:r>
-    </w:p>
-    <w:p>
-      <w:pPr>
-        <w:bidi/>
-      </w:pPr>
-      <w:r>
-        <w:rPr>
-          <w:lang w:val="ar_AE" w:bidi="ar_AE"/>
-        </w:rPr>
-      </w:r>
-      <w:r>
-        <w:rPr>
-          <w:b/>
-          <w:lang w:val="ar_AE" w:bidi="ar_AE"/>
-        </w:rPr>
         <w:t>"</w:t>
       </w:r>
       <w:r>
@@ -9909,23 +8670,6 @@
           <w:b/>
           <w:lang w:val="ar_AE" w:bidi="ar_AE"/>
         </w:rPr>
-        <w:t>τέκνα &amp; ὀργῆς</w:t>
-      </w:r>
-    </w:p>
-    <w:p>
-      <w:pPr>
-        <w:bidi/>
-      </w:pPr>
-      <w:r>
-        <w:rPr>
-          <w:lang w:val="ar_AE" w:bidi="ar_AE"/>
-        </w:rPr>
-      </w:r>
-      <w:r>
-        <w:rPr>
-          <w:b/>
-          <w:lang w:val="ar_AE" w:bidi="ar_AE"/>
-        </w:rPr>
         <w:t>"</w:t>
       </w:r>
       <w:r>
@@ -10032,23 +8776,6 @@
           <w:b/>
           <w:lang w:val="ar_AE" w:bidi="ar_AE"/>
         </w:rPr>
-        <w:t>δὲ</w:t>
-      </w:r>
-    </w:p>
-    <w:p>
-      <w:pPr>
-        <w:bidi/>
-      </w:pPr>
-      <w:r>
-        <w:rPr>
-          <w:lang w:val="ar_AE" w:bidi="ar_AE"/>
-        </w:rPr>
-      </w:r>
-      <w:r>
-        <w:rPr>
-          <w:b/>
-          <w:lang w:val="ar_AE" w:bidi="ar_AE"/>
-        </w:rPr>
         <w:t>"ولكن"</w:t>
       </w:r>
     </w:p>
@@ -10154,23 +8881,6 @@
           <w:b/>
           <w:lang w:val="ar_AE" w:bidi="ar_AE"/>
         </w:rPr>
-        <w:t>Θεὸς πλούσιος ὢν ἐν ἐλέει</w:t>
-      </w:r>
-    </w:p>
-    <w:p>
-      <w:pPr>
-        <w:bidi/>
-      </w:pPr>
-      <w:r>
-        <w:rPr>
-          <w:lang w:val="ar_AE" w:bidi="ar_AE"/>
-        </w:rPr>
-      </w:r>
-      <w:r>
-        <w:rPr>
-          <w:b/>
-          <w:lang w:val="ar_AE" w:bidi="ar_AE"/>
-        </w:rPr>
         <w:t>"</w:t>
       </w:r>
       <w:r>
@@ -10290,23 +9000,6 @@
           <w:b/>
           <w:lang w:val="ar_AE" w:bidi="ar_AE"/>
         </w:rPr>
-        <w:t>διὰ τὴν πολλὴν ἀγάπην αὐτοῦ, ἣν ἠγάπησεν ἡμᾶς</w:t>
-      </w:r>
-    </w:p>
-    <w:p>
-      <w:pPr>
-        <w:bidi/>
-      </w:pPr>
-      <w:r>
-        <w:rPr>
-          <w:lang w:val="ar_AE" w:bidi="ar_AE"/>
-        </w:rPr>
-      </w:r>
-      <w:r>
-        <w:rPr>
-          <w:b/>
-          <w:lang w:val="ar_AE" w:bidi="ar_AE"/>
-        </w:rPr>
         <w:t>"</w:t>
       </w:r>
       <w:r>
@@ -10426,23 +9119,6 @@
           <w:b/>
           <w:lang w:val="ar_AE" w:bidi="ar_AE"/>
         </w:rPr>
-        <w:t>χάριτί ἐστε σεσῳσμένοι</w:t>
-      </w:r>
-    </w:p>
-    <w:p>
-      <w:pPr>
-        <w:bidi/>
-      </w:pPr>
-      <w:r>
-        <w:rPr>
-          <w:lang w:val="ar_AE" w:bidi="ar_AE"/>
-        </w:rPr>
-      </w:r>
-      <w:r>
-        <w:rPr>
-          <w:b/>
-          <w:lang w:val="ar_AE" w:bidi="ar_AE"/>
-        </w:rPr>
         <w:t>"</w:t>
       </w:r>
       <w:r>
@@ -10549,23 +9225,6 @@
           <w:b/>
           <w:lang w:val="ar_AE" w:bidi="ar_AE"/>
         </w:rPr>
-        <w:t>χάριτί ἐστε σεσῳσμένοι</w:t>
-      </w:r>
-    </w:p>
-    <w:p>
-      <w:pPr>
-        <w:bidi/>
-      </w:pPr>
-      <w:r>
-        <w:rPr>
-          <w:lang w:val="ar_AE" w:bidi="ar_AE"/>
-        </w:rPr>
-      </w:r>
-      <w:r>
-        <w:rPr>
-          <w:b/>
-          <w:lang w:val="ar_AE" w:bidi="ar_AE"/>
-        </w:rPr>
         <w:t>"</w:t>
       </w:r>
       <w:r>
@@ -10685,23 +9344,6 @@
           <w:b/>
           <w:lang w:val="ar_AE" w:bidi="ar_AE"/>
         </w:rPr>
-        <w:t>συνήγειρεν</w:t>
-      </w:r>
-    </w:p>
-    <w:p>
-      <w:pPr>
-        <w:bidi/>
-      </w:pPr>
-      <w:r>
-        <w:rPr>
-          <w:lang w:val="ar_AE" w:bidi="ar_AE"/>
-        </w:rPr>
-      </w:r>
-      <w:r>
-        <w:rPr>
-          <w:b/>
-          <w:lang w:val="ar_AE" w:bidi="ar_AE"/>
-        </w:rPr>
         <w:t>"</w:t>
       </w:r>
       <w:r>
@@ -10821,23 +9463,6 @@
           <w:b/>
           <w:lang w:val="ar_AE" w:bidi="ar_AE"/>
         </w:rPr>
-        <w:t>συνήγειρεν</w:t>
-      </w:r>
-    </w:p>
-    <w:p>
-      <w:pPr>
-        <w:bidi/>
-      </w:pPr>
-      <w:r>
-        <w:rPr>
-          <w:lang w:val="ar_AE" w:bidi="ar_AE"/>
-        </w:rPr>
-      </w:r>
-      <w:r>
-        <w:rPr>
-          <w:b/>
-          <w:lang w:val="ar_AE" w:bidi="ar_AE"/>
-        </w:rPr>
         <w:t>"</w:t>
       </w:r>
       <w:r>
@@ -10944,23 +9569,6 @@
           <w:b/>
           <w:lang w:val="ar_AE" w:bidi="ar_AE"/>
         </w:rPr>
-        <w:t>συνεκάθισεν</w:t>
-      </w:r>
-    </w:p>
-    <w:p>
-      <w:pPr>
-        <w:bidi/>
-      </w:pPr>
-      <w:r>
-        <w:rPr>
-          <w:lang w:val="ar_AE" w:bidi="ar_AE"/>
-        </w:rPr>
-      </w:r>
-      <w:r>
-        <w:rPr>
-          <w:b/>
-          <w:lang w:val="ar_AE" w:bidi="ar_AE"/>
-        </w:rPr>
         <w:t>"</w:t>
       </w:r>
       <w:r>
@@ -11064,23 +9672,6 @@
         <w:rPr>
           <w:lang w:val="ar_AE" w:bidi="ar_AE"/>
         </w:rPr>
-      </w:r>
-    </w:p>
-    <w:p>
-      <w:pPr>
-        <w:bidi/>
-      </w:pPr>
-      <w:r>
-        <w:rPr>
-          <w:lang w:val="ar_AE" w:bidi="ar_AE"/>
-        </w:rPr>
-      </w:r>
-      <w:r>
-        <w:rPr>
-          <w:b/>
-          <w:lang w:val="ar_AE" w:bidi="ar_AE"/>
-        </w:rPr>
-        <w:t>ἐν τοῖς ἐπουρανίοις</w:t>
       </w:r>
     </w:p>
     <w:p>
@@ -11212,23 +9803,6 @@
           <w:b/>
           <w:lang w:val="ar_AE" w:bidi="ar_AE"/>
         </w:rPr>
-        <w:t>ἐν Χριστῷ Ἰησοῦ</w:t>
-      </w:r>
-    </w:p>
-    <w:p>
-      <w:pPr>
-        <w:bidi/>
-      </w:pPr>
-      <w:r>
-        <w:rPr>
-          <w:lang w:val="ar_AE" w:bidi="ar_AE"/>
-        </w:rPr>
-      </w:r>
-      <w:r>
-        <w:rPr>
-          <w:b/>
-          <w:lang w:val="ar_AE" w:bidi="ar_AE"/>
-        </w:rPr>
         <w:t>"</w:t>
       </w:r>
       <w:r>
@@ -11326,23 +9900,6 @@
           <w:b/>
           <w:lang w:val="ar_AE" w:bidi="ar_AE"/>
         </w:rPr>
-        <w:t>ἵνα</w:t>
-      </w:r>
-    </w:p>
-    <w:p>
-      <w:pPr>
-        <w:bidi/>
-      </w:pPr>
-      <w:r>
-        <w:rPr>
-          <w:lang w:val="ar_AE" w:bidi="ar_AE"/>
-        </w:rPr>
-      </w:r>
-      <w:r>
-        <w:rPr>
-          <w:b/>
-          <w:lang w:val="ar_AE" w:bidi="ar_AE"/>
-        </w:rPr>
         <w:t>"</w:t>
       </w:r>
       <w:r>
@@ -11462,23 +10019,6 @@
           <w:b/>
           <w:lang w:val="ar_AE" w:bidi="ar_AE"/>
         </w:rPr>
-        <w:t>ἐν τοῖς αἰῶσιν, τοῖς ἐπερχομένοις</w:t>
-      </w:r>
-    </w:p>
-    <w:p>
-      <w:pPr>
-        <w:bidi/>
-      </w:pPr>
-      <w:r>
-        <w:rPr>
-          <w:lang w:val="ar_AE" w:bidi="ar_AE"/>
-        </w:rPr>
-      </w:r>
-      <w:r>
-        <w:rPr>
-          <w:b/>
-          <w:lang w:val="ar_AE" w:bidi="ar_AE"/>
-        </w:rPr>
         <w:t>"</w:t>
       </w:r>
       <w:r>
@@ -11563,23 +10103,6 @@
           <w:b/>
           <w:lang w:val="ar_AE" w:bidi="ar_AE"/>
         </w:rPr>
-        <w:t>γὰρ</w:t>
-      </w:r>
-    </w:p>
-    <w:p>
-      <w:pPr>
-        <w:bidi/>
-      </w:pPr>
-      <w:r>
-        <w:rPr>
-          <w:lang w:val="ar_AE" w:bidi="ar_AE"/>
-        </w:rPr>
-      </w:r>
-      <w:r>
-        <w:rPr>
-          <w:b/>
-          <w:lang w:val="ar_AE" w:bidi="ar_AE"/>
-        </w:rPr>
         <w:t>"</w:t>
       </w:r>
       <w:r>
@@ -11683,23 +10206,6 @@
         <w:rPr>
           <w:lang w:val="ar_AE" w:bidi="ar_AE"/>
         </w:rPr>
-      </w:r>
-    </w:p>
-    <w:p>
-      <w:pPr>
-        <w:bidi/>
-      </w:pPr>
-      <w:r>
-        <w:rPr>
-          <w:lang w:val="ar_AE" w:bidi="ar_AE"/>
-        </w:rPr>
-      </w:r>
-      <w:r>
-        <w:rPr>
-          <w:b/>
-          <w:lang w:val="ar_AE" w:bidi="ar_AE"/>
-        </w:rPr>
-        <w:t>τῇ γὰρ χάριτί ἐστε σεσῳσμένοι διὰ πίστεως</w:t>
       </w:r>
     </w:p>
     <w:p>
@@ -11946,23 +10452,6 @@
           <w:b/>
           <w:lang w:val="ar_AE" w:bidi="ar_AE"/>
         </w:rPr>
-        <w:t>τοῦτο</w:t>
-      </w:r>
-    </w:p>
-    <w:p>
-      <w:pPr>
-        <w:bidi/>
-      </w:pPr>
-      <w:r>
-        <w:rPr>
-          <w:lang w:val="ar_AE" w:bidi="ar_AE"/>
-        </w:rPr>
-      </w:r>
-      <w:r>
-        <w:rPr>
-          <w:b/>
-          <w:lang w:val="ar_AE" w:bidi="ar_AE"/>
-        </w:rPr>
         <w:t>"</w:t>
       </w:r>
       <w:r>
@@ -12282,23 +10771,6 @@
           <w:b/>
           <w:lang w:val="ar_AE" w:bidi="ar_AE"/>
         </w:rPr>
-        <w:t>γάρ</w:t>
-      </w:r>
-    </w:p>
-    <w:p>
-      <w:pPr>
-        <w:bidi/>
-      </w:pPr>
-      <w:r>
-        <w:rPr>
-          <w:lang w:val="ar_AE" w:bidi="ar_AE"/>
-        </w:rPr>
-      </w:r>
-      <w:r>
-        <w:rPr>
-          <w:b/>
-          <w:lang w:val="ar_AE" w:bidi="ar_AE"/>
-        </w:rPr>
         <w:t>"</w:t>
       </w:r>
       <w:r>
@@ -12418,23 +10890,6 @@
           <w:b/>
           <w:lang w:val="ar_AE" w:bidi="ar_AE"/>
         </w:rPr>
-        <w:t>ἐν Χριστῷ Ἰησοῦ</w:t>
-      </w:r>
-    </w:p>
-    <w:p>
-      <w:pPr>
-        <w:bidi/>
-      </w:pPr>
-      <w:r>
-        <w:rPr>
-          <w:lang w:val="ar_AE" w:bidi="ar_AE"/>
-        </w:rPr>
-      </w:r>
-      <w:r>
-        <w:rPr>
-          <w:b/>
-          <w:lang w:val="ar_AE" w:bidi="ar_AE"/>
-        </w:rPr>
         <w:t>"</w:t>
       </w:r>
       <w:r>
@@ -12532,23 +10987,6 @@
           <w:b/>
           <w:lang w:val="ar_AE" w:bidi="ar_AE"/>
         </w:rPr>
-        <w:t>ἵνα</w:t>
-      </w:r>
-    </w:p>
-    <w:p>
-      <w:pPr>
-        <w:bidi/>
-      </w:pPr>
-      <w:r>
-        <w:rPr>
-          <w:lang w:val="ar_AE" w:bidi="ar_AE"/>
-        </w:rPr>
-      </w:r>
-      <w:r>
-        <w:rPr>
-          <w:b/>
-          <w:lang w:val="ar_AE" w:bidi="ar_AE"/>
-        </w:rPr>
         <w:t>"</w:t>
       </w:r>
       <w:r>
@@ -12668,23 +11106,6 @@
           <w:b/>
           <w:lang w:val="ar_AE" w:bidi="ar_AE"/>
         </w:rPr>
-        <w:t>ἐν αὐτοῖς περιπατήσωμεν</w:t>
-      </w:r>
-    </w:p>
-    <w:p>
-      <w:pPr>
-        <w:bidi/>
-      </w:pPr>
-      <w:r>
-        <w:rPr>
-          <w:lang w:val="ar_AE" w:bidi="ar_AE"/>
-        </w:rPr>
-      </w:r>
-      <w:r>
-        <w:rPr>
-          <w:b/>
-          <w:lang w:val="ar_AE" w:bidi="ar_AE"/>
-        </w:rPr>
         <w:t>"</w:t>
       </w:r>
       <w:r>
@@ -12817,23 +11238,6 @@
           <w:b/>
           <w:lang w:val="ar_AE" w:bidi="ar_AE"/>
         </w:rPr>
-        <w:t>διὸ</w:t>
-      </w:r>
-    </w:p>
-    <w:p>
-      <w:pPr>
-        <w:bidi/>
-      </w:pPr>
-      <w:r>
-        <w:rPr>
-          <w:lang w:val="ar_AE" w:bidi="ar_AE"/>
-        </w:rPr>
-      </w:r>
-      <w:r>
-        <w:rPr>
-          <w:b/>
-          <w:lang w:val="ar_AE" w:bidi="ar_AE"/>
-        </w:rPr>
         <w:t>"</w:t>
       </w:r>
       <w:r>
@@ -13023,23 +11427,6 @@
           <w:b/>
           <w:lang w:val="ar_AE" w:bidi="ar_AE"/>
         </w:rPr>
-        <w:t>τὰ ἔθνη ἐν σαρκί</w:t>
-      </w:r>
-    </w:p>
-    <w:p>
-      <w:pPr>
-        <w:bidi/>
-      </w:pPr>
-      <w:r>
-        <w:rPr>
-          <w:lang w:val="ar_AE" w:bidi="ar_AE"/>
-        </w:rPr>
-      </w:r>
-      <w:r>
-        <w:rPr>
-          <w:b/>
-          <w:lang w:val="ar_AE" w:bidi="ar_AE"/>
-        </w:rPr>
         <w:t>"</w:t>
       </w:r>
       <w:r>
@@ -13159,23 +11546,6 @@
           <w:b/>
           <w:lang w:val="ar_AE" w:bidi="ar_AE"/>
         </w:rPr>
-        <w:t>ἀκροβυστία</w:t>
-      </w:r>
-    </w:p>
-    <w:p>
-      <w:pPr>
-        <w:bidi/>
-      </w:pPr>
-      <w:r>
-        <w:rPr>
-          <w:lang w:val="ar_AE" w:bidi="ar_AE"/>
-        </w:rPr>
-      </w:r>
-      <w:r>
-        <w:rPr>
-          <w:b/>
-          <w:lang w:val="ar_AE" w:bidi="ar_AE"/>
-        </w:rPr>
         <w:t>"</w:t>
       </w:r>
       <w:r>
@@ -13282,23 +11652,6 @@
           <w:b/>
           <w:lang w:val="ar_AE" w:bidi="ar_AE"/>
         </w:rPr>
-        <w:t>περιτομῆς</w:t>
-      </w:r>
-    </w:p>
-    <w:p>
-      <w:pPr>
-        <w:bidi/>
-      </w:pPr>
-      <w:r>
-        <w:rPr>
-          <w:lang w:val="ar_AE" w:bidi="ar_AE"/>
-        </w:rPr>
-      </w:r>
-      <w:r>
-        <w:rPr>
-          <w:b/>
-          <w:lang w:val="ar_AE" w:bidi="ar_AE"/>
-        </w:rPr>
         <w:t>"</w:t>
       </w:r>
       <w:r>
@@ -13418,23 +11771,6 @@
           <w:b/>
           <w:lang w:val="ar_AE" w:bidi="ar_AE"/>
         </w:rPr>
-        <w:t>ὑπὸ τῆς λεγομένης</w:t>
-      </w:r>
-    </w:p>
-    <w:p>
-      <w:pPr>
-        <w:bidi/>
-      </w:pPr>
-      <w:r>
-        <w:rPr>
-          <w:lang w:val="ar_AE" w:bidi="ar_AE"/>
-        </w:rPr>
-      </w:r>
-      <w:r>
-        <w:rPr>
-          <w:b/>
-          <w:lang w:val="ar_AE" w:bidi="ar_AE"/>
-        </w:rPr>
         <w:t>"</w:t>
       </w:r>
       <w:r>
@@ -13625,23 +11961,6 @@
           <w:b/>
           <w:lang w:val="ar_AE" w:bidi="ar_AE"/>
         </w:rPr>
-        <w:t>ὅτι</w:t>
-      </w:r>
-    </w:p>
-    <w:p>
-      <w:pPr>
-        <w:bidi/>
-      </w:pPr>
-      <w:r>
-        <w:rPr>
-          <w:lang w:val="ar_AE" w:bidi="ar_AE"/>
-        </w:rPr>
-      </w:r>
-      <w:r>
-        <w:rPr>
-          <w:b/>
-          <w:lang w:val="ar_AE" w:bidi="ar_AE"/>
-        </w:rPr>
         <w:t>"</w:t>
       </w:r>
       <w:r>
@@ -13761,23 +12080,6 @@
           <w:b/>
           <w:lang w:val="ar_AE" w:bidi="ar_AE"/>
         </w:rPr>
-        <w:t>χωρὶς Χριστοῦ</w:t>
-      </w:r>
-    </w:p>
-    <w:p>
-      <w:pPr>
-        <w:bidi/>
-      </w:pPr>
-      <w:r>
-        <w:rPr>
-          <w:lang w:val="ar_AE" w:bidi="ar_AE"/>
-        </w:rPr>
-      </w:r>
-      <w:r>
-        <w:rPr>
-          <w:b/>
-          <w:lang w:val="ar_AE" w:bidi="ar_AE"/>
-        </w:rPr>
         <w:t>"</w:t>
       </w:r>
       <w:r>
@@ -13862,23 +12164,6 @@
           <w:b/>
           <w:lang w:val="ar_AE" w:bidi="ar_AE"/>
         </w:rPr>
-        <w:t>ξένοι τῶν διαθηκῶν τῆς ἐπαγγελίας</w:t>
-      </w:r>
-    </w:p>
-    <w:p>
-      <w:pPr>
-        <w:bidi/>
-      </w:pPr>
-      <w:r>
-        <w:rPr>
-          <w:lang w:val="ar_AE" w:bidi="ar_AE"/>
-        </w:rPr>
-      </w:r>
-      <w:r>
-        <w:rPr>
-          <w:b/>
-          <w:lang w:val="ar_AE" w:bidi="ar_AE"/>
-        </w:rPr>
         <w:t>"</w:t>
       </w:r>
       <w:r>
@@ -13985,23 +12270,6 @@
           <w:b/>
           <w:lang w:val="ar_AE" w:bidi="ar_AE"/>
         </w:rPr>
-        <w:t>δὲ</w:t>
-      </w:r>
-    </w:p>
-    <w:p>
-      <w:pPr>
-        <w:bidi/>
-      </w:pPr>
-      <w:r>
-        <w:rPr>
-          <w:lang w:val="ar_AE" w:bidi="ar_AE"/>
-        </w:rPr>
-      </w:r>
-      <w:r>
-        <w:rPr>
-          <w:b/>
-          <w:lang w:val="ar_AE" w:bidi="ar_AE"/>
-        </w:rPr>
         <w:t>"</w:t>
       </w:r>
       <w:r>
@@ -14121,23 +12389,6 @@
           <w:b/>
           <w:lang w:val="ar_AE" w:bidi="ar_AE"/>
         </w:rPr>
-        <w:t>ὑμεῖς οἵ ποτε ὄντες μακρὰν, ἐγενήθητε ἐγγὺς ἐν τῷ αἵματι τοῦ Χριστοῦ</w:t>
-      </w:r>
-    </w:p>
-    <w:p>
-      <w:pPr>
-        <w:bidi/>
-      </w:pPr>
-      <w:r>
-        <w:rPr>
-          <w:lang w:val="ar_AE" w:bidi="ar_AE"/>
-        </w:rPr>
-      </w:r>
-      <w:r>
-        <w:rPr>
-          <w:b/>
-          <w:lang w:val="ar_AE" w:bidi="ar_AE"/>
-        </w:rPr>
         <w:t>"</w:t>
       </w:r>
       <w:r>
@@ -14283,23 +12534,6 @@
           <w:b/>
           <w:lang w:val="ar_AE" w:bidi="ar_AE"/>
         </w:rPr>
-        <w:t>ἐν τῷ αἵματι τοῦ Χριστοῦ</w:t>
-      </w:r>
-    </w:p>
-    <w:p>
-      <w:pPr>
-        <w:bidi/>
-      </w:pPr>
-      <w:r>
-        <w:rPr>
-          <w:lang w:val="ar_AE" w:bidi="ar_AE"/>
-        </w:rPr>
-      </w:r>
-      <w:r>
-        <w:rPr>
-          <w:b/>
-          <w:lang w:val="ar_AE" w:bidi="ar_AE"/>
-        </w:rPr>
         <w:t>"</w:t>
       </w:r>
       <w:r>
@@ -14419,23 +12653,6 @@
           <w:b/>
           <w:lang w:val="ar_AE" w:bidi="ar_AE"/>
         </w:rPr>
-        <w:t>γάρ</w:t>
-      </w:r>
-    </w:p>
-    <w:p>
-      <w:pPr>
-        <w:bidi/>
-      </w:pPr>
-      <w:r>
-        <w:rPr>
-          <w:lang w:val="ar_AE" w:bidi="ar_AE"/>
-        </w:rPr>
-      </w:r>
-      <w:r>
-        <w:rPr>
-          <w:b/>
-          <w:lang w:val="ar_AE" w:bidi="ar_AE"/>
-        </w:rPr>
         <w:t>"</w:t>
       </w:r>
       <w:r>
@@ -14555,23 +12772,6 @@
           <w:b/>
           <w:lang w:val="ar_AE" w:bidi="ar_AE"/>
         </w:rPr>
-        <w:t>αὐτὸς &amp; ἐστιν ἡ εἰρήνη ἡμῶν</w:t>
-      </w:r>
-    </w:p>
-    <w:p>
-      <w:pPr>
-        <w:bidi/>
-      </w:pPr>
-      <w:r>
-        <w:rPr>
-          <w:lang w:val="ar_AE" w:bidi="ar_AE"/>
-        </w:rPr>
-      </w:r>
-      <w:r>
-        <w:rPr>
-          <w:b/>
-          <w:lang w:val="ar_AE" w:bidi="ar_AE"/>
-        </w:rPr>
         <w:t>"</w:t>
       </w:r>
       <w:r>
@@ -14656,23 +12856,6 @@
           <w:b/>
           <w:lang w:val="ar_AE" w:bidi="ar_AE"/>
         </w:rPr>
-        <w:t>ἡ εἰρήνη ἡμῶν</w:t>
-      </w:r>
-    </w:p>
-    <w:p>
-      <w:pPr>
-        <w:bidi/>
-      </w:pPr>
-      <w:r>
-        <w:rPr>
-          <w:lang w:val="ar_AE" w:bidi="ar_AE"/>
-        </w:rPr>
-      </w:r>
-      <w:r>
-        <w:rPr>
-          <w:b/>
-          <w:lang w:val="ar_AE" w:bidi="ar_AE"/>
-        </w:rPr>
         <w:t>"</w:t>
       </w:r>
       <w:r>
@@ -14779,23 +12962,6 @@
           <w:b/>
           <w:lang w:val="ar_AE" w:bidi="ar_AE"/>
         </w:rPr>
-        <w:t>ὁ ποιήσας τὰ ἀμφότερα ἓν</w:t>
-      </w:r>
-    </w:p>
-    <w:p>
-      <w:pPr>
-        <w:bidi/>
-      </w:pPr>
-      <w:r>
-        <w:rPr>
-          <w:lang w:val="ar_AE" w:bidi="ar_AE"/>
-        </w:rPr>
-      </w:r>
-      <w:r>
-        <w:rPr>
-          <w:b/>
-          <w:lang w:val="ar_AE" w:bidi="ar_AE"/>
-        </w:rPr>
         <w:t>"</w:t>
       </w:r>
       <w:r>
@@ -14880,23 +13046,6 @@
           <w:b/>
           <w:lang w:val="ar_AE" w:bidi="ar_AE"/>
         </w:rPr>
-        <w:t>ἐν τῇ σαρκὶ αὐτοῦ</w:t>
-      </w:r>
-    </w:p>
-    <w:p>
-      <w:pPr>
-        <w:bidi/>
-      </w:pPr>
-      <w:r>
-        <w:rPr>
-          <w:lang w:val="ar_AE" w:bidi="ar_AE"/>
-        </w:rPr>
-      </w:r>
-      <w:r>
-        <w:rPr>
-          <w:b/>
-          <w:lang w:val="ar_AE" w:bidi="ar_AE"/>
-        </w:rPr>
         <w:t>"بِجَسَدِهِ"</w:t>
       </w:r>
     </w:p>
@@ -15002,23 +13151,6 @@
           <w:b/>
           <w:lang w:val="ar_AE" w:bidi="ar_AE"/>
         </w:rPr>
-        <w:t>τὸ μεσότοιχον τοῦ φραγμοῦ &amp; τὴν ἔχθραν</w:t>
-      </w:r>
-    </w:p>
-    <w:p>
-      <w:pPr>
-        <w:bidi/>
-      </w:pPr>
-      <w:r>
-        <w:rPr>
-          <w:lang w:val="ar_AE" w:bidi="ar_AE"/>
-        </w:rPr>
-      </w:r>
-      <w:r>
-        <w:rPr>
-          <w:b/>
-          <w:lang w:val="ar_AE" w:bidi="ar_AE"/>
-        </w:rPr>
         <w:t>"</w:t>
       </w:r>
       <w:r>
@@ -15235,23 +13367,6 @@
           <w:b/>
           <w:lang w:val="ar_AE" w:bidi="ar_AE"/>
         </w:rPr>
-        <w:t>ἵνα</w:t>
-      </w:r>
-    </w:p>
-    <w:p>
-      <w:pPr>
-        <w:bidi/>
-      </w:pPr>
-      <w:r>
-        <w:rPr>
-          <w:lang w:val="ar_AE" w:bidi="ar_AE"/>
-        </w:rPr>
-      </w:r>
-      <w:r>
-        <w:rPr>
-          <w:b/>
-          <w:lang w:val="ar_AE" w:bidi="ar_AE"/>
-        </w:rPr>
         <w:t>"</w:t>
       </w:r>
       <w:r>
@@ -15371,23 +13486,6 @@
           <w:b/>
           <w:lang w:val="ar_AE" w:bidi="ar_AE"/>
         </w:rPr>
-        <w:t>ἕνα καινὸν ἄνθρωπον</w:t>
-      </w:r>
-    </w:p>
-    <w:p>
-      <w:pPr>
-        <w:bidi/>
-      </w:pPr>
-      <w:r>
-        <w:rPr>
-          <w:lang w:val="ar_AE" w:bidi="ar_AE"/>
-        </w:rPr>
-      </w:r>
-      <w:r>
-        <w:rPr>
-          <w:b/>
-          <w:lang w:val="ar_AE" w:bidi="ar_AE"/>
-        </w:rPr>
         <w:t>"</w:t>
       </w:r>
       <w:r>
@@ -15507,23 +13605,6 @@
           <w:b/>
           <w:lang w:val="ar_AE" w:bidi="ar_AE"/>
         </w:rPr>
-        <w:t>ἐν αὑτῷ</w:t>
-      </w:r>
-    </w:p>
-    <w:p>
-      <w:pPr>
-        <w:bidi/>
-      </w:pPr>
-      <w:r>
-        <w:rPr>
-          <w:lang w:val="ar_AE" w:bidi="ar_AE"/>
-        </w:rPr>
-      </w:r>
-      <w:r>
-        <w:rPr>
-          <w:b/>
-          <w:lang w:val="ar_AE" w:bidi="ar_AE"/>
-        </w:rPr>
         <w:t>"</w:t>
       </w:r>
       <w:r>
@@ -15630,23 +13711,6 @@
           <w:b/>
           <w:lang w:val="ar_AE" w:bidi="ar_AE"/>
         </w:rPr>
-        <w:t>ἀποκαταλλάξῃ τοὺς ἀμφοτέρους</w:t>
-      </w:r>
-    </w:p>
-    <w:p>
-      <w:pPr>
-        <w:bidi/>
-      </w:pPr>
-      <w:r>
-        <w:rPr>
-          <w:lang w:val="ar_AE" w:bidi="ar_AE"/>
-        </w:rPr>
-      </w:r>
-      <w:r>
-        <w:rPr>
-          <w:b/>
-          <w:lang w:val="ar_AE" w:bidi="ar_AE"/>
-        </w:rPr>
         <w:t>"</w:t>
       </w:r>
       <w:r>
@@ -15731,23 +13795,6 @@
           <w:b/>
           <w:lang w:val="ar_AE" w:bidi="ar_AE"/>
         </w:rPr>
-        <w:t>ἐν ἑνὶ σώματι</w:t>
-      </w:r>
-    </w:p>
-    <w:p>
-      <w:pPr>
-        <w:bidi/>
-      </w:pPr>
-      <w:r>
-        <w:rPr>
-          <w:lang w:val="ar_AE" w:bidi="ar_AE"/>
-        </w:rPr>
-      </w:r>
-      <w:r>
-        <w:rPr>
-          <w:b/>
-          <w:lang w:val="ar_AE" w:bidi="ar_AE"/>
-        </w:rPr>
         <w:t>"</w:t>
       </w:r>
       <w:r>
@@ -15867,23 +13914,6 @@
           <w:b/>
           <w:lang w:val="ar_AE" w:bidi="ar_AE"/>
         </w:rPr>
-        <w:t>διὰ τοῦ σταυροῦ</w:t>
-      </w:r>
-    </w:p>
-    <w:p>
-      <w:pPr>
-        <w:bidi/>
-      </w:pPr>
-      <w:r>
-        <w:rPr>
-          <w:lang w:val="ar_AE" w:bidi="ar_AE"/>
-        </w:rPr>
-      </w:r>
-      <w:r>
-        <w:rPr>
-          <w:b/>
-          <w:lang w:val="ar_AE" w:bidi="ar_AE"/>
-        </w:rPr>
         <w:t>"</w:t>
       </w:r>
       <w:r>
@@ -16003,23 +14033,6 @@
           <w:b/>
           <w:lang w:val="ar_AE" w:bidi="ar_AE"/>
         </w:rPr>
-        <w:t>ἀποκτείνας τὴν ἔχθραν</w:t>
-      </w:r>
-    </w:p>
-    <w:p>
-      <w:pPr>
-        <w:bidi/>
-      </w:pPr>
-      <w:r>
-        <w:rPr>
-          <w:lang w:val="ar_AE" w:bidi="ar_AE"/>
-        </w:rPr>
-      </w:r>
-      <w:r>
-        <w:rPr>
-          <w:b/>
-          <w:lang w:val="ar_AE" w:bidi="ar_AE"/>
-        </w:rPr>
         <w:t>"</w:t>
       </w:r>
       <w:r>
@@ -16307,23 +14320,6 @@
           <w:b/>
           <w:lang w:val="ar_AE" w:bidi="ar_AE"/>
         </w:rPr>
-        <w:t>ὑμῖν τοῖς μακρὰν</w:t>
-      </w:r>
-    </w:p>
-    <w:p>
-      <w:pPr>
-        <w:bidi/>
-      </w:pPr>
-      <w:r>
-        <w:rPr>
-          <w:lang w:val="ar_AE" w:bidi="ar_AE"/>
-        </w:rPr>
-      </w:r>
-      <w:r>
-        <w:rPr>
-          <w:b/>
-          <w:lang w:val="ar_AE" w:bidi="ar_AE"/>
-        </w:rPr>
         <w:t>"</w:t>
       </w:r>
       <w:r>
@@ -16430,23 +14426,6 @@
           <w:b/>
           <w:lang w:val="ar_AE" w:bidi="ar_AE"/>
         </w:rPr>
-        <w:t>τοῖς ἐγγύς</w:t>
-      </w:r>
-    </w:p>
-    <w:p>
-      <w:pPr>
-        <w:bidi/>
-      </w:pPr>
-      <w:r>
-        <w:rPr>
-          <w:lang w:val="ar_AE" w:bidi="ar_AE"/>
-        </w:rPr>
-      </w:r>
-      <w:r>
-        <w:rPr>
-          <w:b/>
-          <w:lang w:val="ar_AE" w:bidi="ar_AE"/>
-        </w:rPr>
         <w:t>"</w:t>
       </w:r>
       <w:r>
@@ -16672,23 +14651,6 @@
           <w:b/>
           <w:lang w:val="ar_AE" w:bidi="ar_AE"/>
         </w:rPr>
-        <w:t>ὅτι</w:t>
-      </w:r>
-    </w:p>
-    <w:p>
-      <w:pPr>
-        <w:bidi/>
-      </w:pPr>
-      <w:r>
-        <w:rPr>
-          <w:lang w:val="ar_AE" w:bidi="ar_AE"/>
-        </w:rPr>
-      </w:r>
-      <w:r>
-        <w:rPr>
-          <w:b/>
-          <w:lang w:val="ar_AE" w:bidi="ar_AE"/>
-        </w:rPr>
         <w:t>"</w:t>
       </w:r>
       <w:r>
@@ -16892,23 +14854,6 @@
           <w:b/>
           <w:lang w:val="ar_AE" w:bidi="ar_AE"/>
         </w:rPr>
-        <w:t>ἄρα οὖν</w:t>
-      </w:r>
-    </w:p>
-    <w:p>
-      <w:pPr>
-        <w:bidi/>
-      </w:pPr>
-      <w:r>
-        <w:rPr>
-          <w:lang w:val="ar_AE" w:bidi="ar_AE"/>
-        </w:rPr>
-      </w:r>
-      <w:r>
-        <w:rPr>
-          <w:b/>
-          <w:lang w:val="ar_AE" w:bidi="ar_AE"/>
-        </w:rPr>
         <w:t>"</w:t>
       </w:r>
       <w:r>
@@ -17028,23 +14973,6 @@
           <w:b/>
           <w:lang w:val="ar_AE" w:bidi="ar_AE"/>
         </w:rPr>
-        <w:t>ξένοι καὶ πάροικοι</w:t>
-      </w:r>
-    </w:p>
-    <w:p>
-      <w:pPr>
-        <w:bidi/>
-      </w:pPr>
-      <w:r>
-        <w:rPr>
-          <w:lang w:val="ar_AE" w:bidi="ar_AE"/>
-        </w:rPr>
-      </w:r>
-      <w:r>
-        <w:rPr>
-          <w:b/>
-          <w:lang w:val="ar_AE" w:bidi="ar_AE"/>
-        </w:rPr>
         <w:t>"</w:t>
       </w:r>
       <w:r>
@@ -17164,23 +15092,6 @@
           <w:b/>
           <w:lang w:val="ar_AE" w:bidi="ar_AE"/>
         </w:rPr>
-        <w:t>ἀλλὰ</w:t>
-      </w:r>
-    </w:p>
-    <w:p>
-      <w:pPr>
-        <w:bidi/>
-      </w:pPr>
-      <w:r>
-        <w:rPr>
-          <w:lang w:val="ar_AE" w:bidi="ar_AE"/>
-        </w:rPr>
-      </w:r>
-      <w:r>
-        <w:rPr>
-          <w:b/>
-          <w:lang w:val="ar_AE" w:bidi="ar_AE"/>
-        </w:rPr>
         <w:t>"</w:t>
       </w:r>
       <w:r>
@@ -17300,23 +15211,6 @@
           <w:b/>
           <w:lang w:val="ar_AE" w:bidi="ar_AE"/>
         </w:rPr>
-        <w:t>ἐστὲ συνπολῖται τῶν ἁγίων καὶ οἰκεῖοι τοῦ Θεοῦ</w:t>
-      </w:r>
-    </w:p>
-    <w:p>
-      <w:pPr>
-        <w:bidi/>
-      </w:pPr>
-      <w:r>
-        <w:rPr>
-          <w:lang w:val="ar_AE" w:bidi="ar_AE"/>
-        </w:rPr>
-      </w:r>
-      <w:r>
-        <w:rPr>
-          <w:b/>
-          <w:lang w:val="ar_AE" w:bidi="ar_AE"/>
-        </w:rPr>
         <w:t>"</w:t>
       </w:r>
       <w:r>
@@ -17436,23 +15330,6 @@
           <w:b/>
           <w:lang w:val="ar_AE" w:bidi="ar_AE"/>
         </w:rPr>
-        <w:t>ἐποικοδομηθέντες ἐπὶ τῷ θεμελίῳ</w:t>
-      </w:r>
-    </w:p>
-    <w:p>
-      <w:pPr>
-        <w:bidi/>
-      </w:pPr>
-      <w:r>
-        <w:rPr>
-          <w:lang w:val="ar_AE" w:bidi="ar_AE"/>
-        </w:rPr>
-      </w:r>
-      <w:r>
-        <w:rPr>
-          <w:b/>
-          <w:lang w:val="ar_AE" w:bidi="ar_AE"/>
-        </w:rPr>
         <w:t>"</w:t>
       </w:r>
       <w:r>
@@ -17572,23 +15449,6 @@
           <w:b/>
           <w:lang w:val="ar_AE" w:bidi="ar_AE"/>
         </w:rPr>
-        <w:t>ἐποικοδομηθέντες</w:t>
-      </w:r>
-    </w:p>
-    <w:p>
-      <w:pPr>
-        <w:bidi/>
-      </w:pPr>
-      <w:r>
-        <w:rPr>
-          <w:lang w:val="ar_AE" w:bidi="ar_AE"/>
-        </w:rPr>
-      </w:r>
-      <w:r>
-        <w:rPr>
-          <w:b/>
-          <w:lang w:val="ar_AE" w:bidi="ar_AE"/>
-        </w:rPr>
         <w:t>"</w:t>
       </w:r>
       <w:r>
@@ -17695,23 +15555,6 @@
           <w:b/>
           <w:lang w:val="ar_AE" w:bidi="ar_AE"/>
         </w:rPr>
-        <w:t>πᾶσα οἰκοδομὴ συναρμολογουμένη, αὔξει εἰς ναὸν ἅγιον</w:t>
-      </w:r>
-    </w:p>
-    <w:p>
-      <w:pPr>
-        <w:bidi/>
-      </w:pPr>
-      <w:r>
-        <w:rPr>
-          <w:lang w:val="ar_AE" w:bidi="ar_AE"/>
-        </w:rPr>
-      </w:r>
-      <w:r>
-        <w:rPr>
-          <w:b/>
-          <w:lang w:val="ar_AE" w:bidi="ar_AE"/>
-        </w:rPr>
         <w:t>"</w:t>
       </w:r>
       <w:r>
@@ -17831,23 +15674,6 @@
           <w:b/>
           <w:lang w:val="ar_AE" w:bidi="ar_AE"/>
         </w:rPr>
-        <w:t>ἐν ᾧ &amp; ἐν Κυρίῳ</w:t>
-      </w:r>
-    </w:p>
-    <w:p>
-      <w:pPr>
-        <w:bidi/>
-      </w:pPr>
-      <w:r>
-        <w:rPr>
-          <w:lang w:val="ar_AE" w:bidi="ar_AE"/>
-        </w:rPr>
-      </w:r>
-      <w:r>
-        <w:rPr>
-          <w:b/>
-          <w:lang w:val="ar_AE" w:bidi="ar_AE"/>
-        </w:rPr>
         <w:t>"</w:t>
       </w:r>
       <w:r>
@@ -17968,23 +15794,6 @@
           <w:b/>
           <w:lang w:val="ar_AE" w:bidi="ar_AE"/>
         </w:rPr>
-        <w:t>ἐν ᾧ</w:t>
-      </w:r>
-    </w:p>
-    <w:p>
-      <w:pPr>
-        <w:bidi/>
-      </w:pPr>
-      <w:r>
-        <w:rPr>
-          <w:lang w:val="ar_AE" w:bidi="ar_AE"/>
-        </w:rPr>
-      </w:r>
-      <w:r>
-        <w:rPr>
-          <w:b/>
-          <w:lang w:val="ar_AE" w:bidi="ar_AE"/>
-        </w:rPr>
         <w:t>"</w:t>
       </w:r>
       <w:r>
@@ -18091,23 +15900,6 @@
           <w:b/>
           <w:lang w:val="ar_AE" w:bidi="ar_AE"/>
         </w:rPr>
-        <w:t>καὶ ὑμεῖς συνοικοδομεῖσθε, εἰς κατοικητήριον τοῦ Θεοῦ ἐν Πνεύματι</w:t>
-      </w:r>
-    </w:p>
-    <w:p>
-      <w:pPr>
-        <w:bidi/>
-      </w:pPr>
-      <w:r>
-        <w:rPr>
-          <w:lang w:val="ar_AE" w:bidi="ar_AE"/>
-        </w:rPr>
-      </w:r>
-      <w:r>
-        <w:rPr>
-          <w:b/>
-          <w:lang w:val="ar_AE" w:bidi="ar_AE"/>
-        </w:rPr>
         <w:t>"</w:t>
       </w:r>
       <w:r>
@@ -18240,23 +16032,6 @@
           <w:b/>
           <w:lang w:val="ar_AE" w:bidi="ar_AE"/>
         </w:rPr>
-        <w:t>καὶ ὑμεῖς συνοικοδομεῖσθε</w:t>
-      </w:r>
-    </w:p>
-    <w:p>
-      <w:pPr>
-        <w:bidi/>
-      </w:pPr>
-      <w:r>
-        <w:rPr>
-          <w:lang w:val="ar_AE" w:bidi="ar_AE"/>
-        </w:rPr>
-      </w:r>
-      <w:r>
-        <w:rPr>
-          <w:b/>
-          <w:lang w:val="ar_AE" w:bidi="ar_AE"/>
-        </w:rPr>
         <w:t>"</w:t>
       </w:r>
       <w:r>
@@ -18566,23 +16341,6 @@
           <w:b/>
           <w:lang w:val="ar_AE" w:bidi="ar_AE"/>
         </w:rPr>
-        <w:t>τούτου χάριν</w:t>
-      </w:r>
-    </w:p>
-    <w:p>
-      <w:pPr>
-        <w:bidi/>
-      </w:pPr>
-      <w:r>
-        <w:rPr>
-          <w:lang w:val="ar_AE" w:bidi="ar_AE"/>
-        </w:rPr>
-      </w:r>
-      <w:r>
-        <w:rPr>
-          <w:b/>
-          <w:lang w:val="ar_AE" w:bidi="ar_AE"/>
-        </w:rPr>
         <w:t>"</w:t>
       </w:r>
       <w:r>
@@ -18689,23 +16447,6 @@
           <w:b/>
           <w:lang w:val="ar_AE" w:bidi="ar_AE"/>
         </w:rPr>
-        <w:t>ὁ δέσμιος τοῦ Χριστοῦ Ἰησοῦ</w:t>
-      </w:r>
-    </w:p>
-    <w:p>
-      <w:pPr>
-        <w:bidi/>
-      </w:pPr>
-      <w:r>
-        <w:rPr>
-          <w:lang w:val="ar_AE" w:bidi="ar_AE"/>
-        </w:rPr>
-      </w:r>
-      <w:r>
-        <w:rPr>
-          <w:b/>
-          <w:lang w:val="ar_AE" w:bidi="ar_AE"/>
-        </w:rPr>
         <w:t>"</w:t>
       </w:r>
       <w:r>
@@ -18790,23 +16531,6 @@
           <w:b/>
           <w:lang w:val="ar_AE" w:bidi="ar_AE"/>
         </w:rPr>
-        <w:t>τὴν οἰκονομίαν τῆς χάριτος τοῦ Θεοῦ, τῆς δοθείσης μοι εἰς ὑμᾶς</w:t>
-      </w:r>
-    </w:p>
-    <w:p>
-      <w:pPr>
-        <w:bidi/>
-      </w:pPr>
-      <w:r>
-        <w:rPr>
-          <w:lang w:val="ar_AE" w:bidi="ar_AE"/>
-        </w:rPr>
-      </w:r>
-      <w:r>
-        <w:rPr>
-          <w:b/>
-          <w:lang w:val="ar_AE" w:bidi="ar_AE"/>
-        </w:rPr>
         <w:t>"</w:t>
       </w:r>
       <w:r>
@@ -18904,23 +16628,6 @@
           <w:b/>
           <w:lang w:val="ar_AE" w:bidi="ar_AE"/>
         </w:rPr>
-        <w:t>κατὰ ἀποκάλυψιν ἐγνωρίσθη μοι</w:t>
-      </w:r>
-    </w:p>
-    <w:p>
-      <w:pPr>
-        <w:bidi/>
-      </w:pPr>
-      <w:r>
-        <w:rPr>
-          <w:lang w:val="ar_AE" w:bidi="ar_AE"/>
-        </w:rPr>
-      </w:r>
-      <w:r>
-        <w:rPr>
-          <w:b/>
-          <w:lang w:val="ar_AE" w:bidi="ar_AE"/>
-        </w:rPr>
         <w:t>"</w:t>
       </w:r>
       <w:r>
@@ -19027,23 +16734,6 @@
           <w:b/>
           <w:lang w:val="ar_AE" w:bidi="ar_AE"/>
         </w:rPr>
-        <w:t>καθὼς προέγραψα ἐν ὀλίγῳ</w:t>
-      </w:r>
-    </w:p>
-    <w:p>
-      <w:pPr>
-        <w:bidi/>
-      </w:pPr>
-      <w:r>
-        <w:rPr>
-          <w:lang w:val="ar_AE" w:bidi="ar_AE"/>
-        </w:rPr>
-      </w:r>
-      <w:r>
-        <w:rPr>
-          <w:b/>
-          <w:lang w:val="ar_AE" w:bidi="ar_AE"/>
-        </w:rPr>
         <w:t>"</w:t>
       </w:r>
       <w:r>
@@ -19128,23 +16818,6 @@
           <w:b/>
           <w:lang w:val="ar_AE" w:bidi="ar_AE"/>
         </w:rPr>
-        <w:t>ὃ ἑτέραις γενεαῖς οὐκ ἐγνωρίσθη τοῖς υἱοῖς τῶν ἀνθρώπων</w:t>
-      </w:r>
-    </w:p>
-    <w:p>
-      <w:pPr>
-        <w:bidi/>
-      </w:pPr>
-      <w:r>
-        <w:rPr>
-          <w:lang w:val="ar_AE" w:bidi="ar_AE"/>
-        </w:rPr>
-      </w:r>
-      <w:r>
-        <w:rPr>
-          <w:b/>
-          <w:lang w:val="ar_AE" w:bidi="ar_AE"/>
-        </w:rPr>
         <w:t>"</w:t>
       </w:r>
       <w:r>
@@ -19251,23 +16924,6 @@
           <w:b/>
           <w:lang w:val="ar_AE" w:bidi="ar_AE"/>
         </w:rPr>
-        <w:t>ὡς νῦν ἀπεκαλύφθη &amp; ἐν Πνεύματι</w:t>
-      </w:r>
-    </w:p>
-    <w:p>
-      <w:pPr>
-        <w:bidi/>
-      </w:pPr>
-      <w:r>
-        <w:rPr>
-          <w:lang w:val="ar_AE" w:bidi="ar_AE"/>
-        </w:rPr>
-      </w:r>
-      <w:r>
-        <w:rPr>
-          <w:b/>
-          <w:lang w:val="ar_AE" w:bidi="ar_AE"/>
-        </w:rPr>
         <w:t>"</w:t>
       </w:r>
       <w:r>
@@ -19582,23 +17238,6 @@
           <w:b/>
           <w:lang w:val="ar_AE" w:bidi="ar_AE"/>
         </w:rPr>
-        <w:t>ἐν Χριστῷ Ἰησοῦ</w:t>
-      </w:r>
-    </w:p>
-    <w:p>
-      <w:pPr>
-        <w:bidi/>
-      </w:pPr>
-      <w:r>
-        <w:rPr>
-          <w:lang w:val="ar_AE" w:bidi="ar_AE"/>
-        </w:rPr>
-      </w:r>
-      <w:r>
-        <w:rPr>
-          <w:b/>
-          <w:lang w:val="ar_AE" w:bidi="ar_AE"/>
-        </w:rPr>
         <w:t>"</w:t>
       </w:r>
       <w:r>
@@ -19696,23 +17335,6 @@
           <w:b/>
           <w:lang w:val="ar_AE" w:bidi="ar_AE"/>
         </w:rPr>
-        <w:t>διὰ τοῦ εὐαγγελίου</w:t>
-      </w:r>
-    </w:p>
-    <w:p>
-      <w:pPr>
-        <w:bidi/>
-      </w:pPr>
-      <w:r>
-        <w:rPr>
-          <w:lang w:val="ar_AE" w:bidi="ar_AE"/>
-        </w:rPr>
-      </w:r>
-      <w:r>
-        <w:rPr>
-          <w:b/>
-          <w:lang w:val="ar_AE" w:bidi="ar_AE"/>
-        </w:rPr>
         <w:t>"</w:t>
       </w:r>
       <w:r>
@@ -19823,23 +17445,6 @@
           <w:b/>
           <w:lang w:val="ar_AE" w:bidi="ar_AE"/>
         </w:rPr>
-        <w:t>ἀνεξιχνίαστον</w:t>
-      </w:r>
-    </w:p>
-    <w:p>
-      <w:pPr>
-        <w:bidi/>
-      </w:pPr>
-      <w:r>
-        <w:rPr>
-          <w:lang w:val="ar_AE" w:bidi="ar_AE"/>
-        </w:rPr>
-      </w:r>
-      <w:r>
-        <w:rPr>
-          <w:b/>
-          <w:lang w:val="ar_AE" w:bidi="ar_AE"/>
-        </w:rPr>
         <w:t>"</w:t>
       </w:r>
       <w:r>
@@ -19946,23 +17551,6 @@
           <w:b/>
           <w:lang w:val="ar_AE" w:bidi="ar_AE"/>
         </w:rPr>
-        <w:t>πλοῦτος τοῦ Χριστοῦ</w:t>
-      </w:r>
-    </w:p>
-    <w:p>
-      <w:pPr>
-        <w:bidi/>
-      </w:pPr>
-      <w:r>
-        <w:rPr>
-          <w:lang w:val="ar_AE" w:bidi="ar_AE"/>
-        </w:rPr>
-      </w:r>
-      <w:r>
-        <w:rPr>
-          <w:b/>
-          <w:lang w:val="ar_AE" w:bidi="ar_AE"/>
-        </w:rPr>
         <w:t>"</w:t>
       </w:r>
       <w:r>
@@ -20082,23 +17670,6 @@
           <w:b/>
           <w:lang w:val="ar_AE" w:bidi="ar_AE"/>
         </w:rPr>
-        <w:t>τοῦ μυστηρίου, τοῦ ἀποκεκρυμμένου ἀπὸ τῶν αἰώνων ἐν τῷ Θεῷ, τῷ τὰ πάντα κτίσαντι</w:t>
-      </w:r>
-    </w:p>
-    <w:p>
-      <w:pPr>
-        <w:bidi/>
-      </w:pPr>
-      <w:r>
-        <w:rPr>
-          <w:lang w:val="ar_AE" w:bidi="ar_AE"/>
-        </w:rPr>
-      </w:r>
-      <w:r>
-        <w:rPr>
-          <w:b/>
-          <w:lang w:val="ar_AE" w:bidi="ar_AE"/>
-        </w:rPr>
         <w:t>"</w:t>
       </w:r>
       <w:r>
@@ -20205,23 +17776,6 @@
           <w:b/>
           <w:lang w:val="ar_AE" w:bidi="ar_AE"/>
         </w:rPr>
-        <w:t>ἵνα</w:t>
-      </w:r>
-    </w:p>
-    <w:p>
-      <w:pPr>
-        <w:bidi/>
-      </w:pPr>
-      <w:r>
-        <w:rPr>
-          <w:lang w:val="ar_AE" w:bidi="ar_AE"/>
-        </w:rPr>
-      </w:r>
-      <w:r>
-        <w:rPr>
-          <w:b/>
-          <w:lang w:val="ar_AE" w:bidi="ar_AE"/>
-        </w:rPr>
         <w:t>"</w:t>
       </w:r>
       <w:r>
@@ -20341,23 +17895,6 @@
           <w:b/>
           <w:lang w:val="ar_AE" w:bidi="ar_AE"/>
         </w:rPr>
-        <w:t>γνωρισθῇ &amp; ταῖς ἀρχαῖς καὶ ταῖς ἐξουσίαις ἐν τοῖς ἐπουρανίοις &amp; ἡ πολυποίκιλος σοφία τοῦ Θεοῦ</w:t>
-      </w:r>
-    </w:p>
-    <w:p>
-      <w:pPr>
-        <w:bidi/>
-      </w:pPr>
-      <w:r>
-        <w:rPr>
-          <w:lang w:val="ar_AE" w:bidi="ar_AE"/>
-        </w:rPr>
-      </w:r>
-      <w:r>
-        <w:rPr>
-          <w:b/>
-          <w:lang w:val="ar_AE" w:bidi="ar_AE"/>
-        </w:rPr>
         <w:t>"</w:t>
       </w:r>
       <w:r>
@@ -20567,23 +18104,6 @@
         <w:rPr>
           <w:lang w:val="ar_AE" w:bidi="ar_AE"/>
         </w:rPr>
-      </w:r>
-    </w:p>
-    <w:p>
-      <w:pPr>
-        <w:bidi/>
-      </w:pPr>
-      <w:r>
-        <w:rPr>
-          <w:lang w:val="ar_AE" w:bidi="ar_AE"/>
-        </w:rPr>
-      </w:r>
-      <w:r>
-        <w:rPr>
-          <w:b/>
-          <w:lang w:val="ar_AE" w:bidi="ar_AE"/>
-        </w:rPr>
-        <w:t>ἐν τοῖς ἐπουρανίοις</w:t>
       </w:r>
     </w:p>
     <w:p>
@@ -20715,23 +18235,6 @@
           <w:b/>
           <w:lang w:val="ar_AE" w:bidi="ar_AE"/>
         </w:rPr>
-        <w:t>ἡ πολυποίκιλος σοφία τοῦ Θεοῦ</w:t>
-      </w:r>
-    </w:p>
-    <w:p>
-      <w:pPr>
-        <w:bidi/>
-      </w:pPr>
-      <w:r>
-        <w:rPr>
-          <w:lang w:val="ar_AE" w:bidi="ar_AE"/>
-        </w:rPr>
-      </w:r>
-      <w:r>
-        <w:rPr>
-          <w:b/>
-          <w:lang w:val="ar_AE" w:bidi="ar_AE"/>
-        </w:rPr>
         <w:t>"</w:t>
       </w:r>
       <w:r>
@@ -20851,23 +18354,6 @@
           <w:b/>
           <w:lang w:val="ar_AE" w:bidi="ar_AE"/>
         </w:rPr>
-        <w:t>κατὰ πρόθεσιν τῶν αἰώνων</w:t>
-      </w:r>
-    </w:p>
-    <w:p>
-      <w:pPr>
-        <w:bidi/>
-      </w:pPr>
-      <w:r>
-        <w:rPr>
-          <w:lang w:val="ar_AE" w:bidi="ar_AE"/>
-        </w:rPr>
-      </w:r>
-      <w:r>
-        <w:rPr>
-          <w:b/>
-          <w:lang w:val="ar_AE" w:bidi="ar_AE"/>
-        </w:rPr>
         <w:t>"</w:t>
       </w:r>
       <w:r>
@@ -21238,23 +18724,6 @@
           <w:b/>
           <w:lang w:val="ar_AE" w:bidi="ar_AE"/>
         </w:rPr>
-        <w:t>προσαγωγὴν ἐν πεποιθήσει</w:t>
-      </w:r>
-    </w:p>
-    <w:p>
-      <w:pPr>
-        <w:bidi/>
-      </w:pPr>
-      <w:r>
-        <w:rPr>
-          <w:lang w:val="ar_AE" w:bidi="ar_AE"/>
-        </w:rPr>
-      </w:r>
-      <w:r>
-        <w:rPr>
-          <w:b/>
-          <w:lang w:val="ar_AE" w:bidi="ar_AE"/>
-        </w:rPr>
         <w:t>"</w:t>
       </w:r>
       <w:r>
@@ -21374,23 +18843,6 @@
           <w:b/>
           <w:lang w:val="ar_AE" w:bidi="ar_AE"/>
         </w:rPr>
-        <w:t>πεποιθήσει</w:t>
-      </w:r>
-    </w:p>
-    <w:p>
-      <w:pPr>
-        <w:bidi/>
-      </w:pPr>
-      <w:r>
-        <w:rPr>
-          <w:lang w:val="ar_AE" w:bidi="ar_AE"/>
-        </w:rPr>
-      </w:r>
-      <w:r>
-        <w:rPr>
-          <w:b/>
-          <w:lang w:val="ar_AE" w:bidi="ar_AE"/>
-        </w:rPr>
         <w:t>"</w:t>
       </w:r>
       <w:r>
@@ -21475,23 +18927,6 @@
           <w:b/>
           <w:lang w:val="ar_AE" w:bidi="ar_AE"/>
         </w:rPr>
-        <w:t>διὸ</w:t>
-      </w:r>
-    </w:p>
-    <w:p>
-      <w:pPr>
-        <w:bidi/>
-      </w:pPr>
-      <w:r>
-        <w:rPr>
-          <w:lang w:val="ar_AE" w:bidi="ar_AE"/>
-        </w:rPr>
-      </w:r>
-      <w:r>
-        <w:rPr>
-          <w:b/>
-          <w:lang w:val="ar_AE" w:bidi="ar_AE"/>
-        </w:rPr>
         <w:t>"</w:t>
       </w:r>
       <w:r>
@@ -21611,23 +19046,6 @@
           <w:b/>
           <w:lang w:val="ar_AE" w:bidi="ar_AE"/>
         </w:rPr>
-        <w:t>ὑπὲρ ὑμῶν, ἥτις ἐστὶν δόξα ὑμῶν</w:t>
-      </w:r>
-    </w:p>
-    <w:p>
-      <w:pPr>
-        <w:bidi/>
-      </w:pPr>
-      <w:r>
-        <w:rPr>
-          <w:lang w:val="ar_AE" w:bidi="ar_AE"/>
-        </w:rPr>
-      </w:r>
-      <w:r>
-        <w:rPr>
-          <w:b/>
-          <w:lang w:val="ar_AE" w:bidi="ar_AE"/>
-        </w:rPr>
         <w:t>"</w:t>
       </w:r>
       <w:r>
@@ -21760,23 +19178,6 @@
           <w:b/>
           <w:lang w:val="ar_AE" w:bidi="ar_AE"/>
         </w:rPr>
-        <w:t>τούτου χάριν</w:t>
-      </w:r>
-    </w:p>
-    <w:p>
-      <w:pPr>
-        <w:bidi/>
-      </w:pPr>
-      <w:r>
-        <w:rPr>
-          <w:lang w:val="ar_AE" w:bidi="ar_AE"/>
-        </w:rPr>
-      </w:r>
-      <w:r>
-        <w:rPr>
-          <w:b/>
-          <w:lang w:val="ar_AE" w:bidi="ar_AE"/>
-        </w:rPr>
         <w:t>"</w:t>
       </w:r>
       <w:r>
@@ -21896,23 +19297,6 @@
           <w:b/>
           <w:lang w:val="ar_AE" w:bidi="ar_AE"/>
         </w:rPr>
-        <w:t>τούτου χάριν</w:t>
-      </w:r>
-    </w:p>
-    <w:p>
-      <w:pPr>
-        <w:bidi/>
-      </w:pPr>
-      <w:r>
-        <w:rPr>
-          <w:lang w:val="ar_AE" w:bidi="ar_AE"/>
-        </w:rPr>
-      </w:r>
-      <w:r>
-        <w:rPr>
-          <w:b/>
-          <w:lang w:val="ar_AE" w:bidi="ar_AE"/>
-        </w:rPr>
         <w:t>"</w:t>
       </w:r>
       <w:r>
@@ -22019,23 +19403,6 @@
           <w:b/>
           <w:lang w:val="ar_AE" w:bidi="ar_AE"/>
         </w:rPr>
-        <w:t>κάμπτω τὰ γόνατά μου πρὸς τὸν Πατέρα</w:t>
-      </w:r>
-    </w:p>
-    <w:p>
-      <w:pPr>
-        <w:bidi/>
-      </w:pPr>
-      <w:r>
-        <w:rPr>
-          <w:lang w:val="ar_AE" w:bidi="ar_AE"/>
-        </w:rPr>
-      </w:r>
-      <w:r>
-        <w:rPr>
-          <w:b/>
-          <w:lang w:val="ar_AE" w:bidi="ar_AE"/>
-        </w:rPr>
         <w:t>"</w:t>
       </w:r>
       <w:r>
@@ -22155,23 +19522,6 @@
           <w:b/>
           <w:lang w:val="ar_AE" w:bidi="ar_AE"/>
         </w:rPr>
-        <w:t>ἐξ οὗ πᾶσα πατριὰ ἐν οὐρανοῖς καὶ ἐπὶ γῆς ὀνομάζεται</w:t>
-      </w:r>
-    </w:p>
-    <w:p>
-      <w:pPr>
-        <w:bidi/>
-      </w:pPr>
-      <w:r>
-        <w:rPr>
-          <w:lang w:val="ar_AE" w:bidi="ar_AE"/>
-        </w:rPr>
-      </w:r>
-      <w:r>
-        <w:rPr>
-          <w:b/>
-          <w:lang w:val="ar_AE" w:bidi="ar_AE"/>
-        </w:rPr>
         <w:t>"</w:t>
       </w:r>
       <w:r>
@@ -22271,23 +19621,6 @@
           <w:b/>
           <w:lang w:val="ar_AE" w:bidi="ar_AE"/>
         </w:rPr>
-        <w:t>ἵνα</w:t>
-      </w:r>
-    </w:p>
-    <w:p>
-      <w:pPr>
-        <w:bidi/>
-      </w:pPr>
-      <w:r>
-        <w:rPr>
-          <w:lang w:val="ar_AE" w:bidi="ar_AE"/>
-        </w:rPr>
-      </w:r>
-      <w:r>
-        <w:rPr>
-          <w:b/>
-          <w:lang w:val="ar_AE" w:bidi="ar_AE"/>
-        </w:rPr>
         <w:t>"</w:t>
       </w:r>
       <w:r>
@@ -22407,23 +19740,6 @@
           <w:b/>
           <w:lang w:val="ar_AE" w:bidi="ar_AE"/>
         </w:rPr>
-        <w:t>δῷ ὑμῖν κατὰ τὸ πλοῦτος τῆς δόξης αὐτοῦ, δυνάμει κραταιωθῆναι</w:t>
-      </w:r>
-    </w:p>
-    <w:p>
-      <w:pPr>
-        <w:bidi/>
-      </w:pPr>
-      <w:r>
-        <w:rPr>
-          <w:lang w:val="ar_AE" w:bidi="ar_AE"/>
-        </w:rPr>
-      </w:r>
-      <w:r>
-        <w:rPr>
-          <w:b/>
-          <w:lang w:val="ar_AE" w:bidi="ar_AE"/>
-        </w:rPr>
         <w:t>"</w:t>
       </w:r>
       <w:r>
@@ -22492,23 +19808,6 @@
         <w:rPr>
           <w:lang w:val="ar_AE" w:bidi="ar_AE"/>
         </w:rPr>
-      </w:r>
-    </w:p>
-    <w:p>
-      <w:pPr>
-        <w:bidi/>
-      </w:pPr>
-      <w:r>
-        <w:rPr>
-          <w:lang w:val="ar_AE" w:bidi="ar_AE"/>
-        </w:rPr>
-      </w:r>
-      <w:r>
-        <w:rPr>
-          <w:b/>
-          <w:lang w:val="ar_AE" w:bidi="ar_AE"/>
-        </w:rPr>
-        <w:t>δῷ</w:t>
       </w:r>
     </w:p>
     <w:p>
@@ -22828,23 +20127,6 @@
           <w:b/>
           <w:lang w:val="ar_AE" w:bidi="ar_AE"/>
         </w:rPr>
-        <w:t>κατοικῆσαι τὸν Χριστὸν διὰ τῆς πίστεως ἐν ταῖς καρδίαις ὑμῶν</w:t>
-      </w:r>
-    </w:p>
-    <w:p>
-      <w:pPr>
-        <w:bidi/>
-      </w:pPr>
-      <w:r>
-        <w:rPr>
-          <w:lang w:val="ar_AE" w:bidi="ar_AE"/>
-        </w:rPr>
-      </w:r>
-      <w:r>
-        <w:rPr>
-          <w:b/>
-          <w:lang w:val="ar_AE" w:bidi="ar_AE"/>
-        </w:rPr>
         <w:t>"</w:t>
       </w:r>
       <w:r>
@@ -22990,23 +20272,6 @@
           <w:b/>
           <w:lang w:val="ar_AE" w:bidi="ar_AE"/>
         </w:rPr>
-        <w:t>ἐν ἀγάπῃ, ἐρριζωμένοι καὶ τεθεμελιωμένοι</w:t>
-      </w:r>
-    </w:p>
-    <w:p>
-      <w:pPr>
-        <w:bidi/>
-      </w:pPr>
-      <w:r>
-        <w:rPr>
-          <w:lang w:val="ar_AE" w:bidi="ar_AE"/>
-        </w:rPr>
-      </w:r>
-      <w:r>
-        <w:rPr>
-          <w:b/>
-          <w:lang w:val="ar_AE" w:bidi="ar_AE"/>
-        </w:rPr>
         <w:t>"</w:t>
       </w:r>
       <w:r>
@@ -23097,23 +20362,6 @@
         <w:rPr>
           <w:lang w:val="ar_AE" w:bidi="ar_AE"/>
         </w:rPr>
-      </w:r>
-    </w:p>
-    <w:p>
-      <w:pPr>
-        <w:bidi/>
-      </w:pPr>
-      <w:r>
-        <w:rPr>
-          <w:lang w:val="ar_AE" w:bidi="ar_AE"/>
-        </w:rPr>
-      </w:r>
-      <w:r>
-        <w:rPr>
-          <w:b/>
-          <w:lang w:val="ar_AE" w:bidi="ar_AE"/>
-        </w:rPr>
-        <w:t>ἵνα</w:t>
       </w:r>
     </w:p>
     <w:p>
@@ -23369,23 +20617,6 @@
           <w:b/>
           <w:lang w:val="ar_AE" w:bidi="ar_AE"/>
         </w:rPr>
-        <w:t>πᾶσιν τοῖς ἁγίοις</w:t>
-      </w:r>
-    </w:p>
-    <w:p>
-      <w:pPr>
-        <w:bidi/>
-      </w:pPr>
-      <w:r>
-        <w:rPr>
-          <w:lang w:val="ar_AE" w:bidi="ar_AE"/>
-        </w:rPr>
-      </w:r>
-      <w:r>
-        <w:rPr>
-          <w:b/>
-          <w:lang w:val="ar_AE" w:bidi="ar_AE"/>
-        </w:rPr>
         <w:t>"</w:t>
       </w:r>
       <w:r>
@@ -23470,23 +20701,6 @@
           <w:b/>
           <w:lang w:val="ar_AE" w:bidi="ar_AE"/>
         </w:rPr>
-        <w:t>τὸ πλάτος, καὶ μῆκος, καὶ ὕψος, καὶ βάθος</w:t>
-      </w:r>
-    </w:p>
-    <w:p>
-      <w:pPr>
-        <w:bidi/>
-      </w:pPr>
-      <w:r>
-        <w:rPr>
-          <w:lang w:val="ar_AE" w:bidi="ar_AE"/>
-        </w:rPr>
-      </w:r>
-      <w:r>
-        <w:rPr>
-          <w:b/>
-          <w:lang w:val="ar_AE" w:bidi="ar_AE"/>
-        </w:rPr>
         <w:t>"</w:t>
       </w:r>
       <w:r>
@@ -23593,23 +20807,6 @@
           <w:b/>
           <w:lang w:val="ar_AE" w:bidi="ar_AE"/>
         </w:rPr>
-        <w:t>τὸ πλάτος, καὶ μῆκος, καὶ ὕψος, καὶ βάθος</w:t>
-      </w:r>
-    </w:p>
-    <w:p>
-      <w:pPr>
-        <w:bidi/>
-      </w:pPr>
-      <w:r>
-        <w:rPr>
-          <w:lang w:val="ar_AE" w:bidi="ar_AE"/>
-        </w:rPr>
-      </w:r>
-      <w:r>
-        <w:rPr>
-          <w:b/>
-          <w:lang w:val="ar_AE" w:bidi="ar_AE"/>
-        </w:rPr>
         <w:t>"</w:t>
       </w:r>
       <w:r>
@@ -23700,23 +20897,6 @@
         <w:rPr>
           <w:lang w:val="ar_AE" w:bidi="ar_AE"/>
         </w:rPr>
-      </w:r>
-    </w:p>
-    <w:p>
-      <w:pPr>
-        <w:bidi/>
-      </w:pPr>
-      <w:r>
-        <w:rPr>
-          <w:lang w:val="ar_AE" w:bidi="ar_AE"/>
-        </w:rPr>
-      </w:r>
-      <w:r>
-        <w:rPr>
-          <w:b/>
-          <w:lang w:val="ar_AE" w:bidi="ar_AE"/>
-        </w:rPr>
-        <w:t>γνῶναί τε τὴν &amp; ἀγάπην τοῦ Χριστοῦ</w:t>
       </w:r>
     </w:p>
     <w:p>
@@ -23973,23 +21153,6 @@
           <w:b/>
           <w:lang w:val="ar_AE" w:bidi="ar_AE"/>
         </w:rPr>
-        <w:t>ἵνα πληρωθῆτε εἰς πᾶν τὸ πλήρωμα τοῦ Θεοῦ</w:t>
-      </w:r>
-    </w:p>
-    <w:p>
-      <w:pPr>
-        <w:bidi/>
-      </w:pPr>
-      <w:r>
-        <w:rPr>
-          <w:lang w:val="ar_AE" w:bidi="ar_AE"/>
-        </w:rPr>
-      </w:r>
-      <w:r>
-        <w:rPr>
-          <w:b/>
-          <w:lang w:val="ar_AE" w:bidi="ar_AE"/>
-        </w:rPr>
         <w:t>"</w:t>
       </w:r>
       <w:r>
@@ -24109,23 +21272,6 @@
           <w:b/>
           <w:lang w:val="ar_AE" w:bidi="ar_AE"/>
         </w:rPr>
-        <w:t>ἵνα πληρωθῆτε</w:t>
-      </w:r>
-    </w:p>
-    <w:p>
-      <w:pPr>
-        <w:bidi/>
-      </w:pPr>
-      <w:r>
-        <w:rPr>
-          <w:lang w:val="ar_AE" w:bidi="ar_AE"/>
-        </w:rPr>
-      </w:r>
-      <w:r>
-        <w:rPr>
-          <w:b/>
-          <w:lang w:val="ar_AE" w:bidi="ar_AE"/>
-        </w:rPr>
         <w:t>"</w:t>
       </w:r>
       <w:r>
@@ -24232,23 +21378,6 @@
           <w:b/>
           <w:lang w:val="ar_AE" w:bidi="ar_AE"/>
         </w:rPr>
-        <w:t>εἰς πᾶν τὸ πλήρωμα τοῦ Θεοῦ</w:t>
-      </w:r>
-    </w:p>
-    <w:p>
-      <w:pPr>
-        <w:bidi/>
-      </w:pPr>
-      <w:r>
-        <w:rPr>
-          <w:lang w:val="ar_AE" w:bidi="ar_AE"/>
-        </w:rPr>
-      </w:r>
-      <w:r>
-        <w:rPr>
-          <w:b/>
-          <w:lang w:val="ar_AE" w:bidi="ar_AE"/>
-        </w:rPr>
         <w:t>"</w:t>
       </w:r>
       <w:r>
@@ -24368,23 +21497,6 @@
           <w:b/>
           <w:lang w:val="ar_AE" w:bidi="ar_AE"/>
         </w:rPr>
-        <w:t>ἵνα</w:t>
-      </w:r>
-    </w:p>
-    <w:p>
-      <w:pPr>
-        <w:bidi/>
-      </w:pPr>
-      <w:r>
-        <w:rPr>
-          <w:lang w:val="ar_AE" w:bidi="ar_AE"/>
-        </w:rPr>
-      </w:r>
-      <w:r>
-        <w:rPr>
-          <w:b/>
-          <w:lang w:val="ar_AE" w:bidi="ar_AE"/>
-        </w:rPr>
         <w:t>"</w:t>
       </w:r>
       <w:r>
@@ -24764,23 +21876,6 @@
           <w:b/>
           <w:lang w:val="ar_AE" w:bidi="ar_AE"/>
         </w:rPr>
-        <w:t>ὑπὲρ πάντα, ποιῆσαι ὑπέρἐκπερισσοῦ ὧν αἰτούμεθα ἢ νοοῦμεν</w:t>
-      </w:r>
-    </w:p>
-    <w:p>
-      <w:pPr>
-        <w:bidi/>
-      </w:pPr>
-      <w:r>
-        <w:rPr>
-          <w:lang w:val="ar_AE" w:bidi="ar_AE"/>
-        </w:rPr>
-      </w:r>
-      <w:r>
-        <w:rPr>
-          <w:b/>
-          <w:lang w:val="ar_AE" w:bidi="ar_AE"/>
-        </w:rPr>
         <w:t>«</w:t>
       </w:r>
       <w:r>
@@ -24865,23 +21960,6 @@
           <w:b/>
           <w:lang w:val="ar_AE" w:bidi="ar_AE"/>
         </w:rPr>
-        <w:t>αὐτῷ ἡ δόξα ἐν τῇ ἐκκλησίᾳ</w:t>
-      </w:r>
-    </w:p>
-    <w:p>
-      <w:pPr>
-        <w:bidi/>
-      </w:pPr>
-      <w:r>
-        <w:rPr>
-          <w:lang w:val="ar_AE" w:bidi="ar_AE"/>
-        </w:rPr>
-      </w:r>
-      <w:r>
-        <w:rPr>
-          <w:b/>
-          <w:lang w:val="ar_AE" w:bidi="ar_AE"/>
-        </w:rPr>
         <w:t>"</w:t>
       </w:r>
       <w:r>
@@ -25085,23 +22163,6 @@
           <w:b/>
           <w:lang w:val="ar_AE" w:bidi="ar_AE"/>
         </w:rPr>
-        <w:t>οὖν</w:t>
-      </w:r>
-    </w:p>
-    <w:p>
-      <w:pPr>
-        <w:bidi/>
-      </w:pPr>
-      <w:r>
-        <w:rPr>
-          <w:lang w:val="ar_AE" w:bidi="ar_AE"/>
-        </w:rPr>
-      </w:r>
-      <w:r>
-        <w:rPr>
-          <w:b/>
-          <w:lang w:val="ar_AE" w:bidi="ar_AE"/>
-        </w:rPr>
         <w:t>"</w:t>
       </w:r>
       <w:r>
@@ -25221,23 +22282,6 @@
           <w:b/>
           <w:lang w:val="ar_AE" w:bidi="ar_AE"/>
         </w:rPr>
-        <w:t>ὁ δέσμιος ἐν Κυρίῳ</w:t>
-      </w:r>
-    </w:p>
-    <w:p>
-      <w:pPr>
-        <w:bidi/>
-      </w:pPr>
-      <w:r>
-        <w:rPr>
-          <w:lang w:val="ar_AE" w:bidi="ar_AE"/>
-        </w:rPr>
-      </w:r>
-      <w:r>
-        <w:rPr>
-          <w:b/>
-          <w:lang w:val="ar_AE" w:bidi="ar_AE"/>
-        </w:rPr>
         <w:t>"</w:t>
       </w:r>
       <w:r>
@@ -25441,23 +22485,6 @@
           <w:b/>
           <w:lang w:val="ar_AE" w:bidi="ar_AE"/>
         </w:rPr>
-        <w:t>τῆς κλήσεως ἧς ἐκλήθητε</w:t>
-      </w:r>
-    </w:p>
-    <w:p>
-      <w:pPr>
-        <w:bidi/>
-      </w:pPr>
-      <w:r>
-        <w:rPr>
-          <w:lang w:val="ar_AE" w:bidi="ar_AE"/>
-        </w:rPr>
-      </w:r>
-      <w:r>
-        <w:rPr>
-          <w:b/>
-          <w:lang w:val="ar_AE" w:bidi="ar_AE"/>
-        </w:rPr>
         <w:t>"</w:t>
       </w:r>
       <w:r>
@@ -25555,23 +22582,6 @@
           <w:b/>
           <w:lang w:val="ar_AE" w:bidi="ar_AE"/>
         </w:rPr>
-        <w:t>μετὰ πάσης ταπεινοφροσύνης καὶ πραΰτητος</w:t>
-      </w:r>
-    </w:p>
-    <w:p>
-      <w:pPr>
-        <w:bidi/>
-      </w:pPr>
-      <w:r>
-        <w:rPr>
-          <w:lang w:val="ar_AE" w:bidi="ar_AE"/>
-        </w:rPr>
-      </w:r>
-      <w:r>
-        <w:rPr>
-          <w:b/>
-          <w:lang w:val="ar_AE" w:bidi="ar_AE"/>
-        </w:rPr>
         <w:t>"</w:t>
       </w:r>
       <w:r>
@@ -25717,23 +22727,6 @@
           <w:b/>
           <w:lang w:val="ar_AE" w:bidi="ar_AE"/>
         </w:rPr>
-        <w:t>τηρεῖν τὴν ἑνότητα τοῦ Πνεύματος ἐν τῷ συνδέσμῳ τῆς εἰρήνης</w:t>
-      </w:r>
-    </w:p>
-    <w:p>
-      <w:pPr>
-        <w:bidi/>
-      </w:pPr>
-      <w:r>
-        <w:rPr>
-          <w:lang w:val="ar_AE" w:bidi="ar_AE"/>
-        </w:rPr>
-      </w:r>
-      <w:r>
-        <w:rPr>
-          <w:b/>
-          <w:lang w:val="ar_AE" w:bidi="ar_AE"/>
-        </w:rPr>
         <w:t>"</w:t>
       </w:r>
       <w:r>
@@ -25866,23 +22859,6 @@
           <w:b/>
           <w:lang w:val="ar_AE" w:bidi="ar_AE"/>
         </w:rPr>
-        <w:t>τηρεῖν τὴν ἑνότητα τοῦ Πνεύματος ἐν τῷ συνδέσμῳ τῆς εἰρήνης</w:t>
-      </w:r>
-    </w:p>
-    <w:p>
-      <w:pPr>
-        <w:bidi/>
-      </w:pPr>
-      <w:r>
-        <w:rPr>
-          <w:lang w:val="ar_AE" w:bidi="ar_AE"/>
-        </w:rPr>
-      </w:r>
-      <w:r>
-        <w:rPr>
-          <w:b/>
-          <w:lang w:val="ar_AE" w:bidi="ar_AE"/>
-        </w:rPr>
         <w:t>"</w:t>
       </w:r>
       <w:r>
@@ -26015,23 +22991,6 @@
           <w:b/>
           <w:lang w:val="ar_AE" w:bidi="ar_AE"/>
         </w:rPr>
-        <w:t>ἓν σῶμα</w:t>
-      </w:r>
-    </w:p>
-    <w:p>
-      <w:pPr>
-        <w:bidi/>
-      </w:pPr>
-      <w:r>
-        <w:rPr>
-          <w:lang w:val="ar_AE" w:bidi="ar_AE"/>
-        </w:rPr>
-      </w:r>
-      <w:r>
-        <w:rPr>
-          <w:b/>
-          <w:lang w:val="ar_AE" w:bidi="ar_AE"/>
-        </w:rPr>
         <w:t>"</w:t>
       </w:r>
       <w:r>
@@ -26129,23 +23088,6 @@
           <w:b/>
           <w:lang w:val="ar_AE" w:bidi="ar_AE"/>
         </w:rPr>
-        <w:t>ἓν Πνεῦμα</w:t>
-      </w:r>
-    </w:p>
-    <w:p>
-      <w:pPr>
-        <w:bidi/>
-      </w:pPr>
-      <w:r>
-        <w:rPr>
-          <w:lang w:val="ar_AE" w:bidi="ar_AE"/>
-        </w:rPr>
-      </w:r>
-      <w:r>
-        <w:rPr>
-          <w:b/>
-          <w:lang w:val="ar_AE" w:bidi="ar_AE"/>
-        </w:rPr>
         <w:t>"</w:t>
       </w:r>
       <w:r>
@@ -26230,23 +23172,6 @@
           <w:b/>
           <w:lang w:val="ar_AE" w:bidi="ar_AE"/>
         </w:rPr>
-        <w:t>ἐκλήθητε ἐν μιᾷ ἐλπίδι τῆς κλήσεως ὑμῶν</w:t>
-      </w:r>
-    </w:p>
-    <w:p>
-      <w:pPr>
-        <w:bidi/>
-      </w:pPr>
-      <w:r>
-        <w:rPr>
-          <w:lang w:val="ar_AE" w:bidi="ar_AE"/>
-        </w:rPr>
-      </w:r>
-      <w:r>
-        <w:rPr>
-          <w:b/>
-          <w:lang w:val="ar_AE" w:bidi="ar_AE"/>
-        </w:rPr>
         <w:t>"</w:t>
       </w:r>
       <w:r>
@@ -26646,23 +23571,6 @@
           <w:b/>
           <w:lang w:val="ar_AE" w:bidi="ar_AE"/>
         </w:rPr>
-        <w:t>ἑνὶ &amp; ἑκάστῳ ἡμῶν ἐδόθη ἡ χάρις</w:t>
-      </w:r>
-    </w:p>
-    <w:p>
-      <w:pPr>
-        <w:bidi/>
-      </w:pPr>
-      <w:r>
-        <w:rPr>
-          <w:lang w:val="ar_AE" w:bidi="ar_AE"/>
-        </w:rPr>
-      </w:r>
-      <w:r>
-        <w:rPr>
-          <w:b/>
-          <w:lang w:val="ar_AE" w:bidi="ar_AE"/>
-        </w:rPr>
         <w:t>"</w:t>
       </w:r>
       <w:r>
@@ -26769,23 +23677,6 @@
           <w:b/>
           <w:lang w:val="ar_AE" w:bidi="ar_AE"/>
         </w:rPr>
-        <w:t>ἑνὶ &amp; ἑκάστῳ ἡμῶν ἐδόθη ἡ χάρις</w:t>
-      </w:r>
-    </w:p>
-    <w:p>
-      <w:pPr>
-        <w:bidi/>
-      </w:pPr>
-      <w:r>
-        <w:rPr>
-          <w:lang w:val="ar_AE" w:bidi="ar_AE"/>
-        </w:rPr>
-      </w:r>
-      <w:r>
-        <w:rPr>
-          <w:b/>
-          <w:lang w:val="ar_AE" w:bidi="ar_AE"/>
-        </w:rPr>
         <w:t>"</w:t>
       </w:r>
       <w:r>
@@ -26905,23 +23796,6 @@
           <w:b/>
           <w:lang w:val="ar_AE" w:bidi="ar_AE"/>
         </w:rPr>
-        <w:t>διὸ</w:t>
-      </w:r>
-    </w:p>
-    <w:p>
-      <w:pPr>
-        <w:bidi/>
-      </w:pPr>
-      <w:r>
-        <w:rPr>
-          <w:lang w:val="ar_AE" w:bidi="ar_AE"/>
-        </w:rPr>
-      </w:r>
-      <w:r>
-        <w:rPr>
-          <w:b/>
-          <w:lang w:val="ar_AE" w:bidi="ar_AE"/>
-        </w:rPr>
         <w:t>"</w:t>
       </w:r>
       <w:r>
@@ -27041,23 +23915,6 @@
           <w:b/>
           <w:lang w:val="ar_AE" w:bidi="ar_AE"/>
         </w:rPr>
-        <w:t>ἀναβὰς εἰς ὕψος</w:t>
-      </w:r>
-    </w:p>
-    <w:p>
-      <w:pPr>
-        <w:bidi/>
-      </w:pPr>
-      <w:r>
-        <w:rPr>
-          <w:lang w:val="ar_AE" w:bidi="ar_AE"/>
-        </w:rPr>
-      </w:r>
-      <w:r>
-        <w:rPr>
-          <w:b/>
-          <w:lang w:val="ar_AE" w:bidi="ar_AE"/>
-        </w:rPr>
         <w:t>"</w:t>
       </w:r>
       <w:r>
@@ -27142,23 +23999,6 @@
           <w:b/>
           <w:lang w:val="ar_AE" w:bidi="ar_AE"/>
         </w:rPr>
-        <w:t>ἀνέβη</w:t>
-      </w:r>
-    </w:p>
-    <w:p>
-      <w:pPr>
-        <w:bidi/>
-      </w:pPr>
-      <w:r>
-        <w:rPr>
-          <w:lang w:val="ar_AE" w:bidi="ar_AE"/>
-        </w:rPr>
-      </w:r>
-      <w:r>
-        <w:rPr>
-          <w:b/>
-          <w:lang w:val="ar_AE" w:bidi="ar_AE"/>
-        </w:rPr>
         <w:t>"</w:t>
       </w:r>
       <w:r>
@@ -27243,23 +24083,6 @@
           <w:b/>
           <w:lang w:val="ar_AE" w:bidi="ar_AE"/>
         </w:rPr>
-        <w:t>καὶ κατέβη</w:t>
-      </w:r>
-    </w:p>
-    <w:p>
-      <w:pPr>
-        <w:bidi/>
-      </w:pPr>
-      <w:r>
-        <w:rPr>
-          <w:lang w:val="ar_AE" w:bidi="ar_AE"/>
-        </w:rPr>
-      </w:r>
-      <w:r>
-        <w:rPr>
-          <w:b/>
-          <w:lang w:val="ar_AE" w:bidi="ar_AE"/>
-        </w:rPr>
         <w:t>"</w:t>
       </w:r>
       <w:r>
@@ -27344,23 +24167,6 @@
           <w:b/>
           <w:lang w:val="ar_AE" w:bidi="ar_AE"/>
         </w:rPr>
-        <w:t>εἰς τὰ κατώτερα μέρη τῆς γῆς</w:t>
-      </w:r>
-    </w:p>
-    <w:p>
-      <w:pPr>
-        <w:bidi/>
-      </w:pPr>
-      <w:r>
-        <w:rPr>
-          <w:lang w:val="ar_AE" w:bidi="ar_AE"/>
-        </w:rPr>
-      </w:r>
-      <w:r>
-        <w:rPr>
-          <w:b/>
-          <w:lang w:val="ar_AE" w:bidi="ar_AE"/>
-        </w:rPr>
         <w:t>"</w:t>
       </w:r>
       <w:r>
@@ -27497,23 +24303,6 @@
           <w:b/>
           <w:lang w:val="ar_AE" w:bidi="ar_AE"/>
         </w:rPr>
-        <w:t>ἵνα πληρώσῃ τὰ πάντα</w:t>
-      </w:r>
-    </w:p>
-    <w:p>
-      <w:pPr>
-        <w:bidi/>
-      </w:pPr>
-      <w:r>
-        <w:rPr>
-          <w:lang w:val="ar_AE" w:bidi="ar_AE"/>
-        </w:rPr>
-      </w:r>
-      <w:r>
-        <w:rPr>
-          <w:b/>
-          <w:lang w:val="ar_AE" w:bidi="ar_AE"/>
-        </w:rPr>
         <w:t>"</w:t>
       </w:r>
       <w:r>
@@ -27598,23 +24387,6 @@
           <w:b/>
           <w:lang w:val="ar_AE" w:bidi="ar_AE"/>
         </w:rPr>
-        <w:t>πληρώσῃ</w:t>
-      </w:r>
-    </w:p>
-    <w:p>
-      <w:pPr>
-        <w:bidi/>
-      </w:pPr>
-      <w:r>
-        <w:rPr>
-          <w:lang w:val="ar_AE" w:bidi="ar_AE"/>
-        </w:rPr>
-      </w:r>
-      <w:r>
-        <w:rPr>
-          <w:b/>
-          <w:lang w:val="ar_AE" w:bidi="ar_AE"/>
-        </w:rPr>
         <w:t>"</w:t>
       </w:r>
       <w:r>
@@ -27699,23 +24471,6 @@
           <w:b/>
           <w:lang w:val="ar_AE" w:bidi="ar_AE"/>
         </w:rPr>
-        <w:t>ποιμένας</w:t>
-      </w:r>
-    </w:p>
-    <w:p>
-      <w:pPr>
-        <w:bidi/>
-      </w:pPr>
-      <w:r>
-        <w:rPr>
-          <w:lang w:val="ar_AE" w:bidi="ar_AE"/>
-        </w:rPr>
-      </w:r>
-      <w:r>
-        <w:rPr>
-          <w:b/>
-          <w:lang w:val="ar_AE" w:bidi="ar_AE"/>
-        </w:rPr>
         <w:t>"</w:t>
       </w:r>
       <w:r>
@@ -27835,23 +24590,6 @@
           <w:b/>
           <w:lang w:val="ar_AE" w:bidi="ar_AE"/>
         </w:rPr>
-        <w:t>πρὸς τὸν καταρτισμὸν τῶν ἁγίων</w:t>
-      </w:r>
-    </w:p>
-    <w:p>
-      <w:pPr>
-        <w:bidi/>
-      </w:pPr>
-      <w:r>
-        <w:rPr>
-          <w:lang w:val="ar_AE" w:bidi="ar_AE"/>
-        </w:rPr>
-      </w:r>
-      <w:r>
-        <w:rPr>
-          <w:b/>
-          <w:lang w:val="ar_AE" w:bidi="ar_AE"/>
-        </w:rPr>
         <w:t>"</w:t>
       </w:r>
       <w:r>
@@ -27936,23 +24674,6 @@
           <w:b/>
           <w:lang w:val="ar_AE" w:bidi="ar_AE"/>
         </w:rPr>
-        <w:t>εἰς ἔργον διακονίας</w:t>
-      </w:r>
-    </w:p>
-    <w:p>
-      <w:pPr>
-        <w:bidi/>
-      </w:pPr>
-      <w:r>
-        <w:rPr>
-          <w:lang w:val="ar_AE" w:bidi="ar_AE"/>
-        </w:rPr>
-      </w:r>
-      <w:r>
-        <w:rPr>
-          <w:b/>
-          <w:lang w:val="ar_AE" w:bidi="ar_AE"/>
-        </w:rPr>
         <w:t>"</w:t>
       </w:r>
       <w:r>
@@ -28037,23 +24758,6 @@
           <w:b/>
           <w:lang w:val="ar_AE" w:bidi="ar_AE"/>
         </w:rPr>
-        <w:t>εἰς οἰκοδομὴν τοῦ σώματος τοῦ Χριστοῦ</w:t>
-      </w:r>
-    </w:p>
-    <w:p>
-      <w:pPr>
-        <w:bidi/>
-      </w:pPr>
-      <w:r>
-        <w:rPr>
-          <w:lang w:val="ar_AE" w:bidi="ar_AE"/>
-        </w:rPr>
-      </w:r>
-      <w:r>
-        <w:rPr>
-          <w:b/>
-          <w:lang w:val="ar_AE" w:bidi="ar_AE"/>
-        </w:rPr>
         <w:t>"</w:t>
       </w:r>
       <w:r>
@@ -28160,23 +24864,6 @@
           <w:b/>
           <w:lang w:val="ar_AE" w:bidi="ar_AE"/>
         </w:rPr>
-        <w:t>οἰκοδομὴν</w:t>
-      </w:r>
-    </w:p>
-    <w:p>
-      <w:pPr>
-        <w:bidi/>
-      </w:pPr>
-      <w:r>
-        <w:rPr>
-          <w:lang w:val="ar_AE" w:bidi="ar_AE"/>
-        </w:rPr>
-      </w:r>
-      <w:r>
-        <w:rPr>
-          <w:b/>
-          <w:lang w:val="ar_AE" w:bidi="ar_AE"/>
-        </w:rPr>
         <w:t>"</w:t>
       </w:r>
       <w:r>
@@ -28468,23 +25155,6 @@
           <w:b/>
           <w:lang w:val="ar_AE" w:bidi="ar_AE"/>
         </w:rPr>
-        <w:t>καταντήσωμεν οἱ πάντες εἰς τὴν ἑνότητα τῆς πίστεως</w:t>
-      </w:r>
-    </w:p>
-    <w:p>
-      <w:pPr>
-        <w:bidi/>
-      </w:pPr>
-      <w:r>
-        <w:rPr>
-          <w:lang w:val="ar_AE" w:bidi="ar_AE"/>
-        </w:rPr>
-      </w:r>
-      <w:r>
-        <w:rPr>
-          <w:b/>
-          <w:lang w:val="ar_AE" w:bidi="ar_AE"/>
-        </w:rPr>
         <w:t>"</w:t>
       </w:r>
       <w:r>
@@ -28604,23 +25274,6 @@
           <w:b/>
           <w:lang w:val="ar_AE" w:bidi="ar_AE"/>
         </w:rPr>
-        <w:t>καταντήσωμεν οἱ πάντες εἰς τὴν ἑνότητα τῆς πίστεως</w:t>
-      </w:r>
-    </w:p>
-    <w:p>
-      <w:pPr>
-        <w:bidi/>
-      </w:pPr>
-      <w:r>
-        <w:rPr>
-          <w:lang w:val="ar_AE" w:bidi="ar_AE"/>
-        </w:rPr>
-      </w:r>
-      <w:r>
-        <w:rPr>
-          <w:b/>
-          <w:lang w:val="ar_AE" w:bidi="ar_AE"/>
-        </w:rPr>
         <w:t>"</w:t>
       </w:r>
       <w:r>
@@ -28740,23 +25393,6 @@
           <w:b/>
           <w:lang w:val="ar_AE" w:bidi="ar_AE"/>
         </w:rPr>
-        <w:t>τῆς ἐπιγνώσεως τοῦ Υἱοῦ τοῦ Θεοῦ</w:t>
-      </w:r>
-    </w:p>
-    <w:p>
-      <w:pPr>
-        <w:bidi/>
-      </w:pPr>
-      <w:r>
-        <w:rPr>
-          <w:lang w:val="ar_AE" w:bidi="ar_AE"/>
-        </w:rPr>
-      </w:r>
-      <w:r>
-        <w:rPr>
-          <w:b/>
-          <w:lang w:val="ar_AE" w:bidi="ar_AE"/>
-        </w:rPr>
         <w:t>"</w:t>
       </w:r>
       <w:r>
@@ -28876,23 +25512,6 @@
           <w:b/>
           <w:lang w:val="ar_AE" w:bidi="ar_AE"/>
         </w:rPr>
-        <w:t>τοῦ Υἱοῦ τοῦ Θεοῦ</w:t>
-      </w:r>
-    </w:p>
-    <w:p>
-      <w:pPr>
-        <w:bidi/>
-      </w:pPr>
-      <w:r>
-        <w:rPr>
-          <w:lang w:val="ar_AE" w:bidi="ar_AE"/>
-        </w:rPr>
-      </w:r>
-      <w:r>
-        <w:rPr>
-          <w:b/>
-          <w:lang w:val="ar_AE" w:bidi="ar_AE"/>
-        </w:rPr>
         <w:t>"</w:t>
       </w:r>
       <w:r>
@@ -29006,23 +25625,6 @@
           <w:b/>
           <w:lang w:val="ar_AE" w:bidi="ar_AE"/>
         </w:rPr>
-        <w:t>εἰς ἄνδρα τέλειον</w:t>
-      </w:r>
-    </w:p>
-    <w:p>
-      <w:pPr>
-        <w:bidi/>
-      </w:pPr>
-      <w:r>
-        <w:rPr>
-          <w:lang w:val="ar_AE" w:bidi="ar_AE"/>
-        </w:rPr>
-      </w:r>
-      <w:r>
-        <w:rPr>
-          <w:b/>
-          <w:lang w:val="ar_AE" w:bidi="ar_AE"/>
-        </w:rPr>
         <w:t>"</w:t>
       </w:r>
       <w:r>
@@ -29107,23 +25709,6 @@
           <w:b/>
           <w:lang w:val="ar_AE" w:bidi="ar_AE"/>
         </w:rPr>
-        <w:t>τέλειον</w:t>
-      </w:r>
-    </w:p>
-    <w:p>
-      <w:pPr>
-        <w:bidi/>
-      </w:pPr>
-      <w:r>
-        <w:rPr>
-          <w:lang w:val="ar_AE" w:bidi="ar_AE"/>
-        </w:rPr>
-      </w:r>
-      <w:r>
-        <w:rPr>
-          <w:b/>
-          <w:lang w:val="ar_AE" w:bidi="ar_AE"/>
-        </w:rPr>
         <w:t>"</w:t>
       </w:r>
       <w:r>
@@ -29208,23 +25793,6 @@
           <w:b/>
           <w:lang w:val="ar_AE" w:bidi="ar_AE"/>
         </w:rPr>
-        <w:t>ἵνα</w:t>
-      </w:r>
-    </w:p>
-    <w:p>
-      <w:pPr>
-        <w:bidi/>
-      </w:pPr>
-      <w:r>
-        <w:rPr>
-          <w:lang w:val="ar_AE" w:bidi="ar_AE"/>
-        </w:rPr>
-      </w:r>
-      <w:r>
-        <w:rPr>
-          <w:b/>
-          <w:lang w:val="ar_AE" w:bidi="ar_AE"/>
-        </w:rPr>
         <w:t>"</w:t>
       </w:r>
       <w:r>
@@ -29344,23 +25912,6 @@
           <w:b/>
           <w:lang w:val="ar_AE" w:bidi="ar_AE"/>
         </w:rPr>
-        <w:t>μηκέτι ὦμεν νήπιοι</w:t>
-      </w:r>
-    </w:p>
-    <w:p>
-      <w:pPr>
-        <w:bidi/>
-      </w:pPr>
-      <w:r>
-        <w:rPr>
-          <w:lang w:val="ar_AE" w:bidi="ar_AE"/>
-        </w:rPr>
-      </w:r>
-      <w:r>
-        <w:rPr>
-          <w:b/>
-          <w:lang w:val="ar_AE" w:bidi="ar_AE"/>
-        </w:rPr>
         <w:t>"</w:t>
       </w:r>
       <w:r>
@@ -29480,23 +26031,6 @@
           <w:b/>
           <w:lang w:val="ar_AE" w:bidi="ar_AE"/>
         </w:rPr>
-        <w:t>κλυδωνιζόμενοι καὶ περιφερόμενοι παντὶ ἀνέμῳ τῆς διδασκαλίας</w:t>
-      </w:r>
-    </w:p>
-    <w:p>
-      <w:pPr>
-        <w:bidi/>
-      </w:pPr>
-      <w:r>
-        <w:rPr>
-          <w:lang w:val="ar_AE" w:bidi="ar_AE"/>
-        </w:rPr>
-      </w:r>
-      <w:r>
-        <w:rPr>
-          <w:b/>
-          <w:lang w:val="ar_AE" w:bidi="ar_AE"/>
-        </w:rPr>
         <w:t>"</w:t>
       </w:r>
       <w:r>
@@ -29616,23 +26150,6 @@
           <w:b/>
           <w:lang w:val="ar_AE" w:bidi="ar_AE"/>
         </w:rPr>
-        <w:t>ἐν τῇ κυβίᾳ τῶν ἀνθρώπων, ἐν πανουργίᾳ πρὸς τὴν μεθοδίαν τῆς πλάνης</w:t>
-      </w:r>
-    </w:p>
-    <w:p>
-      <w:pPr>
-        <w:bidi/>
-      </w:pPr>
-      <w:r>
-        <w:rPr>
-          <w:lang w:val="ar_AE" w:bidi="ar_AE"/>
-        </w:rPr>
-      </w:r>
-      <w:r>
-        <w:rPr>
-          <w:b/>
-          <w:lang w:val="ar_AE" w:bidi="ar_AE"/>
-        </w:rPr>
         <w:t>"</w:t>
       </w:r>
       <w:r>
@@ -29771,23 +26288,6 @@
           <w:b/>
           <w:lang w:val="ar_AE" w:bidi="ar_AE"/>
         </w:rPr>
-        <w:t>δὲ</w:t>
-      </w:r>
-    </w:p>
-    <w:p>
-      <w:pPr>
-        <w:bidi/>
-      </w:pPr>
-      <w:r>
-        <w:rPr>
-          <w:lang w:val="ar_AE" w:bidi="ar_AE"/>
-        </w:rPr>
-      </w:r>
-      <w:r>
-        <w:rPr>
-          <w:b/>
-          <w:lang w:val="ar_AE" w:bidi="ar_AE"/>
-        </w:rPr>
         <w:t>"</w:t>
       </w:r>
       <w:r>
@@ -29907,23 +26407,6 @@
           <w:b/>
           <w:lang w:val="ar_AE" w:bidi="ar_AE"/>
         </w:rPr>
-        <w:t>ἀληθεύοντες</w:t>
-      </w:r>
-    </w:p>
-    <w:p>
-      <w:pPr>
-        <w:bidi/>
-      </w:pPr>
-      <w:r>
-        <w:rPr>
-          <w:lang w:val="ar_AE" w:bidi="ar_AE"/>
-        </w:rPr>
-      </w:r>
-      <w:r>
-        <w:rPr>
-          <w:b/>
-          <w:lang w:val="ar_AE" w:bidi="ar_AE"/>
-        </w:rPr>
         <w:t>"</w:t>
       </w:r>
       <w:r>
@@ -30043,23 +26526,6 @@
           <w:b/>
           <w:lang w:val="ar_AE" w:bidi="ar_AE"/>
         </w:rPr>
-        <w:t>ἐν ἀγάπῃ</w:t>
-      </w:r>
-    </w:p>
-    <w:p>
-      <w:pPr>
-        <w:bidi/>
-      </w:pPr>
-      <w:r>
-        <w:rPr>
-          <w:lang w:val="ar_AE" w:bidi="ar_AE"/>
-        </w:rPr>
-      </w:r>
-      <w:r>
-        <w:rPr>
-          <w:b/>
-          <w:lang w:val="ar_AE" w:bidi="ar_AE"/>
-        </w:rPr>
         <w:t>"</w:t>
       </w:r>
       <w:r>
@@ -30179,23 +26645,6 @@
           <w:b/>
           <w:lang w:val="ar_AE" w:bidi="ar_AE"/>
         </w:rPr>
-        <w:t>εἰς αὐτὸν &amp; ὅς ἐστιν ἡ κεφαλή</w:t>
-      </w:r>
-    </w:p>
-    <w:p>
-      <w:pPr>
-        <w:bidi/>
-      </w:pPr>
-      <w:r>
-        <w:rPr>
-          <w:lang w:val="ar_AE" w:bidi="ar_AE"/>
-        </w:rPr>
-      </w:r>
-      <w:r>
-        <w:rPr>
-          <w:b/>
-          <w:lang w:val="ar_AE" w:bidi="ar_AE"/>
-        </w:rPr>
         <w:t>"</w:t>
       </w:r>
       <w:r>
@@ -30315,23 +26764,6 @@
           <w:b/>
           <w:lang w:val="ar_AE" w:bidi="ar_AE"/>
         </w:rPr>
-        <w:t>ἐξ οὗ πᾶν τὸ σῶμα &amp; τὴν αὔξησιν τοῦ σώματος ποιεῖται</w:t>
-      </w:r>
-    </w:p>
-    <w:p>
-      <w:pPr>
-        <w:bidi/>
-      </w:pPr>
-      <w:r>
-        <w:rPr>
-          <w:lang w:val="ar_AE" w:bidi="ar_AE"/>
-        </w:rPr>
-      </w:r>
-      <w:r>
-        <w:rPr>
-          <w:b/>
-          <w:lang w:val="ar_AE" w:bidi="ar_AE"/>
-        </w:rPr>
         <w:t>"</w:t>
       </w:r>
       <w:r>
@@ -30465,23 +26897,6 @@
           <w:b/>
           <w:lang w:val="ar_AE" w:bidi="ar_AE"/>
         </w:rPr>
-        <w:t>εἰς οἰκοδομὴν ἑαυτοῦ ἐν ἀγάπῃ</w:t>
-      </w:r>
-    </w:p>
-    <w:p>
-      <w:pPr>
-        <w:bidi/>
-      </w:pPr>
-      <w:r>
-        <w:rPr>
-          <w:lang w:val="ar_AE" w:bidi="ar_AE"/>
-        </w:rPr>
-      </w:r>
-      <w:r>
-        <w:rPr>
-          <w:b/>
-          <w:lang w:val="ar_AE" w:bidi="ar_AE"/>
-        </w:rPr>
         <w:t>"</w:t>
       </w:r>
       <w:r>
@@ -30601,23 +27016,6 @@
           <w:b/>
           <w:lang w:val="ar_AE" w:bidi="ar_AE"/>
         </w:rPr>
-        <w:t>ἐν ἀγάπῃ</w:t>
-      </w:r>
-    </w:p>
-    <w:p>
-      <w:pPr>
-        <w:bidi/>
-      </w:pPr>
-      <w:r>
-        <w:rPr>
-          <w:lang w:val="ar_AE" w:bidi="ar_AE"/>
-        </w:rPr>
-      </w:r>
-      <w:r>
-        <w:rPr>
-          <w:b/>
-          <w:lang w:val="ar_AE" w:bidi="ar_AE"/>
-        </w:rPr>
         <w:t>"</w:t>
       </w:r>
       <w:r>
@@ -30737,23 +27135,6 @@
           <w:b/>
           <w:lang w:val="ar_AE" w:bidi="ar_AE"/>
         </w:rPr>
-        <w:t>διὰ πάσης ἁφῆς τῆς ἐπιχορηγίας</w:t>
-      </w:r>
-    </w:p>
-    <w:p>
-      <w:pPr>
-        <w:bidi/>
-      </w:pPr>
-      <w:r>
-        <w:rPr>
-          <w:lang w:val="ar_AE" w:bidi="ar_AE"/>
-        </w:rPr>
-      </w:r>
-      <w:r>
-        <w:rPr>
-          <w:b/>
-          <w:lang w:val="ar_AE" w:bidi="ar_AE"/>
-        </w:rPr>
         <w:t>"</w:t>
       </w:r>
       <w:r>
@@ -31076,23 +27457,6 @@
           <w:b/>
           <w:lang w:val="ar_AE" w:bidi="ar_AE"/>
         </w:rPr>
-        <w:t>τοῦτο οὖν λέγω καὶ μαρτύρομαι</w:t>
-      </w:r>
-    </w:p>
-    <w:p>
-      <w:pPr>
-        <w:bidi/>
-      </w:pPr>
-      <w:r>
-        <w:rPr>
-          <w:lang w:val="ar_AE" w:bidi="ar_AE"/>
-        </w:rPr>
-      </w:r>
-      <w:r>
-        <w:rPr>
-          <w:b/>
-          <w:lang w:val="ar_AE" w:bidi="ar_AE"/>
-        </w:rPr>
         <w:t>"</w:t>
       </w:r>
       <w:r>
@@ -31177,23 +27541,6 @@
           <w:b/>
           <w:lang w:val="ar_AE" w:bidi="ar_AE"/>
         </w:rPr>
-        <w:t>ἐν Κυρίῳ</w:t>
-      </w:r>
-    </w:p>
-    <w:p>
-      <w:pPr>
-        <w:bidi/>
-      </w:pPr>
-      <w:r>
-        <w:rPr>
-          <w:lang w:val="ar_AE" w:bidi="ar_AE"/>
-        </w:rPr>
-      </w:r>
-      <w:r>
-        <w:rPr>
-          <w:b/>
-          <w:lang w:val="ar_AE" w:bidi="ar_AE"/>
-        </w:rPr>
         <w:t>"</w:t>
       </w:r>
       <w:r>
@@ -31278,23 +27625,6 @@
           <w:b/>
           <w:lang w:val="ar_AE" w:bidi="ar_AE"/>
         </w:rPr>
-        <w:t>μηκέτι ὑμᾶς περιπατεῖν, καθὼς καὶ τὰ ἔθνη περιπατεῖ ἐν ματαιότητι τοῦ νοὸς αὐτῶν</w:t>
-      </w:r>
-    </w:p>
-    <w:p>
-      <w:pPr>
-        <w:bidi/>
-      </w:pPr>
-      <w:r>
-        <w:rPr>
-          <w:lang w:val="ar_AE" w:bidi="ar_AE"/>
-        </w:rPr>
-      </w:r>
-      <w:r>
-        <w:rPr>
-          <w:b/>
-          <w:lang w:val="ar_AE" w:bidi="ar_AE"/>
-        </w:rPr>
         <w:t xml:space="preserve"> "</w:t>
       </w:r>
       <w:r>
@@ -31401,23 +27731,6 @@
           <w:b/>
           <w:lang w:val="ar_AE" w:bidi="ar_AE"/>
         </w:rPr>
-        <w:t>ἐσκοτωμένοι τῇ διανοίᾳ</w:t>
-      </w:r>
-    </w:p>
-    <w:p>
-      <w:pPr>
-        <w:bidi/>
-      </w:pPr>
-      <w:r>
-        <w:rPr>
-          <w:lang w:val="ar_AE" w:bidi="ar_AE"/>
-        </w:rPr>
-      </w:r>
-      <w:r>
-        <w:rPr>
-          <w:b/>
-          <w:lang w:val="ar_AE" w:bidi="ar_AE"/>
-        </w:rPr>
         <w:t>"</w:t>
       </w:r>
       <w:r>
@@ -31524,23 +27837,6 @@
           <w:b/>
           <w:lang w:val="ar_AE" w:bidi="ar_AE"/>
         </w:rPr>
-        <w:t>ἐσκοτωμένοι τῇ διανοίᾳ</w:t>
-      </w:r>
-    </w:p>
-    <w:p>
-      <w:pPr>
-        <w:bidi/>
-      </w:pPr>
-      <w:r>
-        <w:rPr>
-          <w:lang w:val="ar_AE" w:bidi="ar_AE"/>
-        </w:rPr>
-      </w:r>
-      <w:r>
-        <w:rPr>
-          <w:b/>
-          <w:lang w:val="ar_AE" w:bidi="ar_AE"/>
-        </w:rPr>
         <w:t>"</w:t>
       </w:r>
       <w:r>
@@ -31647,23 +27943,6 @@
           <w:b/>
           <w:lang w:val="ar_AE" w:bidi="ar_AE"/>
         </w:rPr>
-        <w:t>ἀπηλλοτριωμένοι τῆς ζωῆς τοῦ Θεοῦ, διὰ τὴν ἄγνοιαν τὴν οὖσαν ἐν αὐτοῖς</w:t>
-      </w:r>
-    </w:p>
-    <w:p>
-      <w:pPr>
-        <w:bidi/>
-      </w:pPr>
-      <w:r>
-        <w:rPr>
-          <w:lang w:val="ar_AE" w:bidi="ar_AE"/>
-        </w:rPr>
-      </w:r>
-      <w:r>
-        <w:rPr>
-          <w:b/>
-          <w:lang w:val="ar_AE" w:bidi="ar_AE"/>
-        </w:rPr>
         <w:t>"</w:t>
       </w:r>
       <w:r>
@@ -31770,23 +28049,6 @@
           <w:b/>
           <w:lang w:val="ar_AE" w:bidi="ar_AE"/>
         </w:rPr>
-        <w:t>ἀπηλλοτριωμένοι</w:t>
-      </w:r>
-    </w:p>
-    <w:p>
-      <w:pPr>
-        <w:bidi/>
-      </w:pPr>
-      <w:r>
-        <w:rPr>
-          <w:lang w:val="ar_AE" w:bidi="ar_AE"/>
-        </w:rPr>
-      </w:r>
-      <w:r>
-        <w:rPr>
-          <w:b/>
-          <w:lang w:val="ar_AE" w:bidi="ar_AE"/>
-        </w:rPr>
         <w:t>"</w:t>
       </w:r>
       <w:r>
@@ -31871,23 +28133,6 @@
           <w:b/>
           <w:lang w:val="ar_AE" w:bidi="ar_AE"/>
         </w:rPr>
-        <w:t>ἄγνοιαν</w:t>
-      </w:r>
-    </w:p>
-    <w:p>
-      <w:pPr>
-        <w:bidi/>
-      </w:pPr>
-      <w:r>
-        <w:rPr>
-          <w:lang w:val="ar_AE" w:bidi="ar_AE"/>
-        </w:rPr>
-      </w:r>
-      <w:r>
-        <w:rPr>
-          <w:b/>
-          <w:lang w:val="ar_AE" w:bidi="ar_AE"/>
-        </w:rPr>
         <w:t>"</w:t>
       </w:r>
       <w:r>
@@ -31972,23 +28217,6 @@
           <w:b/>
           <w:lang w:val="ar_AE" w:bidi="ar_AE"/>
         </w:rPr>
-        <w:t>διὰ τὴν πώρωσιν τῆς καρδίας αὐτῶν</w:t>
-      </w:r>
-    </w:p>
-    <w:p>
-      <w:pPr>
-        <w:bidi/>
-      </w:pPr>
-      <w:r>
-        <w:rPr>
-          <w:lang w:val="ar_AE" w:bidi="ar_AE"/>
-        </w:rPr>
-      </w:r>
-      <w:r>
-        <w:rPr>
-          <w:b/>
-          <w:lang w:val="ar_AE" w:bidi="ar_AE"/>
-        </w:rPr>
         <w:t>"</w:t>
       </w:r>
       <w:r>
@@ -32108,23 +28336,6 @@
           <w:b/>
           <w:lang w:val="ar_AE" w:bidi="ar_AE"/>
         </w:rPr>
-        <w:t>διὰ</w:t>
-      </w:r>
-    </w:p>
-    <w:p>
-      <w:pPr>
-        <w:bidi/>
-      </w:pPr>
-      <w:r>
-        <w:rPr>
-          <w:lang w:val="ar_AE" w:bidi="ar_AE"/>
-        </w:rPr>
-      </w:r>
-      <w:r>
-        <w:rPr>
-          <w:b/>
-          <w:lang w:val="ar_AE" w:bidi="ar_AE"/>
-        </w:rPr>
         <w:t>"</w:t>
       </w:r>
       <w:r>
@@ -32244,23 +28455,6 @@
           <w:b/>
           <w:lang w:val="ar_AE" w:bidi="ar_AE"/>
         </w:rPr>
-        <w:t>διὰ</w:t>
-      </w:r>
-    </w:p>
-    <w:p>
-      <w:pPr>
-        <w:bidi/>
-      </w:pPr>
-      <w:r>
-        <w:rPr>
-          <w:lang w:val="ar_AE" w:bidi="ar_AE"/>
-        </w:rPr>
-      </w:r>
-      <w:r>
-        <w:rPr>
-          <w:b/>
-          <w:lang w:val="ar_AE" w:bidi="ar_AE"/>
-        </w:rPr>
         <w:t>"</w:t>
       </w:r>
       <w:r>
@@ -32364,23 +28558,6 @@
         <w:rPr>
           <w:lang w:val="ar_AE" w:bidi="ar_AE"/>
         </w:rPr>
-      </w:r>
-    </w:p>
-    <w:p>
-      <w:pPr>
-        <w:bidi/>
-      </w:pPr>
-      <w:r>
-        <w:rPr>
-          <w:lang w:val="ar_AE" w:bidi="ar_AE"/>
-        </w:rPr>
-      </w:r>
-      <w:r>
-        <w:rPr>
-          <w:b/>
-          <w:lang w:val="ar_AE" w:bidi="ar_AE"/>
-        </w:rPr>
-        <w:t>ἑαυτοὺς παρέδωκαν τῇ ἀσελγείᾳ</w:t>
       </w:r>
     </w:p>
     <w:p>
@@ -32618,23 +28795,6 @@
           <w:b/>
           <w:lang w:val="ar_AE" w:bidi="ar_AE"/>
         </w:rPr>
-        <w:t>δὲ</w:t>
-      </w:r>
-    </w:p>
-    <w:p>
-      <w:pPr>
-        <w:bidi/>
-      </w:pPr>
-      <w:r>
-        <w:rPr>
-          <w:lang w:val="ar_AE" w:bidi="ar_AE"/>
-        </w:rPr>
-      </w:r>
-      <w:r>
-        <w:rPr>
-          <w:b/>
-          <w:lang w:val="ar_AE" w:bidi="ar_AE"/>
-        </w:rPr>
         <w:t>"</w:t>
       </w:r>
       <w:r>
@@ -32754,23 +28914,6 @@
           <w:b/>
           <w:lang w:val="ar_AE" w:bidi="ar_AE"/>
         </w:rPr>
-        <w:t>εἴ γε αὐτὸν ἠκούσατε καὶ ἐν αὐτῷ ἐδιδάχθητε</w:t>
-      </w:r>
-    </w:p>
-    <w:p>
-      <w:pPr>
-        <w:bidi/>
-      </w:pPr>
-      <w:r>
-        <w:rPr>
-          <w:lang w:val="ar_AE" w:bidi="ar_AE"/>
-        </w:rPr>
-      </w:r>
-      <w:r>
-        <w:rPr>
-          <w:b/>
-          <w:lang w:val="ar_AE" w:bidi="ar_AE"/>
-        </w:rPr>
         <w:t>"</w:t>
       </w:r>
       <w:r>
@@ -32903,23 +29046,6 @@
           <w:b/>
           <w:lang w:val="ar_AE" w:bidi="ar_AE"/>
         </w:rPr>
-        <w:t>ἐν αὐτῷ ἐδιδάχθητε</w:t>
-      </w:r>
-    </w:p>
-    <w:p>
-      <w:pPr>
-        <w:bidi/>
-      </w:pPr>
-      <w:r>
-        <w:rPr>
-          <w:lang w:val="ar_AE" w:bidi="ar_AE"/>
-        </w:rPr>
-      </w:r>
-      <w:r>
-        <w:rPr>
-          <w:b/>
-          <w:lang w:val="ar_AE" w:bidi="ar_AE"/>
-        </w:rPr>
         <w:t>"</w:t>
       </w:r>
       <w:r>
@@ -33026,23 +29152,6 @@
           <w:b/>
           <w:lang w:val="ar_AE" w:bidi="ar_AE"/>
         </w:rPr>
-        <w:t>καθώς ἐστιν ἀλήθεια ἐν τῷ Ἰησοῦ</w:t>
-      </w:r>
-    </w:p>
-    <w:p>
-      <w:pPr>
-        <w:bidi/>
-      </w:pPr>
-      <w:r>
-        <w:rPr>
-          <w:lang w:val="ar_AE" w:bidi="ar_AE"/>
-        </w:rPr>
-      </w:r>
-      <w:r>
-        <w:rPr>
-          <w:b/>
-          <w:lang w:val="ar_AE" w:bidi="ar_AE"/>
-        </w:rPr>
         <w:t>"</w:t>
       </w:r>
       <w:r>
@@ -33127,23 +29236,6 @@
           <w:b/>
           <w:lang w:val="ar_AE" w:bidi="ar_AE"/>
         </w:rPr>
-        <w:t>ἀποθέσθαι ὑμᾶς κατὰ τὴν προτέραν ἀναστροφὴν</w:t>
-      </w:r>
-    </w:p>
-    <w:p>
-      <w:pPr>
-        <w:bidi/>
-      </w:pPr>
-      <w:r>
-        <w:rPr>
-          <w:lang w:val="ar_AE" w:bidi="ar_AE"/>
-        </w:rPr>
-      </w:r>
-      <w:r>
-        <w:rPr>
-          <w:b/>
-          <w:lang w:val="ar_AE" w:bidi="ar_AE"/>
-        </w:rPr>
         <w:t>"</w:t>
       </w:r>
       <w:r>
@@ -33250,23 +29342,6 @@
           <w:b/>
           <w:lang w:val="ar_AE" w:bidi="ar_AE"/>
         </w:rPr>
-        <w:t>ἀποθέσθαι ὑμᾶς κατὰ τὴν προτέραν ἀναστροφὴν τὸν παλαιὸν ἄνθρωπον</w:t>
-      </w:r>
-    </w:p>
-    <w:p>
-      <w:pPr>
-        <w:bidi/>
-      </w:pPr>
-      <w:r>
-        <w:rPr>
-          <w:lang w:val="ar_AE" w:bidi="ar_AE"/>
-        </w:rPr>
-      </w:r>
-      <w:r>
-        <w:rPr>
-          <w:b/>
-          <w:lang w:val="ar_AE" w:bidi="ar_AE"/>
-        </w:rPr>
         <w:t>"</w:t>
       </w:r>
       <w:r>
@@ -33373,23 +29448,6 @@
           <w:b/>
           <w:lang w:val="ar_AE" w:bidi="ar_AE"/>
         </w:rPr>
-        <w:t>τὸν παλαιὸν ἄνθρωπον</w:t>
-      </w:r>
-    </w:p>
-    <w:p>
-      <w:pPr>
-        <w:bidi/>
-      </w:pPr>
-      <w:r>
-        <w:rPr>
-          <w:lang w:val="ar_AE" w:bidi="ar_AE"/>
-        </w:rPr>
-      </w:r>
-      <w:r>
-        <w:rPr>
-          <w:b/>
-          <w:lang w:val="ar_AE" w:bidi="ar_AE"/>
-        </w:rPr>
         <w:t>"</w:t>
       </w:r>
       <w:r>
@@ -33615,23 +29673,6 @@
           <w:b/>
           <w:lang w:val="ar_AE" w:bidi="ar_AE"/>
         </w:rPr>
-        <w:t>ἀνανεοῦσθαι &amp; τῷ πνεύματι τοῦ νοὸς ὑμῶν</w:t>
-      </w:r>
-    </w:p>
-    <w:p>
-      <w:pPr>
-        <w:bidi/>
-      </w:pPr>
-      <w:r>
-        <w:rPr>
-          <w:lang w:val="ar_AE" w:bidi="ar_AE"/>
-        </w:rPr>
-      </w:r>
-      <w:r>
-        <w:rPr>
-          <w:b/>
-          <w:lang w:val="ar_AE" w:bidi="ar_AE"/>
-        </w:rPr>
         <w:t>"</w:t>
       </w:r>
       <w:r>
@@ -33738,23 +29779,6 @@
           <w:b/>
           <w:lang w:val="ar_AE" w:bidi="ar_AE"/>
         </w:rPr>
-        <w:t>ἐν δικαιοσύνῃ καὶ ὁσιότητι τῆς ἀληθείας</w:t>
-      </w:r>
-    </w:p>
-    <w:p>
-      <w:pPr>
-        <w:bidi/>
-      </w:pPr>
-      <w:r>
-        <w:rPr>
-          <w:lang w:val="ar_AE" w:bidi="ar_AE"/>
-        </w:rPr>
-      </w:r>
-      <w:r>
-        <w:rPr>
-          <w:b/>
-          <w:lang w:val="ar_AE" w:bidi="ar_AE"/>
-        </w:rPr>
         <w:t>"</w:t>
       </w:r>
       <w:r>
@@ -33900,23 +29924,6 @@
           <w:b/>
           <w:lang w:val="ar_AE" w:bidi="ar_AE"/>
         </w:rPr>
-        <w:t>ἐνδύσασθαι τὸν καινὸν ἄνθρωπον</w:t>
-      </w:r>
-    </w:p>
-    <w:p>
-      <w:pPr>
-        <w:bidi/>
-      </w:pPr>
-      <w:r>
-        <w:rPr>
-          <w:lang w:val="ar_AE" w:bidi="ar_AE"/>
-        </w:rPr>
-      </w:r>
-      <w:r>
-        <w:rPr>
-          <w:b/>
-          <w:lang w:val="ar_AE" w:bidi="ar_AE"/>
-        </w:rPr>
         <w:t>"</w:t>
       </w:r>
       <w:r>
@@ -34036,23 +30043,6 @@
           <w:b/>
           <w:lang w:val="ar_AE" w:bidi="ar_AE"/>
         </w:rPr>
-        <w:t>διὸ</w:t>
-      </w:r>
-    </w:p>
-    <w:p>
-      <w:pPr>
-        <w:bidi/>
-      </w:pPr>
-      <w:r>
-        <w:rPr>
-          <w:lang w:val="ar_AE" w:bidi="ar_AE"/>
-        </w:rPr>
-      </w:r>
-      <w:r>
-        <w:rPr>
-          <w:b/>
-          <w:lang w:val="ar_AE" w:bidi="ar_AE"/>
-        </w:rPr>
         <w:t>"</w:t>
       </w:r>
       <w:r>
@@ -34172,23 +30162,6 @@
           <w:b/>
           <w:lang w:val="ar_AE" w:bidi="ar_AE"/>
         </w:rPr>
-        <w:t>ἀποθέμενοι τὸ ψεῦδος</w:t>
-      </w:r>
-    </w:p>
-    <w:p>
-      <w:pPr>
-        <w:bidi/>
-      </w:pPr>
-      <w:r>
-        <w:rPr>
-          <w:lang w:val="ar_AE" w:bidi="ar_AE"/>
-        </w:rPr>
-      </w:r>
-      <w:r>
-        <w:rPr>
-          <w:b/>
-          <w:lang w:val="ar_AE" w:bidi="ar_AE"/>
-        </w:rPr>
         <w:t>"</w:t>
       </w:r>
       <w:r>
@@ -34295,23 +30268,6 @@
           <w:b/>
           <w:lang w:val="ar_AE" w:bidi="ar_AE"/>
         </w:rPr>
-        <w:t>λαλεῖτε ἀλήθειαν ἕκαστος</w:t>
-      </w:r>
-    </w:p>
-    <w:p>
-      <w:pPr>
-        <w:bidi/>
-      </w:pPr>
-      <w:r>
-        <w:rPr>
-          <w:lang w:val="ar_AE" w:bidi="ar_AE"/>
-        </w:rPr>
-      </w:r>
-      <w:r>
-        <w:rPr>
-          <w:b/>
-          <w:lang w:val="ar_AE" w:bidi="ar_AE"/>
-        </w:rPr>
         <w:t>"</w:t>
       </w:r>
       <w:r>
@@ -34431,23 +30387,6 @@
           <w:b/>
           <w:lang w:val="ar_AE" w:bidi="ar_AE"/>
         </w:rPr>
-        <w:t>ὅτι</w:t>
-      </w:r>
-    </w:p>
-    <w:p>
-      <w:pPr>
-        <w:bidi/>
-      </w:pPr>
-      <w:r>
-        <w:rPr>
-          <w:lang w:val="ar_AE" w:bidi="ar_AE"/>
-        </w:rPr>
-      </w:r>
-      <w:r>
-        <w:rPr>
-          <w:b/>
-          <w:lang w:val="ar_AE" w:bidi="ar_AE"/>
-        </w:rPr>
         <w:t>"</w:t>
       </w:r>
       <w:r>
@@ -34567,23 +30506,6 @@
           <w:b/>
           <w:lang w:val="ar_AE" w:bidi="ar_AE"/>
         </w:rPr>
-        <w:t>ἐσμὲν ἀλλήλων μέλη</w:t>
-      </w:r>
-    </w:p>
-    <w:p>
-      <w:pPr>
-        <w:bidi/>
-      </w:pPr>
-      <w:r>
-        <w:rPr>
-          <w:lang w:val="ar_AE" w:bidi="ar_AE"/>
-        </w:rPr>
-      </w:r>
-      <w:r>
-        <w:rPr>
-          <w:b/>
-          <w:lang w:val="ar_AE" w:bidi="ar_AE"/>
-        </w:rPr>
         <w:t>"</w:t>
       </w:r>
       <w:r>
@@ -34690,23 +30612,6 @@
           <w:b/>
           <w:lang w:val="ar_AE" w:bidi="ar_AE"/>
         </w:rPr>
-        <w:t>ὀργίζεσθε, καὶ μὴ ἁμαρτάνετε</w:t>
-      </w:r>
-    </w:p>
-    <w:p>
-      <w:pPr>
-        <w:bidi/>
-      </w:pPr>
-      <w:r>
-        <w:rPr>
-          <w:lang w:val="ar_AE" w:bidi="ar_AE"/>
-        </w:rPr>
-      </w:r>
-      <w:r>
-        <w:rPr>
-          <w:b/>
-          <w:lang w:val="ar_AE" w:bidi="ar_AE"/>
-        </w:rPr>
         <w:t>"</w:t>
       </w:r>
       <w:r>
@@ -34791,23 +30696,6 @@
           <w:b/>
           <w:lang w:val="ar_AE" w:bidi="ar_AE"/>
         </w:rPr>
-        <w:t>ὁ ἥλιος μὴ ἐπιδυέτω ἐπὶ παροργισμῷ ὑμῶν</w:t>
-      </w:r>
-    </w:p>
-    <w:p>
-      <w:pPr>
-        <w:bidi/>
-      </w:pPr>
-      <w:r>
-        <w:rPr>
-          <w:lang w:val="ar_AE" w:bidi="ar_AE"/>
-        </w:rPr>
-      </w:r>
-      <w:r>
-        <w:rPr>
-          <w:b/>
-          <w:lang w:val="ar_AE" w:bidi="ar_AE"/>
-        </w:rPr>
         <w:t>"</w:t>
       </w:r>
       <w:r>
@@ -34940,23 +30828,6 @@
           <w:b/>
           <w:lang w:val="ar_AE" w:bidi="ar_AE"/>
         </w:rPr>
-        <w:t>μηδὲ δίδοτε τόπον τῷ διαβόλῳ</w:t>
-      </w:r>
-    </w:p>
-    <w:p>
-      <w:pPr>
-        <w:bidi/>
-      </w:pPr>
-      <w:r>
-        <w:rPr>
-          <w:lang w:val="ar_AE" w:bidi="ar_AE"/>
-        </w:rPr>
-      </w:r>
-      <w:r>
-        <w:rPr>
-          <w:b/>
-          <w:lang w:val="ar_AE" w:bidi="ar_AE"/>
-        </w:rPr>
         <w:t>"</w:t>
       </w:r>
       <w:r>
@@ -35041,23 +30912,6 @@
           <w:b/>
           <w:lang w:val="ar_AE" w:bidi="ar_AE"/>
         </w:rPr>
-        <w:t>μᾶλλον δὲ</w:t>
-      </w:r>
-    </w:p>
-    <w:p>
-      <w:pPr>
-        <w:bidi/>
-      </w:pPr>
-      <w:r>
-        <w:rPr>
-          <w:lang w:val="ar_AE" w:bidi="ar_AE"/>
-        </w:rPr>
-      </w:r>
-      <w:r>
-        <w:rPr>
-          <w:b/>
-          <w:lang w:val="ar_AE" w:bidi="ar_AE"/>
-        </w:rPr>
         <w:t>"</w:t>
       </w:r>
       <w:r>
@@ -35177,23 +31031,6 @@
           <w:b/>
           <w:lang w:val="ar_AE" w:bidi="ar_AE"/>
         </w:rPr>
-        <w:t>ἵνα</w:t>
-      </w:r>
-    </w:p>
-    <w:p>
-      <w:pPr>
-        <w:bidi/>
-      </w:pPr>
-      <w:r>
-        <w:rPr>
-          <w:lang w:val="ar_AE" w:bidi="ar_AE"/>
-        </w:rPr>
-      </w:r>
-      <w:r>
-        <w:rPr>
-          <w:b/>
-          <w:lang w:val="ar_AE" w:bidi="ar_AE"/>
-        </w:rPr>
         <w:t>"</w:t>
       </w:r>
       <w:r>
@@ -35397,23 +31234,6 @@
           <w:b/>
           <w:lang w:val="ar_AE" w:bidi="ar_AE"/>
         </w:rPr>
-        <w:t>ἀλλ’</w:t>
-      </w:r>
-    </w:p>
-    <w:p>
-      <w:pPr>
-        <w:bidi/>
-      </w:pPr>
-      <w:r>
-        <w:rPr>
-          <w:lang w:val="ar_AE" w:bidi="ar_AE"/>
-        </w:rPr>
-      </w:r>
-      <w:r>
-        <w:rPr>
-          <w:b/>
-          <w:lang w:val="ar_AE" w:bidi="ar_AE"/>
-        </w:rPr>
         <w:t>"</w:t>
       </w:r>
       <w:r>
@@ -35533,23 +31353,6 @@
           <w:b/>
           <w:lang w:val="ar_AE" w:bidi="ar_AE"/>
         </w:rPr>
-        <w:t>πρὸς οἰκοδομὴν</w:t>
-      </w:r>
-    </w:p>
-    <w:p>
-      <w:pPr>
-        <w:bidi/>
-      </w:pPr>
-      <w:r>
-        <w:rPr>
-          <w:lang w:val="ar_AE" w:bidi="ar_AE"/>
-        </w:rPr>
-      </w:r>
-      <w:r>
-        <w:rPr>
-          <w:b/>
-          <w:lang w:val="ar_AE" w:bidi="ar_AE"/>
-        </w:rPr>
         <w:t>"</w:t>
       </w:r>
       <w:r>
@@ -35627,23 +31430,6 @@
           <w:b/>
           <w:lang w:val="ar_AE" w:bidi="ar_AE"/>
         </w:rPr>
-        <w:t>ἵνα</w:t>
-      </w:r>
-    </w:p>
-    <w:p>
-      <w:pPr>
-        <w:bidi/>
-      </w:pPr>
-      <w:r>
-        <w:rPr>
-          <w:lang w:val="ar_AE" w:bidi="ar_AE"/>
-        </w:rPr>
-      </w:r>
-      <w:r>
-        <w:rPr>
-          <w:b/>
-          <w:lang w:val="ar_AE" w:bidi="ar_AE"/>
-        </w:rPr>
         <w:t>"</w:t>
       </w:r>
       <w:r>
@@ -35763,23 +31549,6 @@
           <w:b/>
           <w:lang w:val="ar_AE" w:bidi="ar_AE"/>
         </w:rPr>
-        <w:t>τῆς χρείας, ἵνα δῷ χάριν τοῖς ἀκούουσιν</w:t>
-      </w:r>
-    </w:p>
-    <w:p>
-      <w:pPr>
-        <w:bidi/>
-      </w:pPr>
-      <w:r>
-        <w:rPr>
-          <w:lang w:val="ar_AE" w:bidi="ar_AE"/>
-        </w:rPr>
-      </w:r>
-      <w:r>
-        <w:rPr>
-          <w:b/>
-          <w:lang w:val="ar_AE" w:bidi="ar_AE"/>
-        </w:rPr>
         <w:t>"</w:t>
       </w:r>
       <w:r>
@@ -35864,23 +31633,6 @@
           <w:b/>
           <w:lang w:val="ar_AE" w:bidi="ar_AE"/>
         </w:rPr>
-        <w:t>ἵνα δῷ χάριν τοῖς ἀκούουσιν</w:t>
-      </w:r>
-    </w:p>
-    <w:p>
-      <w:pPr>
-        <w:bidi/>
-      </w:pPr>
-      <w:r>
-        <w:rPr>
-          <w:lang w:val="ar_AE" w:bidi="ar_AE"/>
-        </w:rPr>
-      </w:r>
-      <w:r>
-        <w:rPr>
-          <w:b/>
-          <w:lang w:val="ar_AE" w:bidi="ar_AE"/>
-        </w:rPr>
         <w:t>"</w:t>
       </w:r>
       <w:r>
@@ -36000,23 +31752,6 @@
           <w:b/>
           <w:lang w:val="ar_AE" w:bidi="ar_AE"/>
         </w:rPr>
-        <w:t>μὴ λυπεῖτε</w:t>
-      </w:r>
-    </w:p>
-    <w:p>
-      <w:pPr>
-        <w:bidi/>
-      </w:pPr>
-      <w:r>
-        <w:rPr>
-          <w:lang w:val="ar_AE" w:bidi="ar_AE"/>
-        </w:rPr>
-      </w:r>
-      <w:r>
-        <w:rPr>
-          <w:b/>
-          <w:lang w:val="ar_AE" w:bidi="ar_AE"/>
-        </w:rPr>
         <w:t>"</w:t>
       </w:r>
       <w:r>
@@ -36101,23 +31836,6 @@
           <w:b/>
           <w:lang w:val="ar_AE" w:bidi="ar_AE"/>
         </w:rPr>
-        <w:t>ἐν ᾧ ἐσφραγίσθητε εἰς ἡμέραν ἀπολυτρώσεως</w:t>
-      </w:r>
-    </w:p>
-    <w:p>
-      <w:pPr>
-        <w:bidi/>
-      </w:pPr>
-      <w:r>
-        <w:rPr>
-          <w:lang w:val="ar_AE" w:bidi="ar_AE"/>
-        </w:rPr>
-      </w:r>
-      <w:r>
-        <w:rPr>
-          <w:b/>
-          <w:lang w:val="ar_AE" w:bidi="ar_AE"/>
-        </w:rPr>
         <w:t>"</w:t>
       </w:r>
       <w:r>
@@ -36224,23 +31942,6 @@
           <w:b/>
           <w:lang w:val="ar_AE" w:bidi="ar_AE"/>
         </w:rPr>
-        <w:t>ἐν ᾧ ἐσφραγίσθητε εἰς ἡμέραν ἀπολυτρώσεως</w:t>
-      </w:r>
-    </w:p>
-    <w:p>
-      <w:pPr>
-        <w:bidi/>
-      </w:pPr>
-      <w:r>
-        <w:rPr>
-          <w:lang w:val="ar_AE" w:bidi="ar_AE"/>
-        </w:rPr>
-      </w:r>
-      <w:r>
-        <w:rPr>
-          <w:b/>
-          <w:lang w:val="ar_AE" w:bidi="ar_AE"/>
-        </w:rPr>
         <w:t>"</w:t>
       </w:r>
       <w:r>
@@ -36523,23 +32224,6 @@
           <w:b/>
           <w:lang w:val="ar_AE" w:bidi="ar_AE"/>
         </w:rPr>
-        <w:t>πικρία, καὶ θυμὸς, καὶ ὀργὴ</w:t>
-      </w:r>
-    </w:p>
-    <w:p>
-      <w:pPr>
-        <w:bidi/>
-      </w:pPr>
-      <w:r>
-        <w:rPr>
-          <w:lang w:val="ar_AE" w:bidi="ar_AE"/>
-        </w:rPr>
-      </w:r>
-      <w:r>
-        <w:rPr>
-          <w:b/>
-          <w:lang w:val="ar_AE" w:bidi="ar_AE"/>
-        </w:rPr>
         <w:t>"</w:t>
       </w:r>
       <w:r>
@@ -36685,23 +32369,6 @@
           <w:b/>
           <w:lang w:val="ar_AE" w:bidi="ar_AE"/>
         </w:rPr>
-        <w:t>κακίᾳ</w:t>
-      </w:r>
-    </w:p>
-    <w:p>
-      <w:pPr>
-        <w:bidi/>
-      </w:pPr>
-      <w:r>
-        <w:rPr>
-          <w:lang w:val="ar_AE" w:bidi="ar_AE"/>
-        </w:rPr>
-      </w:r>
-      <w:r>
-        <w:rPr>
-          <w:b/>
-          <w:lang w:val="ar_AE" w:bidi="ar_AE"/>
-        </w:rPr>
         <w:t>"مكر"</w:t>
       </w:r>
     </w:p>
@@ -36807,23 +32474,6 @@
           <w:b/>
           <w:lang w:val="ar_AE" w:bidi="ar_AE"/>
         </w:rPr>
-        <w:t>δὲ</w:t>
-      </w:r>
-    </w:p>
-    <w:p>
-      <w:pPr>
-        <w:bidi/>
-      </w:pPr>
-      <w:r>
-        <w:rPr>
-          <w:lang w:val="ar_AE" w:bidi="ar_AE"/>
-        </w:rPr>
-      </w:r>
-      <w:r>
-        <w:rPr>
-          <w:b/>
-          <w:lang w:val="ar_AE" w:bidi="ar_AE"/>
-        </w:rPr>
         <w:t>"عوضاً عن ذلك"</w:t>
       </w:r>
     </w:p>
@@ -36913,23 +32563,6 @@
         <w:rPr>
           <w:lang w:val="ar_AE" w:bidi="ar_AE"/>
         </w:rPr>
-      </w:r>
-    </w:p>
-    <w:p>
-      <w:pPr>
-        <w:bidi/>
-      </w:pPr>
-      <w:r>
-        <w:rPr>
-          <w:lang w:val="ar_AE" w:bidi="ar_AE"/>
-        </w:rPr>
-      </w:r>
-      <w:r>
-        <w:rPr>
-          <w:b/>
-          <w:lang w:val="ar_AE" w:bidi="ar_AE"/>
-        </w:rPr>
-        <w:t>εὔσπλαγχνοι</w:t>
       </w:r>
     </w:p>
     <w:p>
@@ -37348,23 +32981,6 @@
           <w:b/>
           <w:lang w:val="ar_AE" w:bidi="ar_AE"/>
         </w:rPr>
-        <w:t>ὡς τέκνα ἀγαπητά</w:t>
-      </w:r>
-    </w:p>
-    <w:p>
-      <w:pPr>
-        <w:bidi/>
-      </w:pPr>
-      <w:r>
-        <w:rPr>
-          <w:lang w:val="ar_AE" w:bidi="ar_AE"/>
-        </w:rPr>
-      </w:r>
-      <w:r>
-        <w:rPr>
-          <w:b/>
-          <w:lang w:val="ar_AE" w:bidi="ar_AE"/>
-        </w:rPr>
         <w:t>"</w:t>
       </w:r>
       <w:r>
@@ -37484,23 +33100,6 @@
           <w:b/>
           <w:lang w:val="ar_AE" w:bidi="ar_AE"/>
         </w:rPr>
-        <w:t>περιπατεῖτε ἐν ἀγάπῃ</w:t>
-      </w:r>
-    </w:p>
-    <w:p>
-      <w:pPr>
-        <w:bidi/>
-      </w:pPr>
-      <w:r>
-        <w:rPr>
-          <w:lang w:val="ar_AE" w:bidi="ar_AE"/>
-        </w:rPr>
-      </w:r>
-      <w:r>
-        <w:rPr>
-          <w:b/>
-          <w:lang w:val="ar_AE" w:bidi="ar_AE"/>
-        </w:rPr>
         <w:t>"</w:t>
       </w:r>
       <w:r>
@@ -37620,23 +33219,6 @@
           <w:b/>
           <w:lang w:val="ar_AE" w:bidi="ar_AE"/>
         </w:rPr>
-        <w:t>προσφορὰν καὶ θυσίαν τῷ Θεῷ εἰς ὀσμὴν εὐωδίας</w:t>
-      </w:r>
-    </w:p>
-    <w:p>
-      <w:pPr>
-        <w:bidi/>
-      </w:pPr>
-      <w:r>
-        <w:rPr>
-          <w:lang w:val="ar_AE" w:bidi="ar_AE"/>
-        </w:rPr>
-      </w:r>
-      <w:r>
-        <w:rPr>
-          <w:b/>
-          <w:lang w:val="ar_AE" w:bidi="ar_AE"/>
-        </w:rPr>
         <w:t>"</w:t>
       </w:r>
       <w:r>
@@ -37756,23 +33338,6 @@
           <w:b/>
           <w:lang w:val="ar_AE" w:bidi="ar_AE"/>
         </w:rPr>
-        <w:t>πορνεία δὲ, καὶ ἀκαθαρσία πᾶσα, ἢ πλεονεξία, μηδὲ ὀνομαζέσθω ἐν ὑμῖν</w:t>
-      </w:r>
-    </w:p>
-    <w:p>
-      <w:pPr>
-        <w:bidi/>
-      </w:pPr>
-      <w:r>
-        <w:rPr>
-          <w:lang w:val="ar_AE" w:bidi="ar_AE"/>
-        </w:rPr>
-      </w:r>
-      <w:r>
-        <w:rPr>
-          <w:b/>
-          <w:lang w:val="ar_AE" w:bidi="ar_AE"/>
-        </w:rPr>
         <w:t>"</w:t>
       </w:r>
       <w:r>
@@ -37879,23 +33444,6 @@
           <w:b/>
           <w:lang w:val="ar_AE" w:bidi="ar_AE"/>
         </w:rPr>
-        <w:t>δὲ</w:t>
-      </w:r>
-    </w:p>
-    <w:p>
-      <w:pPr>
-        <w:bidi/>
-      </w:pPr>
-      <w:r>
-        <w:rPr>
-          <w:lang w:val="ar_AE" w:bidi="ar_AE"/>
-        </w:rPr>
-      </w:r>
-      <w:r>
-        <w:rPr>
-          <w:b/>
-          <w:lang w:val="ar_AE" w:bidi="ar_AE"/>
-        </w:rPr>
         <w:t>"</w:t>
       </w:r>
       <w:r>
@@ -38015,23 +33563,6 @@
           <w:b/>
           <w:lang w:val="ar_AE" w:bidi="ar_AE"/>
         </w:rPr>
-        <w:t>ἀκαθαρσία πᾶσα</w:t>
-      </w:r>
-    </w:p>
-    <w:p>
-      <w:pPr>
-        <w:bidi/>
-      </w:pPr>
-      <w:r>
-        <w:rPr>
-          <w:lang w:val="ar_AE" w:bidi="ar_AE"/>
-        </w:rPr>
-      </w:r>
-      <w:r>
-        <w:rPr>
-          <w:b/>
-          <w:lang w:val="ar_AE" w:bidi="ar_AE"/>
-        </w:rPr>
         <w:t>"</w:t>
       </w:r>
       <w:r>
@@ -38213,23 +33744,6 @@
           <w:b/>
           <w:lang w:val="ar_AE" w:bidi="ar_AE"/>
         </w:rPr>
-        <w:t>ἀλλὰ μᾶλλον</w:t>
-      </w:r>
-    </w:p>
-    <w:p>
-      <w:pPr>
-        <w:bidi/>
-      </w:pPr>
-      <w:r>
-        <w:rPr>
-          <w:lang w:val="ar_AE" w:bidi="ar_AE"/>
-        </w:rPr>
-      </w:r>
-      <w:r>
-        <w:rPr>
-          <w:b/>
-          <w:lang w:val="ar_AE" w:bidi="ar_AE"/>
-        </w:rPr>
         <w:t>"</w:t>
       </w:r>
       <w:r>
@@ -38349,23 +33863,6 @@
           <w:b/>
           <w:lang w:val="ar_AE" w:bidi="ar_AE"/>
         </w:rPr>
-        <w:t>ἀκάθαρτος</w:t>
-      </w:r>
-    </w:p>
-    <w:p>
-      <w:pPr>
-        <w:bidi/>
-      </w:pPr>
-      <w:r>
-        <w:rPr>
-          <w:lang w:val="ar_AE" w:bidi="ar_AE"/>
-        </w:rPr>
-      </w:r>
-      <w:r>
-        <w:rPr>
-          <w:b/>
-          <w:lang w:val="ar_AE" w:bidi="ar_AE"/>
-        </w:rPr>
         <w:t>"</w:t>
       </w:r>
       <w:r>
@@ -38485,23 +33982,6 @@
           <w:b/>
           <w:lang w:val="ar_AE" w:bidi="ar_AE"/>
         </w:rPr>
-        <w:t>οὐκ ἔχει κληρονομίαν</w:t>
-      </w:r>
-    </w:p>
-    <w:p>
-      <w:pPr>
-        <w:bidi/>
-      </w:pPr>
-      <w:r>
-        <w:rPr>
-          <w:lang w:val="ar_AE" w:bidi="ar_AE"/>
-        </w:rPr>
-      </w:r>
-      <w:r>
-        <w:rPr>
-          <w:b/>
-          <w:lang w:val="ar_AE" w:bidi="ar_AE"/>
-        </w:rPr>
         <w:t>"</w:t>
       </w:r>
       <w:r>
@@ -38608,23 +34088,6 @@
           <w:b/>
           <w:lang w:val="ar_AE" w:bidi="ar_AE"/>
         </w:rPr>
-        <w:t>κενοῖς λόγοις</w:t>
-      </w:r>
-    </w:p>
-    <w:p>
-      <w:pPr>
-        <w:bidi/>
-      </w:pPr>
-      <w:r>
-        <w:rPr>
-          <w:lang w:val="ar_AE" w:bidi="ar_AE"/>
-        </w:rPr>
-      </w:r>
-      <w:r>
-        <w:rPr>
-          <w:b/>
-          <w:lang w:val="ar_AE" w:bidi="ar_AE"/>
-        </w:rPr>
         <w:t>"</w:t>
       </w:r>
       <w:r>
@@ -38709,23 +34172,6 @@
           <w:b/>
           <w:lang w:val="ar_AE" w:bidi="ar_AE"/>
         </w:rPr>
-        <w:t>γὰρ</w:t>
-      </w:r>
-    </w:p>
-    <w:p>
-      <w:pPr>
-        <w:bidi/>
-      </w:pPr>
-      <w:r>
-        <w:rPr>
-          <w:lang w:val="ar_AE" w:bidi="ar_AE"/>
-        </w:rPr>
-      </w:r>
-      <w:r>
-        <w:rPr>
-          <w:b/>
-          <w:lang w:val="ar_AE" w:bidi="ar_AE"/>
-        </w:rPr>
         <w:t>"</w:t>
       </w:r>
       <w:r>
@@ -38845,23 +34291,6 @@
           <w:b/>
           <w:lang w:val="ar_AE" w:bidi="ar_AE"/>
         </w:rPr>
-        <w:t>ἔρχεται ἡ ὀργὴ τοῦ Θεοῦ ἐπὶ</w:t>
-      </w:r>
-    </w:p>
-    <w:p>
-      <w:pPr>
-        <w:bidi/>
-      </w:pPr>
-      <w:r>
-        <w:rPr>
-          <w:lang w:val="ar_AE" w:bidi="ar_AE"/>
-        </w:rPr>
-      </w:r>
-      <w:r>
-        <w:rPr>
-          <w:b/>
-          <w:lang w:val="ar_AE" w:bidi="ar_AE"/>
-        </w:rPr>
         <w:t>"</w:t>
       </w:r>
       <w:r>
@@ -38981,23 +34410,6 @@
           <w:b/>
           <w:lang w:val="ar_AE" w:bidi="ar_AE"/>
         </w:rPr>
-        <w:t>τοὺς υἱοὺς τῆς ἀπειθείας</w:t>
-      </w:r>
-    </w:p>
-    <w:p>
-      <w:pPr>
-        <w:bidi/>
-      </w:pPr>
-      <w:r>
-        <w:rPr>
-          <w:lang w:val="ar_AE" w:bidi="ar_AE"/>
-        </w:rPr>
-      </w:r>
-      <w:r>
-        <w:rPr>
-          <w:b/>
-          <w:lang w:val="ar_AE" w:bidi="ar_AE"/>
-        </w:rPr>
         <w:t>"</w:t>
       </w:r>
       <w:r>
@@ -39104,23 +34516,6 @@
           <w:b/>
           <w:lang w:val="ar_AE" w:bidi="ar_AE"/>
         </w:rPr>
-        <w:t>οὖν</w:t>
-      </w:r>
-    </w:p>
-    <w:p>
-      <w:pPr>
-        <w:bidi/>
-      </w:pPr>
-      <w:r>
-        <w:rPr>
-          <w:lang w:val="ar_AE" w:bidi="ar_AE"/>
-        </w:rPr>
-      </w:r>
-      <w:r>
-        <w:rPr>
-          <w:b/>
-          <w:lang w:val="ar_AE" w:bidi="ar_AE"/>
-        </w:rPr>
         <w:t>"</w:t>
       </w:r>
       <w:r>
@@ -39240,23 +34635,6 @@
           <w:b/>
           <w:lang w:val="ar_AE" w:bidi="ar_AE"/>
         </w:rPr>
-        <w:t>ἦτε γάρ ποτε σκότος</w:t>
-      </w:r>
-    </w:p>
-    <w:p>
-      <w:pPr>
-        <w:bidi/>
-      </w:pPr>
-      <w:r>
-        <w:rPr>
-          <w:lang w:val="ar_AE" w:bidi="ar_AE"/>
-        </w:rPr>
-      </w:r>
-      <w:r>
-        <w:rPr>
-          <w:b/>
-          <w:lang w:val="ar_AE" w:bidi="ar_AE"/>
-        </w:rPr>
         <w:t>"</w:t>
       </w:r>
       <w:r>
@@ -39363,23 +34741,6 @@
           <w:b/>
           <w:lang w:val="ar_AE" w:bidi="ar_AE"/>
         </w:rPr>
-        <w:t>γάρ</w:t>
-      </w:r>
-    </w:p>
-    <w:p>
-      <w:pPr>
-        <w:bidi/>
-      </w:pPr>
-      <w:r>
-        <w:rPr>
-          <w:lang w:val="ar_AE" w:bidi="ar_AE"/>
-        </w:rPr>
-      </w:r>
-      <w:r>
-        <w:rPr>
-          <w:b/>
-          <w:lang w:val="ar_AE" w:bidi="ar_AE"/>
-        </w:rPr>
         <w:t>"</w:t>
       </w:r>
       <w:r>
@@ -39499,23 +34860,6 @@
           <w:b/>
           <w:lang w:val="ar_AE" w:bidi="ar_AE"/>
         </w:rPr>
-        <w:t>νῦν δὲ φῶς ἐν Κυρίῳ</w:t>
-      </w:r>
-    </w:p>
-    <w:p>
-      <w:pPr>
-        <w:bidi/>
-      </w:pPr>
-      <w:r>
-        <w:rPr>
-          <w:lang w:val="ar_AE" w:bidi="ar_AE"/>
-        </w:rPr>
-      </w:r>
-      <w:r>
-        <w:rPr>
-          <w:b/>
-          <w:lang w:val="ar_AE" w:bidi="ar_AE"/>
-        </w:rPr>
         <w:t>"</w:t>
       </w:r>
       <w:r>
@@ -39635,23 +34979,6 @@
           <w:b/>
           <w:lang w:val="ar_AE" w:bidi="ar_AE"/>
         </w:rPr>
-        <w:t>δὲ</w:t>
-      </w:r>
-    </w:p>
-    <w:p>
-      <w:pPr>
-        <w:bidi/>
-      </w:pPr>
-      <w:r>
-        <w:rPr>
-          <w:lang w:val="ar_AE" w:bidi="ar_AE"/>
-        </w:rPr>
-      </w:r>
-      <w:r>
-        <w:rPr>
-          <w:b/>
-          <w:lang w:val="ar_AE" w:bidi="ar_AE"/>
-        </w:rPr>
         <w:t>"</w:t>
       </w:r>
       <w:r>
@@ -39771,23 +35098,6 @@
           <w:b/>
           <w:lang w:val="ar_AE" w:bidi="ar_AE"/>
         </w:rPr>
-        <w:t>ὡς τέκνα φωτὸς περιπατεῖτε</w:t>
-      </w:r>
-    </w:p>
-    <w:p>
-      <w:pPr>
-        <w:bidi/>
-      </w:pPr>
-      <w:r>
-        <w:rPr>
-          <w:lang w:val="ar_AE" w:bidi="ar_AE"/>
-        </w:rPr>
-      </w:r>
-      <w:r>
-        <w:rPr>
-          <w:b/>
-          <w:lang w:val="ar_AE" w:bidi="ar_AE"/>
-        </w:rPr>
         <w:t>"</w:t>
       </w:r>
       <w:r>
@@ -39894,23 +35204,6 @@
           <w:b/>
           <w:lang w:val="ar_AE" w:bidi="ar_AE"/>
         </w:rPr>
-        <w:t>ὡς τέκνα φωτὸς</w:t>
-      </w:r>
-    </w:p>
-    <w:p>
-      <w:pPr>
-        <w:bidi/>
-      </w:pPr>
-      <w:r>
-        <w:rPr>
-          <w:lang w:val="ar_AE" w:bidi="ar_AE"/>
-        </w:rPr>
-      </w:r>
-      <w:r>
-        <w:rPr>
-          <w:b/>
-          <w:lang w:val="ar_AE" w:bidi="ar_AE"/>
-        </w:rPr>
         <w:t>"</w:t>
       </w:r>
       <w:r>
@@ -40030,23 +35323,6 @@
           <w:b/>
           <w:lang w:val="ar_AE" w:bidi="ar_AE"/>
         </w:rPr>
-        <w:t>ὁ &amp; καρπὸς τοῦ φωτὸς ἐν πάσῃ ἀγαθωσύνῃ, καὶ δικαιοσύνῃ, καὶ ἀληθείᾳ</w:t>
-      </w:r>
-    </w:p>
-    <w:p>
-      <w:pPr>
-        <w:bidi/>
-      </w:pPr>
-      <w:r>
-        <w:rPr>
-          <w:lang w:val="ar_AE" w:bidi="ar_AE"/>
-        </w:rPr>
-      </w:r>
-      <w:r>
-        <w:rPr>
-          <w:b/>
-          <w:lang w:val="ar_AE" w:bidi="ar_AE"/>
-        </w:rPr>
         <w:t>"</w:t>
       </w:r>
       <w:r>
@@ -40179,23 +35455,6 @@
           <w:b/>
           <w:lang w:val="ar_AE" w:bidi="ar_AE"/>
         </w:rPr>
-        <w:t>γὰρ</w:t>
-      </w:r>
-    </w:p>
-    <w:p>
-      <w:pPr>
-        <w:bidi/>
-      </w:pPr>
-      <w:r>
-        <w:rPr>
-          <w:lang w:val="ar_AE" w:bidi="ar_AE"/>
-        </w:rPr>
-      </w:r>
-      <w:r>
-        <w:rPr>
-          <w:b/>
-          <w:lang w:val="ar_AE" w:bidi="ar_AE"/>
-        </w:rPr>
         <w:t>"</w:t>
       </w:r>
       <w:r>
@@ -40315,23 +35574,6 @@
           <w:b/>
           <w:lang w:val="ar_AE" w:bidi="ar_AE"/>
         </w:rPr>
-        <w:t>μὴ συνκοινωνεῖτε τοῖς ἔργοις τοῖς ἀκάρποις τοῦ σκότους</w:t>
-      </w:r>
-    </w:p>
-    <w:p>
-      <w:pPr>
-        <w:bidi/>
-      </w:pPr>
-      <w:r>
-        <w:rPr>
-          <w:lang w:val="ar_AE" w:bidi="ar_AE"/>
-        </w:rPr>
-      </w:r>
-      <w:r>
-        <w:rPr>
-          <w:b/>
-          <w:lang w:val="ar_AE" w:bidi="ar_AE"/>
-        </w:rPr>
         <w:t>"</w:t>
       </w:r>
       <w:r>
@@ -40438,23 +35680,6 @@
           <w:b/>
           <w:lang w:val="ar_AE" w:bidi="ar_AE"/>
         </w:rPr>
-        <w:t>τοῖς ἔργοις τοῖς ἀκάρποις τοῦ σκότους</w:t>
-      </w:r>
-    </w:p>
-    <w:p>
-      <w:pPr>
-        <w:bidi/>
-      </w:pPr>
-      <w:r>
-        <w:rPr>
-          <w:lang w:val="ar_AE" w:bidi="ar_AE"/>
-        </w:rPr>
-      </w:r>
-      <w:r>
-        <w:rPr>
-          <w:b/>
-          <w:lang w:val="ar_AE" w:bidi="ar_AE"/>
-        </w:rPr>
         <w:t>"</w:t>
       </w:r>
       <w:r>
@@ -40561,23 +35786,6 @@
           <w:b/>
           <w:lang w:val="ar_AE" w:bidi="ar_AE"/>
         </w:rPr>
-        <w:t>τοῖς ἔργοις τοῖς ἀκάρποις τοῦ σκότους</w:t>
-      </w:r>
-    </w:p>
-    <w:p>
-      <w:pPr>
-        <w:bidi/>
-      </w:pPr>
-      <w:r>
-        <w:rPr>
-          <w:lang w:val="ar_AE" w:bidi="ar_AE"/>
-        </w:rPr>
-      </w:r>
-      <w:r>
-        <w:rPr>
-          <w:b/>
-          <w:lang w:val="ar_AE" w:bidi="ar_AE"/>
-        </w:rPr>
         <w:t>"</w:t>
       </w:r>
       <w:r>
@@ -40697,23 +35905,6 @@
           <w:b/>
           <w:lang w:val="ar_AE" w:bidi="ar_AE"/>
         </w:rPr>
-        <w:t>μᾶλλον δὲ</w:t>
-      </w:r>
-    </w:p>
-    <w:p>
-      <w:pPr>
-        <w:bidi/>
-      </w:pPr>
-      <w:r>
-        <w:rPr>
-          <w:lang w:val="ar_AE" w:bidi="ar_AE"/>
-        </w:rPr>
-      </w:r>
-      <w:r>
-        <w:rPr>
-          <w:b/>
-          <w:lang w:val="ar_AE" w:bidi="ar_AE"/>
-        </w:rPr>
         <w:t>"</w:t>
       </w:r>
       <w:r>
@@ -40833,23 +36024,6 @@
           <w:b/>
           <w:lang w:val="ar_AE" w:bidi="ar_AE"/>
         </w:rPr>
-        <w:t>ἐλέγχετε</w:t>
-      </w:r>
-    </w:p>
-    <w:p>
-      <w:pPr>
-        <w:bidi/>
-      </w:pPr>
-      <w:r>
-        <w:rPr>
-          <w:lang w:val="ar_AE" w:bidi="ar_AE"/>
-        </w:rPr>
-      </w:r>
-      <w:r>
-        <w:rPr>
-          <w:b/>
-          <w:lang w:val="ar_AE" w:bidi="ar_AE"/>
-        </w:rPr>
         <w:t>"</w:t>
       </w:r>
       <w:r>
@@ -40956,23 +36130,6 @@
           <w:b/>
           <w:lang w:val="ar_AE" w:bidi="ar_AE"/>
         </w:rPr>
-        <w:t>αὐτῶν</w:t>
-      </w:r>
-    </w:p>
-    <w:p>
-      <w:pPr>
-        <w:bidi/>
-      </w:pPr>
-      <w:r>
-        <w:rPr>
-          <w:lang w:val="ar_AE" w:bidi="ar_AE"/>
-        </w:rPr>
-      </w:r>
-      <w:r>
-        <w:rPr>
-          <w:b/>
-          <w:lang w:val="ar_AE" w:bidi="ar_AE"/>
-        </w:rPr>
         <w:t>"</w:t>
       </w:r>
       <w:r>
@@ -41175,23 +36332,6 @@
           <w:b/>
           <w:lang w:val="ar_AE" w:bidi="ar_AE"/>
         </w:rPr>
-        <w:t>δὲ</w:t>
-      </w:r>
-    </w:p>
-    <w:p>
-      <w:pPr>
-        <w:bidi/>
-      </w:pPr>
-      <w:r>
-        <w:rPr>
-          <w:lang w:val="ar_AE" w:bidi="ar_AE"/>
-        </w:rPr>
-      </w:r>
-      <w:r>
-        <w:rPr>
-          <w:b/>
-          <w:lang w:val="ar_AE" w:bidi="ar_AE"/>
-        </w:rPr>
         <w:t>"</w:t>
       </w:r>
       <w:r>
@@ -41311,23 +36451,6 @@
           <w:b/>
           <w:lang w:val="ar_AE" w:bidi="ar_AE"/>
         </w:rPr>
-        <w:t>πᾶν &amp; τὸ φανερούμενον φῶς ἐστιν</w:t>
-      </w:r>
-    </w:p>
-    <w:p>
-      <w:pPr>
-        <w:bidi/>
-      </w:pPr>
-      <w:r>
-        <w:rPr>
-          <w:lang w:val="ar_AE" w:bidi="ar_AE"/>
-        </w:rPr>
-      </w:r>
-      <w:r>
-        <w:rPr>
-          <w:b/>
-          <w:lang w:val="ar_AE" w:bidi="ar_AE"/>
-        </w:rPr>
         <w:t>"</w:t>
       </w:r>
       <w:r>
@@ -41566,23 +36689,6 @@
           <w:b/>
           <w:lang w:val="ar_AE" w:bidi="ar_AE"/>
         </w:rPr>
-        <w:t>ἔγειρε, ὁ καθεύδων, καὶ ἀνάστα ἐκ τῶν νεκρῶν</w:t>
-      </w:r>
-    </w:p>
-    <w:p>
-      <w:pPr>
-        <w:bidi/>
-      </w:pPr>
-      <w:r>
-        <w:rPr>
-          <w:lang w:val="ar_AE" w:bidi="ar_AE"/>
-        </w:rPr>
-      </w:r>
-      <w:r>
-        <w:rPr>
-          <w:b/>
-          <w:lang w:val="ar_AE" w:bidi="ar_AE"/>
-        </w:rPr>
         <w:t>""</w:t>
       </w:r>
       <w:r>
@@ -41689,23 +36795,6 @@
           <w:b/>
           <w:lang w:val="ar_AE" w:bidi="ar_AE"/>
         </w:rPr>
-        <w:t>ὁ καθεύδων</w:t>
-      </w:r>
-    </w:p>
-    <w:p>
-      <w:pPr>
-        <w:bidi/>
-      </w:pPr>
-      <w:r>
-        <w:rPr>
-          <w:lang w:val="ar_AE" w:bidi="ar_AE"/>
-        </w:rPr>
-      </w:r>
-      <w:r>
-        <w:rPr>
-          <w:b/>
-          <w:lang w:val="ar_AE" w:bidi="ar_AE"/>
-        </w:rPr>
         <w:t>"</w:t>
       </w:r>
       <w:r>
@@ -41812,23 +36901,6 @@
           <w:b/>
           <w:lang w:val="ar_AE" w:bidi="ar_AE"/>
         </w:rPr>
-        <w:t>ἐκ τῶν νεκρῶν</w:t>
-      </w:r>
-    </w:p>
-    <w:p>
-      <w:pPr>
-        <w:bidi/>
-      </w:pPr>
-      <w:r>
-        <w:rPr>
-          <w:lang w:val="ar_AE" w:bidi="ar_AE"/>
-        </w:rPr>
-      </w:r>
-      <w:r>
-        <w:rPr>
-          <w:b/>
-          <w:lang w:val="ar_AE" w:bidi="ar_AE"/>
-        </w:rPr>
         <w:t>"</w:t>
       </w:r>
       <w:r>
@@ -41948,23 +37020,6 @@
           <w:b/>
           <w:lang w:val="ar_AE" w:bidi="ar_AE"/>
         </w:rPr>
-        <w:t>ἐπιφαύσει σοι</w:t>
-      </w:r>
-    </w:p>
-    <w:p>
-      <w:pPr>
-        <w:bidi/>
-      </w:pPr>
-      <w:r>
-        <w:rPr>
-          <w:lang w:val="ar_AE" w:bidi="ar_AE"/>
-        </w:rPr>
-      </w:r>
-      <w:r>
-        <w:rPr>
-          <w:b/>
-          <w:lang w:val="ar_AE" w:bidi="ar_AE"/>
-        </w:rPr>
         <w:t>"</w:t>
       </w:r>
       <w:r>
@@ -42071,23 +37126,6 @@
           <w:b/>
           <w:lang w:val="ar_AE" w:bidi="ar_AE"/>
         </w:rPr>
-        <w:t>ἐπιφαύσει σοι ὁ Χριστός</w:t>
-      </w:r>
-    </w:p>
-    <w:p>
-      <w:pPr>
-        <w:bidi/>
-      </w:pPr>
-      <w:r>
-        <w:rPr>
-          <w:lang w:val="ar_AE" w:bidi="ar_AE"/>
-        </w:rPr>
-      </w:r>
-      <w:r>
-        <w:rPr>
-          <w:b/>
-          <w:lang w:val="ar_AE" w:bidi="ar_AE"/>
-        </w:rPr>
         <w:t>"</w:t>
       </w:r>
       <w:r>
@@ -42317,23 +37355,6 @@
           <w:b/>
           <w:lang w:val="ar_AE" w:bidi="ar_AE"/>
         </w:rPr>
-        <w:t>οὖν</w:t>
-      </w:r>
-    </w:p>
-    <w:p>
-      <w:pPr>
-        <w:bidi/>
-      </w:pPr>
-      <w:r>
-        <w:rPr>
-          <w:lang w:val="ar_AE" w:bidi="ar_AE"/>
-        </w:rPr>
-      </w:r>
-      <w:r>
-        <w:rPr>
-          <w:b/>
-          <w:lang w:val="ar_AE" w:bidi="ar_AE"/>
-        </w:rPr>
         <w:t>"</w:t>
       </w:r>
       <w:r>
@@ -42453,23 +37474,6 @@
           <w:b/>
           <w:lang w:val="ar_AE" w:bidi="ar_AE"/>
         </w:rPr>
-        <w:t>ἀλλ’</w:t>
-      </w:r>
-    </w:p>
-    <w:p>
-      <w:pPr>
-        <w:bidi/>
-      </w:pPr>
-      <w:r>
-        <w:rPr>
-          <w:lang w:val="ar_AE" w:bidi="ar_AE"/>
-        </w:rPr>
-      </w:r>
-      <w:r>
-        <w:rPr>
-          <w:b/>
-          <w:lang w:val="ar_AE" w:bidi="ar_AE"/>
-        </w:rPr>
         <w:t>"</w:t>
       </w:r>
       <w:r>
@@ -42695,23 +37699,6 @@
           <w:b/>
           <w:lang w:val="ar_AE" w:bidi="ar_AE"/>
         </w:rPr>
-        <w:t>ἐξαγοραζόμενοι τὸν καιρόν</w:t>
-      </w:r>
-    </w:p>
-    <w:p>
-      <w:pPr>
-        <w:bidi/>
-      </w:pPr>
-      <w:r>
-        <w:rPr>
-          <w:lang w:val="ar_AE" w:bidi="ar_AE"/>
-        </w:rPr>
-      </w:r>
-      <w:r>
-        <w:rPr>
-          <w:b/>
-          <w:lang w:val="ar_AE" w:bidi="ar_AE"/>
-        </w:rPr>
         <w:t>"</w:t>
       </w:r>
       <w:r>
@@ -42831,23 +37818,6 @@
           <w:b/>
           <w:lang w:val="ar_AE" w:bidi="ar_AE"/>
         </w:rPr>
-        <w:t>ὅτι αἱ ἡμέραι πονηραί εἰσιν</w:t>
-      </w:r>
-    </w:p>
-    <w:p>
-      <w:pPr>
-        <w:bidi/>
-      </w:pPr>
-      <w:r>
-        <w:rPr>
-          <w:lang w:val="ar_AE" w:bidi="ar_AE"/>
-        </w:rPr>
-      </w:r>
-      <w:r>
-        <w:rPr>
-          <w:b/>
-          <w:lang w:val="ar_AE" w:bidi="ar_AE"/>
-        </w:rPr>
         <w:t>"</w:t>
       </w:r>
       <w:r>
@@ -42967,23 +37937,6 @@
           <w:b/>
           <w:lang w:val="ar_AE" w:bidi="ar_AE"/>
         </w:rPr>
-        <w:t>ὅτι</w:t>
-      </w:r>
-    </w:p>
-    <w:p>
-      <w:pPr>
-        <w:bidi/>
-      </w:pPr>
-      <w:r>
-        <w:rPr>
-          <w:lang w:val="ar_AE" w:bidi="ar_AE"/>
-        </w:rPr>
-      </w:r>
-      <w:r>
-        <w:rPr>
-          <w:b/>
-          <w:lang w:val="ar_AE" w:bidi="ar_AE"/>
-        </w:rPr>
         <w:t>"</w:t>
       </w:r>
       <w:r>
@@ -43103,23 +38056,6 @@
           <w:b/>
           <w:lang w:val="ar_AE" w:bidi="ar_AE"/>
         </w:rPr>
-        <w:t>διὰ τοῦτο</w:t>
-      </w:r>
-    </w:p>
-    <w:p>
-      <w:pPr>
-        <w:bidi/>
-      </w:pPr>
-      <w:r>
-        <w:rPr>
-          <w:lang w:val="ar_AE" w:bidi="ar_AE"/>
-        </w:rPr>
-      </w:r>
-      <w:r>
-        <w:rPr>
-          <w:b/>
-          <w:lang w:val="ar_AE" w:bidi="ar_AE"/>
-        </w:rPr>
         <w:t>"</w:t>
       </w:r>
       <w:r>
@@ -43239,23 +38175,6 @@
           <w:b/>
           <w:lang w:val="ar_AE" w:bidi="ar_AE"/>
         </w:rPr>
-        <w:t>ἀλλὰ</w:t>
-      </w:r>
-    </w:p>
-    <w:p>
-      <w:pPr>
-        <w:bidi/>
-      </w:pPr>
-      <w:r>
-        <w:rPr>
-          <w:lang w:val="ar_AE" w:bidi="ar_AE"/>
-        </w:rPr>
-      </w:r>
-      <w:r>
-        <w:rPr>
-          <w:b/>
-          <w:lang w:val="ar_AE" w:bidi="ar_AE"/>
-        </w:rPr>
         <w:t>"</w:t>
       </w:r>
       <w:r>
@@ -43543,23 +38462,6 @@
           <w:b/>
           <w:lang w:val="ar_AE" w:bidi="ar_AE"/>
         </w:rPr>
-        <w:t>ἐν ᾧ ἐστιν ἀσωτία</w:t>
-      </w:r>
-    </w:p>
-    <w:p>
-      <w:pPr>
-        <w:bidi/>
-      </w:pPr>
-      <w:r>
-        <w:rPr>
-          <w:lang w:val="ar_AE" w:bidi="ar_AE"/>
-        </w:rPr>
-      </w:r>
-      <w:r>
-        <w:rPr>
-          <w:b/>
-          <w:lang w:val="ar_AE" w:bidi="ar_AE"/>
-        </w:rPr>
         <w:t>"</w:t>
       </w:r>
       <w:r>
@@ -43679,23 +38581,6 @@
           <w:b/>
           <w:lang w:val="ar_AE" w:bidi="ar_AE"/>
         </w:rPr>
-        <w:t>ἀλλὰ πληροῦσθε ἐν Πνεύματι</w:t>
-      </w:r>
-    </w:p>
-    <w:p>
-      <w:pPr>
-        <w:bidi/>
-      </w:pPr>
-      <w:r>
-        <w:rPr>
-          <w:lang w:val="ar_AE" w:bidi="ar_AE"/>
-        </w:rPr>
-      </w:r>
-      <w:r>
-        <w:rPr>
-          <w:b/>
-          <w:lang w:val="ar_AE" w:bidi="ar_AE"/>
-        </w:rPr>
         <w:t>"</w:t>
       </w:r>
       <w:r>
@@ -43780,23 +38665,6 @@
           <w:b/>
           <w:lang w:val="ar_AE" w:bidi="ar_AE"/>
         </w:rPr>
-        <w:t>ἀλλὰ</w:t>
-      </w:r>
-    </w:p>
-    <w:p>
-      <w:pPr>
-        <w:bidi/>
-      </w:pPr>
-      <w:r>
-        <w:rPr>
-          <w:lang w:val="ar_AE" w:bidi="ar_AE"/>
-        </w:rPr>
-      </w:r>
-      <w:r>
-        <w:rPr>
-          <w:b/>
-          <w:lang w:val="ar_AE" w:bidi="ar_AE"/>
-        </w:rPr>
         <w:t>"</w:t>
       </w:r>
       <w:r>
@@ -43916,23 +38784,6 @@
           <w:b/>
           <w:lang w:val="ar_AE" w:bidi="ar_AE"/>
         </w:rPr>
-        <w:t>ψαλμοῖς, καὶ ὕμνοις, καὶ ᾠδαῖς πνευματικαῖς</w:t>
-      </w:r>
-    </w:p>
-    <w:p>
-      <w:pPr>
-        <w:bidi/>
-      </w:pPr>
-      <w:r>
-        <w:rPr>
-          <w:lang w:val="ar_AE" w:bidi="ar_AE"/>
-        </w:rPr>
-      </w:r>
-      <w:r>
-        <w:rPr>
-          <w:b/>
-          <w:lang w:val="ar_AE" w:bidi="ar_AE"/>
-        </w:rPr>
         <w:t>"</w:t>
       </w:r>
       <w:r>
@@ -44129,23 +38980,6 @@
           <w:b/>
           <w:lang w:val="ar_AE" w:bidi="ar_AE"/>
         </w:rPr>
-        <w:t>ὕμνοις</w:t>
-      </w:r>
-    </w:p>
-    <w:p>
-      <w:pPr>
-        <w:bidi/>
-      </w:pPr>
-      <w:r>
-        <w:rPr>
-          <w:lang w:val="ar_AE" w:bidi="ar_AE"/>
-        </w:rPr>
-      </w:r>
-      <w:r>
-        <w:rPr>
-          <w:b/>
-          <w:lang w:val="ar_AE" w:bidi="ar_AE"/>
-        </w:rPr>
         <w:t>"</w:t>
       </w:r>
       <w:r>
@@ -44243,23 +39077,6 @@
           <w:b/>
           <w:lang w:val="ar_AE" w:bidi="ar_AE"/>
         </w:rPr>
-        <w:t>ᾠδαῖς πνευματικαῖς</w:t>
-      </w:r>
-    </w:p>
-    <w:p>
-      <w:pPr>
-        <w:bidi/>
-      </w:pPr>
-      <w:r>
-        <w:rPr>
-          <w:lang w:val="ar_AE" w:bidi="ar_AE"/>
-        </w:rPr>
-      </w:r>
-      <w:r>
-        <w:rPr>
-          <w:b/>
-          <w:lang w:val="ar_AE" w:bidi="ar_AE"/>
-        </w:rPr>
         <w:t>"</w:t>
       </w:r>
       <w:r>
@@ -44379,23 +39196,6 @@
           <w:b/>
           <w:lang w:val="ar_AE" w:bidi="ar_AE"/>
         </w:rPr>
-        <w:t>τῇ καρδίᾳ ὑμῶν</w:t>
-      </w:r>
-    </w:p>
-    <w:p>
-      <w:pPr>
-        <w:bidi/>
-      </w:pPr>
-      <w:r>
-        <w:rPr>
-          <w:lang w:val="ar_AE" w:bidi="ar_AE"/>
-        </w:rPr>
-      </w:r>
-      <w:r>
-        <w:rPr>
-          <w:b/>
-          <w:lang w:val="ar_AE" w:bidi="ar_AE"/>
-        </w:rPr>
         <w:t>"</w:t>
       </w:r>
       <w:r>
@@ -44515,23 +39315,6 @@
           <w:b/>
           <w:lang w:val="ar_AE" w:bidi="ar_AE"/>
         </w:rPr>
-        <w:t>ἐν ὀνόματι τοῦ Κυρίου ἡμῶν, Ἰησοῦ Χριστοῦ</w:t>
-      </w:r>
-    </w:p>
-    <w:p>
-      <w:pPr>
-        <w:bidi/>
-      </w:pPr>
-      <w:r>
-        <w:rPr>
-          <w:lang w:val="ar_AE" w:bidi="ar_AE"/>
-        </w:rPr>
-      </w:r>
-      <w:r>
-        <w:rPr>
-          <w:b/>
-          <w:lang w:val="ar_AE" w:bidi="ar_AE"/>
-        </w:rPr>
         <w:t>"</w:t>
       </w:r>
       <w:r>
@@ -44635,23 +39418,6 @@
         <w:rPr>
           <w:lang w:val="ar_AE" w:bidi="ar_AE"/>
         </w:rPr>
-      </w:r>
-    </w:p>
-    <w:p>
-      <w:pPr>
-        <w:bidi/>
-      </w:pPr>
-      <w:r>
-        <w:rPr>
-          <w:lang w:val="ar_AE" w:bidi="ar_AE"/>
-        </w:rPr>
-      </w:r>
-      <w:r>
-        <w:rPr>
-          <w:b/>
-          <w:lang w:val="ar_AE" w:bidi="ar_AE"/>
-        </w:rPr>
-        <w:t>τῷ Θεῷ καὶ Πατρί</w:t>
       </w:r>
     </w:p>
     <w:p>
@@ -44854,23 +39620,6 @@
           <w:b/>
           <w:lang w:val="ar_AE" w:bidi="ar_AE"/>
         </w:rPr>
-        <w:t>ὅτι</w:t>
-      </w:r>
-    </w:p>
-    <w:p>
-      <w:pPr>
-        <w:bidi/>
-      </w:pPr>
-      <w:r>
-        <w:rPr>
-          <w:lang w:val="ar_AE" w:bidi="ar_AE"/>
-        </w:rPr>
-      </w:r>
-      <w:r>
-        <w:rPr>
-          <w:b/>
-          <w:lang w:val="ar_AE" w:bidi="ar_AE"/>
-        </w:rPr>
         <w:t>"</w:t>
       </w:r>
       <w:r>
@@ -44990,23 +39739,6 @@
           <w:b/>
           <w:lang w:val="ar_AE" w:bidi="ar_AE"/>
         </w:rPr>
-        <w:t>κεφαλὴ τῆς γυναικὸς &amp; κεφαλὴ τῆς ἐκκλησίας</w:t>
-      </w:r>
-    </w:p>
-    <w:p>
-      <w:pPr>
-        <w:bidi/>
-      </w:pPr>
-      <w:r>
-        <w:rPr>
-          <w:lang w:val="ar_AE" w:bidi="ar_AE"/>
-        </w:rPr>
-      </w:r>
-      <w:r>
-        <w:rPr>
-          <w:b/>
-          <w:lang w:val="ar_AE" w:bidi="ar_AE"/>
-        </w:rPr>
         <w:t>"</w:t>
       </w:r>
       <w:r>
@@ -45140,23 +39872,6 @@
           <w:b/>
           <w:lang w:val="ar_AE" w:bidi="ar_AE"/>
         </w:rPr>
-        <w:t>τοῦ σώματος</w:t>
-      </w:r>
-    </w:p>
-    <w:p>
-      <w:pPr>
-        <w:bidi/>
-      </w:pPr>
-      <w:r>
-        <w:rPr>
-          <w:lang w:val="ar_AE" w:bidi="ar_AE"/>
-        </w:rPr>
-      </w:r>
-      <w:r>
-        <w:rPr>
-          <w:b/>
-          <w:lang w:val="ar_AE" w:bidi="ar_AE"/>
-        </w:rPr>
         <w:t>"</w:t>
       </w:r>
       <w:r>
@@ -45461,23 +40176,6 @@
           <w:b/>
           <w:lang w:val="ar_AE" w:bidi="ar_AE"/>
         </w:rPr>
-        <w:t>ἑαυτὸν παρέδωκεν</w:t>
-      </w:r>
-    </w:p>
-    <w:p>
-      <w:pPr>
-        <w:bidi/>
-      </w:pPr>
-      <w:r>
-        <w:rPr>
-          <w:lang w:val="ar_AE" w:bidi="ar_AE"/>
-        </w:rPr>
-      </w:r>
-      <w:r>
-        <w:rPr>
-          <w:b/>
-          <w:lang w:val="ar_AE" w:bidi="ar_AE"/>
-        </w:rPr>
         <w:t>"</w:t>
       </w:r>
       <w:r>
@@ -45562,23 +40260,6 @@
           <w:b/>
           <w:lang w:val="ar_AE" w:bidi="ar_AE"/>
         </w:rPr>
-        <w:t>ὑπὲρ αὐτῆς</w:t>
-      </w:r>
-    </w:p>
-    <w:p>
-      <w:pPr>
-        <w:bidi/>
-      </w:pPr>
-      <w:r>
-        <w:rPr>
-          <w:lang w:val="ar_AE" w:bidi="ar_AE"/>
-        </w:rPr>
-      </w:r>
-      <w:r>
-        <w:rPr>
-          <w:b/>
-          <w:lang w:val="ar_AE" w:bidi="ar_AE"/>
-        </w:rPr>
         <w:t>"</w:t>
       </w:r>
       <w:r>
@@ -45685,23 +40366,6 @@
           <w:b/>
           <w:lang w:val="ar_AE" w:bidi="ar_AE"/>
         </w:rPr>
-        <w:t>ἵνα</w:t>
-      </w:r>
-    </w:p>
-    <w:p>
-      <w:pPr>
-        <w:bidi/>
-      </w:pPr>
-      <w:r>
-        <w:rPr>
-          <w:lang w:val="ar_AE" w:bidi="ar_AE"/>
-        </w:rPr>
-      </w:r>
-      <w:r>
-        <w:rPr>
-          <w:b/>
-          <w:lang w:val="ar_AE" w:bidi="ar_AE"/>
-        </w:rPr>
         <w:t>"</w:t>
       </w:r>
       <w:r>
@@ -45821,23 +40485,6 @@
           <w:b/>
           <w:lang w:val="ar_AE" w:bidi="ar_AE"/>
         </w:rPr>
-        <w:t>αὐτὴν ἁγιάσῃ, καθαρίσας</w:t>
-      </w:r>
-    </w:p>
-    <w:p>
-      <w:pPr>
-        <w:bidi/>
-      </w:pPr>
-      <w:r>
-        <w:rPr>
-          <w:lang w:val="ar_AE" w:bidi="ar_AE"/>
-        </w:rPr>
-      </w:r>
-      <w:r>
-        <w:rPr>
-          <w:b/>
-          <w:lang w:val="ar_AE" w:bidi="ar_AE"/>
-        </w:rPr>
         <w:t>"</w:t>
       </w:r>
       <w:r>
@@ -45944,23 +40591,6 @@
           <w:b/>
           <w:lang w:val="ar_AE" w:bidi="ar_AE"/>
         </w:rPr>
-        <w:t>καθαρίσας τῷ λουτρῷ τοῦ ὕδατος ἐν ῥήματι</w:t>
-      </w:r>
-    </w:p>
-    <w:p>
-      <w:pPr>
-        <w:bidi/>
-      </w:pPr>
-      <w:r>
-        <w:rPr>
-          <w:lang w:val="ar_AE" w:bidi="ar_AE"/>
-        </w:rPr>
-      </w:r>
-      <w:r>
-        <w:rPr>
-          <w:b/>
-          <w:lang w:val="ar_AE" w:bidi="ar_AE"/>
-        </w:rPr>
         <w:t>"</w:t>
       </w:r>
       <w:r>
@@ -46106,23 +40736,6 @@
           <w:b/>
           <w:lang w:val="ar_AE" w:bidi="ar_AE"/>
         </w:rPr>
-        <w:t>ἵνα</w:t>
-      </w:r>
-    </w:p>
-    <w:p>
-      <w:pPr>
-        <w:bidi/>
-      </w:pPr>
-      <w:r>
-        <w:rPr>
-          <w:lang w:val="ar_AE" w:bidi="ar_AE"/>
-        </w:rPr>
-      </w:r>
-      <w:r>
-        <w:rPr>
-          <w:b/>
-          <w:lang w:val="ar_AE" w:bidi="ar_AE"/>
-        </w:rPr>
         <w:t>"</w:t>
       </w:r>
       <w:r>
@@ -46242,23 +40855,6 @@
           <w:b/>
           <w:lang w:val="ar_AE" w:bidi="ar_AE"/>
         </w:rPr>
-        <w:t>μὴ ἔχουσαν σπίλον, ἢ ῥυτίδα</w:t>
-      </w:r>
-    </w:p>
-    <w:p>
-      <w:pPr>
-        <w:bidi/>
-      </w:pPr>
-      <w:r>
-        <w:rPr>
-          <w:lang w:val="ar_AE" w:bidi="ar_AE"/>
-        </w:rPr>
-      </w:r>
-      <w:r>
-        <w:rPr>
-          <w:b/>
-          <w:lang w:val="ar_AE" w:bidi="ar_AE"/>
-        </w:rPr>
         <w:t>"</w:t>
       </w:r>
       <w:r>
@@ -46497,23 +41093,6 @@
           <w:b/>
           <w:lang w:val="ar_AE" w:bidi="ar_AE"/>
         </w:rPr>
-        <w:t>ἀλλ’</w:t>
-      </w:r>
-    </w:p>
-    <w:p>
-      <w:pPr>
-        <w:bidi/>
-      </w:pPr>
-      <w:r>
-        <w:rPr>
-          <w:lang w:val="ar_AE" w:bidi="ar_AE"/>
-        </w:rPr>
-      </w:r>
-      <w:r>
-        <w:rPr>
-          <w:b/>
-          <w:lang w:val="ar_AE" w:bidi="ar_AE"/>
-        </w:rPr>
         <w:t>"</w:t>
       </w:r>
       <w:r>
@@ -46633,23 +41212,6 @@
           <w:b/>
           <w:lang w:val="ar_AE" w:bidi="ar_AE"/>
         </w:rPr>
-        <w:t>ἵνα</w:t>
-      </w:r>
-    </w:p>
-    <w:p>
-      <w:pPr>
-        <w:bidi/>
-      </w:pPr>
-      <w:r>
-        <w:rPr>
-          <w:lang w:val="ar_AE" w:bidi="ar_AE"/>
-        </w:rPr>
-      </w:r>
-      <w:r>
-        <w:rPr>
-          <w:b/>
-          <w:lang w:val="ar_AE" w:bidi="ar_AE"/>
-        </w:rPr>
         <w:t>"</w:t>
       </w:r>
       <w:r>
@@ -46769,23 +41331,6 @@
           <w:b/>
           <w:lang w:val="ar_AE" w:bidi="ar_AE"/>
         </w:rPr>
-        <w:t>ἁγία καὶ ἄμωμος</w:t>
-      </w:r>
-    </w:p>
-    <w:p>
-      <w:pPr>
-        <w:bidi/>
-      </w:pPr>
-      <w:r>
-        <w:rPr>
-          <w:lang w:val="ar_AE" w:bidi="ar_AE"/>
-        </w:rPr>
-      </w:r>
-      <w:r>
-        <w:rPr>
-          <w:b/>
-          <w:lang w:val="ar_AE" w:bidi="ar_AE"/>
-        </w:rPr>
         <w:t>"</w:t>
       </w:r>
       <w:r>
@@ -46918,23 +41463,6 @@
           <w:b/>
           <w:lang w:val="ar_AE" w:bidi="ar_AE"/>
         </w:rPr>
-        <w:t>ὡς τὰ ἑαυτῶν σώματα</w:t>
-      </w:r>
-    </w:p>
-    <w:p>
-      <w:pPr>
-        <w:bidi/>
-      </w:pPr>
-      <w:r>
-        <w:rPr>
-          <w:lang w:val="ar_AE" w:bidi="ar_AE"/>
-        </w:rPr>
-      </w:r>
-      <w:r>
-        <w:rPr>
-          <w:b/>
-          <w:lang w:val="ar_AE" w:bidi="ar_AE"/>
-        </w:rPr>
         <w:t>"</w:t>
       </w:r>
       <w:r>
@@ -47054,23 +41582,6 @@
           <w:b/>
           <w:lang w:val="ar_AE" w:bidi="ar_AE"/>
         </w:rPr>
-        <w:t>ἀλλὰ ἐκτρέφει</w:t>
-      </w:r>
-    </w:p>
-    <w:p>
-      <w:pPr>
-        <w:bidi/>
-      </w:pPr>
-      <w:r>
-        <w:rPr>
-          <w:lang w:val="ar_AE" w:bidi="ar_AE"/>
-        </w:rPr>
-      </w:r>
-      <w:r>
-        <w:rPr>
-          <w:b/>
-          <w:lang w:val="ar_AE" w:bidi="ar_AE"/>
-        </w:rPr>
         <w:t>"</w:t>
       </w:r>
       <w:r>
@@ -47155,23 +41666,6 @@
           <w:b/>
           <w:lang w:val="ar_AE" w:bidi="ar_AE"/>
         </w:rPr>
-        <w:t>ἀλλὰ</w:t>
-      </w:r>
-    </w:p>
-    <w:p>
-      <w:pPr>
-        <w:bidi/>
-      </w:pPr>
-      <w:r>
-        <w:rPr>
-          <w:lang w:val="ar_AE" w:bidi="ar_AE"/>
-        </w:rPr>
-      </w:r>
-      <w:r>
-        <w:rPr>
-          <w:b/>
-          <w:lang w:val="ar_AE" w:bidi="ar_AE"/>
-        </w:rPr>
         <w:t>"لكن"</w:t>
       </w:r>
     </w:p>
@@ -47277,23 +41771,6 @@
           <w:b/>
           <w:lang w:val="ar_AE" w:bidi="ar_AE"/>
         </w:rPr>
-        <w:t>ὅτι</w:t>
-      </w:r>
-    </w:p>
-    <w:p>
-      <w:pPr>
-        <w:bidi/>
-      </w:pPr>
-      <w:r>
-        <w:rPr>
-          <w:lang w:val="ar_AE" w:bidi="ar_AE"/>
-        </w:rPr>
-      </w:r>
-      <w:r>
-        <w:rPr>
-          <w:b/>
-          <w:lang w:val="ar_AE" w:bidi="ar_AE"/>
-        </w:rPr>
         <w:t>"</w:t>
       </w:r>
       <w:r>
@@ -47413,23 +41890,6 @@
           <w:b/>
           <w:lang w:val="ar_AE" w:bidi="ar_AE"/>
         </w:rPr>
-        <w:t>μέλη ἐσμὲν τοῦ σώματος αὐτοῦ</w:t>
-      </w:r>
-    </w:p>
-    <w:p>
-      <w:pPr>
-        <w:bidi/>
-      </w:pPr>
-      <w:r>
-        <w:rPr>
-          <w:lang w:val="ar_AE" w:bidi="ar_AE"/>
-        </w:rPr>
-      </w:r>
-      <w:r>
-        <w:rPr>
-          <w:b/>
-          <w:lang w:val="ar_AE" w:bidi="ar_AE"/>
-        </w:rPr>
         <w:t>"</w:t>
       </w:r>
       <w:r>
@@ -47717,23 +42177,6 @@
           <w:b/>
           <w:lang w:val="ar_AE" w:bidi="ar_AE"/>
         </w:rPr>
-        <w:t>ἀντὶ τούτου</w:t>
-      </w:r>
-    </w:p>
-    <w:p>
-      <w:pPr>
-        <w:bidi/>
-      </w:pPr>
-      <w:r>
-        <w:rPr>
-          <w:lang w:val="ar_AE" w:bidi="ar_AE"/>
-        </w:rPr>
-      </w:r>
-      <w:r>
-        <w:rPr>
-          <w:b/>
-          <w:lang w:val="ar_AE" w:bidi="ar_AE"/>
-        </w:rPr>
         <w:t>"</w:t>
       </w:r>
       <w:r>
@@ -48021,23 +42464,6 @@
           <w:b/>
           <w:lang w:val="ar_AE" w:bidi="ar_AE"/>
         </w:rPr>
-        <w:t>γάρ</w:t>
-      </w:r>
-    </w:p>
-    <w:p>
-      <w:pPr>
-        <w:bidi/>
-      </w:pPr>
-      <w:r>
-        <w:rPr>
-          <w:lang w:val="ar_AE" w:bidi="ar_AE"/>
-        </w:rPr>
-      </w:r>
-      <w:r>
-        <w:rPr>
-          <w:b/>
-          <w:lang w:val="ar_AE" w:bidi="ar_AE"/>
-        </w:rPr>
         <w:t>"</w:t>
       </w:r>
       <w:r>
@@ -48262,23 +42688,6 @@
           <w:b/>
           <w:lang w:val="ar_AE" w:bidi="ar_AE"/>
         </w:rPr>
-        <w:t>ἵνα</w:t>
-      </w:r>
-    </w:p>
-    <w:p>
-      <w:pPr>
-        <w:bidi/>
-      </w:pPr>
-      <w:r>
-        <w:rPr>
-          <w:lang w:val="ar_AE" w:bidi="ar_AE"/>
-        </w:rPr>
-      </w:r>
-      <w:r>
-        <w:rPr>
-          <w:b/>
-          <w:lang w:val="ar_AE" w:bidi="ar_AE"/>
-        </w:rPr>
         <w:t>"</w:t>
       </w:r>
       <w:r>
@@ -48398,23 +42807,6 @@
           <w:b/>
           <w:lang w:val="ar_AE" w:bidi="ar_AE"/>
         </w:rPr>
-        <w:t>μὴ παροργίζετε τὰ τέκνα ὑμῶν</w:t>
-      </w:r>
-    </w:p>
-    <w:p>
-      <w:pPr>
-        <w:bidi/>
-      </w:pPr>
-      <w:r>
-        <w:rPr>
-          <w:lang w:val="ar_AE" w:bidi="ar_AE"/>
-        </w:rPr>
-      </w:r>
-      <w:r>
-        <w:rPr>
-          <w:b/>
-          <w:lang w:val="ar_AE" w:bidi="ar_AE"/>
-        </w:rPr>
         <w:t>"</w:t>
       </w:r>
       <w:r>
@@ -48499,23 +42891,6 @@
           <w:b/>
           <w:lang w:val="ar_AE" w:bidi="ar_AE"/>
         </w:rPr>
-        <w:t>ἀλλὰ</w:t>
-      </w:r>
-    </w:p>
-    <w:p>
-      <w:pPr>
-        <w:bidi/>
-      </w:pPr>
-      <w:r>
-        <w:rPr>
-          <w:lang w:val="ar_AE" w:bidi="ar_AE"/>
-        </w:rPr>
-      </w:r>
-      <w:r>
-        <w:rPr>
-          <w:b/>
-          <w:lang w:val="ar_AE" w:bidi="ar_AE"/>
-        </w:rPr>
         <w:t>"</w:t>
       </w:r>
       <w:r>
@@ -48635,23 +43010,6 @@
           <w:b/>
           <w:lang w:val="ar_AE" w:bidi="ar_AE"/>
         </w:rPr>
-        <w:t>ἐκτρέφετε αὐτὰ ἐν παιδείᾳ καὶ νουθεσίᾳ Κυρίου</w:t>
-      </w:r>
-    </w:p>
-    <w:p>
-      <w:pPr>
-        <w:bidi/>
-      </w:pPr>
-      <w:r>
-        <w:rPr>
-          <w:lang w:val="ar_AE" w:bidi="ar_AE"/>
-        </w:rPr>
-      </w:r>
-      <w:r>
-        <w:rPr>
-          <w:b/>
-          <w:lang w:val="ar_AE" w:bidi="ar_AE"/>
-        </w:rPr>
         <w:t>"</w:t>
       </w:r>
       <w:r>
@@ -48784,23 +43142,6 @@
           <w:b/>
           <w:lang w:val="ar_AE" w:bidi="ar_AE"/>
         </w:rPr>
-        <w:t>φόβου καὶ τρόμου</w:t>
-      </w:r>
-    </w:p>
-    <w:p>
-      <w:pPr>
-        <w:bidi/>
-      </w:pPr>
-      <w:r>
-        <w:rPr>
-          <w:lang w:val="ar_AE" w:bidi="ar_AE"/>
-        </w:rPr>
-      </w:r>
-      <w:r>
-        <w:rPr>
-          <w:b/>
-          <w:lang w:val="ar_AE" w:bidi="ar_AE"/>
-        </w:rPr>
         <w:t>"</w:t>
       </w:r>
       <w:r>
@@ -48920,23 +43261,6 @@
           <w:b/>
           <w:lang w:val="ar_AE" w:bidi="ar_AE"/>
         </w:rPr>
-        <w:t>καὶ τρόμου</w:t>
-      </w:r>
-    </w:p>
-    <w:p>
-      <w:pPr>
-        <w:bidi/>
-      </w:pPr>
-      <w:r>
-        <w:rPr>
-          <w:lang w:val="ar_AE" w:bidi="ar_AE"/>
-        </w:rPr>
-      </w:r>
-      <w:r>
-        <w:rPr>
-          <w:b/>
-          <w:lang w:val="ar_AE" w:bidi="ar_AE"/>
-        </w:rPr>
         <w:t>"</w:t>
       </w:r>
       <w:r>
@@ -49056,23 +43380,6 @@
           <w:b/>
           <w:lang w:val="ar_AE" w:bidi="ar_AE"/>
         </w:rPr>
-        <w:t>ἐν ἁπλότητι τῆς καρδίας ὑμῶν</w:t>
-      </w:r>
-    </w:p>
-    <w:p>
-      <w:pPr>
-        <w:bidi/>
-      </w:pPr>
-      <w:r>
-        <w:rPr>
-          <w:lang w:val="ar_AE" w:bidi="ar_AE"/>
-        </w:rPr>
-      </w:r>
-      <w:r>
-        <w:rPr>
-          <w:b/>
-          <w:lang w:val="ar_AE" w:bidi="ar_AE"/>
-        </w:rPr>
         <w:t>"</w:t>
       </w:r>
       <w:r>
@@ -49192,23 +43499,6 @@
           <w:b/>
           <w:lang w:val="ar_AE" w:bidi="ar_AE"/>
         </w:rPr>
-        <w:t>ἐν ἁπλότητι</w:t>
-      </w:r>
-    </w:p>
-    <w:p>
-      <w:pPr>
-        <w:bidi/>
-      </w:pPr>
-      <w:r>
-        <w:rPr>
-          <w:lang w:val="ar_AE" w:bidi="ar_AE"/>
-        </w:rPr>
-      </w:r>
-      <w:r>
-        <w:rPr>
-          <w:b/>
-          <w:lang w:val="ar_AE" w:bidi="ar_AE"/>
-        </w:rPr>
         <w:t>"</w:t>
       </w:r>
       <w:r>
@@ -49328,23 +43618,6 @@
           <w:b/>
           <w:lang w:val="ar_AE" w:bidi="ar_AE"/>
         </w:rPr>
-        <w:t>ὡς τῷ Χριστῷ</w:t>
-      </w:r>
-    </w:p>
-    <w:p>
-      <w:pPr>
-        <w:bidi/>
-      </w:pPr>
-      <w:r>
-        <w:rPr>
-          <w:lang w:val="ar_AE" w:bidi="ar_AE"/>
-        </w:rPr>
-      </w:r>
-      <w:r>
-        <w:rPr>
-          <w:b/>
-          <w:lang w:val="ar_AE" w:bidi="ar_AE"/>
-        </w:rPr>
         <w:t>"</w:t>
       </w:r>
       <w:r>
@@ -49451,23 +43724,6 @@
           <w:b/>
           <w:lang w:val="ar_AE" w:bidi="ar_AE"/>
         </w:rPr>
-        <w:t>ἀλλ’</w:t>
-      </w:r>
-    </w:p>
-    <w:p>
-      <w:pPr>
-        <w:bidi/>
-      </w:pPr>
-      <w:r>
-        <w:rPr>
-          <w:lang w:val="ar_AE" w:bidi="ar_AE"/>
-        </w:rPr>
-      </w:r>
-      <w:r>
-        <w:rPr>
-          <w:b/>
-          <w:lang w:val="ar_AE" w:bidi="ar_AE"/>
-        </w:rPr>
         <w:t>"</w:t>
       </w:r>
       <w:r>
@@ -49587,23 +43843,6 @@
           <w:b/>
           <w:lang w:val="ar_AE" w:bidi="ar_AE"/>
         </w:rPr>
-        <w:t>ὡς δοῦλοι Χριστοῦ</w:t>
-      </w:r>
-    </w:p>
-    <w:p>
-      <w:pPr>
-        <w:bidi/>
-      </w:pPr>
-      <w:r>
-        <w:rPr>
-          <w:lang w:val="ar_AE" w:bidi="ar_AE"/>
-        </w:rPr>
-      </w:r>
-      <w:r>
-        <w:rPr>
-          <w:b/>
-          <w:lang w:val="ar_AE" w:bidi="ar_AE"/>
-        </w:rPr>
         <w:t>"</w:t>
       </w:r>
       <w:r>
@@ -49688,23 +43927,6 @@
           <w:b/>
           <w:lang w:val="ar_AE" w:bidi="ar_AE"/>
         </w:rPr>
-        <w:t>ἐκ ψυχῆς</w:t>
-      </w:r>
-    </w:p>
-    <w:p>
-      <w:pPr>
-        <w:bidi/>
-      </w:pPr>
-      <w:r>
-        <w:rPr>
-          <w:lang w:val="ar_AE" w:bidi="ar_AE"/>
-        </w:rPr>
-      </w:r>
-      <w:r>
-        <w:rPr>
-          <w:b/>
-          <w:lang w:val="ar_AE" w:bidi="ar_AE"/>
-        </w:rPr>
         <w:t>"</w:t>
       </w:r>
       <w:r>
@@ -49808,23 +44030,6 @@
         <w:rPr>
           <w:lang w:val="ar_AE" w:bidi="ar_AE"/>
         </w:rPr>
-      </w:r>
-    </w:p>
-    <w:p>
-      <w:pPr>
-        <w:bidi/>
-      </w:pPr>
-      <w:r>
-        <w:rPr>
-          <w:lang w:val="ar_AE" w:bidi="ar_AE"/>
-        </w:rPr>
-      </w:r>
-      <w:r>
-        <w:rPr>
-          <w:b/>
-          <w:lang w:val="ar_AE" w:bidi="ar_AE"/>
-        </w:rPr>
-        <w:t>τὰ αὐτὰ ποιεῖτε πρὸς αὐτούς</w:t>
       </w:r>
     </w:p>
     <w:p>
@@ -49990,23 +44195,6 @@
           <w:b/>
           <w:lang w:val="ar_AE" w:bidi="ar_AE"/>
         </w:rPr>
-        <w:t>εἰδότες ὅτι καὶ αὐτῶν καὶ ὑμῶν ὁ Κύριός ἐστιν ἐν οὐρανοῖς</w:t>
-      </w:r>
-    </w:p>
-    <w:p>
-      <w:pPr>
-        <w:bidi/>
-      </w:pPr>
-      <w:r>
-        <w:rPr>
-          <w:lang w:val="ar_AE" w:bidi="ar_AE"/>
-        </w:rPr>
-      </w:r>
-      <w:r>
-        <w:rPr>
-          <w:b/>
-          <w:lang w:val="ar_AE" w:bidi="ar_AE"/>
-        </w:rPr>
         <w:t>"</w:t>
       </w:r>
       <w:r>
@@ -50075,23 +44263,6 @@
         <w:rPr>
           <w:lang w:val="ar_AE" w:bidi="ar_AE"/>
         </w:rPr>
-      </w:r>
-    </w:p>
-    <w:p>
-      <w:pPr>
-        <w:bidi/>
-      </w:pPr>
-      <w:r>
-        <w:rPr>
-          <w:lang w:val="ar_AE" w:bidi="ar_AE"/>
-        </w:rPr>
-      </w:r>
-      <w:r>
-        <w:rPr>
-          <w:b/>
-          <w:lang w:val="ar_AE" w:bidi="ar_AE"/>
-        </w:rPr>
-        <w:t>προσωπολημψία οὐκ ἔστιν παρ’ αὐτῷ</w:t>
       </w:r>
     </w:p>
     <w:p>
@@ -50400,23 +44571,6 @@
           <w:b/>
           <w:lang w:val="ar_AE" w:bidi="ar_AE"/>
         </w:rPr>
-        <w:t>ἐνδύσασθε τὴν πανοπλίαν τοῦ Θεοῦ, πρὸς τὸ δύνασθαι ὑμᾶς στῆναι πρὸς τὰς μεθοδίας τοῦ διαβόλου</w:t>
-      </w:r>
-    </w:p>
-    <w:p>
-      <w:pPr>
-        <w:bidi/>
-      </w:pPr>
-      <w:r>
-        <w:rPr>
-          <w:lang w:val="ar_AE" w:bidi="ar_AE"/>
-        </w:rPr>
-      </w:r>
-      <w:r>
-        <w:rPr>
-          <w:b/>
-          <w:lang w:val="ar_AE" w:bidi="ar_AE"/>
-        </w:rPr>
         <w:t>"</w:t>
       </w:r>
       <w:r>
@@ -50549,23 +44703,6 @@
           <w:b/>
           <w:lang w:val="ar_AE" w:bidi="ar_AE"/>
         </w:rPr>
-        <w:t>τὰς μεθοδίας</w:t>
-      </w:r>
-    </w:p>
-    <w:p>
-      <w:pPr>
-        <w:bidi/>
-      </w:pPr>
-      <w:r>
-        <w:rPr>
-          <w:lang w:val="ar_AE" w:bidi="ar_AE"/>
-        </w:rPr>
-      </w:r>
-      <w:r>
-        <w:rPr>
-          <w:b/>
-          <w:lang w:val="ar_AE" w:bidi="ar_AE"/>
-        </w:rPr>
         <w:t>"</w:t>
       </w:r>
       <w:r>
@@ -50650,23 +44787,6 @@
           <w:b/>
           <w:lang w:val="ar_AE" w:bidi="ar_AE"/>
         </w:rPr>
-        <w:t>ὅτι</w:t>
-      </w:r>
-    </w:p>
-    <w:p>
-      <w:pPr>
-        <w:bidi/>
-      </w:pPr>
-      <w:r>
-        <w:rPr>
-          <w:lang w:val="ar_AE" w:bidi="ar_AE"/>
-        </w:rPr>
-      </w:r>
-      <w:r>
-        <w:rPr>
-          <w:b/>
-          <w:lang w:val="ar_AE" w:bidi="ar_AE"/>
-        </w:rPr>
         <w:t>"</w:t>
       </w:r>
       <w:r>
@@ -50799,23 +44919,6 @@
           <w:b/>
           <w:lang w:val="ar_AE" w:bidi="ar_AE"/>
         </w:rPr>
-        <w:t>αἷμα καὶ σάρκα</w:t>
-      </w:r>
-    </w:p>
-    <w:p>
-      <w:pPr>
-        <w:bidi/>
-      </w:pPr>
-      <w:r>
-        <w:rPr>
-          <w:lang w:val="ar_AE" w:bidi="ar_AE"/>
-        </w:rPr>
-      </w:r>
-      <w:r>
-        <w:rPr>
-          <w:b/>
-          <w:lang w:val="ar_AE" w:bidi="ar_AE"/>
-        </w:rPr>
         <w:t>"</w:t>
       </w:r>
       <w:r>
@@ -50922,23 +45025,6 @@
           <w:b/>
           <w:lang w:val="ar_AE" w:bidi="ar_AE"/>
         </w:rPr>
-        <w:t>ἀλλὰ</w:t>
-      </w:r>
-    </w:p>
-    <w:p>
-      <w:pPr>
-        <w:bidi/>
-      </w:pPr>
-      <w:r>
-        <w:rPr>
-          <w:lang w:val="ar_AE" w:bidi="ar_AE"/>
-        </w:rPr>
-      </w:r>
-      <w:r>
-        <w:rPr>
-          <w:b/>
-          <w:lang w:val="ar_AE" w:bidi="ar_AE"/>
-        </w:rPr>
         <w:t>"</w:t>
       </w:r>
       <w:r>
@@ -51177,23 +45263,6 @@
           <w:b/>
           <w:lang w:val="ar_AE" w:bidi="ar_AE"/>
         </w:rPr>
-        <w:t>τοῦ σκότους τούτου</w:t>
-      </w:r>
-    </w:p>
-    <w:p>
-      <w:pPr>
-        <w:bidi/>
-      </w:pPr>
-      <w:r>
-        <w:rPr>
-          <w:lang w:val="ar_AE" w:bidi="ar_AE"/>
-        </w:rPr>
-      </w:r>
-      <w:r>
-        <w:rPr>
-          <w:b/>
-          <w:lang w:val="ar_AE" w:bidi="ar_AE"/>
-        </w:rPr>
         <w:t>"</w:t>
       </w:r>
       <w:r>
@@ -51313,23 +45382,6 @@
           <w:b/>
           <w:lang w:val="ar_AE" w:bidi="ar_AE"/>
         </w:rPr>
-        <w:t>διὰ τοῦτο, ἀναλάβετε τὴν πανοπλίαν τοῦ Θεοῦ</w:t>
-      </w:r>
-    </w:p>
-    <w:p>
-      <w:pPr>
-        <w:bidi/>
-      </w:pPr>
-      <w:r>
-        <w:rPr>
-          <w:lang w:val="ar_AE" w:bidi="ar_AE"/>
-        </w:rPr>
-      </w:r>
-      <w:r>
-        <w:rPr>
-          <w:b/>
-          <w:lang w:val="ar_AE" w:bidi="ar_AE"/>
-        </w:rPr>
         <w:t>"</w:t>
       </w:r>
       <w:r>
@@ -51462,23 +45514,6 @@
           <w:b/>
           <w:lang w:val="ar_AE" w:bidi="ar_AE"/>
         </w:rPr>
-        <w:t>διὰ τοῦτο</w:t>
-      </w:r>
-    </w:p>
-    <w:p>
-      <w:pPr>
-        <w:bidi/>
-      </w:pPr>
-      <w:r>
-        <w:rPr>
-          <w:lang w:val="ar_AE" w:bidi="ar_AE"/>
-        </w:rPr>
-      </w:r>
-      <w:r>
-        <w:rPr>
-          <w:b/>
-          <w:lang w:val="ar_AE" w:bidi="ar_AE"/>
-        </w:rPr>
         <w:t>"</w:t>
       </w:r>
       <w:r>
@@ -51598,23 +45633,6 @@
           <w:b/>
           <w:lang w:val="ar_AE" w:bidi="ar_AE"/>
         </w:rPr>
-        <w:t>ἵνα δυνηθῆτε ἀντιστῆναι ἐν τῇ ἡμέρᾳ τῇ πονηρᾷ</w:t>
-      </w:r>
-    </w:p>
-    <w:p>
-      <w:pPr>
-        <w:bidi/>
-      </w:pPr>
-      <w:r>
-        <w:rPr>
-          <w:lang w:val="ar_AE" w:bidi="ar_AE"/>
-        </w:rPr>
-      </w:r>
-      <w:r>
-        <w:rPr>
-          <w:b/>
-          <w:lang w:val="ar_AE" w:bidi="ar_AE"/>
-        </w:rPr>
         <w:t>"</w:t>
       </w:r>
       <w:r>
@@ -51734,23 +45752,6 @@
           <w:b/>
           <w:lang w:val="ar_AE" w:bidi="ar_AE"/>
         </w:rPr>
-        <w:t>ἵνα δυνηθῆτε ἀντιστῆναι</w:t>
-      </w:r>
-    </w:p>
-    <w:p>
-      <w:pPr>
-        <w:bidi/>
-      </w:pPr>
-      <w:r>
-        <w:rPr>
-          <w:lang w:val="ar_AE" w:bidi="ar_AE"/>
-        </w:rPr>
-      </w:r>
-      <w:r>
-        <w:rPr>
-          <w:b/>
-          <w:lang w:val="ar_AE" w:bidi="ar_AE"/>
-        </w:rPr>
         <w:t>"</w:t>
       </w:r>
       <w:r>
@@ -51870,23 +45871,6 @@
           <w:b/>
           <w:lang w:val="ar_AE" w:bidi="ar_AE"/>
         </w:rPr>
-        <w:t>ἵνα</w:t>
-      </w:r>
-    </w:p>
-    <w:p>
-      <w:pPr>
-        <w:bidi/>
-      </w:pPr>
-      <w:r>
-        <w:rPr>
-          <w:lang w:val="ar_AE" w:bidi="ar_AE"/>
-        </w:rPr>
-      </w:r>
-      <w:r>
-        <w:rPr>
-          <w:b/>
-          <w:lang w:val="ar_AE" w:bidi="ar_AE"/>
-        </w:rPr>
         <w:t>"</w:t>
       </w:r>
       <w:r>
@@ -51990,23 +45974,6 @@
         <w:rPr>
           <w:lang w:val="ar_AE" w:bidi="ar_AE"/>
         </w:rPr>
-      </w:r>
-    </w:p>
-    <w:p>
-      <w:pPr>
-        <w:bidi/>
-      </w:pPr>
-      <w:r>
-        <w:rPr>
-          <w:lang w:val="ar_AE" w:bidi="ar_AE"/>
-        </w:rPr>
-      </w:r>
-      <w:r>
-        <w:rPr>
-          <w:b/>
-          <w:lang w:val="ar_AE" w:bidi="ar_AE"/>
-        </w:rPr>
-        <w:t>στῆτε οὖν</w:t>
       </w:r>
     </w:p>
     <w:p>
@@ -52173,23 +46140,6 @@
           <w:b/>
           <w:lang w:val="ar_AE" w:bidi="ar_AE"/>
         </w:rPr>
-        <w:t>οὖν</w:t>
-      </w:r>
-    </w:p>
-    <w:p>
-      <w:pPr>
-        <w:bidi/>
-      </w:pPr>
-      <w:r>
-        <w:rPr>
-          <w:lang w:val="ar_AE" w:bidi="ar_AE"/>
-        </w:rPr>
-      </w:r>
-      <w:r>
-        <w:rPr>
-          <w:b/>
-          <w:lang w:val="ar_AE" w:bidi="ar_AE"/>
-        </w:rPr>
         <w:t>"</w:t>
       </w:r>
       <w:r>
@@ -52428,23 +46378,6 @@
           <w:b/>
           <w:lang w:val="ar_AE" w:bidi="ar_AE"/>
         </w:rPr>
-        <w:t>ἀληθείᾳ</w:t>
-      </w:r>
-    </w:p>
-    <w:p>
-      <w:pPr>
-        <w:bidi/>
-      </w:pPr>
-      <w:r>
-        <w:rPr>
-          <w:lang w:val="ar_AE" w:bidi="ar_AE"/>
-        </w:rPr>
-      </w:r>
-      <w:r>
-        <w:rPr>
-          <w:b/>
-          <w:lang w:val="ar_AE" w:bidi="ar_AE"/>
-        </w:rPr>
         <w:t>"</w:t>
       </w:r>
       <w:r>
@@ -52564,23 +46497,6 @@
           <w:b/>
           <w:lang w:val="ar_AE" w:bidi="ar_AE"/>
         </w:rPr>
-        <w:t>ἐνδυσάμενοι τὸν θώρακα τῆς δικαιοσύνης</w:t>
-      </w:r>
-    </w:p>
-    <w:p>
-      <w:pPr>
-        <w:bidi/>
-      </w:pPr>
-      <w:r>
-        <w:rPr>
-          <w:lang w:val="ar_AE" w:bidi="ar_AE"/>
-        </w:rPr>
-      </w:r>
-      <w:r>
-        <w:rPr>
-          <w:b/>
-          <w:lang w:val="ar_AE" w:bidi="ar_AE"/>
-        </w:rPr>
         <w:t>"</w:t>
       </w:r>
       <w:r>
@@ -52713,23 +46629,6 @@
           <w:b/>
           <w:lang w:val="ar_AE" w:bidi="ar_AE"/>
         </w:rPr>
-        <w:t>δικαιοσύνης</w:t>
-      </w:r>
-    </w:p>
-    <w:p>
-      <w:pPr>
-        <w:bidi/>
-      </w:pPr>
-      <w:r>
-        <w:rPr>
-          <w:lang w:val="ar_AE" w:bidi="ar_AE"/>
-        </w:rPr>
-      </w:r>
-      <w:r>
-        <w:rPr>
-          <w:b/>
-          <w:lang w:val="ar_AE" w:bidi="ar_AE"/>
-        </w:rPr>
         <w:t>"</w:t>
       </w:r>
       <w:r>
@@ -52849,23 +46748,6 @@
           <w:b/>
           <w:lang w:val="ar_AE" w:bidi="ar_AE"/>
         </w:rPr>
-        <w:t>ὑποδησάμενοι τοὺς πόδας ἐν ἑτοιμασίᾳ τοῦ εὐαγγελίου τῆς εἰρήνης</w:t>
-      </w:r>
-    </w:p>
-    <w:p>
-      <w:pPr>
-        <w:bidi/>
-      </w:pPr>
-      <w:r>
-        <w:rPr>
-          <w:lang w:val="ar_AE" w:bidi="ar_AE"/>
-        </w:rPr>
-      </w:r>
-      <w:r>
-        <w:rPr>
-          <w:b/>
-          <w:lang w:val="ar_AE" w:bidi="ar_AE"/>
-        </w:rPr>
         <w:t>"</w:t>
       </w:r>
       <w:r>
@@ -52985,23 +46867,6 @@
           <w:b/>
           <w:lang w:val="ar_AE" w:bidi="ar_AE"/>
         </w:rPr>
-        <w:t>εἰρήνης</w:t>
-      </w:r>
-    </w:p>
-    <w:p>
-      <w:pPr>
-        <w:bidi/>
-      </w:pPr>
-      <w:r>
-        <w:rPr>
-          <w:lang w:val="ar_AE" w:bidi="ar_AE"/>
-        </w:rPr>
-      </w:r>
-      <w:r>
-        <w:rPr>
-          <w:b/>
-          <w:lang w:val="ar_AE" w:bidi="ar_AE"/>
-        </w:rPr>
         <w:t>"</w:t>
       </w:r>
       <w:r>
@@ -53121,23 +46986,6 @@
           <w:b/>
           <w:lang w:val="ar_AE" w:bidi="ar_AE"/>
         </w:rPr>
-        <w:t>ἐν πᾶσιν ἀναλαβόντες τὸν θυρεὸν τῆς πίστεως</w:t>
-      </w:r>
-    </w:p>
-    <w:p>
-      <w:pPr>
-        <w:bidi/>
-      </w:pPr>
-      <w:r>
-        <w:rPr>
-          <w:lang w:val="ar_AE" w:bidi="ar_AE"/>
-        </w:rPr>
-      </w:r>
-      <w:r>
-        <w:rPr>
-          <w:b/>
-          <w:lang w:val="ar_AE" w:bidi="ar_AE"/>
-        </w:rPr>
         <w:t>"</w:t>
       </w:r>
       <w:r>
@@ -53257,23 +47105,6 @@
           <w:b/>
           <w:lang w:val="ar_AE" w:bidi="ar_AE"/>
         </w:rPr>
-        <w:t>τῆς πίστεως</w:t>
-      </w:r>
-    </w:p>
-    <w:p>
-      <w:pPr>
-        <w:bidi/>
-      </w:pPr>
-      <w:r>
-        <w:rPr>
-          <w:lang w:val="ar_AE" w:bidi="ar_AE"/>
-        </w:rPr>
-      </w:r>
-      <w:r>
-        <w:rPr>
-          <w:b/>
-          <w:lang w:val="ar_AE" w:bidi="ar_AE"/>
-        </w:rPr>
         <w:t>"</w:t>
       </w:r>
       <w:r>
@@ -53393,23 +47224,6 @@
           <w:b/>
           <w:lang w:val="ar_AE" w:bidi="ar_AE"/>
         </w:rPr>
-        <w:t>τὰ βέλη τοῦ πονηροῦ πεπυρωμένα</w:t>
-      </w:r>
-    </w:p>
-    <w:p>
-      <w:pPr>
-        <w:bidi/>
-      </w:pPr>
-      <w:r>
-        <w:rPr>
-          <w:lang w:val="ar_AE" w:bidi="ar_AE"/>
-        </w:rPr>
-      </w:r>
-      <w:r>
-        <w:rPr>
-          <w:b/>
-          <w:lang w:val="ar_AE" w:bidi="ar_AE"/>
-        </w:rPr>
         <w:t>"</w:t>
       </w:r>
       <w:r>
@@ -53529,23 +47343,6 @@
           <w:b/>
           <w:lang w:val="ar_AE" w:bidi="ar_AE"/>
         </w:rPr>
-        <w:t>τὴν περικεφαλαίαν τοῦ σωτηρίου δέξασθε</w:t>
-      </w:r>
-    </w:p>
-    <w:p>
-      <w:pPr>
-        <w:bidi/>
-      </w:pPr>
-      <w:r>
-        <w:rPr>
-          <w:lang w:val="ar_AE" w:bidi="ar_AE"/>
-        </w:rPr>
-      </w:r>
-      <w:r>
-        <w:rPr>
-          <w:b/>
-          <w:lang w:val="ar_AE" w:bidi="ar_AE"/>
-        </w:rPr>
         <w:t>"</w:t>
       </w:r>
       <w:r>
@@ -53678,23 +47475,6 @@
           <w:b/>
           <w:lang w:val="ar_AE" w:bidi="ar_AE"/>
         </w:rPr>
-        <w:t>τοῦ σωτηρίου</w:t>
-      </w:r>
-    </w:p>
-    <w:p>
-      <w:pPr>
-        <w:bidi/>
-      </w:pPr>
-      <w:r>
-        <w:rPr>
-          <w:lang w:val="ar_AE" w:bidi="ar_AE"/>
-        </w:rPr>
-      </w:r>
-      <w:r>
-        <w:rPr>
-          <w:b/>
-          <w:lang w:val="ar_AE" w:bidi="ar_AE"/>
-        </w:rPr>
         <w:t>"</w:t>
       </w:r>
       <w:r>
@@ -53814,23 +47594,6 @@
           <w:b/>
           <w:lang w:val="ar_AE" w:bidi="ar_AE"/>
         </w:rPr>
-        <w:t>τὴν μάχαιραν τοῦ Πνεύματος, ὅ ἐστιν ῥῆμα Θεοῦ</w:t>
-      </w:r>
-    </w:p>
-    <w:p>
-      <w:pPr>
-        <w:bidi/>
-      </w:pPr>
-      <w:r>
-        <w:rPr>
-          <w:lang w:val="ar_AE" w:bidi="ar_AE"/>
-        </w:rPr>
-      </w:r>
-      <w:r>
-        <w:rPr>
-          <w:b/>
-          <w:lang w:val="ar_AE" w:bidi="ar_AE"/>
-        </w:rPr>
         <w:t>"</w:t>
       </w:r>
       <w:r>
@@ -53937,23 +47700,6 @@
           <w:b/>
           <w:lang w:val="ar_AE" w:bidi="ar_AE"/>
         </w:rPr>
-        <w:t>διὰ πάσης προσευχῆς καὶ δεήσεως, προσευχόμενοι ἐν παντὶ καιρῷ ἐν Πνεύματι</w:t>
-      </w:r>
-    </w:p>
-    <w:p>
-      <w:pPr>
-        <w:bidi/>
-      </w:pPr>
-      <w:r>
-        <w:rPr>
-          <w:lang w:val="ar_AE" w:bidi="ar_AE"/>
-        </w:rPr>
-      </w:r>
-      <w:r>
-        <w:rPr>
-          <w:b/>
-          <w:lang w:val="ar_AE" w:bidi="ar_AE"/>
-        </w:rPr>
         <w:t>"</w:t>
       </w:r>
       <w:r>
@@ -54038,23 +47784,6 @@
           <w:b/>
           <w:lang w:val="ar_AE" w:bidi="ar_AE"/>
         </w:rPr>
-        <w:t>εἰς αὐτὸ</w:t>
-      </w:r>
-    </w:p>
-    <w:p>
-      <w:pPr>
-        <w:bidi/>
-      </w:pPr>
-      <w:r>
-        <w:rPr>
-          <w:lang w:val="ar_AE" w:bidi="ar_AE"/>
-        </w:rPr>
-      </w:r>
-      <w:r>
-        <w:rPr>
-          <w:b/>
-          <w:lang w:val="ar_AE" w:bidi="ar_AE"/>
-        </w:rPr>
         <w:t>"</w:t>
       </w:r>
       <w:r>
@@ -54174,23 +47903,6 @@
           <w:b/>
           <w:lang w:val="ar_AE" w:bidi="ar_AE"/>
         </w:rPr>
-        <w:t>ἀγρυπνοῦντες ἐν πάσῃ προσκαρτερήσει καὶ δεήσει περὶ πάντων τῶν ἁγίων</w:t>
-      </w:r>
-    </w:p>
-    <w:p>
-      <w:pPr>
-        <w:bidi/>
-      </w:pPr>
-      <w:r>
-        <w:rPr>
-          <w:lang w:val="ar_AE" w:bidi="ar_AE"/>
-        </w:rPr>
-      </w:r>
-      <w:r>
-        <w:rPr>
-          <w:b/>
-          <w:lang w:val="ar_AE" w:bidi="ar_AE"/>
-        </w:rPr>
         <w:t>"</w:t>
       </w:r>
       <w:r>
@@ -54380,23 +48092,6 @@
           <w:b/>
           <w:lang w:val="ar_AE" w:bidi="ar_AE"/>
         </w:rPr>
-        <w:t>ἵνα μοι δοθῇ λόγος</w:t>
-      </w:r>
-    </w:p>
-    <w:p>
-      <w:pPr>
-        <w:bidi/>
-      </w:pPr>
-      <w:r>
-        <w:rPr>
-          <w:lang w:val="ar_AE" w:bidi="ar_AE"/>
-        </w:rPr>
-      </w:r>
-      <w:r>
-        <w:rPr>
-          <w:b/>
-          <w:lang w:val="ar_AE" w:bidi="ar_AE"/>
-        </w:rPr>
         <w:t>"</w:t>
       </w:r>
       <w:r>
@@ -54503,23 +48198,6 @@
           <w:b/>
           <w:lang w:val="ar_AE" w:bidi="ar_AE"/>
         </w:rPr>
-        <w:t>ἵνα</w:t>
-      </w:r>
-    </w:p>
-    <w:p>
-      <w:pPr>
-        <w:bidi/>
-      </w:pPr>
-      <w:r>
-        <w:rPr>
-          <w:lang w:val="ar_AE" w:bidi="ar_AE"/>
-        </w:rPr>
-      </w:r>
-      <w:r>
-        <w:rPr>
-          <w:b/>
-          <w:lang w:val="ar_AE" w:bidi="ar_AE"/>
-        </w:rPr>
         <w:t>"</w:t>
       </w:r>
       <w:r>
@@ -54745,23 +48423,6 @@
           <w:b/>
           <w:lang w:val="ar_AE" w:bidi="ar_AE"/>
         </w:rPr>
-        <w:t>ὑπὲρ οὗ πρεσβεύω ἐν ἁλύσει</w:t>
-      </w:r>
-    </w:p>
-    <w:p>
-      <w:pPr>
-        <w:bidi/>
-      </w:pPr>
-      <w:r>
-        <w:rPr>
-          <w:lang w:val="ar_AE" w:bidi="ar_AE"/>
-        </w:rPr>
-      </w:r>
-      <w:r>
-        <w:rPr>
-          <w:b/>
-          <w:lang w:val="ar_AE" w:bidi="ar_AE"/>
-        </w:rPr>
         <w:t>"</w:t>
       </w:r>
       <w:r>
@@ -54881,23 +48542,6 @@
           <w:b/>
           <w:lang w:val="ar_AE" w:bidi="ar_AE"/>
         </w:rPr>
-        <w:t>ἵνα ἐν αὐτῷ παρρησιάσωμαι, ὡς δεῖ με λαλῆσαι</w:t>
-      </w:r>
-    </w:p>
-    <w:p>
-      <w:pPr>
-        <w:bidi/>
-      </w:pPr>
-      <w:r>
-        <w:rPr>
-          <w:lang w:val="ar_AE" w:bidi="ar_AE"/>
-        </w:rPr>
-      </w:r>
-      <w:r>
-        <w:rPr>
-          <w:b/>
-          <w:lang w:val="ar_AE" w:bidi="ar_AE"/>
-        </w:rPr>
         <w:t>"</w:t>
       </w:r>
       <w:r>
@@ -55004,23 +48648,6 @@
           <w:b/>
           <w:lang w:val="ar_AE" w:bidi="ar_AE"/>
         </w:rPr>
-        <w:t>ἵνα</w:t>
-      </w:r>
-    </w:p>
-    <w:p>
-      <w:pPr>
-        <w:bidi/>
-      </w:pPr>
-      <w:r>
-        <w:rPr>
-          <w:lang w:val="ar_AE" w:bidi="ar_AE"/>
-        </w:rPr>
-      </w:r>
-      <w:r>
-        <w:rPr>
-          <w:b/>
-          <w:lang w:val="ar_AE" w:bidi="ar_AE"/>
-        </w:rPr>
         <w:t>"</w:t>
       </w:r>
       <w:r>
@@ -55140,23 +48767,6 @@
           <w:b/>
           <w:lang w:val="ar_AE" w:bidi="ar_AE"/>
         </w:rPr>
-        <w:t>ἐν αὐτῷ</w:t>
-      </w:r>
-    </w:p>
-    <w:p>
-      <w:pPr>
-        <w:bidi/>
-      </w:pPr>
-      <w:r>
-        <w:rPr>
-          <w:lang w:val="ar_AE" w:bidi="ar_AE"/>
-        </w:rPr>
-      </w:r>
-      <w:r>
-        <w:rPr>
-          <w:b/>
-          <w:lang w:val="ar_AE" w:bidi="ar_AE"/>
-        </w:rPr>
         <w:t>"</w:t>
       </w:r>
       <w:r>
@@ -55263,23 +48873,6 @@
           <w:b/>
           <w:lang w:val="ar_AE" w:bidi="ar_AE"/>
         </w:rPr>
-        <w:t>ἵνα</w:t>
-      </w:r>
-    </w:p>
-    <w:p>
-      <w:pPr>
-        <w:bidi/>
-      </w:pPr>
-      <w:r>
-        <w:rPr>
-          <w:lang w:val="ar_AE" w:bidi="ar_AE"/>
-        </w:rPr>
-      </w:r>
-      <w:r>
-        <w:rPr>
-          <w:b/>
-          <w:lang w:val="ar_AE" w:bidi="ar_AE"/>
-        </w:rPr>
         <w:t>"</w:t>
       </w:r>
       <w:r>
@@ -55399,23 +48992,6 @@
           <w:b/>
           <w:lang w:val="ar_AE" w:bidi="ar_AE"/>
         </w:rPr>
-        <w:t>ἀδελφὸς</w:t>
-      </w:r>
-    </w:p>
-    <w:p>
-      <w:pPr>
-        <w:bidi/>
-      </w:pPr>
-      <w:r>
-        <w:rPr>
-          <w:lang w:val="ar_AE" w:bidi="ar_AE"/>
-        </w:rPr>
-      </w:r>
-      <w:r>
-        <w:rPr>
-          <w:b/>
-          <w:lang w:val="ar_AE" w:bidi="ar_AE"/>
-        </w:rPr>
         <w:t>"</w:t>
       </w:r>
       <w:r>
@@ -55535,23 +49111,6 @@
           <w:b/>
           <w:lang w:val="ar_AE" w:bidi="ar_AE"/>
         </w:rPr>
-        <w:t>παρακαλέσῃ τὰς καρδίας ὑμῶν</w:t>
-      </w:r>
-    </w:p>
-    <w:p>
-      <w:pPr>
-        <w:bidi/>
-      </w:pPr>
-      <w:r>
-        <w:rPr>
-          <w:lang w:val="ar_AE" w:bidi="ar_AE"/>
-        </w:rPr>
-      </w:r>
-      <w:r>
-        <w:rPr>
-          <w:b/>
-          <w:lang w:val="ar_AE" w:bidi="ar_AE"/>
-        </w:rPr>
         <w:t>"</w:t>
       </w:r>
       <w:r>
@@ -55671,23 +49230,6 @@
           <w:b/>
           <w:lang w:val="ar_AE" w:bidi="ar_AE"/>
         </w:rPr>
-        <w:t>ἵνα</w:t>
-      </w:r>
-    </w:p>
-    <w:p>
-      <w:pPr>
-        <w:bidi/>
-      </w:pPr>
-      <w:r>
-        <w:rPr>
-          <w:lang w:val="ar_AE" w:bidi="ar_AE"/>
-        </w:rPr>
-      </w:r>
-      <w:r>
-        <w:rPr>
-          <w:b/>
-          <w:lang w:val="ar_AE" w:bidi="ar_AE"/>
-        </w:rPr>
         <w:t>"</w:t>
       </w:r>
       <w:r>
@@ -55877,23 +49419,6 @@
           <w:b/>
           <w:lang w:val="ar_AE" w:bidi="ar_AE"/>
         </w:rPr>
-        <w:t>εἰρήνη τοῖς ἀδελφοῖς</w:t>
-      </w:r>
-    </w:p>
-    <w:p>
-      <w:pPr>
-        <w:bidi/>
-      </w:pPr>
-      <w:r>
-        <w:rPr>
-          <w:lang w:val="ar_AE" w:bidi="ar_AE"/>
-        </w:rPr>
-      </w:r>
-      <w:r>
-        <w:rPr>
-          <w:b/>
-          <w:lang w:val="ar_AE" w:bidi="ar_AE"/>
-        </w:rPr>
         <w:t>"</w:t>
       </w:r>
       <w:r>
@@ -56013,23 +49538,6 @@
           <w:b/>
           <w:lang w:val="ar_AE" w:bidi="ar_AE"/>
         </w:rPr>
-        <w:t>τοῖς ἀδελφοῖς</w:t>
-      </w:r>
-    </w:p>
-    <w:p>
-      <w:pPr>
-        <w:bidi/>
-      </w:pPr>
-      <w:r>
-        <w:rPr>
-          <w:lang w:val="ar_AE" w:bidi="ar_AE"/>
-        </w:rPr>
-      </w:r>
-      <w:r>
-        <w:rPr>
-          <w:b/>
-          <w:lang w:val="ar_AE" w:bidi="ar_AE"/>
-        </w:rPr>
         <w:t>"</w:t>
       </w:r>
       <w:r>
@@ -56149,23 +49657,6 @@
           <w:b/>
           <w:lang w:val="ar_AE" w:bidi="ar_AE"/>
         </w:rPr>
-        <w:t>ἀγάπη</w:t>
-      </w:r>
-    </w:p>
-    <w:p>
-      <w:pPr>
-        <w:bidi/>
-      </w:pPr>
-      <w:r>
-        <w:rPr>
-          <w:lang w:val="ar_AE" w:bidi="ar_AE"/>
-        </w:rPr>
-      </w:r>
-      <w:r>
-        <w:rPr>
-          <w:b/>
-          <w:lang w:val="ar_AE" w:bidi="ar_AE"/>
-        </w:rPr>
         <w:t>"</w:t>
       </w:r>
       <w:r>
@@ -56285,23 +49776,6 @@
           <w:b/>
           <w:lang w:val="ar_AE" w:bidi="ar_AE"/>
         </w:rPr>
-        <w:t>μετὰ πίστεως</w:t>
-      </w:r>
-    </w:p>
-    <w:p>
-      <w:pPr>
-        <w:bidi/>
-      </w:pPr>
-      <w:r>
-        <w:rPr>
-          <w:lang w:val="ar_AE" w:bidi="ar_AE"/>
-        </w:rPr>
-      </w:r>
-      <w:r>
-        <w:rPr>
-          <w:b/>
-          <w:lang w:val="ar_AE" w:bidi="ar_AE"/>
-        </w:rPr>
         <w:t>"</w:t>
       </w:r>
       <w:r>
@@ -56421,23 +49895,6 @@
           <w:b/>
           <w:lang w:val="ar_AE" w:bidi="ar_AE"/>
         </w:rPr>
-        <w:t>ἡ χάρις μετὰ</w:t>
-      </w:r>
-    </w:p>
-    <w:p>
-      <w:pPr>
-        <w:bidi/>
-      </w:pPr>
-      <w:r>
-        <w:rPr>
-          <w:lang w:val="ar_AE" w:bidi="ar_AE"/>
-        </w:rPr>
-      </w:r>
-      <w:r>
-        <w:rPr>
-          <w:b/>
-          <w:lang w:val="ar_AE" w:bidi="ar_AE"/>
-        </w:rPr>
         <w:t>"</w:t>
       </w:r>
       <w:r>
@@ -56541,23 +49998,6 @@
         <w:rPr>
           <w:lang w:val="ar_AE" w:bidi="ar_AE"/>
         </w:rPr>
-      </w:r>
-    </w:p>
-    <w:p>
-      <w:pPr>
-        <w:bidi/>
-      </w:pPr>
-      <w:r>
-        <w:rPr>
-          <w:lang w:val="ar_AE" w:bidi="ar_AE"/>
-        </w:rPr>
-      </w:r>
-      <w:r>
-        <w:rPr>
-          <w:b/>
-          <w:lang w:val="ar_AE" w:bidi="ar_AE"/>
-        </w:rPr>
-        <w:t>ἐν ἀφθαρσίᾳ</w:t>
       </w:r>
     </w:p>
     <w:p>

--- a/arb/docx/49.content.docx
+++ b/arb/docx/49.content.docx
@@ -22,7 +22,7 @@
         <w:rPr>
           <w:lang w:val="ar_AE" w:bidi="ar_AE"/>
         </w:rPr>
-        <w:t>Resource: ملاحظات الترجمة (كلمة متكشفة)</w:t>
+        <w:t>Resource: unfoldingWord® Translation Notes</w:t>
       </w:r>
       <w:r>
         <w:rPr>
@@ -96,7 +96,7 @@
         <w:rPr>
           <w:lang w:val="ar_AE" w:bidi="ar_AE"/>
         </w:rPr>
-        <w:t>ملاحظات الترجمة (كلمة متكشفة)</w:t>
+        <w:t>unfoldingWord® Translation Notes</w:t>
       </w:r>
     </w:p>
     <w:p>

--- a/arb/docx/49.content.docx
+++ b/arb/docx/49.content.docx
@@ -347,6 +347,23 @@
           <w:b/>
           <w:lang w:val="ar_AE" w:bidi="ar_AE"/>
         </w:rPr>
+        <w:t>Παῦλος, ἀπόστολος Χριστοῦ Ἰησοῦ &amp; τοῖς ἁγίοις τοῖς οὖσιν</w:t>
+      </w:r>
+    </w:p>
+    <w:p>
+      <w:pPr>
+        <w:bidi/>
+      </w:pPr>
+      <w:r>
+        <w:rPr>
+          <w:lang w:val="ar_AE" w:bidi="ar_AE"/>
+        </w:rPr>
+      </w:r>
+      <w:r>
+        <w:rPr>
+          <w:b/>
+          <w:lang w:val="ar_AE" w:bidi="ar_AE"/>
+        </w:rPr>
         <w:t>"</w:t>
       </w:r>
       <w:r>
@@ -445,6 +462,23 @@
           <w:b/>
           <w:lang w:val="ar_AE" w:bidi="ar_AE"/>
         </w:rPr>
+        <w:t>ἐν Χριστῷ Ἰησοῦ</w:t>
+      </w:r>
+    </w:p>
+    <w:p>
+      <w:pPr>
+        <w:bidi/>
+      </w:pPr>
+      <w:r>
+        <w:rPr>
+          <w:lang w:val="ar_AE" w:bidi="ar_AE"/>
+        </w:rPr>
+      </w:r>
+      <w:r>
+        <w:rPr>
+          <w:b/>
+          <w:lang w:val="ar_AE" w:bidi="ar_AE"/>
+        </w:rPr>
         <w:t>"</w:t>
       </w:r>
       <w:r>
@@ -564,6 +598,23 @@
           <w:b/>
           <w:lang w:val="ar_AE" w:bidi="ar_AE"/>
         </w:rPr>
+        <w:t>χάρις ὑμῖν καὶ εἰρήνη</w:t>
+      </w:r>
+    </w:p>
+    <w:p>
+      <w:pPr>
+        <w:bidi/>
+      </w:pPr>
+      <w:r>
+        <w:rPr>
+          <w:lang w:val="ar_AE" w:bidi="ar_AE"/>
+        </w:rPr>
+      </w:r>
+      <w:r>
+        <w:rPr>
+          <w:b/>
+          <w:lang w:val="ar_AE" w:bidi="ar_AE"/>
+        </w:rPr>
         <w:t>"</w:t>
       </w:r>
       <w:r>
@@ -824,6 +875,23 @@
           <w:b/>
           <w:lang w:val="ar_AE" w:bidi="ar_AE"/>
         </w:rPr>
+        <w:t>εὐλογητὸς ὁ Θεὸς καὶ Πατὴρ τοῦ Κυρίου ἡμῶν, Ἰησοῦ Χριστοῦ</w:t>
+      </w:r>
+    </w:p>
+    <w:p>
+      <w:pPr>
+        <w:bidi/>
+      </w:pPr>
+      <w:r>
+        <w:rPr>
+          <w:lang w:val="ar_AE" w:bidi="ar_AE"/>
+        </w:rPr>
+      </w:r>
+      <w:r>
+        <w:rPr>
+          <w:b/>
+          <w:lang w:val="ar_AE" w:bidi="ar_AE"/>
+        </w:rPr>
         <w:t>"</w:t>
       </w:r>
       <w:r>
@@ -930,6 +998,23 @@
           <w:b/>
           <w:lang w:val="ar_AE" w:bidi="ar_AE"/>
         </w:rPr>
+        <w:t>ὁ εὐλογήσας ἡμᾶς</w:t>
+      </w:r>
+    </w:p>
+    <w:p>
+      <w:pPr>
+        <w:bidi/>
+      </w:pPr>
+      <w:r>
+        <w:rPr>
+          <w:lang w:val="ar_AE" w:bidi="ar_AE"/>
+        </w:rPr>
+      </w:r>
+      <w:r>
+        <w:rPr>
+          <w:b/>
+          <w:lang w:val="ar_AE" w:bidi="ar_AE"/>
+        </w:rPr>
         <w:t>"</w:t>
       </w:r>
       <w:r>
@@ -1014,6 +1099,23 @@
           <w:b/>
           <w:lang w:val="ar_AE" w:bidi="ar_AE"/>
         </w:rPr>
+        <w:t>πάσῃ εὐλογίᾳ πνευματικῇ</w:t>
+      </w:r>
+    </w:p>
+    <w:p>
+      <w:pPr>
+        <w:bidi/>
+      </w:pPr>
+      <w:r>
+        <w:rPr>
+          <w:lang w:val="ar_AE" w:bidi="ar_AE"/>
+        </w:rPr>
+      </w:r>
+      <w:r>
+        <w:rPr>
+          <w:b/>
+          <w:lang w:val="ar_AE" w:bidi="ar_AE"/>
+        </w:rPr>
         <w:t>"</w:t>
       </w:r>
       <w:r>
@@ -1195,6 +1297,23 @@
           <w:b/>
           <w:lang w:val="ar_AE" w:bidi="ar_AE"/>
         </w:rPr>
+        <w:t>ἐν Χριστῷ</w:t>
+      </w:r>
+    </w:p>
+    <w:p>
+      <w:pPr>
+        <w:bidi/>
+      </w:pPr>
+      <w:r>
+        <w:rPr>
+          <w:lang w:val="ar_AE" w:bidi="ar_AE"/>
+        </w:rPr>
+      </w:r>
+      <w:r>
+        <w:rPr>
+          <w:b/>
+          <w:lang w:val="ar_AE" w:bidi="ar_AE"/>
+        </w:rPr>
         <w:t>"</w:t>
       </w:r>
       <w:r>
@@ -1314,6 +1433,23 @@
           <w:b/>
           <w:lang w:val="ar_AE" w:bidi="ar_AE"/>
         </w:rPr>
+        <w:t>ἁγίους καὶ ἀμώμους</w:t>
+      </w:r>
+    </w:p>
+    <w:p>
+      <w:pPr>
+        <w:bidi/>
+      </w:pPr>
+      <w:r>
+        <w:rPr>
+          <w:lang w:val="ar_AE" w:bidi="ar_AE"/>
+        </w:rPr>
+      </w:r>
+      <w:r>
+        <w:rPr>
+          <w:b/>
+          <w:lang w:val="ar_AE" w:bidi="ar_AE"/>
+        </w:rPr>
         <w:t>"</w:t>
       </w:r>
       <w:r>
@@ -1446,6 +1582,23 @@
           <w:b/>
           <w:lang w:val="ar_AE" w:bidi="ar_AE"/>
         </w:rPr>
+        <w:t>ἀμώμους</w:t>
+      </w:r>
+    </w:p>
+    <w:p>
+      <w:pPr>
+        <w:bidi/>
+      </w:pPr>
+      <w:r>
+        <w:rPr>
+          <w:lang w:val="ar_AE" w:bidi="ar_AE"/>
+        </w:rPr>
+      </w:r>
+      <w:r>
+        <w:rPr>
+          <w:b/>
+          <w:lang w:val="ar_AE" w:bidi="ar_AE"/>
+        </w:rPr>
         <w:t>"</w:t>
       </w:r>
       <w:r>
@@ -1565,6 +1718,23 @@
           <w:b/>
           <w:lang w:val="ar_AE" w:bidi="ar_AE"/>
         </w:rPr>
+        <w:t>προορίσας &amp; αὐτόν &amp; αὐτοῦ</w:t>
+      </w:r>
+    </w:p>
+    <w:p>
+      <w:pPr>
+        <w:bidi/>
+      </w:pPr>
+      <w:r>
+        <w:rPr>
+          <w:lang w:val="ar_AE" w:bidi="ar_AE"/>
+        </w:rPr>
+      </w:r>
+      <w:r>
+        <w:rPr>
+          <w:b/>
+          <w:lang w:val="ar_AE" w:bidi="ar_AE"/>
+        </w:rPr>
         <w:t>"</w:t>
       </w:r>
       <w:r>
@@ -1677,6 +1847,23 @@
           <w:b/>
           <w:lang w:val="ar_AE" w:bidi="ar_AE"/>
         </w:rPr>
+        <w:t>προορίσας ἡμᾶς εἰς υἱοθεσίαν</w:t>
+      </w:r>
+    </w:p>
+    <w:p>
+      <w:pPr>
+        <w:bidi/>
+      </w:pPr>
+      <w:r>
+        <w:rPr>
+          <w:lang w:val="ar_AE" w:bidi="ar_AE"/>
+        </w:rPr>
+      </w:r>
+      <w:r>
+        <w:rPr>
+          <w:b/>
+          <w:lang w:val="ar_AE" w:bidi="ar_AE"/>
+        </w:rPr>
         <w:t>"</w:t>
       </w:r>
       <w:r>
@@ -1795,6 +1982,23 @@
           <w:b/>
           <w:lang w:val="ar_AE" w:bidi="ar_AE"/>
         </w:rPr>
+        <w:t>προορίσας ἡμᾶς</w:t>
+      </w:r>
+    </w:p>
+    <w:p>
+      <w:pPr>
+        <w:bidi/>
+      </w:pPr>
+      <w:r>
+        <w:rPr>
+          <w:lang w:val="ar_AE" w:bidi="ar_AE"/>
+        </w:rPr>
+      </w:r>
+      <w:r>
+        <w:rPr>
+          <w:b/>
+          <w:lang w:val="ar_AE" w:bidi="ar_AE"/>
+        </w:rPr>
         <w:t>"</w:t>
       </w:r>
       <w:r>
@@ -1879,6 +2083,23 @@
           <w:b/>
           <w:lang w:val="ar_AE" w:bidi="ar_AE"/>
         </w:rPr>
+        <w:t>εἰς υἱοθεσίαν</w:t>
+      </w:r>
+    </w:p>
+    <w:p>
+      <w:pPr>
+        <w:bidi/>
+      </w:pPr>
+      <w:r>
+        <w:rPr>
+          <w:lang w:val="ar_AE" w:bidi="ar_AE"/>
+        </w:rPr>
+      </w:r>
+      <w:r>
+        <w:rPr>
+          <w:b/>
+          <w:lang w:val="ar_AE" w:bidi="ar_AE"/>
+        </w:rPr>
         <w:t>"</w:t>
       </w:r>
       <w:r>
@@ -2095,6 +2316,23 @@
           <w:b/>
           <w:lang w:val="ar_AE" w:bidi="ar_AE"/>
         </w:rPr>
+        <w:t>ἐχαρίτωσεν ἡμᾶς ἐν τῷ ἠγαπημένῳ</w:t>
+      </w:r>
+    </w:p>
+    <w:p>
+      <w:pPr>
+        <w:bidi/>
+      </w:pPr>
+      <w:r>
+        <w:rPr>
+          <w:lang w:val="ar_AE" w:bidi="ar_AE"/>
+        </w:rPr>
+      </w:r>
+      <w:r>
+        <w:rPr>
+          <w:b/>
+          <w:lang w:val="ar_AE" w:bidi="ar_AE"/>
+        </w:rPr>
         <w:t>"</w:t>
       </w:r>
       <w:r>
@@ -2179,6 +2417,23 @@
           <w:b/>
           <w:lang w:val="ar_AE" w:bidi="ar_AE"/>
         </w:rPr>
+        <w:t>τῷ ἠγαπημένῳ</w:t>
+      </w:r>
+    </w:p>
+    <w:p>
+      <w:pPr>
+        <w:bidi/>
+      </w:pPr>
+      <w:r>
+        <w:rPr>
+          <w:lang w:val="ar_AE" w:bidi="ar_AE"/>
+        </w:rPr>
+      </w:r>
+      <w:r>
+        <w:rPr>
+          <w:b/>
+          <w:lang w:val="ar_AE" w:bidi="ar_AE"/>
+        </w:rPr>
         <w:t>"ٱلْمَحْبُوبِ"</w:t>
       </w:r>
     </w:p>
@@ -2249,6 +2504,23 @@
           <w:b/>
           <w:lang w:val="ar_AE" w:bidi="ar_AE"/>
         </w:rPr>
+        <w:t>διὰ τοῦ αἵματος αὐτοῦ</w:t>
+      </w:r>
+    </w:p>
+    <w:p>
+      <w:pPr>
+        <w:bidi/>
+      </w:pPr>
+      <w:r>
+        <w:rPr>
+          <w:lang w:val="ar_AE" w:bidi="ar_AE"/>
+        </w:rPr>
+      </w:r>
+      <w:r>
+        <w:rPr>
+          <w:b/>
+          <w:lang w:val="ar_AE" w:bidi="ar_AE"/>
+        </w:rPr>
         <w:t>"</w:t>
       </w:r>
       <w:r>
@@ -2368,6 +2640,23 @@
           <w:b/>
           <w:lang w:val="ar_AE" w:bidi="ar_AE"/>
         </w:rPr>
+        <w:t>τὸ πλοῦτος τῆς χάριτος αὐτοῦ</w:t>
+      </w:r>
+    </w:p>
+    <w:p>
+      <w:pPr>
+        <w:bidi/>
+      </w:pPr>
+      <w:r>
+        <w:rPr>
+          <w:lang w:val="ar_AE" w:bidi="ar_AE"/>
+        </w:rPr>
+      </w:r>
+      <w:r>
+        <w:rPr>
+          <w:b/>
+          <w:lang w:val="ar_AE" w:bidi="ar_AE"/>
+        </w:rPr>
         <w:t>"</w:t>
       </w:r>
       <w:r>
@@ -2487,6 +2776,23 @@
           <w:b/>
           <w:lang w:val="ar_AE" w:bidi="ar_AE"/>
         </w:rPr>
+        <w:t>ἧς ἐπερίσσευσεν εἰς ἡμᾶς</w:t>
+      </w:r>
+    </w:p>
+    <w:p>
+      <w:pPr>
+        <w:bidi/>
+      </w:pPr>
+      <w:r>
+        <w:rPr>
+          <w:lang w:val="ar_AE" w:bidi="ar_AE"/>
+        </w:rPr>
+      </w:r>
+      <w:r>
+        <w:rPr>
+          <w:b/>
+          <w:lang w:val="ar_AE" w:bidi="ar_AE"/>
+        </w:rPr>
         <w:t>"</w:t>
       </w:r>
       <w:r>
@@ -2571,6 +2877,23 @@
           <w:b/>
           <w:lang w:val="ar_AE" w:bidi="ar_AE"/>
         </w:rPr>
+        <w:t>ἐν πάσῃ σοφίᾳ καὶ φρονήσει</w:t>
+      </w:r>
+    </w:p>
+    <w:p>
+      <w:pPr>
+        <w:bidi/>
+      </w:pPr>
+      <w:r>
+        <w:rPr>
+          <w:lang w:val="ar_AE" w:bidi="ar_AE"/>
+        </w:rPr>
+      </w:r>
+      <w:r>
+        <w:rPr>
+          <w:b/>
+          <w:lang w:val="ar_AE" w:bidi="ar_AE"/>
+        </w:rPr>
         <w:t>"</w:t>
       </w:r>
       <w:r>
@@ -2655,6 +2978,23 @@
           <w:b/>
           <w:lang w:val="ar_AE" w:bidi="ar_AE"/>
         </w:rPr>
+        <w:t>σοφίᾳ καὶ φρονήσει</w:t>
+      </w:r>
+    </w:p>
+    <w:p>
+      <w:pPr>
+        <w:bidi/>
+      </w:pPr>
+      <w:r>
+        <w:rPr>
+          <w:lang w:val="ar_AE" w:bidi="ar_AE"/>
+        </w:rPr>
+      </w:r>
+      <w:r>
+        <w:rPr>
+          <w:b/>
+          <w:lang w:val="ar_AE" w:bidi="ar_AE"/>
+        </w:rPr>
         <w:t>"</w:t>
       </w:r>
       <w:r>
@@ -2787,6 +3127,23 @@
           <w:b/>
           <w:lang w:val="ar_AE" w:bidi="ar_AE"/>
         </w:rPr>
+        <w:t>κατὰ τὴν εὐδοκίαν αὐτοῦ</w:t>
+      </w:r>
+    </w:p>
+    <w:p>
+      <w:pPr>
+        <w:bidi/>
+      </w:pPr>
+      <w:r>
+        <w:rPr>
+          <w:lang w:val="ar_AE" w:bidi="ar_AE"/>
+        </w:rPr>
+      </w:r>
+      <w:r>
+        <w:rPr>
+          <w:b/>
+          <w:lang w:val="ar_AE" w:bidi="ar_AE"/>
+        </w:rPr>
         <w:t>"</w:t>
       </w:r>
       <w:r>
@@ -2871,6 +3228,23 @@
           <w:b/>
           <w:lang w:val="ar_AE" w:bidi="ar_AE"/>
         </w:rPr>
+        <w:t>ἣν προέθετο ἐν αὐτῷ</w:t>
+      </w:r>
+    </w:p>
+    <w:p>
+      <w:pPr>
+        <w:bidi/>
+      </w:pPr>
+      <w:r>
+        <w:rPr>
+          <w:lang w:val="ar_AE" w:bidi="ar_AE"/>
+        </w:rPr>
+      </w:r>
+      <w:r>
+        <w:rPr>
+          <w:b/>
+          <w:lang w:val="ar_AE" w:bidi="ar_AE"/>
+        </w:rPr>
         <w:t>"</w:t>
       </w:r>
       <w:r>
@@ -2955,6 +3329,23 @@
           <w:b/>
           <w:lang w:val="ar_AE" w:bidi="ar_AE"/>
         </w:rPr>
+        <w:t>ἐν αὐτῷ</w:t>
+      </w:r>
+    </w:p>
+    <w:p>
+      <w:pPr>
+        <w:bidi/>
+      </w:pPr>
+      <w:r>
+        <w:rPr>
+          <w:lang w:val="ar_AE" w:bidi="ar_AE"/>
+        </w:rPr>
+      </w:r>
+      <w:r>
+        <w:rPr>
+          <w:b/>
+          <w:lang w:val="ar_AE" w:bidi="ar_AE"/>
+        </w:rPr>
         <w:t>"</w:t>
       </w:r>
       <w:r>
@@ -3039,6 +3430,23 @@
           <w:b/>
           <w:lang w:val="ar_AE" w:bidi="ar_AE"/>
         </w:rPr>
+        <w:t>εἰς οἰκονομίαν</w:t>
+      </w:r>
+    </w:p>
+    <w:p>
+      <w:pPr>
+        <w:bidi/>
+      </w:pPr>
+      <w:r>
+        <w:rPr>
+          <w:lang w:val="ar_AE" w:bidi="ar_AE"/>
+        </w:rPr>
+      </w:r>
+      <w:r>
+        <w:rPr>
+          <w:b/>
+          <w:lang w:val="ar_AE" w:bidi="ar_AE"/>
+        </w:rPr>
         <w:t>"</w:t>
       </w:r>
       <w:r>
@@ -3123,6 +3531,23 @@
           <w:b/>
           <w:lang w:val="ar_AE" w:bidi="ar_AE"/>
         </w:rPr>
+        <w:t>τοῦ πληρώματος τῶν καιρῶν</w:t>
+      </w:r>
+    </w:p>
+    <w:p>
+      <w:pPr>
+        <w:bidi/>
+      </w:pPr>
+      <w:r>
+        <w:rPr>
+          <w:lang w:val="ar_AE" w:bidi="ar_AE"/>
+        </w:rPr>
+      </w:r>
+      <w:r>
+        <w:rPr>
+          <w:b/>
+          <w:lang w:val="ar_AE" w:bidi="ar_AE"/>
+        </w:rPr>
         <w:t>"</w:t>
       </w:r>
       <w:r>
@@ -3207,6 +3632,23 @@
           <w:b/>
           <w:lang w:val="ar_AE" w:bidi="ar_AE"/>
         </w:rPr>
+        <w:t>ἐν αὐτῷ</w:t>
+      </w:r>
+    </w:p>
+    <w:p>
+      <w:pPr>
+        <w:bidi/>
+      </w:pPr>
+      <w:r>
+        <w:rPr>
+          <w:lang w:val="ar_AE" w:bidi="ar_AE"/>
+        </w:rPr>
+      </w:r>
+      <w:r>
+        <w:rPr>
+          <w:b/>
+          <w:lang w:val="ar_AE" w:bidi="ar_AE"/>
+        </w:rPr>
         <w:t>"</w:t>
       </w:r>
       <w:r>
@@ -3291,6 +3733,23 @@
           <w:b/>
           <w:lang w:val="ar_AE" w:bidi="ar_AE"/>
         </w:rPr>
+        <w:t>καὶ ἐκληρώθημεν, προορισθέντες</w:t>
+      </w:r>
+    </w:p>
+    <w:p>
+      <w:pPr>
+        <w:bidi/>
+      </w:pPr>
+      <w:r>
+        <w:rPr>
+          <w:lang w:val="ar_AE" w:bidi="ar_AE"/>
+        </w:rPr>
+      </w:r>
+      <w:r>
+        <w:rPr>
+          <w:b/>
+          <w:lang w:val="ar_AE" w:bidi="ar_AE"/>
+        </w:rPr>
         <w:t>"</w:t>
       </w:r>
       <w:r>
@@ -3397,6 +3856,23 @@
           <w:b/>
           <w:lang w:val="ar_AE" w:bidi="ar_AE"/>
         </w:rPr>
+        <w:t>καὶ ἐκληρώθημεν</w:t>
+      </w:r>
+    </w:p>
+    <w:p>
+      <w:pPr>
+        <w:bidi/>
+      </w:pPr>
+      <w:r>
+        <w:rPr>
+          <w:lang w:val="ar_AE" w:bidi="ar_AE"/>
+        </w:rPr>
+      </w:r>
+      <w:r>
+        <w:rPr>
+          <w:b/>
+          <w:lang w:val="ar_AE" w:bidi="ar_AE"/>
+        </w:rPr>
         <w:t>"نِلْنَا نَصِيبًا"</w:t>
       </w:r>
     </w:p>
@@ -3489,6 +3965,23 @@
           <w:b/>
           <w:lang w:val="ar_AE" w:bidi="ar_AE"/>
         </w:rPr>
+        <w:t>προορισθέντες</w:t>
+      </w:r>
+    </w:p>
+    <w:p>
+      <w:pPr>
+        <w:bidi/>
+      </w:pPr>
+      <w:r>
+        <w:rPr>
+          <w:lang w:val="ar_AE" w:bidi="ar_AE"/>
+        </w:rPr>
+      </w:r>
+      <w:r>
+        <w:rPr>
+          <w:b/>
+          <w:lang w:val="ar_AE" w:bidi="ar_AE"/>
+        </w:rPr>
         <w:t>"</w:t>
       </w:r>
       <w:r>
@@ -3595,6 +4088,23 @@
           <w:b/>
           <w:lang w:val="ar_AE" w:bidi="ar_AE"/>
         </w:rPr>
+        <w:t>ἡμᾶς &amp; τοὺς προηλπικότας ἐν τῷ Χριστῷ</w:t>
+      </w:r>
+    </w:p>
+    <w:p>
+      <w:pPr>
+        <w:bidi/>
+      </w:pPr>
+      <w:r>
+        <w:rPr>
+          <w:lang w:val="ar_AE" w:bidi="ar_AE"/>
+        </w:rPr>
+      </w:r>
+      <w:r>
+        <w:rPr>
+          <w:b/>
+          <w:lang w:val="ar_AE" w:bidi="ar_AE"/>
+        </w:rPr>
         <w:t>"</w:t>
       </w:r>
       <w:r>
@@ -3714,6 +4224,23 @@
           <w:b/>
           <w:lang w:val="ar_AE" w:bidi="ar_AE"/>
         </w:rPr>
+        <w:t>εἰς τὸ εἶναι ἡμᾶς, εἰς ἔπαινον δόξης αὐτοῦ</w:t>
+      </w:r>
+    </w:p>
+    <w:p>
+      <w:pPr>
+        <w:bidi/>
+      </w:pPr>
+      <w:r>
+        <w:rPr>
+          <w:lang w:val="ar_AE" w:bidi="ar_AE"/>
+        </w:rPr>
+      </w:r>
+      <w:r>
+        <w:rPr>
+          <w:b/>
+          <w:lang w:val="ar_AE" w:bidi="ar_AE"/>
+        </w:rPr>
         <w:t>"</w:t>
       </w:r>
       <w:r>
@@ -3882,6 +4409,23 @@
           <w:b/>
           <w:lang w:val="ar_AE" w:bidi="ar_AE"/>
         </w:rPr>
+        <w:t>τὸν λόγον τῆς ἀληθείας</w:t>
+      </w:r>
+    </w:p>
+    <w:p>
+      <w:pPr>
+        <w:bidi/>
+      </w:pPr>
+      <w:r>
+        <w:rPr>
+          <w:lang w:val="ar_AE" w:bidi="ar_AE"/>
+        </w:rPr>
+      </w:r>
+      <w:r>
+        <w:rPr>
+          <w:b/>
+          <w:lang w:val="ar_AE" w:bidi="ar_AE"/>
+        </w:rPr>
         <w:t>"</w:t>
       </w:r>
       <w:r>
@@ -3966,6 +4510,23 @@
           <w:b/>
           <w:lang w:val="ar_AE" w:bidi="ar_AE"/>
         </w:rPr>
+        <w:t>ἐσφραγίσθητε τῷ Πνεύματι τῆς ἐπαγγελίας, τῷ Ἁγίῳ</w:t>
+      </w:r>
+    </w:p>
+    <w:p>
+      <w:pPr>
+        <w:bidi/>
+      </w:pPr>
+      <w:r>
+        <w:rPr>
+          <w:lang w:val="ar_AE" w:bidi="ar_AE"/>
+        </w:rPr>
+      </w:r>
+      <w:r>
+        <w:rPr>
+          <w:b/>
+          <w:lang w:val="ar_AE" w:bidi="ar_AE"/>
+        </w:rPr>
         <w:t>"</w:t>
       </w:r>
       <w:r>
@@ -4085,6 +4646,23 @@
           <w:b/>
           <w:lang w:val="ar_AE" w:bidi="ar_AE"/>
         </w:rPr>
+        <w:t>ἐσφραγίσθητε</w:t>
+      </w:r>
+    </w:p>
+    <w:p>
+      <w:pPr>
+        <w:bidi/>
+      </w:pPr>
+      <w:r>
+        <w:rPr>
+          <w:lang w:val="ar_AE" w:bidi="ar_AE"/>
+        </w:rPr>
+      </w:r>
+      <w:r>
+        <w:rPr>
+          <w:b/>
+          <w:lang w:val="ar_AE" w:bidi="ar_AE"/>
+        </w:rPr>
         <w:t>"</w:t>
       </w:r>
       <w:r>
@@ -4191,6 +4769,23 @@
           <w:b/>
           <w:lang w:val="ar_AE" w:bidi="ar_AE"/>
         </w:rPr>
+        <w:t>ἀρραβὼν τῆς κληρονομίας ἡμῶν</w:t>
+      </w:r>
+    </w:p>
+    <w:p>
+      <w:pPr>
+        <w:bidi/>
+      </w:pPr>
+      <w:r>
+        <w:rPr>
+          <w:lang w:val="ar_AE" w:bidi="ar_AE"/>
+        </w:rPr>
+      </w:r>
+      <w:r>
+        <w:rPr>
+          <w:b/>
+          <w:lang w:val="ar_AE" w:bidi="ar_AE"/>
+        </w:rPr>
         <w:t>"</w:t>
       </w:r>
       <w:r>
@@ -4381,6 +4976,23 @@
           <w:b/>
           <w:lang w:val="ar_AE" w:bidi="ar_AE"/>
         </w:rPr>
+        <w:t>διὰ τοῦτο</w:t>
+      </w:r>
+    </w:p>
+    <w:p>
+      <w:pPr>
+        <w:bidi/>
+      </w:pPr>
+      <w:r>
+        <w:rPr>
+          <w:lang w:val="ar_AE" w:bidi="ar_AE"/>
+        </w:rPr>
+      </w:r>
+      <w:r>
+        <w:rPr>
+          <w:b/>
+          <w:lang w:val="ar_AE" w:bidi="ar_AE"/>
+        </w:rPr>
         <w:t>"</w:t>
       </w:r>
       <w:r>
@@ -4619,6 +5231,23 @@
           <w:b/>
           <w:lang w:val="ar_AE" w:bidi="ar_AE"/>
         </w:rPr>
+        <w:t>οὐ παύομαι εὐχαριστῶν</w:t>
+      </w:r>
+    </w:p>
+    <w:p>
+      <w:pPr>
+        <w:bidi/>
+      </w:pPr>
+      <w:r>
+        <w:rPr>
+          <w:lang w:val="ar_AE" w:bidi="ar_AE"/>
+        </w:rPr>
+      </w:r>
+      <w:r>
+        <w:rPr>
+          <w:b/>
+          <w:lang w:val="ar_AE" w:bidi="ar_AE"/>
+        </w:rPr>
         <w:t>"</w:t>
       </w:r>
       <w:r>
@@ -4725,6 +5354,23 @@
           <w:b/>
           <w:lang w:val="ar_AE" w:bidi="ar_AE"/>
         </w:rPr>
+        <w:t>ἵνα</w:t>
+      </w:r>
+    </w:p>
+    <w:p>
+      <w:pPr>
+        <w:bidi/>
+      </w:pPr>
+      <w:r>
+        <w:rPr>
+          <w:lang w:val="ar_AE" w:bidi="ar_AE"/>
+        </w:rPr>
+      </w:r>
+      <w:r>
+        <w:rPr>
+          <w:b/>
+          <w:lang w:val="ar_AE" w:bidi="ar_AE"/>
+        </w:rPr>
         <w:t>"</w:t>
       </w:r>
       <w:r>
@@ -4844,6 +5490,23 @@
           <w:b/>
           <w:lang w:val="ar_AE" w:bidi="ar_AE"/>
         </w:rPr>
+        <w:t>πνεῦμα σοφίας καὶ ἀποκαλύψεως, ἐν ἐπιγνώσει αὐτοῦ</w:t>
+      </w:r>
+    </w:p>
+    <w:p>
+      <w:pPr>
+        <w:bidi/>
+      </w:pPr>
+      <w:r>
+        <w:rPr>
+          <w:lang w:val="ar_AE" w:bidi="ar_AE"/>
+        </w:rPr>
+      </w:r>
+      <w:r>
+        <w:rPr>
+          <w:b/>
+          <w:lang w:val="ar_AE" w:bidi="ar_AE"/>
+        </w:rPr>
         <w:t>"</w:t>
       </w:r>
       <w:r>
@@ -4928,6 +5591,23 @@
           <w:b/>
           <w:lang w:val="ar_AE" w:bidi="ar_AE"/>
         </w:rPr>
+        <w:t>πεφωτισμένους τοὺς ὀφθαλμοὺς τῆς καρδίας</w:t>
+      </w:r>
+    </w:p>
+    <w:p>
+      <w:pPr>
+        <w:bidi/>
+      </w:pPr>
+      <w:r>
+        <w:rPr>
+          <w:lang w:val="ar_AE" w:bidi="ar_AE"/>
+        </w:rPr>
+      </w:r>
+      <w:r>
+        <w:rPr>
+          <w:b/>
+          <w:lang w:val="ar_AE" w:bidi="ar_AE"/>
+        </w:rPr>
         <w:t>"</w:t>
       </w:r>
       <w:r>
@@ -5047,6 +5727,23 @@
           <w:b/>
           <w:lang w:val="ar_AE" w:bidi="ar_AE"/>
         </w:rPr>
+        <w:t>πεφωτισμένους τοὺς ὀφθαλμοὺς τῆς καρδίας</w:t>
+      </w:r>
+    </w:p>
+    <w:p>
+      <w:pPr>
+        <w:bidi/>
+      </w:pPr>
+      <w:r>
+        <w:rPr>
+          <w:lang w:val="ar_AE" w:bidi="ar_AE"/>
+        </w:rPr>
+      </w:r>
+      <w:r>
+        <w:rPr>
+          <w:b/>
+          <w:lang w:val="ar_AE" w:bidi="ar_AE"/>
+        </w:rPr>
         <w:t>"</w:t>
       </w:r>
       <w:r>
@@ -5153,6 +5850,23 @@
           <w:b/>
           <w:lang w:val="ar_AE" w:bidi="ar_AE"/>
         </w:rPr>
+        <w:t>τοὺς ὀφθαλμοὺς τῆς καρδίας</w:t>
+      </w:r>
+    </w:p>
+    <w:p>
+      <w:pPr>
+        <w:bidi/>
+      </w:pPr>
+      <w:r>
+        <w:rPr>
+          <w:lang w:val="ar_AE" w:bidi="ar_AE"/>
+        </w:rPr>
+      </w:r>
+      <w:r>
+        <w:rPr>
+          <w:b/>
+          <w:lang w:val="ar_AE" w:bidi="ar_AE"/>
+        </w:rPr>
         <w:t>"</w:t>
       </w:r>
       <w:r>
@@ -5272,6 +5986,23 @@
           <w:b/>
           <w:lang w:val="ar_AE" w:bidi="ar_AE"/>
         </w:rPr>
+        <w:t>πεφωτισμένους</w:t>
+      </w:r>
+    </w:p>
+    <w:p>
+      <w:pPr>
+        <w:bidi/>
+      </w:pPr>
+      <w:r>
+        <w:rPr>
+          <w:lang w:val="ar_AE" w:bidi="ar_AE"/>
+        </w:rPr>
+      </w:r>
+      <w:r>
+        <w:rPr>
+          <w:b/>
+          <w:lang w:val="ar_AE" w:bidi="ar_AE"/>
+        </w:rPr>
         <w:t>"</w:t>
       </w:r>
       <w:r>
@@ -5453,6 +6184,23 @@
           <w:b/>
           <w:lang w:val="ar_AE" w:bidi="ar_AE"/>
         </w:rPr>
+        <w:t>τῆς κληρονομίας αὐτοῦ</w:t>
+      </w:r>
+    </w:p>
+    <w:p>
+      <w:pPr>
+        <w:bidi/>
+      </w:pPr>
+      <w:r>
+        <w:rPr>
+          <w:lang w:val="ar_AE" w:bidi="ar_AE"/>
+        </w:rPr>
+      </w:r>
+      <w:r>
+        <w:rPr>
+          <w:b/>
+          <w:lang w:val="ar_AE" w:bidi="ar_AE"/>
+        </w:rPr>
         <w:t>"</w:t>
       </w:r>
       <w:r>
@@ -5559,6 +6307,23 @@
           <w:b/>
           <w:lang w:val="ar_AE" w:bidi="ar_AE"/>
         </w:rPr>
+        <w:t>τοῖς ἁγίοις</w:t>
+      </w:r>
+    </w:p>
+    <w:p>
+      <w:pPr>
+        <w:bidi/>
+      </w:pPr>
+      <w:r>
+        <w:rPr>
+          <w:lang w:val="ar_AE" w:bidi="ar_AE"/>
+        </w:rPr>
+      </w:r>
+      <w:r>
+        <w:rPr>
+          <w:b/>
+          <w:lang w:val="ar_AE" w:bidi="ar_AE"/>
+        </w:rPr>
         <w:t>"</w:t>
       </w:r>
       <w:r>
@@ -5643,6 +6408,23 @@
           <w:b/>
           <w:lang w:val="ar_AE" w:bidi="ar_AE"/>
         </w:rPr>
+        <w:t>τὸ ὑπερβάλλον μέγεθος τῆς δυνάμεως αὐτοῦ</w:t>
+      </w:r>
+    </w:p>
+    <w:p>
+      <w:pPr>
+        <w:bidi/>
+      </w:pPr>
+      <w:r>
+        <w:rPr>
+          <w:lang w:val="ar_AE" w:bidi="ar_AE"/>
+        </w:rPr>
+      </w:r>
+      <w:r>
+        <w:rPr>
+          <w:b/>
+          <w:lang w:val="ar_AE" w:bidi="ar_AE"/>
+        </w:rPr>
         <w:t>"</w:t>
       </w:r>
       <w:r>
@@ -5727,6 +6509,23 @@
           <w:b/>
           <w:lang w:val="ar_AE" w:bidi="ar_AE"/>
         </w:rPr>
+        <w:t>εἰς ἡμᾶς, τοὺς πιστεύοντας</w:t>
+      </w:r>
+    </w:p>
+    <w:p>
+      <w:pPr>
+        <w:bidi/>
+      </w:pPr>
+      <w:r>
+        <w:rPr>
+          <w:lang w:val="ar_AE" w:bidi="ar_AE"/>
+        </w:rPr>
+      </w:r>
+      <w:r>
+        <w:rPr>
+          <w:b/>
+          <w:lang w:val="ar_AE" w:bidi="ar_AE"/>
+        </w:rPr>
         <w:t>"</w:t>
       </w:r>
       <w:r>
@@ -5811,6 +6610,23 @@
           <w:b/>
           <w:lang w:val="ar_AE" w:bidi="ar_AE"/>
         </w:rPr>
+        <w:t>τὴν ἐνέργειαν τοῦ κράτους τῆς ἰσχύος αὐτοῦ</w:t>
+      </w:r>
+    </w:p>
+    <w:p>
+      <w:pPr>
+        <w:bidi/>
+      </w:pPr>
+      <w:r>
+        <w:rPr>
+          <w:lang w:val="ar_AE" w:bidi="ar_AE"/>
+        </w:rPr>
+      </w:r>
+      <w:r>
+        <w:rPr>
+          <w:b/>
+          <w:lang w:val="ar_AE" w:bidi="ar_AE"/>
+        </w:rPr>
         <w:t>"</w:t>
       </w:r>
       <w:r>
@@ -5895,6 +6711,23 @@
           <w:b/>
           <w:lang w:val="ar_AE" w:bidi="ar_AE"/>
         </w:rPr>
+        <w:t>τοῦ κράτους τῆς ἰσχύος αὐτοῦ</w:t>
+      </w:r>
+    </w:p>
+    <w:p>
+      <w:pPr>
+        <w:bidi/>
+      </w:pPr>
+      <w:r>
+        <w:rPr>
+          <w:lang w:val="ar_AE" w:bidi="ar_AE"/>
+        </w:rPr>
+      </w:r>
+      <w:r>
+        <w:rPr>
+          <w:b/>
+          <w:lang w:val="ar_AE" w:bidi="ar_AE"/>
+        </w:rPr>
         <w:t>"</w:t>
       </w:r>
       <w:r>
@@ -6027,6 +6860,23 @@
           <w:b/>
           <w:lang w:val="ar_AE" w:bidi="ar_AE"/>
         </w:rPr>
+        <w:t>ἐγείρας αὐτὸν ἐκ νεκρῶν</w:t>
+      </w:r>
+    </w:p>
+    <w:p>
+      <w:pPr>
+        <w:bidi/>
+      </w:pPr>
+      <w:r>
+        <w:rPr>
+          <w:lang w:val="ar_AE" w:bidi="ar_AE"/>
+        </w:rPr>
+      </w:r>
+      <w:r>
+        <w:rPr>
+          <w:b/>
+          <w:lang w:val="ar_AE" w:bidi="ar_AE"/>
+        </w:rPr>
         <w:t>"</w:t>
       </w:r>
       <w:r>
@@ -6111,6 +6961,23 @@
           <w:b/>
           <w:lang w:val="ar_AE" w:bidi="ar_AE"/>
         </w:rPr>
+        <w:t>ἐκ νεκρῶν</w:t>
+      </w:r>
+    </w:p>
+    <w:p>
+      <w:pPr>
+        <w:bidi/>
+      </w:pPr>
+      <w:r>
+        <w:rPr>
+          <w:lang w:val="ar_AE" w:bidi="ar_AE"/>
+        </w:rPr>
+      </w:r>
+      <w:r>
+        <w:rPr>
+          <w:b/>
+          <w:lang w:val="ar_AE" w:bidi="ar_AE"/>
+        </w:rPr>
         <w:t>"</w:t>
       </w:r>
       <w:r>
@@ -6230,6 +7097,23 @@
           <w:b/>
           <w:lang w:val="ar_AE" w:bidi="ar_AE"/>
         </w:rPr>
+        <w:t>καθίσας ἐν δεξιᾷ αὐτοῦ, ἐν τοῖς ἐπουρανίοις</w:t>
+      </w:r>
+    </w:p>
+    <w:p>
+      <w:pPr>
+        <w:bidi/>
+      </w:pPr>
+      <w:r>
+        <w:rPr>
+          <w:lang w:val="ar_AE" w:bidi="ar_AE"/>
+        </w:rPr>
+      </w:r>
+      <w:r>
+        <w:rPr>
+          <w:b/>
+          <w:lang w:val="ar_AE" w:bidi="ar_AE"/>
+        </w:rPr>
         <w:t>"</w:t>
       </w:r>
       <w:r>
@@ -6349,6 +7233,23 @@
           <w:b/>
           <w:lang w:val="ar_AE" w:bidi="ar_AE"/>
         </w:rPr>
+        <w:t>καθίσας ἐν δεξιᾷ αὐτοῦ</w:t>
+      </w:r>
+    </w:p>
+    <w:p>
+      <w:pPr>
+        <w:bidi/>
+      </w:pPr>
+      <w:r>
+        <w:rPr>
+          <w:lang w:val="ar_AE" w:bidi="ar_AE"/>
+        </w:rPr>
+      </w:r>
+      <w:r>
+        <w:rPr>
+          <w:b/>
+          <w:lang w:val="ar_AE" w:bidi="ar_AE"/>
+        </w:rPr>
         <w:t>"</w:t>
       </w:r>
       <w:r>
@@ -6452,6 +7353,23 @@
         <w:rPr>
           <w:lang w:val="ar_AE" w:bidi="ar_AE"/>
         </w:rPr>
+      </w:r>
+    </w:p>
+    <w:p>
+      <w:pPr>
+        <w:bidi/>
+      </w:pPr>
+      <w:r>
+        <w:rPr>
+          <w:lang w:val="ar_AE" w:bidi="ar_AE"/>
+        </w:rPr>
+      </w:r>
+      <w:r>
+        <w:rPr>
+          <w:b/>
+          <w:lang w:val="ar_AE" w:bidi="ar_AE"/>
+        </w:rPr>
+        <w:t>ἐν τοῖς ἐπουρανίοις</w:t>
       </w:r>
     </w:p>
     <w:p>
@@ -6583,6 +7501,23 @@
           <w:b/>
           <w:lang w:val="ar_AE" w:bidi="ar_AE"/>
         </w:rPr>
+        <w:t>ὑπεράνω πάσης ἀρχῆς, καὶ ἐξουσίας, καὶ δυνάμεως, καὶ κυριότητος</w:t>
+      </w:r>
+    </w:p>
+    <w:p>
+      <w:pPr>
+        <w:bidi/>
+      </w:pPr>
+      <w:r>
+        <w:rPr>
+          <w:lang w:val="ar_AE" w:bidi="ar_AE"/>
+        </w:rPr>
+      </w:r>
+      <w:r>
+        <w:rPr>
+          <w:b/>
+          <w:lang w:val="ar_AE" w:bidi="ar_AE"/>
+        </w:rPr>
         <w:t>"</w:t>
       </w:r>
       <w:r>
@@ -6689,6 +7624,23 @@
           <w:b/>
           <w:lang w:val="ar_AE" w:bidi="ar_AE"/>
         </w:rPr>
+        <w:t>παντὸς ὀνόματος ὀνομαζομένου</w:t>
+      </w:r>
+    </w:p>
+    <w:p>
+      <w:pPr>
+        <w:bidi/>
+      </w:pPr>
+      <w:r>
+        <w:rPr>
+          <w:lang w:val="ar_AE" w:bidi="ar_AE"/>
+        </w:rPr>
+      </w:r>
+      <w:r>
+        <w:rPr>
+          <w:b/>
+          <w:lang w:val="ar_AE" w:bidi="ar_AE"/>
+        </w:rPr>
         <w:t>"</w:t>
       </w:r>
       <w:r>
@@ -6795,6 +7747,23 @@
           <w:b/>
           <w:lang w:val="ar_AE" w:bidi="ar_AE"/>
         </w:rPr>
+        <w:t>ὀνόματος</w:t>
+      </w:r>
+    </w:p>
+    <w:p>
+      <w:pPr>
+        <w:bidi/>
+      </w:pPr>
+      <w:r>
+        <w:rPr>
+          <w:lang w:val="ar_AE" w:bidi="ar_AE"/>
+        </w:rPr>
+      </w:r>
+      <w:r>
+        <w:rPr>
+          <w:b/>
+          <w:lang w:val="ar_AE" w:bidi="ar_AE"/>
+        </w:rPr>
         <w:t>"</w:t>
       </w:r>
       <w:r>
@@ -6892,6 +7861,23 @@
           <w:b/>
           <w:lang w:val="ar_AE" w:bidi="ar_AE"/>
         </w:rPr>
+        <w:t>ἐν τῷ αἰῶνι τούτῳ</w:t>
+      </w:r>
+    </w:p>
+    <w:p>
+      <w:pPr>
+        <w:bidi/>
+      </w:pPr>
+      <w:r>
+        <w:rPr>
+          <w:lang w:val="ar_AE" w:bidi="ar_AE"/>
+        </w:rPr>
+      </w:r>
+      <w:r>
+        <w:rPr>
+          <w:b/>
+          <w:lang w:val="ar_AE" w:bidi="ar_AE"/>
+        </w:rPr>
         <w:t>"</w:t>
       </w:r>
       <w:r>
@@ -6976,6 +7962,23 @@
           <w:b/>
           <w:lang w:val="ar_AE" w:bidi="ar_AE"/>
         </w:rPr>
+        <w:t>ἐν τῷ μέλλοντι</w:t>
+      </w:r>
+    </w:p>
+    <w:p>
+      <w:pPr>
+        <w:bidi/>
+      </w:pPr>
+      <w:r>
+        <w:rPr>
+          <w:lang w:val="ar_AE" w:bidi="ar_AE"/>
+        </w:rPr>
+      </w:r>
+      <w:r>
+        <w:rPr>
+          <w:b/>
+          <w:lang w:val="ar_AE" w:bidi="ar_AE"/>
+        </w:rPr>
         <w:t>"</w:t>
       </w:r>
       <w:r>
@@ -7060,6 +8063,23 @@
           <w:b/>
           <w:lang w:val="ar_AE" w:bidi="ar_AE"/>
         </w:rPr>
+        <w:t>ὑπὸ τοὺς πόδας αὐτοῦ</w:t>
+      </w:r>
+    </w:p>
+    <w:p>
+      <w:pPr>
+        <w:bidi/>
+      </w:pPr>
+      <w:r>
+        <w:rPr>
+          <w:lang w:val="ar_AE" w:bidi="ar_AE"/>
+        </w:rPr>
+      </w:r>
+      <w:r>
+        <w:rPr>
+          <w:b/>
+          <w:lang w:val="ar_AE" w:bidi="ar_AE"/>
+        </w:rPr>
         <w:t>"</w:t>
       </w:r>
       <w:r>
@@ -7179,6 +8199,23 @@
           <w:b/>
           <w:lang w:val="ar_AE" w:bidi="ar_AE"/>
         </w:rPr>
+        <w:t>κεφαλὴν ὑπὲρ πάντα</w:t>
+      </w:r>
+    </w:p>
+    <w:p>
+      <w:pPr>
+        <w:bidi/>
+      </w:pPr>
+      <w:r>
+        <w:rPr>
+          <w:lang w:val="ar_AE" w:bidi="ar_AE"/>
+        </w:rPr>
+      </w:r>
+      <w:r>
+        <w:rPr>
+          <w:b/>
+          <w:lang w:val="ar_AE" w:bidi="ar_AE"/>
+        </w:rPr>
         <w:t>"</w:t>
       </w:r>
       <w:r>
@@ -7298,6 +8335,23 @@
           <w:b/>
           <w:lang w:val="ar_AE" w:bidi="ar_AE"/>
         </w:rPr>
+        <w:t>τὸ σῶμα αὐτοῦ</w:t>
+      </w:r>
+    </w:p>
+    <w:p>
+      <w:pPr>
+        <w:bidi/>
+      </w:pPr>
+      <w:r>
+        <w:rPr>
+          <w:lang w:val="ar_AE" w:bidi="ar_AE"/>
+        </w:rPr>
+      </w:r>
+      <w:r>
+        <w:rPr>
+          <w:b/>
+          <w:lang w:val="ar_AE" w:bidi="ar_AE"/>
+        </w:rPr>
         <w:t>"</w:t>
       </w:r>
       <w:r>
@@ -7417,6 +8471,23 @@
           <w:b/>
           <w:lang w:val="ar_AE" w:bidi="ar_AE"/>
         </w:rPr>
+        <w:t>τὸ πλήρωμα τοῦ τὰ πάντα ἐν πᾶσιν πληρουμένου</w:t>
+      </w:r>
+    </w:p>
+    <w:p>
+      <w:pPr>
+        <w:bidi/>
+      </w:pPr>
+      <w:r>
+        <w:rPr>
+          <w:lang w:val="ar_AE" w:bidi="ar_AE"/>
+        </w:rPr>
+      </w:r>
+      <w:r>
+        <w:rPr>
+          <w:b/>
+          <w:lang w:val="ar_AE" w:bidi="ar_AE"/>
+        </w:rPr>
         <w:t>"</w:t>
       </w:r>
       <w:r>
@@ -7501,6 +8572,23 @@
           <w:b/>
           <w:lang w:val="ar_AE" w:bidi="ar_AE"/>
         </w:rPr>
+        <w:t>τὸ πλήρωμα</w:t>
+      </w:r>
+    </w:p>
+    <w:p>
+      <w:pPr>
+        <w:bidi/>
+      </w:pPr>
+      <w:r>
+        <w:rPr>
+          <w:lang w:val="ar_AE" w:bidi="ar_AE"/>
+        </w:rPr>
+      </w:r>
+      <w:r>
+        <w:rPr>
+          <w:b/>
+          <w:lang w:val="ar_AE" w:bidi="ar_AE"/>
+        </w:rPr>
         <w:t>"</w:t>
       </w:r>
       <w:r>
@@ -7669,6 +8757,23 @@
           <w:b/>
           <w:lang w:val="ar_AE" w:bidi="ar_AE"/>
         </w:rPr>
+        <w:t>ὑμᾶς ὄντας νεκροὺς τοῖς παραπτώμασιν καὶ ταῖς ἁμαρτίαις ὑμῶν</w:t>
+      </w:r>
+    </w:p>
+    <w:p>
+      <w:pPr>
+        <w:bidi/>
+      </w:pPr>
+      <w:r>
+        <w:rPr>
+          <w:lang w:val="ar_AE" w:bidi="ar_AE"/>
+        </w:rPr>
+      </w:r>
+      <w:r>
+        <w:rPr>
+          <w:b/>
+          <w:lang w:val="ar_AE" w:bidi="ar_AE"/>
+        </w:rPr>
         <w:t>"</w:t>
       </w:r>
       <w:r>
@@ -7788,6 +8893,23 @@
           <w:b/>
           <w:lang w:val="ar_AE" w:bidi="ar_AE"/>
         </w:rPr>
+        <w:t>τοῖς παραπτώμασιν καὶ ταῖς ἁμαρτίαις ὑμῶν</w:t>
+      </w:r>
+    </w:p>
+    <w:p>
+      <w:pPr>
+        <w:bidi/>
+      </w:pPr>
+      <w:r>
+        <w:rPr>
+          <w:lang w:val="ar_AE" w:bidi="ar_AE"/>
+        </w:rPr>
+      </w:r>
+      <w:r>
+        <w:rPr>
+          <w:b/>
+          <w:lang w:val="ar_AE" w:bidi="ar_AE"/>
+        </w:rPr>
         <w:t>"</w:t>
       </w:r>
       <w:r>
@@ -7907,6 +9029,23 @@
           <w:b/>
           <w:lang w:val="ar_AE" w:bidi="ar_AE"/>
         </w:rPr>
+        <w:t>τοῖς παραπτώμασιν καὶ ταῖς ἁμαρτίαις ὑμῶν</w:t>
+      </w:r>
+    </w:p>
+    <w:p>
+      <w:pPr>
+        <w:bidi/>
+      </w:pPr>
+      <w:r>
+        <w:rPr>
+          <w:lang w:val="ar_AE" w:bidi="ar_AE"/>
+        </w:rPr>
+      </w:r>
+      <w:r>
+        <w:rPr>
+          <w:b/>
+          <w:lang w:val="ar_AE" w:bidi="ar_AE"/>
+        </w:rPr>
         <w:t>"</w:t>
       </w:r>
       <w:r>
@@ -8026,6 +9165,23 @@
           <w:b/>
           <w:lang w:val="ar_AE" w:bidi="ar_AE"/>
         </w:rPr>
+        <w:t>ἐν αἷς ποτε περιεπατήσατε</w:t>
+      </w:r>
+    </w:p>
+    <w:p>
+      <w:pPr>
+        <w:bidi/>
+      </w:pPr>
+      <w:r>
+        <w:rPr>
+          <w:lang w:val="ar_AE" w:bidi="ar_AE"/>
+        </w:rPr>
+      </w:r>
+      <w:r>
+        <w:rPr>
+          <w:b/>
+          <w:lang w:val="ar_AE" w:bidi="ar_AE"/>
+        </w:rPr>
         <w:t>"</w:t>
       </w:r>
       <w:r>
@@ -8145,6 +9301,23 @@
           <w:b/>
           <w:lang w:val="ar_AE" w:bidi="ar_AE"/>
         </w:rPr>
+        <w:t>κατὰ τὸν αἰῶνα τοῦ κόσμου τούτου</w:t>
+      </w:r>
+    </w:p>
+    <w:p>
+      <w:pPr>
+        <w:bidi/>
+      </w:pPr>
+      <w:r>
+        <w:rPr>
+          <w:lang w:val="ar_AE" w:bidi="ar_AE"/>
+        </w:rPr>
+      </w:r>
+      <w:r>
+        <w:rPr>
+          <w:b/>
+          <w:lang w:val="ar_AE" w:bidi="ar_AE"/>
+        </w:rPr>
         <w:t>"</w:t>
       </w:r>
       <w:r>
@@ -8348,6 +9521,23 @@
           <w:b/>
           <w:lang w:val="ar_AE" w:bidi="ar_AE"/>
         </w:rPr>
+        <w:t>τοῦ πνεύματος τοῦ νῦν ἐνεργοῦντος</w:t>
+      </w:r>
+    </w:p>
+    <w:p>
+      <w:pPr>
+        <w:bidi/>
+      </w:pPr>
+      <w:r>
+        <w:rPr>
+          <w:lang w:val="ar_AE" w:bidi="ar_AE"/>
+        </w:rPr>
+      </w:r>
+      <w:r>
+        <w:rPr>
+          <w:b/>
+          <w:lang w:val="ar_AE" w:bidi="ar_AE"/>
+        </w:rPr>
         <w:t>"</w:t>
       </w:r>
       <w:r>
@@ -8432,6 +9622,23 @@
           <w:b/>
           <w:lang w:val="ar_AE" w:bidi="ar_AE"/>
         </w:rPr>
+        <w:t>τοῖς υἱοῖς τῆς ἀπειθείας</w:t>
+      </w:r>
+    </w:p>
+    <w:p>
+      <w:pPr>
+        <w:bidi/>
+      </w:pPr>
+      <w:r>
+        <w:rPr>
+          <w:lang w:val="ar_AE" w:bidi="ar_AE"/>
+        </w:rPr>
+      </w:r>
+      <w:r>
+        <w:rPr>
+          <w:b/>
+          <w:lang w:val="ar_AE" w:bidi="ar_AE"/>
+        </w:rPr>
         <w:t>"</w:t>
       </w:r>
       <w:r>
@@ -8538,6 +9745,23 @@
           <w:b/>
           <w:lang w:val="ar_AE" w:bidi="ar_AE"/>
         </w:rPr>
+        <w:t>τὰ θελήματα τῆς σαρκὸς καὶ τῶν διανοιῶν</w:t>
+      </w:r>
+    </w:p>
+    <w:p>
+      <w:pPr>
+        <w:bidi/>
+      </w:pPr>
+      <w:r>
+        <w:rPr>
+          <w:lang w:val="ar_AE" w:bidi="ar_AE"/>
+        </w:rPr>
+      </w:r>
+      <w:r>
+        <w:rPr>
+          <w:b/>
+          <w:lang w:val="ar_AE" w:bidi="ar_AE"/>
+        </w:rPr>
         <w:t>"</w:t>
       </w:r>
       <w:r>
@@ -8670,6 +9894,23 @@
           <w:b/>
           <w:lang w:val="ar_AE" w:bidi="ar_AE"/>
         </w:rPr>
+        <w:t>τέκνα &amp; ὀργῆς</w:t>
+      </w:r>
+    </w:p>
+    <w:p>
+      <w:pPr>
+        <w:bidi/>
+      </w:pPr>
+      <w:r>
+        <w:rPr>
+          <w:lang w:val="ar_AE" w:bidi="ar_AE"/>
+        </w:rPr>
+      </w:r>
+      <w:r>
+        <w:rPr>
+          <w:b/>
+          <w:lang w:val="ar_AE" w:bidi="ar_AE"/>
+        </w:rPr>
         <w:t>"</w:t>
       </w:r>
       <w:r>
@@ -8776,6 +10017,23 @@
           <w:b/>
           <w:lang w:val="ar_AE" w:bidi="ar_AE"/>
         </w:rPr>
+        <w:t>δὲ</w:t>
+      </w:r>
+    </w:p>
+    <w:p>
+      <w:pPr>
+        <w:bidi/>
+      </w:pPr>
+      <w:r>
+        <w:rPr>
+          <w:lang w:val="ar_AE" w:bidi="ar_AE"/>
+        </w:rPr>
+      </w:r>
+      <w:r>
+        <w:rPr>
+          <w:b/>
+          <w:lang w:val="ar_AE" w:bidi="ar_AE"/>
+        </w:rPr>
         <w:t>"ولكن"</w:t>
       </w:r>
     </w:p>
@@ -8881,6 +10139,23 @@
           <w:b/>
           <w:lang w:val="ar_AE" w:bidi="ar_AE"/>
         </w:rPr>
+        <w:t>Θεὸς πλούσιος ὢν ἐν ἐλέει</w:t>
+      </w:r>
+    </w:p>
+    <w:p>
+      <w:pPr>
+        <w:bidi/>
+      </w:pPr>
+      <w:r>
+        <w:rPr>
+          <w:lang w:val="ar_AE" w:bidi="ar_AE"/>
+        </w:rPr>
+      </w:r>
+      <w:r>
+        <w:rPr>
+          <w:b/>
+          <w:lang w:val="ar_AE" w:bidi="ar_AE"/>
+        </w:rPr>
         <w:t>"</w:t>
       </w:r>
       <w:r>
@@ -9000,6 +10275,23 @@
           <w:b/>
           <w:lang w:val="ar_AE" w:bidi="ar_AE"/>
         </w:rPr>
+        <w:t>διὰ τὴν πολλὴν ἀγάπην αὐτοῦ, ἣν ἠγάπησεν ἡμᾶς</w:t>
+      </w:r>
+    </w:p>
+    <w:p>
+      <w:pPr>
+        <w:bidi/>
+      </w:pPr>
+      <w:r>
+        <w:rPr>
+          <w:lang w:val="ar_AE" w:bidi="ar_AE"/>
+        </w:rPr>
+      </w:r>
+      <w:r>
+        <w:rPr>
+          <w:b/>
+          <w:lang w:val="ar_AE" w:bidi="ar_AE"/>
+        </w:rPr>
         <w:t>"</w:t>
       </w:r>
       <w:r>
@@ -9119,6 +10411,23 @@
           <w:b/>
           <w:lang w:val="ar_AE" w:bidi="ar_AE"/>
         </w:rPr>
+        <w:t>χάριτί ἐστε σεσῳσμένοι</w:t>
+      </w:r>
+    </w:p>
+    <w:p>
+      <w:pPr>
+        <w:bidi/>
+      </w:pPr>
+      <w:r>
+        <w:rPr>
+          <w:lang w:val="ar_AE" w:bidi="ar_AE"/>
+        </w:rPr>
+      </w:r>
+      <w:r>
+        <w:rPr>
+          <w:b/>
+          <w:lang w:val="ar_AE" w:bidi="ar_AE"/>
+        </w:rPr>
         <w:t>"</w:t>
       </w:r>
       <w:r>
@@ -9225,6 +10534,23 @@
           <w:b/>
           <w:lang w:val="ar_AE" w:bidi="ar_AE"/>
         </w:rPr>
+        <w:t>χάριτί ἐστε σεσῳσμένοι</w:t>
+      </w:r>
+    </w:p>
+    <w:p>
+      <w:pPr>
+        <w:bidi/>
+      </w:pPr>
+      <w:r>
+        <w:rPr>
+          <w:lang w:val="ar_AE" w:bidi="ar_AE"/>
+        </w:rPr>
+      </w:r>
+      <w:r>
+        <w:rPr>
+          <w:b/>
+          <w:lang w:val="ar_AE" w:bidi="ar_AE"/>
+        </w:rPr>
         <w:t>"</w:t>
       </w:r>
       <w:r>
@@ -9344,6 +10670,23 @@
           <w:b/>
           <w:lang w:val="ar_AE" w:bidi="ar_AE"/>
         </w:rPr>
+        <w:t>συνήγειρεν</w:t>
+      </w:r>
+    </w:p>
+    <w:p>
+      <w:pPr>
+        <w:bidi/>
+      </w:pPr>
+      <w:r>
+        <w:rPr>
+          <w:lang w:val="ar_AE" w:bidi="ar_AE"/>
+        </w:rPr>
+      </w:r>
+      <w:r>
+        <w:rPr>
+          <w:b/>
+          <w:lang w:val="ar_AE" w:bidi="ar_AE"/>
+        </w:rPr>
         <w:t>"</w:t>
       </w:r>
       <w:r>
@@ -9463,6 +10806,23 @@
           <w:b/>
           <w:lang w:val="ar_AE" w:bidi="ar_AE"/>
         </w:rPr>
+        <w:t>συνήγειρεν</w:t>
+      </w:r>
+    </w:p>
+    <w:p>
+      <w:pPr>
+        <w:bidi/>
+      </w:pPr>
+      <w:r>
+        <w:rPr>
+          <w:lang w:val="ar_AE" w:bidi="ar_AE"/>
+        </w:rPr>
+      </w:r>
+      <w:r>
+        <w:rPr>
+          <w:b/>
+          <w:lang w:val="ar_AE" w:bidi="ar_AE"/>
+        </w:rPr>
         <w:t>"</w:t>
       </w:r>
       <w:r>
@@ -9569,6 +10929,23 @@
           <w:b/>
           <w:lang w:val="ar_AE" w:bidi="ar_AE"/>
         </w:rPr>
+        <w:t>συνεκάθισεν</w:t>
+      </w:r>
+    </w:p>
+    <w:p>
+      <w:pPr>
+        <w:bidi/>
+      </w:pPr>
+      <w:r>
+        <w:rPr>
+          <w:lang w:val="ar_AE" w:bidi="ar_AE"/>
+        </w:rPr>
+      </w:r>
+      <w:r>
+        <w:rPr>
+          <w:b/>
+          <w:lang w:val="ar_AE" w:bidi="ar_AE"/>
+        </w:rPr>
         <w:t>"</w:t>
       </w:r>
       <w:r>
@@ -9672,6 +11049,23 @@
         <w:rPr>
           <w:lang w:val="ar_AE" w:bidi="ar_AE"/>
         </w:rPr>
+      </w:r>
+    </w:p>
+    <w:p>
+      <w:pPr>
+        <w:bidi/>
+      </w:pPr>
+      <w:r>
+        <w:rPr>
+          <w:lang w:val="ar_AE" w:bidi="ar_AE"/>
+        </w:rPr>
+      </w:r>
+      <w:r>
+        <w:rPr>
+          <w:b/>
+          <w:lang w:val="ar_AE" w:bidi="ar_AE"/>
+        </w:rPr>
+        <w:t>ἐν τοῖς ἐπουρανίοις</w:t>
       </w:r>
     </w:p>
     <w:p>
@@ -9803,6 +11197,23 @@
           <w:b/>
           <w:lang w:val="ar_AE" w:bidi="ar_AE"/>
         </w:rPr>
+        <w:t>ἐν Χριστῷ Ἰησοῦ</w:t>
+      </w:r>
+    </w:p>
+    <w:p>
+      <w:pPr>
+        <w:bidi/>
+      </w:pPr>
+      <w:r>
+        <w:rPr>
+          <w:lang w:val="ar_AE" w:bidi="ar_AE"/>
+        </w:rPr>
+      </w:r>
+      <w:r>
+        <w:rPr>
+          <w:b/>
+          <w:lang w:val="ar_AE" w:bidi="ar_AE"/>
+        </w:rPr>
         <w:t>"</w:t>
       </w:r>
       <w:r>
@@ -9900,6 +11311,23 @@
           <w:b/>
           <w:lang w:val="ar_AE" w:bidi="ar_AE"/>
         </w:rPr>
+        <w:t>ἵνα</w:t>
+      </w:r>
+    </w:p>
+    <w:p>
+      <w:pPr>
+        <w:bidi/>
+      </w:pPr>
+      <w:r>
+        <w:rPr>
+          <w:lang w:val="ar_AE" w:bidi="ar_AE"/>
+        </w:rPr>
+      </w:r>
+      <w:r>
+        <w:rPr>
+          <w:b/>
+          <w:lang w:val="ar_AE" w:bidi="ar_AE"/>
+        </w:rPr>
         <w:t>"</w:t>
       </w:r>
       <w:r>
@@ -10019,6 +11447,23 @@
           <w:b/>
           <w:lang w:val="ar_AE" w:bidi="ar_AE"/>
         </w:rPr>
+        <w:t>ἐν τοῖς αἰῶσιν, τοῖς ἐπερχομένοις</w:t>
+      </w:r>
+    </w:p>
+    <w:p>
+      <w:pPr>
+        <w:bidi/>
+      </w:pPr>
+      <w:r>
+        <w:rPr>
+          <w:lang w:val="ar_AE" w:bidi="ar_AE"/>
+        </w:rPr>
+      </w:r>
+      <w:r>
+        <w:rPr>
+          <w:b/>
+          <w:lang w:val="ar_AE" w:bidi="ar_AE"/>
+        </w:rPr>
         <w:t>"</w:t>
       </w:r>
       <w:r>
@@ -10103,6 +11548,23 @@
           <w:b/>
           <w:lang w:val="ar_AE" w:bidi="ar_AE"/>
         </w:rPr>
+        <w:t>γὰρ</w:t>
+      </w:r>
+    </w:p>
+    <w:p>
+      <w:pPr>
+        <w:bidi/>
+      </w:pPr>
+      <w:r>
+        <w:rPr>
+          <w:lang w:val="ar_AE" w:bidi="ar_AE"/>
+        </w:rPr>
+      </w:r>
+      <w:r>
+        <w:rPr>
+          <w:b/>
+          <w:lang w:val="ar_AE" w:bidi="ar_AE"/>
+        </w:rPr>
         <w:t>"</w:t>
       </w:r>
       <w:r>
@@ -10206,6 +11668,23 @@
         <w:rPr>
           <w:lang w:val="ar_AE" w:bidi="ar_AE"/>
         </w:rPr>
+      </w:r>
+    </w:p>
+    <w:p>
+      <w:pPr>
+        <w:bidi/>
+      </w:pPr>
+      <w:r>
+        <w:rPr>
+          <w:lang w:val="ar_AE" w:bidi="ar_AE"/>
+        </w:rPr>
+      </w:r>
+      <w:r>
+        <w:rPr>
+          <w:b/>
+          <w:lang w:val="ar_AE" w:bidi="ar_AE"/>
+        </w:rPr>
+        <w:t>τῇ γὰρ χάριτί ἐστε σεσῳσμένοι διὰ πίστεως</w:t>
       </w:r>
     </w:p>
     <w:p>
@@ -10452,6 +11931,23 @@
           <w:b/>
           <w:lang w:val="ar_AE" w:bidi="ar_AE"/>
         </w:rPr>
+        <w:t>τοῦτο</w:t>
+      </w:r>
+    </w:p>
+    <w:p>
+      <w:pPr>
+        <w:bidi/>
+      </w:pPr>
+      <w:r>
+        <w:rPr>
+          <w:lang w:val="ar_AE" w:bidi="ar_AE"/>
+        </w:rPr>
+      </w:r>
+      <w:r>
+        <w:rPr>
+          <w:b/>
+          <w:lang w:val="ar_AE" w:bidi="ar_AE"/>
+        </w:rPr>
         <w:t>"</w:t>
       </w:r>
       <w:r>
@@ -10771,6 +12267,23 @@
           <w:b/>
           <w:lang w:val="ar_AE" w:bidi="ar_AE"/>
         </w:rPr>
+        <w:t>γάρ</w:t>
+      </w:r>
+    </w:p>
+    <w:p>
+      <w:pPr>
+        <w:bidi/>
+      </w:pPr>
+      <w:r>
+        <w:rPr>
+          <w:lang w:val="ar_AE" w:bidi="ar_AE"/>
+        </w:rPr>
+      </w:r>
+      <w:r>
+        <w:rPr>
+          <w:b/>
+          <w:lang w:val="ar_AE" w:bidi="ar_AE"/>
+        </w:rPr>
         <w:t>"</w:t>
       </w:r>
       <w:r>
@@ -10890,6 +12403,23 @@
           <w:b/>
           <w:lang w:val="ar_AE" w:bidi="ar_AE"/>
         </w:rPr>
+        <w:t>ἐν Χριστῷ Ἰησοῦ</w:t>
+      </w:r>
+    </w:p>
+    <w:p>
+      <w:pPr>
+        <w:bidi/>
+      </w:pPr>
+      <w:r>
+        <w:rPr>
+          <w:lang w:val="ar_AE" w:bidi="ar_AE"/>
+        </w:rPr>
+      </w:r>
+      <w:r>
+        <w:rPr>
+          <w:b/>
+          <w:lang w:val="ar_AE" w:bidi="ar_AE"/>
+        </w:rPr>
         <w:t>"</w:t>
       </w:r>
       <w:r>
@@ -10987,6 +12517,23 @@
           <w:b/>
           <w:lang w:val="ar_AE" w:bidi="ar_AE"/>
         </w:rPr>
+        <w:t>ἵνα</w:t>
+      </w:r>
+    </w:p>
+    <w:p>
+      <w:pPr>
+        <w:bidi/>
+      </w:pPr>
+      <w:r>
+        <w:rPr>
+          <w:lang w:val="ar_AE" w:bidi="ar_AE"/>
+        </w:rPr>
+      </w:r>
+      <w:r>
+        <w:rPr>
+          <w:b/>
+          <w:lang w:val="ar_AE" w:bidi="ar_AE"/>
+        </w:rPr>
         <w:t>"</w:t>
       </w:r>
       <w:r>
@@ -11106,6 +12653,23 @@
           <w:b/>
           <w:lang w:val="ar_AE" w:bidi="ar_AE"/>
         </w:rPr>
+        <w:t>ἐν αὐτοῖς περιπατήσωμεν</w:t>
+      </w:r>
+    </w:p>
+    <w:p>
+      <w:pPr>
+        <w:bidi/>
+      </w:pPr>
+      <w:r>
+        <w:rPr>
+          <w:lang w:val="ar_AE" w:bidi="ar_AE"/>
+        </w:rPr>
+      </w:r>
+      <w:r>
+        <w:rPr>
+          <w:b/>
+          <w:lang w:val="ar_AE" w:bidi="ar_AE"/>
+        </w:rPr>
         <w:t>"</w:t>
       </w:r>
       <w:r>
@@ -11238,6 +12802,23 @@
           <w:b/>
           <w:lang w:val="ar_AE" w:bidi="ar_AE"/>
         </w:rPr>
+        <w:t>διὸ</w:t>
+      </w:r>
+    </w:p>
+    <w:p>
+      <w:pPr>
+        <w:bidi/>
+      </w:pPr>
+      <w:r>
+        <w:rPr>
+          <w:lang w:val="ar_AE" w:bidi="ar_AE"/>
+        </w:rPr>
+      </w:r>
+      <w:r>
+        <w:rPr>
+          <w:b/>
+          <w:lang w:val="ar_AE" w:bidi="ar_AE"/>
+        </w:rPr>
         <w:t>"</w:t>
       </w:r>
       <w:r>
@@ -11427,6 +13008,23 @@
           <w:b/>
           <w:lang w:val="ar_AE" w:bidi="ar_AE"/>
         </w:rPr>
+        <w:t>τὰ ἔθνη ἐν σαρκί</w:t>
+      </w:r>
+    </w:p>
+    <w:p>
+      <w:pPr>
+        <w:bidi/>
+      </w:pPr>
+      <w:r>
+        <w:rPr>
+          <w:lang w:val="ar_AE" w:bidi="ar_AE"/>
+        </w:rPr>
+      </w:r>
+      <w:r>
+        <w:rPr>
+          <w:b/>
+          <w:lang w:val="ar_AE" w:bidi="ar_AE"/>
+        </w:rPr>
         <w:t>"</w:t>
       </w:r>
       <w:r>
@@ -11546,6 +13144,23 @@
           <w:b/>
           <w:lang w:val="ar_AE" w:bidi="ar_AE"/>
         </w:rPr>
+        <w:t>ἀκροβυστία</w:t>
+      </w:r>
+    </w:p>
+    <w:p>
+      <w:pPr>
+        <w:bidi/>
+      </w:pPr>
+      <w:r>
+        <w:rPr>
+          <w:lang w:val="ar_AE" w:bidi="ar_AE"/>
+        </w:rPr>
+      </w:r>
+      <w:r>
+        <w:rPr>
+          <w:b/>
+          <w:lang w:val="ar_AE" w:bidi="ar_AE"/>
+        </w:rPr>
         <w:t>"</w:t>
       </w:r>
       <w:r>
@@ -11652,6 +13267,23 @@
           <w:b/>
           <w:lang w:val="ar_AE" w:bidi="ar_AE"/>
         </w:rPr>
+        <w:t>περιτομῆς</w:t>
+      </w:r>
+    </w:p>
+    <w:p>
+      <w:pPr>
+        <w:bidi/>
+      </w:pPr>
+      <w:r>
+        <w:rPr>
+          <w:lang w:val="ar_AE" w:bidi="ar_AE"/>
+        </w:rPr>
+      </w:r>
+      <w:r>
+        <w:rPr>
+          <w:b/>
+          <w:lang w:val="ar_AE" w:bidi="ar_AE"/>
+        </w:rPr>
         <w:t>"</w:t>
       </w:r>
       <w:r>
@@ -11771,6 +13403,23 @@
           <w:b/>
           <w:lang w:val="ar_AE" w:bidi="ar_AE"/>
         </w:rPr>
+        <w:t>ὑπὸ τῆς λεγομένης</w:t>
+      </w:r>
+    </w:p>
+    <w:p>
+      <w:pPr>
+        <w:bidi/>
+      </w:pPr>
+      <w:r>
+        <w:rPr>
+          <w:lang w:val="ar_AE" w:bidi="ar_AE"/>
+        </w:rPr>
+      </w:r>
+      <w:r>
+        <w:rPr>
+          <w:b/>
+          <w:lang w:val="ar_AE" w:bidi="ar_AE"/>
+        </w:rPr>
         <w:t>"</w:t>
       </w:r>
       <w:r>
@@ -11961,6 +13610,23 @@
           <w:b/>
           <w:lang w:val="ar_AE" w:bidi="ar_AE"/>
         </w:rPr>
+        <w:t>ὅτι</w:t>
+      </w:r>
+    </w:p>
+    <w:p>
+      <w:pPr>
+        <w:bidi/>
+      </w:pPr>
+      <w:r>
+        <w:rPr>
+          <w:lang w:val="ar_AE" w:bidi="ar_AE"/>
+        </w:rPr>
+      </w:r>
+      <w:r>
+        <w:rPr>
+          <w:b/>
+          <w:lang w:val="ar_AE" w:bidi="ar_AE"/>
+        </w:rPr>
         <w:t>"</w:t>
       </w:r>
       <w:r>
@@ -12080,6 +13746,23 @@
           <w:b/>
           <w:lang w:val="ar_AE" w:bidi="ar_AE"/>
         </w:rPr>
+        <w:t>χωρὶς Χριστοῦ</w:t>
+      </w:r>
+    </w:p>
+    <w:p>
+      <w:pPr>
+        <w:bidi/>
+      </w:pPr>
+      <w:r>
+        <w:rPr>
+          <w:lang w:val="ar_AE" w:bidi="ar_AE"/>
+        </w:rPr>
+      </w:r>
+      <w:r>
+        <w:rPr>
+          <w:b/>
+          <w:lang w:val="ar_AE" w:bidi="ar_AE"/>
+        </w:rPr>
         <w:t>"</w:t>
       </w:r>
       <w:r>
@@ -12164,6 +13847,23 @@
           <w:b/>
           <w:lang w:val="ar_AE" w:bidi="ar_AE"/>
         </w:rPr>
+        <w:t>ξένοι τῶν διαθηκῶν τῆς ἐπαγγελίας</w:t>
+      </w:r>
+    </w:p>
+    <w:p>
+      <w:pPr>
+        <w:bidi/>
+      </w:pPr>
+      <w:r>
+        <w:rPr>
+          <w:lang w:val="ar_AE" w:bidi="ar_AE"/>
+        </w:rPr>
+      </w:r>
+      <w:r>
+        <w:rPr>
+          <w:b/>
+          <w:lang w:val="ar_AE" w:bidi="ar_AE"/>
+        </w:rPr>
         <w:t>"</w:t>
       </w:r>
       <w:r>
@@ -12270,6 +13970,23 @@
           <w:b/>
           <w:lang w:val="ar_AE" w:bidi="ar_AE"/>
         </w:rPr>
+        <w:t>δὲ</w:t>
+      </w:r>
+    </w:p>
+    <w:p>
+      <w:pPr>
+        <w:bidi/>
+      </w:pPr>
+      <w:r>
+        <w:rPr>
+          <w:lang w:val="ar_AE" w:bidi="ar_AE"/>
+        </w:rPr>
+      </w:r>
+      <w:r>
+        <w:rPr>
+          <w:b/>
+          <w:lang w:val="ar_AE" w:bidi="ar_AE"/>
+        </w:rPr>
         <w:t>"</w:t>
       </w:r>
       <w:r>
@@ -12389,6 +14106,23 @@
           <w:b/>
           <w:lang w:val="ar_AE" w:bidi="ar_AE"/>
         </w:rPr>
+        <w:t>ὑμεῖς οἵ ποτε ὄντες μακρὰν, ἐγενήθητε ἐγγὺς ἐν τῷ αἵματι τοῦ Χριστοῦ</w:t>
+      </w:r>
+    </w:p>
+    <w:p>
+      <w:pPr>
+        <w:bidi/>
+      </w:pPr>
+      <w:r>
+        <w:rPr>
+          <w:lang w:val="ar_AE" w:bidi="ar_AE"/>
+        </w:rPr>
+      </w:r>
+      <w:r>
+        <w:rPr>
+          <w:b/>
+          <w:lang w:val="ar_AE" w:bidi="ar_AE"/>
+        </w:rPr>
         <w:t>"</w:t>
       </w:r>
       <w:r>
@@ -12534,6 +14268,23 @@
           <w:b/>
           <w:lang w:val="ar_AE" w:bidi="ar_AE"/>
         </w:rPr>
+        <w:t>ἐν τῷ αἵματι τοῦ Χριστοῦ</w:t>
+      </w:r>
+    </w:p>
+    <w:p>
+      <w:pPr>
+        <w:bidi/>
+      </w:pPr>
+      <w:r>
+        <w:rPr>
+          <w:lang w:val="ar_AE" w:bidi="ar_AE"/>
+        </w:rPr>
+      </w:r>
+      <w:r>
+        <w:rPr>
+          <w:b/>
+          <w:lang w:val="ar_AE" w:bidi="ar_AE"/>
+        </w:rPr>
         <w:t>"</w:t>
       </w:r>
       <w:r>
@@ -12653,6 +14404,23 @@
           <w:b/>
           <w:lang w:val="ar_AE" w:bidi="ar_AE"/>
         </w:rPr>
+        <w:t>γάρ</w:t>
+      </w:r>
+    </w:p>
+    <w:p>
+      <w:pPr>
+        <w:bidi/>
+      </w:pPr>
+      <w:r>
+        <w:rPr>
+          <w:lang w:val="ar_AE" w:bidi="ar_AE"/>
+        </w:rPr>
+      </w:r>
+      <w:r>
+        <w:rPr>
+          <w:b/>
+          <w:lang w:val="ar_AE" w:bidi="ar_AE"/>
+        </w:rPr>
         <w:t>"</w:t>
       </w:r>
       <w:r>
@@ -12772,6 +14540,23 @@
           <w:b/>
           <w:lang w:val="ar_AE" w:bidi="ar_AE"/>
         </w:rPr>
+        <w:t>αὐτὸς &amp; ἐστιν ἡ εἰρήνη ἡμῶν</w:t>
+      </w:r>
+    </w:p>
+    <w:p>
+      <w:pPr>
+        <w:bidi/>
+      </w:pPr>
+      <w:r>
+        <w:rPr>
+          <w:lang w:val="ar_AE" w:bidi="ar_AE"/>
+        </w:rPr>
+      </w:r>
+      <w:r>
+        <w:rPr>
+          <w:b/>
+          <w:lang w:val="ar_AE" w:bidi="ar_AE"/>
+        </w:rPr>
         <w:t>"</w:t>
       </w:r>
       <w:r>
@@ -12856,6 +14641,23 @@
           <w:b/>
           <w:lang w:val="ar_AE" w:bidi="ar_AE"/>
         </w:rPr>
+        <w:t>ἡ εἰρήνη ἡμῶν</w:t>
+      </w:r>
+    </w:p>
+    <w:p>
+      <w:pPr>
+        <w:bidi/>
+      </w:pPr>
+      <w:r>
+        <w:rPr>
+          <w:lang w:val="ar_AE" w:bidi="ar_AE"/>
+        </w:rPr>
+      </w:r>
+      <w:r>
+        <w:rPr>
+          <w:b/>
+          <w:lang w:val="ar_AE" w:bidi="ar_AE"/>
+        </w:rPr>
         <w:t>"</w:t>
       </w:r>
       <w:r>
@@ -12962,6 +14764,23 @@
           <w:b/>
           <w:lang w:val="ar_AE" w:bidi="ar_AE"/>
         </w:rPr>
+        <w:t>ὁ ποιήσας τὰ ἀμφότερα ἓν</w:t>
+      </w:r>
+    </w:p>
+    <w:p>
+      <w:pPr>
+        <w:bidi/>
+      </w:pPr>
+      <w:r>
+        <w:rPr>
+          <w:lang w:val="ar_AE" w:bidi="ar_AE"/>
+        </w:rPr>
+      </w:r>
+      <w:r>
+        <w:rPr>
+          <w:b/>
+          <w:lang w:val="ar_AE" w:bidi="ar_AE"/>
+        </w:rPr>
         <w:t>"</w:t>
       </w:r>
       <w:r>
@@ -13046,6 +14865,23 @@
           <w:b/>
           <w:lang w:val="ar_AE" w:bidi="ar_AE"/>
         </w:rPr>
+        <w:t>ἐν τῇ σαρκὶ αὐτοῦ</w:t>
+      </w:r>
+    </w:p>
+    <w:p>
+      <w:pPr>
+        <w:bidi/>
+      </w:pPr>
+      <w:r>
+        <w:rPr>
+          <w:lang w:val="ar_AE" w:bidi="ar_AE"/>
+        </w:rPr>
+      </w:r>
+      <w:r>
+        <w:rPr>
+          <w:b/>
+          <w:lang w:val="ar_AE" w:bidi="ar_AE"/>
+        </w:rPr>
         <w:t>"بِجَسَدِهِ"</w:t>
       </w:r>
     </w:p>
@@ -13151,6 +14987,23 @@
           <w:b/>
           <w:lang w:val="ar_AE" w:bidi="ar_AE"/>
         </w:rPr>
+        <w:t>τὸ μεσότοιχον τοῦ φραγμοῦ &amp; τὴν ἔχθραν</w:t>
+      </w:r>
+    </w:p>
+    <w:p>
+      <w:pPr>
+        <w:bidi/>
+      </w:pPr>
+      <w:r>
+        <w:rPr>
+          <w:lang w:val="ar_AE" w:bidi="ar_AE"/>
+        </w:rPr>
+      </w:r>
+      <w:r>
+        <w:rPr>
+          <w:b/>
+          <w:lang w:val="ar_AE" w:bidi="ar_AE"/>
+        </w:rPr>
         <w:t>"</w:t>
       </w:r>
       <w:r>
@@ -13367,6 +15220,23 @@
           <w:b/>
           <w:lang w:val="ar_AE" w:bidi="ar_AE"/>
         </w:rPr>
+        <w:t>ἵνα</w:t>
+      </w:r>
+    </w:p>
+    <w:p>
+      <w:pPr>
+        <w:bidi/>
+      </w:pPr>
+      <w:r>
+        <w:rPr>
+          <w:lang w:val="ar_AE" w:bidi="ar_AE"/>
+        </w:rPr>
+      </w:r>
+      <w:r>
+        <w:rPr>
+          <w:b/>
+          <w:lang w:val="ar_AE" w:bidi="ar_AE"/>
+        </w:rPr>
         <w:t>"</w:t>
       </w:r>
       <w:r>
@@ -13486,6 +15356,23 @@
           <w:b/>
           <w:lang w:val="ar_AE" w:bidi="ar_AE"/>
         </w:rPr>
+        <w:t>ἕνα καινὸν ἄνθρωπον</w:t>
+      </w:r>
+    </w:p>
+    <w:p>
+      <w:pPr>
+        <w:bidi/>
+      </w:pPr>
+      <w:r>
+        <w:rPr>
+          <w:lang w:val="ar_AE" w:bidi="ar_AE"/>
+        </w:rPr>
+      </w:r>
+      <w:r>
+        <w:rPr>
+          <w:b/>
+          <w:lang w:val="ar_AE" w:bidi="ar_AE"/>
+        </w:rPr>
         <w:t>"</w:t>
       </w:r>
       <w:r>
@@ -13605,6 +15492,23 @@
           <w:b/>
           <w:lang w:val="ar_AE" w:bidi="ar_AE"/>
         </w:rPr>
+        <w:t>ἐν αὑτῷ</w:t>
+      </w:r>
+    </w:p>
+    <w:p>
+      <w:pPr>
+        <w:bidi/>
+      </w:pPr>
+      <w:r>
+        <w:rPr>
+          <w:lang w:val="ar_AE" w:bidi="ar_AE"/>
+        </w:rPr>
+      </w:r>
+      <w:r>
+        <w:rPr>
+          <w:b/>
+          <w:lang w:val="ar_AE" w:bidi="ar_AE"/>
+        </w:rPr>
         <w:t>"</w:t>
       </w:r>
       <w:r>
@@ -13711,6 +15615,23 @@
           <w:b/>
           <w:lang w:val="ar_AE" w:bidi="ar_AE"/>
         </w:rPr>
+        <w:t>ἀποκαταλλάξῃ τοὺς ἀμφοτέρους</w:t>
+      </w:r>
+    </w:p>
+    <w:p>
+      <w:pPr>
+        <w:bidi/>
+      </w:pPr>
+      <w:r>
+        <w:rPr>
+          <w:lang w:val="ar_AE" w:bidi="ar_AE"/>
+        </w:rPr>
+      </w:r>
+      <w:r>
+        <w:rPr>
+          <w:b/>
+          <w:lang w:val="ar_AE" w:bidi="ar_AE"/>
+        </w:rPr>
         <w:t>"</w:t>
       </w:r>
       <w:r>
@@ -13795,6 +15716,23 @@
           <w:b/>
           <w:lang w:val="ar_AE" w:bidi="ar_AE"/>
         </w:rPr>
+        <w:t>ἐν ἑνὶ σώματι</w:t>
+      </w:r>
+    </w:p>
+    <w:p>
+      <w:pPr>
+        <w:bidi/>
+      </w:pPr>
+      <w:r>
+        <w:rPr>
+          <w:lang w:val="ar_AE" w:bidi="ar_AE"/>
+        </w:rPr>
+      </w:r>
+      <w:r>
+        <w:rPr>
+          <w:b/>
+          <w:lang w:val="ar_AE" w:bidi="ar_AE"/>
+        </w:rPr>
         <w:t>"</w:t>
       </w:r>
       <w:r>
@@ -13914,6 +15852,23 @@
           <w:b/>
           <w:lang w:val="ar_AE" w:bidi="ar_AE"/>
         </w:rPr>
+        <w:t>διὰ τοῦ σταυροῦ</w:t>
+      </w:r>
+    </w:p>
+    <w:p>
+      <w:pPr>
+        <w:bidi/>
+      </w:pPr>
+      <w:r>
+        <w:rPr>
+          <w:lang w:val="ar_AE" w:bidi="ar_AE"/>
+        </w:rPr>
+      </w:r>
+      <w:r>
+        <w:rPr>
+          <w:b/>
+          <w:lang w:val="ar_AE" w:bidi="ar_AE"/>
+        </w:rPr>
         <w:t>"</w:t>
       </w:r>
       <w:r>
@@ -14033,6 +15988,23 @@
           <w:b/>
           <w:lang w:val="ar_AE" w:bidi="ar_AE"/>
         </w:rPr>
+        <w:t>ἀποκτείνας τὴν ἔχθραν</w:t>
+      </w:r>
+    </w:p>
+    <w:p>
+      <w:pPr>
+        <w:bidi/>
+      </w:pPr>
+      <w:r>
+        <w:rPr>
+          <w:lang w:val="ar_AE" w:bidi="ar_AE"/>
+        </w:rPr>
+      </w:r>
+      <w:r>
+        <w:rPr>
+          <w:b/>
+          <w:lang w:val="ar_AE" w:bidi="ar_AE"/>
+        </w:rPr>
         <w:t>"</w:t>
       </w:r>
       <w:r>
@@ -14320,6 +16292,23 @@
           <w:b/>
           <w:lang w:val="ar_AE" w:bidi="ar_AE"/>
         </w:rPr>
+        <w:t>ὑμῖν τοῖς μακρὰν</w:t>
+      </w:r>
+    </w:p>
+    <w:p>
+      <w:pPr>
+        <w:bidi/>
+      </w:pPr>
+      <w:r>
+        <w:rPr>
+          <w:lang w:val="ar_AE" w:bidi="ar_AE"/>
+        </w:rPr>
+      </w:r>
+      <w:r>
+        <w:rPr>
+          <w:b/>
+          <w:lang w:val="ar_AE" w:bidi="ar_AE"/>
+        </w:rPr>
         <w:t>"</w:t>
       </w:r>
       <w:r>
@@ -14426,6 +16415,23 @@
           <w:b/>
           <w:lang w:val="ar_AE" w:bidi="ar_AE"/>
         </w:rPr>
+        <w:t>τοῖς ἐγγύς</w:t>
+      </w:r>
+    </w:p>
+    <w:p>
+      <w:pPr>
+        <w:bidi/>
+      </w:pPr>
+      <w:r>
+        <w:rPr>
+          <w:lang w:val="ar_AE" w:bidi="ar_AE"/>
+        </w:rPr>
+      </w:r>
+      <w:r>
+        <w:rPr>
+          <w:b/>
+          <w:lang w:val="ar_AE" w:bidi="ar_AE"/>
+        </w:rPr>
         <w:t>"</w:t>
       </w:r>
       <w:r>
@@ -14651,6 +16657,23 @@
           <w:b/>
           <w:lang w:val="ar_AE" w:bidi="ar_AE"/>
         </w:rPr>
+        <w:t>ὅτι</w:t>
+      </w:r>
+    </w:p>
+    <w:p>
+      <w:pPr>
+        <w:bidi/>
+      </w:pPr>
+      <w:r>
+        <w:rPr>
+          <w:lang w:val="ar_AE" w:bidi="ar_AE"/>
+        </w:rPr>
+      </w:r>
+      <w:r>
+        <w:rPr>
+          <w:b/>
+          <w:lang w:val="ar_AE" w:bidi="ar_AE"/>
+        </w:rPr>
         <w:t>"</w:t>
       </w:r>
       <w:r>
@@ -14854,6 +16877,23 @@
           <w:b/>
           <w:lang w:val="ar_AE" w:bidi="ar_AE"/>
         </w:rPr>
+        <w:t>ἄρα οὖν</w:t>
+      </w:r>
+    </w:p>
+    <w:p>
+      <w:pPr>
+        <w:bidi/>
+      </w:pPr>
+      <w:r>
+        <w:rPr>
+          <w:lang w:val="ar_AE" w:bidi="ar_AE"/>
+        </w:rPr>
+      </w:r>
+      <w:r>
+        <w:rPr>
+          <w:b/>
+          <w:lang w:val="ar_AE" w:bidi="ar_AE"/>
+        </w:rPr>
         <w:t>"</w:t>
       </w:r>
       <w:r>
@@ -14973,6 +17013,23 @@
           <w:b/>
           <w:lang w:val="ar_AE" w:bidi="ar_AE"/>
         </w:rPr>
+        <w:t>ξένοι καὶ πάροικοι</w:t>
+      </w:r>
+    </w:p>
+    <w:p>
+      <w:pPr>
+        <w:bidi/>
+      </w:pPr>
+      <w:r>
+        <w:rPr>
+          <w:lang w:val="ar_AE" w:bidi="ar_AE"/>
+        </w:rPr>
+      </w:r>
+      <w:r>
+        <w:rPr>
+          <w:b/>
+          <w:lang w:val="ar_AE" w:bidi="ar_AE"/>
+        </w:rPr>
         <w:t>"</w:t>
       </w:r>
       <w:r>
@@ -15092,6 +17149,23 @@
           <w:b/>
           <w:lang w:val="ar_AE" w:bidi="ar_AE"/>
         </w:rPr>
+        <w:t>ἀλλὰ</w:t>
+      </w:r>
+    </w:p>
+    <w:p>
+      <w:pPr>
+        <w:bidi/>
+      </w:pPr>
+      <w:r>
+        <w:rPr>
+          <w:lang w:val="ar_AE" w:bidi="ar_AE"/>
+        </w:rPr>
+      </w:r>
+      <w:r>
+        <w:rPr>
+          <w:b/>
+          <w:lang w:val="ar_AE" w:bidi="ar_AE"/>
+        </w:rPr>
         <w:t>"</w:t>
       </w:r>
       <w:r>
@@ -15211,6 +17285,23 @@
           <w:b/>
           <w:lang w:val="ar_AE" w:bidi="ar_AE"/>
         </w:rPr>
+        <w:t>ἐστὲ συνπολῖται τῶν ἁγίων καὶ οἰκεῖοι τοῦ Θεοῦ</w:t>
+      </w:r>
+    </w:p>
+    <w:p>
+      <w:pPr>
+        <w:bidi/>
+      </w:pPr>
+      <w:r>
+        <w:rPr>
+          <w:lang w:val="ar_AE" w:bidi="ar_AE"/>
+        </w:rPr>
+      </w:r>
+      <w:r>
+        <w:rPr>
+          <w:b/>
+          <w:lang w:val="ar_AE" w:bidi="ar_AE"/>
+        </w:rPr>
         <w:t>"</w:t>
       </w:r>
       <w:r>
@@ -15330,6 +17421,23 @@
           <w:b/>
           <w:lang w:val="ar_AE" w:bidi="ar_AE"/>
         </w:rPr>
+        <w:t>ἐποικοδομηθέντες ἐπὶ τῷ θεμελίῳ</w:t>
+      </w:r>
+    </w:p>
+    <w:p>
+      <w:pPr>
+        <w:bidi/>
+      </w:pPr>
+      <w:r>
+        <w:rPr>
+          <w:lang w:val="ar_AE" w:bidi="ar_AE"/>
+        </w:rPr>
+      </w:r>
+      <w:r>
+        <w:rPr>
+          <w:b/>
+          <w:lang w:val="ar_AE" w:bidi="ar_AE"/>
+        </w:rPr>
         <w:t>"</w:t>
       </w:r>
       <w:r>
@@ -15449,6 +17557,23 @@
           <w:b/>
           <w:lang w:val="ar_AE" w:bidi="ar_AE"/>
         </w:rPr>
+        <w:t>ἐποικοδομηθέντες</w:t>
+      </w:r>
+    </w:p>
+    <w:p>
+      <w:pPr>
+        <w:bidi/>
+      </w:pPr>
+      <w:r>
+        <w:rPr>
+          <w:lang w:val="ar_AE" w:bidi="ar_AE"/>
+        </w:rPr>
+      </w:r>
+      <w:r>
+        <w:rPr>
+          <w:b/>
+          <w:lang w:val="ar_AE" w:bidi="ar_AE"/>
+        </w:rPr>
         <w:t>"</w:t>
       </w:r>
       <w:r>
@@ -15555,6 +17680,23 @@
           <w:b/>
           <w:lang w:val="ar_AE" w:bidi="ar_AE"/>
         </w:rPr>
+        <w:t>πᾶσα οἰκοδομὴ συναρμολογουμένη, αὔξει εἰς ναὸν ἅγιον</w:t>
+      </w:r>
+    </w:p>
+    <w:p>
+      <w:pPr>
+        <w:bidi/>
+      </w:pPr>
+      <w:r>
+        <w:rPr>
+          <w:lang w:val="ar_AE" w:bidi="ar_AE"/>
+        </w:rPr>
+      </w:r>
+      <w:r>
+        <w:rPr>
+          <w:b/>
+          <w:lang w:val="ar_AE" w:bidi="ar_AE"/>
+        </w:rPr>
         <w:t>"</w:t>
       </w:r>
       <w:r>
@@ -15674,6 +17816,23 @@
           <w:b/>
           <w:lang w:val="ar_AE" w:bidi="ar_AE"/>
         </w:rPr>
+        <w:t>ἐν ᾧ &amp; ἐν Κυρίῳ</w:t>
+      </w:r>
+    </w:p>
+    <w:p>
+      <w:pPr>
+        <w:bidi/>
+      </w:pPr>
+      <w:r>
+        <w:rPr>
+          <w:lang w:val="ar_AE" w:bidi="ar_AE"/>
+        </w:rPr>
+      </w:r>
+      <w:r>
+        <w:rPr>
+          <w:b/>
+          <w:lang w:val="ar_AE" w:bidi="ar_AE"/>
+        </w:rPr>
         <w:t>"</w:t>
       </w:r>
       <w:r>
@@ -15794,6 +17953,23 @@
           <w:b/>
           <w:lang w:val="ar_AE" w:bidi="ar_AE"/>
         </w:rPr>
+        <w:t>ἐν ᾧ</w:t>
+      </w:r>
+    </w:p>
+    <w:p>
+      <w:pPr>
+        <w:bidi/>
+      </w:pPr>
+      <w:r>
+        <w:rPr>
+          <w:lang w:val="ar_AE" w:bidi="ar_AE"/>
+        </w:rPr>
+      </w:r>
+      <w:r>
+        <w:rPr>
+          <w:b/>
+          <w:lang w:val="ar_AE" w:bidi="ar_AE"/>
+        </w:rPr>
         <w:t>"</w:t>
       </w:r>
       <w:r>
@@ -15900,6 +18076,23 @@
           <w:b/>
           <w:lang w:val="ar_AE" w:bidi="ar_AE"/>
         </w:rPr>
+        <w:t>καὶ ὑμεῖς συνοικοδομεῖσθε, εἰς κατοικητήριον τοῦ Θεοῦ ἐν Πνεύματι</w:t>
+      </w:r>
+    </w:p>
+    <w:p>
+      <w:pPr>
+        <w:bidi/>
+      </w:pPr>
+      <w:r>
+        <w:rPr>
+          <w:lang w:val="ar_AE" w:bidi="ar_AE"/>
+        </w:rPr>
+      </w:r>
+      <w:r>
+        <w:rPr>
+          <w:b/>
+          <w:lang w:val="ar_AE" w:bidi="ar_AE"/>
+        </w:rPr>
         <w:t>"</w:t>
       </w:r>
       <w:r>
@@ -16032,6 +18225,23 @@
           <w:b/>
           <w:lang w:val="ar_AE" w:bidi="ar_AE"/>
         </w:rPr>
+        <w:t>καὶ ὑμεῖς συνοικοδομεῖσθε</w:t>
+      </w:r>
+    </w:p>
+    <w:p>
+      <w:pPr>
+        <w:bidi/>
+      </w:pPr>
+      <w:r>
+        <w:rPr>
+          <w:lang w:val="ar_AE" w:bidi="ar_AE"/>
+        </w:rPr>
+      </w:r>
+      <w:r>
+        <w:rPr>
+          <w:b/>
+          <w:lang w:val="ar_AE" w:bidi="ar_AE"/>
+        </w:rPr>
         <w:t>"</w:t>
       </w:r>
       <w:r>
@@ -16341,6 +18551,23 @@
           <w:b/>
           <w:lang w:val="ar_AE" w:bidi="ar_AE"/>
         </w:rPr>
+        <w:t>τούτου χάριν</w:t>
+      </w:r>
+    </w:p>
+    <w:p>
+      <w:pPr>
+        <w:bidi/>
+      </w:pPr>
+      <w:r>
+        <w:rPr>
+          <w:lang w:val="ar_AE" w:bidi="ar_AE"/>
+        </w:rPr>
+      </w:r>
+      <w:r>
+        <w:rPr>
+          <w:b/>
+          <w:lang w:val="ar_AE" w:bidi="ar_AE"/>
+        </w:rPr>
         <w:t>"</w:t>
       </w:r>
       <w:r>
@@ -16447,6 +18674,23 @@
           <w:b/>
           <w:lang w:val="ar_AE" w:bidi="ar_AE"/>
         </w:rPr>
+        <w:t>ὁ δέσμιος τοῦ Χριστοῦ Ἰησοῦ</w:t>
+      </w:r>
+    </w:p>
+    <w:p>
+      <w:pPr>
+        <w:bidi/>
+      </w:pPr>
+      <w:r>
+        <w:rPr>
+          <w:lang w:val="ar_AE" w:bidi="ar_AE"/>
+        </w:rPr>
+      </w:r>
+      <w:r>
+        <w:rPr>
+          <w:b/>
+          <w:lang w:val="ar_AE" w:bidi="ar_AE"/>
+        </w:rPr>
         <w:t>"</w:t>
       </w:r>
       <w:r>
@@ -16531,6 +18775,23 @@
           <w:b/>
           <w:lang w:val="ar_AE" w:bidi="ar_AE"/>
         </w:rPr>
+        <w:t>τὴν οἰκονομίαν τῆς χάριτος τοῦ Θεοῦ, τῆς δοθείσης μοι εἰς ὑμᾶς</w:t>
+      </w:r>
+    </w:p>
+    <w:p>
+      <w:pPr>
+        <w:bidi/>
+      </w:pPr>
+      <w:r>
+        <w:rPr>
+          <w:lang w:val="ar_AE" w:bidi="ar_AE"/>
+        </w:rPr>
+      </w:r>
+      <w:r>
+        <w:rPr>
+          <w:b/>
+          <w:lang w:val="ar_AE" w:bidi="ar_AE"/>
+        </w:rPr>
         <w:t>"</w:t>
       </w:r>
       <w:r>
@@ -16628,6 +18889,23 @@
           <w:b/>
           <w:lang w:val="ar_AE" w:bidi="ar_AE"/>
         </w:rPr>
+        <w:t>κατὰ ἀποκάλυψιν ἐγνωρίσθη μοι</w:t>
+      </w:r>
+    </w:p>
+    <w:p>
+      <w:pPr>
+        <w:bidi/>
+      </w:pPr>
+      <w:r>
+        <w:rPr>
+          <w:lang w:val="ar_AE" w:bidi="ar_AE"/>
+        </w:rPr>
+      </w:r>
+      <w:r>
+        <w:rPr>
+          <w:b/>
+          <w:lang w:val="ar_AE" w:bidi="ar_AE"/>
+        </w:rPr>
         <w:t>"</w:t>
       </w:r>
       <w:r>
@@ -16734,6 +19012,23 @@
           <w:b/>
           <w:lang w:val="ar_AE" w:bidi="ar_AE"/>
         </w:rPr>
+        <w:t>καθὼς προέγραψα ἐν ὀλίγῳ</w:t>
+      </w:r>
+    </w:p>
+    <w:p>
+      <w:pPr>
+        <w:bidi/>
+      </w:pPr>
+      <w:r>
+        <w:rPr>
+          <w:lang w:val="ar_AE" w:bidi="ar_AE"/>
+        </w:rPr>
+      </w:r>
+      <w:r>
+        <w:rPr>
+          <w:b/>
+          <w:lang w:val="ar_AE" w:bidi="ar_AE"/>
+        </w:rPr>
         <w:t>"</w:t>
       </w:r>
       <w:r>
@@ -16818,6 +19113,23 @@
           <w:b/>
           <w:lang w:val="ar_AE" w:bidi="ar_AE"/>
         </w:rPr>
+        <w:t>ὃ ἑτέραις γενεαῖς οὐκ ἐγνωρίσθη τοῖς υἱοῖς τῶν ἀνθρώπων</w:t>
+      </w:r>
+    </w:p>
+    <w:p>
+      <w:pPr>
+        <w:bidi/>
+      </w:pPr>
+      <w:r>
+        <w:rPr>
+          <w:lang w:val="ar_AE" w:bidi="ar_AE"/>
+        </w:rPr>
+      </w:r>
+      <w:r>
+        <w:rPr>
+          <w:b/>
+          <w:lang w:val="ar_AE" w:bidi="ar_AE"/>
+        </w:rPr>
         <w:t>"</w:t>
       </w:r>
       <w:r>
@@ -16924,6 +19236,23 @@
           <w:b/>
           <w:lang w:val="ar_AE" w:bidi="ar_AE"/>
         </w:rPr>
+        <w:t>ὡς νῦν ἀπεκαλύφθη &amp; ἐν Πνεύματι</w:t>
+      </w:r>
+    </w:p>
+    <w:p>
+      <w:pPr>
+        <w:bidi/>
+      </w:pPr>
+      <w:r>
+        <w:rPr>
+          <w:lang w:val="ar_AE" w:bidi="ar_AE"/>
+        </w:rPr>
+      </w:r>
+      <w:r>
+        <w:rPr>
+          <w:b/>
+          <w:lang w:val="ar_AE" w:bidi="ar_AE"/>
+        </w:rPr>
         <w:t>"</w:t>
       </w:r>
       <w:r>
@@ -17238,6 +19567,23 @@
           <w:b/>
           <w:lang w:val="ar_AE" w:bidi="ar_AE"/>
         </w:rPr>
+        <w:t>ἐν Χριστῷ Ἰησοῦ</w:t>
+      </w:r>
+    </w:p>
+    <w:p>
+      <w:pPr>
+        <w:bidi/>
+      </w:pPr>
+      <w:r>
+        <w:rPr>
+          <w:lang w:val="ar_AE" w:bidi="ar_AE"/>
+        </w:rPr>
+      </w:r>
+      <w:r>
+        <w:rPr>
+          <w:b/>
+          <w:lang w:val="ar_AE" w:bidi="ar_AE"/>
+        </w:rPr>
         <w:t>"</w:t>
       </w:r>
       <w:r>
@@ -17335,6 +19681,23 @@
           <w:b/>
           <w:lang w:val="ar_AE" w:bidi="ar_AE"/>
         </w:rPr>
+        <w:t>διὰ τοῦ εὐαγγελίου</w:t>
+      </w:r>
+    </w:p>
+    <w:p>
+      <w:pPr>
+        <w:bidi/>
+      </w:pPr>
+      <w:r>
+        <w:rPr>
+          <w:lang w:val="ar_AE" w:bidi="ar_AE"/>
+        </w:rPr>
+      </w:r>
+      <w:r>
+        <w:rPr>
+          <w:b/>
+          <w:lang w:val="ar_AE" w:bidi="ar_AE"/>
+        </w:rPr>
         <w:t>"</w:t>
       </w:r>
       <w:r>
@@ -17445,6 +19808,23 @@
           <w:b/>
           <w:lang w:val="ar_AE" w:bidi="ar_AE"/>
         </w:rPr>
+        <w:t>ἀνεξιχνίαστον</w:t>
+      </w:r>
+    </w:p>
+    <w:p>
+      <w:pPr>
+        <w:bidi/>
+      </w:pPr>
+      <w:r>
+        <w:rPr>
+          <w:lang w:val="ar_AE" w:bidi="ar_AE"/>
+        </w:rPr>
+      </w:r>
+      <w:r>
+        <w:rPr>
+          <w:b/>
+          <w:lang w:val="ar_AE" w:bidi="ar_AE"/>
+        </w:rPr>
         <w:t>"</w:t>
       </w:r>
       <w:r>
@@ -17551,6 +19931,23 @@
           <w:b/>
           <w:lang w:val="ar_AE" w:bidi="ar_AE"/>
         </w:rPr>
+        <w:t>πλοῦτος τοῦ Χριστοῦ</w:t>
+      </w:r>
+    </w:p>
+    <w:p>
+      <w:pPr>
+        <w:bidi/>
+      </w:pPr>
+      <w:r>
+        <w:rPr>
+          <w:lang w:val="ar_AE" w:bidi="ar_AE"/>
+        </w:rPr>
+      </w:r>
+      <w:r>
+        <w:rPr>
+          <w:b/>
+          <w:lang w:val="ar_AE" w:bidi="ar_AE"/>
+        </w:rPr>
         <w:t>"</w:t>
       </w:r>
       <w:r>
@@ -17670,6 +20067,23 @@
           <w:b/>
           <w:lang w:val="ar_AE" w:bidi="ar_AE"/>
         </w:rPr>
+        <w:t>τοῦ μυστηρίου, τοῦ ἀποκεκρυμμένου ἀπὸ τῶν αἰώνων ἐν τῷ Θεῷ, τῷ τὰ πάντα κτίσαντι</w:t>
+      </w:r>
+    </w:p>
+    <w:p>
+      <w:pPr>
+        <w:bidi/>
+      </w:pPr>
+      <w:r>
+        <w:rPr>
+          <w:lang w:val="ar_AE" w:bidi="ar_AE"/>
+        </w:rPr>
+      </w:r>
+      <w:r>
+        <w:rPr>
+          <w:b/>
+          <w:lang w:val="ar_AE" w:bidi="ar_AE"/>
+        </w:rPr>
         <w:t>"</w:t>
       </w:r>
       <w:r>
@@ -17776,6 +20190,23 @@
           <w:b/>
           <w:lang w:val="ar_AE" w:bidi="ar_AE"/>
         </w:rPr>
+        <w:t>ἵνα</w:t>
+      </w:r>
+    </w:p>
+    <w:p>
+      <w:pPr>
+        <w:bidi/>
+      </w:pPr>
+      <w:r>
+        <w:rPr>
+          <w:lang w:val="ar_AE" w:bidi="ar_AE"/>
+        </w:rPr>
+      </w:r>
+      <w:r>
+        <w:rPr>
+          <w:b/>
+          <w:lang w:val="ar_AE" w:bidi="ar_AE"/>
+        </w:rPr>
         <w:t>"</w:t>
       </w:r>
       <w:r>
@@ -17895,6 +20326,23 @@
           <w:b/>
           <w:lang w:val="ar_AE" w:bidi="ar_AE"/>
         </w:rPr>
+        <w:t>γνωρισθῇ &amp; ταῖς ἀρχαῖς καὶ ταῖς ἐξουσίαις ἐν τοῖς ἐπουρανίοις &amp; ἡ πολυποίκιλος σοφία τοῦ Θεοῦ</w:t>
+      </w:r>
+    </w:p>
+    <w:p>
+      <w:pPr>
+        <w:bidi/>
+      </w:pPr>
+      <w:r>
+        <w:rPr>
+          <w:lang w:val="ar_AE" w:bidi="ar_AE"/>
+        </w:rPr>
+      </w:r>
+      <w:r>
+        <w:rPr>
+          <w:b/>
+          <w:lang w:val="ar_AE" w:bidi="ar_AE"/>
+        </w:rPr>
         <w:t>"</w:t>
       </w:r>
       <w:r>
@@ -18104,6 +20552,23 @@
         <w:rPr>
           <w:lang w:val="ar_AE" w:bidi="ar_AE"/>
         </w:rPr>
+      </w:r>
+    </w:p>
+    <w:p>
+      <w:pPr>
+        <w:bidi/>
+      </w:pPr>
+      <w:r>
+        <w:rPr>
+          <w:lang w:val="ar_AE" w:bidi="ar_AE"/>
+        </w:rPr>
+      </w:r>
+      <w:r>
+        <w:rPr>
+          <w:b/>
+          <w:lang w:val="ar_AE" w:bidi="ar_AE"/>
+        </w:rPr>
+        <w:t>ἐν τοῖς ἐπουρανίοις</w:t>
       </w:r>
     </w:p>
     <w:p>
@@ -18235,6 +20700,23 @@
           <w:b/>
           <w:lang w:val="ar_AE" w:bidi="ar_AE"/>
         </w:rPr>
+        <w:t>ἡ πολυποίκιλος σοφία τοῦ Θεοῦ</w:t>
+      </w:r>
+    </w:p>
+    <w:p>
+      <w:pPr>
+        <w:bidi/>
+      </w:pPr>
+      <w:r>
+        <w:rPr>
+          <w:lang w:val="ar_AE" w:bidi="ar_AE"/>
+        </w:rPr>
+      </w:r>
+      <w:r>
+        <w:rPr>
+          <w:b/>
+          <w:lang w:val="ar_AE" w:bidi="ar_AE"/>
+        </w:rPr>
         <w:t>"</w:t>
       </w:r>
       <w:r>
@@ -18354,6 +20836,23 @@
           <w:b/>
           <w:lang w:val="ar_AE" w:bidi="ar_AE"/>
         </w:rPr>
+        <w:t>κατὰ πρόθεσιν τῶν αἰώνων</w:t>
+      </w:r>
+    </w:p>
+    <w:p>
+      <w:pPr>
+        <w:bidi/>
+      </w:pPr>
+      <w:r>
+        <w:rPr>
+          <w:lang w:val="ar_AE" w:bidi="ar_AE"/>
+        </w:rPr>
+      </w:r>
+      <w:r>
+        <w:rPr>
+          <w:b/>
+          <w:lang w:val="ar_AE" w:bidi="ar_AE"/>
+        </w:rPr>
         <w:t>"</w:t>
       </w:r>
       <w:r>
@@ -18724,6 +21223,23 @@
           <w:b/>
           <w:lang w:val="ar_AE" w:bidi="ar_AE"/>
         </w:rPr>
+        <w:t>προσαγωγὴν ἐν πεποιθήσει</w:t>
+      </w:r>
+    </w:p>
+    <w:p>
+      <w:pPr>
+        <w:bidi/>
+      </w:pPr>
+      <w:r>
+        <w:rPr>
+          <w:lang w:val="ar_AE" w:bidi="ar_AE"/>
+        </w:rPr>
+      </w:r>
+      <w:r>
+        <w:rPr>
+          <w:b/>
+          <w:lang w:val="ar_AE" w:bidi="ar_AE"/>
+        </w:rPr>
         <w:t>"</w:t>
       </w:r>
       <w:r>
@@ -18843,6 +21359,23 @@
           <w:b/>
           <w:lang w:val="ar_AE" w:bidi="ar_AE"/>
         </w:rPr>
+        <w:t>πεποιθήσει</w:t>
+      </w:r>
+    </w:p>
+    <w:p>
+      <w:pPr>
+        <w:bidi/>
+      </w:pPr>
+      <w:r>
+        <w:rPr>
+          <w:lang w:val="ar_AE" w:bidi="ar_AE"/>
+        </w:rPr>
+      </w:r>
+      <w:r>
+        <w:rPr>
+          <w:b/>
+          <w:lang w:val="ar_AE" w:bidi="ar_AE"/>
+        </w:rPr>
         <w:t>"</w:t>
       </w:r>
       <w:r>
@@ -18927,6 +21460,23 @@
           <w:b/>
           <w:lang w:val="ar_AE" w:bidi="ar_AE"/>
         </w:rPr>
+        <w:t>διὸ</w:t>
+      </w:r>
+    </w:p>
+    <w:p>
+      <w:pPr>
+        <w:bidi/>
+      </w:pPr>
+      <w:r>
+        <w:rPr>
+          <w:lang w:val="ar_AE" w:bidi="ar_AE"/>
+        </w:rPr>
+      </w:r>
+      <w:r>
+        <w:rPr>
+          <w:b/>
+          <w:lang w:val="ar_AE" w:bidi="ar_AE"/>
+        </w:rPr>
         <w:t>"</w:t>
       </w:r>
       <w:r>
@@ -19046,6 +21596,23 @@
           <w:b/>
           <w:lang w:val="ar_AE" w:bidi="ar_AE"/>
         </w:rPr>
+        <w:t>ὑπὲρ ὑμῶν, ἥτις ἐστὶν δόξα ὑμῶν</w:t>
+      </w:r>
+    </w:p>
+    <w:p>
+      <w:pPr>
+        <w:bidi/>
+      </w:pPr>
+      <w:r>
+        <w:rPr>
+          <w:lang w:val="ar_AE" w:bidi="ar_AE"/>
+        </w:rPr>
+      </w:r>
+      <w:r>
+        <w:rPr>
+          <w:b/>
+          <w:lang w:val="ar_AE" w:bidi="ar_AE"/>
+        </w:rPr>
         <w:t>"</w:t>
       </w:r>
       <w:r>
@@ -19178,6 +21745,23 @@
           <w:b/>
           <w:lang w:val="ar_AE" w:bidi="ar_AE"/>
         </w:rPr>
+        <w:t>τούτου χάριν</w:t>
+      </w:r>
+    </w:p>
+    <w:p>
+      <w:pPr>
+        <w:bidi/>
+      </w:pPr>
+      <w:r>
+        <w:rPr>
+          <w:lang w:val="ar_AE" w:bidi="ar_AE"/>
+        </w:rPr>
+      </w:r>
+      <w:r>
+        <w:rPr>
+          <w:b/>
+          <w:lang w:val="ar_AE" w:bidi="ar_AE"/>
+        </w:rPr>
         <w:t>"</w:t>
       </w:r>
       <w:r>
@@ -19297,6 +21881,23 @@
           <w:b/>
           <w:lang w:val="ar_AE" w:bidi="ar_AE"/>
         </w:rPr>
+        <w:t>τούτου χάριν</w:t>
+      </w:r>
+    </w:p>
+    <w:p>
+      <w:pPr>
+        <w:bidi/>
+      </w:pPr>
+      <w:r>
+        <w:rPr>
+          <w:lang w:val="ar_AE" w:bidi="ar_AE"/>
+        </w:rPr>
+      </w:r>
+      <w:r>
+        <w:rPr>
+          <w:b/>
+          <w:lang w:val="ar_AE" w:bidi="ar_AE"/>
+        </w:rPr>
         <w:t>"</w:t>
       </w:r>
       <w:r>
@@ -19403,6 +22004,23 @@
           <w:b/>
           <w:lang w:val="ar_AE" w:bidi="ar_AE"/>
         </w:rPr>
+        <w:t>κάμπτω τὰ γόνατά μου πρὸς τὸν Πατέρα</w:t>
+      </w:r>
+    </w:p>
+    <w:p>
+      <w:pPr>
+        <w:bidi/>
+      </w:pPr>
+      <w:r>
+        <w:rPr>
+          <w:lang w:val="ar_AE" w:bidi="ar_AE"/>
+        </w:rPr>
+      </w:r>
+      <w:r>
+        <w:rPr>
+          <w:b/>
+          <w:lang w:val="ar_AE" w:bidi="ar_AE"/>
+        </w:rPr>
         <w:t>"</w:t>
       </w:r>
       <w:r>
@@ -19522,6 +22140,23 @@
           <w:b/>
           <w:lang w:val="ar_AE" w:bidi="ar_AE"/>
         </w:rPr>
+        <w:t>ἐξ οὗ πᾶσα πατριὰ ἐν οὐρανοῖς καὶ ἐπὶ γῆς ὀνομάζεται</w:t>
+      </w:r>
+    </w:p>
+    <w:p>
+      <w:pPr>
+        <w:bidi/>
+      </w:pPr>
+      <w:r>
+        <w:rPr>
+          <w:lang w:val="ar_AE" w:bidi="ar_AE"/>
+        </w:rPr>
+      </w:r>
+      <w:r>
+        <w:rPr>
+          <w:b/>
+          <w:lang w:val="ar_AE" w:bidi="ar_AE"/>
+        </w:rPr>
         <w:t>"</w:t>
       </w:r>
       <w:r>
@@ -19621,6 +22256,23 @@
           <w:b/>
           <w:lang w:val="ar_AE" w:bidi="ar_AE"/>
         </w:rPr>
+        <w:t>ἵνα</w:t>
+      </w:r>
+    </w:p>
+    <w:p>
+      <w:pPr>
+        <w:bidi/>
+      </w:pPr>
+      <w:r>
+        <w:rPr>
+          <w:lang w:val="ar_AE" w:bidi="ar_AE"/>
+        </w:rPr>
+      </w:r>
+      <w:r>
+        <w:rPr>
+          <w:b/>
+          <w:lang w:val="ar_AE" w:bidi="ar_AE"/>
+        </w:rPr>
         <w:t>"</w:t>
       </w:r>
       <w:r>
@@ -19740,6 +22392,23 @@
           <w:b/>
           <w:lang w:val="ar_AE" w:bidi="ar_AE"/>
         </w:rPr>
+        <w:t>δῷ ὑμῖν κατὰ τὸ πλοῦτος τῆς δόξης αὐτοῦ, δυνάμει κραταιωθῆναι</w:t>
+      </w:r>
+    </w:p>
+    <w:p>
+      <w:pPr>
+        <w:bidi/>
+      </w:pPr>
+      <w:r>
+        <w:rPr>
+          <w:lang w:val="ar_AE" w:bidi="ar_AE"/>
+        </w:rPr>
+      </w:r>
+      <w:r>
+        <w:rPr>
+          <w:b/>
+          <w:lang w:val="ar_AE" w:bidi="ar_AE"/>
+        </w:rPr>
         <w:t>"</w:t>
       </w:r>
       <w:r>
@@ -19808,6 +22477,23 @@
         <w:rPr>
           <w:lang w:val="ar_AE" w:bidi="ar_AE"/>
         </w:rPr>
+      </w:r>
+    </w:p>
+    <w:p>
+      <w:pPr>
+        <w:bidi/>
+      </w:pPr>
+      <w:r>
+        <w:rPr>
+          <w:lang w:val="ar_AE" w:bidi="ar_AE"/>
+        </w:rPr>
+      </w:r>
+      <w:r>
+        <w:rPr>
+          <w:b/>
+          <w:lang w:val="ar_AE" w:bidi="ar_AE"/>
+        </w:rPr>
+        <w:t>δῷ</w:t>
       </w:r>
     </w:p>
     <w:p>
@@ -20127,6 +22813,23 @@
           <w:b/>
           <w:lang w:val="ar_AE" w:bidi="ar_AE"/>
         </w:rPr>
+        <w:t>κατοικῆσαι τὸν Χριστὸν διὰ τῆς πίστεως ἐν ταῖς καρδίαις ὑμῶν</w:t>
+      </w:r>
+    </w:p>
+    <w:p>
+      <w:pPr>
+        <w:bidi/>
+      </w:pPr>
+      <w:r>
+        <w:rPr>
+          <w:lang w:val="ar_AE" w:bidi="ar_AE"/>
+        </w:rPr>
+      </w:r>
+      <w:r>
+        <w:rPr>
+          <w:b/>
+          <w:lang w:val="ar_AE" w:bidi="ar_AE"/>
+        </w:rPr>
         <w:t>"</w:t>
       </w:r>
       <w:r>
@@ -20272,6 +22975,23 @@
           <w:b/>
           <w:lang w:val="ar_AE" w:bidi="ar_AE"/>
         </w:rPr>
+        <w:t>ἐν ἀγάπῃ, ἐρριζωμένοι καὶ τεθεμελιωμένοι</w:t>
+      </w:r>
+    </w:p>
+    <w:p>
+      <w:pPr>
+        <w:bidi/>
+      </w:pPr>
+      <w:r>
+        <w:rPr>
+          <w:lang w:val="ar_AE" w:bidi="ar_AE"/>
+        </w:rPr>
+      </w:r>
+      <w:r>
+        <w:rPr>
+          <w:b/>
+          <w:lang w:val="ar_AE" w:bidi="ar_AE"/>
+        </w:rPr>
         <w:t>"</w:t>
       </w:r>
       <w:r>
@@ -20362,6 +23082,23 @@
         <w:rPr>
           <w:lang w:val="ar_AE" w:bidi="ar_AE"/>
         </w:rPr>
+      </w:r>
+    </w:p>
+    <w:p>
+      <w:pPr>
+        <w:bidi/>
+      </w:pPr>
+      <w:r>
+        <w:rPr>
+          <w:lang w:val="ar_AE" w:bidi="ar_AE"/>
+        </w:rPr>
+      </w:r>
+      <w:r>
+        <w:rPr>
+          <w:b/>
+          <w:lang w:val="ar_AE" w:bidi="ar_AE"/>
+        </w:rPr>
+        <w:t>ἵνα</w:t>
       </w:r>
     </w:p>
     <w:p>
@@ -20617,6 +23354,23 @@
           <w:b/>
           <w:lang w:val="ar_AE" w:bidi="ar_AE"/>
         </w:rPr>
+        <w:t>πᾶσιν τοῖς ἁγίοις</w:t>
+      </w:r>
+    </w:p>
+    <w:p>
+      <w:pPr>
+        <w:bidi/>
+      </w:pPr>
+      <w:r>
+        <w:rPr>
+          <w:lang w:val="ar_AE" w:bidi="ar_AE"/>
+        </w:rPr>
+      </w:r>
+      <w:r>
+        <w:rPr>
+          <w:b/>
+          <w:lang w:val="ar_AE" w:bidi="ar_AE"/>
+        </w:rPr>
         <w:t>"</w:t>
       </w:r>
       <w:r>
@@ -20701,6 +23455,23 @@
           <w:b/>
           <w:lang w:val="ar_AE" w:bidi="ar_AE"/>
         </w:rPr>
+        <w:t>τὸ πλάτος, καὶ μῆκος, καὶ ὕψος, καὶ βάθος</w:t>
+      </w:r>
+    </w:p>
+    <w:p>
+      <w:pPr>
+        <w:bidi/>
+      </w:pPr>
+      <w:r>
+        <w:rPr>
+          <w:lang w:val="ar_AE" w:bidi="ar_AE"/>
+        </w:rPr>
+      </w:r>
+      <w:r>
+        <w:rPr>
+          <w:b/>
+          <w:lang w:val="ar_AE" w:bidi="ar_AE"/>
+        </w:rPr>
         <w:t>"</w:t>
       </w:r>
       <w:r>
@@ -20807,6 +23578,23 @@
           <w:b/>
           <w:lang w:val="ar_AE" w:bidi="ar_AE"/>
         </w:rPr>
+        <w:t>τὸ πλάτος, καὶ μῆκος, καὶ ὕψος, καὶ βάθος</w:t>
+      </w:r>
+    </w:p>
+    <w:p>
+      <w:pPr>
+        <w:bidi/>
+      </w:pPr>
+      <w:r>
+        <w:rPr>
+          <w:lang w:val="ar_AE" w:bidi="ar_AE"/>
+        </w:rPr>
+      </w:r>
+      <w:r>
+        <w:rPr>
+          <w:b/>
+          <w:lang w:val="ar_AE" w:bidi="ar_AE"/>
+        </w:rPr>
         <w:t>"</w:t>
       </w:r>
       <w:r>
@@ -20897,6 +23685,23 @@
         <w:rPr>
           <w:lang w:val="ar_AE" w:bidi="ar_AE"/>
         </w:rPr>
+      </w:r>
+    </w:p>
+    <w:p>
+      <w:pPr>
+        <w:bidi/>
+      </w:pPr>
+      <w:r>
+        <w:rPr>
+          <w:lang w:val="ar_AE" w:bidi="ar_AE"/>
+        </w:rPr>
+      </w:r>
+      <w:r>
+        <w:rPr>
+          <w:b/>
+          <w:lang w:val="ar_AE" w:bidi="ar_AE"/>
+        </w:rPr>
+        <w:t>γνῶναί τε τὴν &amp; ἀγάπην τοῦ Χριστοῦ</w:t>
       </w:r>
     </w:p>
     <w:p>
@@ -21153,6 +23958,23 @@
           <w:b/>
           <w:lang w:val="ar_AE" w:bidi="ar_AE"/>
         </w:rPr>
+        <w:t>ἵνα πληρωθῆτε εἰς πᾶν τὸ πλήρωμα τοῦ Θεοῦ</w:t>
+      </w:r>
+    </w:p>
+    <w:p>
+      <w:pPr>
+        <w:bidi/>
+      </w:pPr>
+      <w:r>
+        <w:rPr>
+          <w:lang w:val="ar_AE" w:bidi="ar_AE"/>
+        </w:rPr>
+      </w:r>
+      <w:r>
+        <w:rPr>
+          <w:b/>
+          <w:lang w:val="ar_AE" w:bidi="ar_AE"/>
+        </w:rPr>
         <w:t>"</w:t>
       </w:r>
       <w:r>
@@ -21272,6 +24094,23 @@
           <w:b/>
           <w:lang w:val="ar_AE" w:bidi="ar_AE"/>
         </w:rPr>
+        <w:t>ἵνα πληρωθῆτε</w:t>
+      </w:r>
+    </w:p>
+    <w:p>
+      <w:pPr>
+        <w:bidi/>
+      </w:pPr>
+      <w:r>
+        <w:rPr>
+          <w:lang w:val="ar_AE" w:bidi="ar_AE"/>
+        </w:rPr>
+      </w:r>
+      <w:r>
+        <w:rPr>
+          <w:b/>
+          <w:lang w:val="ar_AE" w:bidi="ar_AE"/>
+        </w:rPr>
         <w:t>"</w:t>
       </w:r>
       <w:r>
@@ -21378,6 +24217,23 @@
           <w:b/>
           <w:lang w:val="ar_AE" w:bidi="ar_AE"/>
         </w:rPr>
+        <w:t>εἰς πᾶν τὸ πλήρωμα τοῦ Θεοῦ</w:t>
+      </w:r>
+    </w:p>
+    <w:p>
+      <w:pPr>
+        <w:bidi/>
+      </w:pPr>
+      <w:r>
+        <w:rPr>
+          <w:lang w:val="ar_AE" w:bidi="ar_AE"/>
+        </w:rPr>
+      </w:r>
+      <w:r>
+        <w:rPr>
+          <w:b/>
+          <w:lang w:val="ar_AE" w:bidi="ar_AE"/>
+        </w:rPr>
         <w:t>"</w:t>
       </w:r>
       <w:r>
@@ -21497,6 +24353,23 @@
           <w:b/>
           <w:lang w:val="ar_AE" w:bidi="ar_AE"/>
         </w:rPr>
+        <w:t>ἵνα</w:t>
+      </w:r>
+    </w:p>
+    <w:p>
+      <w:pPr>
+        <w:bidi/>
+      </w:pPr>
+      <w:r>
+        <w:rPr>
+          <w:lang w:val="ar_AE" w:bidi="ar_AE"/>
+        </w:rPr>
+      </w:r>
+      <w:r>
+        <w:rPr>
+          <w:b/>
+          <w:lang w:val="ar_AE" w:bidi="ar_AE"/>
+        </w:rPr>
         <w:t>"</w:t>
       </w:r>
       <w:r>
@@ -21876,6 +24749,23 @@
           <w:b/>
           <w:lang w:val="ar_AE" w:bidi="ar_AE"/>
         </w:rPr>
+        <w:t>ὑπὲρ πάντα, ποιῆσαι ὑπέρἐκπερισσοῦ ὧν αἰτούμεθα ἢ νοοῦμεν</w:t>
+      </w:r>
+    </w:p>
+    <w:p>
+      <w:pPr>
+        <w:bidi/>
+      </w:pPr>
+      <w:r>
+        <w:rPr>
+          <w:lang w:val="ar_AE" w:bidi="ar_AE"/>
+        </w:rPr>
+      </w:r>
+      <w:r>
+        <w:rPr>
+          <w:b/>
+          <w:lang w:val="ar_AE" w:bidi="ar_AE"/>
+        </w:rPr>
         <w:t>«</w:t>
       </w:r>
       <w:r>
@@ -21960,6 +24850,23 @@
           <w:b/>
           <w:lang w:val="ar_AE" w:bidi="ar_AE"/>
         </w:rPr>
+        <w:t>αὐτῷ ἡ δόξα ἐν τῇ ἐκκλησίᾳ</w:t>
+      </w:r>
+    </w:p>
+    <w:p>
+      <w:pPr>
+        <w:bidi/>
+      </w:pPr>
+      <w:r>
+        <w:rPr>
+          <w:lang w:val="ar_AE" w:bidi="ar_AE"/>
+        </w:rPr>
+      </w:r>
+      <w:r>
+        <w:rPr>
+          <w:b/>
+          <w:lang w:val="ar_AE" w:bidi="ar_AE"/>
+        </w:rPr>
         <w:t>"</w:t>
       </w:r>
       <w:r>
@@ -22163,6 +25070,23 @@
           <w:b/>
           <w:lang w:val="ar_AE" w:bidi="ar_AE"/>
         </w:rPr>
+        <w:t>οὖν</w:t>
+      </w:r>
+    </w:p>
+    <w:p>
+      <w:pPr>
+        <w:bidi/>
+      </w:pPr>
+      <w:r>
+        <w:rPr>
+          <w:lang w:val="ar_AE" w:bidi="ar_AE"/>
+        </w:rPr>
+      </w:r>
+      <w:r>
+        <w:rPr>
+          <w:b/>
+          <w:lang w:val="ar_AE" w:bidi="ar_AE"/>
+        </w:rPr>
         <w:t>"</w:t>
       </w:r>
       <w:r>
@@ -22282,6 +25206,23 @@
           <w:b/>
           <w:lang w:val="ar_AE" w:bidi="ar_AE"/>
         </w:rPr>
+        <w:t>ὁ δέσμιος ἐν Κυρίῳ</w:t>
+      </w:r>
+    </w:p>
+    <w:p>
+      <w:pPr>
+        <w:bidi/>
+      </w:pPr>
+      <w:r>
+        <w:rPr>
+          <w:lang w:val="ar_AE" w:bidi="ar_AE"/>
+        </w:rPr>
+      </w:r>
+      <w:r>
+        <w:rPr>
+          <w:b/>
+          <w:lang w:val="ar_AE" w:bidi="ar_AE"/>
+        </w:rPr>
         <w:t>"</w:t>
       </w:r>
       <w:r>
@@ -22485,6 +25426,23 @@
           <w:b/>
           <w:lang w:val="ar_AE" w:bidi="ar_AE"/>
         </w:rPr>
+        <w:t>τῆς κλήσεως ἧς ἐκλήθητε</w:t>
+      </w:r>
+    </w:p>
+    <w:p>
+      <w:pPr>
+        <w:bidi/>
+      </w:pPr>
+      <w:r>
+        <w:rPr>
+          <w:lang w:val="ar_AE" w:bidi="ar_AE"/>
+        </w:rPr>
+      </w:r>
+      <w:r>
+        <w:rPr>
+          <w:b/>
+          <w:lang w:val="ar_AE" w:bidi="ar_AE"/>
+        </w:rPr>
         <w:t>"</w:t>
       </w:r>
       <w:r>
@@ -22582,6 +25540,23 @@
           <w:b/>
           <w:lang w:val="ar_AE" w:bidi="ar_AE"/>
         </w:rPr>
+        <w:t>μετὰ πάσης ταπεινοφροσύνης καὶ πραΰτητος</w:t>
+      </w:r>
+    </w:p>
+    <w:p>
+      <w:pPr>
+        <w:bidi/>
+      </w:pPr>
+      <w:r>
+        <w:rPr>
+          <w:lang w:val="ar_AE" w:bidi="ar_AE"/>
+        </w:rPr>
+      </w:r>
+      <w:r>
+        <w:rPr>
+          <w:b/>
+          <w:lang w:val="ar_AE" w:bidi="ar_AE"/>
+        </w:rPr>
         <w:t>"</w:t>
       </w:r>
       <w:r>
@@ -22727,6 +25702,23 @@
           <w:b/>
           <w:lang w:val="ar_AE" w:bidi="ar_AE"/>
         </w:rPr>
+        <w:t>τηρεῖν τὴν ἑνότητα τοῦ Πνεύματος ἐν τῷ συνδέσμῳ τῆς εἰρήνης</w:t>
+      </w:r>
+    </w:p>
+    <w:p>
+      <w:pPr>
+        <w:bidi/>
+      </w:pPr>
+      <w:r>
+        <w:rPr>
+          <w:lang w:val="ar_AE" w:bidi="ar_AE"/>
+        </w:rPr>
+      </w:r>
+      <w:r>
+        <w:rPr>
+          <w:b/>
+          <w:lang w:val="ar_AE" w:bidi="ar_AE"/>
+        </w:rPr>
         <w:t>"</w:t>
       </w:r>
       <w:r>
@@ -22859,6 +25851,23 @@
           <w:b/>
           <w:lang w:val="ar_AE" w:bidi="ar_AE"/>
         </w:rPr>
+        <w:t>τηρεῖν τὴν ἑνότητα τοῦ Πνεύματος ἐν τῷ συνδέσμῳ τῆς εἰρήνης</w:t>
+      </w:r>
+    </w:p>
+    <w:p>
+      <w:pPr>
+        <w:bidi/>
+      </w:pPr>
+      <w:r>
+        <w:rPr>
+          <w:lang w:val="ar_AE" w:bidi="ar_AE"/>
+        </w:rPr>
+      </w:r>
+      <w:r>
+        <w:rPr>
+          <w:b/>
+          <w:lang w:val="ar_AE" w:bidi="ar_AE"/>
+        </w:rPr>
         <w:t>"</w:t>
       </w:r>
       <w:r>
@@ -22991,6 +26000,23 @@
           <w:b/>
           <w:lang w:val="ar_AE" w:bidi="ar_AE"/>
         </w:rPr>
+        <w:t>ἓν σῶμα</w:t>
+      </w:r>
+    </w:p>
+    <w:p>
+      <w:pPr>
+        <w:bidi/>
+      </w:pPr>
+      <w:r>
+        <w:rPr>
+          <w:lang w:val="ar_AE" w:bidi="ar_AE"/>
+        </w:rPr>
+      </w:r>
+      <w:r>
+        <w:rPr>
+          <w:b/>
+          <w:lang w:val="ar_AE" w:bidi="ar_AE"/>
+        </w:rPr>
         <w:t>"</w:t>
       </w:r>
       <w:r>
@@ -23088,6 +26114,23 @@
           <w:b/>
           <w:lang w:val="ar_AE" w:bidi="ar_AE"/>
         </w:rPr>
+        <w:t>ἓν Πνεῦμα</w:t>
+      </w:r>
+    </w:p>
+    <w:p>
+      <w:pPr>
+        <w:bidi/>
+      </w:pPr>
+      <w:r>
+        <w:rPr>
+          <w:lang w:val="ar_AE" w:bidi="ar_AE"/>
+        </w:rPr>
+      </w:r>
+      <w:r>
+        <w:rPr>
+          <w:b/>
+          <w:lang w:val="ar_AE" w:bidi="ar_AE"/>
+        </w:rPr>
         <w:t>"</w:t>
       </w:r>
       <w:r>
@@ -23172,6 +26215,23 @@
           <w:b/>
           <w:lang w:val="ar_AE" w:bidi="ar_AE"/>
         </w:rPr>
+        <w:t>ἐκλήθητε ἐν μιᾷ ἐλπίδι τῆς κλήσεως ὑμῶν</w:t>
+      </w:r>
+    </w:p>
+    <w:p>
+      <w:pPr>
+        <w:bidi/>
+      </w:pPr>
+      <w:r>
+        <w:rPr>
+          <w:lang w:val="ar_AE" w:bidi="ar_AE"/>
+        </w:rPr>
+      </w:r>
+      <w:r>
+        <w:rPr>
+          <w:b/>
+          <w:lang w:val="ar_AE" w:bidi="ar_AE"/>
+        </w:rPr>
         <w:t>"</w:t>
       </w:r>
       <w:r>
@@ -23571,6 +26631,23 @@
           <w:b/>
           <w:lang w:val="ar_AE" w:bidi="ar_AE"/>
         </w:rPr>
+        <w:t>ἑνὶ &amp; ἑκάστῳ ἡμῶν ἐδόθη ἡ χάρις</w:t>
+      </w:r>
+    </w:p>
+    <w:p>
+      <w:pPr>
+        <w:bidi/>
+      </w:pPr>
+      <w:r>
+        <w:rPr>
+          <w:lang w:val="ar_AE" w:bidi="ar_AE"/>
+        </w:rPr>
+      </w:r>
+      <w:r>
+        <w:rPr>
+          <w:b/>
+          <w:lang w:val="ar_AE" w:bidi="ar_AE"/>
+        </w:rPr>
         <w:t>"</w:t>
       </w:r>
       <w:r>
@@ -23677,6 +26754,23 @@
           <w:b/>
           <w:lang w:val="ar_AE" w:bidi="ar_AE"/>
         </w:rPr>
+        <w:t>ἑνὶ &amp; ἑκάστῳ ἡμῶν ἐδόθη ἡ χάρις</w:t>
+      </w:r>
+    </w:p>
+    <w:p>
+      <w:pPr>
+        <w:bidi/>
+      </w:pPr>
+      <w:r>
+        <w:rPr>
+          <w:lang w:val="ar_AE" w:bidi="ar_AE"/>
+        </w:rPr>
+      </w:r>
+      <w:r>
+        <w:rPr>
+          <w:b/>
+          <w:lang w:val="ar_AE" w:bidi="ar_AE"/>
+        </w:rPr>
         <w:t>"</w:t>
       </w:r>
       <w:r>
@@ -23796,6 +26890,23 @@
           <w:b/>
           <w:lang w:val="ar_AE" w:bidi="ar_AE"/>
         </w:rPr>
+        <w:t>διὸ</w:t>
+      </w:r>
+    </w:p>
+    <w:p>
+      <w:pPr>
+        <w:bidi/>
+      </w:pPr>
+      <w:r>
+        <w:rPr>
+          <w:lang w:val="ar_AE" w:bidi="ar_AE"/>
+        </w:rPr>
+      </w:r>
+      <w:r>
+        <w:rPr>
+          <w:b/>
+          <w:lang w:val="ar_AE" w:bidi="ar_AE"/>
+        </w:rPr>
         <w:t>"</w:t>
       </w:r>
       <w:r>
@@ -23915,6 +27026,23 @@
           <w:b/>
           <w:lang w:val="ar_AE" w:bidi="ar_AE"/>
         </w:rPr>
+        <w:t>ἀναβὰς εἰς ὕψος</w:t>
+      </w:r>
+    </w:p>
+    <w:p>
+      <w:pPr>
+        <w:bidi/>
+      </w:pPr>
+      <w:r>
+        <w:rPr>
+          <w:lang w:val="ar_AE" w:bidi="ar_AE"/>
+        </w:rPr>
+      </w:r>
+      <w:r>
+        <w:rPr>
+          <w:b/>
+          <w:lang w:val="ar_AE" w:bidi="ar_AE"/>
+        </w:rPr>
         <w:t>"</w:t>
       </w:r>
       <w:r>
@@ -23999,6 +27127,23 @@
           <w:b/>
           <w:lang w:val="ar_AE" w:bidi="ar_AE"/>
         </w:rPr>
+        <w:t>ἀνέβη</w:t>
+      </w:r>
+    </w:p>
+    <w:p>
+      <w:pPr>
+        <w:bidi/>
+      </w:pPr>
+      <w:r>
+        <w:rPr>
+          <w:lang w:val="ar_AE" w:bidi="ar_AE"/>
+        </w:rPr>
+      </w:r>
+      <w:r>
+        <w:rPr>
+          <w:b/>
+          <w:lang w:val="ar_AE" w:bidi="ar_AE"/>
+        </w:rPr>
         <w:t>"</w:t>
       </w:r>
       <w:r>
@@ -24083,6 +27228,23 @@
           <w:b/>
           <w:lang w:val="ar_AE" w:bidi="ar_AE"/>
         </w:rPr>
+        <w:t>καὶ κατέβη</w:t>
+      </w:r>
+    </w:p>
+    <w:p>
+      <w:pPr>
+        <w:bidi/>
+      </w:pPr>
+      <w:r>
+        <w:rPr>
+          <w:lang w:val="ar_AE" w:bidi="ar_AE"/>
+        </w:rPr>
+      </w:r>
+      <w:r>
+        <w:rPr>
+          <w:b/>
+          <w:lang w:val="ar_AE" w:bidi="ar_AE"/>
+        </w:rPr>
         <w:t>"</w:t>
       </w:r>
       <w:r>
@@ -24167,6 +27329,23 @@
           <w:b/>
           <w:lang w:val="ar_AE" w:bidi="ar_AE"/>
         </w:rPr>
+        <w:t>εἰς τὰ κατώτερα μέρη τῆς γῆς</w:t>
+      </w:r>
+    </w:p>
+    <w:p>
+      <w:pPr>
+        <w:bidi/>
+      </w:pPr>
+      <w:r>
+        <w:rPr>
+          <w:lang w:val="ar_AE" w:bidi="ar_AE"/>
+        </w:rPr>
+      </w:r>
+      <w:r>
+        <w:rPr>
+          <w:b/>
+          <w:lang w:val="ar_AE" w:bidi="ar_AE"/>
+        </w:rPr>
         <w:t>"</w:t>
       </w:r>
       <w:r>
@@ -24303,6 +27482,23 @@
           <w:b/>
           <w:lang w:val="ar_AE" w:bidi="ar_AE"/>
         </w:rPr>
+        <w:t>ἵνα πληρώσῃ τὰ πάντα</w:t>
+      </w:r>
+    </w:p>
+    <w:p>
+      <w:pPr>
+        <w:bidi/>
+      </w:pPr>
+      <w:r>
+        <w:rPr>
+          <w:lang w:val="ar_AE" w:bidi="ar_AE"/>
+        </w:rPr>
+      </w:r>
+      <w:r>
+        <w:rPr>
+          <w:b/>
+          <w:lang w:val="ar_AE" w:bidi="ar_AE"/>
+        </w:rPr>
         <w:t>"</w:t>
       </w:r>
       <w:r>
@@ -24387,6 +27583,23 @@
           <w:b/>
           <w:lang w:val="ar_AE" w:bidi="ar_AE"/>
         </w:rPr>
+        <w:t>πληρώσῃ</w:t>
+      </w:r>
+    </w:p>
+    <w:p>
+      <w:pPr>
+        <w:bidi/>
+      </w:pPr>
+      <w:r>
+        <w:rPr>
+          <w:lang w:val="ar_AE" w:bidi="ar_AE"/>
+        </w:rPr>
+      </w:r>
+      <w:r>
+        <w:rPr>
+          <w:b/>
+          <w:lang w:val="ar_AE" w:bidi="ar_AE"/>
+        </w:rPr>
         <w:t>"</w:t>
       </w:r>
       <w:r>
@@ -24471,6 +27684,23 @@
           <w:b/>
           <w:lang w:val="ar_AE" w:bidi="ar_AE"/>
         </w:rPr>
+        <w:t>ποιμένας</w:t>
+      </w:r>
+    </w:p>
+    <w:p>
+      <w:pPr>
+        <w:bidi/>
+      </w:pPr>
+      <w:r>
+        <w:rPr>
+          <w:lang w:val="ar_AE" w:bidi="ar_AE"/>
+        </w:rPr>
+      </w:r>
+      <w:r>
+        <w:rPr>
+          <w:b/>
+          <w:lang w:val="ar_AE" w:bidi="ar_AE"/>
+        </w:rPr>
         <w:t>"</w:t>
       </w:r>
       <w:r>
@@ -24590,6 +27820,23 @@
           <w:b/>
           <w:lang w:val="ar_AE" w:bidi="ar_AE"/>
         </w:rPr>
+        <w:t>πρὸς τὸν καταρτισμὸν τῶν ἁγίων</w:t>
+      </w:r>
+    </w:p>
+    <w:p>
+      <w:pPr>
+        <w:bidi/>
+      </w:pPr>
+      <w:r>
+        <w:rPr>
+          <w:lang w:val="ar_AE" w:bidi="ar_AE"/>
+        </w:rPr>
+      </w:r>
+      <w:r>
+        <w:rPr>
+          <w:b/>
+          <w:lang w:val="ar_AE" w:bidi="ar_AE"/>
+        </w:rPr>
         <w:t>"</w:t>
       </w:r>
       <w:r>
@@ -24674,6 +27921,23 @@
           <w:b/>
           <w:lang w:val="ar_AE" w:bidi="ar_AE"/>
         </w:rPr>
+        <w:t>εἰς ἔργον διακονίας</w:t>
+      </w:r>
+    </w:p>
+    <w:p>
+      <w:pPr>
+        <w:bidi/>
+      </w:pPr>
+      <w:r>
+        <w:rPr>
+          <w:lang w:val="ar_AE" w:bidi="ar_AE"/>
+        </w:rPr>
+      </w:r>
+      <w:r>
+        <w:rPr>
+          <w:b/>
+          <w:lang w:val="ar_AE" w:bidi="ar_AE"/>
+        </w:rPr>
         <w:t>"</w:t>
       </w:r>
       <w:r>
@@ -24758,6 +28022,23 @@
           <w:b/>
           <w:lang w:val="ar_AE" w:bidi="ar_AE"/>
         </w:rPr>
+        <w:t>εἰς οἰκοδομὴν τοῦ σώματος τοῦ Χριστοῦ</w:t>
+      </w:r>
+    </w:p>
+    <w:p>
+      <w:pPr>
+        <w:bidi/>
+      </w:pPr>
+      <w:r>
+        <w:rPr>
+          <w:lang w:val="ar_AE" w:bidi="ar_AE"/>
+        </w:rPr>
+      </w:r>
+      <w:r>
+        <w:rPr>
+          <w:b/>
+          <w:lang w:val="ar_AE" w:bidi="ar_AE"/>
+        </w:rPr>
         <w:t>"</w:t>
       </w:r>
       <w:r>
@@ -24864,6 +28145,23 @@
           <w:b/>
           <w:lang w:val="ar_AE" w:bidi="ar_AE"/>
         </w:rPr>
+        <w:t>οἰκοδομὴν</w:t>
+      </w:r>
+    </w:p>
+    <w:p>
+      <w:pPr>
+        <w:bidi/>
+      </w:pPr>
+      <w:r>
+        <w:rPr>
+          <w:lang w:val="ar_AE" w:bidi="ar_AE"/>
+        </w:rPr>
+      </w:r>
+      <w:r>
+        <w:rPr>
+          <w:b/>
+          <w:lang w:val="ar_AE" w:bidi="ar_AE"/>
+        </w:rPr>
         <w:t>"</w:t>
       </w:r>
       <w:r>
@@ -25155,6 +28453,23 @@
           <w:b/>
           <w:lang w:val="ar_AE" w:bidi="ar_AE"/>
         </w:rPr>
+        <w:t>καταντήσωμεν οἱ πάντες εἰς τὴν ἑνότητα τῆς πίστεως</w:t>
+      </w:r>
+    </w:p>
+    <w:p>
+      <w:pPr>
+        <w:bidi/>
+      </w:pPr>
+      <w:r>
+        <w:rPr>
+          <w:lang w:val="ar_AE" w:bidi="ar_AE"/>
+        </w:rPr>
+      </w:r>
+      <w:r>
+        <w:rPr>
+          <w:b/>
+          <w:lang w:val="ar_AE" w:bidi="ar_AE"/>
+        </w:rPr>
         <w:t>"</w:t>
       </w:r>
       <w:r>
@@ -25274,6 +28589,23 @@
           <w:b/>
           <w:lang w:val="ar_AE" w:bidi="ar_AE"/>
         </w:rPr>
+        <w:t>καταντήσωμεν οἱ πάντες εἰς τὴν ἑνότητα τῆς πίστεως</w:t>
+      </w:r>
+    </w:p>
+    <w:p>
+      <w:pPr>
+        <w:bidi/>
+      </w:pPr>
+      <w:r>
+        <w:rPr>
+          <w:lang w:val="ar_AE" w:bidi="ar_AE"/>
+        </w:rPr>
+      </w:r>
+      <w:r>
+        <w:rPr>
+          <w:b/>
+          <w:lang w:val="ar_AE" w:bidi="ar_AE"/>
+        </w:rPr>
         <w:t>"</w:t>
       </w:r>
       <w:r>
@@ -25393,6 +28725,23 @@
           <w:b/>
           <w:lang w:val="ar_AE" w:bidi="ar_AE"/>
         </w:rPr>
+        <w:t>τῆς ἐπιγνώσεως τοῦ Υἱοῦ τοῦ Θεοῦ</w:t>
+      </w:r>
+    </w:p>
+    <w:p>
+      <w:pPr>
+        <w:bidi/>
+      </w:pPr>
+      <w:r>
+        <w:rPr>
+          <w:lang w:val="ar_AE" w:bidi="ar_AE"/>
+        </w:rPr>
+      </w:r>
+      <w:r>
+        <w:rPr>
+          <w:b/>
+          <w:lang w:val="ar_AE" w:bidi="ar_AE"/>
+        </w:rPr>
         <w:t>"</w:t>
       </w:r>
       <w:r>
@@ -25512,6 +28861,23 @@
           <w:b/>
           <w:lang w:val="ar_AE" w:bidi="ar_AE"/>
         </w:rPr>
+        <w:t>τοῦ Υἱοῦ τοῦ Θεοῦ</w:t>
+      </w:r>
+    </w:p>
+    <w:p>
+      <w:pPr>
+        <w:bidi/>
+      </w:pPr>
+      <w:r>
+        <w:rPr>
+          <w:lang w:val="ar_AE" w:bidi="ar_AE"/>
+        </w:rPr>
+      </w:r>
+      <w:r>
+        <w:rPr>
+          <w:b/>
+          <w:lang w:val="ar_AE" w:bidi="ar_AE"/>
+        </w:rPr>
         <w:t>"</w:t>
       </w:r>
       <w:r>
@@ -25625,6 +28991,23 @@
           <w:b/>
           <w:lang w:val="ar_AE" w:bidi="ar_AE"/>
         </w:rPr>
+        <w:t>εἰς ἄνδρα τέλειον</w:t>
+      </w:r>
+    </w:p>
+    <w:p>
+      <w:pPr>
+        <w:bidi/>
+      </w:pPr>
+      <w:r>
+        <w:rPr>
+          <w:lang w:val="ar_AE" w:bidi="ar_AE"/>
+        </w:rPr>
+      </w:r>
+      <w:r>
+        <w:rPr>
+          <w:b/>
+          <w:lang w:val="ar_AE" w:bidi="ar_AE"/>
+        </w:rPr>
         <w:t>"</w:t>
       </w:r>
       <w:r>
@@ -25709,6 +29092,23 @@
           <w:b/>
           <w:lang w:val="ar_AE" w:bidi="ar_AE"/>
         </w:rPr>
+        <w:t>τέλειον</w:t>
+      </w:r>
+    </w:p>
+    <w:p>
+      <w:pPr>
+        <w:bidi/>
+      </w:pPr>
+      <w:r>
+        <w:rPr>
+          <w:lang w:val="ar_AE" w:bidi="ar_AE"/>
+        </w:rPr>
+      </w:r>
+      <w:r>
+        <w:rPr>
+          <w:b/>
+          <w:lang w:val="ar_AE" w:bidi="ar_AE"/>
+        </w:rPr>
         <w:t>"</w:t>
       </w:r>
       <w:r>
@@ -25793,6 +29193,23 @@
           <w:b/>
           <w:lang w:val="ar_AE" w:bidi="ar_AE"/>
         </w:rPr>
+        <w:t>ἵνα</w:t>
+      </w:r>
+    </w:p>
+    <w:p>
+      <w:pPr>
+        <w:bidi/>
+      </w:pPr>
+      <w:r>
+        <w:rPr>
+          <w:lang w:val="ar_AE" w:bidi="ar_AE"/>
+        </w:rPr>
+      </w:r>
+      <w:r>
+        <w:rPr>
+          <w:b/>
+          <w:lang w:val="ar_AE" w:bidi="ar_AE"/>
+        </w:rPr>
         <w:t>"</w:t>
       </w:r>
       <w:r>
@@ -25912,6 +29329,23 @@
           <w:b/>
           <w:lang w:val="ar_AE" w:bidi="ar_AE"/>
         </w:rPr>
+        <w:t>μηκέτι ὦμεν νήπιοι</w:t>
+      </w:r>
+    </w:p>
+    <w:p>
+      <w:pPr>
+        <w:bidi/>
+      </w:pPr>
+      <w:r>
+        <w:rPr>
+          <w:lang w:val="ar_AE" w:bidi="ar_AE"/>
+        </w:rPr>
+      </w:r>
+      <w:r>
+        <w:rPr>
+          <w:b/>
+          <w:lang w:val="ar_AE" w:bidi="ar_AE"/>
+        </w:rPr>
         <w:t>"</w:t>
       </w:r>
       <w:r>
@@ -26031,6 +29465,23 @@
           <w:b/>
           <w:lang w:val="ar_AE" w:bidi="ar_AE"/>
         </w:rPr>
+        <w:t>κλυδωνιζόμενοι καὶ περιφερόμενοι παντὶ ἀνέμῳ τῆς διδασκαλίας</w:t>
+      </w:r>
+    </w:p>
+    <w:p>
+      <w:pPr>
+        <w:bidi/>
+      </w:pPr>
+      <w:r>
+        <w:rPr>
+          <w:lang w:val="ar_AE" w:bidi="ar_AE"/>
+        </w:rPr>
+      </w:r>
+      <w:r>
+        <w:rPr>
+          <w:b/>
+          <w:lang w:val="ar_AE" w:bidi="ar_AE"/>
+        </w:rPr>
         <w:t>"</w:t>
       </w:r>
       <w:r>
@@ -26150,6 +29601,23 @@
           <w:b/>
           <w:lang w:val="ar_AE" w:bidi="ar_AE"/>
         </w:rPr>
+        <w:t>ἐν τῇ κυβίᾳ τῶν ἀνθρώπων, ἐν πανουργίᾳ πρὸς τὴν μεθοδίαν τῆς πλάνης</w:t>
+      </w:r>
+    </w:p>
+    <w:p>
+      <w:pPr>
+        <w:bidi/>
+      </w:pPr>
+      <w:r>
+        <w:rPr>
+          <w:lang w:val="ar_AE" w:bidi="ar_AE"/>
+        </w:rPr>
+      </w:r>
+      <w:r>
+        <w:rPr>
+          <w:b/>
+          <w:lang w:val="ar_AE" w:bidi="ar_AE"/>
+        </w:rPr>
         <w:t>"</w:t>
       </w:r>
       <w:r>
@@ -26288,6 +29756,23 @@
           <w:b/>
           <w:lang w:val="ar_AE" w:bidi="ar_AE"/>
         </w:rPr>
+        <w:t>δὲ</w:t>
+      </w:r>
+    </w:p>
+    <w:p>
+      <w:pPr>
+        <w:bidi/>
+      </w:pPr>
+      <w:r>
+        <w:rPr>
+          <w:lang w:val="ar_AE" w:bidi="ar_AE"/>
+        </w:rPr>
+      </w:r>
+      <w:r>
+        <w:rPr>
+          <w:b/>
+          <w:lang w:val="ar_AE" w:bidi="ar_AE"/>
+        </w:rPr>
         <w:t>"</w:t>
       </w:r>
       <w:r>
@@ -26407,6 +29892,23 @@
           <w:b/>
           <w:lang w:val="ar_AE" w:bidi="ar_AE"/>
         </w:rPr>
+        <w:t>ἀληθεύοντες</w:t>
+      </w:r>
+    </w:p>
+    <w:p>
+      <w:pPr>
+        <w:bidi/>
+      </w:pPr>
+      <w:r>
+        <w:rPr>
+          <w:lang w:val="ar_AE" w:bidi="ar_AE"/>
+        </w:rPr>
+      </w:r>
+      <w:r>
+        <w:rPr>
+          <w:b/>
+          <w:lang w:val="ar_AE" w:bidi="ar_AE"/>
+        </w:rPr>
         <w:t>"</w:t>
       </w:r>
       <w:r>
@@ -26526,6 +30028,23 @@
           <w:b/>
           <w:lang w:val="ar_AE" w:bidi="ar_AE"/>
         </w:rPr>
+        <w:t>ἐν ἀγάπῃ</w:t>
+      </w:r>
+    </w:p>
+    <w:p>
+      <w:pPr>
+        <w:bidi/>
+      </w:pPr>
+      <w:r>
+        <w:rPr>
+          <w:lang w:val="ar_AE" w:bidi="ar_AE"/>
+        </w:rPr>
+      </w:r>
+      <w:r>
+        <w:rPr>
+          <w:b/>
+          <w:lang w:val="ar_AE" w:bidi="ar_AE"/>
+        </w:rPr>
         <w:t>"</w:t>
       </w:r>
       <w:r>
@@ -26645,6 +30164,23 @@
           <w:b/>
           <w:lang w:val="ar_AE" w:bidi="ar_AE"/>
         </w:rPr>
+        <w:t>εἰς αὐτὸν &amp; ὅς ἐστιν ἡ κεφαλή</w:t>
+      </w:r>
+    </w:p>
+    <w:p>
+      <w:pPr>
+        <w:bidi/>
+      </w:pPr>
+      <w:r>
+        <w:rPr>
+          <w:lang w:val="ar_AE" w:bidi="ar_AE"/>
+        </w:rPr>
+      </w:r>
+      <w:r>
+        <w:rPr>
+          <w:b/>
+          <w:lang w:val="ar_AE" w:bidi="ar_AE"/>
+        </w:rPr>
         <w:t>"</w:t>
       </w:r>
       <w:r>
@@ -26764,6 +30300,23 @@
           <w:b/>
           <w:lang w:val="ar_AE" w:bidi="ar_AE"/>
         </w:rPr>
+        <w:t>ἐξ οὗ πᾶν τὸ σῶμα &amp; τὴν αὔξησιν τοῦ σώματος ποιεῖται</w:t>
+      </w:r>
+    </w:p>
+    <w:p>
+      <w:pPr>
+        <w:bidi/>
+      </w:pPr>
+      <w:r>
+        <w:rPr>
+          <w:lang w:val="ar_AE" w:bidi="ar_AE"/>
+        </w:rPr>
+      </w:r>
+      <w:r>
+        <w:rPr>
+          <w:b/>
+          <w:lang w:val="ar_AE" w:bidi="ar_AE"/>
+        </w:rPr>
         <w:t>"</w:t>
       </w:r>
       <w:r>
@@ -26897,6 +30450,23 @@
           <w:b/>
           <w:lang w:val="ar_AE" w:bidi="ar_AE"/>
         </w:rPr>
+        <w:t>εἰς οἰκοδομὴν ἑαυτοῦ ἐν ἀγάπῃ</w:t>
+      </w:r>
+    </w:p>
+    <w:p>
+      <w:pPr>
+        <w:bidi/>
+      </w:pPr>
+      <w:r>
+        <w:rPr>
+          <w:lang w:val="ar_AE" w:bidi="ar_AE"/>
+        </w:rPr>
+      </w:r>
+      <w:r>
+        <w:rPr>
+          <w:b/>
+          <w:lang w:val="ar_AE" w:bidi="ar_AE"/>
+        </w:rPr>
         <w:t>"</w:t>
       </w:r>
       <w:r>
@@ -27016,6 +30586,23 @@
           <w:b/>
           <w:lang w:val="ar_AE" w:bidi="ar_AE"/>
         </w:rPr>
+        <w:t>ἐν ἀγάπῃ</w:t>
+      </w:r>
+    </w:p>
+    <w:p>
+      <w:pPr>
+        <w:bidi/>
+      </w:pPr>
+      <w:r>
+        <w:rPr>
+          <w:lang w:val="ar_AE" w:bidi="ar_AE"/>
+        </w:rPr>
+      </w:r>
+      <w:r>
+        <w:rPr>
+          <w:b/>
+          <w:lang w:val="ar_AE" w:bidi="ar_AE"/>
+        </w:rPr>
         <w:t>"</w:t>
       </w:r>
       <w:r>
@@ -27135,6 +30722,23 @@
           <w:b/>
           <w:lang w:val="ar_AE" w:bidi="ar_AE"/>
         </w:rPr>
+        <w:t>διὰ πάσης ἁφῆς τῆς ἐπιχορηγίας</w:t>
+      </w:r>
+    </w:p>
+    <w:p>
+      <w:pPr>
+        <w:bidi/>
+      </w:pPr>
+      <w:r>
+        <w:rPr>
+          <w:lang w:val="ar_AE" w:bidi="ar_AE"/>
+        </w:rPr>
+      </w:r>
+      <w:r>
+        <w:rPr>
+          <w:b/>
+          <w:lang w:val="ar_AE" w:bidi="ar_AE"/>
+        </w:rPr>
         <w:t>"</w:t>
       </w:r>
       <w:r>
@@ -27457,6 +31061,23 @@
           <w:b/>
           <w:lang w:val="ar_AE" w:bidi="ar_AE"/>
         </w:rPr>
+        <w:t>τοῦτο οὖν λέγω καὶ μαρτύρομαι</w:t>
+      </w:r>
+    </w:p>
+    <w:p>
+      <w:pPr>
+        <w:bidi/>
+      </w:pPr>
+      <w:r>
+        <w:rPr>
+          <w:lang w:val="ar_AE" w:bidi="ar_AE"/>
+        </w:rPr>
+      </w:r>
+      <w:r>
+        <w:rPr>
+          <w:b/>
+          <w:lang w:val="ar_AE" w:bidi="ar_AE"/>
+        </w:rPr>
         <w:t>"</w:t>
       </w:r>
       <w:r>
@@ -27541,6 +31162,23 @@
           <w:b/>
           <w:lang w:val="ar_AE" w:bidi="ar_AE"/>
         </w:rPr>
+        <w:t>ἐν Κυρίῳ</w:t>
+      </w:r>
+    </w:p>
+    <w:p>
+      <w:pPr>
+        <w:bidi/>
+      </w:pPr>
+      <w:r>
+        <w:rPr>
+          <w:lang w:val="ar_AE" w:bidi="ar_AE"/>
+        </w:rPr>
+      </w:r>
+      <w:r>
+        <w:rPr>
+          <w:b/>
+          <w:lang w:val="ar_AE" w:bidi="ar_AE"/>
+        </w:rPr>
         <w:t>"</w:t>
       </w:r>
       <w:r>
@@ -27625,6 +31263,23 @@
           <w:b/>
           <w:lang w:val="ar_AE" w:bidi="ar_AE"/>
         </w:rPr>
+        <w:t>μηκέτι ὑμᾶς περιπατεῖν, καθὼς καὶ τὰ ἔθνη περιπατεῖ ἐν ματαιότητι τοῦ νοὸς αὐτῶν</w:t>
+      </w:r>
+    </w:p>
+    <w:p>
+      <w:pPr>
+        <w:bidi/>
+      </w:pPr>
+      <w:r>
+        <w:rPr>
+          <w:lang w:val="ar_AE" w:bidi="ar_AE"/>
+        </w:rPr>
+      </w:r>
+      <w:r>
+        <w:rPr>
+          <w:b/>
+          <w:lang w:val="ar_AE" w:bidi="ar_AE"/>
+        </w:rPr>
         <w:t xml:space="preserve"> "</w:t>
       </w:r>
       <w:r>
@@ -27731,6 +31386,23 @@
           <w:b/>
           <w:lang w:val="ar_AE" w:bidi="ar_AE"/>
         </w:rPr>
+        <w:t>ἐσκοτωμένοι τῇ διανοίᾳ</w:t>
+      </w:r>
+    </w:p>
+    <w:p>
+      <w:pPr>
+        <w:bidi/>
+      </w:pPr>
+      <w:r>
+        <w:rPr>
+          <w:lang w:val="ar_AE" w:bidi="ar_AE"/>
+        </w:rPr>
+      </w:r>
+      <w:r>
+        <w:rPr>
+          <w:b/>
+          <w:lang w:val="ar_AE" w:bidi="ar_AE"/>
+        </w:rPr>
         <w:t>"</w:t>
       </w:r>
       <w:r>
@@ -27837,6 +31509,23 @@
           <w:b/>
           <w:lang w:val="ar_AE" w:bidi="ar_AE"/>
         </w:rPr>
+        <w:t>ἐσκοτωμένοι τῇ διανοίᾳ</w:t>
+      </w:r>
+    </w:p>
+    <w:p>
+      <w:pPr>
+        <w:bidi/>
+      </w:pPr>
+      <w:r>
+        <w:rPr>
+          <w:lang w:val="ar_AE" w:bidi="ar_AE"/>
+        </w:rPr>
+      </w:r>
+      <w:r>
+        <w:rPr>
+          <w:b/>
+          <w:lang w:val="ar_AE" w:bidi="ar_AE"/>
+        </w:rPr>
         <w:t>"</w:t>
       </w:r>
       <w:r>
@@ -27943,6 +31632,23 @@
           <w:b/>
           <w:lang w:val="ar_AE" w:bidi="ar_AE"/>
         </w:rPr>
+        <w:t>ἀπηλλοτριωμένοι τῆς ζωῆς τοῦ Θεοῦ, διὰ τὴν ἄγνοιαν τὴν οὖσαν ἐν αὐτοῖς</w:t>
+      </w:r>
+    </w:p>
+    <w:p>
+      <w:pPr>
+        <w:bidi/>
+      </w:pPr>
+      <w:r>
+        <w:rPr>
+          <w:lang w:val="ar_AE" w:bidi="ar_AE"/>
+        </w:rPr>
+      </w:r>
+      <w:r>
+        <w:rPr>
+          <w:b/>
+          <w:lang w:val="ar_AE" w:bidi="ar_AE"/>
+        </w:rPr>
         <w:t>"</w:t>
       </w:r>
       <w:r>
@@ -28049,6 +31755,23 @@
           <w:b/>
           <w:lang w:val="ar_AE" w:bidi="ar_AE"/>
         </w:rPr>
+        <w:t>ἀπηλλοτριωμένοι</w:t>
+      </w:r>
+    </w:p>
+    <w:p>
+      <w:pPr>
+        <w:bidi/>
+      </w:pPr>
+      <w:r>
+        <w:rPr>
+          <w:lang w:val="ar_AE" w:bidi="ar_AE"/>
+        </w:rPr>
+      </w:r>
+      <w:r>
+        <w:rPr>
+          <w:b/>
+          <w:lang w:val="ar_AE" w:bidi="ar_AE"/>
+        </w:rPr>
         <w:t>"</w:t>
       </w:r>
       <w:r>
@@ -28133,6 +31856,23 @@
           <w:b/>
           <w:lang w:val="ar_AE" w:bidi="ar_AE"/>
         </w:rPr>
+        <w:t>ἄγνοιαν</w:t>
+      </w:r>
+    </w:p>
+    <w:p>
+      <w:pPr>
+        <w:bidi/>
+      </w:pPr>
+      <w:r>
+        <w:rPr>
+          <w:lang w:val="ar_AE" w:bidi="ar_AE"/>
+        </w:rPr>
+      </w:r>
+      <w:r>
+        <w:rPr>
+          <w:b/>
+          <w:lang w:val="ar_AE" w:bidi="ar_AE"/>
+        </w:rPr>
         <w:t>"</w:t>
       </w:r>
       <w:r>
@@ -28217,6 +31957,23 @@
           <w:b/>
           <w:lang w:val="ar_AE" w:bidi="ar_AE"/>
         </w:rPr>
+        <w:t>διὰ τὴν πώρωσιν τῆς καρδίας αὐτῶν</w:t>
+      </w:r>
+    </w:p>
+    <w:p>
+      <w:pPr>
+        <w:bidi/>
+      </w:pPr>
+      <w:r>
+        <w:rPr>
+          <w:lang w:val="ar_AE" w:bidi="ar_AE"/>
+        </w:rPr>
+      </w:r>
+      <w:r>
+        <w:rPr>
+          <w:b/>
+          <w:lang w:val="ar_AE" w:bidi="ar_AE"/>
+        </w:rPr>
         <w:t>"</w:t>
       </w:r>
       <w:r>
@@ -28336,6 +32093,23 @@
           <w:b/>
           <w:lang w:val="ar_AE" w:bidi="ar_AE"/>
         </w:rPr>
+        <w:t>διὰ</w:t>
+      </w:r>
+    </w:p>
+    <w:p>
+      <w:pPr>
+        <w:bidi/>
+      </w:pPr>
+      <w:r>
+        <w:rPr>
+          <w:lang w:val="ar_AE" w:bidi="ar_AE"/>
+        </w:rPr>
+      </w:r>
+      <w:r>
+        <w:rPr>
+          <w:b/>
+          <w:lang w:val="ar_AE" w:bidi="ar_AE"/>
+        </w:rPr>
         <w:t>"</w:t>
       </w:r>
       <w:r>
@@ -28455,6 +32229,23 @@
           <w:b/>
           <w:lang w:val="ar_AE" w:bidi="ar_AE"/>
         </w:rPr>
+        <w:t>διὰ</w:t>
+      </w:r>
+    </w:p>
+    <w:p>
+      <w:pPr>
+        <w:bidi/>
+      </w:pPr>
+      <w:r>
+        <w:rPr>
+          <w:lang w:val="ar_AE" w:bidi="ar_AE"/>
+        </w:rPr>
+      </w:r>
+      <w:r>
+        <w:rPr>
+          <w:b/>
+          <w:lang w:val="ar_AE" w:bidi="ar_AE"/>
+        </w:rPr>
         <w:t>"</w:t>
       </w:r>
       <w:r>
@@ -28558,6 +32349,23 @@
         <w:rPr>
           <w:lang w:val="ar_AE" w:bidi="ar_AE"/>
         </w:rPr>
+      </w:r>
+    </w:p>
+    <w:p>
+      <w:pPr>
+        <w:bidi/>
+      </w:pPr>
+      <w:r>
+        <w:rPr>
+          <w:lang w:val="ar_AE" w:bidi="ar_AE"/>
+        </w:rPr>
+      </w:r>
+      <w:r>
+        <w:rPr>
+          <w:b/>
+          <w:lang w:val="ar_AE" w:bidi="ar_AE"/>
+        </w:rPr>
+        <w:t>ἑαυτοὺς παρέδωκαν τῇ ἀσελγείᾳ</w:t>
       </w:r>
     </w:p>
     <w:p>
@@ -28795,6 +32603,23 @@
           <w:b/>
           <w:lang w:val="ar_AE" w:bidi="ar_AE"/>
         </w:rPr>
+        <w:t>δὲ</w:t>
+      </w:r>
+    </w:p>
+    <w:p>
+      <w:pPr>
+        <w:bidi/>
+      </w:pPr>
+      <w:r>
+        <w:rPr>
+          <w:lang w:val="ar_AE" w:bidi="ar_AE"/>
+        </w:rPr>
+      </w:r>
+      <w:r>
+        <w:rPr>
+          <w:b/>
+          <w:lang w:val="ar_AE" w:bidi="ar_AE"/>
+        </w:rPr>
         <w:t>"</w:t>
       </w:r>
       <w:r>
@@ -28914,6 +32739,23 @@
           <w:b/>
           <w:lang w:val="ar_AE" w:bidi="ar_AE"/>
         </w:rPr>
+        <w:t>εἴ γε αὐτὸν ἠκούσατε καὶ ἐν αὐτῷ ἐδιδάχθητε</w:t>
+      </w:r>
+    </w:p>
+    <w:p>
+      <w:pPr>
+        <w:bidi/>
+      </w:pPr>
+      <w:r>
+        <w:rPr>
+          <w:lang w:val="ar_AE" w:bidi="ar_AE"/>
+        </w:rPr>
+      </w:r>
+      <w:r>
+        <w:rPr>
+          <w:b/>
+          <w:lang w:val="ar_AE" w:bidi="ar_AE"/>
+        </w:rPr>
         <w:t>"</w:t>
       </w:r>
       <w:r>
@@ -29046,6 +32888,23 @@
           <w:b/>
           <w:lang w:val="ar_AE" w:bidi="ar_AE"/>
         </w:rPr>
+        <w:t>ἐν αὐτῷ ἐδιδάχθητε</w:t>
+      </w:r>
+    </w:p>
+    <w:p>
+      <w:pPr>
+        <w:bidi/>
+      </w:pPr>
+      <w:r>
+        <w:rPr>
+          <w:lang w:val="ar_AE" w:bidi="ar_AE"/>
+        </w:rPr>
+      </w:r>
+      <w:r>
+        <w:rPr>
+          <w:b/>
+          <w:lang w:val="ar_AE" w:bidi="ar_AE"/>
+        </w:rPr>
         <w:t>"</w:t>
       </w:r>
       <w:r>
@@ -29152,6 +33011,23 @@
           <w:b/>
           <w:lang w:val="ar_AE" w:bidi="ar_AE"/>
         </w:rPr>
+        <w:t>καθώς ἐστιν ἀλήθεια ἐν τῷ Ἰησοῦ</w:t>
+      </w:r>
+    </w:p>
+    <w:p>
+      <w:pPr>
+        <w:bidi/>
+      </w:pPr>
+      <w:r>
+        <w:rPr>
+          <w:lang w:val="ar_AE" w:bidi="ar_AE"/>
+        </w:rPr>
+      </w:r>
+      <w:r>
+        <w:rPr>
+          <w:b/>
+          <w:lang w:val="ar_AE" w:bidi="ar_AE"/>
+        </w:rPr>
         <w:t>"</w:t>
       </w:r>
       <w:r>
@@ -29236,6 +33112,23 @@
           <w:b/>
           <w:lang w:val="ar_AE" w:bidi="ar_AE"/>
         </w:rPr>
+        <w:t>ἀποθέσθαι ὑμᾶς κατὰ τὴν προτέραν ἀναστροφὴν</w:t>
+      </w:r>
+    </w:p>
+    <w:p>
+      <w:pPr>
+        <w:bidi/>
+      </w:pPr>
+      <w:r>
+        <w:rPr>
+          <w:lang w:val="ar_AE" w:bidi="ar_AE"/>
+        </w:rPr>
+      </w:r>
+      <w:r>
+        <w:rPr>
+          <w:b/>
+          <w:lang w:val="ar_AE" w:bidi="ar_AE"/>
+        </w:rPr>
         <w:t>"</w:t>
       </w:r>
       <w:r>
@@ -29342,6 +33235,23 @@
           <w:b/>
           <w:lang w:val="ar_AE" w:bidi="ar_AE"/>
         </w:rPr>
+        <w:t>ἀποθέσθαι ὑμᾶς κατὰ τὴν προτέραν ἀναστροφὴν τὸν παλαιὸν ἄνθρωπον</w:t>
+      </w:r>
+    </w:p>
+    <w:p>
+      <w:pPr>
+        <w:bidi/>
+      </w:pPr>
+      <w:r>
+        <w:rPr>
+          <w:lang w:val="ar_AE" w:bidi="ar_AE"/>
+        </w:rPr>
+      </w:r>
+      <w:r>
+        <w:rPr>
+          <w:b/>
+          <w:lang w:val="ar_AE" w:bidi="ar_AE"/>
+        </w:rPr>
         <w:t>"</w:t>
       </w:r>
       <w:r>
@@ -29448,6 +33358,23 @@
           <w:b/>
           <w:lang w:val="ar_AE" w:bidi="ar_AE"/>
         </w:rPr>
+        <w:t>τὸν παλαιὸν ἄνθρωπον</w:t>
+      </w:r>
+    </w:p>
+    <w:p>
+      <w:pPr>
+        <w:bidi/>
+      </w:pPr>
+      <w:r>
+        <w:rPr>
+          <w:lang w:val="ar_AE" w:bidi="ar_AE"/>
+        </w:rPr>
+      </w:r>
+      <w:r>
+        <w:rPr>
+          <w:b/>
+          <w:lang w:val="ar_AE" w:bidi="ar_AE"/>
+        </w:rPr>
         <w:t>"</w:t>
       </w:r>
       <w:r>
@@ -29673,6 +33600,23 @@
           <w:b/>
           <w:lang w:val="ar_AE" w:bidi="ar_AE"/>
         </w:rPr>
+        <w:t>ἀνανεοῦσθαι &amp; τῷ πνεύματι τοῦ νοὸς ὑμῶν</w:t>
+      </w:r>
+    </w:p>
+    <w:p>
+      <w:pPr>
+        <w:bidi/>
+      </w:pPr>
+      <w:r>
+        <w:rPr>
+          <w:lang w:val="ar_AE" w:bidi="ar_AE"/>
+        </w:rPr>
+      </w:r>
+      <w:r>
+        <w:rPr>
+          <w:b/>
+          <w:lang w:val="ar_AE" w:bidi="ar_AE"/>
+        </w:rPr>
         <w:t>"</w:t>
       </w:r>
       <w:r>
@@ -29779,6 +33723,23 @@
           <w:b/>
           <w:lang w:val="ar_AE" w:bidi="ar_AE"/>
         </w:rPr>
+        <w:t>ἐν δικαιοσύνῃ καὶ ὁσιότητι τῆς ἀληθείας</w:t>
+      </w:r>
+    </w:p>
+    <w:p>
+      <w:pPr>
+        <w:bidi/>
+      </w:pPr>
+      <w:r>
+        <w:rPr>
+          <w:lang w:val="ar_AE" w:bidi="ar_AE"/>
+        </w:rPr>
+      </w:r>
+      <w:r>
+        <w:rPr>
+          <w:b/>
+          <w:lang w:val="ar_AE" w:bidi="ar_AE"/>
+        </w:rPr>
         <w:t>"</w:t>
       </w:r>
       <w:r>
@@ -29924,6 +33885,23 @@
           <w:b/>
           <w:lang w:val="ar_AE" w:bidi="ar_AE"/>
         </w:rPr>
+        <w:t>ἐνδύσασθαι τὸν καινὸν ἄνθρωπον</w:t>
+      </w:r>
+    </w:p>
+    <w:p>
+      <w:pPr>
+        <w:bidi/>
+      </w:pPr>
+      <w:r>
+        <w:rPr>
+          <w:lang w:val="ar_AE" w:bidi="ar_AE"/>
+        </w:rPr>
+      </w:r>
+      <w:r>
+        <w:rPr>
+          <w:b/>
+          <w:lang w:val="ar_AE" w:bidi="ar_AE"/>
+        </w:rPr>
         <w:t>"</w:t>
       </w:r>
       <w:r>
@@ -30043,6 +34021,23 @@
           <w:b/>
           <w:lang w:val="ar_AE" w:bidi="ar_AE"/>
         </w:rPr>
+        <w:t>διὸ</w:t>
+      </w:r>
+    </w:p>
+    <w:p>
+      <w:pPr>
+        <w:bidi/>
+      </w:pPr>
+      <w:r>
+        <w:rPr>
+          <w:lang w:val="ar_AE" w:bidi="ar_AE"/>
+        </w:rPr>
+      </w:r>
+      <w:r>
+        <w:rPr>
+          <w:b/>
+          <w:lang w:val="ar_AE" w:bidi="ar_AE"/>
+        </w:rPr>
         <w:t>"</w:t>
       </w:r>
       <w:r>
@@ -30162,6 +34157,23 @@
           <w:b/>
           <w:lang w:val="ar_AE" w:bidi="ar_AE"/>
         </w:rPr>
+        <w:t>ἀποθέμενοι τὸ ψεῦδος</w:t>
+      </w:r>
+    </w:p>
+    <w:p>
+      <w:pPr>
+        <w:bidi/>
+      </w:pPr>
+      <w:r>
+        <w:rPr>
+          <w:lang w:val="ar_AE" w:bidi="ar_AE"/>
+        </w:rPr>
+      </w:r>
+      <w:r>
+        <w:rPr>
+          <w:b/>
+          <w:lang w:val="ar_AE" w:bidi="ar_AE"/>
+        </w:rPr>
         <w:t>"</w:t>
       </w:r>
       <w:r>
@@ -30268,6 +34280,23 @@
           <w:b/>
           <w:lang w:val="ar_AE" w:bidi="ar_AE"/>
         </w:rPr>
+        <w:t>λαλεῖτε ἀλήθειαν ἕκαστος</w:t>
+      </w:r>
+    </w:p>
+    <w:p>
+      <w:pPr>
+        <w:bidi/>
+      </w:pPr>
+      <w:r>
+        <w:rPr>
+          <w:lang w:val="ar_AE" w:bidi="ar_AE"/>
+        </w:rPr>
+      </w:r>
+      <w:r>
+        <w:rPr>
+          <w:b/>
+          <w:lang w:val="ar_AE" w:bidi="ar_AE"/>
+        </w:rPr>
         <w:t>"</w:t>
       </w:r>
       <w:r>
@@ -30387,6 +34416,23 @@
           <w:b/>
           <w:lang w:val="ar_AE" w:bidi="ar_AE"/>
         </w:rPr>
+        <w:t>ὅτι</w:t>
+      </w:r>
+    </w:p>
+    <w:p>
+      <w:pPr>
+        <w:bidi/>
+      </w:pPr>
+      <w:r>
+        <w:rPr>
+          <w:lang w:val="ar_AE" w:bidi="ar_AE"/>
+        </w:rPr>
+      </w:r>
+      <w:r>
+        <w:rPr>
+          <w:b/>
+          <w:lang w:val="ar_AE" w:bidi="ar_AE"/>
+        </w:rPr>
         <w:t>"</w:t>
       </w:r>
       <w:r>
@@ -30506,6 +34552,23 @@
           <w:b/>
           <w:lang w:val="ar_AE" w:bidi="ar_AE"/>
         </w:rPr>
+        <w:t>ἐσμὲν ἀλλήλων μέλη</w:t>
+      </w:r>
+    </w:p>
+    <w:p>
+      <w:pPr>
+        <w:bidi/>
+      </w:pPr>
+      <w:r>
+        <w:rPr>
+          <w:lang w:val="ar_AE" w:bidi="ar_AE"/>
+        </w:rPr>
+      </w:r>
+      <w:r>
+        <w:rPr>
+          <w:b/>
+          <w:lang w:val="ar_AE" w:bidi="ar_AE"/>
+        </w:rPr>
         <w:t>"</w:t>
       </w:r>
       <w:r>
@@ -30612,6 +34675,23 @@
           <w:b/>
           <w:lang w:val="ar_AE" w:bidi="ar_AE"/>
         </w:rPr>
+        <w:t>ὀργίζεσθε, καὶ μὴ ἁμαρτάνετε</w:t>
+      </w:r>
+    </w:p>
+    <w:p>
+      <w:pPr>
+        <w:bidi/>
+      </w:pPr>
+      <w:r>
+        <w:rPr>
+          <w:lang w:val="ar_AE" w:bidi="ar_AE"/>
+        </w:rPr>
+      </w:r>
+      <w:r>
+        <w:rPr>
+          <w:b/>
+          <w:lang w:val="ar_AE" w:bidi="ar_AE"/>
+        </w:rPr>
         <w:t>"</w:t>
       </w:r>
       <w:r>
@@ -30696,6 +34776,23 @@
           <w:b/>
           <w:lang w:val="ar_AE" w:bidi="ar_AE"/>
         </w:rPr>
+        <w:t>ὁ ἥλιος μὴ ἐπιδυέτω ἐπὶ παροργισμῷ ὑμῶν</w:t>
+      </w:r>
+    </w:p>
+    <w:p>
+      <w:pPr>
+        <w:bidi/>
+      </w:pPr>
+      <w:r>
+        <w:rPr>
+          <w:lang w:val="ar_AE" w:bidi="ar_AE"/>
+        </w:rPr>
+      </w:r>
+      <w:r>
+        <w:rPr>
+          <w:b/>
+          <w:lang w:val="ar_AE" w:bidi="ar_AE"/>
+        </w:rPr>
         <w:t>"</w:t>
       </w:r>
       <w:r>
@@ -30828,6 +34925,23 @@
           <w:b/>
           <w:lang w:val="ar_AE" w:bidi="ar_AE"/>
         </w:rPr>
+        <w:t>μηδὲ δίδοτε τόπον τῷ διαβόλῳ</w:t>
+      </w:r>
+    </w:p>
+    <w:p>
+      <w:pPr>
+        <w:bidi/>
+      </w:pPr>
+      <w:r>
+        <w:rPr>
+          <w:lang w:val="ar_AE" w:bidi="ar_AE"/>
+        </w:rPr>
+      </w:r>
+      <w:r>
+        <w:rPr>
+          <w:b/>
+          <w:lang w:val="ar_AE" w:bidi="ar_AE"/>
+        </w:rPr>
         <w:t>"</w:t>
       </w:r>
       <w:r>
@@ -30912,6 +35026,23 @@
           <w:b/>
           <w:lang w:val="ar_AE" w:bidi="ar_AE"/>
         </w:rPr>
+        <w:t>μᾶλλον δὲ</w:t>
+      </w:r>
+    </w:p>
+    <w:p>
+      <w:pPr>
+        <w:bidi/>
+      </w:pPr>
+      <w:r>
+        <w:rPr>
+          <w:lang w:val="ar_AE" w:bidi="ar_AE"/>
+        </w:rPr>
+      </w:r>
+      <w:r>
+        <w:rPr>
+          <w:b/>
+          <w:lang w:val="ar_AE" w:bidi="ar_AE"/>
+        </w:rPr>
         <w:t>"</w:t>
       </w:r>
       <w:r>
@@ -31031,6 +35162,23 @@
           <w:b/>
           <w:lang w:val="ar_AE" w:bidi="ar_AE"/>
         </w:rPr>
+        <w:t>ἵνα</w:t>
+      </w:r>
+    </w:p>
+    <w:p>
+      <w:pPr>
+        <w:bidi/>
+      </w:pPr>
+      <w:r>
+        <w:rPr>
+          <w:lang w:val="ar_AE" w:bidi="ar_AE"/>
+        </w:rPr>
+      </w:r>
+      <w:r>
+        <w:rPr>
+          <w:b/>
+          <w:lang w:val="ar_AE" w:bidi="ar_AE"/>
+        </w:rPr>
         <w:t>"</w:t>
       </w:r>
       <w:r>
@@ -31234,6 +35382,23 @@
           <w:b/>
           <w:lang w:val="ar_AE" w:bidi="ar_AE"/>
         </w:rPr>
+        <w:t>ἀλλ’</w:t>
+      </w:r>
+    </w:p>
+    <w:p>
+      <w:pPr>
+        <w:bidi/>
+      </w:pPr>
+      <w:r>
+        <w:rPr>
+          <w:lang w:val="ar_AE" w:bidi="ar_AE"/>
+        </w:rPr>
+      </w:r>
+      <w:r>
+        <w:rPr>
+          <w:b/>
+          <w:lang w:val="ar_AE" w:bidi="ar_AE"/>
+        </w:rPr>
         <w:t>"</w:t>
       </w:r>
       <w:r>
@@ -31353,6 +35518,23 @@
           <w:b/>
           <w:lang w:val="ar_AE" w:bidi="ar_AE"/>
         </w:rPr>
+        <w:t>πρὸς οἰκοδομὴν</w:t>
+      </w:r>
+    </w:p>
+    <w:p>
+      <w:pPr>
+        <w:bidi/>
+      </w:pPr>
+      <w:r>
+        <w:rPr>
+          <w:lang w:val="ar_AE" w:bidi="ar_AE"/>
+        </w:rPr>
+      </w:r>
+      <w:r>
+        <w:rPr>
+          <w:b/>
+          <w:lang w:val="ar_AE" w:bidi="ar_AE"/>
+        </w:rPr>
         <w:t>"</w:t>
       </w:r>
       <w:r>
@@ -31430,6 +35612,23 @@
           <w:b/>
           <w:lang w:val="ar_AE" w:bidi="ar_AE"/>
         </w:rPr>
+        <w:t>ἵνα</w:t>
+      </w:r>
+    </w:p>
+    <w:p>
+      <w:pPr>
+        <w:bidi/>
+      </w:pPr>
+      <w:r>
+        <w:rPr>
+          <w:lang w:val="ar_AE" w:bidi="ar_AE"/>
+        </w:rPr>
+      </w:r>
+      <w:r>
+        <w:rPr>
+          <w:b/>
+          <w:lang w:val="ar_AE" w:bidi="ar_AE"/>
+        </w:rPr>
         <w:t>"</w:t>
       </w:r>
       <w:r>
@@ -31549,6 +35748,23 @@
           <w:b/>
           <w:lang w:val="ar_AE" w:bidi="ar_AE"/>
         </w:rPr>
+        <w:t>τῆς χρείας, ἵνα δῷ χάριν τοῖς ἀκούουσιν</w:t>
+      </w:r>
+    </w:p>
+    <w:p>
+      <w:pPr>
+        <w:bidi/>
+      </w:pPr>
+      <w:r>
+        <w:rPr>
+          <w:lang w:val="ar_AE" w:bidi="ar_AE"/>
+        </w:rPr>
+      </w:r>
+      <w:r>
+        <w:rPr>
+          <w:b/>
+          <w:lang w:val="ar_AE" w:bidi="ar_AE"/>
+        </w:rPr>
         <w:t>"</w:t>
       </w:r>
       <w:r>
@@ -31633,6 +35849,23 @@
           <w:b/>
           <w:lang w:val="ar_AE" w:bidi="ar_AE"/>
         </w:rPr>
+        <w:t>ἵνα δῷ χάριν τοῖς ἀκούουσιν</w:t>
+      </w:r>
+    </w:p>
+    <w:p>
+      <w:pPr>
+        <w:bidi/>
+      </w:pPr>
+      <w:r>
+        <w:rPr>
+          <w:lang w:val="ar_AE" w:bidi="ar_AE"/>
+        </w:rPr>
+      </w:r>
+      <w:r>
+        <w:rPr>
+          <w:b/>
+          <w:lang w:val="ar_AE" w:bidi="ar_AE"/>
+        </w:rPr>
         <w:t>"</w:t>
       </w:r>
       <w:r>
@@ -31752,6 +35985,23 @@
           <w:b/>
           <w:lang w:val="ar_AE" w:bidi="ar_AE"/>
         </w:rPr>
+        <w:t>μὴ λυπεῖτε</w:t>
+      </w:r>
+    </w:p>
+    <w:p>
+      <w:pPr>
+        <w:bidi/>
+      </w:pPr>
+      <w:r>
+        <w:rPr>
+          <w:lang w:val="ar_AE" w:bidi="ar_AE"/>
+        </w:rPr>
+      </w:r>
+      <w:r>
+        <w:rPr>
+          <w:b/>
+          <w:lang w:val="ar_AE" w:bidi="ar_AE"/>
+        </w:rPr>
         <w:t>"</w:t>
       </w:r>
       <w:r>
@@ -31836,6 +36086,23 @@
           <w:b/>
           <w:lang w:val="ar_AE" w:bidi="ar_AE"/>
         </w:rPr>
+        <w:t>ἐν ᾧ ἐσφραγίσθητε εἰς ἡμέραν ἀπολυτρώσεως</w:t>
+      </w:r>
+    </w:p>
+    <w:p>
+      <w:pPr>
+        <w:bidi/>
+      </w:pPr>
+      <w:r>
+        <w:rPr>
+          <w:lang w:val="ar_AE" w:bidi="ar_AE"/>
+        </w:rPr>
+      </w:r>
+      <w:r>
+        <w:rPr>
+          <w:b/>
+          <w:lang w:val="ar_AE" w:bidi="ar_AE"/>
+        </w:rPr>
         <w:t>"</w:t>
       </w:r>
       <w:r>
@@ -31942,6 +36209,23 @@
           <w:b/>
           <w:lang w:val="ar_AE" w:bidi="ar_AE"/>
         </w:rPr>
+        <w:t>ἐν ᾧ ἐσφραγίσθητε εἰς ἡμέραν ἀπολυτρώσεως</w:t>
+      </w:r>
+    </w:p>
+    <w:p>
+      <w:pPr>
+        <w:bidi/>
+      </w:pPr>
+      <w:r>
+        <w:rPr>
+          <w:lang w:val="ar_AE" w:bidi="ar_AE"/>
+        </w:rPr>
+      </w:r>
+      <w:r>
+        <w:rPr>
+          <w:b/>
+          <w:lang w:val="ar_AE" w:bidi="ar_AE"/>
+        </w:rPr>
         <w:t>"</w:t>
       </w:r>
       <w:r>
@@ -32224,6 +36508,23 @@
           <w:b/>
           <w:lang w:val="ar_AE" w:bidi="ar_AE"/>
         </w:rPr>
+        <w:t>πικρία, καὶ θυμὸς, καὶ ὀργὴ</w:t>
+      </w:r>
+    </w:p>
+    <w:p>
+      <w:pPr>
+        <w:bidi/>
+      </w:pPr>
+      <w:r>
+        <w:rPr>
+          <w:lang w:val="ar_AE" w:bidi="ar_AE"/>
+        </w:rPr>
+      </w:r>
+      <w:r>
+        <w:rPr>
+          <w:b/>
+          <w:lang w:val="ar_AE" w:bidi="ar_AE"/>
+        </w:rPr>
         <w:t>"</w:t>
       </w:r>
       <w:r>
@@ -32369,6 +36670,23 @@
           <w:b/>
           <w:lang w:val="ar_AE" w:bidi="ar_AE"/>
         </w:rPr>
+        <w:t>κακίᾳ</w:t>
+      </w:r>
+    </w:p>
+    <w:p>
+      <w:pPr>
+        <w:bidi/>
+      </w:pPr>
+      <w:r>
+        <w:rPr>
+          <w:lang w:val="ar_AE" w:bidi="ar_AE"/>
+        </w:rPr>
+      </w:r>
+      <w:r>
+        <w:rPr>
+          <w:b/>
+          <w:lang w:val="ar_AE" w:bidi="ar_AE"/>
+        </w:rPr>
         <w:t>"مكر"</w:t>
       </w:r>
     </w:p>
@@ -32474,6 +36792,23 @@
           <w:b/>
           <w:lang w:val="ar_AE" w:bidi="ar_AE"/>
         </w:rPr>
+        <w:t>δὲ</w:t>
+      </w:r>
+    </w:p>
+    <w:p>
+      <w:pPr>
+        <w:bidi/>
+      </w:pPr>
+      <w:r>
+        <w:rPr>
+          <w:lang w:val="ar_AE" w:bidi="ar_AE"/>
+        </w:rPr>
+      </w:r>
+      <w:r>
+        <w:rPr>
+          <w:b/>
+          <w:lang w:val="ar_AE" w:bidi="ar_AE"/>
+        </w:rPr>
         <w:t>"عوضاً عن ذلك"</w:t>
       </w:r>
     </w:p>
@@ -32563,6 +36898,23 @@
         <w:rPr>
           <w:lang w:val="ar_AE" w:bidi="ar_AE"/>
         </w:rPr>
+      </w:r>
+    </w:p>
+    <w:p>
+      <w:pPr>
+        <w:bidi/>
+      </w:pPr>
+      <w:r>
+        <w:rPr>
+          <w:lang w:val="ar_AE" w:bidi="ar_AE"/>
+        </w:rPr>
+      </w:r>
+      <w:r>
+        <w:rPr>
+          <w:b/>
+          <w:lang w:val="ar_AE" w:bidi="ar_AE"/>
+        </w:rPr>
+        <w:t>εὔσπλαγχνοι</w:t>
       </w:r>
     </w:p>
     <w:p>
@@ -32981,6 +37333,23 @@
           <w:b/>
           <w:lang w:val="ar_AE" w:bidi="ar_AE"/>
         </w:rPr>
+        <w:t>ὡς τέκνα ἀγαπητά</w:t>
+      </w:r>
+    </w:p>
+    <w:p>
+      <w:pPr>
+        <w:bidi/>
+      </w:pPr>
+      <w:r>
+        <w:rPr>
+          <w:lang w:val="ar_AE" w:bidi="ar_AE"/>
+        </w:rPr>
+      </w:r>
+      <w:r>
+        <w:rPr>
+          <w:b/>
+          <w:lang w:val="ar_AE" w:bidi="ar_AE"/>
+        </w:rPr>
         <w:t>"</w:t>
       </w:r>
       <w:r>
@@ -33100,6 +37469,23 @@
           <w:b/>
           <w:lang w:val="ar_AE" w:bidi="ar_AE"/>
         </w:rPr>
+        <w:t>περιπατεῖτε ἐν ἀγάπῃ</w:t>
+      </w:r>
+    </w:p>
+    <w:p>
+      <w:pPr>
+        <w:bidi/>
+      </w:pPr>
+      <w:r>
+        <w:rPr>
+          <w:lang w:val="ar_AE" w:bidi="ar_AE"/>
+        </w:rPr>
+      </w:r>
+      <w:r>
+        <w:rPr>
+          <w:b/>
+          <w:lang w:val="ar_AE" w:bidi="ar_AE"/>
+        </w:rPr>
         <w:t>"</w:t>
       </w:r>
       <w:r>
@@ -33219,6 +37605,23 @@
           <w:b/>
           <w:lang w:val="ar_AE" w:bidi="ar_AE"/>
         </w:rPr>
+        <w:t>προσφορὰν καὶ θυσίαν τῷ Θεῷ εἰς ὀσμὴν εὐωδίας</w:t>
+      </w:r>
+    </w:p>
+    <w:p>
+      <w:pPr>
+        <w:bidi/>
+      </w:pPr>
+      <w:r>
+        <w:rPr>
+          <w:lang w:val="ar_AE" w:bidi="ar_AE"/>
+        </w:rPr>
+      </w:r>
+      <w:r>
+        <w:rPr>
+          <w:b/>
+          <w:lang w:val="ar_AE" w:bidi="ar_AE"/>
+        </w:rPr>
         <w:t>"</w:t>
       </w:r>
       <w:r>
@@ -33338,6 +37741,23 @@
           <w:b/>
           <w:lang w:val="ar_AE" w:bidi="ar_AE"/>
         </w:rPr>
+        <w:t>πορνεία δὲ, καὶ ἀκαθαρσία πᾶσα, ἢ πλεονεξία, μηδὲ ὀνομαζέσθω ἐν ὑμῖν</w:t>
+      </w:r>
+    </w:p>
+    <w:p>
+      <w:pPr>
+        <w:bidi/>
+      </w:pPr>
+      <w:r>
+        <w:rPr>
+          <w:lang w:val="ar_AE" w:bidi="ar_AE"/>
+        </w:rPr>
+      </w:r>
+      <w:r>
+        <w:rPr>
+          <w:b/>
+          <w:lang w:val="ar_AE" w:bidi="ar_AE"/>
+        </w:rPr>
         <w:t>"</w:t>
       </w:r>
       <w:r>
@@ -33444,6 +37864,23 @@
           <w:b/>
           <w:lang w:val="ar_AE" w:bidi="ar_AE"/>
         </w:rPr>
+        <w:t>δὲ</w:t>
+      </w:r>
+    </w:p>
+    <w:p>
+      <w:pPr>
+        <w:bidi/>
+      </w:pPr>
+      <w:r>
+        <w:rPr>
+          <w:lang w:val="ar_AE" w:bidi="ar_AE"/>
+        </w:rPr>
+      </w:r>
+      <w:r>
+        <w:rPr>
+          <w:b/>
+          <w:lang w:val="ar_AE" w:bidi="ar_AE"/>
+        </w:rPr>
         <w:t>"</w:t>
       </w:r>
       <w:r>
@@ -33563,6 +38000,23 @@
           <w:b/>
           <w:lang w:val="ar_AE" w:bidi="ar_AE"/>
         </w:rPr>
+        <w:t>ἀκαθαρσία πᾶσα</w:t>
+      </w:r>
+    </w:p>
+    <w:p>
+      <w:pPr>
+        <w:bidi/>
+      </w:pPr>
+      <w:r>
+        <w:rPr>
+          <w:lang w:val="ar_AE" w:bidi="ar_AE"/>
+        </w:rPr>
+      </w:r>
+      <w:r>
+        <w:rPr>
+          <w:b/>
+          <w:lang w:val="ar_AE" w:bidi="ar_AE"/>
+        </w:rPr>
         <w:t>"</w:t>
       </w:r>
       <w:r>
@@ -33744,6 +38198,23 @@
           <w:b/>
           <w:lang w:val="ar_AE" w:bidi="ar_AE"/>
         </w:rPr>
+        <w:t>ἀλλὰ μᾶλλον</w:t>
+      </w:r>
+    </w:p>
+    <w:p>
+      <w:pPr>
+        <w:bidi/>
+      </w:pPr>
+      <w:r>
+        <w:rPr>
+          <w:lang w:val="ar_AE" w:bidi="ar_AE"/>
+        </w:rPr>
+      </w:r>
+      <w:r>
+        <w:rPr>
+          <w:b/>
+          <w:lang w:val="ar_AE" w:bidi="ar_AE"/>
+        </w:rPr>
         <w:t>"</w:t>
       </w:r>
       <w:r>
@@ -33863,6 +38334,23 @@
           <w:b/>
           <w:lang w:val="ar_AE" w:bidi="ar_AE"/>
         </w:rPr>
+        <w:t>ἀκάθαρτος</w:t>
+      </w:r>
+    </w:p>
+    <w:p>
+      <w:pPr>
+        <w:bidi/>
+      </w:pPr>
+      <w:r>
+        <w:rPr>
+          <w:lang w:val="ar_AE" w:bidi="ar_AE"/>
+        </w:rPr>
+      </w:r>
+      <w:r>
+        <w:rPr>
+          <w:b/>
+          <w:lang w:val="ar_AE" w:bidi="ar_AE"/>
+        </w:rPr>
         <w:t>"</w:t>
       </w:r>
       <w:r>
@@ -33982,6 +38470,23 @@
           <w:b/>
           <w:lang w:val="ar_AE" w:bidi="ar_AE"/>
         </w:rPr>
+        <w:t>οὐκ ἔχει κληρονομίαν</w:t>
+      </w:r>
+    </w:p>
+    <w:p>
+      <w:pPr>
+        <w:bidi/>
+      </w:pPr>
+      <w:r>
+        <w:rPr>
+          <w:lang w:val="ar_AE" w:bidi="ar_AE"/>
+        </w:rPr>
+      </w:r>
+      <w:r>
+        <w:rPr>
+          <w:b/>
+          <w:lang w:val="ar_AE" w:bidi="ar_AE"/>
+        </w:rPr>
         <w:t>"</w:t>
       </w:r>
       <w:r>
@@ -34088,6 +38593,23 @@
           <w:b/>
           <w:lang w:val="ar_AE" w:bidi="ar_AE"/>
         </w:rPr>
+        <w:t>κενοῖς λόγοις</w:t>
+      </w:r>
+    </w:p>
+    <w:p>
+      <w:pPr>
+        <w:bidi/>
+      </w:pPr>
+      <w:r>
+        <w:rPr>
+          <w:lang w:val="ar_AE" w:bidi="ar_AE"/>
+        </w:rPr>
+      </w:r>
+      <w:r>
+        <w:rPr>
+          <w:b/>
+          <w:lang w:val="ar_AE" w:bidi="ar_AE"/>
+        </w:rPr>
         <w:t>"</w:t>
       </w:r>
       <w:r>
@@ -34172,6 +38694,23 @@
           <w:b/>
           <w:lang w:val="ar_AE" w:bidi="ar_AE"/>
         </w:rPr>
+        <w:t>γὰρ</w:t>
+      </w:r>
+    </w:p>
+    <w:p>
+      <w:pPr>
+        <w:bidi/>
+      </w:pPr>
+      <w:r>
+        <w:rPr>
+          <w:lang w:val="ar_AE" w:bidi="ar_AE"/>
+        </w:rPr>
+      </w:r>
+      <w:r>
+        <w:rPr>
+          <w:b/>
+          <w:lang w:val="ar_AE" w:bidi="ar_AE"/>
+        </w:rPr>
         <w:t>"</w:t>
       </w:r>
       <w:r>
@@ -34291,6 +38830,23 @@
           <w:b/>
           <w:lang w:val="ar_AE" w:bidi="ar_AE"/>
         </w:rPr>
+        <w:t>ἔρχεται ἡ ὀργὴ τοῦ Θεοῦ ἐπὶ</w:t>
+      </w:r>
+    </w:p>
+    <w:p>
+      <w:pPr>
+        <w:bidi/>
+      </w:pPr>
+      <w:r>
+        <w:rPr>
+          <w:lang w:val="ar_AE" w:bidi="ar_AE"/>
+        </w:rPr>
+      </w:r>
+      <w:r>
+        <w:rPr>
+          <w:b/>
+          <w:lang w:val="ar_AE" w:bidi="ar_AE"/>
+        </w:rPr>
         <w:t>"</w:t>
       </w:r>
       <w:r>
@@ -34410,6 +38966,23 @@
           <w:b/>
           <w:lang w:val="ar_AE" w:bidi="ar_AE"/>
         </w:rPr>
+        <w:t>τοὺς υἱοὺς τῆς ἀπειθείας</w:t>
+      </w:r>
+    </w:p>
+    <w:p>
+      <w:pPr>
+        <w:bidi/>
+      </w:pPr>
+      <w:r>
+        <w:rPr>
+          <w:lang w:val="ar_AE" w:bidi="ar_AE"/>
+        </w:rPr>
+      </w:r>
+      <w:r>
+        <w:rPr>
+          <w:b/>
+          <w:lang w:val="ar_AE" w:bidi="ar_AE"/>
+        </w:rPr>
         <w:t>"</w:t>
       </w:r>
       <w:r>
@@ -34516,6 +39089,23 @@
           <w:b/>
           <w:lang w:val="ar_AE" w:bidi="ar_AE"/>
         </w:rPr>
+        <w:t>οὖν</w:t>
+      </w:r>
+    </w:p>
+    <w:p>
+      <w:pPr>
+        <w:bidi/>
+      </w:pPr>
+      <w:r>
+        <w:rPr>
+          <w:lang w:val="ar_AE" w:bidi="ar_AE"/>
+        </w:rPr>
+      </w:r>
+      <w:r>
+        <w:rPr>
+          <w:b/>
+          <w:lang w:val="ar_AE" w:bidi="ar_AE"/>
+        </w:rPr>
         <w:t>"</w:t>
       </w:r>
       <w:r>
@@ -34635,6 +39225,23 @@
           <w:b/>
           <w:lang w:val="ar_AE" w:bidi="ar_AE"/>
         </w:rPr>
+        <w:t>ἦτε γάρ ποτε σκότος</w:t>
+      </w:r>
+    </w:p>
+    <w:p>
+      <w:pPr>
+        <w:bidi/>
+      </w:pPr>
+      <w:r>
+        <w:rPr>
+          <w:lang w:val="ar_AE" w:bidi="ar_AE"/>
+        </w:rPr>
+      </w:r>
+      <w:r>
+        <w:rPr>
+          <w:b/>
+          <w:lang w:val="ar_AE" w:bidi="ar_AE"/>
+        </w:rPr>
         <w:t>"</w:t>
       </w:r>
       <w:r>
@@ -34741,6 +39348,23 @@
           <w:b/>
           <w:lang w:val="ar_AE" w:bidi="ar_AE"/>
         </w:rPr>
+        <w:t>γάρ</w:t>
+      </w:r>
+    </w:p>
+    <w:p>
+      <w:pPr>
+        <w:bidi/>
+      </w:pPr>
+      <w:r>
+        <w:rPr>
+          <w:lang w:val="ar_AE" w:bidi="ar_AE"/>
+        </w:rPr>
+      </w:r>
+      <w:r>
+        <w:rPr>
+          <w:b/>
+          <w:lang w:val="ar_AE" w:bidi="ar_AE"/>
+        </w:rPr>
         <w:t>"</w:t>
       </w:r>
       <w:r>
@@ -34860,6 +39484,23 @@
           <w:b/>
           <w:lang w:val="ar_AE" w:bidi="ar_AE"/>
         </w:rPr>
+        <w:t>νῦν δὲ φῶς ἐν Κυρίῳ</w:t>
+      </w:r>
+    </w:p>
+    <w:p>
+      <w:pPr>
+        <w:bidi/>
+      </w:pPr>
+      <w:r>
+        <w:rPr>
+          <w:lang w:val="ar_AE" w:bidi="ar_AE"/>
+        </w:rPr>
+      </w:r>
+      <w:r>
+        <w:rPr>
+          <w:b/>
+          <w:lang w:val="ar_AE" w:bidi="ar_AE"/>
+        </w:rPr>
         <w:t>"</w:t>
       </w:r>
       <w:r>
@@ -34979,6 +39620,23 @@
           <w:b/>
           <w:lang w:val="ar_AE" w:bidi="ar_AE"/>
         </w:rPr>
+        <w:t>δὲ</w:t>
+      </w:r>
+    </w:p>
+    <w:p>
+      <w:pPr>
+        <w:bidi/>
+      </w:pPr>
+      <w:r>
+        <w:rPr>
+          <w:lang w:val="ar_AE" w:bidi="ar_AE"/>
+        </w:rPr>
+      </w:r>
+      <w:r>
+        <w:rPr>
+          <w:b/>
+          <w:lang w:val="ar_AE" w:bidi="ar_AE"/>
+        </w:rPr>
         <w:t>"</w:t>
       </w:r>
       <w:r>
@@ -35098,6 +39756,23 @@
           <w:b/>
           <w:lang w:val="ar_AE" w:bidi="ar_AE"/>
         </w:rPr>
+        <w:t>ὡς τέκνα φωτὸς περιπατεῖτε</w:t>
+      </w:r>
+    </w:p>
+    <w:p>
+      <w:pPr>
+        <w:bidi/>
+      </w:pPr>
+      <w:r>
+        <w:rPr>
+          <w:lang w:val="ar_AE" w:bidi="ar_AE"/>
+        </w:rPr>
+      </w:r>
+      <w:r>
+        <w:rPr>
+          <w:b/>
+          <w:lang w:val="ar_AE" w:bidi="ar_AE"/>
+        </w:rPr>
         <w:t>"</w:t>
       </w:r>
       <w:r>
@@ -35204,6 +39879,23 @@
           <w:b/>
           <w:lang w:val="ar_AE" w:bidi="ar_AE"/>
         </w:rPr>
+        <w:t>ὡς τέκνα φωτὸς</w:t>
+      </w:r>
+    </w:p>
+    <w:p>
+      <w:pPr>
+        <w:bidi/>
+      </w:pPr>
+      <w:r>
+        <w:rPr>
+          <w:lang w:val="ar_AE" w:bidi="ar_AE"/>
+        </w:rPr>
+      </w:r>
+      <w:r>
+        <w:rPr>
+          <w:b/>
+          <w:lang w:val="ar_AE" w:bidi="ar_AE"/>
+        </w:rPr>
         <w:t>"</w:t>
       </w:r>
       <w:r>
@@ -35323,6 +40015,23 @@
           <w:b/>
           <w:lang w:val="ar_AE" w:bidi="ar_AE"/>
         </w:rPr>
+        <w:t>ὁ &amp; καρπὸς τοῦ φωτὸς ἐν πάσῃ ἀγαθωσύνῃ, καὶ δικαιοσύνῃ, καὶ ἀληθείᾳ</w:t>
+      </w:r>
+    </w:p>
+    <w:p>
+      <w:pPr>
+        <w:bidi/>
+      </w:pPr>
+      <w:r>
+        <w:rPr>
+          <w:lang w:val="ar_AE" w:bidi="ar_AE"/>
+        </w:rPr>
+      </w:r>
+      <w:r>
+        <w:rPr>
+          <w:b/>
+          <w:lang w:val="ar_AE" w:bidi="ar_AE"/>
+        </w:rPr>
         <w:t>"</w:t>
       </w:r>
       <w:r>
@@ -35455,6 +40164,23 @@
           <w:b/>
           <w:lang w:val="ar_AE" w:bidi="ar_AE"/>
         </w:rPr>
+        <w:t>γὰρ</w:t>
+      </w:r>
+    </w:p>
+    <w:p>
+      <w:pPr>
+        <w:bidi/>
+      </w:pPr>
+      <w:r>
+        <w:rPr>
+          <w:lang w:val="ar_AE" w:bidi="ar_AE"/>
+        </w:rPr>
+      </w:r>
+      <w:r>
+        <w:rPr>
+          <w:b/>
+          <w:lang w:val="ar_AE" w:bidi="ar_AE"/>
+        </w:rPr>
         <w:t>"</w:t>
       </w:r>
       <w:r>
@@ -35574,6 +40300,23 @@
           <w:b/>
           <w:lang w:val="ar_AE" w:bidi="ar_AE"/>
         </w:rPr>
+        <w:t>μὴ συνκοινωνεῖτε τοῖς ἔργοις τοῖς ἀκάρποις τοῦ σκότους</w:t>
+      </w:r>
+    </w:p>
+    <w:p>
+      <w:pPr>
+        <w:bidi/>
+      </w:pPr>
+      <w:r>
+        <w:rPr>
+          <w:lang w:val="ar_AE" w:bidi="ar_AE"/>
+        </w:rPr>
+      </w:r>
+      <w:r>
+        <w:rPr>
+          <w:b/>
+          <w:lang w:val="ar_AE" w:bidi="ar_AE"/>
+        </w:rPr>
         <w:t>"</w:t>
       </w:r>
       <w:r>
@@ -35680,6 +40423,23 @@
           <w:b/>
           <w:lang w:val="ar_AE" w:bidi="ar_AE"/>
         </w:rPr>
+        <w:t>τοῖς ἔργοις τοῖς ἀκάρποις τοῦ σκότους</w:t>
+      </w:r>
+    </w:p>
+    <w:p>
+      <w:pPr>
+        <w:bidi/>
+      </w:pPr>
+      <w:r>
+        <w:rPr>
+          <w:lang w:val="ar_AE" w:bidi="ar_AE"/>
+        </w:rPr>
+      </w:r>
+      <w:r>
+        <w:rPr>
+          <w:b/>
+          <w:lang w:val="ar_AE" w:bidi="ar_AE"/>
+        </w:rPr>
         <w:t>"</w:t>
       </w:r>
       <w:r>
@@ -35786,6 +40546,23 @@
           <w:b/>
           <w:lang w:val="ar_AE" w:bidi="ar_AE"/>
         </w:rPr>
+        <w:t>τοῖς ἔργοις τοῖς ἀκάρποις τοῦ σκότους</w:t>
+      </w:r>
+    </w:p>
+    <w:p>
+      <w:pPr>
+        <w:bidi/>
+      </w:pPr>
+      <w:r>
+        <w:rPr>
+          <w:lang w:val="ar_AE" w:bidi="ar_AE"/>
+        </w:rPr>
+      </w:r>
+      <w:r>
+        <w:rPr>
+          <w:b/>
+          <w:lang w:val="ar_AE" w:bidi="ar_AE"/>
+        </w:rPr>
         <w:t>"</w:t>
       </w:r>
       <w:r>
@@ -35905,6 +40682,23 @@
           <w:b/>
           <w:lang w:val="ar_AE" w:bidi="ar_AE"/>
         </w:rPr>
+        <w:t>μᾶλλον δὲ</w:t>
+      </w:r>
+    </w:p>
+    <w:p>
+      <w:pPr>
+        <w:bidi/>
+      </w:pPr>
+      <w:r>
+        <w:rPr>
+          <w:lang w:val="ar_AE" w:bidi="ar_AE"/>
+        </w:rPr>
+      </w:r>
+      <w:r>
+        <w:rPr>
+          <w:b/>
+          <w:lang w:val="ar_AE" w:bidi="ar_AE"/>
+        </w:rPr>
         <w:t>"</w:t>
       </w:r>
       <w:r>
@@ -36024,6 +40818,23 @@
           <w:b/>
           <w:lang w:val="ar_AE" w:bidi="ar_AE"/>
         </w:rPr>
+        <w:t>ἐλέγχετε</w:t>
+      </w:r>
+    </w:p>
+    <w:p>
+      <w:pPr>
+        <w:bidi/>
+      </w:pPr>
+      <w:r>
+        <w:rPr>
+          <w:lang w:val="ar_AE" w:bidi="ar_AE"/>
+        </w:rPr>
+      </w:r>
+      <w:r>
+        <w:rPr>
+          <w:b/>
+          <w:lang w:val="ar_AE" w:bidi="ar_AE"/>
+        </w:rPr>
         <w:t>"</w:t>
       </w:r>
       <w:r>
@@ -36130,6 +40941,23 @@
           <w:b/>
           <w:lang w:val="ar_AE" w:bidi="ar_AE"/>
         </w:rPr>
+        <w:t>αὐτῶν</w:t>
+      </w:r>
+    </w:p>
+    <w:p>
+      <w:pPr>
+        <w:bidi/>
+      </w:pPr>
+      <w:r>
+        <w:rPr>
+          <w:lang w:val="ar_AE" w:bidi="ar_AE"/>
+        </w:rPr>
+      </w:r>
+      <w:r>
+        <w:rPr>
+          <w:b/>
+          <w:lang w:val="ar_AE" w:bidi="ar_AE"/>
+        </w:rPr>
         <w:t>"</w:t>
       </w:r>
       <w:r>
@@ -36332,6 +41160,23 @@
           <w:b/>
           <w:lang w:val="ar_AE" w:bidi="ar_AE"/>
         </w:rPr>
+        <w:t>δὲ</w:t>
+      </w:r>
+    </w:p>
+    <w:p>
+      <w:pPr>
+        <w:bidi/>
+      </w:pPr>
+      <w:r>
+        <w:rPr>
+          <w:lang w:val="ar_AE" w:bidi="ar_AE"/>
+        </w:rPr>
+      </w:r>
+      <w:r>
+        <w:rPr>
+          <w:b/>
+          <w:lang w:val="ar_AE" w:bidi="ar_AE"/>
+        </w:rPr>
         <w:t>"</w:t>
       </w:r>
       <w:r>
@@ -36451,6 +41296,23 @@
           <w:b/>
           <w:lang w:val="ar_AE" w:bidi="ar_AE"/>
         </w:rPr>
+        <w:t>πᾶν &amp; τὸ φανερούμενον φῶς ἐστιν</w:t>
+      </w:r>
+    </w:p>
+    <w:p>
+      <w:pPr>
+        <w:bidi/>
+      </w:pPr>
+      <w:r>
+        <w:rPr>
+          <w:lang w:val="ar_AE" w:bidi="ar_AE"/>
+        </w:rPr>
+      </w:r>
+      <w:r>
+        <w:rPr>
+          <w:b/>
+          <w:lang w:val="ar_AE" w:bidi="ar_AE"/>
+        </w:rPr>
         <w:t>"</w:t>
       </w:r>
       <w:r>
@@ -36689,6 +41551,23 @@
           <w:b/>
           <w:lang w:val="ar_AE" w:bidi="ar_AE"/>
         </w:rPr>
+        <w:t>ἔγειρε, ὁ καθεύδων, καὶ ἀνάστα ἐκ τῶν νεκρῶν</w:t>
+      </w:r>
+    </w:p>
+    <w:p>
+      <w:pPr>
+        <w:bidi/>
+      </w:pPr>
+      <w:r>
+        <w:rPr>
+          <w:lang w:val="ar_AE" w:bidi="ar_AE"/>
+        </w:rPr>
+      </w:r>
+      <w:r>
+        <w:rPr>
+          <w:b/>
+          <w:lang w:val="ar_AE" w:bidi="ar_AE"/>
+        </w:rPr>
         <w:t>""</w:t>
       </w:r>
       <w:r>
@@ -36795,6 +41674,23 @@
           <w:b/>
           <w:lang w:val="ar_AE" w:bidi="ar_AE"/>
         </w:rPr>
+        <w:t>ὁ καθεύδων</w:t>
+      </w:r>
+    </w:p>
+    <w:p>
+      <w:pPr>
+        <w:bidi/>
+      </w:pPr>
+      <w:r>
+        <w:rPr>
+          <w:lang w:val="ar_AE" w:bidi="ar_AE"/>
+        </w:rPr>
+      </w:r>
+      <w:r>
+        <w:rPr>
+          <w:b/>
+          <w:lang w:val="ar_AE" w:bidi="ar_AE"/>
+        </w:rPr>
         <w:t>"</w:t>
       </w:r>
       <w:r>
@@ -36901,6 +41797,23 @@
           <w:b/>
           <w:lang w:val="ar_AE" w:bidi="ar_AE"/>
         </w:rPr>
+        <w:t>ἐκ τῶν νεκρῶν</w:t>
+      </w:r>
+    </w:p>
+    <w:p>
+      <w:pPr>
+        <w:bidi/>
+      </w:pPr>
+      <w:r>
+        <w:rPr>
+          <w:lang w:val="ar_AE" w:bidi="ar_AE"/>
+        </w:rPr>
+      </w:r>
+      <w:r>
+        <w:rPr>
+          <w:b/>
+          <w:lang w:val="ar_AE" w:bidi="ar_AE"/>
+        </w:rPr>
         <w:t>"</w:t>
       </w:r>
       <w:r>
@@ -37020,6 +41933,23 @@
           <w:b/>
           <w:lang w:val="ar_AE" w:bidi="ar_AE"/>
         </w:rPr>
+        <w:t>ἐπιφαύσει σοι</w:t>
+      </w:r>
+    </w:p>
+    <w:p>
+      <w:pPr>
+        <w:bidi/>
+      </w:pPr>
+      <w:r>
+        <w:rPr>
+          <w:lang w:val="ar_AE" w:bidi="ar_AE"/>
+        </w:rPr>
+      </w:r>
+      <w:r>
+        <w:rPr>
+          <w:b/>
+          <w:lang w:val="ar_AE" w:bidi="ar_AE"/>
+        </w:rPr>
         <w:t>"</w:t>
       </w:r>
       <w:r>
@@ -37126,6 +42056,23 @@
           <w:b/>
           <w:lang w:val="ar_AE" w:bidi="ar_AE"/>
         </w:rPr>
+        <w:t>ἐπιφαύσει σοι ὁ Χριστός</w:t>
+      </w:r>
+    </w:p>
+    <w:p>
+      <w:pPr>
+        <w:bidi/>
+      </w:pPr>
+      <w:r>
+        <w:rPr>
+          <w:lang w:val="ar_AE" w:bidi="ar_AE"/>
+        </w:rPr>
+      </w:r>
+      <w:r>
+        <w:rPr>
+          <w:b/>
+          <w:lang w:val="ar_AE" w:bidi="ar_AE"/>
+        </w:rPr>
         <w:t>"</w:t>
       </w:r>
       <w:r>
@@ -37355,6 +42302,23 @@
           <w:b/>
           <w:lang w:val="ar_AE" w:bidi="ar_AE"/>
         </w:rPr>
+        <w:t>οὖν</w:t>
+      </w:r>
+    </w:p>
+    <w:p>
+      <w:pPr>
+        <w:bidi/>
+      </w:pPr>
+      <w:r>
+        <w:rPr>
+          <w:lang w:val="ar_AE" w:bidi="ar_AE"/>
+        </w:rPr>
+      </w:r>
+      <w:r>
+        <w:rPr>
+          <w:b/>
+          <w:lang w:val="ar_AE" w:bidi="ar_AE"/>
+        </w:rPr>
         <w:t>"</w:t>
       </w:r>
       <w:r>
@@ -37474,6 +42438,23 @@
           <w:b/>
           <w:lang w:val="ar_AE" w:bidi="ar_AE"/>
         </w:rPr>
+        <w:t>ἀλλ’</w:t>
+      </w:r>
+    </w:p>
+    <w:p>
+      <w:pPr>
+        <w:bidi/>
+      </w:pPr>
+      <w:r>
+        <w:rPr>
+          <w:lang w:val="ar_AE" w:bidi="ar_AE"/>
+        </w:rPr>
+      </w:r>
+      <w:r>
+        <w:rPr>
+          <w:b/>
+          <w:lang w:val="ar_AE" w:bidi="ar_AE"/>
+        </w:rPr>
         <w:t>"</w:t>
       </w:r>
       <w:r>
@@ -37699,6 +42680,23 @@
           <w:b/>
           <w:lang w:val="ar_AE" w:bidi="ar_AE"/>
         </w:rPr>
+        <w:t>ἐξαγοραζόμενοι τὸν καιρόν</w:t>
+      </w:r>
+    </w:p>
+    <w:p>
+      <w:pPr>
+        <w:bidi/>
+      </w:pPr>
+      <w:r>
+        <w:rPr>
+          <w:lang w:val="ar_AE" w:bidi="ar_AE"/>
+        </w:rPr>
+      </w:r>
+      <w:r>
+        <w:rPr>
+          <w:b/>
+          <w:lang w:val="ar_AE" w:bidi="ar_AE"/>
+        </w:rPr>
         <w:t>"</w:t>
       </w:r>
       <w:r>
@@ -37818,6 +42816,23 @@
           <w:b/>
           <w:lang w:val="ar_AE" w:bidi="ar_AE"/>
         </w:rPr>
+        <w:t>ὅτι αἱ ἡμέραι πονηραί εἰσιν</w:t>
+      </w:r>
+    </w:p>
+    <w:p>
+      <w:pPr>
+        <w:bidi/>
+      </w:pPr>
+      <w:r>
+        <w:rPr>
+          <w:lang w:val="ar_AE" w:bidi="ar_AE"/>
+        </w:rPr>
+      </w:r>
+      <w:r>
+        <w:rPr>
+          <w:b/>
+          <w:lang w:val="ar_AE" w:bidi="ar_AE"/>
+        </w:rPr>
         <w:t>"</w:t>
       </w:r>
       <w:r>
@@ -37937,6 +42952,23 @@
           <w:b/>
           <w:lang w:val="ar_AE" w:bidi="ar_AE"/>
         </w:rPr>
+        <w:t>ὅτι</w:t>
+      </w:r>
+    </w:p>
+    <w:p>
+      <w:pPr>
+        <w:bidi/>
+      </w:pPr>
+      <w:r>
+        <w:rPr>
+          <w:lang w:val="ar_AE" w:bidi="ar_AE"/>
+        </w:rPr>
+      </w:r>
+      <w:r>
+        <w:rPr>
+          <w:b/>
+          <w:lang w:val="ar_AE" w:bidi="ar_AE"/>
+        </w:rPr>
         <w:t>"</w:t>
       </w:r>
       <w:r>
@@ -38056,6 +43088,23 @@
           <w:b/>
           <w:lang w:val="ar_AE" w:bidi="ar_AE"/>
         </w:rPr>
+        <w:t>διὰ τοῦτο</w:t>
+      </w:r>
+    </w:p>
+    <w:p>
+      <w:pPr>
+        <w:bidi/>
+      </w:pPr>
+      <w:r>
+        <w:rPr>
+          <w:lang w:val="ar_AE" w:bidi="ar_AE"/>
+        </w:rPr>
+      </w:r>
+      <w:r>
+        <w:rPr>
+          <w:b/>
+          <w:lang w:val="ar_AE" w:bidi="ar_AE"/>
+        </w:rPr>
         <w:t>"</w:t>
       </w:r>
       <w:r>
@@ -38175,6 +43224,23 @@
           <w:b/>
           <w:lang w:val="ar_AE" w:bidi="ar_AE"/>
         </w:rPr>
+        <w:t>ἀλλὰ</w:t>
+      </w:r>
+    </w:p>
+    <w:p>
+      <w:pPr>
+        <w:bidi/>
+      </w:pPr>
+      <w:r>
+        <w:rPr>
+          <w:lang w:val="ar_AE" w:bidi="ar_AE"/>
+        </w:rPr>
+      </w:r>
+      <w:r>
+        <w:rPr>
+          <w:b/>
+          <w:lang w:val="ar_AE" w:bidi="ar_AE"/>
+        </w:rPr>
         <w:t>"</w:t>
       </w:r>
       <w:r>
@@ -38462,6 +43528,23 @@
           <w:b/>
           <w:lang w:val="ar_AE" w:bidi="ar_AE"/>
         </w:rPr>
+        <w:t>ἐν ᾧ ἐστιν ἀσωτία</w:t>
+      </w:r>
+    </w:p>
+    <w:p>
+      <w:pPr>
+        <w:bidi/>
+      </w:pPr>
+      <w:r>
+        <w:rPr>
+          <w:lang w:val="ar_AE" w:bidi="ar_AE"/>
+        </w:rPr>
+      </w:r>
+      <w:r>
+        <w:rPr>
+          <w:b/>
+          <w:lang w:val="ar_AE" w:bidi="ar_AE"/>
+        </w:rPr>
         <w:t>"</w:t>
       </w:r>
       <w:r>
@@ -38581,6 +43664,23 @@
           <w:b/>
           <w:lang w:val="ar_AE" w:bidi="ar_AE"/>
         </w:rPr>
+        <w:t>ἀλλὰ πληροῦσθε ἐν Πνεύματι</w:t>
+      </w:r>
+    </w:p>
+    <w:p>
+      <w:pPr>
+        <w:bidi/>
+      </w:pPr>
+      <w:r>
+        <w:rPr>
+          <w:lang w:val="ar_AE" w:bidi="ar_AE"/>
+        </w:rPr>
+      </w:r>
+      <w:r>
+        <w:rPr>
+          <w:b/>
+          <w:lang w:val="ar_AE" w:bidi="ar_AE"/>
+        </w:rPr>
         <w:t>"</w:t>
       </w:r>
       <w:r>
@@ -38665,6 +43765,23 @@
           <w:b/>
           <w:lang w:val="ar_AE" w:bidi="ar_AE"/>
         </w:rPr>
+        <w:t>ἀλλὰ</w:t>
+      </w:r>
+    </w:p>
+    <w:p>
+      <w:pPr>
+        <w:bidi/>
+      </w:pPr>
+      <w:r>
+        <w:rPr>
+          <w:lang w:val="ar_AE" w:bidi="ar_AE"/>
+        </w:rPr>
+      </w:r>
+      <w:r>
+        <w:rPr>
+          <w:b/>
+          <w:lang w:val="ar_AE" w:bidi="ar_AE"/>
+        </w:rPr>
         <w:t>"</w:t>
       </w:r>
       <w:r>
@@ -38784,6 +43901,23 @@
           <w:b/>
           <w:lang w:val="ar_AE" w:bidi="ar_AE"/>
         </w:rPr>
+        <w:t>ψαλμοῖς, καὶ ὕμνοις, καὶ ᾠδαῖς πνευματικαῖς</w:t>
+      </w:r>
+    </w:p>
+    <w:p>
+      <w:pPr>
+        <w:bidi/>
+      </w:pPr>
+      <w:r>
+        <w:rPr>
+          <w:lang w:val="ar_AE" w:bidi="ar_AE"/>
+        </w:rPr>
+      </w:r>
+      <w:r>
+        <w:rPr>
+          <w:b/>
+          <w:lang w:val="ar_AE" w:bidi="ar_AE"/>
+        </w:rPr>
         <w:t>"</w:t>
       </w:r>
       <w:r>
@@ -38980,6 +44114,23 @@
           <w:b/>
           <w:lang w:val="ar_AE" w:bidi="ar_AE"/>
         </w:rPr>
+        <w:t>ὕμνοις</w:t>
+      </w:r>
+    </w:p>
+    <w:p>
+      <w:pPr>
+        <w:bidi/>
+      </w:pPr>
+      <w:r>
+        <w:rPr>
+          <w:lang w:val="ar_AE" w:bidi="ar_AE"/>
+        </w:rPr>
+      </w:r>
+      <w:r>
+        <w:rPr>
+          <w:b/>
+          <w:lang w:val="ar_AE" w:bidi="ar_AE"/>
+        </w:rPr>
         <w:t>"</w:t>
       </w:r>
       <w:r>
@@ -39077,6 +44228,23 @@
           <w:b/>
           <w:lang w:val="ar_AE" w:bidi="ar_AE"/>
         </w:rPr>
+        <w:t>ᾠδαῖς πνευματικαῖς</w:t>
+      </w:r>
+    </w:p>
+    <w:p>
+      <w:pPr>
+        <w:bidi/>
+      </w:pPr>
+      <w:r>
+        <w:rPr>
+          <w:lang w:val="ar_AE" w:bidi="ar_AE"/>
+        </w:rPr>
+      </w:r>
+      <w:r>
+        <w:rPr>
+          <w:b/>
+          <w:lang w:val="ar_AE" w:bidi="ar_AE"/>
+        </w:rPr>
         <w:t>"</w:t>
       </w:r>
       <w:r>
@@ -39196,6 +44364,23 @@
           <w:b/>
           <w:lang w:val="ar_AE" w:bidi="ar_AE"/>
         </w:rPr>
+        <w:t>τῇ καρδίᾳ ὑμῶν</w:t>
+      </w:r>
+    </w:p>
+    <w:p>
+      <w:pPr>
+        <w:bidi/>
+      </w:pPr>
+      <w:r>
+        <w:rPr>
+          <w:lang w:val="ar_AE" w:bidi="ar_AE"/>
+        </w:rPr>
+      </w:r>
+      <w:r>
+        <w:rPr>
+          <w:b/>
+          <w:lang w:val="ar_AE" w:bidi="ar_AE"/>
+        </w:rPr>
         <w:t>"</w:t>
       </w:r>
       <w:r>
@@ -39315,6 +44500,23 @@
           <w:b/>
           <w:lang w:val="ar_AE" w:bidi="ar_AE"/>
         </w:rPr>
+        <w:t>ἐν ὀνόματι τοῦ Κυρίου ἡμῶν, Ἰησοῦ Χριστοῦ</w:t>
+      </w:r>
+    </w:p>
+    <w:p>
+      <w:pPr>
+        <w:bidi/>
+      </w:pPr>
+      <w:r>
+        <w:rPr>
+          <w:lang w:val="ar_AE" w:bidi="ar_AE"/>
+        </w:rPr>
+      </w:r>
+      <w:r>
+        <w:rPr>
+          <w:b/>
+          <w:lang w:val="ar_AE" w:bidi="ar_AE"/>
+        </w:rPr>
         <w:t>"</w:t>
       </w:r>
       <w:r>
@@ -39418,6 +44620,23 @@
         <w:rPr>
           <w:lang w:val="ar_AE" w:bidi="ar_AE"/>
         </w:rPr>
+      </w:r>
+    </w:p>
+    <w:p>
+      <w:pPr>
+        <w:bidi/>
+      </w:pPr>
+      <w:r>
+        <w:rPr>
+          <w:lang w:val="ar_AE" w:bidi="ar_AE"/>
+        </w:rPr>
+      </w:r>
+      <w:r>
+        <w:rPr>
+          <w:b/>
+          <w:lang w:val="ar_AE" w:bidi="ar_AE"/>
+        </w:rPr>
+        <w:t>τῷ Θεῷ καὶ Πατρί</w:t>
       </w:r>
     </w:p>
     <w:p>
@@ -39620,6 +44839,23 @@
           <w:b/>
           <w:lang w:val="ar_AE" w:bidi="ar_AE"/>
         </w:rPr>
+        <w:t>ὅτι</w:t>
+      </w:r>
+    </w:p>
+    <w:p>
+      <w:pPr>
+        <w:bidi/>
+      </w:pPr>
+      <w:r>
+        <w:rPr>
+          <w:lang w:val="ar_AE" w:bidi="ar_AE"/>
+        </w:rPr>
+      </w:r>
+      <w:r>
+        <w:rPr>
+          <w:b/>
+          <w:lang w:val="ar_AE" w:bidi="ar_AE"/>
+        </w:rPr>
         <w:t>"</w:t>
       </w:r>
       <w:r>
@@ -39739,6 +44975,23 @@
           <w:b/>
           <w:lang w:val="ar_AE" w:bidi="ar_AE"/>
         </w:rPr>
+        <w:t>κεφαλὴ τῆς γυναικὸς &amp; κεφαλὴ τῆς ἐκκλησίας</w:t>
+      </w:r>
+    </w:p>
+    <w:p>
+      <w:pPr>
+        <w:bidi/>
+      </w:pPr>
+      <w:r>
+        <w:rPr>
+          <w:lang w:val="ar_AE" w:bidi="ar_AE"/>
+        </w:rPr>
+      </w:r>
+      <w:r>
+        <w:rPr>
+          <w:b/>
+          <w:lang w:val="ar_AE" w:bidi="ar_AE"/>
+        </w:rPr>
         <w:t>"</w:t>
       </w:r>
       <w:r>
@@ -39872,6 +45125,23 @@
           <w:b/>
           <w:lang w:val="ar_AE" w:bidi="ar_AE"/>
         </w:rPr>
+        <w:t>τοῦ σώματος</w:t>
+      </w:r>
+    </w:p>
+    <w:p>
+      <w:pPr>
+        <w:bidi/>
+      </w:pPr>
+      <w:r>
+        <w:rPr>
+          <w:lang w:val="ar_AE" w:bidi="ar_AE"/>
+        </w:rPr>
+      </w:r>
+      <w:r>
+        <w:rPr>
+          <w:b/>
+          <w:lang w:val="ar_AE" w:bidi="ar_AE"/>
+        </w:rPr>
         <w:t>"</w:t>
       </w:r>
       <w:r>
@@ -40176,6 +45446,23 @@
           <w:b/>
           <w:lang w:val="ar_AE" w:bidi="ar_AE"/>
         </w:rPr>
+        <w:t>ἑαυτὸν παρέδωκεν</w:t>
+      </w:r>
+    </w:p>
+    <w:p>
+      <w:pPr>
+        <w:bidi/>
+      </w:pPr>
+      <w:r>
+        <w:rPr>
+          <w:lang w:val="ar_AE" w:bidi="ar_AE"/>
+        </w:rPr>
+      </w:r>
+      <w:r>
+        <w:rPr>
+          <w:b/>
+          <w:lang w:val="ar_AE" w:bidi="ar_AE"/>
+        </w:rPr>
         <w:t>"</w:t>
       </w:r>
       <w:r>
@@ -40260,6 +45547,23 @@
           <w:b/>
           <w:lang w:val="ar_AE" w:bidi="ar_AE"/>
         </w:rPr>
+        <w:t>ὑπὲρ αὐτῆς</w:t>
+      </w:r>
+    </w:p>
+    <w:p>
+      <w:pPr>
+        <w:bidi/>
+      </w:pPr>
+      <w:r>
+        <w:rPr>
+          <w:lang w:val="ar_AE" w:bidi="ar_AE"/>
+        </w:rPr>
+      </w:r>
+      <w:r>
+        <w:rPr>
+          <w:b/>
+          <w:lang w:val="ar_AE" w:bidi="ar_AE"/>
+        </w:rPr>
         <w:t>"</w:t>
       </w:r>
       <w:r>
@@ -40366,6 +45670,23 @@
           <w:b/>
           <w:lang w:val="ar_AE" w:bidi="ar_AE"/>
         </w:rPr>
+        <w:t>ἵνα</w:t>
+      </w:r>
+    </w:p>
+    <w:p>
+      <w:pPr>
+        <w:bidi/>
+      </w:pPr>
+      <w:r>
+        <w:rPr>
+          <w:lang w:val="ar_AE" w:bidi="ar_AE"/>
+        </w:rPr>
+      </w:r>
+      <w:r>
+        <w:rPr>
+          <w:b/>
+          <w:lang w:val="ar_AE" w:bidi="ar_AE"/>
+        </w:rPr>
         <w:t>"</w:t>
       </w:r>
       <w:r>
@@ -40485,6 +45806,23 @@
           <w:b/>
           <w:lang w:val="ar_AE" w:bidi="ar_AE"/>
         </w:rPr>
+        <w:t>αὐτὴν ἁγιάσῃ, καθαρίσας</w:t>
+      </w:r>
+    </w:p>
+    <w:p>
+      <w:pPr>
+        <w:bidi/>
+      </w:pPr>
+      <w:r>
+        <w:rPr>
+          <w:lang w:val="ar_AE" w:bidi="ar_AE"/>
+        </w:rPr>
+      </w:r>
+      <w:r>
+        <w:rPr>
+          <w:b/>
+          <w:lang w:val="ar_AE" w:bidi="ar_AE"/>
+        </w:rPr>
         <w:t>"</w:t>
       </w:r>
       <w:r>
@@ -40591,6 +45929,23 @@
           <w:b/>
           <w:lang w:val="ar_AE" w:bidi="ar_AE"/>
         </w:rPr>
+        <w:t>καθαρίσας τῷ λουτρῷ τοῦ ὕδατος ἐν ῥήματι</w:t>
+      </w:r>
+    </w:p>
+    <w:p>
+      <w:pPr>
+        <w:bidi/>
+      </w:pPr>
+      <w:r>
+        <w:rPr>
+          <w:lang w:val="ar_AE" w:bidi="ar_AE"/>
+        </w:rPr>
+      </w:r>
+      <w:r>
+        <w:rPr>
+          <w:b/>
+          <w:lang w:val="ar_AE" w:bidi="ar_AE"/>
+        </w:rPr>
         <w:t>"</w:t>
       </w:r>
       <w:r>
@@ -40736,6 +46091,23 @@
           <w:b/>
           <w:lang w:val="ar_AE" w:bidi="ar_AE"/>
         </w:rPr>
+        <w:t>ἵνα</w:t>
+      </w:r>
+    </w:p>
+    <w:p>
+      <w:pPr>
+        <w:bidi/>
+      </w:pPr>
+      <w:r>
+        <w:rPr>
+          <w:lang w:val="ar_AE" w:bidi="ar_AE"/>
+        </w:rPr>
+      </w:r>
+      <w:r>
+        <w:rPr>
+          <w:b/>
+          <w:lang w:val="ar_AE" w:bidi="ar_AE"/>
+        </w:rPr>
         <w:t>"</w:t>
       </w:r>
       <w:r>
@@ -40855,6 +46227,23 @@
           <w:b/>
           <w:lang w:val="ar_AE" w:bidi="ar_AE"/>
         </w:rPr>
+        <w:t>μὴ ἔχουσαν σπίλον, ἢ ῥυτίδα</w:t>
+      </w:r>
+    </w:p>
+    <w:p>
+      <w:pPr>
+        <w:bidi/>
+      </w:pPr>
+      <w:r>
+        <w:rPr>
+          <w:lang w:val="ar_AE" w:bidi="ar_AE"/>
+        </w:rPr>
+      </w:r>
+      <w:r>
+        <w:rPr>
+          <w:b/>
+          <w:lang w:val="ar_AE" w:bidi="ar_AE"/>
+        </w:rPr>
         <w:t>"</w:t>
       </w:r>
       <w:r>
@@ -41093,6 +46482,23 @@
           <w:b/>
           <w:lang w:val="ar_AE" w:bidi="ar_AE"/>
         </w:rPr>
+        <w:t>ἀλλ’</w:t>
+      </w:r>
+    </w:p>
+    <w:p>
+      <w:pPr>
+        <w:bidi/>
+      </w:pPr>
+      <w:r>
+        <w:rPr>
+          <w:lang w:val="ar_AE" w:bidi="ar_AE"/>
+        </w:rPr>
+      </w:r>
+      <w:r>
+        <w:rPr>
+          <w:b/>
+          <w:lang w:val="ar_AE" w:bidi="ar_AE"/>
+        </w:rPr>
         <w:t>"</w:t>
       </w:r>
       <w:r>
@@ -41212,6 +46618,23 @@
           <w:b/>
           <w:lang w:val="ar_AE" w:bidi="ar_AE"/>
         </w:rPr>
+        <w:t>ἵνα</w:t>
+      </w:r>
+    </w:p>
+    <w:p>
+      <w:pPr>
+        <w:bidi/>
+      </w:pPr>
+      <w:r>
+        <w:rPr>
+          <w:lang w:val="ar_AE" w:bidi="ar_AE"/>
+        </w:rPr>
+      </w:r>
+      <w:r>
+        <w:rPr>
+          <w:b/>
+          <w:lang w:val="ar_AE" w:bidi="ar_AE"/>
+        </w:rPr>
         <w:t>"</w:t>
       </w:r>
       <w:r>
@@ -41331,6 +46754,23 @@
           <w:b/>
           <w:lang w:val="ar_AE" w:bidi="ar_AE"/>
         </w:rPr>
+        <w:t>ἁγία καὶ ἄμωμος</w:t>
+      </w:r>
+    </w:p>
+    <w:p>
+      <w:pPr>
+        <w:bidi/>
+      </w:pPr>
+      <w:r>
+        <w:rPr>
+          <w:lang w:val="ar_AE" w:bidi="ar_AE"/>
+        </w:rPr>
+      </w:r>
+      <w:r>
+        <w:rPr>
+          <w:b/>
+          <w:lang w:val="ar_AE" w:bidi="ar_AE"/>
+        </w:rPr>
         <w:t>"</w:t>
       </w:r>
       <w:r>
@@ -41463,6 +46903,23 @@
           <w:b/>
           <w:lang w:val="ar_AE" w:bidi="ar_AE"/>
         </w:rPr>
+        <w:t>ὡς τὰ ἑαυτῶν σώματα</w:t>
+      </w:r>
+    </w:p>
+    <w:p>
+      <w:pPr>
+        <w:bidi/>
+      </w:pPr>
+      <w:r>
+        <w:rPr>
+          <w:lang w:val="ar_AE" w:bidi="ar_AE"/>
+        </w:rPr>
+      </w:r>
+      <w:r>
+        <w:rPr>
+          <w:b/>
+          <w:lang w:val="ar_AE" w:bidi="ar_AE"/>
+        </w:rPr>
         <w:t>"</w:t>
       </w:r>
       <w:r>
@@ -41582,6 +47039,23 @@
           <w:b/>
           <w:lang w:val="ar_AE" w:bidi="ar_AE"/>
         </w:rPr>
+        <w:t>ἀλλὰ ἐκτρέφει</w:t>
+      </w:r>
+    </w:p>
+    <w:p>
+      <w:pPr>
+        <w:bidi/>
+      </w:pPr>
+      <w:r>
+        <w:rPr>
+          <w:lang w:val="ar_AE" w:bidi="ar_AE"/>
+        </w:rPr>
+      </w:r>
+      <w:r>
+        <w:rPr>
+          <w:b/>
+          <w:lang w:val="ar_AE" w:bidi="ar_AE"/>
+        </w:rPr>
         <w:t>"</w:t>
       </w:r>
       <w:r>
@@ -41666,6 +47140,23 @@
           <w:b/>
           <w:lang w:val="ar_AE" w:bidi="ar_AE"/>
         </w:rPr>
+        <w:t>ἀλλὰ</w:t>
+      </w:r>
+    </w:p>
+    <w:p>
+      <w:pPr>
+        <w:bidi/>
+      </w:pPr>
+      <w:r>
+        <w:rPr>
+          <w:lang w:val="ar_AE" w:bidi="ar_AE"/>
+        </w:rPr>
+      </w:r>
+      <w:r>
+        <w:rPr>
+          <w:b/>
+          <w:lang w:val="ar_AE" w:bidi="ar_AE"/>
+        </w:rPr>
         <w:t>"لكن"</w:t>
       </w:r>
     </w:p>
@@ -41771,6 +47262,23 @@
           <w:b/>
           <w:lang w:val="ar_AE" w:bidi="ar_AE"/>
         </w:rPr>
+        <w:t>ὅτι</w:t>
+      </w:r>
+    </w:p>
+    <w:p>
+      <w:pPr>
+        <w:bidi/>
+      </w:pPr>
+      <w:r>
+        <w:rPr>
+          <w:lang w:val="ar_AE" w:bidi="ar_AE"/>
+        </w:rPr>
+      </w:r>
+      <w:r>
+        <w:rPr>
+          <w:b/>
+          <w:lang w:val="ar_AE" w:bidi="ar_AE"/>
+        </w:rPr>
         <w:t>"</w:t>
       </w:r>
       <w:r>
@@ -41890,6 +47398,23 @@
           <w:b/>
           <w:lang w:val="ar_AE" w:bidi="ar_AE"/>
         </w:rPr>
+        <w:t>μέλη ἐσμὲν τοῦ σώματος αὐτοῦ</w:t>
+      </w:r>
+    </w:p>
+    <w:p>
+      <w:pPr>
+        <w:bidi/>
+      </w:pPr>
+      <w:r>
+        <w:rPr>
+          <w:lang w:val="ar_AE" w:bidi="ar_AE"/>
+        </w:rPr>
+      </w:r>
+      <w:r>
+        <w:rPr>
+          <w:b/>
+          <w:lang w:val="ar_AE" w:bidi="ar_AE"/>
+        </w:rPr>
         <w:t>"</w:t>
       </w:r>
       <w:r>
@@ -42177,6 +47702,23 @@
           <w:b/>
           <w:lang w:val="ar_AE" w:bidi="ar_AE"/>
         </w:rPr>
+        <w:t>ἀντὶ τούτου</w:t>
+      </w:r>
+    </w:p>
+    <w:p>
+      <w:pPr>
+        <w:bidi/>
+      </w:pPr>
+      <w:r>
+        <w:rPr>
+          <w:lang w:val="ar_AE" w:bidi="ar_AE"/>
+        </w:rPr>
+      </w:r>
+      <w:r>
+        <w:rPr>
+          <w:b/>
+          <w:lang w:val="ar_AE" w:bidi="ar_AE"/>
+        </w:rPr>
         <w:t>"</w:t>
       </w:r>
       <w:r>
@@ -42464,6 +48006,23 @@
           <w:b/>
           <w:lang w:val="ar_AE" w:bidi="ar_AE"/>
         </w:rPr>
+        <w:t>γάρ</w:t>
+      </w:r>
+    </w:p>
+    <w:p>
+      <w:pPr>
+        <w:bidi/>
+      </w:pPr>
+      <w:r>
+        <w:rPr>
+          <w:lang w:val="ar_AE" w:bidi="ar_AE"/>
+        </w:rPr>
+      </w:r>
+      <w:r>
+        <w:rPr>
+          <w:b/>
+          <w:lang w:val="ar_AE" w:bidi="ar_AE"/>
+        </w:rPr>
         <w:t>"</w:t>
       </w:r>
       <w:r>
@@ -42688,6 +48247,23 @@
           <w:b/>
           <w:lang w:val="ar_AE" w:bidi="ar_AE"/>
         </w:rPr>
+        <w:t>ἵνα</w:t>
+      </w:r>
+    </w:p>
+    <w:p>
+      <w:pPr>
+        <w:bidi/>
+      </w:pPr>
+      <w:r>
+        <w:rPr>
+          <w:lang w:val="ar_AE" w:bidi="ar_AE"/>
+        </w:rPr>
+      </w:r>
+      <w:r>
+        <w:rPr>
+          <w:b/>
+          <w:lang w:val="ar_AE" w:bidi="ar_AE"/>
+        </w:rPr>
         <w:t>"</w:t>
       </w:r>
       <w:r>
@@ -42807,6 +48383,23 @@
           <w:b/>
           <w:lang w:val="ar_AE" w:bidi="ar_AE"/>
         </w:rPr>
+        <w:t>μὴ παροργίζετε τὰ τέκνα ὑμῶν</w:t>
+      </w:r>
+    </w:p>
+    <w:p>
+      <w:pPr>
+        <w:bidi/>
+      </w:pPr>
+      <w:r>
+        <w:rPr>
+          <w:lang w:val="ar_AE" w:bidi="ar_AE"/>
+        </w:rPr>
+      </w:r>
+      <w:r>
+        <w:rPr>
+          <w:b/>
+          <w:lang w:val="ar_AE" w:bidi="ar_AE"/>
+        </w:rPr>
         <w:t>"</w:t>
       </w:r>
       <w:r>
@@ -42891,6 +48484,23 @@
           <w:b/>
           <w:lang w:val="ar_AE" w:bidi="ar_AE"/>
         </w:rPr>
+        <w:t>ἀλλὰ</w:t>
+      </w:r>
+    </w:p>
+    <w:p>
+      <w:pPr>
+        <w:bidi/>
+      </w:pPr>
+      <w:r>
+        <w:rPr>
+          <w:lang w:val="ar_AE" w:bidi="ar_AE"/>
+        </w:rPr>
+      </w:r>
+      <w:r>
+        <w:rPr>
+          <w:b/>
+          <w:lang w:val="ar_AE" w:bidi="ar_AE"/>
+        </w:rPr>
         <w:t>"</w:t>
       </w:r>
       <w:r>
@@ -43010,6 +48620,23 @@
           <w:b/>
           <w:lang w:val="ar_AE" w:bidi="ar_AE"/>
         </w:rPr>
+        <w:t>ἐκτρέφετε αὐτὰ ἐν παιδείᾳ καὶ νουθεσίᾳ Κυρίου</w:t>
+      </w:r>
+    </w:p>
+    <w:p>
+      <w:pPr>
+        <w:bidi/>
+      </w:pPr>
+      <w:r>
+        <w:rPr>
+          <w:lang w:val="ar_AE" w:bidi="ar_AE"/>
+        </w:rPr>
+      </w:r>
+      <w:r>
+        <w:rPr>
+          <w:b/>
+          <w:lang w:val="ar_AE" w:bidi="ar_AE"/>
+        </w:rPr>
         <w:t>"</w:t>
       </w:r>
       <w:r>
@@ -43142,6 +48769,23 @@
           <w:b/>
           <w:lang w:val="ar_AE" w:bidi="ar_AE"/>
         </w:rPr>
+        <w:t>φόβου καὶ τρόμου</w:t>
+      </w:r>
+    </w:p>
+    <w:p>
+      <w:pPr>
+        <w:bidi/>
+      </w:pPr>
+      <w:r>
+        <w:rPr>
+          <w:lang w:val="ar_AE" w:bidi="ar_AE"/>
+        </w:rPr>
+      </w:r>
+      <w:r>
+        <w:rPr>
+          <w:b/>
+          <w:lang w:val="ar_AE" w:bidi="ar_AE"/>
+        </w:rPr>
         <w:t>"</w:t>
       </w:r>
       <w:r>
@@ -43261,6 +48905,23 @@
           <w:b/>
           <w:lang w:val="ar_AE" w:bidi="ar_AE"/>
         </w:rPr>
+        <w:t>καὶ τρόμου</w:t>
+      </w:r>
+    </w:p>
+    <w:p>
+      <w:pPr>
+        <w:bidi/>
+      </w:pPr>
+      <w:r>
+        <w:rPr>
+          <w:lang w:val="ar_AE" w:bidi="ar_AE"/>
+        </w:rPr>
+      </w:r>
+      <w:r>
+        <w:rPr>
+          <w:b/>
+          <w:lang w:val="ar_AE" w:bidi="ar_AE"/>
+        </w:rPr>
         <w:t>"</w:t>
       </w:r>
       <w:r>
@@ -43380,6 +49041,23 @@
           <w:b/>
           <w:lang w:val="ar_AE" w:bidi="ar_AE"/>
         </w:rPr>
+        <w:t>ἐν ἁπλότητι τῆς καρδίας ὑμῶν</w:t>
+      </w:r>
+    </w:p>
+    <w:p>
+      <w:pPr>
+        <w:bidi/>
+      </w:pPr>
+      <w:r>
+        <w:rPr>
+          <w:lang w:val="ar_AE" w:bidi="ar_AE"/>
+        </w:rPr>
+      </w:r>
+      <w:r>
+        <w:rPr>
+          <w:b/>
+          <w:lang w:val="ar_AE" w:bidi="ar_AE"/>
+        </w:rPr>
         <w:t>"</w:t>
       </w:r>
       <w:r>
@@ -43499,6 +49177,23 @@
           <w:b/>
           <w:lang w:val="ar_AE" w:bidi="ar_AE"/>
         </w:rPr>
+        <w:t>ἐν ἁπλότητι</w:t>
+      </w:r>
+    </w:p>
+    <w:p>
+      <w:pPr>
+        <w:bidi/>
+      </w:pPr>
+      <w:r>
+        <w:rPr>
+          <w:lang w:val="ar_AE" w:bidi="ar_AE"/>
+        </w:rPr>
+      </w:r>
+      <w:r>
+        <w:rPr>
+          <w:b/>
+          <w:lang w:val="ar_AE" w:bidi="ar_AE"/>
+        </w:rPr>
         <w:t>"</w:t>
       </w:r>
       <w:r>
@@ -43618,6 +49313,23 @@
           <w:b/>
           <w:lang w:val="ar_AE" w:bidi="ar_AE"/>
         </w:rPr>
+        <w:t>ὡς τῷ Χριστῷ</w:t>
+      </w:r>
+    </w:p>
+    <w:p>
+      <w:pPr>
+        <w:bidi/>
+      </w:pPr>
+      <w:r>
+        <w:rPr>
+          <w:lang w:val="ar_AE" w:bidi="ar_AE"/>
+        </w:rPr>
+      </w:r>
+      <w:r>
+        <w:rPr>
+          <w:b/>
+          <w:lang w:val="ar_AE" w:bidi="ar_AE"/>
+        </w:rPr>
         <w:t>"</w:t>
       </w:r>
       <w:r>
@@ -43724,6 +49436,23 @@
           <w:b/>
           <w:lang w:val="ar_AE" w:bidi="ar_AE"/>
         </w:rPr>
+        <w:t>ἀλλ’</w:t>
+      </w:r>
+    </w:p>
+    <w:p>
+      <w:pPr>
+        <w:bidi/>
+      </w:pPr>
+      <w:r>
+        <w:rPr>
+          <w:lang w:val="ar_AE" w:bidi="ar_AE"/>
+        </w:rPr>
+      </w:r>
+      <w:r>
+        <w:rPr>
+          <w:b/>
+          <w:lang w:val="ar_AE" w:bidi="ar_AE"/>
+        </w:rPr>
         <w:t>"</w:t>
       </w:r>
       <w:r>
@@ -43843,6 +49572,23 @@
           <w:b/>
           <w:lang w:val="ar_AE" w:bidi="ar_AE"/>
         </w:rPr>
+        <w:t>ὡς δοῦλοι Χριστοῦ</w:t>
+      </w:r>
+    </w:p>
+    <w:p>
+      <w:pPr>
+        <w:bidi/>
+      </w:pPr>
+      <w:r>
+        <w:rPr>
+          <w:lang w:val="ar_AE" w:bidi="ar_AE"/>
+        </w:rPr>
+      </w:r>
+      <w:r>
+        <w:rPr>
+          <w:b/>
+          <w:lang w:val="ar_AE" w:bidi="ar_AE"/>
+        </w:rPr>
         <w:t>"</w:t>
       </w:r>
       <w:r>
@@ -43927,6 +49673,23 @@
           <w:b/>
           <w:lang w:val="ar_AE" w:bidi="ar_AE"/>
         </w:rPr>
+        <w:t>ἐκ ψυχῆς</w:t>
+      </w:r>
+    </w:p>
+    <w:p>
+      <w:pPr>
+        <w:bidi/>
+      </w:pPr>
+      <w:r>
+        <w:rPr>
+          <w:lang w:val="ar_AE" w:bidi="ar_AE"/>
+        </w:rPr>
+      </w:r>
+      <w:r>
+        <w:rPr>
+          <w:b/>
+          <w:lang w:val="ar_AE" w:bidi="ar_AE"/>
+        </w:rPr>
         <w:t>"</w:t>
       </w:r>
       <w:r>
@@ -44030,6 +49793,23 @@
         <w:rPr>
           <w:lang w:val="ar_AE" w:bidi="ar_AE"/>
         </w:rPr>
+      </w:r>
+    </w:p>
+    <w:p>
+      <w:pPr>
+        <w:bidi/>
+      </w:pPr>
+      <w:r>
+        <w:rPr>
+          <w:lang w:val="ar_AE" w:bidi="ar_AE"/>
+        </w:rPr>
+      </w:r>
+      <w:r>
+        <w:rPr>
+          <w:b/>
+          <w:lang w:val="ar_AE" w:bidi="ar_AE"/>
+        </w:rPr>
+        <w:t>τὰ αὐτὰ ποιεῖτε πρὸς αὐτούς</w:t>
       </w:r>
     </w:p>
     <w:p>
@@ -44195,6 +49975,23 @@
           <w:b/>
           <w:lang w:val="ar_AE" w:bidi="ar_AE"/>
         </w:rPr>
+        <w:t>εἰδότες ὅτι καὶ αὐτῶν καὶ ὑμῶν ὁ Κύριός ἐστιν ἐν οὐρανοῖς</w:t>
+      </w:r>
+    </w:p>
+    <w:p>
+      <w:pPr>
+        <w:bidi/>
+      </w:pPr>
+      <w:r>
+        <w:rPr>
+          <w:lang w:val="ar_AE" w:bidi="ar_AE"/>
+        </w:rPr>
+      </w:r>
+      <w:r>
+        <w:rPr>
+          <w:b/>
+          <w:lang w:val="ar_AE" w:bidi="ar_AE"/>
+        </w:rPr>
         <w:t>"</w:t>
       </w:r>
       <w:r>
@@ -44263,6 +50060,23 @@
         <w:rPr>
           <w:lang w:val="ar_AE" w:bidi="ar_AE"/>
         </w:rPr>
+      </w:r>
+    </w:p>
+    <w:p>
+      <w:pPr>
+        <w:bidi/>
+      </w:pPr>
+      <w:r>
+        <w:rPr>
+          <w:lang w:val="ar_AE" w:bidi="ar_AE"/>
+        </w:rPr>
+      </w:r>
+      <w:r>
+        <w:rPr>
+          <w:b/>
+          <w:lang w:val="ar_AE" w:bidi="ar_AE"/>
+        </w:rPr>
+        <w:t>προσωπολημψία οὐκ ἔστιν παρ’ αὐτῷ</w:t>
       </w:r>
     </w:p>
     <w:p>
@@ -44571,6 +50385,23 @@
           <w:b/>
           <w:lang w:val="ar_AE" w:bidi="ar_AE"/>
         </w:rPr>
+        <w:t>ἐνδύσασθε τὴν πανοπλίαν τοῦ Θεοῦ, πρὸς τὸ δύνασθαι ὑμᾶς στῆναι πρὸς τὰς μεθοδίας τοῦ διαβόλου</w:t>
+      </w:r>
+    </w:p>
+    <w:p>
+      <w:pPr>
+        <w:bidi/>
+      </w:pPr>
+      <w:r>
+        <w:rPr>
+          <w:lang w:val="ar_AE" w:bidi="ar_AE"/>
+        </w:rPr>
+      </w:r>
+      <w:r>
+        <w:rPr>
+          <w:b/>
+          <w:lang w:val="ar_AE" w:bidi="ar_AE"/>
+        </w:rPr>
         <w:t>"</w:t>
       </w:r>
       <w:r>
@@ -44703,6 +50534,23 @@
           <w:b/>
           <w:lang w:val="ar_AE" w:bidi="ar_AE"/>
         </w:rPr>
+        <w:t>τὰς μεθοδίας</w:t>
+      </w:r>
+    </w:p>
+    <w:p>
+      <w:pPr>
+        <w:bidi/>
+      </w:pPr>
+      <w:r>
+        <w:rPr>
+          <w:lang w:val="ar_AE" w:bidi="ar_AE"/>
+        </w:rPr>
+      </w:r>
+      <w:r>
+        <w:rPr>
+          <w:b/>
+          <w:lang w:val="ar_AE" w:bidi="ar_AE"/>
+        </w:rPr>
         <w:t>"</w:t>
       </w:r>
       <w:r>
@@ -44787,6 +50635,23 @@
           <w:b/>
           <w:lang w:val="ar_AE" w:bidi="ar_AE"/>
         </w:rPr>
+        <w:t>ὅτι</w:t>
+      </w:r>
+    </w:p>
+    <w:p>
+      <w:pPr>
+        <w:bidi/>
+      </w:pPr>
+      <w:r>
+        <w:rPr>
+          <w:lang w:val="ar_AE" w:bidi="ar_AE"/>
+        </w:rPr>
+      </w:r>
+      <w:r>
+        <w:rPr>
+          <w:b/>
+          <w:lang w:val="ar_AE" w:bidi="ar_AE"/>
+        </w:rPr>
         <w:t>"</w:t>
       </w:r>
       <w:r>
@@ -44919,6 +50784,23 @@
           <w:b/>
           <w:lang w:val="ar_AE" w:bidi="ar_AE"/>
         </w:rPr>
+        <w:t>αἷμα καὶ σάρκα</w:t>
+      </w:r>
+    </w:p>
+    <w:p>
+      <w:pPr>
+        <w:bidi/>
+      </w:pPr>
+      <w:r>
+        <w:rPr>
+          <w:lang w:val="ar_AE" w:bidi="ar_AE"/>
+        </w:rPr>
+      </w:r>
+      <w:r>
+        <w:rPr>
+          <w:b/>
+          <w:lang w:val="ar_AE" w:bidi="ar_AE"/>
+        </w:rPr>
         <w:t>"</w:t>
       </w:r>
       <w:r>
@@ -45025,6 +50907,23 @@
           <w:b/>
           <w:lang w:val="ar_AE" w:bidi="ar_AE"/>
         </w:rPr>
+        <w:t>ἀλλὰ</w:t>
+      </w:r>
+    </w:p>
+    <w:p>
+      <w:pPr>
+        <w:bidi/>
+      </w:pPr>
+      <w:r>
+        <w:rPr>
+          <w:lang w:val="ar_AE" w:bidi="ar_AE"/>
+        </w:rPr>
+      </w:r>
+      <w:r>
+        <w:rPr>
+          <w:b/>
+          <w:lang w:val="ar_AE" w:bidi="ar_AE"/>
+        </w:rPr>
         <w:t>"</w:t>
       </w:r>
       <w:r>
@@ -45263,6 +51162,23 @@
           <w:b/>
           <w:lang w:val="ar_AE" w:bidi="ar_AE"/>
         </w:rPr>
+        <w:t>τοῦ σκότους τούτου</w:t>
+      </w:r>
+    </w:p>
+    <w:p>
+      <w:pPr>
+        <w:bidi/>
+      </w:pPr>
+      <w:r>
+        <w:rPr>
+          <w:lang w:val="ar_AE" w:bidi="ar_AE"/>
+        </w:rPr>
+      </w:r>
+      <w:r>
+        <w:rPr>
+          <w:b/>
+          <w:lang w:val="ar_AE" w:bidi="ar_AE"/>
+        </w:rPr>
         <w:t>"</w:t>
       </w:r>
       <w:r>
@@ -45382,6 +51298,23 @@
           <w:b/>
           <w:lang w:val="ar_AE" w:bidi="ar_AE"/>
         </w:rPr>
+        <w:t>διὰ τοῦτο, ἀναλάβετε τὴν πανοπλίαν τοῦ Θεοῦ</w:t>
+      </w:r>
+    </w:p>
+    <w:p>
+      <w:pPr>
+        <w:bidi/>
+      </w:pPr>
+      <w:r>
+        <w:rPr>
+          <w:lang w:val="ar_AE" w:bidi="ar_AE"/>
+        </w:rPr>
+      </w:r>
+      <w:r>
+        <w:rPr>
+          <w:b/>
+          <w:lang w:val="ar_AE" w:bidi="ar_AE"/>
+        </w:rPr>
         <w:t>"</w:t>
       </w:r>
       <w:r>
@@ -45514,6 +51447,23 @@
           <w:b/>
           <w:lang w:val="ar_AE" w:bidi="ar_AE"/>
         </w:rPr>
+        <w:t>διὰ τοῦτο</w:t>
+      </w:r>
+    </w:p>
+    <w:p>
+      <w:pPr>
+        <w:bidi/>
+      </w:pPr>
+      <w:r>
+        <w:rPr>
+          <w:lang w:val="ar_AE" w:bidi="ar_AE"/>
+        </w:rPr>
+      </w:r>
+      <w:r>
+        <w:rPr>
+          <w:b/>
+          <w:lang w:val="ar_AE" w:bidi="ar_AE"/>
+        </w:rPr>
         <w:t>"</w:t>
       </w:r>
       <w:r>
@@ -45633,6 +51583,23 @@
           <w:b/>
           <w:lang w:val="ar_AE" w:bidi="ar_AE"/>
         </w:rPr>
+        <w:t>ἵνα δυνηθῆτε ἀντιστῆναι ἐν τῇ ἡμέρᾳ τῇ πονηρᾷ</w:t>
+      </w:r>
+    </w:p>
+    <w:p>
+      <w:pPr>
+        <w:bidi/>
+      </w:pPr>
+      <w:r>
+        <w:rPr>
+          <w:lang w:val="ar_AE" w:bidi="ar_AE"/>
+        </w:rPr>
+      </w:r>
+      <w:r>
+        <w:rPr>
+          <w:b/>
+          <w:lang w:val="ar_AE" w:bidi="ar_AE"/>
+        </w:rPr>
         <w:t>"</w:t>
       </w:r>
       <w:r>
@@ -45752,6 +51719,23 @@
           <w:b/>
           <w:lang w:val="ar_AE" w:bidi="ar_AE"/>
         </w:rPr>
+        <w:t>ἵνα δυνηθῆτε ἀντιστῆναι</w:t>
+      </w:r>
+    </w:p>
+    <w:p>
+      <w:pPr>
+        <w:bidi/>
+      </w:pPr>
+      <w:r>
+        <w:rPr>
+          <w:lang w:val="ar_AE" w:bidi="ar_AE"/>
+        </w:rPr>
+      </w:r>
+      <w:r>
+        <w:rPr>
+          <w:b/>
+          <w:lang w:val="ar_AE" w:bidi="ar_AE"/>
+        </w:rPr>
         <w:t>"</w:t>
       </w:r>
       <w:r>
@@ -45871,6 +51855,23 @@
           <w:b/>
           <w:lang w:val="ar_AE" w:bidi="ar_AE"/>
         </w:rPr>
+        <w:t>ἵνα</w:t>
+      </w:r>
+    </w:p>
+    <w:p>
+      <w:pPr>
+        <w:bidi/>
+      </w:pPr>
+      <w:r>
+        <w:rPr>
+          <w:lang w:val="ar_AE" w:bidi="ar_AE"/>
+        </w:rPr>
+      </w:r>
+      <w:r>
+        <w:rPr>
+          <w:b/>
+          <w:lang w:val="ar_AE" w:bidi="ar_AE"/>
+        </w:rPr>
         <w:t>"</w:t>
       </w:r>
       <w:r>
@@ -45974,6 +51975,23 @@
         <w:rPr>
           <w:lang w:val="ar_AE" w:bidi="ar_AE"/>
         </w:rPr>
+      </w:r>
+    </w:p>
+    <w:p>
+      <w:pPr>
+        <w:bidi/>
+      </w:pPr>
+      <w:r>
+        <w:rPr>
+          <w:lang w:val="ar_AE" w:bidi="ar_AE"/>
+        </w:rPr>
+      </w:r>
+      <w:r>
+        <w:rPr>
+          <w:b/>
+          <w:lang w:val="ar_AE" w:bidi="ar_AE"/>
+        </w:rPr>
+        <w:t>στῆτε οὖν</w:t>
       </w:r>
     </w:p>
     <w:p>
@@ -46140,6 +52158,23 @@
           <w:b/>
           <w:lang w:val="ar_AE" w:bidi="ar_AE"/>
         </w:rPr>
+        <w:t>οὖν</w:t>
+      </w:r>
+    </w:p>
+    <w:p>
+      <w:pPr>
+        <w:bidi/>
+      </w:pPr>
+      <w:r>
+        <w:rPr>
+          <w:lang w:val="ar_AE" w:bidi="ar_AE"/>
+        </w:rPr>
+      </w:r>
+      <w:r>
+        <w:rPr>
+          <w:b/>
+          <w:lang w:val="ar_AE" w:bidi="ar_AE"/>
+        </w:rPr>
         <w:t>"</w:t>
       </w:r>
       <w:r>
@@ -46378,6 +52413,23 @@
           <w:b/>
           <w:lang w:val="ar_AE" w:bidi="ar_AE"/>
         </w:rPr>
+        <w:t>ἀληθείᾳ</w:t>
+      </w:r>
+    </w:p>
+    <w:p>
+      <w:pPr>
+        <w:bidi/>
+      </w:pPr>
+      <w:r>
+        <w:rPr>
+          <w:lang w:val="ar_AE" w:bidi="ar_AE"/>
+        </w:rPr>
+      </w:r>
+      <w:r>
+        <w:rPr>
+          <w:b/>
+          <w:lang w:val="ar_AE" w:bidi="ar_AE"/>
+        </w:rPr>
         <w:t>"</w:t>
       </w:r>
       <w:r>
@@ -46497,6 +52549,23 @@
           <w:b/>
           <w:lang w:val="ar_AE" w:bidi="ar_AE"/>
         </w:rPr>
+        <w:t>ἐνδυσάμενοι τὸν θώρακα τῆς δικαιοσύνης</w:t>
+      </w:r>
+    </w:p>
+    <w:p>
+      <w:pPr>
+        <w:bidi/>
+      </w:pPr>
+      <w:r>
+        <w:rPr>
+          <w:lang w:val="ar_AE" w:bidi="ar_AE"/>
+        </w:rPr>
+      </w:r>
+      <w:r>
+        <w:rPr>
+          <w:b/>
+          <w:lang w:val="ar_AE" w:bidi="ar_AE"/>
+        </w:rPr>
         <w:t>"</w:t>
       </w:r>
       <w:r>
@@ -46629,6 +52698,23 @@
           <w:b/>
           <w:lang w:val="ar_AE" w:bidi="ar_AE"/>
         </w:rPr>
+        <w:t>δικαιοσύνης</w:t>
+      </w:r>
+    </w:p>
+    <w:p>
+      <w:pPr>
+        <w:bidi/>
+      </w:pPr>
+      <w:r>
+        <w:rPr>
+          <w:lang w:val="ar_AE" w:bidi="ar_AE"/>
+        </w:rPr>
+      </w:r>
+      <w:r>
+        <w:rPr>
+          <w:b/>
+          <w:lang w:val="ar_AE" w:bidi="ar_AE"/>
+        </w:rPr>
         <w:t>"</w:t>
       </w:r>
       <w:r>
@@ -46748,6 +52834,23 @@
           <w:b/>
           <w:lang w:val="ar_AE" w:bidi="ar_AE"/>
         </w:rPr>
+        <w:t>ὑποδησάμενοι τοὺς πόδας ἐν ἑτοιμασίᾳ τοῦ εὐαγγελίου τῆς εἰρήνης</w:t>
+      </w:r>
+    </w:p>
+    <w:p>
+      <w:pPr>
+        <w:bidi/>
+      </w:pPr>
+      <w:r>
+        <w:rPr>
+          <w:lang w:val="ar_AE" w:bidi="ar_AE"/>
+        </w:rPr>
+      </w:r>
+      <w:r>
+        <w:rPr>
+          <w:b/>
+          <w:lang w:val="ar_AE" w:bidi="ar_AE"/>
+        </w:rPr>
         <w:t>"</w:t>
       </w:r>
       <w:r>
@@ -46867,6 +52970,23 @@
           <w:b/>
           <w:lang w:val="ar_AE" w:bidi="ar_AE"/>
         </w:rPr>
+        <w:t>εἰρήνης</w:t>
+      </w:r>
+    </w:p>
+    <w:p>
+      <w:pPr>
+        <w:bidi/>
+      </w:pPr>
+      <w:r>
+        <w:rPr>
+          <w:lang w:val="ar_AE" w:bidi="ar_AE"/>
+        </w:rPr>
+      </w:r>
+      <w:r>
+        <w:rPr>
+          <w:b/>
+          <w:lang w:val="ar_AE" w:bidi="ar_AE"/>
+        </w:rPr>
         <w:t>"</w:t>
       </w:r>
       <w:r>
@@ -46986,6 +53106,23 @@
           <w:b/>
           <w:lang w:val="ar_AE" w:bidi="ar_AE"/>
         </w:rPr>
+        <w:t>ἐν πᾶσιν ἀναλαβόντες τὸν θυρεὸν τῆς πίστεως</w:t>
+      </w:r>
+    </w:p>
+    <w:p>
+      <w:pPr>
+        <w:bidi/>
+      </w:pPr>
+      <w:r>
+        <w:rPr>
+          <w:lang w:val="ar_AE" w:bidi="ar_AE"/>
+        </w:rPr>
+      </w:r>
+      <w:r>
+        <w:rPr>
+          <w:b/>
+          <w:lang w:val="ar_AE" w:bidi="ar_AE"/>
+        </w:rPr>
         <w:t>"</w:t>
       </w:r>
       <w:r>
@@ -47105,6 +53242,23 @@
           <w:b/>
           <w:lang w:val="ar_AE" w:bidi="ar_AE"/>
         </w:rPr>
+        <w:t>τῆς πίστεως</w:t>
+      </w:r>
+    </w:p>
+    <w:p>
+      <w:pPr>
+        <w:bidi/>
+      </w:pPr>
+      <w:r>
+        <w:rPr>
+          <w:lang w:val="ar_AE" w:bidi="ar_AE"/>
+        </w:rPr>
+      </w:r>
+      <w:r>
+        <w:rPr>
+          <w:b/>
+          <w:lang w:val="ar_AE" w:bidi="ar_AE"/>
+        </w:rPr>
         <w:t>"</w:t>
       </w:r>
       <w:r>
@@ -47224,6 +53378,23 @@
           <w:b/>
           <w:lang w:val="ar_AE" w:bidi="ar_AE"/>
         </w:rPr>
+        <w:t>τὰ βέλη τοῦ πονηροῦ πεπυρωμένα</w:t>
+      </w:r>
+    </w:p>
+    <w:p>
+      <w:pPr>
+        <w:bidi/>
+      </w:pPr>
+      <w:r>
+        <w:rPr>
+          <w:lang w:val="ar_AE" w:bidi="ar_AE"/>
+        </w:rPr>
+      </w:r>
+      <w:r>
+        <w:rPr>
+          <w:b/>
+          <w:lang w:val="ar_AE" w:bidi="ar_AE"/>
+        </w:rPr>
         <w:t>"</w:t>
       </w:r>
       <w:r>
@@ -47343,6 +53514,23 @@
           <w:b/>
           <w:lang w:val="ar_AE" w:bidi="ar_AE"/>
         </w:rPr>
+        <w:t>τὴν περικεφαλαίαν τοῦ σωτηρίου δέξασθε</w:t>
+      </w:r>
+    </w:p>
+    <w:p>
+      <w:pPr>
+        <w:bidi/>
+      </w:pPr>
+      <w:r>
+        <w:rPr>
+          <w:lang w:val="ar_AE" w:bidi="ar_AE"/>
+        </w:rPr>
+      </w:r>
+      <w:r>
+        <w:rPr>
+          <w:b/>
+          <w:lang w:val="ar_AE" w:bidi="ar_AE"/>
+        </w:rPr>
         <w:t>"</w:t>
       </w:r>
       <w:r>
@@ -47475,6 +53663,23 @@
           <w:b/>
           <w:lang w:val="ar_AE" w:bidi="ar_AE"/>
         </w:rPr>
+        <w:t>τοῦ σωτηρίου</w:t>
+      </w:r>
+    </w:p>
+    <w:p>
+      <w:pPr>
+        <w:bidi/>
+      </w:pPr>
+      <w:r>
+        <w:rPr>
+          <w:lang w:val="ar_AE" w:bidi="ar_AE"/>
+        </w:rPr>
+      </w:r>
+      <w:r>
+        <w:rPr>
+          <w:b/>
+          <w:lang w:val="ar_AE" w:bidi="ar_AE"/>
+        </w:rPr>
         <w:t>"</w:t>
       </w:r>
       <w:r>
@@ -47594,6 +53799,23 @@
           <w:b/>
           <w:lang w:val="ar_AE" w:bidi="ar_AE"/>
         </w:rPr>
+        <w:t>τὴν μάχαιραν τοῦ Πνεύματος, ὅ ἐστιν ῥῆμα Θεοῦ</w:t>
+      </w:r>
+    </w:p>
+    <w:p>
+      <w:pPr>
+        <w:bidi/>
+      </w:pPr>
+      <w:r>
+        <w:rPr>
+          <w:lang w:val="ar_AE" w:bidi="ar_AE"/>
+        </w:rPr>
+      </w:r>
+      <w:r>
+        <w:rPr>
+          <w:b/>
+          <w:lang w:val="ar_AE" w:bidi="ar_AE"/>
+        </w:rPr>
         <w:t>"</w:t>
       </w:r>
       <w:r>
@@ -47700,6 +53922,23 @@
           <w:b/>
           <w:lang w:val="ar_AE" w:bidi="ar_AE"/>
         </w:rPr>
+        <w:t>διὰ πάσης προσευχῆς καὶ δεήσεως, προσευχόμενοι ἐν παντὶ καιρῷ ἐν Πνεύματι</w:t>
+      </w:r>
+    </w:p>
+    <w:p>
+      <w:pPr>
+        <w:bidi/>
+      </w:pPr>
+      <w:r>
+        <w:rPr>
+          <w:lang w:val="ar_AE" w:bidi="ar_AE"/>
+        </w:rPr>
+      </w:r>
+      <w:r>
+        <w:rPr>
+          <w:b/>
+          <w:lang w:val="ar_AE" w:bidi="ar_AE"/>
+        </w:rPr>
         <w:t>"</w:t>
       </w:r>
       <w:r>
@@ -47784,6 +54023,23 @@
           <w:b/>
           <w:lang w:val="ar_AE" w:bidi="ar_AE"/>
         </w:rPr>
+        <w:t>εἰς αὐτὸ</w:t>
+      </w:r>
+    </w:p>
+    <w:p>
+      <w:pPr>
+        <w:bidi/>
+      </w:pPr>
+      <w:r>
+        <w:rPr>
+          <w:lang w:val="ar_AE" w:bidi="ar_AE"/>
+        </w:rPr>
+      </w:r>
+      <w:r>
+        <w:rPr>
+          <w:b/>
+          <w:lang w:val="ar_AE" w:bidi="ar_AE"/>
+        </w:rPr>
         <w:t>"</w:t>
       </w:r>
       <w:r>
@@ -47903,6 +54159,23 @@
           <w:b/>
           <w:lang w:val="ar_AE" w:bidi="ar_AE"/>
         </w:rPr>
+        <w:t>ἀγρυπνοῦντες ἐν πάσῃ προσκαρτερήσει καὶ δεήσει περὶ πάντων τῶν ἁγίων</w:t>
+      </w:r>
+    </w:p>
+    <w:p>
+      <w:pPr>
+        <w:bidi/>
+      </w:pPr>
+      <w:r>
+        <w:rPr>
+          <w:lang w:val="ar_AE" w:bidi="ar_AE"/>
+        </w:rPr>
+      </w:r>
+      <w:r>
+        <w:rPr>
+          <w:b/>
+          <w:lang w:val="ar_AE" w:bidi="ar_AE"/>
+        </w:rPr>
         <w:t>"</w:t>
       </w:r>
       <w:r>
@@ -48092,6 +54365,23 @@
           <w:b/>
           <w:lang w:val="ar_AE" w:bidi="ar_AE"/>
         </w:rPr>
+        <w:t>ἵνα μοι δοθῇ λόγος</w:t>
+      </w:r>
+    </w:p>
+    <w:p>
+      <w:pPr>
+        <w:bidi/>
+      </w:pPr>
+      <w:r>
+        <w:rPr>
+          <w:lang w:val="ar_AE" w:bidi="ar_AE"/>
+        </w:rPr>
+      </w:r>
+      <w:r>
+        <w:rPr>
+          <w:b/>
+          <w:lang w:val="ar_AE" w:bidi="ar_AE"/>
+        </w:rPr>
         <w:t>"</w:t>
       </w:r>
       <w:r>
@@ -48198,6 +54488,23 @@
           <w:b/>
           <w:lang w:val="ar_AE" w:bidi="ar_AE"/>
         </w:rPr>
+        <w:t>ἵνα</w:t>
+      </w:r>
+    </w:p>
+    <w:p>
+      <w:pPr>
+        <w:bidi/>
+      </w:pPr>
+      <w:r>
+        <w:rPr>
+          <w:lang w:val="ar_AE" w:bidi="ar_AE"/>
+        </w:rPr>
+      </w:r>
+      <w:r>
+        <w:rPr>
+          <w:b/>
+          <w:lang w:val="ar_AE" w:bidi="ar_AE"/>
+        </w:rPr>
         <w:t>"</w:t>
       </w:r>
       <w:r>
@@ -48423,6 +54730,23 @@
           <w:b/>
           <w:lang w:val="ar_AE" w:bidi="ar_AE"/>
         </w:rPr>
+        <w:t>ὑπὲρ οὗ πρεσβεύω ἐν ἁλύσει</w:t>
+      </w:r>
+    </w:p>
+    <w:p>
+      <w:pPr>
+        <w:bidi/>
+      </w:pPr>
+      <w:r>
+        <w:rPr>
+          <w:lang w:val="ar_AE" w:bidi="ar_AE"/>
+        </w:rPr>
+      </w:r>
+      <w:r>
+        <w:rPr>
+          <w:b/>
+          <w:lang w:val="ar_AE" w:bidi="ar_AE"/>
+        </w:rPr>
         <w:t>"</w:t>
       </w:r>
       <w:r>
@@ -48542,6 +54866,23 @@
           <w:b/>
           <w:lang w:val="ar_AE" w:bidi="ar_AE"/>
         </w:rPr>
+        <w:t>ἵνα ἐν αὐτῷ παρρησιάσωμαι, ὡς δεῖ με λαλῆσαι</w:t>
+      </w:r>
+    </w:p>
+    <w:p>
+      <w:pPr>
+        <w:bidi/>
+      </w:pPr>
+      <w:r>
+        <w:rPr>
+          <w:lang w:val="ar_AE" w:bidi="ar_AE"/>
+        </w:rPr>
+      </w:r>
+      <w:r>
+        <w:rPr>
+          <w:b/>
+          <w:lang w:val="ar_AE" w:bidi="ar_AE"/>
+        </w:rPr>
         <w:t>"</w:t>
       </w:r>
       <w:r>
@@ -48648,6 +54989,23 @@
           <w:b/>
           <w:lang w:val="ar_AE" w:bidi="ar_AE"/>
         </w:rPr>
+        <w:t>ἵνα</w:t>
+      </w:r>
+    </w:p>
+    <w:p>
+      <w:pPr>
+        <w:bidi/>
+      </w:pPr>
+      <w:r>
+        <w:rPr>
+          <w:lang w:val="ar_AE" w:bidi="ar_AE"/>
+        </w:rPr>
+      </w:r>
+      <w:r>
+        <w:rPr>
+          <w:b/>
+          <w:lang w:val="ar_AE" w:bidi="ar_AE"/>
+        </w:rPr>
         <w:t>"</w:t>
       </w:r>
       <w:r>
@@ -48767,6 +55125,23 @@
           <w:b/>
           <w:lang w:val="ar_AE" w:bidi="ar_AE"/>
         </w:rPr>
+        <w:t>ἐν αὐτῷ</w:t>
+      </w:r>
+    </w:p>
+    <w:p>
+      <w:pPr>
+        <w:bidi/>
+      </w:pPr>
+      <w:r>
+        <w:rPr>
+          <w:lang w:val="ar_AE" w:bidi="ar_AE"/>
+        </w:rPr>
+      </w:r>
+      <w:r>
+        <w:rPr>
+          <w:b/>
+          <w:lang w:val="ar_AE" w:bidi="ar_AE"/>
+        </w:rPr>
         <w:t>"</w:t>
       </w:r>
       <w:r>
@@ -48873,6 +55248,23 @@
           <w:b/>
           <w:lang w:val="ar_AE" w:bidi="ar_AE"/>
         </w:rPr>
+        <w:t>ἵνα</w:t>
+      </w:r>
+    </w:p>
+    <w:p>
+      <w:pPr>
+        <w:bidi/>
+      </w:pPr>
+      <w:r>
+        <w:rPr>
+          <w:lang w:val="ar_AE" w:bidi="ar_AE"/>
+        </w:rPr>
+      </w:r>
+      <w:r>
+        <w:rPr>
+          <w:b/>
+          <w:lang w:val="ar_AE" w:bidi="ar_AE"/>
+        </w:rPr>
         <w:t>"</w:t>
       </w:r>
       <w:r>
@@ -48992,6 +55384,23 @@
           <w:b/>
           <w:lang w:val="ar_AE" w:bidi="ar_AE"/>
         </w:rPr>
+        <w:t>ἀδελφὸς</w:t>
+      </w:r>
+    </w:p>
+    <w:p>
+      <w:pPr>
+        <w:bidi/>
+      </w:pPr>
+      <w:r>
+        <w:rPr>
+          <w:lang w:val="ar_AE" w:bidi="ar_AE"/>
+        </w:rPr>
+      </w:r>
+      <w:r>
+        <w:rPr>
+          <w:b/>
+          <w:lang w:val="ar_AE" w:bidi="ar_AE"/>
+        </w:rPr>
         <w:t>"</w:t>
       </w:r>
       <w:r>
@@ -49111,6 +55520,23 @@
           <w:b/>
           <w:lang w:val="ar_AE" w:bidi="ar_AE"/>
         </w:rPr>
+        <w:t>παρακαλέσῃ τὰς καρδίας ὑμῶν</w:t>
+      </w:r>
+    </w:p>
+    <w:p>
+      <w:pPr>
+        <w:bidi/>
+      </w:pPr>
+      <w:r>
+        <w:rPr>
+          <w:lang w:val="ar_AE" w:bidi="ar_AE"/>
+        </w:rPr>
+      </w:r>
+      <w:r>
+        <w:rPr>
+          <w:b/>
+          <w:lang w:val="ar_AE" w:bidi="ar_AE"/>
+        </w:rPr>
         <w:t>"</w:t>
       </w:r>
       <w:r>
@@ -49230,6 +55656,23 @@
           <w:b/>
           <w:lang w:val="ar_AE" w:bidi="ar_AE"/>
         </w:rPr>
+        <w:t>ἵνα</w:t>
+      </w:r>
+    </w:p>
+    <w:p>
+      <w:pPr>
+        <w:bidi/>
+      </w:pPr>
+      <w:r>
+        <w:rPr>
+          <w:lang w:val="ar_AE" w:bidi="ar_AE"/>
+        </w:rPr>
+      </w:r>
+      <w:r>
+        <w:rPr>
+          <w:b/>
+          <w:lang w:val="ar_AE" w:bidi="ar_AE"/>
+        </w:rPr>
         <w:t>"</w:t>
       </w:r>
       <w:r>
@@ -49419,6 +55862,23 @@
           <w:b/>
           <w:lang w:val="ar_AE" w:bidi="ar_AE"/>
         </w:rPr>
+        <w:t>εἰρήνη τοῖς ἀδελφοῖς</w:t>
+      </w:r>
+    </w:p>
+    <w:p>
+      <w:pPr>
+        <w:bidi/>
+      </w:pPr>
+      <w:r>
+        <w:rPr>
+          <w:lang w:val="ar_AE" w:bidi="ar_AE"/>
+        </w:rPr>
+      </w:r>
+      <w:r>
+        <w:rPr>
+          <w:b/>
+          <w:lang w:val="ar_AE" w:bidi="ar_AE"/>
+        </w:rPr>
         <w:t>"</w:t>
       </w:r>
       <w:r>
@@ -49538,6 +55998,23 @@
           <w:b/>
           <w:lang w:val="ar_AE" w:bidi="ar_AE"/>
         </w:rPr>
+        <w:t>τοῖς ἀδελφοῖς</w:t>
+      </w:r>
+    </w:p>
+    <w:p>
+      <w:pPr>
+        <w:bidi/>
+      </w:pPr>
+      <w:r>
+        <w:rPr>
+          <w:lang w:val="ar_AE" w:bidi="ar_AE"/>
+        </w:rPr>
+      </w:r>
+      <w:r>
+        <w:rPr>
+          <w:b/>
+          <w:lang w:val="ar_AE" w:bidi="ar_AE"/>
+        </w:rPr>
         <w:t>"</w:t>
       </w:r>
       <w:r>
@@ -49657,6 +56134,23 @@
           <w:b/>
           <w:lang w:val="ar_AE" w:bidi="ar_AE"/>
         </w:rPr>
+        <w:t>ἀγάπη</w:t>
+      </w:r>
+    </w:p>
+    <w:p>
+      <w:pPr>
+        <w:bidi/>
+      </w:pPr>
+      <w:r>
+        <w:rPr>
+          <w:lang w:val="ar_AE" w:bidi="ar_AE"/>
+        </w:rPr>
+      </w:r>
+      <w:r>
+        <w:rPr>
+          <w:b/>
+          <w:lang w:val="ar_AE" w:bidi="ar_AE"/>
+        </w:rPr>
         <w:t>"</w:t>
       </w:r>
       <w:r>
@@ -49776,6 +56270,23 @@
           <w:b/>
           <w:lang w:val="ar_AE" w:bidi="ar_AE"/>
         </w:rPr>
+        <w:t>μετὰ πίστεως</w:t>
+      </w:r>
+    </w:p>
+    <w:p>
+      <w:pPr>
+        <w:bidi/>
+      </w:pPr>
+      <w:r>
+        <w:rPr>
+          <w:lang w:val="ar_AE" w:bidi="ar_AE"/>
+        </w:rPr>
+      </w:r>
+      <w:r>
+        <w:rPr>
+          <w:b/>
+          <w:lang w:val="ar_AE" w:bidi="ar_AE"/>
+        </w:rPr>
         <w:t>"</w:t>
       </w:r>
       <w:r>
@@ -49895,6 +56406,23 @@
           <w:b/>
           <w:lang w:val="ar_AE" w:bidi="ar_AE"/>
         </w:rPr>
+        <w:t>ἡ χάρις μετὰ</w:t>
+      </w:r>
+    </w:p>
+    <w:p>
+      <w:pPr>
+        <w:bidi/>
+      </w:pPr>
+      <w:r>
+        <w:rPr>
+          <w:lang w:val="ar_AE" w:bidi="ar_AE"/>
+        </w:rPr>
+      </w:r>
+      <w:r>
+        <w:rPr>
+          <w:b/>
+          <w:lang w:val="ar_AE" w:bidi="ar_AE"/>
+        </w:rPr>
         <w:t>"</w:t>
       </w:r>
       <w:r>
@@ -49998,6 +56526,23 @@
         <w:rPr>
           <w:lang w:val="ar_AE" w:bidi="ar_AE"/>
         </w:rPr>
+      </w:r>
+    </w:p>
+    <w:p>
+      <w:pPr>
+        <w:bidi/>
+      </w:pPr>
+      <w:r>
+        <w:rPr>
+          <w:lang w:val="ar_AE" w:bidi="ar_AE"/>
+        </w:rPr>
+      </w:r>
+      <w:r>
+        <w:rPr>
+          <w:b/>
+          <w:lang w:val="ar_AE" w:bidi="ar_AE"/>
+        </w:rPr>
+        <w:t>ἐν ἀφθαρσίᾳ</w:t>
       </w:r>
     </w:p>
     <w:p>

--- a/arb/docx/49.content.docx
+++ b/arb/docx/49.content.docx
@@ -10139,7 +10139,7 @@
           <w:b/>
           <w:lang w:val="ar_AE" w:bidi="ar_AE"/>
         </w:rPr>
-        <w:t>Θεὸς πλούσιος ὢν ἐν ἐλέει</w:t>
+        <w:t>ὁ &amp; Θεὸς πλούσιος ὢν ἐν ἐλέει</w:t>
       </w:r>
     </w:p>
     <w:p>
@@ -52698,7 +52698,7 @@
           <w:b/>
           <w:lang w:val="ar_AE" w:bidi="ar_AE"/>
         </w:rPr>
-        <w:t>δικαιοσύνης</w:t>
+        <w:t>τῆς δικαιοσύνης</w:t>
       </w:r>
     </w:p>
     <w:p>
@@ -52970,7 +52970,7 @@
           <w:b/>
           <w:lang w:val="ar_AE" w:bidi="ar_AE"/>
         </w:rPr>
-        <w:t>εἰρήνης</w:t>
+        <w:t>τῆς εἰρήνης</w:t>
       </w:r>
     </w:p>
     <w:p>
